--- a/LexVar.docx
+++ b/LexVar.docx
@@ -24,7 +24,7 @@
         <w:pStyle w:val="Heading1"/>
       </w:pPr>
       <w:r>
-        <w:t xml:space="preserve">Facilitative effects of label variation on young children’s word learning</w:t>
+        <w:t xml:space="preserve">English-hearing toddlers learn words from consistent and variable labels</w:t>
       </w:r>
     </w:p>
     <w:p>
@@ -68,7 +68,7 @@
       </w:r>
     </w:p>
     <w:bookmarkEnd w:id="20"/>
-    <w:bookmarkStart w:id="28" w:name="author-note"/>
+    <w:bookmarkStart w:id="32" w:name="author-note"/>
     <w:p>
       <w:pPr>
         <w:pStyle w:val="Heading1"/>
@@ -143,9 +143,14 @@
       <w:r>
         <w:t xml:space="preserve"> </w:t>
       </w:r>
-      <w:r>
-        <w:t xml:space="preserve">https://orcid.org/0000-0001-5326-3080</w:t>
-      </w:r>
+      <w:hyperlink r:id="rId25">
+        <w:r>
+          <w:rPr>
+            <w:rStyle w:val="Hyperlink"/>
+          </w:rPr>
+          <w:t xml:space="preserve">https://orcid.org/0000-0001-5326-3080</w:t>
+        </w:r>
+      </w:hyperlink>
     </w:p>
     <w:p>
       <w:pPr>
@@ -157,18 +162,18 @@
       <w:r>
         <w:t xml:space="preserve"> </w:t>
       </w:r>
-      <w:bookmarkStart w:id="27" w:name="orchid"/>
+      <w:bookmarkStart w:id="28" w:name="orchid"/>
       <w:r>
         <w:drawing>
           <wp:inline>
             <wp:extent cx="152279" cy="152279"/>
             <wp:effectExtent b="0" l="0" r="0" t="0"/>
-            <wp:docPr descr="Orcid ID Logo: A green circle with white letters ID" title="" id="25" name="Picture"/>
+            <wp:docPr descr="Orcid ID Logo: A green circle with white letters ID" title="" id="26" name="Picture"/>
             <a:graphic>
               <a:graphicData uri="http://schemas.openxmlformats.org/drawingml/2006/picture">
                 <pic:pic>
                   <pic:nvPicPr>
-                    <pic:cNvPr descr="_extensions/wjschne/apaquarto/ORCID-iD_icon-vector.svg" id="26" name="Picture"/>
+                    <pic:cNvPr descr="_extensions/wjschne/apaquarto/ORCID-iD_icon-vector.svg" id="27" name="Picture"/>
                     <pic:cNvPicPr>
                       <a:picLocks noChangeArrowheads="1" noChangeAspect="1"/>
                     </pic:cNvPicPr>
@@ -209,43 +214,36 @@
           </wp:inline>
         </w:drawing>
       </w:r>
-      <w:bookmarkEnd w:id="27"/>
-      <w:r>
-        <w:t xml:space="preserve"> </w:t>
-      </w:r>
-      <w:r>
-        <w:t xml:space="preserve">https://orcid.org/0000-0002-8781-4458</w:t>
-      </w:r>
+      <w:bookmarkEnd w:id="28"/>
+      <w:r>
+        <w:t xml:space="preserve"> </w:t>
+      </w:r>
+      <w:hyperlink r:id="rId29">
+        <w:r>
+          <w:rPr>
+            <w:rStyle w:val="Hyperlink"/>
+          </w:rPr>
+          <w:t xml:space="preserve">https://orcid.org/0000-0002-8781-4458</w:t>
+        </w:r>
+      </w:hyperlink>
     </w:p>
     <w:p>
       <w:pPr>
         <w:pStyle w:val="BodyText"/>
       </w:pPr>
       <w:r>
-        <w:t xml:space="preserve">Correspondence concerning this article should be addressed to Kennedy Casey, Department of Psychology, Princeton University, 40 Woodlands Way, Princeton, NJ 8544, USA, Email: kcasey@princeton.edu</w:t>
-      </w:r>
-    </w:p>
-    <w:p>
-      <w:r>
-        <w:br w:type="page"/>
-      </w:r>
-    </w:p>
-    <w:bookmarkEnd w:id="28"/>
-    <w:bookmarkStart w:id="29" w:name="abstract"/>
-    <w:p>
-      <w:pPr>
-        <w:pStyle w:val="Heading1"/>
-      </w:pPr>
-      <w:r>
-        <w:t xml:space="preserve">Abstract</w:t>
-      </w:r>
-    </w:p>
-    <w:p>
-      <w:pPr>
-        <w:pStyle w:val="AbstractFirstParagraph"/>
-      </w:pPr>
-      <w:r>
-        <w:t xml:space="preserve">This document is a template.</w:t>
+        <w:t xml:space="preserve">The study design and analysis plan was pre-registered (</w:t>
+      </w:r>
+      <w:hyperlink r:id="rId30">
+        <w:r>
+          <w:rPr>
+            <w:rStyle w:val="Hyperlink"/>
+          </w:rPr>
+          <w:t xml:space="preserve">https://osf.io/uqz6d</w:t>
+        </w:r>
+      </w:hyperlink>
+      <w:r>
+        <w:t xml:space="preserve">). Anonymized data are available at LINK. The authors declare no conflicts of interest. This research was supported by a XXX awarded to CLW (XXX) and a National Science Foundation Graduate Research Fellowship awarded to KC. We are grateful to the participating families as well as the members of the Princeton Baby Lab and Psychology of Language Lab for their feedback on this work.</w:t>
       </w:r>
     </w:p>
     <w:p>
@@ -253,67 +251,371 @@
         <w:pStyle w:val="BodyText"/>
       </w:pPr>
       <w:r>
-        <w:rPr>
-          <w:i/>
-          <w:iCs/>
-        </w:rPr>
-        <w:t xml:space="preserve">Keywords</w:t>
-      </w:r>
-      <w:r>
-        <w:t xml:space="preserve">: word learning, child-directed speech, wordplay, eye-tracking</w:t>
-      </w:r>
-    </w:p>
-    <w:p>
-      <w:r>
-        <w:br w:type="page"/>
-      </w:r>
-    </w:p>
-    <w:bookmarkEnd w:id="29"/>
-    <w:bookmarkStart w:id="30" w:name="firstheader"/>
-    <w:p>
-      <w:pPr>
-        <w:pStyle w:val="Heading1"/>
-      </w:pPr>
-      <w:r>
-        <w:t xml:space="preserve">Facilitative effects of label variation on young children’s word learning</w:t>
-      </w:r>
-    </w:p>
-    <w:bookmarkEnd w:id="30"/>
-    <w:bookmarkStart w:id="36" w:name="method"/>
-    <w:p>
-      <w:pPr>
-        <w:pStyle w:val="Heading1"/>
-      </w:pPr>
-      <w:r>
-        <w:t xml:space="preserve">Method</w:t>
-      </w:r>
-    </w:p>
-    <w:p>
-      <w:pPr>
-        <w:pStyle w:val="FirstParagraph"/>
-      </w:pPr>
-      <w:r>
-        <w:t xml:space="preserve">Pre-registered (</w:t>
+        <w:t xml:space="preserve">Correspondence concerning this article should be addressed to Kennedy Casey, Department of Psychology, Princeton University, 40 Woodlands Way, Princeton, NJ 8544, USA, Email:</w:t>
+      </w:r>
+      <w:r>
+        <w:t xml:space="preserve"> </w:t>
       </w:r>
       <w:hyperlink r:id="rId31">
         <w:r>
           <w:rPr>
             <w:rStyle w:val="Hyperlink"/>
           </w:rPr>
-          <w:t xml:space="preserve">(https://osf.io/uqz6d)</w:t>
+          <w:t xml:space="preserve">kcasey@princeton.edu</w:t>
         </w:r>
       </w:hyperlink>
+    </w:p>
+    <w:p>
+      <w:r>
+        <w:br w:type="page"/>
+      </w:r>
+    </w:p>
+    <w:bookmarkEnd w:id="32"/>
+    <w:bookmarkStart w:id="33" w:name="abstract"/>
+    <w:p>
+      <w:pPr>
+        <w:pStyle w:val="Heading1"/>
+      </w:pPr>
+      <w:r>
+        <w:t xml:space="preserve">Abstract</w:t>
+      </w:r>
+    </w:p>
+    <w:p>
+      <w:pPr>
+        <w:pStyle w:val="AbstractFirstParagraph"/>
+      </w:pPr>
+      <w:r>
+        <w:t xml:space="preserve">This document is a template.</w:t>
+      </w:r>
+    </w:p>
+    <w:p>
+      <w:pPr>
+        <w:pStyle w:val="BodyText"/>
+      </w:pPr>
+      <w:r>
+        <w:rPr>
+          <w:i/>
+          <w:iCs/>
+        </w:rPr>
+        <w:t xml:space="preserve">Keywords</w:t>
+      </w:r>
+      <w:r>
+        <w:t xml:space="preserve">: word learning, child-directed speech, wordplay, eye-tracking</w:t>
+      </w:r>
+    </w:p>
+    <w:p>
+      <w:r>
+        <w:br w:type="page"/>
+      </w:r>
+    </w:p>
+    <w:bookmarkEnd w:id="33"/>
+    <w:bookmarkStart w:id="34" w:name="firstheader"/>
+    <w:p>
+      <w:pPr>
+        <w:pStyle w:val="Heading1"/>
+      </w:pPr>
+      <w:r>
+        <w:t xml:space="preserve">English-hearing toddlers learn words from consistent and variable labels</w:t>
+      </w:r>
+    </w:p>
+    <w:bookmarkEnd w:id="34"/>
+    <w:bookmarkStart w:id="37" w:name="introduction"/>
+    <w:p>
+      <w:pPr>
+        <w:pStyle w:val="Heading1"/>
+      </w:pPr>
+      <w:r>
+        <w:t xml:space="preserve">1. Introduction</w:t>
+      </w:r>
+    </w:p>
+    <w:p>
+      <w:pPr>
+        <w:pStyle w:val="FirstParagraph"/>
+      </w:pPr>
+      <w:r>
+        <w:t xml:space="preserve">Across many languages, speech addressed to infants and young children frequently includes</w:t>
+      </w:r>
+      <w:r>
+        <w:t xml:space="preserve"> </w:t>
+      </w:r>
+      <w:r>
+        <w:t xml:space="preserve">“</w:t>
+      </w:r>
+      <w:r>
+        <w:t xml:space="preserve">baby-talk</w:t>
+      </w:r>
+      <w:r>
+        <w:t xml:space="preserve">”</w:t>
+      </w:r>
+      <w:r>
+        <w:t xml:space="preserve"> </w:t>
+      </w:r>
+      <w:r>
+        <w:t xml:space="preserve">words that are unique or highly specific to this infant- or child-directed register</w:t>
+      </w:r>
+      <w:r>
+        <w:t xml:space="preserve"> </w:t>
+      </w:r>
+      <w:r>
+        <w:t xml:space="preserve">(</w:t>
+      </w:r>
+      <w:hyperlink w:anchor="ref-bynon1968berber">
+        <w:r>
+          <w:rPr>
+            <w:rStyle w:val="Hyperlink"/>
+          </w:rPr>
+          <w:t xml:space="preserve">Bynon, 1968</w:t>
+        </w:r>
+      </w:hyperlink>
+      <w:r>
+        <w:t xml:space="preserve">;</w:t>
+      </w:r>
+      <w:r>
+        <w:t xml:space="preserve"> </w:t>
+      </w:r>
+      <w:hyperlink w:anchor="ref-casagrande1948comanche">
+        <w:r>
+          <w:rPr>
+            <w:rStyle w:val="Hyperlink"/>
+          </w:rPr>
+          <w:t xml:space="preserve">Casagrande, 1948</w:t>
+        </w:r>
+      </w:hyperlink>
+      <w:r>
+        <w:t xml:space="preserve">;</w:t>
+      </w:r>
+      <w:r>
+        <w:t xml:space="preserve"> </w:t>
+      </w:r>
+      <w:hyperlink w:anchor="ref-ferguson1964baby">
+        <w:r>
+          <w:rPr>
+            <w:rStyle w:val="Hyperlink"/>
+          </w:rPr>
+          <w:t xml:space="preserve">Ferguson, 1964</w:t>
+        </w:r>
+      </w:hyperlink>
+      <w:r>
+        <w:t xml:space="preserve">;</w:t>
+      </w:r>
+      <w:r>
+        <w:t xml:space="preserve"> </w:t>
+      </w:r>
+      <w:hyperlink w:anchor="ref-han2023che">
+        <w:r>
+          <w:rPr>
+            <w:rStyle w:val="Hyperlink"/>
+          </w:rPr>
+          <w:t xml:space="preserve">Han &amp; Gu, 2023</w:t>
+        </w:r>
+      </w:hyperlink>
+      <w:r>
+        <w:t xml:space="preserve">;</w:t>
+      </w:r>
+      <w:r>
+        <w:t xml:space="preserve"> </w:t>
+      </w:r>
+      <w:hyperlink w:anchor="ref-mazuka2008japanese">
+        <w:r>
+          <w:rPr>
+            <w:rStyle w:val="Hyperlink"/>
+          </w:rPr>
+          <w:t xml:space="preserve">Mazuka et al., 2008</w:t>
+        </w:r>
+      </w:hyperlink>
+      <w:r>
+        <w:t xml:space="preserve">;</w:t>
+      </w:r>
+      <w:r>
+        <w:t xml:space="preserve"> </w:t>
+      </w:r>
+      <w:hyperlink w:anchor="ref-ota2018choo">
+        <w:r>
+          <w:rPr>
+            <w:rStyle w:val="Hyperlink"/>
+          </w:rPr>
+          <w:t xml:space="preserve">Ota et al., 2018</w:t>
+        </w:r>
+      </w:hyperlink>
+      <w:r>
+        <w:t xml:space="preserve">;</w:t>
+      </w:r>
+      <w:r>
+        <w:t xml:space="preserve"> </w:t>
+      </w:r>
+      <w:hyperlink w:anchor="ref-pye1986quiche">
+        <w:r>
+          <w:rPr>
+            <w:rStyle w:val="Hyperlink"/>
+          </w:rPr>
+          <w:t xml:space="preserve">Pye, 1986</w:t>
+        </w:r>
+      </w:hyperlink>
+      <w:r>
+        <w:t xml:space="preserve">;</w:t>
+      </w:r>
+      <w:r>
+        <w:t xml:space="preserve"> </w:t>
+      </w:r>
+      <w:hyperlink w:anchor="ref-sarvasy2025child">
+        <w:r>
+          <w:rPr>
+            <w:rStyle w:val="Hyperlink"/>
+          </w:rPr>
+          <w:t xml:space="preserve">Sarvasy et al., 2025</w:t>
+        </w:r>
+      </w:hyperlink>
       <w:r>
         <w:t xml:space="preserve">)</w:t>
       </w:r>
-    </w:p>
-    <w:bookmarkStart w:id="32" w:name="participants"/>
+      <w:r>
+        <w:t xml:space="preserve">. These infant- or child-directed words are often variants of existing word forms in adult language but with some phonological and/or morphological change(s)</w:t>
+      </w:r>
+      <w:r>
+        <w:t xml:space="preserve"> </w:t>
+      </w:r>
+      <w:r>
+        <w:t xml:space="preserve">(</w:t>
+      </w:r>
+      <w:hyperlink w:anchor="ref-moore2024wordform">
+        <w:r>
+          <w:rPr>
+            <w:rStyle w:val="Hyperlink"/>
+          </w:rPr>
+          <w:t xml:space="preserve">Moore &amp; Bergelson, 2024</w:t>
+        </w:r>
+      </w:hyperlink>
+      <w:r>
+        <w:t xml:space="preserve">)</w:t>
+      </w:r>
+      <w:r>
+        <w:t xml:space="preserve"> </w:t>
+      </w:r>
+      <w:r>
+        <w:t xml:space="preserve">or iconic relationships [CITE]. Some child-directed versus adult-directed variants share little to no overlap</w:t>
+      </w:r>
+      <w:r>
+        <w:t xml:space="preserve"> </w:t>
+      </w:r>
+      <w:r>
+        <w:t xml:space="preserve">(e.g.,</w:t>
+      </w:r>
+      <w:r>
+        <w:t xml:space="preserve"> </w:t>
+      </w:r>
+      <w:r>
+        <w:rPr>
+          <w:i/>
+          <w:iCs/>
+        </w:rPr>
+        <w:t xml:space="preserve">bunny</w:t>
+      </w:r>
+      <w:r>
+        <w:t xml:space="preserve"> </w:t>
+      </w:r>
+      <w:r>
+        <w:t xml:space="preserve">and</w:t>
+      </w:r>
+      <w:r>
+        <w:t xml:space="preserve"> </w:t>
+      </w:r>
+      <w:r>
+        <w:rPr>
+          <w:i/>
+          <w:iCs/>
+        </w:rPr>
+        <w:t xml:space="preserve">rabbit</w:t>
+      </w:r>
+      <w:r>
+        <w:t xml:space="preserve">,</w:t>
+      </w:r>
+      <w:r>
+        <w:t xml:space="preserve"> </w:t>
+      </w:r>
+      <w:hyperlink w:anchor="ref-soderstrom2007beyond">
+        <w:r>
+          <w:rPr>
+            <w:rStyle w:val="Hyperlink"/>
+          </w:rPr>
+          <w:t xml:space="preserve">Soderstrom, 2007</w:t>
+        </w:r>
+      </w:hyperlink>
+      <w:r>
+        <w:t xml:space="preserve">)</w:t>
+      </w:r>
+      <w:r>
+        <w:t xml:space="preserve">.</w:t>
+      </w:r>
+    </w:p>
+    <w:p>
+      <w:pPr>
+        <w:pStyle w:val="BodyText"/>
+      </w:pPr>
+      <w:r>
+        <w:t xml:space="preserve">While child-directed variants are eventually replaced by adult word forms in children’s and caregivers’ speech</w:t>
+      </w:r>
+      <w:r>
+        <w:t xml:space="preserve"> </w:t>
+      </w:r>
+      <w:r>
+        <w:t xml:space="preserve">(</w:t>
+      </w:r>
+      <w:hyperlink w:anchor="ref-casey2022doggy">
+        <w:r>
+          <w:rPr>
+            <w:rStyle w:val="Hyperlink"/>
+          </w:rPr>
+          <w:t xml:space="preserve">Casey &amp; Casillas, 2022</w:t>
+        </w:r>
+      </w:hyperlink>
+      <w:r>
+        <w:t xml:space="preserve">)</w:t>
+      </w:r>
+      <w:r>
+        <w:t xml:space="preserve">, multiple lexical variants have been shown to be used seemingly interchangeably in children’s early language environments</w:t>
+      </w:r>
+      <w:r>
+        <w:t xml:space="preserve"> </w:t>
+      </w:r>
+      <w:r>
+        <w:t xml:space="preserve">(</w:t>
+      </w:r>
+      <w:hyperlink w:anchor="ref-caseyIPcorpus">
+        <w:r>
+          <w:rPr>
+            <w:rStyle w:val="Hyperlink"/>
+          </w:rPr>
+          <w:t xml:space="preserve">Casey et al., in preparation</w:t>
+        </w:r>
+      </w:hyperlink>
+      <w:r>
+        <w:t xml:space="preserve">;</w:t>
+      </w:r>
+      <w:r>
+        <w:t xml:space="preserve"> </w:t>
+      </w:r>
+      <w:hyperlink w:anchor="ref-moore2024wordform">
+        <w:r>
+          <w:rPr>
+            <w:rStyle w:val="Hyperlink"/>
+          </w:rPr>
+          <w:t xml:space="preserve">Moore &amp; Bergelson, 2024</w:t>
+        </w:r>
+      </w:hyperlink>
+      <w:r>
+        <w:t xml:space="preserve">)</w:t>
+      </w:r>
+      <w:r>
+        <w:t xml:space="preserve">. How does exposure to this kind of label variation impact children’s word learning?</w:t>
+      </w:r>
+    </w:p>
+    <w:bookmarkStart w:id="35" w:name="Xac1216cc0096763112dce71ba9adf805551aaac"/>
     <w:p>
       <w:pPr>
         <w:pStyle w:val="Heading2"/>
       </w:pPr>
       <w:r>
-        <w:t xml:space="preserve">Participants</w:t>
+        <w:t xml:space="preserve">1.1 Evidence that label variation complicates early word learning</w:t>
       </w:r>
     </w:p>
     <w:p>
@@ -321,6 +623,436 @@
         <w:pStyle w:val="FirstParagraph"/>
       </w:pPr>
       <w:r>
+        <w:t xml:space="preserve">The process of early word learning is traditionally framed as a one-to-one mapping problem—children learn to associate individual word forms (i.e., labels) with individual referents</w:t>
+      </w:r>
+      <w:r>
+        <w:t xml:space="preserve"> </w:t>
+      </w:r>
+      <w:r>
+        <w:t xml:space="preserve">(</w:t>
+      </w:r>
+      <w:hyperlink w:anchor="ref-smith2008infant">
+        <w:r>
+          <w:rPr>
+            <w:rStyle w:val="Hyperlink"/>
+          </w:rPr>
+          <w:t xml:space="preserve">Smith &amp; Trainor, 2008</w:t>
+        </w:r>
+      </w:hyperlink>
+      <w:r>
+        <w:t xml:space="preserve">; but see also</w:t>
+      </w:r>
+      <w:r>
+        <w:t xml:space="preserve"> </w:t>
+      </w:r>
+      <w:hyperlink w:anchor="ref-wojcik2022map">
+        <w:r>
+          <w:rPr>
+            <w:rStyle w:val="Hyperlink"/>
+          </w:rPr>
+          <w:t xml:space="preserve">Wojcik et al., 2022</w:t>
+        </w:r>
+      </w:hyperlink>
+      <w:r>
+        <w:t xml:space="preserve">)</w:t>
+      </w:r>
+      <w:r>
+        <w:t xml:space="preserve">.</w:t>
+      </w:r>
+      <w:r>
+        <w:t xml:space="preserve"> </w:t>
+      </w:r>
+    </w:p>
+    <w:bookmarkEnd w:id="35"/>
+    <w:bookmarkStart w:id="36" w:name="Xc5491935d4e678463434417238a90c57f193d2b"/>
+    <w:p>
+      <w:pPr>
+        <w:pStyle w:val="Heading2"/>
+      </w:pPr>
+      <w:r>
+        <w:t xml:space="preserve">1.2 Evidence that label variation may support early word learning</w:t>
+      </w:r>
+    </w:p>
+    <w:p>
+      <w:pPr>
+        <w:pStyle w:val="FirstParagraph"/>
+      </w:pPr>
+      <w:r>
+        <w:t xml:space="preserve">Conversely, some features of child-directed variants have been linked with early learnability. Reduplicated word forms, which include repetition of full or partial syllables (e.g.,</w:t>
+      </w:r>
+      <w:r>
+        <w:t xml:space="preserve"> </w:t>
+      </w:r>
+      <w:r>
+        <w:rPr>
+          <w:i/>
+          <w:iCs/>
+        </w:rPr>
+        <w:t xml:space="preserve">woof-woof</w:t>
+      </w:r>
+      <w:r>
+        <w:t xml:space="preserve">,</w:t>
+      </w:r>
+      <w:r>
+        <w:t xml:space="preserve"> </w:t>
+      </w:r>
+      <w:r>
+        <w:rPr>
+          <w:i/>
+          <w:iCs/>
+        </w:rPr>
+        <w:t xml:space="preserve">bow-wow</w:t>
+      </w:r>
+      <w:r>
+        <w:t xml:space="preserve">), are relatively common in child-directed speech</w:t>
+      </w:r>
+      <w:r>
+        <w:t xml:space="preserve"> </w:t>
+      </w:r>
+      <w:r>
+        <w:t xml:space="preserve">(</w:t>
+      </w:r>
+      <w:hyperlink w:anchor="ref-mazuka2008japanese">
+        <w:r>
+          <w:rPr>
+            <w:rStyle w:val="Hyperlink"/>
+          </w:rPr>
+          <w:t xml:space="preserve">Mazuka et al., 2008</w:t>
+        </w:r>
+      </w:hyperlink>
+      <w:r>
+        <w:t xml:space="preserve">;</w:t>
+      </w:r>
+      <w:r>
+        <w:t xml:space="preserve"> </w:t>
+      </w:r>
+      <w:hyperlink w:anchor="ref-ota2018choo">
+        <w:r>
+          <w:rPr>
+            <w:rStyle w:val="Hyperlink"/>
+          </w:rPr>
+          <w:t xml:space="preserve">Ota et al., 2018</w:t>
+        </w:r>
+      </w:hyperlink>
+      <w:r>
+        <w:t xml:space="preserve">; though estimated rates vary substantially across languages, e.g.,</w:t>
+      </w:r>
+      <w:r>
+        <w:t xml:space="preserve"> </w:t>
+      </w:r>
+      <w:hyperlink w:anchor="ref-han2023chan">
+        <w:r>
+          <w:rPr>
+            <w:rStyle w:val="Hyperlink"/>
+            <w:b/>
+            <w:bCs/>
+          </w:rPr>
+          <w:t xml:space="preserve">han2023chan?</w:t>
+        </w:r>
+      </w:hyperlink>
+      <w:r>
+        <w:t xml:space="preserve">)</w:t>
+      </w:r>
+      <w:r>
+        <w:t xml:space="preserve">. Ota and Skarabela</w:t>
+      </w:r>
+      <w:r>
+        <w:t xml:space="preserve"> </w:t>
+      </w:r>
+      <w:r>
+        <w:t xml:space="preserve">(</w:t>
+      </w:r>
+      <w:hyperlink w:anchor="ref-ota2016reduplicated">
+        <w:r>
+          <w:rPr>
+            <w:rStyle w:val="Hyperlink"/>
+          </w:rPr>
+          <w:t xml:space="preserve">2016</w:t>
+        </w:r>
+      </w:hyperlink>
+      <w:r>
+        <w:t xml:space="preserve">)</w:t>
+      </w:r>
+      <w:r>
+        <w:t xml:space="preserve"> </w:t>
+      </w:r>
+      <w:r>
+        <w:t xml:space="preserve">found that (Scottish) English-learning 17- to 19-month-olds learned reduplicated labels for novel objects better than non-reduplicated labels and cite three possible explanations of this pattern. Reduplicated labels may be more learnable because (1) repeated syllables are more salient in continuous speech and thus more segmentable</w:t>
+      </w:r>
+      <w:r>
+        <w:t xml:space="preserve"> </w:t>
+      </w:r>
+      <w:r>
+        <w:t xml:space="preserve">(</w:t>
+      </w:r>
+      <w:hyperlink w:anchor="ref-ota2018reduplication">
+        <w:r>
+          <w:rPr>
+            <w:rStyle w:val="Hyperlink"/>
+          </w:rPr>
+          <w:t xml:space="preserve">Ota &amp; Skarabela, 2018</w:t>
+        </w:r>
+      </w:hyperlink>
+      <w:r>
+        <w:t xml:space="preserve">)</w:t>
+      </w:r>
+      <w:r>
+        <w:t xml:space="preserve">, (2) syllable redundancy may facilitate more efficient phonological encoding</w:t>
+      </w:r>
+      <w:r>
+        <w:t xml:space="preserve"> </w:t>
+      </w:r>
+      <w:r>
+        <w:t xml:space="preserve">(consistent with</w:t>
+      </w:r>
+      <w:r>
+        <w:t xml:space="preserve"> </w:t>
+      </w:r>
+      <w:hyperlink w:anchor="ref-damian2009exploring">
+        <w:r>
+          <w:rPr>
+            <w:rStyle w:val="Hyperlink"/>
+          </w:rPr>
+          <w:t xml:space="preserve">Damian &amp; Dumay, 2009</w:t>
+        </w:r>
+      </w:hyperlink>
+      <w:r>
+        <w:t xml:space="preserve">’s work with English-speaking adults)</w:t>
+      </w:r>
+      <w:r>
+        <w:t xml:space="preserve">, and (3) adjacent repetition may lead to stronger lexical activation, supporting faster online word recognition.</w:t>
+      </w:r>
+    </w:p>
+    <w:p>
+      <w:pPr>
+        <w:pStyle w:val="BodyText"/>
+      </w:pPr>
+      <w:r>
+        <w:t xml:space="preserve">Multiple lexical variants have been shown to be used seemingly interchangeably in English child-directed speech</w:t>
+      </w:r>
+      <w:r>
+        <w:t xml:space="preserve"> </w:t>
+      </w:r>
+      <w:r>
+        <w:t xml:space="preserve">(</w:t>
+      </w:r>
+      <w:hyperlink w:anchor="ref-caseyIPcorpus">
+        <w:r>
+          <w:rPr>
+            <w:rStyle w:val="Hyperlink"/>
+          </w:rPr>
+          <w:t xml:space="preserve">Casey et al., in preparation</w:t>
+        </w:r>
+      </w:hyperlink>
+      <w:r>
+        <w:t xml:space="preserve">;</w:t>
+      </w:r>
+      <w:r>
+        <w:t xml:space="preserve"> </w:t>
+      </w:r>
+      <w:hyperlink w:anchor="ref-casey2022doggy">
+        <w:r>
+          <w:rPr>
+            <w:rStyle w:val="Hyperlink"/>
+          </w:rPr>
+          <w:t xml:space="preserve">Casey &amp; Casillas, 2022</w:t>
+        </w:r>
+      </w:hyperlink>
+      <w:r>
+        <w:t xml:space="preserve">;</w:t>
+      </w:r>
+      <w:r>
+        <w:t xml:space="preserve"> </w:t>
+      </w:r>
+      <w:hyperlink w:anchor="ref-moore2024wordform">
+        <w:r>
+          <w:rPr>
+            <w:rStyle w:val="Hyperlink"/>
+          </w:rPr>
+          <w:t xml:space="preserve">Moore &amp; Bergelson, 2024</w:t>
+        </w:r>
+      </w:hyperlink>
+      <w:r>
+        <w:t xml:space="preserve">)</w:t>
+      </w:r>
+      <w:r>
+        <w:t xml:space="preserve">. Earlier-learned words tend to be associated with more variation</w:t>
+      </w:r>
+      <w:r>
+        <w:t xml:space="preserve"> </w:t>
+      </w:r>
+      <w:r>
+        <w:t xml:space="preserve">(</w:t>
+      </w:r>
+      <w:hyperlink w:anchor="ref-caseyIPcorpus">
+        <w:r>
+          <w:rPr>
+            <w:rStyle w:val="Hyperlink"/>
+          </w:rPr>
+          <w:t xml:space="preserve">Casey et al., in preparation</w:t>
+        </w:r>
+      </w:hyperlink>
+      <w:r>
+        <w:t xml:space="preserve">;</w:t>
+      </w:r>
+      <w:r>
+        <w:t xml:space="preserve"> </w:t>
+      </w:r>
+      <w:hyperlink w:anchor="ref-moore2024wordform">
+        <w:r>
+          <w:rPr>
+            <w:rStyle w:val="Hyperlink"/>
+          </w:rPr>
+          <w:t xml:space="preserve">Moore &amp; Bergelson, 2024</w:t>
+        </w:r>
+      </w:hyperlink>
+      <w:r>
+        <w:t xml:space="preserve">)</w:t>
+      </w:r>
+      <w:r>
+        <w:t xml:space="preserve">, suggesting that learners must contend with a relatively complicated linguistic landscape from early in development. How do multiple labels impact children’s word learning?</w:t>
+      </w:r>
+    </w:p>
+    <w:p>
+      <w:pPr>
+        <w:pStyle w:val="BodyText"/>
+      </w:pPr>
+      <w:r>
+        <w:t xml:space="preserve">However, existing research leaves open the question of how label variation impacts children’s early word learning.</w:t>
+      </w:r>
+    </w:p>
+    <w:p>
+      <w:pPr>
+        <w:pStyle w:val="BodyText"/>
+      </w:pPr>
+      <w:r>
+        <w:t xml:space="preserve">In the current study, we</w:t>
+      </w:r>
+    </w:p>
+    <w:p>
+      <w:pPr>
+        <w:pStyle w:val="BodyText"/>
+      </w:pPr>
+      <w:r>
+        <w:t xml:space="preserve">In line with the vast majority of prior word learning studies conducted to date, which overwhelmingly test children’s recognition of one-to-one mappings, we hypothesized that children would demonstrate successful learning in the</w:t>
+      </w:r>
+      <w:r>
+        <w:t xml:space="preserve"> </w:t>
+      </w:r>
+      <w:r>
+        <w:rPr>
+          <w:i/>
+          <w:iCs/>
+        </w:rPr>
+        <w:t xml:space="preserve">consistent</w:t>
+      </w:r>
+      <w:r>
+        <w:t xml:space="preserve"> </w:t>
+      </w:r>
+      <w:r>
+        <w:t xml:space="preserve">condition after receiving multiple repeated exposures to the target label [CITES].</w:t>
+      </w:r>
+    </w:p>
+    <w:p>
+      <w:pPr>
+        <w:pStyle w:val="BodyText"/>
+      </w:pPr>
+      <w:r>
+        <w:t xml:space="preserve">The key condition of interest is the</w:t>
+      </w:r>
+      <w:r>
+        <w:t xml:space="preserve"> </w:t>
+      </w:r>
+      <w:r>
+        <w:rPr>
+          <w:i/>
+          <w:iCs/>
+        </w:rPr>
+        <w:t xml:space="preserve">typical variation</w:t>
+      </w:r>
+      <w:r>
+        <w:t xml:space="preserve"> </w:t>
+      </w:r>
+      <w:r>
+        <w:t xml:space="preserve">condition, where children hear label variants common in English child-directed speech, including diminutivized and reduplicated word forms. We did not pre-register a specific directional hypothesis for this condition given competing theoretical predictions from existing evidence. If children successfully contend with variation attested in English child-directed speech, then we should expect to see above-chance word-recognition accuracy in this condition. If this type of variation impedes novel word learning, then we should expect chance-level performance in this condition.</w:t>
+      </w:r>
+    </w:p>
+    <w:p>
+      <w:pPr>
+        <w:pStyle w:val="BodyText"/>
+      </w:pPr>
+      <w:r>
+        <w:t xml:space="preserve">We hypothesized that words would be more difficult to learn in the</w:t>
+      </w:r>
+      <w:r>
+        <w:t xml:space="preserve"> </w:t>
+      </w:r>
+      <w:r>
+        <w:rPr>
+          <w:i/>
+          <w:iCs/>
+        </w:rPr>
+        <w:t xml:space="preserve">atypical variation</w:t>
+      </w:r>
+      <w:r>
+        <w:t xml:space="preserve"> </w:t>
+      </w:r>
+      <w:r>
+        <w:t xml:space="preserve">condition and that toddlers would show chance-level word-recognition accuracy on average for this condition.</w:t>
+      </w:r>
+    </w:p>
+    <w:p>
+      <w:pPr>
+        <w:pStyle w:val="BodyText"/>
+      </w:pPr>
+      <w:r>
+        <w:t xml:space="preserve">Finally, we predicted that performance would increase across age in our sample.</w:t>
+      </w:r>
+    </w:p>
+    <w:bookmarkEnd w:id="36"/>
+    <w:bookmarkEnd w:id="37"/>
+    <w:bookmarkStart w:id="43" w:name="method"/>
+    <w:p>
+      <w:pPr>
+        <w:pStyle w:val="Heading1"/>
+      </w:pPr>
+      <w:r>
+        <w:t xml:space="preserve">2. Method</w:t>
+      </w:r>
+    </w:p>
+    <w:p>
+      <w:pPr>
+        <w:pStyle w:val="FirstParagraph"/>
+      </w:pPr>
+      <w:r>
+        <w:t xml:space="preserve">This study was pre-registered (</w:t>
+      </w:r>
+      <w:hyperlink r:id="rId30">
+        <w:r>
+          <w:rPr>
+            <w:rStyle w:val="Hyperlink"/>
+          </w:rPr>
+          <w:t xml:space="preserve">https://osf.io/uqz6d</w:t>
+        </w:r>
+      </w:hyperlink>
+      <w:r>
+        <w:t xml:space="preserve">). All stimuli, anonymized data, and analysis scripts are publicly available at LINK.</w:t>
+      </w:r>
+    </w:p>
+    <w:bookmarkStart w:id="38" w:name="participants"/>
+    <w:p>
+      <w:pPr>
+        <w:pStyle w:val="Heading2"/>
+      </w:pPr>
+      <w:r>
+        <w:t xml:space="preserve">2.1 Participants</w:t>
+      </w:r>
+    </w:p>
+    <w:p>
+      <w:pPr>
+        <w:pStyle w:val="FirstParagraph"/>
+      </w:pPr>
+      <w:r>
         <w:t xml:space="preserve">Participants (</w:t>
       </w:r>
       <w:r>
@@ -334,10 +1066,7 @@
         <w:t xml:space="preserve"> </w:t>
       </w:r>
       <w:r>
-        <w:t xml:space="preserve">= 58, age range = 18–36 months,</w:t>
-      </w:r>
-      <w:r>
-        <w:t xml:space="preserve"> </w:t>
+        <w:t xml:space="preserve">= 58 total, 28 female, 30 male), aged 18 to 36 months (</w:t>
       </w:r>
       <w:r>
         <w:rPr>
@@ -356,7 +1085,7 @@
         <w:t xml:space="preserve"> </w:t>
       </w:r>
       <w:r>
-        <w:t xml:space="preserve">= 27.81) were full-term, monolingual English-hearing children (&gt;80% reported exposure) with no known hearing, vision, language, and/or developmental delays. Caregivers self-reported race/ethnicity information for their children in an open-ended format when they initially signed up for our volunteer database. Eleven (18.97% of the final sample) caregivers chose not to report this information. Participants were primarily Non-Latinx white (</w:t>
+        <w:t xml:space="preserve">= 28.08 months), were full-term, monolingual English-hearing children (&gt;80% reported exposure) with no known hearing, vision, language, and/or developmental delays and were recruited from a volunteer database. Caregivers reported race/ethnicity information for their children in an open-ended format when they initially signed up for the database. Eleven caregivers (18.97% of the final sample) chose not to report this information. Participants were primarily Non-Latinx white (</w:t>
       </w:r>
       <w:r>
         <w:rPr>
@@ -369,7 +1098,7 @@
         <w:t xml:space="preserve"> </w:t>
       </w:r>
       <w:r>
-        <w:t xml:space="preserve">= 28, 48.28%) with some representation of other races/ethnicities: Mixed race (</w:t>
+        <w:t xml:space="preserve">= 27, 46.55%) with some representation of other races/ethnicities: Mixed race (</w:t>
       </w:r>
       <w:r>
         <w:rPr>
@@ -382,7 +1111,7 @@
         <w:t xml:space="preserve"> </w:t>
       </w:r>
       <w:r>
-        <w:t xml:space="preserve">= 11, 18.97%), Asian (</w:t>
+        <w:t xml:space="preserve">= 12, 20.69%), Asian (</w:t>
       </w:r>
       <w:r>
         <w:rPr>
@@ -395,7 +1124,7 @@
         <w:t xml:space="preserve"> </w:t>
       </w:r>
       <w:r>
-        <w:t xml:space="preserve">= 7, 12.07%), Black (</w:t>
+        <w:t xml:space="preserve">= 5, 8.62%), Black (</w:t>
       </w:r>
       <w:r>
         <w:rPr>
@@ -408,7 +1137,7 @@
         <w:t xml:space="preserve"> </w:t>
       </w:r>
       <w:r>
-        <w:t xml:space="preserve">= 1, 1.72%), 1 (</w:t>
+        <w:t xml:space="preserve">= 2, 3.45%), Latinx white (</w:t>
       </w:r>
       <w:r>
         <w:rPr>
@@ -486,7 +1215,7 @@
         <w:t xml:space="preserve">)</w:t>
       </w:r>
       <w:r>
-        <w:t xml:space="preserve">. Thirty-three additional children participated but were excluded from the final analyses due to failure to meet the language requirement (</w:t>
+        <w:t xml:space="preserve">. Thirty-two additional children participated but were excluded from the final analyses due to refusal to wear the EyeLink target sticker or failure to complete calibration (</w:t>
       </w:r>
       <w:r>
         <w:rPr>
@@ -499,7 +1228,7 @@
         <w:t xml:space="preserve"> </w:t>
       </w:r>
       <w:r>
-        <w:t xml:space="preserve">= 1), refusal to wear sticker or complete calibration (</w:t>
+        <w:t xml:space="preserve">= 9), significant interruption by a family member (</w:t>
       </w:r>
       <w:r>
         <w:rPr>
@@ -512,7 +1241,7 @@
         <w:t xml:space="preserve"> </w:t>
       </w:r>
       <w:r>
-        <w:t xml:space="preserve">= 7), significant interruption by family member (</w:t>
+        <w:t xml:space="preserve">= 4), contribution of too few usable trials based on pre-registered criteria due to fussiness or inattention (</w:t>
       </w:r>
       <w:r>
         <w:rPr>
@@ -525,7 +1254,7 @@
         <w:t xml:space="preserve"> </w:t>
       </w:r>
       <w:r>
-        <w:t xml:space="preserve">= 2), or contribution of too few usable trials based on pre-registered criteria (</w:t>
+        <w:t xml:space="preserve">= 18), or failure to meet the language requirement (</w:t>
       </w:r>
       <w:r>
         <w:rPr>
@@ -538,17 +1267,25 @@
         <w:t xml:space="preserve"> </w:t>
       </w:r>
       <w:r>
-        <w:t xml:space="preserve">= 23).</w:t>
-      </w:r>
-    </w:p>
-    <w:bookmarkEnd w:id="32"/>
-    <w:bookmarkStart w:id="33" w:name="stimuli"/>
+        <w:t xml:space="preserve">= 1).</w:t>
+      </w:r>
+    </w:p>
+    <w:p>
+      <w:pPr>
+        <w:pStyle w:val="BodyText"/>
+      </w:pPr>
+      <w:r>
+        <w:t xml:space="preserve">All experimental protocols, including procedures for obtaining informed consent, were approved by the Princeton University Institutional Review Board (Approval: 0000007117, Language Learning: Sounds, Words, and Grammar). Families received a $10 digital gift card and a small gift for participating.</w:t>
+      </w:r>
+    </w:p>
+    <w:bookmarkEnd w:id="38"/>
+    <w:bookmarkStart w:id="39" w:name="stimuli"/>
     <w:p>
       <w:pPr>
         <w:pStyle w:val="Heading2"/>
       </w:pPr>
       <w:r>
-        <w:t xml:space="preserve">Stimuli</w:t>
+        <w:t xml:space="preserve">2.2 Stimuli</w:t>
       </w:r>
     </w:p>
     <w:p>
@@ -556,2333 +1293,151 @@
         <w:pStyle w:val="FirstParagraph"/>
       </w:pPr>
       <w:r>
-        <w:t xml:space="preserve">A female native English speaker recorded the auditory stimuli using child-directed prosody in a sound-attenuated room.</w:t>
-      </w:r>
-    </w:p>
-    <w:tbl xmlns:w="http://schemas.openxmlformats.org/wordprocessingml/2006/main" xmlns:r="http://schemas.openxmlformats.org/officeDocument/2006/relationships" xmlns:w14="http://schemas.microsoft.com/office/word/2010/wordml" xmlns:wp="http://schemas.openxmlformats.org/drawingml/2006/wordprocessingDrawing" xmlns:a="http://schemas.openxmlformats.org/drawingml/2006/main" xmlns:pic="http://schemas.openxmlformats.org/drawingml/2006/picture">
-      <w:tblPr>
-        <w:tblLayout w:type="autofit"/>
-        <w:jc w:val="center"/>
-        <w:tblW w:type="pct" w:w="5000"/>
-        <w:tblLook w:firstRow="1" w:lastRow="0" w:firstColumn="0" w:lastColumn="0" w:noHBand="0" w:noVBand="1"/>
-      </w:tblPr>
-      <w:tr>
-        <w:trPr>
-          <w:trHeight w:val="360" w:hRule="auto"/>
-          <w:tblHeader/>
-        </w:trPr>
-        header1
-        <w:tc>
-          <w:tcPr>
-            <w:tcBorders>
-              <w:bottom w:val="single" w:sz="12" w:space="0" w:color="666666"/>
-              <w:top w:val="single" w:sz="12" w:space="0" w:color="666666"/>
-              <w:left w:val="none" w:sz="0" w:space="0" w:color="000000"/>
-              <w:right w:val="none" w:sz="0" w:space="0" w:color="000000"/>
-            </w:tcBorders>
-            <w:shd w:val="clear" w:color="auto" w:fill="FFFFFF"/>
-            <w:tcMar>
-              <w:top w:w="0" w:type="dxa"/>
-              <w:bottom w:w="0" w:type="dxa"/>
-              <w:left w:w="0" w:type="dxa"/>
-              <w:right w:w="0" w:type="dxa"/>
-            </w:tcMar>
-            <w:vAlign w:val="center"/>
-          </w:tcPr>
-          <w:p>
-            <w:pPr>
-              <w:pStyle w:val="Normal"/>
-              <w:jc w:val="left"/>
-              <w:pBdr>
-                <w:bottom w:val="none" w:sz="0" w:space="0" w:color="000000"/>
-                <w:top w:val="none" w:sz="0" w:space="0" w:color="000000"/>
-                <w:left w:val="none" w:sz="0" w:space="0" w:color="000000"/>
-                <w:right w:val="none" w:sz="0" w:space="0" w:color="000000"/>
-              </w:pBdr>
-              <w:spacing w:after="100" w:before="100" w:line="240"/>
-              <w:ind w:left="100" w:right="100" w:firstLine="0" w:firstLineChars="0"/>
-            </w:pPr>
-            <w:r xmlns:w="http://schemas.openxmlformats.org/wordprocessingml/2006/main" xmlns:wp="http://schemas.openxmlformats.org/drawingml/2006/wordprocessingDrawing" xmlns:r="http://schemas.openxmlformats.org/officeDocument/2006/relationships" xmlns:w14="http://schemas.microsoft.com/office/word/2010/wordml">
-              <w:rPr>
-                <w:rFonts w:ascii="Helvetica" w:hAnsi="Helvetica" w:eastAsia="Helvetica" w:cs="Helvetica"/>
-                <w:i w:val="false"/>
-                <w:b w:val="false"/>
-                <w:u w:val="none"/>
-                <w:sz w:val="20"/>
-                <w:szCs w:val="20"/>
-                <w:color w:val="000000"/>
-              </w:rPr>
-              <w:t xml:space="preserve">Standard</w:t>
-            </w:r>
-          </w:p>
-        </w:tc>
-        <w:tc>
-          <w:tcPr>
-            <w:tcBorders>
-              <w:bottom w:val="single" w:sz="12" w:space="0" w:color="666666"/>
-              <w:top w:val="single" w:sz="12" w:space="0" w:color="666666"/>
-              <w:left w:val="none" w:sz="0" w:space="0" w:color="000000"/>
-              <w:right w:val="none" w:sz="0" w:space="0" w:color="000000"/>
-            </w:tcBorders>
-            <w:shd w:val="clear" w:color="auto" w:fill="FFFFFF"/>
-            <w:tcMar>
-              <w:top w:w="0" w:type="dxa"/>
-              <w:bottom w:w="0" w:type="dxa"/>
-              <w:left w:w="0" w:type="dxa"/>
-              <w:right w:w="0" w:type="dxa"/>
-            </w:tcMar>
-            <w:vAlign w:val="center"/>
-          </w:tcPr>
-          <w:p>
-            <w:pPr>
-              <w:pStyle w:val="Normal"/>
-              <w:jc w:val="left"/>
-              <w:pBdr>
-                <w:bottom w:val="none" w:sz="0" w:space="0" w:color="000000"/>
-                <w:top w:val="none" w:sz="0" w:space="0" w:color="000000"/>
-                <w:left w:val="none" w:sz="0" w:space="0" w:color="000000"/>
-                <w:right w:val="none" w:sz="0" w:space="0" w:color="000000"/>
-              </w:pBdr>
-              <w:spacing w:after="100" w:before="100" w:line="240"/>
-              <w:ind w:left="100" w:right="100" w:firstLine="0" w:firstLineChars="0"/>
-            </w:pPr>
-            <w:r xmlns:w="http://schemas.openxmlformats.org/wordprocessingml/2006/main" xmlns:wp="http://schemas.openxmlformats.org/drawingml/2006/wordprocessingDrawing" xmlns:r="http://schemas.openxmlformats.org/officeDocument/2006/relationships" xmlns:w14="http://schemas.microsoft.com/office/word/2010/wordml">
-              <w:rPr>
-                <w:rFonts w:ascii="Helvetica" w:hAnsi="Helvetica" w:eastAsia="Helvetica" w:cs="Helvetica"/>
-                <w:i w:val="false"/>
-                <w:b w:val="false"/>
-                <w:u w:val="none"/>
-                <w:sz w:val="20"/>
-                <w:szCs w:val="20"/>
-                <w:color w:val="000000"/>
-              </w:rPr>
-              <w:t xml:space="preserve">Redup_Typical</w:t>
-            </w:r>
-          </w:p>
-        </w:tc>
-        <w:tc>
-          <w:tcPr>
-            <w:tcBorders>
-              <w:bottom w:val="single" w:sz="12" w:space="0" w:color="666666"/>
-              <w:top w:val="single" w:sz="12" w:space="0" w:color="666666"/>
-              <w:left w:val="none" w:sz="0" w:space="0" w:color="000000"/>
-              <w:right w:val="none" w:sz="0" w:space="0" w:color="000000"/>
-            </w:tcBorders>
-            <w:shd w:val="clear" w:color="auto" w:fill="FFFFFF"/>
-            <w:tcMar>
-              <w:top w:w="0" w:type="dxa"/>
-              <w:bottom w:w="0" w:type="dxa"/>
-              <w:left w:w="0" w:type="dxa"/>
-              <w:right w:w="0" w:type="dxa"/>
-            </w:tcMar>
-            <w:vAlign w:val="center"/>
-          </w:tcPr>
-          <w:p>
-            <w:pPr>
-              <w:pStyle w:val="Normal"/>
-              <w:jc w:val="left"/>
-              <w:pBdr>
-                <w:bottom w:val="none" w:sz="0" w:space="0" w:color="000000"/>
-                <w:top w:val="none" w:sz="0" w:space="0" w:color="000000"/>
-                <w:left w:val="none" w:sz="0" w:space="0" w:color="000000"/>
-                <w:right w:val="none" w:sz="0" w:space="0" w:color="000000"/>
-              </w:pBdr>
-              <w:spacing w:after="100" w:before="100" w:line="240"/>
-              <w:ind w:left="100" w:right="100" w:firstLine="0" w:firstLineChars="0"/>
-            </w:pPr>
-            <w:r xmlns:w="http://schemas.openxmlformats.org/wordprocessingml/2006/main" xmlns:wp="http://schemas.openxmlformats.org/drawingml/2006/wordprocessingDrawing" xmlns:r="http://schemas.openxmlformats.org/officeDocument/2006/relationships" xmlns:w14="http://schemas.microsoft.com/office/word/2010/wordml">
-              <w:rPr>
-                <w:rFonts w:ascii="Helvetica" w:hAnsi="Helvetica" w:eastAsia="Helvetica" w:cs="Helvetica"/>
-                <w:i w:val="false"/>
-                <w:b w:val="false"/>
-                <w:u w:val="none"/>
-                <w:sz w:val="20"/>
-                <w:szCs w:val="20"/>
-                <w:color w:val="000000"/>
-              </w:rPr>
-              <w:t xml:space="preserve">Redup_Atypical</w:t>
-            </w:r>
-          </w:p>
-        </w:tc>
-        <w:tc>
-          <w:tcPr>
-            <w:tcBorders>
-              <w:bottom w:val="single" w:sz="12" w:space="0" w:color="666666"/>
-              <w:top w:val="single" w:sz="12" w:space="0" w:color="666666"/>
-              <w:left w:val="none" w:sz="0" w:space="0" w:color="000000"/>
-              <w:right w:val="none" w:sz="0" w:space="0" w:color="000000"/>
-            </w:tcBorders>
-            <w:shd w:val="clear" w:color="auto" w:fill="FFFFFF"/>
-            <w:tcMar>
-              <w:top w:w="0" w:type="dxa"/>
-              <w:bottom w:w="0" w:type="dxa"/>
-              <w:left w:w="0" w:type="dxa"/>
-              <w:right w:w="0" w:type="dxa"/>
-            </w:tcMar>
-            <w:vAlign w:val="center"/>
-          </w:tcPr>
-          <w:p>
-            <w:pPr>
-              <w:pStyle w:val="Normal"/>
-              <w:jc w:val="left"/>
-              <w:pBdr>
-                <w:bottom w:val="none" w:sz="0" w:space="0" w:color="000000"/>
-                <w:top w:val="none" w:sz="0" w:space="0" w:color="000000"/>
-                <w:left w:val="none" w:sz="0" w:space="0" w:color="000000"/>
-                <w:right w:val="none" w:sz="0" w:space="0" w:color="000000"/>
-              </w:pBdr>
-              <w:spacing w:after="100" w:before="100" w:line="240"/>
-              <w:ind w:left="100" w:right="100" w:firstLine="0" w:firstLineChars="0"/>
-            </w:pPr>
-            <w:r xmlns:w="http://schemas.openxmlformats.org/wordprocessingml/2006/main" xmlns:wp="http://schemas.openxmlformats.org/drawingml/2006/wordprocessingDrawing" xmlns:r="http://schemas.openxmlformats.org/officeDocument/2006/relationships" xmlns:w14="http://schemas.microsoft.com/office/word/2010/wordml">
-              <w:rPr>
-                <w:rFonts w:ascii="Helvetica" w:hAnsi="Helvetica" w:eastAsia="Helvetica" w:cs="Helvetica"/>
-                <w:i w:val="false"/>
-                <w:b w:val="false"/>
-                <w:u w:val="none"/>
-                <w:sz w:val="20"/>
-                <w:szCs w:val="20"/>
-                <w:color w:val="000000"/>
-              </w:rPr>
-              <w:t xml:space="preserve">Dim_Typical</w:t>
-            </w:r>
-          </w:p>
-        </w:tc>
-        <w:tc>
-          <w:tcPr>
-            <w:tcBorders>
-              <w:bottom w:val="single" w:sz="12" w:space="0" w:color="666666"/>
-              <w:top w:val="single" w:sz="12" w:space="0" w:color="666666"/>
-              <w:left w:val="none" w:sz="0" w:space="0" w:color="000000"/>
-              <w:right w:val="none" w:sz="0" w:space="0" w:color="000000"/>
-            </w:tcBorders>
-            <w:shd w:val="clear" w:color="auto" w:fill="FFFFFF"/>
-            <w:tcMar>
-              <w:top w:w="0" w:type="dxa"/>
-              <w:bottom w:w="0" w:type="dxa"/>
-              <w:left w:w="0" w:type="dxa"/>
-              <w:right w:w="0" w:type="dxa"/>
-            </w:tcMar>
-            <w:vAlign w:val="center"/>
-          </w:tcPr>
-          <w:p>
-            <w:pPr>
-              <w:pStyle w:val="Normal"/>
-              <w:jc w:val="left"/>
-              <w:pBdr>
-                <w:bottom w:val="none" w:sz="0" w:space="0" w:color="000000"/>
-                <w:top w:val="none" w:sz="0" w:space="0" w:color="000000"/>
-                <w:left w:val="none" w:sz="0" w:space="0" w:color="000000"/>
-                <w:right w:val="none" w:sz="0" w:space="0" w:color="000000"/>
-              </w:pBdr>
-              <w:spacing w:after="100" w:before="100" w:line="240"/>
-              <w:ind w:left="100" w:right="100" w:firstLine="0" w:firstLineChars="0"/>
-            </w:pPr>
-            <w:r xmlns:w="http://schemas.openxmlformats.org/wordprocessingml/2006/main" xmlns:wp="http://schemas.openxmlformats.org/drawingml/2006/wordprocessingDrawing" xmlns:r="http://schemas.openxmlformats.org/officeDocument/2006/relationships" xmlns:w14="http://schemas.microsoft.com/office/word/2010/wordml">
-              <w:rPr>
-                <w:rFonts w:ascii="Helvetica" w:hAnsi="Helvetica" w:eastAsia="Helvetica" w:cs="Helvetica"/>
-                <w:i w:val="false"/>
-                <w:b w:val="false"/>
-                <w:u w:val="none"/>
-                <w:sz w:val="20"/>
-                <w:szCs w:val="20"/>
-                <w:color w:val="000000"/>
-              </w:rPr>
-              <w:t xml:space="preserve">Dim_Atypical</w:t>
-            </w:r>
-          </w:p>
-        </w:tc>
-      </w:tr>
-      <w:tr>
-        <w:trPr>
-          <w:trHeight w:val="360" w:hRule="auto"/>
-        </w:trPr>
-        body1
-        <w:tc>
-          <w:tcPr>
-            <w:tcBorders>
-              <w:bottom w:val="none" w:sz="0" w:space="0" w:color="000000"/>
-              <w:top w:val="single" w:sz="12" w:space="0" w:color="666666"/>
-              <w:left w:val="none" w:sz="0" w:space="0" w:color="000000"/>
-              <w:right w:val="none" w:sz="0" w:space="0" w:color="000000"/>
-            </w:tcBorders>
-            <w:shd w:val="clear" w:color="auto" w:fill="FFFFFF"/>
-            <w:tcMar>
-              <w:top w:w="0" w:type="dxa"/>
-              <w:bottom w:w="0" w:type="dxa"/>
-              <w:left w:w="0" w:type="dxa"/>
-              <w:right w:w="0" w:type="dxa"/>
-            </w:tcMar>
-            <w:vAlign w:val="center"/>
-          </w:tcPr>
-          <w:p>
-            <w:pPr>
-              <w:pStyle w:val="Normal"/>
-              <w:jc w:val="left"/>
-              <w:pBdr>
-                <w:bottom w:val="none" w:sz="0" w:space="0" w:color="000000"/>
-                <w:top w:val="none" w:sz="0" w:space="0" w:color="000000"/>
-                <w:left w:val="none" w:sz="0" w:space="0" w:color="000000"/>
-                <w:right w:val="none" w:sz="0" w:space="0" w:color="000000"/>
-              </w:pBdr>
-              <w:spacing w:after="100" w:before="100" w:line="240"/>
-              <w:ind w:left="100" w:right="100" w:firstLine="0" w:firstLineChars="0"/>
-            </w:pPr>
-            <w:r xmlns:w="http://schemas.openxmlformats.org/wordprocessingml/2006/main" xmlns:wp="http://schemas.openxmlformats.org/drawingml/2006/wordprocessingDrawing" xmlns:r="http://schemas.openxmlformats.org/officeDocument/2006/relationships" xmlns:w14="http://schemas.microsoft.com/office/word/2010/wordml">
-              <w:rPr>
-                <w:rFonts w:ascii="Helvetica" w:hAnsi="Helvetica" w:eastAsia="Helvetica" w:cs="Helvetica"/>
-                <w:i w:val="false"/>
-                <w:b w:val="false"/>
-                <w:u w:val="none"/>
-                <w:sz w:val="20"/>
-                <w:szCs w:val="20"/>
-                <w:color w:val="000000"/>
-              </w:rPr>
-              <w:t xml:space="preserve">tanzer</w:t>
-            </w:r>
-            <w:r xmlns:w="http://schemas.openxmlformats.org/wordprocessingml/2006/main" xmlns:wp="http://schemas.openxmlformats.org/drawingml/2006/wordprocessingDrawing" xmlns:r="http://schemas.openxmlformats.org/officeDocument/2006/relationships" xmlns:w14="http://schemas.microsoft.com/office/word/2010/wordml">
-              <w:rPr>
-                <w:rFonts w:ascii="Helvetica" w:hAnsi="Helvetica" w:eastAsia="Helvetica" w:cs="Helvetica"/>
-                <w:i w:val="false"/>
-                <w:b w:val="false"/>
-                <w:u w:val="none"/>
-                <w:sz w:val="20"/>
-                <w:szCs w:val="20"/>
-                <w:color w:val="000000"/>
-              </w:rPr>
-              <w:br/>
-            </w:r>
-            <w:r xmlns:w="http://schemas.openxmlformats.org/wordprocessingml/2006/main" xmlns:wp="http://schemas.openxmlformats.org/drawingml/2006/wordprocessingDrawing" xmlns:r="http://schemas.openxmlformats.org/officeDocument/2006/relationships" xmlns:w14="http://schemas.microsoft.com/office/word/2010/wordml">
-              <w:rPr>
-                <w:rFonts w:ascii="Helvetica" w:hAnsi="Helvetica" w:eastAsia="Helvetica" w:cs="Helvetica"/>
-                <w:i w:val="false"/>
-                <w:b w:val="false"/>
-                <w:u w:val="none"/>
-                <w:sz w:val="20"/>
-                <w:szCs w:val="20"/>
-                <w:color w:val="000000"/>
-              </w:rPr>
-              <w:t xml:space="preserve">/tæn.zɚ/</w:t>
-            </w:r>
-          </w:p>
-        </w:tc>
-        <w:tc>
-          <w:tcPr>
-            <w:tcBorders>
-              <w:bottom w:val="none" w:sz="0" w:space="0" w:color="000000"/>
-              <w:top w:val="single" w:sz="12" w:space="0" w:color="666666"/>
-              <w:left w:val="none" w:sz="0" w:space="0" w:color="000000"/>
-              <w:right w:val="none" w:sz="0" w:space="0" w:color="000000"/>
-            </w:tcBorders>
-            <w:shd w:val="clear" w:color="auto" w:fill="FFFFFF"/>
-            <w:tcMar>
-              <w:top w:w="0" w:type="dxa"/>
-              <w:bottom w:w="0" w:type="dxa"/>
-              <w:left w:w="0" w:type="dxa"/>
-              <w:right w:w="0" w:type="dxa"/>
-            </w:tcMar>
-            <w:vAlign w:val="center"/>
-          </w:tcPr>
-          <w:p>
-            <w:pPr>
-              <w:pStyle w:val="Normal"/>
-              <w:jc w:val="left"/>
-              <w:pBdr>
-                <w:bottom w:val="none" w:sz="0" w:space="0" w:color="000000"/>
-                <w:top w:val="none" w:sz="0" w:space="0" w:color="000000"/>
-                <w:left w:val="none" w:sz="0" w:space="0" w:color="000000"/>
-                <w:right w:val="none" w:sz="0" w:space="0" w:color="000000"/>
-              </w:pBdr>
-              <w:spacing w:after="100" w:before="100" w:line="240"/>
-              <w:ind w:left="100" w:right="100" w:firstLine="0" w:firstLineChars="0"/>
-            </w:pPr>
-            <w:r xmlns:w="http://schemas.openxmlformats.org/wordprocessingml/2006/main" xmlns:wp="http://schemas.openxmlformats.org/drawingml/2006/wordprocessingDrawing" xmlns:r="http://schemas.openxmlformats.org/officeDocument/2006/relationships" xmlns:w14="http://schemas.microsoft.com/office/word/2010/wordml">
-              <w:rPr>
-                <w:rFonts w:ascii="Helvetica" w:hAnsi="Helvetica" w:eastAsia="Helvetica" w:cs="Helvetica"/>
-                <w:i w:val="false"/>
-                <w:b w:val="false"/>
-                <w:u w:val="none"/>
-                <w:sz w:val="20"/>
-                <w:szCs w:val="20"/>
-                <w:color w:val="000000"/>
-              </w:rPr>
-              <w:t xml:space="preserve">tan-tan</w:t>
-            </w:r>
-            <w:r xmlns:w="http://schemas.openxmlformats.org/wordprocessingml/2006/main" xmlns:wp="http://schemas.openxmlformats.org/drawingml/2006/wordprocessingDrawing" xmlns:r="http://schemas.openxmlformats.org/officeDocument/2006/relationships" xmlns:w14="http://schemas.microsoft.com/office/word/2010/wordml">
-              <w:rPr>
-                <w:rFonts w:ascii="Helvetica" w:hAnsi="Helvetica" w:eastAsia="Helvetica" w:cs="Helvetica"/>
-                <w:i w:val="false"/>
-                <w:b w:val="false"/>
-                <w:u w:val="none"/>
-                <w:sz w:val="20"/>
-                <w:szCs w:val="20"/>
-                <w:color w:val="000000"/>
-              </w:rPr>
-              <w:br/>
-            </w:r>
-            <w:r xmlns:w="http://schemas.openxmlformats.org/wordprocessingml/2006/main" xmlns:wp="http://schemas.openxmlformats.org/drawingml/2006/wordprocessingDrawing" xmlns:r="http://schemas.openxmlformats.org/officeDocument/2006/relationships" xmlns:w14="http://schemas.microsoft.com/office/word/2010/wordml">
-              <w:rPr>
-                <w:rFonts w:ascii="Helvetica" w:hAnsi="Helvetica" w:eastAsia="Helvetica" w:cs="Helvetica"/>
-                <w:i w:val="false"/>
-                <w:b w:val="false"/>
-                <w:u w:val="none"/>
-                <w:sz w:val="20"/>
-                <w:szCs w:val="20"/>
-                <w:color w:val="000000"/>
-              </w:rPr>
-              <w:t xml:space="preserve">/tæn.tæn/</w:t>
-            </w:r>
-          </w:p>
-        </w:tc>
-        <w:tc>
-          <w:tcPr>
-            <w:tcBorders>
-              <w:bottom w:val="none" w:sz="0" w:space="0" w:color="000000"/>
-              <w:top w:val="single" w:sz="12" w:space="0" w:color="666666"/>
-              <w:left w:val="none" w:sz="0" w:space="0" w:color="000000"/>
-              <w:right w:val="none" w:sz="0" w:space="0" w:color="000000"/>
-            </w:tcBorders>
-            <w:shd w:val="clear" w:color="auto" w:fill="FFFFFF"/>
-            <w:tcMar>
-              <w:top w:w="0" w:type="dxa"/>
-              <w:bottom w:w="0" w:type="dxa"/>
-              <w:left w:w="0" w:type="dxa"/>
-              <w:right w:w="0" w:type="dxa"/>
-            </w:tcMar>
-            <w:vAlign w:val="center"/>
-          </w:tcPr>
-          <w:p>
-            <w:pPr>
-              <w:pStyle w:val="Normal"/>
-              <w:jc w:val="left"/>
-              <w:pBdr>
-                <w:bottom w:val="none" w:sz="0" w:space="0" w:color="000000"/>
-                <w:top w:val="none" w:sz="0" w:space="0" w:color="000000"/>
-                <w:left w:val="none" w:sz="0" w:space="0" w:color="000000"/>
-                <w:right w:val="none" w:sz="0" w:space="0" w:color="000000"/>
-              </w:pBdr>
-              <w:spacing w:after="100" w:before="100" w:line="240"/>
-              <w:ind w:left="100" w:right="100" w:firstLine="0" w:firstLineChars="0"/>
-            </w:pPr>
-            <w:r xmlns:w="http://schemas.openxmlformats.org/wordprocessingml/2006/main" xmlns:wp="http://schemas.openxmlformats.org/drawingml/2006/wordprocessingDrawing" xmlns:r="http://schemas.openxmlformats.org/officeDocument/2006/relationships" xmlns:w14="http://schemas.microsoft.com/office/word/2010/wordml">
-              <w:rPr>
-                <w:rFonts w:ascii="Helvetica" w:hAnsi="Helvetica" w:eastAsia="Helvetica" w:cs="Helvetica"/>
-                <w:i w:val="false"/>
-                <w:b w:val="false"/>
-                <w:u w:val="none"/>
-                <w:sz w:val="20"/>
-                <w:szCs w:val="20"/>
-                <w:color w:val="000000"/>
-              </w:rPr>
-              <w:t xml:space="preserve">zer-zer</w:t>
-            </w:r>
-            <w:r xmlns:w="http://schemas.openxmlformats.org/wordprocessingml/2006/main" xmlns:wp="http://schemas.openxmlformats.org/drawingml/2006/wordprocessingDrawing" xmlns:r="http://schemas.openxmlformats.org/officeDocument/2006/relationships" xmlns:w14="http://schemas.microsoft.com/office/word/2010/wordml">
-              <w:rPr>
-                <w:rFonts w:ascii="Helvetica" w:hAnsi="Helvetica" w:eastAsia="Helvetica" w:cs="Helvetica"/>
-                <w:i w:val="false"/>
-                <w:b w:val="false"/>
-                <w:u w:val="none"/>
-                <w:sz w:val="20"/>
-                <w:szCs w:val="20"/>
-                <w:color w:val="000000"/>
-              </w:rPr>
-              <w:br/>
-            </w:r>
-            <w:r xmlns:w="http://schemas.openxmlformats.org/wordprocessingml/2006/main" xmlns:wp="http://schemas.openxmlformats.org/drawingml/2006/wordprocessingDrawing" xmlns:r="http://schemas.openxmlformats.org/officeDocument/2006/relationships" xmlns:w14="http://schemas.microsoft.com/office/word/2010/wordml">
-              <w:rPr>
-                <w:rFonts w:ascii="Helvetica" w:hAnsi="Helvetica" w:eastAsia="Helvetica" w:cs="Helvetica"/>
-                <w:i w:val="false"/>
-                <w:b w:val="false"/>
-                <w:u w:val="none"/>
-                <w:sz w:val="20"/>
-                <w:szCs w:val="20"/>
-                <w:color w:val="000000"/>
-              </w:rPr>
-              <w:t xml:space="preserve">/zɚ.zɚ/</w:t>
-            </w:r>
-          </w:p>
-        </w:tc>
-        <w:tc>
-          <w:tcPr>
-            <w:tcBorders>
-              <w:bottom w:val="none" w:sz="0" w:space="0" w:color="000000"/>
-              <w:top w:val="single" w:sz="12" w:space="0" w:color="666666"/>
-              <w:left w:val="none" w:sz="0" w:space="0" w:color="000000"/>
-              <w:right w:val="none" w:sz="0" w:space="0" w:color="000000"/>
-            </w:tcBorders>
-            <w:shd w:val="clear" w:color="auto" w:fill="FFFFFF"/>
-            <w:tcMar>
-              <w:top w:w="0" w:type="dxa"/>
-              <w:bottom w:w="0" w:type="dxa"/>
-              <w:left w:w="0" w:type="dxa"/>
-              <w:right w:w="0" w:type="dxa"/>
-            </w:tcMar>
-            <w:vAlign w:val="center"/>
-          </w:tcPr>
-          <w:p>
-            <w:pPr>
-              <w:pStyle w:val="Normal"/>
-              <w:jc w:val="left"/>
-              <w:pBdr>
-                <w:bottom w:val="none" w:sz="0" w:space="0" w:color="000000"/>
-                <w:top w:val="none" w:sz="0" w:space="0" w:color="000000"/>
-                <w:left w:val="none" w:sz="0" w:space="0" w:color="000000"/>
-                <w:right w:val="none" w:sz="0" w:space="0" w:color="000000"/>
-              </w:pBdr>
-              <w:spacing w:after="100" w:before="100" w:line="240"/>
-              <w:ind w:left="100" w:right="100" w:firstLine="0" w:firstLineChars="0"/>
-            </w:pPr>
-            <w:r xmlns:w="http://schemas.openxmlformats.org/wordprocessingml/2006/main" xmlns:wp="http://schemas.openxmlformats.org/drawingml/2006/wordprocessingDrawing" xmlns:r="http://schemas.openxmlformats.org/officeDocument/2006/relationships" xmlns:w14="http://schemas.microsoft.com/office/word/2010/wordml">
-              <w:rPr>
-                <w:rFonts w:ascii="Helvetica" w:hAnsi="Helvetica" w:eastAsia="Helvetica" w:cs="Helvetica"/>
-                <w:i w:val="false"/>
-                <w:b w:val="false"/>
-                <w:u w:val="none"/>
-                <w:sz w:val="20"/>
-                <w:szCs w:val="20"/>
-                <w:color w:val="000000"/>
-              </w:rPr>
-              <w:t xml:space="preserve">tanny</w:t>
-            </w:r>
-            <w:r xmlns:w="http://schemas.openxmlformats.org/wordprocessingml/2006/main" xmlns:wp="http://schemas.openxmlformats.org/drawingml/2006/wordprocessingDrawing" xmlns:r="http://schemas.openxmlformats.org/officeDocument/2006/relationships" xmlns:w14="http://schemas.microsoft.com/office/word/2010/wordml">
-              <w:rPr>
-                <w:rFonts w:ascii="Helvetica" w:hAnsi="Helvetica" w:eastAsia="Helvetica" w:cs="Helvetica"/>
-                <w:i w:val="false"/>
-                <w:b w:val="false"/>
-                <w:u w:val="none"/>
-                <w:sz w:val="20"/>
-                <w:szCs w:val="20"/>
-                <w:color w:val="000000"/>
-              </w:rPr>
-              <w:br/>
-            </w:r>
-            <w:r xmlns:w="http://schemas.openxmlformats.org/wordprocessingml/2006/main" xmlns:wp="http://schemas.openxmlformats.org/drawingml/2006/wordprocessingDrawing" xmlns:r="http://schemas.openxmlformats.org/officeDocument/2006/relationships" xmlns:w14="http://schemas.microsoft.com/office/word/2010/wordml">
-              <w:rPr>
-                <w:rFonts w:ascii="Helvetica" w:hAnsi="Helvetica" w:eastAsia="Helvetica" w:cs="Helvetica"/>
-                <w:i w:val="false"/>
-                <w:b w:val="false"/>
-                <w:u w:val="none"/>
-                <w:sz w:val="20"/>
-                <w:szCs w:val="20"/>
-                <w:color w:val="000000"/>
-              </w:rPr>
-              <w:t xml:space="preserve">/tæn.i/</w:t>
-            </w:r>
-          </w:p>
-        </w:tc>
-        <w:tc>
-          <w:tcPr>
-            <w:tcBorders>
-              <w:bottom w:val="none" w:sz="0" w:space="0" w:color="000000"/>
-              <w:top w:val="single" w:sz="12" w:space="0" w:color="666666"/>
-              <w:left w:val="none" w:sz="0" w:space="0" w:color="000000"/>
-              <w:right w:val="none" w:sz="0" w:space="0" w:color="000000"/>
-            </w:tcBorders>
-            <w:shd w:val="clear" w:color="auto" w:fill="FFFFFF"/>
-            <w:tcMar>
-              <w:top w:w="0" w:type="dxa"/>
-              <w:bottom w:w="0" w:type="dxa"/>
-              <w:left w:w="0" w:type="dxa"/>
-              <w:right w:w="0" w:type="dxa"/>
-            </w:tcMar>
-            <w:vAlign w:val="center"/>
-          </w:tcPr>
-          <w:p>
-            <w:pPr>
-              <w:pStyle w:val="Normal"/>
-              <w:jc w:val="left"/>
-              <w:pBdr>
-                <w:bottom w:val="none" w:sz="0" w:space="0" w:color="000000"/>
-                <w:top w:val="none" w:sz="0" w:space="0" w:color="000000"/>
-                <w:left w:val="none" w:sz="0" w:space="0" w:color="000000"/>
-                <w:right w:val="none" w:sz="0" w:space="0" w:color="000000"/>
-              </w:pBdr>
-              <w:spacing w:after="100" w:before="100" w:line="240"/>
-              <w:ind w:left="100" w:right="100" w:firstLine="0" w:firstLineChars="0"/>
-            </w:pPr>
-            <w:r xmlns:w="http://schemas.openxmlformats.org/wordprocessingml/2006/main" xmlns:wp="http://schemas.openxmlformats.org/drawingml/2006/wordprocessingDrawing" xmlns:r="http://schemas.openxmlformats.org/officeDocument/2006/relationships" xmlns:w14="http://schemas.microsoft.com/office/word/2010/wordml">
-              <w:rPr>
-                <w:rFonts w:ascii="Helvetica" w:hAnsi="Helvetica" w:eastAsia="Helvetica" w:cs="Helvetica"/>
-                <w:i w:val="false"/>
-                <w:b w:val="false"/>
-                <w:u w:val="none"/>
-                <w:sz w:val="20"/>
-                <w:szCs w:val="20"/>
-                <w:color w:val="000000"/>
-              </w:rPr>
-              <w:t xml:space="preserve">y-zer</w:t>
-            </w:r>
-            <w:r xmlns:w="http://schemas.openxmlformats.org/wordprocessingml/2006/main" xmlns:wp="http://schemas.openxmlformats.org/drawingml/2006/wordprocessingDrawing" xmlns:r="http://schemas.openxmlformats.org/officeDocument/2006/relationships" xmlns:w14="http://schemas.microsoft.com/office/word/2010/wordml">
-              <w:rPr>
-                <w:rFonts w:ascii="Helvetica" w:hAnsi="Helvetica" w:eastAsia="Helvetica" w:cs="Helvetica"/>
-                <w:i w:val="false"/>
-                <w:b w:val="false"/>
-                <w:u w:val="none"/>
-                <w:sz w:val="20"/>
-                <w:szCs w:val="20"/>
-                <w:color w:val="000000"/>
-              </w:rPr>
-              <w:br/>
-            </w:r>
-            <w:r xmlns:w="http://schemas.openxmlformats.org/wordprocessingml/2006/main" xmlns:wp="http://schemas.openxmlformats.org/drawingml/2006/wordprocessingDrawing" xmlns:r="http://schemas.openxmlformats.org/officeDocument/2006/relationships" xmlns:w14="http://schemas.microsoft.com/office/word/2010/wordml">
-              <w:rPr>
-                <w:rFonts w:ascii="Helvetica" w:hAnsi="Helvetica" w:eastAsia="Helvetica" w:cs="Helvetica"/>
-                <w:i w:val="false"/>
-                <w:b w:val="false"/>
-                <w:u w:val="none"/>
-                <w:sz w:val="20"/>
-                <w:szCs w:val="20"/>
-                <w:color w:val="000000"/>
-              </w:rPr>
-              <w:t xml:space="preserve">/i.zɚ/</w:t>
-            </w:r>
-          </w:p>
-        </w:tc>
-      </w:tr>
-      <w:tr>
-        <w:trPr>
-          <w:trHeight w:val="360" w:hRule="auto"/>
-        </w:trPr>
-        body2
-        <w:tc>
-          <w:tcPr>
-            <w:tcBorders>
-              <w:bottom w:val="none" w:sz="0" w:space="0" w:color="000000"/>
-              <w:top w:val="none" w:sz="0" w:space="0" w:color="000000"/>
-              <w:left w:val="none" w:sz="0" w:space="0" w:color="000000"/>
-              <w:right w:val="none" w:sz="0" w:space="0" w:color="000000"/>
-            </w:tcBorders>
-            <w:shd w:val="clear" w:color="auto" w:fill="FFFFFF"/>
-            <w:tcMar>
-              <w:top w:w="0" w:type="dxa"/>
-              <w:bottom w:w="0" w:type="dxa"/>
-              <w:left w:w="0" w:type="dxa"/>
-              <w:right w:w="0" w:type="dxa"/>
-            </w:tcMar>
-            <w:vAlign w:val="center"/>
-          </w:tcPr>
-          <w:p>
-            <w:pPr>
-              <w:pStyle w:val="Normal"/>
-              <w:jc w:val="left"/>
-              <w:pBdr>
-                <w:bottom w:val="none" w:sz="0" w:space="0" w:color="000000"/>
-                <w:top w:val="none" w:sz="0" w:space="0" w:color="000000"/>
-                <w:left w:val="none" w:sz="0" w:space="0" w:color="000000"/>
-                <w:right w:val="none" w:sz="0" w:space="0" w:color="000000"/>
-              </w:pBdr>
-              <w:spacing w:after="100" w:before="100" w:line="240"/>
-              <w:ind w:left="100" w:right="100" w:firstLine="0" w:firstLineChars="0"/>
-            </w:pPr>
-            <w:r xmlns:w="http://schemas.openxmlformats.org/wordprocessingml/2006/main" xmlns:wp="http://schemas.openxmlformats.org/drawingml/2006/wordprocessingDrawing" xmlns:r="http://schemas.openxmlformats.org/officeDocument/2006/relationships" xmlns:w14="http://schemas.microsoft.com/office/word/2010/wordml">
-              <w:rPr>
-                <w:rFonts w:ascii="Helvetica" w:hAnsi="Helvetica" w:eastAsia="Helvetica" w:cs="Helvetica"/>
-                <w:i w:val="false"/>
-                <w:b w:val="false"/>
-                <w:u w:val="none"/>
-                <w:sz w:val="20"/>
-                <w:szCs w:val="20"/>
-                <w:color w:val="000000"/>
-              </w:rPr>
-              <w:t xml:space="preserve">bogdum</w:t>
-            </w:r>
-            <w:r xmlns:w="http://schemas.openxmlformats.org/wordprocessingml/2006/main" xmlns:wp="http://schemas.openxmlformats.org/drawingml/2006/wordprocessingDrawing" xmlns:r="http://schemas.openxmlformats.org/officeDocument/2006/relationships" xmlns:w14="http://schemas.microsoft.com/office/word/2010/wordml">
-              <w:rPr>
-                <w:rFonts w:ascii="Helvetica" w:hAnsi="Helvetica" w:eastAsia="Helvetica" w:cs="Helvetica"/>
-                <w:i w:val="false"/>
-                <w:b w:val="false"/>
-                <w:u w:val="none"/>
-                <w:sz w:val="20"/>
-                <w:szCs w:val="20"/>
-                <w:color w:val="000000"/>
-              </w:rPr>
-              <w:br/>
-            </w:r>
-            <w:r xmlns:w="http://schemas.openxmlformats.org/wordprocessingml/2006/main" xmlns:wp="http://schemas.openxmlformats.org/drawingml/2006/wordprocessingDrawing" xmlns:r="http://schemas.openxmlformats.org/officeDocument/2006/relationships" xmlns:w14="http://schemas.microsoft.com/office/word/2010/wordml">
-              <w:rPr>
-                <w:rFonts w:ascii="Helvetica" w:hAnsi="Helvetica" w:eastAsia="Helvetica" w:cs="Helvetica"/>
-                <w:i w:val="false"/>
-                <w:b w:val="false"/>
-                <w:u w:val="none"/>
-                <w:sz w:val="20"/>
-                <w:szCs w:val="20"/>
-                <w:color w:val="000000"/>
-              </w:rPr>
-              <w:t xml:space="preserve">/bɑg.dʌm/</w:t>
-            </w:r>
-          </w:p>
-        </w:tc>
-        <w:tc>
-          <w:tcPr>
-            <w:tcBorders>
-              <w:bottom w:val="none" w:sz="0" w:space="0" w:color="000000"/>
-              <w:top w:val="none" w:sz="0" w:space="0" w:color="000000"/>
-              <w:left w:val="none" w:sz="0" w:space="0" w:color="000000"/>
-              <w:right w:val="none" w:sz="0" w:space="0" w:color="000000"/>
-            </w:tcBorders>
-            <w:shd w:val="clear" w:color="auto" w:fill="FFFFFF"/>
-            <w:tcMar>
-              <w:top w:w="0" w:type="dxa"/>
-              <w:bottom w:w="0" w:type="dxa"/>
-              <w:left w:w="0" w:type="dxa"/>
-              <w:right w:w="0" w:type="dxa"/>
-            </w:tcMar>
-            <w:vAlign w:val="center"/>
-          </w:tcPr>
-          <w:p>
-            <w:pPr>
-              <w:pStyle w:val="Normal"/>
-              <w:jc w:val="left"/>
-              <w:pBdr>
-                <w:bottom w:val="none" w:sz="0" w:space="0" w:color="000000"/>
-                <w:top w:val="none" w:sz="0" w:space="0" w:color="000000"/>
-                <w:left w:val="none" w:sz="0" w:space="0" w:color="000000"/>
-                <w:right w:val="none" w:sz="0" w:space="0" w:color="000000"/>
-              </w:pBdr>
-              <w:spacing w:after="100" w:before="100" w:line="240"/>
-              <w:ind w:left="100" w:right="100" w:firstLine="0" w:firstLineChars="0"/>
-            </w:pPr>
-            <w:r xmlns:w="http://schemas.openxmlformats.org/wordprocessingml/2006/main" xmlns:wp="http://schemas.openxmlformats.org/drawingml/2006/wordprocessingDrawing" xmlns:r="http://schemas.openxmlformats.org/officeDocument/2006/relationships" xmlns:w14="http://schemas.microsoft.com/office/word/2010/wordml">
-              <w:rPr>
-                <w:rFonts w:ascii="Helvetica" w:hAnsi="Helvetica" w:eastAsia="Helvetica" w:cs="Helvetica"/>
-                <w:i w:val="false"/>
-                <w:b w:val="false"/>
-                <w:u w:val="none"/>
-                <w:sz w:val="20"/>
-                <w:szCs w:val="20"/>
-                <w:color w:val="000000"/>
-              </w:rPr>
-              <w:t xml:space="preserve">bog-bog</w:t>
-            </w:r>
-            <w:r xmlns:w="http://schemas.openxmlformats.org/wordprocessingml/2006/main" xmlns:wp="http://schemas.openxmlformats.org/drawingml/2006/wordprocessingDrawing" xmlns:r="http://schemas.openxmlformats.org/officeDocument/2006/relationships" xmlns:w14="http://schemas.microsoft.com/office/word/2010/wordml">
-              <w:rPr>
-                <w:rFonts w:ascii="Helvetica" w:hAnsi="Helvetica" w:eastAsia="Helvetica" w:cs="Helvetica"/>
-                <w:i w:val="false"/>
-                <w:b w:val="false"/>
-                <w:u w:val="none"/>
-                <w:sz w:val="20"/>
-                <w:szCs w:val="20"/>
-                <w:color w:val="000000"/>
-              </w:rPr>
-              <w:br/>
-            </w:r>
-            <w:r xmlns:w="http://schemas.openxmlformats.org/wordprocessingml/2006/main" xmlns:wp="http://schemas.openxmlformats.org/drawingml/2006/wordprocessingDrawing" xmlns:r="http://schemas.openxmlformats.org/officeDocument/2006/relationships" xmlns:w14="http://schemas.microsoft.com/office/word/2010/wordml">
-              <w:rPr>
-                <w:rFonts w:ascii="Helvetica" w:hAnsi="Helvetica" w:eastAsia="Helvetica" w:cs="Helvetica"/>
-                <w:i w:val="false"/>
-                <w:b w:val="false"/>
-                <w:u w:val="none"/>
-                <w:sz w:val="20"/>
-                <w:szCs w:val="20"/>
-                <w:color w:val="000000"/>
-              </w:rPr>
-              <w:t xml:space="preserve">/bɑg.bɑg/</w:t>
-            </w:r>
-          </w:p>
-        </w:tc>
-        <w:tc>
-          <w:tcPr>
-            <w:tcBorders>
-              <w:bottom w:val="none" w:sz="0" w:space="0" w:color="000000"/>
-              <w:top w:val="none" w:sz="0" w:space="0" w:color="000000"/>
-              <w:left w:val="none" w:sz="0" w:space="0" w:color="000000"/>
-              <w:right w:val="none" w:sz="0" w:space="0" w:color="000000"/>
-            </w:tcBorders>
-            <w:shd w:val="clear" w:color="auto" w:fill="FFFFFF"/>
-            <w:tcMar>
-              <w:top w:w="0" w:type="dxa"/>
-              <w:bottom w:w="0" w:type="dxa"/>
-              <w:left w:w="0" w:type="dxa"/>
-              <w:right w:w="0" w:type="dxa"/>
-            </w:tcMar>
-            <w:vAlign w:val="center"/>
-          </w:tcPr>
-          <w:p>
-            <w:pPr>
-              <w:pStyle w:val="Normal"/>
-              <w:jc w:val="left"/>
-              <w:pBdr>
-                <w:bottom w:val="none" w:sz="0" w:space="0" w:color="000000"/>
-                <w:top w:val="none" w:sz="0" w:space="0" w:color="000000"/>
-                <w:left w:val="none" w:sz="0" w:space="0" w:color="000000"/>
-                <w:right w:val="none" w:sz="0" w:space="0" w:color="000000"/>
-              </w:pBdr>
-              <w:spacing w:after="100" w:before="100" w:line="240"/>
-              <w:ind w:left="100" w:right="100" w:firstLine="0" w:firstLineChars="0"/>
-            </w:pPr>
-            <w:r xmlns:w="http://schemas.openxmlformats.org/wordprocessingml/2006/main" xmlns:wp="http://schemas.openxmlformats.org/drawingml/2006/wordprocessingDrawing" xmlns:r="http://schemas.openxmlformats.org/officeDocument/2006/relationships" xmlns:w14="http://schemas.microsoft.com/office/word/2010/wordml">
-              <w:rPr>
-                <w:rFonts w:ascii="Helvetica" w:hAnsi="Helvetica" w:eastAsia="Helvetica" w:cs="Helvetica"/>
-                <w:i w:val="false"/>
-                <w:b w:val="false"/>
-                <w:u w:val="none"/>
-                <w:sz w:val="20"/>
-                <w:szCs w:val="20"/>
-                <w:color w:val="000000"/>
-              </w:rPr>
-              <w:t xml:space="preserve">dum-dum</w:t>
-            </w:r>
-            <w:r xmlns:w="http://schemas.openxmlformats.org/wordprocessingml/2006/main" xmlns:wp="http://schemas.openxmlformats.org/drawingml/2006/wordprocessingDrawing" xmlns:r="http://schemas.openxmlformats.org/officeDocument/2006/relationships" xmlns:w14="http://schemas.microsoft.com/office/word/2010/wordml">
-              <w:rPr>
-                <w:rFonts w:ascii="Helvetica" w:hAnsi="Helvetica" w:eastAsia="Helvetica" w:cs="Helvetica"/>
-                <w:i w:val="false"/>
-                <w:b w:val="false"/>
-                <w:u w:val="none"/>
-                <w:sz w:val="20"/>
-                <w:szCs w:val="20"/>
-                <w:color w:val="000000"/>
-              </w:rPr>
-              <w:br/>
-            </w:r>
-            <w:r xmlns:w="http://schemas.openxmlformats.org/wordprocessingml/2006/main" xmlns:wp="http://schemas.openxmlformats.org/drawingml/2006/wordprocessingDrawing" xmlns:r="http://schemas.openxmlformats.org/officeDocument/2006/relationships" xmlns:w14="http://schemas.microsoft.com/office/word/2010/wordml">
-              <w:rPr>
-                <w:rFonts w:ascii="Helvetica" w:hAnsi="Helvetica" w:eastAsia="Helvetica" w:cs="Helvetica"/>
-                <w:i w:val="false"/>
-                <w:b w:val="false"/>
-                <w:u w:val="none"/>
-                <w:sz w:val="20"/>
-                <w:szCs w:val="20"/>
-                <w:color w:val="000000"/>
-              </w:rPr>
-              <w:t xml:space="preserve">/dʌm.dʌm/</w:t>
-            </w:r>
-          </w:p>
-        </w:tc>
-        <w:tc>
-          <w:tcPr>
-            <w:tcBorders>
-              <w:bottom w:val="none" w:sz="0" w:space="0" w:color="000000"/>
-              <w:top w:val="none" w:sz="0" w:space="0" w:color="000000"/>
-              <w:left w:val="none" w:sz="0" w:space="0" w:color="000000"/>
-              <w:right w:val="none" w:sz="0" w:space="0" w:color="000000"/>
-            </w:tcBorders>
-            <w:shd w:val="clear" w:color="auto" w:fill="FFFFFF"/>
-            <w:tcMar>
-              <w:top w:w="0" w:type="dxa"/>
-              <w:bottom w:w="0" w:type="dxa"/>
-              <w:left w:w="0" w:type="dxa"/>
-              <w:right w:w="0" w:type="dxa"/>
-            </w:tcMar>
-            <w:vAlign w:val="center"/>
-          </w:tcPr>
-          <w:p>
-            <w:pPr>
-              <w:pStyle w:val="Normal"/>
-              <w:jc w:val="left"/>
-              <w:pBdr>
-                <w:bottom w:val="none" w:sz="0" w:space="0" w:color="000000"/>
-                <w:top w:val="none" w:sz="0" w:space="0" w:color="000000"/>
-                <w:left w:val="none" w:sz="0" w:space="0" w:color="000000"/>
-                <w:right w:val="none" w:sz="0" w:space="0" w:color="000000"/>
-              </w:pBdr>
-              <w:spacing w:after="100" w:before="100" w:line="240"/>
-              <w:ind w:left="100" w:right="100" w:firstLine="0" w:firstLineChars="0"/>
-            </w:pPr>
-            <w:r xmlns:w="http://schemas.openxmlformats.org/wordprocessingml/2006/main" xmlns:wp="http://schemas.openxmlformats.org/drawingml/2006/wordprocessingDrawing" xmlns:r="http://schemas.openxmlformats.org/officeDocument/2006/relationships" xmlns:w14="http://schemas.microsoft.com/office/word/2010/wordml">
-              <w:rPr>
-                <w:rFonts w:ascii="Helvetica" w:hAnsi="Helvetica" w:eastAsia="Helvetica" w:cs="Helvetica"/>
-                <w:i w:val="false"/>
-                <w:b w:val="false"/>
-                <w:u w:val="none"/>
-                <w:sz w:val="20"/>
-                <w:szCs w:val="20"/>
-                <w:color w:val="000000"/>
-              </w:rPr>
-              <w:t xml:space="preserve">boggy</w:t>
-            </w:r>
-            <w:r xmlns:w="http://schemas.openxmlformats.org/wordprocessingml/2006/main" xmlns:wp="http://schemas.openxmlformats.org/drawingml/2006/wordprocessingDrawing" xmlns:r="http://schemas.openxmlformats.org/officeDocument/2006/relationships" xmlns:w14="http://schemas.microsoft.com/office/word/2010/wordml">
-              <w:rPr>
-                <w:rFonts w:ascii="Helvetica" w:hAnsi="Helvetica" w:eastAsia="Helvetica" w:cs="Helvetica"/>
-                <w:i w:val="false"/>
-                <w:b w:val="false"/>
-                <w:u w:val="none"/>
-                <w:sz w:val="20"/>
-                <w:szCs w:val="20"/>
-                <w:color w:val="000000"/>
-              </w:rPr>
-              <w:br/>
-            </w:r>
-            <w:r xmlns:w="http://schemas.openxmlformats.org/wordprocessingml/2006/main" xmlns:wp="http://schemas.openxmlformats.org/drawingml/2006/wordprocessingDrawing" xmlns:r="http://schemas.openxmlformats.org/officeDocument/2006/relationships" xmlns:w14="http://schemas.microsoft.com/office/word/2010/wordml">
-              <w:rPr>
-                <w:rFonts w:ascii="Helvetica" w:hAnsi="Helvetica" w:eastAsia="Helvetica" w:cs="Helvetica"/>
-                <w:i w:val="false"/>
-                <w:b w:val="false"/>
-                <w:u w:val="none"/>
-                <w:sz w:val="20"/>
-                <w:szCs w:val="20"/>
-                <w:color w:val="000000"/>
-              </w:rPr>
-              <w:t xml:space="preserve">/bɑg.i/</w:t>
-            </w:r>
-          </w:p>
-        </w:tc>
-        <w:tc>
-          <w:tcPr>
-            <w:tcBorders>
-              <w:bottom w:val="none" w:sz="0" w:space="0" w:color="000000"/>
-              <w:top w:val="none" w:sz="0" w:space="0" w:color="000000"/>
-              <w:left w:val="none" w:sz="0" w:space="0" w:color="000000"/>
-              <w:right w:val="none" w:sz="0" w:space="0" w:color="000000"/>
-            </w:tcBorders>
-            <w:shd w:val="clear" w:color="auto" w:fill="FFFFFF"/>
-            <w:tcMar>
-              <w:top w:w="0" w:type="dxa"/>
-              <w:bottom w:w="0" w:type="dxa"/>
-              <w:left w:w="0" w:type="dxa"/>
-              <w:right w:w="0" w:type="dxa"/>
-            </w:tcMar>
-            <w:vAlign w:val="center"/>
-          </w:tcPr>
-          <w:p>
-            <w:pPr>
-              <w:pStyle w:val="Normal"/>
-              <w:jc w:val="left"/>
-              <w:pBdr>
-                <w:bottom w:val="none" w:sz="0" w:space="0" w:color="000000"/>
-                <w:top w:val="none" w:sz="0" w:space="0" w:color="000000"/>
-                <w:left w:val="none" w:sz="0" w:space="0" w:color="000000"/>
-                <w:right w:val="none" w:sz="0" w:space="0" w:color="000000"/>
-              </w:pBdr>
-              <w:spacing w:after="100" w:before="100" w:line="240"/>
-              <w:ind w:left="100" w:right="100" w:firstLine="0" w:firstLineChars="0"/>
-            </w:pPr>
-            <w:r xmlns:w="http://schemas.openxmlformats.org/wordprocessingml/2006/main" xmlns:wp="http://schemas.openxmlformats.org/drawingml/2006/wordprocessingDrawing" xmlns:r="http://schemas.openxmlformats.org/officeDocument/2006/relationships" xmlns:w14="http://schemas.microsoft.com/office/word/2010/wordml">
-              <w:rPr>
-                <w:rFonts w:ascii="Helvetica" w:hAnsi="Helvetica" w:eastAsia="Helvetica" w:cs="Helvetica"/>
-                <w:i w:val="false"/>
-                <w:b w:val="false"/>
-                <w:u w:val="none"/>
-                <w:sz w:val="20"/>
-                <w:szCs w:val="20"/>
-                <w:color w:val="000000"/>
-              </w:rPr>
-              <w:t xml:space="preserve">y-dum</w:t>
-            </w:r>
-            <w:r xmlns:w="http://schemas.openxmlformats.org/wordprocessingml/2006/main" xmlns:wp="http://schemas.openxmlformats.org/drawingml/2006/wordprocessingDrawing" xmlns:r="http://schemas.openxmlformats.org/officeDocument/2006/relationships" xmlns:w14="http://schemas.microsoft.com/office/word/2010/wordml">
-              <w:rPr>
-                <w:rFonts w:ascii="Helvetica" w:hAnsi="Helvetica" w:eastAsia="Helvetica" w:cs="Helvetica"/>
-                <w:i w:val="false"/>
-                <w:b w:val="false"/>
-                <w:u w:val="none"/>
-                <w:sz w:val="20"/>
-                <w:szCs w:val="20"/>
-                <w:color w:val="000000"/>
-              </w:rPr>
-              <w:br/>
-            </w:r>
-            <w:r xmlns:w="http://schemas.openxmlformats.org/wordprocessingml/2006/main" xmlns:wp="http://schemas.openxmlformats.org/drawingml/2006/wordprocessingDrawing" xmlns:r="http://schemas.openxmlformats.org/officeDocument/2006/relationships" xmlns:w14="http://schemas.microsoft.com/office/word/2010/wordml">
-              <w:rPr>
-                <w:rFonts w:ascii="Helvetica" w:hAnsi="Helvetica" w:eastAsia="Helvetica" w:cs="Helvetica"/>
-                <w:i w:val="false"/>
-                <w:b w:val="false"/>
-                <w:u w:val="none"/>
-                <w:sz w:val="20"/>
-                <w:szCs w:val="20"/>
-                <w:color w:val="000000"/>
-              </w:rPr>
-              <w:t xml:space="preserve">/i.dʌm/</w:t>
-            </w:r>
-          </w:p>
-        </w:tc>
-      </w:tr>
-      <w:tr>
-        <w:trPr>
-          <w:trHeight w:val="360" w:hRule="auto"/>
-        </w:trPr>
-        body3
-        <w:tc>
-          <w:tcPr>
-            <w:tcBorders>
-              <w:bottom w:val="none" w:sz="0" w:space="0" w:color="000000"/>
-              <w:top w:val="none" w:sz="0" w:space="0" w:color="000000"/>
-              <w:left w:val="none" w:sz="0" w:space="0" w:color="000000"/>
-              <w:right w:val="none" w:sz="0" w:space="0" w:color="000000"/>
-            </w:tcBorders>
-            <w:shd w:val="clear" w:color="auto" w:fill="FFFFFF"/>
-            <w:tcMar>
-              <w:top w:w="0" w:type="dxa"/>
-              <w:bottom w:w="0" w:type="dxa"/>
-              <w:left w:w="0" w:type="dxa"/>
-              <w:right w:w="0" w:type="dxa"/>
-            </w:tcMar>
-            <w:vAlign w:val="center"/>
-          </w:tcPr>
-          <w:p>
-            <w:pPr>
-              <w:pStyle w:val="Normal"/>
-              <w:jc w:val="left"/>
-              <w:pBdr>
-                <w:bottom w:val="none" w:sz="0" w:space="0" w:color="000000"/>
-                <w:top w:val="none" w:sz="0" w:space="0" w:color="000000"/>
-                <w:left w:val="none" w:sz="0" w:space="0" w:color="000000"/>
-                <w:right w:val="none" w:sz="0" w:space="0" w:color="000000"/>
-              </w:pBdr>
-              <w:spacing w:after="100" w:before="100" w:line="240"/>
-              <w:ind w:left="100" w:right="100" w:firstLine="0" w:firstLineChars="0"/>
-            </w:pPr>
-            <w:r xmlns:w="http://schemas.openxmlformats.org/wordprocessingml/2006/main" xmlns:wp="http://schemas.openxmlformats.org/drawingml/2006/wordprocessingDrawing" xmlns:r="http://schemas.openxmlformats.org/officeDocument/2006/relationships" xmlns:w14="http://schemas.microsoft.com/office/word/2010/wordml">
-              <w:rPr>
-                <w:rFonts w:ascii="Helvetica" w:hAnsi="Helvetica" w:eastAsia="Helvetica" w:cs="Helvetica"/>
-                <w:i w:val="false"/>
-                <w:b w:val="false"/>
-                <w:u w:val="none"/>
-                <w:sz w:val="20"/>
-                <w:szCs w:val="20"/>
-                <w:color w:val="000000"/>
-              </w:rPr>
-              <w:t xml:space="preserve">kaisol</w:t>
-            </w:r>
-            <w:r xmlns:w="http://schemas.openxmlformats.org/wordprocessingml/2006/main" xmlns:wp="http://schemas.openxmlformats.org/drawingml/2006/wordprocessingDrawing" xmlns:r="http://schemas.openxmlformats.org/officeDocument/2006/relationships" xmlns:w14="http://schemas.microsoft.com/office/word/2010/wordml">
-              <w:rPr>
-                <w:rFonts w:ascii="Helvetica" w:hAnsi="Helvetica" w:eastAsia="Helvetica" w:cs="Helvetica"/>
-                <w:i w:val="false"/>
-                <w:b w:val="false"/>
-                <w:u w:val="none"/>
-                <w:sz w:val="20"/>
-                <w:szCs w:val="20"/>
-                <w:color w:val="000000"/>
-              </w:rPr>
-              <w:br/>
-            </w:r>
-            <w:r xmlns:w="http://schemas.openxmlformats.org/wordprocessingml/2006/main" xmlns:wp="http://schemas.openxmlformats.org/drawingml/2006/wordprocessingDrawing" xmlns:r="http://schemas.openxmlformats.org/officeDocument/2006/relationships" xmlns:w14="http://schemas.microsoft.com/office/word/2010/wordml">
-              <w:rPr>
-                <w:rFonts w:ascii="Helvetica" w:hAnsi="Helvetica" w:eastAsia="Helvetica" w:cs="Helvetica"/>
-                <w:i w:val="false"/>
-                <w:b w:val="false"/>
-                <w:u w:val="none"/>
-                <w:sz w:val="20"/>
-                <w:szCs w:val="20"/>
-                <w:color w:val="000000"/>
-              </w:rPr>
-              <w:t xml:space="preserve">/kaɪ.sɔl/</w:t>
-            </w:r>
-          </w:p>
-        </w:tc>
-        <w:tc>
-          <w:tcPr>
-            <w:tcBorders>
-              <w:bottom w:val="none" w:sz="0" w:space="0" w:color="000000"/>
-              <w:top w:val="none" w:sz="0" w:space="0" w:color="000000"/>
-              <w:left w:val="none" w:sz="0" w:space="0" w:color="000000"/>
-              <w:right w:val="none" w:sz="0" w:space="0" w:color="000000"/>
-            </w:tcBorders>
-            <w:shd w:val="clear" w:color="auto" w:fill="FFFFFF"/>
-            <w:tcMar>
-              <w:top w:w="0" w:type="dxa"/>
-              <w:bottom w:w="0" w:type="dxa"/>
-              <w:left w:w="0" w:type="dxa"/>
-              <w:right w:w="0" w:type="dxa"/>
-            </w:tcMar>
-            <w:vAlign w:val="center"/>
-          </w:tcPr>
-          <w:p>
-            <w:pPr>
-              <w:pStyle w:val="Normal"/>
-              <w:jc w:val="left"/>
-              <w:pBdr>
-                <w:bottom w:val="none" w:sz="0" w:space="0" w:color="000000"/>
-                <w:top w:val="none" w:sz="0" w:space="0" w:color="000000"/>
-                <w:left w:val="none" w:sz="0" w:space="0" w:color="000000"/>
-                <w:right w:val="none" w:sz="0" w:space="0" w:color="000000"/>
-              </w:pBdr>
-              <w:spacing w:after="100" w:before="100" w:line="240"/>
-              <w:ind w:left="100" w:right="100" w:firstLine="0" w:firstLineChars="0"/>
-            </w:pPr>
-            <w:r xmlns:w="http://schemas.openxmlformats.org/wordprocessingml/2006/main" xmlns:wp="http://schemas.openxmlformats.org/drawingml/2006/wordprocessingDrawing" xmlns:r="http://schemas.openxmlformats.org/officeDocument/2006/relationships" xmlns:w14="http://schemas.microsoft.com/office/word/2010/wordml">
-              <w:rPr>
-                <w:rFonts w:ascii="Helvetica" w:hAnsi="Helvetica" w:eastAsia="Helvetica" w:cs="Helvetica"/>
-                <w:i w:val="false"/>
-                <w:b w:val="false"/>
-                <w:u w:val="none"/>
-                <w:sz w:val="20"/>
-                <w:szCs w:val="20"/>
-                <w:color w:val="000000"/>
-              </w:rPr>
-              <w:t xml:space="preserve">kai-kai</w:t>
-            </w:r>
-            <w:r xmlns:w="http://schemas.openxmlformats.org/wordprocessingml/2006/main" xmlns:wp="http://schemas.openxmlformats.org/drawingml/2006/wordprocessingDrawing" xmlns:r="http://schemas.openxmlformats.org/officeDocument/2006/relationships" xmlns:w14="http://schemas.microsoft.com/office/word/2010/wordml">
-              <w:rPr>
-                <w:rFonts w:ascii="Helvetica" w:hAnsi="Helvetica" w:eastAsia="Helvetica" w:cs="Helvetica"/>
-                <w:i w:val="false"/>
-                <w:b w:val="false"/>
-                <w:u w:val="none"/>
-                <w:sz w:val="20"/>
-                <w:szCs w:val="20"/>
-                <w:color w:val="000000"/>
-              </w:rPr>
-              <w:br/>
-            </w:r>
-            <w:r xmlns:w="http://schemas.openxmlformats.org/wordprocessingml/2006/main" xmlns:wp="http://schemas.openxmlformats.org/drawingml/2006/wordprocessingDrawing" xmlns:r="http://schemas.openxmlformats.org/officeDocument/2006/relationships" xmlns:w14="http://schemas.microsoft.com/office/word/2010/wordml">
-              <w:rPr>
-                <w:rFonts w:ascii="Helvetica" w:hAnsi="Helvetica" w:eastAsia="Helvetica" w:cs="Helvetica"/>
-                <w:i w:val="false"/>
-                <w:b w:val="false"/>
-                <w:u w:val="none"/>
-                <w:sz w:val="20"/>
-                <w:szCs w:val="20"/>
-                <w:color w:val="000000"/>
-              </w:rPr>
-              <w:t xml:space="preserve">/kaɪ.kaɪ/</w:t>
-            </w:r>
-          </w:p>
-        </w:tc>
-        <w:tc>
-          <w:tcPr>
-            <w:tcBorders>
-              <w:bottom w:val="none" w:sz="0" w:space="0" w:color="000000"/>
-              <w:top w:val="none" w:sz="0" w:space="0" w:color="000000"/>
-              <w:left w:val="none" w:sz="0" w:space="0" w:color="000000"/>
-              <w:right w:val="none" w:sz="0" w:space="0" w:color="000000"/>
-            </w:tcBorders>
-            <w:shd w:val="clear" w:color="auto" w:fill="FFFFFF"/>
-            <w:tcMar>
-              <w:top w:w="0" w:type="dxa"/>
-              <w:bottom w:w="0" w:type="dxa"/>
-              <w:left w:w="0" w:type="dxa"/>
-              <w:right w:w="0" w:type="dxa"/>
-            </w:tcMar>
-            <w:vAlign w:val="center"/>
-          </w:tcPr>
-          <w:p>
-            <w:pPr>
-              <w:pStyle w:val="Normal"/>
-              <w:jc w:val="left"/>
-              <w:pBdr>
-                <w:bottom w:val="none" w:sz="0" w:space="0" w:color="000000"/>
-                <w:top w:val="none" w:sz="0" w:space="0" w:color="000000"/>
-                <w:left w:val="none" w:sz="0" w:space="0" w:color="000000"/>
-                <w:right w:val="none" w:sz="0" w:space="0" w:color="000000"/>
-              </w:pBdr>
-              <w:spacing w:after="100" w:before="100" w:line="240"/>
-              <w:ind w:left="100" w:right="100" w:firstLine="0" w:firstLineChars="0"/>
-            </w:pPr>
-            <w:r xmlns:w="http://schemas.openxmlformats.org/wordprocessingml/2006/main" xmlns:wp="http://schemas.openxmlformats.org/drawingml/2006/wordprocessingDrawing" xmlns:r="http://schemas.openxmlformats.org/officeDocument/2006/relationships" xmlns:w14="http://schemas.microsoft.com/office/word/2010/wordml">
-              <w:rPr>
-                <w:rFonts w:ascii="Helvetica" w:hAnsi="Helvetica" w:eastAsia="Helvetica" w:cs="Helvetica"/>
-                <w:i w:val="false"/>
-                <w:b w:val="false"/>
-                <w:u w:val="none"/>
-                <w:sz w:val="20"/>
-                <w:szCs w:val="20"/>
-                <w:color w:val="000000"/>
-              </w:rPr>
-              <w:t xml:space="preserve">sol-sol</w:t>
-            </w:r>
-            <w:r xmlns:w="http://schemas.openxmlformats.org/wordprocessingml/2006/main" xmlns:wp="http://schemas.openxmlformats.org/drawingml/2006/wordprocessingDrawing" xmlns:r="http://schemas.openxmlformats.org/officeDocument/2006/relationships" xmlns:w14="http://schemas.microsoft.com/office/word/2010/wordml">
-              <w:rPr>
-                <w:rFonts w:ascii="Helvetica" w:hAnsi="Helvetica" w:eastAsia="Helvetica" w:cs="Helvetica"/>
-                <w:i w:val="false"/>
-                <w:b w:val="false"/>
-                <w:u w:val="none"/>
-                <w:sz w:val="20"/>
-                <w:szCs w:val="20"/>
-                <w:color w:val="000000"/>
-              </w:rPr>
-              <w:br/>
-            </w:r>
-            <w:r xmlns:w="http://schemas.openxmlformats.org/wordprocessingml/2006/main" xmlns:wp="http://schemas.openxmlformats.org/drawingml/2006/wordprocessingDrawing" xmlns:r="http://schemas.openxmlformats.org/officeDocument/2006/relationships" xmlns:w14="http://schemas.microsoft.com/office/word/2010/wordml">
-              <w:rPr>
-                <w:rFonts w:ascii="Helvetica" w:hAnsi="Helvetica" w:eastAsia="Helvetica" w:cs="Helvetica"/>
-                <w:i w:val="false"/>
-                <w:b w:val="false"/>
-                <w:u w:val="none"/>
-                <w:sz w:val="20"/>
-                <w:szCs w:val="20"/>
-                <w:color w:val="000000"/>
-              </w:rPr>
-              <w:t xml:space="preserve">/sɔl.sɔl/</w:t>
-            </w:r>
-          </w:p>
-        </w:tc>
-        <w:tc>
-          <w:tcPr>
-            <w:tcBorders>
-              <w:bottom w:val="none" w:sz="0" w:space="0" w:color="000000"/>
-              <w:top w:val="none" w:sz="0" w:space="0" w:color="000000"/>
-              <w:left w:val="none" w:sz="0" w:space="0" w:color="000000"/>
-              <w:right w:val="none" w:sz="0" w:space="0" w:color="000000"/>
-            </w:tcBorders>
-            <w:shd w:val="clear" w:color="auto" w:fill="FFFFFF"/>
-            <w:tcMar>
-              <w:top w:w="0" w:type="dxa"/>
-              <w:bottom w:w="0" w:type="dxa"/>
-              <w:left w:w="0" w:type="dxa"/>
-              <w:right w:w="0" w:type="dxa"/>
-            </w:tcMar>
-            <w:vAlign w:val="center"/>
-          </w:tcPr>
-          <w:p>
-            <w:pPr>
-              <w:pStyle w:val="Normal"/>
-              <w:jc w:val="left"/>
-              <w:pBdr>
-                <w:bottom w:val="none" w:sz="0" w:space="0" w:color="000000"/>
-                <w:top w:val="none" w:sz="0" w:space="0" w:color="000000"/>
-                <w:left w:val="none" w:sz="0" w:space="0" w:color="000000"/>
-                <w:right w:val="none" w:sz="0" w:space="0" w:color="000000"/>
-              </w:pBdr>
-              <w:spacing w:after="100" w:before="100" w:line="240"/>
-              <w:ind w:left="100" w:right="100" w:firstLine="0" w:firstLineChars="0"/>
-            </w:pPr>
-            <w:r xmlns:w="http://schemas.openxmlformats.org/wordprocessingml/2006/main" xmlns:wp="http://schemas.openxmlformats.org/drawingml/2006/wordprocessingDrawing" xmlns:r="http://schemas.openxmlformats.org/officeDocument/2006/relationships" xmlns:w14="http://schemas.microsoft.com/office/word/2010/wordml">
-              <w:rPr>
-                <w:rFonts w:ascii="Helvetica" w:hAnsi="Helvetica" w:eastAsia="Helvetica" w:cs="Helvetica"/>
-                <w:i w:val="false"/>
-                <w:b w:val="false"/>
-                <w:u w:val="none"/>
-                <w:sz w:val="20"/>
-                <w:szCs w:val="20"/>
-                <w:color w:val="000000"/>
-              </w:rPr>
-              <w:t xml:space="preserve">kaisy</w:t>
-            </w:r>
-            <w:r xmlns:w="http://schemas.openxmlformats.org/wordprocessingml/2006/main" xmlns:wp="http://schemas.openxmlformats.org/drawingml/2006/wordprocessingDrawing" xmlns:r="http://schemas.openxmlformats.org/officeDocument/2006/relationships" xmlns:w14="http://schemas.microsoft.com/office/word/2010/wordml">
-              <w:rPr>
-                <w:rFonts w:ascii="Helvetica" w:hAnsi="Helvetica" w:eastAsia="Helvetica" w:cs="Helvetica"/>
-                <w:i w:val="false"/>
-                <w:b w:val="false"/>
-                <w:u w:val="none"/>
-                <w:sz w:val="20"/>
-                <w:szCs w:val="20"/>
-                <w:color w:val="000000"/>
-              </w:rPr>
-              <w:br/>
-            </w:r>
-            <w:r xmlns:w="http://schemas.openxmlformats.org/wordprocessingml/2006/main" xmlns:wp="http://schemas.openxmlformats.org/drawingml/2006/wordprocessingDrawing" xmlns:r="http://schemas.openxmlformats.org/officeDocument/2006/relationships" xmlns:w14="http://schemas.microsoft.com/office/word/2010/wordml">
-              <w:rPr>
-                <w:rFonts w:ascii="Helvetica" w:hAnsi="Helvetica" w:eastAsia="Helvetica" w:cs="Helvetica"/>
-                <w:i w:val="false"/>
-                <w:b w:val="false"/>
-                <w:u w:val="none"/>
-                <w:sz w:val="20"/>
-                <w:szCs w:val="20"/>
-                <w:color w:val="000000"/>
-              </w:rPr>
-              <w:t xml:space="preserve">/kaɪ.si/</w:t>
-            </w:r>
-          </w:p>
-        </w:tc>
-        <w:tc>
-          <w:tcPr>
-            <w:tcBorders>
-              <w:bottom w:val="none" w:sz="0" w:space="0" w:color="000000"/>
-              <w:top w:val="none" w:sz="0" w:space="0" w:color="000000"/>
-              <w:left w:val="none" w:sz="0" w:space="0" w:color="000000"/>
-              <w:right w:val="none" w:sz="0" w:space="0" w:color="000000"/>
-            </w:tcBorders>
-            <w:shd w:val="clear" w:color="auto" w:fill="FFFFFF"/>
-            <w:tcMar>
-              <w:top w:w="0" w:type="dxa"/>
-              <w:bottom w:w="0" w:type="dxa"/>
-              <w:left w:w="0" w:type="dxa"/>
-              <w:right w:w="0" w:type="dxa"/>
-            </w:tcMar>
-            <w:vAlign w:val="center"/>
-          </w:tcPr>
-          <w:p>
-            <w:pPr>
-              <w:pStyle w:val="Normal"/>
-              <w:jc w:val="left"/>
-              <w:pBdr>
-                <w:bottom w:val="none" w:sz="0" w:space="0" w:color="000000"/>
-                <w:top w:val="none" w:sz="0" w:space="0" w:color="000000"/>
-                <w:left w:val="none" w:sz="0" w:space="0" w:color="000000"/>
-                <w:right w:val="none" w:sz="0" w:space="0" w:color="000000"/>
-              </w:pBdr>
-              <w:spacing w:after="100" w:before="100" w:line="240"/>
-              <w:ind w:left="100" w:right="100" w:firstLine="0" w:firstLineChars="0"/>
-            </w:pPr>
-            <w:r xmlns:w="http://schemas.openxmlformats.org/wordprocessingml/2006/main" xmlns:wp="http://schemas.openxmlformats.org/drawingml/2006/wordprocessingDrawing" xmlns:r="http://schemas.openxmlformats.org/officeDocument/2006/relationships" xmlns:w14="http://schemas.microsoft.com/office/word/2010/wordml">
-              <w:rPr>
-                <w:rFonts w:ascii="Helvetica" w:hAnsi="Helvetica" w:eastAsia="Helvetica" w:cs="Helvetica"/>
-                <w:i w:val="false"/>
-                <w:b w:val="false"/>
-                <w:u w:val="none"/>
-                <w:sz w:val="20"/>
-                <w:szCs w:val="20"/>
-                <w:color w:val="000000"/>
-              </w:rPr>
-              <w:t xml:space="preserve">y-sol</w:t>
-            </w:r>
-            <w:r xmlns:w="http://schemas.openxmlformats.org/wordprocessingml/2006/main" xmlns:wp="http://schemas.openxmlformats.org/drawingml/2006/wordprocessingDrawing" xmlns:r="http://schemas.openxmlformats.org/officeDocument/2006/relationships" xmlns:w14="http://schemas.microsoft.com/office/word/2010/wordml">
-              <w:rPr>
-                <w:rFonts w:ascii="Helvetica" w:hAnsi="Helvetica" w:eastAsia="Helvetica" w:cs="Helvetica"/>
-                <w:i w:val="false"/>
-                <w:b w:val="false"/>
-                <w:u w:val="none"/>
-                <w:sz w:val="20"/>
-                <w:szCs w:val="20"/>
-                <w:color w:val="000000"/>
-              </w:rPr>
-              <w:br/>
-            </w:r>
-            <w:r xmlns:w="http://schemas.openxmlformats.org/wordprocessingml/2006/main" xmlns:wp="http://schemas.openxmlformats.org/drawingml/2006/wordprocessingDrawing" xmlns:r="http://schemas.openxmlformats.org/officeDocument/2006/relationships" xmlns:w14="http://schemas.microsoft.com/office/word/2010/wordml">
-              <w:rPr>
-                <w:rFonts w:ascii="Helvetica" w:hAnsi="Helvetica" w:eastAsia="Helvetica" w:cs="Helvetica"/>
-                <w:i w:val="false"/>
-                <w:b w:val="false"/>
-                <w:u w:val="none"/>
-                <w:sz w:val="20"/>
-                <w:szCs w:val="20"/>
-                <w:color w:val="000000"/>
-              </w:rPr>
-              <w:t xml:space="preserve">/i.sɔl/</w:t>
-            </w:r>
-          </w:p>
-        </w:tc>
-      </w:tr>
-      <w:tr>
-        <w:trPr>
-          <w:trHeight w:val="360" w:hRule="auto"/>
-        </w:trPr>
-        body4
-        <w:tc>
-          <w:tcPr>
-            <w:tcBorders>
-              <w:bottom w:val="none" w:sz="0" w:space="0" w:color="000000"/>
-              <w:top w:val="none" w:sz="0" w:space="0" w:color="000000"/>
-              <w:left w:val="none" w:sz="0" w:space="0" w:color="000000"/>
-              <w:right w:val="none" w:sz="0" w:space="0" w:color="000000"/>
-            </w:tcBorders>
-            <w:shd w:val="clear" w:color="auto" w:fill="FFFFFF"/>
-            <w:tcMar>
-              <w:top w:w="0" w:type="dxa"/>
-              <w:bottom w:w="0" w:type="dxa"/>
-              <w:left w:w="0" w:type="dxa"/>
-              <w:right w:w="0" w:type="dxa"/>
-            </w:tcMar>
-            <w:vAlign w:val="center"/>
-          </w:tcPr>
-          <w:p>
-            <w:pPr>
-              <w:pStyle w:val="Normal"/>
-              <w:jc w:val="left"/>
-              <w:pBdr>
-                <w:bottom w:val="none" w:sz="0" w:space="0" w:color="000000"/>
-                <w:top w:val="none" w:sz="0" w:space="0" w:color="000000"/>
-                <w:left w:val="none" w:sz="0" w:space="0" w:color="000000"/>
-                <w:right w:val="none" w:sz="0" w:space="0" w:color="000000"/>
-              </w:pBdr>
-              <w:spacing w:after="100" w:before="100" w:line="240"/>
-              <w:ind w:left="100" w:right="100" w:firstLine="0" w:firstLineChars="0"/>
-            </w:pPr>
-            <w:r xmlns:w="http://schemas.openxmlformats.org/wordprocessingml/2006/main" xmlns:wp="http://schemas.openxmlformats.org/drawingml/2006/wordprocessingDrawing" xmlns:r="http://schemas.openxmlformats.org/officeDocument/2006/relationships" xmlns:w14="http://schemas.microsoft.com/office/word/2010/wordml">
-              <w:rPr>
-                <w:rFonts w:ascii="Helvetica" w:hAnsi="Helvetica" w:eastAsia="Helvetica" w:cs="Helvetica"/>
-                <w:i w:val="false"/>
-                <w:b w:val="false"/>
-                <w:u w:val="none"/>
-                <w:sz w:val="20"/>
-                <w:szCs w:val="20"/>
-                <w:color w:val="000000"/>
-              </w:rPr>
-              <w:t xml:space="preserve">mobet</w:t>
-            </w:r>
-            <w:r xmlns:w="http://schemas.openxmlformats.org/wordprocessingml/2006/main" xmlns:wp="http://schemas.openxmlformats.org/drawingml/2006/wordprocessingDrawing" xmlns:r="http://schemas.openxmlformats.org/officeDocument/2006/relationships" xmlns:w14="http://schemas.microsoft.com/office/word/2010/wordml">
-              <w:rPr>
-                <w:rFonts w:ascii="Helvetica" w:hAnsi="Helvetica" w:eastAsia="Helvetica" w:cs="Helvetica"/>
-                <w:i w:val="false"/>
-                <w:b w:val="false"/>
-                <w:u w:val="none"/>
-                <w:sz w:val="20"/>
-                <w:szCs w:val="20"/>
-                <w:color w:val="000000"/>
-              </w:rPr>
-              <w:br/>
-            </w:r>
-            <w:r xmlns:w="http://schemas.openxmlformats.org/wordprocessingml/2006/main" xmlns:wp="http://schemas.openxmlformats.org/drawingml/2006/wordprocessingDrawing" xmlns:r="http://schemas.openxmlformats.org/officeDocument/2006/relationships" xmlns:w14="http://schemas.microsoft.com/office/word/2010/wordml">
-              <w:rPr>
-                <w:rFonts w:ascii="Helvetica" w:hAnsi="Helvetica" w:eastAsia="Helvetica" w:cs="Helvetica"/>
-                <w:i w:val="false"/>
-                <w:b w:val="false"/>
-                <w:u w:val="none"/>
-                <w:sz w:val="20"/>
-                <w:szCs w:val="20"/>
-                <w:color w:val="000000"/>
-              </w:rPr>
-              <w:t xml:space="preserve">/moʊ.bɪt/</w:t>
-            </w:r>
-          </w:p>
-        </w:tc>
-        <w:tc>
-          <w:tcPr>
-            <w:tcBorders>
-              <w:bottom w:val="none" w:sz="0" w:space="0" w:color="000000"/>
-              <w:top w:val="none" w:sz="0" w:space="0" w:color="000000"/>
-              <w:left w:val="none" w:sz="0" w:space="0" w:color="000000"/>
-              <w:right w:val="none" w:sz="0" w:space="0" w:color="000000"/>
-            </w:tcBorders>
-            <w:shd w:val="clear" w:color="auto" w:fill="FFFFFF"/>
-            <w:tcMar>
-              <w:top w:w="0" w:type="dxa"/>
-              <w:bottom w:w="0" w:type="dxa"/>
-              <w:left w:w="0" w:type="dxa"/>
-              <w:right w:w="0" w:type="dxa"/>
-            </w:tcMar>
-            <w:vAlign w:val="center"/>
-          </w:tcPr>
-          <w:p>
-            <w:pPr>
-              <w:pStyle w:val="Normal"/>
-              <w:jc w:val="left"/>
-              <w:pBdr>
-                <w:bottom w:val="none" w:sz="0" w:space="0" w:color="000000"/>
-                <w:top w:val="none" w:sz="0" w:space="0" w:color="000000"/>
-                <w:left w:val="none" w:sz="0" w:space="0" w:color="000000"/>
-                <w:right w:val="none" w:sz="0" w:space="0" w:color="000000"/>
-              </w:pBdr>
-              <w:spacing w:after="100" w:before="100" w:line="240"/>
-              <w:ind w:left="100" w:right="100" w:firstLine="0" w:firstLineChars="0"/>
-            </w:pPr>
-            <w:r xmlns:w="http://schemas.openxmlformats.org/wordprocessingml/2006/main" xmlns:wp="http://schemas.openxmlformats.org/drawingml/2006/wordprocessingDrawing" xmlns:r="http://schemas.openxmlformats.org/officeDocument/2006/relationships" xmlns:w14="http://schemas.microsoft.com/office/word/2010/wordml">
-              <w:rPr>
-                <w:rFonts w:ascii="Helvetica" w:hAnsi="Helvetica" w:eastAsia="Helvetica" w:cs="Helvetica"/>
-                <w:i w:val="false"/>
-                <w:b w:val="false"/>
-                <w:u w:val="none"/>
-                <w:sz w:val="20"/>
-                <w:szCs w:val="20"/>
-                <w:color w:val="000000"/>
-              </w:rPr>
-              <w:t xml:space="preserve">mo-mo</w:t>
-            </w:r>
-            <w:r xmlns:w="http://schemas.openxmlformats.org/wordprocessingml/2006/main" xmlns:wp="http://schemas.openxmlformats.org/drawingml/2006/wordprocessingDrawing" xmlns:r="http://schemas.openxmlformats.org/officeDocument/2006/relationships" xmlns:w14="http://schemas.microsoft.com/office/word/2010/wordml">
-              <w:rPr>
-                <w:rFonts w:ascii="Helvetica" w:hAnsi="Helvetica" w:eastAsia="Helvetica" w:cs="Helvetica"/>
-                <w:i w:val="false"/>
-                <w:b w:val="false"/>
-                <w:u w:val="none"/>
-                <w:sz w:val="20"/>
-                <w:szCs w:val="20"/>
-                <w:color w:val="000000"/>
-              </w:rPr>
-              <w:br/>
-            </w:r>
-            <w:r xmlns:w="http://schemas.openxmlformats.org/wordprocessingml/2006/main" xmlns:wp="http://schemas.openxmlformats.org/drawingml/2006/wordprocessingDrawing" xmlns:r="http://schemas.openxmlformats.org/officeDocument/2006/relationships" xmlns:w14="http://schemas.microsoft.com/office/word/2010/wordml">
-              <w:rPr>
-                <w:rFonts w:ascii="Helvetica" w:hAnsi="Helvetica" w:eastAsia="Helvetica" w:cs="Helvetica"/>
-                <w:i w:val="false"/>
-                <w:b w:val="false"/>
-                <w:u w:val="none"/>
-                <w:sz w:val="20"/>
-                <w:szCs w:val="20"/>
-                <w:color w:val="000000"/>
-              </w:rPr>
-              <w:t xml:space="preserve">/moʊ.moʊ/</w:t>
-            </w:r>
-          </w:p>
-        </w:tc>
-        <w:tc>
-          <w:tcPr>
-            <w:tcBorders>
-              <w:bottom w:val="none" w:sz="0" w:space="0" w:color="000000"/>
-              <w:top w:val="none" w:sz="0" w:space="0" w:color="000000"/>
-              <w:left w:val="none" w:sz="0" w:space="0" w:color="000000"/>
-              <w:right w:val="none" w:sz="0" w:space="0" w:color="000000"/>
-            </w:tcBorders>
-            <w:shd w:val="clear" w:color="auto" w:fill="FFFFFF"/>
-            <w:tcMar>
-              <w:top w:w="0" w:type="dxa"/>
-              <w:bottom w:w="0" w:type="dxa"/>
-              <w:left w:w="0" w:type="dxa"/>
-              <w:right w:w="0" w:type="dxa"/>
-            </w:tcMar>
-            <w:vAlign w:val="center"/>
-          </w:tcPr>
-          <w:p>
-            <w:pPr>
-              <w:pStyle w:val="Normal"/>
-              <w:jc w:val="left"/>
-              <w:pBdr>
-                <w:bottom w:val="none" w:sz="0" w:space="0" w:color="000000"/>
-                <w:top w:val="none" w:sz="0" w:space="0" w:color="000000"/>
-                <w:left w:val="none" w:sz="0" w:space="0" w:color="000000"/>
-                <w:right w:val="none" w:sz="0" w:space="0" w:color="000000"/>
-              </w:pBdr>
-              <w:spacing w:after="100" w:before="100" w:line="240"/>
-              <w:ind w:left="100" w:right="100" w:firstLine="0" w:firstLineChars="0"/>
-            </w:pPr>
-            <w:r xmlns:w="http://schemas.openxmlformats.org/wordprocessingml/2006/main" xmlns:wp="http://schemas.openxmlformats.org/drawingml/2006/wordprocessingDrawing" xmlns:r="http://schemas.openxmlformats.org/officeDocument/2006/relationships" xmlns:w14="http://schemas.microsoft.com/office/word/2010/wordml">
-              <w:rPr>
-                <w:rFonts w:ascii="Helvetica" w:hAnsi="Helvetica" w:eastAsia="Helvetica" w:cs="Helvetica"/>
-                <w:i w:val="false"/>
-                <w:b w:val="false"/>
-                <w:u w:val="none"/>
-                <w:sz w:val="20"/>
-                <w:szCs w:val="20"/>
-                <w:color w:val="000000"/>
-              </w:rPr>
-              <w:t xml:space="preserve">bet-bet</w:t>
-            </w:r>
-            <w:r xmlns:w="http://schemas.openxmlformats.org/wordprocessingml/2006/main" xmlns:wp="http://schemas.openxmlformats.org/drawingml/2006/wordprocessingDrawing" xmlns:r="http://schemas.openxmlformats.org/officeDocument/2006/relationships" xmlns:w14="http://schemas.microsoft.com/office/word/2010/wordml">
-              <w:rPr>
-                <w:rFonts w:ascii="Helvetica" w:hAnsi="Helvetica" w:eastAsia="Helvetica" w:cs="Helvetica"/>
-                <w:i w:val="false"/>
-                <w:b w:val="false"/>
-                <w:u w:val="none"/>
-                <w:sz w:val="20"/>
-                <w:szCs w:val="20"/>
-                <w:color w:val="000000"/>
-              </w:rPr>
-              <w:br/>
-            </w:r>
-            <w:r xmlns:w="http://schemas.openxmlformats.org/wordprocessingml/2006/main" xmlns:wp="http://schemas.openxmlformats.org/drawingml/2006/wordprocessingDrawing" xmlns:r="http://schemas.openxmlformats.org/officeDocument/2006/relationships" xmlns:w14="http://schemas.microsoft.com/office/word/2010/wordml">
-              <w:rPr>
-                <w:rFonts w:ascii="Helvetica" w:hAnsi="Helvetica" w:eastAsia="Helvetica" w:cs="Helvetica"/>
-                <w:i w:val="false"/>
-                <w:b w:val="false"/>
-                <w:u w:val="none"/>
-                <w:sz w:val="20"/>
-                <w:szCs w:val="20"/>
-                <w:color w:val="000000"/>
-              </w:rPr>
-              <w:t xml:space="preserve">/bɪt.bɪt/</w:t>
-            </w:r>
-          </w:p>
-        </w:tc>
-        <w:tc>
-          <w:tcPr>
-            <w:tcBorders>
-              <w:bottom w:val="none" w:sz="0" w:space="0" w:color="000000"/>
-              <w:top w:val="none" w:sz="0" w:space="0" w:color="000000"/>
-              <w:left w:val="none" w:sz="0" w:space="0" w:color="000000"/>
-              <w:right w:val="none" w:sz="0" w:space="0" w:color="000000"/>
-            </w:tcBorders>
-            <w:shd w:val="clear" w:color="auto" w:fill="FFFFFF"/>
-            <w:tcMar>
-              <w:top w:w="0" w:type="dxa"/>
-              <w:bottom w:w="0" w:type="dxa"/>
-              <w:left w:w="0" w:type="dxa"/>
-              <w:right w:w="0" w:type="dxa"/>
-            </w:tcMar>
-            <w:vAlign w:val="center"/>
-          </w:tcPr>
-          <w:p>
-            <w:pPr>
-              <w:pStyle w:val="Normal"/>
-              <w:jc w:val="left"/>
-              <w:pBdr>
-                <w:bottom w:val="none" w:sz="0" w:space="0" w:color="000000"/>
-                <w:top w:val="none" w:sz="0" w:space="0" w:color="000000"/>
-                <w:left w:val="none" w:sz="0" w:space="0" w:color="000000"/>
-                <w:right w:val="none" w:sz="0" w:space="0" w:color="000000"/>
-              </w:pBdr>
-              <w:spacing w:after="100" w:before="100" w:line="240"/>
-              <w:ind w:left="100" w:right="100" w:firstLine="0" w:firstLineChars="0"/>
-            </w:pPr>
-            <w:r xmlns:w="http://schemas.openxmlformats.org/wordprocessingml/2006/main" xmlns:wp="http://schemas.openxmlformats.org/drawingml/2006/wordprocessingDrawing" xmlns:r="http://schemas.openxmlformats.org/officeDocument/2006/relationships" xmlns:w14="http://schemas.microsoft.com/office/word/2010/wordml">
-              <w:rPr>
-                <w:rFonts w:ascii="Helvetica" w:hAnsi="Helvetica" w:eastAsia="Helvetica" w:cs="Helvetica"/>
-                <w:i w:val="false"/>
-                <w:b w:val="false"/>
-                <w:u w:val="none"/>
-                <w:sz w:val="20"/>
-                <w:szCs w:val="20"/>
-                <w:color w:val="000000"/>
-              </w:rPr>
-              <w:t xml:space="preserve">moby</w:t>
-            </w:r>
-            <w:r xmlns:w="http://schemas.openxmlformats.org/wordprocessingml/2006/main" xmlns:wp="http://schemas.openxmlformats.org/drawingml/2006/wordprocessingDrawing" xmlns:r="http://schemas.openxmlformats.org/officeDocument/2006/relationships" xmlns:w14="http://schemas.microsoft.com/office/word/2010/wordml">
-              <w:rPr>
-                <w:rFonts w:ascii="Helvetica" w:hAnsi="Helvetica" w:eastAsia="Helvetica" w:cs="Helvetica"/>
-                <w:i w:val="false"/>
-                <w:b w:val="false"/>
-                <w:u w:val="none"/>
-                <w:sz w:val="20"/>
-                <w:szCs w:val="20"/>
-                <w:color w:val="000000"/>
-              </w:rPr>
-              <w:br/>
-            </w:r>
-            <w:r xmlns:w="http://schemas.openxmlformats.org/wordprocessingml/2006/main" xmlns:wp="http://schemas.openxmlformats.org/drawingml/2006/wordprocessingDrawing" xmlns:r="http://schemas.openxmlformats.org/officeDocument/2006/relationships" xmlns:w14="http://schemas.microsoft.com/office/word/2010/wordml">
-              <w:rPr>
-                <w:rFonts w:ascii="Helvetica" w:hAnsi="Helvetica" w:eastAsia="Helvetica" w:cs="Helvetica"/>
-                <w:i w:val="false"/>
-                <w:b w:val="false"/>
-                <w:u w:val="none"/>
-                <w:sz w:val="20"/>
-                <w:szCs w:val="20"/>
-                <w:color w:val="000000"/>
-              </w:rPr>
-              <w:t xml:space="preserve">/moʊ.bi/</w:t>
-            </w:r>
-          </w:p>
-        </w:tc>
-        <w:tc>
-          <w:tcPr>
-            <w:tcBorders>
-              <w:bottom w:val="none" w:sz="0" w:space="0" w:color="000000"/>
-              <w:top w:val="none" w:sz="0" w:space="0" w:color="000000"/>
-              <w:left w:val="none" w:sz="0" w:space="0" w:color="000000"/>
-              <w:right w:val="none" w:sz="0" w:space="0" w:color="000000"/>
-            </w:tcBorders>
-            <w:shd w:val="clear" w:color="auto" w:fill="FFFFFF"/>
-            <w:tcMar>
-              <w:top w:w="0" w:type="dxa"/>
-              <w:bottom w:w="0" w:type="dxa"/>
-              <w:left w:w="0" w:type="dxa"/>
-              <w:right w:w="0" w:type="dxa"/>
-            </w:tcMar>
-            <w:vAlign w:val="center"/>
-          </w:tcPr>
-          <w:p>
-            <w:pPr>
-              <w:pStyle w:val="Normal"/>
-              <w:jc w:val="left"/>
-              <w:pBdr>
-                <w:bottom w:val="none" w:sz="0" w:space="0" w:color="000000"/>
-                <w:top w:val="none" w:sz="0" w:space="0" w:color="000000"/>
-                <w:left w:val="none" w:sz="0" w:space="0" w:color="000000"/>
-                <w:right w:val="none" w:sz="0" w:space="0" w:color="000000"/>
-              </w:pBdr>
-              <w:spacing w:after="100" w:before="100" w:line="240"/>
-              <w:ind w:left="100" w:right="100" w:firstLine="0" w:firstLineChars="0"/>
-            </w:pPr>
-            <w:r xmlns:w="http://schemas.openxmlformats.org/wordprocessingml/2006/main" xmlns:wp="http://schemas.openxmlformats.org/drawingml/2006/wordprocessingDrawing" xmlns:r="http://schemas.openxmlformats.org/officeDocument/2006/relationships" xmlns:w14="http://schemas.microsoft.com/office/word/2010/wordml">
-              <w:rPr>
-                <w:rFonts w:ascii="Helvetica" w:hAnsi="Helvetica" w:eastAsia="Helvetica" w:cs="Helvetica"/>
-                <w:i w:val="false"/>
-                <w:b w:val="false"/>
-                <w:u w:val="none"/>
-                <w:sz w:val="20"/>
-                <w:szCs w:val="20"/>
-                <w:color w:val="000000"/>
-              </w:rPr>
-              <w:t xml:space="preserve">y-bet</w:t>
-            </w:r>
-            <w:r xmlns:w="http://schemas.openxmlformats.org/wordprocessingml/2006/main" xmlns:wp="http://schemas.openxmlformats.org/drawingml/2006/wordprocessingDrawing" xmlns:r="http://schemas.openxmlformats.org/officeDocument/2006/relationships" xmlns:w14="http://schemas.microsoft.com/office/word/2010/wordml">
-              <w:rPr>
-                <w:rFonts w:ascii="Helvetica" w:hAnsi="Helvetica" w:eastAsia="Helvetica" w:cs="Helvetica"/>
-                <w:i w:val="false"/>
-                <w:b w:val="false"/>
-                <w:u w:val="none"/>
-                <w:sz w:val="20"/>
-                <w:szCs w:val="20"/>
-                <w:color w:val="000000"/>
-              </w:rPr>
-              <w:br/>
-            </w:r>
-            <w:r xmlns:w="http://schemas.openxmlformats.org/wordprocessingml/2006/main" xmlns:wp="http://schemas.openxmlformats.org/drawingml/2006/wordprocessingDrawing" xmlns:r="http://schemas.openxmlformats.org/officeDocument/2006/relationships" xmlns:w14="http://schemas.microsoft.com/office/word/2010/wordml">
-              <w:rPr>
-                <w:rFonts w:ascii="Helvetica" w:hAnsi="Helvetica" w:eastAsia="Helvetica" w:cs="Helvetica"/>
-                <w:i w:val="false"/>
-                <w:b w:val="false"/>
-                <w:u w:val="none"/>
-                <w:sz w:val="20"/>
-                <w:szCs w:val="20"/>
-                <w:color w:val="000000"/>
-              </w:rPr>
-              <w:t xml:space="preserve">/i.bɪt/</w:t>
-            </w:r>
-          </w:p>
-        </w:tc>
-      </w:tr>
-      <w:tr>
-        <w:trPr>
-          <w:trHeight w:val="360" w:hRule="auto"/>
-        </w:trPr>
-        body5
-        <w:tc>
-          <w:tcPr>
-            <w:tcBorders>
-              <w:bottom w:val="none" w:sz="0" w:space="0" w:color="000000"/>
-              <w:top w:val="none" w:sz="0" w:space="0" w:color="000000"/>
-              <w:left w:val="none" w:sz="0" w:space="0" w:color="000000"/>
-              <w:right w:val="none" w:sz="0" w:space="0" w:color="000000"/>
-            </w:tcBorders>
-            <w:shd w:val="clear" w:color="auto" w:fill="FFFFFF"/>
-            <w:tcMar>
-              <w:top w:w="0" w:type="dxa"/>
-              <w:bottom w:w="0" w:type="dxa"/>
-              <w:left w:w="0" w:type="dxa"/>
-              <w:right w:w="0" w:type="dxa"/>
-            </w:tcMar>
-            <w:vAlign w:val="center"/>
-          </w:tcPr>
-          <w:p>
-            <w:pPr>
-              <w:pStyle w:val="Normal"/>
-              <w:jc w:val="left"/>
-              <w:pBdr>
-                <w:bottom w:val="none" w:sz="0" w:space="0" w:color="000000"/>
-                <w:top w:val="none" w:sz="0" w:space="0" w:color="000000"/>
-                <w:left w:val="none" w:sz="0" w:space="0" w:color="000000"/>
-                <w:right w:val="none" w:sz="0" w:space="0" w:color="000000"/>
-              </w:pBdr>
-              <w:spacing w:after="100" w:before="100" w:line="240"/>
-              <w:ind w:left="100" w:right="100" w:firstLine="0" w:firstLineChars="0"/>
-            </w:pPr>
-            <w:r xmlns:w="http://schemas.openxmlformats.org/wordprocessingml/2006/main" xmlns:wp="http://schemas.openxmlformats.org/drawingml/2006/wordprocessingDrawing" xmlns:r="http://schemas.openxmlformats.org/officeDocument/2006/relationships" xmlns:w14="http://schemas.microsoft.com/office/word/2010/wordml">
-              <w:rPr>
-                <w:rFonts w:ascii="Helvetica" w:hAnsi="Helvetica" w:eastAsia="Helvetica" w:cs="Helvetica"/>
-                <w:i w:val="false"/>
-                <w:b w:val="false"/>
-                <w:u w:val="none"/>
-                <w:sz w:val="20"/>
-                <w:szCs w:val="20"/>
-                <w:color w:val="000000"/>
-              </w:rPr>
-              <w:t xml:space="preserve">woifer</w:t>
-            </w:r>
-            <w:r xmlns:w="http://schemas.openxmlformats.org/wordprocessingml/2006/main" xmlns:wp="http://schemas.openxmlformats.org/drawingml/2006/wordprocessingDrawing" xmlns:r="http://schemas.openxmlformats.org/officeDocument/2006/relationships" xmlns:w14="http://schemas.microsoft.com/office/word/2010/wordml">
-              <w:rPr>
-                <w:rFonts w:ascii="Helvetica" w:hAnsi="Helvetica" w:eastAsia="Helvetica" w:cs="Helvetica"/>
-                <w:i w:val="false"/>
-                <w:b w:val="false"/>
-                <w:u w:val="none"/>
-                <w:sz w:val="20"/>
-                <w:szCs w:val="20"/>
-                <w:color w:val="000000"/>
-              </w:rPr>
-              <w:br/>
-            </w:r>
-            <w:r xmlns:w="http://schemas.openxmlformats.org/wordprocessingml/2006/main" xmlns:wp="http://schemas.openxmlformats.org/drawingml/2006/wordprocessingDrawing" xmlns:r="http://schemas.openxmlformats.org/officeDocument/2006/relationships" xmlns:w14="http://schemas.microsoft.com/office/word/2010/wordml">
-              <w:rPr>
-                <w:rFonts w:ascii="Helvetica" w:hAnsi="Helvetica" w:eastAsia="Helvetica" w:cs="Helvetica"/>
-                <w:i w:val="false"/>
-                <w:b w:val="false"/>
-                <w:u w:val="none"/>
-                <w:sz w:val="20"/>
-                <w:szCs w:val="20"/>
-                <w:color w:val="000000"/>
-              </w:rPr>
-              <w:t xml:space="preserve">/wɔɪ.fɚ/</w:t>
-            </w:r>
-          </w:p>
-        </w:tc>
-        <w:tc>
-          <w:tcPr>
-            <w:tcBorders>
-              <w:bottom w:val="none" w:sz="0" w:space="0" w:color="000000"/>
-              <w:top w:val="none" w:sz="0" w:space="0" w:color="000000"/>
-              <w:left w:val="none" w:sz="0" w:space="0" w:color="000000"/>
-              <w:right w:val="none" w:sz="0" w:space="0" w:color="000000"/>
-            </w:tcBorders>
-            <w:shd w:val="clear" w:color="auto" w:fill="FFFFFF"/>
-            <w:tcMar>
-              <w:top w:w="0" w:type="dxa"/>
-              <w:bottom w:w="0" w:type="dxa"/>
-              <w:left w:w="0" w:type="dxa"/>
-              <w:right w:w="0" w:type="dxa"/>
-            </w:tcMar>
-            <w:vAlign w:val="center"/>
-          </w:tcPr>
-          <w:p>
-            <w:pPr>
-              <w:pStyle w:val="Normal"/>
-              <w:jc w:val="left"/>
-              <w:pBdr>
-                <w:bottom w:val="none" w:sz="0" w:space="0" w:color="000000"/>
-                <w:top w:val="none" w:sz="0" w:space="0" w:color="000000"/>
-                <w:left w:val="none" w:sz="0" w:space="0" w:color="000000"/>
-                <w:right w:val="none" w:sz="0" w:space="0" w:color="000000"/>
-              </w:pBdr>
-              <w:spacing w:after="100" w:before="100" w:line="240"/>
-              <w:ind w:left="100" w:right="100" w:firstLine="0" w:firstLineChars="0"/>
-            </w:pPr>
-            <w:r xmlns:w="http://schemas.openxmlformats.org/wordprocessingml/2006/main" xmlns:wp="http://schemas.openxmlformats.org/drawingml/2006/wordprocessingDrawing" xmlns:r="http://schemas.openxmlformats.org/officeDocument/2006/relationships" xmlns:w14="http://schemas.microsoft.com/office/word/2010/wordml">
-              <w:rPr>
-                <w:rFonts w:ascii="Helvetica" w:hAnsi="Helvetica" w:eastAsia="Helvetica" w:cs="Helvetica"/>
-                <w:i w:val="false"/>
-                <w:b w:val="false"/>
-                <w:u w:val="none"/>
-                <w:sz w:val="20"/>
-                <w:szCs w:val="20"/>
-                <w:color w:val="000000"/>
-              </w:rPr>
-              <w:t xml:space="preserve">woi-woi</w:t>
-            </w:r>
-            <w:r xmlns:w="http://schemas.openxmlformats.org/wordprocessingml/2006/main" xmlns:wp="http://schemas.openxmlformats.org/drawingml/2006/wordprocessingDrawing" xmlns:r="http://schemas.openxmlformats.org/officeDocument/2006/relationships" xmlns:w14="http://schemas.microsoft.com/office/word/2010/wordml">
-              <w:rPr>
-                <w:rFonts w:ascii="Helvetica" w:hAnsi="Helvetica" w:eastAsia="Helvetica" w:cs="Helvetica"/>
-                <w:i w:val="false"/>
-                <w:b w:val="false"/>
-                <w:u w:val="none"/>
-                <w:sz w:val="20"/>
-                <w:szCs w:val="20"/>
-                <w:color w:val="000000"/>
-              </w:rPr>
-              <w:br/>
-            </w:r>
-            <w:r xmlns:w="http://schemas.openxmlformats.org/wordprocessingml/2006/main" xmlns:wp="http://schemas.openxmlformats.org/drawingml/2006/wordprocessingDrawing" xmlns:r="http://schemas.openxmlformats.org/officeDocument/2006/relationships" xmlns:w14="http://schemas.microsoft.com/office/word/2010/wordml">
-              <w:rPr>
-                <w:rFonts w:ascii="Helvetica" w:hAnsi="Helvetica" w:eastAsia="Helvetica" w:cs="Helvetica"/>
-                <w:i w:val="false"/>
-                <w:b w:val="false"/>
-                <w:u w:val="none"/>
-                <w:sz w:val="20"/>
-                <w:szCs w:val="20"/>
-                <w:color w:val="000000"/>
-              </w:rPr>
-              <w:t xml:space="preserve">/wɔɪ.wɔɪ/</w:t>
-            </w:r>
-          </w:p>
-        </w:tc>
-        <w:tc>
-          <w:tcPr>
-            <w:tcBorders>
-              <w:bottom w:val="none" w:sz="0" w:space="0" w:color="000000"/>
-              <w:top w:val="none" w:sz="0" w:space="0" w:color="000000"/>
-              <w:left w:val="none" w:sz="0" w:space="0" w:color="000000"/>
-              <w:right w:val="none" w:sz="0" w:space="0" w:color="000000"/>
-            </w:tcBorders>
-            <w:shd w:val="clear" w:color="auto" w:fill="FFFFFF"/>
-            <w:tcMar>
-              <w:top w:w="0" w:type="dxa"/>
-              <w:bottom w:w="0" w:type="dxa"/>
-              <w:left w:w="0" w:type="dxa"/>
-              <w:right w:w="0" w:type="dxa"/>
-            </w:tcMar>
-            <w:vAlign w:val="center"/>
-          </w:tcPr>
-          <w:p>
-            <w:pPr>
-              <w:pStyle w:val="Normal"/>
-              <w:jc w:val="left"/>
-              <w:pBdr>
-                <w:bottom w:val="none" w:sz="0" w:space="0" w:color="000000"/>
-                <w:top w:val="none" w:sz="0" w:space="0" w:color="000000"/>
-                <w:left w:val="none" w:sz="0" w:space="0" w:color="000000"/>
-                <w:right w:val="none" w:sz="0" w:space="0" w:color="000000"/>
-              </w:pBdr>
-              <w:spacing w:after="100" w:before="100" w:line="240"/>
-              <w:ind w:left="100" w:right="100" w:firstLine="0" w:firstLineChars="0"/>
-            </w:pPr>
-            <w:r xmlns:w="http://schemas.openxmlformats.org/wordprocessingml/2006/main" xmlns:wp="http://schemas.openxmlformats.org/drawingml/2006/wordprocessingDrawing" xmlns:r="http://schemas.openxmlformats.org/officeDocument/2006/relationships" xmlns:w14="http://schemas.microsoft.com/office/word/2010/wordml">
-              <w:rPr>
-                <w:rFonts w:ascii="Helvetica" w:hAnsi="Helvetica" w:eastAsia="Helvetica" w:cs="Helvetica"/>
-                <w:i w:val="false"/>
-                <w:b w:val="false"/>
-                <w:u w:val="none"/>
-                <w:sz w:val="20"/>
-                <w:szCs w:val="20"/>
-                <w:color w:val="000000"/>
-              </w:rPr>
-              <w:t xml:space="preserve">fer-fer</w:t>
-            </w:r>
-            <w:r xmlns:w="http://schemas.openxmlformats.org/wordprocessingml/2006/main" xmlns:wp="http://schemas.openxmlformats.org/drawingml/2006/wordprocessingDrawing" xmlns:r="http://schemas.openxmlformats.org/officeDocument/2006/relationships" xmlns:w14="http://schemas.microsoft.com/office/word/2010/wordml">
-              <w:rPr>
-                <w:rFonts w:ascii="Helvetica" w:hAnsi="Helvetica" w:eastAsia="Helvetica" w:cs="Helvetica"/>
-                <w:i w:val="false"/>
-                <w:b w:val="false"/>
-                <w:u w:val="none"/>
-                <w:sz w:val="20"/>
-                <w:szCs w:val="20"/>
-                <w:color w:val="000000"/>
-              </w:rPr>
-              <w:br/>
-            </w:r>
-            <w:r xmlns:w="http://schemas.openxmlformats.org/wordprocessingml/2006/main" xmlns:wp="http://schemas.openxmlformats.org/drawingml/2006/wordprocessingDrawing" xmlns:r="http://schemas.openxmlformats.org/officeDocument/2006/relationships" xmlns:w14="http://schemas.microsoft.com/office/word/2010/wordml">
-              <w:rPr>
-                <w:rFonts w:ascii="Helvetica" w:hAnsi="Helvetica" w:eastAsia="Helvetica" w:cs="Helvetica"/>
-                <w:i w:val="false"/>
-                <w:b w:val="false"/>
-                <w:u w:val="none"/>
-                <w:sz w:val="20"/>
-                <w:szCs w:val="20"/>
-                <w:color w:val="000000"/>
-              </w:rPr>
-              <w:t xml:space="preserve">/fɚ.fɚ/</w:t>
-            </w:r>
-          </w:p>
-        </w:tc>
-        <w:tc>
-          <w:tcPr>
-            <w:tcBorders>
-              <w:bottom w:val="none" w:sz="0" w:space="0" w:color="000000"/>
-              <w:top w:val="none" w:sz="0" w:space="0" w:color="000000"/>
-              <w:left w:val="none" w:sz="0" w:space="0" w:color="000000"/>
-              <w:right w:val="none" w:sz="0" w:space="0" w:color="000000"/>
-            </w:tcBorders>
-            <w:shd w:val="clear" w:color="auto" w:fill="FFFFFF"/>
-            <w:tcMar>
-              <w:top w:w="0" w:type="dxa"/>
-              <w:bottom w:w="0" w:type="dxa"/>
-              <w:left w:w="0" w:type="dxa"/>
-              <w:right w:w="0" w:type="dxa"/>
-            </w:tcMar>
-            <w:vAlign w:val="center"/>
-          </w:tcPr>
-          <w:p>
-            <w:pPr>
-              <w:pStyle w:val="Normal"/>
-              <w:jc w:val="left"/>
-              <w:pBdr>
-                <w:bottom w:val="none" w:sz="0" w:space="0" w:color="000000"/>
-                <w:top w:val="none" w:sz="0" w:space="0" w:color="000000"/>
-                <w:left w:val="none" w:sz="0" w:space="0" w:color="000000"/>
-                <w:right w:val="none" w:sz="0" w:space="0" w:color="000000"/>
-              </w:pBdr>
-              <w:spacing w:after="100" w:before="100" w:line="240"/>
-              <w:ind w:left="100" w:right="100" w:firstLine="0" w:firstLineChars="0"/>
-            </w:pPr>
-            <w:r xmlns:w="http://schemas.openxmlformats.org/wordprocessingml/2006/main" xmlns:wp="http://schemas.openxmlformats.org/drawingml/2006/wordprocessingDrawing" xmlns:r="http://schemas.openxmlformats.org/officeDocument/2006/relationships" xmlns:w14="http://schemas.microsoft.com/office/word/2010/wordml">
-              <w:rPr>
-                <w:rFonts w:ascii="Helvetica" w:hAnsi="Helvetica" w:eastAsia="Helvetica" w:cs="Helvetica"/>
-                <w:i w:val="false"/>
-                <w:b w:val="false"/>
-                <w:u w:val="none"/>
-                <w:sz w:val="20"/>
-                <w:szCs w:val="20"/>
-                <w:color w:val="000000"/>
-              </w:rPr>
-              <w:t xml:space="preserve">woify</w:t>
-            </w:r>
-            <w:r xmlns:w="http://schemas.openxmlformats.org/wordprocessingml/2006/main" xmlns:wp="http://schemas.openxmlformats.org/drawingml/2006/wordprocessingDrawing" xmlns:r="http://schemas.openxmlformats.org/officeDocument/2006/relationships" xmlns:w14="http://schemas.microsoft.com/office/word/2010/wordml">
-              <w:rPr>
-                <w:rFonts w:ascii="Helvetica" w:hAnsi="Helvetica" w:eastAsia="Helvetica" w:cs="Helvetica"/>
-                <w:i w:val="false"/>
-                <w:b w:val="false"/>
-                <w:u w:val="none"/>
-                <w:sz w:val="20"/>
-                <w:szCs w:val="20"/>
-                <w:color w:val="000000"/>
-              </w:rPr>
-              <w:br/>
-            </w:r>
-            <w:r xmlns:w="http://schemas.openxmlformats.org/wordprocessingml/2006/main" xmlns:wp="http://schemas.openxmlformats.org/drawingml/2006/wordprocessingDrawing" xmlns:r="http://schemas.openxmlformats.org/officeDocument/2006/relationships" xmlns:w14="http://schemas.microsoft.com/office/word/2010/wordml">
-              <w:rPr>
-                <w:rFonts w:ascii="Helvetica" w:hAnsi="Helvetica" w:eastAsia="Helvetica" w:cs="Helvetica"/>
-                <w:i w:val="false"/>
-                <w:b w:val="false"/>
-                <w:u w:val="none"/>
-                <w:sz w:val="20"/>
-                <w:szCs w:val="20"/>
-                <w:color w:val="000000"/>
-              </w:rPr>
-              <w:t xml:space="preserve">/wɔɪ.fi/</w:t>
-            </w:r>
-          </w:p>
-        </w:tc>
-        <w:tc>
-          <w:tcPr>
-            <w:tcBorders>
-              <w:bottom w:val="none" w:sz="0" w:space="0" w:color="000000"/>
-              <w:top w:val="none" w:sz="0" w:space="0" w:color="000000"/>
-              <w:left w:val="none" w:sz="0" w:space="0" w:color="000000"/>
-              <w:right w:val="none" w:sz="0" w:space="0" w:color="000000"/>
-            </w:tcBorders>
-            <w:shd w:val="clear" w:color="auto" w:fill="FFFFFF"/>
-            <w:tcMar>
-              <w:top w:w="0" w:type="dxa"/>
-              <w:bottom w:w="0" w:type="dxa"/>
-              <w:left w:w="0" w:type="dxa"/>
-              <w:right w:w="0" w:type="dxa"/>
-            </w:tcMar>
-            <w:vAlign w:val="center"/>
-          </w:tcPr>
-          <w:p>
-            <w:pPr>
-              <w:pStyle w:val="Normal"/>
-              <w:jc w:val="left"/>
-              <w:pBdr>
-                <w:bottom w:val="none" w:sz="0" w:space="0" w:color="000000"/>
-                <w:top w:val="none" w:sz="0" w:space="0" w:color="000000"/>
-                <w:left w:val="none" w:sz="0" w:space="0" w:color="000000"/>
-                <w:right w:val="none" w:sz="0" w:space="0" w:color="000000"/>
-              </w:pBdr>
-              <w:spacing w:after="100" w:before="100" w:line="240"/>
-              <w:ind w:left="100" w:right="100" w:firstLine="0" w:firstLineChars="0"/>
-            </w:pPr>
-            <w:r xmlns:w="http://schemas.openxmlformats.org/wordprocessingml/2006/main" xmlns:wp="http://schemas.openxmlformats.org/drawingml/2006/wordprocessingDrawing" xmlns:r="http://schemas.openxmlformats.org/officeDocument/2006/relationships" xmlns:w14="http://schemas.microsoft.com/office/word/2010/wordml">
-              <w:rPr>
-                <w:rFonts w:ascii="Helvetica" w:hAnsi="Helvetica" w:eastAsia="Helvetica" w:cs="Helvetica"/>
-                <w:i w:val="false"/>
-                <w:b w:val="false"/>
-                <w:u w:val="none"/>
-                <w:sz w:val="20"/>
-                <w:szCs w:val="20"/>
-                <w:color w:val="000000"/>
-              </w:rPr>
-              <w:t xml:space="preserve">y-fer</w:t>
-            </w:r>
-            <w:r xmlns:w="http://schemas.openxmlformats.org/wordprocessingml/2006/main" xmlns:wp="http://schemas.openxmlformats.org/drawingml/2006/wordprocessingDrawing" xmlns:r="http://schemas.openxmlformats.org/officeDocument/2006/relationships" xmlns:w14="http://schemas.microsoft.com/office/word/2010/wordml">
-              <w:rPr>
-                <w:rFonts w:ascii="Helvetica" w:hAnsi="Helvetica" w:eastAsia="Helvetica" w:cs="Helvetica"/>
-                <w:i w:val="false"/>
-                <w:b w:val="false"/>
-                <w:u w:val="none"/>
-                <w:sz w:val="20"/>
-                <w:szCs w:val="20"/>
-                <w:color w:val="000000"/>
-              </w:rPr>
-              <w:br/>
-            </w:r>
-            <w:r xmlns:w="http://schemas.openxmlformats.org/wordprocessingml/2006/main" xmlns:wp="http://schemas.openxmlformats.org/drawingml/2006/wordprocessingDrawing" xmlns:r="http://schemas.openxmlformats.org/officeDocument/2006/relationships" xmlns:w14="http://schemas.microsoft.com/office/word/2010/wordml">
-              <w:rPr>
-                <w:rFonts w:ascii="Helvetica" w:hAnsi="Helvetica" w:eastAsia="Helvetica" w:cs="Helvetica"/>
-                <w:i w:val="false"/>
-                <w:b w:val="false"/>
-                <w:u w:val="none"/>
-                <w:sz w:val="20"/>
-                <w:szCs w:val="20"/>
-                <w:color w:val="000000"/>
-              </w:rPr>
-              <w:t xml:space="preserve">/i.fɚ/</w:t>
-            </w:r>
-          </w:p>
-        </w:tc>
-      </w:tr>
-      <w:tr>
-        <w:trPr>
-          <w:trHeight w:val="360" w:hRule="auto"/>
-        </w:trPr>
-        body6
-        <w:tc>
-          <w:tcPr>
-            <w:tcBorders>
-              <w:bottom w:val="single" w:sz="12" w:space="0" w:color="666666"/>
-              <w:top w:val="none" w:sz="0" w:space="0" w:color="000000"/>
-              <w:left w:val="none" w:sz="0" w:space="0" w:color="000000"/>
-              <w:right w:val="none" w:sz="0" w:space="0" w:color="000000"/>
-            </w:tcBorders>
-            <w:shd w:val="clear" w:color="auto" w:fill="FFFFFF"/>
-            <w:tcMar>
-              <w:top w:w="0" w:type="dxa"/>
-              <w:bottom w:w="0" w:type="dxa"/>
-              <w:left w:w="0" w:type="dxa"/>
-              <w:right w:w="0" w:type="dxa"/>
-            </w:tcMar>
-            <w:vAlign w:val="center"/>
-          </w:tcPr>
-          <w:p>
-            <w:pPr>
-              <w:pStyle w:val="Normal"/>
-              <w:jc w:val="left"/>
-              <w:pBdr>
-                <w:bottom w:val="none" w:sz="0" w:space="0" w:color="000000"/>
-                <w:top w:val="none" w:sz="0" w:space="0" w:color="000000"/>
-                <w:left w:val="none" w:sz="0" w:space="0" w:color="000000"/>
-                <w:right w:val="none" w:sz="0" w:space="0" w:color="000000"/>
-              </w:pBdr>
-              <w:spacing w:after="100" w:before="100" w:line="240"/>
-              <w:ind w:left="100" w:right="100" w:firstLine="0" w:firstLineChars="0"/>
-            </w:pPr>
-            <w:r xmlns:w="http://schemas.openxmlformats.org/wordprocessingml/2006/main" xmlns:wp="http://schemas.openxmlformats.org/drawingml/2006/wordprocessingDrawing" xmlns:r="http://schemas.openxmlformats.org/officeDocument/2006/relationships" xmlns:w14="http://schemas.microsoft.com/office/word/2010/wordml">
-              <w:rPr>
-                <w:rFonts w:ascii="Helvetica" w:hAnsi="Helvetica" w:eastAsia="Helvetica" w:cs="Helvetica"/>
-                <w:i w:val="false"/>
-                <w:b w:val="false"/>
-                <w:u w:val="none"/>
-                <w:sz w:val="20"/>
-                <w:szCs w:val="20"/>
-                <w:color w:val="000000"/>
-              </w:rPr>
-              <w:t xml:space="preserve">voopin</w:t>
-            </w:r>
-            <w:r xmlns:w="http://schemas.openxmlformats.org/wordprocessingml/2006/main" xmlns:wp="http://schemas.openxmlformats.org/drawingml/2006/wordprocessingDrawing" xmlns:r="http://schemas.openxmlformats.org/officeDocument/2006/relationships" xmlns:w14="http://schemas.microsoft.com/office/word/2010/wordml">
-              <w:rPr>
-                <w:rFonts w:ascii="Helvetica" w:hAnsi="Helvetica" w:eastAsia="Helvetica" w:cs="Helvetica"/>
-                <w:i w:val="false"/>
-                <w:b w:val="false"/>
-                <w:u w:val="none"/>
-                <w:sz w:val="20"/>
-                <w:szCs w:val="20"/>
-                <w:color w:val="000000"/>
-              </w:rPr>
-              <w:br/>
-            </w:r>
-            <w:r xmlns:w="http://schemas.openxmlformats.org/wordprocessingml/2006/main" xmlns:wp="http://schemas.openxmlformats.org/drawingml/2006/wordprocessingDrawing" xmlns:r="http://schemas.openxmlformats.org/officeDocument/2006/relationships" xmlns:w14="http://schemas.microsoft.com/office/word/2010/wordml">
-              <w:rPr>
-                <w:rFonts w:ascii="Helvetica" w:hAnsi="Helvetica" w:eastAsia="Helvetica" w:cs="Helvetica"/>
-                <w:i w:val="false"/>
-                <w:b w:val="false"/>
-                <w:u w:val="none"/>
-                <w:sz w:val="20"/>
-                <w:szCs w:val="20"/>
-                <w:color w:val="000000"/>
-              </w:rPr>
-              <w:t xml:space="preserve">/vu.pɪn/</w:t>
-            </w:r>
-          </w:p>
-        </w:tc>
-        <w:tc>
-          <w:tcPr>
-            <w:tcBorders>
-              <w:bottom w:val="single" w:sz="12" w:space="0" w:color="666666"/>
-              <w:top w:val="none" w:sz="0" w:space="0" w:color="000000"/>
-              <w:left w:val="none" w:sz="0" w:space="0" w:color="000000"/>
-              <w:right w:val="none" w:sz="0" w:space="0" w:color="000000"/>
-            </w:tcBorders>
-            <w:shd w:val="clear" w:color="auto" w:fill="FFFFFF"/>
-            <w:tcMar>
-              <w:top w:w="0" w:type="dxa"/>
-              <w:bottom w:w="0" w:type="dxa"/>
-              <w:left w:w="0" w:type="dxa"/>
-              <w:right w:w="0" w:type="dxa"/>
-            </w:tcMar>
-            <w:vAlign w:val="center"/>
-          </w:tcPr>
-          <w:p>
-            <w:pPr>
-              <w:pStyle w:val="Normal"/>
-              <w:jc w:val="left"/>
-              <w:pBdr>
-                <w:bottom w:val="none" w:sz="0" w:space="0" w:color="000000"/>
-                <w:top w:val="none" w:sz="0" w:space="0" w:color="000000"/>
-                <w:left w:val="none" w:sz="0" w:space="0" w:color="000000"/>
-                <w:right w:val="none" w:sz="0" w:space="0" w:color="000000"/>
-              </w:pBdr>
-              <w:spacing w:after="100" w:before="100" w:line="240"/>
-              <w:ind w:left="100" w:right="100" w:firstLine="0" w:firstLineChars="0"/>
-            </w:pPr>
-            <w:r xmlns:w="http://schemas.openxmlformats.org/wordprocessingml/2006/main" xmlns:wp="http://schemas.openxmlformats.org/drawingml/2006/wordprocessingDrawing" xmlns:r="http://schemas.openxmlformats.org/officeDocument/2006/relationships" xmlns:w14="http://schemas.microsoft.com/office/word/2010/wordml">
-              <w:rPr>
-                <w:rFonts w:ascii="Helvetica" w:hAnsi="Helvetica" w:eastAsia="Helvetica" w:cs="Helvetica"/>
-                <w:i w:val="false"/>
-                <w:b w:val="false"/>
-                <w:u w:val="none"/>
-                <w:sz w:val="20"/>
-                <w:szCs w:val="20"/>
-                <w:color w:val="000000"/>
-              </w:rPr>
-              <w:t xml:space="preserve">voo-voo</w:t>
-            </w:r>
-            <w:r xmlns:w="http://schemas.openxmlformats.org/wordprocessingml/2006/main" xmlns:wp="http://schemas.openxmlformats.org/drawingml/2006/wordprocessingDrawing" xmlns:r="http://schemas.openxmlformats.org/officeDocument/2006/relationships" xmlns:w14="http://schemas.microsoft.com/office/word/2010/wordml">
-              <w:rPr>
-                <w:rFonts w:ascii="Helvetica" w:hAnsi="Helvetica" w:eastAsia="Helvetica" w:cs="Helvetica"/>
-                <w:i w:val="false"/>
-                <w:b w:val="false"/>
-                <w:u w:val="none"/>
-                <w:sz w:val="20"/>
-                <w:szCs w:val="20"/>
-                <w:color w:val="000000"/>
-              </w:rPr>
-              <w:br/>
-            </w:r>
-            <w:r xmlns:w="http://schemas.openxmlformats.org/wordprocessingml/2006/main" xmlns:wp="http://schemas.openxmlformats.org/drawingml/2006/wordprocessingDrawing" xmlns:r="http://schemas.openxmlformats.org/officeDocument/2006/relationships" xmlns:w14="http://schemas.microsoft.com/office/word/2010/wordml">
-              <w:rPr>
-                <w:rFonts w:ascii="Helvetica" w:hAnsi="Helvetica" w:eastAsia="Helvetica" w:cs="Helvetica"/>
-                <w:i w:val="false"/>
-                <w:b w:val="false"/>
-                <w:u w:val="none"/>
-                <w:sz w:val="20"/>
-                <w:szCs w:val="20"/>
-                <w:color w:val="000000"/>
-              </w:rPr>
-              <w:t xml:space="preserve">/vu.vu/</w:t>
-            </w:r>
-          </w:p>
-        </w:tc>
-        <w:tc>
-          <w:tcPr>
-            <w:tcBorders>
-              <w:bottom w:val="single" w:sz="12" w:space="0" w:color="666666"/>
-              <w:top w:val="none" w:sz="0" w:space="0" w:color="000000"/>
-              <w:left w:val="none" w:sz="0" w:space="0" w:color="000000"/>
-              <w:right w:val="none" w:sz="0" w:space="0" w:color="000000"/>
-            </w:tcBorders>
-            <w:shd w:val="clear" w:color="auto" w:fill="FFFFFF"/>
-            <w:tcMar>
-              <w:top w:w="0" w:type="dxa"/>
-              <w:bottom w:w="0" w:type="dxa"/>
-              <w:left w:w="0" w:type="dxa"/>
-              <w:right w:w="0" w:type="dxa"/>
-            </w:tcMar>
-            <w:vAlign w:val="center"/>
-          </w:tcPr>
-          <w:p>
-            <w:pPr>
-              <w:pStyle w:val="Normal"/>
-              <w:jc w:val="left"/>
-              <w:pBdr>
-                <w:bottom w:val="none" w:sz="0" w:space="0" w:color="000000"/>
-                <w:top w:val="none" w:sz="0" w:space="0" w:color="000000"/>
-                <w:left w:val="none" w:sz="0" w:space="0" w:color="000000"/>
-                <w:right w:val="none" w:sz="0" w:space="0" w:color="000000"/>
-              </w:pBdr>
-              <w:spacing w:after="100" w:before="100" w:line="240"/>
-              <w:ind w:left="100" w:right="100" w:firstLine="0" w:firstLineChars="0"/>
-            </w:pPr>
-            <w:r xmlns:w="http://schemas.openxmlformats.org/wordprocessingml/2006/main" xmlns:wp="http://schemas.openxmlformats.org/drawingml/2006/wordprocessingDrawing" xmlns:r="http://schemas.openxmlformats.org/officeDocument/2006/relationships" xmlns:w14="http://schemas.microsoft.com/office/word/2010/wordml">
-              <w:rPr>
-                <w:rFonts w:ascii="Helvetica" w:hAnsi="Helvetica" w:eastAsia="Helvetica" w:cs="Helvetica"/>
-                <w:i w:val="false"/>
-                <w:b w:val="false"/>
-                <w:u w:val="none"/>
-                <w:sz w:val="20"/>
-                <w:szCs w:val="20"/>
-                <w:color w:val="000000"/>
-              </w:rPr>
-              <w:t xml:space="preserve">pin-pin</w:t>
-            </w:r>
-            <w:r xmlns:w="http://schemas.openxmlformats.org/wordprocessingml/2006/main" xmlns:wp="http://schemas.openxmlformats.org/drawingml/2006/wordprocessingDrawing" xmlns:r="http://schemas.openxmlformats.org/officeDocument/2006/relationships" xmlns:w14="http://schemas.microsoft.com/office/word/2010/wordml">
-              <w:rPr>
-                <w:rFonts w:ascii="Helvetica" w:hAnsi="Helvetica" w:eastAsia="Helvetica" w:cs="Helvetica"/>
-                <w:i w:val="false"/>
-                <w:b w:val="false"/>
-                <w:u w:val="none"/>
-                <w:sz w:val="20"/>
-                <w:szCs w:val="20"/>
-                <w:color w:val="000000"/>
-              </w:rPr>
-              <w:br/>
-            </w:r>
-            <w:r xmlns:w="http://schemas.openxmlformats.org/wordprocessingml/2006/main" xmlns:wp="http://schemas.openxmlformats.org/drawingml/2006/wordprocessingDrawing" xmlns:r="http://schemas.openxmlformats.org/officeDocument/2006/relationships" xmlns:w14="http://schemas.microsoft.com/office/word/2010/wordml">
-              <w:rPr>
-                <w:rFonts w:ascii="Helvetica" w:hAnsi="Helvetica" w:eastAsia="Helvetica" w:cs="Helvetica"/>
-                <w:i w:val="false"/>
-                <w:b w:val="false"/>
-                <w:u w:val="none"/>
-                <w:sz w:val="20"/>
-                <w:szCs w:val="20"/>
-                <w:color w:val="000000"/>
-              </w:rPr>
-              <w:t xml:space="preserve">/pɪn.pɪn/</w:t>
-            </w:r>
-          </w:p>
-        </w:tc>
-        <w:tc>
-          <w:tcPr>
-            <w:tcBorders>
-              <w:bottom w:val="single" w:sz="12" w:space="0" w:color="666666"/>
-              <w:top w:val="none" w:sz="0" w:space="0" w:color="000000"/>
-              <w:left w:val="none" w:sz="0" w:space="0" w:color="000000"/>
-              <w:right w:val="none" w:sz="0" w:space="0" w:color="000000"/>
-            </w:tcBorders>
-            <w:shd w:val="clear" w:color="auto" w:fill="FFFFFF"/>
-            <w:tcMar>
-              <w:top w:w="0" w:type="dxa"/>
-              <w:bottom w:w="0" w:type="dxa"/>
-              <w:left w:w="0" w:type="dxa"/>
-              <w:right w:w="0" w:type="dxa"/>
-            </w:tcMar>
-            <w:vAlign w:val="center"/>
-          </w:tcPr>
-          <w:p>
-            <w:pPr>
-              <w:pStyle w:val="Normal"/>
-              <w:jc w:val="left"/>
-              <w:pBdr>
-                <w:bottom w:val="none" w:sz="0" w:space="0" w:color="000000"/>
-                <w:top w:val="none" w:sz="0" w:space="0" w:color="000000"/>
-                <w:left w:val="none" w:sz="0" w:space="0" w:color="000000"/>
-                <w:right w:val="none" w:sz="0" w:space="0" w:color="000000"/>
-              </w:pBdr>
-              <w:spacing w:after="100" w:before="100" w:line="240"/>
-              <w:ind w:left="100" w:right="100" w:firstLine="0" w:firstLineChars="0"/>
-            </w:pPr>
-            <w:r xmlns:w="http://schemas.openxmlformats.org/wordprocessingml/2006/main" xmlns:wp="http://schemas.openxmlformats.org/drawingml/2006/wordprocessingDrawing" xmlns:r="http://schemas.openxmlformats.org/officeDocument/2006/relationships" xmlns:w14="http://schemas.microsoft.com/office/word/2010/wordml">
-              <w:rPr>
-                <w:rFonts w:ascii="Helvetica" w:hAnsi="Helvetica" w:eastAsia="Helvetica" w:cs="Helvetica"/>
-                <w:i w:val="false"/>
-                <w:b w:val="false"/>
-                <w:u w:val="none"/>
-                <w:sz w:val="20"/>
-                <w:szCs w:val="20"/>
-                <w:color w:val="000000"/>
-              </w:rPr>
-              <w:t xml:space="preserve">voopy</w:t>
-            </w:r>
-            <w:r xmlns:w="http://schemas.openxmlformats.org/wordprocessingml/2006/main" xmlns:wp="http://schemas.openxmlformats.org/drawingml/2006/wordprocessingDrawing" xmlns:r="http://schemas.openxmlformats.org/officeDocument/2006/relationships" xmlns:w14="http://schemas.microsoft.com/office/word/2010/wordml">
-              <w:rPr>
-                <w:rFonts w:ascii="Helvetica" w:hAnsi="Helvetica" w:eastAsia="Helvetica" w:cs="Helvetica"/>
-                <w:i w:val="false"/>
-                <w:b w:val="false"/>
-                <w:u w:val="none"/>
-                <w:sz w:val="20"/>
-                <w:szCs w:val="20"/>
-                <w:color w:val="000000"/>
-              </w:rPr>
-              <w:br/>
-            </w:r>
-            <w:r xmlns:w="http://schemas.openxmlformats.org/wordprocessingml/2006/main" xmlns:wp="http://schemas.openxmlformats.org/drawingml/2006/wordprocessingDrawing" xmlns:r="http://schemas.openxmlformats.org/officeDocument/2006/relationships" xmlns:w14="http://schemas.microsoft.com/office/word/2010/wordml">
-              <w:rPr>
-                <w:rFonts w:ascii="Helvetica" w:hAnsi="Helvetica" w:eastAsia="Helvetica" w:cs="Helvetica"/>
-                <w:i w:val="false"/>
-                <w:b w:val="false"/>
-                <w:u w:val="none"/>
-                <w:sz w:val="20"/>
-                <w:szCs w:val="20"/>
-                <w:color w:val="000000"/>
-              </w:rPr>
-              <w:t xml:space="preserve">/vu.pi/</w:t>
-            </w:r>
-          </w:p>
-        </w:tc>
-        <w:tc>
-          <w:tcPr>
-            <w:tcBorders>
-              <w:bottom w:val="single" w:sz="12" w:space="0" w:color="666666"/>
-              <w:top w:val="none" w:sz="0" w:space="0" w:color="000000"/>
-              <w:left w:val="none" w:sz="0" w:space="0" w:color="000000"/>
-              <w:right w:val="none" w:sz="0" w:space="0" w:color="000000"/>
-            </w:tcBorders>
-            <w:shd w:val="clear" w:color="auto" w:fill="FFFFFF"/>
-            <w:tcMar>
-              <w:top w:w="0" w:type="dxa"/>
-              <w:bottom w:w="0" w:type="dxa"/>
-              <w:left w:w="0" w:type="dxa"/>
-              <w:right w:w="0" w:type="dxa"/>
-            </w:tcMar>
-            <w:vAlign w:val="center"/>
-          </w:tcPr>
-          <w:p>
-            <w:pPr>
-              <w:pStyle w:val="Normal"/>
-              <w:jc w:val="left"/>
-              <w:pBdr>
-                <w:bottom w:val="none" w:sz="0" w:space="0" w:color="000000"/>
-                <w:top w:val="none" w:sz="0" w:space="0" w:color="000000"/>
-                <w:left w:val="none" w:sz="0" w:space="0" w:color="000000"/>
-                <w:right w:val="none" w:sz="0" w:space="0" w:color="000000"/>
-              </w:pBdr>
-              <w:spacing w:after="100" w:before="100" w:line="240"/>
-              <w:ind w:left="100" w:right="100" w:firstLine="0" w:firstLineChars="0"/>
-            </w:pPr>
-            <w:r xmlns:w="http://schemas.openxmlformats.org/wordprocessingml/2006/main" xmlns:wp="http://schemas.openxmlformats.org/drawingml/2006/wordprocessingDrawing" xmlns:r="http://schemas.openxmlformats.org/officeDocument/2006/relationships" xmlns:w14="http://schemas.microsoft.com/office/word/2010/wordml">
-              <w:rPr>
-                <w:rFonts w:ascii="Helvetica" w:hAnsi="Helvetica" w:eastAsia="Helvetica" w:cs="Helvetica"/>
-                <w:i w:val="false"/>
-                <w:b w:val="false"/>
-                <w:u w:val="none"/>
-                <w:sz w:val="20"/>
-                <w:szCs w:val="20"/>
-                <w:color w:val="000000"/>
-              </w:rPr>
-              <w:t xml:space="preserve">y-pin</w:t>
-            </w:r>
-            <w:r xmlns:w="http://schemas.openxmlformats.org/wordprocessingml/2006/main" xmlns:wp="http://schemas.openxmlformats.org/drawingml/2006/wordprocessingDrawing" xmlns:r="http://schemas.openxmlformats.org/officeDocument/2006/relationships" xmlns:w14="http://schemas.microsoft.com/office/word/2010/wordml">
-              <w:rPr>
-                <w:rFonts w:ascii="Helvetica" w:hAnsi="Helvetica" w:eastAsia="Helvetica" w:cs="Helvetica"/>
-                <w:i w:val="false"/>
-                <w:b w:val="false"/>
-                <w:u w:val="none"/>
-                <w:sz w:val="20"/>
-                <w:szCs w:val="20"/>
-                <w:color w:val="000000"/>
-              </w:rPr>
-              <w:br/>
-            </w:r>
-            <w:r xmlns:w="http://schemas.openxmlformats.org/wordprocessingml/2006/main" xmlns:wp="http://schemas.openxmlformats.org/drawingml/2006/wordprocessingDrawing" xmlns:r="http://schemas.openxmlformats.org/officeDocument/2006/relationships" xmlns:w14="http://schemas.microsoft.com/office/word/2010/wordml">
-              <w:rPr>
-                <w:rFonts w:ascii="Helvetica" w:hAnsi="Helvetica" w:eastAsia="Helvetica" w:cs="Helvetica"/>
-                <w:i w:val="false"/>
-                <w:b w:val="false"/>
-                <w:u w:val="none"/>
-                <w:sz w:val="20"/>
-                <w:szCs w:val="20"/>
-                <w:color w:val="000000"/>
-              </w:rPr>
-              <w:t xml:space="preserve">/i.pɪn/</w:t>
-            </w:r>
-          </w:p>
-        </w:tc>
-      </w:tr>
-    </w:tbl>
+        <w:t xml:space="preserve">Auditory stimuli were recorded by a female native English speaker using naturalistic child-directed prosody in a sound-attenuated room. Each target word (see</w:t>
+      </w:r>
+      <w:r>
+        <w:t xml:space="preserve"> </w:t>
+      </w:r>
+      <w:r>
+        <w:rPr>
+          <w:b/>
+          <w:bCs/>
+        </w:rPr>
+        <w:t xml:space="preserve">Table 1</w:t>
+      </w:r>
+      <w:r>
+        <w:t xml:space="preserve">) appeared in four different sentence frames for exposure trials (</w:t>
+      </w:r>
+      <w:r>
+        <w:t xml:space="preserve">“</w:t>
+      </w:r>
+      <w:r>
+        <w:t xml:space="preserve">Look, _____! That’s a _____. Do you see the ______? Yes, that’s a ______.</w:t>
+      </w:r>
+      <w:r>
+        <w:t xml:space="preserve">”</w:t>
+      </w:r>
+      <w:r>
+        <w:t xml:space="preserve">) and in two different sentence frames for test trials</w:t>
+      </w:r>
+      <w:r>
+        <w:t xml:space="preserve"> </w:t>
+      </w:r>
+      <w:r>
+        <w:t xml:space="preserve">(</w:t>
+      </w:r>
+      <w:r>
+        <w:t xml:space="preserve">“</w:t>
+      </w:r>
+      <w:r>
+        <w:t xml:space="preserve">Can you find the _____? See the _____?</w:t>
+      </w:r>
+      <w:r>
+        <w:t xml:space="preserve">”</w:t>
+      </w:r>
+      <w:r>
+        <w:t xml:space="preserve"> </w:t>
+      </w:r>
+      <w:r>
+        <w:t xml:space="preserve">following the test trial structure of</w:t>
+      </w:r>
+      <w:r>
+        <w:t xml:space="preserve"> </w:t>
+      </w:r>
+      <w:hyperlink w:anchor="ref-ota2016repulicated">
+        <w:r>
+          <w:rPr>
+            <w:rStyle w:val="Hyperlink"/>
+            <w:b/>
+            <w:bCs/>
+          </w:rPr>
+          <w:t xml:space="preserve">ota2016repulicated?</w:t>
+        </w:r>
+      </w:hyperlink>
+      <w:r>
+        <w:t xml:space="preserve">)</w:t>
+      </w:r>
+      <w:r>
+        <w:t xml:space="preserve">. Trials were created in Praat</w:t>
+      </w:r>
+      <w:r>
+        <w:t xml:space="preserve"> </w:t>
+      </w:r>
+      <w:r>
+        <w:t xml:space="preserve">(</w:t>
+      </w:r>
+      <w:hyperlink w:anchor="ref-praat">
+        <w:r>
+          <w:rPr>
+            <w:rStyle w:val="Hyperlink"/>
+          </w:rPr>
+          <w:t xml:space="preserve">Boersma &amp; Weenink, 2025</w:t>
+        </w:r>
+      </w:hyperlink>
+      <w:r>
+        <w:t xml:space="preserve">)</w:t>
+      </w:r>
+      <w:r>
+        <w:t xml:space="preserve"> </w:t>
+      </w:r>
+      <w:r>
+        <w:t xml:space="preserve">by concatenating each target word onto the final position of each sentence frame. To avoid co-articulation artifacts in trials with articles preceding the target word, the target words were spliced along with the article. Exposure trials were 14,131 ms long, on average (range = 14,094–14,150ms), including 2,000 ms silent periods between exposure sentences. Test trials were all exactly 4,966 ms long, with target word durations ranging from 613 to 634 ms (</w:t>
+      </w:r>
+      <w:r>
+        <w:rPr>
+          <w:i/>
+          <w:iCs/>
+        </w:rPr>
+        <w:t xml:space="preserve">M</w:t>
+      </w:r>
+      <w:r>
+        <w:t xml:space="preserve"> </w:t>
+      </w:r>
+      <w:r>
+        <w:t xml:space="preserve">= 624 ms), and including 2,000 ms of silence between target sentences. All auditory stimuli were normed to a standard mean intensity of 65dB</w:t>
+      </w:r>
+      <w:r>
+        <w:t xml:space="preserve"> </w:t>
+      </w:r>
+      <w:r>
+        <w:t xml:space="preserve">(</w:t>
+      </w:r>
+      <w:hyperlink w:anchor="ref-praat">
+        <w:r>
+          <w:rPr>
+            <w:rStyle w:val="Hyperlink"/>
+          </w:rPr>
+          <w:t xml:space="preserve">Boersma &amp; Weenink, 2025</w:t>
+        </w:r>
+      </w:hyperlink>
+      <w:r>
+        <w:t xml:space="preserve">)</w:t>
+      </w:r>
+      <w:r>
+        <w:t xml:space="preserve">. Minor acoustic edits were made on some sentences to ensure that all trials sounded naturally produced and had comparable loudness and pitch.</w:t>
+      </w:r>
+    </w:p>
+    <w:p>
+      <w:pPr>
+        <w:pStyle w:val="TableCaption"/>
+      </w:pPr>
+      <w:r>
+        <w:t xml:space="preserve">Table 1. Target word forms by variant type.</w:t>
+      </w:r>
+    </w:p>
     <w:tbl>
       <w:tblPr>
         <w:tblStyle w:val="Table"/>
-        <w:tblW w:type="pct" w:w="5000"/>
-        <w:tblLayout w:type="fixed"/>
+        <w:tblW w:type="auto" w:w="0"/>
         <w:tblLook w:firstRow="1" w:lastRow="0" w:firstColumn="0" w:lastColumn="0" w:noHBand="0" w:noVBand="0" w:val="0020"/>
+        <w:tblCaption w:val="Table 1. Target word forms by variant type."/>
       </w:tblPr>
       <w:tblGrid>
-        <w:gridCol w:w="880"/>
-        <w:gridCol w:w="1624"/>
-        <w:gridCol w:w="1760"/>
-        <w:gridCol w:w="1760"/>
-        <w:gridCol w:w="1895"/>
+        <w:gridCol w:w="1584"/>
+        <w:gridCol w:w="1584"/>
+        <w:gridCol w:w="1584"/>
+        <w:gridCol w:w="1584"/>
+        <w:gridCol w:w="1584"/>
       </w:tblGrid>
       <w:tr>
         <w:trPr>
@@ -2908,7 +1463,7 @@
               <w:jc w:val="left"/>
             </w:pPr>
             <w:r>
-              <w:t xml:space="preserve">Reduplicated (typical)</w:t>
+              <w:t xml:space="preserve">Reduplicated (Typical)</w:t>
             </w:r>
           </w:p>
         </w:tc>
@@ -2920,7 +1475,7 @@
               <w:jc w:val="left"/>
             </w:pPr>
             <w:r>
-              <w:t xml:space="preserve">Reduplicated (atypical)</w:t>
+              <w:t xml:space="preserve">Reduplicated (Atypical)</w:t>
             </w:r>
           </w:p>
         </w:tc>
@@ -2932,7 +1487,7 @@
               <w:jc w:val="left"/>
             </w:pPr>
             <w:r>
-              <w:t xml:space="preserve">Diminutivized (typical)</w:t>
+              <w:t xml:space="preserve">Diminutivized (Typical)</w:t>
             </w:r>
           </w:p>
         </w:tc>
@@ -2944,7 +1499,7 @@
               <w:jc w:val="left"/>
             </w:pPr>
             <w:r>
-              <w:t xml:space="preserve">Diminutivized (atypical)</w:t>
+              <w:t xml:space="preserve">Diminutivized (Atypical)</w:t>
             </w:r>
           </w:p>
         </w:tc>
@@ -2958,10 +1513,7 @@
               <w:jc w:val="left"/>
             </w:pPr>
             <w:r>
-              <w:t xml:space="preserve">tanzer</w:t>
-            </w:r>
-            <w:r>
-              <w:t xml:space="preserve">/tæn.zɚ/</w:t>
+              <w:t xml:space="preserve">tanzer (/tæn.zɚ/)</w:t>
             </w:r>
           </w:p>
         </w:tc>
@@ -2973,10 +1525,7 @@
               <w:jc w:val="left"/>
             </w:pPr>
             <w:r>
-              <w:t xml:space="preserve">tan-tan</w:t>
-            </w:r>
-            <w:r>
-              <w:t xml:space="preserve">/tæn.tæn/</w:t>
+              <w:t xml:space="preserve">tan-tan (/tæn.tæn/)</w:t>
             </w:r>
           </w:p>
         </w:tc>
@@ -2988,10 +1537,7 @@
               <w:jc w:val="left"/>
             </w:pPr>
             <w:r>
-              <w:t xml:space="preserve">zer-zer</w:t>
-            </w:r>
-            <w:r>
-              <w:t xml:space="preserve">/zɚ.zɚ/</w:t>
+              <w:t xml:space="preserve">zer-zer (/zɚ.zɚ/)</w:t>
             </w:r>
           </w:p>
         </w:tc>
@@ -3003,10 +1549,7 @@
               <w:jc w:val="left"/>
             </w:pPr>
             <w:r>
-              <w:t xml:space="preserve">tanny</w:t>
-            </w:r>
-            <w:r>
-              <w:t xml:space="preserve">/tæn.i/</w:t>
+              <w:t xml:space="preserve">tanny (/tæn.i/)</w:t>
             </w:r>
           </w:p>
         </w:tc>
@@ -3018,10 +1561,7 @@
               <w:jc w:val="left"/>
             </w:pPr>
             <w:r>
-              <w:t xml:space="preserve">y-zer</w:t>
-            </w:r>
-            <w:r>
-              <w:t xml:space="preserve">/i.zɚ/</w:t>
+              <w:t xml:space="preserve">y-zer (/i.zɚ/)</w:t>
             </w:r>
           </w:p>
         </w:tc>
@@ -3035,10 +1575,7 @@
               <w:jc w:val="left"/>
             </w:pPr>
             <w:r>
-              <w:t xml:space="preserve">bogdum</w:t>
-            </w:r>
-            <w:r>
-              <w:t xml:space="preserve">/bɑg.dʌm/</w:t>
+              <w:t xml:space="preserve">bogdum (/bɑg.dʌm/)</w:t>
             </w:r>
           </w:p>
         </w:tc>
@@ -3050,10 +1587,7 @@
               <w:jc w:val="left"/>
             </w:pPr>
             <w:r>
-              <w:t xml:space="preserve">bog-bog</w:t>
-            </w:r>
-            <w:r>
-              <w:t xml:space="preserve">/bɑg.bɑg/</w:t>
+              <w:t xml:space="preserve">bog-bog (/bɑg.bɑg/)</w:t>
             </w:r>
           </w:p>
         </w:tc>
@@ -3065,10 +1599,7 @@
               <w:jc w:val="left"/>
             </w:pPr>
             <w:r>
-              <w:t xml:space="preserve">dum-dum</w:t>
-            </w:r>
-            <w:r>
-              <w:t xml:space="preserve">/dʌm.dʌm/</w:t>
+              <w:t xml:space="preserve">dum-dum (/dʌm.dʌm/)</w:t>
             </w:r>
           </w:p>
         </w:tc>
@@ -3080,10 +1611,7 @@
               <w:jc w:val="left"/>
             </w:pPr>
             <w:r>
-              <w:t xml:space="preserve">boggy</w:t>
-            </w:r>
-            <w:r>
-              <w:t xml:space="preserve">/bɑg.i/</w:t>
+              <w:t xml:space="preserve">boggy (/bɑg.i/)</w:t>
             </w:r>
           </w:p>
         </w:tc>
@@ -3095,10 +1623,7 @@
               <w:jc w:val="left"/>
             </w:pPr>
             <w:r>
-              <w:t xml:space="preserve">y-dum</w:t>
-            </w:r>
-            <w:r>
-              <w:t xml:space="preserve">/i.dʌm/</w:t>
+              <w:t xml:space="preserve">y-dum (/i.dʌm/)</w:t>
             </w:r>
           </w:p>
         </w:tc>
@@ -3112,10 +1637,7 @@
               <w:jc w:val="left"/>
             </w:pPr>
             <w:r>
-              <w:t xml:space="preserve">kaisol</w:t>
-            </w:r>
-            <w:r>
-              <w:t xml:space="preserve">/kaɪ.sɔl/</w:t>
+              <w:t xml:space="preserve">kaisol (/kaɪ.sɔl/)</w:t>
             </w:r>
           </w:p>
         </w:tc>
@@ -3127,10 +1649,7 @@
               <w:jc w:val="left"/>
             </w:pPr>
             <w:r>
-              <w:t xml:space="preserve">kai-kai</w:t>
-            </w:r>
-            <w:r>
-              <w:t xml:space="preserve">/kaɪ.kaɪ/</w:t>
+              <w:t xml:space="preserve">kai-kai (/kaɪ.kaɪ/)</w:t>
             </w:r>
           </w:p>
         </w:tc>
@@ -3142,10 +1661,7 @@
               <w:jc w:val="left"/>
             </w:pPr>
             <w:r>
-              <w:t xml:space="preserve">sol-sol</w:t>
-            </w:r>
-            <w:r>
-              <w:t xml:space="preserve">/sɔl.sɔl/</w:t>
+              <w:t xml:space="preserve">sol-sol (/sɔl.sɔl/)</w:t>
             </w:r>
           </w:p>
         </w:tc>
@@ -3157,10 +1673,7 @@
               <w:jc w:val="left"/>
             </w:pPr>
             <w:r>
-              <w:t xml:space="preserve">kaisy</w:t>
-            </w:r>
-            <w:r>
-              <w:t xml:space="preserve">/kaɪ.si/</w:t>
+              <w:t xml:space="preserve">kaisy (/kaɪ.si/)</w:t>
             </w:r>
           </w:p>
         </w:tc>
@@ -3172,10 +1685,7 @@
               <w:jc w:val="left"/>
             </w:pPr>
             <w:r>
-              <w:t xml:space="preserve">y-sol</w:t>
-            </w:r>
-            <w:r>
-              <w:t xml:space="preserve">/i.sɔl/</w:t>
+              <w:t xml:space="preserve">y-sol (/i.sɔl/)</w:t>
             </w:r>
           </w:p>
         </w:tc>
@@ -3189,10 +1699,7 @@
               <w:jc w:val="left"/>
             </w:pPr>
             <w:r>
-              <w:t xml:space="preserve">mobet</w:t>
-            </w:r>
-            <w:r>
-              <w:t xml:space="preserve">/moʊ.bɪt/</w:t>
+              <w:t xml:space="preserve">mobet (/moʊ.bɛt/)</w:t>
             </w:r>
           </w:p>
         </w:tc>
@@ -3204,10 +1711,7 @@
               <w:jc w:val="left"/>
             </w:pPr>
             <w:r>
-              <w:t xml:space="preserve">mo-mo</w:t>
-            </w:r>
-            <w:r>
-              <w:t xml:space="preserve">/moʊ.moʊ/</w:t>
+              <w:t xml:space="preserve">mo-mo (/moʊ.moʊ/)</w:t>
             </w:r>
           </w:p>
         </w:tc>
@@ -3219,10 +1723,7 @@
               <w:jc w:val="left"/>
             </w:pPr>
             <w:r>
-              <w:t xml:space="preserve">bet-bet</w:t>
-            </w:r>
-            <w:r>
-              <w:t xml:space="preserve">/bɪt.bɪt/</w:t>
+              <w:t xml:space="preserve">bet-bet (/bɛt.bɛt/)</w:t>
             </w:r>
           </w:p>
         </w:tc>
@@ -3234,10 +1735,7 @@
               <w:jc w:val="left"/>
             </w:pPr>
             <w:r>
-              <w:t xml:space="preserve">moby</w:t>
-            </w:r>
-            <w:r>
-              <w:t xml:space="preserve">/moʊ.bi/</w:t>
+              <w:t xml:space="preserve">moby (/moʊ.bi/)</w:t>
             </w:r>
           </w:p>
         </w:tc>
@@ -3249,10 +1747,7 @@
               <w:jc w:val="left"/>
             </w:pPr>
             <w:r>
-              <w:t xml:space="preserve">y-bet</w:t>
-            </w:r>
-            <w:r>
-              <w:t xml:space="preserve">/i.bɪt/</w:t>
+              <w:t xml:space="preserve">y-bet (/i.bɛt/)</w:t>
             </w:r>
           </w:p>
         </w:tc>
@@ -3266,10 +1761,7 @@
               <w:jc w:val="left"/>
             </w:pPr>
             <w:r>
-              <w:t xml:space="preserve">woifer</w:t>
-            </w:r>
-            <w:r>
-              <w:t xml:space="preserve">/wɔɪ.fɚ/</w:t>
+              <w:t xml:space="preserve">woifer (/wɔɪ.fɚ/)</w:t>
             </w:r>
           </w:p>
         </w:tc>
@@ -3281,10 +1773,7 @@
               <w:jc w:val="left"/>
             </w:pPr>
             <w:r>
-              <w:t xml:space="preserve">woi-woi</w:t>
-            </w:r>
-            <w:r>
-              <w:t xml:space="preserve">/wɔɪ.wɔɪ/</w:t>
+              <w:t xml:space="preserve">woi-woi (/wɔɪ.wɔɪ/)</w:t>
             </w:r>
           </w:p>
         </w:tc>
@@ -3296,10 +1785,7 @@
               <w:jc w:val="left"/>
             </w:pPr>
             <w:r>
-              <w:t xml:space="preserve">fer-fer</w:t>
-            </w:r>
-            <w:r>
-              <w:t xml:space="preserve">/fɚ.fɚ/</w:t>
+              <w:t xml:space="preserve">fer-fer (/fɚ.fɚ/)</w:t>
             </w:r>
           </w:p>
         </w:tc>
@@ -3311,10 +1797,7 @@
               <w:jc w:val="left"/>
             </w:pPr>
             <w:r>
-              <w:t xml:space="preserve">woify</w:t>
-            </w:r>
-            <w:r>
-              <w:t xml:space="preserve">/wɔɪ.fi/</w:t>
+              <w:t xml:space="preserve">woify (/wɔɪ.fi/)</w:t>
             </w:r>
           </w:p>
         </w:tc>
@@ -3326,10 +1809,7 @@
               <w:jc w:val="left"/>
             </w:pPr>
             <w:r>
-              <w:t xml:space="preserve">y-fer</w:t>
-            </w:r>
-            <w:r>
-              <w:t xml:space="preserve">/i.fɚ/</w:t>
+              <w:t xml:space="preserve">y-fer (/i.fɚ/)</w:t>
             </w:r>
           </w:p>
         </w:tc>
@@ -3343,10 +1823,7 @@
               <w:jc w:val="left"/>
             </w:pPr>
             <w:r>
-              <w:t xml:space="preserve">voopin</w:t>
-            </w:r>
-            <w:r>
-              <w:t xml:space="preserve">/vu.pɪn/</w:t>
+              <w:t xml:space="preserve">voopin (/vu.pɪn/)</w:t>
             </w:r>
           </w:p>
         </w:tc>
@@ -3358,10 +1835,7 @@
               <w:jc w:val="left"/>
             </w:pPr>
             <w:r>
-              <w:t xml:space="preserve">voo-voo</w:t>
-            </w:r>
-            <w:r>
-              <w:t xml:space="preserve">/vu.vu/</w:t>
+              <w:t xml:space="preserve">voo-voo (/vu.vu/)</w:t>
             </w:r>
           </w:p>
         </w:tc>
@@ -3373,10 +1847,7 @@
               <w:jc w:val="left"/>
             </w:pPr>
             <w:r>
-              <w:t xml:space="preserve">pin-pin</w:t>
-            </w:r>
-            <w:r>
-              <w:t xml:space="preserve">/pɪn.pɪn/</w:t>
+              <w:t xml:space="preserve">pin-pin (/pɪn.pɪn/)</w:t>
             </w:r>
           </w:p>
         </w:tc>
@@ -3388,10 +1859,7 @@
               <w:jc w:val="left"/>
             </w:pPr>
             <w:r>
-              <w:t xml:space="preserve">voopy</w:t>
-            </w:r>
-            <w:r>
-              <w:t xml:space="preserve">/vu.pi/</w:t>
+              <w:t xml:space="preserve">voopy (/vu.pi/)</w:t>
             </w:r>
           </w:p>
         </w:tc>
@@ -3403,10 +1871,7 @@
               <w:jc w:val="left"/>
             </w:pPr>
             <w:r>
-              <w:t xml:space="preserve">y-pin</w:t>
-            </w:r>
-            <w:r>
-              <w:t xml:space="preserve">/i.pɪn/</w:t>
+              <w:t xml:space="preserve">y-pin (/i.pɪn/)</w:t>
             </w:r>
           </w:p>
         </w:tc>
@@ -3460,14 +1925,14 @@
         <w:t xml:space="preserve">.</w:t>
       </w:r>
     </w:p>
-    <w:bookmarkEnd w:id="33"/>
-    <w:bookmarkStart w:id="34" w:name="procedure"/>
+    <w:bookmarkEnd w:id="39"/>
+    <w:bookmarkStart w:id="40" w:name="procedure"/>
     <w:p>
       <w:pPr>
         <w:pStyle w:val="Heading2"/>
       </w:pPr>
       <w:r>
-        <w:t xml:space="preserve">Procedure</w:t>
+        <w:t xml:space="preserve">2.3 Procedure</w:t>
       </w:r>
     </w:p>
     <w:p>
@@ -3475,7 +1940,7 @@
         <w:pStyle w:val="FirstParagraph"/>
       </w:pPr>
       <w:r>
-        <w:t xml:space="preserve">Toddlers sat on their caregiver’s lap, approximately 60cm away from an EyeLink 1000 Plus eye-tracker, in a dimly-lit experiment room. Caregivers wore opague sunglasses to prevent them from influencing their children’s behavior. We used a simple 3-point calibration procedure.</w:t>
+        <w:t xml:space="preserve">Toddlers sat on their caregiver’s lap, approximately 60cm away from a 17-inch monitor equipped with an EyeLink 1000 Plus eye-tracker, in a dimly-lit testing room. Caregivers wore opague sunglasses to prevent them from influencing their children’s behavior. Participants wore a small EyeLink target sticker on their forehead. We used a three-point calibration procedure along the horizontal dimension (x-axis) of the screen.</w:t>
       </w:r>
     </w:p>
     <w:p>
@@ -3483,7 +1948,7 @@
         <w:pStyle w:val="BodyText"/>
       </w:pPr>
       <w:r>
-        <w:t xml:space="preserve">The experiment consisted of 3 blocks (one for each condition).</w:t>
+        <w:t xml:space="preserve">The experiment consisted of three blocks (one per condition). Each block consisted of two phases: an exposure phase, during which participants learned novel word-object pairings, and a test phase, during which toddlers were immediately tested on their recognition of the word-object mappings. An isoluminant, non-linguistic, attention-getting video was shown after every block.</w:t>
       </w:r>
     </w:p>
     <w:p>
@@ -3491,7 +1956,7 @@
         <w:pStyle w:val="BodyText"/>
       </w:pPr>
       <w:r>
-        <w:t xml:space="preserve">During the training trials (4 per block), children saw</w:t>
+        <w:t xml:space="preserve">During the exposure phase (four trials per block), children learned two novel word-object mappings. Each exposure trial started after a short, variable-length ITI (mean = 500 ms, range = 250–750 ms) or when the participant looked at the screen. During each exposure trial, a single target object appeared silently on the screen for 1,500 ms or until the participant looked at the screen. Then, the exposure audio played (see stimulus details above). After the offset of the audio, the target object remained on the screen for an additional 1,500 ms.</w:t>
       </w:r>
     </w:p>
     <w:p>
@@ -3499,67 +1964,2128 @@
         <w:pStyle w:val="BodyText"/>
       </w:pPr>
       <w:r>
-        <w:t xml:space="preserve">During the test trials (4 per block)</w:t>
-      </w:r>
-    </w:p>
-    <w:bookmarkEnd w:id="34"/>
-    <w:bookmarkStart w:id="35" w:name="data-analysis"/>
+        <w:t xml:space="preserve">During the test phase (four trials per block), toddlers saw the two objects from the preceding exposure phase side-by-side on the screen. Each trial started with an ITI (same structure as training phase), followed by a 2,000 ms silent period with both objects on the screen. Then, the target audio played (see stimulus details above). After the offset of the audio, the side-by-side objects remained on the screen for an additional 2,000 ms.</w:t>
+      </w:r>
+    </w:p>
+    <w:bookmarkEnd w:id="40"/>
+    <w:bookmarkStart w:id="41" w:name="conditions"/>
     <w:p>
       <w:pPr>
         <w:pStyle w:val="Heading2"/>
       </w:pPr>
       <w:r>
-        <w:t xml:space="preserve">Data analysis</w:t>
-      </w:r>
-    </w:p>
-    <w:bookmarkEnd w:id="35"/>
-    <w:bookmarkEnd w:id="36"/>
-    <w:bookmarkStart w:id="37" w:name="results"/>
+        <w:t xml:space="preserve">2.4 Conditions</w:t>
+      </w:r>
+    </w:p>
+    <w:p>
+      <w:pPr>
+        <w:pStyle w:val="FirstParagraph"/>
+      </w:pPr>
+      <w:r>
+        <w:t xml:space="preserve">Participants learned words in three conditions (within-subjects manipulation). In all conditions, participants learned the names of two different novel objects across four alternating exposure trials (two per word). In the</w:t>
+      </w:r>
+      <w:r>
+        <w:t xml:space="preserve"> </w:t>
+      </w:r>
+      <w:r>
+        <w:rPr>
+          <w:i/>
+          <w:iCs/>
+        </w:rPr>
+        <w:t xml:space="preserve">consistent</w:t>
+      </w:r>
+      <w:r>
+        <w:t xml:space="preserve"> </w:t>
+      </w:r>
+      <w:r>
+        <w:t xml:space="preserve">condition, participants heard the standard form of the target word repeated 5x per trial (e.g.,</w:t>
+      </w:r>
+      <w:r>
+        <w:t xml:space="preserve"> </w:t>
+      </w:r>
+      <w:r>
+        <w:t xml:space="preserve">“</w:t>
+      </w:r>
+      <w:r>
+        <w:t xml:space="preserve">Look, tanzer! That’s a tanzer…tanzer. Do you see the tanzer? Yes, that’s a tanzer.</w:t>
+      </w:r>
+      <w:r>
+        <w:t xml:space="preserve">”</w:t>
+      </w:r>
+      <w:r>
+        <w:t xml:space="preserve">). In the</w:t>
+      </w:r>
+      <w:r>
+        <w:t xml:space="preserve"> </w:t>
+      </w:r>
+      <w:r>
+        <w:rPr>
+          <w:i/>
+          <w:iCs/>
+        </w:rPr>
+        <w:t xml:space="preserve">typical variation</w:t>
+      </w:r>
+      <w:r>
+        <w:t xml:space="preserve"> </w:t>
+      </w:r>
+      <w:r>
+        <w:t xml:space="preserve">condition, participants heard the standard form of the target word repeated 2x per trial in addition to one reduplicated form and one diminutivized form per trial (e.g.,</w:t>
+      </w:r>
+      <w:r>
+        <w:t xml:space="preserve"> </w:t>
+      </w:r>
+      <w:r>
+        <w:t xml:space="preserve">“</w:t>
+      </w:r>
+      <w:r>
+        <w:t xml:space="preserve">Look, tanzer! That’s a tan-tan. Do you see the tanny? Yes, that’s a tanzer.</w:t>
+      </w:r>
+      <w:r>
+        <w:t xml:space="preserve">”</w:t>
+      </w:r>
+      <w:r>
+        <w:t xml:space="preserve">). Critically, the number of exposures to the first syllable of the target word (i.e.,</w:t>
+      </w:r>
+      <w:r>
+        <w:t xml:space="preserve"> </w:t>
+      </w:r>
+      <w:r>
+        <w:t xml:space="preserve">“</w:t>
+      </w:r>
+      <w:r>
+        <w:t xml:space="preserve">tan</w:t>
+      </w:r>
+      <w:r>
+        <w:t xml:space="preserve">”</w:t>
+      </w:r>
+      <w:r>
+        <w:t xml:space="preserve">) was equivalent across these two conditions. In the</w:t>
+      </w:r>
+      <w:r>
+        <w:t xml:space="preserve"> </w:t>
+      </w:r>
+      <w:r>
+        <w:rPr>
+          <w:i/>
+          <w:iCs/>
+        </w:rPr>
+        <w:t xml:space="preserve">atypical variation</w:t>
+      </w:r>
+      <w:r>
+        <w:t xml:space="preserve"> </w:t>
+      </w:r>
+      <w:r>
+        <w:t xml:space="preserve">condition, participants heard the standard form of the target word repeated 2x per trial in addition to 1x exposure each of reversed versions of the typical reduplicated and diminutivized forms (e.g.,</w:t>
+      </w:r>
+      <w:r>
+        <w:t xml:space="preserve"> </w:t>
+      </w:r>
+      <w:r>
+        <w:t xml:space="preserve">“</w:t>
+      </w:r>
+      <w:r>
+        <w:t xml:space="preserve">Look, tanzer! That’s a zer-zer. Do you see the y-zer? Yes, that’s a tanzer.</w:t>
+      </w:r>
+      <w:r>
+        <w:t xml:space="preserve">”</w:t>
+      </w:r>
+      <w:r>
+        <w:t xml:space="preserve">). A full list of exposed word forms can be found in</w:t>
+      </w:r>
+      <w:r>
+        <w:t xml:space="preserve"> </w:t>
+      </w:r>
+      <w:r>
+        <w:rPr>
+          <w:b/>
+          <w:bCs/>
+        </w:rPr>
+        <w:t xml:space="preserve">Table 1</w:t>
+      </w:r>
+      <w:r>
+        <w:t xml:space="preserve">.</w:t>
+      </w:r>
+    </w:p>
+    <w:p>
+      <w:pPr>
+        <w:pStyle w:val="BodyText"/>
+      </w:pPr>
+      <w:r>
+        <w:t xml:space="preserve">Participants were assigned to one of 18 pseudorandomized orders such that the order of presentation of blocks and the assignment of target labels to target objects was counterbalanced across conditions. Target locations were also counterbalanced such that the target object appeared 50% of time on the left and 50% of the time on the right.</w:t>
+      </w:r>
+    </w:p>
+    <w:bookmarkEnd w:id="41"/>
+    <w:bookmarkStart w:id="42" w:name="data-pre-processing"/>
+    <w:p>
+      <w:pPr>
+        <w:pStyle w:val="Heading2"/>
+      </w:pPr>
+      <w:r>
+        <w:t xml:space="preserve">2.5 Data pre-processing</w:t>
+      </w:r>
+    </w:p>
+    <w:p>
+      <w:pPr>
+        <w:pStyle w:val="FirstParagraph"/>
+      </w:pPr>
+      <w:r>
+        <w:t xml:space="preserve">Gaze behavior was used to determine toddlers’ recognition of novel word-object pairings during two critical windows of analysis</w:t>
+      </w:r>
+      <w:r>
+        <w:t xml:space="preserve"> </w:t>
+      </w:r>
+      <w:r>
+        <w:t xml:space="preserve">(300–2,000 ms following each target word onset,</w:t>
+      </w:r>
+      <w:r>
+        <w:t xml:space="preserve"> </w:t>
+      </w:r>
+      <w:hyperlink w:anchor="ref-fernald2008looking">
+        <w:r>
+          <w:rPr>
+            <w:rStyle w:val="Hyperlink"/>
+          </w:rPr>
+          <w:t xml:space="preserve">Fernald et al., 2008</w:t>
+        </w:r>
+      </w:hyperlink>
+      <w:r>
+        <w:t xml:space="preserve">;</w:t>
+      </w:r>
+      <w:r>
+        <w:t xml:space="preserve"> </w:t>
+      </w:r>
+      <w:hyperlink w:anchor="ref-swingley2000spoken">
+        <w:r>
+          <w:rPr>
+            <w:rStyle w:val="Hyperlink"/>
+          </w:rPr>
+          <w:t xml:space="preserve">Swingley &amp; Aslin, 2000</w:t>
+        </w:r>
+      </w:hyperlink>
+      <w:r>
+        <w:t xml:space="preserve">)</w:t>
+      </w:r>
+      <w:r>
+        <w:t xml:space="preserve">. We included two instances of the target word during test trials to ensure that children had sufficient opportunity to demonstrate their recognition of novel word-object mappings. We calculated participants’ proportion looking to target objects during test trials as the measure of word-recognition accuracy. For any given test trial to be included in analyses, children must have looked to the target and/or distractor object at least once prior to the onset of the first label and for at least 1/3 of each critical post-labeling window. In order for a block to be included, children must have contributed usable data for at least two of four test trials. Finally, in order for a participant to be included, they must have contributed at least two of three blocks. On average, participants contributed 9.98 trials (median = 10.50, range = 4–12) across 2.81 conditions (median = 3).</w:t>
+      </w:r>
+    </w:p>
+    <w:p>
+      <w:pPr>
+        <w:pStyle w:val="BodyText"/>
+      </w:pPr>
+      <w:r>
+        <w:t xml:space="preserve">Following</w:t>
+      </w:r>
+      <w:r>
+        <w:t xml:space="preserve"> </w:t>
+      </w:r>
+      <w:r>
+        <w:t xml:space="preserve">Nencheva et al. (</w:t>
+      </w:r>
+      <w:hyperlink w:anchor="ref-nencheva2021moment">
+        <w:r>
+          <w:rPr>
+            <w:rStyle w:val="Hyperlink"/>
+          </w:rPr>
+          <w:t xml:space="preserve">2021</w:t>
+        </w:r>
+      </w:hyperlink>
+      <w:r>
+        <w:t xml:space="preserve">)</w:t>
+      </w:r>
+      <w:r>
+        <w:t xml:space="preserve">, we first converted toddlers’ raw pupil size values during exposure sentences (automatically recorded by the EyeLink eye-tracker) to percent change from the average pupil size for that trial. We removed potential artifacts due to partial blinks by excluding any 50ms intervals with more than 15% change in pupil size</w:t>
+      </w:r>
+      <w:r>
+        <w:t xml:space="preserve"> </w:t>
+      </w:r>
+      <w:r>
+        <w:t xml:space="preserve">(</w:t>
+      </w:r>
+      <w:hyperlink w:anchor="ref-merritt1994artifact">
+        <w:r>
+          <w:rPr>
+            <w:rStyle w:val="Hyperlink"/>
+          </w:rPr>
+          <w:t xml:space="preserve">Merritt et al., 1994</w:t>
+        </w:r>
+      </w:hyperlink>
+      <w:r>
+        <w:t xml:space="preserve">)</w:t>
+      </w:r>
+      <w:r>
+        <w:t xml:space="preserve">. We used Stineman interpolation to fill in gaps shorter than 100 ms</w:t>
+      </w:r>
+      <w:r>
+        <w:t xml:space="preserve"> </w:t>
+      </w:r>
+      <w:r>
+        <w:t xml:space="preserve">(</w:t>
+      </w:r>
+      <w:hyperlink w:anchor="ref-stinepack">
+        <w:r>
+          <w:rPr>
+            <w:rStyle w:val="Hyperlink"/>
+          </w:rPr>
+          <w:t xml:space="preserve">Johannesson et al., 2009</w:t>
+        </w:r>
+      </w:hyperlink>
+      <w:r>
+        <w:t xml:space="preserve">)</w:t>
+      </w:r>
+      <w:r>
+        <w:t xml:space="preserve">. Finally, we excluded participants’ data for exposure sentences where more than 50% of the pupil size data was missing (e.g., due to the child looking away from the screen or technical error).</w:t>
+      </w:r>
+    </w:p>
+    <w:bookmarkEnd w:id="42"/>
+    <w:bookmarkEnd w:id="43"/>
+    <w:bookmarkStart w:id="58" w:name="results"/>
     <w:p>
       <w:pPr>
         <w:pStyle w:val="Heading1"/>
       </w:pPr>
       <w:r>
-        <w:t xml:space="preserve">Results</w:t>
-      </w:r>
-    </w:p>
-    <w:bookmarkEnd w:id="37"/>
-    <w:bookmarkStart w:id="38" w:name="discussion"/>
+        <w:t xml:space="preserve">3. Results</w:t>
+      </w:r>
+    </w:p>
+    <w:bookmarkStart w:id="48" w:name="X81d3246c4b93329a5d0d8f2a794f9a185512a61"/>
+    <w:p>
+      <w:pPr>
+        <w:pStyle w:val="Heading2"/>
+      </w:pPr>
+      <w:r>
+        <w:t xml:space="preserve">3.1 Word recognition measured by gaze behavior</w:t>
+      </w:r>
+    </w:p>
+    <w:p>
+      <w:pPr>
+        <w:pStyle w:val="FirstParagraph"/>
+      </w:pPr>
+      <w:r>
+        <w:t xml:space="preserve">Our primary analysis examined whether children successfully learned the novel-word object mappings across the three experimental conditions. Using the</w:t>
+      </w:r>
+      <w:r>
+        <w:t xml:space="preserve"> </w:t>
+      </w:r>
+      <w:r>
+        <w:rPr>
+          <w:rStyle w:val="VerbatimChar"/>
+        </w:rPr>
+        <w:t xml:space="preserve">brms</w:t>
+      </w:r>
+      <w:r>
+        <w:t xml:space="preserve"> </w:t>
+      </w:r>
+      <w:r>
+        <w:t xml:space="preserve">package</w:t>
+      </w:r>
+      <w:r>
+        <w:t xml:space="preserve"> </w:t>
+      </w:r>
+      <w:r>
+        <w:t xml:space="preserve">(</w:t>
+      </w:r>
+      <w:hyperlink w:anchor="ref-brms">
+        <w:r>
+          <w:rPr>
+            <w:rStyle w:val="Hyperlink"/>
+          </w:rPr>
+          <w:t xml:space="preserve">Bürkner, 2017</w:t>
+        </w:r>
+      </w:hyperlink>
+      <w:r>
+        <w:t xml:space="preserve">)</w:t>
+      </w:r>
+      <w:r>
+        <w:t xml:space="preserve">, we fit a mixed-effects zero-one inflated beta regression model</w:t>
+      </w:r>
+      <w:r>
+        <w:rPr>
+          <w:rStyle w:val="FootnoteReference"/>
+        </w:rPr>
+        <w:footnoteReference w:id="44"/>
+      </w:r>
+      <w:r>
+        <w:t xml:space="preserve"> </w:t>
+      </w:r>
+      <w:r>
+        <w:t xml:space="preserve">to examine the effects of condition and age on children’s accuracy of novel word recognition (i.e., proportion looking to the target object). The model included fixed effects for condition (atypical variation vs. consistent vs. typical variation) and mean-centered age, along with the maximal random effects structure (by-participant and by-item random slopes and intercepts). We used weakly informative priors (standard normal distributions) and fitted the model using Hamiltonian Monte Carlo sampling (four chains, four cores) implemented in Stan</w:t>
+      </w:r>
+      <w:r>
+        <w:t xml:space="preserve"> </w:t>
+      </w:r>
+      <w:r>
+        <w:t xml:space="preserve">(</w:t>
+      </w:r>
+      <w:hyperlink w:anchor="ref-rstan">
+        <w:r>
+          <w:rPr>
+            <w:rStyle w:val="Hyperlink"/>
+          </w:rPr>
+          <w:t xml:space="preserve">Stan Development Team, 2025</w:t>
+        </w:r>
+      </w:hyperlink>
+      <w:r>
+        <w:t xml:space="preserve">)</w:t>
+      </w:r>
+      <w:r>
+        <w:t xml:space="preserve">. All</w:t>
+      </w:r>
+      <w:r>
+        <w:t xml:space="preserve"> </w:t>
+      </w:r>
+      <m:oMath>
+        <m:acc>
+          <m:accPr>
+            <m:chr m:val="̂"/>
+          </m:accPr>
+          <m:e>
+            <m:r>
+              <m:t>R</m:t>
+            </m:r>
+          </m:e>
+        </m:acc>
+      </m:oMath>
+      <w:r>
+        <w:t xml:space="preserve"> </w:t>
+      </w:r>
+      <w:r>
+        <w:t xml:space="preserve">values were 1.00, indicating good convergence. Effective sample sizes (Bulk ESS: 614–6,520; Tail ESS: 999–3,586) were sufficiently large, indicating stable and reliable posterior estimates.</w:t>
+      </w:r>
+    </w:p>
+    <w:p>
+      <w:pPr>
+        <w:pStyle w:val="BodyText"/>
+      </w:pPr>
+      <w:r>
+        <w:t xml:space="preserve">Following our pre-registered analysis plan, we tested whether including an interaction between condition and age improved model fit—we compared the model with the interaction term to the simpler additive model using approximate leave-one-out cross-validation</w:t>
+      </w:r>
+      <w:r>
+        <w:t xml:space="preserve"> </w:t>
+      </w:r>
+      <w:r>
+        <w:t xml:space="preserve">(LOO,</w:t>
+      </w:r>
+      <w:r>
+        <w:t xml:space="preserve"> </w:t>
+      </w:r>
+      <w:hyperlink w:anchor="ref-loo">
+        <w:r>
+          <w:rPr>
+            <w:rStyle w:val="Hyperlink"/>
+          </w:rPr>
+          <w:t xml:space="preserve">Yao et al., 2017</w:t>
+        </w:r>
+      </w:hyperlink>
+      <w:r>
+        <w:t xml:space="preserve">)</w:t>
+      </w:r>
+      <w:r>
+        <w:t xml:space="preserve">. This analysis suggested no reliable difference in predictive accuracy, providing no strong evidence that the interaction term improved model fit (ΔELPD = -1.35, ΔSE = 3.53).</w:t>
+      </w:r>
+    </w:p>
+    <w:p>
+      <w:pPr>
+        <w:pStyle w:val="BodyText"/>
+      </w:pPr>
+      <w:r>
+        <w:t xml:space="preserve">Children’s performance was reliably above chance overall and in both critical windows across all conditions, with one exception: in the first critical window for the atypical variation condition where children’s looking behavior was at chance level (</w:t>
+      </w:r>
+      <w:r>
+        <w:rPr>
+          <w:i/>
+          <w:iCs/>
+        </w:rPr>
+        <w:t xml:space="preserve">M</w:t>
+      </w:r>
+      <w:r>
+        <w:t xml:space="preserve"> </w:t>
+      </w:r>
+      <w:r>
+        <w:t xml:space="preserve">= 0.54, 89% CrI [0.48, 0.6]). Across both critical windows, model-predicted accuracy was highest in the typical variation condition (</w:t>
+      </w:r>
+      <w:r>
+        <w:rPr>
+          <w:i/>
+          <w:iCs/>
+        </w:rPr>
+        <w:t xml:space="preserve">M</w:t>
+      </w:r>
+      <w:r>
+        <w:t xml:space="preserve"> </w:t>
+      </w:r>
+      <w:r>
+        <w:t xml:space="preserve">= 0.62, 89% CrI [0.57, 0.67]), followed by the consistent condition (</w:t>
+      </w:r>
+      <w:r>
+        <w:rPr>
+          <w:i/>
+          <w:iCs/>
+        </w:rPr>
+        <w:t xml:space="preserve">M</w:t>
+      </w:r>
+      <w:r>
+        <w:t xml:space="preserve"> </w:t>
+      </w:r>
+      <w:r>
+        <w:t xml:space="preserve">= 0.57, 89% CrI [0.52, 0.63]), and lowest in the atypical variation condition (</w:t>
+      </w:r>
+      <w:r>
+        <w:rPr>
+          <w:i/>
+          <w:iCs/>
+        </w:rPr>
+        <w:t xml:space="preserve">M</w:t>
+      </w:r>
+      <w:r>
+        <w:t xml:space="preserve"> </w:t>
+      </w:r>
+      <w:r>
+        <w:t xml:space="preserve">= 0.56, 89% CrI [0.51, 0.61]).</w:t>
+      </w:r>
+      <w:r>
+        <w:t xml:space="preserve"> </w:t>
+      </w:r>
+      <w:r>
+        <w:rPr>
+          <w:b/>
+          <w:bCs/>
+        </w:rPr>
+        <w:t xml:space="preserve">Figure 1</w:t>
+      </w:r>
+      <w:r>
+        <w:t xml:space="preserve"> </w:t>
+      </w:r>
+      <w:r>
+        <w:t xml:space="preserve">shows model-predicted accuracy across conditions for the two critical windows.</w:t>
+      </w:r>
+      <w:r>
+        <w:t xml:space="preserve"> </w:t>
+      </w:r>
+      <w:r>
+        <w:rPr>
+          <w:b/>
+          <w:bCs/>
+        </w:rPr>
+        <w:t xml:space="preserve">Table 2</w:t>
+      </w:r>
+      <w:r>
+        <w:t xml:space="preserve"> </w:t>
+      </w:r>
+      <w:r>
+        <w:t xml:space="preserve">shows all model parameter estimates for fixed effects, and below, we break down the key results that are of theoretical interest.</w:t>
+      </w:r>
+    </w:p>
+    <w:p>
+      <w:pPr>
+        <w:pStyle w:val="CaptionedFigure"/>
+      </w:pPr>
+      <w:r>
+        <w:drawing>
+          <wp:inline>
+            <wp:extent cx="5943600" cy="3714749"/>
+            <wp:effectExtent b="0" l="0" r="0" t="0"/>
+            <wp:docPr descr="Figure 1. Posterior predicted accuracy by condition across both post-labeling time windows. Point ranges reflect posterior means with 89% credible intervals. Jittered dots show raw means for individual participants. Dotted line at 0.5 indicates chance looking." title="" id="46" name="Picture"/>
+            <a:graphic>
+              <a:graphicData uri="http://schemas.openxmlformats.org/drawingml/2006/picture">
+                <pic:pic>
+                  <pic:nvPicPr>
+                    <pic:cNvPr descr="Figure1.png" id="47" name="Picture"/>
+                    <pic:cNvPicPr>
+                      <a:picLocks noChangeArrowheads="1" noChangeAspect="1"/>
+                    </pic:cNvPicPr>
+                  </pic:nvPicPr>
+                  <pic:blipFill>
+                    <a:blip r:embed="rId45"/>
+                    <a:stretch>
+                      <a:fillRect/>
+                    </a:stretch>
+                  </pic:blipFill>
+                  <pic:spPr bwMode="auto">
+                    <a:xfrm>
+                      <a:off x="0" y="0"/>
+                      <a:ext cx="5943600" cy="3714749"/>
+                    </a:xfrm>
+                    <a:prstGeom prst="rect">
+                      <a:avLst/>
+                    </a:prstGeom>
+                    <a:noFill/>
+                    <a:ln w="9525">
+                      <a:noFill/>
+                      <a:headEnd/>
+                      <a:tailEnd/>
+                    </a:ln>
+                  </pic:spPr>
+                </pic:pic>
+              </a:graphicData>
+            </a:graphic>
+          </wp:inline>
+        </w:drawing>
+      </w:r>
+    </w:p>
+    <w:p>
+      <w:pPr>
+        <w:pStyle w:val="ImageCaption"/>
+      </w:pPr>
+      <w:r>
+        <w:t xml:space="preserve">Figure 1. Posterior predicted accuracy by condition across both post-labeling time windows. Point ranges reflect posterior means with 89% credible intervals. Jittered dots show raw means for individual participants. Dotted line at 0.5 indicates chance looking.</w:t>
+      </w:r>
+    </w:p>
+    <w:p>
+      <w:pPr>
+        <w:pStyle w:val="BodyText"/>
+      </w:pPr>
+      <w:r>
+        <w:t xml:space="preserve">The beta (</w:t>
+      </w:r>
+      <m:oMath>
+        <m:r>
+          <m:t>μ</m:t>
+        </m:r>
+      </m:oMath>
+      <w:r>
+        <w:t xml:space="preserve">) component of the model, which estimates effects on the mean outcome for non-boundary values (i.e., proportions between but not including 0 or 1) showed positive effects for both the typical variation condition (</w:t>
+      </w:r>
+      <w:r>
+        <w:rPr>
+          <w:i/>
+          <w:iCs/>
+        </w:rPr>
+        <w:t xml:space="preserve">β</w:t>
+      </w:r>
+      <w:r>
+        <w:t xml:space="preserve"> </w:t>
+      </w:r>
+      <w:r>
+        <w:t xml:space="preserve">= 0.07, 89% CrI: [-0.19, 0.32]) and the consistent condition (</w:t>
+      </w:r>
+      <w:r>
+        <w:rPr>
+          <w:i/>
+          <w:iCs/>
+        </w:rPr>
+        <w:t xml:space="preserve">β</w:t>
+      </w:r>
+      <w:r>
+        <w:t xml:space="preserve"> </w:t>
+      </w:r>
+      <w:r>
+        <w:t xml:space="preserve">= 0.18, 89% CrI: [-0.04, 0.40]), relative to the atypical variation condition. Although the credible intervals include zero, the direction and magnitude of these effects suggest a possible learning advantage for both typical variation and consistency over atypical variation. The effect of mean-centered age was negligible (</w:t>
+      </w:r>
+      <w:r>
+        <w:rPr>
+          <w:i/>
+          <w:iCs/>
+        </w:rPr>
+        <w:t xml:space="preserve">β</w:t>
+      </w:r>
+      <w:r>
+        <w:t xml:space="preserve"> </w:t>
+      </w:r>
+      <w:r>
+        <w:t xml:space="preserve">= 0.08, 89% CrI: [-0.03, 0.19]).</w:t>
+      </w:r>
+    </w:p>
+    <w:p>
+      <w:pPr>
+        <w:pStyle w:val="BodyText"/>
+      </w:pPr>
+      <w:r>
+        <w:t xml:space="preserve">The conditional one-inflation (coi) component, which estimates among boundary values only the probability of being 1 (vs. 0), also showed similar trends for the effect of condition. Results showed positive effects of both the typical variation condition (</w:t>
+      </w:r>
+      <w:r>
+        <w:rPr>
+          <w:i/>
+          <w:iCs/>
+        </w:rPr>
+        <w:t xml:space="preserve">β</w:t>
+      </w:r>
+      <w:r>
+        <w:t xml:space="preserve"> </w:t>
+      </w:r>
+      <w:r>
+        <w:t xml:space="preserve">= 0.06, 89% CrI: [-0.36, 0.48]) and consistent condition (</w:t>
+      </w:r>
+      <w:r>
+        <w:rPr>
+          <w:i/>
+          <w:iCs/>
+        </w:rPr>
+        <w:t xml:space="preserve">β</w:t>
+      </w:r>
+      <w:r>
+        <w:t xml:space="preserve"> </w:t>
+      </w:r>
+      <w:r>
+        <w:t xml:space="preserve">= 0.33, 89% CrI: [-0.11, 0.78]), relative to the atypical variation condition. While these effects remain uncertain given the credible interval overlap with zero, their alignment with the (</w:t>
+      </w:r>
+      <m:oMath>
+        <m:r>
+          <m:t>μ</m:t>
+        </m:r>
+      </m:oMath>
+      <w:r>
+        <w:t xml:space="preserve">) component estimates, suggests additional evidence for an advantage of both typical variation and consistency over atypical variation. The effect of age was clearly positive (</w:t>
+      </w:r>
+      <w:r>
+        <w:rPr>
+          <w:i/>
+          <w:iCs/>
+        </w:rPr>
+        <w:t xml:space="preserve">β</w:t>
+      </w:r>
+      <w:r>
+        <w:t xml:space="preserve"> </w:t>
+      </w:r>
+      <w:r>
+        <w:t xml:space="preserve">= 0.34, 89% CrI: [0.15, 0.53]), indicating that older children were more likely to perform at ceiling (i.e., demonstrate 100% looking to the target object during the critical analysis windows).</w:t>
+      </w:r>
+    </w:p>
+    <w:p>
+      <w:pPr>
+        <w:pStyle w:val="TableCaption"/>
+      </w:pPr>
+      <w:r>
+        <w:t xml:space="preserve">Table 2. Posterior means and 89% credible intervals for each effect across models.</w:t>
+      </w:r>
+    </w:p>
+    <w:tbl>
+      <w:tblPr>
+        <w:tblStyle w:val="Table"/>
+        <w:tblW w:type="auto" w:w="0"/>
+        <w:tblLook w:firstRow="1" w:lastRow="0" w:firstColumn="0" w:lastColumn="0" w:noHBand="0" w:noVBand="0" w:val="0020"/>
+        <w:tblCaption w:val="Table 2. Posterior means and 89% credible intervals for each effect across models."/>
+      </w:tblPr>
+      <w:tblGrid>
+        <w:gridCol w:w="1980"/>
+        <w:gridCol w:w="1980"/>
+        <w:gridCol w:w="1980"/>
+        <w:gridCol w:w="1980"/>
+      </w:tblGrid>
+      <w:tr>
+        <w:trPr>
+          <w:tblHeader w:val="on"/>
+        </w:trPr>
+        <w:tc>
+          <w:tcPr/>
+          <w:p>
+            <w:pPr>
+              <w:pStyle w:val="Compact"/>
+              <w:jc w:val="left"/>
+            </w:pPr>
+            <w:r>
+              <w:t xml:space="preserve">Effect</w:t>
+            </w:r>
+          </w:p>
+        </w:tc>
+        <w:tc>
+          <w:tcPr/>
+          <w:p>
+            <w:pPr>
+              <w:pStyle w:val="Compact"/>
+              <w:jc w:val="left"/>
+            </w:pPr>
+            <w:r>
+              <w:t xml:space="preserve">Overall</w:t>
+            </w:r>
+          </w:p>
+        </w:tc>
+        <w:tc>
+          <w:tcPr/>
+          <w:p>
+            <w:pPr>
+              <w:pStyle w:val="Compact"/>
+              <w:jc w:val="left"/>
+            </w:pPr>
+            <w:r>
+              <w:t xml:space="preserve">Window 1</w:t>
+            </w:r>
+          </w:p>
+        </w:tc>
+        <w:tc>
+          <w:tcPr/>
+          <w:p>
+            <w:pPr>
+              <w:pStyle w:val="Compact"/>
+              <w:jc w:val="left"/>
+            </w:pPr>
+            <w:r>
+              <w:t xml:space="preserve">Window 2</w:t>
+            </w:r>
+          </w:p>
+        </w:tc>
+      </w:tr>
+      <w:tr>
+        <w:tc>
+          <w:tcPr/>
+          <w:p>
+            <w:pPr>
+              <w:pStyle w:val="Compact"/>
+              <w:jc w:val="left"/>
+            </w:pPr>
+            <w:r>
+              <w:t xml:space="preserve">μ: condition (typical variation)</w:t>
+            </w:r>
+          </w:p>
+        </w:tc>
+        <w:tc>
+          <w:tcPr/>
+          <w:p>
+            <w:pPr>
+              <w:pStyle w:val="Compact"/>
+              <w:jc w:val="left"/>
+            </w:pPr>
+            <w:r>
+              <w:t xml:space="preserve">0.07 [-0.19, 0.32]</w:t>
+            </w:r>
+          </w:p>
+        </w:tc>
+        <w:tc>
+          <w:tcPr/>
+          <w:p>
+            <w:pPr>
+              <w:pStyle w:val="Compact"/>
+              <w:jc w:val="left"/>
+            </w:pPr>
+            <w:r>
+              <w:t xml:space="preserve">0.11 [-0.10, 0.31]</w:t>
+            </w:r>
+          </w:p>
+        </w:tc>
+        <w:tc>
+          <w:tcPr/>
+          <w:p>
+            <w:pPr>
+              <w:pStyle w:val="Compact"/>
+              <w:jc w:val="left"/>
+            </w:pPr>
+            <w:r>
+              <w:t xml:space="preserve">-0.13 [-0.39, 0.17]</w:t>
+            </w:r>
+          </w:p>
+        </w:tc>
+      </w:tr>
+      <w:tr>
+        <w:tc>
+          <w:tcPr/>
+          <w:p>
+            <w:pPr>
+              <w:pStyle w:val="Compact"/>
+              <w:jc w:val="left"/>
+            </w:pPr>
+            <w:r>
+              <w:t xml:space="preserve">μ: condition (consistent)</w:t>
+            </w:r>
+          </w:p>
+        </w:tc>
+        <w:tc>
+          <w:tcPr/>
+          <w:p>
+            <w:pPr>
+              <w:pStyle w:val="Compact"/>
+              <w:jc w:val="left"/>
+            </w:pPr>
+            <w:r>
+              <w:t xml:space="preserve">0.18 [-0.04, 0.40]</w:t>
+            </w:r>
+          </w:p>
+        </w:tc>
+        <w:tc>
+          <w:tcPr/>
+          <w:p>
+            <w:pPr>
+              <w:pStyle w:val="Compact"/>
+              <w:jc w:val="left"/>
+            </w:pPr>
+            <w:r>
+              <w:t xml:space="preserve">0.12 [-0.07, 0.29]</w:t>
+            </w:r>
+          </w:p>
+        </w:tc>
+        <w:tc>
+          <w:tcPr/>
+          <w:p>
+            <w:pPr>
+              <w:pStyle w:val="Compact"/>
+              <w:jc w:val="left"/>
+            </w:pPr>
+            <w:r>
+              <w:t xml:space="preserve">0.15 [-0.10, 0.35]</w:t>
+            </w:r>
+          </w:p>
+        </w:tc>
+      </w:tr>
+      <w:tr>
+        <w:tc>
+          <w:tcPr/>
+          <w:p>
+            <w:pPr>
+              <w:pStyle w:val="Compact"/>
+              <w:jc w:val="left"/>
+            </w:pPr>
+            <w:r>
+              <w:t xml:space="preserve">μ: age</w:t>
+            </w:r>
+          </w:p>
+        </w:tc>
+        <w:tc>
+          <w:tcPr/>
+          <w:p>
+            <w:pPr>
+              <w:pStyle w:val="Compact"/>
+              <w:jc w:val="left"/>
+            </w:pPr>
+            <w:r>
+              <w:t xml:space="preserve">0.08 [-0.03, 0.19]</w:t>
+            </w:r>
+          </w:p>
+        </w:tc>
+        <w:tc>
+          <w:tcPr/>
+          <w:p>
+            <w:pPr>
+              <w:pStyle w:val="Compact"/>
+              <w:jc w:val="left"/>
+            </w:pPr>
+            <w:r>
+              <w:t xml:space="preserve">0.01 [-0.09, 0.12]</w:t>
+            </w:r>
+          </w:p>
+        </w:tc>
+        <w:tc>
+          <w:tcPr/>
+          <w:p>
+            <w:pPr>
+              <w:pStyle w:val="Compact"/>
+              <w:jc w:val="left"/>
+            </w:pPr>
+            <w:r>
+              <w:t xml:space="preserve">0.13 [0.01, 0.33]</w:t>
+            </w:r>
+          </w:p>
+        </w:tc>
+      </w:tr>
+      <w:tr>
+        <w:tc>
+          <w:tcPr/>
+          <w:p>
+            <w:pPr>
+              <w:pStyle w:val="Compact"/>
+              <w:jc w:val="left"/>
+            </w:pPr>
+            <w:r>
+              <w:t xml:space="preserve">zoi: condition (typical variation)</w:t>
+            </w:r>
+          </w:p>
+        </w:tc>
+        <w:tc>
+          <w:tcPr/>
+          <w:p>
+            <w:pPr>
+              <w:pStyle w:val="Compact"/>
+              <w:jc w:val="left"/>
+            </w:pPr>
+            <w:r>
+              <w:t xml:space="preserve">-0.21 [-0.56, 0.14]</w:t>
+            </w:r>
+          </w:p>
+        </w:tc>
+        <w:tc>
+          <w:tcPr/>
+          <w:p>
+            <w:pPr>
+              <w:pStyle w:val="Compact"/>
+              <w:jc w:val="left"/>
+            </w:pPr>
+            <w:r>
+              <w:t xml:space="preserve">0.22 [-0.27, 0.71]</w:t>
+            </w:r>
+          </w:p>
+        </w:tc>
+        <w:tc>
+          <w:tcPr/>
+          <w:p>
+            <w:pPr>
+              <w:pStyle w:val="Compact"/>
+              <w:jc w:val="left"/>
+            </w:pPr>
+            <w:r>
+              <w:t xml:space="preserve">0.17 [-0.56, 0.93]</w:t>
+            </w:r>
+          </w:p>
+        </w:tc>
+      </w:tr>
+      <w:tr>
+        <w:tc>
+          <w:tcPr/>
+          <w:p>
+            <w:pPr>
+              <w:pStyle w:val="Compact"/>
+              <w:jc w:val="left"/>
+            </w:pPr>
+            <w:r>
+              <w:t xml:space="preserve">zoi: condition (consistent)</w:t>
+            </w:r>
+          </w:p>
+        </w:tc>
+        <w:tc>
+          <w:tcPr/>
+          <w:p>
+            <w:pPr>
+              <w:pStyle w:val="Compact"/>
+              <w:jc w:val="left"/>
+            </w:pPr>
+            <w:r>
+              <w:t xml:space="preserve">-0.31 [-0.65, 0.03]</w:t>
+            </w:r>
+          </w:p>
+        </w:tc>
+        <w:tc>
+          <w:tcPr/>
+          <w:p>
+            <w:pPr>
+              <w:pStyle w:val="Compact"/>
+              <w:jc w:val="left"/>
+            </w:pPr>
+            <w:r>
+              <w:t xml:space="preserve">-0.33 [-0.78, 0.13]</w:t>
+            </w:r>
+          </w:p>
+        </w:tc>
+        <w:tc>
+          <w:tcPr/>
+          <w:p>
+            <w:pPr>
+              <w:pStyle w:val="Compact"/>
+              <w:jc w:val="left"/>
+            </w:pPr>
+            <w:r>
+              <w:t xml:space="preserve">-0.67 [-1.19, -0.11]</w:t>
+            </w:r>
+          </w:p>
+        </w:tc>
+      </w:tr>
+      <w:tr>
+        <w:tc>
+          <w:tcPr/>
+          <w:p>
+            <w:pPr>
+              <w:pStyle w:val="Compact"/>
+              <w:jc w:val="left"/>
+            </w:pPr>
+            <w:r>
+              <w:t xml:space="preserve">zoi: age</w:t>
+            </w:r>
+          </w:p>
+        </w:tc>
+        <w:tc>
+          <w:tcPr/>
+          <w:p>
+            <w:pPr>
+              <w:pStyle w:val="Compact"/>
+              <w:jc w:val="left"/>
+            </w:pPr>
+            <w:r>
+              <w:t xml:space="preserve">-0.33 [-0.48, -0.18]</w:t>
+            </w:r>
+          </w:p>
+        </w:tc>
+        <w:tc>
+          <w:tcPr/>
+          <w:p>
+            <w:pPr>
+              <w:pStyle w:val="Compact"/>
+              <w:jc w:val="left"/>
+            </w:pPr>
+            <w:r>
+              <w:t xml:space="preserve">-0.06 [-0.26, 0.13]</w:t>
+            </w:r>
+          </w:p>
+        </w:tc>
+        <w:tc>
+          <w:tcPr/>
+          <w:p>
+            <w:pPr>
+              <w:pStyle w:val="Compact"/>
+              <w:jc w:val="left"/>
+            </w:pPr>
+            <w:r>
+              <w:t xml:space="preserve">-0.28 [-0.48, -0.11]</w:t>
+            </w:r>
+          </w:p>
+        </w:tc>
+      </w:tr>
+      <w:tr>
+        <w:tc>
+          <w:tcPr/>
+          <w:p>
+            <w:pPr>
+              <w:pStyle w:val="Compact"/>
+              <w:jc w:val="left"/>
+            </w:pPr>
+            <w:r>
+              <w:t xml:space="preserve">coi: condition (typical variation)</w:t>
+            </w:r>
+          </w:p>
+        </w:tc>
+        <w:tc>
+          <w:tcPr/>
+          <w:p>
+            <w:pPr>
+              <w:pStyle w:val="Compact"/>
+              <w:jc w:val="left"/>
+            </w:pPr>
+            <w:r>
+              <w:t xml:space="preserve">0.06 [-0.36, 0.48]</w:t>
+            </w:r>
+          </w:p>
+        </w:tc>
+        <w:tc>
+          <w:tcPr/>
+          <w:p>
+            <w:pPr>
+              <w:pStyle w:val="Compact"/>
+              <w:jc w:val="left"/>
+            </w:pPr>
+            <w:r>
+              <w:t xml:space="preserve">0.09 [-0.32, 0.50]</w:t>
+            </w:r>
+          </w:p>
+        </w:tc>
+        <w:tc>
+          <w:tcPr/>
+          <w:p>
+            <w:pPr>
+              <w:pStyle w:val="Compact"/>
+              <w:jc w:val="left"/>
+            </w:pPr>
+            <w:r>
+              <w:t xml:space="preserve">-0.02 [-0.35, 0.33]</w:t>
+            </w:r>
+          </w:p>
+        </w:tc>
+      </w:tr>
+      <w:tr>
+        <w:tc>
+          <w:tcPr/>
+          <w:p>
+            <w:pPr>
+              <w:pStyle w:val="Compact"/>
+              <w:jc w:val="left"/>
+            </w:pPr>
+            <w:r>
+              <w:t xml:space="preserve">coi: condition (consistent)</w:t>
+            </w:r>
+          </w:p>
+        </w:tc>
+        <w:tc>
+          <w:tcPr/>
+          <w:p>
+            <w:pPr>
+              <w:pStyle w:val="Compact"/>
+              <w:jc w:val="left"/>
+            </w:pPr>
+            <w:r>
+              <w:t xml:space="preserve">0.33 [-0.11, 0.78]</w:t>
+            </w:r>
+          </w:p>
+        </w:tc>
+        <w:tc>
+          <w:tcPr/>
+          <w:p>
+            <w:pPr>
+              <w:pStyle w:val="Compact"/>
+              <w:jc w:val="left"/>
+            </w:pPr>
+            <w:r>
+              <w:t xml:space="preserve">0.40 [-0.02, 0.81]</w:t>
+            </w:r>
+          </w:p>
+        </w:tc>
+        <w:tc>
+          <w:tcPr/>
+          <w:p>
+            <w:pPr>
+              <w:pStyle w:val="Compact"/>
+              <w:jc w:val="left"/>
+            </w:pPr>
+            <w:r>
+              <w:t xml:space="preserve">0.15 [-0.29, 0.53]</w:t>
+            </w:r>
+          </w:p>
+        </w:tc>
+      </w:tr>
+      <w:tr>
+        <w:tc>
+          <w:tcPr/>
+          <w:p>
+            <w:pPr>
+              <w:pStyle w:val="Compact"/>
+              <w:jc w:val="left"/>
+            </w:pPr>
+            <w:r>
+              <w:t xml:space="preserve">coi: age</w:t>
+            </w:r>
+          </w:p>
+        </w:tc>
+        <w:tc>
+          <w:tcPr/>
+          <w:p>
+            <w:pPr>
+              <w:pStyle w:val="Compact"/>
+              <w:jc w:val="left"/>
+            </w:pPr>
+            <w:r>
+              <w:t xml:space="preserve">0.34 [0.15, 0.53]</w:t>
+            </w:r>
+          </w:p>
+        </w:tc>
+        <w:tc>
+          <w:tcPr/>
+          <w:p>
+            <w:pPr>
+              <w:pStyle w:val="Compact"/>
+              <w:jc w:val="left"/>
+            </w:pPr>
+            <w:r>
+              <w:t xml:space="preserve">0.40 [0.23, 0.57]</w:t>
+            </w:r>
+          </w:p>
+        </w:tc>
+        <w:tc>
+          <w:tcPr/>
+          <w:p>
+            <w:pPr>
+              <w:pStyle w:val="Compact"/>
+              <w:jc w:val="left"/>
+            </w:pPr>
+            <w:r>
+              <w:t xml:space="preserve">0.12 [-0.07, 0.25]</w:t>
+            </w:r>
+          </w:p>
+        </w:tc>
+      </w:tr>
+    </w:tbl>
+    <w:p>
+      <w:pPr>
+        <w:pStyle w:val="table-note"/>
+      </w:pPr>
+      <w:r>
+        <w:rPr>
+          <w:i/>
+          <w:iCs/>
+        </w:rPr>
+        <w:t xml:space="preserve">Note.</w:t>
+      </w:r>
+      <w:r>
+        <w:t xml:space="preserve"> </w:t>
+      </w:r>
+      <w:r>
+        <w:t xml:space="preserve">The overall model includes both post-labeling windows (averaged accuracy) and the window-specific models include proportion estimates for 300–2,000 ms following each target word onset. The mu component models the predicted accuracy (i.e., proportion looking to the target object) for non-boundary values (not 0s or 1s). The zoi (zero-one inflation) component models the likelihood of boundary values, and the coi (conditional one inflation) component models the probability of exact 1s among boundary values.</w:t>
+      </w:r>
+    </w:p>
+    <w:p>
+      <w:pPr>
+        <w:pStyle w:val="BodyText"/>
+      </w:pPr>
+      <w:r>
+        <w:t xml:space="preserve"> </w:t>
+      </w:r>
+    </w:p>
+    <w:bookmarkEnd w:id="48"/>
+    <w:bookmarkStart w:id="57" w:name="X766ac349de9df7b6c7c4b96c9a4fd67a2087b79"/>
+    <w:p>
+      <w:pPr>
+        <w:pStyle w:val="Heading2"/>
+      </w:pPr>
+      <w:r>
+        <w:t xml:space="preserve">3.2 Moment-by-moment attention measured by pupil size synchrony</w:t>
+      </w:r>
+    </w:p>
+    <w:bookmarkStart w:id="52" w:name="X29eb9cdab632aadf01b598ee0fac2a0355befc5"/>
+    <w:p>
+      <w:pPr>
+        <w:pStyle w:val="Heading3"/>
+      </w:pPr>
+      <w:r>
+        <w:t xml:space="preserve">3.2.1 Comparing pupil size synchrony across conditions</w:t>
+      </w:r>
+    </w:p>
+    <w:p>
+      <w:pPr>
+        <w:pStyle w:val="FirstParagraph"/>
+      </w:pPr>
+      <w:r>
+        <w:t xml:space="preserve">Following</w:t>
+      </w:r>
+      <w:r>
+        <w:t xml:space="preserve"> </w:t>
+      </w:r>
+      <w:r>
+        <w:t xml:space="preserve">Nencheva et al. (</w:t>
+      </w:r>
+      <w:hyperlink w:anchor="ref-nencheva2021moment">
+        <w:r>
+          <w:rPr>
+            <w:rStyle w:val="Hyperlink"/>
+          </w:rPr>
+          <w:t xml:space="preserve">2021</w:t>
+        </w:r>
+      </w:hyperlink>
+      <w:r>
+        <w:t xml:space="preserve">)</w:t>
+      </w:r>
+      <w:r>
+        <w:t xml:space="preserve">, we used dynamic time-warping distance</w:t>
+      </w:r>
+      <w:r>
+        <w:t xml:space="preserve"> </w:t>
+      </w:r>
+      <w:r>
+        <w:t xml:space="preserve">(DTW,</w:t>
+      </w:r>
+      <w:r>
+        <w:t xml:space="preserve"> </w:t>
+      </w:r>
+      <w:hyperlink w:anchor="ref-tormene2009matching">
+        <w:r>
+          <w:rPr>
+            <w:rStyle w:val="Hyperlink"/>
+          </w:rPr>
+          <w:t xml:space="preserve">Tormene et al., 2009</w:t>
+        </w:r>
+      </w:hyperlink>
+      <w:r>
+        <w:t xml:space="preserve">)</w:t>
+      </w:r>
+      <w:r>
+        <w:t xml:space="preserve"> </w:t>
+      </w:r>
+      <w:r>
+        <w:t xml:space="preserve">to quantify the temporal alignment of participants’ pupil responses when hearing individual exposure sentences (normalized for duration). This DTW measure quantifies the dissimilarity between two time series of pupil fluctuations. To transform these values into synchrony scores, we subtracted DTW distance scores from the maximum distance between two participants on each trial. To compare pupil size synchrony across conditions, we computed pairwise synchrony scores for all possible pairs of participants (for each exposure sentence per condition).</w:t>
+      </w:r>
+    </w:p>
+    <w:p>
+      <w:pPr>
+        <w:pStyle w:val="BodyText"/>
+      </w:pPr>
+      <w:r>
+        <w:t xml:space="preserve">We examined synchrony during the two types of critical exposure sentences that differed between conditions (see</w:t>
+      </w:r>
+      <w:r>
+        <w:t xml:space="preserve"> </w:t>
+      </w:r>
+      <w:r>
+        <w:rPr>
+          <w:i/>
+          <w:iCs/>
+        </w:rPr>
+        <w:t xml:space="preserve">Method</w:t>
+      </w:r>
+      <w:r>
+        <w:t xml:space="preserve"> </w:t>
+      </w:r>
+      <w:r>
+        <w:t xml:space="preserve">for details). A linear mixed-effects model</w:t>
+      </w:r>
+      <w:r>
+        <w:t xml:space="preserve"> </w:t>
+      </w:r>
+      <w:r>
+        <w:t xml:space="preserve">(</w:t>
+      </w:r>
+      <w:hyperlink w:anchor="ref-lme4">
+        <w:r>
+          <w:rPr>
+            <w:rStyle w:val="Hyperlink"/>
+          </w:rPr>
+          <w:t xml:space="preserve">Bates et al., 2015</w:t>
+        </w:r>
+      </w:hyperlink>
+      <w:r>
+        <w:t xml:space="preserve">)</w:t>
+      </w:r>
+      <w:r>
+        <w:t xml:space="preserve"> </w:t>
+      </w:r>
+      <w:r>
+        <w:t xml:space="preserve">predicting average pupil size synchrony (z-scored) from condition, with a by-participant random intercept revealed a significant main effect of condition on pupil size synchrony [</w:t>
+      </w:r>
+      <w:r>
+        <w:rPr>
+          <w:i/>
+          <w:iCs/>
+        </w:rPr>
+        <w:t xml:space="preserve">F</w:t>
+      </w:r>
+      <w:r>
+        <w:t xml:space="preserve">(2, 246) = 26.66,</w:t>
+      </w:r>
+      <w:r>
+        <w:t xml:space="preserve"> </w:t>
+      </w:r>
+      <w:r>
+        <w:rPr>
+          <w:i/>
+          <w:iCs/>
+        </w:rPr>
+        <w:t xml:space="preserve">p</w:t>
+      </w:r>
+      <w:r>
+        <w:t xml:space="preserve"> </w:t>
+      </w:r>
+      <w:r>
+        <w:t xml:space="preserve">&lt; 0.001]. Follow-up pairwise comparisons using Tukey’s HSD correction indicated that there were statistically significant differences between all condition pairs. Pupil size synchrony was higher in the atypical variation condition (ΔM = 0.20,</w:t>
+      </w:r>
+      <w:r>
+        <w:t xml:space="preserve"> </w:t>
+      </w:r>
+      <w:r>
+        <w:rPr>
+          <w:i/>
+          <w:iCs/>
+        </w:rPr>
+        <w:t xml:space="preserve">p</w:t>
+      </w:r>
+      <w:r>
+        <w:t xml:space="preserve"> </w:t>
+      </w:r>
+      <w:r>
+        <w:t xml:space="preserve">= 0.006, Cohen’s</w:t>
+      </w:r>
+      <w:r>
+        <w:t xml:space="preserve"> </w:t>
+      </w:r>
+      <w:r>
+        <w:rPr>
+          <w:i/>
+          <w:iCs/>
+        </w:rPr>
+        <w:t xml:space="preserve">d</w:t>
+      </w:r>
+      <w:r>
+        <w:t xml:space="preserve"> </w:t>
+      </w:r>
+      <w:r>
+        <w:t xml:space="preserve">= 0.45) and the typical variation condition (ΔM = 0.47,</w:t>
+      </w:r>
+      <w:r>
+        <w:t xml:space="preserve"> </w:t>
+      </w:r>
+      <w:r>
+        <w:rPr>
+          <w:i/>
+          <w:iCs/>
+        </w:rPr>
+        <w:t xml:space="preserve">p</w:t>
+      </w:r>
+      <w:r>
+        <w:t xml:space="preserve"> </w:t>
+      </w:r>
+      <w:r>
+        <w:t xml:space="preserve">&lt; 0.001, Cohen’s</w:t>
+      </w:r>
+      <w:r>
+        <w:t xml:space="preserve"> </w:t>
+      </w:r>
+      <w:r>
+        <w:rPr>
+          <w:i/>
+          <w:iCs/>
+        </w:rPr>
+        <w:t xml:space="preserve">d</w:t>
+      </w:r>
+      <w:r>
+        <w:t xml:space="preserve"> </w:t>
+      </w:r>
+      <w:r>
+        <w:t xml:space="preserve">= 1.07), relative to the consistent condition. Pupil size synchrony was higher in the typical variation condition relative to the atypical variation condition (ΔM = 0.27,</w:t>
+      </w:r>
+      <w:r>
+        <w:t xml:space="preserve"> </w:t>
+      </w:r>
+      <w:r>
+        <w:rPr>
+          <w:i/>
+          <w:iCs/>
+        </w:rPr>
+        <w:t xml:space="preserve">p</w:t>
+      </w:r>
+      <w:r>
+        <w:t xml:space="preserve"> </w:t>
+      </w:r>
+      <w:r>
+        <w:t xml:space="preserve">&lt; 0.001, Cohen’s</w:t>
+      </w:r>
+      <w:r>
+        <w:t xml:space="preserve"> </w:t>
+      </w:r>
+      <w:r>
+        <w:rPr>
+          <w:i/>
+          <w:iCs/>
+        </w:rPr>
+        <w:t xml:space="preserve">d</w:t>
+      </w:r>
+      <w:r>
+        <w:t xml:space="preserve"> </w:t>
+      </w:r>
+      <w:r>
+        <w:t xml:space="preserve">= 0.62).</w:t>
+      </w:r>
+    </w:p>
+    <w:p>
+      <w:pPr>
+        <w:pStyle w:val="CaptionedFigure"/>
+      </w:pPr>
+      <w:r>
+        <w:drawing>
+          <wp:inline>
+            <wp:extent cx="5504749" cy="3669832"/>
+            <wp:effectExtent b="0" l="0" r="0" t="0"/>
+            <wp:docPr descr="Figure 2. Model-predicted pupil size synchrony (z-scored) across conditions with 95% confidence intervals. Jittered points represent participant means." title="" id="50" name="Picture"/>
+            <a:graphic>
+              <a:graphicData uri="http://schemas.openxmlformats.org/drawingml/2006/picture">
+                <pic:pic>
+                  <pic:nvPicPr>
+                    <pic:cNvPr descr="Figure2.png" id="51" name="Picture"/>
+                    <pic:cNvPicPr>
+                      <a:picLocks noChangeArrowheads="1" noChangeAspect="1"/>
+                    </pic:cNvPicPr>
+                  </pic:nvPicPr>
+                  <pic:blipFill>
+                    <a:blip r:embed="rId49"/>
+                    <a:stretch>
+                      <a:fillRect/>
+                    </a:stretch>
+                  </pic:blipFill>
+                  <pic:spPr bwMode="auto">
+                    <a:xfrm>
+                      <a:off x="0" y="0"/>
+                      <a:ext cx="5504749" cy="3669832"/>
+                    </a:xfrm>
+                    <a:prstGeom prst="rect">
+                      <a:avLst/>
+                    </a:prstGeom>
+                    <a:noFill/>
+                    <a:ln w="9525">
+                      <a:noFill/>
+                      <a:headEnd/>
+                      <a:tailEnd/>
+                    </a:ln>
+                  </pic:spPr>
+                </pic:pic>
+              </a:graphicData>
+            </a:graphic>
+          </wp:inline>
+        </w:drawing>
+      </w:r>
+    </w:p>
+    <w:p>
+      <w:pPr>
+        <w:pStyle w:val="ImageCaption"/>
+      </w:pPr>
+      <w:r>
+        <w:t xml:space="preserve">Figure 2. Model-predicted pupil size synchrony (z-scored) across conditions with 95% confidence intervals. Jittered points represent participant means.</w:t>
+      </w:r>
+    </w:p>
+    <w:bookmarkEnd w:id="52"/>
+    <w:bookmarkStart w:id="56" w:name="X20e86439322970e0c80fc5aeaf7687084e37566"/>
+    <w:p>
+      <w:pPr>
+        <w:pStyle w:val="Heading3"/>
+      </w:pPr>
+      <w:r>
+        <w:t xml:space="preserve">3.2.2 Relating pupil size synchrony to word-recognition accuracy</w:t>
+      </w:r>
+    </w:p>
+    <w:p>
+      <w:pPr>
+        <w:pStyle w:val="FirstParagraph"/>
+      </w:pPr>
+      <w:r>
+        <w:t xml:space="preserve">To understand if toddlers’ moment-to-moment engagement with lexically consistent or variable input predicts their novel word learning, we tested whether or not a given participant’s proportion looking to a target object during test trials could be reliably predicted from their average pupil size synchrony for that target word during training trials.</w:t>
+      </w:r>
+    </w:p>
+    <w:p>
+      <w:pPr>
+        <w:pStyle w:val="BodyText"/>
+      </w:pPr>
+      <w:r>
+        <w:t xml:space="preserve">We added mean pupil size synchrony (z-scored) as an additional fixed effect, along with a condition by synchrony interaction term, to our main zero-one inflated beta regression model. Model comparison using leave-one-out cross-validation</w:t>
+      </w:r>
+      <w:r>
+        <w:t xml:space="preserve"> </w:t>
+      </w:r>
+      <w:r>
+        <w:t xml:space="preserve">(</w:t>
+      </w:r>
+      <w:hyperlink w:anchor="ref-loo">
+        <w:r>
+          <w:rPr>
+            <w:rStyle w:val="Hyperlink"/>
+          </w:rPr>
+          <w:t xml:space="preserve">Yao et al., 2017</w:t>
+        </w:r>
+      </w:hyperlink>
+      <w:r>
+        <w:t xml:space="preserve">)</w:t>
+      </w:r>
+      <w:r>
+        <w:t xml:space="preserve"> </w:t>
+      </w:r>
+      <w:r>
+        <w:t xml:space="preserve">revealed a small improvement in predictive accuracy for the model including pupil size synchrony compared to a model with age and condition only (ΔELPD = -1.91,</w:t>
+      </w:r>
+      <w:r>
+        <w:t xml:space="preserve"> </w:t>
+      </w:r>
+      <w:r>
+        <w:rPr>
+          <w:i/>
+          <w:iCs/>
+        </w:rPr>
+        <w:t xml:space="preserve">SE</w:t>
+      </w:r>
+      <w:r>
+        <w:t xml:space="preserve"> </w:t>
+      </w:r>
+      <w:r>
+        <w:t xml:space="preserve">= 1.05), but the two models were nearly equivalent in overall fit.</w:t>
+      </w:r>
+    </w:p>
+    <w:p>
+      <w:pPr>
+        <w:pStyle w:val="BodyText"/>
+      </w:pPr>
+      <w:r>
+        <w:t xml:space="preserve">Results revealed no overall main effect of pupil size synchrony on participants’ word-recognition accuracy (</w:t>
+      </w:r>
+      <w:r>
+        <w:rPr>
+          <w:i/>
+          <w:iCs/>
+        </w:rPr>
+        <w:t xml:space="preserve">b</w:t>
+      </w:r>
+      <w:r>
+        <w:t xml:space="preserve"> </w:t>
+      </w:r>
+      <w:r>
+        <w:t xml:space="preserve">= -0.06, 89% CrI [-0.26, 0.13]). The interaction between condition and synchrony was not statistically reliable (i.e., all 89% credible intervals included zero), but the direction of the effect in the typical variation condition suggested a possible trend toward increased word-recognition accuracy for participants with higher synchrony during critical exposure sentences (</w:t>
+      </w:r>
+      <w:r>
+        <w:rPr>
+          <w:i/>
+          <w:iCs/>
+        </w:rPr>
+        <w:t xml:space="preserve">b</w:t>
+      </w:r>
+      <w:r>
+        <w:t xml:space="preserve"> </w:t>
+      </w:r>
+      <w:r>
+        <w:t xml:space="preserve">= 0.29, 89% CrI [-0.12, 0.74]).</w:t>
+      </w:r>
+    </w:p>
+    <w:p>
+      <w:pPr>
+        <w:pStyle w:val="CaptionedFigure"/>
+      </w:pPr>
+      <w:r>
+        <w:drawing>
+          <wp:inline>
+            <wp:extent cx="5504749" cy="3669832"/>
+            <wp:effectExtent b="0" l="0" r="0" t="0"/>
+            <wp:docPr descr="Raw accuracy (z-scored) predicted by mean pupil size synchrony (z-scored) across conditions. Jittered points represent participant means." title="" id="54" name="Picture"/>
+            <a:graphic>
+              <a:graphicData uri="http://schemas.openxmlformats.org/drawingml/2006/picture">
+                <pic:pic>
+                  <pic:nvPicPr>
+                    <pic:cNvPr descr="Figure3.png" id="55" name="Picture"/>
+                    <pic:cNvPicPr>
+                      <a:picLocks noChangeArrowheads="1" noChangeAspect="1"/>
+                    </pic:cNvPicPr>
+                  </pic:nvPicPr>
+                  <pic:blipFill>
+                    <a:blip r:embed="rId53"/>
+                    <a:stretch>
+                      <a:fillRect/>
+                    </a:stretch>
+                  </pic:blipFill>
+                  <pic:spPr bwMode="auto">
+                    <a:xfrm>
+                      <a:off x="0" y="0"/>
+                      <a:ext cx="5504749" cy="3669832"/>
+                    </a:xfrm>
+                    <a:prstGeom prst="rect">
+                      <a:avLst/>
+                    </a:prstGeom>
+                    <a:noFill/>
+                    <a:ln w="9525">
+                      <a:noFill/>
+                      <a:headEnd/>
+                      <a:tailEnd/>
+                    </a:ln>
+                  </pic:spPr>
+                </pic:pic>
+              </a:graphicData>
+            </a:graphic>
+          </wp:inline>
+        </w:drawing>
+      </w:r>
+    </w:p>
+    <w:p>
+      <w:pPr>
+        <w:pStyle w:val="ImageCaption"/>
+      </w:pPr>
+      <w:r>
+        <w:t xml:space="preserve">Raw accuracy (z-scored) predicted by mean pupil size synchrony (z-scored) across conditions. Jittered points represent participant means.</w:t>
+      </w:r>
+    </w:p>
+    <w:bookmarkEnd w:id="56"/>
+    <w:bookmarkEnd w:id="57"/>
+    <w:bookmarkEnd w:id="58"/>
+    <w:bookmarkStart w:id="59" w:name="discussion"/>
     <w:p>
       <w:pPr>
         <w:pStyle w:val="Heading1"/>
       </w:pPr>
       <w:r>
-        <w:t xml:space="preserve">Discussion</w:t>
-      </w:r>
-    </w:p>
-    <w:bookmarkEnd w:id="38"/>
-    <w:bookmarkStart w:id="39" w:name="conclusion"/>
+        <w:t xml:space="preserve">4. Discussion</w:t>
+      </w:r>
+    </w:p>
+    <w:p>
+      <w:pPr>
+        <w:pStyle w:val="FirstParagraph"/>
+      </w:pPr>
+      <w:r>
+        <w:t xml:space="preserve">We tested how consistent versus variable labels impact English-hearing toddlers’ learning of novel-word object mappings. Specifically, we examined whether 18- to 36-month-olds showed better novel word recognition accuracy when they were exposed to consistent labels versus typical label variants (reduplicated + diminutivized word forms) versus atypical label variants (word forms unattested in US English).</w:t>
+      </w:r>
+    </w:p>
+    <w:p>
+      <w:pPr>
+        <w:pStyle w:val="BodyText"/>
+      </w:pPr>
+      <w:r>
+        <w:t xml:space="preserve">This is the first study to date to expose children to multiple label variants.</w:t>
+      </w:r>
+    </w:p>
+    <w:p>
+      <w:pPr>
+        <w:pStyle w:val="BodyText"/>
+      </w:pPr>
+      <w:r>
+        <w:t xml:space="preserve">By manipulating label variation in the input as a within-subjects factor, we</w:t>
+      </w:r>
+    </w:p>
+    <w:p>
+      <w:pPr>
+        <w:pStyle w:val="BodyText"/>
+      </w:pPr>
+      <w:r>
+        <w:t xml:space="preserve">Critically, our findings do not tell us whether OR An important question left unanswered is</w:t>
+      </w:r>
+    </w:p>
+    <w:p>
+      <w:pPr>
+        <w:pStyle w:val="BodyText"/>
+      </w:pPr>
+      <w:r>
+        <w:t xml:space="preserve">In conclusion, this is the first experimental study to provide evidence that English-hearing toddlers can successfully contend with label variants when learning new words.</w:t>
+      </w:r>
+    </w:p>
+    <w:bookmarkEnd w:id="59"/>
+    <w:bookmarkStart w:id="100" w:name="references"/>
     <w:p>
       <w:pPr>
         <w:pStyle w:val="Heading1"/>
       </w:pPr>
       <w:r>
-        <w:t xml:space="preserve">Conclusion</w:t>
-      </w:r>
-    </w:p>
-    <w:bookmarkEnd w:id="39"/>
-    <w:bookmarkStart w:id="46" w:name="references"/>
-    <w:p>
-      <w:pPr>
-        <w:pStyle w:val="Heading1"/>
-      </w:pPr>
-      <w:r>
-        <w:t xml:space="preserve">References</w:t>
-      </w:r>
-    </w:p>
-    <w:bookmarkStart w:id="45" w:name="refs"/>
-    <w:bookmarkStart w:id="40" w:name="ref-faul2009statistical"/>
+        <w:t xml:space="preserve">5. References</w:t>
+      </w:r>
+    </w:p>
+    <w:bookmarkStart w:id="99" w:name="refs"/>
+    <w:bookmarkStart w:id="61" w:name="ref-lme4"/>
     <w:p>
       <w:pPr>
         <w:pStyle w:val="Bibliography"/>
       </w:pPr>
       <w:r>
+        <w:t xml:space="preserve">Bates, D., Mächler, M., Bolker, B., &amp; Walker, S. (2015). Fitting linear mixed-effects models using</w:t>
+      </w:r>
+      <w:r>
+        <w:t xml:space="preserve"> </w:t>
+      </w:r>
+      <w:r>
+        <w:t xml:space="preserve">lme4</w:t>
+      </w:r>
+      <w:r>
+        <w:t xml:space="preserve">.</w:t>
+      </w:r>
+      <w:r>
+        <w:t xml:space="preserve"> </w:t>
+      </w:r>
+      <w:r>
+        <w:rPr>
+          <w:i/>
+          <w:iCs/>
+        </w:rPr>
+        <w:t xml:space="preserve">Journal of Statistical Software</w:t>
+      </w:r>
+      <w:r>
+        <w:t xml:space="preserve">,</w:t>
+      </w:r>
+      <w:r>
+        <w:t xml:space="preserve"> </w:t>
+      </w:r>
+      <w:r>
+        <w:rPr>
+          <w:i/>
+          <w:iCs/>
+        </w:rPr>
+        <w:t xml:space="preserve">67</w:t>
+      </w:r>
+      <w:r>
+        <w:t xml:space="preserve">(1), 1–48.</w:t>
+      </w:r>
+      <w:r>
+        <w:t xml:space="preserve"> </w:t>
+      </w:r>
+      <w:hyperlink r:id="rId60">
+        <w:r>
+          <w:rPr>
+            <w:rStyle w:val="Hyperlink"/>
+          </w:rPr>
+          <w:t xml:space="preserve">https://doi.org/10.18637/jss.v067.i01</w:t>
+        </w:r>
+      </w:hyperlink>
+    </w:p>
+    <w:bookmarkEnd w:id="61"/>
+    <w:bookmarkStart w:id="62" w:name="ref-praat"/>
+    <w:p>
+      <w:pPr>
+        <w:pStyle w:val="Bibliography"/>
+      </w:pPr>
+      <w:r>
+        <w:t xml:space="preserve">Boersma, P., &amp; Weenink, D. (2025).</w:t>
+      </w:r>
+      <w:r>
+        <w:t xml:space="preserve"> </w:t>
+      </w:r>
+      <w:r>
+        <w:rPr>
+          <w:i/>
+          <w:iCs/>
+        </w:rPr>
+        <w:t xml:space="preserve">Praat: Doing phonetics by computer [computer program]</w:t>
+      </w:r>
+      <w:r>
+        <w:t xml:space="preserve">.</w:t>
+      </w:r>
+    </w:p>
+    <w:bookmarkEnd w:id="62"/>
+    <w:bookmarkStart w:id="64" w:name="ref-glmmTMB"/>
+    <w:p>
+      <w:pPr>
+        <w:pStyle w:val="Bibliography"/>
+      </w:pPr>
+      <w:r>
+        <w:t xml:space="preserve">Brooks, M. E., Kristensen, K., van Benthem, K. J., Magnusson, A., Berg, C. W., Nielsen, A., Skaug, H. J., Maechler, M., &amp; Bolker, B. M. (2017).</w:t>
+      </w:r>
+      <w:r>
+        <w:t xml:space="preserve"> </w:t>
+      </w:r>
+      <w:r>
+        <w:t xml:space="preserve">glmmTMB</w:t>
+      </w:r>
+      <w:r>
+        <w:t xml:space="preserve"> </w:t>
+      </w:r>
+      <w:r>
+        <w:t xml:space="preserve">balances speed and flexibility among packages for zero-inflated generalized linear mixed modeling.</w:t>
+      </w:r>
+      <w:r>
+        <w:t xml:space="preserve"> </w:t>
+      </w:r>
+      <w:r>
+        <w:rPr>
+          <w:i/>
+          <w:iCs/>
+        </w:rPr>
+        <w:t xml:space="preserve">The R Journal</w:t>
+      </w:r>
+      <w:r>
+        <w:t xml:space="preserve">,</w:t>
+      </w:r>
+      <w:r>
+        <w:t xml:space="preserve"> </w:t>
+      </w:r>
+      <w:r>
+        <w:rPr>
+          <w:i/>
+          <w:iCs/>
+        </w:rPr>
+        <w:t xml:space="preserve">9</w:t>
+      </w:r>
+      <w:r>
+        <w:t xml:space="preserve">(2), 378–400.</w:t>
+      </w:r>
+      <w:r>
+        <w:t xml:space="preserve"> </w:t>
+      </w:r>
+      <w:hyperlink r:id="rId63">
+        <w:r>
+          <w:rPr>
+            <w:rStyle w:val="Hyperlink"/>
+          </w:rPr>
+          <w:t xml:space="preserve">https://doi.org/10.32614/RJ-2017-066</w:t>
+        </w:r>
+      </w:hyperlink>
+    </w:p>
+    <w:bookmarkEnd w:id="64"/>
+    <w:bookmarkStart w:id="65" w:name="ref-brms"/>
+    <w:p>
+      <w:pPr>
+        <w:pStyle w:val="Bibliography"/>
+      </w:pPr>
+      <w:r>
+        <w:t xml:space="preserve">Bürkner, P.-C. (2017). Brms: An r package for bayesian multilevel models using stan.</w:t>
+      </w:r>
+      <w:r>
+        <w:t xml:space="preserve"> </w:t>
+      </w:r>
+      <w:r>
+        <w:rPr>
+          <w:i/>
+          <w:iCs/>
+        </w:rPr>
+        <w:t xml:space="preserve">Journal of Statistical Software</w:t>
+      </w:r>
+      <w:r>
+        <w:t xml:space="preserve">,</w:t>
+      </w:r>
+      <w:r>
+        <w:t xml:space="preserve"> </w:t>
+      </w:r>
+      <w:r>
+        <w:rPr>
+          <w:i/>
+          <w:iCs/>
+        </w:rPr>
+        <w:t xml:space="preserve">80</w:t>
+      </w:r>
+      <w:r>
+        <w:t xml:space="preserve">, 1–28.</w:t>
+      </w:r>
+    </w:p>
+    <w:bookmarkEnd w:id="65"/>
+    <w:bookmarkStart w:id="66" w:name="ref-bynon1968berber"/>
+    <w:p>
+      <w:pPr>
+        <w:pStyle w:val="Bibliography"/>
+      </w:pPr>
+      <w:r>
+        <w:t xml:space="preserve">Bynon, J. (1968). Berber nursery language.</w:t>
+      </w:r>
+      <w:r>
+        <w:t xml:space="preserve"> </w:t>
+      </w:r>
+      <w:r>
+        <w:rPr>
+          <w:i/>
+          <w:iCs/>
+        </w:rPr>
+        <w:t xml:space="preserve">Transactions of the Philological Society</w:t>
+      </w:r>
+      <w:r>
+        <w:t xml:space="preserve">,</w:t>
+      </w:r>
+      <w:r>
+        <w:t xml:space="preserve"> </w:t>
+      </w:r>
+      <w:r>
+        <w:rPr>
+          <w:i/>
+          <w:iCs/>
+        </w:rPr>
+        <w:t xml:space="preserve">67</w:t>
+      </w:r>
+      <w:r>
+        <w:t xml:space="preserve">(1), 107–161.</w:t>
+      </w:r>
+    </w:p>
+    <w:bookmarkEnd w:id="66"/>
+    <w:bookmarkStart w:id="67" w:name="ref-casagrande1948comanche"/>
+    <w:p>
+      <w:pPr>
+        <w:pStyle w:val="Bibliography"/>
+      </w:pPr>
+      <w:r>
+        <w:t xml:space="preserve">Casagrande, J. B. (1948). Comanche baby language.</w:t>
+      </w:r>
+      <w:r>
+        <w:t xml:space="preserve"> </w:t>
+      </w:r>
+      <w:r>
+        <w:rPr>
+          <w:i/>
+          <w:iCs/>
+        </w:rPr>
+        <w:t xml:space="preserve">International Journal of American Linguistics</w:t>
+      </w:r>
+      <w:r>
+        <w:t xml:space="preserve">,</w:t>
+      </w:r>
+      <w:r>
+        <w:t xml:space="preserve"> </w:t>
+      </w:r>
+      <w:r>
+        <w:rPr>
+          <w:i/>
+          <w:iCs/>
+        </w:rPr>
+        <w:t xml:space="preserve">14</w:t>
+      </w:r>
+      <w:r>
+        <w:t xml:space="preserve">(1), 11–14.</w:t>
+      </w:r>
+    </w:p>
+    <w:bookmarkEnd w:id="67"/>
+    <w:bookmarkStart w:id="68" w:name="ref-casey2022doggy"/>
+    <w:p>
+      <w:pPr>
+        <w:pStyle w:val="Bibliography"/>
+      </w:pPr>
+      <w:r>
+        <w:t xml:space="preserve">Casey, K., &amp; Casillas, M. (2022). From doggy to dog: Developmental shifts in children’s use of register-specific words.</w:t>
+      </w:r>
+      <w:r>
+        <w:t xml:space="preserve"> </w:t>
+      </w:r>
+      <w:r>
+        <w:rPr>
+          <w:i/>
+          <w:iCs/>
+        </w:rPr>
+        <w:t xml:space="preserve">Proceedings of the Annual Meeting of the Cognitive Science Society</w:t>
+      </w:r>
+      <w:r>
+        <w:t xml:space="preserve">,</w:t>
+      </w:r>
+      <w:r>
+        <w:t xml:space="preserve"> </w:t>
+      </w:r>
+      <w:r>
+        <w:rPr>
+          <w:i/>
+          <w:iCs/>
+        </w:rPr>
+        <w:t xml:space="preserve">44</w:t>
+      </w:r>
+      <w:r>
+        <w:t xml:space="preserve">.</w:t>
+      </w:r>
+    </w:p>
+    <w:bookmarkEnd w:id="68"/>
+    <w:bookmarkStart w:id="69" w:name="ref-caseyIPcorpus"/>
+    <w:p>
+      <w:pPr>
+        <w:pStyle w:val="Bibliography"/>
+      </w:pPr>
+      <w:r>
+        <w:t xml:space="preserve">Casey, K., Levitin, A., &amp; Lew-Williams, C. (in preparation).</w:t>
+      </w:r>
+      <w:r>
+        <w:t xml:space="preserve"> </w:t>
+      </w:r>
+      <w:r>
+        <w:rPr>
+          <w:i/>
+          <w:iCs/>
+        </w:rPr>
+        <w:t xml:space="preserve">Quantifying the amount and impact of label variation in early word learning environments.</w:t>
+      </w:r>
+    </w:p>
+    <w:bookmarkEnd w:id="69"/>
+    <w:bookmarkStart w:id="70" w:name="ref-cribari2010beta"/>
+    <w:p>
+      <w:pPr>
+        <w:pStyle w:val="Bibliography"/>
+      </w:pPr>
+      <w:r>
+        <w:t xml:space="preserve">Cribari-Neto, F., &amp; Zeileis, A. (2010). Beta regression in r.</w:t>
+      </w:r>
+      <w:r>
+        <w:t xml:space="preserve"> </w:t>
+      </w:r>
+      <w:r>
+        <w:rPr>
+          <w:i/>
+          <w:iCs/>
+        </w:rPr>
+        <w:t xml:space="preserve">Journal of Statistical Software</w:t>
+      </w:r>
+      <w:r>
+        <w:t xml:space="preserve">,</w:t>
+      </w:r>
+      <w:r>
+        <w:t xml:space="preserve"> </w:t>
+      </w:r>
+      <w:r>
+        <w:rPr>
+          <w:i/>
+          <w:iCs/>
+        </w:rPr>
+        <w:t xml:space="preserve">34</w:t>
+      </w:r>
+      <w:r>
+        <w:t xml:space="preserve">(1), 1–24.</w:t>
+      </w:r>
+    </w:p>
+    <w:bookmarkEnd w:id="70"/>
+    <w:bookmarkStart w:id="71" w:name="ref-damian2009exploring"/>
+    <w:p>
+      <w:pPr>
+        <w:pStyle w:val="Bibliography"/>
+      </w:pPr>
+      <w:r>
+        <w:t xml:space="preserve">Damian, M. F., &amp; Dumay, N. (2009). Exploring phonological encoding through repeated segments.</w:t>
+      </w:r>
+      <w:r>
+        <w:t xml:space="preserve"> </w:t>
+      </w:r>
+      <w:r>
+        <w:rPr>
+          <w:i/>
+          <w:iCs/>
+        </w:rPr>
+        <w:t xml:space="preserve">Language and Cognitive Processes</w:t>
+      </w:r>
+      <w:r>
+        <w:t xml:space="preserve">,</w:t>
+      </w:r>
+      <w:r>
+        <w:t xml:space="preserve"> </w:t>
+      </w:r>
+      <w:r>
+        <w:rPr>
+          <w:i/>
+          <w:iCs/>
+        </w:rPr>
+        <w:t xml:space="preserve">24</w:t>
+      </w:r>
+      <w:r>
+        <w:t xml:space="preserve">(5), 685–712.</w:t>
+      </w:r>
+    </w:p>
+    <w:bookmarkEnd w:id="71"/>
+    <w:bookmarkStart w:id="72" w:name="ref-faul2009statistical"/>
+    <w:p>
+      <w:pPr>
+        <w:pStyle w:val="Bibliography"/>
+      </w:pPr>
+      <w:r>
         <w:t xml:space="preserve">Faul, F., Erdfelder, E., Buchner, A., &amp; Lang, A.-G. (2009). Statistical power analyses using g* power 3.1: Tests for correlation and regression analyses.</w:t>
       </w:r>
       <w:r>
@@ -3589,13 +4115,286 @@
         <w:t xml:space="preserve">(4), 1149–1160.</w:t>
       </w:r>
     </w:p>
-    <w:bookmarkEnd w:id="40"/>
-    <w:bookmarkStart w:id="41" w:name="ref-nencheva2021moment"/>
+    <w:bookmarkEnd w:id="72"/>
+    <w:bookmarkStart w:id="73" w:name="ref-ferguson1964baby"/>
     <w:p>
       <w:pPr>
         <w:pStyle w:val="Bibliography"/>
       </w:pPr>
       <w:r>
+        <w:t xml:space="preserve">Ferguson, C. A. (1964). Baby talk in six languages.</w:t>
+      </w:r>
+      <w:r>
+        <w:t xml:space="preserve"> </w:t>
+      </w:r>
+      <w:r>
+        <w:rPr>
+          <w:i/>
+          <w:iCs/>
+        </w:rPr>
+        <w:t xml:space="preserve">American Anthropologist</w:t>
+      </w:r>
+      <w:r>
+        <w:t xml:space="preserve">,</w:t>
+      </w:r>
+      <w:r>
+        <w:t xml:space="preserve"> </w:t>
+      </w:r>
+      <w:r>
+        <w:rPr>
+          <w:i/>
+          <w:iCs/>
+        </w:rPr>
+        <w:t xml:space="preserve">66</w:t>
+      </w:r>
+      <w:r>
+        <w:t xml:space="preserve">(6), 103–114.</w:t>
+      </w:r>
+    </w:p>
+    <w:bookmarkEnd w:id="73"/>
+    <w:bookmarkStart w:id="74" w:name="ref-fernald2008looking"/>
+    <w:p>
+      <w:pPr>
+        <w:pStyle w:val="Bibliography"/>
+      </w:pPr>
+      <w:r>
+        <w:t xml:space="preserve">Fernald, A. E., Zangl, R., Portillo, A. L., &amp; Marchman, V. A. (2008). Looking while listening: Using eye movements to monitor spoken language comprehension by infants and young children. In</w:t>
+      </w:r>
+      <w:r>
+        <w:t xml:space="preserve"> </w:t>
+      </w:r>
+      <w:r>
+        <w:rPr>
+          <w:i/>
+          <w:iCs/>
+        </w:rPr>
+        <w:t xml:space="preserve">Developmental psycholinguistics: On-line methods in children’s language processing</w:t>
+      </w:r>
+      <w:r>
+        <w:t xml:space="preserve"> </w:t>
+      </w:r>
+      <w:r>
+        <w:t xml:space="preserve">(pp. 97–135). John Benjamins Publishing Company.</w:t>
+      </w:r>
+    </w:p>
+    <w:bookmarkEnd w:id="74"/>
+    <w:bookmarkStart w:id="75" w:name="ref-han2023che"/>
+    <w:p>
+      <w:pPr>
+        <w:pStyle w:val="Bibliography"/>
+      </w:pPr>
+      <w:r>
+        <w:t xml:space="preserve">Han, M., &amp; Gu, Y. (2023). Che-che (</w:t>
+      </w:r>
+      <w:r>
+        <w:t xml:space="preserve">“car-car”</w:t>
+      </w:r>
+      <w:r>
+        <w:t xml:space="preserve">) and chi-chi (</w:t>
+      </w:r>
+      <w:r>
+        <w:t xml:space="preserve">“eat-eat”</w:t>
+      </w:r>
+      <w:r>
+        <w:t xml:space="preserve">): Reduplication in mandarin chinese child-directed speech.</w:t>
+      </w:r>
+      <w:r>
+        <w:t xml:space="preserve"> </w:t>
+      </w:r>
+      <w:r>
+        <w:rPr>
+          <w:i/>
+          <w:iCs/>
+        </w:rPr>
+        <w:t xml:space="preserve">Proceedings of the Annual Meeting of the Cognitive Science Society</w:t>
+      </w:r>
+      <w:r>
+        <w:t xml:space="preserve">,</w:t>
+      </w:r>
+      <w:r>
+        <w:t xml:space="preserve"> </w:t>
+      </w:r>
+      <w:r>
+        <w:rPr>
+          <w:i/>
+          <w:iCs/>
+        </w:rPr>
+        <w:t xml:space="preserve">45</w:t>
+      </w:r>
+      <w:r>
+        <w:t xml:space="preserve">.</w:t>
+      </w:r>
+    </w:p>
+    <w:bookmarkEnd w:id="75"/>
+    <w:bookmarkStart w:id="76" w:name="ref-stinepack"/>
+    <w:p>
+      <w:pPr>
+        <w:pStyle w:val="Bibliography"/>
+      </w:pPr>
+      <w:r>
+        <w:t xml:space="preserve">Johannesson, T., Bjornsson, H., Grothendieck, G., &amp; Johannesson, M. T. (2009). Package</w:t>
+      </w:r>
+      <w:r>
+        <w:t xml:space="preserve"> </w:t>
+      </w:r>
+      <w:r>
+        <w:t xml:space="preserve">“stinepack.”</w:t>
+      </w:r>
+      <w:r>
+        <w:t xml:space="preserve"> </w:t>
+      </w:r>
+      <w:r>
+        <w:rPr>
+          <w:i/>
+          <w:iCs/>
+        </w:rPr>
+        <w:t xml:space="preserve">Icelandic Meteorological Office</w:t>
+      </w:r>
+      <w:r>
+        <w:t xml:space="preserve">.</w:t>
+      </w:r>
+    </w:p>
+    <w:bookmarkEnd w:id="76"/>
+    <w:bookmarkStart w:id="77" w:name="ref-liu2018review"/>
+    <w:p>
+      <w:pPr>
+        <w:pStyle w:val="Bibliography"/>
+      </w:pPr>
+      <w:r>
+        <w:t xml:space="preserve">Liu, F., &amp; Eugenio, E. C. (2018). A review and comparison of bayesian and likelihood-based inferences in beta regression and zero-or-one-inflated beta regression.</w:t>
+      </w:r>
+      <w:r>
+        <w:t xml:space="preserve"> </w:t>
+      </w:r>
+      <w:r>
+        <w:rPr>
+          <w:i/>
+          <w:iCs/>
+        </w:rPr>
+        <w:t xml:space="preserve">Statistical Methods in Medical Research</w:t>
+      </w:r>
+      <w:r>
+        <w:t xml:space="preserve">,</w:t>
+      </w:r>
+      <w:r>
+        <w:t xml:space="preserve"> </w:t>
+      </w:r>
+      <w:r>
+        <w:rPr>
+          <w:i/>
+          <w:iCs/>
+        </w:rPr>
+        <w:t xml:space="preserve">27</w:t>
+      </w:r>
+      <w:r>
+        <w:t xml:space="preserve">(4), 1024–1044.</w:t>
+      </w:r>
+    </w:p>
+    <w:bookmarkEnd w:id="77"/>
+    <w:bookmarkStart w:id="78" w:name="ref-mazuka2008japanese"/>
+    <w:p>
+      <w:pPr>
+        <w:pStyle w:val="Bibliography"/>
+      </w:pPr>
+      <w:r>
+        <w:t xml:space="preserve">Mazuka, R., Kondo, T., &amp; Hayashi, A. (2008). Japanese mothers’ use of specialized vocabulary in infant-directed speech: Infant-directed vocabulary in japanese. In</w:t>
+      </w:r>
+      <w:r>
+        <w:t xml:space="preserve"> </w:t>
+      </w:r>
+      <w:r>
+        <w:rPr>
+          <w:i/>
+          <w:iCs/>
+        </w:rPr>
+        <w:t xml:space="preserve">The origins of language: Unraveling evolutionary forces</w:t>
+      </w:r>
+      <w:r>
+        <w:t xml:space="preserve"> </w:t>
+      </w:r>
+      <w:r>
+        <w:t xml:space="preserve">(pp. 39–58). Springer.</w:t>
+      </w:r>
+    </w:p>
+    <w:bookmarkEnd w:id="78"/>
+    <w:bookmarkStart w:id="79" w:name="ref-merritt1994artifact"/>
+    <w:p>
+      <w:pPr>
+        <w:pStyle w:val="Bibliography"/>
+      </w:pPr>
+      <w:r>
+        <w:t xml:space="preserve">Merritt, S. L., Keegan, A. P., &amp; Mercer, P. W. (1994). Artifact management in pupillometry.</w:t>
+      </w:r>
+      <w:r>
+        <w:t xml:space="preserve"> </w:t>
+      </w:r>
+      <w:r>
+        <w:rPr>
+          <w:i/>
+          <w:iCs/>
+        </w:rPr>
+        <w:t xml:space="preserve">Nursing Research</w:t>
+      </w:r>
+      <w:r>
+        <w:t xml:space="preserve">,</w:t>
+      </w:r>
+      <w:r>
+        <w:t xml:space="preserve"> </w:t>
+      </w:r>
+      <w:r>
+        <w:rPr>
+          <w:i/>
+          <w:iCs/>
+        </w:rPr>
+        <w:t xml:space="preserve">43</w:t>
+      </w:r>
+      <w:r>
+        <w:t xml:space="preserve">(1), 56–59.</w:t>
+      </w:r>
+    </w:p>
+    <w:bookmarkEnd w:id="79"/>
+    <w:bookmarkStart w:id="80" w:name="ref-moore2024wordform"/>
+    <w:p>
+      <w:pPr>
+        <w:pStyle w:val="Bibliography"/>
+      </w:pPr>
+      <w:r>
+        <w:t xml:space="preserve">Moore, C., &amp; Bergelson, E. (2024). Wordform variability in infants’ language environment and its effects on early word learning.</w:t>
+      </w:r>
+      <w:r>
+        <w:t xml:space="preserve"> </w:t>
+      </w:r>
+      <w:r>
+        <w:rPr>
+          <w:i/>
+          <w:iCs/>
+        </w:rPr>
+        <w:t xml:space="preserve">Cognition</w:t>
+      </w:r>
+      <w:r>
+        <w:t xml:space="preserve">,</w:t>
+      </w:r>
+      <w:r>
+        <w:t xml:space="preserve"> </w:t>
+      </w:r>
+      <w:r>
+        <w:rPr>
+          <w:i/>
+          <w:iCs/>
+        </w:rPr>
+        <w:t xml:space="preserve">245</w:t>
+      </w:r>
+      <w:r>
+        <w:t xml:space="preserve">, 105694.</w:t>
+      </w:r>
+    </w:p>
+    <w:bookmarkEnd w:id="80"/>
+    <w:bookmarkStart w:id="81" w:name="ref-nencheva2021moment"/>
+    <w:p>
+      <w:pPr>
+        <w:pStyle w:val="Bibliography"/>
+      </w:pPr>
+      <w:r>
         <w:t xml:space="preserve">Nencheva, M. L., Piazza, E. A., &amp; Lew-Williams, C. (2021). The moment-to-moment pitch dynamics of child-directed speech shape toddlers’ attention and learning.</w:t>
       </w:r>
       <w:r>
@@ -3625,13 +4424,166 @@
         <w:t xml:space="preserve">(1), e12997.</w:t>
       </w:r>
     </w:p>
-    <w:bookmarkEnd w:id="41"/>
-    <w:bookmarkStart w:id="42" w:name="ref-quam2023protracted"/>
+    <w:bookmarkEnd w:id="81"/>
+    <w:bookmarkStart w:id="82" w:name="ref-ota2018choo"/>
     <w:p>
       <w:pPr>
         <w:pStyle w:val="Bibliography"/>
       </w:pPr>
       <w:r>
+        <w:t xml:space="preserve">Ota, M., Davies-Jenkins, N., &amp; Skarabela, B. (2018). Why choo-choo is better than train: The role of register-specific words in early vocabulary growth.</w:t>
+      </w:r>
+      <w:r>
+        <w:t xml:space="preserve"> </w:t>
+      </w:r>
+      <w:r>
+        <w:rPr>
+          <w:i/>
+          <w:iCs/>
+        </w:rPr>
+        <w:t xml:space="preserve">Cognitive Science</w:t>
+      </w:r>
+      <w:r>
+        <w:t xml:space="preserve">,</w:t>
+      </w:r>
+      <w:r>
+        <w:t xml:space="preserve"> </w:t>
+      </w:r>
+      <w:r>
+        <w:rPr>
+          <w:i/>
+          <w:iCs/>
+        </w:rPr>
+        <w:t xml:space="preserve">42</w:t>
+      </w:r>
+      <w:r>
+        <w:t xml:space="preserve">(6), 1974–1999.</w:t>
+      </w:r>
+    </w:p>
+    <w:bookmarkEnd w:id="82"/>
+    <w:bookmarkStart w:id="83" w:name="ref-ota2016reduplicated"/>
+    <w:p>
+      <w:pPr>
+        <w:pStyle w:val="Bibliography"/>
+      </w:pPr>
+      <w:r>
+        <w:t xml:space="preserve">Ota, M., &amp; Skarabela, B. (2016). Reduplicated words are easier to learn.</w:t>
+      </w:r>
+      <w:r>
+        <w:t xml:space="preserve"> </w:t>
+      </w:r>
+      <w:r>
+        <w:rPr>
+          <w:i/>
+          <w:iCs/>
+        </w:rPr>
+        <w:t xml:space="preserve">Language Learning and Development</w:t>
+      </w:r>
+      <w:r>
+        <w:t xml:space="preserve">,</w:t>
+      </w:r>
+      <w:r>
+        <w:t xml:space="preserve"> </w:t>
+      </w:r>
+      <w:r>
+        <w:rPr>
+          <w:i/>
+          <w:iCs/>
+        </w:rPr>
+        <w:t xml:space="preserve">12</w:t>
+      </w:r>
+      <w:r>
+        <w:t xml:space="preserve">(4), 380–397.</w:t>
+      </w:r>
+    </w:p>
+    <w:bookmarkEnd w:id="83"/>
+    <w:bookmarkStart w:id="84" w:name="ref-ota2018reduplication"/>
+    <w:p>
+      <w:pPr>
+        <w:pStyle w:val="Bibliography"/>
+      </w:pPr>
+      <w:r>
+        <w:t xml:space="preserve">Ota, M., &amp; Skarabela, B. (2018). Reduplication facilitates early word segmentation.</w:t>
+      </w:r>
+      <w:r>
+        <w:t xml:space="preserve"> </w:t>
+      </w:r>
+      <w:r>
+        <w:rPr>
+          <w:i/>
+          <w:iCs/>
+        </w:rPr>
+        <w:t xml:space="preserve">Journal of Child Language</w:t>
+      </w:r>
+      <w:r>
+        <w:t xml:space="preserve">,</w:t>
+      </w:r>
+      <w:r>
+        <w:t xml:space="preserve"> </w:t>
+      </w:r>
+      <w:r>
+        <w:rPr>
+          <w:i/>
+          <w:iCs/>
+        </w:rPr>
+        <w:t xml:space="preserve">45</w:t>
+      </w:r>
+      <w:r>
+        <w:t xml:space="preserve">(1), 204–218.</w:t>
+      </w:r>
+    </w:p>
+    <w:bookmarkEnd w:id="84"/>
+    <w:bookmarkStart w:id="85" w:name="ref-pye1986quiche"/>
+    <w:p>
+      <w:pPr>
+        <w:pStyle w:val="Bibliography"/>
+      </w:pPr>
+      <w:r>
+        <w:t xml:space="preserve">Pye, C. (1986). Quich</w:t>
+      </w:r>
+      <w:r>
+        <w:t xml:space="preserve">é</w:t>
+      </w:r>
+      <w:r>
+        <w:t xml:space="preserve"> </w:t>
+      </w:r>
+      <w:r>
+        <w:t xml:space="preserve">mayan speech to children.</w:t>
+      </w:r>
+      <w:r>
+        <w:t xml:space="preserve"> </w:t>
+      </w:r>
+      <w:r>
+        <w:rPr>
+          <w:i/>
+          <w:iCs/>
+        </w:rPr>
+        <w:t xml:space="preserve">Journal of Child Language</w:t>
+      </w:r>
+      <w:r>
+        <w:t xml:space="preserve">,</w:t>
+      </w:r>
+      <w:r>
+        <w:t xml:space="preserve"> </w:t>
+      </w:r>
+      <w:r>
+        <w:rPr>
+          <w:i/>
+          <w:iCs/>
+        </w:rPr>
+        <w:t xml:space="preserve">13</w:t>
+      </w:r>
+      <w:r>
+        <w:t xml:space="preserve">(1), 85–100.</w:t>
+      </w:r>
+    </w:p>
+    <w:bookmarkEnd w:id="85"/>
+    <w:bookmarkStart w:id="86" w:name="ref-quam2023protracted"/>
+    <w:p>
+      <w:pPr>
+        <w:pStyle w:val="Bibliography"/>
+      </w:pPr>
+      <w:r>
         <w:t xml:space="preserve">Quam, C., &amp; Swingley, D. (2023). A protracted developmental trajectory for english-learning children’s detection of consonant mispronunciations in newly learned words.</w:t>
       </w:r>
       <w:r>
@@ -3661,13 +4613,49 @@
         <w:t xml:space="preserve">(3-4), 256–276.</w:t>
       </w:r>
     </w:p>
-    <w:bookmarkEnd w:id="42"/>
-    <w:bookmarkStart w:id="44" w:name="ref-procreate"/>
+    <w:bookmarkEnd w:id="86"/>
+    <w:bookmarkStart w:id="87" w:name="ref-sarvasy2025child"/>
     <w:p>
       <w:pPr>
         <w:pStyle w:val="Bibliography"/>
       </w:pPr>
       <w:r>
+        <w:t xml:space="preserve">Sarvasy, H., Rumsey, A., Dahmen, J., Onga, J., &amp; Yam, S. (2025). Child-directed speech in ku waru and nungon (papua new guinea).</w:t>
+      </w:r>
+      <w:r>
+        <w:t xml:space="preserve"> </w:t>
+      </w:r>
+      <w:r>
+        <w:rPr>
+          <w:i/>
+          <w:iCs/>
+        </w:rPr>
+        <w:t xml:space="preserve">Language Development Research</w:t>
+      </w:r>
+      <w:r>
+        <w:t xml:space="preserve">,</w:t>
+      </w:r>
+      <w:r>
+        <w:t xml:space="preserve"> </w:t>
+      </w:r>
+      <w:r>
+        <w:rPr>
+          <w:i/>
+          <w:iCs/>
+        </w:rPr>
+        <w:t xml:space="preserve">5</w:t>
+      </w:r>
+      <w:r>
+        <w:t xml:space="preserve">(3), 191–244.</w:t>
+      </w:r>
+    </w:p>
+    <w:bookmarkEnd w:id="87"/>
+    <w:bookmarkStart w:id="89" w:name="ref-procreate"/>
+    <w:p>
+      <w:pPr>
+        <w:pStyle w:val="Bibliography"/>
+      </w:pPr>
+      <w:r>
         <w:t xml:space="preserve">Savage Interactive. (2025).</w:t>
       </w:r>
       <w:r>
@@ -3698,7 +4686,7 @@
       <w:r>
         <w:t xml:space="preserve"> </w:t>
       </w:r>
-      <w:hyperlink r:id="rId43">
+      <w:hyperlink r:id="rId88">
         <w:r>
           <w:rPr>
             <w:rStyle w:val="Hyperlink"/>
@@ -3707,45 +4695,306 @@
         </w:r>
       </w:hyperlink>
     </w:p>
-    <w:bookmarkEnd w:id="44"/>
-    <w:bookmarkEnd w:id="45"/>
-    <w:bookmarkEnd w:id="46"/>
-    <w:bookmarkStart w:id="47" w:name="funding"/>
-    <w:p>
-      <w:pPr>
-        <w:pStyle w:val="Heading1"/>
-      </w:pPr>
-      <w:r>
-        <w:t xml:space="preserve">Funding</w:t>
-      </w:r>
-    </w:p>
-    <w:p>
-      <w:pPr>
-        <w:pStyle w:val="FirstParagraph"/>
-      </w:pPr>
-      <w:r>
-        <w:t xml:space="preserve">This research was supported by a XXX awarded to CLW (XXX) and a National Science Foundation Graduate Research Fellowship awarded to KC. Additional personnel support was provided by the Princeton University Office of Undergraduate Research.</w:t>
-      </w:r>
-    </w:p>
-    <w:bookmarkEnd w:id="47"/>
-    <w:bookmarkStart w:id="48" w:name="acknowledgements"/>
-    <w:p>
-      <w:pPr>
-        <w:pStyle w:val="Heading1"/>
-      </w:pPr>
-      <w:r>
-        <w:t xml:space="preserve">Acknowledgements</w:t>
-      </w:r>
-    </w:p>
-    <w:p>
-      <w:pPr>
-        <w:pStyle w:val="FirstParagraph"/>
-      </w:pPr>
-      <w:r>
-        <w:t xml:space="preserve">We are grateful to the participating families as well as the members of the Princeton Baby Lab for their feedback on this work.</w:t>
-      </w:r>
-    </w:p>
-    <w:bookmarkEnd w:id="48"/>
+    <w:bookmarkEnd w:id="89"/>
+    <w:bookmarkStart w:id="90" w:name="ref-smith2008infant"/>
+    <w:p>
+      <w:pPr>
+        <w:pStyle w:val="Bibliography"/>
+      </w:pPr>
+      <w:r>
+        <w:t xml:space="preserve">Smith, N. A., &amp; Trainor, L. J. (2008). Infant-directed speech is modulated by infant feedback.</w:t>
+      </w:r>
+      <w:r>
+        <w:t xml:space="preserve"> </w:t>
+      </w:r>
+      <w:r>
+        <w:rPr>
+          <w:i/>
+          <w:iCs/>
+        </w:rPr>
+        <w:t xml:space="preserve">Infancy</w:t>
+      </w:r>
+      <w:r>
+        <w:t xml:space="preserve">,</w:t>
+      </w:r>
+      <w:r>
+        <w:t xml:space="preserve"> </w:t>
+      </w:r>
+      <w:r>
+        <w:rPr>
+          <w:i/>
+          <w:iCs/>
+        </w:rPr>
+        <w:t xml:space="preserve">13</w:t>
+      </w:r>
+      <w:r>
+        <w:t xml:space="preserve">(4), 410–420.</w:t>
+      </w:r>
+    </w:p>
+    <w:bookmarkEnd w:id="90"/>
+    <w:bookmarkStart w:id="91" w:name="ref-soderstrom2007beyond"/>
+    <w:p>
+      <w:pPr>
+        <w:pStyle w:val="Bibliography"/>
+      </w:pPr>
+      <w:r>
+        <w:t xml:space="preserve">Soderstrom, M. (2007). Beyond babytalk: Re-evaluating the nature and content of speech input to preverbal infants.</w:t>
+      </w:r>
+      <w:r>
+        <w:t xml:space="preserve"> </w:t>
+      </w:r>
+      <w:r>
+        <w:rPr>
+          <w:i/>
+          <w:iCs/>
+        </w:rPr>
+        <w:t xml:space="preserve">Developmental Review</w:t>
+      </w:r>
+      <w:r>
+        <w:t xml:space="preserve">,</w:t>
+      </w:r>
+      <w:r>
+        <w:t xml:space="preserve"> </w:t>
+      </w:r>
+      <w:r>
+        <w:rPr>
+          <w:i/>
+          <w:iCs/>
+        </w:rPr>
+        <w:t xml:space="preserve">27</w:t>
+      </w:r>
+      <w:r>
+        <w:t xml:space="preserve">(4), 501–532.</w:t>
+      </w:r>
+    </w:p>
+    <w:bookmarkEnd w:id="91"/>
+    <w:bookmarkStart w:id="93" w:name="ref-rstan"/>
+    <w:p>
+      <w:pPr>
+        <w:pStyle w:val="Bibliography"/>
+      </w:pPr>
+      <w:r>
+        <w:t xml:space="preserve">Stan Development Team. (2025).</w:t>
+      </w:r>
+      <w:r>
+        <w:t xml:space="preserve"> </w:t>
+      </w:r>
+      <w:r>
+        <w:rPr>
+          <w:i/>
+          <w:iCs/>
+        </w:rPr>
+        <w:t xml:space="preserve">RStan</w:t>
+      </w:r>
+      <w:r>
+        <w:rPr>
+          <w:i/>
+          <w:iCs/>
+        </w:rPr>
+        <w:t xml:space="preserve">: The</w:t>
+      </w:r>
+      <w:r>
+        <w:rPr>
+          <w:i/>
+          <w:iCs/>
+        </w:rPr>
+        <w:t xml:space="preserve"> </w:t>
+      </w:r>
+      <w:r>
+        <w:rPr>
+          <w:i/>
+          <w:iCs/>
+        </w:rPr>
+        <w:t xml:space="preserve">R</w:t>
+      </w:r>
+      <w:r>
+        <w:rPr>
+          <w:i/>
+          <w:iCs/>
+        </w:rPr>
+        <w:t xml:space="preserve"> </w:t>
+      </w:r>
+      <w:r>
+        <w:rPr>
+          <w:i/>
+          <w:iCs/>
+        </w:rPr>
+        <w:t xml:space="preserve">interface to</w:t>
+      </w:r>
+      <w:r>
+        <w:rPr>
+          <w:i/>
+          <w:iCs/>
+        </w:rPr>
+        <w:t xml:space="preserve"> </w:t>
+      </w:r>
+      <w:r>
+        <w:rPr>
+          <w:i/>
+          <w:iCs/>
+        </w:rPr>
+        <w:t xml:space="preserve">Stan</w:t>
+      </w:r>
+      <w:r>
+        <w:t xml:space="preserve">.</w:t>
+      </w:r>
+      <w:r>
+        <w:t xml:space="preserve"> </w:t>
+      </w:r>
+      <w:hyperlink r:id="rId92">
+        <w:r>
+          <w:rPr>
+            <w:rStyle w:val="Hyperlink"/>
+          </w:rPr>
+          <w:t xml:space="preserve">https://mc-stan.org/</w:t>
+        </w:r>
+      </w:hyperlink>
+    </w:p>
+    <w:bookmarkEnd w:id="93"/>
+    <w:bookmarkStart w:id="94" w:name="ref-swingley2000spoken"/>
+    <w:p>
+      <w:pPr>
+        <w:pStyle w:val="Bibliography"/>
+      </w:pPr>
+      <w:r>
+        <w:t xml:space="preserve">Swingley, D., &amp; Aslin, R. N. (2000). Spoken word recognition and lexical representation in very young children.</w:t>
+      </w:r>
+      <w:r>
+        <w:t xml:space="preserve"> </w:t>
+      </w:r>
+      <w:r>
+        <w:rPr>
+          <w:i/>
+          <w:iCs/>
+        </w:rPr>
+        <w:t xml:space="preserve">Cognition</w:t>
+      </w:r>
+      <w:r>
+        <w:t xml:space="preserve">,</w:t>
+      </w:r>
+      <w:r>
+        <w:t xml:space="preserve"> </w:t>
+      </w:r>
+      <w:r>
+        <w:rPr>
+          <w:i/>
+          <w:iCs/>
+        </w:rPr>
+        <w:t xml:space="preserve">76</w:t>
+      </w:r>
+      <w:r>
+        <w:t xml:space="preserve">(2), 147–166.</w:t>
+      </w:r>
+    </w:p>
+    <w:bookmarkEnd w:id="94"/>
+    <w:bookmarkStart w:id="95" w:name="ref-tormene2009matching"/>
+    <w:p>
+      <w:pPr>
+        <w:pStyle w:val="Bibliography"/>
+      </w:pPr>
+      <w:r>
+        <w:t xml:space="preserve">Tormene, P., Giorgino, T., Quaglini, S., &amp; Stefanelli, M. (2009). Matching incomplete time series with dynamic time warping: An algorithm and an application to post-stroke rehabilitation.</w:t>
+      </w:r>
+      <w:r>
+        <w:t xml:space="preserve"> </w:t>
+      </w:r>
+      <w:r>
+        <w:rPr>
+          <w:i/>
+          <w:iCs/>
+        </w:rPr>
+        <w:t xml:space="preserve">Artificial Intelligence in Medicine</w:t>
+      </w:r>
+      <w:r>
+        <w:t xml:space="preserve">,</w:t>
+      </w:r>
+      <w:r>
+        <w:t xml:space="preserve"> </w:t>
+      </w:r>
+      <w:r>
+        <w:rPr>
+          <w:i/>
+          <w:iCs/>
+        </w:rPr>
+        <w:t xml:space="preserve">45</w:t>
+      </w:r>
+      <w:r>
+        <w:t xml:space="preserve">(1), 11–34.</w:t>
+      </w:r>
+    </w:p>
+    <w:bookmarkEnd w:id="95"/>
+    <w:bookmarkStart w:id="96" w:name="ref-wojcik2022map"/>
+    <w:p>
+      <w:pPr>
+        <w:pStyle w:val="Bibliography"/>
+      </w:pPr>
+      <w:r>
+        <w:t xml:space="preserve">Wojcik, E. H., Zettersten, M., &amp; Benitez, V. L. (2022). The map trap: Why and how word learning research should move beyond mapping.</w:t>
+      </w:r>
+      <w:r>
+        <w:t xml:space="preserve"> </w:t>
+      </w:r>
+      <w:r>
+        <w:rPr>
+          <w:i/>
+          <w:iCs/>
+        </w:rPr>
+        <w:t xml:space="preserve">Wiley Interdisciplinary Reviews: Cognitive Science</w:t>
+      </w:r>
+      <w:r>
+        <w:t xml:space="preserve">,</w:t>
+      </w:r>
+      <w:r>
+        <w:t xml:space="preserve"> </w:t>
+      </w:r>
+      <w:r>
+        <w:rPr>
+          <w:i/>
+          <w:iCs/>
+        </w:rPr>
+        <w:t xml:space="preserve">13</w:t>
+      </w:r>
+      <w:r>
+        <w:t xml:space="preserve">(4), e1596.</w:t>
+      </w:r>
+    </w:p>
+    <w:bookmarkEnd w:id="96"/>
+    <w:bookmarkStart w:id="98" w:name="ref-loo"/>
+    <w:p>
+      <w:pPr>
+        <w:pStyle w:val="Bibliography"/>
+      </w:pPr>
+      <w:r>
+        <w:t xml:space="preserve">Yao, Y., Vehtari, A., Simpson, D., &amp; Gelman, A. (2017). Using stacking to average bayesian predictive distributions.</w:t>
+      </w:r>
+      <w:r>
+        <w:t xml:space="preserve"> </w:t>
+      </w:r>
+      <w:r>
+        <w:rPr>
+          <w:i/>
+          <w:iCs/>
+        </w:rPr>
+        <w:t xml:space="preserve">Bayesian Analysis</w:t>
+      </w:r>
+      <w:r>
+        <w:t xml:space="preserve">.</w:t>
+      </w:r>
+      <w:r>
+        <w:t xml:space="preserve"> </w:t>
+      </w:r>
+      <w:hyperlink r:id="rId97">
+        <w:r>
+          <w:rPr>
+            <w:rStyle w:val="Hyperlink"/>
+          </w:rPr>
+          <w:t xml:space="preserve">https://doi.org/10.1214/17-BA1091</w:t>
+        </w:r>
+      </w:hyperlink>
+    </w:p>
+    <w:bookmarkEnd w:id="98"/>
+    <w:bookmarkEnd w:id="99"/>
+    <w:bookmarkEnd w:id="100"/>
     <w:sectPr>
       <w:headerReference r:id="rId9" w:type="even"/>
       <w:headerReference r:id="rId11" w:type="default"/>
@@ -3808,6 +5057,129 @@
     <w:p>
       <w:r>
         <w:separator/>
+      </w:r>
+    </w:p>
+  </w:footnote>
+  <w:footnote w:id="44">
+    <w:p>
+      <w:pPr>
+        <w:pStyle w:val="FootnoteText"/>
+      </w:pPr>
+      <w:r>
+        <w:rPr>
+          <w:rStyle w:val="FootnoteReference"/>
+        </w:rPr>
+        <w:footnoteRef/>
+      </w:r>
+      <w:r>
+        <w:t xml:space="preserve"> </w:t>
+      </w:r>
+      <w:r>
+        <w:t xml:space="preserve">Beta regression was chosen to model the proportional dependent variable</w:t>
+      </w:r>
+      <w:r>
+        <w:t xml:space="preserve"> </w:t>
+      </w:r>
+      <w:r>
+        <w:t xml:space="preserve">(</w:t>
+      </w:r>
+      <w:hyperlink w:anchor="ref-cribari2010beta">
+        <w:r>
+          <w:rPr>
+            <w:rStyle w:val="Hyperlink"/>
+          </w:rPr>
+          <w:t xml:space="preserve">Cribari-Neto &amp; Zeileis, 2010</w:t>
+        </w:r>
+      </w:hyperlink>
+      <w:r>
+        <w:t xml:space="preserve">)</w:t>
+      </w:r>
+      <w:r>
+        <w:t xml:space="preserve">. Specifically, we used a zero-one-inflated model since 0s and 1s were common values in our data</w:t>
+      </w:r>
+      <w:r>
+        <w:t xml:space="preserve"> </w:t>
+      </w:r>
+      <w:r>
+        <w:t xml:space="preserve">(</w:t>
+      </w:r>
+      <w:hyperlink w:anchor="ref-liu2018review">
+        <w:r>
+          <w:rPr>
+            <w:rStyle w:val="Hyperlink"/>
+          </w:rPr>
+          <w:t xml:space="preserve">Liu &amp; Eugenio, 2018</w:t>
+        </w:r>
+      </w:hyperlink>
+      <w:r>
+        <w:t xml:space="preserve">)</w:t>
+      </w:r>
+      <w:r>
+        <w:t xml:space="preserve">. Note that this particular modeling approach requires a Bayesian framework to interpret. Importantly, this analytic approach allows us to quantify evidence in support of the null hypothesis, not simply against it. A frequentist beta regression using the</w:t>
+      </w:r>
+      <w:r>
+        <w:t xml:space="preserve"> </w:t>
+      </w:r>
+      <w:r>
+        <w:rPr>
+          <w:rStyle w:val="VerbatimChar"/>
+        </w:rPr>
+        <w:t xml:space="preserve">glmmTMB</w:t>
+      </w:r>
+      <w:r>
+        <w:t xml:space="preserve"> </w:t>
+      </w:r>
+      <w:r>
+        <w:t xml:space="preserve">package</w:t>
+      </w:r>
+      <w:r>
+        <w:t xml:space="preserve"> </w:t>
+      </w:r>
+      <w:r>
+        <w:t xml:space="preserve">(</w:t>
+      </w:r>
+      <w:hyperlink w:anchor="ref-glmmTMB">
+        <w:r>
+          <w:rPr>
+            <w:rStyle w:val="Hyperlink"/>
+          </w:rPr>
+          <w:t xml:space="preserve">Brooks et al., 2017</w:t>
+        </w:r>
+      </w:hyperlink>
+      <w:r>
+        <w:t xml:space="preserve">)</w:t>
+      </w:r>
+      <w:r>
+        <w:t xml:space="preserve"> </w:t>
+      </w:r>
+      <w:r>
+        <w:t xml:space="preserve">roughly approximated the same trend, but this approach is limited in two key ways: (a) this model cannot accurately capture boundary values</w:t>
+      </w:r>
+      <w:r>
+        <w:t xml:space="preserve"> </w:t>
+      </w:r>
+      <w:r>
+        <w:t xml:space="preserve">(see</w:t>
+      </w:r>
+      <w:r>
+        <w:t xml:space="preserve"> </w:t>
+      </w:r>
+      <w:hyperlink w:anchor="ref-liu2018review">
+        <w:r>
+          <w:rPr>
+            <w:rStyle w:val="Hyperlink"/>
+          </w:rPr>
+          <w:t xml:space="preserve">Liu &amp; Eugenio, 2018</w:t>
+        </w:r>
+      </w:hyperlink>
+      <w:r>
+        <w:t xml:space="preserve"> </w:t>
+      </w:r>
+      <w:r>
+        <w:t xml:space="preserve">for relevant discussion)</w:t>
+      </w:r>
+      <w:r>
+        <w:t xml:space="preserve">, and (b) the model fails to converge with the maximal random effects structure, which forced us to remove the random slope for condition and thus reduced our ability to detect within-subject effects of condition.</w:t>
       </w:r>
     </w:p>
   </w:footnote>
@@ -5802,6 +7174,11 @@
       <w:szCs w:val="20"/>
     </w:rPr>
   </w:style>
+  <w:style w:type="paragraph" w:customStyle="1" w:styleId="table-note">
+    <w:name w:val="table-note"/>
+    <w:basedOn w:val="BodyText"/>
+    <w:qFormat/>
+  </w:style>
 </w:styles>
 </file>
 

--- a/LexVar.docx
+++ b/LexVar.docx
@@ -319,7 +319,7 @@
       </w:r>
     </w:p>
     <w:bookmarkEnd w:id="34"/>
-    <w:bookmarkStart w:id="37" w:name="introduction"/>
+    <w:bookmarkStart w:id="36" w:name="introduction"/>
     <w:p>
       <w:pPr>
         <w:pStyle w:val="Heading1"/>
@@ -351,7 +351,7 @@
         <w:t xml:space="preserve"> </w:t>
       </w:r>
       <w:r>
-        <w:t xml:space="preserve">words that are unique or highly specific to this infant- or child-directed register</w:t>
+        <w:t xml:space="preserve">words that are unique or highly specific to this child-directed register</w:t>
       </w:r>
       <w:r>
         <w:t xml:space="preserve"> </w:t>
@@ -469,7 +469,7 @@
         <w:t xml:space="preserve">)</w:t>
       </w:r>
       <w:r>
-        <w:t xml:space="preserve">. These infant- or child-directed words are often variants of existing word forms in adult language but with some phonological and/or morphological change(s)</w:t>
+        <w:t xml:space="preserve">. Child-directed words are often variants of existing word forms in adult language but with some phonological and/or morphological change(s)</w:t>
       </w:r>
       <w:r>
         <w:t xml:space="preserve"> </w:t>
@@ -544,15 +544,7 @@
         <w:t xml:space="preserve">)</w:t>
       </w:r>
       <w:r>
-        <w:t xml:space="preserve">.</w:t>
-      </w:r>
-    </w:p>
-    <w:p>
-      <w:pPr>
-        <w:pStyle w:val="BodyText"/>
-      </w:pPr>
-      <w:r>
-        <w:t xml:space="preserve">While child-directed variants are eventually replaced by adult word forms in children’s and caregivers’ speech</w:t>
+        <w:t xml:space="preserve">. While child-directed variants are eventually replaced by adult word forms in children’s and caregivers’ speech</w:t>
       </w:r>
       <w:r>
         <w:t xml:space="preserve"> </w:t>
@@ -609,18 +601,9 @@
         <w:t xml:space="preserve">. How does exposure to this kind of label variation impact children’s word learning?</w:t>
       </w:r>
     </w:p>
-    <w:bookmarkStart w:id="35" w:name="Xac1216cc0096763112dce71ba9adf805551aaac"/>
-    <w:p>
-      <w:pPr>
-        <w:pStyle w:val="Heading2"/>
-      </w:pPr>
-      <w:r>
-        <w:t xml:space="preserve">1.1 Evidence that label variation complicates early word learning</w:t>
-      </w:r>
-    </w:p>
-    <w:p>
-      <w:pPr>
-        <w:pStyle w:val="FirstParagraph"/>
+    <w:p>
+      <w:pPr>
+        <w:pStyle w:val="BodyText"/>
       </w:pPr>
       <w:r>
         <w:t xml:space="preserve">The process of early word learning is traditionally framed as a one-to-one mapping problem—children learn to associate individual word forms (i.e., labels) with individual referents</w:t>
@@ -663,19 +646,9 @@
         <w:t xml:space="preserve"> </w:t>
       </w:r>
     </w:p>
-    <w:bookmarkEnd w:id="35"/>
-    <w:bookmarkStart w:id="36" w:name="Xc5491935d4e678463434417238a90c57f193d2b"/>
-    <w:p>
-      <w:pPr>
-        <w:pStyle w:val="Heading2"/>
-      </w:pPr>
-      <w:r>
-        <w:t xml:space="preserve">1.2 Evidence that label variation may support early word learning</w:t>
-      </w:r>
-    </w:p>
-    <w:p>
-      <w:pPr>
-        <w:pStyle w:val="FirstParagraph"/>
+    <w:p>
+      <w:pPr>
+        <w:pStyle w:val="BodyText"/>
       </w:pPr>
       <w:r>
         <w:t xml:space="preserve">Conversely, some features of child-directed variants have been linked with early learnability. Reduplicated word forms, which include repetition of full or partial syllables (e.g.,</w:t>
@@ -735,7 +708,7 @@
         </w:r>
       </w:hyperlink>
       <w:r>
-        <w:t xml:space="preserve">; though estimated rates vary substantially across languages, e.g.,</w:t>
+        <w:t xml:space="preserve">; CDS, though estimated rates vary substantially across languages, e.g.,</w:t>
       </w:r>
       <w:r>
         <w:t xml:space="preserve"> </w:t>
@@ -926,12 +899,103 @@
         <w:pStyle w:val="BodyText"/>
       </w:pPr>
       <w:r>
-        <w:t xml:space="preserve">In the current study, we</w:t>
-      </w:r>
-    </w:p>
-    <w:p>
-      <w:pPr>
-        <w:pStyle w:val="BodyText"/>
+        <w:t xml:space="preserve">Despite these competing possibilities, no studies to date have directly tested how consistent versus variable labels impact toddlers’ ability to learn new words. The present study addresses this gap by manipulating the presence and type of label variation in a controlled, lab-based novel word learning task. In an eye-tracking study using a looking-while-listening (LWL) design</w:t>
+      </w:r>
+      <w:r>
+        <w:t xml:space="preserve"> </w:t>
+      </w:r>
+      <w:r>
+        <w:t xml:space="preserve">(</w:t>
+      </w:r>
+      <w:hyperlink w:anchor="ref-fernald2008looking">
+        <w:r>
+          <w:rPr>
+            <w:rStyle w:val="Hyperlink"/>
+          </w:rPr>
+          <w:t xml:space="preserve">Fernald et al., 2008</w:t>
+        </w:r>
+      </w:hyperlink>
+      <w:r>
+        <w:t xml:space="preserve">;</w:t>
+      </w:r>
+      <w:r>
+        <w:t xml:space="preserve"> </w:t>
+      </w:r>
+      <w:hyperlink w:anchor="ref-swingley2000spoken">
+        <w:r>
+          <w:rPr>
+            <w:rStyle w:val="Hyperlink"/>
+          </w:rPr>
+          <w:t xml:space="preserve">Swingley &amp; Aslin, 2000</w:t>
+        </w:r>
+      </w:hyperlink>
+      <w:r>
+        <w:t xml:space="preserve">)</w:t>
+      </w:r>
+      <w:r>
+        <w:t xml:space="preserve">, English-hearing toddlers learned novel word-object mappings across three within-subjects conditions. In the</w:t>
+      </w:r>
+      <w:r>
+        <w:t xml:space="preserve"> </w:t>
+      </w:r>
+      <w:r>
+        <w:rPr>
+          <w:i/>
+          <w:iCs/>
+        </w:rPr>
+        <w:t xml:space="preserve">consistent</w:t>
+      </w:r>
+      <w:r>
+        <w:t xml:space="preserve"> </w:t>
+      </w:r>
+      <w:r>
+        <w:t xml:space="preserve">condition, toddlers heard repeated exposures to the exact same standard label. In two variation conditions, toddlers heard repetitions of the standard label in addition to two label variants. The</w:t>
+      </w:r>
+      <w:r>
+        <w:t xml:space="preserve"> </w:t>
+      </w:r>
+      <w:r>
+        <w:rPr>
+          <w:i/>
+          <w:iCs/>
+        </w:rPr>
+        <w:t xml:space="preserve">typical variation</w:t>
+      </w:r>
+      <w:r>
+        <w:t xml:space="preserve"> </w:t>
+      </w:r>
+      <w:r>
+        <w:t xml:space="preserve">condition featured label variants common in English CDS, including diminutivized and reduplicated word forms. The</w:t>
+      </w:r>
+      <w:r>
+        <w:t xml:space="preserve"> </w:t>
+      </w:r>
+      <w:r>
+        <w:rPr>
+          <w:i/>
+          <w:iCs/>
+        </w:rPr>
+        <w:t xml:space="preserve">atypical variation</w:t>
+      </w:r>
+      <w:r>
+        <w:t xml:space="preserve"> </w:t>
+      </w:r>
+      <w:r>
+        <w:t xml:space="preserve">condition featured phonologically altered word forms unattested in English CDS. Word recognition was measured using eye-tracking (i.e., looking time), and pupillometry (i.e., pupil size synchrony) was used to examine moment-to-moment engagement during learning.</w:t>
+      </w:r>
+    </w:p>
+    <w:bookmarkStart w:id="35" w:name="hypotheses"/>
+    <w:p>
+      <w:pPr>
+        <w:pStyle w:val="Heading2"/>
+      </w:pPr>
+      <w:r>
+        <w:t xml:space="preserve">1.1 Hypotheses</w:t>
+      </w:r>
+    </w:p>
+    <w:p>
+      <w:pPr>
+        <w:pStyle w:val="FirstParagraph"/>
       </w:pPr>
       <w:r>
         <w:t xml:space="preserve">In line with the vast majority of prior word learning studies conducted to date, which overwhelmingly test children’s recognition of one-to-one mappings, we hypothesized that children would demonstrate successful learning in the</w:t>
@@ -950,15 +1014,7 @@
         <w:t xml:space="preserve"> </w:t>
       </w:r>
       <w:r>
-        <w:t xml:space="preserve">condition after receiving multiple repeated exposures to the target label [CITES].</w:t>
-      </w:r>
-    </w:p>
-    <w:p>
-      <w:pPr>
-        <w:pStyle w:val="BodyText"/>
-      </w:pPr>
-      <w:r>
-        <w:t xml:space="preserve">The key condition of interest is the</w:t>
+        <w:t xml:space="preserve">condition [CITES]. The key condition of interest was the</w:t>
       </w:r>
       <w:r>
         <w:t xml:space="preserve"> </w:t>
@@ -974,15 +1030,7 @@
         <w:t xml:space="preserve"> </w:t>
       </w:r>
       <w:r>
-        <w:t xml:space="preserve">condition, where children hear label variants common in English child-directed speech, including diminutivized and reduplicated word forms. We did not pre-register a specific directional hypothesis for this condition given competing theoretical predictions from existing evidence. If children successfully contend with variation attested in English child-directed speech, then we should expect to see above-chance word-recognition accuracy in this condition. If this type of variation impedes novel word learning, then we should expect chance-level performance in this condition.</w:t>
-      </w:r>
-    </w:p>
-    <w:p>
-      <w:pPr>
-        <w:pStyle w:val="BodyText"/>
-      </w:pPr>
-      <w:r>
-        <w:t xml:space="preserve">We hypothesized that words would be more difficult to learn in the</w:t>
+        <w:t xml:space="preserve">condition. We did not pre-register a specific directional hypothesis for this condition given competing theoretical predictions. If children successfully contend with variation attested in English child-directed speech, then we should expect to see above-chance word-recognition accuracy in this condition. If this type of variation impedes novel word learning, then we should expect chance-level performance in this condition. We hypothesized that words would be more difficult to learn in the</w:t>
       </w:r>
       <w:r>
         <w:t xml:space="preserve"> </w:t>
@@ -998,20 +1046,12 @@
         <w:t xml:space="preserve"> </w:t>
       </w:r>
       <w:r>
-        <w:t xml:space="preserve">condition and that toddlers would show chance-level word-recognition accuracy on average for this condition.</w:t>
-      </w:r>
-    </w:p>
-    <w:p>
-      <w:pPr>
-        <w:pStyle w:val="BodyText"/>
-      </w:pPr>
-      <w:r>
-        <w:t xml:space="preserve">Finally, we predicted that performance would increase across age in our sample.</w:t>
-      </w:r>
-    </w:p>
+        <w:t xml:space="preserve">condition and that toddlers would show chance-level word-recognition accuracy on average for this condition. Finally, we predicted that word learning performance would increase across age in our sample.</w:t>
+      </w:r>
+    </w:p>
+    <w:bookmarkEnd w:id="35"/>
     <w:bookmarkEnd w:id="36"/>
-    <w:bookmarkEnd w:id="37"/>
-    <w:bookmarkStart w:id="43" w:name="method"/>
+    <w:bookmarkStart w:id="42" w:name="method"/>
     <w:p>
       <w:pPr>
         <w:pStyle w:val="Heading1"/>
@@ -1039,7 +1079,7 @@
         <w:t xml:space="preserve">). All stimuli, anonymized data, and analysis scripts are publicly available at LINK.</w:t>
       </w:r>
     </w:p>
-    <w:bookmarkStart w:id="38" w:name="participants"/>
+    <w:bookmarkStart w:id="37" w:name="participants"/>
     <w:p>
       <w:pPr>
         <w:pStyle w:val="Heading2"/>
@@ -1278,8 +1318,8 @@
         <w:t xml:space="preserve">All experimental protocols, including procedures for obtaining informed consent, were approved by the Princeton University Institutional Review Board (Approval: 0000007117, Language Learning: Sounds, Words, and Grammar). Families received a $10 digital gift card and a small gift for participating.</w:t>
       </w:r>
     </w:p>
-    <w:bookmarkEnd w:id="38"/>
-    <w:bookmarkStart w:id="39" w:name="stimuli"/>
+    <w:bookmarkEnd w:id="37"/>
+    <w:bookmarkStart w:id="38" w:name="stimuli"/>
     <w:p>
       <w:pPr>
         <w:pStyle w:val="Heading2"/>
@@ -1925,50 +1965,50 @@
         <w:t xml:space="preserve">.</w:t>
       </w:r>
     </w:p>
+    <w:bookmarkEnd w:id="38"/>
+    <w:bookmarkStart w:id="39" w:name="procedure"/>
+    <w:p>
+      <w:pPr>
+        <w:pStyle w:val="Heading2"/>
+      </w:pPr>
+      <w:r>
+        <w:t xml:space="preserve">2.3 Procedure</w:t>
+      </w:r>
+    </w:p>
+    <w:p>
+      <w:pPr>
+        <w:pStyle w:val="FirstParagraph"/>
+      </w:pPr>
+      <w:r>
+        <w:t xml:space="preserve">Toddlers sat on their caregiver’s lap, approximately 60cm away from a 17-inch monitor equipped with an EyeLink 1000 Plus eye-tracker, in a dimly-lit testing room. Caregivers wore opague sunglasses to prevent them from influencing their children’s behavior. Participants wore a small EyeLink target sticker on their forehead. We used a three-point calibration procedure along the horizontal dimension (x-axis) of the screen.</w:t>
+      </w:r>
+    </w:p>
+    <w:p>
+      <w:pPr>
+        <w:pStyle w:val="BodyText"/>
+      </w:pPr>
+      <w:r>
+        <w:t xml:space="preserve">The experiment consisted of three blocks (one per condition). Each block consisted of two phases: an exposure phase, during which participants learned novel word-object pairings, and a test phase, during which toddlers were immediately tested on their recognition of the word-object mappings. An isoluminant, non-linguistic, attention-getting video was shown after every block.</w:t>
+      </w:r>
+    </w:p>
+    <w:p>
+      <w:pPr>
+        <w:pStyle w:val="BodyText"/>
+      </w:pPr>
+      <w:r>
+        <w:t xml:space="preserve">During the exposure phase (four trials per block), children learned two novel word-object mappings. Each exposure trial started after a short, variable-length ITI (mean = 500 ms, range = 250–750 ms) or when the participant looked at the screen. During each exposure trial, a single target object appeared silently on the screen for 1,500 ms or until the participant looked at the screen. Then, the exposure audio played (see stimulus details above). After the offset of the audio, the target object remained on the screen for an additional 1,500 ms.</w:t>
+      </w:r>
+    </w:p>
+    <w:p>
+      <w:pPr>
+        <w:pStyle w:val="BodyText"/>
+      </w:pPr>
+      <w:r>
+        <w:t xml:space="preserve">During the test phase (four trials per block), toddlers saw the two objects from the preceding exposure phase side-by-side on the screen. Each trial started with an ITI (same structure as training phase), followed by a 2,000 ms silent period with both objects on the screen. Then, the target audio played (see stimulus details above). After the offset of the audio, the side-by-side objects remained on the screen for an additional 2,000 ms.</w:t>
+      </w:r>
+    </w:p>
     <w:bookmarkEnd w:id="39"/>
-    <w:bookmarkStart w:id="40" w:name="procedure"/>
-    <w:p>
-      <w:pPr>
-        <w:pStyle w:val="Heading2"/>
-      </w:pPr>
-      <w:r>
-        <w:t xml:space="preserve">2.3 Procedure</w:t>
-      </w:r>
-    </w:p>
-    <w:p>
-      <w:pPr>
-        <w:pStyle w:val="FirstParagraph"/>
-      </w:pPr>
-      <w:r>
-        <w:t xml:space="preserve">Toddlers sat on their caregiver’s lap, approximately 60cm away from a 17-inch monitor equipped with an EyeLink 1000 Plus eye-tracker, in a dimly-lit testing room. Caregivers wore opague sunglasses to prevent them from influencing their children’s behavior. Participants wore a small EyeLink target sticker on their forehead. We used a three-point calibration procedure along the horizontal dimension (x-axis) of the screen.</w:t>
-      </w:r>
-    </w:p>
-    <w:p>
-      <w:pPr>
-        <w:pStyle w:val="BodyText"/>
-      </w:pPr>
-      <w:r>
-        <w:t xml:space="preserve">The experiment consisted of three blocks (one per condition). Each block consisted of two phases: an exposure phase, during which participants learned novel word-object pairings, and a test phase, during which toddlers were immediately tested on their recognition of the word-object mappings. An isoluminant, non-linguistic, attention-getting video was shown after every block.</w:t>
-      </w:r>
-    </w:p>
-    <w:p>
-      <w:pPr>
-        <w:pStyle w:val="BodyText"/>
-      </w:pPr>
-      <w:r>
-        <w:t xml:space="preserve">During the exposure phase (four trials per block), children learned two novel word-object mappings. Each exposure trial started after a short, variable-length ITI (mean = 500 ms, range = 250–750 ms) or when the participant looked at the screen. During each exposure trial, a single target object appeared silently on the screen for 1,500 ms or until the participant looked at the screen. Then, the exposure audio played (see stimulus details above). After the offset of the audio, the target object remained on the screen for an additional 1,500 ms.</w:t>
-      </w:r>
-    </w:p>
-    <w:p>
-      <w:pPr>
-        <w:pStyle w:val="BodyText"/>
-      </w:pPr>
-      <w:r>
-        <w:t xml:space="preserve">During the test phase (four trials per block), toddlers saw the two objects from the preceding exposure phase side-by-side on the screen. Each trial started with an ITI (same structure as training phase), followed by a 2,000 ms silent period with both objects on the screen. Then, the target audio played (see stimulus details above). After the offset of the audio, the side-by-side objects remained on the screen for an additional 2,000 ms.</w:t>
-      </w:r>
-    </w:p>
-    <w:bookmarkEnd w:id="40"/>
-    <w:bookmarkStart w:id="41" w:name="conditions"/>
+    <w:bookmarkStart w:id="40" w:name="conditions"/>
     <w:p>
       <w:pPr>
         <w:pStyle w:val="Heading2"/>
@@ -2114,8 +2154,8 @@
         <w:t xml:space="preserve">Participants were assigned to one of 18 pseudorandomized orders such that the order of presentation of blocks and the assignment of target labels to target objects was counterbalanced across conditions. Target locations were also counterbalanced such that the target object appeared 50% of time on the left and 50% of the time on the right.</w:t>
       </w:r>
     </w:p>
-    <w:bookmarkEnd w:id="41"/>
-    <w:bookmarkStart w:id="42" w:name="data-pre-processing"/>
+    <w:bookmarkEnd w:id="40"/>
+    <w:bookmarkStart w:id="41" w:name="data-pre-processing"/>
     <w:p>
       <w:pPr>
         <w:pStyle w:val="Heading2"/>
@@ -2237,9 +2277,9 @@
         <w:t xml:space="preserve">. Finally, we excluded participants’ data for exposure sentences where more than 50% of the pupil size data was missing (e.g., due to the child looking away from the screen or technical error).</w:t>
       </w:r>
     </w:p>
+    <w:bookmarkEnd w:id="41"/>
     <w:bookmarkEnd w:id="42"/>
-    <w:bookmarkEnd w:id="43"/>
-    <w:bookmarkStart w:id="58" w:name="results"/>
+    <w:bookmarkStart w:id="54" w:name="results"/>
     <w:p>
       <w:pPr>
         <w:pStyle w:val="Heading1"/>
@@ -2248,7 +2288,7 @@
         <w:t xml:space="preserve">3. Results</w:t>
       </w:r>
     </w:p>
-    <w:bookmarkStart w:id="48" w:name="X81d3246c4b93329a5d0d8f2a794f9a185512a61"/>
+    <w:bookmarkStart w:id="47" w:name="X81d3246c4b93329a5d0d8f2a794f9a185512a61"/>
     <w:p>
       <w:pPr>
         <w:pStyle w:val="Heading2"/>
@@ -2303,7 +2343,7 @@
         <w:rPr>
           <w:rStyle w:val="FootnoteReference"/>
         </w:rPr>
-        <w:footnoteReference w:id="44"/>
+        <w:footnoteReference w:id="43"/>
       </w:r>
       <w:r>
         <w:t xml:space="preserve"> </w:t>
@@ -2485,18 +2525,18 @@
           <wp:inline>
             <wp:extent cx="5943600" cy="3714749"/>
             <wp:effectExtent b="0" l="0" r="0" t="0"/>
-            <wp:docPr descr="Figure 1. Posterior predicted accuracy by condition across both post-labeling time windows. Point ranges reflect posterior means with 89% credible intervals. Jittered dots show raw means for individual participants. Dotted line at 0.5 indicates chance looking." title="" id="46" name="Picture"/>
+            <wp:docPr descr="Figure 1. Posterior predicted accuracy by condition across both post-labeling time windows. Point ranges reflect posterior means with 89% credible intervals. Jittered dots show raw means for individual participants. Dotted line at 0.5 indicates chance looking." title="" id="45" name="Picture"/>
             <a:graphic>
               <a:graphicData uri="http://schemas.openxmlformats.org/drawingml/2006/picture">
                 <pic:pic>
                   <pic:nvPicPr>
-                    <pic:cNvPr descr="Figure1.png" id="47" name="Picture"/>
+                    <pic:cNvPr descr="Figure1.png" id="46" name="Picture"/>
                     <pic:cNvPicPr>
                       <a:picLocks noChangeArrowheads="1" noChangeAspect="1"/>
                     </pic:cNvPicPr>
                   </pic:nvPicPr>
                   <pic:blipFill>
-                    <a:blip r:embed="rId45"/>
+                    <a:blip r:embed="rId44"/>
                     <a:stretch>
                       <a:fillRect/>
                     </a:stretch>
@@ -3181,7 +3221,7 @@
         <w:t xml:space="preserve"> </w:t>
       </w:r>
       <w:r>
-        <w:t xml:space="preserve">The overall model includes both post-labeling windows (averaged accuracy) and the window-specific models include proportion estimates for 300–2,000 ms following each target word onset. The mu component models the predicted accuracy (i.e., proportion looking to the target object) for non-boundary values (not 0s or 1s). The zoi (zero-one inflation) component models the likelihood of boundary values, and the coi (conditional one inflation) component models the probability of exact 1s among boundary values.</w:t>
+        <w:t xml:space="preserve">The overall model includes both post-labeling windows (averaged accuracy) and the window-specific models include proportion estimates for 300–2,000 ms following each target word onset. The μ component models the predicted accuracy (i.e., proportion looking to the target object) for non-boundary values (values between but not including 0 or 1). The zoi (zero-one inflation) component models the likelihood of accuarcy being a boundary value—floor (0) or ceiling (1). The coi (conditional-one inflation) component models the probability of ceiling responses (1s) among boundary values.</w:t>
       </w:r>
     </w:p>
     <w:p>
@@ -3192,8 +3232,8 @@
         <w:t xml:space="preserve"> </w:t>
       </w:r>
     </w:p>
-    <w:bookmarkEnd w:id="48"/>
-    <w:bookmarkStart w:id="57" w:name="X766ac349de9df7b6c7c4b96c9a4fd67a2087b79"/>
+    <w:bookmarkEnd w:id="47"/>
+    <w:bookmarkStart w:id="53" w:name="X766ac349de9df7b6c7c4b96c9a4fd67a2087b79"/>
     <w:p>
       <w:pPr>
         <w:pStyle w:val="Heading2"/>
@@ -3202,7 +3242,7 @@
         <w:t xml:space="preserve">3.2 Moment-by-moment attention measured by pupil size synchrony</w:t>
       </w:r>
     </w:p>
-    <w:bookmarkStart w:id="52" w:name="X29eb9cdab632aadf01b598ee0fac2a0355befc5"/>
+    <w:bookmarkStart w:id="51" w:name="X29eb9cdab632aadf01b598ee0fac2a0355befc5"/>
     <w:p>
       <w:pPr>
         <w:pStyle w:val="Heading3"/>
@@ -3443,18 +3483,18 @@
           <wp:inline>
             <wp:extent cx="5504749" cy="3669832"/>
             <wp:effectExtent b="0" l="0" r="0" t="0"/>
-            <wp:docPr descr="Figure 2. Model-predicted pupil size synchrony (z-scored) across conditions with 95% confidence intervals. Jittered points represent participant means." title="" id="50" name="Picture"/>
+            <wp:docPr descr="Figure 2. Model-predicted pupil size synchrony (z-scored) across conditions with 95% confidence intervals. Jittered points represent participant means." title="" id="49" name="Picture"/>
             <a:graphic>
               <a:graphicData uri="http://schemas.openxmlformats.org/drawingml/2006/picture">
                 <pic:pic>
                   <pic:nvPicPr>
-                    <pic:cNvPr descr="Figure2.png" id="51" name="Picture"/>
+                    <pic:cNvPr descr="Figure2.png" id="50" name="Picture"/>
                     <pic:cNvPicPr>
                       <a:picLocks noChangeArrowheads="1" noChangeAspect="1"/>
                     </pic:cNvPicPr>
                   </pic:nvPicPr>
                   <pic:blipFill>
-                    <a:blip r:embed="rId49"/>
+                    <a:blip r:embed="rId48"/>
                     <a:stretch>
                       <a:fillRect/>
                     </a:stretch>
@@ -3489,8 +3529,8 @@
         <w:t xml:space="preserve">Figure 2. Model-predicted pupil size synchrony (z-scored) across conditions with 95% confidence intervals. Jittered points represent participant means.</w:t>
       </w:r>
     </w:p>
-    <w:bookmarkEnd w:id="52"/>
-    <w:bookmarkStart w:id="56" w:name="X20e86439322970e0c80fc5aeaf7687084e37566"/>
+    <w:bookmarkEnd w:id="51"/>
+    <w:bookmarkStart w:id="52" w:name="X20e86439322970e0c80fc5aeaf7687084e37566"/>
     <w:p>
       <w:pPr>
         <w:pStyle w:val="Heading3"/>
@@ -3588,65 +3628,10 @@
         <w:t xml:space="preserve">= 0.29, 89% CrI [-0.12, 0.74]).</w:t>
       </w:r>
     </w:p>
-    <w:p>
-      <w:pPr>
-        <w:pStyle w:val="CaptionedFigure"/>
-      </w:pPr>
-      <w:r>
-        <w:drawing>
-          <wp:inline>
-            <wp:extent cx="5504749" cy="3669832"/>
-            <wp:effectExtent b="0" l="0" r="0" t="0"/>
-            <wp:docPr descr="Raw accuracy (z-scored) predicted by mean pupil size synchrony (z-scored) across conditions. Jittered points represent participant means." title="" id="54" name="Picture"/>
-            <a:graphic>
-              <a:graphicData uri="http://schemas.openxmlformats.org/drawingml/2006/picture">
-                <pic:pic>
-                  <pic:nvPicPr>
-                    <pic:cNvPr descr="Figure3.png" id="55" name="Picture"/>
-                    <pic:cNvPicPr>
-                      <a:picLocks noChangeArrowheads="1" noChangeAspect="1"/>
-                    </pic:cNvPicPr>
-                  </pic:nvPicPr>
-                  <pic:blipFill>
-                    <a:blip r:embed="rId53"/>
-                    <a:stretch>
-                      <a:fillRect/>
-                    </a:stretch>
-                  </pic:blipFill>
-                  <pic:spPr bwMode="auto">
-                    <a:xfrm>
-                      <a:off x="0" y="0"/>
-                      <a:ext cx="5504749" cy="3669832"/>
-                    </a:xfrm>
-                    <a:prstGeom prst="rect">
-                      <a:avLst/>
-                    </a:prstGeom>
-                    <a:noFill/>
-                    <a:ln w="9525">
-                      <a:noFill/>
-                      <a:headEnd/>
-                      <a:tailEnd/>
-                    </a:ln>
-                  </pic:spPr>
-                </pic:pic>
-              </a:graphicData>
-            </a:graphic>
-          </wp:inline>
-        </w:drawing>
-      </w:r>
-    </w:p>
-    <w:p>
-      <w:pPr>
-        <w:pStyle w:val="ImageCaption"/>
-      </w:pPr>
-      <w:r>
-        <w:t xml:space="preserve">Raw accuracy (z-scored) predicted by mean pupil size synchrony (z-scored) across conditions. Jittered points represent participant means.</w:t>
-      </w:r>
-    </w:p>
-    <w:bookmarkEnd w:id="56"/>
-    <w:bookmarkEnd w:id="57"/>
-    <w:bookmarkEnd w:id="58"/>
-    <w:bookmarkStart w:id="59" w:name="discussion"/>
+    <w:bookmarkEnd w:id="52"/>
+    <w:bookmarkEnd w:id="53"/>
+    <w:bookmarkEnd w:id="54"/>
+    <w:bookmarkStart w:id="55" w:name="discussion"/>
     <w:p>
       <w:pPr>
         <w:pStyle w:val="Heading1"/>
@@ -3695,8 +3680,8 @@
         <w:t xml:space="preserve">In conclusion, this is the first experimental study to provide evidence that English-hearing toddlers can successfully contend with label variants when learning new words.</w:t>
       </w:r>
     </w:p>
-    <w:bookmarkEnd w:id="59"/>
-    <w:bookmarkStart w:id="100" w:name="references"/>
+    <w:bookmarkEnd w:id="55"/>
+    <w:bookmarkStart w:id="96" w:name="references"/>
     <w:p>
       <w:pPr>
         <w:pStyle w:val="Heading1"/>
@@ -3705,8 +3690,8 @@
         <w:t xml:space="preserve">5. References</w:t>
       </w:r>
     </w:p>
-    <w:bookmarkStart w:id="99" w:name="refs"/>
-    <w:bookmarkStart w:id="61" w:name="ref-lme4"/>
+    <w:bookmarkStart w:id="95" w:name="refs"/>
+    <w:bookmarkStart w:id="57" w:name="ref-lme4"/>
     <w:p>
       <w:pPr>
         <w:pStyle w:val="Bibliography"/>
@@ -3752,7 +3737,7 @@
       <w:r>
         <w:t xml:space="preserve"> </w:t>
       </w:r>
-      <w:hyperlink r:id="rId60">
+      <w:hyperlink r:id="rId56">
         <w:r>
           <w:rPr>
             <w:rStyle w:val="Hyperlink"/>
@@ -3761,8 +3746,8 @@
         </w:r>
       </w:hyperlink>
     </w:p>
-    <w:bookmarkEnd w:id="61"/>
-    <w:bookmarkStart w:id="62" w:name="ref-praat"/>
+    <w:bookmarkEnd w:id="57"/>
+    <w:bookmarkStart w:id="58" w:name="ref-praat"/>
     <w:p>
       <w:pPr>
         <w:pStyle w:val="Bibliography"/>
@@ -3784,8 +3769,8 @@
         <w:t xml:space="preserve">.</w:t>
       </w:r>
     </w:p>
-    <w:bookmarkEnd w:id="62"/>
-    <w:bookmarkStart w:id="64" w:name="ref-glmmTMB"/>
+    <w:bookmarkEnd w:id="58"/>
+    <w:bookmarkStart w:id="60" w:name="ref-glmmTMB"/>
     <w:p>
       <w:pPr>
         <w:pStyle w:val="Bibliography"/>
@@ -3834,7 +3819,7 @@
       <w:r>
         <w:t xml:space="preserve"> </w:t>
       </w:r>
-      <w:hyperlink r:id="rId63">
+      <w:hyperlink r:id="rId59">
         <w:r>
           <w:rPr>
             <w:rStyle w:val="Hyperlink"/>
@@ -3843,14 +3828,178 @@
         </w:r>
       </w:hyperlink>
     </w:p>
+    <w:bookmarkEnd w:id="60"/>
+    <w:bookmarkStart w:id="61" w:name="ref-brms"/>
+    <w:p>
+      <w:pPr>
+        <w:pStyle w:val="Bibliography"/>
+      </w:pPr>
+      <w:r>
+        <w:t xml:space="preserve">Bürkner, P.-C. (2017). Brms: An r package for bayesian multilevel models using stan.</w:t>
+      </w:r>
+      <w:r>
+        <w:t xml:space="preserve"> </w:t>
+      </w:r>
+      <w:r>
+        <w:rPr>
+          <w:i/>
+          <w:iCs/>
+        </w:rPr>
+        <w:t xml:space="preserve">Journal of Statistical Software</w:t>
+      </w:r>
+      <w:r>
+        <w:t xml:space="preserve">,</w:t>
+      </w:r>
+      <w:r>
+        <w:t xml:space="preserve"> </w:t>
+      </w:r>
+      <w:r>
+        <w:rPr>
+          <w:i/>
+          <w:iCs/>
+        </w:rPr>
+        <w:t xml:space="preserve">80</w:t>
+      </w:r>
+      <w:r>
+        <w:t xml:space="preserve">, 1–28.</w:t>
+      </w:r>
+    </w:p>
+    <w:bookmarkEnd w:id="61"/>
+    <w:bookmarkStart w:id="62" w:name="ref-bynon1968berber"/>
+    <w:p>
+      <w:pPr>
+        <w:pStyle w:val="Bibliography"/>
+      </w:pPr>
+      <w:r>
+        <w:t xml:space="preserve">Bynon, J. (1968). Berber nursery language.</w:t>
+      </w:r>
+      <w:r>
+        <w:t xml:space="preserve"> </w:t>
+      </w:r>
+      <w:r>
+        <w:rPr>
+          <w:i/>
+          <w:iCs/>
+        </w:rPr>
+        <w:t xml:space="preserve">Transactions of the Philological Society</w:t>
+      </w:r>
+      <w:r>
+        <w:t xml:space="preserve">,</w:t>
+      </w:r>
+      <w:r>
+        <w:t xml:space="preserve"> </w:t>
+      </w:r>
+      <w:r>
+        <w:rPr>
+          <w:i/>
+          <w:iCs/>
+        </w:rPr>
+        <w:t xml:space="preserve">67</w:t>
+      </w:r>
+      <w:r>
+        <w:t xml:space="preserve">(1), 107–161.</w:t>
+      </w:r>
+    </w:p>
+    <w:bookmarkEnd w:id="62"/>
+    <w:bookmarkStart w:id="63" w:name="ref-casagrande1948comanche"/>
+    <w:p>
+      <w:pPr>
+        <w:pStyle w:val="Bibliography"/>
+      </w:pPr>
+      <w:r>
+        <w:t xml:space="preserve">Casagrande, J. B. (1948). Comanche baby language.</w:t>
+      </w:r>
+      <w:r>
+        <w:t xml:space="preserve"> </w:t>
+      </w:r>
+      <w:r>
+        <w:rPr>
+          <w:i/>
+          <w:iCs/>
+        </w:rPr>
+        <w:t xml:space="preserve">International Journal of American Linguistics</w:t>
+      </w:r>
+      <w:r>
+        <w:t xml:space="preserve">,</w:t>
+      </w:r>
+      <w:r>
+        <w:t xml:space="preserve"> </w:t>
+      </w:r>
+      <w:r>
+        <w:rPr>
+          <w:i/>
+          <w:iCs/>
+        </w:rPr>
+        <w:t xml:space="preserve">14</w:t>
+      </w:r>
+      <w:r>
+        <w:t xml:space="preserve">(1), 11–14.</w:t>
+      </w:r>
+    </w:p>
+    <w:bookmarkEnd w:id="63"/>
+    <w:bookmarkStart w:id="64" w:name="ref-casey2022doggy"/>
+    <w:p>
+      <w:pPr>
+        <w:pStyle w:val="Bibliography"/>
+      </w:pPr>
+      <w:r>
+        <w:t xml:space="preserve">Casey, K., &amp; Casillas, M. (2022). From doggy to dog: Developmental shifts in children’s use of register-specific words.</w:t>
+      </w:r>
+      <w:r>
+        <w:t xml:space="preserve"> </w:t>
+      </w:r>
+      <w:r>
+        <w:rPr>
+          <w:i/>
+          <w:iCs/>
+        </w:rPr>
+        <w:t xml:space="preserve">Proceedings of the Annual Meeting of the Cognitive Science Society</w:t>
+      </w:r>
+      <w:r>
+        <w:t xml:space="preserve">,</w:t>
+      </w:r>
+      <w:r>
+        <w:t xml:space="preserve"> </w:t>
+      </w:r>
+      <w:r>
+        <w:rPr>
+          <w:i/>
+          <w:iCs/>
+        </w:rPr>
+        <w:t xml:space="preserve">44</w:t>
+      </w:r>
+      <w:r>
+        <w:t xml:space="preserve">.</w:t>
+      </w:r>
+    </w:p>
     <w:bookmarkEnd w:id="64"/>
-    <w:bookmarkStart w:id="65" w:name="ref-brms"/>
+    <w:bookmarkStart w:id="65" w:name="ref-caseyIPcorpus"/>
     <w:p>
       <w:pPr>
         <w:pStyle w:val="Bibliography"/>
       </w:pPr>
       <w:r>
-        <w:t xml:space="preserve">Bürkner, P.-C. (2017). Brms: An r package for bayesian multilevel models using stan.</w:t>
+        <w:t xml:space="preserve">Casey, K., Levitin, A., &amp; Lew-Williams, C. (in preparation).</w:t>
+      </w:r>
+      <w:r>
+        <w:t xml:space="preserve"> </w:t>
+      </w:r>
+      <w:r>
+        <w:rPr>
+          <w:i/>
+          <w:iCs/>
+        </w:rPr>
+        <w:t xml:space="preserve">Quantifying the amount and impact of label variation in early word learning environments.</w:t>
+      </w:r>
+    </w:p>
+    <w:bookmarkEnd w:id="65"/>
+    <w:bookmarkStart w:id="66" w:name="ref-cribari2010beta"/>
+    <w:p>
+      <w:pPr>
+        <w:pStyle w:val="Bibliography"/>
+      </w:pPr>
+      <w:r>
+        <w:t xml:space="preserve">Cribari-Neto, F., &amp; Zeileis, A. (2010). Beta regression in r.</w:t>
       </w:r>
       <w:r>
         <w:t xml:space="preserve"> </w:t>
@@ -3873,30 +4022,30 @@
           <w:i/>
           <w:iCs/>
         </w:rPr>
-        <w:t xml:space="preserve">80</w:t>
-      </w:r>
-      <w:r>
-        <w:t xml:space="preserve">, 1–28.</w:t>
-      </w:r>
-    </w:p>
-    <w:bookmarkEnd w:id="65"/>
-    <w:bookmarkStart w:id="66" w:name="ref-bynon1968berber"/>
+        <w:t xml:space="preserve">34</w:t>
+      </w:r>
+      <w:r>
+        <w:t xml:space="preserve">(1), 1–24.</w:t>
+      </w:r>
+    </w:p>
+    <w:bookmarkEnd w:id="66"/>
+    <w:bookmarkStart w:id="67" w:name="ref-damian2009exploring"/>
     <w:p>
       <w:pPr>
         <w:pStyle w:val="Bibliography"/>
       </w:pPr>
       <w:r>
-        <w:t xml:space="preserve">Bynon, J. (1968). Berber nursery language.</w:t>
-      </w:r>
-      <w:r>
-        <w:t xml:space="preserve"> </w:t>
-      </w:r>
-      <w:r>
-        <w:rPr>
-          <w:i/>
-          <w:iCs/>
-        </w:rPr>
-        <w:t xml:space="preserve">Transactions of the Philological Society</w:t>
+        <w:t xml:space="preserve">Damian, M. F., &amp; Dumay, N. (2009). Exploring phonological encoding through repeated segments.</w:t>
+      </w:r>
+      <w:r>
+        <w:t xml:space="preserve"> </w:t>
+      </w:r>
+      <w:r>
+        <w:rPr>
+          <w:i/>
+          <w:iCs/>
+        </w:rPr>
+        <w:t xml:space="preserve">Language and Cognitive Processes</w:t>
       </w:r>
       <w:r>
         <w:t xml:space="preserve">,</w:t>
@@ -3909,30 +4058,30 @@
           <w:i/>
           <w:iCs/>
         </w:rPr>
-        <w:t xml:space="preserve">67</w:t>
-      </w:r>
-      <w:r>
-        <w:t xml:space="preserve">(1), 107–161.</w:t>
-      </w:r>
-    </w:p>
-    <w:bookmarkEnd w:id="66"/>
-    <w:bookmarkStart w:id="67" w:name="ref-casagrande1948comanche"/>
+        <w:t xml:space="preserve">24</w:t>
+      </w:r>
+      <w:r>
+        <w:t xml:space="preserve">(5), 685–712.</w:t>
+      </w:r>
+    </w:p>
+    <w:bookmarkEnd w:id="67"/>
+    <w:bookmarkStart w:id="68" w:name="ref-faul2009statistical"/>
     <w:p>
       <w:pPr>
         <w:pStyle w:val="Bibliography"/>
       </w:pPr>
       <w:r>
-        <w:t xml:space="preserve">Casagrande, J. B. (1948). Comanche baby language.</w:t>
-      </w:r>
-      <w:r>
-        <w:t xml:space="preserve"> </w:t>
-      </w:r>
-      <w:r>
-        <w:rPr>
-          <w:i/>
-          <w:iCs/>
-        </w:rPr>
-        <w:t xml:space="preserve">International Journal of American Linguistics</w:t>
+        <w:t xml:space="preserve">Faul, F., Erdfelder, E., Buchner, A., &amp; Lang, A.-G. (2009). Statistical power analyses using g* power 3.1: Tests for correlation and regression analyses.</w:t>
+      </w:r>
+      <w:r>
+        <w:t xml:space="preserve"> </w:t>
+      </w:r>
+      <w:r>
+        <w:rPr>
+          <w:i/>
+          <w:iCs/>
+        </w:rPr>
+        <w:t xml:space="preserve">Behavior Research Methods</w:t>
       </w:r>
       <w:r>
         <w:t xml:space="preserve">,</w:t>
@@ -3945,20 +4094,94 @@
           <w:i/>
           <w:iCs/>
         </w:rPr>
-        <w:t xml:space="preserve">14</w:t>
-      </w:r>
-      <w:r>
-        <w:t xml:space="preserve">(1), 11–14.</w:t>
-      </w:r>
-    </w:p>
-    <w:bookmarkEnd w:id="67"/>
-    <w:bookmarkStart w:id="68" w:name="ref-casey2022doggy"/>
+        <w:t xml:space="preserve">41</w:t>
+      </w:r>
+      <w:r>
+        <w:t xml:space="preserve">(4), 1149–1160.</w:t>
+      </w:r>
+    </w:p>
+    <w:bookmarkEnd w:id="68"/>
+    <w:bookmarkStart w:id="69" w:name="ref-ferguson1964baby"/>
     <w:p>
       <w:pPr>
         <w:pStyle w:val="Bibliography"/>
       </w:pPr>
       <w:r>
-        <w:t xml:space="preserve">Casey, K., &amp; Casillas, M. (2022). From doggy to dog: Developmental shifts in children’s use of register-specific words.</w:t>
+        <w:t xml:space="preserve">Ferguson, C. A. (1964). Baby talk in six languages.</w:t>
+      </w:r>
+      <w:r>
+        <w:t xml:space="preserve"> </w:t>
+      </w:r>
+      <w:r>
+        <w:rPr>
+          <w:i/>
+          <w:iCs/>
+        </w:rPr>
+        <w:t xml:space="preserve">American Anthropologist</w:t>
+      </w:r>
+      <w:r>
+        <w:t xml:space="preserve">,</w:t>
+      </w:r>
+      <w:r>
+        <w:t xml:space="preserve"> </w:t>
+      </w:r>
+      <w:r>
+        <w:rPr>
+          <w:i/>
+          <w:iCs/>
+        </w:rPr>
+        <w:t xml:space="preserve">66</w:t>
+      </w:r>
+      <w:r>
+        <w:t xml:space="preserve">(6), 103–114.</w:t>
+      </w:r>
+    </w:p>
+    <w:bookmarkEnd w:id="69"/>
+    <w:bookmarkStart w:id="70" w:name="ref-fernald2008looking"/>
+    <w:p>
+      <w:pPr>
+        <w:pStyle w:val="Bibliography"/>
+      </w:pPr>
+      <w:r>
+        <w:t xml:space="preserve">Fernald, A. E., Zangl, R., Portillo, A. L., &amp; Marchman, V. A. (2008). Looking while listening: Using eye movements to monitor spoken language comprehension by infants and young children. In</w:t>
+      </w:r>
+      <w:r>
+        <w:t xml:space="preserve"> </w:t>
+      </w:r>
+      <w:r>
+        <w:rPr>
+          <w:i/>
+          <w:iCs/>
+        </w:rPr>
+        <w:t xml:space="preserve">Developmental psycholinguistics: On-line methods in children’s language processing</w:t>
+      </w:r>
+      <w:r>
+        <w:t xml:space="preserve"> </w:t>
+      </w:r>
+      <w:r>
+        <w:t xml:space="preserve">(pp. 97–135). John Benjamins Publishing Company.</w:t>
+      </w:r>
+    </w:p>
+    <w:bookmarkEnd w:id="70"/>
+    <w:bookmarkStart w:id="71" w:name="ref-han2023che"/>
+    <w:p>
+      <w:pPr>
+        <w:pStyle w:val="Bibliography"/>
+      </w:pPr>
+      <w:r>
+        <w:t xml:space="preserve">Han, M., &amp; Gu, Y. (2023). Che-che (</w:t>
+      </w:r>
+      <w:r>
+        <w:t xml:space="preserve">“car-car”</w:t>
+      </w:r>
+      <w:r>
+        <w:t xml:space="preserve">) and chi-chi (</w:t>
+      </w:r>
+      <w:r>
+        <w:t xml:space="preserve">“eat-eat”</w:t>
+      </w:r>
+      <w:r>
+        <w:t xml:space="preserve">): Reduplication in mandarin chinese child-directed speech.</w:t>
       </w:r>
       <w:r>
         <w:t xml:space="preserve"> </w:t>
@@ -3981,50 +4204,59 @@
           <w:i/>
           <w:iCs/>
         </w:rPr>
-        <w:t xml:space="preserve">44</w:t>
+        <w:t xml:space="preserve">45</w:t>
       </w:r>
       <w:r>
         <w:t xml:space="preserve">.</w:t>
       </w:r>
     </w:p>
-    <w:bookmarkEnd w:id="68"/>
-    <w:bookmarkStart w:id="69" w:name="ref-caseyIPcorpus"/>
+    <w:bookmarkEnd w:id="71"/>
+    <w:bookmarkStart w:id="72" w:name="ref-stinepack"/>
     <w:p>
       <w:pPr>
         <w:pStyle w:val="Bibliography"/>
       </w:pPr>
       <w:r>
-        <w:t xml:space="preserve">Casey, K., Levitin, A., &amp; Lew-Williams, C. (in preparation).</w:t>
-      </w:r>
-      <w:r>
-        <w:t xml:space="preserve"> </w:t>
-      </w:r>
-      <w:r>
-        <w:rPr>
-          <w:i/>
-          <w:iCs/>
-        </w:rPr>
-        <w:t xml:space="preserve">Quantifying the amount and impact of label variation in early word learning environments.</w:t>
-      </w:r>
-    </w:p>
-    <w:bookmarkEnd w:id="69"/>
-    <w:bookmarkStart w:id="70" w:name="ref-cribari2010beta"/>
+        <w:t xml:space="preserve">Johannesson, T., Bjornsson, H., Grothendieck, G., &amp; Johannesson, M. T. (2009). Package</w:t>
+      </w:r>
+      <w:r>
+        <w:t xml:space="preserve"> </w:t>
+      </w:r>
+      <w:r>
+        <w:t xml:space="preserve">“stinepack.”</w:t>
+      </w:r>
+      <w:r>
+        <w:t xml:space="preserve"> </w:t>
+      </w:r>
+      <w:r>
+        <w:rPr>
+          <w:i/>
+          <w:iCs/>
+        </w:rPr>
+        <w:t xml:space="preserve">Icelandic Meteorological Office</w:t>
+      </w:r>
+      <w:r>
+        <w:t xml:space="preserve">.</w:t>
+      </w:r>
+    </w:p>
+    <w:bookmarkEnd w:id="72"/>
+    <w:bookmarkStart w:id="73" w:name="ref-liu2018review"/>
     <w:p>
       <w:pPr>
         <w:pStyle w:val="Bibliography"/>
       </w:pPr>
       <w:r>
-        <w:t xml:space="preserve">Cribari-Neto, F., &amp; Zeileis, A. (2010). Beta regression in r.</w:t>
-      </w:r>
-      <w:r>
-        <w:t xml:space="preserve"> </w:t>
-      </w:r>
-      <w:r>
-        <w:rPr>
-          <w:i/>
-          <w:iCs/>
-        </w:rPr>
-        <w:t xml:space="preserve">Journal of Statistical Software</w:t>
+        <w:t xml:space="preserve">Liu, F., &amp; Eugenio, E. C. (2018). A review and comparison of bayesian and likelihood-based inferences in beta regression and zero-or-one-inflated beta regression.</w:t>
+      </w:r>
+      <w:r>
+        <w:t xml:space="preserve"> </w:t>
+      </w:r>
+      <w:r>
+        <w:rPr>
+          <w:i/>
+          <w:iCs/>
+        </w:rPr>
+        <w:t xml:space="preserve">Statistical Methods in Medical Research</w:t>
       </w:r>
       <w:r>
         <w:t xml:space="preserve">,</w:t>
@@ -4037,30 +4269,56 @@
           <w:i/>
           <w:iCs/>
         </w:rPr>
-        <w:t xml:space="preserve">34</w:t>
-      </w:r>
-      <w:r>
-        <w:t xml:space="preserve">(1), 1–24.</w:t>
-      </w:r>
-    </w:p>
-    <w:bookmarkEnd w:id="70"/>
-    <w:bookmarkStart w:id="71" w:name="ref-damian2009exploring"/>
+        <w:t xml:space="preserve">27</w:t>
+      </w:r>
+      <w:r>
+        <w:t xml:space="preserve">(4), 1024–1044.</w:t>
+      </w:r>
+    </w:p>
+    <w:bookmarkEnd w:id="73"/>
+    <w:bookmarkStart w:id="74" w:name="ref-mazuka2008japanese"/>
     <w:p>
       <w:pPr>
         <w:pStyle w:val="Bibliography"/>
       </w:pPr>
       <w:r>
-        <w:t xml:space="preserve">Damian, M. F., &amp; Dumay, N. (2009). Exploring phonological encoding through repeated segments.</w:t>
-      </w:r>
-      <w:r>
-        <w:t xml:space="preserve"> </w:t>
-      </w:r>
-      <w:r>
-        <w:rPr>
-          <w:i/>
-          <w:iCs/>
-        </w:rPr>
-        <w:t xml:space="preserve">Language and Cognitive Processes</w:t>
+        <w:t xml:space="preserve">Mazuka, R., Kondo, T., &amp; Hayashi, A. (2008). Japanese mothers’ use of specialized vocabulary in infant-directed speech: Infant-directed vocabulary in japanese. In</w:t>
+      </w:r>
+      <w:r>
+        <w:t xml:space="preserve"> </w:t>
+      </w:r>
+      <w:r>
+        <w:rPr>
+          <w:i/>
+          <w:iCs/>
+        </w:rPr>
+        <w:t xml:space="preserve">The origins of language: Unraveling evolutionary forces</w:t>
+      </w:r>
+      <w:r>
+        <w:t xml:space="preserve"> </w:t>
+      </w:r>
+      <w:r>
+        <w:t xml:space="preserve">(pp. 39–58). Springer.</w:t>
+      </w:r>
+    </w:p>
+    <w:bookmarkEnd w:id="74"/>
+    <w:bookmarkStart w:id="75" w:name="ref-merritt1994artifact"/>
+    <w:p>
+      <w:pPr>
+        <w:pStyle w:val="Bibliography"/>
+      </w:pPr>
+      <w:r>
+        <w:t xml:space="preserve">Merritt, S. L., Keegan, A. P., &amp; Mercer, P. W. (1994). Artifact management in pupillometry.</w:t>
+      </w:r>
+      <w:r>
+        <w:t xml:space="preserve"> </w:t>
+      </w:r>
+      <w:r>
+        <w:rPr>
+          <w:i/>
+          <w:iCs/>
+        </w:rPr>
+        <w:t xml:space="preserve">Nursing Research</w:t>
       </w:r>
       <w:r>
         <w:t xml:space="preserve">,</w:t>
@@ -4073,30 +4331,102 @@
           <w:i/>
           <w:iCs/>
         </w:rPr>
+        <w:t xml:space="preserve">43</w:t>
+      </w:r>
+      <w:r>
+        <w:t xml:space="preserve">(1), 56–59.</w:t>
+      </w:r>
+    </w:p>
+    <w:bookmarkEnd w:id="75"/>
+    <w:bookmarkStart w:id="76" w:name="ref-moore2024wordform"/>
+    <w:p>
+      <w:pPr>
+        <w:pStyle w:val="Bibliography"/>
+      </w:pPr>
+      <w:r>
+        <w:t xml:space="preserve">Moore, C., &amp; Bergelson, E. (2024). Wordform variability in infants’ language environment and its effects on early word learning.</w:t>
+      </w:r>
+      <w:r>
+        <w:t xml:space="preserve"> </w:t>
+      </w:r>
+      <w:r>
+        <w:rPr>
+          <w:i/>
+          <w:iCs/>
+        </w:rPr>
+        <w:t xml:space="preserve">Cognition</w:t>
+      </w:r>
+      <w:r>
+        <w:t xml:space="preserve">,</w:t>
+      </w:r>
+      <w:r>
+        <w:t xml:space="preserve"> </w:t>
+      </w:r>
+      <w:r>
+        <w:rPr>
+          <w:i/>
+          <w:iCs/>
+        </w:rPr>
+        <w:t xml:space="preserve">245</w:t>
+      </w:r>
+      <w:r>
+        <w:t xml:space="preserve">, 105694.</w:t>
+      </w:r>
+    </w:p>
+    <w:bookmarkEnd w:id="76"/>
+    <w:bookmarkStart w:id="77" w:name="ref-nencheva2021moment"/>
+    <w:p>
+      <w:pPr>
+        <w:pStyle w:val="Bibliography"/>
+      </w:pPr>
+      <w:r>
+        <w:t xml:space="preserve">Nencheva, M. L., Piazza, E. A., &amp; Lew-Williams, C. (2021). The moment-to-moment pitch dynamics of child-directed speech shape toddlers’ attention and learning.</w:t>
+      </w:r>
+      <w:r>
+        <w:t xml:space="preserve"> </w:t>
+      </w:r>
+      <w:r>
+        <w:rPr>
+          <w:i/>
+          <w:iCs/>
+        </w:rPr>
+        <w:t xml:space="preserve">Developmental Science</w:t>
+      </w:r>
+      <w:r>
+        <w:t xml:space="preserve">,</w:t>
+      </w:r>
+      <w:r>
+        <w:t xml:space="preserve"> </w:t>
+      </w:r>
+      <w:r>
+        <w:rPr>
+          <w:i/>
+          <w:iCs/>
+        </w:rPr>
         <w:t xml:space="preserve">24</w:t>
       </w:r>
       <w:r>
-        <w:t xml:space="preserve">(5), 685–712.</w:t>
-      </w:r>
-    </w:p>
-    <w:bookmarkEnd w:id="71"/>
-    <w:bookmarkStart w:id="72" w:name="ref-faul2009statistical"/>
+        <w:t xml:space="preserve">(1), e12997.</w:t>
+      </w:r>
+    </w:p>
+    <w:bookmarkEnd w:id="77"/>
+    <w:bookmarkStart w:id="78" w:name="ref-ota2018choo"/>
     <w:p>
       <w:pPr>
         <w:pStyle w:val="Bibliography"/>
       </w:pPr>
       <w:r>
-        <w:t xml:space="preserve">Faul, F., Erdfelder, E., Buchner, A., &amp; Lang, A.-G. (2009). Statistical power analyses using g* power 3.1: Tests for correlation and regression analyses.</w:t>
-      </w:r>
-      <w:r>
-        <w:t xml:space="preserve"> </w:t>
-      </w:r>
-      <w:r>
-        <w:rPr>
-          <w:i/>
-          <w:iCs/>
-        </w:rPr>
-        <w:t xml:space="preserve">Behavior Research Methods</w:t>
+        <w:t xml:space="preserve">Ota, M., Davies-Jenkins, N., &amp; Skarabela, B. (2018). Why choo-choo is better than train: The role of register-specific words in early vocabulary growth.</w:t>
+      </w:r>
+      <w:r>
+        <w:t xml:space="preserve"> </w:t>
+      </w:r>
+      <w:r>
+        <w:rPr>
+          <w:i/>
+          <w:iCs/>
+        </w:rPr>
+        <w:t xml:space="preserve">Cognitive Science</w:t>
       </w:r>
       <w:r>
         <w:t xml:space="preserve">,</w:t>
@@ -4109,30 +4439,30 @@
           <w:i/>
           <w:iCs/>
         </w:rPr>
-        <w:t xml:space="preserve">41</w:t>
-      </w:r>
-      <w:r>
-        <w:t xml:space="preserve">(4), 1149–1160.</w:t>
-      </w:r>
-    </w:p>
-    <w:bookmarkEnd w:id="72"/>
-    <w:bookmarkStart w:id="73" w:name="ref-ferguson1964baby"/>
+        <w:t xml:space="preserve">42</w:t>
+      </w:r>
+      <w:r>
+        <w:t xml:space="preserve">(6), 1974–1999.</w:t>
+      </w:r>
+    </w:p>
+    <w:bookmarkEnd w:id="78"/>
+    <w:bookmarkStart w:id="79" w:name="ref-ota2016reduplicated"/>
     <w:p>
       <w:pPr>
         <w:pStyle w:val="Bibliography"/>
       </w:pPr>
       <w:r>
-        <w:t xml:space="preserve">Ferguson, C. A. (1964). Baby talk in six languages.</w:t>
-      </w:r>
-      <w:r>
-        <w:t xml:space="preserve"> </w:t>
-      </w:r>
-      <w:r>
-        <w:rPr>
-          <w:i/>
-          <w:iCs/>
-        </w:rPr>
-        <w:t xml:space="preserve">American Anthropologist</w:t>
+        <w:t xml:space="preserve">Ota, M., &amp; Skarabela, B. (2016). Reduplicated words are easier to learn.</w:t>
+      </w:r>
+      <w:r>
+        <w:t xml:space="preserve"> </w:t>
+      </w:r>
+      <w:r>
+        <w:rPr>
+          <w:i/>
+          <w:iCs/>
+        </w:rPr>
+        <w:t xml:space="preserve">Language Learning and Development</w:t>
       </w:r>
       <w:r>
         <w:t xml:space="preserve">,</w:t>
@@ -4145,68 +4475,75 @@
           <w:i/>
           <w:iCs/>
         </w:rPr>
-        <w:t xml:space="preserve">66</w:t>
-      </w:r>
-      <w:r>
-        <w:t xml:space="preserve">(6), 103–114.</w:t>
-      </w:r>
-    </w:p>
-    <w:bookmarkEnd w:id="73"/>
-    <w:bookmarkStart w:id="74" w:name="ref-fernald2008looking"/>
+        <w:t xml:space="preserve">12</w:t>
+      </w:r>
+      <w:r>
+        <w:t xml:space="preserve">(4), 380–397.</w:t>
+      </w:r>
+    </w:p>
+    <w:bookmarkEnd w:id="79"/>
+    <w:bookmarkStart w:id="80" w:name="ref-ota2018reduplication"/>
     <w:p>
       <w:pPr>
         <w:pStyle w:val="Bibliography"/>
       </w:pPr>
       <w:r>
-        <w:t xml:space="preserve">Fernald, A. E., Zangl, R., Portillo, A. L., &amp; Marchman, V. A. (2008). Looking while listening: Using eye movements to monitor spoken language comprehension by infants and young children. In</w:t>
-      </w:r>
-      <w:r>
-        <w:t xml:space="preserve"> </w:t>
-      </w:r>
-      <w:r>
-        <w:rPr>
-          <w:i/>
-          <w:iCs/>
-        </w:rPr>
-        <w:t xml:space="preserve">Developmental psycholinguistics: On-line methods in children’s language processing</w:t>
-      </w:r>
-      <w:r>
-        <w:t xml:space="preserve"> </w:t>
-      </w:r>
-      <w:r>
-        <w:t xml:space="preserve">(pp. 97–135). John Benjamins Publishing Company.</w:t>
-      </w:r>
-    </w:p>
-    <w:bookmarkEnd w:id="74"/>
-    <w:bookmarkStart w:id="75" w:name="ref-han2023che"/>
+        <w:t xml:space="preserve">Ota, M., &amp; Skarabela, B. (2018). Reduplication facilitates early word segmentation.</w:t>
+      </w:r>
+      <w:r>
+        <w:t xml:space="preserve"> </w:t>
+      </w:r>
+      <w:r>
+        <w:rPr>
+          <w:i/>
+          <w:iCs/>
+        </w:rPr>
+        <w:t xml:space="preserve">Journal of Child Language</w:t>
+      </w:r>
+      <w:r>
+        <w:t xml:space="preserve">,</w:t>
+      </w:r>
+      <w:r>
+        <w:t xml:space="preserve"> </w:t>
+      </w:r>
+      <w:r>
+        <w:rPr>
+          <w:i/>
+          <w:iCs/>
+        </w:rPr>
+        <w:t xml:space="preserve">45</w:t>
+      </w:r>
+      <w:r>
+        <w:t xml:space="preserve">(1), 204–218.</w:t>
+      </w:r>
+    </w:p>
+    <w:bookmarkEnd w:id="80"/>
+    <w:bookmarkStart w:id="81" w:name="ref-pye1986quiche"/>
     <w:p>
       <w:pPr>
         <w:pStyle w:val="Bibliography"/>
       </w:pPr>
       <w:r>
-        <w:t xml:space="preserve">Han, M., &amp; Gu, Y. (2023). Che-che (</w:t>
-      </w:r>
-      <w:r>
-        <w:t xml:space="preserve">“car-car”</w:t>
-      </w:r>
-      <w:r>
-        <w:t xml:space="preserve">) and chi-chi (</w:t>
-      </w:r>
-      <w:r>
-        <w:t xml:space="preserve">“eat-eat”</w:t>
-      </w:r>
-      <w:r>
-        <w:t xml:space="preserve">): Reduplication in mandarin chinese child-directed speech.</w:t>
-      </w:r>
-      <w:r>
-        <w:t xml:space="preserve"> </w:t>
-      </w:r>
-      <w:r>
-        <w:rPr>
-          <w:i/>
-          <w:iCs/>
-        </w:rPr>
-        <w:t xml:space="preserve">Proceedings of the Annual Meeting of the Cognitive Science Society</w:t>
+        <w:t xml:space="preserve">Pye, C. (1986). Quich</w:t>
+      </w:r>
+      <w:r>
+        <w:t xml:space="preserve">é</w:t>
+      </w:r>
+      <w:r>
+        <w:t xml:space="preserve"> </w:t>
+      </w:r>
+      <w:r>
+        <w:t xml:space="preserve">mayan speech to children.</w:t>
+      </w:r>
+      <w:r>
+        <w:t xml:space="preserve"> </w:t>
+      </w:r>
+      <w:r>
+        <w:rPr>
+          <w:i/>
+          <w:iCs/>
+        </w:rPr>
+        <w:t xml:space="preserve">Journal of Child Language</w:t>
       </w:r>
       <w:r>
         <w:t xml:space="preserve">,</w:t>
@@ -4219,474 +4556,122 @@
           <w:i/>
           <w:iCs/>
         </w:rPr>
-        <w:t xml:space="preserve">45</w:t>
+        <w:t xml:space="preserve">13</w:t>
+      </w:r>
+      <w:r>
+        <w:t xml:space="preserve">(1), 85–100.</w:t>
+      </w:r>
+    </w:p>
+    <w:bookmarkEnd w:id="81"/>
+    <w:bookmarkStart w:id="82" w:name="ref-quam2023protracted"/>
+    <w:p>
+      <w:pPr>
+        <w:pStyle w:val="Bibliography"/>
+      </w:pPr>
+      <w:r>
+        <w:t xml:space="preserve">Quam, C., &amp; Swingley, D. (2023). A protracted developmental trajectory for english-learning children’s detection of consonant mispronunciations in newly learned words.</w:t>
+      </w:r>
+      <w:r>
+        <w:t xml:space="preserve"> </w:t>
+      </w:r>
+      <w:r>
+        <w:rPr>
+          <w:i/>
+          <w:iCs/>
+        </w:rPr>
+        <w:t xml:space="preserve">Language Acquisition</w:t>
+      </w:r>
+      <w:r>
+        <w:t xml:space="preserve">,</w:t>
+      </w:r>
+      <w:r>
+        <w:t xml:space="preserve"> </w:t>
+      </w:r>
+      <w:r>
+        <w:rPr>
+          <w:i/>
+          <w:iCs/>
+        </w:rPr>
+        <w:t xml:space="preserve">30</w:t>
+      </w:r>
+      <w:r>
+        <w:t xml:space="preserve">(3-4), 256–276.</w:t>
+      </w:r>
+    </w:p>
+    <w:bookmarkEnd w:id="82"/>
+    <w:bookmarkStart w:id="83" w:name="ref-sarvasy2025child"/>
+    <w:p>
+      <w:pPr>
+        <w:pStyle w:val="Bibliography"/>
+      </w:pPr>
+      <w:r>
+        <w:t xml:space="preserve">Sarvasy, H., Rumsey, A., Dahmen, J., Onga, J., &amp; Yam, S. (2025). Child-directed speech in ku waru and nungon (papua new guinea).</w:t>
+      </w:r>
+      <w:r>
+        <w:t xml:space="preserve"> </w:t>
+      </w:r>
+      <w:r>
+        <w:rPr>
+          <w:i/>
+          <w:iCs/>
+        </w:rPr>
+        <w:t xml:space="preserve">Language Development Research</w:t>
+      </w:r>
+      <w:r>
+        <w:t xml:space="preserve">,</w:t>
+      </w:r>
+      <w:r>
+        <w:t xml:space="preserve"> </w:t>
+      </w:r>
+      <w:r>
+        <w:rPr>
+          <w:i/>
+          <w:iCs/>
+        </w:rPr>
+        <w:t xml:space="preserve">5</w:t>
+      </w:r>
+      <w:r>
+        <w:t xml:space="preserve">(3), 191–244.</w:t>
+      </w:r>
+    </w:p>
+    <w:bookmarkEnd w:id="83"/>
+    <w:bookmarkStart w:id="85" w:name="ref-procreate"/>
+    <w:p>
+      <w:pPr>
+        <w:pStyle w:val="Bibliography"/>
+      </w:pPr>
+      <w:r>
+        <w:t xml:space="preserve">Savage Interactive. (2025).</w:t>
+      </w:r>
+      <w:r>
+        <w:t xml:space="preserve"> </w:t>
+      </w:r>
+      <w:r>
+        <w:rPr>
+          <w:i/>
+          <w:iCs/>
+        </w:rPr>
+        <w:t xml:space="preserve">Procreate</w:t>
+      </w:r>
+      <w:r>
+        <w:t xml:space="preserve"> </w:t>
+      </w:r>
+      <w:r>
+        <w:t xml:space="preserve">(Version 5.3.15) [Computer software].</w:t>
+      </w:r>
+      <w:r>
+        <w:t xml:space="preserve"> </w:t>
+      </w:r>
+      <w:r>
+        <w:t xml:space="preserve">Savage Interactive Pty Ltd</w:t>
       </w:r>
       <w:r>
         <w:t xml:space="preserve">.</w:t>
       </w:r>
-    </w:p>
-    <w:bookmarkEnd w:id="75"/>
-    <w:bookmarkStart w:id="76" w:name="ref-stinepack"/>
-    <w:p>
-      <w:pPr>
-        <w:pStyle w:val="Bibliography"/>
-      </w:pPr>
-      <w:r>
-        <w:t xml:space="preserve">Johannesson, T., Bjornsson, H., Grothendieck, G., &amp; Johannesson, M. T. (2009). Package</w:t>
-      </w:r>
-      <w:r>
-        <w:t xml:space="preserve"> </w:t>
-      </w:r>
-      <w:r>
-        <w:t xml:space="preserve">“stinepack.”</w:t>
-      </w:r>
-      <w:r>
-        <w:t xml:space="preserve"> </w:t>
-      </w:r>
-      <w:r>
-        <w:rPr>
-          <w:i/>
-          <w:iCs/>
-        </w:rPr>
-        <w:t xml:space="preserve">Icelandic Meteorological Office</w:t>
-      </w:r>
-      <w:r>
-        <w:t xml:space="preserve">.</w:t>
-      </w:r>
-    </w:p>
-    <w:bookmarkEnd w:id="76"/>
-    <w:bookmarkStart w:id="77" w:name="ref-liu2018review"/>
-    <w:p>
-      <w:pPr>
-        <w:pStyle w:val="Bibliography"/>
-      </w:pPr>
-      <w:r>
-        <w:t xml:space="preserve">Liu, F., &amp; Eugenio, E. C. (2018). A review and comparison of bayesian and likelihood-based inferences in beta regression and zero-or-one-inflated beta regression.</w:t>
-      </w:r>
-      <w:r>
-        <w:t xml:space="preserve"> </w:t>
-      </w:r>
-      <w:r>
-        <w:rPr>
-          <w:i/>
-          <w:iCs/>
-        </w:rPr>
-        <w:t xml:space="preserve">Statistical Methods in Medical Research</w:t>
-      </w:r>
-      <w:r>
-        <w:t xml:space="preserve">,</w:t>
-      </w:r>
-      <w:r>
-        <w:t xml:space="preserve"> </w:t>
-      </w:r>
-      <w:r>
-        <w:rPr>
-          <w:i/>
-          <w:iCs/>
-        </w:rPr>
-        <w:t xml:space="preserve">27</w:t>
-      </w:r>
-      <w:r>
-        <w:t xml:space="preserve">(4), 1024–1044.</w:t>
-      </w:r>
-    </w:p>
-    <w:bookmarkEnd w:id="77"/>
-    <w:bookmarkStart w:id="78" w:name="ref-mazuka2008japanese"/>
-    <w:p>
-      <w:pPr>
-        <w:pStyle w:val="Bibliography"/>
-      </w:pPr>
-      <w:r>
-        <w:t xml:space="preserve">Mazuka, R., Kondo, T., &amp; Hayashi, A. (2008). Japanese mothers’ use of specialized vocabulary in infant-directed speech: Infant-directed vocabulary in japanese. In</w:t>
-      </w:r>
-      <w:r>
-        <w:t xml:space="preserve"> </w:t>
-      </w:r>
-      <w:r>
-        <w:rPr>
-          <w:i/>
-          <w:iCs/>
-        </w:rPr>
-        <w:t xml:space="preserve">The origins of language: Unraveling evolutionary forces</w:t>
-      </w:r>
-      <w:r>
-        <w:t xml:space="preserve"> </w:t>
-      </w:r>
-      <w:r>
-        <w:t xml:space="preserve">(pp. 39–58). Springer.</w:t>
-      </w:r>
-    </w:p>
-    <w:bookmarkEnd w:id="78"/>
-    <w:bookmarkStart w:id="79" w:name="ref-merritt1994artifact"/>
-    <w:p>
-      <w:pPr>
-        <w:pStyle w:val="Bibliography"/>
-      </w:pPr>
-      <w:r>
-        <w:t xml:space="preserve">Merritt, S. L., Keegan, A. P., &amp; Mercer, P. W. (1994). Artifact management in pupillometry.</w:t>
-      </w:r>
-      <w:r>
-        <w:t xml:space="preserve"> </w:t>
-      </w:r>
-      <w:r>
-        <w:rPr>
-          <w:i/>
-          <w:iCs/>
-        </w:rPr>
-        <w:t xml:space="preserve">Nursing Research</w:t>
-      </w:r>
-      <w:r>
-        <w:t xml:space="preserve">,</w:t>
-      </w:r>
-      <w:r>
-        <w:t xml:space="preserve"> </w:t>
-      </w:r>
-      <w:r>
-        <w:rPr>
-          <w:i/>
-          <w:iCs/>
-        </w:rPr>
-        <w:t xml:space="preserve">43</w:t>
-      </w:r>
-      <w:r>
-        <w:t xml:space="preserve">(1), 56–59.</w:t>
-      </w:r>
-    </w:p>
-    <w:bookmarkEnd w:id="79"/>
-    <w:bookmarkStart w:id="80" w:name="ref-moore2024wordform"/>
-    <w:p>
-      <w:pPr>
-        <w:pStyle w:val="Bibliography"/>
-      </w:pPr>
-      <w:r>
-        <w:t xml:space="preserve">Moore, C., &amp; Bergelson, E. (2024). Wordform variability in infants’ language environment and its effects on early word learning.</w:t>
-      </w:r>
-      <w:r>
-        <w:t xml:space="preserve"> </w:t>
-      </w:r>
-      <w:r>
-        <w:rPr>
-          <w:i/>
-          <w:iCs/>
-        </w:rPr>
-        <w:t xml:space="preserve">Cognition</w:t>
-      </w:r>
-      <w:r>
-        <w:t xml:space="preserve">,</w:t>
-      </w:r>
-      <w:r>
-        <w:t xml:space="preserve"> </w:t>
-      </w:r>
-      <w:r>
-        <w:rPr>
-          <w:i/>
-          <w:iCs/>
-        </w:rPr>
-        <w:t xml:space="preserve">245</w:t>
-      </w:r>
-      <w:r>
-        <w:t xml:space="preserve">, 105694.</w:t>
-      </w:r>
-    </w:p>
-    <w:bookmarkEnd w:id="80"/>
-    <w:bookmarkStart w:id="81" w:name="ref-nencheva2021moment"/>
-    <w:p>
-      <w:pPr>
-        <w:pStyle w:val="Bibliography"/>
-      </w:pPr>
-      <w:r>
-        <w:t xml:space="preserve">Nencheva, M. L., Piazza, E. A., &amp; Lew-Williams, C. (2021). The moment-to-moment pitch dynamics of child-directed speech shape toddlers’ attention and learning.</w:t>
-      </w:r>
-      <w:r>
-        <w:t xml:space="preserve"> </w:t>
-      </w:r>
-      <w:r>
-        <w:rPr>
-          <w:i/>
-          <w:iCs/>
-        </w:rPr>
-        <w:t xml:space="preserve">Developmental Science</w:t>
-      </w:r>
-      <w:r>
-        <w:t xml:space="preserve">,</w:t>
-      </w:r>
-      <w:r>
-        <w:t xml:space="preserve"> </w:t>
-      </w:r>
-      <w:r>
-        <w:rPr>
-          <w:i/>
-          <w:iCs/>
-        </w:rPr>
-        <w:t xml:space="preserve">24</w:t>
-      </w:r>
-      <w:r>
-        <w:t xml:space="preserve">(1), e12997.</w:t>
-      </w:r>
-    </w:p>
-    <w:bookmarkEnd w:id="81"/>
-    <w:bookmarkStart w:id="82" w:name="ref-ota2018choo"/>
-    <w:p>
-      <w:pPr>
-        <w:pStyle w:val="Bibliography"/>
-      </w:pPr>
-      <w:r>
-        <w:t xml:space="preserve">Ota, M., Davies-Jenkins, N., &amp; Skarabela, B. (2018). Why choo-choo is better than train: The role of register-specific words in early vocabulary growth.</w:t>
-      </w:r>
-      <w:r>
-        <w:t xml:space="preserve"> </w:t>
-      </w:r>
-      <w:r>
-        <w:rPr>
-          <w:i/>
-          <w:iCs/>
-        </w:rPr>
-        <w:t xml:space="preserve">Cognitive Science</w:t>
-      </w:r>
-      <w:r>
-        <w:t xml:space="preserve">,</w:t>
-      </w:r>
-      <w:r>
-        <w:t xml:space="preserve"> </w:t>
-      </w:r>
-      <w:r>
-        <w:rPr>
-          <w:i/>
-          <w:iCs/>
-        </w:rPr>
-        <w:t xml:space="preserve">42</w:t>
-      </w:r>
-      <w:r>
-        <w:t xml:space="preserve">(6), 1974–1999.</w:t>
-      </w:r>
-    </w:p>
-    <w:bookmarkEnd w:id="82"/>
-    <w:bookmarkStart w:id="83" w:name="ref-ota2016reduplicated"/>
-    <w:p>
-      <w:pPr>
-        <w:pStyle w:val="Bibliography"/>
-      </w:pPr>
-      <w:r>
-        <w:t xml:space="preserve">Ota, M., &amp; Skarabela, B. (2016). Reduplicated words are easier to learn.</w:t>
-      </w:r>
-      <w:r>
-        <w:t xml:space="preserve"> </w:t>
-      </w:r>
-      <w:r>
-        <w:rPr>
-          <w:i/>
-          <w:iCs/>
-        </w:rPr>
-        <w:t xml:space="preserve">Language Learning and Development</w:t>
-      </w:r>
-      <w:r>
-        <w:t xml:space="preserve">,</w:t>
-      </w:r>
-      <w:r>
-        <w:t xml:space="preserve"> </w:t>
-      </w:r>
-      <w:r>
-        <w:rPr>
-          <w:i/>
-          <w:iCs/>
-        </w:rPr>
-        <w:t xml:space="preserve">12</w:t>
-      </w:r>
-      <w:r>
-        <w:t xml:space="preserve">(4), 380–397.</w:t>
-      </w:r>
-    </w:p>
-    <w:bookmarkEnd w:id="83"/>
-    <w:bookmarkStart w:id="84" w:name="ref-ota2018reduplication"/>
-    <w:p>
-      <w:pPr>
-        <w:pStyle w:val="Bibliography"/>
-      </w:pPr>
-      <w:r>
-        <w:t xml:space="preserve">Ota, M., &amp; Skarabela, B. (2018). Reduplication facilitates early word segmentation.</w:t>
-      </w:r>
-      <w:r>
-        <w:t xml:space="preserve"> </w:t>
-      </w:r>
-      <w:r>
-        <w:rPr>
-          <w:i/>
-          <w:iCs/>
-        </w:rPr>
-        <w:t xml:space="preserve">Journal of Child Language</w:t>
-      </w:r>
-      <w:r>
-        <w:t xml:space="preserve">,</w:t>
-      </w:r>
-      <w:r>
-        <w:t xml:space="preserve"> </w:t>
-      </w:r>
-      <w:r>
-        <w:rPr>
-          <w:i/>
-          <w:iCs/>
-        </w:rPr>
-        <w:t xml:space="preserve">45</w:t>
-      </w:r>
-      <w:r>
-        <w:t xml:space="preserve">(1), 204–218.</w:t>
-      </w:r>
-    </w:p>
-    <w:bookmarkEnd w:id="84"/>
-    <w:bookmarkStart w:id="85" w:name="ref-pye1986quiche"/>
-    <w:p>
-      <w:pPr>
-        <w:pStyle w:val="Bibliography"/>
-      </w:pPr>
-      <w:r>
-        <w:t xml:space="preserve">Pye, C. (1986). Quich</w:t>
-      </w:r>
-      <w:r>
-        <w:t xml:space="preserve">é</w:t>
-      </w:r>
-      <w:r>
-        <w:t xml:space="preserve"> </w:t>
-      </w:r>
-      <w:r>
-        <w:t xml:space="preserve">mayan speech to children.</w:t>
-      </w:r>
-      <w:r>
-        <w:t xml:space="preserve"> </w:t>
-      </w:r>
-      <w:r>
-        <w:rPr>
-          <w:i/>
-          <w:iCs/>
-        </w:rPr>
-        <w:t xml:space="preserve">Journal of Child Language</w:t>
-      </w:r>
-      <w:r>
-        <w:t xml:space="preserve">,</w:t>
-      </w:r>
-      <w:r>
-        <w:t xml:space="preserve"> </w:t>
-      </w:r>
-      <w:r>
-        <w:rPr>
-          <w:i/>
-          <w:iCs/>
-        </w:rPr>
-        <w:t xml:space="preserve">13</w:t>
-      </w:r>
-      <w:r>
-        <w:t xml:space="preserve">(1), 85–100.</w:t>
-      </w:r>
-    </w:p>
-    <w:bookmarkEnd w:id="85"/>
-    <w:bookmarkStart w:id="86" w:name="ref-quam2023protracted"/>
-    <w:p>
-      <w:pPr>
-        <w:pStyle w:val="Bibliography"/>
-      </w:pPr>
-      <w:r>
-        <w:t xml:space="preserve">Quam, C., &amp; Swingley, D. (2023). A protracted developmental trajectory for english-learning children’s detection of consonant mispronunciations in newly learned words.</w:t>
-      </w:r>
-      <w:r>
-        <w:t xml:space="preserve"> </w:t>
-      </w:r>
-      <w:r>
-        <w:rPr>
-          <w:i/>
-          <w:iCs/>
-        </w:rPr>
-        <w:t xml:space="preserve">Language Acquisition</w:t>
-      </w:r>
-      <w:r>
-        <w:t xml:space="preserve">,</w:t>
-      </w:r>
-      <w:r>
-        <w:t xml:space="preserve"> </w:t>
-      </w:r>
-      <w:r>
-        <w:rPr>
-          <w:i/>
-          <w:iCs/>
-        </w:rPr>
-        <w:t xml:space="preserve">30</w:t>
-      </w:r>
-      <w:r>
-        <w:t xml:space="preserve">(3-4), 256–276.</w:t>
-      </w:r>
-    </w:p>
-    <w:bookmarkEnd w:id="86"/>
-    <w:bookmarkStart w:id="87" w:name="ref-sarvasy2025child"/>
-    <w:p>
-      <w:pPr>
-        <w:pStyle w:val="Bibliography"/>
-      </w:pPr>
-      <w:r>
-        <w:t xml:space="preserve">Sarvasy, H., Rumsey, A., Dahmen, J., Onga, J., &amp; Yam, S. (2025). Child-directed speech in ku waru and nungon (papua new guinea).</w:t>
-      </w:r>
-      <w:r>
-        <w:t xml:space="preserve"> </w:t>
-      </w:r>
-      <w:r>
-        <w:rPr>
-          <w:i/>
-          <w:iCs/>
-        </w:rPr>
-        <w:t xml:space="preserve">Language Development Research</w:t>
-      </w:r>
-      <w:r>
-        <w:t xml:space="preserve">,</w:t>
-      </w:r>
-      <w:r>
-        <w:t xml:space="preserve"> </w:t>
-      </w:r>
-      <w:r>
-        <w:rPr>
-          <w:i/>
-          <w:iCs/>
-        </w:rPr>
-        <w:t xml:space="preserve">5</w:t>
-      </w:r>
-      <w:r>
-        <w:t xml:space="preserve">(3), 191–244.</w:t>
-      </w:r>
-    </w:p>
-    <w:bookmarkEnd w:id="87"/>
-    <w:bookmarkStart w:id="89" w:name="ref-procreate"/>
-    <w:p>
-      <w:pPr>
-        <w:pStyle w:val="Bibliography"/>
-      </w:pPr>
-      <w:r>
-        <w:t xml:space="preserve">Savage Interactive. (2025).</w:t>
-      </w:r>
-      <w:r>
-        <w:t xml:space="preserve"> </w:t>
-      </w:r>
-      <w:r>
-        <w:rPr>
-          <w:i/>
-          <w:iCs/>
-        </w:rPr>
-        <w:t xml:space="preserve">Procreate</w:t>
-      </w:r>
-      <w:r>
-        <w:t xml:space="preserve"> </w:t>
-      </w:r>
-      <w:r>
-        <w:t xml:space="preserve">(Version 5.3.15) [Computer software].</w:t>
-      </w:r>
-      <w:r>
-        <w:t xml:space="preserve"> </w:t>
-      </w:r>
-      <w:r>
-        <w:t xml:space="preserve">Savage Interactive Pty Ltd</w:t>
-      </w:r>
-      <w:r>
-        <w:t xml:space="preserve">.</w:t>
-      </w:r>
-      <w:r>
-        <w:t xml:space="preserve"> </w:t>
-      </w:r>
-      <w:hyperlink r:id="rId88">
+      <w:r>
+        <w:t xml:space="preserve"> </w:t>
+      </w:r>
+      <w:hyperlink r:id="rId84">
         <w:r>
           <w:rPr>
             <w:rStyle w:val="Hyperlink"/>
@@ -4695,8 +4680,8 @@
         </w:r>
       </w:hyperlink>
     </w:p>
-    <w:bookmarkEnd w:id="89"/>
-    <w:bookmarkStart w:id="90" w:name="ref-smith2008infant"/>
+    <w:bookmarkEnd w:id="85"/>
+    <w:bookmarkStart w:id="86" w:name="ref-smith2008infant"/>
     <w:p>
       <w:pPr>
         <w:pStyle w:val="Bibliography"/>
@@ -4731,8 +4716,8 @@
         <w:t xml:space="preserve">(4), 410–420.</w:t>
       </w:r>
     </w:p>
-    <w:bookmarkEnd w:id="90"/>
-    <w:bookmarkStart w:id="91" w:name="ref-soderstrom2007beyond"/>
+    <w:bookmarkEnd w:id="86"/>
+    <w:bookmarkStart w:id="87" w:name="ref-soderstrom2007beyond"/>
     <w:p>
       <w:pPr>
         <w:pStyle w:val="Bibliography"/>
@@ -4767,8 +4752,8 @@
         <w:t xml:space="preserve">(4), 501–532.</w:t>
       </w:r>
     </w:p>
-    <w:bookmarkEnd w:id="91"/>
-    <w:bookmarkStart w:id="93" w:name="ref-rstan"/>
+    <w:bookmarkEnd w:id="87"/>
+    <w:bookmarkStart w:id="89" w:name="ref-rstan"/>
     <w:p>
       <w:pPr>
         <w:pStyle w:val="Bibliography"/>
@@ -4841,7 +4826,7 @@
       <w:r>
         <w:t xml:space="preserve"> </w:t>
       </w:r>
-      <w:hyperlink r:id="rId92">
+      <w:hyperlink r:id="rId88">
         <w:r>
           <w:rPr>
             <w:rStyle w:val="Hyperlink"/>
@@ -4850,8 +4835,8 @@
         </w:r>
       </w:hyperlink>
     </w:p>
-    <w:bookmarkEnd w:id="93"/>
-    <w:bookmarkStart w:id="94" w:name="ref-swingley2000spoken"/>
+    <w:bookmarkEnd w:id="89"/>
+    <w:bookmarkStart w:id="90" w:name="ref-swingley2000spoken"/>
     <w:p>
       <w:pPr>
         <w:pStyle w:val="Bibliography"/>
@@ -4886,8 +4871,8 @@
         <w:t xml:space="preserve">(2), 147–166.</w:t>
       </w:r>
     </w:p>
-    <w:bookmarkEnd w:id="94"/>
-    <w:bookmarkStart w:id="95" w:name="ref-tormene2009matching"/>
+    <w:bookmarkEnd w:id="90"/>
+    <w:bookmarkStart w:id="91" w:name="ref-tormene2009matching"/>
     <w:p>
       <w:pPr>
         <w:pStyle w:val="Bibliography"/>
@@ -4922,8 +4907,8 @@
         <w:t xml:space="preserve">(1), 11–34.</w:t>
       </w:r>
     </w:p>
-    <w:bookmarkEnd w:id="95"/>
-    <w:bookmarkStart w:id="96" w:name="ref-wojcik2022map"/>
+    <w:bookmarkEnd w:id="91"/>
+    <w:bookmarkStart w:id="92" w:name="ref-wojcik2022map"/>
     <w:p>
       <w:pPr>
         <w:pStyle w:val="Bibliography"/>
@@ -4958,8 +4943,8 @@
         <w:t xml:space="preserve">(4), e1596.</w:t>
       </w:r>
     </w:p>
-    <w:bookmarkEnd w:id="96"/>
-    <w:bookmarkStart w:id="98" w:name="ref-loo"/>
+    <w:bookmarkEnd w:id="92"/>
+    <w:bookmarkStart w:id="94" w:name="ref-loo"/>
     <w:p>
       <w:pPr>
         <w:pStyle w:val="Bibliography"/>
@@ -4983,7 +4968,7 @@
       <w:r>
         <w:t xml:space="preserve"> </w:t>
       </w:r>
-      <w:hyperlink r:id="rId97">
+      <w:hyperlink r:id="rId93">
         <w:r>
           <w:rPr>
             <w:rStyle w:val="Hyperlink"/>
@@ -4992,9 +4977,9 @@
         </w:r>
       </w:hyperlink>
     </w:p>
-    <w:bookmarkEnd w:id="98"/>
-    <w:bookmarkEnd w:id="99"/>
-    <w:bookmarkEnd w:id="100"/>
+    <w:bookmarkEnd w:id="94"/>
+    <w:bookmarkEnd w:id="95"/>
+    <w:bookmarkEnd w:id="96"/>
     <w:sectPr>
       <w:headerReference r:id="rId9" w:type="even"/>
       <w:headerReference r:id="rId11" w:type="default"/>
@@ -5060,7 +5045,7 @@
       </w:r>
     </w:p>
   </w:footnote>
-  <w:footnote w:id="44">
+  <w:footnote w:id="43">
     <w:p>
       <w:pPr>
         <w:pStyle w:val="FootnoteText"/>

--- a/LexVar.docx
+++ b/LexVar.docx
@@ -285,7 +285,49 @@
         <w:pStyle w:val="AbstractFirstParagraph"/>
       </w:pPr>
       <w:r>
-        <w:t xml:space="preserve">This document is a template.</w:t>
+        <w:t xml:space="preserve">Early word learning is traditionally characterized as a process of mapping a single label onto a single referent. Yet, across many languages, child-directed speech (CDS) frequently features multiple labels for the same referent, including diminutivized and reduplicated word forms (e.g.,</w:t>
+      </w:r>
+      <w:r>
+        <w:t xml:space="preserve"> </w:t>
+      </w:r>
+      <w:r>
+        <w:rPr>
+          <w:i/>
+          <w:iCs/>
+        </w:rPr>
+        <w:t xml:space="preserve">doggy</w:t>
+      </w:r>
+      <w:r>
+        <w:t xml:space="preserve">,</w:t>
+      </w:r>
+      <w:r>
+        <w:t xml:space="preserve"> </w:t>
+      </w:r>
+      <w:r>
+        <w:rPr>
+          <w:i/>
+          <w:iCs/>
+        </w:rPr>
+        <w:t xml:space="preserve">woof-woof</w:t>
+      </w:r>
+      <w:r>
+        <w:t xml:space="preserve"> </w:t>
+      </w:r>
+      <w:r>
+        <w:t xml:space="preserve">for</w:t>
+      </w:r>
+      <w:r>
+        <w:t xml:space="preserve"> </w:t>
+      </w:r>
+      <w:r>
+        <w:rPr>
+          <w:i/>
+          <w:iCs/>
+        </w:rPr>
+        <w:t xml:space="preserve">dog</w:t>
+      </w:r>
+      <w:r>
+        <w:t xml:space="preserve">). We examined how consistent versus variable labels impact children’s attention and novel word learning. In a within-subjects eye-tracking experiment, we exposed 18- to 36-month-old English-hearing children to novel objects that were labeled either consistently, with typical CDS variants, and/or with atypical, unattested CDS variants. Using looking time measures of word-recognition accuracy, we found that, overall, children successfully learned words in all conditions, but accuracy was highest in the typical variation and consistent conditions. Using pupil size synchrony measures of moment-by-moment attention, we found that engagement was higher in both variation conditions compared to the consistent condition, and was highest in the typical variation condition. Our findings suggest (1) that children can successfully contend with multiple types of label variation when learning new words, and (2) that increased attention is a plausible mechanism by which label variation could support—rather than hinder—children’s early word learning.</w:t>
       </w:r>
     </w:p>
     <w:p>
@@ -492,7 +534,7 @@
         <w:t xml:space="preserve"> </w:t>
       </w:r>
       <w:r>
-        <w:t xml:space="preserve">or iconic relationships [CITE]. Some child-directed versus adult-directed variants share little to no overlap</w:t>
+        <w:t xml:space="preserve">or reference to iconic relationships [CITE], but can also share little to no overlap</w:t>
       </w:r>
       <w:r>
         <w:t xml:space="preserve"> </w:t>
@@ -640,18 +682,204 @@
         <w:t xml:space="preserve">)</w:t>
       </w:r>
       <w:r>
+        <w:t xml:space="preserve">. Under this view, label variation could be considered noise in the learning signal. Indeed, children often avoid adopting a second label for a referent they already have a name for—the</w:t>
+      </w:r>
+      <w:r>
+        <w:t xml:space="preserve"> </w:t>
+      </w:r>
+      <w:r>
+        <w:t xml:space="preserve">‘</w:t>
+      </w:r>
+      <w:r>
+        <w:t xml:space="preserve">mutual exclusivity bias</w:t>
+      </w:r>
+      <w:r>
+        <w:t xml:space="preserve">’</w:t>
+      </w:r>
+      <w:r>
+        <w:t xml:space="preserve"> </w:t>
+      </w:r>
+      <w:r>
+        <w:t xml:space="preserve">(</w:t>
+      </w:r>
+      <w:hyperlink w:anchor="ref-markman2003use">
+        <w:r>
+          <w:rPr>
+            <w:rStyle w:val="Hyperlink"/>
+          </w:rPr>
+          <w:t xml:space="preserve">Markman et al., 2003</w:t>
+        </w:r>
+      </w:hyperlink>
+      <w:r>
+        <w:t xml:space="preserve">;</w:t>
+      </w:r>
+      <w:r>
+        <w:t xml:space="preserve"> </w:t>
+      </w:r>
+      <w:hyperlink w:anchor="ref-markman1988children">
+        <w:r>
+          <w:rPr>
+            <w:rStyle w:val="Hyperlink"/>
+          </w:rPr>
+          <w:t xml:space="preserve">Markman &amp; Wachtel, 1988</w:t>
+        </w:r>
+      </w:hyperlink>
+      <w:r>
+        <w:t xml:space="preserve">;</w:t>
+      </w:r>
+      <w:r>
+        <w:t xml:space="preserve"> </w:t>
+      </w:r>
+      <w:hyperlink w:anchor="ref-merriman1989mutual">
+        <w:r>
+          <w:rPr>
+            <w:rStyle w:val="Hyperlink"/>
+          </w:rPr>
+          <w:t xml:space="preserve">Merriman et al., 1989</w:t>
+        </w:r>
+      </w:hyperlink>
+      <w:r>
+        <w:t xml:space="preserve">; but see also</w:t>
+      </w:r>
+      <w:r>
+        <w:t xml:space="preserve"> </w:t>
+      </w:r>
+      <w:hyperlink w:anchor="ref-mervis1994two">
+        <w:r>
+          <w:rPr>
+            <w:rStyle w:val="Hyperlink"/>
+          </w:rPr>
+          <w:t xml:space="preserve">Mervis et al., 1994</w:t>
+        </w:r>
+      </w:hyperlink>
+      <w:r>
+        <w:t xml:space="preserve">)</w:t>
+      </w:r>
+      <w:r>
+        <w:t xml:space="preserve">. Using multiple variants to label the exact same referent also violates the</w:t>
+      </w:r>
+      <w:r>
+        <w:t xml:space="preserve"> </w:t>
+      </w:r>
+      <w:r>
+        <w:t xml:space="preserve">‘</w:t>
+      </w:r>
+      <w:r>
+        <w:t xml:space="preserve">principle of contrast</w:t>
+      </w:r>
+      <w:r>
+        <w:t xml:space="preserve">’</w:t>
+      </w:r>
+      <w:r>
+        <w:t xml:space="preserve">—a pragmatic assumption that unique word forms must not share the exact same meaning</w:t>
+      </w:r>
+      <w:r>
+        <w:t xml:space="preserve"> </w:t>
+      </w:r>
+      <w:r>
+        <w:t xml:space="preserve">(</w:t>
+      </w:r>
+      <w:hyperlink w:anchor="ref-clark1988logic">
+        <w:r>
+          <w:rPr>
+            <w:rStyle w:val="Hyperlink"/>
+          </w:rPr>
+          <w:t xml:space="preserve">Clark, 1988</w:t>
+        </w:r>
+      </w:hyperlink>
+      <w:r>
+        <w:t xml:space="preserve">)</w:t>
+      </w:r>
+      <w:r>
         <w:t xml:space="preserve">.</w:t>
       </w:r>
-      <w:r>
-        <w:t xml:space="preserve"> </w:t>
-      </w:r>
     </w:p>
     <w:p>
       <w:pPr>
         <w:pStyle w:val="BodyText"/>
       </w:pPr>
       <w:r>
-        <w:t xml:space="preserve">Conversely, some features of child-directed variants have been linked with early learnability. Reduplicated word forms, which include repetition of full or partial syllables (e.g.,</w:t>
+        <w:t xml:space="preserve">However, young children successfully recognize</w:t>
+      </w:r>
+      <w:r>
+        <w:t xml:space="preserve"> </w:t>
+      </w:r>
+      <w:r>
+        <w:t xml:space="preserve">(</w:t>
+      </w:r>
+      <w:hyperlink w:anchor="ref-potter2024frequent">
+        <w:r>
+          <w:rPr>
+            <w:rStyle w:val="Hyperlink"/>
+          </w:rPr>
+          <w:t xml:space="preserve">Potter &amp; Lew-Williams, 2024</w:t>
+        </w:r>
+      </w:hyperlink>
+      <w:r>
+        <w:t xml:space="preserve">)</w:t>
+      </w:r>
+      <w:r>
+        <w:t xml:space="preserve"> </w:t>
+      </w:r>
+      <w:r>
+        <w:t xml:space="preserve">and produce</w:t>
+      </w:r>
+      <w:r>
+        <w:t xml:space="preserve"> </w:t>
+      </w:r>
+      <w:r>
+        <w:t xml:space="preserve">(</w:t>
+      </w:r>
+      <w:hyperlink w:anchor="ref-casey2022doggy">
+        <w:r>
+          <w:rPr>
+            <w:rStyle w:val="Hyperlink"/>
+          </w:rPr>
+          <w:t xml:space="preserve">Casey &amp; Casillas, 2022</w:t>
+        </w:r>
+      </w:hyperlink>
+      <w:r>
+        <w:t xml:space="preserve">)</w:t>
+      </w:r>
+      <w:r>
+        <w:t xml:space="preserve"> </w:t>
+      </w:r>
+      <w:r>
+        <w:t xml:space="preserve">multiple labels for the same referent. Earlier-learned words tend to be associated with more variation</w:t>
+      </w:r>
+      <w:r>
+        <w:t xml:space="preserve"> </w:t>
+      </w:r>
+      <w:r>
+        <w:t xml:space="preserve">(</w:t>
+      </w:r>
+      <w:hyperlink w:anchor="ref-caseyIPcorpus">
+        <w:r>
+          <w:rPr>
+            <w:rStyle w:val="Hyperlink"/>
+          </w:rPr>
+          <w:t xml:space="preserve">Casey et al., in preparation</w:t>
+        </w:r>
+      </w:hyperlink>
+      <w:r>
+        <w:t xml:space="preserve">;</w:t>
+      </w:r>
+      <w:r>
+        <w:t xml:space="preserve"> </w:t>
+      </w:r>
+      <w:hyperlink w:anchor="ref-moore2024wordform">
+        <w:r>
+          <w:rPr>
+            <w:rStyle w:val="Hyperlink"/>
+          </w:rPr>
+          <w:t xml:space="preserve">Moore &amp; Bergelson, 2024</w:t>
+        </w:r>
+      </w:hyperlink>
+      <w:r>
+        <w:t xml:space="preserve">)</w:t>
+      </w:r>
+      <w:r>
+        <w:t xml:space="preserve">, suggesting that learners successfully contend with a relatively complicated linguistic landscape from early in development. Additionally, some features of child-directed variants have been linked with early learnability. Reduplicated word forms, which include repetition of full or partial syllables (e.g.,</w:t>
       </w:r>
       <w:r>
         <w:t xml:space="preserve"> </w:t>
@@ -683,7 +911,24 @@
         <w:t xml:space="preserve"> </w:t>
       </w:r>
       <w:r>
-        <w:t xml:space="preserve">(</w:t>
+        <w:t xml:space="preserve">(CDS, though estimated rates vary substantially across languages, e.g.,</w:t>
+      </w:r>
+      <w:r>
+        <w:t xml:space="preserve"> </w:t>
+      </w:r>
+      <w:hyperlink w:anchor="ref-han2023che">
+        <w:r>
+          <w:rPr>
+            <w:rStyle w:val="Hyperlink"/>
+          </w:rPr>
+          <w:t xml:space="preserve">Han &amp; Gu, 2023</w:t>
+        </w:r>
+      </w:hyperlink>
+      <w:r>
+        <w:t xml:space="preserve">;</w:t>
+      </w:r>
+      <w:r>
+        <w:t xml:space="preserve"> </w:t>
       </w:r>
       <w:hyperlink w:anchor="ref-mazuka2008japanese">
         <w:r>
@@ -708,22 +953,6 @@
         </w:r>
       </w:hyperlink>
       <w:r>
-        <w:t xml:space="preserve">; CDS, though estimated rates vary substantially across languages, e.g.,</w:t>
-      </w:r>
-      <w:r>
-        <w:t xml:space="preserve"> </w:t>
-      </w:r>
-      <w:hyperlink w:anchor="ref-han2023chan">
-        <w:r>
-          <w:rPr>
-            <w:rStyle w:val="Hyperlink"/>
-            <w:b/>
-            <w:bCs/>
-          </w:rPr>
-          <w:t xml:space="preserve">han2023chan?</w:t>
-        </w:r>
-      </w:hyperlink>
-      <w:r>
         <w:t xml:space="preserve">)</w:t>
       </w:r>
       <w:r>
@@ -801,104 +1030,6 @@
         <w:pStyle w:val="BodyText"/>
       </w:pPr>
       <w:r>
-        <w:t xml:space="preserve">Multiple lexical variants have been shown to be used seemingly interchangeably in English child-directed speech</w:t>
-      </w:r>
-      <w:r>
-        <w:t xml:space="preserve"> </w:t>
-      </w:r>
-      <w:r>
-        <w:t xml:space="preserve">(</w:t>
-      </w:r>
-      <w:hyperlink w:anchor="ref-caseyIPcorpus">
-        <w:r>
-          <w:rPr>
-            <w:rStyle w:val="Hyperlink"/>
-          </w:rPr>
-          <w:t xml:space="preserve">Casey et al., in preparation</w:t>
-        </w:r>
-      </w:hyperlink>
-      <w:r>
-        <w:t xml:space="preserve">;</w:t>
-      </w:r>
-      <w:r>
-        <w:t xml:space="preserve"> </w:t>
-      </w:r>
-      <w:hyperlink w:anchor="ref-casey2022doggy">
-        <w:r>
-          <w:rPr>
-            <w:rStyle w:val="Hyperlink"/>
-          </w:rPr>
-          <w:t xml:space="preserve">Casey &amp; Casillas, 2022</w:t>
-        </w:r>
-      </w:hyperlink>
-      <w:r>
-        <w:t xml:space="preserve">;</w:t>
-      </w:r>
-      <w:r>
-        <w:t xml:space="preserve"> </w:t>
-      </w:r>
-      <w:hyperlink w:anchor="ref-moore2024wordform">
-        <w:r>
-          <w:rPr>
-            <w:rStyle w:val="Hyperlink"/>
-          </w:rPr>
-          <w:t xml:space="preserve">Moore &amp; Bergelson, 2024</w:t>
-        </w:r>
-      </w:hyperlink>
-      <w:r>
-        <w:t xml:space="preserve">)</w:t>
-      </w:r>
-      <w:r>
-        <w:t xml:space="preserve">. Earlier-learned words tend to be associated with more variation</w:t>
-      </w:r>
-      <w:r>
-        <w:t xml:space="preserve"> </w:t>
-      </w:r>
-      <w:r>
-        <w:t xml:space="preserve">(</w:t>
-      </w:r>
-      <w:hyperlink w:anchor="ref-caseyIPcorpus">
-        <w:r>
-          <w:rPr>
-            <w:rStyle w:val="Hyperlink"/>
-          </w:rPr>
-          <w:t xml:space="preserve">Casey et al., in preparation</w:t>
-        </w:r>
-      </w:hyperlink>
-      <w:r>
-        <w:t xml:space="preserve">;</w:t>
-      </w:r>
-      <w:r>
-        <w:t xml:space="preserve"> </w:t>
-      </w:r>
-      <w:hyperlink w:anchor="ref-moore2024wordform">
-        <w:r>
-          <w:rPr>
-            <w:rStyle w:val="Hyperlink"/>
-          </w:rPr>
-          <w:t xml:space="preserve">Moore &amp; Bergelson, 2024</w:t>
-        </w:r>
-      </w:hyperlink>
-      <w:r>
-        <w:t xml:space="preserve">)</w:t>
-      </w:r>
-      <w:r>
-        <w:t xml:space="preserve">, suggesting that learners must contend with a relatively complicated linguistic landscape from early in development. How do multiple labels impact children’s word learning?</w:t>
-      </w:r>
-    </w:p>
-    <w:p>
-      <w:pPr>
-        <w:pStyle w:val="BodyText"/>
-      </w:pPr>
-      <w:r>
-        <w:t xml:space="preserve">However, existing research leaves open the question of how label variation impacts children’s early word learning.</w:t>
-      </w:r>
-    </w:p>
-    <w:p>
-      <w:pPr>
-        <w:pStyle w:val="BodyText"/>
-      </w:pPr>
-      <w:r>
         <w:t xml:space="preserve">Despite these competing possibilities, no studies to date have directly tested how consistent versus variable labels impact toddlers’ ability to learn new words. The present study addresses this gap by manipulating the presence and type of label variation in a controlled, lab-based novel word learning task. In an eye-tracking study using a looking-while-listening (LWL) design</w:t>
       </w:r>
       <w:r>
@@ -981,7 +1112,7 @@
         <w:t xml:space="preserve"> </w:t>
       </w:r>
       <w:r>
-        <w:t xml:space="preserve">condition featured phonologically altered word forms unattested in English CDS. Word recognition was measured using eye-tracking (i.e., looking time), and pupillometry (i.e., pupil size synchrony) was used to examine moment-to-moment engagement during learning.</w:t>
+        <w:t xml:space="preserve">condition featured phonologically altered word forms unattested in English CDS. Looking time measures were used to assess children’s word-recognition accuracy, and pupil size synchrony measures were used to examine children’s moment-to-moment engagement during learning.</w:t>
       </w:r>
     </w:p>
     <w:bookmarkStart w:id="35" w:name="hypotheses"/>
@@ -998,74 +1129,7 @@
         <w:pStyle w:val="FirstParagraph"/>
       </w:pPr>
       <w:r>
-        <w:t xml:space="preserve">In line with the vast majority of prior word learning studies conducted to date, which overwhelmingly test children’s recognition of one-to-one mappings, we hypothesized that children would demonstrate successful learning in the</w:t>
-      </w:r>
-      <w:r>
-        <w:t xml:space="preserve"> </w:t>
-      </w:r>
-      <w:r>
-        <w:rPr>
-          <w:i/>
-          <w:iCs/>
-        </w:rPr>
-        <w:t xml:space="preserve">consistent</w:t>
-      </w:r>
-      <w:r>
-        <w:t xml:space="preserve"> </w:t>
-      </w:r>
-      <w:r>
-        <w:t xml:space="preserve">condition [CITES]. The key condition of interest was the</w:t>
-      </w:r>
-      <w:r>
-        <w:t xml:space="preserve"> </w:t>
-      </w:r>
-      <w:r>
-        <w:rPr>
-          <w:i/>
-          <w:iCs/>
-        </w:rPr>
-        <w:t xml:space="preserve">typical variation</w:t>
-      </w:r>
-      <w:r>
-        <w:t xml:space="preserve"> </w:t>
-      </w:r>
-      <w:r>
-        <w:t xml:space="preserve">condition. We did not pre-register a specific directional hypothesis for this condition given competing theoretical predictions. If children successfully contend with variation attested in English child-directed speech, then we should expect to see above-chance word-recognition accuracy in this condition. If this type of variation impedes novel word learning, then we should expect chance-level performance in this condition. We hypothesized that words would be more difficult to learn in the</w:t>
-      </w:r>
-      <w:r>
-        <w:t xml:space="preserve"> </w:t>
-      </w:r>
-      <w:r>
-        <w:rPr>
-          <w:i/>
-          <w:iCs/>
-        </w:rPr>
-        <w:t xml:space="preserve">atypical variation</w:t>
-      </w:r>
-      <w:r>
-        <w:t xml:space="preserve"> </w:t>
-      </w:r>
-      <w:r>
-        <w:t xml:space="preserve">condition and that toddlers would show chance-level word-recognition accuracy on average for this condition. Finally, we predicted that word learning performance would increase across age in our sample.</w:t>
-      </w:r>
-    </w:p>
-    <w:bookmarkEnd w:id="35"/>
-    <w:bookmarkEnd w:id="36"/>
-    <w:bookmarkStart w:id="42" w:name="method"/>
-    <w:p>
-      <w:pPr>
-        <w:pStyle w:val="Heading1"/>
-      </w:pPr>
-      <w:r>
-        <w:t xml:space="preserve">2. Method</w:t>
-      </w:r>
-    </w:p>
-    <w:p>
-      <w:pPr>
-        <w:pStyle w:val="FirstParagraph"/>
-      </w:pPr>
-      <w:r>
-        <w:t xml:space="preserve">This study was pre-registered (</w:t>
+        <w:t xml:space="preserve">For the effects of condition and age on children’s novel word-recogntion accuracy, we pre-registered (</w:t>
       </w:r>
       <w:hyperlink r:id="rId30">
         <w:r>
@@ -1076,6 +1140,166 @@
         </w:r>
       </w:hyperlink>
       <w:r>
+        <w:t xml:space="preserve">) the following predictions:</w:t>
+      </w:r>
+    </w:p>
+    <w:p>
+      <w:pPr>
+        <w:pStyle w:val="Compact"/>
+        <w:numPr>
+          <w:ilvl w:val="0"/>
+          <w:numId w:val="1001"/>
+        </w:numPr>
+      </w:pPr>
+      <w:r>
+        <w:t xml:space="preserve">In line with the vast majority of prior word learning studies conducted to date, which overwhelmingly test children’s recognition of one-to-one mappings, we hypothesized that children would demonstrate successful learning in the</w:t>
+      </w:r>
+      <w:r>
+        <w:t xml:space="preserve"> </w:t>
+      </w:r>
+      <w:r>
+        <w:rPr>
+          <w:i/>
+          <w:iCs/>
+        </w:rPr>
+        <w:t xml:space="preserve">consistent</w:t>
+      </w:r>
+      <w:r>
+        <w:t xml:space="preserve"> </w:t>
+      </w:r>
+      <w:r>
+        <w:t xml:space="preserve">condition [CITES].</w:t>
+      </w:r>
+    </w:p>
+    <w:p>
+      <w:pPr>
+        <w:pStyle w:val="Compact"/>
+        <w:numPr>
+          <w:ilvl w:val="0"/>
+          <w:numId w:val="1001"/>
+        </w:numPr>
+      </w:pPr>
+      <w:r>
+        <w:t xml:space="preserve">The key condition of interest was the</w:t>
+      </w:r>
+      <w:r>
+        <w:t xml:space="preserve"> </w:t>
+      </w:r>
+      <w:r>
+        <w:rPr>
+          <w:i/>
+          <w:iCs/>
+        </w:rPr>
+        <w:t xml:space="preserve">typical variation</w:t>
+      </w:r>
+      <w:r>
+        <w:t xml:space="preserve"> </w:t>
+      </w:r>
+      <w:r>
+        <w:t xml:space="preserve">condition. We did not pre-register a specific directional hypothesis for this condition given competing theoretical predictions. If children successfully contend with variation attested in English CDS, then we should expect to see above-chance word-recognition accuracy in this condition. If this type of variation impedes novel word learning, then we should expect chance-level performance in this condition.</w:t>
+      </w:r>
+    </w:p>
+    <w:p>
+      <w:pPr>
+        <w:pStyle w:val="Compact"/>
+        <w:numPr>
+          <w:ilvl w:val="0"/>
+          <w:numId w:val="1001"/>
+        </w:numPr>
+      </w:pPr>
+      <w:r>
+        <w:t xml:space="preserve">We hypothesized that words would be more difficult to learn in the</w:t>
+      </w:r>
+      <w:r>
+        <w:t xml:space="preserve"> </w:t>
+      </w:r>
+      <w:r>
+        <w:rPr>
+          <w:i/>
+          <w:iCs/>
+        </w:rPr>
+        <w:t xml:space="preserve">atypical variation</w:t>
+      </w:r>
+      <w:r>
+        <w:t xml:space="preserve"> </w:t>
+      </w:r>
+      <w:r>
+        <w:t xml:space="preserve">condition and that toddlers would show chance-level word-recognition accuracy on average for this condition.</w:t>
+      </w:r>
+    </w:p>
+    <w:p>
+      <w:pPr>
+        <w:pStyle w:val="Compact"/>
+        <w:numPr>
+          <w:ilvl w:val="0"/>
+          <w:numId w:val="1001"/>
+        </w:numPr>
+      </w:pPr>
+      <w:r>
+        <w:t xml:space="preserve">We also predicted that word-recognition accuracy would increase across age in our sample.</w:t>
+      </w:r>
+      <w:r>
+        <w:br/>
+      </w:r>
+    </w:p>
+    <w:p>
+      <w:pPr>
+        <w:pStyle w:val="FirstParagraph"/>
+      </w:pPr>
+      <w:r>
+        <w:t xml:space="preserve">We additionally pre-registered to test whether pupil size synchrony during the learning phase (a) differed between conditions and (b) predicted toddlers’ word-recognition accuracy during the test phase</w:t>
+      </w:r>
+      <w:r>
+        <w:t xml:space="preserve"> </w:t>
+      </w:r>
+      <w:r>
+        <w:t xml:space="preserve">(consistent with</w:t>
+      </w:r>
+      <w:r>
+        <w:t xml:space="preserve"> </w:t>
+      </w:r>
+      <w:hyperlink w:anchor="ref-nencheva2021moment">
+        <w:r>
+          <w:rPr>
+            <w:rStyle w:val="Hyperlink"/>
+          </w:rPr>
+          <w:t xml:space="preserve">Nencheva et al., 2021</w:t>
+        </w:r>
+      </w:hyperlink>
+      <w:r>
+        <w:t xml:space="preserve">)</w:t>
+      </w:r>
+      <w:r>
+        <w:t xml:space="preserve">.</w:t>
+      </w:r>
+    </w:p>
+    <w:bookmarkEnd w:id="35"/>
+    <w:bookmarkEnd w:id="36"/>
+    <w:bookmarkStart w:id="42" w:name="method-1332-words"/>
+    <w:p>
+      <w:pPr>
+        <w:pStyle w:val="Heading1"/>
+      </w:pPr>
+      <w:r>
+        <w:t xml:space="preserve">2. Method (1,332 words)</w:t>
+      </w:r>
+    </w:p>
+    <w:p>
+      <w:pPr>
+        <w:pStyle w:val="FirstParagraph"/>
+      </w:pPr>
+      <w:r>
+        <w:t xml:space="preserve">This study was pre-registered (</w:t>
+      </w:r>
+      <w:hyperlink r:id="rId30">
+        <w:r>
+          <w:rPr>
+            <w:rStyle w:val="Hyperlink"/>
+          </w:rPr>
+          <w:t xml:space="preserve">https://osf.io/uqz6d</w:t>
+        </w:r>
+      </w:hyperlink>
+      <w:r>
         <w:t xml:space="preserve">). All stimuli, anonymized data, and analysis scripts are publicly available at LINK.</w:t>
       </w:r>
     </w:p>
@@ -1384,14 +1608,12 @@
       <w:r>
         <w:t xml:space="preserve"> </w:t>
       </w:r>
-      <w:hyperlink w:anchor="ref-ota2016repulicated">
+      <w:hyperlink w:anchor="ref-ota2016reduplicated">
         <w:r>
           <w:rPr>
             <w:rStyle w:val="Hyperlink"/>
-            <w:b/>
-            <w:bCs/>
           </w:rPr>
-          <w:t xml:space="preserve">ota2016repulicated?</w:t>
+          <w:t xml:space="preserve">Ota &amp; Skarabela, 2016</w:t>
         </w:r>
       </w:hyperlink>
       <w:r>
@@ -2279,13 +2501,13 @@
     </w:p>
     <w:bookmarkEnd w:id="41"/>
     <w:bookmarkEnd w:id="42"/>
-    <w:bookmarkStart w:id="54" w:name="results"/>
+    <w:bookmarkStart w:id="54" w:name="results-1028-words"/>
     <w:p>
       <w:pPr>
         <w:pStyle w:val="Heading1"/>
       </w:pPr>
       <w:r>
-        <w:t xml:space="preserve">3. Results</w:t>
+        <w:t xml:space="preserve">3. Results (1,028 words)</w:t>
       </w:r>
     </w:p>
     <w:bookmarkStart w:id="47" w:name="X81d3246c4b93329a5d0d8f2a794f9a185512a61"/>
@@ -3681,7 +3903,7 @@
       </w:r>
     </w:p>
     <w:bookmarkEnd w:id="55"/>
-    <w:bookmarkStart w:id="96" w:name="references"/>
+    <w:bookmarkStart w:id="102" w:name="references"/>
     <w:p>
       <w:pPr>
         <w:pStyle w:val="Heading1"/>
@@ -3690,7 +3912,7 @@
         <w:t xml:space="preserve">5. References</w:t>
       </w:r>
     </w:p>
-    <w:bookmarkStart w:id="95" w:name="refs"/>
+    <w:bookmarkStart w:id="101" w:name="refs"/>
     <w:bookmarkStart w:id="57" w:name="ref-lme4"/>
     <w:p>
       <w:pPr>
@@ -3993,12 +4215,48 @@
       </w:r>
     </w:p>
     <w:bookmarkEnd w:id="65"/>
-    <w:bookmarkStart w:id="66" w:name="ref-cribari2010beta"/>
+    <w:bookmarkStart w:id="66" w:name="ref-clark1988logic"/>
     <w:p>
       <w:pPr>
         <w:pStyle w:val="Bibliography"/>
       </w:pPr>
       <w:r>
+        <w:t xml:space="preserve">Clark, E. V. (1988). On the logic of contrast.</w:t>
+      </w:r>
+      <w:r>
+        <w:t xml:space="preserve"> </w:t>
+      </w:r>
+      <w:r>
+        <w:rPr>
+          <w:i/>
+          <w:iCs/>
+        </w:rPr>
+        <w:t xml:space="preserve">Journal of Child Language</w:t>
+      </w:r>
+      <w:r>
+        <w:t xml:space="preserve">,</w:t>
+      </w:r>
+      <w:r>
+        <w:t xml:space="preserve"> </w:t>
+      </w:r>
+      <w:r>
+        <w:rPr>
+          <w:i/>
+          <w:iCs/>
+        </w:rPr>
+        <w:t xml:space="preserve">15</w:t>
+      </w:r>
+      <w:r>
+        <w:t xml:space="preserve">(2), 317–335.</w:t>
+      </w:r>
+    </w:p>
+    <w:bookmarkEnd w:id="66"/>
+    <w:bookmarkStart w:id="67" w:name="ref-cribari2010beta"/>
+    <w:p>
+      <w:pPr>
+        <w:pStyle w:val="Bibliography"/>
+      </w:pPr>
+      <w:r>
         <w:t xml:space="preserve">Cribari-Neto, F., &amp; Zeileis, A. (2010). Beta regression in r.</w:t>
       </w:r>
       <w:r>
@@ -4028,8 +4286,8 @@
         <w:t xml:space="preserve">(1), 1–24.</w:t>
       </w:r>
     </w:p>
-    <w:bookmarkEnd w:id="66"/>
-    <w:bookmarkStart w:id="67" w:name="ref-damian2009exploring"/>
+    <w:bookmarkEnd w:id="67"/>
+    <w:bookmarkStart w:id="68" w:name="ref-damian2009exploring"/>
     <w:p>
       <w:pPr>
         <w:pStyle w:val="Bibliography"/>
@@ -4064,8 +4322,8 @@
         <w:t xml:space="preserve">(5), 685–712.</w:t>
       </w:r>
     </w:p>
-    <w:bookmarkEnd w:id="67"/>
-    <w:bookmarkStart w:id="68" w:name="ref-faul2009statistical"/>
+    <w:bookmarkEnd w:id="68"/>
+    <w:bookmarkStart w:id="69" w:name="ref-faul2009statistical"/>
     <w:p>
       <w:pPr>
         <w:pStyle w:val="Bibliography"/>
@@ -4100,8 +4358,8 @@
         <w:t xml:space="preserve">(4), 1149–1160.</w:t>
       </w:r>
     </w:p>
-    <w:bookmarkEnd w:id="68"/>
-    <w:bookmarkStart w:id="69" w:name="ref-ferguson1964baby"/>
+    <w:bookmarkEnd w:id="69"/>
+    <w:bookmarkStart w:id="70" w:name="ref-ferguson1964baby"/>
     <w:p>
       <w:pPr>
         <w:pStyle w:val="Bibliography"/>
@@ -4136,8 +4394,8 @@
         <w:t xml:space="preserve">(6), 103–114.</w:t>
       </w:r>
     </w:p>
-    <w:bookmarkEnd w:id="69"/>
-    <w:bookmarkStart w:id="70" w:name="ref-fernald2008looking"/>
+    <w:bookmarkEnd w:id="70"/>
+    <w:bookmarkStart w:id="71" w:name="ref-fernald2008looking"/>
     <w:p>
       <w:pPr>
         <w:pStyle w:val="Bibliography"/>
@@ -4162,8 +4420,8 @@
         <w:t xml:space="preserve">(pp. 97–135). John Benjamins Publishing Company.</w:t>
       </w:r>
     </w:p>
-    <w:bookmarkEnd w:id="70"/>
-    <w:bookmarkStart w:id="71" w:name="ref-han2023che"/>
+    <w:bookmarkEnd w:id="71"/>
+    <w:bookmarkStart w:id="72" w:name="ref-han2023che"/>
     <w:p>
       <w:pPr>
         <w:pStyle w:val="Bibliography"/>
@@ -4210,8 +4468,8 @@
         <w:t xml:space="preserve">.</w:t>
       </w:r>
     </w:p>
-    <w:bookmarkEnd w:id="71"/>
-    <w:bookmarkStart w:id="72" w:name="ref-stinepack"/>
+    <w:bookmarkEnd w:id="72"/>
+    <w:bookmarkStart w:id="73" w:name="ref-stinepack"/>
     <w:p>
       <w:pPr>
         <w:pStyle w:val="Bibliography"/>
@@ -4239,8 +4497,8 @@
         <w:t xml:space="preserve">.</w:t>
       </w:r>
     </w:p>
-    <w:bookmarkEnd w:id="72"/>
-    <w:bookmarkStart w:id="73" w:name="ref-liu2018review"/>
+    <w:bookmarkEnd w:id="73"/>
+    <w:bookmarkStart w:id="74" w:name="ref-liu2018review"/>
     <w:p>
       <w:pPr>
         <w:pStyle w:val="Bibliography"/>
@@ -4275,13 +4533,85 @@
         <w:t xml:space="preserve">(4), 1024–1044.</w:t>
       </w:r>
     </w:p>
-    <w:bookmarkEnd w:id="73"/>
-    <w:bookmarkStart w:id="74" w:name="ref-mazuka2008japanese"/>
+    <w:bookmarkEnd w:id="74"/>
+    <w:bookmarkStart w:id="75" w:name="ref-markman1988children"/>
     <w:p>
       <w:pPr>
         <w:pStyle w:val="Bibliography"/>
       </w:pPr>
       <w:r>
+        <w:t xml:space="preserve">Markman, E. M., &amp; Wachtel, G. F. (1988). Children’s use of mutual exclusivity to constrain the meanings of words.</w:t>
+      </w:r>
+      <w:r>
+        <w:t xml:space="preserve"> </w:t>
+      </w:r>
+      <w:r>
+        <w:rPr>
+          <w:i/>
+          <w:iCs/>
+        </w:rPr>
+        <w:t xml:space="preserve">Cognitive Psychology</w:t>
+      </w:r>
+      <w:r>
+        <w:t xml:space="preserve">,</w:t>
+      </w:r>
+      <w:r>
+        <w:t xml:space="preserve"> </w:t>
+      </w:r>
+      <w:r>
+        <w:rPr>
+          <w:i/>
+          <w:iCs/>
+        </w:rPr>
+        <w:t xml:space="preserve">20</w:t>
+      </w:r>
+      <w:r>
+        <w:t xml:space="preserve">(2), 121–157.</w:t>
+      </w:r>
+    </w:p>
+    <w:bookmarkEnd w:id="75"/>
+    <w:bookmarkStart w:id="76" w:name="ref-markman2003use"/>
+    <w:p>
+      <w:pPr>
+        <w:pStyle w:val="Bibliography"/>
+      </w:pPr>
+      <w:r>
+        <w:t xml:space="preserve">Markman, E. M., Wasow, J. L., &amp; Hansen, M. B. (2003). Use of the mutual exclusivity assumption by young word learners.</w:t>
+      </w:r>
+      <w:r>
+        <w:t xml:space="preserve"> </w:t>
+      </w:r>
+      <w:r>
+        <w:rPr>
+          <w:i/>
+          <w:iCs/>
+        </w:rPr>
+        <w:t xml:space="preserve">Cognitive Psychology</w:t>
+      </w:r>
+      <w:r>
+        <w:t xml:space="preserve">,</w:t>
+      </w:r>
+      <w:r>
+        <w:t xml:space="preserve"> </w:t>
+      </w:r>
+      <w:r>
+        <w:rPr>
+          <w:i/>
+          <w:iCs/>
+        </w:rPr>
+        <w:t xml:space="preserve">47</w:t>
+      </w:r>
+      <w:r>
+        <w:t xml:space="preserve">(3), 241–275.</w:t>
+      </w:r>
+    </w:p>
+    <w:bookmarkEnd w:id="76"/>
+    <w:bookmarkStart w:id="77" w:name="ref-mazuka2008japanese"/>
+    <w:p>
+      <w:pPr>
+        <w:pStyle w:val="Bibliography"/>
+      </w:pPr>
+      <w:r>
         <w:t xml:space="preserve">Mazuka, R., Kondo, T., &amp; Hayashi, A. (2008). Japanese mothers’ use of specialized vocabulary in infant-directed speech: Infant-directed vocabulary in japanese. In</w:t>
       </w:r>
       <w:r>
@@ -4301,13 +4631,36 @@
         <w:t xml:space="preserve">(pp. 39–58). Springer.</w:t>
       </w:r>
     </w:p>
-    <w:bookmarkEnd w:id="74"/>
-    <w:bookmarkStart w:id="75" w:name="ref-merritt1994artifact"/>
+    <w:bookmarkEnd w:id="77"/>
+    <w:bookmarkStart w:id="78" w:name="ref-merriman1989mutual"/>
     <w:p>
       <w:pPr>
         <w:pStyle w:val="Bibliography"/>
       </w:pPr>
       <w:r>
+        <w:t xml:space="preserve">Merriman, W. E., Bowman, L. L., &amp; MacWhinney, B. (1989). The mutual exclusivity bias in children’s word learning.</w:t>
+      </w:r>
+      <w:r>
+        <w:t xml:space="preserve"> </w:t>
+      </w:r>
+      <w:r>
+        <w:rPr>
+          <w:i/>
+          <w:iCs/>
+        </w:rPr>
+        <w:t xml:space="preserve">Monographs of the Society for Research in Child Development</w:t>
+      </w:r>
+      <w:r>
+        <w:t xml:space="preserve">, i–129.</w:t>
+      </w:r>
+    </w:p>
+    <w:bookmarkEnd w:id="78"/>
+    <w:bookmarkStart w:id="79" w:name="ref-merritt1994artifact"/>
+    <w:p>
+      <w:pPr>
+        <w:pStyle w:val="Bibliography"/>
+      </w:pPr>
+      <w:r>
         <w:t xml:space="preserve">Merritt, S. L., Keegan, A. P., &amp; Mercer, P. W. (1994). Artifact management in pupillometry.</w:t>
       </w:r>
       <w:r>
@@ -4337,13 +4690,49 @@
         <w:t xml:space="preserve">(1), 56–59.</w:t>
       </w:r>
     </w:p>
-    <w:bookmarkEnd w:id="75"/>
-    <w:bookmarkStart w:id="76" w:name="ref-moore2024wordform"/>
+    <w:bookmarkEnd w:id="79"/>
+    <w:bookmarkStart w:id="80" w:name="ref-mervis1994two"/>
     <w:p>
       <w:pPr>
         <w:pStyle w:val="Bibliography"/>
       </w:pPr>
       <w:r>
+        <w:t xml:space="preserve">Mervis, C. B., Golinkoff, R. M., &amp; Bertrand, J. (1994). Two-year-olds readily learn multiple labels for the same basic-level category.</w:t>
+      </w:r>
+      <w:r>
+        <w:t xml:space="preserve"> </w:t>
+      </w:r>
+      <w:r>
+        <w:rPr>
+          <w:i/>
+          <w:iCs/>
+        </w:rPr>
+        <w:t xml:space="preserve">Child Development</w:t>
+      </w:r>
+      <w:r>
+        <w:t xml:space="preserve">,</w:t>
+      </w:r>
+      <w:r>
+        <w:t xml:space="preserve"> </w:t>
+      </w:r>
+      <w:r>
+        <w:rPr>
+          <w:i/>
+          <w:iCs/>
+        </w:rPr>
+        <w:t xml:space="preserve">65</w:t>
+      </w:r>
+      <w:r>
+        <w:t xml:space="preserve">(4), 1163–1177.</w:t>
+      </w:r>
+    </w:p>
+    <w:bookmarkEnd w:id="80"/>
+    <w:bookmarkStart w:id="81" w:name="ref-moore2024wordform"/>
+    <w:p>
+      <w:pPr>
+        <w:pStyle w:val="Bibliography"/>
+      </w:pPr>
+      <w:r>
         <w:t xml:space="preserve">Moore, C., &amp; Bergelson, E. (2024). Wordform variability in infants’ language environment and its effects on early word learning.</w:t>
       </w:r>
       <w:r>
@@ -4373,8 +4762,8 @@
         <w:t xml:space="preserve">, 105694.</w:t>
       </w:r>
     </w:p>
-    <w:bookmarkEnd w:id="76"/>
-    <w:bookmarkStart w:id="77" w:name="ref-nencheva2021moment"/>
+    <w:bookmarkEnd w:id="81"/>
+    <w:bookmarkStart w:id="82" w:name="ref-nencheva2021moment"/>
     <w:p>
       <w:pPr>
         <w:pStyle w:val="Bibliography"/>
@@ -4409,8 +4798,8 @@
         <w:t xml:space="preserve">(1), e12997.</w:t>
       </w:r>
     </w:p>
-    <w:bookmarkEnd w:id="77"/>
-    <w:bookmarkStart w:id="78" w:name="ref-ota2018choo"/>
+    <w:bookmarkEnd w:id="82"/>
+    <w:bookmarkStart w:id="83" w:name="ref-ota2018choo"/>
     <w:p>
       <w:pPr>
         <w:pStyle w:val="Bibliography"/>
@@ -4445,8 +4834,8 @@
         <w:t xml:space="preserve">(6), 1974–1999.</w:t>
       </w:r>
     </w:p>
-    <w:bookmarkEnd w:id="78"/>
-    <w:bookmarkStart w:id="79" w:name="ref-ota2016reduplicated"/>
+    <w:bookmarkEnd w:id="83"/>
+    <w:bookmarkStart w:id="84" w:name="ref-ota2016reduplicated"/>
     <w:p>
       <w:pPr>
         <w:pStyle w:val="Bibliography"/>
@@ -4481,8 +4870,8 @@
         <w:t xml:space="preserve">(4), 380–397.</w:t>
       </w:r>
     </w:p>
-    <w:bookmarkEnd w:id="79"/>
-    <w:bookmarkStart w:id="80" w:name="ref-ota2018reduplication"/>
+    <w:bookmarkEnd w:id="84"/>
+    <w:bookmarkStart w:id="85" w:name="ref-ota2018reduplication"/>
     <w:p>
       <w:pPr>
         <w:pStyle w:val="Bibliography"/>
@@ -4517,13 +4906,49 @@
         <w:t xml:space="preserve">(1), 204–218.</w:t>
       </w:r>
     </w:p>
-    <w:bookmarkEnd w:id="80"/>
-    <w:bookmarkStart w:id="81" w:name="ref-pye1986quiche"/>
+    <w:bookmarkEnd w:id="85"/>
+    <w:bookmarkStart w:id="86" w:name="ref-potter2024frequent"/>
     <w:p>
       <w:pPr>
         <w:pStyle w:val="Bibliography"/>
       </w:pPr>
       <w:r>
+        <w:t xml:space="preserve">Potter, C. E., &amp; Lew-Williams, C. (2024). Frequent vs. Infrequent words shape toddlers’ real-time sentence comprehension.</w:t>
+      </w:r>
+      <w:r>
+        <w:t xml:space="preserve"> </w:t>
+      </w:r>
+      <w:r>
+        <w:rPr>
+          <w:i/>
+          <w:iCs/>
+        </w:rPr>
+        <w:t xml:space="preserve">Journal of Child Language</w:t>
+      </w:r>
+      <w:r>
+        <w:t xml:space="preserve">,</w:t>
+      </w:r>
+      <w:r>
+        <w:t xml:space="preserve"> </w:t>
+      </w:r>
+      <w:r>
+        <w:rPr>
+          <w:i/>
+          <w:iCs/>
+        </w:rPr>
+        <w:t xml:space="preserve">51</w:t>
+      </w:r>
+      <w:r>
+        <w:t xml:space="preserve">(6), 1478–1488.</w:t>
+      </w:r>
+    </w:p>
+    <w:bookmarkEnd w:id="86"/>
+    <w:bookmarkStart w:id="87" w:name="ref-pye1986quiche"/>
+    <w:p>
+      <w:pPr>
+        <w:pStyle w:val="Bibliography"/>
+      </w:pPr>
+      <w:r>
         <w:t xml:space="preserve">Pye, C. (1986). Quich</w:t>
       </w:r>
       <w:r>
@@ -4562,8 +4987,8 @@
         <w:t xml:space="preserve">(1), 85–100.</w:t>
       </w:r>
     </w:p>
-    <w:bookmarkEnd w:id="81"/>
-    <w:bookmarkStart w:id="82" w:name="ref-quam2023protracted"/>
+    <w:bookmarkEnd w:id="87"/>
+    <w:bookmarkStart w:id="88" w:name="ref-quam2023protracted"/>
     <w:p>
       <w:pPr>
         <w:pStyle w:val="Bibliography"/>
@@ -4598,8 +5023,8 @@
         <w:t xml:space="preserve">(3-4), 256–276.</w:t>
       </w:r>
     </w:p>
-    <w:bookmarkEnd w:id="82"/>
-    <w:bookmarkStart w:id="83" w:name="ref-sarvasy2025child"/>
+    <w:bookmarkEnd w:id="88"/>
+    <w:bookmarkStart w:id="89" w:name="ref-sarvasy2025child"/>
     <w:p>
       <w:pPr>
         <w:pStyle w:val="Bibliography"/>
@@ -4634,8 +5059,8 @@
         <w:t xml:space="preserve">(3), 191–244.</w:t>
       </w:r>
     </w:p>
-    <w:bookmarkEnd w:id="83"/>
-    <w:bookmarkStart w:id="85" w:name="ref-procreate"/>
+    <w:bookmarkEnd w:id="89"/>
+    <w:bookmarkStart w:id="91" w:name="ref-procreate"/>
     <w:p>
       <w:pPr>
         <w:pStyle w:val="Bibliography"/>
@@ -4671,7 +5096,7 @@
       <w:r>
         <w:t xml:space="preserve"> </w:t>
       </w:r>
-      <w:hyperlink r:id="rId84">
+      <w:hyperlink r:id="rId90">
         <w:r>
           <w:rPr>
             <w:rStyle w:val="Hyperlink"/>
@@ -4680,8 +5105,8 @@
         </w:r>
       </w:hyperlink>
     </w:p>
-    <w:bookmarkEnd w:id="85"/>
-    <w:bookmarkStart w:id="86" w:name="ref-smith2008infant"/>
+    <w:bookmarkEnd w:id="91"/>
+    <w:bookmarkStart w:id="92" w:name="ref-smith2008infant"/>
     <w:p>
       <w:pPr>
         <w:pStyle w:val="Bibliography"/>
@@ -4716,8 +5141,8 @@
         <w:t xml:space="preserve">(4), 410–420.</w:t>
       </w:r>
     </w:p>
-    <w:bookmarkEnd w:id="86"/>
-    <w:bookmarkStart w:id="87" w:name="ref-soderstrom2007beyond"/>
+    <w:bookmarkEnd w:id="92"/>
+    <w:bookmarkStart w:id="93" w:name="ref-soderstrom2007beyond"/>
     <w:p>
       <w:pPr>
         <w:pStyle w:val="Bibliography"/>
@@ -4752,8 +5177,8 @@
         <w:t xml:space="preserve">(4), 501–532.</w:t>
       </w:r>
     </w:p>
-    <w:bookmarkEnd w:id="87"/>
-    <w:bookmarkStart w:id="89" w:name="ref-rstan"/>
+    <w:bookmarkEnd w:id="93"/>
+    <w:bookmarkStart w:id="95" w:name="ref-rstan"/>
     <w:p>
       <w:pPr>
         <w:pStyle w:val="Bibliography"/>
@@ -4826,7 +5251,7 @@
       <w:r>
         <w:t xml:space="preserve"> </w:t>
       </w:r>
-      <w:hyperlink r:id="rId88">
+      <w:hyperlink r:id="rId94">
         <w:r>
           <w:rPr>
             <w:rStyle w:val="Hyperlink"/>
@@ -4835,8 +5260,8 @@
         </w:r>
       </w:hyperlink>
     </w:p>
-    <w:bookmarkEnd w:id="89"/>
-    <w:bookmarkStart w:id="90" w:name="ref-swingley2000spoken"/>
+    <w:bookmarkEnd w:id="95"/>
+    <w:bookmarkStart w:id="96" w:name="ref-swingley2000spoken"/>
     <w:p>
       <w:pPr>
         <w:pStyle w:val="Bibliography"/>
@@ -4871,8 +5296,8 @@
         <w:t xml:space="preserve">(2), 147–166.</w:t>
       </w:r>
     </w:p>
-    <w:bookmarkEnd w:id="90"/>
-    <w:bookmarkStart w:id="91" w:name="ref-tormene2009matching"/>
+    <w:bookmarkEnd w:id="96"/>
+    <w:bookmarkStart w:id="97" w:name="ref-tormene2009matching"/>
     <w:p>
       <w:pPr>
         <w:pStyle w:val="Bibliography"/>
@@ -4907,8 +5332,8 @@
         <w:t xml:space="preserve">(1), 11–34.</w:t>
       </w:r>
     </w:p>
-    <w:bookmarkEnd w:id="91"/>
-    <w:bookmarkStart w:id="92" w:name="ref-wojcik2022map"/>
+    <w:bookmarkEnd w:id="97"/>
+    <w:bookmarkStart w:id="98" w:name="ref-wojcik2022map"/>
     <w:p>
       <w:pPr>
         <w:pStyle w:val="Bibliography"/>
@@ -4943,8 +5368,8 @@
         <w:t xml:space="preserve">(4), e1596.</w:t>
       </w:r>
     </w:p>
-    <w:bookmarkEnd w:id="92"/>
-    <w:bookmarkStart w:id="94" w:name="ref-loo"/>
+    <w:bookmarkEnd w:id="98"/>
+    <w:bookmarkStart w:id="100" w:name="ref-loo"/>
     <w:p>
       <w:pPr>
         <w:pStyle w:val="Bibliography"/>
@@ -4968,7 +5393,7 @@
       <w:r>
         <w:t xml:space="preserve"> </w:t>
       </w:r>
-      <w:hyperlink r:id="rId93">
+      <w:hyperlink r:id="rId99">
         <w:r>
           <w:rPr>
             <w:rStyle w:val="Hyperlink"/>
@@ -4977,9 +5402,9 @@
         </w:r>
       </w:hyperlink>
     </w:p>
-    <w:bookmarkEnd w:id="94"/>
-    <w:bookmarkEnd w:id="95"/>
-    <w:bookmarkEnd w:id="96"/>
+    <w:bookmarkEnd w:id="100"/>
+    <w:bookmarkEnd w:id="101"/>
+    <w:bookmarkEnd w:id="102"/>
     <w:sectPr>
       <w:headerReference r:id="rId9" w:type="even"/>
       <w:headerReference r:id="rId11" w:type="default"/>
@@ -5606,6 +6031,82 @@
       </w:pPr>
     </w:lvl>
   </w:abstractNum>
+  <w:abstractNum w:abstractNumId="991">
+    <w:nsid w:val="0000A991"/>
+    <w:multiLevelType w:val="multilevel"/>
+    <w:lvl w:ilvl="0">
+      <w:numFmt w:val="bullet"/>
+      <w:lvlText w:val="•"/>
+      <w:lvlJc w:val="left"/>
+      <w:pPr>
+        <w:ind w:left="720" w:hanging="480"/>
+      </w:pPr>
+    </w:lvl>
+    <w:lvl w:ilvl="1">
+      <w:numFmt w:val="bullet"/>
+      <w:lvlText w:val="–"/>
+      <w:lvlJc w:val="left"/>
+      <w:pPr>
+        <w:ind w:left="1440" w:hanging="480"/>
+      </w:pPr>
+    </w:lvl>
+    <w:lvl w:ilvl="2">
+      <w:numFmt w:val="bullet"/>
+      <w:lvlText w:val="•"/>
+      <w:lvlJc w:val="left"/>
+      <w:pPr>
+        <w:ind w:left="2160" w:hanging="480"/>
+      </w:pPr>
+    </w:lvl>
+    <w:lvl w:ilvl="3">
+      <w:numFmt w:val="bullet"/>
+      <w:lvlText w:val="–"/>
+      <w:lvlJc w:val="left"/>
+      <w:pPr>
+        <w:ind w:left="2880" w:hanging="480"/>
+      </w:pPr>
+    </w:lvl>
+    <w:lvl w:ilvl="4">
+      <w:numFmt w:val="bullet"/>
+      <w:lvlText w:val="•"/>
+      <w:lvlJc w:val="left"/>
+      <w:pPr>
+        <w:ind w:left="3600" w:hanging="480"/>
+      </w:pPr>
+    </w:lvl>
+    <w:lvl w:ilvl="5">
+      <w:numFmt w:val="bullet"/>
+      <w:lvlText w:val="–"/>
+      <w:lvlJc w:val="left"/>
+      <w:pPr>
+        <w:ind w:left="4320" w:hanging="480"/>
+      </w:pPr>
+    </w:lvl>
+    <w:lvl w:ilvl="6">
+      <w:numFmt w:val="bullet"/>
+      <w:lvlText w:val="•"/>
+      <w:lvlJc w:val="left"/>
+      <w:pPr>
+        <w:ind w:left="5040" w:hanging="480"/>
+      </w:pPr>
+    </w:lvl>
+    <w:lvl w:ilvl="7">
+      <w:numFmt w:val="bullet"/>
+      <w:lvlText w:val="–"/>
+      <w:lvlJc w:val="left"/>
+      <w:pPr>
+        <w:ind w:left="5760" w:hanging="480"/>
+      </w:pPr>
+    </w:lvl>
+    <w:lvl w:ilvl="8">
+      <w:numFmt w:val="bullet"/>
+      <w:lvlText w:val="•"/>
+      <w:lvlJc w:val="left"/>
+      <w:pPr>
+        <w:ind w:left="6480" w:hanging="480"/>
+      </w:pPr>
+    </w:lvl>
+  </w:abstractNum>
   <w:num w16cid:durableId="423961382" w:numId="1">
     <w:abstractNumId w:val="10"/>
   </w:num>
@@ -5671,6 +6172,9 @@
   </w:num>
   <w:num w:numId="1000">
     <w:abstractNumId w:val="990"/>
+  </w:num>
+  <w:num w:numId="1001">
+    <w:abstractNumId w:val="991"/>
   </w:num>
 </w:numbering>
 </file>

--- a/LexVar.docx
+++ b/LexVar.docx
@@ -375,7 +375,7 @@
         <w:pStyle w:val="FirstParagraph"/>
       </w:pPr>
       <w:r>
-        <w:t xml:space="preserve">Across many languages, speech addressed to infants and young children frequently includes</w:t>
+        <w:t xml:space="preserve">Across many languages, child-directed speech (CDS) frequently includes</w:t>
       </w:r>
       <w:r>
         <w:t xml:space="preserve"> </w:t>
@@ -393,7 +393,7 @@
         <w:t xml:space="preserve"> </w:t>
       </w:r>
       <w:r>
-        <w:t xml:space="preserve">words that are unique or highly specific to this child-directed register</w:t>
+        <w:t xml:space="preserve">words that are unique, or at least highly specific, to this register</w:t>
       </w:r>
       <w:r>
         <w:t xml:space="preserve"> </w:t>
@@ -511,13 +511,45 @@
         <w:t xml:space="preserve">)</w:t>
       </w:r>
       <w:r>
-        <w:t xml:space="preserve">. Child-directed words are often variants of existing word forms in adult language but with some phonological and/or morphological change(s)</w:t>
-      </w:r>
-      <w:r>
-        <w:t xml:space="preserve"> </w:t>
-      </w:r>
-      <w:r>
-        <w:t xml:space="preserve">(</w:t>
+        <w:t xml:space="preserve">. Child-directed words are often variants of existing adult forms, involving phonological and/or morphological changes</w:t>
+      </w:r>
+      <w:r>
+        <w:t xml:space="preserve"> </w:t>
+      </w:r>
+      <w:r>
+        <w:t xml:space="preserve">(e.g.,</w:t>
+      </w:r>
+      <w:r>
+        <w:t xml:space="preserve"> </w:t>
+      </w:r>
+      <w:r>
+        <w:rPr>
+          <w:i/>
+          <w:iCs/>
+        </w:rPr>
+        <w:t xml:space="preserve">doggy</w:t>
+      </w:r>
+      <w:r>
+        <w:t xml:space="preserve"> </w:t>
+      </w:r>
+      <w:r>
+        <w:t xml:space="preserve">for</w:t>
+      </w:r>
+      <w:r>
+        <w:t xml:space="preserve"> </w:t>
+      </w:r>
+      <w:r>
+        <w:rPr>
+          <w:i/>
+          <w:iCs/>
+        </w:rPr>
+        <w:t xml:space="preserve">dog</w:t>
+      </w:r>
+      <w:r>
+        <w:t xml:space="preserve">,</w:t>
+      </w:r>
+      <w:r>
+        <w:t xml:space="preserve"> </w:t>
       </w:r>
       <w:hyperlink w:anchor="ref-moore2024wordform">
         <w:r>
@@ -534,7 +566,7 @@
         <w:t xml:space="preserve"> </w:t>
       </w:r>
       <w:r>
-        <w:t xml:space="preserve">or reference to iconic relationships [CITE], but can also share little to no overlap</w:t>
+        <w:t xml:space="preserve">or replacement by onomatopoeic forms</w:t>
       </w:r>
       <w:r>
         <w:t xml:space="preserve"> </w:t>
@@ -550,13 +582,79 @@
           <w:i/>
           <w:iCs/>
         </w:rPr>
+        <w:t xml:space="preserve">woof-woof</w:t>
+      </w:r>
+      <w:r>
+        <w:t xml:space="preserve"> </w:t>
+      </w:r>
+      <w:r>
+        <w:t xml:space="preserve">as an alternate label for</w:t>
+      </w:r>
+      <w:r>
+        <w:t xml:space="preserve"> </w:t>
+      </w:r>
+      <w:r>
+        <w:rPr>
+          <w:i/>
+          <w:iCs/>
+        </w:rPr>
+        <w:t xml:space="preserve">dog</w:t>
+      </w:r>
+      <w:r>
+        <w:t xml:space="preserve">:</w:t>
+      </w:r>
+      <w:r>
+        <w:t xml:space="preserve"> </w:t>
+      </w:r>
+      <w:hyperlink w:anchor="ref-laing2017perceptual">
+        <w:r>
+          <w:rPr>
+            <w:rStyle w:val="Hyperlink"/>
+          </w:rPr>
+          <w:t xml:space="preserve">Laing, 2017</w:t>
+        </w:r>
+      </w:hyperlink>
+      <w:r>
+        <w:t xml:space="preserve">;</w:t>
+      </w:r>
+      <w:r>
+        <w:t xml:space="preserve"> </w:t>
+      </w:r>
+      <w:hyperlink w:anchor="ref-ota2018choo">
+        <w:r>
+          <w:rPr>
+            <w:rStyle w:val="Hyperlink"/>
+          </w:rPr>
+          <w:t xml:space="preserve">Ota et al., 2018</w:t>
+        </w:r>
+      </w:hyperlink>
+      <w:r>
+        <w:t xml:space="preserve">)</w:t>
+      </w:r>
+      <w:r>
+        <w:t xml:space="preserve">, though some share little to no overlap in form or meaning</w:t>
+      </w:r>
+      <w:r>
+        <w:t xml:space="preserve"> </w:t>
+      </w:r>
+      <w:r>
+        <w:t xml:space="preserve">(e.g.,</w:t>
+      </w:r>
+      <w:r>
+        <w:t xml:space="preserve"> </w:t>
+      </w:r>
+      <w:r>
+        <w:rPr>
+          <w:i/>
+          <w:iCs/>
+        </w:rPr>
         <w:t xml:space="preserve">bunny</w:t>
       </w:r>
       <w:r>
         <w:t xml:space="preserve"> </w:t>
       </w:r>
       <w:r>
-        <w:t xml:space="preserve">and</w:t>
+        <w:t xml:space="preserve">for</w:t>
       </w:r>
       <w:r>
         <w:t xml:space="preserve"> </w:t>
@@ -569,7 +667,7 @@
         <w:t xml:space="preserve">rabbit</w:t>
       </w:r>
       <w:r>
-        <w:t xml:space="preserve">,</w:t>
+        <w:t xml:space="preserve">:</w:t>
       </w:r>
       <w:r>
         <w:t xml:space="preserve"> </w:t>
@@ -586,7 +684,7 @@
         <w:t xml:space="preserve">)</w:t>
       </w:r>
       <w:r>
-        <w:t xml:space="preserve">. While child-directed variants are eventually replaced by adult word forms in children’s and caregivers’ speech</w:t>
+        <w:t xml:space="preserve">. While such child-directed variants are typically replaced by adult forms later in development</w:t>
       </w:r>
       <w:r>
         <w:t xml:space="preserve"> </w:t>
@@ -606,7 +704,7 @@
         <w:t xml:space="preserve">)</w:t>
       </w:r>
       <w:r>
-        <w:t xml:space="preserve">, multiple lexical variants have been shown to be used seemingly interchangeably in children’s early language environments</w:t>
+        <w:t xml:space="preserve">, evidence from prior studies indicates that, in the first years of life, multiple labels for the same referent are used seemingly interchangeably in children’s input</w:t>
       </w:r>
       <w:r>
         <w:t xml:space="preserve"> </w:t>
@@ -640,7 +738,7 @@
         <w:t xml:space="preserve">)</w:t>
       </w:r>
       <w:r>
-        <w:t xml:space="preserve">. How does exposure to this kind of label variation impact children’s word learning?</w:t>
+        <w:t xml:space="preserve">. In the present study, we investigate how such label variation impacts children’s word learning.</w:t>
       </w:r>
     </w:p>
     <w:p>
@@ -654,7 +752,10 @@
         <w:t xml:space="preserve"> </w:t>
       </w:r>
       <w:r>
-        <w:t xml:space="preserve">(</w:t>
+        <w:t xml:space="preserve">(e.g.,</w:t>
+      </w:r>
+      <w:r>
+        <w:t xml:space="preserve"> </w:t>
       </w:r>
       <w:hyperlink w:anchor="ref-smith2008infant">
         <w:r>
@@ -665,6 +766,20 @@
         </w:r>
       </w:hyperlink>
       <w:r>
+        <w:t xml:space="preserve">;</w:t>
+      </w:r>
+      <w:r>
+        <w:t xml:space="preserve"> </w:t>
+      </w:r>
+      <w:hyperlink w:anchor="ref-stevens2017pursuit">
+        <w:r>
+          <w:rPr>
+            <w:rStyle w:val="Hyperlink"/>
+          </w:rPr>
+          <w:t xml:space="preserve">Stevens et al., 2017</w:t>
+        </w:r>
+      </w:hyperlink>
+      <w:r>
         <w:t xml:space="preserve">; but see also</w:t>
       </w:r>
       <w:r>
@@ -682,19 +797,25 @@
         <w:t xml:space="preserve">)</w:t>
       </w:r>
       <w:r>
-        <w:t xml:space="preserve">. Under this view, label variation could be considered noise in the learning signal. Indeed, children often avoid adopting a second label for a referent they already have a name for—the</w:t>
-      </w:r>
-      <w:r>
-        <w:t xml:space="preserve"> </w:t>
-      </w:r>
-      <w:r>
-        <w:t xml:space="preserve">‘</w:t>
-      </w:r>
-      <w:r>
-        <w:t xml:space="preserve">mutual exclusivity bias</w:t>
-      </w:r>
-      <w:r>
-        <w:t xml:space="preserve">’</w:t>
+        <w:t xml:space="preserve">. Under this view, label variation could be considered</w:t>
+      </w:r>
+      <w:r>
+        <w:t xml:space="preserve"> </w:t>
+      </w:r>
+      <w:r>
+        <w:t xml:space="preserve">“</w:t>
+      </w:r>
+      <w:r>
+        <w:t xml:space="preserve">noise</w:t>
+      </w:r>
+      <w:r>
+        <w:t xml:space="preserve">”</w:t>
+      </w:r>
+      <w:r>
+        <w:t xml:space="preserve"> </w:t>
+      </w:r>
+      <w:r>
+        <w:t xml:space="preserve">in the learning signal. Indeed, children often avoid adopting a second label for a referent they already have a name for</w:t>
       </w:r>
       <w:r>
         <w:t xml:space="preserve"> </w:t>
@@ -711,7 +832,7 @@
         </w:r>
       </w:hyperlink>
       <w:r>
-        <w:t xml:space="preserve">;</w:t>
+        <w:t xml:space="preserve">; i.e., the mutual exclusivity bias,</w:t>
       </w:r>
       <w:r>
         <w:t xml:space="preserve"> </w:t>
@@ -756,28 +877,16 @@
         <w:t xml:space="preserve">)</w:t>
       </w:r>
       <w:r>
-        <w:t xml:space="preserve">. Using multiple variants to label the exact same referent also violates the</w:t>
-      </w:r>
-      <w:r>
-        <w:t xml:space="preserve"> </w:t>
-      </w:r>
-      <w:r>
-        <w:t xml:space="preserve">‘</w:t>
-      </w:r>
-      <w:r>
-        <w:t xml:space="preserve">principle of contrast</w:t>
-      </w:r>
-      <w:r>
-        <w:t xml:space="preserve">’</w:t>
-      </w:r>
-      <w:r>
-        <w:t xml:space="preserve">—a pragmatic assumption that unique word forms must not share the exact same meaning</w:t>
-      </w:r>
-      <w:r>
-        <w:t xml:space="preserve"> </w:t>
-      </w:r>
-      <w:r>
-        <w:t xml:space="preserve">(</w:t>
+        <w:t xml:space="preserve">. Using multiple variants to label the exact same referent also violates the pragmatic assumption that unique word forms must not share the exact same meaning</w:t>
+      </w:r>
+      <w:r>
+        <w:t xml:space="preserve"> </w:t>
+      </w:r>
+      <w:r>
+        <w:t xml:space="preserve">(i.e., the principle of contrast:</w:t>
+      </w:r>
+      <w:r>
+        <w:t xml:space="preserve"> </w:t>
       </w:r>
       <w:hyperlink w:anchor="ref-clark1988logic">
         <w:r>
@@ -799,7 +908,7 @@
         <w:pStyle w:val="BodyText"/>
       </w:pPr>
       <w:r>
-        <w:t xml:space="preserve">However, young children successfully recognize</w:t>
+        <w:t xml:space="preserve">However, (American) English-hearing children both recognize</w:t>
       </w:r>
       <w:r>
         <w:t xml:space="preserve"> </w:t>
@@ -822,7 +931,7 @@
         <w:t xml:space="preserve"> </w:t>
       </w:r>
       <w:r>
-        <w:t xml:space="preserve">and produce</w:t>
+        <w:t xml:space="preserve">and use</w:t>
       </w:r>
       <w:r>
         <w:t xml:space="preserve"> </w:t>
@@ -839,13 +948,27 @@
         </w:r>
       </w:hyperlink>
       <w:r>
+        <w:t xml:space="preserve">;</w:t>
+      </w:r>
+      <w:r>
+        <w:t xml:space="preserve"> </w:t>
+      </w:r>
+      <w:hyperlink w:anchor="ref-deak2001any">
+        <w:r>
+          <w:rPr>
+            <w:rStyle w:val="Hyperlink"/>
+          </w:rPr>
+          <w:t xml:space="preserve">Deak et al., 2001</w:t>
+        </w:r>
+      </w:hyperlink>
+      <w:r>
         <w:t xml:space="preserve">)</w:t>
       </w:r>
       <w:r>
         <w:t xml:space="preserve"> </w:t>
       </w:r>
       <w:r>
-        <w:t xml:space="preserve">multiple labels for the same referent. Earlier-learned words tend to be associated with more variation</w:t>
+        <w:t xml:space="preserve">multiple labels for the same referent. Children’s earliest learned words are associated with the most amount of label variation in their input</w:t>
       </w:r>
       <w:r>
         <w:t xml:space="preserve"> </w:t>
@@ -879,7 +1002,81 @@
         <w:t xml:space="preserve">)</w:t>
       </w:r>
       <w:r>
-        <w:t xml:space="preserve">, suggesting that learners successfully contend with a relatively complicated linguistic landscape from early in development. Additionally, some features of child-directed variants have been linked with early learnability. Reduplicated word forms, which include repetition of full or partial syllables (e.g.,</w:t>
+        <w:t xml:space="preserve">. Moreover, the presence of certain types of label variation in the input has been shown to correlate both with children’s concurrent vocabulary size</w:t>
+      </w:r>
+      <w:r>
+        <w:t xml:space="preserve"> </w:t>
+      </w:r>
+      <w:r>
+        <w:t xml:space="preserve">(</w:t>
+      </w:r>
+      <w:hyperlink w:anchor="ref-callanan2004multiple">
+        <w:r>
+          <w:rPr>
+            <w:rStyle w:val="Hyperlink"/>
+          </w:rPr>
+          <w:t xml:space="preserve">Callanan &amp; Sabbagh, 2004</w:t>
+        </w:r>
+      </w:hyperlink>
+      <w:r>
+        <w:t xml:space="preserve">)</w:t>
+      </w:r>
+      <w:r>
+        <w:t xml:space="preserve"> </w:t>
+      </w:r>
+      <w:r>
+        <w:t xml:space="preserve">and future vocabulary growth</w:t>
+      </w:r>
+      <w:r>
+        <w:t xml:space="preserve"> </w:t>
+      </w:r>
+      <w:r>
+        <w:t xml:space="preserve">(</w:t>
+      </w:r>
+      <w:hyperlink w:anchor="ref-ota2018choo">
+        <w:r>
+          <w:rPr>
+            <w:rStyle w:val="Hyperlink"/>
+          </w:rPr>
+          <w:t xml:space="preserve">Ota et al., 2018</w:t>
+        </w:r>
+      </w:hyperlink>
+      <w:r>
+        <w:t xml:space="preserve">)</w:t>
+      </w:r>
+      <w:r>
+        <w:t xml:space="preserve"> </w:t>
+      </w:r>
+      <w:r>
+        <w:t xml:space="preserve">as well as their earlier learning of individual words</w:t>
+      </w:r>
+      <w:r>
+        <w:t xml:space="preserve"> </w:t>
+      </w:r>
+      <w:r>
+        <w:t xml:space="preserve">(</w:t>
+      </w:r>
+      <w:hyperlink w:anchor="ref-moore2024wordform">
+        <w:r>
+          <w:rPr>
+            <w:rStyle w:val="Hyperlink"/>
+          </w:rPr>
+          <w:t xml:space="preserve">Moore &amp; Bergelson, 2024</w:t>
+        </w:r>
+      </w:hyperlink>
+      <w:r>
+        <w:t xml:space="preserve">)</w:t>
+      </w:r>
+      <w:r>
+        <w:t xml:space="preserve">. Thus, young learners appear to successfully contend with—and potentially benefit from—label variation in their input.</w:t>
+      </w:r>
+    </w:p>
+    <w:p>
+      <w:pPr>
+        <w:pStyle w:val="BodyText"/>
+      </w:pPr>
+      <w:r>
+        <w:t xml:space="preserve">One partial explanation for this counterintuitive pattern is that child-directed variants are more learnable than standard adult word forms. Reduplicated variants, which include repetition of full or partial syllables (e.g.,</w:t>
       </w:r>
       <w:r>
         <w:t xml:space="preserve"> </w:t>
@@ -905,13 +1102,13 @@
         <w:t xml:space="preserve">bow-wow</w:t>
       </w:r>
       <w:r>
-        <w:t xml:space="preserve">), are relatively common in child-directed speech</w:t>
-      </w:r>
-      <w:r>
-        <w:t xml:space="preserve"> </w:t>
-      </w:r>
-      <w:r>
-        <w:t xml:space="preserve">(CDS, though estimated rates vary substantially across languages, e.g.,</w:t>
+        <w:t xml:space="preserve">), are relatively common in CDS</w:t>
+      </w:r>
+      <w:r>
+        <w:t xml:space="preserve"> </w:t>
+      </w:r>
+      <w:r>
+        <w:t xml:space="preserve">(though estimated rates vary substantially across languages, e.g.,</w:t>
       </w:r>
       <w:r>
         <w:t xml:space="preserve"> </w:t>
@@ -979,13 +1176,83 @@
         <w:t xml:space="preserve"> </w:t>
       </w:r>
       <w:r>
-        <w:t xml:space="preserve">found that (Scottish) English-learning 17- to 19-month-olds learned reduplicated labels for novel objects better than non-reduplicated labels and cite three possible explanations of this pattern. Reduplicated labels may be more learnable because (1) repeated syllables are more salient in continuous speech and thus more segmentable</w:t>
+        <w:t xml:space="preserve">found that (Scottish) English-learning 17- to 19-month-olds learned reduplicated labels for novel objects better than non-reduplicated labels. Diminutivized variants, which include /i/ epenthesis in English (e.g.,</w:t>
+      </w:r>
+      <w:r>
+        <w:t xml:space="preserve"> </w:t>
+      </w:r>
+      <w:r>
+        <w:rPr>
+          <w:i/>
+          <w:iCs/>
+        </w:rPr>
+        <w:t xml:space="preserve">doggy</w:t>
+      </w:r>
+      <w:r>
+        <w:t xml:space="preserve">), are also common in CDS [though again with cross-linguistic variation in rates, CITES]. Moore and Bergelson</w:t>
       </w:r>
       <w:r>
         <w:t xml:space="preserve"> </w:t>
       </w:r>
       <w:r>
         <w:t xml:space="preserve">(</w:t>
+      </w:r>
+      <w:hyperlink w:anchor="ref-moore2024wordform">
+        <w:r>
+          <w:rPr>
+            <w:rStyle w:val="Hyperlink"/>
+          </w:rPr>
+          <w:t xml:space="preserve">2024</w:t>
+        </w:r>
+      </w:hyperlink>
+      <w:r>
+        <w:t xml:space="preserve">)</w:t>
+      </w:r>
+      <w:r>
+        <w:t xml:space="preserve"> </w:t>
+      </w:r>
+      <w:r>
+        <w:t xml:space="preserve">found that diminutives were the most common type of label variation observed in a corpus of 6- to 17-month-old (American) English-learning infants. Critically, hearing a higher proportion of both reduplicated words and diminutivized words has been linked to faster vocabulary growth from 9 to 21 months for (Scottish) English learners</w:t>
+      </w:r>
+      <w:r>
+        <w:t xml:space="preserve"> </w:t>
+      </w:r>
+      <w:r>
+        <w:t xml:space="preserve">(</w:t>
+      </w:r>
+      <w:hyperlink w:anchor="ref-ota2018choo">
+        <w:r>
+          <w:rPr>
+            <w:rStyle w:val="Hyperlink"/>
+          </w:rPr>
+          <w:t xml:space="preserve">Ota et al., 2018</w:t>
+        </w:r>
+      </w:hyperlink>
+      <w:r>
+        <w:t xml:space="preserve">)</w:t>
+      </w:r>
+      <w:r>
+        <w:t xml:space="preserve">. Additionally, both of these types of label variation have been shown to facilitate word segmentation</w:t>
+      </w:r>
+      <w:r>
+        <w:t xml:space="preserve"> </w:t>
+      </w:r>
+      <w:r>
+        <w:t xml:space="preserve">(</w:t>
+      </w:r>
+      <w:hyperlink w:anchor="ref-kempe2007diminutives">
+        <w:r>
+          <w:rPr>
+            <w:rStyle w:val="Hyperlink"/>
+          </w:rPr>
+          <w:t xml:space="preserve">Kempe et al., 2007</w:t>
+        </w:r>
+      </w:hyperlink>
+      <w:r>
+        <w:t xml:space="preserve">;</w:t>
+      </w:r>
+      <w:r>
+        <w:t xml:space="preserve"> </w:t>
       </w:r>
       <w:hyperlink w:anchor="ref-ota2018reduplication">
         <w:r>
@@ -999,30 +1266,54 @@
         <w:t xml:space="preserve">)</w:t>
       </w:r>
       <w:r>
-        <w:t xml:space="preserve">, (2) syllable redundancy may facilitate more efficient phonological encoding</w:t>
-      </w:r>
-      <w:r>
-        <w:t xml:space="preserve"> </w:t>
-      </w:r>
-      <w:r>
-        <w:t xml:space="preserve">(consistent with</w:t>
-      </w:r>
-      <w:r>
-        <w:t xml:space="preserve"> </w:t>
-      </w:r>
-      <w:hyperlink w:anchor="ref-damian2009exploring">
+        <w:t xml:space="preserve">, and in doing so, could support word learning [CITE].</w:t>
+      </w:r>
+    </w:p>
+    <w:p>
+      <w:pPr>
+        <w:pStyle w:val="BodyText"/>
+      </w:pPr>
+      <w:r>
+        <w:t xml:space="preserve">What these findings do not address is how the use of multiple variants in the</w:t>
+      </w:r>
+      <w:r>
+        <w:t xml:space="preserve"> </w:t>
+      </w:r>
+      <w:r>
+        <w:rPr>
+          <w:i/>
+          <w:iCs/>
+        </w:rPr>
+        <w:t xml:space="preserve">same</w:t>
+      </w:r>
+      <w:r>
+        <w:t xml:space="preserve"> </w:t>
+      </w:r>
+      <w:r>
+        <w:t xml:space="preserve">interaction could support children’s word learning. We consider attention as a plausible mechanism by which label variation could facilitate—rather than hinder—word learning, even over short timescales. Just as CDS as a register is generally preferred over adult-directed speech</w:t>
+      </w:r>
+      <w:r>
+        <w:t xml:space="preserve"> </w:t>
+      </w:r>
+      <w:r>
+        <w:t xml:space="preserve">(ADS,</w:t>
+      </w:r>
+      <w:r>
+        <w:t xml:space="preserve"> </w:t>
+      </w:r>
+      <w:hyperlink w:anchor="ref-manybabies2020quantifying">
         <w:r>
           <w:rPr>
             <w:rStyle w:val="Hyperlink"/>
           </w:rPr>
-          <w:t xml:space="preserve">Damian &amp; Dumay, 2009</w:t>
+          <w:t xml:space="preserve">Consortium, 2020</w:t>
         </w:r>
       </w:hyperlink>
       <w:r>
-        <w:t xml:space="preserve">’s work with English-speaking adults)</w:t>
-      </w:r>
-      <w:r>
-        <w:t xml:space="preserve">, and (3) adjacent repetition may lead to stronger lexical activation, supporting faster online word recognition.</w:t>
+        <w:t xml:space="preserve">)</w:t>
+      </w:r>
+      <w:r>
+        <w:t xml:space="preserve">, certain features of CDS variants may heighten engagement across repeated labeling instances [CITES].</w:t>
       </w:r>
     </w:p>
     <w:p>
@@ -1030,7 +1321,23 @@
         <w:pStyle w:val="BodyText"/>
       </w:pPr>
       <w:r>
-        <w:t xml:space="preserve">Despite these competing possibilities, no studies to date have directly tested how consistent versus variable labels impact toddlers’ ability to learn new words. The present study addresses this gap by manipulating the presence and type of label variation in a controlled, lab-based novel word learning task. In an eye-tracking study using a looking-while-listening (LWL) design</w:t>
+        <w:t xml:space="preserve">Despite competing possibilities for the effect of label variaion on children’s word learning, no studies to date have directly tested how</w:t>
+      </w:r>
+      <w:r>
+        <w:t xml:space="preserve"> </w:t>
+      </w:r>
+      <w:r>
+        <w:rPr>
+          <w:i/>
+          <w:iCs/>
+        </w:rPr>
+        <w:t xml:space="preserve">consistent versus variable labels</w:t>
+      </w:r>
+      <w:r>
+        <w:t xml:space="preserve"> </w:t>
+      </w:r>
+      <w:r>
+        <w:t xml:space="preserve">impact children’s ability to learn new words. The present study addresses this gap by manipulating the presence and type of label variation in a controlled, lab-based novel word learning task. In an eye-tracking study using a looking-while-listening (LWL) design</w:t>
       </w:r>
       <w:r>
         <w:t xml:space="preserve"> </w:t>
@@ -1112,7 +1419,30 @@
         <w:t xml:space="preserve"> </w:t>
       </w:r>
       <w:r>
-        <w:t xml:space="preserve">condition featured phonologically altered word forms unattested in English CDS. Looking time measures were used to assess children’s word-recognition accuracy, and pupil size synchrony measures were used to examine children’s moment-to-moment engagement during learning.</w:t>
+        <w:t xml:space="preserve">condition featured phonologically altered word forms unattested in English CDS. Looking time measures were used to assess children’s word-recognition accuracy, and pupil size synchrony measures</w:t>
+      </w:r>
+      <w:r>
+        <w:t xml:space="preserve"> </w:t>
+      </w:r>
+      <w:r>
+        <w:t xml:space="preserve">(</w:t>
+      </w:r>
+      <w:hyperlink w:anchor="ref-nencheva2021moment">
+        <w:r>
+          <w:rPr>
+            <w:rStyle w:val="Hyperlink"/>
+          </w:rPr>
+          <w:t xml:space="preserve">Nencheva et al., 2021</w:t>
+        </w:r>
+      </w:hyperlink>
+      <w:r>
+        <w:t xml:space="preserve">)</w:t>
+      </w:r>
+      <w:r>
+        <w:t xml:space="preserve"> </w:t>
+      </w:r>
+      <w:r>
+        <w:t xml:space="preserve">were used to examine children’s moment-to-moment engagement during learning.</w:t>
       </w:r>
     </w:p>
     <w:bookmarkStart w:id="35" w:name="hypotheses"/>
@@ -1168,7 +1498,7 @@
         <w:t xml:space="preserve"> </w:t>
       </w:r>
       <w:r>
-        <w:t xml:space="preserve">condition [CITES].</w:t>
+        <w:t xml:space="preserve">condition.</w:t>
       </w:r>
     </w:p>
     <w:p>
@@ -1196,7 +1526,30 @@
         <w:t xml:space="preserve"> </w:t>
       </w:r>
       <w:r>
-        <w:t xml:space="preserve">condition. We did not pre-register a specific directional hypothesis for this condition given competing theoretical predictions. If children successfully contend with variation attested in English CDS, then we should expect to see above-chance word-recognition accuracy in this condition. If this type of variation impedes novel word learning, then we should expect chance-level performance in this condition.</w:t>
+        <w:t xml:space="preserve">condition. We did not pre-register a specific directional hypothesis for this condition given competing theoretical predictions and uncertainty around how label variation impacts learning over short timescales. If children can successfully contend with variation attested in English CDS during a short lab task</w:t>
+      </w:r>
+      <w:r>
+        <w:t xml:space="preserve"> </w:t>
+      </w:r>
+      <w:r>
+        <w:t xml:space="preserve">(as they do over longer developmental timescales, e.g.,</w:t>
+      </w:r>
+      <w:r>
+        <w:t xml:space="preserve"> </w:t>
+      </w:r>
+      <w:hyperlink w:anchor="ref-moore2024wordform">
+        <w:r>
+          <w:rPr>
+            <w:rStyle w:val="Hyperlink"/>
+          </w:rPr>
+          <w:t xml:space="preserve">Moore &amp; Bergelson, 2024</w:t>
+        </w:r>
+      </w:hyperlink>
+      <w:r>
+        <w:t xml:space="preserve">)</w:t>
+      </w:r>
+      <w:r>
+        <w:t xml:space="preserve">, then we should expect to see above-chance word-recognition accuracy in this condition. If this type of variation impedes novel word learning (at least in the context of a short lab task), then we should expect chance-level performance in this condition.</w:t>
       </w:r>
     </w:p>
     <w:p>
@@ -1236,7 +1589,7 @@
         </w:numPr>
       </w:pPr>
       <w:r>
-        <w:t xml:space="preserve">We also predicted that word-recognition accuracy would increase across age in our sample.</w:t>
+        <w:t xml:space="preserve">We also predicted that word-recognition accuracy would increase across age.</w:t>
       </w:r>
       <w:r>
         <w:br/>
@@ -3867,7 +4220,85 @@
         <w:pStyle w:val="FirstParagraph"/>
       </w:pPr>
       <w:r>
-        <w:t xml:space="preserve">We tested how consistent versus variable labels impact English-hearing toddlers’ learning of novel-word object mappings. Specifically, we examined whether 18- to 36-month-olds showed better novel word recognition accuracy when they were exposed to consistent labels versus typical label variants (reduplicated + diminutivized word forms) versus atypical label variants (word forms unattested in US English).</w:t>
+        <w:t xml:space="preserve">We tested how consistent versus variable labels impact English-hearing toddlers’ learning of novel-word object mappings. Specifically, we examined whether 18- to 36-month-olds showed better novel word recognition accuracy when they were exposed to consistent labels versus typical label variants (reduplicated + diminutivized word forms) versus atypical label variants (word forms unattested in English CDS). This is, to our knowledge, the first study to date to directly manipulate children’s exposure to label variation during a lab-based novel word learning task. Building on prior naturalistic corpus analyses of CDS variants</w:t>
+      </w:r>
+      <w:r>
+        <w:t xml:space="preserve"> </w:t>
+      </w:r>
+      <w:r>
+        <w:t xml:space="preserve">(</w:t>
+      </w:r>
+      <w:hyperlink w:anchor="ref-caseyIPcorpus">
+        <w:r>
+          <w:rPr>
+            <w:rStyle w:val="Hyperlink"/>
+          </w:rPr>
+          <w:t xml:space="preserve">Casey et al., in preparation</w:t>
+        </w:r>
+      </w:hyperlink>
+      <w:r>
+        <w:t xml:space="preserve">; e.g.,</w:t>
+      </w:r>
+      <w:r>
+        <w:t xml:space="preserve"> </w:t>
+      </w:r>
+      <w:hyperlink w:anchor="ref-casey2022doggy">
+        <w:r>
+          <w:rPr>
+            <w:rStyle w:val="Hyperlink"/>
+          </w:rPr>
+          <w:t xml:space="preserve">Casey &amp; Casillas, 2022</w:t>
+        </w:r>
+      </w:hyperlink>
+      <w:r>
+        <w:t xml:space="preserve">;</w:t>
+      </w:r>
+      <w:r>
+        <w:t xml:space="preserve"> </w:t>
+      </w:r>
+      <w:hyperlink w:anchor="ref-moore2024wordform">
+        <w:r>
+          <w:rPr>
+            <w:rStyle w:val="Hyperlink"/>
+          </w:rPr>
+          <w:t xml:space="preserve">Moore &amp; Bergelson, 2024</w:t>
+        </w:r>
+      </w:hyperlink>
+      <w:r>
+        <w:t xml:space="preserve">;</w:t>
+      </w:r>
+      <w:r>
+        <w:t xml:space="preserve"> </w:t>
+      </w:r>
+      <w:hyperlink w:anchor="ref-ota2018choo">
+        <w:r>
+          <w:rPr>
+            <w:rStyle w:val="Hyperlink"/>
+          </w:rPr>
+          <w:t xml:space="preserve">Ota et al., 2018</w:t>
+        </w:r>
+      </w:hyperlink>
+      <w:r>
+        <w:t xml:space="preserve">)</w:t>
+      </w:r>
+      <w:r>
+        <w:t xml:space="preserve">, this study provides a next step toward understanding the</w:t>
+      </w:r>
+      <w:r>
+        <w:t xml:space="preserve"> </w:t>
+      </w:r>
+      <w:r>
+        <w:rPr>
+          <w:i/>
+          <w:iCs/>
+        </w:rPr>
+        <w:t xml:space="preserve">causal</w:t>
+      </w:r>
+      <w:r>
+        <w:t xml:space="preserve"> </w:t>
+      </w:r>
+      <w:r>
+        <w:t xml:space="preserve">impact of hearing multiple label variants on children’s learning of new words.</w:t>
       </w:r>
     </w:p>
     <w:p>
@@ -3875,7 +4306,7 @@
         <w:pStyle w:val="BodyText"/>
       </w:pPr>
       <w:r>
-        <w:t xml:space="preserve">This is the first study to date to expose children to multiple label variants.</w:t>
+        <w:t xml:space="preserve">Overall across conditions, toddlers reliably recognized novel words after a brief exposure phase. Word-recognition accuracy was numerically highest in the typical variation condition and lowest in the atypical variation condition. We provided toddlers’ with two opportunities demonstrate their recognition of the novel word-object mappings given the difficulty of the task, especially for the youngest participants. Condition effects emerged primarily following the first labeling window, during which children’s performance was at chance in the atypical variation condition and above chance in the typical variation and consistent conditions. These patterns point to possible condition effects, but our mixed-model analyses indicated uncertainty. [more discussion here]</w:t>
       </w:r>
     </w:p>
     <w:p>
@@ -3883,7 +4314,22 @@
         <w:pStyle w:val="BodyText"/>
       </w:pPr>
       <w:r>
-        <w:t xml:space="preserve">By manipulating label variation in the input as a within-subjects factor, we</w:t>
+        <w:t xml:space="preserve">[explain why different condition trends emerged or did not, exposure to 4 standard forms was potentially enough, still it’s encouraging that children could at least</w:t>
+      </w:r>
+      <w:r>
+        <w:t xml:space="preserve"> </w:t>
+      </w:r>
+      <w:r>
+        <w:t xml:space="preserve">“</w:t>
+      </w:r>
+      <w:r>
+        <w:t xml:space="preserve">filter it out</w:t>
+      </w:r>
+      <w:r>
+        <w:t xml:space="preserve">”</w:t>
+      </w:r>
+      <w:r>
+        <w:t xml:space="preserve">, testing only on the standard form of the target word, future work needed]</w:t>
       </w:r>
     </w:p>
     <w:p>
@@ -3891,6 +4337,34 @@
         <w:pStyle w:val="BodyText"/>
       </w:pPr>
       <w:r>
+        <w:t xml:space="preserve">Moment-to-moment attention, indexed by pupil size synchrony, was higher in both variation conditions relative to the consistent condition, and was highest in the typical variation condition. These results suggest reliable differences in children’s engagement with the labeling sentences across conditions. Although pupil size synchrony during exposure did not reliably predict word-recognition accuracy during test, the trend toward a positive association in the typical variation condition is consistent with prior findings linking synchrony to learning</w:t>
+      </w:r>
+      <w:r>
+        <w:t xml:space="preserve"> </w:t>
+      </w:r>
+      <w:r>
+        <w:t xml:space="preserve">(</w:t>
+      </w:r>
+      <w:hyperlink w:anchor="ref-nencheva2021moment">
+        <w:r>
+          <w:rPr>
+            <w:rStyle w:val="Hyperlink"/>
+          </w:rPr>
+          <w:t xml:space="preserve">Nencheva et al., 2021</w:t>
+        </w:r>
+      </w:hyperlink>
+      <w:r>
+        <w:t xml:space="preserve">)</w:t>
+      </w:r>
+      <w:r>
+        <w:t xml:space="preserve">. Together, these findings point to attentional engagement as a plausible—but not definitively established—mechanism by which label variation (particularly of the type that children encounter naturalistically) could facilitate novel word learning over short timescales.</w:t>
+      </w:r>
+    </w:p>
+    <w:p>
+      <w:pPr>
+        <w:pStyle w:val="BodyText"/>
+      </w:pPr>
+      <w:r>
         <w:t xml:space="preserve">Critically, our findings do not tell us whether OR An important question left unanswered is</w:t>
       </w:r>
     </w:p>
@@ -3899,11 +4373,11 @@
         <w:pStyle w:val="BodyText"/>
       </w:pPr>
       <w:r>
-        <w:t xml:space="preserve">In conclusion, this is the first experimental study to provide evidence that English-hearing toddlers can successfully contend with label variants when learning new words.</w:t>
+        <w:t xml:space="preserve">In conclusion, this is the first experimental study to provide evidence that English-hearing toddlers can successfully contend with label variants when learning new words. Future work is still needed to better understand</w:t>
       </w:r>
     </w:p>
     <w:bookmarkEnd w:id="55"/>
-    <w:bookmarkStart w:id="102" w:name="references"/>
+    <w:bookmarkStart w:id="107" w:name="references"/>
     <w:p>
       <w:pPr>
         <w:pStyle w:val="Heading1"/>
@@ -3912,7 +4386,7 @@
         <w:t xml:space="preserve">5. References</w:t>
       </w:r>
     </w:p>
-    <w:bookmarkStart w:id="101" w:name="refs"/>
+    <w:bookmarkStart w:id="106" w:name="refs"/>
     <w:bookmarkStart w:id="57" w:name="ref-lme4"/>
     <w:p>
       <w:pPr>
@@ -4123,12 +4597,48 @@
       </w:r>
     </w:p>
     <w:bookmarkEnd w:id="62"/>
-    <w:bookmarkStart w:id="63" w:name="ref-casagrande1948comanche"/>
+    <w:bookmarkStart w:id="63" w:name="ref-callanan2004multiple"/>
     <w:p>
       <w:pPr>
         <w:pStyle w:val="Bibliography"/>
       </w:pPr>
       <w:r>
+        <w:t xml:space="preserve">Callanan, M. A., &amp; Sabbagh, M. A. (2004). Multiple labels for objects in conversations with young children: Parents’ language and children’s developing expectations about word meanings.</w:t>
+      </w:r>
+      <w:r>
+        <w:t xml:space="preserve"> </w:t>
+      </w:r>
+      <w:r>
+        <w:rPr>
+          <w:i/>
+          <w:iCs/>
+        </w:rPr>
+        <w:t xml:space="preserve">Developmental Psychology</w:t>
+      </w:r>
+      <w:r>
+        <w:t xml:space="preserve">,</w:t>
+      </w:r>
+      <w:r>
+        <w:t xml:space="preserve"> </w:t>
+      </w:r>
+      <w:r>
+        <w:rPr>
+          <w:i/>
+          <w:iCs/>
+        </w:rPr>
+        <w:t xml:space="preserve">40</w:t>
+      </w:r>
+      <w:r>
+        <w:t xml:space="preserve">(5), 746.</w:t>
+      </w:r>
+    </w:p>
+    <w:bookmarkEnd w:id="63"/>
+    <w:bookmarkStart w:id="64" w:name="ref-casagrande1948comanche"/>
+    <w:p>
+      <w:pPr>
+        <w:pStyle w:val="Bibliography"/>
+      </w:pPr>
+      <w:r>
         <w:t xml:space="preserve">Casagrande, J. B. (1948). Comanche baby language.</w:t>
       </w:r>
       <w:r>
@@ -4158,8 +4668,8 @@
         <w:t xml:space="preserve">(1), 11–14.</w:t>
       </w:r>
     </w:p>
-    <w:bookmarkEnd w:id="63"/>
-    <w:bookmarkStart w:id="64" w:name="ref-casey2022doggy"/>
+    <w:bookmarkEnd w:id="64"/>
+    <w:bookmarkStart w:id="65" w:name="ref-casey2022doggy"/>
     <w:p>
       <w:pPr>
         <w:pStyle w:val="Bibliography"/>
@@ -4194,8 +4704,8 @@
         <w:t xml:space="preserve">.</w:t>
       </w:r>
     </w:p>
-    <w:bookmarkEnd w:id="64"/>
-    <w:bookmarkStart w:id="65" w:name="ref-caseyIPcorpus"/>
+    <w:bookmarkEnd w:id="65"/>
+    <w:bookmarkStart w:id="66" w:name="ref-caseyIPcorpus"/>
     <w:p>
       <w:pPr>
         <w:pStyle w:val="Bibliography"/>
@@ -4214,8 +4724,8 @@
         <w:t xml:space="preserve">Quantifying the amount and impact of label variation in early word learning environments.</w:t>
       </w:r>
     </w:p>
-    <w:bookmarkEnd w:id="65"/>
-    <w:bookmarkStart w:id="66" w:name="ref-clark1988logic"/>
+    <w:bookmarkEnd w:id="66"/>
+    <w:bookmarkStart w:id="67" w:name="ref-clark1988logic"/>
     <w:p>
       <w:pPr>
         <w:pStyle w:val="Bibliography"/>
@@ -4250,13 +4760,49 @@
         <w:t xml:space="preserve">(2), 317–335.</w:t>
       </w:r>
     </w:p>
-    <w:bookmarkEnd w:id="66"/>
-    <w:bookmarkStart w:id="67" w:name="ref-cribari2010beta"/>
+    <w:bookmarkEnd w:id="67"/>
+    <w:bookmarkStart w:id="68" w:name="ref-manybabies2020quantifying"/>
     <w:p>
       <w:pPr>
         <w:pStyle w:val="Bibliography"/>
       </w:pPr>
       <w:r>
+        <w:t xml:space="preserve">Consortium, M. (2020). Quantifying sources of variability in infancy research using the infant-directed-speech preference.</w:t>
+      </w:r>
+      <w:r>
+        <w:t xml:space="preserve"> </w:t>
+      </w:r>
+      <w:r>
+        <w:rPr>
+          <w:i/>
+          <w:iCs/>
+        </w:rPr>
+        <w:t xml:space="preserve">Advances in Methods and Practices in Psychological Science</w:t>
+      </w:r>
+      <w:r>
+        <w:t xml:space="preserve">,</w:t>
+      </w:r>
+      <w:r>
+        <w:t xml:space="preserve"> </w:t>
+      </w:r>
+      <w:r>
+        <w:rPr>
+          <w:i/>
+          <w:iCs/>
+        </w:rPr>
+        <w:t xml:space="preserve">3</w:t>
+      </w:r>
+      <w:r>
+        <w:t xml:space="preserve">(1), 24–52.</w:t>
+      </w:r>
+    </w:p>
+    <w:bookmarkEnd w:id="68"/>
+    <w:bookmarkStart w:id="69" w:name="ref-cribari2010beta"/>
+    <w:p>
+      <w:pPr>
+        <w:pStyle w:val="Bibliography"/>
+      </w:pPr>
+      <w:r>
         <w:t xml:space="preserve">Cribari-Neto, F., &amp; Zeileis, A. (2010). Beta regression in r.</w:t>
       </w:r>
       <w:r>
@@ -4286,24 +4832,24 @@
         <w:t xml:space="preserve">(1), 1–24.</w:t>
       </w:r>
     </w:p>
-    <w:bookmarkEnd w:id="67"/>
-    <w:bookmarkStart w:id="68" w:name="ref-damian2009exploring"/>
+    <w:bookmarkEnd w:id="69"/>
+    <w:bookmarkStart w:id="70" w:name="ref-deak2001any"/>
     <w:p>
       <w:pPr>
         <w:pStyle w:val="Bibliography"/>
       </w:pPr>
       <w:r>
-        <w:t xml:space="preserve">Damian, M. F., &amp; Dumay, N. (2009). Exploring phonological encoding through repeated segments.</w:t>
-      </w:r>
-      <w:r>
-        <w:t xml:space="preserve"> </w:t>
-      </w:r>
-      <w:r>
-        <w:rPr>
-          <w:i/>
-          <w:iCs/>
-        </w:rPr>
-        <w:t xml:space="preserve">Language and Cognitive Processes</w:t>
+        <w:t xml:space="preserve">Deak, G. O., Yen, L., &amp; Pettit, J. (2001). By any other name: When will preschoolers produce several labels for a referent?</w:t>
+      </w:r>
+      <w:r>
+        <w:t xml:space="preserve"> </w:t>
+      </w:r>
+      <w:r>
+        <w:rPr>
+          <w:i/>
+          <w:iCs/>
+        </w:rPr>
+        <w:t xml:space="preserve">Journal of Child Language</w:t>
       </w:r>
       <w:r>
         <w:t xml:space="preserve">,</w:t>
@@ -4316,30 +4862,578 @@
           <w:i/>
           <w:iCs/>
         </w:rPr>
+        <w:t xml:space="preserve">28</w:t>
+      </w:r>
+      <w:r>
+        <w:t xml:space="preserve">(3), 787–804.</w:t>
+      </w:r>
+    </w:p>
+    <w:bookmarkEnd w:id="70"/>
+    <w:bookmarkStart w:id="71" w:name="ref-faul2009statistical"/>
+    <w:p>
+      <w:pPr>
+        <w:pStyle w:val="Bibliography"/>
+      </w:pPr>
+      <w:r>
+        <w:t xml:space="preserve">Faul, F., Erdfelder, E., Buchner, A., &amp; Lang, A.-G. (2009). Statistical power analyses using g* power 3.1: Tests for correlation and regression analyses.</w:t>
+      </w:r>
+      <w:r>
+        <w:t xml:space="preserve"> </w:t>
+      </w:r>
+      <w:r>
+        <w:rPr>
+          <w:i/>
+          <w:iCs/>
+        </w:rPr>
+        <w:t xml:space="preserve">Behavior Research Methods</w:t>
+      </w:r>
+      <w:r>
+        <w:t xml:space="preserve">,</w:t>
+      </w:r>
+      <w:r>
+        <w:t xml:space="preserve"> </w:t>
+      </w:r>
+      <w:r>
+        <w:rPr>
+          <w:i/>
+          <w:iCs/>
+        </w:rPr>
+        <w:t xml:space="preserve">41</w:t>
+      </w:r>
+      <w:r>
+        <w:t xml:space="preserve">(4), 1149–1160.</w:t>
+      </w:r>
+    </w:p>
+    <w:bookmarkEnd w:id="71"/>
+    <w:bookmarkStart w:id="72" w:name="ref-ferguson1964baby"/>
+    <w:p>
+      <w:pPr>
+        <w:pStyle w:val="Bibliography"/>
+      </w:pPr>
+      <w:r>
+        <w:t xml:space="preserve">Ferguson, C. A. (1964). Baby talk in six languages.</w:t>
+      </w:r>
+      <w:r>
+        <w:t xml:space="preserve"> </w:t>
+      </w:r>
+      <w:r>
+        <w:rPr>
+          <w:i/>
+          <w:iCs/>
+        </w:rPr>
+        <w:t xml:space="preserve">American Anthropologist</w:t>
+      </w:r>
+      <w:r>
+        <w:t xml:space="preserve">,</w:t>
+      </w:r>
+      <w:r>
+        <w:t xml:space="preserve"> </w:t>
+      </w:r>
+      <w:r>
+        <w:rPr>
+          <w:i/>
+          <w:iCs/>
+        </w:rPr>
+        <w:t xml:space="preserve">66</w:t>
+      </w:r>
+      <w:r>
+        <w:t xml:space="preserve">(6), 103–114.</w:t>
+      </w:r>
+    </w:p>
+    <w:bookmarkEnd w:id="72"/>
+    <w:bookmarkStart w:id="73" w:name="ref-fernald2008looking"/>
+    <w:p>
+      <w:pPr>
+        <w:pStyle w:val="Bibliography"/>
+      </w:pPr>
+      <w:r>
+        <w:t xml:space="preserve">Fernald, A. E., Zangl, R., Portillo, A. L., &amp; Marchman, V. A. (2008). Looking while listening: Using eye movements to monitor spoken language comprehension by infants and young children. In</w:t>
+      </w:r>
+      <w:r>
+        <w:t xml:space="preserve"> </w:t>
+      </w:r>
+      <w:r>
+        <w:rPr>
+          <w:i/>
+          <w:iCs/>
+        </w:rPr>
+        <w:t xml:space="preserve">Developmental psycholinguistics: On-line methods in children’s language processing</w:t>
+      </w:r>
+      <w:r>
+        <w:t xml:space="preserve"> </w:t>
+      </w:r>
+      <w:r>
+        <w:t xml:space="preserve">(pp. 97–135). John Benjamins Publishing Company.</w:t>
+      </w:r>
+    </w:p>
+    <w:bookmarkEnd w:id="73"/>
+    <w:bookmarkStart w:id="74" w:name="ref-han2023che"/>
+    <w:p>
+      <w:pPr>
+        <w:pStyle w:val="Bibliography"/>
+      </w:pPr>
+      <w:r>
+        <w:t xml:space="preserve">Han, M., &amp; Gu, Y. (2023). Che-che (</w:t>
+      </w:r>
+      <w:r>
+        <w:t xml:space="preserve">“car-car”</w:t>
+      </w:r>
+      <w:r>
+        <w:t xml:space="preserve">) and chi-chi (</w:t>
+      </w:r>
+      <w:r>
+        <w:t xml:space="preserve">“eat-eat”</w:t>
+      </w:r>
+      <w:r>
+        <w:t xml:space="preserve">): Reduplication in mandarin chinese child-directed speech.</w:t>
+      </w:r>
+      <w:r>
+        <w:t xml:space="preserve"> </w:t>
+      </w:r>
+      <w:r>
+        <w:rPr>
+          <w:i/>
+          <w:iCs/>
+        </w:rPr>
+        <w:t xml:space="preserve">Proceedings of the Annual Meeting of the Cognitive Science Society</w:t>
+      </w:r>
+      <w:r>
+        <w:t xml:space="preserve">,</w:t>
+      </w:r>
+      <w:r>
+        <w:t xml:space="preserve"> </w:t>
+      </w:r>
+      <w:r>
+        <w:rPr>
+          <w:i/>
+          <w:iCs/>
+        </w:rPr>
+        <w:t xml:space="preserve">45</w:t>
+      </w:r>
+      <w:r>
+        <w:t xml:space="preserve">.</w:t>
+      </w:r>
+    </w:p>
+    <w:bookmarkEnd w:id="74"/>
+    <w:bookmarkStart w:id="75" w:name="ref-stinepack"/>
+    <w:p>
+      <w:pPr>
+        <w:pStyle w:val="Bibliography"/>
+      </w:pPr>
+      <w:r>
+        <w:t xml:space="preserve">Johannesson, T., Bjornsson, H., Grothendieck, G., &amp; Johannesson, M. T. (2009). Package</w:t>
+      </w:r>
+      <w:r>
+        <w:t xml:space="preserve"> </w:t>
+      </w:r>
+      <w:r>
+        <w:t xml:space="preserve">“stinepack.”</w:t>
+      </w:r>
+      <w:r>
+        <w:t xml:space="preserve"> </w:t>
+      </w:r>
+      <w:r>
+        <w:rPr>
+          <w:i/>
+          <w:iCs/>
+        </w:rPr>
+        <w:t xml:space="preserve">Icelandic Meteorological Office</w:t>
+      </w:r>
+      <w:r>
+        <w:t xml:space="preserve">.</w:t>
+      </w:r>
+    </w:p>
+    <w:bookmarkEnd w:id="75"/>
+    <w:bookmarkStart w:id="76" w:name="ref-kempe2007diminutives"/>
+    <w:p>
+      <w:pPr>
+        <w:pStyle w:val="Bibliography"/>
+      </w:pPr>
+      <w:r>
+        <w:t xml:space="preserve">Kempe, V., Brooks, P. J., Gillis, S., &amp; Samson, G. (2007). Diminutives facilitate word segmentation in natural speech: Cross-linguistic evidence.</w:t>
+      </w:r>
+      <w:r>
+        <w:t xml:space="preserve"> </w:t>
+      </w:r>
+      <w:r>
+        <w:rPr>
+          <w:i/>
+          <w:iCs/>
+        </w:rPr>
+        <w:t xml:space="preserve">Memory &amp; Cognition</w:t>
+      </w:r>
+      <w:r>
+        <w:t xml:space="preserve">,</w:t>
+      </w:r>
+      <w:r>
+        <w:t xml:space="preserve"> </w:t>
+      </w:r>
+      <w:r>
+        <w:rPr>
+          <w:i/>
+          <w:iCs/>
+        </w:rPr>
+        <w:t xml:space="preserve">35</w:t>
+      </w:r>
+      <w:r>
+        <w:t xml:space="preserve">(4), 762–773.</w:t>
+      </w:r>
+    </w:p>
+    <w:bookmarkEnd w:id="76"/>
+    <w:bookmarkStart w:id="77" w:name="ref-laing2017perceptual"/>
+    <w:p>
+      <w:pPr>
+        <w:pStyle w:val="Bibliography"/>
+      </w:pPr>
+      <w:r>
+        <w:t xml:space="preserve">Laing, C. E. (2017). A perceptual advantage for onomatopoeia in early word learning: Evidence from eye-tracking.</w:t>
+      </w:r>
+      <w:r>
+        <w:t xml:space="preserve"> </w:t>
+      </w:r>
+      <w:r>
+        <w:rPr>
+          <w:i/>
+          <w:iCs/>
+        </w:rPr>
+        <w:t xml:space="preserve">Journal of Experimental Child Psychology</w:t>
+      </w:r>
+      <w:r>
+        <w:t xml:space="preserve">,</w:t>
+      </w:r>
+      <w:r>
+        <w:t xml:space="preserve"> </w:t>
+      </w:r>
+      <w:r>
+        <w:rPr>
+          <w:i/>
+          <w:iCs/>
+        </w:rPr>
+        <w:t xml:space="preserve">161</w:t>
+      </w:r>
+      <w:r>
+        <w:t xml:space="preserve">, 32–45.</w:t>
+      </w:r>
+    </w:p>
+    <w:bookmarkEnd w:id="77"/>
+    <w:bookmarkStart w:id="78" w:name="ref-liu2018review"/>
+    <w:p>
+      <w:pPr>
+        <w:pStyle w:val="Bibliography"/>
+      </w:pPr>
+      <w:r>
+        <w:t xml:space="preserve">Liu, F., &amp; Eugenio, E. C. (2018). A review and comparison of bayesian and likelihood-based inferences in beta regression and zero-or-one-inflated beta regression.</w:t>
+      </w:r>
+      <w:r>
+        <w:t xml:space="preserve"> </w:t>
+      </w:r>
+      <w:r>
+        <w:rPr>
+          <w:i/>
+          <w:iCs/>
+        </w:rPr>
+        <w:t xml:space="preserve">Statistical Methods in Medical Research</w:t>
+      </w:r>
+      <w:r>
+        <w:t xml:space="preserve">,</w:t>
+      </w:r>
+      <w:r>
+        <w:t xml:space="preserve"> </w:t>
+      </w:r>
+      <w:r>
+        <w:rPr>
+          <w:i/>
+          <w:iCs/>
+        </w:rPr>
+        <w:t xml:space="preserve">27</w:t>
+      </w:r>
+      <w:r>
+        <w:t xml:space="preserve">(4), 1024–1044.</w:t>
+      </w:r>
+    </w:p>
+    <w:bookmarkEnd w:id="78"/>
+    <w:bookmarkStart w:id="79" w:name="ref-markman1988children"/>
+    <w:p>
+      <w:pPr>
+        <w:pStyle w:val="Bibliography"/>
+      </w:pPr>
+      <w:r>
+        <w:t xml:space="preserve">Markman, E. M., &amp; Wachtel, G. F. (1988). Children’s use of mutual exclusivity to constrain the meanings of words.</w:t>
+      </w:r>
+      <w:r>
+        <w:t xml:space="preserve"> </w:t>
+      </w:r>
+      <w:r>
+        <w:rPr>
+          <w:i/>
+          <w:iCs/>
+        </w:rPr>
+        <w:t xml:space="preserve">Cognitive Psychology</w:t>
+      </w:r>
+      <w:r>
+        <w:t xml:space="preserve">,</w:t>
+      </w:r>
+      <w:r>
+        <w:t xml:space="preserve"> </w:t>
+      </w:r>
+      <w:r>
+        <w:rPr>
+          <w:i/>
+          <w:iCs/>
+        </w:rPr>
+        <w:t xml:space="preserve">20</w:t>
+      </w:r>
+      <w:r>
+        <w:t xml:space="preserve">(2), 121–157.</w:t>
+      </w:r>
+    </w:p>
+    <w:bookmarkEnd w:id="79"/>
+    <w:bookmarkStart w:id="80" w:name="ref-markman2003use"/>
+    <w:p>
+      <w:pPr>
+        <w:pStyle w:val="Bibliography"/>
+      </w:pPr>
+      <w:r>
+        <w:t xml:space="preserve">Markman, E. M., Wasow, J. L., &amp; Hansen, M. B. (2003). Use of the mutual exclusivity assumption by young word learners.</w:t>
+      </w:r>
+      <w:r>
+        <w:t xml:space="preserve"> </w:t>
+      </w:r>
+      <w:r>
+        <w:rPr>
+          <w:i/>
+          <w:iCs/>
+        </w:rPr>
+        <w:t xml:space="preserve">Cognitive Psychology</w:t>
+      </w:r>
+      <w:r>
+        <w:t xml:space="preserve">,</w:t>
+      </w:r>
+      <w:r>
+        <w:t xml:space="preserve"> </w:t>
+      </w:r>
+      <w:r>
+        <w:rPr>
+          <w:i/>
+          <w:iCs/>
+        </w:rPr>
+        <w:t xml:space="preserve">47</w:t>
+      </w:r>
+      <w:r>
+        <w:t xml:space="preserve">(3), 241–275.</w:t>
+      </w:r>
+    </w:p>
+    <w:bookmarkEnd w:id="80"/>
+    <w:bookmarkStart w:id="81" w:name="ref-mazuka2008japanese"/>
+    <w:p>
+      <w:pPr>
+        <w:pStyle w:val="Bibliography"/>
+      </w:pPr>
+      <w:r>
+        <w:t xml:space="preserve">Mazuka, R., Kondo, T., &amp; Hayashi, A. (2008). Japanese mothers’ use of specialized vocabulary in infant-directed speech: Infant-directed vocabulary in japanese. In</w:t>
+      </w:r>
+      <w:r>
+        <w:t xml:space="preserve"> </w:t>
+      </w:r>
+      <w:r>
+        <w:rPr>
+          <w:i/>
+          <w:iCs/>
+        </w:rPr>
+        <w:t xml:space="preserve">The origins of language: Unraveling evolutionary forces</w:t>
+      </w:r>
+      <w:r>
+        <w:t xml:space="preserve"> </w:t>
+      </w:r>
+      <w:r>
+        <w:t xml:space="preserve">(pp. 39–58). Springer.</w:t>
+      </w:r>
+    </w:p>
+    <w:bookmarkEnd w:id="81"/>
+    <w:bookmarkStart w:id="82" w:name="ref-merriman1989mutual"/>
+    <w:p>
+      <w:pPr>
+        <w:pStyle w:val="Bibliography"/>
+      </w:pPr>
+      <w:r>
+        <w:t xml:space="preserve">Merriman, W. E., Bowman, L. L., &amp; MacWhinney, B. (1989). The mutual exclusivity bias in children’s word learning.</w:t>
+      </w:r>
+      <w:r>
+        <w:t xml:space="preserve"> </w:t>
+      </w:r>
+      <w:r>
+        <w:rPr>
+          <w:i/>
+          <w:iCs/>
+        </w:rPr>
+        <w:t xml:space="preserve">Monographs of the Society for Research in Child Development</w:t>
+      </w:r>
+      <w:r>
+        <w:t xml:space="preserve">, i–129.</w:t>
+      </w:r>
+    </w:p>
+    <w:bookmarkEnd w:id="82"/>
+    <w:bookmarkStart w:id="83" w:name="ref-merritt1994artifact"/>
+    <w:p>
+      <w:pPr>
+        <w:pStyle w:val="Bibliography"/>
+      </w:pPr>
+      <w:r>
+        <w:t xml:space="preserve">Merritt, S. L., Keegan, A. P., &amp; Mercer, P. W. (1994). Artifact management in pupillometry.</w:t>
+      </w:r>
+      <w:r>
+        <w:t xml:space="preserve"> </w:t>
+      </w:r>
+      <w:r>
+        <w:rPr>
+          <w:i/>
+          <w:iCs/>
+        </w:rPr>
+        <w:t xml:space="preserve">Nursing Research</w:t>
+      </w:r>
+      <w:r>
+        <w:t xml:space="preserve">,</w:t>
+      </w:r>
+      <w:r>
+        <w:t xml:space="preserve"> </w:t>
+      </w:r>
+      <w:r>
+        <w:rPr>
+          <w:i/>
+          <w:iCs/>
+        </w:rPr>
+        <w:t xml:space="preserve">43</w:t>
+      </w:r>
+      <w:r>
+        <w:t xml:space="preserve">(1), 56–59.</w:t>
+      </w:r>
+    </w:p>
+    <w:bookmarkEnd w:id="83"/>
+    <w:bookmarkStart w:id="84" w:name="ref-mervis1994two"/>
+    <w:p>
+      <w:pPr>
+        <w:pStyle w:val="Bibliography"/>
+      </w:pPr>
+      <w:r>
+        <w:t xml:space="preserve">Mervis, C. B., Golinkoff, R. M., &amp; Bertrand, J. (1994). Two-year-olds readily learn multiple labels for the same basic-level category.</w:t>
+      </w:r>
+      <w:r>
+        <w:t xml:space="preserve"> </w:t>
+      </w:r>
+      <w:r>
+        <w:rPr>
+          <w:i/>
+          <w:iCs/>
+        </w:rPr>
+        <w:t xml:space="preserve">Child Development</w:t>
+      </w:r>
+      <w:r>
+        <w:t xml:space="preserve">,</w:t>
+      </w:r>
+      <w:r>
+        <w:t xml:space="preserve"> </w:t>
+      </w:r>
+      <w:r>
+        <w:rPr>
+          <w:i/>
+          <w:iCs/>
+        </w:rPr>
+        <w:t xml:space="preserve">65</w:t>
+      </w:r>
+      <w:r>
+        <w:t xml:space="preserve">(4), 1163–1177.</w:t>
+      </w:r>
+    </w:p>
+    <w:bookmarkEnd w:id="84"/>
+    <w:bookmarkStart w:id="85" w:name="ref-moore2024wordform"/>
+    <w:p>
+      <w:pPr>
+        <w:pStyle w:val="Bibliography"/>
+      </w:pPr>
+      <w:r>
+        <w:t xml:space="preserve">Moore, C., &amp; Bergelson, E. (2024). Wordform variability in infants’ language environment and its effects on early word learning.</w:t>
+      </w:r>
+      <w:r>
+        <w:t xml:space="preserve"> </w:t>
+      </w:r>
+      <w:r>
+        <w:rPr>
+          <w:i/>
+          <w:iCs/>
+        </w:rPr>
+        <w:t xml:space="preserve">Cognition</w:t>
+      </w:r>
+      <w:r>
+        <w:t xml:space="preserve">,</w:t>
+      </w:r>
+      <w:r>
+        <w:t xml:space="preserve"> </w:t>
+      </w:r>
+      <w:r>
+        <w:rPr>
+          <w:i/>
+          <w:iCs/>
+        </w:rPr>
+        <w:t xml:space="preserve">245</w:t>
+      </w:r>
+      <w:r>
+        <w:t xml:space="preserve">, 105694.</w:t>
+      </w:r>
+    </w:p>
+    <w:bookmarkEnd w:id="85"/>
+    <w:bookmarkStart w:id="86" w:name="ref-nencheva2021moment"/>
+    <w:p>
+      <w:pPr>
+        <w:pStyle w:val="Bibliography"/>
+      </w:pPr>
+      <w:r>
+        <w:t xml:space="preserve">Nencheva, M. L., Piazza, E. A., &amp; Lew-Williams, C. (2021). The moment-to-moment pitch dynamics of child-directed speech shape toddlers’ attention and learning.</w:t>
+      </w:r>
+      <w:r>
+        <w:t xml:space="preserve"> </w:t>
+      </w:r>
+      <w:r>
+        <w:rPr>
+          <w:i/>
+          <w:iCs/>
+        </w:rPr>
+        <w:t xml:space="preserve">Developmental Science</w:t>
+      </w:r>
+      <w:r>
+        <w:t xml:space="preserve">,</w:t>
+      </w:r>
+      <w:r>
+        <w:t xml:space="preserve"> </w:t>
+      </w:r>
+      <w:r>
+        <w:rPr>
+          <w:i/>
+          <w:iCs/>
+        </w:rPr>
         <w:t xml:space="preserve">24</w:t>
       </w:r>
       <w:r>
-        <w:t xml:space="preserve">(5), 685–712.</w:t>
-      </w:r>
-    </w:p>
-    <w:bookmarkEnd w:id="68"/>
-    <w:bookmarkStart w:id="69" w:name="ref-faul2009statistical"/>
+        <w:t xml:space="preserve">(1), e12997.</w:t>
+      </w:r>
+    </w:p>
+    <w:bookmarkEnd w:id="86"/>
+    <w:bookmarkStart w:id="87" w:name="ref-ota2018choo"/>
     <w:p>
       <w:pPr>
         <w:pStyle w:val="Bibliography"/>
       </w:pPr>
       <w:r>
-        <w:t xml:space="preserve">Faul, F., Erdfelder, E., Buchner, A., &amp; Lang, A.-G. (2009). Statistical power analyses using g* power 3.1: Tests for correlation and regression analyses.</w:t>
-      </w:r>
-      <w:r>
-        <w:t xml:space="preserve"> </w:t>
-      </w:r>
-      <w:r>
-        <w:rPr>
-          <w:i/>
-          <w:iCs/>
-        </w:rPr>
-        <w:t xml:space="preserve">Behavior Research Methods</w:t>
+        <w:t xml:space="preserve">Ota, M., Davies-Jenkins, N., &amp; Skarabela, B. (2018). Why choo-choo is better than train: The role of register-specific words in early vocabulary growth.</w:t>
+      </w:r>
+      <w:r>
+        <w:t xml:space="preserve"> </w:t>
+      </w:r>
+      <w:r>
+        <w:rPr>
+          <w:i/>
+          <w:iCs/>
+        </w:rPr>
+        <w:t xml:space="preserve">Cognitive Science</w:t>
       </w:r>
       <w:r>
         <w:t xml:space="preserve">,</w:t>
@@ -4352,30 +5446,30 @@
           <w:i/>
           <w:iCs/>
         </w:rPr>
-        <w:t xml:space="preserve">41</w:t>
-      </w:r>
-      <w:r>
-        <w:t xml:space="preserve">(4), 1149–1160.</w:t>
-      </w:r>
-    </w:p>
-    <w:bookmarkEnd w:id="69"/>
-    <w:bookmarkStart w:id="70" w:name="ref-ferguson1964baby"/>
+        <w:t xml:space="preserve">42</w:t>
+      </w:r>
+      <w:r>
+        <w:t xml:space="preserve">(6), 1974–1999.</w:t>
+      </w:r>
+    </w:p>
+    <w:bookmarkEnd w:id="87"/>
+    <w:bookmarkStart w:id="88" w:name="ref-ota2016reduplicated"/>
     <w:p>
       <w:pPr>
         <w:pStyle w:val="Bibliography"/>
       </w:pPr>
       <w:r>
-        <w:t xml:space="preserve">Ferguson, C. A. (1964). Baby talk in six languages.</w:t>
-      </w:r>
-      <w:r>
-        <w:t xml:space="preserve"> </w:t>
-      </w:r>
-      <w:r>
-        <w:rPr>
-          <w:i/>
-          <w:iCs/>
-        </w:rPr>
-        <w:t xml:space="preserve">American Anthropologist</w:t>
+        <w:t xml:space="preserve">Ota, M., &amp; Skarabela, B. (2016). Reduplicated words are easier to learn.</w:t>
+      </w:r>
+      <w:r>
+        <w:t xml:space="preserve"> </w:t>
+      </w:r>
+      <w:r>
+        <w:rPr>
+          <w:i/>
+          <w:iCs/>
+        </w:rPr>
+        <w:t xml:space="preserve">Language Learning and Development</w:t>
       </w:r>
       <w:r>
         <w:t xml:space="preserve">,</w:t>
@@ -4388,68 +5482,66 @@
           <w:i/>
           <w:iCs/>
         </w:rPr>
-        <w:t xml:space="preserve">66</w:t>
-      </w:r>
-      <w:r>
-        <w:t xml:space="preserve">(6), 103–114.</w:t>
-      </w:r>
-    </w:p>
-    <w:bookmarkEnd w:id="70"/>
-    <w:bookmarkStart w:id="71" w:name="ref-fernald2008looking"/>
+        <w:t xml:space="preserve">12</w:t>
+      </w:r>
+      <w:r>
+        <w:t xml:space="preserve">(4), 380–397.</w:t>
+      </w:r>
+    </w:p>
+    <w:bookmarkEnd w:id="88"/>
+    <w:bookmarkStart w:id="89" w:name="ref-ota2018reduplication"/>
     <w:p>
       <w:pPr>
         <w:pStyle w:val="Bibliography"/>
       </w:pPr>
       <w:r>
-        <w:t xml:space="preserve">Fernald, A. E., Zangl, R., Portillo, A. L., &amp; Marchman, V. A. (2008). Looking while listening: Using eye movements to monitor spoken language comprehension by infants and young children. In</w:t>
-      </w:r>
-      <w:r>
-        <w:t xml:space="preserve"> </w:t>
-      </w:r>
-      <w:r>
-        <w:rPr>
-          <w:i/>
-          <w:iCs/>
-        </w:rPr>
-        <w:t xml:space="preserve">Developmental psycholinguistics: On-line methods in children’s language processing</w:t>
-      </w:r>
-      <w:r>
-        <w:t xml:space="preserve"> </w:t>
-      </w:r>
-      <w:r>
-        <w:t xml:space="preserve">(pp. 97–135). John Benjamins Publishing Company.</w:t>
-      </w:r>
-    </w:p>
-    <w:bookmarkEnd w:id="71"/>
-    <w:bookmarkStart w:id="72" w:name="ref-han2023che"/>
+        <w:t xml:space="preserve">Ota, M., &amp; Skarabela, B. (2018). Reduplication facilitates early word segmentation.</w:t>
+      </w:r>
+      <w:r>
+        <w:t xml:space="preserve"> </w:t>
+      </w:r>
+      <w:r>
+        <w:rPr>
+          <w:i/>
+          <w:iCs/>
+        </w:rPr>
+        <w:t xml:space="preserve">Journal of Child Language</w:t>
+      </w:r>
+      <w:r>
+        <w:t xml:space="preserve">,</w:t>
+      </w:r>
+      <w:r>
+        <w:t xml:space="preserve"> </w:t>
+      </w:r>
+      <w:r>
+        <w:rPr>
+          <w:i/>
+          <w:iCs/>
+        </w:rPr>
+        <w:t xml:space="preserve">45</w:t>
+      </w:r>
+      <w:r>
+        <w:t xml:space="preserve">(1), 204–218.</w:t>
+      </w:r>
+    </w:p>
+    <w:bookmarkEnd w:id="89"/>
+    <w:bookmarkStart w:id="90" w:name="ref-potter2024frequent"/>
     <w:p>
       <w:pPr>
         <w:pStyle w:val="Bibliography"/>
       </w:pPr>
       <w:r>
-        <w:t xml:space="preserve">Han, M., &amp; Gu, Y. (2023). Che-che (</w:t>
-      </w:r>
-      <w:r>
-        <w:t xml:space="preserve">“car-car”</w:t>
-      </w:r>
-      <w:r>
-        <w:t xml:space="preserve">) and chi-chi (</w:t>
-      </w:r>
-      <w:r>
-        <w:t xml:space="preserve">“eat-eat”</w:t>
-      </w:r>
-      <w:r>
-        <w:t xml:space="preserve">): Reduplication in mandarin chinese child-directed speech.</w:t>
-      </w:r>
-      <w:r>
-        <w:t xml:space="preserve"> </w:t>
-      </w:r>
-      <w:r>
-        <w:rPr>
-          <w:i/>
-          <w:iCs/>
-        </w:rPr>
-        <w:t xml:space="preserve">Proceedings of the Annual Meeting of the Cognitive Science Society</w:t>
+        <w:t xml:space="preserve">Potter, C. E., &amp; Lew-Williams, C. (2024). Frequent vs. Infrequent words shape toddlers’ real-time sentence comprehension.</w:t>
+      </w:r>
+      <w:r>
+        <w:t xml:space="preserve"> </w:t>
+      </w:r>
+      <w:r>
+        <w:rPr>
+          <w:i/>
+          <w:iCs/>
+        </w:rPr>
+        <w:t xml:space="preserve">Journal of Child Language</w:t>
       </w:r>
       <w:r>
         <w:t xml:space="preserve">,</w:t>
@@ -4462,641 +5554,167 @@
           <w:i/>
           <w:iCs/>
         </w:rPr>
-        <w:t xml:space="preserve">45</w:t>
+        <w:t xml:space="preserve">51</w:t>
+      </w:r>
+      <w:r>
+        <w:t xml:space="preserve">(6), 1478–1488.</w:t>
+      </w:r>
+    </w:p>
+    <w:bookmarkEnd w:id="90"/>
+    <w:bookmarkStart w:id="91" w:name="ref-pye1986quiche"/>
+    <w:p>
+      <w:pPr>
+        <w:pStyle w:val="Bibliography"/>
+      </w:pPr>
+      <w:r>
+        <w:t xml:space="preserve">Pye, C. (1986). Quich</w:t>
+      </w:r>
+      <w:r>
+        <w:t xml:space="preserve">é</w:t>
+      </w:r>
+      <w:r>
+        <w:t xml:space="preserve"> </w:t>
+      </w:r>
+      <w:r>
+        <w:t xml:space="preserve">mayan speech to children.</w:t>
+      </w:r>
+      <w:r>
+        <w:t xml:space="preserve"> </w:t>
+      </w:r>
+      <w:r>
+        <w:rPr>
+          <w:i/>
+          <w:iCs/>
+        </w:rPr>
+        <w:t xml:space="preserve">Journal of Child Language</w:t>
+      </w:r>
+      <w:r>
+        <w:t xml:space="preserve">,</w:t>
+      </w:r>
+      <w:r>
+        <w:t xml:space="preserve"> </w:t>
+      </w:r>
+      <w:r>
+        <w:rPr>
+          <w:i/>
+          <w:iCs/>
+        </w:rPr>
+        <w:t xml:space="preserve">13</w:t>
+      </w:r>
+      <w:r>
+        <w:t xml:space="preserve">(1), 85–100.</w:t>
+      </w:r>
+    </w:p>
+    <w:bookmarkEnd w:id="91"/>
+    <w:bookmarkStart w:id="92" w:name="ref-quam2023protracted"/>
+    <w:p>
+      <w:pPr>
+        <w:pStyle w:val="Bibliography"/>
+      </w:pPr>
+      <w:r>
+        <w:t xml:space="preserve">Quam, C., &amp; Swingley, D. (2023). A protracted developmental trajectory for english-learning children’s detection of consonant mispronunciations in newly learned words.</w:t>
+      </w:r>
+      <w:r>
+        <w:t xml:space="preserve"> </w:t>
+      </w:r>
+      <w:r>
+        <w:rPr>
+          <w:i/>
+          <w:iCs/>
+        </w:rPr>
+        <w:t xml:space="preserve">Language Acquisition</w:t>
+      </w:r>
+      <w:r>
+        <w:t xml:space="preserve">,</w:t>
+      </w:r>
+      <w:r>
+        <w:t xml:space="preserve"> </w:t>
+      </w:r>
+      <w:r>
+        <w:rPr>
+          <w:i/>
+          <w:iCs/>
+        </w:rPr>
+        <w:t xml:space="preserve">30</w:t>
+      </w:r>
+      <w:r>
+        <w:t xml:space="preserve">(3-4), 256–276.</w:t>
+      </w:r>
+    </w:p>
+    <w:bookmarkEnd w:id="92"/>
+    <w:bookmarkStart w:id="93" w:name="ref-sarvasy2025child"/>
+    <w:p>
+      <w:pPr>
+        <w:pStyle w:val="Bibliography"/>
+      </w:pPr>
+      <w:r>
+        <w:t xml:space="preserve">Sarvasy, H., Rumsey, A., Dahmen, J., Onga, J., &amp; Yam, S. (2025). Child-directed speech in ku waru and nungon (papua new guinea).</w:t>
+      </w:r>
+      <w:r>
+        <w:t xml:space="preserve"> </w:t>
+      </w:r>
+      <w:r>
+        <w:rPr>
+          <w:i/>
+          <w:iCs/>
+        </w:rPr>
+        <w:t xml:space="preserve">Language Development Research</w:t>
+      </w:r>
+      <w:r>
+        <w:t xml:space="preserve">,</w:t>
+      </w:r>
+      <w:r>
+        <w:t xml:space="preserve"> </w:t>
+      </w:r>
+      <w:r>
+        <w:rPr>
+          <w:i/>
+          <w:iCs/>
+        </w:rPr>
+        <w:t xml:space="preserve">5</w:t>
+      </w:r>
+      <w:r>
+        <w:t xml:space="preserve">(3), 191–244.</w:t>
+      </w:r>
+    </w:p>
+    <w:bookmarkEnd w:id="93"/>
+    <w:bookmarkStart w:id="95" w:name="ref-procreate"/>
+    <w:p>
+      <w:pPr>
+        <w:pStyle w:val="Bibliography"/>
+      </w:pPr>
+      <w:r>
+        <w:t xml:space="preserve">Savage Interactive. (2025).</w:t>
+      </w:r>
+      <w:r>
+        <w:t xml:space="preserve"> </w:t>
+      </w:r>
+      <w:r>
+        <w:rPr>
+          <w:i/>
+          <w:iCs/>
+        </w:rPr>
+        <w:t xml:space="preserve">Procreate</w:t>
+      </w:r>
+      <w:r>
+        <w:t xml:space="preserve"> </w:t>
+      </w:r>
+      <w:r>
+        <w:t xml:space="preserve">(Version 5.3.15) [Computer software].</w:t>
+      </w:r>
+      <w:r>
+        <w:t xml:space="preserve"> </w:t>
+      </w:r>
+      <w:r>
+        <w:t xml:space="preserve">Savage Interactive Pty Ltd</w:t>
       </w:r>
       <w:r>
         <w:t xml:space="preserve">.</w:t>
       </w:r>
-    </w:p>
-    <w:bookmarkEnd w:id="72"/>
-    <w:bookmarkStart w:id="73" w:name="ref-stinepack"/>
-    <w:p>
-      <w:pPr>
-        <w:pStyle w:val="Bibliography"/>
-      </w:pPr>
-      <w:r>
-        <w:t xml:space="preserve">Johannesson, T., Bjornsson, H., Grothendieck, G., &amp; Johannesson, M. T. (2009). Package</w:t>
-      </w:r>
-      <w:r>
-        <w:t xml:space="preserve"> </w:t>
-      </w:r>
-      <w:r>
-        <w:t xml:space="preserve">“stinepack.”</w:t>
-      </w:r>
-      <w:r>
-        <w:t xml:space="preserve"> </w:t>
-      </w:r>
-      <w:r>
-        <w:rPr>
-          <w:i/>
-          <w:iCs/>
-        </w:rPr>
-        <w:t xml:space="preserve">Icelandic Meteorological Office</w:t>
-      </w:r>
-      <w:r>
-        <w:t xml:space="preserve">.</w:t>
-      </w:r>
-    </w:p>
-    <w:bookmarkEnd w:id="73"/>
-    <w:bookmarkStart w:id="74" w:name="ref-liu2018review"/>
-    <w:p>
-      <w:pPr>
-        <w:pStyle w:val="Bibliography"/>
-      </w:pPr>
-      <w:r>
-        <w:t xml:space="preserve">Liu, F., &amp; Eugenio, E. C. (2018). A review and comparison of bayesian and likelihood-based inferences in beta regression and zero-or-one-inflated beta regression.</w:t>
-      </w:r>
-      <w:r>
-        <w:t xml:space="preserve"> </w:t>
-      </w:r>
-      <w:r>
-        <w:rPr>
-          <w:i/>
-          <w:iCs/>
-        </w:rPr>
-        <w:t xml:space="preserve">Statistical Methods in Medical Research</w:t>
-      </w:r>
-      <w:r>
-        <w:t xml:space="preserve">,</w:t>
-      </w:r>
-      <w:r>
-        <w:t xml:space="preserve"> </w:t>
-      </w:r>
-      <w:r>
-        <w:rPr>
-          <w:i/>
-          <w:iCs/>
-        </w:rPr>
-        <w:t xml:space="preserve">27</w:t>
-      </w:r>
-      <w:r>
-        <w:t xml:space="preserve">(4), 1024–1044.</w:t>
-      </w:r>
-    </w:p>
-    <w:bookmarkEnd w:id="74"/>
-    <w:bookmarkStart w:id="75" w:name="ref-markman1988children"/>
-    <w:p>
-      <w:pPr>
-        <w:pStyle w:val="Bibliography"/>
-      </w:pPr>
-      <w:r>
-        <w:t xml:space="preserve">Markman, E. M., &amp; Wachtel, G. F. (1988). Children’s use of mutual exclusivity to constrain the meanings of words.</w:t>
-      </w:r>
-      <w:r>
-        <w:t xml:space="preserve"> </w:t>
-      </w:r>
-      <w:r>
-        <w:rPr>
-          <w:i/>
-          <w:iCs/>
-        </w:rPr>
-        <w:t xml:space="preserve">Cognitive Psychology</w:t>
-      </w:r>
-      <w:r>
-        <w:t xml:space="preserve">,</w:t>
-      </w:r>
-      <w:r>
-        <w:t xml:space="preserve"> </w:t>
-      </w:r>
-      <w:r>
-        <w:rPr>
-          <w:i/>
-          <w:iCs/>
-        </w:rPr>
-        <w:t xml:space="preserve">20</w:t>
-      </w:r>
-      <w:r>
-        <w:t xml:space="preserve">(2), 121–157.</w:t>
-      </w:r>
-    </w:p>
-    <w:bookmarkEnd w:id="75"/>
-    <w:bookmarkStart w:id="76" w:name="ref-markman2003use"/>
-    <w:p>
-      <w:pPr>
-        <w:pStyle w:val="Bibliography"/>
-      </w:pPr>
-      <w:r>
-        <w:t xml:space="preserve">Markman, E. M., Wasow, J. L., &amp; Hansen, M. B. (2003). Use of the mutual exclusivity assumption by young word learners.</w:t>
-      </w:r>
-      <w:r>
-        <w:t xml:space="preserve"> </w:t>
-      </w:r>
-      <w:r>
-        <w:rPr>
-          <w:i/>
-          <w:iCs/>
-        </w:rPr>
-        <w:t xml:space="preserve">Cognitive Psychology</w:t>
-      </w:r>
-      <w:r>
-        <w:t xml:space="preserve">,</w:t>
-      </w:r>
-      <w:r>
-        <w:t xml:space="preserve"> </w:t>
-      </w:r>
-      <w:r>
-        <w:rPr>
-          <w:i/>
-          <w:iCs/>
-        </w:rPr>
-        <w:t xml:space="preserve">47</w:t>
-      </w:r>
-      <w:r>
-        <w:t xml:space="preserve">(3), 241–275.</w:t>
-      </w:r>
-    </w:p>
-    <w:bookmarkEnd w:id="76"/>
-    <w:bookmarkStart w:id="77" w:name="ref-mazuka2008japanese"/>
-    <w:p>
-      <w:pPr>
-        <w:pStyle w:val="Bibliography"/>
-      </w:pPr>
-      <w:r>
-        <w:t xml:space="preserve">Mazuka, R., Kondo, T., &amp; Hayashi, A. (2008). Japanese mothers’ use of specialized vocabulary in infant-directed speech: Infant-directed vocabulary in japanese. In</w:t>
-      </w:r>
-      <w:r>
-        <w:t xml:space="preserve"> </w:t>
-      </w:r>
-      <w:r>
-        <w:rPr>
-          <w:i/>
-          <w:iCs/>
-        </w:rPr>
-        <w:t xml:space="preserve">The origins of language: Unraveling evolutionary forces</w:t>
-      </w:r>
-      <w:r>
-        <w:t xml:space="preserve"> </w:t>
-      </w:r>
-      <w:r>
-        <w:t xml:space="preserve">(pp. 39–58). Springer.</w:t>
-      </w:r>
-    </w:p>
-    <w:bookmarkEnd w:id="77"/>
-    <w:bookmarkStart w:id="78" w:name="ref-merriman1989mutual"/>
-    <w:p>
-      <w:pPr>
-        <w:pStyle w:val="Bibliography"/>
-      </w:pPr>
-      <w:r>
-        <w:t xml:space="preserve">Merriman, W. E., Bowman, L. L., &amp; MacWhinney, B. (1989). The mutual exclusivity bias in children’s word learning.</w:t>
-      </w:r>
-      <w:r>
-        <w:t xml:space="preserve"> </w:t>
-      </w:r>
-      <w:r>
-        <w:rPr>
-          <w:i/>
-          <w:iCs/>
-        </w:rPr>
-        <w:t xml:space="preserve">Monographs of the Society for Research in Child Development</w:t>
-      </w:r>
-      <w:r>
-        <w:t xml:space="preserve">, i–129.</w:t>
-      </w:r>
-    </w:p>
-    <w:bookmarkEnd w:id="78"/>
-    <w:bookmarkStart w:id="79" w:name="ref-merritt1994artifact"/>
-    <w:p>
-      <w:pPr>
-        <w:pStyle w:val="Bibliography"/>
-      </w:pPr>
-      <w:r>
-        <w:t xml:space="preserve">Merritt, S. L., Keegan, A. P., &amp; Mercer, P. W. (1994). Artifact management in pupillometry.</w:t>
-      </w:r>
-      <w:r>
-        <w:t xml:space="preserve"> </w:t>
-      </w:r>
-      <w:r>
-        <w:rPr>
-          <w:i/>
-          <w:iCs/>
-        </w:rPr>
-        <w:t xml:space="preserve">Nursing Research</w:t>
-      </w:r>
-      <w:r>
-        <w:t xml:space="preserve">,</w:t>
-      </w:r>
-      <w:r>
-        <w:t xml:space="preserve"> </w:t>
-      </w:r>
-      <w:r>
-        <w:rPr>
-          <w:i/>
-          <w:iCs/>
-        </w:rPr>
-        <w:t xml:space="preserve">43</w:t>
-      </w:r>
-      <w:r>
-        <w:t xml:space="preserve">(1), 56–59.</w:t>
-      </w:r>
-    </w:p>
-    <w:bookmarkEnd w:id="79"/>
-    <w:bookmarkStart w:id="80" w:name="ref-mervis1994two"/>
-    <w:p>
-      <w:pPr>
-        <w:pStyle w:val="Bibliography"/>
-      </w:pPr>
-      <w:r>
-        <w:t xml:space="preserve">Mervis, C. B., Golinkoff, R. M., &amp; Bertrand, J. (1994). Two-year-olds readily learn multiple labels for the same basic-level category.</w:t>
-      </w:r>
-      <w:r>
-        <w:t xml:space="preserve"> </w:t>
-      </w:r>
-      <w:r>
-        <w:rPr>
-          <w:i/>
-          <w:iCs/>
-        </w:rPr>
-        <w:t xml:space="preserve">Child Development</w:t>
-      </w:r>
-      <w:r>
-        <w:t xml:space="preserve">,</w:t>
-      </w:r>
-      <w:r>
-        <w:t xml:space="preserve"> </w:t>
-      </w:r>
-      <w:r>
-        <w:rPr>
-          <w:i/>
-          <w:iCs/>
-        </w:rPr>
-        <w:t xml:space="preserve">65</w:t>
-      </w:r>
-      <w:r>
-        <w:t xml:space="preserve">(4), 1163–1177.</w:t>
-      </w:r>
-    </w:p>
-    <w:bookmarkEnd w:id="80"/>
-    <w:bookmarkStart w:id="81" w:name="ref-moore2024wordform"/>
-    <w:p>
-      <w:pPr>
-        <w:pStyle w:val="Bibliography"/>
-      </w:pPr>
-      <w:r>
-        <w:t xml:space="preserve">Moore, C., &amp; Bergelson, E. (2024). Wordform variability in infants’ language environment and its effects on early word learning.</w:t>
-      </w:r>
-      <w:r>
-        <w:t xml:space="preserve"> </w:t>
-      </w:r>
-      <w:r>
-        <w:rPr>
-          <w:i/>
-          <w:iCs/>
-        </w:rPr>
-        <w:t xml:space="preserve">Cognition</w:t>
-      </w:r>
-      <w:r>
-        <w:t xml:space="preserve">,</w:t>
-      </w:r>
-      <w:r>
-        <w:t xml:space="preserve"> </w:t>
-      </w:r>
-      <w:r>
-        <w:rPr>
-          <w:i/>
-          <w:iCs/>
-        </w:rPr>
-        <w:t xml:space="preserve">245</w:t>
-      </w:r>
-      <w:r>
-        <w:t xml:space="preserve">, 105694.</w:t>
-      </w:r>
-    </w:p>
-    <w:bookmarkEnd w:id="81"/>
-    <w:bookmarkStart w:id="82" w:name="ref-nencheva2021moment"/>
-    <w:p>
-      <w:pPr>
-        <w:pStyle w:val="Bibliography"/>
-      </w:pPr>
-      <w:r>
-        <w:t xml:space="preserve">Nencheva, M. L., Piazza, E. A., &amp; Lew-Williams, C. (2021). The moment-to-moment pitch dynamics of child-directed speech shape toddlers’ attention and learning.</w:t>
-      </w:r>
-      <w:r>
-        <w:t xml:space="preserve"> </w:t>
-      </w:r>
-      <w:r>
-        <w:rPr>
-          <w:i/>
-          <w:iCs/>
-        </w:rPr>
-        <w:t xml:space="preserve">Developmental Science</w:t>
-      </w:r>
-      <w:r>
-        <w:t xml:space="preserve">,</w:t>
-      </w:r>
-      <w:r>
-        <w:t xml:space="preserve"> </w:t>
-      </w:r>
-      <w:r>
-        <w:rPr>
-          <w:i/>
-          <w:iCs/>
-        </w:rPr>
-        <w:t xml:space="preserve">24</w:t>
-      </w:r>
-      <w:r>
-        <w:t xml:space="preserve">(1), e12997.</w:t>
-      </w:r>
-    </w:p>
-    <w:bookmarkEnd w:id="82"/>
-    <w:bookmarkStart w:id="83" w:name="ref-ota2018choo"/>
-    <w:p>
-      <w:pPr>
-        <w:pStyle w:val="Bibliography"/>
-      </w:pPr>
-      <w:r>
-        <w:t xml:space="preserve">Ota, M., Davies-Jenkins, N., &amp; Skarabela, B. (2018). Why choo-choo is better than train: The role of register-specific words in early vocabulary growth.</w:t>
-      </w:r>
-      <w:r>
-        <w:t xml:space="preserve"> </w:t>
-      </w:r>
-      <w:r>
-        <w:rPr>
-          <w:i/>
-          <w:iCs/>
-        </w:rPr>
-        <w:t xml:space="preserve">Cognitive Science</w:t>
-      </w:r>
-      <w:r>
-        <w:t xml:space="preserve">,</w:t>
-      </w:r>
-      <w:r>
-        <w:t xml:space="preserve"> </w:t>
-      </w:r>
-      <w:r>
-        <w:rPr>
-          <w:i/>
-          <w:iCs/>
-        </w:rPr>
-        <w:t xml:space="preserve">42</w:t>
-      </w:r>
-      <w:r>
-        <w:t xml:space="preserve">(6), 1974–1999.</w:t>
-      </w:r>
-    </w:p>
-    <w:bookmarkEnd w:id="83"/>
-    <w:bookmarkStart w:id="84" w:name="ref-ota2016reduplicated"/>
-    <w:p>
-      <w:pPr>
-        <w:pStyle w:val="Bibliography"/>
-      </w:pPr>
-      <w:r>
-        <w:t xml:space="preserve">Ota, M., &amp; Skarabela, B. (2016). Reduplicated words are easier to learn.</w:t>
-      </w:r>
-      <w:r>
-        <w:t xml:space="preserve"> </w:t>
-      </w:r>
-      <w:r>
-        <w:rPr>
-          <w:i/>
-          <w:iCs/>
-        </w:rPr>
-        <w:t xml:space="preserve">Language Learning and Development</w:t>
-      </w:r>
-      <w:r>
-        <w:t xml:space="preserve">,</w:t>
-      </w:r>
-      <w:r>
-        <w:t xml:space="preserve"> </w:t>
-      </w:r>
-      <w:r>
-        <w:rPr>
-          <w:i/>
-          <w:iCs/>
-        </w:rPr>
-        <w:t xml:space="preserve">12</w:t>
-      </w:r>
-      <w:r>
-        <w:t xml:space="preserve">(4), 380–397.</w:t>
-      </w:r>
-    </w:p>
-    <w:bookmarkEnd w:id="84"/>
-    <w:bookmarkStart w:id="85" w:name="ref-ota2018reduplication"/>
-    <w:p>
-      <w:pPr>
-        <w:pStyle w:val="Bibliography"/>
-      </w:pPr>
-      <w:r>
-        <w:t xml:space="preserve">Ota, M., &amp; Skarabela, B. (2018). Reduplication facilitates early word segmentation.</w:t>
-      </w:r>
-      <w:r>
-        <w:t xml:space="preserve"> </w:t>
-      </w:r>
-      <w:r>
-        <w:rPr>
-          <w:i/>
-          <w:iCs/>
-        </w:rPr>
-        <w:t xml:space="preserve">Journal of Child Language</w:t>
-      </w:r>
-      <w:r>
-        <w:t xml:space="preserve">,</w:t>
-      </w:r>
-      <w:r>
-        <w:t xml:space="preserve"> </w:t>
-      </w:r>
-      <w:r>
-        <w:rPr>
-          <w:i/>
-          <w:iCs/>
-        </w:rPr>
-        <w:t xml:space="preserve">45</w:t>
-      </w:r>
-      <w:r>
-        <w:t xml:space="preserve">(1), 204–218.</w:t>
-      </w:r>
-    </w:p>
-    <w:bookmarkEnd w:id="85"/>
-    <w:bookmarkStart w:id="86" w:name="ref-potter2024frequent"/>
-    <w:p>
-      <w:pPr>
-        <w:pStyle w:val="Bibliography"/>
-      </w:pPr>
-      <w:r>
-        <w:t xml:space="preserve">Potter, C. E., &amp; Lew-Williams, C. (2024). Frequent vs. Infrequent words shape toddlers’ real-time sentence comprehension.</w:t>
-      </w:r>
-      <w:r>
-        <w:t xml:space="preserve"> </w:t>
-      </w:r>
-      <w:r>
-        <w:rPr>
-          <w:i/>
-          <w:iCs/>
-        </w:rPr>
-        <w:t xml:space="preserve">Journal of Child Language</w:t>
-      </w:r>
-      <w:r>
-        <w:t xml:space="preserve">,</w:t>
-      </w:r>
-      <w:r>
-        <w:t xml:space="preserve"> </w:t>
-      </w:r>
-      <w:r>
-        <w:rPr>
-          <w:i/>
-          <w:iCs/>
-        </w:rPr>
-        <w:t xml:space="preserve">51</w:t>
-      </w:r>
-      <w:r>
-        <w:t xml:space="preserve">(6), 1478–1488.</w:t>
-      </w:r>
-    </w:p>
-    <w:bookmarkEnd w:id="86"/>
-    <w:bookmarkStart w:id="87" w:name="ref-pye1986quiche"/>
-    <w:p>
-      <w:pPr>
-        <w:pStyle w:val="Bibliography"/>
-      </w:pPr>
-      <w:r>
-        <w:t xml:space="preserve">Pye, C. (1986). Quich</w:t>
-      </w:r>
-      <w:r>
-        <w:t xml:space="preserve">é</w:t>
-      </w:r>
-      <w:r>
-        <w:t xml:space="preserve"> </w:t>
-      </w:r>
-      <w:r>
-        <w:t xml:space="preserve">mayan speech to children.</w:t>
-      </w:r>
-      <w:r>
-        <w:t xml:space="preserve"> </w:t>
-      </w:r>
-      <w:r>
-        <w:rPr>
-          <w:i/>
-          <w:iCs/>
-        </w:rPr>
-        <w:t xml:space="preserve">Journal of Child Language</w:t>
-      </w:r>
-      <w:r>
-        <w:t xml:space="preserve">,</w:t>
-      </w:r>
-      <w:r>
-        <w:t xml:space="preserve"> </w:t>
-      </w:r>
-      <w:r>
-        <w:rPr>
-          <w:i/>
-          <w:iCs/>
-        </w:rPr>
-        <w:t xml:space="preserve">13</w:t>
-      </w:r>
-      <w:r>
-        <w:t xml:space="preserve">(1), 85–100.</w:t>
-      </w:r>
-    </w:p>
-    <w:bookmarkEnd w:id="87"/>
-    <w:bookmarkStart w:id="88" w:name="ref-quam2023protracted"/>
-    <w:p>
-      <w:pPr>
-        <w:pStyle w:val="Bibliography"/>
-      </w:pPr>
-      <w:r>
-        <w:t xml:space="preserve">Quam, C., &amp; Swingley, D. (2023). A protracted developmental trajectory for english-learning children’s detection of consonant mispronunciations in newly learned words.</w:t>
-      </w:r>
-      <w:r>
-        <w:t xml:space="preserve"> </w:t>
-      </w:r>
-      <w:r>
-        <w:rPr>
-          <w:i/>
-          <w:iCs/>
-        </w:rPr>
-        <w:t xml:space="preserve">Language Acquisition</w:t>
-      </w:r>
-      <w:r>
-        <w:t xml:space="preserve">,</w:t>
-      </w:r>
-      <w:r>
-        <w:t xml:space="preserve"> </w:t>
-      </w:r>
-      <w:r>
-        <w:rPr>
-          <w:i/>
-          <w:iCs/>
-        </w:rPr>
-        <w:t xml:space="preserve">30</w:t>
-      </w:r>
-      <w:r>
-        <w:t xml:space="preserve">(3-4), 256–276.</w:t>
-      </w:r>
-    </w:p>
-    <w:bookmarkEnd w:id="88"/>
-    <w:bookmarkStart w:id="89" w:name="ref-sarvasy2025child"/>
-    <w:p>
-      <w:pPr>
-        <w:pStyle w:val="Bibliography"/>
-      </w:pPr>
-      <w:r>
-        <w:t xml:space="preserve">Sarvasy, H., Rumsey, A., Dahmen, J., Onga, J., &amp; Yam, S. (2025). Child-directed speech in ku waru and nungon (papua new guinea).</w:t>
-      </w:r>
-      <w:r>
-        <w:t xml:space="preserve"> </w:t>
-      </w:r>
-      <w:r>
-        <w:rPr>
-          <w:i/>
-          <w:iCs/>
-        </w:rPr>
-        <w:t xml:space="preserve">Language Development Research</w:t>
-      </w:r>
-      <w:r>
-        <w:t xml:space="preserve">,</w:t>
-      </w:r>
-      <w:r>
-        <w:t xml:space="preserve"> </w:t>
-      </w:r>
-      <w:r>
-        <w:rPr>
-          <w:i/>
-          <w:iCs/>
-        </w:rPr>
-        <w:t xml:space="preserve">5</w:t>
-      </w:r>
-      <w:r>
-        <w:t xml:space="preserve">(3), 191–244.</w:t>
-      </w:r>
-    </w:p>
-    <w:bookmarkEnd w:id="89"/>
-    <w:bookmarkStart w:id="91" w:name="ref-procreate"/>
-    <w:p>
-      <w:pPr>
-        <w:pStyle w:val="Bibliography"/>
-      </w:pPr>
-      <w:r>
-        <w:t xml:space="preserve">Savage Interactive. (2025).</w:t>
-      </w:r>
-      <w:r>
-        <w:t xml:space="preserve"> </w:t>
-      </w:r>
-      <w:r>
-        <w:rPr>
-          <w:i/>
-          <w:iCs/>
-        </w:rPr>
-        <w:t xml:space="preserve">Procreate</w:t>
-      </w:r>
-      <w:r>
-        <w:t xml:space="preserve"> </w:t>
-      </w:r>
-      <w:r>
-        <w:t xml:space="preserve">(Version 5.3.15) [Computer software].</w:t>
-      </w:r>
-      <w:r>
-        <w:t xml:space="preserve"> </w:t>
-      </w:r>
-      <w:r>
-        <w:t xml:space="preserve">Savage Interactive Pty Ltd</w:t>
-      </w:r>
-      <w:r>
-        <w:t xml:space="preserve">.</w:t>
-      </w:r>
-      <w:r>
-        <w:t xml:space="preserve"> </w:t>
-      </w:r>
-      <w:hyperlink r:id="rId90">
+      <w:r>
+        <w:t xml:space="preserve"> </w:t>
+      </w:r>
+      <w:hyperlink r:id="rId94">
         <w:r>
           <w:rPr>
             <w:rStyle w:val="Hyperlink"/>
@@ -5105,8 +5723,8 @@
         </w:r>
       </w:hyperlink>
     </w:p>
-    <w:bookmarkEnd w:id="91"/>
-    <w:bookmarkStart w:id="92" w:name="ref-smith2008infant"/>
+    <w:bookmarkEnd w:id="95"/>
+    <w:bookmarkStart w:id="96" w:name="ref-smith2008infant"/>
     <w:p>
       <w:pPr>
         <w:pStyle w:val="Bibliography"/>
@@ -5141,8 +5759,8 @@
         <w:t xml:space="preserve">(4), 410–420.</w:t>
       </w:r>
     </w:p>
-    <w:bookmarkEnd w:id="92"/>
-    <w:bookmarkStart w:id="93" w:name="ref-soderstrom2007beyond"/>
+    <w:bookmarkEnd w:id="96"/>
+    <w:bookmarkStart w:id="97" w:name="ref-soderstrom2007beyond"/>
     <w:p>
       <w:pPr>
         <w:pStyle w:val="Bibliography"/>
@@ -5177,8 +5795,8 @@
         <w:t xml:space="preserve">(4), 501–532.</w:t>
       </w:r>
     </w:p>
-    <w:bookmarkEnd w:id="93"/>
-    <w:bookmarkStart w:id="95" w:name="ref-rstan"/>
+    <w:bookmarkEnd w:id="97"/>
+    <w:bookmarkStart w:id="99" w:name="ref-rstan"/>
     <w:p>
       <w:pPr>
         <w:pStyle w:val="Bibliography"/>
@@ -5251,7 +5869,7 @@
       <w:r>
         <w:t xml:space="preserve"> </w:t>
       </w:r>
-      <w:hyperlink r:id="rId94">
+      <w:hyperlink r:id="rId98">
         <w:r>
           <w:rPr>
             <w:rStyle w:val="Hyperlink"/>
@@ -5260,13 +5878,49 @@
         </w:r>
       </w:hyperlink>
     </w:p>
-    <w:bookmarkEnd w:id="95"/>
-    <w:bookmarkStart w:id="96" w:name="ref-swingley2000spoken"/>
+    <w:bookmarkEnd w:id="99"/>
+    <w:bookmarkStart w:id="100" w:name="ref-stevens2017pursuit"/>
     <w:p>
       <w:pPr>
         <w:pStyle w:val="Bibliography"/>
       </w:pPr>
       <w:r>
+        <w:t xml:space="preserve">Stevens, J. S., Gleitman, L. R., Trueswell, J. C., &amp; Yang, C. (2017). The pursuit of word meanings.</w:t>
+      </w:r>
+      <w:r>
+        <w:t xml:space="preserve"> </w:t>
+      </w:r>
+      <w:r>
+        <w:rPr>
+          <w:i/>
+          <w:iCs/>
+        </w:rPr>
+        <w:t xml:space="preserve">Cognitive Science</w:t>
+      </w:r>
+      <w:r>
+        <w:t xml:space="preserve">,</w:t>
+      </w:r>
+      <w:r>
+        <w:t xml:space="preserve"> </w:t>
+      </w:r>
+      <w:r>
+        <w:rPr>
+          <w:i/>
+          <w:iCs/>
+        </w:rPr>
+        <w:t xml:space="preserve">41</w:t>
+      </w:r>
+      <w:r>
+        <w:t xml:space="preserve">, 638–676.</w:t>
+      </w:r>
+    </w:p>
+    <w:bookmarkEnd w:id="100"/>
+    <w:bookmarkStart w:id="101" w:name="ref-swingley2000spoken"/>
+    <w:p>
+      <w:pPr>
+        <w:pStyle w:val="Bibliography"/>
+      </w:pPr>
+      <w:r>
         <w:t xml:space="preserve">Swingley, D., &amp; Aslin, R. N. (2000). Spoken word recognition and lexical representation in very young children.</w:t>
       </w:r>
       <w:r>
@@ -5296,8 +5950,8 @@
         <w:t xml:space="preserve">(2), 147–166.</w:t>
       </w:r>
     </w:p>
-    <w:bookmarkEnd w:id="96"/>
-    <w:bookmarkStart w:id="97" w:name="ref-tormene2009matching"/>
+    <w:bookmarkEnd w:id="101"/>
+    <w:bookmarkStart w:id="102" w:name="ref-tormene2009matching"/>
     <w:p>
       <w:pPr>
         <w:pStyle w:val="Bibliography"/>
@@ -5332,8 +5986,8 @@
         <w:t xml:space="preserve">(1), 11–34.</w:t>
       </w:r>
     </w:p>
-    <w:bookmarkEnd w:id="97"/>
-    <w:bookmarkStart w:id="98" w:name="ref-wojcik2022map"/>
+    <w:bookmarkEnd w:id="102"/>
+    <w:bookmarkStart w:id="103" w:name="ref-wojcik2022map"/>
     <w:p>
       <w:pPr>
         <w:pStyle w:val="Bibliography"/>
@@ -5368,8 +6022,8 @@
         <w:t xml:space="preserve">(4), e1596.</w:t>
       </w:r>
     </w:p>
-    <w:bookmarkEnd w:id="98"/>
-    <w:bookmarkStart w:id="100" w:name="ref-loo"/>
+    <w:bookmarkEnd w:id="103"/>
+    <w:bookmarkStart w:id="105" w:name="ref-loo"/>
     <w:p>
       <w:pPr>
         <w:pStyle w:val="Bibliography"/>
@@ -5393,7 +6047,7 @@
       <w:r>
         <w:t xml:space="preserve"> </w:t>
       </w:r>
-      <w:hyperlink r:id="rId99">
+      <w:hyperlink r:id="rId104">
         <w:r>
           <w:rPr>
             <w:rStyle w:val="Hyperlink"/>
@@ -5402,9 +6056,9 @@
         </w:r>
       </w:hyperlink>
     </w:p>
-    <w:bookmarkEnd w:id="100"/>
-    <w:bookmarkEnd w:id="101"/>
-    <w:bookmarkEnd w:id="102"/>
+    <w:bookmarkEnd w:id="105"/>
+    <w:bookmarkEnd w:id="106"/>
+    <w:bookmarkEnd w:id="107"/>
     <w:sectPr>
       <w:headerReference r:id="rId9" w:type="even"/>
       <w:headerReference r:id="rId11" w:type="default"/>

--- a/LexVar.docx
+++ b/LexVar.docx
@@ -298,7 +298,10 @@
         <w:t xml:space="preserve">doggy</w:t>
       </w:r>
       <w:r>
-        <w:t xml:space="preserve">,</w:t>
+        <w:t xml:space="preserve"> </w:t>
+      </w:r>
+      <w:r>
+        <w:t xml:space="preserve">or</w:t>
       </w:r>
       <w:r>
         <w:t xml:space="preserve"> </w:t>
@@ -327,7 +330,7 @@
         <w:t xml:space="preserve">dog</w:t>
       </w:r>
       <w:r>
-        <w:t xml:space="preserve">). We examined how consistent versus variable labels impact children’s attention and novel word learning. In a within-subjects eye-tracking experiment, we exposed 18- to 36-month-old English-hearing children to novel objects that were labeled either consistently, with typical CDS variants, and/or with atypical, unattested CDS variants. Using looking time measures of word-recognition accuracy, we found that, overall, children successfully learned words in all conditions, but accuracy was highest in the typical variation and consistent conditions. Using pupil size synchrony measures of moment-by-moment attention, we found that engagement was higher in both variation conditions compared to the consistent condition, and was highest in the typical variation condition. Our findings suggest (1) that children can successfully contend with multiple types of label variation when learning new words, and (2) that increased attention is a plausible mechanism by which label variation could support—rather than hinder—children’s early word learning.</w:t>
+        <w:t xml:space="preserve">). We examined how consistent versus variable labels impact children’s attention and novel word learning. In a within-subjects eye-tracking experiment, we exposed 18- to 36-month-old English-hearing children to novel objects that were labeled either consistently, with typical CDS variants, or with atypical, unattested CDS variants. Using looking time measures of word-recognition accuracy, we found that, overall, children successfully learned words in all conditions, but accuracy was highest in the typical variation and consistent conditions. Using pupil size synchrony measures of moment-by-moment attention, we found that engagement was higher in both variation conditions compared to the consistent condition, and was highest in the typical variation condition. Our findings suggest (1) that children can successfully contend with multiple types of label variation when learning new words, and (2) that increased attention is a plausible mechanism by which label variation could support—rather than hinder—children’s early word learning.</w:t>
       </w:r>
     </w:p>
     <w:p>
@@ -511,7 +514,7 @@
         <w:t xml:space="preserve">)</w:t>
       </w:r>
       <w:r>
-        <w:t xml:space="preserve">. Child-directed words are often variants of existing adult forms, involving phonological and/or morphological changes</w:t>
+        <w:t xml:space="preserve">. Child-directed words are often variants of existing adult word forms, involving phonological and/or morphological changes</w:t>
       </w:r>
       <w:r>
         <w:t xml:space="preserve"> </w:t>
@@ -704,7 +707,7 @@
         <w:t xml:space="preserve">)</w:t>
       </w:r>
       <w:r>
-        <w:t xml:space="preserve">, evidence from prior studies indicates that, in the first years of life, multiple labels for the same referent are used seemingly interchangeably in children’s input</w:t>
+        <w:t xml:space="preserve">, evidence from prior naturalistic corpus studies indicates that, in the first years of life, multiple labels for the same referent are used seemingly interchangeably in children’s input</w:t>
       </w:r>
       <w:r>
         <w:t xml:space="preserve"> </w:t>
@@ -738,7 +741,7 @@
         <w:t xml:space="preserve">)</w:t>
       </w:r>
       <w:r>
-        <w:t xml:space="preserve">. In the present study, we investigate how such label variation impacts children’s word learning.</w:t>
+        <w:t xml:space="preserve">. Here, we investigate how such label variation impacts children’s word learning.</w:t>
       </w:r>
     </w:p>
     <w:p>
@@ -746,7 +749,25 @@
         <w:pStyle w:val="BodyText"/>
       </w:pPr>
       <w:r>
-        <w:t xml:space="preserve">The process of early word learning is traditionally framed as a one-to-one mapping problem—children learn to associate individual word forms (i.e., labels) with individual referents</w:t>
+        <w:t xml:space="preserve">From a traditional one-to-one mapping perspective, label variation could be considered</w:t>
+      </w:r>
+      <w:r>
+        <w:t xml:space="preserve"> </w:t>
+      </w:r>
+      <w:r>
+        <w:t xml:space="preserve">“</w:t>
+      </w:r>
+      <w:r>
+        <w:t xml:space="preserve">noise</w:t>
+      </w:r>
+      <w:r>
+        <w:t xml:space="preserve">”</w:t>
+      </w:r>
+      <w:r>
+        <w:t xml:space="preserve"> </w:t>
+      </w:r>
+      <w:r>
+        <w:t xml:space="preserve">in the learning signal. Children learn to associate individual word forms (i.e., labels) with individual referents</w:t>
       </w:r>
       <w:r>
         <w:t xml:space="preserve"> </w:t>
@@ -757,12 +778,12 @@
       <w:r>
         <w:t xml:space="preserve"> </w:t>
       </w:r>
-      <w:hyperlink w:anchor="ref-smith2008infant">
-        <w:r>
-          <w:rPr>
-            <w:rStyle w:val="Hyperlink"/>
-          </w:rPr>
-          <w:t xml:space="preserve">Smith &amp; Trainor, 2008</w:t>
+      <w:hyperlink w:anchor="ref-smith2008infants">
+        <w:r>
+          <w:rPr>
+            <w:rStyle w:val="Hyperlink"/>
+          </w:rPr>
+          <w:t xml:space="preserve">Smith &amp; Yu, 2008</w:t>
         </w:r>
       </w:hyperlink>
       <w:r>
@@ -797,25 +818,7 @@
         <w:t xml:space="preserve">)</w:t>
       </w:r>
       <w:r>
-        <w:t xml:space="preserve">. Under this view, label variation could be considered</w:t>
-      </w:r>
-      <w:r>
-        <w:t xml:space="preserve"> </w:t>
-      </w:r>
-      <w:r>
-        <w:t xml:space="preserve">“</w:t>
-      </w:r>
-      <w:r>
-        <w:t xml:space="preserve">noise</w:t>
-      </w:r>
-      <w:r>
-        <w:t xml:space="preserve">”</w:t>
-      </w:r>
-      <w:r>
-        <w:t xml:space="preserve"> </w:t>
-      </w:r>
-      <w:r>
-        <w:t xml:space="preserve">in the learning signal. Indeed, children often avoid adopting a second label for a referent they already have a name for</w:t>
+        <w:t xml:space="preserve">; thus, label variation complicates this mapping problem. Indeed, children often avoid adopting a second label for a referent they already have a name for</w:t>
       </w:r>
       <w:r>
         <w:t xml:space="preserve"> </w:t>
@@ -900,6 +903,114 @@
         <w:t xml:space="preserve">)</w:t>
       </w:r>
       <w:r>
+        <w:t xml:space="preserve">. Introducing multiple interchangeable labels also effectively decreases the frequency of the standard label [one of the best predictors of earlier word learning;</w:t>
+      </w:r>
+      <w:r>
+        <w:t xml:space="preserve"> </w:t>
+      </w:r>
+      <w:r>
+        <w:t xml:space="preserve">Braginsky et al. (</w:t>
+      </w:r>
+      <w:hyperlink w:anchor="ref-braginsky2019consistency">
+        <w:r>
+          <w:rPr>
+            <w:rStyle w:val="Hyperlink"/>
+          </w:rPr>
+          <w:t xml:space="preserve">2019</w:t>
+        </w:r>
+      </w:hyperlink>
+      <w:r>
+        <w:t xml:space="preserve">)</w:t>
+      </w:r>
+      <w:r>
+        <w:t xml:space="preserve">], makes utterances less predictable [and thus potentially harder to learn new words from; e.g.,</w:t>
+      </w:r>
+      <w:r>
+        <w:t xml:space="preserve"> </w:t>
+      </w:r>
+      <w:r>
+        <w:t xml:space="preserve">Reuter et al. (</w:t>
+      </w:r>
+      <w:hyperlink w:anchor="ref-reuter2019predict">
+        <w:r>
+          <w:rPr>
+            <w:rStyle w:val="Hyperlink"/>
+          </w:rPr>
+          <w:t xml:space="preserve">2019</w:t>
+        </w:r>
+      </w:hyperlink>
+      <w:r>
+        <w:t xml:space="preserve">)</w:t>
+      </w:r>
+      <w:r>
+        <w:t xml:space="preserve">], creates possible lexical competition</w:t>
+      </w:r>
+      <w:r>
+        <w:t xml:space="preserve"> </w:t>
+      </w:r>
+      <w:r>
+        <w:t xml:space="preserve">(</w:t>
+      </w:r>
+      <w:hyperlink w:anchor="ref-swingley2007competition">
+        <w:r>
+          <w:rPr>
+            <w:rStyle w:val="Hyperlink"/>
+            <w:b/>
+            <w:bCs/>
+          </w:rPr>
+          <w:t xml:space="preserve">swingley2007competition?</w:t>
+        </w:r>
+      </w:hyperlink>
+      <w:r>
+        <w:t xml:space="preserve">)</w:t>
+      </w:r>
+      <w:r>
+        <w:t xml:space="preserve">, and perhaps increases memory interference</w:t>
+      </w:r>
+      <w:r>
+        <w:t xml:space="preserve"> </w:t>
+      </w:r>
+      <w:r>
+        <w:t xml:space="preserve">(</w:t>
+      </w:r>
+      <w:hyperlink w:anchor="ref-regier2005emergence">
+        <w:r>
+          <w:rPr>
+            <w:rStyle w:val="Hyperlink"/>
+          </w:rPr>
+          <w:t xml:space="preserve">Regier, 2005</w:t>
+        </w:r>
+      </w:hyperlink>
+      <w:r>
+        <w:t xml:space="preserve">)</w:t>
+      </w:r>
+      <w:r>
+        <w:t xml:space="preserve">, or generally increases memory demands for young learners</w:t>
+      </w:r>
+      <w:r>
+        <w:t xml:space="preserve"> </w:t>
+      </w:r>
+      <w:r>
+        <w:t xml:space="preserve">(see</w:t>
+      </w:r>
+      <w:r>
+        <w:t xml:space="preserve"> </w:t>
+      </w:r>
+      <w:hyperlink w:anchor="ref-vlach2019learning">
+        <w:r>
+          <w:rPr>
+            <w:rStyle w:val="Hyperlink"/>
+          </w:rPr>
+          <w:t xml:space="preserve">Vlach, 2019</w:t>
+        </w:r>
+      </w:hyperlink>
+      <w:r>
+        <w:t xml:space="preserve"> </w:t>
+      </w:r>
+      <w:r>
+        <w:t xml:space="preserve">for further discussion of memory constraints)</w:t>
+      </w:r>
+      <w:r>
         <w:t xml:space="preserve">.</w:t>
       </w:r>
     </w:p>
@@ -908,7 +1019,7 @@
         <w:pStyle w:val="BodyText"/>
       </w:pPr>
       <w:r>
-        <w:t xml:space="preserve">However, (American) English-hearing children both recognize</w:t>
+        <w:t xml:space="preserve">Yet, (American) English-hearing children both recognize</w:t>
       </w:r>
       <w:r>
         <w:t xml:space="preserve"> </w:t>
@@ -1266,7 +1377,30 @@
         <w:t xml:space="preserve">)</w:t>
       </w:r>
       <w:r>
-        <w:t xml:space="preserve">, and in doing so, could support word learning [CITE].</w:t>
+        <w:t xml:space="preserve">, and in doing so, could support word learning</w:t>
+      </w:r>
+      <w:r>
+        <w:t xml:space="preserve"> </w:t>
+      </w:r>
+      <w:r>
+        <w:t xml:space="preserve">(e.g.,</w:t>
+      </w:r>
+      <w:r>
+        <w:t xml:space="preserve"> </w:t>
+      </w:r>
+      <w:hyperlink w:anchor="ref-yurovsky2012statistical">
+        <w:r>
+          <w:rPr>
+            <w:rStyle w:val="Hyperlink"/>
+          </w:rPr>
+          <w:t xml:space="preserve">Yurovsky et al., 2012</w:t>
+        </w:r>
+      </w:hyperlink>
+      <w:r>
+        <w:t xml:space="preserve">)</w:t>
+      </w:r>
+      <w:r>
+        <w:t xml:space="preserve">.</w:t>
       </w:r>
     </w:p>
     <w:p>
@@ -1274,7 +1408,7 @@
         <w:pStyle w:val="BodyText"/>
       </w:pPr>
       <w:r>
-        <w:t xml:space="preserve">What these findings do not address is how the use of multiple variants in the</w:t>
+        <w:t xml:space="preserve">What prior findings do not address is how the use of multiple variants in the</w:t>
       </w:r>
       <w:r>
         <w:t xml:space="preserve"> </w:t>
@@ -1290,7 +1424,7 @@
         <w:t xml:space="preserve"> </w:t>
       </w:r>
       <w:r>
-        <w:t xml:space="preserve">interaction could support children’s word learning. We consider attention as a plausible mechanism by which label variation could facilitate—rather than hinder—word learning, even over short timescales. Just as CDS as a register is generally preferred over adult-directed speech</w:t>
+        <w:t xml:space="preserve">interaction could support children’s word learning. We consider attention as a plausible mechanism by which label variation could facilitate—rather than hinder—word learning, even over short timescales. Just as CDS as a register is generally preferred by young listeners over adult-directed speech</w:t>
       </w:r>
       <w:r>
         <w:t xml:space="preserve"> </w:t>
@@ -1306,14 +1440,14 @@
           <w:rPr>
             <w:rStyle w:val="Hyperlink"/>
           </w:rPr>
-          <w:t xml:space="preserve">Consortium, 2020</w:t>
+          <w:t xml:space="preserve">ManyBabiesConsortium, 2020</w:t>
         </w:r>
       </w:hyperlink>
       <w:r>
         <w:t xml:space="preserve">)</w:t>
       </w:r>
       <w:r>
-        <w:t xml:space="preserve">, certain features of CDS variants may heighten engagement across repeated labeling instances [CITES].</w:t>
+        <w:t xml:space="preserve">, certain features of CDS variants may heighten children’s engagement across repeated labeling instances.</w:t>
       </w:r>
     </w:p>
     <w:p>
@@ -4220,7 +4354,7 @@
         <w:pStyle w:val="FirstParagraph"/>
       </w:pPr>
       <w:r>
-        <w:t xml:space="preserve">We tested how consistent versus variable labels impact English-hearing toddlers’ learning of novel-word object mappings. Specifically, we examined whether 18- to 36-month-olds showed better novel word recognition accuracy when they were exposed to consistent labels versus typical label variants (reduplicated + diminutivized word forms) versus atypical label variants (word forms unattested in English CDS). This is, to our knowledge, the first study to date to directly manipulate children’s exposure to label variation during a lab-based novel word learning task. Building on prior naturalistic corpus analyses of CDS variants</w:t>
+        <w:t xml:space="preserve">We tested how consistent versus variable labels impact English-hearing toddlers’ learning of novel-word object mappings. Specifically, we examined whether 18- to 36-month-olds showed better novel word recognition accuracy when they were exposed to consistent labels versus typical label variants (reduplicated/diminutivized word forms attested in English CDS) versus atypical label variants (word forms unattested in English CDS). This is, to our knowledge, the first study to date to directly manipulate children’s exposure to label variation during a lab-based novel word learning task. Building on prior naturalistic corpus analyses of CDS variant use</w:t>
       </w:r>
       <w:r>
         <w:t xml:space="preserve"> </w:t>
@@ -4306,7 +4440,7 @@
         <w:pStyle w:val="BodyText"/>
       </w:pPr>
       <w:r>
-        <w:t xml:space="preserve">Overall across conditions, toddlers reliably recognized novel words after a brief exposure phase. Word-recognition accuracy was numerically highest in the typical variation condition and lowest in the atypical variation condition. We provided toddlers’ with two opportunities demonstrate their recognition of the novel word-object mappings given the difficulty of the task, especially for the youngest participants. Condition effects emerged primarily following the first labeling window, during which children’s performance was at chance in the atypical variation condition and above chance in the typical variation and consistent conditions. These patterns point to possible condition effects, but our mixed-model analyses indicated uncertainty. [more discussion here]</w:t>
+        <w:t xml:space="preserve">Overall across conditions, toddlers reliably recognized novel words after a brief exposure phase. Word-recognition accuracy was numerically highest in the typical variation condition and lowest in the atypical variation condition. We provided toddlers with two opportunities demonstrate their recognition of the novel word-object mappings given the difficulty of the task, especially for the youngest participants. Condition effects emerged primarily following the first labeling window, during which children’s performance was at chance in the atypical variation condition and above chance in the typical variation and consistent conditions. These patterns point to possible condition effects, but our mixed-model analyses indicated uncertainty. [more discussion here]</w:t>
       </w:r>
     </w:p>
     <w:p>
@@ -4357,7 +4491,45 @@
         <w:t xml:space="preserve">)</w:t>
       </w:r>
       <w:r>
-        <w:t xml:space="preserve">. Together, these findings point to attentional engagement as a plausible—but not definitively established—mechanism by which label variation (particularly of the type that children encounter naturalistically) could facilitate novel word learning over short timescales.</w:t>
+        <w:t xml:space="preserve">. These findings also fit with prior accounts of a</w:t>
+      </w:r>
+      <w:r>
+        <w:t xml:space="preserve"> </w:t>
+      </w:r>
+      <w:r>
+        <w:t xml:space="preserve">“</w:t>
+      </w:r>
+      <w:r>
+        <w:t xml:space="preserve">golidlocks</w:t>
+      </w:r>
+      <w:r>
+        <w:t xml:space="preserve">”</w:t>
+      </w:r>
+      <w:r>
+        <w:t xml:space="preserve"> </w:t>
+      </w:r>
+      <w:r>
+        <w:t xml:space="preserve">effect in children’s attention</w:t>
+      </w:r>
+      <w:r>
+        <w:t xml:space="preserve"> </w:t>
+      </w:r>
+      <w:r>
+        <w:t xml:space="preserve">(</w:t>
+      </w:r>
+      <w:hyperlink w:anchor="ref-kidd2012goldilocks">
+        <w:r>
+          <w:rPr>
+            <w:rStyle w:val="Hyperlink"/>
+          </w:rPr>
+          <w:t xml:space="preserve">Kidd et al., 2012</w:t>
+        </w:r>
+      </w:hyperlink>
+      <w:r>
+        <w:t xml:space="preserve">)</w:t>
+      </w:r>
+      <w:r>
+        <w:t xml:space="preserve">, where a moderate amount of variability is desirable. In the context of our experiment, the typical CDS variants… Overall, our pupillometry findings point to attentional engagement as a plausible—but not yet definitively established—mechanism by which label variation (particularly of the type that children encounter naturalistically) could facilitate novel word learning over short timescales.</w:t>
       </w:r>
     </w:p>
     <w:p>
@@ -4365,7 +4537,61 @@
         <w:pStyle w:val="BodyText"/>
       </w:pPr>
       <w:r>
-        <w:t xml:space="preserve">Critically, our findings do not tell us whether OR An important question left unanswered is</w:t>
+        <w:t xml:space="preserve">Critically, our findings do not tell us</w:t>
+      </w:r>
+      <w:r>
+        <w:t xml:space="preserve"> </w:t>
+      </w:r>
+      <w:r>
+        <w:rPr>
+          <w:i/>
+          <w:iCs/>
+        </w:rPr>
+        <w:t xml:space="preserve">why</w:t>
+      </w:r>
+      <w:r>
+        <w:t xml:space="preserve"> </w:t>
+      </w:r>
+      <w:r>
+        <w:t xml:space="preserve">children were able to succeed in learning standard word forms from consistent and variable labels. One possibility is that children</w:t>
+      </w:r>
+      <w:r>
+        <w:t xml:space="preserve"> </w:t>
+      </w:r>
+      <w:r>
+        <w:t xml:space="preserve">“</w:t>
+      </w:r>
+      <w:r>
+        <w:t xml:space="preserve">filtered out</w:t>
+      </w:r>
+      <w:r>
+        <w:t xml:space="preserve">”</w:t>
+      </w:r>
+      <w:r>
+        <w:t xml:space="preserve"> </w:t>
+      </w:r>
+      <w:r>
+        <w:t xml:space="preserve">the variants and focused only on the standard word forms, for which they received at least four exposures during the learning phase. This explanation is plausible in the context of this short in-lab experiment, though does not seem to be the case in naturalistic settings, where CDS variants are common in children’s early productive vocabularies [CITES] and are produced more often than standard adult word forms in the first years of life</w:t>
+      </w:r>
+      <w:r>
+        <w:t xml:space="preserve"> </w:t>
+      </w:r>
+      <w:r>
+        <w:t xml:space="preserve">(</w:t>
+      </w:r>
+      <w:hyperlink w:anchor="ref-casey2022doggy">
+        <w:r>
+          <w:rPr>
+            <w:rStyle w:val="Hyperlink"/>
+          </w:rPr>
+          <w:t xml:space="preserve">Casey &amp; Casillas, 2022</w:t>
+        </w:r>
+      </w:hyperlink>
+      <w:r>
+        <w:t xml:space="preserve">)</w:t>
+      </w:r>
+      <w:r>
+        <w:t xml:space="preserve">.</w:t>
       </w:r>
     </w:p>
     <w:p>
@@ -4377,7 +4603,7 @@
       </w:r>
     </w:p>
     <w:bookmarkEnd w:id="55"/>
-    <w:bookmarkStart w:id="107" w:name="references"/>
+    <w:bookmarkStart w:id="113" w:name="references"/>
     <w:p>
       <w:pPr>
         <w:pStyle w:val="Heading1"/>
@@ -4386,7 +4612,7 @@
         <w:t xml:space="preserve">5. References</w:t>
       </w:r>
     </w:p>
-    <w:bookmarkStart w:id="106" w:name="refs"/>
+    <w:bookmarkStart w:id="112" w:name="refs"/>
     <w:bookmarkStart w:id="57" w:name="ref-lme4"/>
     <w:p>
       <w:pPr>
@@ -4466,12 +4692,48 @@
       </w:r>
     </w:p>
     <w:bookmarkEnd w:id="58"/>
-    <w:bookmarkStart w:id="60" w:name="ref-glmmTMB"/>
+    <w:bookmarkStart w:id="59" w:name="ref-braginsky2019consistency"/>
     <w:p>
       <w:pPr>
         <w:pStyle w:val="Bibliography"/>
       </w:pPr>
       <w:r>
+        <w:t xml:space="preserve">Braginsky, M., Yurovsky, D., Marchman, V. A., &amp; Frank, M. C. (2019). Consistency and variability in children’s word learning across languages.</w:t>
+      </w:r>
+      <w:r>
+        <w:t xml:space="preserve"> </w:t>
+      </w:r>
+      <w:r>
+        <w:rPr>
+          <w:i/>
+          <w:iCs/>
+        </w:rPr>
+        <w:t xml:space="preserve">Open Mind</w:t>
+      </w:r>
+      <w:r>
+        <w:t xml:space="preserve">,</w:t>
+      </w:r>
+      <w:r>
+        <w:t xml:space="preserve"> </w:t>
+      </w:r>
+      <w:r>
+        <w:rPr>
+          <w:i/>
+          <w:iCs/>
+        </w:rPr>
+        <w:t xml:space="preserve">3</w:t>
+      </w:r>
+      <w:r>
+        <w:t xml:space="preserve">, 52–67.</w:t>
+      </w:r>
+    </w:p>
+    <w:bookmarkEnd w:id="59"/>
+    <w:bookmarkStart w:id="61" w:name="ref-glmmTMB"/>
+    <w:p>
+      <w:pPr>
+        <w:pStyle w:val="Bibliography"/>
+      </w:pPr>
+      <w:r>
         <w:t xml:space="preserve">Brooks, M. E., Kristensen, K., van Benthem, K. J., Magnusson, A., Berg, C. W., Nielsen, A., Skaug, H. J., Maechler, M., &amp; Bolker, B. M. (2017).</w:t>
       </w:r>
       <w:r>
@@ -4515,7 +4777,7 @@
       <w:r>
         <w:t xml:space="preserve"> </w:t>
       </w:r>
-      <w:hyperlink r:id="rId59">
+      <w:hyperlink r:id="rId60">
         <w:r>
           <w:rPr>
             <w:rStyle w:val="Hyperlink"/>
@@ -4524,8 +4786,8 @@
         </w:r>
       </w:hyperlink>
     </w:p>
-    <w:bookmarkEnd w:id="60"/>
-    <w:bookmarkStart w:id="61" w:name="ref-brms"/>
+    <w:bookmarkEnd w:id="61"/>
+    <w:bookmarkStart w:id="62" w:name="ref-brms"/>
     <w:p>
       <w:pPr>
         <w:pStyle w:val="Bibliography"/>
@@ -4560,8 +4822,8 @@
         <w:t xml:space="preserve">, 1–28.</w:t>
       </w:r>
     </w:p>
-    <w:bookmarkEnd w:id="61"/>
-    <w:bookmarkStart w:id="62" w:name="ref-bynon1968berber"/>
+    <w:bookmarkEnd w:id="62"/>
+    <w:bookmarkStart w:id="63" w:name="ref-bynon1968berber"/>
     <w:p>
       <w:pPr>
         <w:pStyle w:val="Bibliography"/>
@@ -4596,8 +4858,8 @@
         <w:t xml:space="preserve">(1), 107–161.</w:t>
       </w:r>
     </w:p>
-    <w:bookmarkEnd w:id="62"/>
-    <w:bookmarkStart w:id="63" w:name="ref-callanan2004multiple"/>
+    <w:bookmarkEnd w:id="63"/>
+    <w:bookmarkStart w:id="64" w:name="ref-callanan2004multiple"/>
     <w:p>
       <w:pPr>
         <w:pStyle w:val="Bibliography"/>
@@ -4632,8 +4894,8 @@
         <w:t xml:space="preserve">(5), 746.</w:t>
       </w:r>
     </w:p>
-    <w:bookmarkEnd w:id="63"/>
-    <w:bookmarkStart w:id="64" w:name="ref-casagrande1948comanche"/>
+    <w:bookmarkEnd w:id="64"/>
+    <w:bookmarkStart w:id="65" w:name="ref-casagrande1948comanche"/>
     <w:p>
       <w:pPr>
         <w:pStyle w:val="Bibliography"/>
@@ -4668,8 +4930,8 @@
         <w:t xml:space="preserve">(1), 11–14.</w:t>
       </w:r>
     </w:p>
-    <w:bookmarkEnd w:id="64"/>
-    <w:bookmarkStart w:id="65" w:name="ref-casey2022doggy"/>
+    <w:bookmarkEnd w:id="65"/>
+    <w:bookmarkStart w:id="66" w:name="ref-casey2022doggy"/>
     <w:p>
       <w:pPr>
         <w:pStyle w:val="Bibliography"/>
@@ -4704,8 +4966,8 @@
         <w:t xml:space="preserve">.</w:t>
       </w:r>
     </w:p>
-    <w:bookmarkEnd w:id="65"/>
-    <w:bookmarkStart w:id="66" w:name="ref-caseyIPcorpus"/>
+    <w:bookmarkEnd w:id="66"/>
+    <w:bookmarkStart w:id="67" w:name="ref-caseyIPcorpus"/>
     <w:p>
       <w:pPr>
         <w:pStyle w:val="Bibliography"/>
@@ -4724,8 +4986,8 @@
         <w:t xml:space="preserve">Quantifying the amount and impact of label variation in early word learning environments.</w:t>
       </w:r>
     </w:p>
-    <w:bookmarkEnd w:id="66"/>
-    <w:bookmarkStart w:id="67" w:name="ref-clark1988logic"/>
+    <w:bookmarkEnd w:id="67"/>
+    <w:bookmarkStart w:id="68" w:name="ref-clark1988logic"/>
     <w:p>
       <w:pPr>
         <w:pStyle w:val="Bibliography"/>
@@ -4758,42 +5020,6 @@
       </w:r>
       <w:r>
         <w:t xml:space="preserve">(2), 317–335.</w:t>
-      </w:r>
-    </w:p>
-    <w:bookmarkEnd w:id="67"/>
-    <w:bookmarkStart w:id="68" w:name="ref-manybabies2020quantifying"/>
-    <w:p>
-      <w:pPr>
-        <w:pStyle w:val="Bibliography"/>
-      </w:pPr>
-      <w:r>
-        <w:t xml:space="preserve">Consortium, M. (2020). Quantifying sources of variability in infancy research using the infant-directed-speech preference.</w:t>
-      </w:r>
-      <w:r>
-        <w:t xml:space="preserve"> </w:t>
-      </w:r>
-      <w:r>
-        <w:rPr>
-          <w:i/>
-          <w:iCs/>
-        </w:rPr>
-        <w:t xml:space="preserve">Advances in Methods and Practices in Psychological Science</w:t>
-      </w:r>
-      <w:r>
-        <w:t xml:space="preserve">,</w:t>
-      </w:r>
-      <w:r>
-        <w:t xml:space="preserve"> </w:t>
-      </w:r>
-      <w:r>
-        <w:rPr>
-          <w:i/>
-          <w:iCs/>
-        </w:rPr>
-        <w:t xml:space="preserve">3</w:t>
-      </w:r>
-      <w:r>
-        <w:t xml:space="preserve">(1), 24–52.</w:t>
       </w:r>
     </w:p>
     <w:bookmarkEnd w:id="68"/>
@@ -5080,12 +5306,48 @@
       </w:r>
     </w:p>
     <w:bookmarkEnd w:id="76"/>
-    <w:bookmarkStart w:id="77" w:name="ref-laing2017perceptual"/>
+    <w:bookmarkStart w:id="77" w:name="ref-kidd2012goldilocks"/>
     <w:p>
       <w:pPr>
         <w:pStyle w:val="Bibliography"/>
       </w:pPr>
       <w:r>
+        <w:t xml:space="preserve">Kidd, C., Piantadosi, S. T., &amp; Aslin, R. N. (2012). The goldilocks effect: Human infants allocate attention to visual sequences that are neither too simple nor too complex.</w:t>
+      </w:r>
+      <w:r>
+        <w:t xml:space="preserve"> </w:t>
+      </w:r>
+      <w:r>
+        <w:rPr>
+          <w:i/>
+          <w:iCs/>
+        </w:rPr>
+        <w:t xml:space="preserve">PloS One</w:t>
+      </w:r>
+      <w:r>
+        <w:t xml:space="preserve">,</w:t>
+      </w:r>
+      <w:r>
+        <w:t xml:space="preserve"> </w:t>
+      </w:r>
+      <w:r>
+        <w:rPr>
+          <w:i/>
+          <w:iCs/>
+        </w:rPr>
+        <w:t xml:space="preserve">7</w:t>
+      </w:r>
+      <w:r>
+        <w:t xml:space="preserve">(5), e36399.</w:t>
+      </w:r>
+    </w:p>
+    <w:bookmarkEnd w:id="77"/>
+    <w:bookmarkStart w:id="78" w:name="ref-laing2017perceptual"/>
+    <w:p>
+      <w:pPr>
+        <w:pStyle w:val="Bibliography"/>
+      </w:pPr>
+      <w:r>
         <w:t xml:space="preserve">Laing, C. E. (2017). A perceptual advantage for onomatopoeia in early word learning: Evidence from eye-tracking.</w:t>
       </w:r>
       <w:r>
@@ -5115,8 +5377,8 @@
         <w:t xml:space="preserve">, 32–45.</w:t>
       </w:r>
     </w:p>
-    <w:bookmarkEnd w:id="77"/>
-    <w:bookmarkStart w:id="78" w:name="ref-liu2018review"/>
+    <w:bookmarkEnd w:id="78"/>
+    <w:bookmarkStart w:id="79" w:name="ref-liu2018review"/>
     <w:p>
       <w:pPr>
         <w:pStyle w:val="Bibliography"/>
@@ -5151,13 +5413,49 @@
         <w:t xml:space="preserve">(4), 1024–1044.</w:t>
       </w:r>
     </w:p>
-    <w:bookmarkEnd w:id="78"/>
-    <w:bookmarkStart w:id="79" w:name="ref-markman1988children"/>
+    <w:bookmarkEnd w:id="79"/>
+    <w:bookmarkStart w:id="80" w:name="ref-manybabies2020quantifying"/>
     <w:p>
       <w:pPr>
         <w:pStyle w:val="Bibliography"/>
       </w:pPr>
       <w:r>
+        <w:t xml:space="preserve">ManyBabiesConsortium. (2020). Quantifying sources of variability in infancy research using the infant-directed-speech preference.</w:t>
+      </w:r>
+      <w:r>
+        <w:t xml:space="preserve"> </w:t>
+      </w:r>
+      <w:r>
+        <w:rPr>
+          <w:i/>
+          <w:iCs/>
+        </w:rPr>
+        <w:t xml:space="preserve">Advances in Methods and Practices in Psychological Science</w:t>
+      </w:r>
+      <w:r>
+        <w:t xml:space="preserve">,</w:t>
+      </w:r>
+      <w:r>
+        <w:t xml:space="preserve"> </w:t>
+      </w:r>
+      <w:r>
+        <w:rPr>
+          <w:i/>
+          <w:iCs/>
+        </w:rPr>
+        <w:t xml:space="preserve">3</w:t>
+      </w:r>
+      <w:r>
+        <w:t xml:space="preserve">(1), 24–52.</w:t>
+      </w:r>
+    </w:p>
+    <w:bookmarkEnd w:id="80"/>
+    <w:bookmarkStart w:id="81" w:name="ref-markman1988children"/>
+    <w:p>
+      <w:pPr>
+        <w:pStyle w:val="Bibliography"/>
+      </w:pPr>
+      <w:r>
         <w:t xml:space="preserve">Markman, E. M., &amp; Wachtel, G. F. (1988). Children’s use of mutual exclusivity to constrain the meanings of words.</w:t>
       </w:r>
       <w:r>
@@ -5187,8 +5485,8 @@
         <w:t xml:space="preserve">(2), 121–157.</w:t>
       </w:r>
     </w:p>
-    <w:bookmarkEnd w:id="79"/>
-    <w:bookmarkStart w:id="80" w:name="ref-markman2003use"/>
+    <w:bookmarkEnd w:id="81"/>
+    <w:bookmarkStart w:id="82" w:name="ref-markman2003use"/>
     <w:p>
       <w:pPr>
         <w:pStyle w:val="Bibliography"/>
@@ -5223,8 +5521,8 @@
         <w:t xml:space="preserve">(3), 241–275.</w:t>
       </w:r>
     </w:p>
-    <w:bookmarkEnd w:id="80"/>
-    <w:bookmarkStart w:id="81" w:name="ref-mazuka2008japanese"/>
+    <w:bookmarkEnd w:id="82"/>
+    <w:bookmarkStart w:id="83" w:name="ref-mazuka2008japanese"/>
     <w:p>
       <w:pPr>
         <w:pStyle w:val="Bibliography"/>
@@ -5249,8 +5547,8 @@
         <w:t xml:space="preserve">(pp. 39–58). Springer.</w:t>
       </w:r>
     </w:p>
-    <w:bookmarkEnd w:id="81"/>
-    <w:bookmarkStart w:id="82" w:name="ref-merriman1989mutual"/>
+    <w:bookmarkEnd w:id="83"/>
+    <w:bookmarkStart w:id="84" w:name="ref-merriman1989mutual"/>
     <w:p>
       <w:pPr>
         <w:pStyle w:val="Bibliography"/>
@@ -5272,8 +5570,8 @@
         <w:t xml:space="preserve">, i–129.</w:t>
       </w:r>
     </w:p>
-    <w:bookmarkEnd w:id="82"/>
-    <w:bookmarkStart w:id="83" w:name="ref-merritt1994artifact"/>
+    <w:bookmarkEnd w:id="84"/>
+    <w:bookmarkStart w:id="85" w:name="ref-merritt1994artifact"/>
     <w:p>
       <w:pPr>
         <w:pStyle w:val="Bibliography"/>
@@ -5308,8 +5606,8 @@
         <w:t xml:space="preserve">(1), 56–59.</w:t>
       </w:r>
     </w:p>
-    <w:bookmarkEnd w:id="83"/>
-    <w:bookmarkStart w:id="84" w:name="ref-mervis1994two"/>
+    <w:bookmarkEnd w:id="85"/>
+    <w:bookmarkStart w:id="86" w:name="ref-mervis1994two"/>
     <w:p>
       <w:pPr>
         <w:pStyle w:val="Bibliography"/>
@@ -5344,8 +5642,8 @@
         <w:t xml:space="preserve">(4), 1163–1177.</w:t>
       </w:r>
     </w:p>
-    <w:bookmarkEnd w:id="84"/>
-    <w:bookmarkStart w:id="85" w:name="ref-moore2024wordform"/>
+    <w:bookmarkEnd w:id="86"/>
+    <w:bookmarkStart w:id="87" w:name="ref-moore2024wordform"/>
     <w:p>
       <w:pPr>
         <w:pStyle w:val="Bibliography"/>
@@ -5380,8 +5678,8 @@
         <w:t xml:space="preserve">, 105694.</w:t>
       </w:r>
     </w:p>
-    <w:bookmarkEnd w:id="85"/>
-    <w:bookmarkStart w:id="86" w:name="ref-nencheva2021moment"/>
+    <w:bookmarkEnd w:id="87"/>
+    <w:bookmarkStart w:id="88" w:name="ref-nencheva2021moment"/>
     <w:p>
       <w:pPr>
         <w:pStyle w:val="Bibliography"/>
@@ -5416,8 +5714,8 @@
         <w:t xml:space="preserve">(1), e12997.</w:t>
       </w:r>
     </w:p>
-    <w:bookmarkEnd w:id="86"/>
-    <w:bookmarkStart w:id="87" w:name="ref-ota2018choo"/>
+    <w:bookmarkEnd w:id="88"/>
+    <w:bookmarkStart w:id="89" w:name="ref-ota2018choo"/>
     <w:p>
       <w:pPr>
         <w:pStyle w:val="Bibliography"/>
@@ -5452,8 +5750,8 @@
         <w:t xml:space="preserve">(6), 1974–1999.</w:t>
       </w:r>
     </w:p>
-    <w:bookmarkEnd w:id="87"/>
-    <w:bookmarkStart w:id="88" w:name="ref-ota2016reduplicated"/>
+    <w:bookmarkEnd w:id="89"/>
+    <w:bookmarkStart w:id="90" w:name="ref-ota2016reduplicated"/>
     <w:p>
       <w:pPr>
         <w:pStyle w:val="Bibliography"/>
@@ -5488,8 +5786,8 @@
         <w:t xml:space="preserve">(4), 380–397.</w:t>
       </w:r>
     </w:p>
-    <w:bookmarkEnd w:id="88"/>
-    <w:bookmarkStart w:id="89" w:name="ref-ota2018reduplication"/>
+    <w:bookmarkEnd w:id="90"/>
+    <w:bookmarkStart w:id="91" w:name="ref-ota2018reduplication"/>
     <w:p>
       <w:pPr>
         <w:pStyle w:val="Bibliography"/>
@@ -5524,8 +5822,8 @@
         <w:t xml:space="preserve">(1), 204–218.</w:t>
       </w:r>
     </w:p>
-    <w:bookmarkEnd w:id="89"/>
-    <w:bookmarkStart w:id="90" w:name="ref-potter2024frequent"/>
+    <w:bookmarkEnd w:id="91"/>
+    <w:bookmarkStart w:id="92" w:name="ref-potter2024frequent"/>
     <w:p>
       <w:pPr>
         <w:pStyle w:val="Bibliography"/>
@@ -5560,8 +5858,8 @@
         <w:t xml:space="preserve">(6), 1478–1488.</w:t>
       </w:r>
     </w:p>
-    <w:bookmarkEnd w:id="90"/>
-    <w:bookmarkStart w:id="91" w:name="ref-pye1986quiche"/>
+    <w:bookmarkEnd w:id="92"/>
+    <w:bookmarkStart w:id="93" w:name="ref-pye1986quiche"/>
     <w:p>
       <w:pPr>
         <w:pStyle w:val="Bibliography"/>
@@ -5605,8 +5903,8 @@
         <w:t xml:space="preserve">(1), 85–100.</w:t>
       </w:r>
     </w:p>
-    <w:bookmarkEnd w:id="91"/>
-    <w:bookmarkStart w:id="92" w:name="ref-quam2023protracted"/>
+    <w:bookmarkEnd w:id="93"/>
+    <w:bookmarkStart w:id="94" w:name="ref-quam2023protracted"/>
     <w:p>
       <w:pPr>
         <w:pStyle w:val="Bibliography"/>
@@ -5641,13 +5939,85 @@
         <w:t xml:space="preserve">(3-4), 256–276.</w:t>
       </w:r>
     </w:p>
-    <w:bookmarkEnd w:id="92"/>
-    <w:bookmarkStart w:id="93" w:name="ref-sarvasy2025child"/>
+    <w:bookmarkEnd w:id="94"/>
+    <w:bookmarkStart w:id="95" w:name="ref-regier2005emergence"/>
     <w:p>
       <w:pPr>
         <w:pStyle w:val="Bibliography"/>
       </w:pPr>
       <w:r>
+        <w:t xml:space="preserve">Regier, T. (2005). The emergence of words: Attentional learning in form and meaning.</w:t>
+      </w:r>
+      <w:r>
+        <w:t xml:space="preserve"> </w:t>
+      </w:r>
+      <w:r>
+        <w:rPr>
+          <w:i/>
+          <w:iCs/>
+        </w:rPr>
+        <w:t xml:space="preserve">Cognitive Science</w:t>
+      </w:r>
+      <w:r>
+        <w:t xml:space="preserve">,</w:t>
+      </w:r>
+      <w:r>
+        <w:t xml:space="preserve"> </w:t>
+      </w:r>
+      <w:r>
+        <w:rPr>
+          <w:i/>
+          <w:iCs/>
+        </w:rPr>
+        <w:t xml:space="preserve">29</w:t>
+      </w:r>
+      <w:r>
+        <w:t xml:space="preserve">(6), 819–865.</w:t>
+      </w:r>
+    </w:p>
+    <w:bookmarkEnd w:id="95"/>
+    <w:bookmarkStart w:id="96" w:name="ref-reuter2019predict"/>
+    <w:p>
+      <w:pPr>
+        <w:pStyle w:val="Bibliography"/>
+      </w:pPr>
+      <w:r>
+        <w:t xml:space="preserve">Reuter, T., Borovsky, A., &amp; Lew-Williams, C. (2019). Predict and redirect: Prediction errors support children’s word learning.</w:t>
+      </w:r>
+      <w:r>
+        <w:t xml:space="preserve"> </w:t>
+      </w:r>
+      <w:r>
+        <w:rPr>
+          <w:i/>
+          <w:iCs/>
+        </w:rPr>
+        <w:t xml:space="preserve">Developmental Psychology</w:t>
+      </w:r>
+      <w:r>
+        <w:t xml:space="preserve">,</w:t>
+      </w:r>
+      <w:r>
+        <w:t xml:space="preserve"> </w:t>
+      </w:r>
+      <w:r>
+        <w:rPr>
+          <w:i/>
+          <w:iCs/>
+        </w:rPr>
+        <w:t xml:space="preserve">55</w:t>
+      </w:r>
+      <w:r>
+        <w:t xml:space="preserve">(8), 1656.</w:t>
+      </w:r>
+    </w:p>
+    <w:bookmarkEnd w:id="96"/>
+    <w:bookmarkStart w:id="97" w:name="ref-sarvasy2025child"/>
+    <w:p>
+      <w:pPr>
+        <w:pStyle w:val="Bibliography"/>
+      </w:pPr>
+      <w:r>
         <w:t xml:space="preserve">Sarvasy, H., Rumsey, A., Dahmen, J., Onga, J., &amp; Yam, S. (2025). Child-directed speech in ku waru and nungon (papua new guinea).</w:t>
       </w:r>
       <w:r>
@@ -5677,8 +6047,8 @@
         <w:t xml:space="preserve">(3), 191–244.</w:t>
       </w:r>
     </w:p>
-    <w:bookmarkEnd w:id="93"/>
-    <w:bookmarkStart w:id="95" w:name="ref-procreate"/>
+    <w:bookmarkEnd w:id="97"/>
+    <w:bookmarkStart w:id="99" w:name="ref-procreate"/>
     <w:p>
       <w:pPr>
         <w:pStyle w:val="Bibliography"/>
@@ -5714,7 +6084,7 @@
       <w:r>
         <w:t xml:space="preserve"> </w:t>
       </w:r>
-      <w:hyperlink r:id="rId94">
+      <w:hyperlink r:id="rId98">
         <w:r>
           <w:rPr>
             <w:rStyle w:val="Hyperlink"/>
@@ -5723,24 +6093,24 @@
         </w:r>
       </w:hyperlink>
     </w:p>
-    <w:bookmarkEnd w:id="95"/>
-    <w:bookmarkStart w:id="96" w:name="ref-smith2008infant"/>
+    <w:bookmarkEnd w:id="99"/>
+    <w:bookmarkStart w:id="100" w:name="ref-smith2008infants"/>
     <w:p>
       <w:pPr>
         <w:pStyle w:val="Bibliography"/>
       </w:pPr>
       <w:r>
-        <w:t xml:space="preserve">Smith, N. A., &amp; Trainor, L. J. (2008). Infant-directed speech is modulated by infant feedback.</w:t>
-      </w:r>
-      <w:r>
-        <w:t xml:space="preserve"> </w:t>
-      </w:r>
-      <w:r>
-        <w:rPr>
-          <w:i/>
-          <w:iCs/>
-        </w:rPr>
-        <w:t xml:space="preserve">Infancy</w:t>
+        <w:t xml:space="preserve">Smith, L., &amp; Yu, C. (2008). Infants rapidly learn word-referent mappings via cross-situational statistics.</w:t>
+      </w:r>
+      <w:r>
+        <w:t xml:space="preserve"> </w:t>
+      </w:r>
+      <w:r>
+        <w:rPr>
+          <w:i/>
+          <w:iCs/>
+        </w:rPr>
+        <w:t xml:space="preserve">Cognition</w:t>
       </w:r>
       <w:r>
         <w:t xml:space="preserve">,</w:t>
@@ -5753,30 +6123,293 @@
           <w:i/>
           <w:iCs/>
         </w:rPr>
+        <w:t xml:space="preserve">106</w:t>
+      </w:r>
+      <w:r>
+        <w:t xml:space="preserve">(3), 1558–1568.</w:t>
+      </w:r>
+    </w:p>
+    <w:bookmarkEnd w:id="100"/>
+    <w:bookmarkStart w:id="101" w:name="ref-soderstrom2007beyond"/>
+    <w:p>
+      <w:pPr>
+        <w:pStyle w:val="Bibliography"/>
+      </w:pPr>
+      <w:r>
+        <w:t xml:space="preserve">Soderstrom, M. (2007). Beyond babytalk: Re-evaluating the nature and content of speech input to preverbal infants.</w:t>
+      </w:r>
+      <w:r>
+        <w:t xml:space="preserve"> </w:t>
+      </w:r>
+      <w:r>
+        <w:rPr>
+          <w:i/>
+          <w:iCs/>
+        </w:rPr>
+        <w:t xml:space="preserve">Developmental Review</w:t>
+      </w:r>
+      <w:r>
+        <w:t xml:space="preserve">,</w:t>
+      </w:r>
+      <w:r>
+        <w:t xml:space="preserve"> </w:t>
+      </w:r>
+      <w:r>
+        <w:rPr>
+          <w:i/>
+          <w:iCs/>
+        </w:rPr>
+        <w:t xml:space="preserve">27</w:t>
+      </w:r>
+      <w:r>
+        <w:t xml:space="preserve">(4), 501–532.</w:t>
+      </w:r>
+    </w:p>
+    <w:bookmarkEnd w:id="101"/>
+    <w:bookmarkStart w:id="103" w:name="ref-rstan"/>
+    <w:p>
+      <w:pPr>
+        <w:pStyle w:val="Bibliography"/>
+      </w:pPr>
+      <w:r>
+        <w:t xml:space="preserve">Stan Development Team. (2025).</w:t>
+      </w:r>
+      <w:r>
+        <w:t xml:space="preserve"> </w:t>
+      </w:r>
+      <w:r>
+        <w:rPr>
+          <w:i/>
+          <w:iCs/>
+        </w:rPr>
+        <w:t xml:space="preserve">RStan</w:t>
+      </w:r>
+      <w:r>
+        <w:rPr>
+          <w:i/>
+          <w:iCs/>
+        </w:rPr>
+        <w:t xml:space="preserve">: The</w:t>
+      </w:r>
+      <w:r>
+        <w:rPr>
+          <w:i/>
+          <w:iCs/>
+        </w:rPr>
+        <w:t xml:space="preserve"> </w:t>
+      </w:r>
+      <w:r>
+        <w:rPr>
+          <w:i/>
+          <w:iCs/>
+        </w:rPr>
+        <w:t xml:space="preserve">R</w:t>
+      </w:r>
+      <w:r>
+        <w:rPr>
+          <w:i/>
+          <w:iCs/>
+        </w:rPr>
+        <w:t xml:space="preserve"> </w:t>
+      </w:r>
+      <w:r>
+        <w:rPr>
+          <w:i/>
+          <w:iCs/>
+        </w:rPr>
+        <w:t xml:space="preserve">interface to</w:t>
+      </w:r>
+      <w:r>
+        <w:rPr>
+          <w:i/>
+          <w:iCs/>
+        </w:rPr>
+        <w:t xml:space="preserve"> </w:t>
+      </w:r>
+      <w:r>
+        <w:rPr>
+          <w:i/>
+          <w:iCs/>
+        </w:rPr>
+        <w:t xml:space="preserve">Stan</w:t>
+      </w:r>
+      <w:r>
+        <w:t xml:space="preserve">.</w:t>
+      </w:r>
+      <w:r>
+        <w:t xml:space="preserve"> </w:t>
+      </w:r>
+      <w:hyperlink r:id="rId102">
+        <w:r>
+          <w:rPr>
+            <w:rStyle w:val="Hyperlink"/>
+          </w:rPr>
+          <w:t xml:space="preserve">https://mc-stan.org/</w:t>
+        </w:r>
+      </w:hyperlink>
+    </w:p>
+    <w:bookmarkEnd w:id="103"/>
+    <w:bookmarkStart w:id="104" w:name="ref-stevens2017pursuit"/>
+    <w:p>
+      <w:pPr>
+        <w:pStyle w:val="Bibliography"/>
+      </w:pPr>
+      <w:r>
+        <w:t xml:space="preserve">Stevens, J. S., Gleitman, L. R., Trueswell, J. C., &amp; Yang, C. (2017). The pursuit of word meanings.</w:t>
+      </w:r>
+      <w:r>
+        <w:t xml:space="preserve"> </w:t>
+      </w:r>
+      <w:r>
+        <w:rPr>
+          <w:i/>
+          <w:iCs/>
+        </w:rPr>
+        <w:t xml:space="preserve">Cognitive Science</w:t>
+      </w:r>
+      <w:r>
+        <w:t xml:space="preserve">,</w:t>
+      </w:r>
+      <w:r>
+        <w:t xml:space="preserve"> </w:t>
+      </w:r>
+      <w:r>
+        <w:rPr>
+          <w:i/>
+          <w:iCs/>
+        </w:rPr>
+        <w:t xml:space="preserve">41</w:t>
+      </w:r>
+      <w:r>
+        <w:t xml:space="preserve">, 638–676.</w:t>
+      </w:r>
+    </w:p>
+    <w:bookmarkEnd w:id="104"/>
+    <w:bookmarkStart w:id="105" w:name="ref-swingley2000spoken"/>
+    <w:p>
+      <w:pPr>
+        <w:pStyle w:val="Bibliography"/>
+      </w:pPr>
+      <w:r>
+        <w:t xml:space="preserve">Swingley, D., &amp; Aslin, R. N. (2000). Spoken word recognition and lexical representation in very young children.</w:t>
+      </w:r>
+      <w:r>
+        <w:t xml:space="preserve"> </w:t>
+      </w:r>
+      <w:r>
+        <w:rPr>
+          <w:i/>
+          <w:iCs/>
+        </w:rPr>
+        <w:t xml:space="preserve">Cognition</w:t>
+      </w:r>
+      <w:r>
+        <w:t xml:space="preserve">,</w:t>
+      </w:r>
+      <w:r>
+        <w:t xml:space="preserve"> </w:t>
+      </w:r>
+      <w:r>
+        <w:rPr>
+          <w:i/>
+          <w:iCs/>
+        </w:rPr>
+        <w:t xml:space="preserve">76</w:t>
+      </w:r>
+      <w:r>
+        <w:t xml:space="preserve">(2), 147–166.</w:t>
+      </w:r>
+    </w:p>
+    <w:bookmarkEnd w:id="105"/>
+    <w:bookmarkStart w:id="106" w:name="ref-tormene2009matching"/>
+    <w:p>
+      <w:pPr>
+        <w:pStyle w:val="Bibliography"/>
+      </w:pPr>
+      <w:r>
+        <w:t xml:space="preserve">Tormene, P., Giorgino, T., Quaglini, S., &amp; Stefanelli, M. (2009). Matching incomplete time series with dynamic time warping: An algorithm and an application to post-stroke rehabilitation.</w:t>
+      </w:r>
+      <w:r>
+        <w:t xml:space="preserve"> </w:t>
+      </w:r>
+      <w:r>
+        <w:rPr>
+          <w:i/>
+          <w:iCs/>
+        </w:rPr>
+        <w:t xml:space="preserve">Artificial Intelligence in Medicine</w:t>
+      </w:r>
+      <w:r>
+        <w:t xml:space="preserve">,</w:t>
+      </w:r>
+      <w:r>
+        <w:t xml:space="preserve"> </w:t>
+      </w:r>
+      <w:r>
+        <w:rPr>
+          <w:i/>
+          <w:iCs/>
+        </w:rPr>
+        <w:t xml:space="preserve">45</w:t>
+      </w:r>
+      <w:r>
+        <w:t xml:space="preserve">(1), 11–34.</w:t>
+      </w:r>
+    </w:p>
+    <w:bookmarkEnd w:id="106"/>
+    <w:bookmarkStart w:id="107" w:name="ref-vlach2019learning"/>
+    <w:p>
+      <w:pPr>
+        <w:pStyle w:val="Bibliography"/>
+      </w:pPr>
+      <w:r>
+        <w:t xml:space="preserve">Vlach, H. A. (2019). Learning to remember words: Memory constraints as double-edged sword mechanisms of language development.</w:t>
+      </w:r>
+      <w:r>
+        <w:t xml:space="preserve"> </w:t>
+      </w:r>
+      <w:r>
+        <w:rPr>
+          <w:i/>
+          <w:iCs/>
+        </w:rPr>
+        <w:t xml:space="preserve">Child Development Perspectives</w:t>
+      </w:r>
+      <w:r>
+        <w:t xml:space="preserve">,</w:t>
+      </w:r>
+      <w:r>
+        <w:t xml:space="preserve"> </w:t>
+      </w:r>
+      <w:r>
+        <w:rPr>
+          <w:i/>
+          <w:iCs/>
+        </w:rPr>
         <w:t xml:space="preserve">13</w:t>
       </w:r>
       <w:r>
-        <w:t xml:space="preserve">(4), 410–420.</w:t>
-      </w:r>
-    </w:p>
-    <w:bookmarkEnd w:id="96"/>
-    <w:bookmarkStart w:id="97" w:name="ref-soderstrom2007beyond"/>
+        <w:t xml:space="preserve">(3), 159–165.</w:t>
+      </w:r>
+    </w:p>
+    <w:bookmarkEnd w:id="107"/>
+    <w:bookmarkStart w:id="108" w:name="ref-wojcik2022map"/>
     <w:p>
       <w:pPr>
         <w:pStyle w:val="Bibliography"/>
       </w:pPr>
       <w:r>
-        <w:t xml:space="preserve">Soderstrom, M. (2007). Beyond babytalk: Re-evaluating the nature and content of speech input to preverbal infants.</w:t>
-      </w:r>
-      <w:r>
-        <w:t xml:space="preserve"> </w:t>
-      </w:r>
-      <w:r>
-        <w:rPr>
-          <w:i/>
-          <w:iCs/>
-        </w:rPr>
-        <w:t xml:space="preserve">Developmental Review</w:t>
+        <w:t xml:space="preserve">Wojcik, E. H., Zettersten, M., &amp; Benitez, V. L. (2022). The map trap: Why and how word learning research should move beyond mapping.</w:t>
+      </w:r>
+      <w:r>
+        <w:t xml:space="preserve"> </w:t>
+      </w:r>
+      <w:r>
+        <w:rPr>
+          <w:i/>
+          <w:iCs/>
+        </w:rPr>
+        <w:t xml:space="preserve">Wiley Interdisciplinary Reviews: Cognitive Science</w:t>
       </w:r>
       <w:r>
         <w:t xml:space="preserve">,</w:t>
@@ -5789,79 +6422,30 @@
           <w:i/>
           <w:iCs/>
         </w:rPr>
-        <w:t xml:space="preserve">27</w:t>
-      </w:r>
-      <w:r>
-        <w:t xml:space="preserve">(4), 501–532.</w:t>
-      </w:r>
-    </w:p>
-    <w:bookmarkEnd w:id="97"/>
-    <w:bookmarkStart w:id="99" w:name="ref-rstan"/>
+        <w:t xml:space="preserve">13</w:t>
+      </w:r>
+      <w:r>
+        <w:t xml:space="preserve">(4), e1596.</w:t>
+      </w:r>
+    </w:p>
+    <w:bookmarkEnd w:id="108"/>
+    <w:bookmarkStart w:id="110" w:name="ref-loo"/>
     <w:p>
       <w:pPr>
         <w:pStyle w:val="Bibliography"/>
       </w:pPr>
       <w:r>
-        <w:t xml:space="preserve">Stan Development Team. (2025).</w:t>
-      </w:r>
-      <w:r>
-        <w:t xml:space="preserve"> </w:t>
-      </w:r>
-      <w:r>
-        <w:rPr>
-          <w:i/>
-          <w:iCs/>
-        </w:rPr>
-        <w:t xml:space="preserve">RStan</w:t>
-      </w:r>
-      <w:r>
-        <w:rPr>
-          <w:i/>
-          <w:iCs/>
-        </w:rPr>
-        <w:t xml:space="preserve">: The</w:t>
-      </w:r>
-      <w:r>
-        <w:rPr>
-          <w:i/>
-          <w:iCs/>
-        </w:rPr>
-        <w:t xml:space="preserve"> </w:t>
-      </w:r>
-      <w:r>
-        <w:rPr>
-          <w:i/>
-          <w:iCs/>
-        </w:rPr>
-        <w:t xml:space="preserve">R</w:t>
-      </w:r>
-      <w:r>
-        <w:rPr>
-          <w:i/>
-          <w:iCs/>
-        </w:rPr>
-        <w:t xml:space="preserve"> </w:t>
-      </w:r>
-      <w:r>
-        <w:rPr>
-          <w:i/>
-          <w:iCs/>
-        </w:rPr>
-        <w:t xml:space="preserve">interface to</w:t>
-      </w:r>
-      <w:r>
-        <w:rPr>
-          <w:i/>
-          <w:iCs/>
-        </w:rPr>
-        <w:t xml:space="preserve"> </w:t>
-      </w:r>
-      <w:r>
-        <w:rPr>
-          <w:i/>
-          <w:iCs/>
-        </w:rPr>
-        <w:t xml:space="preserve">Stan</w:t>
+        <w:t xml:space="preserve">Yao, Y., Vehtari, A., Simpson, D., &amp; Gelman, A. (2017). Using stacking to average bayesian predictive distributions.</w:t>
+      </w:r>
+      <w:r>
+        <w:t xml:space="preserve"> </w:t>
+      </w:r>
+      <w:r>
+        <w:rPr>
+          <w:i/>
+          <w:iCs/>
+        </w:rPr>
+        <w:t xml:space="preserve">Bayesian Analysis</w:t>
       </w:r>
       <w:r>
         <w:t xml:space="preserve">.</w:t>
@@ -5869,33 +6453,33 @@
       <w:r>
         <w:t xml:space="preserve"> </w:t>
       </w:r>
-      <w:hyperlink r:id="rId98">
-        <w:r>
-          <w:rPr>
-            <w:rStyle w:val="Hyperlink"/>
-          </w:rPr>
-          <w:t xml:space="preserve">https://mc-stan.org/</w:t>
-        </w:r>
-      </w:hyperlink>
-    </w:p>
-    <w:bookmarkEnd w:id="99"/>
-    <w:bookmarkStart w:id="100" w:name="ref-stevens2017pursuit"/>
+      <w:hyperlink r:id="rId109">
+        <w:r>
+          <w:rPr>
+            <w:rStyle w:val="Hyperlink"/>
+          </w:rPr>
+          <w:t xml:space="preserve">https://doi.org/10.1214/17-BA1091</w:t>
+        </w:r>
+      </w:hyperlink>
+    </w:p>
+    <w:bookmarkEnd w:id="110"/>
+    <w:bookmarkStart w:id="111" w:name="ref-yurovsky2012statistical"/>
     <w:p>
       <w:pPr>
         <w:pStyle w:val="Bibliography"/>
       </w:pPr>
       <w:r>
-        <w:t xml:space="preserve">Stevens, J. S., Gleitman, L. R., Trueswell, J. C., &amp; Yang, C. (2017). The pursuit of word meanings.</w:t>
-      </w:r>
-      <w:r>
-        <w:t xml:space="preserve"> </w:t>
-      </w:r>
-      <w:r>
-        <w:rPr>
-          <w:i/>
-          <w:iCs/>
-        </w:rPr>
-        <w:t xml:space="preserve">Cognitive Science</w:t>
+        <w:t xml:space="preserve">Yurovsky, D., Yu, C., &amp; Smith, L. B. (2012). Statistical speech segmentation and word learning in parallel: Scaffolding from child-directed speech.</w:t>
+      </w:r>
+      <w:r>
+        <w:t xml:space="preserve"> </w:t>
+      </w:r>
+      <w:r>
+        <w:rPr>
+          <w:i/>
+          <w:iCs/>
+        </w:rPr>
+        <w:t xml:space="preserve">Frontiers in Psychology</w:t>
       </w:r>
       <w:r>
         <w:t xml:space="preserve">,</w:t>
@@ -5908,157 +6492,15 @@
           <w:i/>
           <w:iCs/>
         </w:rPr>
-        <w:t xml:space="preserve">41</w:t>
-      </w:r>
-      <w:r>
-        <w:t xml:space="preserve">, 638–676.</w:t>
-      </w:r>
-    </w:p>
-    <w:bookmarkEnd w:id="100"/>
-    <w:bookmarkStart w:id="101" w:name="ref-swingley2000spoken"/>
-    <w:p>
-      <w:pPr>
-        <w:pStyle w:val="Bibliography"/>
-      </w:pPr>
-      <w:r>
-        <w:t xml:space="preserve">Swingley, D., &amp; Aslin, R. N. (2000). Spoken word recognition and lexical representation in very young children.</w:t>
-      </w:r>
-      <w:r>
-        <w:t xml:space="preserve"> </w:t>
-      </w:r>
-      <w:r>
-        <w:rPr>
-          <w:i/>
-          <w:iCs/>
-        </w:rPr>
-        <w:t xml:space="preserve">Cognition</w:t>
-      </w:r>
-      <w:r>
-        <w:t xml:space="preserve">,</w:t>
-      </w:r>
-      <w:r>
-        <w:t xml:space="preserve"> </w:t>
-      </w:r>
-      <w:r>
-        <w:rPr>
-          <w:i/>
-          <w:iCs/>
-        </w:rPr>
-        <w:t xml:space="preserve">76</w:t>
-      </w:r>
-      <w:r>
-        <w:t xml:space="preserve">(2), 147–166.</w:t>
-      </w:r>
-    </w:p>
-    <w:bookmarkEnd w:id="101"/>
-    <w:bookmarkStart w:id="102" w:name="ref-tormene2009matching"/>
-    <w:p>
-      <w:pPr>
-        <w:pStyle w:val="Bibliography"/>
-      </w:pPr>
-      <w:r>
-        <w:t xml:space="preserve">Tormene, P., Giorgino, T., Quaglini, S., &amp; Stefanelli, M. (2009). Matching incomplete time series with dynamic time warping: An algorithm and an application to post-stroke rehabilitation.</w:t>
-      </w:r>
-      <w:r>
-        <w:t xml:space="preserve"> </w:t>
-      </w:r>
-      <w:r>
-        <w:rPr>
-          <w:i/>
-          <w:iCs/>
-        </w:rPr>
-        <w:t xml:space="preserve">Artificial Intelligence in Medicine</w:t>
-      </w:r>
-      <w:r>
-        <w:t xml:space="preserve">,</w:t>
-      </w:r>
-      <w:r>
-        <w:t xml:space="preserve"> </w:t>
-      </w:r>
-      <w:r>
-        <w:rPr>
-          <w:i/>
-          <w:iCs/>
-        </w:rPr>
-        <w:t xml:space="preserve">45</w:t>
-      </w:r>
-      <w:r>
-        <w:t xml:space="preserve">(1), 11–34.</w:t>
-      </w:r>
-    </w:p>
-    <w:bookmarkEnd w:id="102"/>
-    <w:bookmarkStart w:id="103" w:name="ref-wojcik2022map"/>
-    <w:p>
-      <w:pPr>
-        <w:pStyle w:val="Bibliography"/>
-      </w:pPr>
-      <w:r>
-        <w:t xml:space="preserve">Wojcik, E. H., Zettersten, M., &amp; Benitez, V. L. (2022). The map trap: Why and how word learning research should move beyond mapping.</w:t>
-      </w:r>
-      <w:r>
-        <w:t xml:space="preserve"> </w:t>
-      </w:r>
-      <w:r>
-        <w:rPr>
-          <w:i/>
-          <w:iCs/>
-        </w:rPr>
-        <w:t xml:space="preserve">Wiley Interdisciplinary Reviews: Cognitive Science</w:t>
-      </w:r>
-      <w:r>
-        <w:t xml:space="preserve">,</w:t>
-      </w:r>
-      <w:r>
-        <w:t xml:space="preserve"> </w:t>
-      </w:r>
-      <w:r>
-        <w:rPr>
-          <w:i/>
-          <w:iCs/>
-        </w:rPr>
-        <w:t xml:space="preserve">13</w:t>
-      </w:r>
-      <w:r>
-        <w:t xml:space="preserve">(4), e1596.</w:t>
-      </w:r>
-    </w:p>
-    <w:bookmarkEnd w:id="103"/>
-    <w:bookmarkStart w:id="105" w:name="ref-loo"/>
-    <w:p>
-      <w:pPr>
-        <w:pStyle w:val="Bibliography"/>
-      </w:pPr>
-      <w:r>
-        <w:t xml:space="preserve">Yao, Y., Vehtari, A., Simpson, D., &amp; Gelman, A. (2017). Using stacking to average bayesian predictive distributions.</w:t>
-      </w:r>
-      <w:r>
-        <w:t xml:space="preserve"> </w:t>
-      </w:r>
-      <w:r>
-        <w:rPr>
-          <w:i/>
-          <w:iCs/>
-        </w:rPr>
-        <w:t xml:space="preserve">Bayesian Analysis</w:t>
-      </w:r>
-      <w:r>
-        <w:t xml:space="preserve">.</w:t>
-      </w:r>
-      <w:r>
-        <w:t xml:space="preserve"> </w:t>
-      </w:r>
-      <w:hyperlink r:id="rId104">
-        <w:r>
-          <w:rPr>
-            <w:rStyle w:val="Hyperlink"/>
-          </w:rPr>
-          <w:t xml:space="preserve">https://doi.org/10.1214/17-BA1091</w:t>
-        </w:r>
-      </w:hyperlink>
-    </w:p>
-    <w:bookmarkEnd w:id="105"/>
-    <w:bookmarkEnd w:id="106"/>
-    <w:bookmarkEnd w:id="107"/>
+        <w:t xml:space="preserve">3</w:t>
+      </w:r>
+      <w:r>
+        <w:t xml:space="preserve">, 374.</w:t>
+      </w:r>
+    </w:p>
+    <w:bookmarkEnd w:id="111"/>
+    <w:bookmarkEnd w:id="112"/>
+    <w:bookmarkEnd w:id="113"/>
     <w:sectPr>
       <w:headerReference r:id="rId9" w:type="even"/>
       <w:headerReference r:id="rId11" w:type="default"/>

--- a/LexVar.docx
+++ b/LexVar.docx
@@ -330,7 +330,7 @@
         <w:t xml:space="preserve">dog</w:t>
       </w:r>
       <w:r>
-        <w:t xml:space="preserve">). We examined how consistent versus variable labels impact children’s attention and novel word learning. In a within-subjects eye-tracking experiment, we exposed 18- to 36-month-old English-hearing children to novel objects that were labeled either consistently, with typical CDS variants, or with atypical, unattested CDS variants. Using looking time measures of word-recognition accuracy, we found that, overall, children successfully learned words in all conditions, but accuracy was highest in the typical variation and consistent conditions. Using pupil size synchrony measures of moment-by-moment attention, we found that engagement was higher in both variation conditions compared to the consistent condition, and was highest in the typical variation condition. Our findings suggest (1) that children can successfully contend with multiple types of label variation when learning new words, and (2) that increased attention is a plausible mechanism by which label variation could support—rather than hinder—children’s early word learning.</w:t>
+        <w:t xml:space="preserve">). We examined how consistent versus variable labels impact children’s novel word learning. In a within-subjects eye-tracking experiment, we exposed 18- to 36-month-old English-hearing children to novel objects that were labeled either consistently, with typical CDS variants, or with atypical, unattested CDS variants. Using looking time measures of word-recognition accuracy, we found that, overall, children successfully learned words in all conditions, but accuracy was highest in the typical variation and consistent conditions. Using pupil size synchrony measures of moment-by-moment attention, we found that engagement was higher in both variation conditions compared to the consistent condition, and was highest in the typical variation condition. Our findings suggest (1) that children can successfully contend with multiple types of label variation when learning new words, and (2) that increased attention is a plausible mechanism by which label variation could support—rather than hinder—children’s early word learning.</w:t>
       </w:r>
     </w:p>
     <w:p>
@@ -364,13 +364,13 @@
       </w:r>
     </w:p>
     <w:bookmarkEnd w:id="34"/>
-    <w:bookmarkStart w:id="36" w:name="introduction"/>
+    <w:bookmarkStart w:id="39" w:name="introduction-1259-words"/>
     <w:p>
       <w:pPr>
         <w:pStyle w:val="Heading1"/>
       </w:pPr>
       <w:r>
-        <w:t xml:space="preserve">1. Introduction</w:t>
+        <w:t xml:space="preserve">1. Introduction (1,259 words)</w:t>
       </w:r>
     </w:p>
     <w:p>
@@ -687,7 +687,7 @@
         <w:t xml:space="preserve">)</w:t>
       </w:r>
       <w:r>
-        <w:t xml:space="preserve">. While such child-directed variants are typically replaced by adult forms later in development</w:t>
+        <w:t xml:space="preserve">. While child-directed variants are typically replaced by adult forms later in development</w:t>
       </w:r>
       <w:r>
         <w:t xml:space="preserve"> </w:t>
@@ -744,30 +744,723 @@
         <w:t xml:space="preserve">. Here, we investigate how such label variation impacts children’s word learning.</w:t>
       </w:r>
     </w:p>
+    <w:bookmarkStart w:id="35" w:name="label-variation-may-hinder-word-learning"/>
+    <w:p>
+      <w:pPr>
+        <w:pStyle w:val="Heading2"/>
+      </w:pPr>
+      <w:r>
+        <w:t xml:space="preserve">1.1 Label variation may hinder word learning</w:t>
+      </w:r>
+    </w:p>
+    <w:p>
+      <w:pPr>
+        <w:pStyle w:val="FirstParagraph"/>
+      </w:pPr>
+      <w:r>
+        <w:t xml:space="preserve">From a traditional one-to-one mapping perspective—children learn to associate individual word forms (i.e., labels) with individual referents</w:t>
+      </w:r>
+      <w:r>
+        <w:t xml:space="preserve"> </w:t>
+      </w:r>
+      <w:r>
+        <w:t xml:space="preserve">(e.g.,</w:t>
+      </w:r>
+      <w:r>
+        <w:t xml:space="preserve"> </w:t>
+      </w:r>
+      <w:hyperlink w:anchor="ref-smith2008infants">
+        <w:r>
+          <w:rPr>
+            <w:rStyle w:val="Hyperlink"/>
+          </w:rPr>
+          <w:t xml:space="preserve">Smith &amp; Yu, 2008</w:t>
+        </w:r>
+      </w:hyperlink>
+      <w:r>
+        <w:t xml:space="preserve">;</w:t>
+      </w:r>
+      <w:r>
+        <w:t xml:space="preserve"> </w:t>
+      </w:r>
+      <w:hyperlink w:anchor="ref-stevens2017pursuit">
+        <w:r>
+          <w:rPr>
+            <w:rStyle w:val="Hyperlink"/>
+          </w:rPr>
+          <w:t xml:space="preserve">Stevens et al., 2017</w:t>
+        </w:r>
+      </w:hyperlink>
+      <w:r>
+        <w:t xml:space="preserve">; but see also</w:t>
+      </w:r>
+      <w:r>
+        <w:t xml:space="preserve"> </w:t>
+      </w:r>
+      <w:hyperlink w:anchor="ref-wojcik2022map">
+        <w:r>
+          <w:rPr>
+            <w:rStyle w:val="Hyperlink"/>
+          </w:rPr>
+          <w:t xml:space="preserve">Wojcik et al., 2022</w:t>
+        </w:r>
+      </w:hyperlink>
+      <w:r>
+        <w:t xml:space="preserve">)</w:t>
+      </w:r>
+      <w:r>
+        <w:t xml:space="preserve"> </w:t>
+      </w:r>
+      <w:r>
+        <w:t xml:space="preserve">—label variation could be considered</w:t>
+      </w:r>
+      <w:r>
+        <w:t xml:space="preserve"> </w:t>
+      </w:r>
+      <w:r>
+        <w:t xml:space="preserve">“</w:t>
+      </w:r>
+      <w:r>
+        <w:t xml:space="preserve">noise</w:t>
+      </w:r>
+      <w:r>
+        <w:t xml:space="preserve">”</w:t>
+      </w:r>
+      <w:r>
+        <w:t xml:space="preserve"> </w:t>
+      </w:r>
+      <w:r>
+        <w:t xml:space="preserve">in the learning signal. Indeed, children often avoid adopting a second label for a referent they already have a name for</w:t>
+      </w:r>
+      <w:r>
+        <w:t xml:space="preserve"> </w:t>
+      </w:r>
+      <w:r>
+        <w:t xml:space="preserve">(</w:t>
+      </w:r>
+      <w:hyperlink w:anchor="ref-markman2003use">
+        <w:r>
+          <w:rPr>
+            <w:rStyle w:val="Hyperlink"/>
+          </w:rPr>
+          <w:t xml:space="preserve">Markman et al., 2003</w:t>
+        </w:r>
+      </w:hyperlink>
+      <w:r>
+        <w:t xml:space="preserve">; i.e., the mutual exclusivity bias:</w:t>
+      </w:r>
+      <w:r>
+        <w:t xml:space="preserve"> </w:t>
+      </w:r>
+      <w:hyperlink w:anchor="ref-markman1988children">
+        <w:r>
+          <w:rPr>
+            <w:rStyle w:val="Hyperlink"/>
+          </w:rPr>
+          <w:t xml:space="preserve">Markman &amp; Wachtel, 1988</w:t>
+        </w:r>
+      </w:hyperlink>
+      <w:r>
+        <w:t xml:space="preserve">;</w:t>
+      </w:r>
+      <w:r>
+        <w:t xml:space="preserve"> </w:t>
+      </w:r>
+      <w:hyperlink w:anchor="ref-merriman1989mutual">
+        <w:r>
+          <w:rPr>
+            <w:rStyle w:val="Hyperlink"/>
+          </w:rPr>
+          <w:t xml:space="preserve">Merriman et al., 1989</w:t>
+        </w:r>
+      </w:hyperlink>
+      <w:r>
+        <w:t xml:space="preserve">; but see also</w:t>
+      </w:r>
+      <w:r>
+        <w:t xml:space="preserve"> </w:t>
+      </w:r>
+      <w:hyperlink w:anchor="ref-mervis1994two">
+        <w:r>
+          <w:rPr>
+            <w:rStyle w:val="Hyperlink"/>
+          </w:rPr>
+          <w:t xml:space="preserve">Mervis et al., 1994</w:t>
+        </w:r>
+      </w:hyperlink>
+      <w:r>
+        <w:t xml:space="preserve">)</w:t>
+      </w:r>
+      <w:r>
+        <w:t xml:space="preserve">. Using multiple variants to label the exact same referent also violates the pragmatic assumption that unique word forms must have unique meanings</w:t>
+      </w:r>
+      <w:r>
+        <w:t xml:space="preserve"> </w:t>
+      </w:r>
+      <w:r>
+        <w:t xml:space="preserve">(i.e., the principle of contrast:</w:t>
+      </w:r>
+      <w:r>
+        <w:t xml:space="preserve"> </w:t>
+      </w:r>
+      <w:hyperlink w:anchor="ref-clark1988logic">
+        <w:r>
+          <w:rPr>
+            <w:rStyle w:val="Hyperlink"/>
+          </w:rPr>
+          <w:t xml:space="preserve">Clark, 1988</w:t>
+        </w:r>
+      </w:hyperlink>
+      <w:r>
+        <w:t xml:space="preserve">)</w:t>
+      </w:r>
+      <w:r>
+        <w:t xml:space="preserve">. Introducing multiple interchangeable labels also effectively decreases the frequency of the standard label</w:t>
+      </w:r>
+      <w:r>
+        <w:t xml:space="preserve"> </w:t>
+      </w:r>
+      <w:r>
+        <w:t xml:space="preserve">(one of the best predictors of earlier word learning,</w:t>
+      </w:r>
+      <w:r>
+        <w:t xml:space="preserve"> </w:t>
+      </w:r>
+      <w:hyperlink w:anchor="ref-braginsky2019consistency">
+        <w:r>
+          <w:rPr>
+            <w:rStyle w:val="Hyperlink"/>
+          </w:rPr>
+          <w:t xml:space="preserve">Braginsky et al., 2019</w:t>
+        </w:r>
+      </w:hyperlink>
+      <w:r>
+        <w:t xml:space="preserve">)</w:t>
+      </w:r>
+      <w:r>
+        <w:t xml:space="preserve">, makes utterances less predictable</w:t>
+      </w:r>
+      <w:r>
+        <w:t xml:space="preserve"> </w:t>
+      </w:r>
+      <w:r>
+        <w:t xml:space="preserve">(and thus potentially harder to learn new words from, e.g.,</w:t>
+      </w:r>
+      <w:r>
+        <w:t xml:space="preserve"> </w:t>
+      </w:r>
+      <w:hyperlink w:anchor="ref-reuter2019predict">
+        <w:r>
+          <w:rPr>
+            <w:rStyle w:val="Hyperlink"/>
+          </w:rPr>
+          <w:t xml:space="preserve">Reuter et al., 2019</w:t>
+        </w:r>
+      </w:hyperlink>
+      <w:r>
+        <w:t xml:space="preserve">)</w:t>
+      </w:r>
+      <w:r>
+        <w:t xml:space="preserve">. It may also create lexical competition</w:t>
+      </w:r>
+      <w:r>
+        <w:t xml:space="preserve"> </w:t>
+      </w:r>
+      <w:r>
+        <w:t xml:space="preserve">(</w:t>
+      </w:r>
+      <w:hyperlink w:anchor="ref-swingley2007lexical">
+        <w:r>
+          <w:rPr>
+            <w:rStyle w:val="Hyperlink"/>
+          </w:rPr>
+          <w:t xml:space="preserve">Swingley &amp; Aslin, 2007</w:t>
+        </w:r>
+      </w:hyperlink>
+      <w:r>
+        <w:t xml:space="preserve">)</w:t>
+      </w:r>
+      <w:r>
+        <w:t xml:space="preserve"> </w:t>
+      </w:r>
+      <w:r>
+        <w:t xml:space="preserve">as well as increase memory interference</w:t>
+      </w:r>
+      <w:r>
+        <w:t xml:space="preserve"> </w:t>
+      </w:r>
+      <w:r>
+        <w:t xml:space="preserve">(</w:t>
+      </w:r>
+      <w:hyperlink w:anchor="ref-regier2005emergence">
+        <w:r>
+          <w:rPr>
+            <w:rStyle w:val="Hyperlink"/>
+          </w:rPr>
+          <w:t xml:space="preserve">Regier, 2005</w:t>
+        </w:r>
+      </w:hyperlink>
+      <w:r>
+        <w:t xml:space="preserve">)</w:t>
+      </w:r>
+      <w:r>
+        <w:t xml:space="preserve"> </w:t>
+      </w:r>
+      <w:r>
+        <w:t xml:space="preserve">or general memory demands</w:t>
+      </w:r>
+      <w:r>
+        <w:t xml:space="preserve"> </w:t>
+      </w:r>
+      <w:r>
+        <w:t xml:space="preserve">(see</w:t>
+      </w:r>
+      <w:r>
+        <w:t xml:space="preserve"> </w:t>
+      </w:r>
+      <w:hyperlink w:anchor="ref-vlach2019learning">
+        <w:r>
+          <w:rPr>
+            <w:rStyle w:val="Hyperlink"/>
+          </w:rPr>
+          <w:t xml:space="preserve">Vlach, 2019</w:t>
+        </w:r>
+      </w:hyperlink>
+      <w:r>
+        <w:t xml:space="preserve"> </w:t>
+      </w:r>
+      <w:r>
+        <w:t xml:space="preserve">for further discussion of memory constraints)</w:t>
+      </w:r>
+      <w:r>
+        <w:t xml:space="preserve">.</w:t>
+      </w:r>
+    </w:p>
+    <w:bookmarkEnd w:id="35"/>
+    <w:bookmarkStart w:id="36" w:name="X7e2b24e0d0bc6ba6ef08d648622d92aca7015b6"/>
+    <w:p>
+      <w:pPr>
+        <w:pStyle w:val="Heading2"/>
+      </w:pPr>
+      <w:r>
+        <w:t xml:space="preserve">1.2 Label variation may support word learning</w:t>
+      </w:r>
+    </w:p>
+    <w:p>
+      <w:pPr>
+        <w:pStyle w:val="FirstParagraph"/>
+      </w:pPr>
+      <w:r>
+        <w:t xml:space="preserve">Yet, (American) English-hearing children both recognize</w:t>
+      </w:r>
+      <w:r>
+        <w:t xml:space="preserve"> </w:t>
+      </w:r>
+      <w:r>
+        <w:t xml:space="preserve">(</w:t>
+      </w:r>
+      <w:hyperlink w:anchor="ref-potter2024frequent">
+        <w:r>
+          <w:rPr>
+            <w:rStyle w:val="Hyperlink"/>
+          </w:rPr>
+          <w:t xml:space="preserve">Potter &amp; Lew-Williams, 2024</w:t>
+        </w:r>
+      </w:hyperlink>
+      <w:r>
+        <w:t xml:space="preserve">)</w:t>
+      </w:r>
+      <w:r>
+        <w:t xml:space="preserve"> </w:t>
+      </w:r>
+      <w:r>
+        <w:t xml:space="preserve">and use</w:t>
+      </w:r>
+      <w:r>
+        <w:t xml:space="preserve"> </w:t>
+      </w:r>
+      <w:r>
+        <w:t xml:space="preserve">(</w:t>
+      </w:r>
+      <w:hyperlink w:anchor="ref-casey2022doggy">
+        <w:r>
+          <w:rPr>
+            <w:rStyle w:val="Hyperlink"/>
+          </w:rPr>
+          <w:t xml:space="preserve">Casey &amp; Casillas, 2022</w:t>
+        </w:r>
+      </w:hyperlink>
+      <w:r>
+        <w:t xml:space="preserve">;</w:t>
+      </w:r>
+      <w:r>
+        <w:t xml:space="preserve"> </w:t>
+      </w:r>
+      <w:hyperlink w:anchor="ref-deak2001any">
+        <w:r>
+          <w:rPr>
+            <w:rStyle w:val="Hyperlink"/>
+          </w:rPr>
+          <w:t xml:space="preserve">Deak et al., 2001</w:t>
+        </w:r>
+      </w:hyperlink>
+      <w:r>
+        <w:t xml:space="preserve">)</w:t>
+      </w:r>
+      <w:r>
+        <w:t xml:space="preserve"> </w:t>
+      </w:r>
+      <w:r>
+        <w:t xml:space="preserve">multiple labels for the same referent. In fact, children’s earliest learned words are associated with the greatest amount of label variation in their input</w:t>
+      </w:r>
+      <w:r>
+        <w:t xml:space="preserve"> </w:t>
+      </w:r>
+      <w:r>
+        <w:t xml:space="preserve">(</w:t>
+      </w:r>
+      <w:hyperlink w:anchor="ref-caseyIPcorpus">
+        <w:r>
+          <w:rPr>
+            <w:rStyle w:val="Hyperlink"/>
+          </w:rPr>
+          <w:t xml:space="preserve">Casey et al., in preparation</w:t>
+        </w:r>
+      </w:hyperlink>
+      <w:r>
+        <w:t xml:space="preserve">;</w:t>
+      </w:r>
+      <w:r>
+        <w:t xml:space="preserve"> </w:t>
+      </w:r>
+      <w:hyperlink w:anchor="ref-moore2024wordform">
+        <w:r>
+          <w:rPr>
+            <w:rStyle w:val="Hyperlink"/>
+          </w:rPr>
+          <w:t xml:space="preserve">Moore &amp; Bergelson, 2024</w:t>
+        </w:r>
+      </w:hyperlink>
+      <w:r>
+        <w:t xml:space="preserve">)</w:t>
+      </w:r>
+      <w:r>
+        <w:t xml:space="preserve">. Moreover, the presence of certain types of label variation in the input has been shown to correlate both with children’s concurrent vocabulary size</w:t>
+      </w:r>
+      <w:r>
+        <w:t xml:space="preserve"> </w:t>
+      </w:r>
+      <w:r>
+        <w:t xml:space="preserve">(</w:t>
+      </w:r>
+      <w:hyperlink w:anchor="ref-callanan2004multiple">
+        <w:r>
+          <w:rPr>
+            <w:rStyle w:val="Hyperlink"/>
+          </w:rPr>
+          <w:t xml:space="preserve">Callanan &amp; Sabbagh, 2004</w:t>
+        </w:r>
+      </w:hyperlink>
+      <w:r>
+        <w:t xml:space="preserve">)</w:t>
+      </w:r>
+      <w:r>
+        <w:t xml:space="preserve"> </w:t>
+      </w:r>
+      <w:r>
+        <w:t xml:space="preserve">and future vocabulary growth</w:t>
+      </w:r>
+      <w:r>
+        <w:t xml:space="preserve"> </w:t>
+      </w:r>
+      <w:r>
+        <w:t xml:space="preserve">(</w:t>
+      </w:r>
+      <w:hyperlink w:anchor="ref-ota2018choo">
+        <w:r>
+          <w:rPr>
+            <w:rStyle w:val="Hyperlink"/>
+          </w:rPr>
+          <w:t xml:space="preserve">Ota et al., 2018</w:t>
+        </w:r>
+      </w:hyperlink>
+      <w:r>
+        <w:t xml:space="preserve">)</w:t>
+      </w:r>
+      <w:r>
+        <w:t xml:space="preserve"> </w:t>
+      </w:r>
+      <w:r>
+        <w:t xml:space="preserve">as well as their earlier learning of individual words</w:t>
+      </w:r>
+      <w:r>
+        <w:t xml:space="preserve"> </w:t>
+      </w:r>
+      <w:r>
+        <w:t xml:space="preserve">(</w:t>
+      </w:r>
+      <w:hyperlink w:anchor="ref-moore2024wordform">
+        <w:r>
+          <w:rPr>
+            <w:rStyle w:val="Hyperlink"/>
+          </w:rPr>
+          <w:t xml:space="preserve">Moore &amp; Bergelson, 2024</w:t>
+        </w:r>
+      </w:hyperlink>
+      <w:r>
+        <w:t xml:space="preserve">)</w:t>
+      </w:r>
+      <w:r>
+        <w:t xml:space="preserve">. Thus, young learners appear to successfully contend with—and potentially benefit from—label variation in their input.</w:t>
+      </w:r>
+    </w:p>
     <w:p>
       <w:pPr>
         <w:pStyle w:val="BodyText"/>
       </w:pPr>
       <w:r>
-        <w:t xml:space="preserve">From a traditional one-to-one mapping perspective, label variation could be considered</w:t>
-      </w:r>
-      <w:r>
-        <w:t xml:space="preserve"> </w:t>
-      </w:r>
-      <w:r>
-        <w:t xml:space="preserve">“</w:t>
-      </w:r>
-      <w:r>
-        <w:t xml:space="preserve">noise</w:t>
-      </w:r>
-      <w:r>
-        <w:t xml:space="preserve">”</w:t>
-      </w:r>
-      <w:r>
-        <w:t xml:space="preserve"> </w:t>
-      </w:r>
-      <w:r>
-        <w:t xml:space="preserve">in the learning signal. Children learn to associate individual word forms (i.e., labels) with individual referents</w:t>
+        <w:t xml:space="preserve">One partial explanation for this pattern is that child-directed variants are more learnable than standard adult word forms. Reduplicated variants, which include repetition of full or partial syllables (e.g.,</w:t>
+      </w:r>
+      <w:r>
+        <w:t xml:space="preserve"> </w:t>
+      </w:r>
+      <w:r>
+        <w:rPr>
+          <w:i/>
+          <w:iCs/>
+        </w:rPr>
+        <w:t xml:space="preserve">woof-woof</w:t>
+      </w:r>
+      <w:r>
+        <w:t xml:space="preserve">,</w:t>
+      </w:r>
+      <w:r>
+        <w:t xml:space="preserve"> </w:t>
+      </w:r>
+      <w:r>
+        <w:rPr>
+          <w:i/>
+          <w:iCs/>
+        </w:rPr>
+        <w:t xml:space="preserve">bow-wow</w:t>
+      </w:r>
+      <w:r>
+        <w:t xml:space="preserve">), are relatively common in CDS</w:t>
+      </w:r>
+      <w:r>
+        <w:t xml:space="preserve"> </w:t>
+      </w:r>
+      <w:r>
+        <w:t xml:space="preserve">(though estimated rates vary substantially across languages, e.g.,</w:t>
+      </w:r>
+      <w:r>
+        <w:t xml:space="preserve"> </w:t>
+      </w:r>
+      <w:hyperlink w:anchor="ref-han2023che">
+        <w:r>
+          <w:rPr>
+            <w:rStyle w:val="Hyperlink"/>
+          </w:rPr>
+          <w:t xml:space="preserve">Han &amp; Gu, 2023</w:t>
+        </w:r>
+      </w:hyperlink>
+      <w:r>
+        <w:t xml:space="preserve">;</w:t>
+      </w:r>
+      <w:r>
+        <w:t xml:space="preserve"> </w:t>
+      </w:r>
+      <w:hyperlink w:anchor="ref-mazuka2008japanese">
+        <w:r>
+          <w:rPr>
+            <w:rStyle w:val="Hyperlink"/>
+          </w:rPr>
+          <w:t xml:space="preserve">Mazuka et al., 2008</w:t>
+        </w:r>
+      </w:hyperlink>
+      <w:r>
+        <w:t xml:space="preserve">;</w:t>
+      </w:r>
+      <w:r>
+        <w:t xml:space="preserve"> </w:t>
+      </w:r>
+      <w:hyperlink w:anchor="ref-ota2018choo">
+        <w:r>
+          <w:rPr>
+            <w:rStyle w:val="Hyperlink"/>
+          </w:rPr>
+          <w:t xml:space="preserve">Ota et al., 2018</w:t>
+        </w:r>
+      </w:hyperlink>
+      <w:r>
+        <w:t xml:space="preserve">)</w:t>
+      </w:r>
+      <w:r>
+        <w:t xml:space="preserve">. Ota and Skarabela</w:t>
+      </w:r>
+      <w:r>
+        <w:t xml:space="preserve"> </w:t>
+      </w:r>
+      <w:r>
+        <w:t xml:space="preserve">(</w:t>
+      </w:r>
+      <w:hyperlink w:anchor="ref-ota2016reduplicated">
+        <w:r>
+          <w:rPr>
+            <w:rStyle w:val="Hyperlink"/>
+          </w:rPr>
+          <w:t xml:space="preserve">2016</w:t>
+        </w:r>
+      </w:hyperlink>
+      <w:r>
+        <w:t xml:space="preserve">)</w:t>
+      </w:r>
+      <w:r>
+        <w:t xml:space="preserve"> </w:t>
+      </w:r>
+      <w:r>
+        <w:t xml:space="preserve">found that (Scottish) English-learning 17- to 19-month-olds learned reduplicated labels for novel objects better than non-reduplicated labels. Diminutivized variants, which include /i/ epenthesis in English (e.g.,</w:t>
+      </w:r>
+      <w:r>
+        <w:t xml:space="preserve"> </w:t>
+      </w:r>
+      <w:r>
+        <w:rPr>
+          <w:i/>
+          <w:iCs/>
+        </w:rPr>
+        <w:t xml:space="preserve">doggy</w:t>
+      </w:r>
+      <w:r>
+        <w:t xml:space="preserve">), are also common in CDS</w:t>
+      </w:r>
+      <w:r>
+        <w:t xml:space="preserve"> </w:t>
+      </w:r>
+      <w:r>
+        <w:t xml:space="preserve">(though again with cross-linguistic variation in rates, e.g.,</w:t>
+      </w:r>
+      <w:r>
+        <w:t xml:space="preserve"> </w:t>
+      </w:r>
+      <w:hyperlink w:anchor="ref-kempe2001can">
+        <w:r>
+          <w:rPr>
+            <w:rStyle w:val="Hyperlink"/>
+          </w:rPr>
+          <w:t xml:space="preserve">Kempe et al., 2001</w:t>
+        </w:r>
+      </w:hyperlink>
+      <w:r>
+        <w:t xml:space="preserve">;</w:t>
+      </w:r>
+      <w:r>
+        <w:t xml:space="preserve"> </w:t>
+      </w:r>
+      <w:hyperlink w:anchor="ref-ota2018choo">
+        <w:r>
+          <w:rPr>
+            <w:rStyle w:val="Hyperlink"/>
+          </w:rPr>
+          <w:t xml:space="preserve">Ota et al., 2018</w:t>
+        </w:r>
+      </w:hyperlink>
+      <w:r>
+        <w:t xml:space="preserve">;</w:t>
+      </w:r>
+      <w:r>
+        <w:t xml:space="preserve"> </w:t>
+      </w:r>
+      <w:hyperlink w:anchor="ref-savickiene1998acquisition">
+        <w:r>
+          <w:rPr>
+            <w:rStyle w:val="Hyperlink"/>
+          </w:rPr>
+          <w:t xml:space="preserve">Savickiene, 1998</w:t>
+        </w:r>
+      </w:hyperlink>
+      <w:r>
+        <w:t xml:space="preserve">)</w:t>
+      </w:r>
+      <w:r>
+        <w:t xml:space="preserve">. Moore and Bergelson</w:t>
+      </w:r>
+      <w:r>
+        <w:t xml:space="preserve"> </w:t>
+      </w:r>
+      <w:r>
+        <w:t xml:space="preserve">(</w:t>
+      </w:r>
+      <w:hyperlink w:anchor="ref-moore2024wordform">
+        <w:r>
+          <w:rPr>
+            <w:rStyle w:val="Hyperlink"/>
+          </w:rPr>
+          <w:t xml:space="preserve">2024</w:t>
+        </w:r>
+      </w:hyperlink>
+      <w:r>
+        <w:t xml:space="preserve">)</w:t>
+      </w:r>
+      <w:r>
+        <w:t xml:space="preserve"> </w:t>
+      </w:r>
+      <w:r>
+        <w:t xml:space="preserve">found that diminutives were the most common type of label variation observed in a corpus of 6- to 17-month-old (American) English-learning infants. Critically, hearing a higher proportion of both reduplicated words and diminutivized words has been linked to faster vocabulary growth from 9 to 21 months for (Scottish) English learners</w:t>
+      </w:r>
+      <w:r>
+        <w:t xml:space="preserve"> </w:t>
+      </w:r>
+      <w:r>
+        <w:t xml:space="preserve">(</w:t>
+      </w:r>
+      <w:hyperlink w:anchor="ref-ota2018choo">
+        <w:r>
+          <w:rPr>
+            <w:rStyle w:val="Hyperlink"/>
+          </w:rPr>
+          <w:t xml:space="preserve">Ota et al., 2018</w:t>
+        </w:r>
+      </w:hyperlink>
+      <w:r>
+        <w:t xml:space="preserve">)</w:t>
+      </w:r>
+      <w:r>
+        <w:t xml:space="preserve">. Additionally, both of these types of label variants have been shown to facilitate word segmentation</w:t>
+      </w:r>
+      <w:r>
+        <w:t xml:space="preserve"> </w:t>
+      </w:r>
+      <w:r>
+        <w:t xml:space="preserve">(</w:t>
+      </w:r>
+      <w:hyperlink w:anchor="ref-kempe2007diminutives">
+        <w:r>
+          <w:rPr>
+            <w:rStyle w:val="Hyperlink"/>
+          </w:rPr>
+          <w:t xml:space="preserve">Kempe et al., 2007</w:t>
+        </w:r>
+      </w:hyperlink>
+      <w:r>
+        <w:t xml:space="preserve">;</w:t>
+      </w:r>
+      <w:r>
+        <w:t xml:space="preserve"> </w:t>
+      </w:r>
+      <w:hyperlink w:anchor="ref-ota2018reduplication">
+        <w:r>
+          <w:rPr>
+            <w:rStyle w:val="Hyperlink"/>
+          </w:rPr>
+          <w:t xml:space="preserve">Ota &amp; Skarabela, 2018</w:t>
+        </w:r>
+      </w:hyperlink>
+      <w:r>
+        <w:t xml:space="preserve">)</w:t>
+      </w:r>
+      <w:r>
+        <w:t xml:space="preserve">, and in doing so, could support word learning</w:t>
       </w:r>
       <w:r>
         <w:t xml:space="preserve"> </w:t>
@@ -778,12 +1471,63 @@
       <w:r>
         <w:t xml:space="preserve"> </w:t>
       </w:r>
-      <w:hyperlink w:anchor="ref-smith2008infants">
-        <w:r>
-          <w:rPr>
-            <w:rStyle w:val="Hyperlink"/>
-          </w:rPr>
-          <w:t xml:space="preserve">Smith &amp; Yu, 2008</w:t>
+      <w:hyperlink w:anchor="ref-yurovsky2012statistical">
+        <w:r>
+          <w:rPr>
+            <w:rStyle w:val="Hyperlink"/>
+          </w:rPr>
+          <w:t xml:space="preserve">Yurovsky et al., 2012</w:t>
+        </w:r>
+      </w:hyperlink>
+      <w:r>
+        <w:t xml:space="preserve">)</w:t>
+      </w:r>
+      <w:r>
+        <w:t xml:space="preserve">.</w:t>
+      </w:r>
+    </w:p>
+    <w:p>
+      <w:pPr>
+        <w:pStyle w:val="BodyText"/>
+      </w:pPr>
+      <w:r>
+        <w:t xml:space="preserve">What prior findings do not address is how the interchangeable use of multiple variants in the same interaction could facilitate—rather than hinder—children’s word learning. We consider attention as a plausible mechanism: label variation may heighten engagement across repeated labeling instances, particularly over short timescales. Just as CDS as a register is generally preferred by young listeners over adult-directed speech</w:t>
+      </w:r>
+      <w:r>
+        <w:t xml:space="preserve"> </w:t>
+      </w:r>
+      <w:r>
+        <w:t xml:space="preserve">(ADS,</w:t>
+      </w:r>
+      <w:r>
+        <w:t xml:space="preserve"> </w:t>
+      </w:r>
+      <w:hyperlink w:anchor="ref-manybabies2020quantifying">
+        <w:r>
+          <w:rPr>
+            <w:rStyle w:val="Hyperlink"/>
+          </w:rPr>
+          <w:t xml:space="preserve">ManyBabiesConsortium, 2020</w:t>
+        </w:r>
+      </w:hyperlink>
+      <w:r>
+        <w:t xml:space="preserve">)</w:t>
+      </w:r>
+      <w:r>
+        <w:t xml:space="preserve">, hearing multiple CDS variants may help capture and sustain children’s attention. Indeed, word repetition does not tend to draw children’s attention</w:t>
+      </w:r>
+      <w:r>
+        <w:t xml:space="preserve"> </w:t>
+      </w:r>
+      <w:r>
+        <w:t xml:space="preserve">(</w:t>
+      </w:r>
+      <w:hyperlink w:anchor="ref-schwab2016repetition">
+        <w:r>
+          <w:rPr>
+            <w:rStyle w:val="Hyperlink"/>
+          </w:rPr>
+          <w:t xml:space="preserve">Schwab &amp; Lew-Williams, 2016</w:t>
         </w:r>
       </w:hyperlink>
       <w:r>
@@ -792,33 +1536,45 @@
       <w:r>
         <w:t xml:space="preserve"> </w:t>
       </w:r>
-      <w:hyperlink w:anchor="ref-stevens2017pursuit">
-        <w:r>
-          <w:rPr>
-            <w:rStyle w:val="Hyperlink"/>
-          </w:rPr>
-          <w:t xml:space="preserve">Stevens et al., 2017</w:t>
-        </w:r>
-      </w:hyperlink>
-      <w:r>
-        <w:t xml:space="preserve">; but see also</w:t>
-      </w:r>
-      <w:r>
-        <w:t xml:space="preserve"> </w:t>
-      </w:r>
-      <w:hyperlink w:anchor="ref-wojcik2022map">
-        <w:r>
-          <w:rPr>
-            <w:rStyle w:val="Hyperlink"/>
-          </w:rPr>
-          <w:t xml:space="preserve">Wojcik et al., 2022</w:t>
+      <w:hyperlink w:anchor="ref-segal2015infant">
+        <w:r>
+          <w:rPr>
+            <w:rStyle w:val="Hyperlink"/>
+          </w:rPr>
+          <w:t xml:space="preserve">Segal &amp; Newman, 2015</w:t>
         </w:r>
       </w:hyperlink>
       <w:r>
         <w:t xml:space="preserve">)</w:t>
       </w:r>
       <w:r>
-        <w:t xml:space="preserve">; thus, label variation complicates this mapping problem. Indeed, children often avoid adopting a second label for a referent they already have a name for</w:t>
+        <w:t xml:space="preserve">, but label variation may introduce the kind of novelty that promotes engagement</w:t>
+      </w:r>
+      <w:r>
+        <w:t xml:space="preserve"> </w:t>
+      </w:r>
+      <w:r>
+        <w:t xml:space="preserve">(see</w:t>
+      </w:r>
+      <w:r>
+        <w:t xml:space="preserve"> </w:t>
+      </w:r>
+      <w:hyperlink w:anchor="ref-tippenhauerURvariety">
+        <w:r>
+          <w:rPr>
+            <w:rStyle w:val="Hyperlink"/>
+          </w:rPr>
+          <w:t xml:space="preserve">Tippenhauer, under review</w:t>
+        </w:r>
+      </w:hyperlink>
+      <w:r>
+        <w:t xml:space="preserve"> </w:t>
+      </w:r>
+      <w:r>
+        <w:t xml:space="preserve">for a relevant review)</w:t>
+      </w:r>
+      <w:r>
+        <w:t xml:space="preserve">, while still offering sufficient predictability to be learnable</w:t>
       </w:r>
       <w:r>
         <w:t xml:space="preserve"> </w:t>
@@ -826,26 +1582,46 @@
       <w:r>
         <w:t xml:space="preserve">(</w:t>
       </w:r>
-      <w:hyperlink w:anchor="ref-markman2003use">
-        <w:r>
-          <w:rPr>
-            <w:rStyle w:val="Hyperlink"/>
-          </w:rPr>
-          <w:t xml:space="preserve">Markman et al., 2003</w:t>
-        </w:r>
-      </w:hyperlink>
-      <w:r>
-        <w:t xml:space="preserve">; i.e., the mutual exclusivity bias,</w:t>
-      </w:r>
-      <w:r>
-        <w:t xml:space="preserve"> </w:t>
-      </w:r>
-      <w:hyperlink w:anchor="ref-markman1988children">
-        <w:r>
-          <w:rPr>
-            <w:rStyle w:val="Hyperlink"/>
-          </w:rPr>
-          <w:t xml:space="preserve">Markman &amp; Wachtel, 1988</w:t>
+      <w:hyperlink w:anchor="ref-kidd2012goldilocks">
+        <w:r>
+          <w:rPr>
+            <w:rStyle w:val="Hyperlink"/>
+          </w:rPr>
+          <w:t xml:space="preserve">Kidd et al., 2012</w:t>
+        </w:r>
+      </w:hyperlink>
+      <w:r>
+        <w:t xml:space="preserve">,</w:t>
+      </w:r>
+      <w:r>
+        <w:t xml:space="preserve"> </w:t>
+      </w:r>
+      <w:hyperlink w:anchor="ref-kidd2014goldilocks">
+        <w:r>
+          <w:rPr>
+            <w:rStyle w:val="Hyperlink"/>
+          </w:rPr>
+          <w:t xml:space="preserve">2014</w:t>
+        </w:r>
+      </w:hyperlink>
+      <w:r>
+        <w:t xml:space="preserve">)</w:t>
+      </w:r>
+      <w:r>
+        <w:t xml:space="preserve">. This account aligns with evidence that other types of variability within CDS, such as prosodic contours</w:t>
+      </w:r>
+      <w:r>
+        <w:t xml:space="preserve"> </w:t>
+      </w:r>
+      <w:r>
+        <w:t xml:space="preserve">(</w:t>
+      </w:r>
+      <w:hyperlink w:anchor="ref-nencheva2021moment">
+        <w:r>
+          <w:rPr>
+            <w:rStyle w:val="Hyperlink"/>
+          </w:rPr>
+          <w:t xml:space="preserve">Nencheva et al., 2021</w:t>
         </w:r>
       </w:hyperlink>
       <w:r>
@@ -854,738 +1630,190 @@
       <w:r>
         <w:t xml:space="preserve"> </w:t>
       </w:r>
-      <w:hyperlink w:anchor="ref-merriman1989mutual">
-        <w:r>
-          <w:rPr>
-            <w:rStyle w:val="Hyperlink"/>
-          </w:rPr>
-          <w:t xml:space="preserve">Merriman et al., 1989</w:t>
-        </w:r>
-      </w:hyperlink>
-      <w:r>
-        <w:t xml:space="preserve">; but see also</w:t>
-      </w:r>
-      <w:r>
-        <w:t xml:space="preserve"> </w:t>
-      </w:r>
-      <w:hyperlink w:anchor="ref-mervis1994two">
-        <w:r>
-          <w:rPr>
-            <w:rStyle w:val="Hyperlink"/>
-          </w:rPr>
-          <w:t xml:space="preserve">Mervis et al., 1994</w:t>
+      <w:hyperlink w:anchor="ref-rasanen2018infant">
+        <w:r>
+          <w:rPr>
+            <w:rStyle w:val="Hyperlink"/>
+          </w:rPr>
+          <w:t xml:space="preserve">Räsänen et al., 2018</w:t>
         </w:r>
       </w:hyperlink>
       <w:r>
         <w:t xml:space="preserve">)</w:t>
       </w:r>
       <w:r>
-        <w:t xml:space="preserve">. Using multiple variants to label the exact same referent also violates the pragmatic assumption that unique word forms must not share the exact same meaning</w:t>
-      </w:r>
-      <w:r>
-        <w:t xml:space="preserve"> </w:t>
-      </w:r>
-      <w:r>
-        <w:t xml:space="preserve">(i.e., the principle of contrast:</w:t>
-      </w:r>
-      <w:r>
-        <w:t xml:space="preserve"> </w:t>
-      </w:r>
-      <w:hyperlink w:anchor="ref-clark1988logic">
-        <w:r>
-          <w:rPr>
-            <w:rStyle w:val="Hyperlink"/>
-          </w:rPr>
-          <w:t xml:space="preserve">Clark, 1988</w:t>
+        <w:t xml:space="preserve"> </w:t>
+      </w:r>
+      <w:r>
+        <w:t xml:space="preserve">and vowel articulations</w:t>
+      </w:r>
+      <w:r>
+        <w:t xml:space="preserve"> </w:t>
+      </w:r>
+      <w:r>
+        <w:t xml:space="preserve">(</w:t>
+      </w:r>
+      <w:hyperlink w:anchor="ref-miyazawa2017vowels">
+        <w:r>
+          <w:rPr>
+            <w:rStyle w:val="Hyperlink"/>
+          </w:rPr>
+          <w:t xml:space="preserve">Miyazawa et al., 2017</w:t>
         </w:r>
       </w:hyperlink>
       <w:r>
         <w:t xml:space="preserve">)</w:t>
       </w:r>
       <w:r>
-        <w:t xml:space="preserve">. Introducing multiple interchangeable labels also effectively decreases the frequency of the standard label [one of the best predictors of earlier word learning;</w:t>
-      </w:r>
-      <w:r>
-        <w:t xml:space="preserve"> </w:t>
-      </w:r>
-      <w:r>
-        <w:t xml:space="preserve">Braginsky et al. (</w:t>
-      </w:r>
-      <w:hyperlink w:anchor="ref-braginsky2019consistency">
-        <w:r>
-          <w:rPr>
-            <w:rStyle w:val="Hyperlink"/>
-          </w:rPr>
-          <w:t xml:space="preserve">2019</w:t>
+        <w:t xml:space="preserve">, engage children’s attention and scaffold their word learning.</w:t>
+      </w:r>
+    </w:p>
+    <w:bookmarkEnd w:id="36"/>
+    <w:bookmarkStart w:id="38" w:name="the-current-study"/>
+    <w:p>
+      <w:pPr>
+        <w:pStyle w:val="Heading2"/>
+      </w:pPr>
+      <w:r>
+        <w:t xml:space="preserve">1.3 The current study</w:t>
+      </w:r>
+    </w:p>
+    <w:p>
+      <w:pPr>
+        <w:pStyle w:val="FirstParagraph"/>
+      </w:pPr>
+      <w:r>
+        <w:t xml:space="preserve">Despite competing possibilities for the effect of label variation on children’s word learning, no studies to date have directly tested how</w:t>
+      </w:r>
+      <w:r>
+        <w:t xml:space="preserve"> </w:t>
+      </w:r>
+      <w:r>
+        <w:rPr>
+          <w:i/>
+          <w:iCs/>
+        </w:rPr>
+        <w:t xml:space="preserve">consistent versus variable labels</w:t>
+      </w:r>
+      <w:r>
+        <w:t xml:space="preserve"> </w:t>
+      </w:r>
+      <w:r>
+        <w:t xml:space="preserve">impact children’s ability to learn new words. The present study addresses this gap by manipulating the presence and type of label variation in a controlled, lab-based novel word learning task. In an eye-tracking study using a looking-while-listening (LWL) design</w:t>
+      </w:r>
+      <w:r>
+        <w:t xml:space="preserve"> </w:t>
+      </w:r>
+      <w:r>
+        <w:t xml:space="preserve">(</w:t>
+      </w:r>
+      <w:hyperlink w:anchor="ref-fernald2008looking">
+        <w:r>
+          <w:rPr>
+            <w:rStyle w:val="Hyperlink"/>
+          </w:rPr>
+          <w:t xml:space="preserve">Fernald et al., 2008</w:t>
+        </w:r>
+      </w:hyperlink>
+      <w:r>
+        <w:t xml:space="preserve">;</w:t>
+      </w:r>
+      <w:r>
+        <w:t xml:space="preserve"> </w:t>
+      </w:r>
+      <w:hyperlink w:anchor="ref-swingley2011looking">
+        <w:r>
+          <w:rPr>
+            <w:rStyle w:val="Hyperlink"/>
+          </w:rPr>
+          <w:t xml:space="preserve">Swingley, 2011</w:t>
         </w:r>
       </w:hyperlink>
       <w:r>
         <w:t xml:space="preserve">)</w:t>
       </w:r>
       <w:r>
-        <w:t xml:space="preserve">], makes utterances less predictable [and thus potentially harder to learn new words from; e.g.,</w:t>
-      </w:r>
-      <w:r>
-        <w:t xml:space="preserve"> </w:t>
-      </w:r>
-      <w:r>
-        <w:t xml:space="preserve">Reuter et al. (</w:t>
-      </w:r>
-      <w:hyperlink w:anchor="ref-reuter2019predict">
-        <w:r>
-          <w:rPr>
-            <w:rStyle w:val="Hyperlink"/>
-          </w:rPr>
-          <w:t xml:space="preserve">2019</w:t>
+        <w:t xml:space="preserve">, English-hearing toddlers learned novel word-object mappings across three within-subjects conditions. In the</w:t>
+      </w:r>
+      <w:r>
+        <w:t xml:space="preserve"> </w:t>
+      </w:r>
+      <w:r>
+        <w:rPr>
+          <w:b/>
+          <w:bCs/>
+        </w:rPr>
+        <w:t xml:space="preserve">consistent</w:t>
+      </w:r>
+      <w:r>
+        <w:t xml:space="preserve"> </w:t>
+      </w:r>
+      <w:r>
+        <w:t xml:space="preserve">condition, toddlers heard repeated exposures to the exact same standard label. In two variation conditions, toddlers heard repetitions of the standard label in addition to two label variants. The</w:t>
+      </w:r>
+      <w:r>
+        <w:t xml:space="preserve"> </w:t>
+      </w:r>
+      <w:r>
+        <w:rPr>
+          <w:b/>
+          <w:bCs/>
+        </w:rPr>
+        <w:t xml:space="preserve">typical variation</w:t>
+      </w:r>
+      <w:r>
+        <w:t xml:space="preserve"> </w:t>
+      </w:r>
+      <w:r>
+        <w:t xml:space="preserve">condition featured label variants common in English CDS, including diminutivized and reduplicated word forms. The</w:t>
+      </w:r>
+      <w:r>
+        <w:t xml:space="preserve"> </w:t>
+      </w:r>
+      <w:r>
+        <w:rPr>
+          <w:b/>
+          <w:bCs/>
+        </w:rPr>
+        <w:t xml:space="preserve">atypical variation</w:t>
+      </w:r>
+      <w:r>
+        <w:t xml:space="preserve"> </w:t>
+      </w:r>
+      <w:r>
+        <w:t xml:space="preserve">condition featured phonologically altered word forms unattested in English CDS. Looking time measures were used to assess children’s word-recognition accuracy, and pupil size synchrony measures</w:t>
+      </w:r>
+      <w:r>
+        <w:t xml:space="preserve"> </w:t>
+      </w:r>
+      <w:r>
+        <w:t xml:space="preserve">(</w:t>
+      </w:r>
+      <w:hyperlink w:anchor="ref-nencheva2021moment">
+        <w:r>
+          <w:rPr>
+            <w:rStyle w:val="Hyperlink"/>
+          </w:rPr>
+          <w:t xml:space="preserve">Nencheva et al., 2021</w:t>
         </w:r>
       </w:hyperlink>
       <w:r>
         <w:t xml:space="preserve">)</w:t>
       </w:r>
       <w:r>
-        <w:t xml:space="preserve">], creates possible lexical competition</w:t>
-      </w:r>
-      <w:r>
-        <w:t xml:space="preserve"> </w:t>
-      </w:r>
-      <w:r>
-        <w:t xml:space="preserve">(</w:t>
-      </w:r>
-      <w:hyperlink w:anchor="ref-swingley2007competition">
-        <w:r>
-          <w:rPr>
-            <w:rStyle w:val="Hyperlink"/>
-            <w:b/>
-            <w:bCs/>
-          </w:rPr>
-          <w:t xml:space="preserve">swingley2007competition?</w:t>
-        </w:r>
-      </w:hyperlink>
-      <w:r>
-        <w:t xml:space="preserve">)</w:t>
-      </w:r>
-      <w:r>
-        <w:t xml:space="preserve">, and perhaps increases memory interference</w:t>
-      </w:r>
-      <w:r>
-        <w:t xml:space="preserve"> </w:t>
-      </w:r>
-      <w:r>
-        <w:t xml:space="preserve">(</w:t>
-      </w:r>
-      <w:hyperlink w:anchor="ref-regier2005emergence">
-        <w:r>
-          <w:rPr>
-            <w:rStyle w:val="Hyperlink"/>
-          </w:rPr>
-          <w:t xml:space="preserve">Regier, 2005</w:t>
-        </w:r>
-      </w:hyperlink>
-      <w:r>
-        <w:t xml:space="preserve">)</w:t>
-      </w:r>
-      <w:r>
-        <w:t xml:space="preserve">, or generally increases memory demands for young learners</w:t>
-      </w:r>
-      <w:r>
-        <w:t xml:space="preserve"> </w:t>
-      </w:r>
-      <w:r>
-        <w:t xml:space="preserve">(see</w:t>
-      </w:r>
-      <w:r>
-        <w:t xml:space="preserve"> </w:t>
-      </w:r>
-      <w:hyperlink w:anchor="ref-vlach2019learning">
-        <w:r>
-          <w:rPr>
-            <w:rStyle w:val="Hyperlink"/>
-          </w:rPr>
-          <w:t xml:space="preserve">Vlach, 2019</w:t>
-        </w:r>
-      </w:hyperlink>
-      <w:r>
-        <w:t xml:space="preserve"> </w:t>
-      </w:r>
-      <w:r>
-        <w:t xml:space="preserve">for further discussion of memory constraints)</w:t>
-      </w:r>
-      <w:r>
-        <w:t xml:space="preserve">.</w:t>
-      </w:r>
-    </w:p>
-    <w:p>
-      <w:pPr>
-        <w:pStyle w:val="BodyText"/>
-      </w:pPr>
-      <w:r>
-        <w:t xml:space="preserve">Yet, (American) English-hearing children both recognize</w:t>
-      </w:r>
-      <w:r>
-        <w:t xml:space="preserve"> </w:t>
-      </w:r>
-      <w:r>
-        <w:t xml:space="preserve">(</w:t>
-      </w:r>
-      <w:hyperlink w:anchor="ref-potter2024frequent">
-        <w:r>
-          <w:rPr>
-            <w:rStyle w:val="Hyperlink"/>
-          </w:rPr>
-          <w:t xml:space="preserve">Potter &amp; Lew-Williams, 2024</w:t>
-        </w:r>
-      </w:hyperlink>
-      <w:r>
-        <w:t xml:space="preserve">)</w:t>
-      </w:r>
-      <w:r>
-        <w:t xml:space="preserve"> </w:t>
-      </w:r>
-      <w:r>
-        <w:t xml:space="preserve">and use</w:t>
-      </w:r>
-      <w:r>
-        <w:t xml:space="preserve"> </w:t>
-      </w:r>
-      <w:r>
-        <w:t xml:space="preserve">(</w:t>
-      </w:r>
-      <w:hyperlink w:anchor="ref-casey2022doggy">
-        <w:r>
-          <w:rPr>
-            <w:rStyle w:val="Hyperlink"/>
-          </w:rPr>
-          <w:t xml:space="preserve">Casey &amp; Casillas, 2022</w:t>
-        </w:r>
-      </w:hyperlink>
-      <w:r>
-        <w:t xml:space="preserve">;</w:t>
-      </w:r>
-      <w:r>
-        <w:t xml:space="preserve"> </w:t>
-      </w:r>
-      <w:hyperlink w:anchor="ref-deak2001any">
-        <w:r>
-          <w:rPr>
-            <w:rStyle w:val="Hyperlink"/>
-          </w:rPr>
-          <w:t xml:space="preserve">Deak et al., 2001</w:t>
-        </w:r>
-      </w:hyperlink>
-      <w:r>
-        <w:t xml:space="preserve">)</w:t>
-      </w:r>
-      <w:r>
-        <w:t xml:space="preserve"> </w:t>
-      </w:r>
-      <w:r>
-        <w:t xml:space="preserve">multiple labels for the same referent. Children’s earliest learned words are associated with the most amount of label variation in their input</w:t>
-      </w:r>
-      <w:r>
-        <w:t xml:space="preserve"> </w:t>
-      </w:r>
-      <w:r>
-        <w:t xml:space="preserve">(</w:t>
-      </w:r>
-      <w:hyperlink w:anchor="ref-caseyIPcorpus">
-        <w:r>
-          <w:rPr>
-            <w:rStyle w:val="Hyperlink"/>
-          </w:rPr>
-          <w:t xml:space="preserve">Casey et al., in preparation</w:t>
-        </w:r>
-      </w:hyperlink>
-      <w:r>
-        <w:t xml:space="preserve">;</w:t>
-      </w:r>
-      <w:r>
-        <w:t xml:space="preserve"> </w:t>
-      </w:r>
-      <w:hyperlink w:anchor="ref-moore2024wordform">
-        <w:r>
-          <w:rPr>
-            <w:rStyle w:val="Hyperlink"/>
-          </w:rPr>
-          <w:t xml:space="preserve">Moore &amp; Bergelson, 2024</w:t>
-        </w:r>
-      </w:hyperlink>
-      <w:r>
-        <w:t xml:space="preserve">)</w:t>
-      </w:r>
-      <w:r>
-        <w:t xml:space="preserve">. Moreover, the presence of certain types of label variation in the input has been shown to correlate both with children’s concurrent vocabulary size</w:t>
-      </w:r>
-      <w:r>
-        <w:t xml:space="preserve"> </w:t>
-      </w:r>
-      <w:r>
-        <w:t xml:space="preserve">(</w:t>
-      </w:r>
-      <w:hyperlink w:anchor="ref-callanan2004multiple">
-        <w:r>
-          <w:rPr>
-            <w:rStyle w:val="Hyperlink"/>
-          </w:rPr>
-          <w:t xml:space="preserve">Callanan &amp; Sabbagh, 2004</w:t>
-        </w:r>
-      </w:hyperlink>
-      <w:r>
-        <w:t xml:space="preserve">)</w:t>
-      </w:r>
-      <w:r>
-        <w:t xml:space="preserve"> </w:t>
-      </w:r>
-      <w:r>
-        <w:t xml:space="preserve">and future vocabulary growth</w:t>
-      </w:r>
-      <w:r>
-        <w:t xml:space="preserve"> </w:t>
-      </w:r>
-      <w:r>
-        <w:t xml:space="preserve">(</w:t>
-      </w:r>
-      <w:hyperlink w:anchor="ref-ota2018choo">
-        <w:r>
-          <w:rPr>
-            <w:rStyle w:val="Hyperlink"/>
-          </w:rPr>
-          <w:t xml:space="preserve">Ota et al., 2018</w:t>
-        </w:r>
-      </w:hyperlink>
-      <w:r>
-        <w:t xml:space="preserve">)</w:t>
-      </w:r>
-      <w:r>
-        <w:t xml:space="preserve"> </w:t>
-      </w:r>
-      <w:r>
-        <w:t xml:space="preserve">as well as their earlier learning of individual words</w:t>
-      </w:r>
-      <w:r>
-        <w:t xml:space="preserve"> </w:t>
-      </w:r>
-      <w:r>
-        <w:t xml:space="preserve">(</w:t>
-      </w:r>
-      <w:hyperlink w:anchor="ref-moore2024wordform">
-        <w:r>
-          <w:rPr>
-            <w:rStyle w:val="Hyperlink"/>
-          </w:rPr>
-          <w:t xml:space="preserve">Moore &amp; Bergelson, 2024</w:t>
-        </w:r>
-      </w:hyperlink>
-      <w:r>
-        <w:t xml:space="preserve">)</w:t>
-      </w:r>
-      <w:r>
-        <w:t xml:space="preserve">. Thus, young learners appear to successfully contend with—and potentially benefit from—label variation in their input.</w:t>
-      </w:r>
-    </w:p>
-    <w:p>
-      <w:pPr>
-        <w:pStyle w:val="BodyText"/>
-      </w:pPr>
-      <w:r>
-        <w:t xml:space="preserve">One partial explanation for this counterintuitive pattern is that child-directed variants are more learnable than standard adult word forms. Reduplicated variants, which include repetition of full or partial syllables (e.g.,</w:t>
-      </w:r>
-      <w:r>
-        <w:t xml:space="preserve"> </w:t>
-      </w:r>
-      <w:r>
-        <w:rPr>
-          <w:i/>
-          <w:iCs/>
-        </w:rPr>
-        <w:t xml:space="preserve">woof-woof</w:t>
-      </w:r>
-      <w:r>
-        <w:t xml:space="preserve">,</w:t>
-      </w:r>
-      <w:r>
-        <w:t xml:space="preserve"> </w:t>
-      </w:r>
-      <w:r>
-        <w:rPr>
-          <w:i/>
-          <w:iCs/>
-        </w:rPr>
-        <w:t xml:space="preserve">bow-wow</w:t>
-      </w:r>
-      <w:r>
-        <w:t xml:space="preserve">), are relatively common in CDS</w:t>
-      </w:r>
-      <w:r>
-        <w:t xml:space="preserve"> </w:t>
-      </w:r>
-      <w:r>
-        <w:t xml:space="preserve">(though estimated rates vary substantially across languages, e.g.,</w:t>
-      </w:r>
-      <w:r>
-        <w:t xml:space="preserve"> </w:t>
-      </w:r>
-      <w:hyperlink w:anchor="ref-han2023che">
-        <w:r>
-          <w:rPr>
-            <w:rStyle w:val="Hyperlink"/>
-          </w:rPr>
-          <w:t xml:space="preserve">Han &amp; Gu, 2023</w:t>
-        </w:r>
-      </w:hyperlink>
-      <w:r>
-        <w:t xml:space="preserve">;</w:t>
-      </w:r>
-      <w:r>
-        <w:t xml:space="preserve"> </w:t>
-      </w:r>
-      <w:hyperlink w:anchor="ref-mazuka2008japanese">
-        <w:r>
-          <w:rPr>
-            <w:rStyle w:val="Hyperlink"/>
-          </w:rPr>
-          <w:t xml:space="preserve">Mazuka et al., 2008</w:t>
-        </w:r>
-      </w:hyperlink>
-      <w:r>
-        <w:t xml:space="preserve">;</w:t>
-      </w:r>
-      <w:r>
-        <w:t xml:space="preserve"> </w:t>
-      </w:r>
-      <w:hyperlink w:anchor="ref-ota2018choo">
-        <w:r>
-          <w:rPr>
-            <w:rStyle w:val="Hyperlink"/>
-          </w:rPr>
-          <w:t xml:space="preserve">Ota et al., 2018</w:t>
-        </w:r>
-      </w:hyperlink>
-      <w:r>
-        <w:t xml:space="preserve">)</w:t>
-      </w:r>
-      <w:r>
-        <w:t xml:space="preserve">. Ota and Skarabela</w:t>
-      </w:r>
-      <w:r>
-        <w:t xml:space="preserve"> </w:t>
-      </w:r>
-      <w:r>
-        <w:t xml:space="preserve">(</w:t>
-      </w:r>
-      <w:hyperlink w:anchor="ref-ota2016reduplicated">
-        <w:r>
-          <w:rPr>
-            <w:rStyle w:val="Hyperlink"/>
-          </w:rPr>
-          <w:t xml:space="preserve">2016</w:t>
-        </w:r>
-      </w:hyperlink>
-      <w:r>
-        <w:t xml:space="preserve">)</w:t>
-      </w:r>
-      <w:r>
-        <w:t xml:space="preserve"> </w:t>
-      </w:r>
-      <w:r>
-        <w:t xml:space="preserve">found that (Scottish) English-learning 17- to 19-month-olds learned reduplicated labels for novel objects better than non-reduplicated labels. Diminutivized variants, which include /i/ epenthesis in English (e.g.,</w:t>
-      </w:r>
-      <w:r>
-        <w:t xml:space="preserve"> </w:t>
-      </w:r>
-      <w:r>
-        <w:rPr>
-          <w:i/>
-          <w:iCs/>
-        </w:rPr>
-        <w:t xml:space="preserve">doggy</w:t>
-      </w:r>
-      <w:r>
-        <w:t xml:space="preserve">), are also common in CDS [though again with cross-linguistic variation in rates, CITES]. Moore and Bergelson</w:t>
-      </w:r>
-      <w:r>
-        <w:t xml:space="preserve"> </w:t>
-      </w:r>
-      <w:r>
-        <w:t xml:space="preserve">(</w:t>
-      </w:r>
-      <w:hyperlink w:anchor="ref-moore2024wordform">
-        <w:r>
-          <w:rPr>
-            <w:rStyle w:val="Hyperlink"/>
-          </w:rPr>
-          <w:t xml:space="preserve">2024</w:t>
-        </w:r>
-      </w:hyperlink>
-      <w:r>
-        <w:t xml:space="preserve">)</w:t>
-      </w:r>
-      <w:r>
-        <w:t xml:space="preserve"> </w:t>
-      </w:r>
-      <w:r>
-        <w:t xml:space="preserve">found that diminutives were the most common type of label variation observed in a corpus of 6- to 17-month-old (American) English-learning infants. Critically, hearing a higher proportion of both reduplicated words and diminutivized words has been linked to faster vocabulary growth from 9 to 21 months for (Scottish) English learners</w:t>
-      </w:r>
-      <w:r>
-        <w:t xml:space="preserve"> </w:t>
-      </w:r>
-      <w:r>
-        <w:t xml:space="preserve">(</w:t>
-      </w:r>
-      <w:hyperlink w:anchor="ref-ota2018choo">
-        <w:r>
-          <w:rPr>
-            <w:rStyle w:val="Hyperlink"/>
-          </w:rPr>
-          <w:t xml:space="preserve">Ota et al., 2018</w:t>
-        </w:r>
-      </w:hyperlink>
-      <w:r>
-        <w:t xml:space="preserve">)</w:t>
-      </w:r>
-      <w:r>
-        <w:t xml:space="preserve">. Additionally, both of these types of label variation have been shown to facilitate word segmentation</w:t>
-      </w:r>
-      <w:r>
-        <w:t xml:space="preserve"> </w:t>
-      </w:r>
-      <w:r>
-        <w:t xml:space="preserve">(</w:t>
-      </w:r>
-      <w:hyperlink w:anchor="ref-kempe2007diminutives">
-        <w:r>
-          <w:rPr>
-            <w:rStyle w:val="Hyperlink"/>
-          </w:rPr>
-          <w:t xml:space="preserve">Kempe et al., 2007</w:t>
-        </w:r>
-      </w:hyperlink>
-      <w:r>
-        <w:t xml:space="preserve">;</w:t>
-      </w:r>
-      <w:r>
-        <w:t xml:space="preserve"> </w:t>
-      </w:r>
-      <w:hyperlink w:anchor="ref-ota2018reduplication">
-        <w:r>
-          <w:rPr>
-            <w:rStyle w:val="Hyperlink"/>
-          </w:rPr>
-          <w:t xml:space="preserve">Ota &amp; Skarabela, 2018</w:t>
-        </w:r>
-      </w:hyperlink>
-      <w:r>
-        <w:t xml:space="preserve">)</w:t>
-      </w:r>
-      <w:r>
-        <w:t xml:space="preserve">, and in doing so, could support word learning</w:t>
-      </w:r>
-      <w:r>
-        <w:t xml:space="preserve"> </w:t>
-      </w:r>
-      <w:r>
-        <w:t xml:space="preserve">(e.g.,</w:t>
-      </w:r>
-      <w:r>
-        <w:t xml:space="preserve"> </w:t>
-      </w:r>
-      <w:hyperlink w:anchor="ref-yurovsky2012statistical">
-        <w:r>
-          <w:rPr>
-            <w:rStyle w:val="Hyperlink"/>
-          </w:rPr>
-          <w:t xml:space="preserve">Yurovsky et al., 2012</w:t>
-        </w:r>
-      </w:hyperlink>
-      <w:r>
-        <w:t xml:space="preserve">)</w:t>
-      </w:r>
-      <w:r>
-        <w:t xml:space="preserve">.</w:t>
-      </w:r>
-    </w:p>
-    <w:p>
-      <w:pPr>
-        <w:pStyle w:val="BodyText"/>
-      </w:pPr>
-      <w:r>
-        <w:t xml:space="preserve">What prior findings do not address is how the use of multiple variants in the</w:t>
-      </w:r>
-      <w:r>
-        <w:t xml:space="preserve"> </w:t>
-      </w:r>
-      <w:r>
-        <w:rPr>
-          <w:i/>
-          <w:iCs/>
-        </w:rPr>
-        <w:t xml:space="preserve">same</w:t>
-      </w:r>
-      <w:r>
-        <w:t xml:space="preserve"> </w:t>
-      </w:r>
-      <w:r>
-        <w:t xml:space="preserve">interaction could support children’s word learning. We consider attention as a plausible mechanism by which label variation could facilitate—rather than hinder—word learning, even over short timescales. Just as CDS as a register is generally preferred by young listeners over adult-directed speech</w:t>
-      </w:r>
-      <w:r>
-        <w:t xml:space="preserve"> </w:t>
-      </w:r>
-      <w:r>
-        <w:t xml:space="preserve">(ADS,</w:t>
-      </w:r>
-      <w:r>
-        <w:t xml:space="preserve"> </w:t>
-      </w:r>
-      <w:hyperlink w:anchor="ref-manybabies2020quantifying">
-        <w:r>
-          <w:rPr>
-            <w:rStyle w:val="Hyperlink"/>
-          </w:rPr>
-          <w:t xml:space="preserve">ManyBabiesConsortium, 2020</w:t>
-        </w:r>
-      </w:hyperlink>
-      <w:r>
-        <w:t xml:space="preserve">)</w:t>
-      </w:r>
-      <w:r>
-        <w:t xml:space="preserve">, certain features of CDS variants may heighten children’s engagement across repeated labeling instances.</w:t>
-      </w:r>
-    </w:p>
-    <w:p>
-      <w:pPr>
-        <w:pStyle w:val="BodyText"/>
-      </w:pPr>
-      <w:r>
-        <w:t xml:space="preserve">Despite competing possibilities for the effect of label variaion on children’s word learning, no studies to date have directly tested how</w:t>
-      </w:r>
-      <w:r>
-        <w:t xml:space="preserve"> </w:t>
-      </w:r>
-      <w:r>
-        <w:rPr>
-          <w:i/>
-          <w:iCs/>
-        </w:rPr>
-        <w:t xml:space="preserve">consistent versus variable labels</w:t>
-      </w:r>
-      <w:r>
-        <w:t xml:space="preserve"> </w:t>
-      </w:r>
-      <w:r>
-        <w:t xml:space="preserve">impact children’s ability to learn new words. The present study addresses this gap by manipulating the presence and type of label variation in a controlled, lab-based novel word learning task. In an eye-tracking study using a looking-while-listening (LWL) design</w:t>
-      </w:r>
-      <w:r>
-        <w:t xml:space="preserve"> </w:t>
-      </w:r>
-      <w:r>
-        <w:t xml:space="preserve">(</w:t>
-      </w:r>
-      <w:hyperlink w:anchor="ref-fernald2008looking">
-        <w:r>
-          <w:rPr>
-            <w:rStyle w:val="Hyperlink"/>
-          </w:rPr>
-          <w:t xml:space="preserve">Fernald et al., 2008</w:t>
-        </w:r>
-      </w:hyperlink>
-      <w:r>
-        <w:t xml:space="preserve">;</w:t>
-      </w:r>
-      <w:r>
-        <w:t xml:space="preserve"> </w:t>
-      </w:r>
-      <w:hyperlink w:anchor="ref-swingley2000spoken">
-        <w:r>
-          <w:rPr>
-            <w:rStyle w:val="Hyperlink"/>
-          </w:rPr>
-          <w:t xml:space="preserve">Swingley &amp; Aslin, 2000</w:t>
-        </w:r>
-      </w:hyperlink>
-      <w:r>
-        <w:t xml:space="preserve">)</w:t>
-      </w:r>
-      <w:r>
-        <w:t xml:space="preserve">, English-hearing toddlers learned novel word-object mappings across three within-subjects conditions. In the</w:t>
-      </w:r>
-      <w:r>
-        <w:t xml:space="preserve"> </w:t>
-      </w:r>
-      <w:r>
-        <w:rPr>
-          <w:i/>
-          <w:iCs/>
-        </w:rPr>
-        <w:t xml:space="preserve">consistent</w:t>
-      </w:r>
-      <w:r>
-        <w:t xml:space="preserve"> </w:t>
-      </w:r>
-      <w:r>
-        <w:t xml:space="preserve">condition, toddlers heard repeated exposures to the exact same standard label. In two variation conditions, toddlers heard repetitions of the standard label in addition to two label variants. The</w:t>
-      </w:r>
-      <w:r>
-        <w:t xml:space="preserve"> </w:t>
-      </w:r>
-      <w:r>
-        <w:rPr>
-          <w:i/>
-          <w:iCs/>
-        </w:rPr>
-        <w:t xml:space="preserve">typical variation</w:t>
-      </w:r>
-      <w:r>
-        <w:t xml:space="preserve"> </w:t>
-      </w:r>
-      <w:r>
-        <w:t xml:space="preserve">condition featured label variants common in English CDS, including diminutivized and reduplicated word forms. The</w:t>
-      </w:r>
-      <w:r>
-        <w:t xml:space="preserve"> </w:t>
-      </w:r>
-      <w:r>
-        <w:rPr>
-          <w:i/>
-          <w:iCs/>
-        </w:rPr>
-        <w:t xml:space="preserve">atypical variation</w:t>
-      </w:r>
-      <w:r>
-        <w:t xml:space="preserve"> </w:t>
-      </w:r>
-      <w:r>
-        <w:t xml:space="preserve">condition featured phonologically altered word forms unattested in English CDS. Looking time measures were used to assess children’s word-recognition accuracy, and pupil size synchrony measures</w:t>
-      </w:r>
-      <w:r>
-        <w:t xml:space="preserve"> </w:t>
-      </w:r>
-      <w:r>
-        <w:t xml:space="preserve">(</w:t>
-      </w:r>
-      <w:hyperlink w:anchor="ref-nencheva2021moment">
-        <w:r>
-          <w:rPr>
-            <w:rStyle w:val="Hyperlink"/>
-          </w:rPr>
-          <w:t xml:space="preserve">Nencheva et al., 2021</w:t>
-        </w:r>
-      </w:hyperlink>
-      <w:r>
-        <w:t xml:space="preserve">)</w:t>
-      </w:r>
-      <w:r>
         <w:t xml:space="preserve"> </w:t>
       </w:r>
       <w:r>
         <w:t xml:space="preserve">were used to examine children’s moment-to-moment engagement during learning.</w:t>
       </w:r>
     </w:p>
-    <w:bookmarkStart w:id="35" w:name="hypotheses"/>
-    <w:p>
-      <w:pPr>
-        <w:pStyle w:val="Heading2"/>
-      </w:pPr>
-      <w:r>
-        <w:t xml:space="preserve">1.1 Hypotheses</w:t>
+    <w:bookmarkStart w:id="37" w:name="hypotheses"/>
+    <w:p>
+      <w:pPr>
+        <w:pStyle w:val="Heading3"/>
+      </w:pPr>
+      <w:r>
+        <w:t xml:space="preserve">1.3.1 Hypotheses</w:t>
       </w:r>
     </w:p>
     <w:p>
@@ -1593,30 +1821,18 @@
         <w:pStyle w:val="FirstParagraph"/>
       </w:pPr>
       <w:r>
-        <w:t xml:space="preserve">For the effects of condition and age on children’s novel word-recogntion accuracy, we pre-registered (</w:t>
-      </w:r>
-      <w:hyperlink r:id="rId30">
-        <w:r>
-          <w:rPr>
-            <w:rStyle w:val="Hyperlink"/>
-          </w:rPr>
-          <w:t xml:space="preserve">https://osf.io/uqz6d</w:t>
-        </w:r>
-      </w:hyperlink>
-      <w:r>
-        <w:t xml:space="preserve">) the following predictions:</w:t>
-      </w:r>
-    </w:p>
-    <w:p>
-      <w:pPr>
-        <w:pStyle w:val="Compact"/>
+        <w:t xml:space="preserve">For the effects of condition and age on children’s novel word-recogntion accuracy, we pre-registered the following predictions:</w:t>
+      </w:r>
+    </w:p>
+    <w:p>
+      <w:pPr>
         <w:numPr>
           <w:ilvl w:val="0"/>
           <w:numId w:val="1001"/>
         </w:numPr>
       </w:pPr>
       <w:r>
-        <w:t xml:space="preserve">In line with the vast majority of prior word learning studies conducted to date, which overwhelmingly test children’s recognition of one-to-one mappings, we hypothesized that children would demonstrate successful learning in the</w:t>
+        <w:t xml:space="preserve">In line with the vast majority of prior word learning studies conducted to date, which overwhelmingly test children’s recognition of one-to-one mappings, we hypothesized that children would demonstrate above-chance word-recogntion accuracy in the</w:t>
       </w:r>
       <w:r>
         <w:t xml:space="preserve"> </w:t>
@@ -1637,7 +1853,6 @@
     </w:p>
     <w:p>
       <w:pPr>
-        <w:pStyle w:val="Compact"/>
         <w:numPr>
           <w:ilvl w:val="0"/>
           <w:numId w:val="1001"/>
@@ -1688,7 +1903,6 @@
     </w:p>
     <w:p>
       <w:pPr>
-        <w:pStyle w:val="Compact"/>
         <w:numPr>
           <w:ilvl w:val="0"/>
           <w:numId w:val="1001"/>
@@ -1711,12 +1925,11 @@
         <w:t xml:space="preserve"> </w:t>
       </w:r>
       <w:r>
-        <w:t xml:space="preserve">condition and that toddlers would show chance-level word-recognition accuracy on average for this condition.</w:t>
-      </w:r>
-    </w:p>
-    <w:p>
-      <w:pPr>
-        <w:pStyle w:val="Compact"/>
+        <w:t xml:space="preserve">condition and that toddlers would show chance-level word-recognition accuracy, on average, for this condition.</w:t>
+      </w:r>
+    </w:p>
+    <w:p>
+      <w:pPr>
         <w:numPr>
           <w:ilvl w:val="0"/>
           <w:numId w:val="1001"/>
@@ -1760,9 +1973,10 @@
         <w:t xml:space="preserve">.</w:t>
       </w:r>
     </w:p>
-    <w:bookmarkEnd w:id="35"/>
-    <w:bookmarkEnd w:id="36"/>
-    <w:bookmarkStart w:id="42" w:name="method-1332-words"/>
+    <w:bookmarkEnd w:id="37"/>
+    <w:bookmarkEnd w:id="38"/>
+    <w:bookmarkEnd w:id="39"/>
+    <w:bookmarkStart w:id="45" w:name="method-1332-words"/>
     <w:p>
       <w:pPr>
         <w:pStyle w:val="Heading1"/>
@@ -1790,7 +2004,7 @@
         <w:t xml:space="preserve">). All stimuli, anonymized data, and analysis scripts are publicly available at LINK.</w:t>
       </w:r>
     </w:p>
-    <w:bookmarkStart w:id="37" w:name="participants"/>
+    <w:bookmarkStart w:id="40" w:name="participants"/>
     <w:p>
       <w:pPr>
         <w:pStyle w:val="Heading2"/>
@@ -2029,8 +2243,8 @@
         <w:t xml:space="preserve">All experimental protocols, including procedures for obtaining informed consent, were approved by the Princeton University Institutional Review Board (Approval: 0000007117, Language Learning: Sounds, Words, and Grammar). Families received a $10 digital gift card and a small gift for participating.</w:t>
       </w:r>
     </w:p>
-    <w:bookmarkEnd w:id="37"/>
-    <w:bookmarkStart w:id="38" w:name="stimuli"/>
+    <w:bookmarkEnd w:id="40"/>
+    <w:bookmarkStart w:id="41" w:name="stimuli"/>
     <w:p>
       <w:pPr>
         <w:pStyle w:val="Heading2"/>
@@ -2069,7 +2283,19 @@
         <w:t xml:space="preserve">”</w:t>
       </w:r>
       <w:r>
-        <w:t xml:space="preserve">) and in two different sentence frames for test trials</w:t>
+        <w:t xml:space="preserve">) and in two different sentence frames for test trials [</w:t>
+      </w:r>
+      <w:r>
+        <w:t xml:space="preserve">“</w:t>
+      </w:r>
+      <w:r>
+        <w:t xml:space="preserve">Can you find the _____? See the _____?</w:t>
+      </w:r>
+      <w:r>
+        <w:t xml:space="preserve">”</w:t>
+      </w:r>
+      <w:r>
+        <w:t xml:space="preserve">, following the test trial structure of Ota and Skarabela</w:t>
       </w:r>
       <w:r>
         <w:t xml:space="preserve"> </w:t>
@@ -2077,30 +2303,12 @@
       <w:r>
         <w:t xml:space="preserve">(</w:t>
       </w:r>
-      <w:r>
-        <w:t xml:space="preserve">“</w:t>
-      </w:r>
-      <w:r>
-        <w:t xml:space="preserve">Can you find the _____? See the _____?</w:t>
-      </w:r>
-      <w:r>
-        <w:t xml:space="preserve">”</w:t>
-      </w:r>
-      <w:r>
-        <w:t xml:space="preserve"> </w:t>
-      </w:r>
-      <w:r>
-        <w:t xml:space="preserve">following the test trial structure of</w:t>
-      </w:r>
-      <w:r>
-        <w:t xml:space="preserve"> </w:t>
-      </w:r>
       <w:hyperlink w:anchor="ref-ota2016reduplicated">
         <w:r>
           <w:rPr>
             <w:rStyle w:val="Hyperlink"/>
           </w:rPr>
-          <w:t xml:space="preserve">Ota &amp; Skarabela, 2016</w:t>
+          <w:t xml:space="preserve">2016</w:t>
         </w:r>
       </w:hyperlink>
       <w:r>
@@ -2130,7 +2338,7 @@
         <w:t xml:space="preserve"> </w:t>
       </w:r>
       <w:r>
-        <w:t xml:space="preserve">by concatenating each target word onto the final position of each sentence frame. To avoid co-articulation artifacts in trials with articles preceding the target word, the target words were spliced along with the article. Exposure trials were 14,131 ms long, on average (range = 14,094–14,150ms), including 2,000 ms silent periods between exposure sentences. Test trials were all exactly 4,966 ms long, with target word durations ranging from 613 to 634 ms (</w:t>
+        <w:t xml:space="preserve">by concatenating each target word onto the final position of each sentence frame. To avoid co-articulation artifacts in trials with articles preceding the target word, the target words were spliced along with the article. Exposure trials were 14,131ms long, on average (range = 14,094–14,150ms), including 2,000ms silent periods between exposure sentences. Test trials were all exactly 4,966ms long, with target word durations ranging from 613 to 634ms (</w:t>
       </w:r>
       <w:r>
         <w:rPr>
@@ -2143,7 +2351,7 @@
         <w:t xml:space="preserve"> </w:t>
       </w:r>
       <w:r>
-        <w:t xml:space="preserve">= 624 ms), and including 2,000 ms of silence between target sentences. All auditory stimuli were normed to a standard mean intensity of 65dB</w:t>
+        <w:t xml:space="preserve">= 624ms), and including 2,000ms of silence between target sentences. All auditory stimuli were normed to a standard mean intensity of 65dB</w:t>
       </w:r>
       <w:r>
         <w:t xml:space="preserve"> </w:t>
@@ -2631,6 +2839,14 @@
         <w:pStyle w:val="BodyText"/>
       </w:pPr>
       <w:r>
+        <w:br/>
+      </w:r>
+    </w:p>
+    <w:p>
+      <w:pPr>
+        <w:pStyle w:val="BodyText"/>
+      </w:pPr>
+      <w:r>
         <w:t xml:space="preserve">The visual stimuli consisted of six isoluminant objects with 12 unique colors (two per object) that were modeled after</w:t>
       </w:r>
       <w:r>
@@ -2674,8 +2890,8 @@
         <w:t xml:space="preserve">.</w:t>
       </w:r>
     </w:p>
-    <w:bookmarkEnd w:id="38"/>
-    <w:bookmarkStart w:id="39" w:name="procedure"/>
+    <w:bookmarkEnd w:id="41"/>
+    <w:bookmarkStart w:id="42" w:name="procedure"/>
     <w:p>
       <w:pPr>
         <w:pStyle w:val="Heading2"/>
@@ -2689,7 +2905,7 @@
         <w:pStyle w:val="FirstParagraph"/>
       </w:pPr>
       <w:r>
-        <w:t xml:space="preserve">Toddlers sat on their caregiver’s lap, approximately 60cm away from a 17-inch monitor equipped with an EyeLink 1000 Plus eye-tracker, in a dimly-lit testing room. Caregivers wore opague sunglasses to prevent them from influencing their children’s behavior. Participants wore a small EyeLink target sticker on their forehead. We used a three-point calibration procedure along the horizontal dimension (x-axis) of the screen.</w:t>
+        <w:t xml:space="preserve">Toddlers sat on their caregiver’s lap, approximately 60cm away from a 17-inch monitor equipped with an EyeLink 1000 Plus eye-tracker, in a dimly-lit testing room. Caregivers wore opaque sunglasses to prevent them from influencing their children’s behavior. Participants wore a small EyeLink target sticker on their forehead. We used a three-point calibration procedure along the horizontal dimension (x-axis) of the screen.</w:t>
       </w:r>
     </w:p>
     <w:p>
@@ -2705,7 +2921,7 @@
         <w:pStyle w:val="BodyText"/>
       </w:pPr>
       <w:r>
-        <w:t xml:space="preserve">During the exposure phase (four trials per block), children learned two novel word-object mappings. Each exposure trial started after a short, variable-length ITI (mean = 500 ms, range = 250–750 ms) or when the participant looked at the screen. During each exposure trial, a single target object appeared silently on the screen for 1,500 ms or until the participant looked at the screen. Then, the exposure audio played (see stimulus details above). After the offset of the audio, the target object remained on the screen for an additional 1,500 ms.</w:t>
+        <w:t xml:space="preserve">During the exposure phase (four trials per block), children learned two novel word-object mappings. Each exposure trial started after a short, variable-length ITI (mean = 500ms, range = 250–750ms) or when the participant looked at the screen. During each exposure trial, a single target object appeared silently on the screen for 1,500ms or until the participant looked at the screen. Then, the exposure audio played (see stimulus details above). After the offset of the audio, the target object remained on the screen for an additional 1,500ms.</w:t>
       </w:r>
     </w:p>
     <w:p>
@@ -2713,11 +2929,11 @@
         <w:pStyle w:val="BodyText"/>
       </w:pPr>
       <w:r>
-        <w:t xml:space="preserve">During the test phase (four trials per block), toddlers saw the two objects from the preceding exposure phase side-by-side on the screen. Each trial started with an ITI (same structure as training phase), followed by a 2,000 ms silent period with both objects on the screen. Then, the target audio played (see stimulus details above). After the offset of the audio, the side-by-side objects remained on the screen for an additional 2,000 ms.</w:t>
-      </w:r>
-    </w:p>
-    <w:bookmarkEnd w:id="39"/>
-    <w:bookmarkStart w:id="40" w:name="conditions"/>
+        <w:t xml:space="preserve">During the test phase (four trials per block), toddlers saw the two objects from the preceding exposure phase side-by-side on the screen. Each trial started with an ITI (same structure as training phase), followed by a 2,000ms silent period with both objects on the screen. Then, the target audio played (see stimulus details above). After the offset of the audio, the side-by-side objects remained on the screen for an additional 2,000ms.</w:t>
+      </w:r>
+    </w:p>
+    <w:bookmarkEnd w:id="42"/>
+    <w:bookmarkStart w:id="43" w:name="conditions"/>
     <w:p>
       <w:pPr>
         <w:pStyle w:val="Heading2"/>
@@ -2732,114 +2948,6 @@
       </w:pPr>
       <w:r>
         <w:t xml:space="preserve">Participants learned words in three conditions (within-subjects manipulation). In all conditions, participants learned the names of two different novel objects across four alternating exposure trials (two per word). In the</w:t>
-      </w:r>
-      <w:r>
-        <w:t xml:space="preserve"> </w:t>
-      </w:r>
-      <w:r>
-        <w:rPr>
-          <w:i/>
-          <w:iCs/>
-        </w:rPr>
-        <w:t xml:space="preserve">consistent</w:t>
-      </w:r>
-      <w:r>
-        <w:t xml:space="preserve"> </w:t>
-      </w:r>
-      <w:r>
-        <w:t xml:space="preserve">condition, participants heard the standard form of the target word repeated 5x per trial (e.g.,</w:t>
-      </w:r>
-      <w:r>
-        <w:t xml:space="preserve"> </w:t>
-      </w:r>
-      <w:r>
-        <w:t xml:space="preserve">“</w:t>
-      </w:r>
-      <w:r>
-        <w:t xml:space="preserve">Look, tanzer! That’s a tanzer…tanzer. Do you see the tanzer? Yes, that’s a tanzer.</w:t>
-      </w:r>
-      <w:r>
-        <w:t xml:space="preserve">”</w:t>
-      </w:r>
-      <w:r>
-        <w:t xml:space="preserve">). In the</w:t>
-      </w:r>
-      <w:r>
-        <w:t xml:space="preserve"> </w:t>
-      </w:r>
-      <w:r>
-        <w:rPr>
-          <w:i/>
-          <w:iCs/>
-        </w:rPr>
-        <w:t xml:space="preserve">typical variation</w:t>
-      </w:r>
-      <w:r>
-        <w:t xml:space="preserve"> </w:t>
-      </w:r>
-      <w:r>
-        <w:t xml:space="preserve">condition, participants heard the standard form of the target word repeated 2x per trial in addition to one reduplicated form and one diminutivized form per trial (e.g.,</w:t>
-      </w:r>
-      <w:r>
-        <w:t xml:space="preserve"> </w:t>
-      </w:r>
-      <w:r>
-        <w:t xml:space="preserve">“</w:t>
-      </w:r>
-      <w:r>
-        <w:t xml:space="preserve">Look, tanzer! That’s a tan-tan. Do you see the tanny? Yes, that’s a tanzer.</w:t>
-      </w:r>
-      <w:r>
-        <w:t xml:space="preserve">”</w:t>
-      </w:r>
-      <w:r>
-        <w:t xml:space="preserve">). Critically, the number of exposures to the first syllable of the target word (i.e.,</w:t>
-      </w:r>
-      <w:r>
-        <w:t xml:space="preserve"> </w:t>
-      </w:r>
-      <w:r>
-        <w:t xml:space="preserve">“</w:t>
-      </w:r>
-      <w:r>
-        <w:t xml:space="preserve">tan</w:t>
-      </w:r>
-      <w:r>
-        <w:t xml:space="preserve">”</w:t>
-      </w:r>
-      <w:r>
-        <w:t xml:space="preserve">) was equivalent across these two conditions. In the</w:t>
-      </w:r>
-      <w:r>
-        <w:t xml:space="preserve"> </w:t>
-      </w:r>
-      <w:r>
-        <w:rPr>
-          <w:i/>
-          <w:iCs/>
-        </w:rPr>
-        <w:t xml:space="preserve">atypical variation</w:t>
-      </w:r>
-      <w:r>
-        <w:t xml:space="preserve"> </w:t>
-      </w:r>
-      <w:r>
-        <w:t xml:space="preserve">condition, participants heard the standard form of the target word repeated 2x per trial in addition to 1x exposure each of reversed versions of the typical reduplicated and diminutivized forms (e.g.,</w:t>
-      </w:r>
-      <w:r>
-        <w:t xml:space="preserve"> </w:t>
-      </w:r>
-      <w:r>
-        <w:t xml:space="preserve">“</w:t>
-      </w:r>
-      <w:r>
-        <w:t xml:space="preserve">Look, tanzer! That’s a zer-zer. Do you see the y-zer? Yes, that’s a tanzer.</w:t>
-      </w:r>
-      <w:r>
-        <w:t xml:space="preserve">”</w:t>
-      </w:r>
-      <w:r>
-        <w:t xml:space="preserve">). A full list of exposed word forms can be found in</w:t>
       </w:r>
       <w:r>
         <w:t xml:space="preserve"> </w:t>
@@ -2849,6 +2957,278 @@
           <w:b/>
           <w:bCs/>
         </w:rPr>
+        <w:t xml:space="preserve">consistent</w:t>
+      </w:r>
+      <w:r>
+        <w:t xml:space="preserve"> </w:t>
+      </w:r>
+      <w:r>
+        <w:t xml:space="preserve">condition, participants heard the standard form of the target word repeated 5x per trial (e.g.,</w:t>
+      </w:r>
+      <w:r>
+        <w:t xml:space="preserve"> </w:t>
+      </w:r>
+      <w:r>
+        <w:t xml:space="preserve">“</w:t>
+      </w:r>
+      <w:r>
+        <w:t xml:space="preserve">Look,</w:t>
+      </w:r>
+      <w:r>
+        <w:t xml:space="preserve"> </w:t>
+      </w:r>
+      <w:r>
+        <w:rPr>
+          <w:i/>
+          <w:iCs/>
+        </w:rPr>
+        <w:t xml:space="preserve">tanzer</w:t>
+      </w:r>
+      <w:r>
+        <w:t xml:space="preserve">! That’s a</w:t>
+      </w:r>
+      <w:r>
+        <w:t xml:space="preserve"> </w:t>
+      </w:r>
+      <w:r>
+        <w:rPr>
+          <w:i/>
+          <w:iCs/>
+        </w:rPr>
+        <w:t xml:space="preserve">tanzer</w:t>
+      </w:r>
+      <w:r>
+        <w:t xml:space="preserve">…</w:t>
+      </w:r>
+      <w:r>
+        <w:rPr>
+          <w:i/>
+          <w:iCs/>
+        </w:rPr>
+        <w:t xml:space="preserve">tanzer</w:t>
+      </w:r>
+      <w:r>
+        <w:t xml:space="preserve">. Do you see the</w:t>
+      </w:r>
+      <w:r>
+        <w:t xml:space="preserve"> </w:t>
+      </w:r>
+      <w:r>
+        <w:rPr>
+          <w:i/>
+          <w:iCs/>
+        </w:rPr>
+        <w:t xml:space="preserve">tanzer</w:t>
+      </w:r>
+      <w:r>
+        <w:t xml:space="preserve">? Yes, that’s a</w:t>
+      </w:r>
+      <w:r>
+        <w:t xml:space="preserve"> </w:t>
+      </w:r>
+      <w:r>
+        <w:rPr>
+          <w:i/>
+          <w:iCs/>
+        </w:rPr>
+        <w:t xml:space="preserve">tanzer</w:t>
+      </w:r>
+      <w:r>
+        <w:t xml:space="preserve">.</w:t>
+      </w:r>
+      <w:r>
+        <w:t xml:space="preserve">”</w:t>
+      </w:r>
+      <w:r>
+        <w:t xml:space="preserve">). In the</w:t>
+      </w:r>
+      <w:r>
+        <w:t xml:space="preserve"> </w:t>
+      </w:r>
+      <w:r>
+        <w:rPr>
+          <w:b/>
+          <w:bCs/>
+        </w:rPr>
+        <w:t xml:space="preserve">typical variation</w:t>
+      </w:r>
+      <w:r>
+        <w:t xml:space="preserve"> </w:t>
+      </w:r>
+      <w:r>
+        <w:t xml:space="preserve">condition, participants heard the standard form of the target word repeated 2x per trial in addition to one reduplicated form and one diminutivized form per trial (e.g.,</w:t>
+      </w:r>
+      <w:r>
+        <w:t xml:space="preserve"> </w:t>
+      </w:r>
+      <w:r>
+        <w:t xml:space="preserve">“</w:t>
+      </w:r>
+      <w:r>
+        <w:t xml:space="preserve">Look,</w:t>
+      </w:r>
+      <w:r>
+        <w:t xml:space="preserve"> </w:t>
+      </w:r>
+      <w:r>
+        <w:rPr>
+          <w:i/>
+          <w:iCs/>
+        </w:rPr>
+        <w:t xml:space="preserve">tanzer</w:t>
+      </w:r>
+      <w:r>
+        <w:t xml:space="preserve">! That’s a</w:t>
+      </w:r>
+      <w:r>
+        <w:t xml:space="preserve"> </w:t>
+      </w:r>
+      <w:r>
+        <w:rPr>
+          <w:i/>
+          <w:iCs/>
+        </w:rPr>
+        <w:t xml:space="preserve">tan-tan</w:t>
+      </w:r>
+      <w:r>
+        <w:t xml:space="preserve">. Do you see the</w:t>
+      </w:r>
+      <w:r>
+        <w:t xml:space="preserve"> </w:t>
+      </w:r>
+      <w:r>
+        <w:rPr>
+          <w:i/>
+          <w:iCs/>
+        </w:rPr>
+        <w:t xml:space="preserve">tanny</w:t>
+      </w:r>
+      <w:r>
+        <w:t xml:space="preserve">? Yes, that’s a</w:t>
+      </w:r>
+      <w:r>
+        <w:t xml:space="preserve"> </w:t>
+      </w:r>
+      <w:r>
+        <w:rPr>
+          <w:i/>
+          <w:iCs/>
+        </w:rPr>
+        <w:t xml:space="preserve">tanzer</w:t>
+      </w:r>
+      <w:r>
+        <w:t xml:space="preserve">.</w:t>
+      </w:r>
+      <w:r>
+        <w:t xml:space="preserve">”</w:t>
+      </w:r>
+      <w:r>
+        <w:t xml:space="preserve">). Critically, the number of exposures to the first syllable of the target word (i.e.,</w:t>
+      </w:r>
+      <w:r>
+        <w:t xml:space="preserve"> </w:t>
+      </w:r>
+      <w:r>
+        <w:rPr>
+          <w:i/>
+          <w:iCs/>
+        </w:rPr>
+        <w:t xml:space="preserve">tan</w:t>
+      </w:r>
+      <w:r>
+        <w:t xml:space="preserve">) was equivalent across these two conditions. In the</w:t>
+      </w:r>
+      <w:r>
+        <w:t xml:space="preserve"> </w:t>
+      </w:r>
+      <w:r>
+        <w:rPr>
+          <w:b/>
+          <w:bCs/>
+        </w:rPr>
+        <w:t xml:space="preserve">atypical variation</w:t>
+      </w:r>
+      <w:r>
+        <w:t xml:space="preserve"> </w:t>
+      </w:r>
+      <w:r>
+        <w:t xml:space="preserve">condition, participants heard the standard form of the target word repeated 2x per trial in addition to 1x exposure each of reversed versions of the typical reduplicated and diminutivized forms (e.g.,</w:t>
+      </w:r>
+      <w:r>
+        <w:t xml:space="preserve"> </w:t>
+      </w:r>
+      <w:r>
+        <w:t xml:space="preserve">“</w:t>
+      </w:r>
+      <w:r>
+        <w:t xml:space="preserve">Look,</w:t>
+      </w:r>
+      <w:r>
+        <w:t xml:space="preserve"> </w:t>
+      </w:r>
+      <w:r>
+        <w:rPr>
+          <w:i/>
+          <w:iCs/>
+        </w:rPr>
+        <w:t xml:space="preserve">tanzer</w:t>
+      </w:r>
+      <w:r>
+        <w:t xml:space="preserve">! That’s a</w:t>
+      </w:r>
+      <w:r>
+        <w:t xml:space="preserve"> </w:t>
+      </w:r>
+      <w:r>
+        <w:rPr>
+          <w:i/>
+          <w:iCs/>
+        </w:rPr>
+        <w:t xml:space="preserve">zer-zer</w:t>
+      </w:r>
+      <w:r>
+        <w:t xml:space="preserve">. Do you see the</w:t>
+      </w:r>
+      <w:r>
+        <w:t xml:space="preserve"> </w:t>
+      </w:r>
+      <w:r>
+        <w:rPr>
+          <w:i/>
+          <w:iCs/>
+        </w:rPr>
+        <w:t xml:space="preserve">y-zer</w:t>
+      </w:r>
+      <w:r>
+        <w:t xml:space="preserve">? Yes, that’s a</w:t>
+      </w:r>
+      <w:r>
+        <w:t xml:space="preserve"> </w:t>
+      </w:r>
+      <w:r>
+        <w:rPr>
+          <w:i/>
+          <w:iCs/>
+        </w:rPr>
+        <w:t xml:space="preserve">tanzer</w:t>
+      </w:r>
+      <w:r>
+        <w:t xml:space="preserve">.</w:t>
+      </w:r>
+      <w:r>
+        <w:t xml:space="preserve">”</w:t>
+      </w:r>
+      <w:r>
+        <w:t xml:space="preserve">). A full list of exposed word forms can be found in</w:t>
+      </w:r>
+      <w:r>
+        <w:t xml:space="preserve"> </w:t>
+      </w:r>
+      <w:r>
+        <w:rPr>
+          <w:b/>
+          <w:bCs/>
+        </w:rPr>
         <w:t xml:space="preserve">Table 1</w:t>
       </w:r>
       <w:r>
@@ -2863,8 +3243,8 @@
         <w:t xml:space="preserve">Participants were assigned to one of 18 pseudorandomized orders such that the order of presentation of blocks and the assignment of target labels to target objects was counterbalanced across conditions. Target locations were also counterbalanced such that the target object appeared 50% of time on the left and 50% of the time on the right.</w:t>
       </w:r>
     </w:p>
-    <w:bookmarkEnd w:id="40"/>
-    <w:bookmarkStart w:id="41" w:name="data-pre-processing"/>
+    <w:bookmarkEnd w:id="43"/>
+    <w:bookmarkStart w:id="44" w:name="data-pre-processing"/>
     <w:p>
       <w:pPr>
         <w:pStyle w:val="Heading2"/>
@@ -2884,7 +3264,7 @@
         <w:t xml:space="preserve"> </w:t>
       </w:r>
       <w:r>
-        <w:t xml:space="preserve">(300–2,000 ms following each target word onset,</w:t>
+        <w:t xml:space="preserve">(300–2,000ms following each target word onset,</w:t>
       </w:r>
       <w:r>
         <w:t xml:space="preserve"> </w:t>
@@ -2915,7 +3295,30 @@
         <w:t xml:space="preserve">)</w:t>
       </w:r>
       <w:r>
-        <w:t xml:space="preserve">. We included two instances of the target word during test trials to ensure that children had sufficient opportunity to demonstrate their recognition of novel word-object mappings. We calculated participants’ proportion looking to target objects during test trials as the measure of word-recognition accuracy. For any given test trial to be included in analyses, children must have looked to the target and/or distractor object at least once prior to the onset of the first label and for at least 1/3 of each critical post-labeling window. In order for a block to be included, children must have contributed usable data for at least two of four test trials. Finally, in order for a participant to be included, they must have contributed at least two of three blocks. On average, participants contributed 9.98 trials (median = 10.50, range = 4–12) across 2.81 conditions (median = 3).</w:t>
+        <w:t xml:space="preserve">. We included two instances of the target word during test trials to ensure that children had sufficient opportunity to demonstrate their recognition of novel word-object mappings</w:t>
+      </w:r>
+      <w:r>
+        <w:t xml:space="preserve"> </w:t>
+      </w:r>
+      <w:r>
+        <w:t xml:space="preserve">(consistent with</w:t>
+      </w:r>
+      <w:r>
+        <w:t xml:space="preserve"> </w:t>
+      </w:r>
+      <w:hyperlink w:anchor="ref-ota2016reduplicated">
+        <w:r>
+          <w:rPr>
+            <w:rStyle w:val="Hyperlink"/>
+          </w:rPr>
+          <w:t xml:space="preserve">Ota &amp; Skarabela, 2016</w:t>
+        </w:r>
+      </w:hyperlink>
+      <w:r>
+        <w:t xml:space="preserve">)</w:t>
+      </w:r>
+      <w:r>
+        <w:t xml:space="preserve">. We calculated participants’ proportion looking to target objects during test trials (relative to their total time looking at either the target object or distractor object) as the measure of word-recognition accuracy. For any given test trial to be included in analyses, children must have looked to the target and/or distractor object at least once prior to the onset of the first label and for at least 1/3 of each critical post-labeling window. In order for a block to be included, children must have contributed usable data for at least two of four test trials. Finally, in order for a participant to be included, they must have contributed at least two of three blocks. On average, participants contributed 9.98 trials (median = 10.50, range = 4–12) across 2.81 conditions (median = 3).</w:t>
       </w:r>
     </w:p>
     <w:p>
@@ -2943,7 +3346,7 @@
         <w:t xml:space="preserve">)</w:t>
       </w:r>
       <w:r>
-        <w:t xml:space="preserve">, we first converted toddlers’ raw pupil size values during exposure sentences (automatically recorded by the EyeLink eye-tracker) to percent change from the average pupil size for that trial. We removed potential artifacts due to partial blinks by excluding any 50ms intervals with more than 15% change in pupil size</w:t>
+        <w:t xml:space="preserve">, we first converted toddlers’ raw pupil size values during exposure sentences to percent change from the average pupil size for that trial. We removed potential artifacts due to partial blinks by excluding any 50ms intervals with more than 15% change in pupil size</w:t>
       </w:r>
       <w:r>
         <w:t xml:space="preserve"> </w:t>
@@ -2963,7 +3366,7 @@
         <w:t xml:space="preserve">)</w:t>
       </w:r>
       <w:r>
-        <w:t xml:space="preserve">. We used Stineman interpolation to fill in gaps shorter than 100 ms</w:t>
+        <w:t xml:space="preserve">. We used Stineman interpolation to fill in gaps shorter than 100ms</w:t>
       </w:r>
       <w:r>
         <w:t xml:space="preserve"> </w:t>
@@ -2983,21 +3386,21 @@
         <w:t xml:space="preserve">)</w:t>
       </w:r>
       <w:r>
-        <w:t xml:space="preserve">. Finally, we excluded participants’ data for exposure sentences where more than 50% of the pupil size data was missing (e.g., due to the child looking away from the screen or technical error).</w:t>
-      </w:r>
-    </w:p>
-    <w:bookmarkEnd w:id="41"/>
-    <w:bookmarkEnd w:id="42"/>
-    <w:bookmarkStart w:id="54" w:name="results-1028-words"/>
+        <w:t xml:space="preserve">. Finally, we excluded exposure sentences where more than 50% of a participant’s pupil size data was missing (e.g., due to the child looking away from the screen or technical error).</w:t>
+      </w:r>
+    </w:p>
+    <w:bookmarkEnd w:id="44"/>
+    <w:bookmarkEnd w:id="45"/>
+    <w:bookmarkStart w:id="58" w:name="results-950-words"/>
     <w:p>
       <w:pPr>
         <w:pStyle w:val="Heading1"/>
       </w:pPr>
       <w:r>
-        <w:t xml:space="preserve">3. Results (1,028 words)</w:t>
-      </w:r>
-    </w:p>
-    <w:bookmarkStart w:id="47" w:name="X81d3246c4b93329a5d0d8f2a794f9a185512a61"/>
+        <w:t xml:space="preserve">3. Results (950 words)</w:t>
+      </w:r>
+    </w:p>
+    <w:bookmarkStart w:id="51" w:name="X81d3246c4b93329a5d0d8f2a794f9a185512a61"/>
     <w:p>
       <w:pPr>
         <w:pStyle w:val="Heading2"/>
@@ -3011,7 +3414,7 @@
         <w:pStyle w:val="FirstParagraph"/>
       </w:pPr>
       <w:r>
-        <w:t xml:space="preserve">Our primary analysis examined whether children successfully learned the novel-word object mappings across the three experimental conditions. Using the</w:t>
+        <w:t xml:space="preserve">Our primary analysis examined whether children successfully learned novel-word object mappings across conditions. Using the</w:t>
       </w:r>
       <w:r>
         <w:t xml:space="preserve"> </w:t>
@@ -3046,19 +3449,28 @@
         <w:t xml:space="preserve">)</w:t>
       </w:r>
       <w:r>
-        <w:t xml:space="preserve">, we fit a mixed-effects zero-one inflated beta regression model</w:t>
+        <w:t xml:space="preserve">, we fit mixed-effects zero-one inflated beta regression models</w:t>
       </w:r>
       <w:r>
         <w:rPr>
           <w:rStyle w:val="FootnoteReference"/>
         </w:rPr>
-        <w:footnoteReference w:id="43"/>
-      </w:r>
-      <w:r>
-        <w:t xml:space="preserve"> </w:t>
-      </w:r>
-      <w:r>
-        <w:t xml:space="preserve">to examine the effects of condition and age on children’s accuracy of novel word recognition (i.e., proportion looking to the target object). The model included fixed effects for condition (atypical variation vs. consistent vs. typical variation) and mean-centered age, along with the maximal random effects structure (by-participant and by-item random slopes and intercepts). We used weakly informative priors (standard normal distributions) and fitted the model using Hamiltonian Monte Carlo sampling (four chains, four cores) implemented in Stan</w:t>
+        <w:footnoteReference w:id="46"/>
+      </w:r>
+      <w:r>
+        <w:t xml:space="preserve"> </w:t>
+      </w:r>
+      <w:r>
+        <w:t xml:space="preserve">to examine the effects of condition and age on children’s novel word-recognition accuracy (i.e., proportion looking to the target object). Models included fixed effects for condition (atypical variation vs. consistent vs. typical variation) and mean-centered age</w:t>
+      </w:r>
+      <w:r>
+        <w:rPr>
+          <w:rStyle w:val="FootnoteReference"/>
+        </w:rPr>
+        <w:footnoteReference w:id="47"/>
+      </w:r>
+      <w:r>
+        <w:t xml:space="preserve">, along with the maximal random effects structure (by-participant and by-item random slopes and intercepts). We used weakly informative priors (standard normal distributions) and fitted the model using Hamiltonian Monte Carlo sampling (four chains, four cores) implemented in Stan</w:t>
       </w:r>
       <w:r>
         <w:t xml:space="preserve"> </w:t>
@@ -3107,38 +3519,7 @@
         <w:pStyle w:val="BodyText"/>
       </w:pPr>
       <w:r>
-        <w:t xml:space="preserve">Following our pre-registered analysis plan, we tested whether including an interaction between condition and age improved model fit—we compared the model with the interaction term to the simpler additive model using approximate leave-one-out cross-validation</w:t>
-      </w:r>
-      <w:r>
-        <w:t xml:space="preserve"> </w:t>
-      </w:r>
-      <w:r>
-        <w:t xml:space="preserve">(LOO,</w:t>
-      </w:r>
-      <w:r>
-        <w:t xml:space="preserve"> </w:t>
-      </w:r>
-      <w:hyperlink w:anchor="ref-loo">
-        <w:r>
-          <w:rPr>
-            <w:rStyle w:val="Hyperlink"/>
-          </w:rPr>
-          <w:t xml:space="preserve">Yao et al., 2017</w:t>
-        </w:r>
-      </w:hyperlink>
-      <w:r>
-        <w:t xml:space="preserve">)</w:t>
-      </w:r>
-      <w:r>
-        <w:t xml:space="preserve">. This analysis suggested no reliable difference in predictive accuracy, providing no strong evidence that the interaction term improved model fit (ΔELPD = -1.35, ΔSE = 3.53).</w:t>
-      </w:r>
-    </w:p>
-    <w:p>
-      <w:pPr>
-        <w:pStyle w:val="BodyText"/>
-      </w:pPr>
-      <w:r>
-        <w:t xml:space="preserve">Children’s performance was reliably above chance overall and in both critical windows across all conditions, with one exception: in the first critical window for the atypical variation condition where children’s looking behavior was at chance level (</w:t>
+        <w:t xml:space="preserve">Children’s performance was reliably above chance overall and in both critical windows across all conditions, with one exception: in the first critical window for the atypical variation condition, where children’s looking behavior was at chance level (</w:t>
       </w:r>
       <w:r>
         <w:rPr>
@@ -3151,7 +3532,7 @@
         <w:t xml:space="preserve"> </w:t>
       </w:r>
       <w:r>
-        <w:t xml:space="preserve">= 0.54, 89% CrI [0.48, 0.6]). Across both critical windows, model-predicted accuracy was highest in the typical variation condition (</w:t>
+        <w:t xml:space="preserve">= 0.54, 89% CrI [0.48, 0.60]). Across both critical windows, model-predicted accuracy was highest in the typical variation condition (</w:t>
       </w:r>
       <w:r>
         <w:rPr>
@@ -3234,18 +3615,18 @@
           <wp:inline>
             <wp:extent cx="5943600" cy="3714749"/>
             <wp:effectExtent b="0" l="0" r="0" t="0"/>
-            <wp:docPr descr="Figure 1. Posterior predicted accuracy by condition across both post-labeling time windows. Point ranges reflect posterior means with 89% credible intervals. Jittered dots show raw means for individual participants. Dotted line at 0.5 indicates chance looking." title="" id="45" name="Picture"/>
+            <wp:docPr descr="Figure 1. Posterior predicted accuracy by condition across both post-labeling time windows. Point ranges reflect posterior means with 89% credible intervals. Jittered dots show raw means for individual participants. Dotted line at 0.5 indicates chance looking." title="" id="49" name="Picture"/>
             <a:graphic>
               <a:graphicData uri="http://schemas.openxmlformats.org/drawingml/2006/picture">
                 <pic:pic>
                   <pic:nvPicPr>
-                    <pic:cNvPr descr="Figure1.png" id="46" name="Picture"/>
+                    <pic:cNvPr descr="Figure1.png" id="50" name="Picture"/>
                     <pic:cNvPicPr>
                       <a:picLocks noChangeArrowheads="1" noChangeAspect="1"/>
                     </pic:cNvPicPr>
                   </pic:nvPicPr>
                   <pic:blipFill>
-                    <a:blip r:embed="rId44"/>
+                    <a:blip r:embed="rId48"/>
                     <a:stretch>
                       <a:fillRect/>
                     </a:stretch>
@@ -3293,7 +3674,7 @@
         </m:r>
       </m:oMath>
       <w:r>
-        <w:t xml:space="preserve">) component of the model, which estimates effects on the mean outcome for non-boundary values (i.e., proportions between but not including 0 or 1) showed positive effects for both the typical variation condition (</w:t>
+        <w:t xml:space="preserve">) component of the model, which estimates effects on the mean outcome for non-boundary values (i.e., proportions between but not including 0 or 1), showed positive effects for both the typical variation condition (</w:t>
       </w:r>
       <w:r>
         <w:rPr>
@@ -3340,7 +3721,7 @@
         <w:pStyle w:val="BodyText"/>
       </w:pPr>
       <w:r>
-        <w:t xml:space="preserve">The conditional one-inflation (coi) component, which estimates among boundary values only the probability of being 1 (vs. 0), also showed similar trends for the effect of condition. Results showed positive effects of both the typical variation condition (</w:t>
+        <w:t xml:space="preserve">The conditional one-inflation (coi) component, which estimates, among boundary values, the probability of being 1 (vs. 0), also showed similar trends for the effect of condition. Participants were more likely to respond at ceiling for both the typical variation condition (</w:t>
       </w:r>
       <w:r>
         <w:rPr>
@@ -3366,7 +3747,10 @@
         <w:t xml:space="preserve"> </w:t>
       </w:r>
       <w:r>
-        <w:t xml:space="preserve">= 0.33, 89% CrI: [-0.11, 0.78]), relative to the atypical variation condition. While these effects remain uncertain given the credible interval overlap with zero, their alignment with the (</w:t>
+        <w:t xml:space="preserve">= 0.33, 89% CrI: [-0.11, 0.78]), relative to the atypical variation condition. While these condition effects remain uncertain given the credible interval overlap with zero, their alignment with the</w:t>
+      </w:r>
+      <w:r>
+        <w:t xml:space="preserve"> </w:t>
       </w:r>
       <m:oMath>
         <m:r>
@@ -3374,7 +3758,10 @@
         </m:r>
       </m:oMath>
       <w:r>
-        <w:t xml:space="preserve">) component estimates, suggests additional evidence for an advantage of both typical variation and consistency over atypical variation. The effect of age was clearly positive (</w:t>
+        <w:t xml:space="preserve"> </w:t>
+      </w:r>
+      <w:r>
+        <w:t xml:space="preserve">component estimates, suggests additional evidence for an advantage of both typical variation and consistency over atypical variation. The effect of age was clearly positive (</w:t>
       </w:r>
       <w:r>
         <w:rPr>
@@ -3387,7 +3774,7 @@
         <w:t xml:space="preserve"> </w:t>
       </w:r>
       <w:r>
-        <w:t xml:space="preserve">= 0.34, 89% CrI: [0.15, 0.53]), indicating that older children were more likely to perform at ceiling (i.e., demonstrate 100% looking to the target object during the critical analysis windows).</w:t>
+        <w:t xml:space="preserve">= 0.34, 89% CrI: [0.15, 0.53]), indicating that older children were more likely to demonstrate 100% looking to the target object during the critical analysis windows.</w:t>
       </w:r>
     </w:p>
     <w:p>
@@ -3930,7 +4317,7 @@
         <w:t xml:space="preserve"> </w:t>
       </w:r>
       <w:r>
-        <w:t xml:space="preserve">The overall model includes both post-labeling windows (averaged accuracy) and the window-specific models include proportion estimates for 300–2,000 ms following each target word onset. The μ component models the predicted accuracy (i.e., proportion looking to the target object) for non-boundary values (values between but not including 0 or 1). The zoi (zero-one inflation) component models the likelihood of accuarcy being a boundary value—floor (0) or ceiling (1). The coi (conditional-one inflation) component models the probability of ceiling responses (1s) among boundary values.</w:t>
+        <w:t xml:space="preserve">The overall model includes both post-labeling windows (averaged accuracy) and the window-specific models include proportion estimates for 300–2,000ms following each target word onset. The μ component models the predicted accuracy (i.e., proportion looking to the target object) for non-boundary values (values between but not including 0 or 1). The zoi (zero-one inflation) component models the likelihood of accuarcy being a boundary value—floor (0) or ceiling (1). The coi (conditional-one inflation) component models the probability of ceiling responses (1s) among boundary values.</w:t>
       </w:r>
     </w:p>
     <w:p>
@@ -3941,8 +4328,8 @@
         <w:t xml:space="preserve"> </w:t>
       </w:r>
     </w:p>
-    <w:bookmarkEnd w:id="47"/>
-    <w:bookmarkStart w:id="53" w:name="X766ac349de9df7b6c7c4b96c9a4fd67a2087b79"/>
+    <w:bookmarkEnd w:id="51"/>
+    <w:bookmarkStart w:id="57" w:name="X766ac349de9df7b6c7c4b96c9a4fd67a2087b79"/>
     <w:p>
       <w:pPr>
         <w:pStyle w:val="Heading2"/>
@@ -3951,7 +4338,7 @@
         <w:t xml:space="preserve">3.2 Moment-by-moment attention measured by pupil size synchrony</w:t>
       </w:r>
     </w:p>
-    <w:bookmarkStart w:id="51" w:name="X29eb9cdab632aadf01b598ee0fac2a0355befc5"/>
+    <w:bookmarkStart w:id="55" w:name="X29eb9cdab632aadf01b598ee0fac2a0355befc5"/>
     <w:p>
       <w:pPr>
         <w:pStyle w:val="Heading3"/>
@@ -4192,18 +4579,18 @@
           <wp:inline>
             <wp:extent cx="5504749" cy="3669832"/>
             <wp:effectExtent b="0" l="0" r="0" t="0"/>
-            <wp:docPr descr="Figure 2. Model-predicted pupil size synchrony (z-scored) across conditions with 95% confidence intervals. Jittered points represent participant means." title="" id="49" name="Picture"/>
+            <wp:docPr descr="Figure 2. Model-predicted pupil size synchrony (z-scored) across conditions with 95% confidence intervals. Jittered points represent participant means." title="" id="53" name="Picture"/>
             <a:graphic>
               <a:graphicData uri="http://schemas.openxmlformats.org/drawingml/2006/picture">
                 <pic:pic>
                   <pic:nvPicPr>
-                    <pic:cNvPr descr="Figure2.png" id="50" name="Picture"/>
+                    <pic:cNvPr descr="Figure2.png" id="54" name="Picture"/>
                     <pic:cNvPicPr>
                       <a:picLocks noChangeArrowheads="1" noChangeAspect="1"/>
                     </pic:cNvPicPr>
                   </pic:nvPicPr>
                   <pic:blipFill>
-                    <a:blip r:embed="rId48"/>
+                    <a:blip r:embed="rId52"/>
                     <a:stretch>
                       <a:fillRect/>
                     </a:stretch>
@@ -4238,8 +4625,8 @@
         <w:t xml:space="preserve">Figure 2. Model-predicted pupil size synchrony (z-scored) across conditions with 95% confidence intervals. Jittered points represent participant means.</w:t>
       </w:r>
     </w:p>
-    <w:bookmarkEnd w:id="51"/>
-    <w:bookmarkStart w:id="52" w:name="X20e86439322970e0c80fc5aeaf7687084e37566"/>
+    <w:bookmarkEnd w:id="55"/>
+    <w:bookmarkStart w:id="56" w:name="X20e86439322970e0c80fc5aeaf7687084e37566"/>
     <w:p>
       <w:pPr>
         <w:pStyle w:val="Heading3"/>
@@ -4253,7 +4640,7 @@
         <w:pStyle w:val="FirstParagraph"/>
       </w:pPr>
       <w:r>
-        <w:t xml:space="preserve">To understand if toddlers’ moment-to-moment engagement with lexically consistent or variable input predicts their novel word learning, we tested whether or not a given participant’s proportion looking to a target object during test trials could be reliably predicted from their average pupil size synchrony for that target word during training trials.</w:t>
+        <w:t xml:space="preserve">To understand if toddlers’ moment-to-moment engagement with consistent versus variable labels predicts their novel word learning, we tested whether or not a given participant’s proportion looking to a target object during test trials could be reliably predicted from their average pupil size synchrony for that target word during training trials.</w:t>
       </w:r>
     </w:p>
     <w:p>
@@ -4261,7 +4648,7 @@
         <w:pStyle w:val="BodyText"/>
       </w:pPr>
       <w:r>
-        <w:t xml:space="preserve">We added mean pupil size synchrony (z-scored) as an additional fixed effect, along with a condition by synchrony interaction term, to our main zero-one inflated beta regression model. Model comparison using leave-one-out cross-validation</w:t>
+        <w:t xml:space="preserve">We added mean pupil size synchrony (z-scored) as an additional fixed effect, along with a condition-by-synchrony interaction term, to our main zero-one inflated beta regression model. Model comparison using leave-one-out cross-validation</w:t>
       </w:r>
       <w:r>
         <w:t xml:space="preserve"> </w:t>
@@ -4337,10 +4724,10 @@
         <w:t xml:space="preserve">= 0.29, 89% CrI [-0.12, 0.74]).</w:t>
       </w:r>
     </w:p>
-    <w:bookmarkEnd w:id="52"/>
-    <w:bookmarkEnd w:id="53"/>
-    <w:bookmarkEnd w:id="54"/>
-    <w:bookmarkStart w:id="55" w:name="discussion"/>
+    <w:bookmarkEnd w:id="56"/>
+    <w:bookmarkEnd w:id="57"/>
+    <w:bookmarkEnd w:id="58"/>
+    <w:bookmarkStart w:id="59" w:name="discussion"/>
     <w:p>
       <w:pPr>
         <w:pStyle w:val="Heading1"/>
@@ -4537,7 +4924,7 @@
         <w:pStyle w:val="BodyText"/>
       </w:pPr>
       <w:r>
-        <w:t xml:space="preserve">Critically, our findings do not tell us</w:t>
+        <w:t xml:space="preserve">It is important to acknowledge that our findings do not tell us</w:t>
       </w:r>
       <w:r>
         <w:t xml:space="preserve"> </w:t>
@@ -4553,7 +4940,7 @@
         <w:t xml:space="preserve"> </w:t>
       </w:r>
       <w:r>
-        <w:t xml:space="preserve">children were able to succeed in learning standard word forms from consistent and variable labels. One possibility is that children</w:t>
+        <w:t xml:space="preserve">children were able to succeed in learning words from consistent and variable labels. One possibility is that children</w:t>
       </w:r>
       <w:r>
         <w:t xml:space="preserve"> </w:t>
@@ -4602,8 +4989,8 @@
         <w:t xml:space="preserve">In conclusion, this is the first experimental study to provide evidence that English-hearing toddlers can successfully contend with label variants when learning new words. Future work is still needed to better understand</w:t>
       </w:r>
     </w:p>
-    <w:bookmarkEnd w:id="55"/>
-    <w:bookmarkStart w:id="113" w:name="references"/>
+    <w:bookmarkEnd w:id="59"/>
+    <w:bookmarkStart w:id="127" w:name="references"/>
     <w:p>
       <w:pPr>
         <w:pStyle w:val="Heading1"/>
@@ -4612,8 +4999,8 @@
         <w:t xml:space="preserve">5. References</w:t>
       </w:r>
     </w:p>
-    <w:bookmarkStart w:id="112" w:name="refs"/>
-    <w:bookmarkStart w:id="57" w:name="ref-lme4"/>
+    <w:bookmarkStart w:id="126" w:name="refs"/>
+    <w:bookmarkStart w:id="61" w:name="ref-lme4"/>
     <w:p>
       <w:pPr>
         <w:pStyle w:val="Bibliography"/>
@@ -4659,7 +5046,7 @@
       <w:r>
         <w:t xml:space="preserve"> </w:t>
       </w:r>
-      <w:hyperlink r:id="rId56">
+      <w:hyperlink r:id="rId60">
         <w:r>
           <w:rPr>
             <w:rStyle w:val="Hyperlink"/>
@@ -4668,8 +5055,8 @@
         </w:r>
       </w:hyperlink>
     </w:p>
-    <w:bookmarkEnd w:id="57"/>
-    <w:bookmarkStart w:id="58" w:name="ref-praat"/>
+    <w:bookmarkEnd w:id="61"/>
+    <w:bookmarkStart w:id="62" w:name="ref-praat"/>
     <w:p>
       <w:pPr>
         <w:pStyle w:val="Bibliography"/>
@@ -4691,8 +5078,8 @@
         <w:t xml:space="preserve">.</w:t>
       </w:r>
     </w:p>
-    <w:bookmarkEnd w:id="58"/>
-    <w:bookmarkStart w:id="59" w:name="ref-braginsky2019consistency"/>
+    <w:bookmarkEnd w:id="62"/>
+    <w:bookmarkStart w:id="63" w:name="ref-braginsky2019consistency"/>
     <w:p>
       <w:pPr>
         <w:pStyle w:val="Bibliography"/>
@@ -4727,8 +5114,8 @@
         <w:t xml:space="preserve">, 52–67.</w:t>
       </w:r>
     </w:p>
-    <w:bookmarkEnd w:id="59"/>
-    <w:bookmarkStart w:id="61" w:name="ref-glmmTMB"/>
+    <w:bookmarkEnd w:id="63"/>
+    <w:bookmarkStart w:id="65" w:name="ref-glmmTMB"/>
     <w:p>
       <w:pPr>
         <w:pStyle w:val="Bibliography"/>
@@ -4777,7 +5164,7 @@
       <w:r>
         <w:t xml:space="preserve"> </w:t>
       </w:r>
-      <w:hyperlink r:id="rId60">
+      <w:hyperlink r:id="rId64">
         <w:r>
           <w:rPr>
             <w:rStyle w:val="Hyperlink"/>
@@ -4786,8 +5173,8 @@
         </w:r>
       </w:hyperlink>
     </w:p>
-    <w:bookmarkEnd w:id="61"/>
-    <w:bookmarkStart w:id="62" w:name="ref-brms"/>
+    <w:bookmarkEnd w:id="65"/>
+    <w:bookmarkStart w:id="66" w:name="ref-brms"/>
     <w:p>
       <w:pPr>
         <w:pStyle w:val="Bibliography"/>
@@ -4822,8 +5209,8 @@
         <w:t xml:space="preserve">, 1–28.</w:t>
       </w:r>
     </w:p>
-    <w:bookmarkEnd w:id="62"/>
-    <w:bookmarkStart w:id="63" w:name="ref-bynon1968berber"/>
+    <w:bookmarkEnd w:id="66"/>
+    <w:bookmarkStart w:id="67" w:name="ref-bynon1968berber"/>
     <w:p>
       <w:pPr>
         <w:pStyle w:val="Bibliography"/>
@@ -4858,8 +5245,8 @@
         <w:t xml:space="preserve">(1), 107–161.</w:t>
       </w:r>
     </w:p>
-    <w:bookmarkEnd w:id="63"/>
-    <w:bookmarkStart w:id="64" w:name="ref-callanan2004multiple"/>
+    <w:bookmarkEnd w:id="67"/>
+    <w:bookmarkStart w:id="68" w:name="ref-callanan2004multiple"/>
     <w:p>
       <w:pPr>
         <w:pStyle w:val="Bibliography"/>
@@ -4894,8 +5281,8 @@
         <w:t xml:space="preserve">(5), 746.</w:t>
       </w:r>
     </w:p>
-    <w:bookmarkEnd w:id="64"/>
-    <w:bookmarkStart w:id="65" w:name="ref-casagrande1948comanche"/>
+    <w:bookmarkEnd w:id="68"/>
+    <w:bookmarkStart w:id="69" w:name="ref-casagrande1948comanche"/>
     <w:p>
       <w:pPr>
         <w:pStyle w:val="Bibliography"/>
@@ -4930,8 +5317,8 @@
         <w:t xml:space="preserve">(1), 11–14.</w:t>
       </w:r>
     </w:p>
-    <w:bookmarkEnd w:id="65"/>
-    <w:bookmarkStart w:id="66" w:name="ref-casey2022doggy"/>
+    <w:bookmarkEnd w:id="69"/>
+    <w:bookmarkStart w:id="70" w:name="ref-casey2022doggy"/>
     <w:p>
       <w:pPr>
         <w:pStyle w:val="Bibliography"/>
@@ -4966,8 +5353,8 @@
         <w:t xml:space="preserve">.</w:t>
       </w:r>
     </w:p>
-    <w:bookmarkEnd w:id="66"/>
-    <w:bookmarkStart w:id="67" w:name="ref-caseyIPcorpus"/>
+    <w:bookmarkEnd w:id="70"/>
+    <w:bookmarkStart w:id="71" w:name="ref-caseyIPcorpus"/>
     <w:p>
       <w:pPr>
         <w:pStyle w:val="Bibliography"/>
@@ -4986,8 +5373,8 @@
         <w:t xml:space="preserve">Quantifying the amount and impact of label variation in early word learning environments.</w:t>
       </w:r>
     </w:p>
-    <w:bookmarkEnd w:id="67"/>
-    <w:bookmarkStart w:id="68" w:name="ref-clark1988logic"/>
+    <w:bookmarkEnd w:id="71"/>
+    <w:bookmarkStart w:id="72" w:name="ref-clark1988logic"/>
     <w:p>
       <w:pPr>
         <w:pStyle w:val="Bibliography"/>
@@ -5022,8 +5409,8 @@
         <w:t xml:space="preserve">(2), 317–335.</w:t>
       </w:r>
     </w:p>
-    <w:bookmarkEnd w:id="68"/>
-    <w:bookmarkStart w:id="69" w:name="ref-cribari2010beta"/>
+    <w:bookmarkEnd w:id="72"/>
+    <w:bookmarkStart w:id="73" w:name="ref-cribari2010beta"/>
     <w:p>
       <w:pPr>
         <w:pStyle w:val="Bibliography"/>
@@ -5058,8 +5445,8 @@
         <w:t xml:space="preserve">(1), 1–24.</w:t>
       </w:r>
     </w:p>
-    <w:bookmarkEnd w:id="69"/>
-    <w:bookmarkStart w:id="70" w:name="ref-deak2001any"/>
+    <w:bookmarkEnd w:id="73"/>
+    <w:bookmarkStart w:id="74" w:name="ref-deak2001any"/>
     <w:p>
       <w:pPr>
         <w:pStyle w:val="Bibliography"/>
@@ -5094,8 +5481,8 @@
         <w:t xml:space="preserve">(3), 787–804.</w:t>
       </w:r>
     </w:p>
-    <w:bookmarkEnd w:id="70"/>
-    <w:bookmarkStart w:id="71" w:name="ref-faul2009statistical"/>
+    <w:bookmarkEnd w:id="74"/>
+    <w:bookmarkStart w:id="75" w:name="ref-faul2009statistical"/>
     <w:p>
       <w:pPr>
         <w:pStyle w:val="Bibliography"/>
@@ -5130,8 +5517,8 @@
         <w:t xml:space="preserve">(4), 1149–1160.</w:t>
       </w:r>
     </w:p>
-    <w:bookmarkEnd w:id="71"/>
-    <w:bookmarkStart w:id="72" w:name="ref-ferguson1964baby"/>
+    <w:bookmarkEnd w:id="75"/>
+    <w:bookmarkStart w:id="76" w:name="ref-ferguson1964baby"/>
     <w:p>
       <w:pPr>
         <w:pStyle w:val="Bibliography"/>
@@ -5166,8 +5553,8 @@
         <w:t xml:space="preserve">(6), 103–114.</w:t>
       </w:r>
     </w:p>
-    <w:bookmarkEnd w:id="72"/>
-    <w:bookmarkStart w:id="73" w:name="ref-fernald2008looking"/>
+    <w:bookmarkEnd w:id="76"/>
+    <w:bookmarkStart w:id="77" w:name="ref-fernald2008looking"/>
     <w:p>
       <w:pPr>
         <w:pStyle w:val="Bibliography"/>
@@ -5192,8 +5579,8 @@
         <w:t xml:space="preserve">(pp. 97–135). John Benjamins Publishing Company.</w:t>
       </w:r>
     </w:p>
-    <w:bookmarkEnd w:id="73"/>
-    <w:bookmarkStart w:id="74" w:name="ref-han2023che"/>
+    <w:bookmarkEnd w:id="77"/>
+    <w:bookmarkStart w:id="78" w:name="ref-han2023che"/>
     <w:p>
       <w:pPr>
         <w:pStyle w:val="Bibliography"/>
@@ -5240,8 +5627,8 @@
         <w:t xml:space="preserve">.</w:t>
       </w:r>
     </w:p>
-    <w:bookmarkEnd w:id="74"/>
-    <w:bookmarkStart w:id="75" w:name="ref-stinepack"/>
+    <w:bookmarkEnd w:id="78"/>
+    <w:bookmarkStart w:id="79" w:name="ref-stinepack"/>
     <w:p>
       <w:pPr>
         <w:pStyle w:val="Bibliography"/>
@@ -5269,8 +5656,8 @@
         <w:t xml:space="preserve">.</w:t>
       </w:r>
     </w:p>
-    <w:bookmarkEnd w:id="75"/>
-    <w:bookmarkStart w:id="76" w:name="ref-kempe2007diminutives"/>
+    <w:bookmarkEnd w:id="79"/>
+    <w:bookmarkStart w:id="80" w:name="ref-kempe2007diminutives"/>
     <w:p>
       <w:pPr>
         <w:pStyle w:val="Bibliography"/>
@@ -5305,13 +5692,36 @@
         <w:t xml:space="preserve">(4), 762–773.</w:t>
       </w:r>
     </w:p>
-    <w:bookmarkEnd w:id="76"/>
-    <w:bookmarkStart w:id="77" w:name="ref-kidd2012goldilocks"/>
+    <w:bookmarkEnd w:id="80"/>
+    <w:bookmarkStart w:id="81" w:name="ref-kempe2001can"/>
     <w:p>
       <w:pPr>
         <w:pStyle w:val="Bibliography"/>
       </w:pPr>
       <w:r>
+        <w:t xml:space="preserve">Kempe, V., Brooks, P. J., &amp; Pirott, L. (2001). How can child-directed speech facilitate the acquisition of morphology.</w:t>
+      </w:r>
+      <w:r>
+        <w:t xml:space="preserve"> </w:t>
+      </w:r>
+      <w:r>
+        <w:rPr>
+          <w:i/>
+          <w:iCs/>
+        </w:rPr>
+        <w:t xml:space="preserve">Research on Child Language Acquisition: Proceedings of the 8th Conference of the International Association for the Study of Child Language</w:t>
+      </w:r>
+      <w:r>
+        <w:t xml:space="preserve">, 1237–1247.</w:t>
+      </w:r>
+    </w:p>
+    <w:bookmarkEnd w:id="81"/>
+    <w:bookmarkStart w:id="82" w:name="ref-kidd2012goldilocks"/>
+    <w:p>
+      <w:pPr>
+        <w:pStyle w:val="Bibliography"/>
+      </w:pPr>
+      <w:r>
         <w:t xml:space="preserve">Kidd, C., Piantadosi, S. T., &amp; Aslin, R. N. (2012). The goldilocks effect: Human infants allocate attention to visual sequences that are neither too simple nor too complex.</w:t>
       </w:r>
       <w:r>
@@ -5341,13 +5751,49 @@
         <w:t xml:space="preserve">(5), e36399.</w:t>
       </w:r>
     </w:p>
-    <w:bookmarkEnd w:id="77"/>
-    <w:bookmarkStart w:id="78" w:name="ref-laing2017perceptual"/>
+    <w:bookmarkEnd w:id="82"/>
+    <w:bookmarkStart w:id="83" w:name="ref-kidd2014goldilocks"/>
     <w:p>
       <w:pPr>
         <w:pStyle w:val="Bibliography"/>
       </w:pPr>
       <w:r>
+        <w:t xml:space="preserve">Kidd, C., Piantadosi, S. T., &amp; Aslin, R. N. (2014). The goldilocks effect in infant auditory attention.</w:t>
+      </w:r>
+      <w:r>
+        <w:t xml:space="preserve"> </w:t>
+      </w:r>
+      <w:r>
+        <w:rPr>
+          <w:i/>
+          <w:iCs/>
+        </w:rPr>
+        <w:t xml:space="preserve">Child Development</w:t>
+      </w:r>
+      <w:r>
+        <w:t xml:space="preserve">,</w:t>
+      </w:r>
+      <w:r>
+        <w:t xml:space="preserve"> </w:t>
+      </w:r>
+      <w:r>
+        <w:rPr>
+          <w:i/>
+          <w:iCs/>
+        </w:rPr>
+        <w:t xml:space="preserve">85</w:t>
+      </w:r>
+      <w:r>
+        <w:t xml:space="preserve">(5), 1795–1804.</w:t>
+      </w:r>
+    </w:p>
+    <w:bookmarkEnd w:id="83"/>
+    <w:bookmarkStart w:id="84" w:name="ref-laing2017perceptual"/>
+    <w:p>
+      <w:pPr>
+        <w:pStyle w:val="Bibliography"/>
+      </w:pPr>
+      <w:r>
         <w:t xml:space="preserve">Laing, C. E. (2017). A perceptual advantage for onomatopoeia in early word learning: Evidence from eye-tracking.</w:t>
       </w:r>
       <w:r>
@@ -5377,8 +5823,8 @@
         <w:t xml:space="preserve">, 32–45.</w:t>
       </w:r>
     </w:p>
-    <w:bookmarkEnd w:id="78"/>
-    <w:bookmarkStart w:id="79" w:name="ref-liu2018review"/>
+    <w:bookmarkEnd w:id="84"/>
+    <w:bookmarkStart w:id="85" w:name="ref-liu2018review"/>
     <w:p>
       <w:pPr>
         <w:pStyle w:val="Bibliography"/>
@@ -5413,8 +5859,8 @@
         <w:t xml:space="preserve">(4), 1024–1044.</w:t>
       </w:r>
     </w:p>
-    <w:bookmarkEnd w:id="79"/>
-    <w:bookmarkStart w:id="80" w:name="ref-manybabies2020quantifying"/>
+    <w:bookmarkEnd w:id="85"/>
+    <w:bookmarkStart w:id="86" w:name="ref-manybabies2020quantifying"/>
     <w:p>
       <w:pPr>
         <w:pStyle w:val="Bibliography"/>
@@ -5449,8 +5895,8 @@
         <w:t xml:space="preserve">(1), 24–52.</w:t>
       </w:r>
     </w:p>
-    <w:bookmarkEnd w:id="80"/>
-    <w:bookmarkStart w:id="81" w:name="ref-markman1988children"/>
+    <w:bookmarkEnd w:id="86"/>
+    <w:bookmarkStart w:id="87" w:name="ref-markman1988children"/>
     <w:p>
       <w:pPr>
         <w:pStyle w:val="Bibliography"/>
@@ -5485,8 +5931,8 @@
         <w:t xml:space="preserve">(2), 121–157.</w:t>
       </w:r>
     </w:p>
-    <w:bookmarkEnd w:id="81"/>
-    <w:bookmarkStart w:id="82" w:name="ref-markman2003use"/>
+    <w:bookmarkEnd w:id="87"/>
+    <w:bookmarkStart w:id="88" w:name="ref-markman2003use"/>
     <w:p>
       <w:pPr>
         <w:pStyle w:val="Bibliography"/>
@@ -5521,8 +5967,8 @@
         <w:t xml:space="preserve">(3), 241–275.</w:t>
       </w:r>
     </w:p>
-    <w:bookmarkEnd w:id="82"/>
-    <w:bookmarkStart w:id="83" w:name="ref-mazuka2008japanese"/>
+    <w:bookmarkEnd w:id="88"/>
+    <w:bookmarkStart w:id="89" w:name="ref-mazuka2008japanese"/>
     <w:p>
       <w:pPr>
         <w:pStyle w:val="Bibliography"/>
@@ -5547,8 +5993,8 @@
         <w:t xml:space="preserve">(pp. 39–58). Springer.</w:t>
       </w:r>
     </w:p>
-    <w:bookmarkEnd w:id="83"/>
-    <w:bookmarkStart w:id="84" w:name="ref-merriman1989mutual"/>
+    <w:bookmarkEnd w:id="89"/>
+    <w:bookmarkStart w:id="90" w:name="ref-merriman1989mutual"/>
     <w:p>
       <w:pPr>
         <w:pStyle w:val="Bibliography"/>
@@ -5570,8 +6016,8 @@
         <w:t xml:space="preserve">, i–129.</w:t>
       </w:r>
     </w:p>
-    <w:bookmarkEnd w:id="84"/>
-    <w:bookmarkStart w:id="85" w:name="ref-merritt1994artifact"/>
+    <w:bookmarkEnd w:id="90"/>
+    <w:bookmarkStart w:id="91" w:name="ref-merritt1994artifact"/>
     <w:p>
       <w:pPr>
         <w:pStyle w:val="Bibliography"/>
@@ -5606,8 +6052,8 @@
         <w:t xml:space="preserve">(1), 56–59.</w:t>
       </w:r>
     </w:p>
-    <w:bookmarkEnd w:id="85"/>
-    <w:bookmarkStart w:id="86" w:name="ref-mervis1994two"/>
+    <w:bookmarkEnd w:id="91"/>
+    <w:bookmarkStart w:id="92" w:name="ref-mervis1994two"/>
     <w:p>
       <w:pPr>
         <w:pStyle w:val="Bibliography"/>
@@ -5642,13 +6088,49 @@
         <w:t xml:space="preserve">(4), 1163–1177.</w:t>
       </w:r>
     </w:p>
-    <w:bookmarkEnd w:id="86"/>
-    <w:bookmarkStart w:id="87" w:name="ref-moore2024wordform"/>
+    <w:bookmarkEnd w:id="92"/>
+    <w:bookmarkStart w:id="93" w:name="ref-miyazawa2017vowels"/>
     <w:p>
       <w:pPr>
         <w:pStyle w:val="Bibliography"/>
       </w:pPr>
       <w:r>
+        <w:t xml:space="preserve">Miyazawa, K., Shinya, T., Martin, A., Kikuchi, H., &amp; Mazuka, R. (2017). Vowels in infant-directed speech: More breathy and more variable, but not clearer.</w:t>
+      </w:r>
+      <w:r>
+        <w:t xml:space="preserve"> </w:t>
+      </w:r>
+      <w:r>
+        <w:rPr>
+          <w:i/>
+          <w:iCs/>
+        </w:rPr>
+        <w:t xml:space="preserve">Cognition</w:t>
+      </w:r>
+      <w:r>
+        <w:t xml:space="preserve">,</w:t>
+      </w:r>
+      <w:r>
+        <w:t xml:space="preserve"> </w:t>
+      </w:r>
+      <w:r>
+        <w:rPr>
+          <w:i/>
+          <w:iCs/>
+        </w:rPr>
+        <w:t xml:space="preserve">166</w:t>
+      </w:r>
+      <w:r>
+        <w:t xml:space="preserve">, 84–93.</w:t>
+      </w:r>
+    </w:p>
+    <w:bookmarkEnd w:id="93"/>
+    <w:bookmarkStart w:id="94" w:name="ref-moore2024wordform"/>
+    <w:p>
+      <w:pPr>
+        <w:pStyle w:val="Bibliography"/>
+      </w:pPr>
+      <w:r>
         <w:t xml:space="preserve">Moore, C., &amp; Bergelson, E. (2024). Wordform variability in infants’ language environment and its effects on early word learning.</w:t>
       </w:r>
       <w:r>
@@ -5678,8 +6160,8 @@
         <w:t xml:space="preserve">, 105694.</w:t>
       </w:r>
     </w:p>
-    <w:bookmarkEnd w:id="87"/>
-    <w:bookmarkStart w:id="88" w:name="ref-nencheva2021moment"/>
+    <w:bookmarkEnd w:id="94"/>
+    <w:bookmarkStart w:id="95" w:name="ref-nencheva2021moment"/>
     <w:p>
       <w:pPr>
         <w:pStyle w:val="Bibliography"/>
@@ -5714,8 +6196,8 @@
         <w:t xml:space="preserve">(1), e12997.</w:t>
       </w:r>
     </w:p>
-    <w:bookmarkEnd w:id="88"/>
-    <w:bookmarkStart w:id="89" w:name="ref-ota2018choo"/>
+    <w:bookmarkEnd w:id="95"/>
+    <w:bookmarkStart w:id="96" w:name="ref-ota2018choo"/>
     <w:p>
       <w:pPr>
         <w:pStyle w:val="Bibliography"/>
@@ -5750,8 +6232,8 @@
         <w:t xml:space="preserve">(6), 1974–1999.</w:t>
       </w:r>
     </w:p>
-    <w:bookmarkEnd w:id="89"/>
-    <w:bookmarkStart w:id="90" w:name="ref-ota2016reduplicated"/>
+    <w:bookmarkEnd w:id="96"/>
+    <w:bookmarkStart w:id="97" w:name="ref-ota2016reduplicated"/>
     <w:p>
       <w:pPr>
         <w:pStyle w:val="Bibliography"/>
@@ -5786,8 +6268,8 @@
         <w:t xml:space="preserve">(4), 380–397.</w:t>
       </w:r>
     </w:p>
-    <w:bookmarkEnd w:id="90"/>
-    <w:bookmarkStart w:id="91" w:name="ref-ota2018reduplication"/>
+    <w:bookmarkEnd w:id="97"/>
+    <w:bookmarkStart w:id="98" w:name="ref-ota2018reduplication"/>
     <w:p>
       <w:pPr>
         <w:pStyle w:val="Bibliography"/>
@@ -5822,8 +6304,8 @@
         <w:t xml:space="preserve">(1), 204–218.</w:t>
       </w:r>
     </w:p>
-    <w:bookmarkEnd w:id="91"/>
-    <w:bookmarkStart w:id="92" w:name="ref-potter2024frequent"/>
+    <w:bookmarkEnd w:id="98"/>
+    <w:bookmarkStart w:id="99" w:name="ref-potter2024frequent"/>
     <w:p>
       <w:pPr>
         <w:pStyle w:val="Bibliography"/>
@@ -5858,8 +6340,8 @@
         <w:t xml:space="preserve">(6), 1478–1488.</w:t>
       </w:r>
     </w:p>
-    <w:bookmarkEnd w:id="92"/>
-    <w:bookmarkStart w:id="93" w:name="ref-pye1986quiche"/>
+    <w:bookmarkEnd w:id="99"/>
+    <w:bookmarkStart w:id="100" w:name="ref-pye1986quiche"/>
     <w:p>
       <w:pPr>
         <w:pStyle w:val="Bibliography"/>
@@ -5903,8 +6385,8 @@
         <w:t xml:space="preserve">(1), 85–100.</w:t>
       </w:r>
     </w:p>
-    <w:bookmarkEnd w:id="93"/>
-    <w:bookmarkStart w:id="94" w:name="ref-quam2023protracted"/>
+    <w:bookmarkEnd w:id="100"/>
+    <w:bookmarkStart w:id="101" w:name="ref-quam2023protracted"/>
     <w:p>
       <w:pPr>
         <w:pStyle w:val="Bibliography"/>
@@ -5939,13 +6421,49 @@
         <w:t xml:space="preserve">(3-4), 256–276.</w:t>
       </w:r>
     </w:p>
-    <w:bookmarkEnd w:id="94"/>
-    <w:bookmarkStart w:id="95" w:name="ref-regier2005emergence"/>
+    <w:bookmarkEnd w:id="101"/>
+    <w:bookmarkStart w:id="102" w:name="ref-rasanen2018infant"/>
     <w:p>
       <w:pPr>
         <w:pStyle w:val="Bibliography"/>
       </w:pPr>
       <w:r>
+        <w:t xml:space="preserve">Räsänen, O., Kakouros, S., &amp; Soderstrom, M. (2018). Is infant-directed speech interesting because it is surprising?–linking properties of IDS to statistical learning and attention at the prosodic level.</w:t>
+      </w:r>
+      <w:r>
+        <w:t xml:space="preserve"> </w:t>
+      </w:r>
+      <w:r>
+        <w:rPr>
+          <w:i/>
+          <w:iCs/>
+        </w:rPr>
+        <w:t xml:space="preserve">Cognition</w:t>
+      </w:r>
+      <w:r>
+        <w:t xml:space="preserve">,</w:t>
+      </w:r>
+      <w:r>
+        <w:t xml:space="preserve"> </w:t>
+      </w:r>
+      <w:r>
+        <w:rPr>
+          <w:i/>
+          <w:iCs/>
+        </w:rPr>
+        <w:t xml:space="preserve">178</w:t>
+      </w:r>
+      <w:r>
+        <w:t xml:space="preserve">, 193–206.</w:t>
+      </w:r>
+    </w:p>
+    <w:bookmarkEnd w:id="102"/>
+    <w:bookmarkStart w:id="103" w:name="ref-regier2005emergence"/>
+    <w:p>
+      <w:pPr>
+        <w:pStyle w:val="Bibliography"/>
+      </w:pPr>
+      <w:r>
         <w:t xml:space="preserve">Regier, T. (2005). The emergence of words: Attentional learning in form and meaning.</w:t>
       </w:r>
       <w:r>
@@ -5975,8 +6493,8 @@
         <w:t xml:space="preserve">(6), 819–865.</w:t>
       </w:r>
     </w:p>
-    <w:bookmarkEnd w:id="95"/>
-    <w:bookmarkStart w:id="96" w:name="ref-reuter2019predict"/>
+    <w:bookmarkEnd w:id="103"/>
+    <w:bookmarkStart w:id="104" w:name="ref-reuter2019predict"/>
     <w:p>
       <w:pPr>
         <w:pStyle w:val="Bibliography"/>
@@ -6011,8 +6529,8 @@
         <w:t xml:space="preserve">(8), 1656.</w:t>
       </w:r>
     </w:p>
-    <w:bookmarkEnd w:id="96"/>
-    <w:bookmarkStart w:id="97" w:name="ref-sarvasy2025child"/>
+    <w:bookmarkEnd w:id="104"/>
+    <w:bookmarkStart w:id="105" w:name="ref-sarvasy2025child"/>
     <w:p>
       <w:pPr>
         <w:pStyle w:val="Bibliography"/>
@@ -6047,8 +6565,8 @@
         <w:t xml:space="preserve">(3), 191–244.</w:t>
       </w:r>
     </w:p>
-    <w:bookmarkEnd w:id="97"/>
-    <w:bookmarkStart w:id="99" w:name="ref-procreate"/>
+    <w:bookmarkEnd w:id="105"/>
+    <w:bookmarkStart w:id="107" w:name="ref-procreate"/>
     <w:p>
       <w:pPr>
         <w:pStyle w:val="Bibliography"/>
@@ -6084,7 +6602,7 @@
       <w:r>
         <w:t xml:space="preserve"> </w:t>
       </w:r>
-      <w:hyperlink r:id="rId98">
+      <w:hyperlink r:id="rId106">
         <w:r>
           <w:rPr>
             <w:rStyle w:val="Hyperlink"/>
@@ -6093,13 +6611,108 @@
         </w:r>
       </w:hyperlink>
     </w:p>
-    <w:bookmarkEnd w:id="99"/>
-    <w:bookmarkStart w:id="100" w:name="ref-smith2008infants"/>
+    <w:bookmarkEnd w:id="107"/>
+    <w:bookmarkStart w:id="108" w:name="ref-savickiene1998acquisition"/>
     <w:p>
       <w:pPr>
         <w:pStyle w:val="Bibliography"/>
       </w:pPr>
       <w:r>
+        <w:t xml:space="preserve">Savickiene, I. (1998). The acquisition of diminutives in lithuanian.</w:t>
+      </w:r>
+      <w:r>
+        <w:t xml:space="preserve"> </w:t>
+      </w:r>
+      <w:r>
+        <w:rPr>
+          <w:i/>
+          <w:iCs/>
+        </w:rPr>
+        <w:t xml:space="preserve">Number AND Diminutive Marking</w:t>
+      </w:r>
+      <w:r>
+        <w:t xml:space="preserve">, 129.</w:t>
+      </w:r>
+    </w:p>
+    <w:bookmarkEnd w:id="108"/>
+    <w:bookmarkStart w:id="109" w:name="ref-schwab2016repetition"/>
+    <w:p>
+      <w:pPr>
+        <w:pStyle w:val="Bibliography"/>
+      </w:pPr>
+      <w:r>
+        <w:t xml:space="preserve">Schwab, J. F., &amp; Lew-Williams, C. (2016). Repetition across successive sentences facilitates young children’s word learning.</w:t>
+      </w:r>
+      <w:r>
+        <w:t xml:space="preserve"> </w:t>
+      </w:r>
+      <w:r>
+        <w:rPr>
+          <w:i/>
+          <w:iCs/>
+        </w:rPr>
+        <w:t xml:space="preserve">Developmental Psychology</w:t>
+      </w:r>
+      <w:r>
+        <w:t xml:space="preserve">,</w:t>
+      </w:r>
+      <w:r>
+        <w:t xml:space="preserve"> </w:t>
+      </w:r>
+      <w:r>
+        <w:rPr>
+          <w:i/>
+          <w:iCs/>
+        </w:rPr>
+        <w:t xml:space="preserve">52</w:t>
+      </w:r>
+      <w:r>
+        <w:t xml:space="preserve">(6), 879.</w:t>
+      </w:r>
+    </w:p>
+    <w:bookmarkEnd w:id="109"/>
+    <w:bookmarkStart w:id="110" w:name="ref-segal2015infant"/>
+    <w:p>
+      <w:pPr>
+        <w:pStyle w:val="Bibliography"/>
+      </w:pPr>
+      <w:r>
+        <w:t xml:space="preserve">Segal, J., &amp; Newman, R. S. (2015). Infant preferences for structural and prosodic properties of infant-directed speech in the second year of life.</w:t>
+      </w:r>
+      <w:r>
+        <w:t xml:space="preserve"> </w:t>
+      </w:r>
+      <w:r>
+        <w:rPr>
+          <w:i/>
+          <w:iCs/>
+        </w:rPr>
+        <w:t xml:space="preserve">Infancy</w:t>
+      </w:r>
+      <w:r>
+        <w:t xml:space="preserve">,</w:t>
+      </w:r>
+      <w:r>
+        <w:t xml:space="preserve"> </w:t>
+      </w:r>
+      <w:r>
+        <w:rPr>
+          <w:i/>
+          <w:iCs/>
+        </w:rPr>
+        <w:t xml:space="preserve">20</w:t>
+      </w:r>
+      <w:r>
+        <w:t xml:space="preserve">(3), 339–351.</w:t>
+      </w:r>
+    </w:p>
+    <w:bookmarkEnd w:id="110"/>
+    <w:bookmarkStart w:id="111" w:name="ref-smith2008infants"/>
+    <w:p>
+      <w:pPr>
+        <w:pStyle w:val="Bibliography"/>
+      </w:pPr>
+      <w:r>
         <w:t xml:space="preserve">Smith, L., &amp; Yu, C. (2008). Infants rapidly learn word-referent mappings via cross-situational statistics.</w:t>
       </w:r>
       <w:r>
@@ -6129,8 +6742,8 @@
         <w:t xml:space="preserve">(3), 1558–1568.</w:t>
       </w:r>
     </w:p>
-    <w:bookmarkEnd w:id="100"/>
-    <w:bookmarkStart w:id="101" w:name="ref-soderstrom2007beyond"/>
+    <w:bookmarkEnd w:id="111"/>
+    <w:bookmarkStart w:id="112" w:name="ref-soderstrom2007beyond"/>
     <w:p>
       <w:pPr>
         <w:pStyle w:val="Bibliography"/>
@@ -6165,8 +6778,8 @@
         <w:t xml:space="preserve">(4), 501–532.</w:t>
       </w:r>
     </w:p>
-    <w:bookmarkEnd w:id="101"/>
-    <w:bookmarkStart w:id="103" w:name="ref-rstan"/>
+    <w:bookmarkEnd w:id="112"/>
+    <w:bookmarkStart w:id="114" w:name="ref-rstan"/>
     <w:p>
       <w:pPr>
         <w:pStyle w:val="Bibliography"/>
@@ -6239,7 +6852,7 @@
       <w:r>
         <w:t xml:space="preserve"> </w:t>
       </w:r>
-      <w:hyperlink r:id="rId102">
+      <w:hyperlink r:id="rId113">
         <w:r>
           <w:rPr>
             <w:rStyle w:val="Hyperlink"/>
@@ -6248,8 +6861,8 @@
         </w:r>
       </w:hyperlink>
     </w:p>
-    <w:bookmarkEnd w:id="103"/>
-    <w:bookmarkStart w:id="104" w:name="ref-stevens2017pursuit"/>
+    <w:bookmarkEnd w:id="114"/>
+    <w:bookmarkStart w:id="115" w:name="ref-stevens2017pursuit"/>
     <w:p>
       <w:pPr>
         <w:pStyle w:val="Bibliography"/>
@@ -6284,13 +6897,36 @@
         <w:t xml:space="preserve">, 638–676.</w:t>
       </w:r>
     </w:p>
-    <w:bookmarkEnd w:id="104"/>
-    <w:bookmarkStart w:id="105" w:name="ref-swingley2000spoken"/>
+    <w:bookmarkEnd w:id="115"/>
+    <w:bookmarkStart w:id="116" w:name="ref-swingley2011looking"/>
     <w:p>
       <w:pPr>
         <w:pStyle w:val="Bibliography"/>
       </w:pPr>
       <w:r>
+        <w:t xml:space="preserve">Swingley, D. (2011). The looking-while-listening procedure.</w:t>
+      </w:r>
+      <w:r>
+        <w:t xml:space="preserve"> </w:t>
+      </w:r>
+      <w:r>
+        <w:rPr>
+          <w:i/>
+          <w:iCs/>
+        </w:rPr>
+        <w:t xml:space="preserve">Research Methods in Child Language: A Practical Guide</w:t>
+      </w:r>
+      <w:r>
+        <w:t xml:space="preserve">, 29–42.</w:t>
+      </w:r>
+    </w:p>
+    <w:bookmarkEnd w:id="116"/>
+    <w:bookmarkStart w:id="117" w:name="ref-swingley2000spoken"/>
+    <w:p>
+      <w:pPr>
+        <w:pStyle w:val="Bibliography"/>
+      </w:pPr>
+      <w:r>
         <w:t xml:space="preserve">Swingley, D., &amp; Aslin, R. N. (2000). Spoken word recognition and lexical representation in very young children.</w:t>
       </w:r>
       <w:r>
@@ -6320,13 +6956,72 @@
         <w:t xml:space="preserve">(2), 147–166.</w:t>
       </w:r>
     </w:p>
-    <w:bookmarkEnd w:id="105"/>
-    <w:bookmarkStart w:id="106" w:name="ref-tormene2009matching"/>
+    <w:bookmarkEnd w:id="117"/>
+    <w:bookmarkStart w:id="118" w:name="ref-swingley2007lexical"/>
     <w:p>
       <w:pPr>
         <w:pStyle w:val="Bibliography"/>
       </w:pPr>
       <w:r>
+        <w:t xml:space="preserve">Swingley, D., &amp; Aslin, R. N. (2007). Lexical competition in young children’s word learning.</w:t>
+      </w:r>
+      <w:r>
+        <w:t xml:space="preserve"> </w:t>
+      </w:r>
+      <w:r>
+        <w:rPr>
+          <w:i/>
+          <w:iCs/>
+        </w:rPr>
+        <w:t xml:space="preserve">Cognitive Psychology</w:t>
+      </w:r>
+      <w:r>
+        <w:t xml:space="preserve">,</w:t>
+      </w:r>
+      <w:r>
+        <w:t xml:space="preserve"> </w:t>
+      </w:r>
+      <w:r>
+        <w:rPr>
+          <w:i/>
+          <w:iCs/>
+        </w:rPr>
+        <w:t xml:space="preserve">54</w:t>
+      </w:r>
+      <w:r>
+        <w:t xml:space="preserve">(2), 99–132.</w:t>
+      </w:r>
+    </w:p>
+    <w:bookmarkEnd w:id="118"/>
+    <w:bookmarkStart w:id="119" w:name="ref-tippenhauerURvariety"/>
+    <w:p>
+      <w:pPr>
+        <w:pStyle w:val="Bibliography"/>
+      </w:pPr>
+      <w:r>
+        <w:t xml:space="preserve">Tippenhauer, N. (under review).</w:t>
+      </w:r>
+      <w:r>
+        <w:t xml:space="preserve"> </w:t>
+      </w:r>
+      <w:r>
+        <w:rPr>
+          <w:i/>
+          <w:iCs/>
+        </w:rPr>
+        <w:t xml:space="preserve">Is variety the spice of life? The role of variability in early word learning</w:t>
+      </w:r>
+      <w:r>
+        <w:t xml:space="preserve">.</w:t>
+      </w:r>
+    </w:p>
+    <w:bookmarkEnd w:id="119"/>
+    <w:bookmarkStart w:id="120" w:name="ref-tormene2009matching"/>
+    <w:p>
+      <w:pPr>
+        <w:pStyle w:val="Bibliography"/>
+      </w:pPr>
+      <w:r>
         <w:t xml:space="preserve">Tormene, P., Giorgino, T., Quaglini, S., &amp; Stefanelli, M. (2009). Matching incomplete time series with dynamic time warping: An algorithm and an application to post-stroke rehabilitation.</w:t>
       </w:r>
       <w:r>
@@ -6356,8 +7051,8 @@
         <w:t xml:space="preserve">(1), 11–34.</w:t>
       </w:r>
     </w:p>
-    <w:bookmarkEnd w:id="106"/>
-    <w:bookmarkStart w:id="107" w:name="ref-vlach2019learning"/>
+    <w:bookmarkEnd w:id="120"/>
+    <w:bookmarkStart w:id="121" w:name="ref-vlach2019learning"/>
     <w:p>
       <w:pPr>
         <w:pStyle w:val="Bibliography"/>
@@ -6392,8 +7087,8 @@
         <w:t xml:space="preserve">(3), 159–165.</w:t>
       </w:r>
     </w:p>
-    <w:bookmarkEnd w:id="107"/>
-    <w:bookmarkStart w:id="108" w:name="ref-wojcik2022map"/>
+    <w:bookmarkEnd w:id="121"/>
+    <w:bookmarkStart w:id="122" w:name="ref-wojcik2022map"/>
     <w:p>
       <w:pPr>
         <w:pStyle w:val="Bibliography"/>
@@ -6428,8 +7123,8 @@
         <w:t xml:space="preserve">(4), e1596.</w:t>
       </w:r>
     </w:p>
-    <w:bookmarkEnd w:id="108"/>
-    <w:bookmarkStart w:id="110" w:name="ref-loo"/>
+    <w:bookmarkEnd w:id="122"/>
+    <w:bookmarkStart w:id="124" w:name="ref-loo"/>
     <w:p>
       <w:pPr>
         <w:pStyle w:val="Bibliography"/>
@@ -6453,7 +7148,7 @@
       <w:r>
         <w:t xml:space="preserve"> </w:t>
       </w:r>
-      <w:hyperlink r:id="rId109">
+      <w:hyperlink r:id="rId123">
         <w:r>
           <w:rPr>
             <w:rStyle w:val="Hyperlink"/>
@@ -6462,8 +7157,8 @@
         </w:r>
       </w:hyperlink>
     </w:p>
-    <w:bookmarkEnd w:id="110"/>
-    <w:bookmarkStart w:id="111" w:name="ref-yurovsky2012statistical"/>
+    <w:bookmarkEnd w:id="124"/>
+    <w:bookmarkStart w:id="125" w:name="ref-yurovsky2012statistical"/>
     <w:p>
       <w:pPr>
         <w:pStyle w:val="Bibliography"/>
@@ -6498,9 +7193,9 @@
         <w:t xml:space="preserve">, 374.</w:t>
       </w:r>
     </w:p>
-    <w:bookmarkEnd w:id="111"/>
-    <w:bookmarkEnd w:id="112"/>
-    <w:bookmarkEnd w:id="113"/>
+    <w:bookmarkEnd w:id="125"/>
+    <w:bookmarkEnd w:id="126"/>
+    <w:bookmarkEnd w:id="127"/>
     <w:sectPr>
       <w:headerReference r:id="rId9" w:type="even"/>
       <w:headerReference r:id="rId11" w:type="default"/>
@@ -6566,7 +7261,7 @@
       </w:r>
     </w:p>
   </w:footnote>
-  <w:footnote w:id="43">
+  <w:footnote w:id="46">
     <w:p>
       <w:pPr>
         <w:pStyle w:val="FootnoteText"/>
@@ -6601,7 +7296,7 @@
         <w:t xml:space="preserve">)</w:t>
       </w:r>
       <w:r>
-        <w:t xml:space="preserve">. Specifically, we used a zero-one-inflated model since 0s and 1s were common values in our data</w:t>
+        <w:t xml:space="preserve">. Specifically, we used zero-one-inflated models since 0s and 1s were common values in our data</w:t>
       </w:r>
       <w:r>
         <w:t xml:space="preserve"> </w:t>
@@ -6659,7 +7354,7 @@
         <w:t xml:space="preserve"> </w:t>
       </w:r>
       <w:r>
-        <w:t xml:space="preserve">roughly approximated the same trend, but this approach is limited in two key ways: (a) this model cannot accurately capture boundary values</w:t>
+        <w:t xml:space="preserve">roughly approximated the same trend, but this approach is limited in two key ways: (1) this model cannot accurately capture boundary values</w:t>
       </w:r>
       <w:r>
         <w:t xml:space="preserve"> </w:t>
@@ -6685,7 +7380,49 @@
         <w:t xml:space="preserve">for relevant discussion)</w:t>
       </w:r>
       <w:r>
-        <w:t xml:space="preserve">, and (b) the model fails to converge with the maximal random effects structure, which forced us to remove the random slope for condition and thus reduced our ability to detect within-subject effects of condition.</w:t>
+        <w:t xml:space="preserve">, and (2) the model fails to converge with the maximal random effects structure, which forced us to remove the random slope for condition and thus reduced our ability to detect within-subject effects of condition.</w:t>
+      </w:r>
+    </w:p>
+  </w:footnote>
+  <w:footnote w:id="47">
+    <w:p>
+      <w:pPr>
+        <w:pStyle w:val="FootnoteText"/>
+      </w:pPr>
+      <w:r>
+        <w:rPr>
+          <w:rStyle w:val="FootnoteReference"/>
+        </w:rPr>
+        <w:footnoteRef/>
+      </w:r>
+      <w:r>
+        <w:t xml:space="preserve"> </w:t>
+      </w:r>
+      <w:r>
+        <w:t xml:space="preserve">Following our pre-registered analysis plan, we tested whether including an interaction between condition and age improved model fit—we compared the model with the interaction term to the simpler additive model using approximate leave-one-out cross-validation</w:t>
+      </w:r>
+      <w:r>
+        <w:t xml:space="preserve"> </w:t>
+      </w:r>
+      <w:r>
+        <w:t xml:space="preserve">(LOO,</w:t>
+      </w:r>
+      <w:r>
+        <w:t xml:space="preserve"> </w:t>
+      </w:r>
+      <w:hyperlink w:anchor="ref-loo">
+        <w:r>
+          <w:rPr>
+            <w:rStyle w:val="Hyperlink"/>
+          </w:rPr>
+          <w:t xml:space="preserve">Yao et al., 2017</w:t>
+        </w:r>
+      </w:hyperlink>
+      <w:r>
+        <w:t xml:space="preserve">)</w:t>
+      </w:r>
+      <w:r>
+        <w:t xml:space="preserve">. This analysis suggested no reliable difference in predictive accuracy, providing no strong evidence that the interaction term improved model fit (ΔELPD = -1.35, ΔSE = 3.53).</w:t>
       </w:r>
     </w:p>
   </w:footnote>

--- a/LexVar.docx
+++ b/LexVar.docx
@@ -330,7 +330,7 @@
         <w:t xml:space="preserve">dog</w:t>
       </w:r>
       <w:r>
-        <w:t xml:space="preserve">). We examined how consistent versus variable labels impact children’s novel word learning. In a within-subjects eye-tracking experiment, we exposed 18- to 36-month-old English-hearing children to novel objects that were labeled either consistently, with typical CDS variants, or with atypical, unattested CDS variants. Using looking time measures of word-recognition accuracy, we found that, overall, children successfully learned words in all conditions, but accuracy was highest in the typical variation and consistent conditions. Using pupil size synchrony measures of moment-by-moment attention, we found that engagement was higher in both variation conditions compared to the consistent condition, and was highest in the typical variation condition. Our findings suggest (1) that children can successfully contend with multiple types of label variation when learning new words, and (2) that increased attention is a plausible mechanism by which label variation could support—rather than hinder—children’s early word learning.</w:t>
+        <w:t xml:space="preserve">). We examined how consistent versus variable labels impact children’s novel word learning. In a within-subjects eye-tracking experiment, we exposed 18- to 36-month-old English-hearing children to novel objects that were labeled either consistently, with typical CDS variants, or with atypical, unattested CDS variants. Using looking-time measures of word-recognition accuracy, we found that, overall, children successfully learned words in all conditions, but accuracy was highest in the typical variation and consistent conditions. Using pupil size synchrony measures of moment-by-moment attention, we found that engagement was higher in both variation conditions compared to the consistent condition, and was highest in the typical variation condition. Our findings suggest (1) that children can successfully contend with multiple types of label variation when learning new words, and (2) that increased attention is a plausible mechanism by which label variation could support—rather than hinder—children’s early word learning.</w:t>
       </w:r>
     </w:p>
     <w:p>
@@ -364,13 +364,13 @@
       </w:r>
     </w:p>
     <w:bookmarkEnd w:id="34"/>
-    <w:bookmarkStart w:id="39" w:name="introduction-1259-words"/>
+    <w:bookmarkStart w:id="39" w:name="introduction-1262-words"/>
     <w:p>
       <w:pPr>
         <w:pStyle w:val="Heading1"/>
       </w:pPr>
       <w:r>
-        <w:t xml:space="preserve">1. Introduction (1,259 words)</w:t>
+        <w:t xml:space="preserve">1. Introduction (1,262 words)</w:t>
       </w:r>
     </w:p>
     <w:p>
@@ -614,7 +614,7 @@
           <w:rPr>
             <w:rStyle w:val="Hyperlink"/>
           </w:rPr>
-          <w:t xml:space="preserve">Laing, 2017</w:t>
+          <w:t xml:space="preserve">C. E. Laing, 2017</w:t>
         </w:r>
       </w:hyperlink>
       <w:r>
@@ -886,6 +886,20 @@
             <w:rStyle w:val="Hyperlink"/>
           </w:rPr>
           <w:t xml:space="preserve">Mervis et al., 1994</w:t>
+        </w:r>
+      </w:hyperlink>
+      <w:r>
+        <w:t xml:space="preserve">;</w:t>
+      </w:r>
+      <w:r>
+        <w:t xml:space="preserve"> </w:t>
+      </w:r>
+      <w:hyperlink w:anchor="ref-swingley2016two">
+        <w:r>
+          <w:rPr>
+            <w:rStyle w:val="Hyperlink"/>
+          </w:rPr>
+          <w:t xml:space="preserve">Swingley, 2016</w:t>
         </w:r>
       </w:hyperlink>
       <w:r>
@@ -1781,7 +1795,7 @@
         <w:t xml:space="preserve"> </w:t>
       </w:r>
       <w:r>
-        <w:t xml:space="preserve">condition featured phonologically altered word forms unattested in English CDS. Looking time measures were used to assess children’s word-recognition accuracy, and pupil size synchrony measures</w:t>
+        <w:t xml:space="preserve">condition featured phonologically altered word forms unattested in English CDS. Looking-time measures were used to assess children’s word-recognition accuracy, and pupil size synchrony measures</w:t>
       </w:r>
       <w:r>
         <w:t xml:space="preserve"> </w:t>
@@ -1821,7 +1835,7 @@
         <w:pStyle w:val="FirstParagraph"/>
       </w:pPr>
       <w:r>
-        <w:t xml:space="preserve">For the effects of condition and age on children’s novel word-recogntion accuracy, we pre-registered the following predictions:</w:t>
+        <w:t xml:space="preserve">For the effects of condition and age on children’s novel word-recognition accuracy, we pre-registered the following predictions:</w:t>
       </w:r>
     </w:p>
     <w:p>
@@ -1832,7 +1846,7 @@
         </w:numPr>
       </w:pPr>
       <w:r>
-        <w:t xml:space="preserve">In line with the vast majority of prior word learning studies conducted to date, which overwhelmingly test children’s recognition of one-to-one mappings, we hypothesized that children would demonstrate above-chance word-recogntion accuracy in the</w:t>
+        <w:t xml:space="preserve">In line with the vast majority of prior word learning studies conducted to date, which overwhelmingly test children’s recognition of one-to-one mappings, we hypothesized that children would demonstrate above-chance word-recognition accuracy in the</w:t>
       </w:r>
       <w:r>
         <w:t xml:space="preserve"> </w:t>
@@ -1976,13 +1990,13 @@
     <w:bookmarkEnd w:id="37"/>
     <w:bookmarkEnd w:id="38"/>
     <w:bookmarkEnd w:id="39"/>
-    <w:bookmarkStart w:id="45" w:name="method-1332-words"/>
+    <w:bookmarkStart w:id="46" w:name="method-1167-words"/>
     <w:p>
       <w:pPr>
         <w:pStyle w:val="Heading1"/>
       </w:pPr>
       <w:r>
-        <w:t xml:space="preserve">2. Method (1,332 words)</w:t>
+        <w:t xml:space="preserve">2. Method (1,167 words)</w:t>
       </w:r>
     </w:p>
     <w:p>
@@ -2028,10 +2042,7 @@
         <w:t xml:space="preserve">N</w:t>
       </w:r>
       <w:r>
-        <w:t xml:space="preserve"> </w:t>
-      </w:r>
-      <w:r>
-        <w:t xml:space="preserve">= 58 total, 28 female, 30 male), aged 18 to 36 months (</w:t>
+        <w:t xml:space="preserve">=58 total, 28 female, 30 male), aged 18 to 36 months (</w:t>
       </w:r>
       <w:r>
         <w:rPr>
@@ -2047,10 +2058,7 @@
         <w:t xml:space="preserve">age</w:t>
       </w:r>
       <w:r>
-        <w:t xml:space="preserve"> </w:t>
-      </w:r>
-      <w:r>
-        <w:t xml:space="preserve">= 28.08 months), were full-term, monolingual English-hearing children (&gt;80% reported exposure) with no known hearing, vision, language, and/or developmental delays and were recruited from a volunteer database. Caregivers reported race/ethnicity information for their children in an open-ended format when they initially signed up for the database. Eleven caregivers (18.97% of the final sample) chose not to report this information. Participants were primarily Non-Latinx white (</w:t>
+        <w:t xml:space="preserve">=28.08 months), were full-term, monolingual English-hearing children (&gt;80% exposure) with no known hearing, vision, language, and/or developmental delays and were recruited from a volunteer database of local families. Caregivers reported race/ethnicity information for their children in an open-ended format. Participants were primarily Non-Latinx white (</w:t>
       </w:r>
       <w:r>
         <w:rPr>
@@ -2060,10 +2068,7 @@
         <w:t xml:space="preserve">N</w:t>
       </w:r>
       <w:r>
-        <w:t xml:space="preserve"> </w:t>
-      </w:r>
-      <w:r>
-        <w:t xml:space="preserve">= 27, 46.55%) with some representation of other races/ethnicities: Mixed race (</w:t>
+        <w:t xml:space="preserve">=27, 46.55%) with some representation of other races/ethnicities: Mixed race (</w:t>
       </w:r>
       <w:r>
         <w:rPr>
@@ -2073,10 +2078,7 @@
         <w:t xml:space="preserve">N</w:t>
       </w:r>
       <w:r>
-        <w:t xml:space="preserve"> </w:t>
-      </w:r>
-      <w:r>
-        <w:t xml:space="preserve">= 12, 20.69%), Asian (</w:t>
+        <w:t xml:space="preserve">=12, 20.69%), Asian (</w:t>
       </w:r>
       <w:r>
         <w:rPr>
@@ -2086,10 +2088,7 @@
         <w:t xml:space="preserve">N</w:t>
       </w:r>
       <w:r>
-        <w:t xml:space="preserve"> </w:t>
-      </w:r>
-      <w:r>
-        <w:t xml:space="preserve">= 5, 8.62%), Black (</w:t>
+        <w:t xml:space="preserve">=5, 8.62%), Black (</w:t>
       </w:r>
       <w:r>
         <w:rPr>
@@ -2099,10 +2098,7 @@
         <w:t xml:space="preserve">N</w:t>
       </w:r>
       <w:r>
-        <w:t xml:space="preserve"> </w:t>
-      </w:r>
-      <w:r>
-        <w:t xml:space="preserve">= 2, 3.45%), Latinx white (</w:t>
+        <w:t xml:space="preserve">=2, 3.45%), Latinx white (</w:t>
       </w:r>
       <w:r>
         <w:rPr>
@@ -2112,10 +2108,17 @@
         <w:t xml:space="preserve">N</w:t>
       </w:r>
       <w:r>
-        <w:t xml:space="preserve"> </w:t>
-      </w:r>
-      <w:r>
-        <w:t xml:space="preserve">= 1, 1.72%).</w:t>
+        <w:t xml:space="preserve">=1, 1.72%), Not reported (</w:t>
+      </w:r>
+      <w:r>
+        <w:rPr>
+          <w:i/>
+          <w:iCs/>
+        </w:rPr>
+        <w:t xml:space="preserve">N</w:t>
+      </w:r>
+      <w:r>
+        <w:t xml:space="preserve">=11, 18.97%).</w:t>
       </w:r>
     </w:p>
     <w:p>
@@ -2190,10 +2193,7 @@
         <w:t xml:space="preserve">N</w:t>
       </w:r>
       <w:r>
-        <w:t xml:space="preserve"> </w:t>
-      </w:r>
-      <w:r>
-        <w:t xml:space="preserve">= 9), significant interruption by a family member (</w:t>
+        <w:t xml:space="preserve">=9), significant interruption by a family member (</w:t>
       </w:r>
       <w:r>
         <w:rPr>
@@ -2203,10 +2203,7 @@
         <w:t xml:space="preserve">N</w:t>
       </w:r>
       <w:r>
-        <w:t xml:space="preserve"> </w:t>
-      </w:r>
-      <w:r>
-        <w:t xml:space="preserve">= 4), contribution of too few usable trials based on pre-registered criteria due to fussiness or inattention (</w:t>
+        <w:t xml:space="preserve">=4), contribution of too few usable trials based on pre-registered criteria due to fussiness or inattention (</w:t>
       </w:r>
       <w:r>
         <w:rPr>
@@ -2216,10 +2213,7 @@
         <w:t xml:space="preserve">N</w:t>
       </w:r>
       <w:r>
-        <w:t xml:space="preserve"> </w:t>
-      </w:r>
-      <w:r>
-        <w:t xml:space="preserve">= 18), or failure to meet the language requirement (</w:t>
+        <w:t xml:space="preserve">=18), or failure to meet the language requirement (</w:t>
       </w:r>
       <w:r>
         <w:rPr>
@@ -2229,10 +2223,7 @@
         <w:t xml:space="preserve">N</w:t>
       </w:r>
       <w:r>
-        <w:t xml:space="preserve"> </w:t>
-      </w:r>
-      <w:r>
-        <w:t xml:space="preserve">= 1).</w:t>
+        <w:t xml:space="preserve">=1).</w:t>
       </w:r>
     </w:p>
     <w:p>
@@ -2244,7 +2235,7 @@
       </w:r>
     </w:p>
     <w:bookmarkEnd w:id="40"/>
-    <w:bookmarkStart w:id="41" w:name="stimuli"/>
+    <w:bookmarkStart w:id="42" w:name="stimuli"/>
     <w:p>
       <w:pPr>
         <w:pStyle w:val="Heading2"/>
@@ -2258,7 +2249,7 @@
         <w:pStyle w:val="FirstParagraph"/>
       </w:pPr>
       <w:r>
-        <w:t xml:space="preserve">Auditory stimuli were recorded by a female native English speaker using naturalistic child-directed prosody in a sound-attenuated room. Each target word (see</w:t>
+        <w:t xml:space="preserve">Auditory stimuli were recorded by a female native English speaker using naturalistic child-directed prosody. Each target word (see</w:t>
       </w:r>
       <w:r>
         <w:t xml:space="preserve"> </w:t>
@@ -2271,7 +2262,7 @@
         <w:t xml:space="preserve">Table 1</w:t>
       </w:r>
       <w:r>
-        <w:t xml:space="preserve">) appeared in four different sentence frames for exposure trials (</w:t>
+        <w:t xml:space="preserve">) appeared in four sentence frames for exposure trials (</w:t>
       </w:r>
       <w:r>
         <w:t xml:space="preserve">“</w:t>
@@ -2283,7 +2274,13 @@
         <w:t xml:space="preserve">”</w:t>
       </w:r>
       <w:r>
-        <w:t xml:space="preserve">) and in two different sentence frames for test trials [</w:t>
+        <w:t xml:space="preserve">) and in two sentence frames for test trials</w:t>
+      </w:r>
+      <w:r>
+        <w:t xml:space="preserve"> </w:t>
+      </w:r>
+      <w:r>
+        <w:t xml:space="preserve">(</w:t>
       </w:r>
       <w:r>
         <w:t xml:space="preserve">“</w:t>
@@ -2295,7 +2292,43 @@
         <w:t xml:space="preserve">”</w:t>
       </w:r>
       <w:r>
-        <w:t xml:space="preserve">, following the test trial structure of Ota and Skarabela</w:t>
+        <w:t xml:space="preserve"> </w:t>
+      </w:r>
+      <w:r>
+        <w:t xml:space="preserve">following the test trial structure of</w:t>
+      </w:r>
+      <w:r>
+        <w:t xml:space="preserve"> </w:t>
+      </w:r>
+      <w:hyperlink w:anchor="ref-ota2016reduplicated">
+        <w:r>
+          <w:rPr>
+            <w:rStyle w:val="Hyperlink"/>
+          </w:rPr>
+          <w:t xml:space="preserve">Ota &amp; Skarabela, 2016</w:t>
+        </w:r>
+      </w:hyperlink>
+      <w:r>
+        <w:t xml:space="preserve">)</w:t>
+      </w:r>
+      <w:r>
+        <w:rPr>
+          <w:rStyle w:val="FootnoteReference"/>
+        </w:rPr>
+        <w:footnoteReference w:id="41"/>
+      </w:r>
+      <w:r>
+        <w:t xml:space="preserve">. Exposure trials were 14,131ms long, on average (range=14,094–14,150ms), including 2,000ms silent periods between sentences. Test trials were all 4,966ms long, with target word durations ranging from 613 to 634ms (</w:t>
+      </w:r>
+      <w:r>
+        <w:rPr>
+          <w:i/>
+          <w:iCs/>
+        </w:rPr>
+        <w:t xml:space="preserve">M</w:t>
+      </w:r>
+      <w:r>
+        <w:t xml:space="preserve">=624ms), and including 2,000ms of silence between sentences. All auditory stimuli were normed to a standard mean intensity of 65dB</w:t>
       </w:r>
       <w:r>
         <w:t xml:space="preserve"> </w:t>
@@ -2303,75 +2336,22 @@
       <w:r>
         <w:t xml:space="preserve">(</w:t>
       </w:r>
-      <w:hyperlink w:anchor="ref-ota2016reduplicated">
-        <w:r>
-          <w:rPr>
-            <w:rStyle w:val="Hyperlink"/>
-          </w:rPr>
-          <w:t xml:space="preserve">2016</w:t>
+      <w:hyperlink w:anchor="ref-praat">
+        <w:r>
+          <w:rPr>
+            <w:rStyle w:val="Hyperlink"/>
+          </w:rPr>
+          <w:t xml:space="preserve">Boersma &amp; Weenink, 2025</w:t>
         </w:r>
       </w:hyperlink>
       <w:r>
         <w:t xml:space="preserve">)</w:t>
       </w:r>
       <w:r>
-        <w:t xml:space="preserve">. Trials were created in Praat</w:t>
-      </w:r>
-      <w:r>
-        <w:t xml:space="preserve"> </w:t>
-      </w:r>
-      <w:r>
-        <w:t xml:space="preserve">(</w:t>
-      </w:r>
-      <w:hyperlink w:anchor="ref-praat">
-        <w:r>
-          <w:rPr>
-            <w:rStyle w:val="Hyperlink"/>
-          </w:rPr>
-          <w:t xml:space="preserve">Boersma &amp; Weenink, 2025</w:t>
-        </w:r>
-      </w:hyperlink>
-      <w:r>
-        <w:t xml:space="preserve">)</w:t>
-      </w:r>
-      <w:r>
-        <w:t xml:space="preserve"> </w:t>
-      </w:r>
-      <w:r>
-        <w:t xml:space="preserve">by concatenating each target word onto the final position of each sentence frame. To avoid co-articulation artifacts in trials with articles preceding the target word, the target words were spliced along with the article. Exposure trials were 14,131ms long, on average (range = 14,094–14,150ms), including 2,000ms silent periods between exposure sentences. Test trials were all exactly 4,966ms long, with target word durations ranging from 613 to 634ms (</w:t>
-      </w:r>
-      <w:r>
-        <w:rPr>
-          <w:i/>
-          <w:iCs/>
-        </w:rPr>
-        <w:t xml:space="preserve">M</w:t>
-      </w:r>
-      <w:r>
-        <w:t xml:space="preserve"> </w:t>
-      </w:r>
-      <w:r>
-        <w:t xml:space="preserve">= 624ms), and including 2,000ms of silence between target sentences. All auditory stimuli were normed to a standard mean intensity of 65dB</w:t>
-      </w:r>
-      <w:r>
-        <w:t xml:space="preserve"> </w:t>
-      </w:r>
-      <w:r>
-        <w:t xml:space="preserve">(</w:t>
-      </w:r>
-      <w:hyperlink w:anchor="ref-praat">
-        <w:r>
-          <w:rPr>
-            <w:rStyle w:val="Hyperlink"/>
-          </w:rPr>
-          <w:t xml:space="preserve">Boersma &amp; Weenink, 2025</w:t>
-        </w:r>
-      </w:hyperlink>
-      <w:r>
-        <w:t xml:space="preserve">)</w:t>
-      </w:r>
-      <w:r>
-        <w:t xml:space="preserve">. Minor acoustic edits were made on some sentences to ensure that all trials sounded naturally produced and had comparable loudness and pitch.</w:t>
+        <w:t xml:space="preserve">.</w:t>
+      </w:r>
+      <w:r>
+        <w:br/>
       </w:r>
     </w:p>
     <w:p>
@@ -2890,8 +2870,8 @@
         <w:t xml:space="preserve">.</w:t>
       </w:r>
     </w:p>
-    <w:bookmarkEnd w:id="41"/>
-    <w:bookmarkStart w:id="42" w:name="procedure"/>
+    <w:bookmarkEnd w:id="42"/>
+    <w:bookmarkStart w:id="43" w:name="procedure"/>
     <w:p>
       <w:pPr>
         <w:pStyle w:val="Heading2"/>
@@ -2905,7 +2885,7 @@
         <w:pStyle w:val="FirstParagraph"/>
       </w:pPr>
       <w:r>
-        <w:t xml:space="preserve">Toddlers sat on their caregiver’s lap, approximately 60cm away from a 17-inch monitor equipped with an EyeLink 1000 Plus eye-tracker, in a dimly-lit testing room. Caregivers wore opaque sunglasses to prevent them from influencing their children’s behavior. Participants wore a small EyeLink target sticker on their forehead. We used a three-point calibration procedure along the horizontal dimension (x-axis) of the screen.</w:t>
+        <w:t xml:space="preserve">Toddlers sat on their caregiver’s lap, approximately 60cm away from a 17-inch monitor equipped with an EyeLink 1000 Plus eye-tracker, in a dimly-lit testing room. Caregivers wore opaque sunglasses to prevent them from influencing their children’s behavior.</w:t>
       </w:r>
     </w:p>
     <w:p>
@@ -2921,7 +2901,7 @@
         <w:pStyle w:val="BodyText"/>
       </w:pPr>
       <w:r>
-        <w:t xml:space="preserve">During the exposure phase (four trials per block), children learned two novel word-object mappings. Each exposure trial started after a short, variable-length ITI (mean = 500ms, range = 250–750ms) or when the participant looked at the screen. During each exposure trial, a single target object appeared silently on the screen for 1,500ms or until the participant looked at the screen. Then, the exposure audio played (see stimulus details above). After the offset of the audio, the target object remained on the screen for an additional 1,500ms.</w:t>
+        <w:t xml:space="preserve">During the exposure phase (four trials per block), children learned two novel word-object mappings. Each exposure trial started after a short, variable-length ITI (mean=500ms, range=250–750ms) or when the participant looked at the screen. During each exposure trial, a single target object appeared silently on the screen for 1,500ms or until the participant looked at the screen. Then, the exposure audio played. After the offset of the audio, the target object remained on the screen for an additional 1,500ms.</w:t>
       </w:r>
     </w:p>
     <w:p>
@@ -2929,11 +2909,11 @@
         <w:pStyle w:val="BodyText"/>
       </w:pPr>
       <w:r>
-        <w:t xml:space="preserve">During the test phase (four trials per block), toddlers saw the two objects from the preceding exposure phase side-by-side on the screen. Each trial started with an ITI (same structure as training phase), followed by a 2,000ms silent period with both objects on the screen. Then, the target audio played (see stimulus details above). After the offset of the audio, the side-by-side objects remained on the screen for an additional 2,000ms.</w:t>
-      </w:r>
-    </w:p>
-    <w:bookmarkEnd w:id="42"/>
-    <w:bookmarkStart w:id="43" w:name="conditions"/>
+        <w:t xml:space="preserve">During the test phase (four trials per block), toddlers saw the two objects from the preceding exposure phase side-by-side on the screen. Each trial started with an ITI (same structure as training phase), followed by a 2,000ms silent period with both objects on the screen. Then, the target audio played. After the offset of the audio, the side-by-side objects remained on the screen for an additional 2,000ms.</w:t>
+      </w:r>
+    </w:p>
+    <w:bookmarkEnd w:id="43"/>
+    <w:bookmarkStart w:id="44" w:name="conditions"/>
     <w:p>
       <w:pPr>
         <w:pStyle w:val="Heading2"/>
@@ -3243,8 +3223,8 @@
         <w:t xml:space="preserve">Participants were assigned to one of 18 pseudorandomized orders such that the order of presentation of blocks and the assignment of target labels to target objects was counterbalanced across conditions. Target locations were also counterbalanced such that the target object appeared 50% of time on the left and 50% of the time on the right.</w:t>
       </w:r>
     </w:p>
-    <w:bookmarkEnd w:id="43"/>
-    <w:bookmarkStart w:id="44" w:name="data-pre-processing"/>
+    <w:bookmarkEnd w:id="44"/>
+    <w:bookmarkStart w:id="45" w:name="data-pre-processing"/>
     <w:p>
       <w:pPr>
         <w:pStyle w:val="Heading2"/>
@@ -3318,7 +3298,7 @@
         <w:t xml:space="preserve">)</w:t>
       </w:r>
       <w:r>
-        <w:t xml:space="preserve">. We calculated participants’ proportion looking to target objects during test trials (relative to their total time looking at either the target object or distractor object) as the measure of word-recognition accuracy. For any given test trial to be included in analyses, children must have looked to the target and/or distractor object at least once prior to the onset of the first label and for at least 1/3 of each critical post-labeling window. In order for a block to be included, children must have contributed usable data for at least two of four test trials. Finally, in order for a participant to be included, they must have contributed at least two of three blocks. On average, participants contributed 9.98 trials (median = 10.50, range = 4–12) across 2.81 conditions (median = 3).</w:t>
+        <w:t xml:space="preserve">. We calculated participants’ proportion looking to target objects during test trials (relative to their total time looking at either the target object or distractor object) as the measure of word-recognition accuracy. For any given test trial to be included in analyses, children must have looked to the target and/or distractor object at least once prior to the onset of the first label and for at least 1/3 of each critical post-labeling window. In order for a block to be included, children must have contributed usable data for at least two of four test trials. Finally, in order for a participant to be included, they must have contributed at least two of three blocks. On average, participants contributed 9.98 trials (median=10.50, range=4–12) across 2.81 conditions (median=3).</w:t>
       </w:r>
     </w:p>
     <w:p>
@@ -3389,18 +3369,18 @@
         <w:t xml:space="preserve">. Finally, we excluded exposure sentences where more than 50% of a participant’s pupil size data was missing (e.g., due to the child looking away from the screen or technical error).</w:t>
       </w:r>
     </w:p>
-    <w:bookmarkEnd w:id="44"/>
     <w:bookmarkEnd w:id="45"/>
-    <w:bookmarkStart w:id="58" w:name="results-950-words"/>
+    <w:bookmarkEnd w:id="46"/>
+    <w:bookmarkStart w:id="57" w:name="results-881-words"/>
     <w:p>
       <w:pPr>
         <w:pStyle w:val="Heading1"/>
       </w:pPr>
       <w:r>
-        <w:t xml:space="preserve">3. Results (950 words)</w:t>
-      </w:r>
-    </w:p>
-    <w:bookmarkStart w:id="51" w:name="X81d3246c4b93329a5d0d8f2a794f9a185512a61"/>
+        <w:t xml:space="preserve">3. Results (881 words)</w:t>
+      </w:r>
+    </w:p>
+    <w:bookmarkStart w:id="52" w:name="X81d3246c4b93329a5d0d8f2a794f9a185512a61"/>
     <w:p>
       <w:pPr>
         <w:pStyle w:val="Heading2"/>
@@ -3455,7 +3435,7 @@
         <w:rPr>
           <w:rStyle w:val="FootnoteReference"/>
         </w:rPr>
-        <w:footnoteReference w:id="46"/>
+        <w:footnoteReference w:id="47"/>
       </w:r>
       <w:r>
         <w:t xml:space="preserve"> </w:t>
@@ -3467,7 +3447,7 @@
         <w:rPr>
           <w:rStyle w:val="FootnoteReference"/>
         </w:rPr>
-        <w:footnoteReference w:id="47"/>
+        <w:footnoteReference w:id="48"/>
       </w:r>
       <w:r>
         <w:t xml:space="preserve">, along with the maximal random effects structure (by-participant and by-item random slopes and intercepts). We used weakly informative priors (standard normal distributions) and fitted the model using Hamiltonian Monte Carlo sampling (four chains, four cores) implemented in Stan</w:t>
@@ -3529,10 +3509,7 @@
         <w:t xml:space="preserve">M</w:t>
       </w:r>
       <w:r>
-        <w:t xml:space="preserve"> </w:t>
-      </w:r>
-      <w:r>
-        <w:t xml:space="preserve">= 0.54, 89% CrI [0.48, 0.60]). Across both critical windows, model-predicted accuracy was highest in the typical variation condition (</w:t>
+        <w:t xml:space="preserve">=0.54, 89% CrI [0.48, 0.60]). Across both critical windows, model-predicted accuracy was highest in the typical variation condition (</w:t>
       </w:r>
       <w:r>
         <w:rPr>
@@ -3542,10 +3519,7 @@
         <w:t xml:space="preserve">M</w:t>
       </w:r>
       <w:r>
-        <w:t xml:space="preserve"> </w:t>
-      </w:r>
-      <w:r>
-        <w:t xml:space="preserve">= 0.62, 89% CrI [0.57, 0.67]), followed by the consistent condition (</w:t>
+        <w:t xml:space="preserve">=0.62, 89% CrI [0.57, 0.67]), followed by the consistent condition (</w:t>
       </w:r>
       <w:r>
         <w:rPr>
@@ -3555,10 +3529,7 @@
         <w:t xml:space="preserve">M</w:t>
       </w:r>
       <w:r>
-        <w:t xml:space="preserve"> </w:t>
-      </w:r>
-      <w:r>
-        <w:t xml:space="preserve">= 0.57, 89% CrI [0.52, 0.63]), and lowest in the atypical variation condition (</w:t>
+        <w:t xml:space="preserve">=0.57, 89% CrI [0.52, 0.63]), and lowest in the atypical variation condition (</w:t>
       </w:r>
       <w:r>
         <w:rPr>
@@ -3568,10 +3539,7 @@
         <w:t xml:space="preserve">M</w:t>
       </w:r>
       <w:r>
-        <w:t xml:space="preserve"> </w:t>
-      </w:r>
-      <w:r>
-        <w:t xml:space="preserve">= 0.56, 89% CrI [0.51, 0.61]).</w:t>
+        <w:t xml:space="preserve">=0.56, 89% CrI [0.51, 0.61]).</w:t>
       </w:r>
       <w:r>
         <w:t xml:space="preserve"> </w:t>
@@ -3615,18 +3583,18 @@
           <wp:inline>
             <wp:extent cx="5943600" cy="3714749"/>
             <wp:effectExtent b="0" l="0" r="0" t="0"/>
-            <wp:docPr descr="Figure 1. Posterior predicted accuracy by condition across both post-labeling time windows. Point ranges reflect posterior means with 89% credible intervals. Jittered dots show raw means for individual participants. Dotted line at 0.5 indicates chance looking." title="" id="49" name="Picture"/>
+            <wp:docPr descr="Figure 1. Posterior predicted accuracy by condition across both post-labeling time windows. Point ranges reflect posterior means with 89% credible intervals. Jittered dots show raw means for individual participants. Dotted line at 0.5 indicates chance looking." title="" id="50" name="Picture"/>
             <a:graphic>
               <a:graphicData uri="http://schemas.openxmlformats.org/drawingml/2006/picture">
                 <pic:pic>
                   <pic:nvPicPr>
-                    <pic:cNvPr descr="Figure1.png" id="50" name="Picture"/>
+                    <pic:cNvPr descr="Figure1.png" id="51" name="Picture"/>
                     <pic:cNvPicPr>
                       <a:picLocks noChangeArrowheads="1" noChangeAspect="1"/>
                     </pic:cNvPicPr>
                   </pic:nvPicPr>
                   <pic:blipFill>
-                    <a:blip r:embed="rId48"/>
+                    <a:blip r:embed="rId49"/>
                     <a:stretch>
                       <a:fillRect/>
                     </a:stretch>
@@ -3684,10 +3652,7 @@
         <w:t xml:space="preserve">β</w:t>
       </w:r>
       <w:r>
-        <w:t xml:space="preserve"> </w:t>
-      </w:r>
-      <w:r>
-        <w:t xml:space="preserve">= 0.07, 89% CrI: [-0.19, 0.32]) and the consistent condition (</w:t>
+        <w:t xml:space="preserve">=0.07, 89% CrI: [-0.19, 0.32]) and the consistent condition (</w:t>
       </w:r>
       <w:r>
         <w:rPr>
@@ -3697,10 +3662,7 @@
         <w:t xml:space="preserve">β</w:t>
       </w:r>
       <w:r>
-        <w:t xml:space="preserve"> </w:t>
-      </w:r>
-      <w:r>
-        <w:t xml:space="preserve">= 0.18, 89% CrI: [-0.04, 0.40]), relative to the atypical variation condition. Although the credible intervals include zero, the direction and magnitude of these effects suggest a possible learning advantage for both typical variation and consistency over atypical variation. The effect of mean-centered age was negligible (</w:t>
+        <w:t xml:space="preserve">=0.18, 89% CrI: [-0.04, 0.40]), relative to the atypical variation condition. Although the credible intervals include zero, the direction and magnitude of these effects suggest a possible learning advantage for both typical variation and consistency over atypical variation. The effect of mean-centered age was negligible (</w:t>
       </w:r>
       <w:r>
         <w:rPr>
@@ -3710,10 +3672,7 @@
         <w:t xml:space="preserve">β</w:t>
       </w:r>
       <w:r>
-        <w:t xml:space="preserve"> </w:t>
-      </w:r>
-      <w:r>
-        <w:t xml:space="preserve">= 0.08, 89% CrI: [-0.03, 0.19]).</w:t>
+        <w:t xml:space="preserve">=0.08, 89% CrI: [-0.03, 0.19]).</w:t>
       </w:r>
     </w:p>
     <w:p>
@@ -3731,10 +3690,7 @@
         <w:t xml:space="preserve">β</w:t>
       </w:r>
       <w:r>
-        <w:t xml:space="preserve"> </w:t>
-      </w:r>
-      <w:r>
-        <w:t xml:space="preserve">= 0.06, 89% CrI: [-0.36, 0.48]) and consistent condition (</w:t>
+        <w:t xml:space="preserve">=0.06, 89% CrI: [-0.36, 0.48]) and consistent condition (</w:t>
       </w:r>
       <w:r>
         <w:rPr>
@@ -3744,10 +3700,7 @@
         <w:t xml:space="preserve">β</w:t>
       </w:r>
       <w:r>
-        <w:t xml:space="preserve"> </w:t>
-      </w:r>
-      <w:r>
-        <w:t xml:space="preserve">= 0.33, 89% CrI: [-0.11, 0.78]), relative to the atypical variation condition. While these condition effects remain uncertain given the credible interval overlap with zero, their alignment with the</w:t>
+        <w:t xml:space="preserve">=0.33, 89% CrI: [-0.11, 0.78]), relative to the atypical variation condition. While these condition effects remain uncertain given the credible interval overlap with zero, their alignment with the</w:t>
       </w:r>
       <w:r>
         <w:t xml:space="preserve"> </w:t>
@@ -3771,10 +3724,7 @@
         <w:t xml:space="preserve">β</w:t>
       </w:r>
       <w:r>
-        <w:t xml:space="preserve"> </w:t>
-      </w:r>
-      <w:r>
-        <w:t xml:space="preserve">= 0.34, 89% CrI: [0.15, 0.53]), indicating that older children were more likely to demonstrate 100% looking to the target object during the critical analysis windows.</w:t>
+        <w:t xml:space="preserve">=0.34, 89% CrI: [0.15, 0.53]), indicating that older children were more likely to demonstrate 100% looking to the target object during the critical analysis windows.</w:t>
       </w:r>
     </w:p>
     <w:p>
@@ -4317,7 +4267,7 @@
         <w:t xml:space="preserve"> </w:t>
       </w:r>
       <w:r>
-        <w:t xml:space="preserve">The overall model includes both post-labeling windows (averaged accuracy) and the window-specific models include proportion estimates for 300–2,000ms following each target word onset. The μ component models the predicted accuracy (i.e., proportion looking to the target object) for non-boundary values (values between but not including 0 or 1). The zoi (zero-one inflation) component models the likelihood of accuarcy being a boundary value—floor (0) or ceiling (1). The coi (conditional-one inflation) component models the probability of ceiling responses (1s) among boundary values.</w:t>
+        <w:t xml:space="preserve">The overall model includes both post-labeling windows (averaged accuracy) and the window-specific models include proportion estimates for 300–2,000ms following each target word onset. The μ component models the predicted accuracy (i.e., proportion looking to the target object) for non-boundary values (values between but not including 0 or 1). The zoi (zero-one inflation) component models the likelihood of accuracy being a boundary value—floor (0) or ceiling (1). The coi (conditional-one inflation) component models the probability of ceiling responses (1s) among boundary values.</w:t>
       </w:r>
     </w:p>
     <w:p>
@@ -4328,8 +4278,8 @@
         <w:t xml:space="preserve"> </w:t>
       </w:r>
     </w:p>
-    <w:bookmarkEnd w:id="51"/>
-    <w:bookmarkStart w:id="57" w:name="X766ac349de9df7b6c7c4b96c9a4fd67a2087b79"/>
+    <w:bookmarkEnd w:id="52"/>
+    <w:bookmarkStart w:id="56" w:name="X766ac349de9df7b6c7c4b96c9a4fd67a2087b79"/>
     <w:p>
       <w:pPr>
         <w:pStyle w:val="Heading2"/>
@@ -4338,15 +4288,6 @@
         <w:t xml:space="preserve">3.2 Moment-by-moment attention measured by pupil size synchrony</w:t>
       </w:r>
     </w:p>
-    <w:bookmarkStart w:id="55" w:name="X29eb9cdab632aadf01b598ee0fac2a0355befc5"/>
-    <w:p>
-      <w:pPr>
-        <w:pStyle w:val="Heading3"/>
-      </w:pPr>
-      <w:r>
-        <w:t xml:space="preserve">3.2.1 Comparing pupil size synchrony across conditions</w:t>
-      </w:r>
-    </w:p>
     <w:p>
       <w:pPr>
         <w:pStyle w:val="FirstParagraph"/>
@@ -4406,23 +4347,7 @@
         <w:pStyle w:val="BodyText"/>
       </w:pPr>
       <w:r>
-        <w:t xml:space="preserve">We examined synchrony during the two types of critical exposure sentences that differed between conditions (see</w:t>
-      </w:r>
-      <w:r>
-        <w:t xml:space="preserve"> </w:t>
-      </w:r>
-      <w:r>
-        <w:rPr>
-          <w:i/>
-          <w:iCs/>
-        </w:rPr>
-        <w:t xml:space="preserve">Method</w:t>
-      </w:r>
-      <w:r>
-        <w:t xml:space="preserve"> </w:t>
-      </w:r>
-      <w:r>
-        <w:t xml:space="preserve">for details). A linear mixed-effects model</w:t>
+        <w:t xml:space="preserve">We examined synchrony during the two types of critical exposure sentences that differed between conditions. A linear mixed-effects model</w:t>
       </w:r>
       <w:r>
         <w:t xml:space="preserve"> </w:t>
@@ -4455,7 +4380,7 @@
         <w:t xml:space="preserve">F</w:t>
       </w:r>
       <w:r>
-        <w:t xml:space="preserve">(2, 246) = 26.66,</w:t>
+        <w:t xml:space="preserve">(2, 246)=26.66,</w:t>
       </w:r>
       <w:r>
         <w:t xml:space="preserve"> </w:t>
@@ -4468,10 +4393,7 @@
         <w:t xml:space="preserve">p</w:t>
       </w:r>
       <w:r>
-        <w:t xml:space="preserve"> </w:t>
-      </w:r>
-      <w:r>
-        <w:t xml:space="preserve">&lt; 0.001]. Follow-up pairwise comparisons using Tukey’s HSD correction indicated that there were statistically significant differences between all condition pairs. Pupil size synchrony was higher in the atypical variation condition (ΔM = 0.20,</w:t>
+        <w:t xml:space="preserve">&lt;0.001]. Follow-up pairwise comparisons using Tukey’s HSD correction indicated that there were statistically significant differences between all condition pairs. Pupil size synchrony was higher in the atypical variation condition (ΔM=0.20,</w:t>
       </w:r>
       <w:r>
         <w:t xml:space="preserve"> </w:t>
@@ -4484,10 +4406,7 @@
         <w:t xml:space="preserve">p</w:t>
       </w:r>
       <w:r>
-        <w:t xml:space="preserve"> </w:t>
-      </w:r>
-      <w:r>
-        <w:t xml:space="preserve">= 0.006, Cohen’s</w:t>
+        <w:t xml:space="preserve">=0.006, Cohen’s</w:t>
       </w:r>
       <w:r>
         <w:t xml:space="preserve"> </w:t>
@@ -4500,10 +4419,7 @@
         <w:t xml:space="preserve">d</w:t>
       </w:r>
       <w:r>
-        <w:t xml:space="preserve"> </w:t>
-      </w:r>
-      <w:r>
-        <w:t xml:space="preserve">= 0.45) and the typical variation condition (ΔM = 0.47,</w:t>
+        <w:t xml:space="preserve">=0.45) and the typical variation condition (ΔM=0.47,</w:t>
       </w:r>
       <w:r>
         <w:t xml:space="preserve"> </w:t>
@@ -4516,10 +4432,7 @@
         <w:t xml:space="preserve">p</w:t>
       </w:r>
       <w:r>
-        <w:t xml:space="preserve"> </w:t>
-      </w:r>
-      <w:r>
-        <w:t xml:space="preserve">&lt; 0.001, Cohen’s</w:t>
+        <w:t xml:space="preserve">&lt;0.001, Cohen’s</w:t>
       </w:r>
       <w:r>
         <w:t xml:space="preserve"> </w:t>
@@ -4532,10 +4445,7 @@
         <w:t xml:space="preserve">d</w:t>
       </w:r>
       <w:r>
-        <w:t xml:space="preserve"> </w:t>
-      </w:r>
-      <w:r>
-        <w:t xml:space="preserve">= 1.07), relative to the consistent condition. Pupil size synchrony was higher in the typical variation condition relative to the atypical variation condition (ΔM = 0.27,</w:t>
+        <w:t xml:space="preserve">=1.07), relative to the consistent condition. Pupil size synchrony was higher in the typical variation condition relative to the atypical variation condition (ΔM=0.27,</w:t>
       </w:r>
       <w:r>
         <w:t xml:space="preserve"> </w:t>
@@ -4548,10 +4458,7 @@
         <w:t xml:space="preserve">p</w:t>
       </w:r>
       <w:r>
-        <w:t xml:space="preserve"> </w:t>
-      </w:r>
-      <w:r>
-        <w:t xml:space="preserve">&lt; 0.001, Cohen’s</w:t>
+        <w:t xml:space="preserve">&lt;0.001, Cohen’s</w:t>
       </w:r>
       <w:r>
         <w:t xml:space="preserve"> </w:t>
@@ -4564,10 +4471,7 @@
         <w:t xml:space="preserve">d</w:t>
       </w:r>
       <w:r>
-        <w:t xml:space="preserve"> </w:t>
-      </w:r>
-      <w:r>
-        <w:t xml:space="preserve">= 0.62).</w:t>
+        <w:t xml:space="preserve">=0.62).</w:t>
       </w:r>
     </w:p>
     <w:p>
@@ -4579,18 +4483,18 @@
           <wp:inline>
             <wp:extent cx="5504749" cy="3669832"/>
             <wp:effectExtent b="0" l="0" r="0" t="0"/>
-            <wp:docPr descr="Figure 2. Model-predicted pupil size synchrony (z-scored) across conditions with 95% confidence intervals. Jittered points represent participant means." title="" id="53" name="Picture"/>
+            <wp:docPr descr="Figure 2. Model-predicted pupil size synchrony (z-scored) across conditions with 95% confidence intervals. Jittered points represent participant means." title="" id="54" name="Picture"/>
             <a:graphic>
               <a:graphicData uri="http://schemas.openxmlformats.org/drawingml/2006/picture">
                 <pic:pic>
                   <pic:nvPicPr>
-                    <pic:cNvPr descr="Figure2.png" id="54" name="Picture"/>
+                    <pic:cNvPr descr="Figure2.png" id="55" name="Picture"/>
                     <pic:cNvPicPr>
                       <a:picLocks noChangeArrowheads="1" noChangeAspect="1"/>
                     </pic:cNvPicPr>
                   </pic:nvPicPr>
                   <pic:blipFill>
-                    <a:blip r:embed="rId52"/>
+                    <a:blip r:embed="rId53"/>
                     <a:stretch>
                       <a:fillRect/>
                     </a:stretch>
@@ -4625,19 +4529,9 @@
         <w:t xml:space="preserve">Figure 2. Model-predicted pupil size synchrony (z-scored) across conditions with 95% confidence intervals. Jittered points represent participant means.</w:t>
       </w:r>
     </w:p>
-    <w:bookmarkEnd w:id="55"/>
-    <w:bookmarkStart w:id="56" w:name="X20e86439322970e0c80fc5aeaf7687084e37566"/>
-    <w:p>
-      <w:pPr>
-        <w:pStyle w:val="Heading3"/>
-      </w:pPr>
-      <w:r>
-        <w:t xml:space="preserve">3.2.2 Relating pupil size synchrony to word-recognition accuracy</w:t>
-      </w:r>
-    </w:p>
-    <w:p>
-      <w:pPr>
-        <w:pStyle w:val="FirstParagraph"/>
+    <w:p>
+      <w:pPr>
+        <w:pStyle w:val="BodyText"/>
       </w:pPr>
       <w:r>
         <w:t xml:space="preserve">To understand if toddlers’ moment-to-moment engagement with consistent versus variable labels predicts their novel word learning, we tested whether or not a given participant’s proportion looking to a target object during test trials could be reliably predicted from their average pupil size synchrony for that target word during training trials.</w:t>
@@ -4671,7 +4565,7 @@
         <w:t xml:space="preserve"> </w:t>
       </w:r>
       <w:r>
-        <w:t xml:space="preserve">revealed a small improvement in predictive accuracy for the model including pupil size synchrony compared to a model with age and condition only (ΔELPD = -1.91,</w:t>
+        <w:t xml:space="preserve">revealed a small improvement in predictive accuracy for the model including pupil size synchrony compared to a model with age and condition only (ΔELPD=-1.91,</w:t>
       </w:r>
       <w:r>
         <w:t xml:space="preserve"> </w:t>
@@ -4684,10 +4578,7 @@
         <w:t xml:space="preserve">SE</w:t>
       </w:r>
       <w:r>
-        <w:t xml:space="preserve"> </w:t>
-      </w:r>
-      <w:r>
-        <w:t xml:space="preserve">= 1.05), but the two models were nearly equivalent in overall fit.</w:t>
+        <w:t xml:space="preserve">=1.05), but the two models were nearly equivalent in overall fit.</w:t>
       </w:r>
     </w:p>
     <w:p>
@@ -4705,10 +4596,7 @@
         <w:t xml:space="preserve">b</w:t>
       </w:r>
       <w:r>
-        <w:t xml:space="preserve"> </w:t>
-      </w:r>
-      <w:r>
-        <w:t xml:space="preserve">= -0.06, 89% CrI [-0.26, 0.13]). The interaction between condition and synchrony was not statistically reliable (i.e., all 89% credible intervals included zero), but the direction of the effect in the typical variation condition suggested a possible trend toward increased word-recognition accuracy for participants with higher synchrony during critical exposure sentences (</w:t>
+        <w:t xml:space="preserve">=-0.06, 89% CrI [-0.26, 0.13]). The interaction between condition and synchrony was not statistically reliable (i.e., all 89% credible intervals included zero), but the direction of the effect in the typical variation condition suggested a possible trend toward increased word-recognition accuracy for participants with higher synchrony during critical exposure sentences (</w:t>
       </w:r>
       <w:r>
         <w:rPr>
@@ -4718,305 +4606,617 @@
         <w:t xml:space="preserve">b</w:t>
       </w:r>
       <w:r>
-        <w:t xml:space="preserve"> </w:t>
-      </w:r>
-      <w:r>
-        <w:t xml:space="preserve">= 0.29, 89% CrI [-0.12, 0.74]).</w:t>
+        <w:t xml:space="preserve">=0.29, 89% CrI [-0.12, 0.74]).</w:t>
       </w:r>
     </w:p>
     <w:bookmarkEnd w:id="56"/>
     <w:bookmarkEnd w:id="57"/>
+    <w:bookmarkStart w:id="58" w:name="discussion-711-words"/>
+    <w:p>
+      <w:pPr>
+        <w:pStyle w:val="Heading1"/>
+      </w:pPr>
+      <w:r>
+        <w:t xml:space="preserve">4. Discussion (711 words)</w:t>
+      </w:r>
+    </w:p>
+    <w:p>
+      <w:pPr>
+        <w:pStyle w:val="FirstParagraph"/>
+      </w:pPr>
+      <w:r>
+        <w:t xml:space="preserve">We tested how consistent versus variable labels impact English-hearing toddlers’ learning of novel-word object mappings. Specifically, we examined whether 18- to 36-month-olds showed better novel word-recognition accuracy when they were exposed to consistent labels versus typical label variants (reduplicated/diminutivized word forms attested in English CDS) versus atypical label variants (word forms unattested in English CDS). This is, to our knowledge, the first study to date to directly manipulate children’s exposure to label variation during a lab-based novel word learning task. Building on prior naturalistic corpus analyses of CDS variant use</w:t>
+      </w:r>
+      <w:r>
+        <w:t xml:space="preserve"> </w:t>
+      </w:r>
+      <w:r>
+        <w:t xml:space="preserve">(</w:t>
+      </w:r>
+      <w:hyperlink w:anchor="ref-caseyIPcorpus">
+        <w:r>
+          <w:rPr>
+            <w:rStyle w:val="Hyperlink"/>
+          </w:rPr>
+          <w:t xml:space="preserve">Casey et al., in preparation</w:t>
+        </w:r>
+      </w:hyperlink>
+      <w:r>
+        <w:t xml:space="preserve">; e.g.,</w:t>
+      </w:r>
+      <w:r>
+        <w:t xml:space="preserve"> </w:t>
+      </w:r>
+      <w:hyperlink w:anchor="ref-casey2022doggy">
+        <w:r>
+          <w:rPr>
+            <w:rStyle w:val="Hyperlink"/>
+          </w:rPr>
+          <w:t xml:space="preserve">Casey &amp; Casillas, 2022</w:t>
+        </w:r>
+      </w:hyperlink>
+      <w:r>
+        <w:t xml:space="preserve">;</w:t>
+      </w:r>
+      <w:r>
+        <w:t xml:space="preserve"> </w:t>
+      </w:r>
+      <w:hyperlink w:anchor="ref-moore2024wordform">
+        <w:r>
+          <w:rPr>
+            <w:rStyle w:val="Hyperlink"/>
+          </w:rPr>
+          <w:t xml:space="preserve">Moore &amp; Bergelson, 2024</w:t>
+        </w:r>
+      </w:hyperlink>
+      <w:r>
+        <w:t xml:space="preserve">;</w:t>
+      </w:r>
+      <w:r>
+        <w:t xml:space="preserve"> </w:t>
+      </w:r>
+      <w:hyperlink w:anchor="ref-ota2018choo">
+        <w:r>
+          <w:rPr>
+            <w:rStyle w:val="Hyperlink"/>
+          </w:rPr>
+          <w:t xml:space="preserve">Ota et al., 2018</w:t>
+        </w:r>
+      </w:hyperlink>
+      <w:r>
+        <w:t xml:space="preserve">)</w:t>
+      </w:r>
+      <w:r>
+        <w:t xml:space="preserve">, this study provides a next step toward understanding the</w:t>
+      </w:r>
+      <w:r>
+        <w:t xml:space="preserve"> </w:t>
+      </w:r>
+      <w:r>
+        <w:rPr>
+          <w:i/>
+          <w:iCs/>
+        </w:rPr>
+        <w:t xml:space="preserve">causal</w:t>
+      </w:r>
+      <w:r>
+        <w:t xml:space="preserve"> </w:t>
+      </w:r>
+      <w:r>
+        <w:t xml:space="preserve">impact of hearing multiple label variants on children’s learning of new words.</w:t>
+      </w:r>
+    </w:p>
+    <w:p>
+      <w:pPr>
+        <w:pStyle w:val="BodyText"/>
+      </w:pPr>
+      <w:r>
+        <w:t xml:space="preserve">As expected, children performed above chance in the consistent condition, replicating decades of findings that children can learn novel one-to-one mappings from a brief exposure phase. The primary goal of this study was to determine how children contend with two different types of label variation. In the atypical variation condition, word-recognition accuracy was weakest, with chance-level performance in the first critical window as hypothesized, and above-chance performance following the second label. In the typical variation condition, word-recognition accuracy was numerically highest. Although our models indicated some uncertainty around the magnitude of this advantage, this pattern suggests that toddlers were not only able to contend with but may have benefited from hearing familiar types of label variation.</w:t>
+      </w:r>
+    </w:p>
+    <w:p>
+      <w:pPr>
+        <w:pStyle w:val="BodyText"/>
+      </w:pPr>
+      <w:r>
+        <w:t xml:space="preserve">By the second instance of hearing the target label</w:t>
+      </w:r>
+      <w:r>
+        <w:t xml:space="preserve"> </w:t>
+      </w:r>
+      <w:r>
+        <w:t xml:space="preserve">(cf.</w:t>
+      </w:r>
+      <w:r>
+        <w:t xml:space="preserve"> </w:t>
+      </w:r>
+      <w:hyperlink w:anchor="ref-ota2016reduplicated">
+        <w:r>
+          <w:rPr>
+            <w:rStyle w:val="Hyperlink"/>
+          </w:rPr>
+          <w:t xml:space="preserve">Ota &amp; Skarabela, 2016</w:t>
+        </w:r>
+      </w:hyperlink>
+      <w:r>
+        <w:t xml:space="preserve">)</w:t>
+      </w:r>
+      <w:r>
+        <w:t xml:space="preserve">, children reliably recognized the novel word-object mappings in all conditions, suggesting that toddlers succeeded in learning words from both consistent and variable labels. It is important to acknowledge, however, that our current findings cannot tell us</w:t>
+      </w:r>
+      <w:r>
+        <w:t xml:space="preserve"> </w:t>
+      </w:r>
+      <w:r>
+        <w:rPr>
+          <w:i/>
+          <w:iCs/>
+        </w:rPr>
+        <w:t xml:space="preserve">why</w:t>
+      </w:r>
+      <w:r>
+        <w:t xml:space="preserve"> </w:t>
+      </w:r>
+      <w:r>
+        <w:t xml:space="preserve">children successfully learned from all types of input. One possibility is that exposure to four repetitions of the standard word form was sufficient, regardless of the surrounding variants. Children may have</w:t>
+      </w:r>
+      <w:r>
+        <w:t xml:space="preserve"> </w:t>
+      </w:r>
+      <w:r>
+        <w:t xml:space="preserve">“</w:t>
+      </w:r>
+      <w:r>
+        <w:t xml:space="preserve">filtered out</w:t>
+      </w:r>
+      <w:r>
+        <w:t xml:space="preserve">”</w:t>
+      </w:r>
+      <w:r>
+        <w:t xml:space="preserve"> </w:t>
+      </w:r>
+      <w:r>
+        <w:t xml:space="preserve">(cf.</w:t>
+      </w:r>
+      <w:r>
+        <w:t xml:space="preserve"> </w:t>
+      </w:r>
+      <w:hyperlink w:anchor="ref-potter2019infants">
+        <w:r>
+          <w:rPr>
+            <w:rStyle w:val="Hyperlink"/>
+          </w:rPr>
+          <w:t xml:space="preserve">Potter &amp; Lew-Williams, 2019</w:t>
+        </w:r>
+      </w:hyperlink>
+      <w:r>
+        <w:t xml:space="preserve">)</w:t>
+      </w:r>
+      <w:r>
+        <w:t xml:space="preserve"> </w:t>
+      </w:r>
+      <w:r>
+        <w:t xml:space="preserve">atypical or unfamiliar forms, focusing on the consistent standard repetitions. This explanation is plausible in the context of this short in-lab experiment but contrasts with naturalistic evidence that CDS variants are common in children’s early productive vocabularies</w:t>
+      </w:r>
+      <w:r>
+        <w:t xml:space="preserve"> </w:t>
+      </w:r>
+      <w:r>
+        <w:t xml:space="preserve">(e.g.,</w:t>
+      </w:r>
+      <w:r>
+        <w:t xml:space="preserve"> </w:t>
+      </w:r>
+      <w:hyperlink w:anchor="ref-frank2021variability">
+        <w:r>
+          <w:rPr>
+            <w:rStyle w:val="Hyperlink"/>
+          </w:rPr>
+          <w:t xml:space="preserve">Frank et al., 2021</w:t>
+        </w:r>
+      </w:hyperlink>
+      <w:r>
+        <w:t xml:space="preserve">;</w:t>
+      </w:r>
+      <w:r>
+        <w:t xml:space="preserve"> </w:t>
+      </w:r>
+      <w:hyperlink w:anchor="ref-laing2019role">
+        <w:r>
+          <w:rPr>
+            <w:rStyle w:val="Hyperlink"/>
+          </w:rPr>
+          <w:t xml:space="preserve">C. Laing, 2019</w:t>
+        </w:r>
+      </w:hyperlink>
+      <w:r>
+        <w:t xml:space="preserve">;</w:t>
+      </w:r>
+      <w:r>
+        <w:t xml:space="preserve"> </w:t>
+      </w:r>
+      <w:hyperlink w:anchor="ref-tardif2008baby">
+        <w:r>
+          <w:rPr>
+            <w:rStyle w:val="Hyperlink"/>
+          </w:rPr>
+          <w:t xml:space="preserve">Tardif et al., 2008</w:t>
+        </w:r>
+      </w:hyperlink>
+      <w:r>
+        <w:t xml:space="preserve">)</w:t>
+      </w:r>
+      <w:r>
+        <w:t xml:space="preserve"> </w:t>
+      </w:r>
+      <w:r>
+        <w:t xml:space="preserve">and are used more often than standard adult word forms in the first years of life</w:t>
+      </w:r>
+      <w:r>
+        <w:t xml:space="preserve"> </w:t>
+      </w:r>
+      <w:r>
+        <w:t xml:space="preserve">(</w:t>
+      </w:r>
+      <w:hyperlink w:anchor="ref-casey2022doggy">
+        <w:r>
+          <w:rPr>
+            <w:rStyle w:val="Hyperlink"/>
+          </w:rPr>
+          <w:t xml:space="preserve">Casey &amp; Casillas, 2022</w:t>
+        </w:r>
+      </w:hyperlink>
+      <w:r>
+        <w:t xml:space="preserve">)</w:t>
+      </w:r>
+      <w:r>
+        <w:t xml:space="preserve">. Because it was not feasible for us to also evaluate children’s recognition of typical and atypical variants in the test phase given the length of the task, we cannot determine what children encoded about the label variants and how this information affected their word-recognition accuracy. Future work might further examine causal effects of exposure to label variants, such as improved long-term retention of word-object mappings</w:t>
+      </w:r>
+      <w:r>
+        <w:t xml:space="preserve"> </w:t>
+      </w:r>
+      <w:r>
+        <w:t xml:space="preserve">(cf.</w:t>
+      </w:r>
+      <w:r>
+        <w:t xml:space="preserve"> </w:t>
+      </w:r>
+      <w:hyperlink w:anchor="ref-vlach2019learning">
+        <w:r>
+          <w:rPr>
+            <w:rStyle w:val="Hyperlink"/>
+          </w:rPr>
+          <w:t xml:space="preserve">Vlach, 2019</w:t>
+        </w:r>
+      </w:hyperlink>
+      <w:r>
+        <w:t xml:space="preserve">)</w:t>
+      </w:r>
+      <w:r>
+        <w:t xml:space="preserve"> </w:t>
+      </w:r>
+      <w:r>
+        <w:t xml:space="preserve">or better generalization to new label variants</w:t>
+      </w:r>
+      <w:r>
+        <w:t xml:space="preserve"> </w:t>
+      </w:r>
+      <w:r>
+        <w:t xml:space="preserve">(cf.</w:t>
+      </w:r>
+      <w:r>
+        <w:t xml:space="preserve"> </w:t>
+      </w:r>
+      <w:hyperlink w:anchor="ref-regier2005emergence">
+        <w:r>
+          <w:rPr>
+            <w:rStyle w:val="Hyperlink"/>
+          </w:rPr>
+          <w:t xml:space="preserve">Regier, 2005</w:t>
+        </w:r>
+      </w:hyperlink>
+      <w:r>
+        <w:t xml:space="preserve">;</w:t>
+      </w:r>
+      <w:r>
+        <w:t xml:space="preserve"> </w:t>
+      </w:r>
+      <w:hyperlink w:anchor="ref-swingley2016two">
+        <w:r>
+          <w:rPr>
+            <w:rStyle w:val="Hyperlink"/>
+          </w:rPr>
+          <w:t xml:space="preserve">Swingley, 2016</w:t>
+        </w:r>
+      </w:hyperlink>
+      <w:r>
+        <w:t xml:space="preserve">)</w:t>
+      </w:r>
+      <w:r>
+        <w:t xml:space="preserve">.</w:t>
+      </w:r>
+    </w:p>
+    <w:p>
+      <w:pPr>
+        <w:pStyle w:val="BodyText"/>
+      </w:pPr>
+      <w:r>
+        <w:t xml:space="preserve">Moment-to-moment attention, indexed by pupil size synchrony, was higher in both variation conditions relative to the consistent condition, and was highest in the typical variation condition. These results suggest reliable differences in children’s engagement with the labeling sentences across conditions. Although pupil size synchrony during exposure did not reliably predict word-recognition accuracy during test, the trend toward a positive association in the typical variation condition is consistent with prior findings linking synchrony to learning</w:t>
+      </w:r>
+      <w:r>
+        <w:t xml:space="preserve"> </w:t>
+      </w:r>
+      <w:r>
+        <w:t xml:space="preserve">(</w:t>
+      </w:r>
+      <w:hyperlink w:anchor="ref-nencheva2021moment">
+        <w:r>
+          <w:rPr>
+            <w:rStyle w:val="Hyperlink"/>
+          </w:rPr>
+          <w:t xml:space="preserve">Nencheva et al., 2021</w:t>
+        </w:r>
+      </w:hyperlink>
+      <w:r>
+        <w:t xml:space="preserve">)</w:t>
+      </w:r>
+      <w:r>
+        <w:t xml:space="preserve">. These findings also fit with prior accounts of a</w:t>
+      </w:r>
+      <w:r>
+        <w:t xml:space="preserve"> </w:t>
+      </w:r>
+      <w:r>
+        <w:t xml:space="preserve">“</w:t>
+      </w:r>
+      <w:r>
+        <w:t xml:space="preserve">goldilocks</w:t>
+      </w:r>
+      <w:r>
+        <w:t xml:space="preserve">”</w:t>
+      </w:r>
+      <w:r>
+        <w:t xml:space="preserve"> </w:t>
+      </w:r>
+      <w:r>
+        <w:t xml:space="preserve">effect in children’s attention</w:t>
+      </w:r>
+      <w:r>
+        <w:t xml:space="preserve"> </w:t>
+      </w:r>
+      <w:r>
+        <w:t xml:space="preserve">(</w:t>
+      </w:r>
+      <w:hyperlink w:anchor="ref-kidd2012goldilocks">
+        <w:r>
+          <w:rPr>
+            <w:rStyle w:val="Hyperlink"/>
+          </w:rPr>
+          <w:t xml:space="preserve">Kidd et al., 2012</w:t>
+        </w:r>
+      </w:hyperlink>
+      <w:r>
+        <w:t xml:space="preserve">,</w:t>
+      </w:r>
+      <w:r>
+        <w:t xml:space="preserve"> </w:t>
+      </w:r>
+      <w:hyperlink w:anchor="ref-kidd2014goldilocks">
+        <w:r>
+          <w:rPr>
+            <w:rStyle w:val="Hyperlink"/>
+          </w:rPr>
+          <w:t xml:space="preserve">2014</w:t>
+        </w:r>
+      </w:hyperlink>
+      <w:r>
+        <w:t xml:space="preserve">)</w:t>
+      </w:r>
+      <w:r>
+        <w:t xml:space="preserve">, where a moderate amount of variability—here, variation of the type common in children’s everyday language input—is associated with the highest engagement. Overall, our pupillometry findings point to attentional engagement as a plausible, though not yet definitively established, mechanism by which label variation, particularly of the type that children encounter naturalistically, could facilitate novel word learning over short timescales.</w:t>
+      </w:r>
+    </w:p>
+    <w:p>
+      <w:pPr>
+        <w:pStyle w:val="BodyText"/>
+      </w:pPr>
+      <w:r>
+        <w:t xml:space="preserve">In sum, this study provides the first experimental evidence that English-hearing toddlers can successfully contend with label variants when learning new words. Typical CDS variants were associated with both greater attentional engagement during learning and numerically higher word-recogniton accuracy, relative to atypical variation and consistent labels. These findings suggest that naturalistic label variation in children’s input is not simply noise and may play a facilitative role in early word learning.</w:t>
+      </w:r>
+    </w:p>
     <w:bookmarkEnd w:id="58"/>
-    <w:bookmarkStart w:id="59" w:name="discussion"/>
+    <w:bookmarkStart w:id="131" w:name="references"/>
     <w:p>
       <w:pPr>
         <w:pStyle w:val="Heading1"/>
       </w:pPr>
       <w:r>
-        <w:t xml:space="preserve">4. Discussion</w:t>
-      </w:r>
-    </w:p>
-    <w:p>
-      <w:pPr>
-        <w:pStyle w:val="FirstParagraph"/>
-      </w:pPr>
-      <w:r>
-        <w:t xml:space="preserve">We tested how consistent versus variable labels impact English-hearing toddlers’ learning of novel-word object mappings. Specifically, we examined whether 18- to 36-month-olds showed better novel word recognition accuracy when they were exposed to consistent labels versus typical label variants (reduplicated/diminutivized word forms attested in English CDS) versus atypical label variants (word forms unattested in English CDS). This is, to our knowledge, the first study to date to directly manipulate children’s exposure to label variation during a lab-based novel word learning task. Building on prior naturalistic corpus analyses of CDS variant use</w:t>
-      </w:r>
-      <w:r>
-        <w:t xml:space="preserve"> </w:t>
-      </w:r>
-      <w:r>
-        <w:t xml:space="preserve">(</w:t>
-      </w:r>
-      <w:hyperlink w:anchor="ref-caseyIPcorpus">
-        <w:r>
-          <w:rPr>
-            <w:rStyle w:val="Hyperlink"/>
-          </w:rPr>
-          <w:t xml:space="preserve">Casey et al., in preparation</w:t>
-        </w:r>
-      </w:hyperlink>
-      <w:r>
-        <w:t xml:space="preserve">; e.g.,</w:t>
-      </w:r>
-      <w:r>
-        <w:t xml:space="preserve"> </w:t>
-      </w:r>
-      <w:hyperlink w:anchor="ref-casey2022doggy">
-        <w:r>
-          <w:rPr>
-            <w:rStyle w:val="Hyperlink"/>
-          </w:rPr>
-          <w:t xml:space="preserve">Casey &amp; Casillas, 2022</w:t>
-        </w:r>
-      </w:hyperlink>
-      <w:r>
-        <w:t xml:space="preserve">;</w:t>
-      </w:r>
-      <w:r>
-        <w:t xml:space="preserve"> </w:t>
-      </w:r>
-      <w:hyperlink w:anchor="ref-moore2024wordform">
-        <w:r>
-          <w:rPr>
-            <w:rStyle w:val="Hyperlink"/>
-          </w:rPr>
-          <w:t xml:space="preserve">Moore &amp; Bergelson, 2024</w:t>
-        </w:r>
-      </w:hyperlink>
-      <w:r>
-        <w:t xml:space="preserve">;</w:t>
-      </w:r>
-      <w:r>
-        <w:t xml:space="preserve"> </w:t>
-      </w:r>
-      <w:hyperlink w:anchor="ref-ota2018choo">
-        <w:r>
-          <w:rPr>
-            <w:rStyle w:val="Hyperlink"/>
-          </w:rPr>
-          <w:t xml:space="preserve">Ota et al., 2018</w:t>
-        </w:r>
-      </w:hyperlink>
-      <w:r>
-        <w:t xml:space="preserve">)</w:t>
-      </w:r>
-      <w:r>
-        <w:t xml:space="preserve">, this study provides a next step toward understanding the</w:t>
-      </w:r>
-      <w:r>
-        <w:t xml:space="preserve"> </w:t>
-      </w:r>
-      <w:r>
-        <w:rPr>
-          <w:i/>
-          <w:iCs/>
-        </w:rPr>
-        <w:t xml:space="preserve">causal</w:t>
-      </w:r>
-      <w:r>
-        <w:t xml:space="preserve"> </w:t>
-      </w:r>
-      <w:r>
-        <w:t xml:space="preserve">impact of hearing multiple label variants on children’s learning of new words.</w:t>
-      </w:r>
-    </w:p>
-    <w:p>
-      <w:pPr>
-        <w:pStyle w:val="BodyText"/>
-      </w:pPr>
-      <w:r>
-        <w:t xml:space="preserve">Overall across conditions, toddlers reliably recognized novel words after a brief exposure phase. Word-recognition accuracy was numerically highest in the typical variation condition and lowest in the atypical variation condition. We provided toddlers with two opportunities demonstrate their recognition of the novel word-object mappings given the difficulty of the task, especially for the youngest participants. Condition effects emerged primarily following the first labeling window, during which children’s performance was at chance in the atypical variation condition and above chance in the typical variation and consistent conditions. These patterns point to possible condition effects, but our mixed-model analyses indicated uncertainty. [more discussion here]</w:t>
-      </w:r>
-    </w:p>
-    <w:p>
-      <w:pPr>
-        <w:pStyle w:val="BodyText"/>
-      </w:pPr>
-      <w:r>
-        <w:t xml:space="preserve">[explain why different condition trends emerged or did not, exposure to 4 standard forms was potentially enough, still it’s encouraging that children could at least</w:t>
-      </w:r>
-      <w:r>
-        <w:t xml:space="preserve"> </w:t>
-      </w:r>
-      <w:r>
-        <w:t xml:space="preserve">“</w:t>
-      </w:r>
-      <w:r>
-        <w:t xml:space="preserve">filter it out</w:t>
-      </w:r>
-      <w:r>
-        <w:t xml:space="preserve">”</w:t>
-      </w:r>
-      <w:r>
-        <w:t xml:space="preserve">, testing only on the standard form of the target word, future work needed]</w:t>
-      </w:r>
-    </w:p>
-    <w:p>
-      <w:pPr>
-        <w:pStyle w:val="BodyText"/>
-      </w:pPr>
-      <w:r>
-        <w:t xml:space="preserve">Moment-to-moment attention, indexed by pupil size synchrony, was higher in both variation conditions relative to the consistent condition, and was highest in the typical variation condition. These results suggest reliable differences in children’s engagement with the labeling sentences across conditions. Although pupil size synchrony during exposure did not reliably predict word-recognition accuracy during test, the trend toward a positive association in the typical variation condition is consistent with prior findings linking synchrony to learning</w:t>
-      </w:r>
-      <w:r>
-        <w:t xml:space="preserve"> </w:t>
-      </w:r>
-      <w:r>
-        <w:t xml:space="preserve">(</w:t>
-      </w:r>
-      <w:hyperlink w:anchor="ref-nencheva2021moment">
-        <w:r>
-          <w:rPr>
-            <w:rStyle w:val="Hyperlink"/>
-          </w:rPr>
-          <w:t xml:space="preserve">Nencheva et al., 2021</w:t>
-        </w:r>
-      </w:hyperlink>
-      <w:r>
-        <w:t xml:space="preserve">)</w:t>
-      </w:r>
-      <w:r>
-        <w:t xml:space="preserve">. These findings also fit with prior accounts of a</w:t>
-      </w:r>
-      <w:r>
-        <w:t xml:space="preserve"> </w:t>
-      </w:r>
-      <w:r>
-        <w:t xml:space="preserve">“</w:t>
-      </w:r>
-      <w:r>
-        <w:t xml:space="preserve">golidlocks</w:t>
-      </w:r>
-      <w:r>
-        <w:t xml:space="preserve">”</w:t>
-      </w:r>
-      <w:r>
-        <w:t xml:space="preserve"> </w:t>
-      </w:r>
-      <w:r>
-        <w:t xml:space="preserve">effect in children’s attention</w:t>
-      </w:r>
-      <w:r>
-        <w:t xml:space="preserve"> </w:t>
-      </w:r>
-      <w:r>
-        <w:t xml:space="preserve">(</w:t>
-      </w:r>
-      <w:hyperlink w:anchor="ref-kidd2012goldilocks">
-        <w:r>
-          <w:rPr>
-            <w:rStyle w:val="Hyperlink"/>
-          </w:rPr>
-          <w:t xml:space="preserve">Kidd et al., 2012</w:t>
-        </w:r>
-      </w:hyperlink>
-      <w:r>
-        <w:t xml:space="preserve">)</w:t>
-      </w:r>
-      <w:r>
-        <w:t xml:space="preserve">, where a moderate amount of variability is desirable. In the context of our experiment, the typical CDS variants… Overall, our pupillometry findings point to attentional engagement as a plausible—but not yet definitively established—mechanism by which label variation (particularly of the type that children encounter naturalistically) could facilitate novel word learning over short timescales.</w:t>
-      </w:r>
-    </w:p>
-    <w:p>
-      <w:pPr>
-        <w:pStyle w:val="BodyText"/>
-      </w:pPr>
-      <w:r>
-        <w:t xml:space="preserve">It is important to acknowledge that our findings do not tell us</w:t>
-      </w:r>
-      <w:r>
-        <w:t xml:space="preserve"> </w:t>
-      </w:r>
-      <w:r>
-        <w:rPr>
-          <w:i/>
-          <w:iCs/>
-        </w:rPr>
-        <w:t xml:space="preserve">why</w:t>
-      </w:r>
-      <w:r>
-        <w:t xml:space="preserve"> </w:t>
-      </w:r>
-      <w:r>
-        <w:t xml:space="preserve">children were able to succeed in learning words from consistent and variable labels. One possibility is that children</w:t>
-      </w:r>
-      <w:r>
-        <w:t xml:space="preserve"> </w:t>
-      </w:r>
-      <w:r>
-        <w:t xml:space="preserve">“</w:t>
-      </w:r>
-      <w:r>
-        <w:t xml:space="preserve">filtered out</w:t>
-      </w:r>
-      <w:r>
-        <w:t xml:space="preserve">”</w:t>
-      </w:r>
-      <w:r>
-        <w:t xml:space="preserve"> </w:t>
-      </w:r>
-      <w:r>
-        <w:t xml:space="preserve">the variants and focused only on the standard word forms, for which they received at least four exposures during the learning phase. This explanation is plausible in the context of this short in-lab experiment, though does not seem to be the case in naturalistic settings, where CDS variants are common in children’s early productive vocabularies [CITES] and are produced more often than standard adult word forms in the first years of life</w:t>
-      </w:r>
-      <w:r>
-        <w:t xml:space="preserve"> </w:t>
-      </w:r>
-      <w:r>
-        <w:t xml:space="preserve">(</w:t>
-      </w:r>
-      <w:hyperlink w:anchor="ref-casey2022doggy">
-        <w:r>
-          <w:rPr>
-            <w:rStyle w:val="Hyperlink"/>
-          </w:rPr>
-          <w:t xml:space="preserve">Casey &amp; Casillas, 2022</w:t>
-        </w:r>
-      </w:hyperlink>
-      <w:r>
-        <w:t xml:space="preserve">)</w:t>
+        <w:t xml:space="preserve">5. References</w:t>
+      </w:r>
+    </w:p>
+    <w:bookmarkStart w:id="130" w:name="refs"/>
+    <w:bookmarkStart w:id="60" w:name="ref-lme4"/>
+    <w:p>
+      <w:pPr>
+        <w:pStyle w:val="Bibliography"/>
+      </w:pPr>
+      <w:r>
+        <w:t xml:space="preserve">Bates, D., Mächler, M., Bolker, B., &amp; Walker, S. (2015). Fitting linear mixed-effects models using</w:t>
+      </w:r>
+      <w:r>
+        <w:t xml:space="preserve"> </w:t>
+      </w:r>
+      <w:r>
+        <w:t xml:space="preserve">lme4</w:t>
       </w:r>
       <w:r>
         <w:t xml:space="preserve">.</w:t>
       </w:r>
-    </w:p>
-    <w:p>
-      <w:pPr>
-        <w:pStyle w:val="BodyText"/>
-      </w:pPr>
-      <w:r>
-        <w:t xml:space="preserve">In conclusion, this is the first experimental study to provide evidence that English-hearing toddlers can successfully contend with label variants when learning new words. Future work is still needed to better understand</w:t>
-      </w:r>
-    </w:p>
-    <w:bookmarkEnd w:id="59"/>
-    <w:bookmarkStart w:id="127" w:name="references"/>
-    <w:p>
-      <w:pPr>
-        <w:pStyle w:val="Heading1"/>
-      </w:pPr>
-      <w:r>
-        <w:t xml:space="preserve">5. References</w:t>
-      </w:r>
-    </w:p>
-    <w:bookmarkStart w:id="126" w:name="refs"/>
-    <w:bookmarkStart w:id="61" w:name="ref-lme4"/>
+      <w:r>
+        <w:t xml:space="preserve"> </w:t>
+      </w:r>
+      <w:r>
+        <w:rPr>
+          <w:i/>
+          <w:iCs/>
+        </w:rPr>
+        <w:t xml:space="preserve">Journal of Statistical Software</w:t>
+      </w:r>
+      <w:r>
+        <w:t xml:space="preserve">,</w:t>
+      </w:r>
+      <w:r>
+        <w:t xml:space="preserve"> </w:t>
+      </w:r>
+      <w:r>
+        <w:rPr>
+          <w:i/>
+          <w:iCs/>
+        </w:rPr>
+        <w:t xml:space="preserve">67</w:t>
+      </w:r>
+      <w:r>
+        <w:t xml:space="preserve">(1), 1–48.</w:t>
+      </w:r>
+      <w:r>
+        <w:t xml:space="preserve"> </w:t>
+      </w:r>
+      <w:hyperlink r:id="rId59">
+        <w:r>
+          <w:rPr>
+            <w:rStyle w:val="Hyperlink"/>
+          </w:rPr>
+          <w:t xml:space="preserve">https://doi.org/10.18637/jss.v067.i01</w:t>
+        </w:r>
+      </w:hyperlink>
+    </w:p>
+    <w:bookmarkEnd w:id="60"/>
+    <w:bookmarkStart w:id="61" w:name="ref-praat"/>
     <w:p>
       <w:pPr>
         <w:pStyle w:val="Bibliography"/>
       </w:pPr>
       <w:r>
-        <w:t xml:space="preserve">Bates, D., Mächler, M., Bolker, B., &amp; Walker, S. (2015). Fitting linear mixed-effects models using</w:t>
-      </w:r>
-      <w:r>
-        <w:t xml:space="preserve"> </w:t>
-      </w:r>
-      <w:r>
-        <w:t xml:space="preserve">lme4</w:t>
+        <w:t xml:space="preserve">Boersma, P., &amp; Weenink, D. (2025).</w:t>
+      </w:r>
+      <w:r>
+        <w:t xml:space="preserve"> </w:t>
+      </w:r>
+      <w:r>
+        <w:rPr>
+          <w:i/>
+          <w:iCs/>
+        </w:rPr>
+        <w:t xml:space="preserve">Praat: Doing phonetics by computer [computer program]</w:t>
       </w:r>
       <w:r>
         <w:t xml:space="preserve">.</w:t>
       </w:r>
+    </w:p>
+    <w:bookmarkEnd w:id="61"/>
+    <w:bookmarkStart w:id="62" w:name="ref-braginsky2019consistency"/>
+    <w:p>
+      <w:pPr>
+        <w:pStyle w:val="Bibliography"/>
+      </w:pPr>
+      <w:r>
+        <w:t xml:space="preserve">Braginsky, M., Yurovsky, D., Marchman, V. A., &amp; Frank, M. C. (2019). Consistency and variability in children’s word learning across languages.</w:t>
+      </w:r>
+      <w:r>
+        <w:t xml:space="preserve"> </w:t>
+      </w:r>
+      <w:r>
+        <w:rPr>
+          <w:i/>
+          <w:iCs/>
+        </w:rPr>
+        <w:t xml:space="preserve">Open Mind</w:t>
+      </w:r>
+      <w:r>
+        <w:t xml:space="preserve">,</w:t>
+      </w:r>
+      <w:r>
+        <w:t xml:space="preserve"> </w:t>
+      </w:r>
+      <w:r>
+        <w:rPr>
+          <w:i/>
+          <w:iCs/>
+        </w:rPr>
+        <w:t xml:space="preserve">3</w:t>
+      </w:r>
+      <w:r>
+        <w:t xml:space="preserve">, 52–67.</w:t>
+      </w:r>
+    </w:p>
+    <w:bookmarkEnd w:id="62"/>
+    <w:bookmarkStart w:id="64" w:name="ref-glmmTMB"/>
+    <w:p>
+      <w:pPr>
+        <w:pStyle w:val="Bibliography"/>
+      </w:pPr>
+      <w:r>
+        <w:t xml:space="preserve">Brooks, M. E., Kristensen, K., van Benthem, K. J., Magnusson, A., Berg, C. W., Nielsen, A., Skaug, H. J., Maechler, M., &amp; Bolker, B. M. (2017).</w:t>
+      </w:r>
+      <w:r>
+        <w:t xml:space="preserve"> </w:t>
+      </w:r>
+      <w:r>
+        <w:t xml:space="preserve">glmmTMB</w:t>
+      </w:r>
+      <w:r>
+        <w:t xml:space="preserve"> </w:t>
+      </w:r>
+      <w:r>
+        <w:t xml:space="preserve">balances speed and flexibility among packages for zero-inflated generalized linear mixed modeling.</w:t>
+      </w:r>
+      <w:r>
+        <w:t xml:space="preserve"> </w:t>
+      </w:r>
+      <w:r>
+        <w:rPr>
+          <w:i/>
+          <w:iCs/>
+        </w:rPr>
+        <w:t xml:space="preserve">The R Journal</w:t>
+      </w:r>
+      <w:r>
+        <w:t xml:space="preserve">,</w:t>
+      </w:r>
+      <w:r>
+        <w:t xml:space="preserve"> </w:t>
+      </w:r>
+      <w:r>
+        <w:rPr>
+          <w:i/>
+          <w:iCs/>
+        </w:rPr>
+        <w:t xml:space="preserve">9</w:t>
+      </w:r>
+      <w:r>
+        <w:t xml:space="preserve">(2), 378–400.</w:t>
+      </w:r>
+      <w:r>
+        <w:t xml:space="preserve"> </w:t>
+      </w:r>
+      <w:hyperlink r:id="rId63">
+        <w:r>
+          <w:rPr>
+            <w:rStyle w:val="Hyperlink"/>
+          </w:rPr>
+          <w:t xml:space="preserve">https://doi.org/10.32614/RJ-2017-066</w:t>
+        </w:r>
+      </w:hyperlink>
+    </w:p>
+    <w:bookmarkEnd w:id="64"/>
+    <w:bookmarkStart w:id="65" w:name="ref-brms"/>
+    <w:p>
+      <w:pPr>
+        <w:pStyle w:val="Bibliography"/>
+      </w:pPr>
+      <w:r>
+        <w:t xml:space="preserve">Bürkner, P.-C. (2017). Brms: An r package for bayesian multilevel models using stan.</w:t>
+      </w:r>
       <w:r>
         <w:t xml:space="preserve"> </w:t>
       </w:r>
@@ -5038,64 +5238,194 @@
           <w:i/>
           <w:iCs/>
         </w:rPr>
+        <w:t xml:space="preserve">80</w:t>
+      </w:r>
+      <w:r>
+        <w:t xml:space="preserve">, 1–28.</w:t>
+      </w:r>
+    </w:p>
+    <w:bookmarkEnd w:id="65"/>
+    <w:bookmarkStart w:id="66" w:name="ref-bynon1968berber"/>
+    <w:p>
+      <w:pPr>
+        <w:pStyle w:val="Bibliography"/>
+      </w:pPr>
+      <w:r>
+        <w:t xml:space="preserve">Bynon, J. (1968). Berber nursery language.</w:t>
+      </w:r>
+      <w:r>
+        <w:t xml:space="preserve"> </w:t>
+      </w:r>
+      <w:r>
+        <w:rPr>
+          <w:i/>
+          <w:iCs/>
+        </w:rPr>
+        <w:t xml:space="preserve">Transactions of the Philological Society</w:t>
+      </w:r>
+      <w:r>
+        <w:t xml:space="preserve">,</w:t>
+      </w:r>
+      <w:r>
+        <w:t xml:space="preserve"> </w:t>
+      </w:r>
+      <w:r>
+        <w:rPr>
+          <w:i/>
+          <w:iCs/>
+        </w:rPr>
         <w:t xml:space="preserve">67</w:t>
       </w:r>
       <w:r>
-        <w:t xml:space="preserve">(1), 1–48.</w:t>
-      </w:r>
-      <w:r>
-        <w:t xml:space="preserve"> </w:t>
-      </w:r>
-      <w:hyperlink r:id="rId60">
-        <w:r>
-          <w:rPr>
-            <w:rStyle w:val="Hyperlink"/>
-          </w:rPr>
-          <w:t xml:space="preserve">https://doi.org/10.18637/jss.v067.i01</w:t>
-        </w:r>
-      </w:hyperlink>
-    </w:p>
-    <w:bookmarkEnd w:id="61"/>
-    <w:bookmarkStart w:id="62" w:name="ref-praat"/>
+        <w:t xml:space="preserve">(1), 107–161.</w:t>
+      </w:r>
+    </w:p>
+    <w:bookmarkEnd w:id="66"/>
+    <w:bookmarkStart w:id="67" w:name="ref-callanan2004multiple"/>
     <w:p>
       <w:pPr>
         <w:pStyle w:val="Bibliography"/>
       </w:pPr>
       <w:r>
-        <w:t xml:space="preserve">Boersma, P., &amp; Weenink, D. (2025).</w:t>
-      </w:r>
-      <w:r>
-        <w:t xml:space="preserve"> </w:t>
-      </w:r>
-      <w:r>
-        <w:rPr>
-          <w:i/>
-          <w:iCs/>
-        </w:rPr>
-        <w:t xml:space="preserve">Praat: Doing phonetics by computer [computer program]</w:t>
+        <w:t xml:space="preserve">Callanan, M. A., &amp; Sabbagh, M. A. (2004). Multiple labels for objects in conversations with young children: Parents’ language and children’s developing expectations about word meanings.</w:t>
+      </w:r>
+      <w:r>
+        <w:t xml:space="preserve"> </w:t>
+      </w:r>
+      <w:r>
+        <w:rPr>
+          <w:i/>
+          <w:iCs/>
+        </w:rPr>
+        <w:t xml:space="preserve">Developmental Psychology</w:t>
+      </w:r>
+      <w:r>
+        <w:t xml:space="preserve">,</w:t>
+      </w:r>
+      <w:r>
+        <w:t xml:space="preserve"> </w:t>
+      </w:r>
+      <w:r>
+        <w:rPr>
+          <w:i/>
+          <w:iCs/>
+        </w:rPr>
+        <w:t xml:space="preserve">40</w:t>
+      </w:r>
+      <w:r>
+        <w:t xml:space="preserve">(5), 746.</w:t>
+      </w:r>
+    </w:p>
+    <w:bookmarkEnd w:id="67"/>
+    <w:bookmarkStart w:id="68" w:name="ref-casagrande1948comanche"/>
+    <w:p>
+      <w:pPr>
+        <w:pStyle w:val="Bibliography"/>
+      </w:pPr>
+      <w:r>
+        <w:t xml:space="preserve">Casagrande, J. B. (1948). Comanche baby language.</w:t>
+      </w:r>
+      <w:r>
+        <w:t xml:space="preserve"> </w:t>
+      </w:r>
+      <w:r>
+        <w:rPr>
+          <w:i/>
+          <w:iCs/>
+        </w:rPr>
+        <w:t xml:space="preserve">International Journal of American Linguistics</w:t>
+      </w:r>
+      <w:r>
+        <w:t xml:space="preserve">,</w:t>
+      </w:r>
+      <w:r>
+        <w:t xml:space="preserve"> </w:t>
+      </w:r>
+      <w:r>
+        <w:rPr>
+          <w:i/>
+          <w:iCs/>
+        </w:rPr>
+        <w:t xml:space="preserve">14</w:t>
+      </w:r>
+      <w:r>
+        <w:t xml:space="preserve">(1), 11–14.</w:t>
+      </w:r>
+    </w:p>
+    <w:bookmarkEnd w:id="68"/>
+    <w:bookmarkStart w:id="69" w:name="ref-casey2022doggy"/>
+    <w:p>
+      <w:pPr>
+        <w:pStyle w:val="Bibliography"/>
+      </w:pPr>
+      <w:r>
+        <w:t xml:space="preserve">Casey, K., &amp; Casillas, M. (2022). From doggy to dog: Developmental shifts in children’s use of register-specific words.</w:t>
+      </w:r>
+      <w:r>
+        <w:t xml:space="preserve"> </w:t>
+      </w:r>
+      <w:r>
+        <w:rPr>
+          <w:i/>
+          <w:iCs/>
+        </w:rPr>
+        <w:t xml:space="preserve">Proceedings of the Annual Meeting of the Cognitive Science Society</w:t>
+      </w:r>
+      <w:r>
+        <w:t xml:space="preserve">,</w:t>
+      </w:r>
+      <w:r>
+        <w:t xml:space="preserve"> </w:t>
+      </w:r>
+      <w:r>
+        <w:rPr>
+          <w:i/>
+          <w:iCs/>
+        </w:rPr>
+        <w:t xml:space="preserve">44</w:t>
       </w:r>
       <w:r>
         <w:t xml:space="preserve">.</w:t>
       </w:r>
     </w:p>
-    <w:bookmarkEnd w:id="62"/>
-    <w:bookmarkStart w:id="63" w:name="ref-braginsky2019consistency"/>
+    <w:bookmarkEnd w:id="69"/>
+    <w:bookmarkStart w:id="70" w:name="ref-caseyIPcorpus"/>
     <w:p>
       <w:pPr>
         <w:pStyle w:val="Bibliography"/>
       </w:pPr>
       <w:r>
-        <w:t xml:space="preserve">Braginsky, M., Yurovsky, D., Marchman, V. A., &amp; Frank, M. C. (2019). Consistency and variability in children’s word learning across languages.</w:t>
-      </w:r>
-      <w:r>
-        <w:t xml:space="preserve"> </w:t>
-      </w:r>
-      <w:r>
-        <w:rPr>
-          <w:i/>
-          <w:iCs/>
-        </w:rPr>
-        <w:t xml:space="preserve">Open Mind</w:t>
+        <w:t xml:space="preserve">Casey, K., Levitin, A., &amp; Lew-Williams, C. (in preparation).</w:t>
+      </w:r>
+      <w:r>
+        <w:t xml:space="preserve"> </w:t>
+      </w:r>
+      <w:r>
+        <w:rPr>
+          <w:i/>
+          <w:iCs/>
+        </w:rPr>
+        <w:t xml:space="preserve">Quantifying the amount and impact of label variation in early word learning environments.</w:t>
+      </w:r>
+    </w:p>
+    <w:bookmarkEnd w:id="70"/>
+    <w:bookmarkStart w:id="71" w:name="ref-clark1988logic"/>
+    <w:p>
+      <w:pPr>
+        <w:pStyle w:val="Bibliography"/>
+      </w:pPr>
+      <w:r>
+        <w:t xml:space="preserve">Clark, E. V. (1988). On the logic of contrast.</w:t>
+      </w:r>
+      <w:r>
+        <w:t xml:space="preserve"> </w:t>
+      </w:r>
+      <w:r>
+        <w:rPr>
+          <w:i/>
+          <w:iCs/>
+        </w:rPr>
+        <w:t xml:space="preserve">Journal of Child Language</w:t>
       </w:r>
       <w:r>
         <w:t xml:space="preserve">,</w:t>
@@ -5108,42 +5438,30 @@
           <w:i/>
           <w:iCs/>
         </w:rPr>
-        <w:t xml:space="preserve">3</w:t>
-      </w:r>
-      <w:r>
-        <w:t xml:space="preserve">, 52–67.</w:t>
-      </w:r>
-    </w:p>
-    <w:bookmarkEnd w:id="63"/>
-    <w:bookmarkStart w:id="65" w:name="ref-glmmTMB"/>
+        <w:t xml:space="preserve">15</w:t>
+      </w:r>
+      <w:r>
+        <w:t xml:space="preserve">(2), 317–335.</w:t>
+      </w:r>
+    </w:p>
+    <w:bookmarkEnd w:id="71"/>
+    <w:bookmarkStart w:id="72" w:name="ref-cribari2010beta"/>
     <w:p>
       <w:pPr>
         <w:pStyle w:val="Bibliography"/>
       </w:pPr>
       <w:r>
-        <w:t xml:space="preserve">Brooks, M. E., Kristensen, K., van Benthem, K. J., Magnusson, A., Berg, C. W., Nielsen, A., Skaug, H. J., Maechler, M., &amp; Bolker, B. M. (2017).</w:t>
-      </w:r>
-      <w:r>
-        <w:t xml:space="preserve"> </w:t>
-      </w:r>
-      <w:r>
-        <w:t xml:space="preserve">glmmTMB</w:t>
-      </w:r>
-      <w:r>
-        <w:t xml:space="preserve"> </w:t>
-      </w:r>
-      <w:r>
-        <w:t xml:space="preserve">balances speed and flexibility among packages for zero-inflated generalized linear mixed modeling.</w:t>
-      </w:r>
-      <w:r>
-        <w:t xml:space="preserve"> </w:t>
-      </w:r>
-      <w:r>
-        <w:rPr>
-          <w:i/>
-          <w:iCs/>
-        </w:rPr>
-        <w:t xml:space="preserve">The R Journal</w:t>
+        <w:t xml:space="preserve">Cribari-Neto, F., &amp; Zeileis, A. (2010). Beta regression in r.</w:t>
+      </w:r>
+      <w:r>
+        <w:t xml:space="preserve"> </w:t>
+      </w:r>
+      <w:r>
+        <w:rPr>
+          <w:i/>
+          <w:iCs/>
+        </w:rPr>
+        <w:t xml:space="preserve">Journal of Statistical Software</w:t>
       </w:r>
       <w:r>
         <w:t xml:space="preserve">,</w:t>
@@ -5156,41 +5474,30 @@
           <w:i/>
           <w:iCs/>
         </w:rPr>
-        <w:t xml:space="preserve">9</w:t>
-      </w:r>
-      <w:r>
-        <w:t xml:space="preserve">(2), 378–400.</w:t>
-      </w:r>
-      <w:r>
-        <w:t xml:space="preserve"> </w:t>
-      </w:r>
-      <w:hyperlink r:id="rId64">
-        <w:r>
-          <w:rPr>
-            <w:rStyle w:val="Hyperlink"/>
-          </w:rPr>
-          <w:t xml:space="preserve">https://doi.org/10.32614/RJ-2017-066</w:t>
-        </w:r>
-      </w:hyperlink>
-    </w:p>
-    <w:bookmarkEnd w:id="65"/>
-    <w:bookmarkStart w:id="66" w:name="ref-brms"/>
+        <w:t xml:space="preserve">34</w:t>
+      </w:r>
+      <w:r>
+        <w:t xml:space="preserve">(1), 1–24.</w:t>
+      </w:r>
+    </w:p>
+    <w:bookmarkEnd w:id="72"/>
+    <w:bookmarkStart w:id="73" w:name="ref-deak2001any"/>
     <w:p>
       <w:pPr>
         <w:pStyle w:val="Bibliography"/>
       </w:pPr>
       <w:r>
-        <w:t xml:space="preserve">Bürkner, P.-C. (2017). Brms: An r package for bayesian multilevel models using stan.</w:t>
-      </w:r>
-      <w:r>
-        <w:t xml:space="preserve"> </w:t>
-      </w:r>
-      <w:r>
-        <w:rPr>
-          <w:i/>
-          <w:iCs/>
-        </w:rPr>
-        <w:t xml:space="preserve">Journal of Statistical Software</w:t>
+        <w:t xml:space="preserve">Deak, G. O., Yen, L., &amp; Pettit, J. (2001). By any other name: When will preschoolers produce several labels for a referent?</w:t>
+      </w:r>
+      <w:r>
+        <w:t xml:space="preserve"> </w:t>
+      </w:r>
+      <w:r>
+        <w:rPr>
+          <w:i/>
+          <w:iCs/>
+        </w:rPr>
+        <w:t xml:space="preserve">Journal of Child Language</w:t>
       </w:r>
       <w:r>
         <w:t xml:space="preserve">,</w:t>
@@ -5203,30 +5510,30 @@
           <w:i/>
           <w:iCs/>
         </w:rPr>
-        <w:t xml:space="preserve">80</w:t>
-      </w:r>
-      <w:r>
-        <w:t xml:space="preserve">, 1–28.</w:t>
-      </w:r>
-    </w:p>
-    <w:bookmarkEnd w:id="66"/>
-    <w:bookmarkStart w:id="67" w:name="ref-bynon1968berber"/>
+        <w:t xml:space="preserve">28</w:t>
+      </w:r>
+      <w:r>
+        <w:t xml:space="preserve">(3), 787–804.</w:t>
+      </w:r>
+    </w:p>
+    <w:bookmarkEnd w:id="73"/>
+    <w:bookmarkStart w:id="74" w:name="ref-faul2009statistical"/>
     <w:p>
       <w:pPr>
         <w:pStyle w:val="Bibliography"/>
       </w:pPr>
       <w:r>
-        <w:t xml:space="preserve">Bynon, J. (1968). Berber nursery language.</w:t>
-      </w:r>
-      <w:r>
-        <w:t xml:space="preserve"> </w:t>
-      </w:r>
-      <w:r>
-        <w:rPr>
-          <w:i/>
-          <w:iCs/>
-        </w:rPr>
-        <w:t xml:space="preserve">Transactions of the Philological Society</w:t>
+        <w:t xml:space="preserve">Faul, F., Erdfelder, E., Buchner, A., &amp; Lang, A.-G. (2009). Statistical power analyses using g* power 3.1: Tests for correlation and regression analyses.</w:t>
+      </w:r>
+      <w:r>
+        <w:t xml:space="preserve"> </w:t>
+      </w:r>
+      <w:r>
+        <w:rPr>
+          <w:i/>
+          <w:iCs/>
+        </w:rPr>
+        <w:t xml:space="preserve">Behavior Research Methods</w:t>
       </w:r>
       <w:r>
         <w:t xml:space="preserve">,</w:t>
@@ -5239,30 +5546,30 @@
           <w:i/>
           <w:iCs/>
         </w:rPr>
-        <w:t xml:space="preserve">67</w:t>
-      </w:r>
-      <w:r>
-        <w:t xml:space="preserve">(1), 107–161.</w:t>
-      </w:r>
-    </w:p>
-    <w:bookmarkEnd w:id="67"/>
-    <w:bookmarkStart w:id="68" w:name="ref-callanan2004multiple"/>
+        <w:t xml:space="preserve">41</w:t>
+      </w:r>
+      <w:r>
+        <w:t xml:space="preserve">(4), 1149–1160.</w:t>
+      </w:r>
+    </w:p>
+    <w:bookmarkEnd w:id="74"/>
+    <w:bookmarkStart w:id="75" w:name="ref-ferguson1964baby"/>
     <w:p>
       <w:pPr>
         <w:pStyle w:val="Bibliography"/>
       </w:pPr>
       <w:r>
-        <w:t xml:space="preserve">Callanan, M. A., &amp; Sabbagh, M. A. (2004). Multiple labels for objects in conversations with young children: Parents’ language and children’s developing expectations about word meanings.</w:t>
-      </w:r>
-      <w:r>
-        <w:t xml:space="preserve"> </w:t>
-      </w:r>
-      <w:r>
-        <w:rPr>
-          <w:i/>
-          <w:iCs/>
-        </w:rPr>
-        <w:t xml:space="preserve">Developmental Psychology</w:t>
+        <w:t xml:space="preserve">Ferguson, C. A. (1964). Baby talk in six languages.</w:t>
+      </w:r>
+      <w:r>
+        <w:t xml:space="preserve"> </w:t>
+      </w:r>
+      <w:r>
+        <w:rPr>
+          <w:i/>
+          <w:iCs/>
+        </w:rPr>
+        <w:t xml:space="preserve">American Anthropologist</w:t>
       </w:r>
       <w:r>
         <w:t xml:space="preserve">,</w:t>
@@ -5275,308 +5582,59 @@
           <w:i/>
           <w:iCs/>
         </w:rPr>
-        <w:t xml:space="preserve">40</w:t>
-      </w:r>
-      <w:r>
-        <w:t xml:space="preserve">(5), 746.</w:t>
-      </w:r>
-    </w:p>
-    <w:bookmarkEnd w:id="68"/>
-    <w:bookmarkStart w:id="69" w:name="ref-casagrande1948comanche"/>
+        <w:t xml:space="preserve">66</w:t>
+      </w:r>
+      <w:r>
+        <w:t xml:space="preserve">(6), 103–114.</w:t>
+      </w:r>
+    </w:p>
+    <w:bookmarkEnd w:id="75"/>
+    <w:bookmarkStart w:id="76" w:name="ref-fernald2008looking"/>
     <w:p>
       <w:pPr>
         <w:pStyle w:val="Bibliography"/>
       </w:pPr>
       <w:r>
-        <w:t xml:space="preserve">Casagrande, J. B. (1948). Comanche baby language.</w:t>
-      </w:r>
-      <w:r>
-        <w:t xml:space="preserve"> </w:t>
-      </w:r>
-      <w:r>
-        <w:rPr>
-          <w:i/>
-          <w:iCs/>
-        </w:rPr>
-        <w:t xml:space="preserve">International Journal of American Linguistics</w:t>
-      </w:r>
-      <w:r>
-        <w:t xml:space="preserve">,</w:t>
-      </w:r>
-      <w:r>
-        <w:t xml:space="preserve"> </w:t>
-      </w:r>
-      <w:r>
-        <w:rPr>
-          <w:i/>
-          <w:iCs/>
-        </w:rPr>
-        <w:t xml:space="preserve">14</w:t>
-      </w:r>
-      <w:r>
-        <w:t xml:space="preserve">(1), 11–14.</w:t>
-      </w:r>
-    </w:p>
-    <w:bookmarkEnd w:id="69"/>
-    <w:bookmarkStart w:id="70" w:name="ref-casey2022doggy"/>
+        <w:t xml:space="preserve">Fernald, A. E., Zangl, R., Portillo, A. L., &amp; Marchman, V. A. (2008). Looking while listening: Using eye movements to monitor spoken language comprehension by infants and young children. In</w:t>
+      </w:r>
+      <w:r>
+        <w:t xml:space="preserve"> </w:t>
+      </w:r>
+      <w:r>
+        <w:rPr>
+          <w:i/>
+          <w:iCs/>
+        </w:rPr>
+        <w:t xml:space="preserve">Developmental psycholinguistics: On-line methods in children’s language processing</w:t>
+      </w:r>
+      <w:r>
+        <w:t xml:space="preserve"> </w:t>
+      </w:r>
+      <w:r>
+        <w:t xml:space="preserve">(pp. 97–135). John Benjamins Publishing Company.</w:t>
+      </w:r>
+    </w:p>
+    <w:bookmarkEnd w:id="76"/>
+    <w:bookmarkStart w:id="77" w:name="ref-frank2021variability"/>
     <w:p>
       <w:pPr>
         <w:pStyle w:val="Bibliography"/>
       </w:pPr>
       <w:r>
-        <w:t xml:space="preserve">Casey, K., &amp; Casillas, M. (2022). From doggy to dog: Developmental shifts in children’s use of register-specific words.</w:t>
-      </w:r>
-      <w:r>
-        <w:t xml:space="preserve"> </w:t>
-      </w:r>
-      <w:r>
-        <w:rPr>
-          <w:i/>
-          <w:iCs/>
-        </w:rPr>
-        <w:t xml:space="preserve">Proceedings of the Annual Meeting of the Cognitive Science Society</w:t>
-      </w:r>
-      <w:r>
-        <w:t xml:space="preserve">,</w:t>
-      </w:r>
-      <w:r>
-        <w:t xml:space="preserve"> </w:t>
-      </w:r>
-      <w:r>
-        <w:rPr>
-          <w:i/>
-          <w:iCs/>
-        </w:rPr>
-        <w:t xml:space="preserve">44</w:t>
-      </w:r>
-      <w:r>
-        <w:t xml:space="preserve">.</w:t>
-      </w:r>
-    </w:p>
-    <w:bookmarkEnd w:id="70"/>
-    <w:bookmarkStart w:id="71" w:name="ref-caseyIPcorpus"/>
-    <w:p>
-      <w:pPr>
-        <w:pStyle w:val="Bibliography"/>
-      </w:pPr>
-      <w:r>
-        <w:t xml:space="preserve">Casey, K., Levitin, A., &amp; Lew-Williams, C. (in preparation).</w:t>
-      </w:r>
-      <w:r>
-        <w:t xml:space="preserve"> </w:t>
-      </w:r>
-      <w:r>
-        <w:rPr>
-          <w:i/>
-          <w:iCs/>
-        </w:rPr>
-        <w:t xml:space="preserve">Quantifying the amount and impact of label variation in early word learning environments.</w:t>
-      </w:r>
-    </w:p>
-    <w:bookmarkEnd w:id="71"/>
-    <w:bookmarkStart w:id="72" w:name="ref-clark1988logic"/>
-    <w:p>
-      <w:pPr>
-        <w:pStyle w:val="Bibliography"/>
-      </w:pPr>
-      <w:r>
-        <w:t xml:space="preserve">Clark, E. V. (1988). On the logic of contrast.</w:t>
-      </w:r>
-      <w:r>
-        <w:t xml:space="preserve"> </w:t>
-      </w:r>
-      <w:r>
-        <w:rPr>
-          <w:i/>
-          <w:iCs/>
-        </w:rPr>
-        <w:t xml:space="preserve">Journal of Child Language</w:t>
-      </w:r>
-      <w:r>
-        <w:t xml:space="preserve">,</w:t>
-      </w:r>
-      <w:r>
-        <w:t xml:space="preserve"> </w:t>
-      </w:r>
-      <w:r>
-        <w:rPr>
-          <w:i/>
-          <w:iCs/>
-        </w:rPr>
-        <w:t xml:space="preserve">15</w:t>
-      </w:r>
-      <w:r>
-        <w:t xml:space="preserve">(2), 317–335.</w:t>
-      </w:r>
-    </w:p>
-    <w:bookmarkEnd w:id="72"/>
-    <w:bookmarkStart w:id="73" w:name="ref-cribari2010beta"/>
-    <w:p>
-      <w:pPr>
-        <w:pStyle w:val="Bibliography"/>
-      </w:pPr>
-      <w:r>
-        <w:t xml:space="preserve">Cribari-Neto, F., &amp; Zeileis, A. (2010). Beta regression in r.</w:t>
-      </w:r>
-      <w:r>
-        <w:t xml:space="preserve"> </w:t>
-      </w:r>
-      <w:r>
-        <w:rPr>
-          <w:i/>
-          <w:iCs/>
-        </w:rPr>
-        <w:t xml:space="preserve">Journal of Statistical Software</w:t>
-      </w:r>
-      <w:r>
-        <w:t xml:space="preserve">,</w:t>
-      </w:r>
-      <w:r>
-        <w:t xml:space="preserve"> </w:t>
-      </w:r>
-      <w:r>
-        <w:rPr>
-          <w:i/>
-          <w:iCs/>
-        </w:rPr>
-        <w:t xml:space="preserve">34</w:t>
-      </w:r>
-      <w:r>
-        <w:t xml:space="preserve">(1), 1–24.</w:t>
-      </w:r>
-    </w:p>
-    <w:bookmarkEnd w:id="73"/>
-    <w:bookmarkStart w:id="74" w:name="ref-deak2001any"/>
-    <w:p>
-      <w:pPr>
-        <w:pStyle w:val="Bibliography"/>
-      </w:pPr>
-      <w:r>
-        <w:t xml:space="preserve">Deak, G. O., Yen, L., &amp; Pettit, J. (2001). By any other name: When will preschoolers produce several labels for a referent?</w:t>
-      </w:r>
-      <w:r>
-        <w:t xml:space="preserve"> </w:t>
-      </w:r>
-      <w:r>
-        <w:rPr>
-          <w:i/>
-          <w:iCs/>
-        </w:rPr>
-        <w:t xml:space="preserve">Journal of Child Language</w:t>
-      </w:r>
-      <w:r>
-        <w:t xml:space="preserve">,</w:t>
-      </w:r>
-      <w:r>
-        <w:t xml:space="preserve"> </w:t>
-      </w:r>
-      <w:r>
-        <w:rPr>
-          <w:i/>
-          <w:iCs/>
-        </w:rPr>
-        <w:t xml:space="preserve">28</w:t>
-      </w:r>
-      <w:r>
-        <w:t xml:space="preserve">(3), 787–804.</w:t>
-      </w:r>
-    </w:p>
-    <w:bookmarkEnd w:id="74"/>
-    <w:bookmarkStart w:id="75" w:name="ref-faul2009statistical"/>
-    <w:p>
-      <w:pPr>
-        <w:pStyle w:val="Bibliography"/>
-      </w:pPr>
-      <w:r>
-        <w:t xml:space="preserve">Faul, F., Erdfelder, E., Buchner, A., &amp; Lang, A.-G. (2009). Statistical power analyses using g* power 3.1: Tests for correlation and regression analyses.</w:t>
-      </w:r>
-      <w:r>
-        <w:t xml:space="preserve"> </w:t>
-      </w:r>
-      <w:r>
-        <w:rPr>
-          <w:i/>
-          <w:iCs/>
-        </w:rPr>
-        <w:t xml:space="preserve">Behavior Research Methods</w:t>
-      </w:r>
-      <w:r>
-        <w:t xml:space="preserve">,</w:t>
-      </w:r>
-      <w:r>
-        <w:t xml:space="preserve"> </w:t>
-      </w:r>
-      <w:r>
-        <w:rPr>
-          <w:i/>
-          <w:iCs/>
-        </w:rPr>
-        <w:t xml:space="preserve">41</w:t>
-      </w:r>
-      <w:r>
-        <w:t xml:space="preserve">(4), 1149–1160.</w:t>
-      </w:r>
-    </w:p>
-    <w:bookmarkEnd w:id="75"/>
-    <w:bookmarkStart w:id="76" w:name="ref-ferguson1964baby"/>
-    <w:p>
-      <w:pPr>
-        <w:pStyle w:val="Bibliography"/>
-      </w:pPr>
-      <w:r>
-        <w:t xml:space="preserve">Ferguson, C. A. (1964). Baby talk in six languages.</w:t>
-      </w:r>
-      <w:r>
-        <w:t xml:space="preserve"> </w:t>
-      </w:r>
-      <w:r>
-        <w:rPr>
-          <w:i/>
-          <w:iCs/>
-        </w:rPr>
-        <w:t xml:space="preserve">American Anthropologist</w:t>
-      </w:r>
-      <w:r>
-        <w:t xml:space="preserve">,</w:t>
-      </w:r>
-      <w:r>
-        <w:t xml:space="preserve"> </w:t>
-      </w:r>
-      <w:r>
-        <w:rPr>
-          <w:i/>
-          <w:iCs/>
-        </w:rPr>
-        <w:t xml:space="preserve">66</w:t>
-      </w:r>
-      <w:r>
-        <w:t xml:space="preserve">(6), 103–114.</w:t>
-      </w:r>
-    </w:p>
-    <w:bookmarkEnd w:id="76"/>
-    <w:bookmarkStart w:id="77" w:name="ref-fernald2008looking"/>
-    <w:p>
-      <w:pPr>
-        <w:pStyle w:val="Bibliography"/>
-      </w:pPr>
-      <w:r>
-        <w:t xml:space="preserve">Fernald, A. E., Zangl, R., Portillo, A. L., &amp; Marchman, V. A. (2008). Looking while listening: Using eye movements to monitor spoken language comprehension by infants and young children. In</w:t>
-      </w:r>
-      <w:r>
-        <w:t xml:space="preserve"> </w:t>
-      </w:r>
-      <w:r>
-        <w:rPr>
-          <w:i/>
-          <w:iCs/>
-        </w:rPr>
-        <w:t xml:space="preserve">Developmental psycholinguistics: On-line methods in children’s language processing</w:t>
-      </w:r>
-      <w:r>
-        <w:t xml:space="preserve"> </w:t>
-      </w:r>
-      <w:r>
-        <w:t xml:space="preserve">(pp. 97–135). John Benjamins Publishing Company.</w:t>
+        <w:t xml:space="preserve">Frank, M. C., Braginsky, M., Yurovsky, D., &amp; Marchman, V. A. (2021).</w:t>
+      </w:r>
+      <w:r>
+        <w:t xml:space="preserve"> </w:t>
+      </w:r>
+      <w:r>
+        <w:rPr>
+          <w:i/>
+          <w:iCs/>
+        </w:rPr>
+        <w:t xml:space="preserve">Variability and consistency in early language learning: The wordbank project</w:t>
+      </w:r>
+      <w:r>
+        <w:t xml:space="preserve">. MIT Press.</w:t>
       </w:r>
     </w:p>
     <w:bookmarkEnd w:id="77"/>
@@ -5788,12 +5846,48 @@
       </w:r>
     </w:p>
     <w:bookmarkEnd w:id="83"/>
-    <w:bookmarkStart w:id="84" w:name="ref-laing2017perceptual"/>
+    <w:bookmarkStart w:id="84" w:name="ref-laing2019role"/>
     <w:p>
       <w:pPr>
         <w:pStyle w:val="Bibliography"/>
       </w:pPr>
       <w:r>
+        <w:t xml:space="preserve">Laing, C. (2019). A role for onomatopoeia in early language: Evidence from phonological development.</w:t>
+      </w:r>
+      <w:r>
+        <w:t xml:space="preserve"> </w:t>
+      </w:r>
+      <w:r>
+        <w:rPr>
+          <w:i/>
+          <w:iCs/>
+        </w:rPr>
+        <w:t xml:space="preserve">Language and Cognition</w:t>
+      </w:r>
+      <w:r>
+        <w:t xml:space="preserve">,</w:t>
+      </w:r>
+      <w:r>
+        <w:t xml:space="preserve"> </w:t>
+      </w:r>
+      <w:r>
+        <w:rPr>
+          <w:i/>
+          <w:iCs/>
+        </w:rPr>
+        <w:t xml:space="preserve">11</w:t>
+      </w:r>
+      <w:r>
+        <w:t xml:space="preserve">(2), 173–187.</w:t>
+      </w:r>
+    </w:p>
+    <w:bookmarkEnd w:id="84"/>
+    <w:bookmarkStart w:id="85" w:name="ref-laing2017perceptual"/>
+    <w:p>
+      <w:pPr>
+        <w:pStyle w:val="Bibliography"/>
+      </w:pPr>
+      <w:r>
         <w:t xml:space="preserve">Laing, C. E. (2017). A perceptual advantage for onomatopoeia in early word learning: Evidence from eye-tracking.</w:t>
       </w:r>
       <w:r>
@@ -5823,8 +5917,8 @@
         <w:t xml:space="preserve">, 32–45.</w:t>
       </w:r>
     </w:p>
-    <w:bookmarkEnd w:id="84"/>
-    <w:bookmarkStart w:id="85" w:name="ref-liu2018review"/>
+    <w:bookmarkEnd w:id="85"/>
+    <w:bookmarkStart w:id="86" w:name="ref-liu2018review"/>
     <w:p>
       <w:pPr>
         <w:pStyle w:val="Bibliography"/>
@@ -5859,8 +5953,8 @@
         <w:t xml:space="preserve">(4), 1024–1044.</w:t>
       </w:r>
     </w:p>
-    <w:bookmarkEnd w:id="85"/>
-    <w:bookmarkStart w:id="86" w:name="ref-manybabies2020quantifying"/>
+    <w:bookmarkEnd w:id="86"/>
+    <w:bookmarkStart w:id="87" w:name="ref-manybabies2020quantifying"/>
     <w:p>
       <w:pPr>
         <w:pStyle w:val="Bibliography"/>
@@ -5895,8 +5989,8 @@
         <w:t xml:space="preserve">(1), 24–52.</w:t>
       </w:r>
     </w:p>
-    <w:bookmarkEnd w:id="86"/>
-    <w:bookmarkStart w:id="87" w:name="ref-markman1988children"/>
+    <w:bookmarkEnd w:id="87"/>
+    <w:bookmarkStart w:id="88" w:name="ref-markman1988children"/>
     <w:p>
       <w:pPr>
         <w:pStyle w:val="Bibliography"/>
@@ -5931,8 +6025,8 @@
         <w:t xml:space="preserve">(2), 121–157.</w:t>
       </w:r>
     </w:p>
-    <w:bookmarkEnd w:id="87"/>
-    <w:bookmarkStart w:id="88" w:name="ref-markman2003use"/>
+    <w:bookmarkEnd w:id="88"/>
+    <w:bookmarkStart w:id="89" w:name="ref-markman2003use"/>
     <w:p>
       <w:pPr>
         <w:pStyle w:val="Bibliography"/>
@@ -5967,8 +6061,8 @@
         <w:t xml:space="preserve">(3), 241–275.</w:t>
       </w:r>
     </w:p>
-    <w:bookmarkEnd w:id="88"/>
-    <w:bookmarkStart w:id="89" w:name="ref-mazuka2008japanese"/>
+    <w:bookmarkEnd w:id="89"/>
+    <w:bookmarkStart w:id="90" w:name="ref-mazuka2008japanese"/>
     <w:p>
       <w:pPr>
         <w:pStyle w:val="Bibliography"/>
@@ -5993,8 +6087,8 @@
         <w:t xml:space="preserve">(pp. 39–58). Springer.</w:t>
       </w:r>
     </w:p>
-    <w:bookmarkEnd w:id="89"/>
-    <w:bookmarkStart w:id="90" w:name="ref-merriman1989mutual"/>
+    <w:bookmarkEnd w:id="90"/>
+    <w:bookmarkStart w:id="91" w:name="ref-merriman1989mutual"/>
     <w:p>
       <w:pPr>
         <w:pStyle w:val="Bibliography"/>
@@ -6016,8 +6110,8 @@
         <w:t xml:space="preserve">, i–129.</w:t>
       </w:r>
     </w:p>
-    <w:bookmarkEnd w:id="90"/>
-    <w:bookmarkStart w:id="91" w:name="ref-merritt1994artifact"/>
+    <w:bookmarkEnd w:id="91"/>
+    <w:bookmarkStart w:id="92" w:name="ref-merritt1994artifact"/>
     <w:p>
       <w:pPr>
         <w:pStyle w:val="Bibliography"/>
@@ -6052,8 +6146,8 @@
         <w:t xml:space="preserve">(1), 56–59.</w:t>
       </w:r>
     </w:p>
-    <w:bookmarkEnd w:id="91"/>
-    <w:bookmarkStart w:id="92" w:name="ref-mervis1994two"/>
+    <w:bookmarkEnd w:id="92"/>
+    <w:bookmarkStart w:id="93" w:name="ref-mervis1994two"/>
     <w:p>
       <w:pPr>
         <w:pStyle w:val="Bibliography"/>
@@ -6088,8 +6182,8 @@
         <w:t xml:space="preserve">(4), 1163–1177.</w:t>
       </w:r>
     </w:p>
-    <w:bookmarkEnd w:id="92"/>
-    <w:bookmarkStart w:id="93" w:name="ref-miyazawa2017vowels"/>
+    <w:bookmarkEnd w:id="93"/>
+    <w:bookmarkStart w:id="94" w:name="ref-miyazawa2017vowels"/>
     <w:p>
       <w:pPr>
         <w:pStyle w:val="Bibliography"/>
@@ -6124,8 +6218,8 @@
         <w:t xml:space="preserve">, 84–93.</w:t>
       </w:r>
     </w:p>
-    <w:bookmarkEnd w:id="93"/>
-    <w:bookmarkStart w:id="94" w:name="ref-moore2024wordform"/>
+    <w:bookmarkEnd w:id="94"/>
+    <w:bookmarkStart w:id="95" w:name="ref-moore2024wordform"/>
     <w:p>
       <w:pPr>
         <w:pStyle w:val="Bibliography"/>
@@ -6160,8 +6254,8 @@
         <w:t xml:space="preserve">, 105694.</w:t>
       </w:r>
     </w:p>
-    <w:bookmarkEnd w:id="94"/>
-    <w:bookmarkStart w:id="95" w:name="ref-nencheva2021moment"/>
+    <w:bookmarkEnd w:id="95"/>
+    <w:bookmarkStart w:id="96" w:name="ref-nencheva2021moment"/>
     <w:p>
       <w:pPr>
         <w:pStyle w:val="Bibliography"/>
@@ -6196,8 +6290,8 @@
         <w:t xml:space="preserve">(1), e12997.</w:t>
       </w:r>
     </w:p>
-    <w:bookmarkEnd w:id="95"/>
-    <w:bookmarkStart w:id="96" w:name="ref-ota2018choo"/>
+    <w:bookmarkEnd w:id="96"/>
+    <w:bookmarkStart w:id="97" w:name="ref-ota2018choo"/>
     <w:p>
       <w:pPr>
         <w:pStyle w:val="Bibliography"/>
@@ -6232,8 +6326,8 @@
         <w:t xml:space="preserve">(6), 1974–1999.</w:t>
       </w:r>
     </w:p>
-    <w:bookmarkEnd w:id="96"/>
-    <w:bookmarkStart w:id="97" w:name="ref-ota2016reduplicated"/>
+    <w:bookmarkEnd w:id="97"/>
+    <w:bookmarkStart w:id="98" w:name="ref-ota2016reduplicated"/>
     <w:p>
       <w:pPr>
         <w:pStyle w:val="Bibliography"/>
@@ -6268,8 +6362,8 @@
         <w:t xml:space="preserve">(4), 380–397.</w:t>
       </w:r>
     </w:p>
-    <w:bookmarkEnd w:id="97"/>
-    <w:bookmarkStart w:id="98" w:name="ref-ota2018reduplication"/>
+    <w:bookmarkEnd w:id="98"/>
+    <w:bookmarkStart w:id="99" w:name="ref-ota2018reduplication"/>
     <w:p>
       <w:pPr>
         <w:pStyle w:val="Bibliography"/>
@@ -6304,13 +6398,49 @@
         <w:t xml:space="preserve">(1), 204–218.</w:t>
       </w:r>
     </w:p>
-    <w:bookmarkEnd w:id="98"/>
-    <w:bookmarkStart w:id="99" w:name="ref-potter2024frequent"/>
+    <w:bookmarkEnd w:id="99"/>
+    <w:bookmarkStart w:id="100" w:name="ref-potter2019infants"/>
     <w:p>
       <w:pPr>
         <w:pStyle w:val="Bibliography"/>
       </w:pPr>
       <w:r>
+        <w:t xml:space="preserve">Potter, C. E., &amp; Lew-Williams, C. (2019). Infants’ selective use of reliable cues in multidimensional language input.</w:t>
+      </w:r>
+      <w:r>
+        <w:t xml:space="preserve"> </w:t>
+      </w:r>
+      <w:r>
+        <w:rPr>
+          <w:i/>
+          <w:iCs/>
+        </w:rPr>
+        <w:t xml:space="preserve">Developmental Psychology</w:t>
+      </w:r>
+      <w:r>
+        <w:t xml:space="preserve">,</w:t>
+      </w:r>
+      <w:r>
+        <w:t xml:space="preserve"> </w:t>
+      </w:r>
+      <w:r>
+        <w:rPr>
+          <w:i/>
+          <w:iCs/>
+        </w:rPr>
+        <w:t xml:space="preserve">55</w:t>
+      </w:r>
+      <w:r>
+        <w:t xml:space="preserve">(1), 1.</w:t>
+      </w:r>
+    </w:p>
+    <w:bookmarkEnd w:id="100"/>
+    <w:bookmarkStart w:id="101" w:name="ref-potter2024frequent"/>
+    <w:p>
+      <w:pPr>
+        <w:pStyle w:val="Bibliography"/>
+      </w:pPr>
+      <w:r>
         <w:t xml:space="preserve">Potter, C. E., &amp; Lew-Williams, C. (2024). Frequent vs. Infrequent words shape toddlers’ real-time sentence comprehension.</w:t>
       </w:r>
       <w:r>
@@ -6340,8 +6470,8 @@
         <w:t xml:space="preserve">(6), 1478–1488.</w:t>
       </w:r>
     </w:p>
-    <w:bookmarkEnd w:id="99"/>
-    <w:bookmarkStart w:id="100" w:name="ref-pye1986quiche"/>
+    <w:bookmarkEnd w:id="101"/>
+    <w:bookmarkStart w:id="102" w:name="ref-pye1986quiche"/>
     <w:p>
       <w:pPr>
         <w:pStyle w:val="Bibliography"/>
@@ -6385,8 +6515,8 @@
         <w:t xml:space="preserve">(1), 85–100.</w:t>
       </w:r>
     </w:p>
-    <w:bookmarkEnd w:id="100"/>
-    <w:bookmarkStart w:id="101" w:name="ref-quam2023protracted"/>
+    <w:bookmarkEnd w:id="102"/>
+    <w:bookmarkStart w:id="103" w:name="ref-quam2023protracted"/>
     <w:p>
       <w:pPr>
         <w:pStyle w:val="Bibliography"/>
@@ -6421,8 +6551,8 @@
         <w:t xml:space="preserve">(3-4), 256–276.</w:t>
       </w:r>
     </w:p>
-    <w:bookmarkEnd w:id="101"/>
-    <w:bookmarkStart w:id="102" w:name="ref-rasanen2018infant"/>
+    <w:bookmarkEnd w:id="103"/>
+    <w:bookmarkStart w:id="104" w:name="ref-rasanen2018infant"/>
     <w:p>
       <w:pPr>
         <w:pStyle w:val="Bibliography"/>
@@ -6457,8 +6587,8 @@
         <w:t xml:space="preserve">, 193–206.</w:t>
       </w:r>
     </w:p>
-    <w:bookmarkEnd w:id="102"/>
-    <w:bookmarkStart w:id="103" w:name="ref-regier2005emergence"/>
+    <w:bookmarkEnd w:id="104"/>
+    <w:bookmarkStart w:id="105" w:name="ref-regier2005emergence"/>
     <w:p>
       <w:pPr>
         <w:pStyle w:val="Bibliography"/>
@@ -6493,8 +6623,8 @@
         <w:t xml:space="preserve">(6), 819–865.</w:t>
       </w:r>
     </w:p>
-    <w:bookmarkEnd w:id="103"/>
-    <w:bookmarkStart w:id="104" w:name="ref-reuter2019predict"/>
+    <w:bookmarkEnd w:id="105"/>
+    <w:bookmarkStart w:id="106" w:name="ref-reuter2019predict"/>
     <w:p>
       <w:pPr>
         <w:pStyle w:val="Bibliography"/>
@@ -6529,8 +6659,8 @@
         <w:t xml:space="preserve">(8), 1656.</w:t>
       </w:r>
     </w:p>
-    <w:bookmarkEnd w:id="104"/>
-    <w:bookmarkStart w:id="105" w:name="ref-sarvasy2025child"/>
+    <w:bookmarkEnd w:id="106"/>
+    <w:bookmarkStart w:id="107" w:name="ref-sarvasy2025child"/>
     <w:p>
       <w:pPr>
         <w:pStyle w:val="Bibliography"/>
@@ -6565,8 +6695,8 @@
         <w:t xml:space="preserve">(3), 191–244.</w:t>
       </w:r>
     </w:p>
-    <w:bookmarkEnd w:id="105"/>
-    <w:bookmarkStart w:id="107" w:name="ref-procreate"/>
+    <w:bookmarkEnd w:id="107"/>
+    <w:bookmarkStart w:id="109" w:name="ref-procreate"/>
     <w:p>
       <w:pPr>
         <w:pStyle w:val="Bibliography"/>
@@ -6602,7 +6732,7 @@
       <w:r>
         <w:t xml:space="preserve"> </w:t>
       </w:r>
-      <w:hyperlink r:id="rId106">
+      <w:hyperlink r:id="rId108">
         <w:r>
           <w:rPr>
             <w:rStyle w:val="Hyperlink"/>
@@ -6611,8 +6741,8 @@
         </w:r>
       </w:hyperlink>
     </w:p>
-    <w:bookmarkEnd w:id="107"/>
-    <w:bookmarkStart w:id="108" w:name="ref-savickiene1998acquisition"/>
+    <w:bookmarkEnd w:id="109"/>
+    <w:bookmarkStart w:id="110" w:name="ref-savickiene1998acquisition"/>
     <w:p>
       <w:pPr>
         <w:pStyle w:val="Bibliography"/>
@@ -6634,8 +6764,8 @@
         <w:t xml:space="preserve">, 129.</w:t>
       </w:r>
     </w:p>
-    <w:bookmarkEnd w:id="108"/>
-    <w:bookmarkStart w:id="109" w:name="ref-schwab2016repetition"/>
+    <w:bookmarkEnd w:id="110"/>
+    <w:bookmarkStart w:id="111" w:name="ref-schwab2016repetition"/>
     <w:p>
       <w:pPr>
         <w:pStyle w:val="Bibliography"/>
@@ -6670,8 +6800,8 @@
         <w:t xml:space="preserve">(6), 879.</w:t>
       </w:r>
     </w:p>
-    <w:bookmarkEnd w:id="109"/>
-    <w:bookmarkStart w:id="110" w:name="ref-segal2015infant"/>
+    <w:bookmarkEnd w:id="111"/>
+    <w:bookmarkStart w:id="112" w:name="ref-segal2015infant"/>
     <w:p>
       <w:pPr>
         <w:pStyle w:val="Bibliography"/>
@@ -6706,8 +6836,8 @@
         <w:t xml:space="preserve">(3), 339–351.</w:t>
       </w:r>
     </w:p>
-    <w:bookmarkEnd w:id="110"/>
-    <w:bookmarkStart w:id="111" w:name="ref-smith2008infants"/>
+    <w:bookmarkEnd w:id="112"/>
+    <w:bookmarkStart w:id="113" w:name="ref-smith2008infants"/>
     <w:p>
       <w:pPr>
         <w:pStyle w:val="Bibliography"/>
@@ -6742,8 +6872,8 @@
         <w:t xml:space="preserve">(3), 1558–1568.</w:t>
       </w:r>
     </w:p>
-    <w:bookmarkEnd w:id="111"/>
-    <w:bookmarkStart w:id="112" w:name="ref-soderstrom2007beyond"/>
+    <w:bookmarkEnd w:id="113"/>
+    <w:bookmarkStart w:id="114" w:name="ref-soderstrom2007beyond"/>
     <w:p>
       <w:pPr>
         <w:pStyle w:val="Bibliography"/>
@@ -6778,8 +6908,8 @@
         <w:t xml:space="preserve">(4), 501–532.</w:t>
       </w:r>
     </w:p>
-    <w:bookmarkEnd w:id="112"/>
-    <w:bookmarkStart w:id="114" w:name="ref-rstan"/>
+    <w:bookmarkEnd w:id="114"/>
+    <w:bookmarkStart w:id="116" w:name="ref-rstan"/>
     <w:p>
       <w:pPr>
         <w:pStyle w:val="Bibliography"/>
@@ -6852,7 +6982,7 @@
       <w:r>
         <w:t xml:space="preserve"> </w:t>
       </w:r>
-      <w:hyperlink r:id="rId113">
+      <w:hyperlink r:id="rId115">
         <w:r>
           <w:rPr>
             <w:rStyle w:val="Hyperlink"/>
@@ -6861,8 +6991,8 @@
         </w:r>
       </w:hyperlink>
     </w:p>
-    <w:bookmarkEnd w:id="114"/>
-    <w:bookmarkStart w:id="115" w:name="ref-stevens2017pursuit"/>
+    <w:bookmarkEnd w:id="116"/>
+    <w:bookmarkStart w:id="117" w:name="ref-stevens2017pursuit"/>
     <w:p>
       <w:pPr>
         <w:pStyle w:val="Bibliography"/>
@@ -6897,8 +7027,8 @@
         <w:t xml:space="preserve">, 638–676.</w:t>
       </w:r>
     </w:p>
-    <w:bookmarkEnd w:id="115"/>
-    <w:bookmarkStart w:id="116" w:name="ref-swingley2011looking"/>
+    <w:bookmarkEnd w:id="117"/>
+    <w:bookmarkStart w:id="118" w:name="ref-swingley2011looking"/>
     <w:p>
       <w:pPr>
         <w:pStyle w:val="Bibliography"/>
@@ -6920,13 +7050,49 @@
         <w:t xml:space="preserve">, 29–42.</w:t>
       </w:r>
     </w:p>
-    <w:bookmarkEnd w:id="116"/>
-    <w:bookmarkStart w:id="117" w:name="ref-swingley2000spoken"/>
+    <w:bookmarkEnd w:id="118"/>
+    <w:bookmarkStart w:id="119" w:name="ref-swingley2016two"/>
     <w:p>
       <w:pPr>
         <w:pStyle w:val="Bibliography"/>
       </w:pPr>
       <w:r>
+        <w:t xml:space="preserve">Swingley, D. (2016). Two-year-olds interpret novel phonological neighbors as familiar words.</w:t>
+      </w:r>
+      <w:r>
+        <w:t xml:space="preserve"> </w:t>
+      </w:r>
+      <w:r>
+        <w:rPr>
+          <w:i/>
+          <w:iCs/>
+        </w:rPr>
+        <w:t xml:space="preserve">Developmental Psychology</w:t>
+      </w:r>
+      <w:r>
+        <w:t xml:space="preserve">,</w:t>
+      </w:r>
+      <w:r>
+        <w:t xml:space="preserve"> </w:t>
+      </w:r>
+      <w:r>
+        <w:rPr>
+          <w:i/>
+          <w:iCs/>
+        </w:rPr>
+        <w:t xml:space="preserve">52</w:t>
+      </w:r>
+      <w:r>
+        <w:t xml:space="preserve">(7), 1011.</w:t>
+      </w:r>
+    </w:p>
+    <w:bookmarkEnd w:id="119"/>
+    <w:bookmarkStart w:id="120" w:name="ref-swingley2000spoken"/>
+    <w:p>
+      <w:pPr>
+        <w:pStyle w:val="Bibliography"/>
+      </w:pPr>
+      <w:r>
         <w:t xml:space="preserve">Swingley, D., &amp; Aslin, R. N. (2000). Spoken word recognition and lexical representation in very young children.</w:t>
       </w:r>
       <w:r>
@@ -6956,8 +7122,8 @@
         <w:t xml:space="preserve">(2), 147–166.</w:t>
       </w:r>
     </w:p>
-    <w:bookmarkEnd w:id="117"/>
-    <w:bookmarkStart w:id="118" w:name="ref-swingley2007lexical"/>
+    <w:bookmarkEnd w:id="120"/>
+    <w:bookmarkStart w:id="121" w:name="ref-swingley2007lexical"/>
     <w:p>
       <w:pPr>
         <w:pStyle w:val="Bibliography"/>
@@ -6992,13 +7158,49 @@
         <w:t xml:space="preserve">(2), 99–132.</w:t>
       </w:r>
     </w:p>
-    <w:bookmarkEnd w:id="118"/>
-    <w:bookmarkStart w:id="119" w:name="ref-tippenhauerURvariety"/>
+    <w:bookmarkEnd w:id="121"/>
+    <w:bookmarkStart w:id="122" w:name="ref-tardif2008baby"/>
     <w:p>
       <w:pPr>
         <w:pStyle w:val="Bibliography"/>
       </w:pPr>
       <w:r>
+        <w:t xml:space="preserve">Tardif, T., Fletcher, P., Liang, W., Zhang, Z., Kaciroti, N., &amp; Marchman, V. A. (2008). Baby’s first 10 words.</w:t>
+      </w:r>
+      <w:r>
+        <w:t xml:space="preserve"> </w:t>
+      </w:r>
+      <w:r>
+        <w:rPr>
+          <w:i/>
+          <w:iCs/>
+        </w:rPr>
+        <w:t xml:space="preserve">Developmental Psychology</w:t>
+      </w:r>
+      <w:r>
+        <w:t xml:space="preserve">,</w:t>
+      </w:r>
+      <w:r>
+        <w:t xml:space="preserve"> </w:t>
+      </w:r>
+      <w:r>
+        <w:rPr>
+          <w:i/>
+          <w:iCs/>
+        </w:rPr>
+        <w:t xml:space="preserve">44</w:t>
+      </w:r>
+      <w:r>
+        <w:t xml:space="preserve">(4), 929.</w:t>
+      </w:r>
+    </w:p>
+    <w:bookmarkEnd w:id="122"/>
+    <w:bookmarkStart w:id="123" w:name="ref-tippenhauerURvariety"/>
+    <w:p>
+      <w:pPr>
+        <w:pStyle w:val="Bibliography"/>
+      </w:pPr>
+      <w:r>
         <w:t xml:space="preserve">Tippenhauer, N. (under review).</w:t>
       </w:r>
       <w:r>
@@ -7015,8 +7217,8 @@
         <w:t xml:space="preserve">.</w:t>
       </w:r>
     </w:p>
-    <w:bookmarkEnd w:id="119"/>
-    <w:bookmarkStart w:id="120" w:name="ref-tormene2009matching"/>
+    <w:bookmarkEnd w:id="123"/>
+    <w:bookmarkStart w:id="124" w:name="ref-tormene2009matching"/>
     <w:p>
       <w:pPr>
         <w:pStyle w:val="Bibliography"/>
@@ -7051,8 +7253,8 @@
         <w:t xml:space="preserve">(1), 11–34.</w:t>
       </w:r>
     </w:p>
-    <w:bookmarkEnd w:id="120"/>
-    <w:bookmarkStart w:id="121" w:name="ref-vlach2019learning"/>
+    <w:bookmarkEnd w:id="124"/>
+    <w:bookmarkStart w:id="125" w:name="ref-vlach2019learning"/>
     <w:p>
       <w:pPr>
         <w:pStyle w:val="Bibliography"/>
@@ -7087,8 +7289,8 @@
         <w:t xml:space="preserve">(3), 159–165.</w:t>
       </w:r>
     </w:p>
-    <w:bookmarkEnd w:id="121"/>
-    <w:bookmarkStart w:id="122" w:name="ref-wojcik2022map"/>
+    <w:bookmarkEnd w:id="125"/>
+    <w:bookmarkStart w:id="126" w:name="ref-wojcik2022map"/>
     <w:p>
       <w:pPr>
         <w:pStyle w:val="Bibliography"/>
@@ -7123,8 +7325,8 @@
         <w:t xml:space="preserve">(4), e1596.</w:t>
       </w:r>
     </w:p>
-    <w:bookmarkEnd w:id="122"/>
-    <w:bookmarkStart w:id="124" w:name="ref-loo"/>
+    <w:bookmarkEnd w:id="126"/>
+    <w:bookmarkStart w:id="128" w:name="ref-loo"/>
     <w:p>
       <w:pPr>
         <w:pStyle w:val="Bibliography"/>
@@ -7148,7 +7350,7 @@
       <w:r>
         <w:t xml:space="preserve"> </w:t>
       </w:r>
-      <w:hyperlink r:id="rId123">
+      <w:hyperlink r:id="rId127">
         <w:r>
           <w:rPr>
             <w:rStyle w:val="Hyperlink"/>
@@ -7157,8 +7359,8 @@
         </w:r>
       </w:hyperlink>
     </w:p>
-    <w:bookmarkEnd w:id="124"/>
-    <w:bookmarkStart w:id="125" w:name="ref-yurovsky2012statistical"/>
+    <w:bookmarkEnd w:id="128"/>
+    <w:bookmarkStart w:id="129" w:name="ref-yurovsky2012statistical"/>
     <w:p>
       <w:pPr>
         <w:pStyle w:val="Bibliography"/>
@@ -7193,9 +7395,9 @@
         <w:t xml:space="preserve">, 374.</w:t>
       </w:r>
     </w:p>
-    <w:bookmarkEnd w:id="125"/>
-    <w:bookmarkEnd w:id="126"/>
-    <w:bookmarkEnd w:id="127"/>
+    <w:bookmarkEnd w:id="129"/>
+    <w:bookmarkEnd w:id="130"/>
+    <w:bookmarkEnd w:id="131"/>
     <w:sectPr>
       <w:headerReference r:id="rId9" w:type="even"/>
       <w:headerReference r:id="rId11" w:type="default"/>
@@ -7261,7 +7463,7 @@
       </w:r>
     </w:p>
   </w:footnote>
-  <w:footnote w:id="46">
+  <w:footnote w:id="41">
     <w:p>
       <w:pPr>
         <w:pStyle w:val="FootnoteText"/>
@@ -7276,7 +7478,7 @@
         <w:t xml:space="preserve"> </w:t>
       </w:r>
       <w:r>
-        <w:t xml:space="preserve">Beta regression was chosen to model the proportional dependent variable</w:t>
+        <w:t xml:space="preserve">Trials were created in Praat</w:t>
       </w:r>
       <w:r>
         <w:t xml:space="preserve"> </w:t>
@@ -7284,103 +7486,22 @@
       <w:r>
         <w:t xml:space="preserve">(</w:t>
       </w:r>
-      <w:hyperlink w:anchor="ref-cribari2010beta">
-        <w:r>
-          <w:rPr>
-            <w:rStyle w:val="Hyperlink"/>
-          </w:rPr>
-          <w:t xml:space="preserve">Cribari-Neto &amp; Zeileis, 2010</w:t>
+      <w:hyperlink w:anchor="ref-praat">
+        <w:r>
+          <w:rPr>
+            <w:rStyle w:val="Hyperlink"/>
+          </w:rPr>
+          <w:t xml:space="preserve">Boersma &amp; Weenink, 2025</w:t>
         </w:r>
       </w:hyperlink>
       <w:r>
         <w:t xml:space="preserve">)</w:t>
       </w:r>
       <w:r>
-        <w:t xml:space="preserve">. Specifically, we used zero-one-inflated models since 0s and 1s were common values in our data</w:t>
-      </w:r>
-      <w:r>
-        <w:t xml:space="preserve"> </w:t>
-      </w:r>
-      <w:r>
-        <w:t xml:space="preserve">(</w:t>
-      </w:r>
-      <w:hyperlink w:anchor="ref-liu2018review">
-        <w:r>
-          <w:rPr>
-            <w:rStyle w:val="Hyperlink"/>
-          </w:rPr>
-          <w:t xml:space="preserve">Liu &amp; Eugenio, 2018</w:t>
-        </w:r>
-      </w:hyperlink>
-      <w:r>
-        <w:t xml:space="preserve">)</w:t>
-      </w:r>
-      <w:r>
-        <w:t xml:space="preserve">. Note that this particular modeling approach requires a Bayesian framework to interpret. Importantly, this analytic approach allows us to quantify evidence in support of the null hypothesis, not simply against it. A frequentist beta regression using the</w:t>
-      </w:r>
-      <w:r>
-        <w:t xml:space="preserve"> </w:t>
-      </w:r>
-      <w:r>
-        <w:rPr>
-          <w:rStyle w:val="VerbatimChar"/>
-        </w:rPr>
-        <w:t xml:space="preserve">glmmTMB</w:t>
-      </w:r>
-      <w:r>
-        <w:t xml:space="preserve"> </w:t>
-      </w:r>
-      <w:r>
-        <w:t xml:space="preserve">package</w:t>
-      </w:r>
-      <w:r>
-        <w:t xml:space="preserve"> </w:t>
-      </w:r>
-      <w:r>
-        <w:t xml:space="preserve">(</w:t>
-      </w:r>
-      <w:hyperlink w:anchor="ref-glmmTMB">
-        <w:r>
-          <w:rPr>
-            <w:rStyle w:val="Hyperlink"/>
-          </w:rPr>
-          <w:t xml:space="preserve">Brooks et al., 2017</w:t>
-        </w:r>
-      </w:hyperlink>
-      <w:r>
-        <w:t xml:space="preserve">)</w:t>
-      </w:r>
-      <w:r>
-        <w:t xml:space="preserve"> </w:t>
-      </w:r>
-      <w:r>
-        <w:t xml:space="preserve">roughly approximated the same trend, but this approach is limited in two key ways: (1) this model cannot accurately capture boundary values</w:t>
-      </w:r>
-      <w:r>
-        <w:t xml:space="preserve"> </w:t>
-      </w:r>
-      <w:r>
-        <w:t xml:space="preserve">(see</w:t>
-      </w:r>
-      <w:r>
-        <w:t xml:space="preserve"> </w:t>
-      </w:r>
-      <w:hyperlink w:anchor="ref-liu2018review">
-        <w:r>
-          <w:rPr>
-            <w:rStyle w:val="Hyperlink"/>
-          </w:rPr>
-          <w:t xml:space="preserve">Liu &amp; Eugenio, 2018</w:t>
-        </w:r>
-      </w:hyperlink>
-      <w:r>
-        <w:t xml:space="preserve"> </w:t>
-      </w:r>
-      <w:r>
-        <w:t xml:space="preserve">for relevant discussion)</w:t>
-      </w:r>
-      <w:r>
-        <w:t xml:space="preserve">, and (2) the model fails to converge with the maximal random effects structure, which forced us to remove the random slope for condition and thus reduced our ability to detect within-subject effects of condition.</w:t>
+        <w:t xml:space="preserve"> </w:t>
+      </w:r>
+      <w:r>
+        <w:t xml:space="preserve">by concatenating each target word onto the final position of each sentence frame. To avoid co-articulation artifacts in trials with articles preceding the target word, the target words were spliced along with the article. Minor acoustic edits were made on some sentences to ensure that all trials sounded naturally produced and had comparable loudness and pitch.</w:t>
       </w:r>
     </w:p>
   </w:footnote>
@@ -7399,6 +7520,129 @@
         <w:t xml:space="preserve"> </w:t>
       </w:r>
       <w:r>
+        <w:t xml:space="preserve">Beta regression was chosen to model the proportional dependent variable</w:t>
+      </w:r>
+      <w:r>
+        <w:t xml:space="preserve"> </w:t>
+      </w:r>
+      <w:r>
+        <w:t xml:space="preserve">(</w:t>
+      </w:r>
+      <w:hyperlink w:anchor="ref-cribari2010beta">
+        <w:r>
+          <w:rPr>
+            <w:rStyle w:val="Hyperlink"/>
+          </w:rPr>
+          <w:t xml:space="preserve">Cribari-Neto &amp; Zeileis, 2010</w:t>
+        </w:r>
+      </w:hyperlink>
+      <w:r>
+        <w:t xml:space="preserve">)</w:t>
+      </w:r>
+      <w:r>
+        <w:t xml:space="preserve">. Specifically, we used zero-one-inflated models since 0s and 1s were common values in our data</w:t>
+      </w:r>
+      <w:r>
+        <w:t xml:space="preserve"> </w:t>
+      </w:r>
+      <w:r>
+        <w:t xml:space="preserve">(</w:t>
+      </w:r>
+      <w:hyperlink w:anchor="ref-liu2018review">
+        <w:r>
+          <w:rPr>
+            <w:rStyle w:val="Hyperlink"/>
+          </w:rPr>
+          <w:t xml:space="preserve">Liu &amp; Eugenio, 2018</w:t>
+        </w:r>
+      </w:hyperlink>
+      <w:r>
+        <w:t xml:space="preserve">)</w:t>
+      </w:r>
+      <w:r>
+        <w:t xml:space="preserve">. Note that this particular modeling approach requires a Bayesian framework to interpret. Importantly, this analytic approach allows us to quantify evidence in support of the null hypothesis, not simply against it. A frequentist beta regression using the</w:t>
+      </w:r>
+      <w:r>
+        <w:t xml:space="preserve"> </w:t>
+      </w:r>
+      <w:r>
+        <w:rPr>
+          <w:rStyle w:val="VerbatimChar"/>
+        </w:rPr>
+        <w:t xml:space="preserve">glmmTMB</w:t>
+      </w:r>
+      <w:r>
+        <w:t xml:space="preserve"> </w:t>
+      </w:r>
+      <w:r>
+        <w:t xml:space="preserve">package</w:t>
+      </w:r>
+      <w:r>
+        <w:t xml:space="preserve"> </w:t>
+      </w:r>
+      <w:r>
+        <w:t xml:space="preserve">(</w:t>
+      </w:r>
+      <w:hyperlink w:anchor="ref-glmmTMB">
+        <w:r>
+          <w:rPr>
+            <w:rStyle w:val="Hyperlink"/>
+          </w:rPr>
+          <w:t xml:space="preserve">Brooks et al., 2017</w:t>
+        </w:r>
+      </w:hyperlink>
+      <w:r>
+        <w:t xml:space="preserve">)</w:t>
+      </w:r>
+      <w:r>
+        <w:t xml:space="preserve"> </w:t>
+      </w:r>
+      <w:r>
+        <w:t xml:space="preserve">roughly approximated the same trend, but this approach is limited in two key ways: (1) this model cannot accurately capture boundary values</w:t>
+      </w:r>
+      <w:r>
+        <w:t xml:space="preserve"> </w:t>
+      </w:r>
+      <w:r>
+        <w:t xml:space="preserve">(see</w:t>
+      </w:r>
+      <w:r>
+        <w:t xml:space="preserve"> </w:t>
+      </w:r>
+      <w:hyperlink w:anchor="ref-liu2018review">
+        <w:r>
+          <w:rPr>
+            <w:rStyle w:val="Hyperlink"/>
+          </w:rPr>
+          <w:t xml:space="preserve">Liu &amp; Eugenio, 2018</w:t>
+        </w:r>
+      </w:hyperlink>
+      <w:r>
+        <w:t xml:space="preserve"> </w:t>
+      </w:r>
+      <w:r>
+        <w:t xml:space="preserve">for relevant discussion)</w:t>
+      </w:r>
+      <w:r>
+        <w:t xml:space="preserve">, and (2) the model fails to converge with the maximal random effects structure, which forced us to remove the random slope for condition and thus reduced our ability to detect within-subject effects of condition.</w:t>
+      </w:r>
+    </w:p>
+  </w:footnote>
+  <w:footnote w:id="48">
+    <w:p>
+      <w:pPr>
+        <w:pStyle w:val="FootnoteText"/>
+      </w:pPr>
+      <w:r>
+        <w:rPr>
+          <w:rStyle w:val="FootnoteReference"/>
+        </w:rPr>
+        <w:footnoteRef/>
+      </w:r>
+      <w:r>
+        <w:t xml:space="preserve"> </w:t>
+      </w:r>
+      <w:r>
         <w:t xml:space="preserve">Following our pre-registered analysis plan, we tested whether including an interaction between condition and age improved model fit—we compared the model with the interaction term to the simpler additive model using approximate leave-one-out cross-validation</w:t>
       </w:r>
       <w:r>
@@ -7422,7 +7666,7 @@
         <w:t xml:space="preserve">)</w:t>
       </w:r>
       <w:r>
-        <w:t xml:space="preserve">. This analysis suggested no reliable difference in predictive accuracy, providing no strong evidence that the interaction term improved model fit (ΔELPD = -1.35, ΔSE = 3.53).</w:t>
+        <w:t xml:space="preserve">. This analysis suggested no reliable difference in predictive accuracy, providing no strong evidence that the interaction term improved model fit (ΔELPD=-1.35, ΔSE=3.53).</w:t>
       </w:r>
     </w:p>
   </w:footnote>

--- a/LexVar.docx
+++ b/LexVar.docx
@@ -243,7 +243,7 @@
         </w:r>
       </w:hyperlink>
       <w:r>
-        <w:t xml:space="preserve">). Anonymized data are available at LINK. The authors declare no conflicts of interest. This research was supported by a XXX awarded to CLW (XXX) and a National Science Foundation Graduate Research Fellowship awarded to KC. We are grateful to the participating families as well as the members of the Princeton Baby Lab and Psychology of Language Lab for their feedback on this work.</w:t>
+        <w:t xml:space="preserve">). Anonymized data and fully reproducible manuscript code are available at LINK. The authors declare no conflicts of interest. This research was supported by the Eunice Kennedy Shriver National Institute of Child Health and Human Development (R01R01HD095912-05 awarded to CLW) and the National Science Foundation (Graduate Research Fellowship awarded to KC). We are grateful to the participating families as well as the members of the Princeton Baby Lab and Psychology of Language Lab for their feedback on this work.</w:t>
       </w:r>
     </w:p>
     <w:p>
@@ -251,7 +251,7 @@
         <w:pStyle w:val="BodyText"/>
       </w:pPr>
       <w:r>
-        <w:t xml:space="preserve">Correspondence concerning this article should be addressed to Kennedy Casey, Department of Psychology, Princeton University, 40 Woodlands Way, Princeton, NJ 8544, USA, Email:</w:t>
+        <w:t xml:space="preserve">Correspondence concerning this article should be addressed to Kennedy Casey, Department of Psychology, Princeton University, 40 Woodlands Way, Princeton, NJ 08544, Email:</w:t>
       </w:r>
       <w:r>
         <w:t xml:space="preserve"> </w:t>
@@ -330,7 +330,7 @@
         <w:t xml:space="preserve">dog</w:t>
       </w:r>
       <w:r>
-        <w:t xml:space="preserve">). We examined how consistent versus variable labels impact children’s novel word learning. In a within-subjects eye-tracking experiment, we exposed 18- to 36-month-old English-hearing children to novel objects that were labeled either consistently, with typical CDS variants, or with atypical, unattested CDS variants. Using looking-time measures of word-recognition accuracy, we found that, overall, children successfully learned words in all conditions, but accuracy was highest in the typical variation and consistent conditions. Using pupil size synchrony measures of moment-by-moment attention, we found that engagement was higher in both variation conditions compared to the consistent condition, and was highest in the typical variation condition. Our findings suggest (1) that children can successfully contend with multiple types of label variation when learning new words, and (2) that increased attention is a plausible mechanism by which label variation could support—rather than hinder—children’s early word learning.</w:t>
+        <w:t xml:space="preserve">). We examined how consistent versus variable labels impact children’s novel word learning. In a within-subjects eye-tracking experiment, we exposed 18- to 36-month-old English-hearing children to novel objects that were labeled either consistently, with typical CDS variants, or with unattested CDS variants that are atypical in English. Using looking-time measures of word-recognition accuracy, we found that, overall, children successfully learned words in all conditions, but accuracy was highest in the typical variation and consistent conditions. Using pupil size synchrony measures of moment-by-moment attention, we found that engagement was higher in both variation conditions compared to the consistent condition, and was highest in the typical variation condition. Our findings suggest (1) that children can successfully contend with multiple types of label variation when learning new words, and (2) that increased attention is a plausible mechanism by which label variation could support—rather than hinder—children’s early word learning.</w:t>
       </w:r>
     </w:p>
     <w:p>
@@ -707,7 +707,7 @@
         <w:t xml:space="preserve">)</w:t>
       </w:r>
       <w:r>
-        <w:t xml:space="preserve">, evidence from prior naturalistic corpus studies indicates that, in the first years of life, multiple labels for the same referent are used seemingly interchangeably in children’s input</w:t>
+        <w:t xml:space="preserve">, evidence from a prior naturalistic corpus study indicates that, in the first years of life, multiple labels for the same referent are used seemingly interchangeably in children’s input</w:t>
       </w:r>
       <w:r>
         <w:t xml:space="preserve"> </w:t>
@@ -715,12 +715,52 @@
       <w:r>
         <w:t xml:space="preserve">(</w:t>
       </w:r>
-      <w:hyperlink w:anchor="ref-caseyIPcorpus">
-        <w:r>
-          <w:rPr>
-            <w:rStyle w:val="Hyperlink"/>
-          </w:rPr>
-          <w:t xml:space="preserve">Casey et al., in preparation</w:t>
+      <w:hyperlink w:anchor="ref-moore2024wordform">
+        <w:r>
+          <w:rPr>
+            <w:rStyle w:val="Hyperlink"/>
+          </w:rPr>
+          <w:t xml:space="preserve">Moore &amp; Bergelson, 2024</w:t>
+        </w:r>
+      </w:hyperlink>
+      <w:r>
+        <w:t xml:space="preserve">)</w:t>
+      </w:r>
+      <w:r>
+        <w:t xml:space="preserve">. Here, we investigate how such label variation impacts children’s word learning.</w:t>
+      </w:r>
+    </w:p>
+    <w:bookmarkStart w:id="35" w:name="label-variation-may-hinder-word-learning"/>
+    <w:p>
+      <w:pPr>
+        <w:pStyle w:val="Heading2"/>
+      </w:pPr>
+      <w:r>
+        <w:t xml:space="preserve">1.1 Label variation may hinder word learning</w:t>
+      </w:r>
+    </w:p>
+    <w:p>
+      <w:pPr>
+        <w:pStyle w:val="FirstParagraph"/>
+      </w:pPr>
+      <w:r>
+        <w:t xml:space="preserve">From a traditional one-to-one mapping perspective—children learn to associate individual word forms (i.e., labels) with individual referents</w:t>
+      </w:r>
+      <w:r>
+        <w:t xml:space="preserve"> </w:t>
+      </w:r>
+      <w:r>
+        <w:t xml:space="preserve">(e.g.,</w:t>
+      </w:r>
+      <w:r>
+        <w:t xml:space="preserve"> </w:t>
+      </w:r>
+      <w:hyperlink w:anchor="ref-smith2008infants">
+        <w:r>
+          <w:rPr>
+            <w:rStyle w:val="Hyperlink"/>
+          </w:rPr>
+          <w:t xml:space="preserve">Smith &amp; Yu, 2008</w:t>
         </w:r>
       </w:hyperlink>
       <w:r>
@@ -729,52 +769,81 @@
       <w:r>
         <w:t xml:space="preserve"> </w:t>
       </w:r>
-      <w:hyperlink w:anchor="ref-moore2024wordform">
-        <w:r>
-          <w:rPr>
-            <w:rStyle w:val="Hyperlink"/>
-          </w:rPr>
-          <w:t xml:space="preserve">Moore &amp; Bergelson, 2024</w:t>
+      <w:hyperlink w:anchor="ref-stevens2017pursuit">
+        <w:r>
+          <w:rPr>
+            <w:rStyle w:val="Hyperlink"/>
+          </w:rPr>
+          <w:t xml:space="preserve">Stevens et al., 2017</w:t>
+        </w:r>
+      </w:hyperlink>
+      <w:r>
+        <w:t xml:space="preserve">; but see also</w:t>
+      </w:r>
+      <w:r>
+        <w:t xml:space="preserve"> </w:t>
+      </w:r>
+      <w:hyperlink w:anchor="ref-wojcik2022map">
+        <w:r>
+          <w:rPr>
+            <w:rStyle w:val="Hyperlink"/>
+          </w:rPr>
+          <w:t xml:space="preserve">Wojcik et al., 2022</w:t>
         </w:r>
       </w:hyperlink>
       <w:r>
         <w:t xml:space="preserve">)</w:t>
       </w:r>
       <w:r>
-        <w:t xml:space="preserve">. Here, we investigate how such label variation impacts children’s word learning.</w:t>
-      </w:r>
-    </w:p>
-    <w:bookmarkStart w:id="35" w:name="label-variation-may-hinder-word-learning"/>
-    <w:p>
-      <w:pPr>
-        <w:pStyle w:val="Heading2"/>
-      </w:pPr>
-      <w:r>
-        <w:t xml:space="preserve">1.1 Label variation may hinder word learning</w:t>
-      </w:r>
-    </w:p>
-    <w:p>
-      <w:pPr>
-        <w:pStyle w:val="FirstParagraph"/>
-      </w:pPr>
-      <w:r>
-        <w:t xml:space="preserve">From a traditional one-to-one mapping perspective—children learn to associate individual word forms (i.e., labels) with individual referents</w:t>
-      </w:r>
-      <w:r>
-        <w:t xml:space="preserve"> </w:t>
-      </w:r>
-      <w:r>
-        <w:t xml:space="preserve">(e.g.,</w:t>
-      </w:r>
-      <w:r>
-        <w:t xml:space="preserve"> </w:t>
-      </w:r>
-      <w:hyperlink w:anchor="ref-smith2008infants">
-        <w:r>
-          <w:rPr>
-            <w:rStyle w:val="Hyperlink"/>
-          </w:rPr>
-          <w:t xml:space="preserve">Smith &amp; Yu, 2008</w:t>
+        <w:t xml:space="preserve"> </w:t>
+      </w:r>
+      <w:r>
+        <w:t xml:space="preserve">—label variation could be considered</w:t>
+      </w:r>
+      <w:r>
+        <w:t xml:space="preserve"> </w:t>
+      </w:r>
+      <w:r>
+        <w:t xml:space="preserve">“</w:t>
+      </w:r>
+      <w:r>
+        <w:t xml:space="preserve">noise</w:t>
+      </w:r>
+      <w:r>
+        <w:t xml:space="preserve">”</w:t>
+      </w:r>
+      <w:r>
+        <w:t xml:space="preserve"> </w:t>
+      </w:r>
+      <w:r>
+        <w:t xml:space="preserve">in the learning signal. Indeed, children often avoid adopting a second label for a referent they already have a name for</w:t>
+      </w:r>
+      <w:r>
+        <w:t xml:space="preserve"> </w:t>
+      </w:r>
+      <w:r>
+        <w:t xml:space="preserve">(</w:t>
+      </w:r>
+      <w:hyperlink w:anchor="ref-markman2003use">
+        <w:r>
+          <w:rPr>
+            <w:rStyle w:val="Hyperlink"/>
+          </w:rPr>
+          <w:t xml:space="preserve">Markman et al., 2003</w:t>
+        </w:r>
+      </w:hyperlink>
+      <w:r>
+        <w:t xml:space="preserve">; i.e., the mutual exclusivity bias:</w:t>
+      </w:r>
+      <w:r>
+        <w:t xml:space="preserve"> </w:t>
+      </w:r>
+      <w:hyperlink w:anchor="ref-markman1988children">
+        <w:r>
+          <w:rPr>
+            <w:rStyle w:val="Hyperlink"/>
+          </w:rPr>
+          <w:t xml:space="preserve">Markman &amp; Wachtel, 1988</w:t>
         </w:r>
       </w:hyperlink>
       <w:r>
@@ -783,12 +852,12 @@
       <w:r>
         <w:t xml:space="preserve"> </w:t>
       </w:r>
-      <w:hyperlink w:anchor="ref-stevens2017pursuit">
-        <w:r>
-          <w:rPr>
-            <w:rStyle w:val="Hyperlink"/>
-          </w:rPr>
-          <w:t xml:space="preserve">Stevens et al., 2017</w:t>
+      <w:hyperlink w:anchor="ref-merriman1989mutual">
+        <w:r>
+          <w:rPr>
+            <w:rStyle w:val="Hyperlink"/>
+          </w:rPr>
+          <w:t xml:space="preserve">Merriman et al., 1989</w:t>
         </w:r>
       </w:hyperlink>
       <w:r>
@@ -797,185 +866,105 @@
       <w:r>
         <w:t xml:space="preserve"> </w:t>
       </w:r>
-      <w:hyperlink w:anchor="ref-wojcik2022map">
-        <w:r>
-          <w:rPr>
-            <w:rStyle w:val="Hyperlink"/>
-          </w:rPr>
-          <w:t xml:space="preserve">Wojcik et al., 2022</w:t>
+      <w:hyperlink w:anchor="ref-mervis1994two">
+        <w:r>
+          <w:rPr>
+            <w:rStyle w:val="Hyperlink"/>
+          </w:rPr>
+          <w:t xml:space="preserve">Mervis et al., 1994</w:t>
+        </w:r>
+      </w:hyperlink>
+      <w:r>
+        <w:t xml:space="preserve">;</w:t>
+      </w:r>
+      <w:r>
+        <w:t xml:space="preserve"> </w:t>
+      </w:r>
+      <w:hyperlink w:anchor="ref-swingley2016two">
+        <w:r>
+          <w:rPr>
+            <w:rStyle w:val="Hyperlink"/>
+          </w:rPr>
+          <w:t xml:space="preserve">Swingley, 2016</w:t>
         </w:r>
       </w:hyperlink>
       <w:r>
         <w:t xml:space="preserve">)</w:t>
       </w:r>
       <w:r>
-        <w:t xml:space="preserve"> </w:t>
-      </w:r>
-      <w:r>
-        <w:t xml:space="preserve">—label variation could be considered</w:t>
-      </w:r>
-      <w:r>
-        <w:t xml:space="preserve"> </w:t>
-      </w:r>
-      <w:r>
-        <w:t xml:space="preserve">“</w:t>
-      </w:r>
-      <w:r>
-        <w:t xml:space="preserve">noise</w:t>
-      </w:r>
-      <w:r>
-        <w:t xml:space="preserve">”</w:t>
-      </w:r>
-      <w:r>
-        <w:t xml:space="preserve"> </w:t>
-      </w:r>
-      <w:r>
-        <w:t xml:space="preserve">in the learning signal. Indeed, children often avoid adopting a second label for a referent they already have a name for</w:t>
-      </w:r>
-      <w:r>
-        <w:t xml:space="preserve"> </w:t>
-      </w:r>
-      <w:r>
-        <w:t xml:space="preserve">(</w:t>
-      </w:r>
-      <w:hyperlink w:anchor="ref-markman2003use">
-        <w:r>
-          <w:rPr>
-            <w:rStyle w:val="Hyperlink"/>
-          </w:rPr>
-          <w:t xml:space="preserve">Markman et al., 2003</w:t>
-        </w:r>
-      </w:hyperlink>
-      <w:r>
-        <w:t xml:space="preserve">; i.e., the mutual exclusivity bias:</w:t>
-      </w:r>
-      <w:r>
-        <w:t xml:space="preserve"> </w:t>
-      </w:r>
-      <w:hyperlink w:anchor="ref-markman1988children">
-        <w:r>
-          <w:rPr>
-            <w:rStyle w:val="Hyperlink"/>
-          </w:rPr>
-          <w:t xml:space="preserve">Markman &amp; Wachtel, 1988</w:t>
-        </w:r>
-      </w:hyperlink>
-      <w:r>
-        <w:t xml:space="preserve">;</w:t>
-      </w:r>
-      <w:r>
-        <w:t xml:space="preserve"> </w:t>
-      </w:r>
-      <w:hyperlink w:anchor="ref-merriman1989mutual">
-        <w:r>
-          <w:rPr>
-            <w:rStyle w:val="Hyperlink"/>
-          </w:rPr>
-          <w:t xml:space="preserve">Merriman et al., 1989</w:t>
-        </w:r>
-      </w:hyperlink>
-      <w:r>
-        <w:t xml:space="preserve">; but see also</w:t>
-      </w:r>
-      <w:r>
-        <w:t xml:space="preserve"> </w:t>
-      </w:r>
-      <w:hyperlink w:anchor="ref-mervis1994two">
-        <w:r>
-          <w:rPr>
-            <w:rStyle w:val="Hyperlink"/>
-          </w:rPr>
-          <w:t xml:space="preserve">Mervis et al., 1994</w:t>
-        </w:r>
-      </w:hyperlink>
-      <w:r>
-        <w:t xml:space="preserve">;</w:t>
-      </w:r>
-      <w:r>
-        <w:t xml:space="preserve"> </w:t>
-      </w:r>
-      <w:hyperlink w:anchor="ref-swingley2016two">
-        <w:r>
-          <w:rPr>
-            <w:rStyle w:val="Hyperlink"/>
-          </w:rPr>
-          <w:t xml:space="preserve">Swingley, 2016</w:t>
+        <w:t xml:space="preserve">. Using multiple variants to label the exact same referent also violates the pragmatic assumption that unique word forms must have unique meanings</w:t>
+      </w:r>
+      <w:r>
+        <w:t xml:space="preserve"> </w:t>
+      </w:r>
+      <w:r>
+        <w:t xml:space="preserve">(i.e., the principle of contrast:</w:t>
+      </w:r>
+      <w:r>
+        <w:t xml:space="preserve"> </w:t>
+      </w:r>
+      <w:hyperlink w:anchor="ref-clark1988logic">
+        <w:r>
+          <w:rPr>
+            <w:rStyle w:val="Hyperlink"/>
+          </w:rPr>
+          <w:t xml:space="preserve">Clark, 1988</w:t>
         </w:r>
       </w:hyperlink>
       <w:r>
         <w:t xml:space="preserve">)</w:t>
       </w:r>
       <w:r>
-        <w:t xml:space="preserve">. Using multiple variants to label the exact same referent also violates the pragmatic assumption that unique word forms must have unique meanings</w:t>
-      </w:r>
-      <w:r>
-        <w:t xml:space="preserve"> </w:t>
-      </w:r>
-      <w:r>
-        <w:t xml:space="preserve">(i.e., the principle of contrast:</w:t>
-      </w:r>
-      <w:r>
-        <w:t xml:space="preserve"> </w:t>
-      </w:r>
-      <w:hyperlink w:anchor="ref-clark1988logic">
-        <w:r>
-          <w:rPr>
-            <w:rStyle w:val="Hyperlink"/>
-          </w:rPr>
-          <w:t xml:space="preserve">Clark, 1988</w:t>
+        <w:t xml:space="preserve">. Introducing multiple interchangeable labels also effectively decreases the frequency of the standard label</w:t>
+      </w:r>
+      <w:r>
+        <w:t xml:space="preserve"> </w:t>
+      </w:r>
+      <w:r>
+        <w:t xml:space="preserve">(one of the best predictors of earlier word learning,</w:t>
+      </w:r>
+      <w:r>
+        <w:t xml:space="preserve"> </w:t>
+      </w:r>
+      <w:hyperlink w:anchor="ref-braginsky2019consistency">
+        <w:r>
+          <w:rPr>
+            <w:rStyle w:val="Hyperlink"/>
+          </w:rPr>
+          <w:t xml:space="preserve">Braginsky et al., 2019</w:t>
         </w:r>
       </w:hyperlink>
       <w:r>
         <w:t xml:space="preserve">)</w:t>
       </w:r>
       <w:r>
-        <w:t xml:space="preserve">. Introducing multiple interchangeable labels also effectively decreases the frequency of the standard label</w:t>
-      </w:r>
-      <w:r>
-        <w:t xml:space="preserve"> </w:t>
-      </w:r>
-      <w:r>
-        <w:t xml:space="preserve">(one of the best predictors of earlier word learning,</w:t>
-      </w:r>
-      <w:r>
-        <w:t xml:space="preserve"> </w:t>
-      </w:r>
-      <w:hyperlink w:anchor="ref-braginsky2019consistency">
-        <w:r>
-          <w:rPr>
-            <w:rStyle w:val="Hyperlink"/>
-          </w:rPr>
-          <w:t xml:space="preserve">Braginsky et al., 2019</w:t>
+        <w:t xml:space="preserve"> </w:t>
+      </w:r>
+      <w:r>
+        <w:t xml:space="preserve">and makes utterances less predictable</w:t>
+      </w:r>
+      <w:r>
+        <w:t xml:space="preserve"> </w:t>
+      </w:r>
+      <w:r>
+        <w:t xml:space="preserve">(and thus potentially harder to learn new words from, e.g.,</w:t>
+      </w:r>
+      <w:r>
+        <w:t xml:space="preserve"> </w:t>
+      </w:r>
+      <w:hyperlink w:anchor="ref-reuter2019predict">
+        <w:r>
+          <w:rPr>
+            <w:rStyle w:val="Hyperlink"/>
+          </w:rPr>
+          <w:t xml:space="preserve">Reuter et al., 2019</w:t>
         </w:r>
       </w:hyperlink>
       <w:r>
         <w:t xml:space="preserve">)</w:t>
       </w:r>
       <w:r>
-        <w:t xml:space="preserve">, makes utterances less predictable</w:t>
-      </w:r>
-      <w:r>
-        <w:t xml:space="preserve"> </w:t>
-      </w:r>
-      <w:r>
-        <w:t xml:space="preserve">(and thus potentially harder to learn new words from, e.g.,</w:t>
-      </w:r>
-      <w:r>
-        <w:t xml:space="preserve"> </w:t>
-      </w:r>
-      <w:hyperlink w:anchor="ref-reuter2019predict">
-        <w:r>
-          <w:rPr>
-            <w:rStyle w:val="Hyperlink"/>
-          </w:rPr>
-          <w:t xml:space="preserve">Reuter et al., 2019</w:t>
-        </w:r>
-      </w:hyperlink>
-      <w:r>
-        <w:t xml:space="preserve">)</w:t>
-      </w:r>
-      <w:r>
-        <w:t xml:space="preserve">. It may also create lexical competition</w:t>
+        <w:t xml:space="preserve">. Variants may also create lexical competition</w:t>
       </w:r>
       <w:r>
         <w:t xml:space="preserve"> </w:t>
@@ -1065,7 +1054,7 @@
         <w:pStyle w:val="FirstParagraph"/>
       </w:pPr>
       <w:r>
-        <w:t xml:space="preserve">Yet, (American) English-hearing children both recognize</w:t>
+        <w:t xml:space="preserve">Yet, (US) English-hearing children both recognize</w:t>
       </w:r>
       <w:r>
         <w:t xml:space="preserve"> </w:t>
@@ -1133,12 +1122,135 @@
       <w:r>
         <w:t xml:space="preserve">(</w:t>
       </w:r>
-      <w:hyperlink w:anchor="ref-caseyIPcorpus">
-        <w:r>
-          <w:rPr>
-            <w:rStyle w:val="Hyperlink"/>
-          </w:rPr>
-          <w:t xml:space="preserve">Casey et al., in preparation</w:t>
+      <w:hyperlink w:anchor="ref-moore2024wordform">
+        <w:r>
+          <w:rPr>
+            <w:rStyle w:val="Hyperlink"/>
+          </w:rPr>
+          <w:t xml:space="preserve">Moore &amp; Bergelson, 2024</w:t>
+        </w:r>
+      </w:hyperlink>
+      <w:r>
+        <w:t xml:space="preserve">)</w:t>
+      </w:r>
+      <w:r>
+        <w:t xml:space="preserve">. Moreover, the presence of certain types of label variation in the input has been shown to correlate both with children’s concurrent vocabulary size</w:t>
+      </w:r>
+      <w:r>
+        <w:t xml:space="preserve"> </w:t>
+      </w:r>
+      <w:r>
+        <w:t xml:space="preserve">(</w:t>
+      </w:r>
+      <w:hyperlink w:anchor="ref-callanan2004multiple">
+        <w:r>
+          <w:rPr>
+            <w:rStyle w:val="Hyperlink"/>
+          </w:rPr>
+          <w:t xml:space="preserve">Callanan &amp; Sabbagh, 2004</w:t>
+        </w:r>
+      </w:hyperlink>
+      <w:r>
+        <w:t xml:space="preserve">)</w:t>
+      </w:r>
+      <w:r>
+        <w:t xml:space="preserve"> </w:t>
+      </w:r>
+      <w:r>
+        <w:t xml:space="preserve">and future vocabulary growth</w:t>
+      </w:r>
+      <w:r>
+        <w:t xml:space="preserve"> </w:t>
+      </w:r>
+      <w:r>
+        <w:t xml:space="preserve">(</w:t>
+      </w:r>
+      <w:hyperlink w:anchor="ref-ota2018choo">
+        <w:r>
+          <w:rPr>
+            <w:rStyle w:val="Hyperlink"/>
+          </w:rPr>
+          <w:t xml:space="preserve">Ota et al., 2018</w:t>
+        </w:r>
+      </w:hyperlink>
+      <w:r>
+        <w:t xml:space="preserve">)</w:t>
+      </w:r>
+      <w:r>
+        <w:t xml:space="preserve"> </w:t>
+      </w:r>
+      <w:r>
+        <w:t xml:space="preserve">as well as their earlier learning of individual words</w:t>
+      </w:r>
+      <w:r>
+        <w:t xml:space="preserve"> </w:t>
+      </w:r>
+      <w:r>
+        <w:t xml:space="preserve">(</w:t>
+      </w:r>
+      <w:hyperlink w:anchor="ref-moore2024wordform">
+        <w:r>
+          <w:rPr>
+            <w:rStyle w:val="Hyperlink"/>
+          </w:rPr>
+          <w:t xml:space="preserve">Moore &amp; Bergelson, 2024</w:t>
+        </w:r>
+      </w:hyperlink>
+      <w:r>
+        <w:t xml:space="preserve">)</w:t>
+      </w:r>
+      <w:r>
+        <w:t xml:space="preserve">. Thus, young learners appear to successfully contend with—and potentially benefit from—label variation in their input.</w:t>
+      </w:r>
+    </w:p>
+    <w:p>
+      <w:pPr>
+        <w:pStyle w:val="BodyText"/>
+      </w:pPr>
+      <w:r>
+        <w:t xml:space="preserve">One partial explanation for this pattern is that child-directed variants are more learnable than standard adult word forms. Reduplicated variants, which include repetition of full or partial syllables (e.g.,</w:t>
+      </w:r>
+      <w:r>
+        <w:t xml:space="preserve"> </w:t>
+      </w:r>
+      <w:r>
+        <w:rPr>
+          <w:i/>
+          <w:iCs/>
+        </w:rPr>
+        <w:t xml:space="preserve">woof-woof</w:t>
+      </w:r>
+      <w:r>
+        <w:t xml:space="preserve">,</w:t>
+      </w:r>
+      <w:r>
+        <w:t xml:space="preserve"> </w:t>
+      </w:r>
+      <w:r>
+        <w:rPr>
+          <w:i/>
+          <w:iCs/>
+        </w:rPr>
+        <w:t xml:space="preserve">bow-wow</w:t>
+      </w:r>
+      <w:r>
+        <w:t xml:space="preserve">), are relatively common in CDS</w:t>
+      </w:r>
+      <w:r>
+        <w:t xml:space="preserve"> </w:t>
+      </w:r>
+      <w:r>
+        <w:t xml:space="preserve">(though estimated rates vary substantially across languages, e.g.,</w:t>
+      </w:r>
+      <w:r>
+        <w:t xml:space="preserve"> </w:t>
+      </w:r>
+      <w:hyperlink w:anchor="ref-han2023che">
+        <w:r>
+          <w:rPr>
+            <w:rStyle w:val="Hyperlink"/>
+          </w:rPr>
+          <w:t xml:space="preserve">Han &amp; Gu, 2023</w:t>
         </w:r>
       </w:hyperlink>
       <w:r>
@@ -1147,280 +1259,143 @@
       <w:r>
         <w:t xml:space="preserve"> </w:t>
       </w:r>
+      <w:hyperlink w:anchor="ref-mazuka2008japanese">
+        <w:r>
+          <w:rPr>
+            <w:rStyle w:val="Hyperlink"/>
+          </w:rPr>
+          <w:t xml:space="preserve">Mazuka et al., 2008</w:t>
+        </w:r>
+      </w:hyperlink>
+      <w:r>
+        <w:t xml:space="preserve">;</w:t>
+      </w:r>
+      <w:r>
+        <w:t xml:space="preserve"> </w:t>
+      </w:r>
+      <w:hyperlink w:anchor="ref-ota2018choo">
+        <w:r>
+          <w:rPr>
+            <w:rStyle w:val="Hyperlink"/>
+          </w:rPr>
+          <w:t xml:space="preserve">Ota et al., 2018</w:t>
+        </w:r>
+      </w:hyperlink>
+      <w:r>
+        <w:t xml:space="preserve">)</w:t>
+      </w:r>
+      <w:r>
+        <w:t xml:space="preserve">. Ota and Skarabela</w:t>
+      </w:r>
+      <w:r>
+        <w:t xml:space="preserve"> </w:t>
+      </w:r>
+      <w:r>
+        <w:t xml:space="preserve">(</w:t>
+      </w:r>
+      <w:hyperlink w:anchor="ref-ota2016reduplicated">
+        <w:r>
+          <w:rPr>
+            <w:rStyle w:val="Hyperlink"/>
+          </w:rPr>
+          <w:t xml:space="preserve">2016</w:t>
+        </w:r>
+      </w:hyperlink>
+      <w:r>
+        <w:t xml:space="preserve">)</w:t>
+      </w:r>
+      <w:r>
+        <w:t xml:space="preserve"> </w:t>
+      </w:r>
+      <w:r>
+        <w:t xml:space="preserve">found that (Scottish) English-learning 17- to 19-month-olds learned reduplicated labels for novel objects better than non-reduplicated labels. Diminutivized variants, which include /i/ epenthesis in English (e.g.,</w:t>
+      </w:r>
+      <w:r>
+        <w:t xml:space="preserve"> </w:t>
+      </w:r>
+      <w:r>
+        <w:rPr>
+          <w:i/>
+          <w:iCs/>
+        </w:rPr>
+        <w:t xml:space="preserve">doggy</w:t>
+      </w:r>
+      <w:r>
+        <w:t xml:space="preserve">), are also common in CDS</w:t>
+      </w:r>
+      <w:r>
+        <w:t xml:space="preserve"> </w:t>
+      </w:r>
+      <w:r>
+        <w:t xml:space="preserve">(though again with cross-linguistic variation in rates, e.g.,</w:t>
+      </w:r>
+      <w:r>
+        <w:t xml:space="preserve"> </w:t>
+      </w:r>
+      <w:hyperlink w:anchor="ref-kempe2001can">
+        <w:r>
+          <w:rPr>
+            <w:rStyle w:val="Hyperlink"/>
+          </w:rPr>
+          <w:t xml:space="preserve">Kempe et al., 2001</w:t>
+        </w:r>
+      </w:hyperlink>
+      <w:r>
+        <w:t xml:space="preserve">;</w:t>
+      </w:r>
+      <w:r>
+        <w:t xml:space="preserve"> </w:t>
+      </w:r>
+      <w:hyperlink w:anchor="ref-ota2018choo">
+        <w:r>
+          <w:rPr>
+            <w:rStyle w:val="Hyperlink"/>
+          </w:rPr>
+          <w:t xml:space="preserve">Ota et al., 2018</w:t>
+        </w:r>
+      </w:hyperlink>
+      <w:r>
+        <w:t xml:space="preserve">;</w:t>
+      </w:r>
+      <w:r>
+        <w:t xml:space="preserve"> </w:t>
+      </w:r>
+      <w:hyperlink w:anchor="ref-savickiene1998acquisition">
+        <w:r>
+          <w:rPr>
+            <w:rStyle w:val="Hyperlink"/>
+          </w:rPr>
+          <w:t xml:space="preserve">Savickiene, 1998</w:t>
+        </w:r>
+      </w:hyperlink>
+      <w:r>
+        <w:t xml:space="preserve">)</w:t>
+      </w:r>
+      <w:r>
+        <w:t xml:space="preserve">. Moore and Bergelson</w:t>
+      </w:r>
+      <w:r>
+        <w:t xml:space="preserve"> </w:t>
+      </w:r>
+      <w:r>
+        <w:t xml:space="preserve">(</w:t>
+      </w:r>
       <w:hyperlink w:anchor="ref-moore2024wordform">
         <w:r>
           <w:rPr>
             <w:rStyle w:val="Hyperlink"/>
           </w:rPr>
-          <w:t xml:space="preserve">Moore &amp; Bergelson, 2024</w:t>
+          <w:t xml:space="preserve">2024</w:t>
         </w:r>
       </w:hyperlink>
       <w:r>
         <w:t xml:space="preserve">)</w:t>
       </w:r>
       <w:r>
-        <w:t xml:space="preserve">. Moreover, the presence of certain types of label variation in the input has been shown to correlate both with children’s concurrent vocabulary size</w:t>
-      </w:r>
-      <w:r>
-        <w:t xml:space="preserve"> </w:t>
-      </w:r>
-      <w:r>
-        <w:t xml:space="preserve">(</w:t>
-      </w:r>
-      <w:hyperlink w:anchor="ref-callanan2004multiple">
-        <w:r>
-          <w:rPr>
-            <w:rStyle w:val="Hyperlink"/>
-          </w:rPr>
-          <w:t xml:space="preserve">Callanan &amp; Sabbagh, 2004</w:t>
-        </w:r>
-      </w:hyperlink>
-      <w:r>
-        <w:t xml:space="preserve">)</w:t>
-      </w:r>
-      <w:r>
-        <w:t xml:space="preserve"> </w:t>
-      </w:r>
-      <w:r>
-        <w:t xml:space="preserve">and future vocabulary growth</w:t>
-      </w:r>
-      <w:r>
-        <w:t xml:space="preserve"> </w:t>
-      </w:r>
-      <w:r>
-        <w:t xml:space="preserve">(</w:t>
-      </w:r>
-      <w:hyperlink w:anchor="ref-ota2018choo">
-        <w:r>
-          <w:rPr>
-            <w:rStyle w:val="Hyperlink"/>
-          </w:rPr>
-          <w:t xml:space="preserve">Ota et al., 2018</w:t>
-        </w:r>
-      </w:hyperlink>
-      <w:r>
-        <w:t xml:space="preserve">)</w:t>
-      </w:r>
-      <w:r>
-        <w:t xml:space="preserve"> </w:t>
-      </w:r>
-      <w:r>
-        <w:t xml:space="preserve">as well as their earlier learning of individual words</w:t>
-      </w:r>
-      <w:r>
-        <w:t xml:space="preserve"> </w:t>
-      </w:r>
-      <w:r>
-        <w:t xml:space="preserve">(</w:t>
-      </w:r>
-      <w:hyperlink w:anchor="ref-moore2024wordform">
-        <w:r>
-          <w:rPr>
-            <w:rStyle w:val="Hyperlink"/>
-          </w:rPr>
-          <w:t xml:space="preserve">Moore &amp; Bergelson, 2024</w:t>
-        </w:r>
-      </w:hyperlink>
-      <w:r>
-        <w:t xml:space="preserve">)</w:t>
-      </w:r>
-      <w:r>
-        <w:t xml:space="preserve">. Thus, young learners appear to successfully contend with—and potentially benefit from—label variation in their input.</w:t>
-      </w:r>
-    </w:p>
-    <w:p>
-      <w:pPr>
-        <w:pStyle w:val="BodyText"/>
-      </w:pPr>
-      <w:r>
-        <w:t xml:space="preserve">One partial explanation for this pattern is that child-directed variants are more learnable than standard adult word forms. Reduplicated variants, which include repetition of full or partial syllables (e.g.,</w:t>
-      </w:r>
-      <w:r>
-        <w:t xml:space="preserve"> </w:t>
-      </w:r>
-      <w:r>
-        <w:rPr>
-          <w:i/>
-          <w:iCs/>
-        </w:rPr>
-        <w:t xml:space="preserve">woof-woof</w:t>
-      </w:r>
-      <w:r>
-        <w:t xml:space="preserve">,</w:t>
-      </w:r>
-      <w:r>
-        <w:t xml:space="preserve"> </w:t>
-      </w:r>
-      <w:r>
-        <w:rPr>
-          <w:i/>
-          <w:iCs/>
-        </w:rPr>
-        <w:t xml:space="preserve">bow-wow</w:t>
-      </w:r>
-      <w:r>
-        <w:t xml:space="preserve">), are relatively common in CDS</w:t>
-      </w:r>
-      <w:r>
-        <w:t xml:space="preserve"> </w:t>
-      </w:r>
-      <w:r>
-        <w:t xml:space="preserve">(though estimated rates vary substantially across languages, e.g.,</w:t>
-      </w:r>
-      <w:r>
-        <w:t xml:space="preserve"> </w:t>
-      </w:r>
-      <w:hyperlink w:anchor="ref-han2023che">
-        <w:r>
-          <w:rPr>
-            <w:rStyle w:val="Hyperlink"/>
-          </w:rPr>
-          <w:t xml:space="preserve">Han &amp; Gu, 2023</w:t>
-        </w:r>
-      </w:hyperlink>
-      <w:r>
-        <w:t xml:space="preserve">;</w:t>
-      </w:r>
-      <w:r>
-        <w:t xml:space="preserve"> </w:t>
-      </w:r>
-      <w:hyperlink w:anchor="ref-mazuka2008japanese">
-        <w:r>
-          <w:rPr>
-            <w:rStyle w:val="Hyperlink"/>
-          </w:rPr>
-          <w:t xml:space="preserve">Mazuka et al., 2008</w:t>
-        </w:r>
-      </w:hyperlink>
-      <w:r>
-        <w:t xml:space="preserve">;</w:t>
-      </w:r>
-      <w:r>
-        <w:t xml:space="preserve"> </w:t>
-      </w:r>
-      <w:hyperlink w:anchor="ref-ota2018choo">
-        <w:r>
-          <w:rPr>
-            <w:rStyle w:val="Hyperlink"/>
-          </w:rPr>
-          <w:t xml:space="preserve">Ota et al., 2018</w:t>
-        </w:r>
-      </w:hyperlink>
-      <w:r>
-        <w:t xml:space="preserve">)</w:t>
-      </w:r>
-      <w:r>
-        <w:t xml:space="preserve">. Ota and Skarabela</w:t>
-      </w:r>
-      <w:r>
-        <w:t xml:space="preserve"> </w:t>
-      </w:r>
-      <w:r>
-        <w:t xml:space="preserve">(</w:t>
-      </w:r>
-      <w:hyperlink w:anchor="ref-ota2016reduplicated">
-        <w:r>
-          <w:rPr>
-            <w:rStyle w:val="Hyperlink"/>
-          </w:rPr>
-          <w:t xml:space="preserve">2016</w:t>
-        </w:r>
-      </w:hyperlink>
-      <w:r>
-        <w:t xml:space="preserve">)</w:t>
-      </w:r>
-      <w:r>
-        <w:t xml:space="preserve"> </w:t>
-      </w:r>
-      <w:r>
-        <w:t xml:space="preserve">found that (Scottish) English-learning 17- to 19-month-olds learned reduplicated labels for novel objects better than non-reduplicated labels. Diminutivized variants, which include /i/ epenthesis in English (e.g.,</w:t>
-      </w:r>
-      <w:r>
-        <w:t xml:space="preserve"> </w:t>
-      </w:r>
-      <w:r>
-        <w:rPr>
-          <w:i/>
-          <w:iCs/>
-        </w:rPr>
-        <w:t xml:space="preserve">doggy</w:t>
-      </w:r>
-      <w:r>
-        <w:t xml:space="preserve">), are also common in CDS</w:t>
-      </w:r>
-      <w:r>
-        <w:t xml:space="preserve"> </w:t>
-      </w:r>
-      <w:r>
-        <w:t xml:space="preserve">(though again with cross-linguistic variation in rates, e.g.,</w:t>
-      </w:r>
-      <w:r>
-        <w:t xml:space="preserve"> </w:t>
-      </w:r>
-      <w:hyperlink w:anchor="ref-kempe2001can">
-        <w:r>
-          <w:rPr>
-            <w:rStyle w:val="Hyperlink"/>
-          </w:rPr>
-          <w:t xml:space="preserve">Kempe et al., 2001</w:t>
-        </w:r>
-      </w:hyperlink>
-      <w:r>
-        <w:t xml:space="preserve">;</w:t>
-      </w:r>
-      <w:r>
-        <w:t xml:space="preserve"> </w:t>
-      </w:r>
-      <w:hyperlink w:anchor="ref-ota2018choo">
-        <w:r>
-          <w:rPr>
-            <w:rStyle w:val="Hyperlink"/>
-          </w:rPr>
-          <w:t xml:space="preserve">Ota et al., 2018</w:t>
-        </w:r>
-      </w:hyperlink>
-      <w:r>
-        <w:t xml:space="preserve">;</w:t>
-      </w:r>
-      <w:r>
-        <w:t xml:space="preserve"> </w:t>
-      </w:r>
-      <w:hyperlink w:anchor="ref-savickiene1998acquisition">
-        <w:r>
-          <w:rPr>
-            <w:rStyle w:val="Hyperlink"/>
-          </w:rPr>
-          <w:t xml:space="preserve">Savickiene, 1998</w:t>
-        </w:r>
-      </w:hyperlink>
-      <w:r>
-        <w:t xml:space="preserve">)</w:t>
-      </w:r>
-      <w:r>
-        <w:t xml:space="preserve">. Moore and Bergelson</w:t>
-      </w:r>
-      <w:r>
-        <w:t xml:space="preserve"> </w:t>
-      </w:r>
-      <w:r>
-        <w:t xml:space="preserve">(</w:t>
-      </w:r>
-      <w:hyperlink w:anchor="ref-moore2024wordform">
-        <w:r>
-          <w:rPr>
-            <w:rStyle w:val="Hyperlink"/>
-          </w:rPr>
-          <w:t xml:space="preserve">2024</w:t>
-        </w:r>
-      </w:hyperlink>
-      <w:r>
-        <w:t xml:space="preserve">)</w:t>
-      </w:r>
-      <w:r>
-        <w:t xml:space="preserve"> </w:t>
-      </w:r>
-      <w:r>
-        <w:t xml:space="preserve">found that diminutives were the most common type of label variation observed in a corpus of 6- to 17-month-old (American) English-learning infants. Critically, hearing a higher proportion of both reduplicated words and diminutivized words has been linked to faster vocabulary growth from 9 to 21 months for (Scottish) English learners</w:t>
+        <w:t xml:space="preserve"> </w:t>
+      </w:r>
+      <w:r>
+        <w:t xml:space="preserve">found that diminutives were the most common type of label variation observed in a corpus of 6- to 17-month-old (US) English-learning infants. Critically, hearing a higher proportion of both reduplicated words and diminutivized words has been linked to faster vocabulary growth from 9 to 21 months for (Scottish) English learners</w:t>
       </w:r>
       <w:r>
         <w:t xml:space="preserve"> </w:t>
@@ -1795,7 +1770,7 @@
         <w:t xml:space="preserve"> </w:t>
       </w:r>
       <w:r>
-        <w:t xml:space="preserve">condition featured phonologically altered word forms unattested in English CDS. Looking-time measures were used to assess children’s word-recognition accuracy, and pupil size synchrony measures</w:t>
+        <w:t xml:space="preserve">condition featured phonologically altered word forms that are unattested in English CDS. Looking-time measures were used to assess children’s word-recognition accuracy, and pupil size synchrony measures</w:t>
       </w:r>
       <w:r>
         <w:t xml:space="preserve"> </w:t>
@@ -2058,7 +2033,7 @@
         <w:t xml:space="preserve">age</w:t>
       </w:r>
       <w:r>
-        <w:t xml:space="preserve">=28.08 months), were full-term, monolingual English-hearing children (&gt;80% exposure) with no known hearing, vision, language, and/or developmental delays and were recruited from a volunteer database of local families. Caregivers reported race/ethnicity information for their children in an open-ended format. Participants were primarily Non-Latinx white (</w:t>
+        <w:t xml:space="preserve">=28.08 months), were full-term, monolingual English-hearing children (&gt;80% exposure) with no known hearing, vision, language, and/or developmental delays and were recruited from a volunteer database of local families. Caregivers reported race/ethnicity information for their children in an open-ended format. Participants were primarily Non-Latine white (</w:t>
       </w:r>
       <w:r>
         <w:rPr>
@@ -2098,7 +2073,7 @@
         <w:t xml:space="preserve">N</w:t>
       </w:r>
       <w:r>
-        <w:t xml:space="preserve">=2, 3.45%), Latinx white (</w:t>
+        <w:t xml:space="preserve">=2, 3.45%), Latine white (</w:t>
       </w:r>
       <w:r>
         <w:rPr>
@@ -3298,7 +3273,7 @@
         <w:t xml:space="preserve">)</w:t>
       </w:r>
       <w:r>
-        <w:t xml:space="preserve">. We calculated participants’ proportion looking to target objects during test trials (relative to their total time looking at either the target object or distractor object) as the measure of word-recognition accuracy. For any given test trial to be included in analyses, children must have looked to the target and/or distractor object at least once prior to the onset of the first label and for at least 1/3 of each critical post-labeling window. In order for a block to be included, children must have contributed usable data for at least two of four test trials. Finally, in order for a participant to be included, they must have contributed at least two of three blocks. On average, participants contributed 9.98 trials (median=10.50, range=4–12) across 2.81 conditions (median=3).</w:t>
+        <w:t xml:space="preserve">. We calculated participants’ proportion of looking to target objects during test trials (relative to their total time looking at either the target object or distractor object) as the measure of word-recognition accuracy. For any given test trial to be included in analyses, children must have looked to the target and/or distractor object at least once prior to the onset of the first label and for at least 1/3 of each critical post-labeling window. In order for a block to be included, children must have contributed usable data for at least two of four test trials. Finally, in order for a participant to be included, they must have contributed at least two of three blocks. On average, participants contributed 9.98 trials (median=10.50, range=4–12) across 2.81 conditions (median=3).</w:t>
       </w:r>
     </w:p>
     <w:p>
@@ -3499,7 +3474,30 @@
         <w:pStyle w:val="BodyText"/>
       </w:pPr>
       <w:r>
-        <w:t xml:space="preserve">Children’s performance was reliably above chance overall and in both critical windows across all conditions, with one exception: in the first critical window for the atypical variation condition, where children’s looking behavior was at chance level (</w:t>
+        <w:t xml:space="preserve">Children’s performance was reliably above chance overall as well as in both critical windows across all conditions, except for the first critical window—the primary target of analysis in the vast majority of LWL studies</w:t>
+      </w:r>
+      <w:r>
+        <w:t xml:space="preserve"> </w:t>
+      </w:r>
+      <w:r>
+        <w:t xml:space="preserve">(e.g.,</w:t>
+      </w:r>
+      <w:r>
+        <w:t xml:space="preserve"> </w:t>
+      </w:r>
+      <w:hyperlink w:anchor="ref-fernald2008looking">
+        <w:r>
+          <w:rPr>
+            <w:rStyle w:val="Hyperlink"/>
+          </w:rPr>
+          <w:t xml:space="preserve">Fernald et al., 2008</w:t>
+        </w:r>
+      </w:hyperlink>
+      <w:r>
+        <w:t xml:space="preserve">)</w:t>
+      </w:r>
+      <w:r>
+        <w:t xml:space="preserve">—for the atypical variation condition, where children’s looking behavior was at chance level (</w:t>
       </w:r>
       <w:r>
         <w:rPr>
@@ -3700,7 +3698,7 @@
         <w:t xml:space="preserve">β</w:t>
       </w:r>
       <w:r>
-        <w:t xml:space="preserve">=0.33, 89% CrI: [-0.11, 0.78]), relative to the atypical variation condition. While these condition effects remain uncertain given the credible interval overlap with zero, their alignment with the</w:t>
+        <w:t xml:space="preserve">=0.33, 89% CrI: [-0.11, 0.78]), relative to the atypical variation condition. While these condition effects remain uncertain given the credible interval overlap with zero, their alignment with estimates from the</w:t>
       </w:r>
       <w:r>
         <w:t xml:space="preserve"> </w:t>
@@ -3714,7 +3712,7 @@
         <w:t xml:space="preserve"> </w:t>
       </w:r>
       <w:r>
-        <w:t xml:space="preserve">component estimates, suggests additional evidence for an advantage of both typical variation and consistency over atypical variation. The effect of age was clearly positive (</w:t>
+        <w:t xml:space="preserve">component suggests additional evidence for an advantage of both typical variation and consistency over atypical variation. The effect of age was clearly positive (</w:t>
       </w:r>
       <w:r>
         <w:rPr>
@@ -4445,7 +4443,7 @@
         <w:t xml:space="preserve">d</w:t>
       </w:r>
       <w:r>
-        <w:t xml:space="preserve">=1.07), relative to the consistent condition. Pupil size synchrony was higher in the typical variation condition relative to the atypical variation condition (ΔM=0.27,</w:t>
+        <w:t xml:space="preserve">=1.07), relative to the consistent condition. Pupil size synchrony was also higher in the typical variation condition relative to the atypical variation condition (ΔM=0.27,</w:t>
       </w:r>
       <w:r>
         <w:t xml:space="preserve"> </w:t>
@@ -4625,7 +4623,205 @@
         <w:pStyle w:val="FirstParagraph"/>
       </w:pPr>
       <w:r>
-        <w:t xml:space="preserve">We tested how consistent versus variable labels impact English-hearing toddlers’ learning of novel-word object mappings. Specifically, we examined whether 18- to 36-month-olds showed better novel word-recognition accuracy when they were exposed to consistent labels versus typical label variants (reduplicated/diminutivized word forms attested in English CDS) versus atypical label variants (word forms unattested in English CDS). This is, to our knowledge, the first study to date to directly manipulate children’s exposure to label variation during a lab-based novel word learning task. Building on prior naturalistic corpus analyses of CDS variant use</w:t>
+        <w:t xml:space="preserve">We tested how consistent versus variable labels impact English-hearing toddlers’ learning of novel-word object mappings. Specifically, we examined whether 18- to 36-month-olds showed better novel word-recognition accuracy when they were exposed to consistent labels versus typical label variants (reduplicated/diminutivized word forms attested in English CDS) versus atypical label variants (word forms unattested in English CDS). This is, to our knowledge, the first experiment to directly manipulate children’s exposure to label variation during a word learning task. Building on prior naturalistic corpus analyses of CDS variant use</w:t>
+      </w:r>
+      <w:r>
+        <w:t xml:space="preserve"> </w:t>
+      </w:r>
+      <w:r>
+        <w:t xml:space="preserve">(e.g.,</w:t>
+      </w:r>
+      <w:r>
+        <w:t xml:space="preserve"> </w:t>
+      </w:r>
+      <w:hyperlink w:anchor="ref-casey2022doggy">
+        <w:r>
+          <w:rPr>
+            <w:rStyle w:val="Hyperlink"/>
+          </w:rPr>
+          <w:t xml:space="preserve">Casey &amp; Casillas, 2022</w:t>
+        </w:r>
+      </w:hyperlink>
+      <w:r>
+        <w:t xml:space="preserve">;</w:t>
+      </w:r>
+      <w:r>
+        <w:t xml:space="preserve"> </w:t>
+      </w:r>
+      <w:hyperlink w:anchor="ref-moore2024wordform">
+        <w:r>
+          <w:rPr>
+            <w:rStyle w:val="Hyperlink"/>
+          </w:rPr>
+          <w:t xml:space="preserve">Moore &amp; Bergelson, 2024</w:t>
+        </w:r>
+      </w:hyperlink>
+      <w:r>
+        <w:t xml:space="preserve">;</w:t>
+      </w:r>
+      <w:r>
+        <w:t xml:space="preserve"> </w:t>
+      </w:r>
+      <w:hyperlink w:anchor="ref-ota2018choo">
+        <w:r>
+          <w:rPr>
+            <w:rStyle w:val="Hyperlink"/>
+          </w:rPr>
+          <w:t xml:space="preserve">Ota et al., 2018</w:t>
+        </w:r>
+      </w:hyperlink>
+      <w:r>
+        <w:t xml:space="preserve">)</w:t>
+      </w:r>
+      <w:r>
+        <w:t xml:space="preserve">, this study provides a next step toward understanding the</w:t>
+      </w:r>
+      <w:r>
+        <w:t xml:space="preserve"> </w:t>
+      </w:r>
+      <w:r>
+        <w:rPr>
+          <w:i/>
+          <w:iCs/>
+        </w:rPr>
+        <w:t xml:space="preserve">causal</w:t>
+      </w:r>
+      <w:r>
+        <w:t xml:space="preserve"> </w:t>
+      </w:r>
+      <w:r>
+        <w:t xml:space="preserve">impact of hearing multiple label variants on children’s learning of new words.</w:t>
+      </w:r>
+    </w:p>
+    <w:p>
+      <w:pPr>
+        <w:pStyle w:val="BodyText"/>
+      </w:pPr>
+      <w:r>
+        <w:t xml:space="preserve">As expected, children performed above chance in the consistent condition, replicating decades of findings that children can learn novel one-to-one mappings from a brief exposure phase. The primary goal of this study was to determine how children contend with two different types of label variation. In the atypical variation condition, word-recognition accuracy was weakest, with chance-level performance in the first critical window as hypothesized, and above-chance performance following the second label. In the typical variation condition, word-recognition accuracy was numerically highest. Although our models indicated some uncertainty around the magnitude of this advantage, this pattern suggests that toddlers were not only able to contend with but may have benefited from hearing familiar types of label variation.</w:t>
+      </w:r>
+    </w:p>
+    <w:p>
+      <w:pPr>
+        <w:pStyle w:val="BodyText"/>
+      </w:pPr>
+      <w:r>
+        <w:t xml:space="preserve">By the second instance of hearing the target label</w:t>
+      </w:r>
+      <w:r>
+        <w:t xml:space="preserve"> </w:t>
+      </w:r>
+      <w:r>
+        <w:t xml:space="preserve">(cf.</w:t>
+      </w:r>
+      <w:r>
+        <w:t xml:space="preserve"> </w:t>
+      </w:r>
+      <w:hyperlink w:anchor="ref-ota2016reduplicated">
+        <w:r>
+          <w:rPr>
+            <w:rStyle w:val="Hyperlink"/>
+          </w:rPr>
+          <w:t xml:space="preserve">Ota &amp; Skarabela, 2016</w:t>
+        </w:r>
+      </w:hyperlink>
+      <w:r>
+        <w:t xml:space="preserve">)</w:t>
+      </w:r>
+      <w:r>
+        <w:t xml:space="preserve">, children reliably recognized the novel word-object mappings in all conditions, suggesting that toddlers succeeded in learning words from both consistent and variable labels. It is important to acknowledge, however, that our current findings cannot fully tease apart different explanations for why children successfully learned from both types of input. It is possible that exposure to four repetitions of the standard word form was sufficient for children to learn label-object mappings, regardless of the surrounding variants. Children may have</w:t>
+      </w:r>
+      <w:r>
+        <w:t xml:space="preserve"> </w:t>
+      </w:r>
+      <w:r>
+        <w:t xml:space="preserve">“</w:t>
+      </w:r>
+      <w:r>
+        <w:t xml:space="preserve">filtered out</w:t>
+      </w:r>
+      <w:r>
+        <w:t xml:space="preserve">”</w:t>
+      </w:r>
+      <w:r>
+        <w:t xml:space="preserve"> </w:t>
+      </w:r>
+      <w:r>
+        <w:t xml:space="preserve">(cf.</w:t>
+      </w:r>
+      <w:r>
+        <w:t xml:space="preserve"> </w:t>
+      </w:r>
+      <w:hyperlink w:anchor="ref-potter2019infants">
+        <w:r>
+          <w:rPr>
+            <w:rStyle w:val="Hyperlink"/>
+          </w:rPr>
+          <w:t xml:space="preserve">Potter &amp; Lew-Williams, 2019</w:t>
+        </w:r>
+      </w:hyperlink>
+      <w:r>
+        <w:t xml:space="preserve">)</w:t>
+      </w:r>
+      <w:r>
+        <w:t xml:space="preserve"> </w:t>
+      </w:r>
+      <w:r>
+        <w:t xml:space="preserve">atypical or unfamiliar forms, focusing on the consistent standard repetitions. This explanation is plausible in the context of this short in-lab experiment but contrasts with naturalistic evidence that CDS variants are common in children’s early productive vocabularies</w:t>
+      </w:r>
+      <w:r>
+        <w:t xml:space="preserve"> </w:t>
+      </w:r>
+      <w:r>
+        <w:t xml:space="preserve">(e.g.,</w:t>
+      </w:r>
+      <w:r>
+        <w:t xml:space="preserve"> </w:t>
+      </w:r>
+      <w:hyperlink w:anchor="ref-frank2021variability">
+        <w:r>
+          <w:rPr>
+            <w:rStyle w:val="Hyperlink"/>
+          </w:rPr>
+          <w:t xml:space="preserve">Frank et al., 2021</w:t>
+        </w:r>
+      </w:hyperlink>
+      <w:r>
+        <w:t xml:space="preserve">;</w:t>
+      </w:r>
+      <w:r>
+        <w:t xml:space="preserve"> </w:t>
+      </w:r>
+      <w:hyperlink w:anchor="ref-laing2019role">
+        <w:r>
+          <w:rPr>
+            <w:rStyle w:val="Hyperlink"/>
+          </w:rPr>
+          <w:t xml:space="preserve">C. Laing, 2019</w:t>
+        </w:r>
+      </w:hyperlink>
+      <w:r>
+        <w:t xml:space="preserve">;</w:t>
+      </w:r>
+      <w:r>
+        <w:t xml:space="preserve"> </w:t>
+      </w:r>
+      <w:hyperlink w:anchor="ref-tardif2008baby">
+        <w:r>
+          <w:rPr>
+            <w:rStyle w:val="Hyperlink"/>
+          </w:rPr>
+          <w:t xml:space="preserve">Tardif et al., 2008</w:t>
+        </w:r>
+      </w:hyperlink>
+      <w:r>
+        <w:t xml:space="preserve">)</w:t>
+      </w:r>
+      <w:r>
+        <w:t xml:space="preserve"> </w:t>
+      </w:r>
+      <w:r>
+        <w:t xml:space="preserve">and are used more often than standard adult word forms in the first years of life</w:t>
       </w:r>
       <w:r>
         <w:t xml:space="preserve"> </w:t>
@@ -4633,20 +4829,6 @@
       <w:r>
         <w:t xml:space="preserve">(</w:t>
       </w:r>
-      <w:hyperlink w:anchor="ref-caseyIPcorpus">
-        <w:r>
-          <w:rPr>
-            <w:rStyle w:val="Hyperlink"/>
-          </w:rPr>
-          <w:t xml:space="preserve">Casey et al., in preparation</w:t>
-        </w:r>
-      </w:hyperlink>
-      <w:r>
-        <w:t xml:space="preserve">; e.g.,</w:t>
-      </w:r>
-      <w:r>
-        <w:t xml:space="preserve"> </w:t>
-      </w:r>
       <w:hyperlink w:anchor="ref-casey2022doggy">
         <w:r>
           <w:rPr>
@@ -4656,54 +4838,73 @@
         </w:r>
       </w:hyperlink>
       <w:r>
+        <w:t xml:space="preserve">)</w:t>
+      </w:r>
+      <w:r>
+        <w:t xml:space="preserve">. Because it was not feasible to also evaluate children’s recognition of typical and atypical variants (in addition to standard word forms) in the test phase given the length of the task, we cannot determine what children encoded about the specific label variants. Future work might further examine causal effects of exposure to label variants, such as improved long-term retention of word-object mappings</w:t>
+      </w:r>
+      <w:r>
+        <w:t xml:space="preserve"> </w:t>
+      </w:r>
+      <w:r>
+        <w:t xml:space="preserve">(cf.</w:t>
+      </w:r>
+      <w:r>
+        <w:t xml:space="preserve"> </w:t>
+      </w:r>
+      <w:hyperlink w:anchor="ref-vlach2019learning">
+        <w:r>
+          <w:rPr>
+            <w:rStyle w:val="Hyperlink"/>
+          </w:rPr>
+          <w:t xml:space="preserve">Vlach, 2019</w:t>
+        </w:r>
+      </w:hyperlink>
+      <w:r>
+        <w:t xml:space="preserve">)</w:t>
+      </w:r>
+      <w:r>
+        <w:t xml:space="preserve"> </w:t>
+      </w:r>
+      <w:r>
+        <w:t xml:space="preserve">or better generalization to new label variants</w:t>
+      </w:r>
+      <w:r>
+        <w:t xml:space="preserve"> </w:t>
+      </w:r>
+      <w:r>
+        <w:t xml:space="preserve">(cf.</w:t>
+      </w:r>
+      <w:r>
+        <w:t xml:space="preserve"> </w:t>
+      </w:r>
+      <w:hyperlink w:anchor="ref-regier2005emergence">
+        <w:r>
+          <w:rPr>
+            <w:rStyle w:val="Hyperlink"/>
+          </w:rPr>
+          <w:t xml:space="preserve">Regier, 2005</w:t>
+        </w:r>
+      </w:hyperlink>
+      <w:r>
         <w:t xml:space="preserve">;</w:t>
       </w:r>
       <w:r>
         <w:t xml:space="preserve"> </w:t>
       </w:r>
-      <w:hyperlink w:anchor="ref-moore2024wordform">
-        <w:r>
-          <w:rPr>
-            <w:rStyle w:val="Hyperlink"/>
-          </w:rPr>
-          <w:t xml:space="preserve">Moore &amp; Bergelson, 2024</w:t>
-        </w:r>
-      </w:hyperlink>
-      <w:r>
-        <w:t xml:space="preserve">;</w:t>
-      </w:r>
-      <w:r>
-        <w:t xml:space="preserve"> </w:t>
-      </w:r>
-      <w:hyperlink w:anchor="ref-ota2018choo">
-        <w:r>
-          <w:rPr>
-            <w:rStyle w:val="Hyperlink"/>
-          </w:rPr>
-          <w:t xml:space="preserve">Ota et al., 2018</w:t>
+      <w:hyperlink w:anchor="ref-swingley2016two">
+        <w:r>
+          <w:rPr>
+            <w:rStyle w:val="Hyperlink"/>
+          </w:rPr>
+          <w:t xml:space="preserve">Swingley, 2016</w:t>
         </w:r>
       </w:hyperlink>
       <w:r>
         <w:t xml:space="preserve">)</w:t>
       </w:r>
       <w:r>
-        <w:t xml:space="preserve">, this study provides a next step toward understanding the</w:t>
-      </w:r>
-      <w:r>
-        <w:t xml:space="preserve"> </w:t>
-      </w:r>
-      <w:r>
-        <w:rPr>
-          <w:i/>
-          <w:iCs/>
-        </w:rPr>
-        <w:t xml:space="preserve">causal</w:t>
-      </w:r>
-      <w:r>
-        <w:t xml:space="preserve"> </w:t>
-      </w:r>
-      <w:r>
-        <w:t xml:space="preserve">impact of hearing multiple label variants on children’s learning of new words.</w:t>
+        <w:t xml:space="preserve">.</w:t>
       </w:r>
     </w:p>
     <w:p>
@@ -4711,7 +4912,79 @@
         <w:pStyle w:val="BodyText"/>
       </w:pPr>
       <w:r>
-        <w:t xml:space="preserve">As expected, children performed above chance in the consistent condition, replicating decades of findings that children can learn novel one-to-one mappings from a brief exposure phase. The primary goal of this study was to determine how children contend with two different types of label variation. In the atypical variation condition, word-recognition accuracy was weakest, with chance-level performance in the first critical window as hypothesized, and above-chance performance following the second label. In the typical variation condition, word-recognition accuracy was numerically highest. Although our models indicated some uncertainty around the magnitude of this advantage, this pattern suggests that toddlers were not only able to contend with but may have benefited from hearing familiar types of label variation.</w:t>
+        <w:t xml:space="preserve">Moment-to-moment attention, indexed by pupil size synchrony, was higher in both variation conditions relative to the consistent condition, and was highest in the typical variation condition. These results suggest reliable differences in children’s engagement with the labeling sentences across conditions. Although pupil size synchrony during exposure did not reliably predict word-recognition accuracy during test, the trend toward a positive association in the typical variation condition is consistent with prior findings linking synchrony to learning</w:t>
+      </w:r>
+      <w:r>
+        <w:t xml:space="preserve"> </w:t>
+      </w:r>
+      <w:r>
+        <w:t xml:space="preserve">(</w:t>
+      </w:r>
+      <w:hyperlink w:anchor="ref-nencheva2021moment">
+        <w:r>
+          <w:rPr>
+            <w:rStyle w:val="Hyperlink"/>
+          </w:rPr>
+          <w:t xml:space="preserve">Nencheva et al., 2021</w:t>
+        </w:r>
+      </w:hyperlink>
+      <w:r>
+        <w:t xml:space="preserve">)</w:t>
+      </w:r>
+      <w:r>
+        <w:t xml:space="preserve">. These findings also fit with prior accounts of a</w:t>
+      </w:r>
+      <w:r>
+        <w:t xml:space="preserve"> </w:t>
+      </w:r>
+      <w:r>
+        <w:t xml:space="preserve">“</w:t>
+      </w:r>
+      <w:r>
+        <w:t xml:space="preserve">goldilocks</w:t>
+      </w:r>
+      <w:r>
+        <w:t xml:space="preserve">”</w:t>
+      </w:r>
+      <w:r>
+        <w:t xml:space="preserve"> </w:t>
+      </w:r>
+      <w:r>
+        <w:t xml:space="preserve">effect in children’s attention</w:t>
+      </w:r>
+      <w:r>
+        <w:t xml:space="preserve"> </w:t>
+      </w:r>
+      <w:r>
+        <w:t xml:space="preserve">(</w:t>
+      </w:r>
+      <w:hyperlink w:anchor="ref-kidd2012goldilocks">
+        <w:r>
+          <w:rPr>
+            <w:rStyle w:val="Hyperlink"/>
+          </w:rPr>
+          <w:t xml:space="preserve">Kidd et al., 2012</w:t>
+        </w:r>
+      </w:hyperlink>
+      <w:r>
+        <w:t xml:space="preserve">,</w:t>
+      </w:r>
+      <w:r>
+        <w:t xml:space="preserve"> </w:t>
+      </w:r>
+      <w:hyperlink w:anchor="ref-kidd2014goldilocks">
+        <w:r>
+          <w:rPr>
+            <w:rStyle w:val="Hyperlink"/>
+          </w:rPr>
+          <w:t xml:space="preserve">2014</w:t>
+        </w:r>
+      </w:hyperlink>
+      <w:r>
+        <w:t xml:space="preserve">)</w:t>
+      </w:r>
+      <w:r>
+        <w:t xml:space="preserve">, where a moderate amount of variability—here, variation of the type common in children’s everyday language input—is associated with the highest engagement. Overall, our pupillometry findings point to attentional engagement as a plausible, though not yet definitively established, mechanism by which label variation, particularly of the type that children encounter naturalistically, could facilitate novel word learning over short timescales.</w:t>
       </w:r>
     </w:p>
     <w:p>
@@ -4719,313 +4992,11 @@
         <w:pStyle w:val="BodyText"/>
       </w:pPr>
       <w:r>
-        <w:t xml:space="preserve">By the second instance of hearing the target label</w:t>
-      </w:r>
-      <w:r>
-        <w:t xml:space="preserve"> </w:t>
-      </w:r>
-      <w:r>
-        <w:t xml:space="preserve">(cf.</w:t>
-      </w:r>
-      <w:r>
-        <w:t xml:space="preserve"> </w:t>
-      </w:r>
-      <w:hyperlink w:anchor="ref-ota2016reduplicated">
-        <w:r>
-          <w:rPr>
-            <w:rStyle w:val="Hyperlink"/>
-          </w:rPr>
-          <w:t xml:space="preserve">Ota &amp; Skarabela, 2016</w:t>
-        </w:r>
-      </w:hyperlink>
-      <w:r>
-        <w:t xml:space="preserve">)</w:t>
-      </w:r>
-      <w:r>
-        <w:t xml:space="preserve">, children reliably recognized the novel word-object mappings in all conditions, suggesting that toddlers succeeded in learning words from both consistent and variable labels. It is important to acknowledge, however, that our current findings cannot tell us</w:t>
-      </w:r>
-      <w:r>
-        <w:t xml:space="preserve"> </w:t>
-      </w:r>
-      <w:r>
-        <w:rPr>
-          <w:i/>
-          <w:iCs/>
-        </w:rPr>
-        <w:t xml:space="preserve">why</w:t>
-      </w:r>
-      <w:r>
-        <w:t xml:space="preserve"> </w:t>
-      </w:r>
-      <w:r>
-        <w:t xml:space="preserve">children successfully learned from all types of input. One possibility is that exposure to four repetitions of the standard word form was sufficient, regardless of the surrounding variants. Children may have</w:t>
-      </w:r>
-      <w:r>
-        <w:t xml:space="preserve"> </w:t>
-      </w:r>
-      <w:r>
-        <w:t xml:space="preserve">“</w:t>
-      </w:r>
-      <w:r>
-        <w:t xml:space="preserve">filtered out</w:t>
-      </w:r>
-      <w:r>
-        <w:t xml:space="preserve">”</w:t>
-      </w:r>
-      <w:r>
-        <w:t xml:space="preserve"> </w:t>
-      </w:r>
-      <w:r>
-        <w:t xml:space="preserve">(cf.</w:t>
-      </w:r>
-      <w:r>
-        <w:t xml:space="preserve"> </w:t>
-      </w:r>
-      <w:hyperlink w:anchor="ref-potter2019infants">
-        <w:r>
-          <w:rPr>
-            <w:rStyle w:val="Hyperlink"/>
-          </w:rPr>
-          <w:t xml:space="preserve">Potter &amp; Lew-Williams, 2019</w:t>
-        </w:r>
-      </w:hyperlink>
-      <w:r>
-        <w:t xml:space="preserve">)</w:t>
-      </w:r>
-      <w:r>
-        <w:t xml:space="preserve"> </w:t>
-      </w:r>
-      <w:r>
-        <w:t xml:space="preserve">atypical or unfamiliar forms, focusing on the consistent standard repetitions. This explanation is plausible in the context of this short in-lab experiment but contrasts with naturalistic evidence that CDS variants are common in children’s early productive vocabularies</w:t>
-      </w:r>
-      <w:r>
-        <w:t xml:space="preserve"> </w:t>
-      </w:r>
-      <w:r>
-        <w:t xml:space="preserve">(e.g.,</w:t>
-      </w:r>
-      <w:r>
-        <w:t xml:space="preserve"> </w:t>
-      </w:r>
-      <w:hyperlink w:anchor="ref-frank2021variability">
-        <w:r>
-          <w:rPr>
-            <w:rStyle w:val="Hyperlink"/>
-          </w:rPr>
-          <w:t xml:space="preserve">Frank et al., 2021</w:t>
-        </w:r>
-      </w:hyperlink>
-      <w:r>
-        <w:t xml:space="preserve">;</w:t>
-      </w:r>
-      <w:r>
-        <w:t xml:space="preserve"> </w:t>
-      </w:r>
-      <w:hyperlink w:anchor="ref-laing2019role">
-        <w:r>
-          <w:rPr>
-            <w:rStyle w:val="Hyperlink"/>
-          </w:rPr>
-          <w:t xml:space="preserve">C. Laing, 2019</w:t>
-        </w:r>
-      </w:hyperlink>
-      <w:r>
-        <w:t xml:space="preserve">;</w:t>
-      </w:r>
-      <w:r>
-        <w:t xml:space="preserve"> </w:t>
-      </w:r>
-      <w:hyperlink w:anchor="ref-tardif2008baby">
-        <w:r>
-          <w:rPr>
-            <w:rStyle w:val="Hyperlink"/>
-          </w:rPr>
-          <w:t xml:space="preserve">Tardif et al., 2008</w:t>
-        </w:r>
-      </w:hyperlink>
-      <w:r>
-        <w:t xml:space="preserve">)</w:t>
-      </w:r>
-      <w:r>
-        <w:t xml:space="preserve"> </w:t>
-      </w:r>
-      <w:r>
-        <w:t xml:space="preserve">and are used more often than standard adult word forms in the first years of life</w:t>
-      </w:r>
-      <w:r>
-        <w:t xml:space="preserve"> </w:t>
-      </w:r>
-      <w:r>
-        <w:t xml:space="preserve">(</w:t>
-      </w:r>
-      <w:hyperlink w:anchor="ref-casey2022doggy">
-        <w:r>
-          <w:rPr>
-            <w:rStyle w:val="Hyperlink"/>
-          </w:rPr>
-          <w:t xml:space="preserve">Casey &amp; Casillas, 2022</w:t>
-        </w:r>
-      </w:hyperlink>
-      <w:r>
-        <w:t xml:space="preserve">)</w:t>
-      </w:r>
-      <w:r>
-        <w:t xml:space="preserve">. Because it was not feasible for us to also evaluate children’s recognition of typical and atypical variants in the test phase given the length of the task, we cannot determine what children encoded about the label variants and how this information affected their word-recognition accuracy. Future work might further examine causal effects of exposure to label variants, such as improved long-term retention of word-object mappings</w:t>
-      </w:r>
-      <w:r>
-        <w:t xml:space="preserve"> </w:t>
-      </w:r>
-      <w:r>
-        <w:t xml:space="preserve">(cf.</w:t>
-      </w:r>
-      <w:r>
-        <w:t xml:space="preserve"> </w:t>
-      </w:r>
-      <w:hyperlink w:anchor="ref-vlach2019learning">
-        <w:r>
-          <w:rPr>
-            <w:rStyle w:val="Hyperlink"/>
-          </w:rPr>
-          <w:t xml:space="preserve">Vlach, 2019</w:t>
-        </w:r>
-      </w:hyperlink>
-      <w:r>
-        <w:t xml:space="preserve">)</w:t>
-      </w:r>
-      <w:r>
-        <w:t xml:space="preserve"> </w:t>
-      </w:r>
-      <w:r>
-        <w:t xml:space="preserve">or better generalization to new label variants</w:t>
-      </w:r>
-      <w:r>
-        <w:t xml:space="preserve"> </w:t>
-      </w:r>
-      <w:r>
-        <w:t xml:space="preserve">(cf.</w:t>
-      </w:r>
-      <w:r>
-        <w:t xml:space="preserve"> </w:t>
-      </w:r>
-      <w:hyperlink w:anchor="ref-regier2005emergence">
-        <w:r>
-          <w:rPr>
-            <w:rStyle w:val="Hyperlink"/>
-          </w:rPr>
-          <w:t xml:space="preserve">Regier, 2005</w:t>
-        </w:r>
-      </w:hyperlink>
-      <w:r>
-        <w:t xml:space="preserve">;</w:t>
-      </w:r>
-      <w:r>
-        <w:t xml:space="preserve"> </w:t>
-      </w:r>
-      <w:hyperlink w:anchor="ref-swingley2016two">
-        <w:r>
-          <w:rPr>
-            <w:rStyle w:val="Hyperlink"/>
-          </w:rPr>
-          <w:t xml:space="preserve">Swingley, 2016</w:t>
-        </w:r>
-      </w:hyperlink>
-      <w:r>
-        <w:t xml:space="preserve">)</w:t>
-      </w:r>
-      <w:r>
-        <w:t xml:space="preserve">.</w:t>
-      </w:r>
-    </w:p>
-    <w:p>
-      <w:pPr>
-        <w:pStyle w:val="BodyText"/>
-      </w:pPr>
-      <w:r>
-        <w:t xml:space="preserve">Moment-to-moment attention, indexed by pupil size synchrony, was higher in both variation conditions relative to the consistent condition, and was highest in the typical variation condition. These results suggest reliable differences in children’s engagement with the labeling sentences across conditions. Although pupil size synchrony during exposure did not reliably predict word-recognition accuracy during test, the trend toward a positive association in the typical variation condition is consistent with prior findings linking synchrony to learning</w:t>
-      </w:r>
-      <w:r>
-        <w:t xml:space="preserve"> </w:t>
-      </w:r>
-      <w:r>
-        <w:t xml:space="preserve">(</w:t>
-      </w:r>
-      <w:hyperlink w:anchor="ref-nencheva2021moment">
-        <w:r>
-          <w:rPr>
-            <w:rStyle w:val="Hyperlink"/>
-          </w:rPr>
-          <w:t xml:space="preserve">Nencheva et al., 2021</w:t>
-        </w:r>
-      </w:hyperlink>
-      <w:r>
-        <w:t xml:space="preserve">)</w:t>
-      </w:r>
-      <w:r>
-        <w:t xml:space="preserve">. These findings also fit with prior accounts of a</w:t>
-      </w:r>
-      <w:r>
-        <w:t xml:space="preserve"> </w:t>
-      </w:r>
-      <w:r>
-        <w:t xml:space="preserve">“</w:t>
-      </w:r>
-      <w:r>
-        <w:t xml:space="preserve">goldilocks</w:t>
-      </w:r>
-      <w:r>
-        <w:t xml:space="preserve">”</w:t>
-      </w:r>
-      <w:r>
-        <w:t xml:space="preserve"> </w:t>
-      </w:r>
-      <w:r>
-        <w:t xml:space="preserve">effect in children’s attention</w:t>
-      </w:r>
-      <w:r>
-        <w:t xml:space="preserve"> </w:t>
-      </w:r>
-      <w:r>
-        <w:t xml:space="preserve">(</w:t>
-      </w:r>
-      <w:hyperlink w:anchor="ref-kidd2012goldilocks">
-        <w:r>
-          <w:rPr>
-            <w:rStyle w:val="Hyperlink"/>
-          </w:rPr>
-          <w:t xml:space="preserve">Kidd et al., 2012</w:t>
-        </w:r>
-      </w:hyperlink>
-      <w:r>
-        <w:t xml:space="preserve">,</w:t>
-      </w:r>
-      <w:r>
-        <w:t xml:space="preserve"> </w:t>
-      </w:r>
-      <w:hyperlink w:anchor="ref-kidd2014goldilocks">
-        <w:r>
-          <w:rPr>
-            <w:rStyle w:val="Hyperlink"/>
-          </w:rPr>
-          <w:t xml:space="preserve">2014</w:t>
-        </w:r>
-      </w:hyperlink>
-      <w:r>
-        <w:t xml:space="preserve">)</w:t>
-      </w:r>
-      <w:r>
-        <w:t xml:space="preserve">, where a moderate amount of variability—here, variation of the type common in children’s everyday language input—is associated with the highest engagement. Overall, our pupillometry findings point to attentional engagement as a plausible, though not yet definitively established, mechanism by which label variation, particularly of the type that children encounter naturalistically, could facilitate novel word learning over short timescales.</w:t>
-      </w:r>
-    </w:p>
-    <w:p>
-      <w:pPr>
-        <w:pStyle w:val="BodyText"/>
-      </w:pPr>
-      <w:r>
         <w:t xml:space="preserve">In sum, this study provides the first experimental evidence that English-hearing toddlers can successfully contend with label variants when learning new words. Typical CDS variants were associated with both greater attentional engagement during learning and numerically higher word-recogniton accuracy, relative to atypical variation and consistent labels. These findings suggest that naturalistic label variation in children’s input is not simply noise and may play a facilitative role in early word learning.</w:t>
       </w:r>
     </w:p>
     <w:bookmarkEnd w:id="58"/>
-    <w:bookmarkStart w:id="131" w:name="references"/>
+    <w:bookmarkStart w:id="130" w:name="references"/>
     <w:p>
       <w:pPr>
         <w:pStyle w:val="Heading1"/>
@@ -5034,7 +5005,7 @@
         <w:t xml:space="preserve">5. References</w:t>
       </w:r>
     </w:p>
-    <w:bookmarkStart w:id="130" w:name="refs"/>
+    <w:bookmarkStart w:id="129" w:name="refs"/>
     <w:bookmarkStart w:id="60" w:name="ref-lme4"/>
     <w:p>
       <w:pPr>
@@ -5389,33 +5360,85 @@
       </w:r>
     </w:p>
     <w:bookmarkEnd w:id="69"/>
-    <w:bookmarkStart w:id="70" w:name="ref-caseyIPcorpus"/>
+    <w:bookmarkStart w:id="70" w:name="ref-clark1988logic"/>
     <w:p>
       <w:pPr>
         <w:pStyle w:val="Bibliography"/>
       </w:pPr>
       <w:r>
-        <w:t xml:space="preserve">Casey, K., Levitin, A., &amp; Lew-Williams, C. (in preparation).</w:t>
-      </w:r>
-      <w:r>
-        <w:t xml:space="preserve"> </w:t>
-      </w:r>
-      <w:r>
-        <w:rPr>
-          <w:i/>
-          <w:iCs/>
-        </w:rPr>
-        <w:t xml:space="preserve">Quantifying the amount and impact of label variation in early word learning environments.</w:t>
+        <w:t xml:space="preserve">Clark, E. V. (1988). On the logic of contrast.</w:t>
+      </w:r>
+      <w:r>
+        <w:t xml:space="preserve"> </w:t>
+      </w:r>
+      <w:r>
+        <w:rPr>
+          <w:i/>
+          <w:iCs/>
+        </w:rPr>
+        <w:t xml:space="preserve">Journal of Child Language</w:t>
+      </w:r>
+      <w:r>
+        <w:t xml:space="preserve">,</w:t>
+      </w:r>
+      <w:r>
+        <w:t xml:space="preserve"> </w:t>
+      </w:r>
+      <w:r>
+        <w:rPr>
+          <w:i/>
+          <w:iCs/>
+        </w:rPr>
+        <w:t xml:space="preserve">15</w:t>
+      </w:r>
+      <w:r>
+        <w:t xml:space="preserve">(2), 317–335.</w:t>
       </w:r>
     </w:p>
     <w:bookmarkEnd w:id="70"/>
-    <w:bookmarkStart w:id="71" w:name="ref-clark1988logic"/>
+    <w:bookmarkStart w:id="71" w:name="ref-cribari2010beta"/>
     <w:p>
       <w:pPr>
         <w:pStyle w:val="Bibliography"/>
       </w:pPr>
       <w:r>
-        <w:t xml:space="preserve">Clark, E. V. (1988). On the logic of contrast.</w:t>
+        <w:t xml:space="preserve">Cribari-Neto, F., &amp; Zeileis, A. (2010). Beta regression in r.</w:t>
+      </w:r>
+      <w:r>
+        <w:t xml:space="preserve"> </w:t>
+      </w:r>
+      <w:r>
+        <w:rPr>
+          <w:i/>
+          <w:iCs/>
+        </w:rPr>
+        <w:t xml:space="preserve">Journal of Statistical Software</w:t>
+      </w:r>
+      <w:r>
+        <w:t xml:space="preserve">,</w:t>
+      </w:r>
+      <w:r>
+        <w:t xml:space="preserve"> </w:t>
+      </w:r>
+      <w:r>
+        <w:rPr>
+          <w:i/>
+          <w:iCs/>
+        </w:rPr>
+        <w:t xml:space="preserve">34</w:t>
+      </w:r>
+      <w:r>
+        <w:t xml:space="preserve">(1), 1–24.</w:t>
+      </w:r>
+    </w:p>
+    <w:bookmarkEnd w:id="71"/>
+    <w:bookmarkStart w:id="72" w:name="ref-deak2001any"/>
+    <w:p>
+      <w:pPr>
+        <w:pStyle w:val="Bibliography"/>
+      </w:pPr>
+      <w:r>
+        <w:t xml:space="preserve">Deak, G. O., Yen, L., &amp; Pettit, J. (2001). By any other name: When will preschoolers produce several labels for a referent?</w:t>
       </w:r>
       <w:r>
         <w:t xml:space="preserve"> </w:t>
@@ -5438,30 +5461,30 @@
           <w:i/>
           <w:iCs/>
         </w:rPr>
-        <w:t xml:space="preserve">15</w:t>
-      </w:r>
-      <w:r>
-        <w:t xml:space="preserve">(2), 317–335.</w:t>
-      </w:r>
-    </w:p>
-    <w:bookmarkEnd w:id="71"/>
-    <w:bookmarkStart w:id="72" w:name="ref-cribari2010beta"/>
+        <w:t xml:space="preserve">28</w:t>
+      </w:r>
+      <w:r>
+        <w:t xml:space="preserve">(3), 787–804.</w:t>
+      </w:r>
+    </w:p>
+    <w:bookmarkEnd w:id="72"/>
+    <w:bookmarkStart w:id="73" w:name="ref-faul2009statistical"/>
     <w:p>
       <w:pPr>
         <w:pStyle w:val="Bibliography"/>
       </w:pPr>
       <w:r>
-        <w:t xml:space="preserve">Cribari-Neto, F., &amp; Zeileis, A. (2010). Beta regression in r.</w:t>
-      </w:r>
-      <w:r>
-        <w:t xml:space="preserve"> </w:t>
-      </w:r>
-      <w:r>
-        <w:rPr>
-          <w:i/>
-          <w:iCs/>
-        </w:rPr>
-        <w:t xml:space="preserve">Journal of Statistical Software</w:t>
+        <w:t xml:space="preserve">Faul, F., Erdfelder, E., Buchner, A., &amp; Lang, A.-G. (2009). Statistical power analyses using g* power 3.1: Tests for correlation and regression analyses.</w:t>
+      </w:r>
+      <w:r>
+        <w:t xml:space="preserve"> </w:t>
+      </w:r>
+      <w:r>
+        <w:rPr>
+          <w:i/>
+          <w:iCs/>
+        </w:rPr>
+        <w:t xml:space="preserve">Behavior Research Methods</w:t>
       </w:r>
       <w:r>
         <w:t xml:space="preserve">,</w:t>
@@ -5474,20 +5497,830 @@
           <w:i/>
           <w:iCs/>
         </w:rPr>
-        <w:t xml:space="preserve">34</w:t>
-      </w:r>
-      <w:r>
-        <w:t xml:space="preserve">(1), 1–24.</w:t>
-      </w:r>
-    </w:p>
-    <w:bookmarkEnd w:id="72"/>
-    <w:bookmarkStart w:id="73" w:name="ref-deak2001any"/>
+        <w:t xml:space="preserve">41</w:t>
+      </w:r>
+      <w:r>
+        <w:t xml:space="preserve">(4), 1149–1160.</w:t>
+      </w:r>
+    </w:p>
+    <w:bookmarkEnd w:id="73"/>
+    <w:bookmarkStart w:id="74" w:name="ref-ferguson1964baby"/>
     <w:p>
       <w:pPr>
         <w:pStyle w:val="Bibliography"/>
       </w:pPr>
       <w:r>
-        <w:t xml:space="preserve">Deak, G. O., Yen, L., &amp; Pettit, J. (2001). By any other name: When will preschoolers produce several labels for a referent?</w:t>
+        <w:t xml:space="preserve">Ferguson, C. A. (1964). Baby talk in six languages.</w:t>
+      </w:r>
+      <w:r>
+        <w:t xml:space="preserve"> </w:t>
+      </w:r>
+      <w:r>
+        <w:rPr>
+          <w:i/>
+          <w:iCs/>
+        </w:rPr>
+        <w:t xml:space="preserve">American Anthropologist</w:t>
+      </w:r>
+      <w:r>
+        <w:t xml:space="preserve">,</w:t>
+      </w:r>
+      <w:r>
+        <w:t xml:space="preserve"> </w:t>
+      </w:r>
+      <w:r>
+        <w:rPr>
+          <w:i/>
+          <w:iCs/>
+        </w:rPr>
+        <w:t xml:space="preserve">66</w:t>
+      </w:r>
+      <w:r>
+        <w:t xml:space="preserve">(6), 103–114.</w:t>
+      </w:r>
+    </w:p>
+    <w:bookmarkEnd w:id="74"/>
+    <w:bookmarkStart w:id="75" w:name="ref-fernald2008looking"/>
+    <w:p>
+      <w:pPr>
+        <w:pStyle w:val="Bibliography"/>
+      </w:pPr>
+      <w:r>
+        <w:t xml:space="preserve">Fernald, A. E., Zangl, R., Portillo, A. L., &amp; Marchman, V. A. (2008). Looking while listening: Using eye movements to monitor spoken language comprehension by infants and young children. In</w:t>
+      </w:r>
+      <w:r>
+        <w:t xml:space="preserve"> </w:t>
+      </w:r>
+      <w:r>
+        <w:rPr>
+          <w:i/>
+          <w:iCs/>
+        </w:rPr>
+        <w:t xml:space="preserve">Developmental psycholinguistics: On-line methods in children’s language processing</w:t>
+      </w:r>
+      <w:r>
+        <w:t xml:space="preserve"> </w:t>
+      </w:r>
+      <w:r>
+        <w:t xml:space="preserve">(pp. 97–135). John Benjamins Publishing Company.</w:t>
+      </w:r>
+    </w:p>
+    <w:bookmarkEnd w:id="75"/>
+    <w:bookmarkStart w:id="76" w:name="ref-frank2021variability"/>
+    <w:p>
+      <w:pPr>
+        <w:pStyle w:val="Bibliography"/>
+      </w:pPr>
+      <w:r>
+        <w:t xml:space="preserve">Frank, M. C., Braginsky, M., Yurovsky, D., &amp; Marchman, V. A. (2021).</w:t>
+      </w:r>
+      <w:r>
+        <w:t xml:space="preserve"> </w:t>
+      </w:r>
+      <w:r>
+        <w:rPr>
+          <w:i/>
+          <w:iCs/>
+        </w:rPr>
+        <w:t xml:space="preserve">Variability and consistency in early language learning: The wordbank project</w:t>
+      </w:r>
+      <w:r>
+        <w:t xml:space="preserve">. MIT Press.</w:t>
+      </w:r>
+    </w:p>
+    <w:bookmarkEnd w:id="76"/>
+    <w:bookmarkStart w:id="77" w:name="ref-han2023che"/>
+    <w:p>
+      <w:pPr>
+        <w:pStyle w:val="Bibliography"/>
+      </w:pPr>
+      <w:r>
+        <w:t xml:space="preserve">Han, M., &amp; Gu, Y. (2023). Che-che (</w:t>
+      </w:r>
+      <w:r>
+        <w:t xml:space="preserve">“car-car”</w:t>
+      </w:r>
+      <w:r>
+        <w:t xml:space="preserve">) and chi-chi (</w:t>
+      </w:r>
+      <w:r>
+        <w:t xml:space="preserve">“eat-eat”</w:t>
+      </w:r>
+      <w:r>
+        <w:t xml:space="preserve">): Reduplication in mandarin chinese child-directed speech.</w:t>
+      </w:r>
+      <w:r>
+        <w:t xml:space="preserve"> </w:t>
+      </w:r>
+      <w:r>
+        <w:rPr>
+          <w:i/>
+          <w:iCs/>
+        </w:rPr>
+        <w:t xml:space="preserve">Proceedings of the Annual Meeting of the Cognitive Science Society</w:t>
+      </w:r>
+      <w:r>
+        <w:t xml:space="preserve">,</w:t>
+      </w:r>
+      <w:r>
+        <w:t xml:space="preserve"> </w:t>
+      </w:r>
+      <w:r>
+        <w:rPr>
+          <w:i/>
+          <w:iCs/>
+        </w:rPr>
+        <w:t xml:space="preserve">45</w:t>
+      </w:r>
+      <w:r>
+        <w:t xml:space="preserve">.</w:t>
+      </w:r>
+    </w:p>
+    <w:bookmarkEnd w:id="77"/>
+    <w:bookmarkStart w:id="78" w:name="ref-stinepack"/>
+    <w:p>
+      <w:pPr>
+        <w:pStyle w:val="Bibliography"/>
+      </w:pPr>
+      <w:r>
+        <w:t xml:space="preserve">Johannesson, T., Bjornsson, H., Grothendieck, G., &amp; Johannesson, M. T. (2009). Package</w:t>
+      </w:r>
+      <w:r>
+        <w:t xml:space="preserve"> </w:t>
+      </w:r>
+      <w:r>
+        <w:t xml:space="preserve">“stinepack.”</w:t>
+      </w:r>
+      <w:r>
+        <w:t xml:space="preserve"> </w:t>
+      </w:r>
+      <w:r>
+        <w:rPr>
+          <w:i/>
+          <w:iCs/>
+        </w:rPr>
+        <w:t xml:space="preserve">Icelandic Meteorological Office</w:t>
+      </w:r>
+      <w:r>
+        <w:t xml:space="preserve">.</w:t>
+      </w:r>
+    </w:p>
+    <w:bookmarkEnd w:id="78"/>
+    <w:bookmarkStart w:id="79" w:name="ref-kempe2007diminutives"/>
+    <w:p>
+      <w:pPr>
+        <w:pStyle w:val="Bibliography"/>
+      </w:pPr>
+      <w:r>
+        <w:t xml:space="preserve">Kempe, V., Brooks, P. J., Gillis, S., &amp; Samson, G. (2007). Diminutives facilitate word segmentation in natural speech: Cross-linguistic evidence.</w:t>
+      </w:r>
+      <w:r>
+        <w:t xml:space="preserve"> </w:t>
+      </w:r>
+      <w:r>
+        <w:rPr>
+          <w:i/>
+          <w:iCs/>
+        </w:rPr>
+        <w:t xml:space="preserve">Memory &amp; Cognition</w:t>
+      </w:r>
+      <w:r>
+        <w:t xml:space="preserve">,</w:t>
+      </w:r>
+      <w:r>
+        <w:t xml:space="preserve"> </w:t>
+      </w:r>
+      <w:r>
+        <w:rPr>
+          <w:i/>
+          <w:iCs/>
+        </w:rPr>
+        <w:t xml:space="preserve">35</w:t>
+      </w:r>
+      <w:r>
+        <w:t xml:space="preserve">(4), 762–773.</w:t>
+      </w:r>
+    </w:p>
+    <w:bookmarkEnd w:id="79"/>
+    <w:bookmarkStart w:id="80" w:name="ref-kempe2001can"/>
+    <w:p>
+      <w:pPr>
+        <w:pStyle w:val="Bibliography"/>
+      </w:pPr>
+      <w:r>
+        <w:t xml:space="preserve">Kempe, V., Brooks, P. J., &amp; Pirott, L. (2001). How can child-directed speech facilitate the acquisition of morphology.</w:t>
+      </w:r>
+      <w:r>
+        <w:t xml:space="preserve"> </w:t>
+      </w:r>
+      <w:r>
+        <w:rPr>
+          <w:i/>
+          <w:iCs/>
+        </w:rPr>
+        <w:t xml:space="preserve">Research on Child Language Acquisition: Proceedings of the 8th Conference of the International Association for the Study of Child Language</w:t>
+      </w:r>
+      <w:r>
+        <w:t xml:space="preserve">, 1237–1247.</w:t>
+      </w:r>
+    </w:p>
+    <w:bookmarkEnd w:id="80"/>
+    <w:bookmarkStart w:id="81" w:name="ref-kidd2012goldilocks"/>
+    <w:p>
+      <w:pPr>
+        <w:pStyle w:val="Bibliography"/>
+      </w:pPr>
+      <w:r>
+        <w:t xml:space="preserve">Kidd, C., Piantadosi, S. T., &amp; Aslin, R. N. (2012). The goldilocks effect: Human infants allocate attention to visual sequences that are neither too simple nor too complex.</w:t>
+      </w:r>
+      <w:r>
+        <w:t xml:space="preserve"> </w:t>
+      </w:r>
+      <w:r>
+        <w:rPr>
+          <w:i/>
+          <w:iCs/>
+        </w:rPr>
+        <w:t xml:space="preserve">PloS One</w:t>
+      </w:r>
+      <w:r>
+        <w:t xml:space="preserve">,</w:t>
+      </w:r>
+      <w:r>
+        <w:t xml:space="preserve"> </w:t>
+      </w:r>
+      <w:r>
+        <w:rPr>
+          <w:i/>
+          <w:iCs/>
+        </w:rPr>
+        <w:t xml:space="preserve">7</w:t>
+      </w:r>
+      <w:r>
+        <w:t xml:space="preserve">(5), e36399.</w:t>
+      </w:r>
+    </w:p>
+    <w:bookmarkEnd w:id="81"/>
+    <w:bookmarkStart w:id="82" w:name="ref-kidd2014goldilocks"/>
+    <w:p>
+      <w:pPr>
+        <w:pStyle w:val="Bibliography"/>
+      </w:pPr>
+      <w:r>
+        <w:t xml:space="preserve">Kidd, C., Piantadosi, S. T., &amp; Aslin, R. N. (2014). The goldilocks effect in infant auditory attention.</w:t>
+      </w:r>
+      <w:r>
+        <w:t xml:space="preserve"> </w:t>
+      </w:r>
+      <w:r>
+        <w:rPr>
+          <w:i/>
+          <w:iCs/>
+        </w:rPr>
+        <w:t xml:space="preserve">Child Development</w:t>
+      </w:r>
+      <w:r>
+        <w:t xml:space="preserve">,</w:t>
+      </w:r>
+      <w:r>
+        <w:t xml:space="preserve"> </w:t>
+      </w:r>
+      <w:r>
+        <w:rPr>
+          <w:i/>
+          <w:iCs/>
+        </w:rPr>
+        <w:t xml:space="preserve">85</w:t>
+      </w:r>
+      <w:r>
+        <w:t xml:space="preserve">(5), 1795–1804.</w:t>
+      </w:r>
+    </w:p>
+    <w:bookmarkEnd w:id="82"/>
+    <w:bookmarkStart w:id="83" w:name="ref-laing2019role"/>
+    <w:p>
+      <w:pPr>
+        <w:pStyle w:val="Bibliography"/>
+      </w:pPr>
+      <w:r>
+        <w:t xml:space="preserve">Laing, C. (2019). A role for onomatopoeia in early language: Evidence from phonological development.</w:t>
+      </w:r>
+      <w:r>
+        <w:t xml:space="preserve"> </w:t>
+      </w:r>
+      <w:r>
+        <w:rPr>
+          <w:i/>
+          <w:iCs/>
+        </w:rPr>
+        <w:t xml:space="preserve">Language and Cognition</w:t>
+      </w:r>
+      <w:r>
+        <w:t xml:space="preserve">,</w:t>
+      </w:r>
+      <w:r>
+        <w:t xml:space="preserve"> </w:t>
+      </w:r>
+      <w:r>
+        <w:rPr>
+          <w:i/>
+          <w:iCs/>
+        </w:rPr>
+        <w:t xml:space="preserve">11</w:t>
+      </w:r>
+      <w:r>
+        <w:t xml:space="preserve">(2), 173–187.</w:t>
+      </w:r>
+    </w:p>
+    <w:bookmarkEnd w:id="83"/>
+    <w:bookmarkStart w:id="84" w:name="ref-laing2017perceptual"/>
+    <w:p>
+      <w:pPr>
+        <w:pStyle w:val="Bibliography"/>
+      </w:pPr>
+      <w:r>
+        <w:t xml:space="preserve">Laing, C. E. (2017). A perceptual advantage for onomatopoeia in early word learning: Evidence from eye-tracking.</w:t>
+      </w:r>
+      <w:r>
+        <w:t xml:space="preserve"> </w:t>
+      </w:r>
+      <w:r>
+        <w:rPr>
+          <w:i/>
+          <w:iCs/>
+        </w:rPr>
+        <w:t xml:space="preserve">Journal of Experimental Child Psychology</w:t>
+      </w:r>
+      <w:r>
+        <w:t xml:space="preserve">,</w:t>
+      </w:r>
+      <w:r>
+        <w:t xml:space="preserve"> </w:t>
+      </w:r>
+      <w:r>
+        <w:rPr>
+          <w:i/>
+          <w:iCs/>
+        </w:rPr>
+        <w:t xml:space="preserve">161</w:t>
+      </w:r>
+      <w:r>
+        <w:t xml:space="preserve">, 32–45.</w:t>
+      </w:r>
+    </w:p>
+    <w:bookmarkEnd w:id="84"/>
+    <w:bookmarkStart w:id="85" w:name="ref-liu2018review"/>
+    <w:p>
+      <w:pPr>
+        <w:pStyle w:val="Bibliography"/>
+      </w:pPr>
+      <w:r>
+        <w:t xml:space="preserve">Liu, F., &amp; Eugenio, E. C. (2018). A review and comparison of bayesian and likelihood-based inferences in beta regression and zero-or-one-inflated beta regression.</w:t>
+      </w:r>
+      <w:r>
+        <w:t xml:space="preserve"> </w:t>
+      </w:r>
+      <w:r>
+        <w:rPr>
+          <w:i/>
+          <w:iCs/>
+        </w:rPr>
+        <w:t xml:space="preserve">Statistical Methods in Medical Research</w:t>
+      </w:r>
+      <w:r>
+        <w:t xml:space="preserve">,</w:t>
+      </w:r>
+      <w:r>
+        <w:t xml:space="preserve"> </w:t>
+      </w:r>
+      <w:r>
+        <w:rPr>
+          <w:i/>
+          <w:iCs/>
+        </w:rPr>
+        <w:t xml:space="preserve">27</w:t>
+      </w:r>
+      <w:r>
+        <w:t xml:space="preserve">(4), 1024–1044.</w:t>
+      </w:r>
+    </w:p>
+    <w:bookmarkEnd w:id="85"/>
+    <w:bookmarkStart w:id="86" w:name="ref-manybabies2020quantifying"/>
+    <w:p>
+      <w:pPr>
+        <w:pStyle w:val="Bibliography"/>
+      </w:pPr>
+      <w:r>
+        <w:t xml:space="preserve">ManyBabiesConsortium. (2020). Quantifying sources of variability in infancy research using the infant-directed-speech preference.</w:t>
+      </w:r>
+      <w:r>
+        <w:t xml:space="preserve"> </w:t>
+      </w:r>
+      <w:r>
+        <w:rPr>
+          <w:i/>
+          <w:iCs/>
+        </w:rPr>
+        <w:t xml:space="preserve">Advances in Methods and Practices in Psychological Science</w:t>
+      </w:r>
+      <w:r>
+        <w:t xml:space="preserve">,</w:t>
+      </w:r>
+      <w:r>
+        <w:t xml:space="preserve"> </w:t>
+      </w:r>
+      <w:r>
+        <w:rPr>
+          <w:i/>
+          <w:iCs/>
+        </w:rPr>
+        <w:t xml:space="preserve">3</w:t>
+      </w:r>
+      <w:r>
+        <w:t xml:space="preserve">(1), 24–52.</w:t>
+      </w:r>
+    </w:p>
+    <w:bookmarkEnd w:id="86"/>
+    <w:bookmarkStart w:id="87" w:name="ref-markman1988children"/>
+    <w:p>
+      <w:pPr>
+        <w:pStyle w:val="Bibliography"/>
+      </w:pPr>
+      <w:r>
+        <w:t xml:space="preserve">Markman, E. M., &amp; Wachtel, G. F. (1988). Children’s use of mutual exclusivity to constrain the meanings of words.</w:t>
+      </w:r>
+      <w:r>
+        <w:t xml:space="preserve"> </w:t>
+      </w:r>
+      <w:r>
+        <w:rPr>
+          <w:i/>
+          <w:iCs/>
+        </w:rPr>
+        <w:t xml:space="preserve">Cognitive Psychology</w:t>
+      </w:r>
+      <w:r>
+        <w:t xml:space="preserve">,</w:t>
+      </w:r>
+      <w:r>
+        <w:t xml:space="preserve"> </w:t>
+      </w:r>
+      <w:r>
+        <w:rPr>
+          <w:i/>
+          <w:iCs/>
+        </w:rPr>
+        <w:t xml:space="preserve">20</w:t>
+      </w:r>
+      <w:r>
+        <w:t xml:space="preserve">(2), 121–157.</w:t>
+      </w:r>
+    </w:p>
+    <w:bookmarkEnd w:id="87"/>
+    <w:bookmarkStart w:id="88" w:name="ref-markman2003use"/>
+    <w:p>
+      <w:pPr>
+        <w:pStyle w:val="Bibliography"/>
+      </w:pPr>
+      <w:r>
+        <w:t xml:space="preserve">Markman, E. M., Wasow, J. L., &amp; Hansen, M. B. (2003). Use of the mutual exclusivity assumption by young word learners.</w:t>
+      </w:r>
+      <w:r>
+        <w:t xml:space="preserve"> </w:t>
+      </w:r>
+      <w:r>
+        <w:rPr>
+          <w:i/>
+          <w:iCs/>
+        </w:rPr>
+        <w:t xml:space="preserve">Cognitive Psychology</w:t>
+      </w:r>
+      <w:r>
+        <w:t xml:space="preserve">,</w:t>
+      </w:r>
+      <w:r>
+        <w:t xml:space="preserve"> </w:t>
+      </w:r>
+      <w:r>
+        <w:rPr>
+          <w:i/>
+          <w:iCs/>
+        </w:rPr>
+        <w:t xml:space="preserve">47</w:t>
+      </w:r>
+      <w:r>
+        <w:t xml:space="preserve">(3), 241–275.</w:t>
+      </w:r>
+    </w:p>
+    <w:bookmarkEnd w:id="88"/>
+    <w:bookmarkStart w:id="89" w:name="ref-mazuka2008japanese"/>
+    <w:p>
+      <w:pPr>
+        <w:pStyle w:val="Bibliography"/>
+      </w:pPr>
+      <w:r>
+        <w:t xml:space="preserve">Mazuka, R., Kondo, T., &amp; Hayashi, A. (2008). Japanese mothers’ use of specialized vocabulary in infant-directed speech: Infant-directed vocabulary in japanese. In</w:t>
+      </w:r>
+      <w:r>
+        <w:t xml:space="preserve"> </w:t>
+      </w:r>
+      <w:r>
+        <w:rPr>
+          <w:i/>
+          <w:iCs/>
+        </w:rPr>
+        <w:t xml:space="preserve">The origins of language: Unraveling evolutionary forces</w:t>
+      </w:r>
+      <w:r>
+        <w:t xml:space="preserve"> </w:t>
+      </w:r>
+      <w:r>
+        <w:t xml:space="preserve">(pp. 39–58). Springer.</w:t>
+      </w:r>
+    </w:p>
+    <w:bookmarkEnd w:id="89"/>
+    <w:bookmarkStart w:id="90" w:name="ref-merriman1989mutual"/>
+    <w:p>
+      <w:pPr>
+        <w:pStyle w:val="Bibliography"/>
+      </w:pPr>
+      <w:r>
+        <w:t xml:space="preserve">Merriman, W. E., Bowman, L. L., &amp; MacWhinney, B. (1989). The mutual exclusivity bias in children’s word learning.</w:t>
+      </w:r>
+      <w:r>
+        <w:t xml:space="preserve"> </w:t>
+      </w:r>
+      <w:r>
+        <w:rPr>
+          <w:i/>
+          <w:iCs/>
+        </w:rPr>
+        <w:t xml:space="preserve">Monographs of the Society for Research in Child Development</w:t>
+      </w:r>
+      <w:r>
+        <w:t xml:space="preserve">, i–129.</w:t>
+      </w:r>
+    </w:p>
+    <w:bookmarkEnd w:id="90"/>
+    <w:bookmarkStart w:id="91" w:name="ref-merritt1994artifact"/>
+    <w:p>
+      <w:pPr>
+        <w:pStyle w:val="Bibliography"/>
+      </w:pPr>
+      <w:r>
+        <w:t xml:space="preserve">Merritt, S. L., Keegan, A. P., &amp; Mercer, P. W. (1994). Artifact management in pupillometry.</w:t>
+      </w:r>
+      <w:r>
+        <w:t xml:space="preserve"> </w:t>
+      </w:r>
+      <w:r>
+        <w:rPr>
+          <w:i/>
+          <w:iCs/>
+        </w:rPr>
+        <w:t xml:space="preserve">Nursing Research</w:t>
+      </w:r>
+      <w:r>
+        <w:t xml:space="preserve">,</w:t>
+      </w:r>
+      <w:r>
+        <w:t xml:space="preserve"> </w:t>
+      </w:r>
+      <w:r>
+        <w:rPr>
+          <w:i/>
+          <w:iCs/>
+        </w:rPr>
+        <w:t xml:space="preserve">43</w:t>
+      </w:r>
+      <w:r>
+        <w:t xml:space="preserve">(1), 56–59.</w:t>
+      </w:r>
+    </w:p>
+    <w:bookmarkEnd w:id="91"/>
+    <w:bookmarkStart w:id="92" w:name="ref-mervis1994two"/>
+    <w:p>
+      <w:pPr>
+        <w:pStyle w:val="Bibliography"/>
+      </w:pPr>
+      <w:r>
+        <w:t xml:space="preserve">Mervis, C. B., Golinkoff, R. M., &amp; Bertrand, J. (1994). Two-year-olds readily learn multiple labels for the same basic-level category.</w:t>
+      </w:r>
+      <w:r>
+        <w:t xml:space="preserve"> </w:t>
+      </w:r>
+      <w:r>
+        <w:rPr>
+          <w:i/>
+          <w:iCs/>
+        </w:rPr>
+        <w:t xml:space="preserve">Child Development</w:t>
+      </w:r>
+      <w:r>
+        <w:t xml:space="preserve">,</w:t>
+      </w:r>
+      <w:r>
+        <w:t xml:space="preserve"> </w:t>
+      </w:r>
+      <w:r>
+        <w:rPr>
+          <w:i/>
+          <w:iCs/>
+        </w:rPr>
+        <w:t xml:space="preserve">65</w:t>
+      </w:r>
+      <w:r>
+        <w:t xml:space="preserve">(4), 1163–1177.</w:t>
+      </w:r>
+    </w:p>
+    <w:bookmarkEnd w:id="92"/>
+    <w:bookmarkStart w:id="93" w:name="ref-miyazawa2017vowels"/>
+    <w:p>
+      <w:pPr>
+        <w:pStyle w:val="Bibliography"/>
+      </w:pPr>
+      <w:r>
+        <w:t xml:space="preserve">Miyazawa, K., Shinya, T., Martin, A., Kikuchi, H., &amp; Mazuka, R. (2017). Vowels in infant-directed speech: More breathy and more variable, but not clearer.</w:t>
+      </w:r>
+      <w:r>
+        <w:t xml:space="preserve"> </w:t>
+      </w:r>
+      <w:r>
+        <w:rPr>
+          <w:i/>
+          <w:iCs/>
+        </w:rPr>
+        <w:t xml:space="preserve">Cognition</w:t>
+      </w:r>
+      <w:r>
+        <w:t xml:space="preserve">,</w:t>
+      </w:r>
+      <w:r>
+        <w:t xml:space="preserve"> </w:t>
+      </w:r>
+      <w:r>
+        <w:rPr>
+          <w:i/>
+          <w:iCs/>
+        </w:rPr>
+        <w:t xml:space="preserve">166</w:t>
+      </w:r>
+      <w:r>
+        <w:t xml:space="preserve">, 84–93.</w:t>
+      </w:r>
+    </w:p>
+    <w:bookmarkEnd w:id="93"/>
+    <w:bookmarkStart w:id="94" w:name="ref-moore2024wordform"/>
+    <w:p>
+      <w:pPr>
+        <w:pStyle w:val="Bibliography"/>
+      </w:pPr>
+      <w:r>
+        <w:t xml:space="preserve">Moore, C., &amp; Bergelson, E. (2024). Wordform variability in infants’ language environment and its effects on early word learning.</w:t>
+      </w:r>
+      <w:r>
+        <w:t xml:space="preserve"> </w:t>
+      </w:r>
+      <w:r>
+        <w:rPr>
+          <w:i/>
+          <w:iCs/>
+        </w:rPr>
+        <w:t xml:space="preserve">Cognition</w:t>
+      </w:r>
+      <w:r>
+        <w:t xml:space="preserve">,</w:t>
+      </w:r>
+      <w:r>
+        <w:t xml:space="preserve"> </w:t>
+      </w:r>
+      <w:r>
+        <w:rPr>
+          <w:i/>
+          <w:iCs/>
+        </w:rPr>
+        <w:t xml:space="preserve">245</w:t>
+      </w:r>
+      <w:r>
+        <w:t xml:space="preserve">, 105694.</w:t>
+      </w:r>
+    </w:p>
+    <w:bookmarkEnd w:id="94"/>
+    <w:bookmarkStart w:id="95" w:name="ref-nencheva2021moment"/>
+    <w:p>
+      <w:pPr>
+        <w:pStyle w:val="Bibliography"/>
+      </w:pPr>
+      <w:r>
+        <w:t xml:space="preserve">Nencheva, M. L., Piazza, E. A., &amp; Lew-Williams, C. (2021). The moment-to-moment pitch dynamics of child-directed speech shape toddlers’ attention and learning.</w:t>
+      </w:r>
+      <w:r>
+        <w:t xml:space="preserve"> </w:t>
+      </w:r>
+      <w:r>
+        <w:rPr>
+          <w:i/>
+          <w:iCs/>
+        </w:rPr>
+        <w:t xml:space="preserve">Developmental Science</w:t>
+      </w:r>
+      <w:r>
+        <w:t xml:space="preserve">,</w:t>
+      </w:r>
+      <w:r>
+        <w:t xml:space="preserve"> </w:t>
+      </w:r>
+      <w:r>
+        <w:rPr>
+          <w:i/>
+          <w:iCs/>
+        </w:rPr>
+        <w:t xml:space="preserve">24</w:t>
+      </w:r>
+      <w:r>
+        <w:t xml:space="preserve">(1), e12997.</w:t>
+      </w:r>
+    </w:p>
+    <w:bookmarkEnd w:id="95"/>
+    <w:bookmarkStart w:id="96" w:name="ref-ota2018choo"/>
+    <w:p>
+      <w:pPr>
+        <w:pStyle w:val="Bibliography"/>
+      </w:pPr>
+      <w:r>
+        <w:t xml:space="preserve">Ota, M., Davies-Jenkins, N., &amp; Skarabela, B. (2018). Why choo-choo is better than train: The role of register-specific words in early vocabulary growth.</w:t>
+      </w:r>
+      <w:r>
+        <w:t xml:space="preserve"> </w:t>
+      </w:r>
+      <w:r>
+        <w:rPr>
+          <w:i/>
+          <w:iCs/>
+        </w:rPr>
+        <w:t xml:space="preserve">Cognitive Science</w:t>
+      </w:r>
+      <w:r>
+        <w:t xml:space="preserve">,</w:t>
+      </w:r>
+      <w:r>
+        <w:t xml:space="preserve"> </w:t>
+      </w:r>
+      <w:r>
+        <w:rPr>
+          <w:i/>
+          <w:iCs/>
+        </w:rPr>
+        <w:t xml:space="preserve">42</w:t>
+      </w:r>
+      <w:r>
+        <w:t xml:space="preserve">(6), 1974–1999.</w:t>
+      </w:r>
+    </w:p>
+    <w:bookmarkEnd w:id="96"/>
+    <w:bookmarkStart w:id="97" w:name="ref-ota2016reduplicated"/>
+    <w:p>
+      <w:pPr>
+        <w:pStyle w:val="Bibliography"/>
+      </w:pPr>
+      <w:r>
+        <w:t xml:space="preserve">Ota, M., &amp; Skarabela, B. (2016). Reduplicated words are easier to learn.</w:t>
+      </w:r>
+      <w:r>
+        <w:t xml:space="preserve"> </w:t>
+      </w:r>
+      <w:r>
+        <w:rPr>
+          <w:i/>
+          <w:iCs/>
+        </w:rPr>
+        <w:t xml:space="preserve">Language Learning and Development</w:t>
+      </w:r>
+      <w:r>
+        <w:t xml:space="preserve">,</w:t>
+      </w:r>
+      <w:r>
+        <w:t xml:space="preserve"> </w:t>
+      </w:r>
+      <w:r>
+        <w:rPr>
+          <w:i/>
+          <w:iCs/>
+        </w:rPr>
+        <w:t xml:space="preserve">12</w:t>
+      </w:r>
+      <w:r>
+        <w:t xml:space="preserve">(4), 380–397.</w:t>
+      </w:r>
+    </w:p>
+    <w:bookmarkEnd w:id="97"/>
+    <w:bookmarkStart w:id="98" w:name="ref-ota2018reduplication"/>
+    <w:p>
+      <w:pPr>
+        <w:pStyle w:val="Bibliography"/>
+      </w:pPr>
+      <w:r>
+        <w:t xml:space="preserve">Ota, M., &amp; Skarabela, B. (2018). Reduplication facilitates early word segmentation.</w:t>
       </w:r>
       <w:r>
         <w:t xml:space="preserve"> </w:t>
@@ -5510,30 +6343,30 @@
           <w:i/>
           <w:iCs/>
         </w:rPr>
-        <w:t xml:space="preserve">28</w:t>
-      </w:r>
-      <w:r>
-        <w:t xml:space="preserve">(3), 787–804.</w:t>
-      </w:r>
-    </w:p>
-    <w:bookmarkEnd w:id="73"/>
-    <w:bookmarkStart w:id="74" w:name="ref-faul2009statistical"/>
+        <w:t xml:space="preserve">45</w:t>
+      </w:r>
+      <w:r>
+        <w:t xml:space="preserve">(1), 204–218.</w:t>
+      </w:r>
+    </w:p>
+    <w:bookmarkEnd w:id="98"/>
+    <w:bookmarkStart w:id="99" w:name="ref-potter2019infants"/>
     <w:p>
       <w:pPr>
         <w:pStyle w:val="Bibliography"/>
       </w:pPr>
       <w:r>
-        <w:t xml:space="preserve">Faul, F., Erdfelder, E., Buchner, A., &amp; Lang, A.-G. (2009). Statistical power analyses using g* power 3.1: Tests for correlation and regression analyses.</w:t>
-      </w:r>
-      <w:r>
-        <w:t xml:space="preserve"> </w:t>
-      </w:r>
-      <w:r>
-        <w:rPr>
-          <w:i/>
-          <w:iCs/>
-        </w:rPr>
-        <w:t xml:space="preserve">Behavior Research Methods</w:t>
+        <w:t xml:space="preserve">Potter, C. E., &amp; Lew-Williams, C. (2019). Infants’ selective use of reliable cues in multidimensional language input.</w:t>
+      </w:r>
+      <w:r>
+        <w:t xml:space="preserve"> </w:t>
+      </w:r>
+      <w:r>
+        <w:rPr>
+          <w:i/>
+          <w:iCs/>
+        </w:rPr>
+        <w:t xml:space="preserve">Developmental Psychology</w:t>
       </w:r>
       <w:r>
         <w:t xml:space="preserve">,</w:t>
@@ -5546,30 +6379,646 @@
           <w:i/>
           <w:iCs/>
         </w:rPr>
+        <w:t xml:space="preserve">55</w:t>
+      </w:r>
+      <w:r>
+        <w:t xml:space="preserve">(1), 1.</w:t>
+      </w:r>
+    </w:p>
+    <w:bookmarkEnd w:id="99"/>
+    <w:bookmarkStart w:id="100" w:name="ref-potter2024frequent"/>
+    <w:p>
+      <w:pPr>
+        <w:pStyle w:val="Bibliography"/>
+      </w:pPr>
+      <w:r>
+        <w:t xml:space="preserve">Potter, C. E., &amp; Lew-Williams, C. (2024). Frequent vs. Infrequent words shape toddlers’ real-time sentence comprehension.</w:t>
+      </w:r>
+      <w:r>
+        <w:t xml:space="preserve"> </w:t>
+      </w:r>
+      <w:r>
+        <w:rPr>
+          <w:i/>
+          <w:iCs/>
+        </w:rPr>
+        <w:t xml:space="preserve">Journal of Child Language</w:t>
+      </w:r>
+      <w:r>
+        <w:t xml:space="preserve">,</w:t>
+      </w:r>
+      <w:r>
+        <w:t xml:space="preserve"> </w:t>
+      </w:r>
+      <w:r>
+        <w:rPr>
+          <w:i/>
+          <w:iCs/>
+        </w:rPr>
+        <w:t xml:space="preserve">51</w:t>
+      </w:r>
+      <w:r>
+        <w:t xml:space="preserve">(6), 1478–1488.</w:t>
+      </w:r>
+    </w:p>
+    <w:bookmarkEnd w:id="100"/>
+    <w:bookmarkStart w:id="101" w:name="ref-pye1986quiche"/>
+    <w:p>
+      <w:pPr>
+        <w:pStyle w:val="Bibliography"/>
+      </w:pPr>
+      <w:r>
+        <w:t xml:space="preserve">Pye, C. (1986). Quich</w:t>
+      </w:r>
+      <w:r>
+        <w:t xml:space="preserve">é</w:t>
+      </w:r>
+      <w:r>
+        <w:t xml:space="preserve"> </w:t>
+      </w:r>
+      <w:r>
+        <w:t xml:space="preserve">mayan speech to children.</w:t>
+      </w:r>
+      <w:r>
+        <w:t xml:space="preserve"> </w:t>
+      </w:r>
+      <w:r>
+        <w:rPr>
+          <w:i/>
+          <w:iCs/>
+        </w:rPr>
+        <w:t xml:space="preserve">Journal of Child Language</w:t>
+      </w:r>
+      <w:r>
+        <w:t xml:space="preserve">,</w:t>
+      </w:r>
+      <w:r>
+        <w:t xml:space="preserve"> </w:t>
+      </w:r>
+      <w:r>
+        <w:rPr>
+          <w:i/>
+          <w:iCs/>
+        </w:rPr>
+        <w:t xml:space="preserve">13</w:t>
+      </w:r>
+      <w:r>
+        <w:t xml:space="preserve">(1), 85–100.</w:t>
+      </w:r>
+    </w:p>
+    <w:bookmarkEnd w:id="101"/>
+    <w:bookmarkStart w:id="102" w:name="ref-quam2023protracted"/>
+    <w:p>
+      <w:pPr>
+        <w:pStyle w:val="Bibliography"/>
+      </w:pPr>
+      <w:r>
+        <w:t xml:space="preserve">Quam, C., &amp; Swingley, D. (2023). A protracted developmental trajectory for english-learning children’s detection of consonant mispronunciations in newly learned words.</w:t>
+      </w:r>
+      <w:r>
+        <w:t xml:space="preserve"> </w:t>
+      </w:r>
+      <w:r>
+        <w:rPr>
+          <w:i/>
+          <w:iCs/>
+        </w:rPr>
+        <w:t xml:space="preserve">Language Acquisition</w:t>
+      </w:r>
+      <w:r>
+        <w:t xml:space="preserve">,</w:t>
+      </w:r>
+      <w:r>
+        <w:t xml:space="preserve"> </w:t>
+      </w:r>
+      <w:r>
+        <w:rPr>
+          <w:i/>
+          <w:iCs/>
+        </w:rPr>
+        <w:t xml:space="preserve">30</w:t>
+      </w:r>
+      <w:r>
+        <w:t xml:space="preserve">(3-4), 256–276.</w:t>
+      </w:r>
+    </w:p>
+    <w:bookmarkEnd w:id="102"/>
+    <w:bookmarkStart w:id="103" w:name="ref-rasanen2018infant"/>
+    <w:p>
+      <w:pPr>
+        <w:pStyle w:val="Bibliography"/>
+      </w:pPr>
+      <w:r>
+        <w:t xml:space="preserve">Räsänen, O., Kakouros, S., &amp; Soderstrom, M. (2018). Is infant-directed speech interesting because it is surprising?–linking properties of IDS to statistical learning and attention at the prosodic level.</w:t>
+      </w:r>
+      <w:r>
+        <w:t xml:space="preserve"> </w:t>
+      </w:r>
+      <w:r>
+        <w:rPr>
+          <w:i/>
+          <w:iCs/>
+        </w:rPr>
+        <w:t xml:space="preserve">Cognition</w:t>
+      </w:r>
+      <w:r>
+        <w:t xml:space="preserve">,</w:t>
+      </w:r>
+      <w:r>
+        <w:t xml:space="preserve"> </w:t>
+      </w:r>
+      <w:r>
+        <w:rPr>
+          <w:i/>
+          <w:iCs/>
+        </w:rPr>
+        <w:t xml:space="preserve">178</w:t>
+      </w:r>
+      <w:r>
+        <w:t xml:space="preserve">, 193–206.</w:t>
+      </w:r>
+    </w:p>
+    <w:bookmarkEnd w:id="103"/>
+    <w:bookmarkStart w:id="104" w:name="ref-regier2005emergence"/>
+    <w:p>
+      <w:pPr>
+        <w:pStyle w:val="Bibliography"/>
+      </w:pPr>
+      <w:r>
+        <w:t xml:space="preserve">Regier, T. (2005). The emergence of words: Attentional learning in form and meaning.</w:t>
+      </w:r>
+      <w:r>
+        <w:t xml:space="preserve"> </w:t>
+      </w:r>
+      <w:r>
+        <w:rPr>
+          <w:i/>
+          <w:iCs/>
+        </w:rPr>
+        <w:t xml:space="preserve">Cognitive Science</w:t>
+      </w:r>
+      <w:r>
+        <w:t xml:space="preserve">,</w:t>
+      </w:r>
+      <w:r>
+        <w:t xml:space="preserve"> </w:t>
+      </w:r>
+      <w:r>
+        <w:rPr>
+          <w:i/>
+          <w:iCs/>
+        </w:rPr>
+        <w:t xml:space="preserve">29</w:t>
+      </w:r>
+      <w:r>
+        <w:t xml:space="preserve">(6), 819–865.</w:t>
+      </w:r>
+    </w:p>
+    <w:bookmarkEnd w:id="104"/>
+    <w:bookmarkStart w:id="105" w:name="ref-reuter2019predict"/>
+    <w:p>
+      <w:pPr>
+        <w:pStyle w:val="Bibliography"/>
+      </w:pPr>
+      <w:r>
+        <w:t xml:space="preserve">Reuter, T., Borovsky, A., &amp; Lew-Williams, C. (2019). Predict and redirect: Prediction errors support children’s word learning.</w:t>
+      </w:r>
+      <w:r>
+        <w:t xml:space="preserve"> </w:t>
+      </w:r>
+      <w:r>
+        <w:rPr>
+          <w:i/>
+          <w:iCs/>
+        </w:rPr>
+        <w:t xml:space="preserve">Developmental Psychology</w:t>
+      </w:r>
+      <w:r>
+        <w:t xml:space="preserve">,</w:t>
+      </w:r>
+      <w:r>
+        <w:t xml:space="preserve"> </w:t>
+      </w:r>
+      <w:r>
+        <w:rPr>
+          <w:i/>
+          <w:iCs/>
+        </w:rPr>
+        <w:t xml:space="preserve">55</w:t>
+      </w:r>
+      <w:r>
+        <w:t xml:space="preserve">(8), 1656.</w:t>
+      </w:r>
+    </w:p>
+    <w:bookmarkEnd w:id="105"/>
+    <w:bookmarkStart w:id="106" w:name="ref-sarvasy2025child"/>
+    <w:p>
+      <w:pPr>
+        <w:pStyle w:val="Bibliography"/>
+      </w:pPr>
+      <w:r>
+        <w:t xml:space="preserve">Sarvasy, H., Rumsey, A., Dahmen, J., Onga, J., &amp; Yam, S. (2025). Child-directed speech in ku waru and nungon (papua new guinea).</w:t>
+      </w:r>
+      <w:r>
+        <w:t xml:space="preserve"> </w:t>
+      </w:r>
+      <w:r>
+        <w:rPr>
+          <w:i/>
+          <w:iCs/>
+        </w:rPr>
+        <w:t xml:space="preserve">Language Development Research</w:t>
+      </w:r>
+      <w:r>
+        <w:t xml:space="preserve">,</w:t>
+      </w:r>
+      <w:r>
+        <w:t xml:space="preserve"> </w:t>
+      </w:r>
+      <w:r>
+        <w:rPr>
+          <w:i/>
+          <w:iCs/>
+        </w:rPr>
+        <w:t xml:space="preserve">5</w:t>
+      </w:r>
+      <w:r>
+        <w:t xml:space="preserve">(3), 191–244.</w:t>
+      </w:r>
+    </w:p>
+    <w:bookmarkEnd w:id="106"/>
+    <w:bookmarkStart w:id="108" w:name="ref-procreate"/>
+    <w:p>
+      <w:pPr>
+        <w:pStyle w:val="Bibliography"/>
+      </w:pPr>
+      <w:r>
+        <w:t xml:space="preserve">Savage Interactive. (2025).</w:t>
+      </w:r>
+      <w:r>
+        <w:t xml:space="preserve"> </w:t>
+      </w:r>
+      <w:r>
+        <w:rPr>
+          <w:i/>
+          <w:iCs/>
+        </w:rPr>
+        <w:t xml:space="preserve">Procreate</w:t>
+      </w:r>
+      <w:r>
+        <w:t xml:space="preserve"> </w:t>
+      </w:r>
+      <w:r>
+        <w:t xml:space="preserve">(Version 5.3.15) [Computer software].</w:t>
+      </w:r>
+      <w:r>
+        <w:t xml:space="preserve"> </w:t>
+      </w:r>
+      <w:r>
+        <w:t xml:space="preserve">Savage Interactive Pty Ltd</w:t>
+      </w:r>
+      <w:r>
+        <w:t xml:space="preserve">.</w:t>
+      </w:r>
+      <w:r>
+        <w:t xml:space="preserve"> </w:t>
+      </w:r>
+      <w:hyperlink r:id="rId107">
+        <w:r>
+          <w:rPr>
+            <w:rStyle w:val="Hyperlink"/>
+          </w:rPr>
+          <w:t xml:space="preserve">https://procreate.com/</w:t>
+        </w:r>
+      </w:hyperlink>
+    </w:p>
+    <w:bookmarkEnd w:id="108"/>
+    <w:bookmarkStart w:id="109" w:name="ref-savickiene1998acquisition"/>
+    <w:p>
+      <w:pPr>
+        <w:pStyle w:val="Bibliography"/>
+      </w:pPr>
+      <w:r>
+        <w:t xml:space="preserve">Savickiene, I. (1998). The acquisition of diminutives in lithuanian.</w:t>
+      </w:r>
+      <w:r>
+        <w:t xml:space="preserve"> </w:t>
+      </w:r>
+      <w:r>
+        <w:rPr>
+          <w:i/>
+          <w:iCs/>
+        </w:rPr>
+        <w:t xml:space="preserve">Number AND Diminutive Marking</w:t>
+      </w:r>
+      <w:r>
+        <w:t xml:space="preserve">, 129.</w:t>
+      </w:r>
+    </w:p>
+    <w:bookmarkEnd w:id="109"/>
+    <w:bookmarkStart w:id="110" w:name="ref-schwab2016repetition"/>
+    <w:p>
+      <w:pPr>
+        <w:pStyle w:val="Bibliography"/>
+      </w:pPr>
+      <w:r>
+        <w:t xml:space="preserve">Schwab, J. F., &amp; Lew-Williams, C. (2016). Repetition across successive sentences facilitates young children’s word learning.</w:t>
+      </w:r>
+      <w:r>
+        <w:t xml:space="preserve"> </w:t>
+      </w:r>
+      <w:r>
+        <w:rPr>
+          <w:i/>
+          <w:iCs/>
+        </w:rPr>
+        <w:t xml:space="preserve">Developmental Psychology</w:t>
+      </w:r>
+      <w:r>
+        <w:t xml:space="preserve">,</w:t>
+      </w:r>
+      <w:r>
+        <w:t xml:space="preserve"> </w:t>
+      </w:r>
+      <w:r>
+        <w:rPr>
+          <w:i/>
+          <w:iCs/>
+        </w:rPr>
+        <w:t xml:space="preserve">52</w:t>
+      </w:r>
+      <w:r>
+        <w:t xml:space="preserve">(6), 879.</w:t>
+      </w:r>
+    </w:p>
+    <w:bookmarkEnd w:id="110"/>
+    <w:bookmarkStart w:id="111" w:name="ref-segal2015infant"/>
+    <w:p>
+      <w:pPr>
+        <w:pStyle w:val="Bibliography"/>
+      </w:pPr>
+      <w:r>
+        <w:t xml:space="preserve">Segal, J., &amp; Newman, R. S. (2015). Infant preferences for structural and prosodic properties of infant-directed speech in the second year of life.</w:t>
+      </w:r>
+      <w:r>
+        <w:t xml:space="preserve"> </w:t>
+      </w:r>
+      <w:r>
+        <w:rPr>
+          <w:i/>
+          <w:iCs/>
+        </w:rPr>
+        <w:t xml:space="preserve">Infancy</w:t>
+      </w:r>
+      <w:r>
+        <w:t xml:space="preserve">,</w:t>
+      </w:r>
+      <w:r>
+        <w:t xml:space="preserve"> </w:t>
+      </w:r>
+      <w:r>
+        <w:rPr>
+          <w:i/>
+          <w:iCs/>
+        </w:rPr>
+        <w:t xml:space="preserve">20</w:t>
+      </w:r>
+      <w:r>
+        <w:t xml:space="preserve">(3), 339–351.</w:t>
+      </w:r>
+    </w:p>
+    <w:bookmarkEnd w:id="111"/>
+    <w:bookmarkStart w:id="112" w:name="ref-smith2008infants"/>
+    <w:p>
+      <w:pPr>
+        <w:pStyle w:val="Bibliography"/>
+      </w:pPr>
+      <w:r>
+        <w:t xml:space="preserve">Smith, L., &amp; Yu, C. (2008). Infants rapidly learn word-referent mappings via cross-situational statistics.</w:t>
+      </w:r>
+      <w:r>
+        <w:t xml:space="preserve"> </w:t>
+      </w:r>
+      <w:r>
+        <w:rPr>
+          <w:i/>
+          <w:iCs/>
+        </w:rPr>
+        <w:t xml:space="preserve">Cognition</w:t>
+      </w:r>
+      <w:r>
+        <w:t xml:space="preserve">,</w:t>
+      </w:r>
+      <w:r>
+        <w:t xml:space="preserve"> </w:t>
+      </w:r>
+      <w:r>
+        <w:rPr>
+          <w:i/>
+          <w:iCs/>
+        </w:rPr>
+        <w:t xml:space="preserve">106</w:t>
+      </w:r>
+      <w:r>
+        <w:t xml:space="preserve">(3), 1558–1568.</w:t>
+      </w:r>
+    </w:p>
+    <w:bookmarkEnd w:id="112"/>
+    <w:bookmarkStart w:id="113" w:name="ref-soderstrom2007beyond"/>
+    <w:p>
+      <w:pPr>
+        <w:pStyle w:val="Bibliography"/>
+      </w:pPr>
+      <w:r>
+        <w:t xml:space="preserve">Soderstrom, M. (2007). Beyond babytalk: Re-evaluating the nature and content of speech input to preverbal infants.</w:t>
+      </w:r>
+      <w:r>
+        <w:t xml:space="preserve"> </w:t>
+      </w:r>
+      <w:r>
+        <w:rPr>
+          <w:i/>
+          <w:iCs/>
+        </w:rPr>
+        <w:t xml:space="preserve">Developmental Review</w:t>
+      </w:r>
+      <w:r>
+        <w:t xml:space="preserve">,</w:t>
+      </w:r>
+      <w:r>
+        <w:t xml:space="preserve"> </w:t>
+      </w:r>
+      <w:r>
+        <w:rPr>
+          <w:i/>
+          <w:iCs/>
+        </w:rPr>
+        <w:t xml:space="preserve">27</w:t>
+      </w:r>
+      <w:r>
+        <w:t xml:space="preserve">(4), 501–532.</w:t>
+      </w:r>
+    </w:p>
+    <w:bookmarkEnd w:id="113"/>
+    <w:bookmarkStart w:id="115" w:name="ref-rstan"/>
+    <w:p>
+      <w:pPr>
+        <w:pStyle w:val="Bibliography"/>
+      </w:pPr>
+      <w:r>
+        <w:t xml:space="preserve">Stan Development Team. (2025).</w:t>
+      </w:r>
+      <w:r>
+        <w:t xml:space="preserve"> </w:t>
+      </w:r>
+      <w:r>
+        <w:rPr>
+          <w:i/>
+          <w:iCs/>
+        </w:rPr>
+        <w:t xml:space="preserve">RStan</w:t>
+      </w:r>
+      <w:r>
+        <w:rPr>
+          <w:i/>
+          <w:iCs/>
+        </w:rPr>
+        <w:t xml:space="preserve">: The</w:t>
+      </w:r>
+      <w:r>
+        <w:rPr>
+          <w:i/>
+          <w:iCs/>
+        </w:rPr>
+        <w:t xml:space="preserve"> </w:t>
+      </w:r>
+      <w:r>
+        <w:rPr>
+          <w:i/>
+          <w:iCs/>
+        </w:rPr>
+        <w:t xml:space="preserve">R</w:t>
+      </w:r>
+      <w:r>
+        <w:rPr>
+          <w:i/>
+          <w:iCs/>
+        </w:rPr>
+        <w:t xml:space="preserve"> </w:t>
+      </w:r>
+      <w:r>
+        <w:rPr>
+          <w:i/>
+          <w:iCs/>
+        </w:rPr>
+        <w:t xml:space="preserve">interface to</w:t>
+      </w:r>
+      <w:r>
+        <w:rPr>
+          <w:i/>
+          <w:iCs/>
+        </w:rPr>
+        <w:t xml:space="preserve"> </w:t>
+      </w:r>
+      <w:r>
+        <w:rPr>
+          <w:i/>
+          <w:iCs/>
+        </w:rPr>
+        <w:t xml:space="preserve">Stan</w:t>
+      </w:r>
+      <w:r>
+        <w:t xml:space="preserve">.</w:t>
+      </w:r>
+      <w:r>
+        <w:t xml:space="preserve"> </w:t>
+      </w:r>
+      <w:hyperlink r:id="rId114">
+        <w:r>
+          <w:rPr>
+            <w:rStyle w:val="Hyperlink"/>
+          </w:rPr>
+          <w:t xml:space="preserve">https://mc-stan.org/</w:t>
+        </w:r>
+      </w:hyperlink>
+    </w:p>
+    <w:bookmarkEnd w:id="115"/>
+    <w:bookmarkStart w:id="116" w:name="ref-stevens2017pursuit"/>
+    <w:p>
+      <w:pPr>
+        <w:pStyle w:val="Bibliography"/>
+      </w:pPr>
+      <w:r>
+        <w:t xml:space="preserve">Stevens, J. S., Gleitman, L. R., Trueswell, J. C., &amp; Yang, C. (2017). The pursuit of word meanings.</w:t>
+      </w:r>
+      <w:r>
+        <w:t xml:space="preserve"> </w:t>
+      </w:r>
+      <w:r>
+        <w:rPr>
+          <w:i/>
+          <w:iCs/>
+        </w:rPr>
+        <w:t xml:space="preserve">Cognitive Science</w:t>
+      </w:r>
+      <w:r>
+        <w:t xml:space="preserve">,</w:t>
+      </w:r>
+      <w:r>
+        <w:t xml:space="preserve"> </w:t>
+      </w:r>
+      <w:r>
+        <w:rPr>
+          <w:i/>
+          <w:iCs/>
+        </w:rPr>
         <w:t xml:space="preserve">41</w:t>
       </w:r>
       <w:r>
-        <w:t xml:space="preserve">(4), 1149–1160.</w:t>
-      </w:r>
-    </w:p>
-    <w:bookmarkEnd w:id="74"/>
-    <w:bookmarkStart w:id="75" w:name="ref-ferguson1964baby"/>
+        <w:t xml:space="preserve">, 638–676.</w:t>
+      </w:r>
+    </w:p>
+    <w:bookmarkEnd w:id="116"/>
+    <w:bookmarkStart w:id="117" w:name="ref-swingley2011looking"/>
     <w:p>
       <w:pPr>
         <w:pStyle w:val="Bibliography"/>
       </w:pPr>
       <w:r>
-        <w:t xml:space="preserve">Ferguson, C. A. (1964). Baby talk in six languages.</w:t>
-      </w:r>
-      <w:r>
-        <w:t xml:space="preserve"> </w:t>
-      </w:r>
-      <w:r>
-        <w:rPr>
-          <w:i/>
-          <w:iCs/>
-        </w:rPr>
-        <w:t xml:space="preserve">American Anthropologist</w:t>
+        <w:t xml:space="preserve">Swingley, D. (2011). The looking-while-listening procedure.</w:t>
+      </w:r>
+      <w:r>
+        <w:t xml:space="preserve"> </w:t>
+      </w:r>
+      <w:r>
+        <w:rPr>
+          <w:i/>
+          <w:iCs/>
+        </w:rPr>
+        <w:t xml:space="preserve">Research Methods in Child Language: A Practical Guide</w:t>
+      </w:r>
+      <w:r>
+        <w:t xml:space="preserve">, 29–42.</w:t>
+      </w:r>
+    </w:p>
+    <w:bookmarkEnd w:id="117"/>
+    <w:bookmarkStart w:id="118" w:name="ref-swingley2016two"/>
+    <w:p>
+      <w:pPr>
+        <w:pStyle w:val="Bibliography"/>
+      </w:pPr>
+      <w:r>
+        <w:t xml:space="preserve">Swingley, D. (2016). Two-year-olds interpret novel phonological neighbors as familiar words.</w:t>
+      </w:r>
+      <w:r>
+        <w:t xml:space="preserve"> </w:t>
+      </w:r>
+      <w:r>
+        <w:rPr>
+          <w:i/>
+          <w:iCs/>
+        </w:rPr>
+        <w:t xml:space="preserve">Developmental Psychology</w:t>
       </w:r>
       <w:r>
         <w:t xml:space="preserve">,</w:t>
@@ -5582,91 +7031,102 @@
           <w:i/>
           <w:iCs/>
         </w:rPr>
-        <w:t xml:space="preserve">66</w:t>
-      </w:r>
-      <w:r>
-        <w:t xml:space="preserve">(6), 103–114.</w:t>
-      </w:r>
-    </w:p>
-    <w:bookmarkEnd w:id="75"/>
-    <w:bookmarkStart w:id="76" w:name="ref-fernald2008looking"/>
+        <w:t xml:space="preserve">52</w:t>
+      </w:r>
+      <w:r>
+        <w:t xml:space="preserve">(7), 1011.</w:t>
+      </w:r>
+    </w:p>
+    <w:bookmarkEnd w:id="118"/>
+    <w:bookmarkStart w:id="119" w:name="ref-swingley2000spoken"/>
     <w:p>
       <w:pPr>
         <w:pStyle w:val="Bibliography"/>
       </w:pPr>
       <w:r>
-        <w:t xml:space="preserve">Fernald, A. E., Zangl, R., Portillo, A. L., &amp; Marchman, V. A. (2008). Looking while listening: Using eye movements to monitor spoken language comprehension by infants and young children. In</w:t>
-      </w:r>
-      <w:r>
-        <w:t xml:space="preserve"> </w:t>
-      </w:r>
-      <w:r>
-        <w:rPr>
-          <w:i/>
-          <w:iCs/>
-        </w:rPr>
-        <w:t xml:space="preserve">Developmental psycholinguistics: On-line methods in children’s language processing</w:t>
-      </w:r>
-      <w:r>
-        <w:t xml:space="preserve"> </w:t>
-      </w:r>
-      <w:r>
-        <w:t xml:space="preserve">(pp. 97–135). John Benjamins Publishing Company.</w:t>
-      </w:r>
-    </w:p>
-    <w:bookmarkEnd w:id="76"/>
-    <w:bookmarkStart w:id="77" w:name="ref-frank2021variability"/>
+        <w:t xml:space="preserve">Swingley, D., &amp; Aslin, R. N. (2000). Spoken word recognition and lexical representation in very young children.</w:t>
+      </w:r>
+      <w:r>
+        <w:t xml:space="preserve"> </w:t>
+      </w:r>
+      <w:r>
+        <w:rPr>
+          <w:i/>
+          <w:iCs/>
+        </w:rPr>
+        <w:t xml:space="preserve">Cognition</w:t>
+      </w:r>
+      <w:r>
+        <w:t xml:space="preserve">,</w:t>
+      </w:r>
+      <w:r>
+        <w:t xml:space="preserve"> </w:t>
+      </w:r>
+      <w:r>
+        <w:rPr>
+          <w:i/>
+          <w:iCs/>
+        </w:rPr>
+        <w:t xml:space="preserve">76</w:t>
+      </w:r>
+      <w:r>
+        <w:t xml:space="preserve">(2), 147–166.</w:t>
+      </w:r>
+    </w:p>
+    <w:bookmarkEnd w:id="119"/>
+    <w:bookmarkStart w:id="120" w:name="ref-swingley2007lexical"/>
     <w:p>
       <w:pPr>
         <w:pStyle w:val="Bibliography"/>
       </w:pPr>
       <w:r>
-        <w:t xml:space="preserve">Frank, M. C., Braginsky, M., Yurovsky, D., &amp; Marchman, V. A. (2021).</w:t>
-      </w:r>
-      <w:r>
-        <w:t xml:space="preserve"> </w:t>
-      </w:r>
-      <w:r>
-        <w:rPr>
-          <w:i/>
-          <w:iCs/>
-        </w:rPr>
-        <w:t xml:space="preserve">Variability and consistency in early language learning: The wordbank project</w:t>
-      </w:r>
-      <w:r>
-        <w:t xml:space="preserve">. MIT Press.</w:t>
-      </w:r>
-    </w:p>
-    <w:bookmarkEnd w:id="77"/>
-    <w:bookmarkStart w:id="78" w:name="ref-han2023che"/>
+        <w:t xml:space="preserve">Swingley, D., &amp; Aslin, R. N. (2007). Lexical competition in young children’s word learning.</w:t>
+      </w:r>
+      <w:r>
+        <w:t xml:space="preserve"> </w:t>
+      </w:r>
+      <w:r>
+        <w:rPr>
+          <w:i/>
+          <w:iCs/>
+        </w:rPr>
+        <w:t xml:space="preserve">Cognitive Psychology</w:t>
+      </w:r>
+      <w:r>
+        <w:t xml:space="preserve">,</w:t>
+      </w:r>
+      <w:r>
+        <w:t xml:space="preserve"> </w:t>
+      </w:r>
+      <w:r>
+        <w:rPr>
+          <w:i/>
+          <w:iCs/>
+        </w:rPr>
+        <w:t xml:space="preserve">54</w:t>
+      </w:r>
+      <w:r>
+        <w:t xml:space="preserve">(2), 99–132.</w:t>
+      </w:r>
+    </w:p>
+    <w:bookmarkEnd w:id="120"/>
+    <w:bookmarkStart w:id="121" w:name="ref-tardif2008baby"/>
     <w:p>
       <w:pPr>
         <w:pStyle w:val="Bibliography"/>
       </w:pPr>
       <w:r>
-        <w:t xml:space="preserve">Han, M., &amp; Gu, Y. (2023). Che-che (</w:t>
-      </w:r>
-      <w:r>
-        <w:t xml:space="preserve">“car-car”</w:t>
-      </w:r>
-      <w:r>
-        <w:t xml:space="preserve">) and chi-chi (</w:t>
-      </w:r>
-      <w:r>
-        <w:t xml:space="preserve">“eat-eat”</w:t>
-      </w:r>
-      <w:r>
-        <w:t xml:space="preserve">): Reduplication in mandarin chinese child-directed speech.</w:t>
-      </w:r>
-      <w:r>
-        <w:t xml:space="preserve"> </w:t>
-      </w:r>
-      <w:r>
-        <w:rPr>
-          <w:i/>
-          <w:iCs/>
-        </w:rPr>
-        <w:t xml:space="preserve">Proceedings of the Annual Meeting of the Cognitive Science Society</w:t>
+        <w:t xml:space="preserve">Tardif, T., Fletcher, P., Liang, W., Zhang, Z., Kaciroti, N., &amp; Marchman, V. A. (2008). Baby’s first 10 words.</w:t>
+      </w:r>
+      <w:r>
+        <w:t xml:space="preserve"> </w:t>
+      </w:r>
+      <w:r>
+        <w:rPr>
+          <w:i/>
+          <w:iCs/>
+        </w:rPr>
+        <w:t xml:space="preserve">Developmental Psychology</w:t>
       </w:r>
       <w:r>
         <w:t xml:space="preserve">,</w:t>
@@ -5679,59 +7139,195 @@
           <w:i/>
           <w:iCs/>
         </w:rPr>
+        <w:t xml:space="preserve">44</w:t>
+      </w:r>
+      <w:r>
+        <w:t xml:space="preserve">(4), 929.</w:t>
+      </w:r>
+    </w:p>
+    <w:bookmarkEnd w:id="121"/>
+    <w:bookmarkStart w:id="122" w:name="ref-tippenhauerURvariety"/>
+    <w:p>
+      <w:pPr>
+        <w:pStyle w:val="Bibliography"/>
+      </w:pPr>
+      <w:r>
+        <w:t xml:space="preserve">Tippenhauer, N. (under review).</w:t>
+      </w:r>
+      <w:r>
+        <w:t xml:space="preserve"> </w:t>
+      </w:r>
+      <w:r>
+        <w:rPr>
+          <w:i/>
+          <w:iCs/>
+        </w:rPr>
+        <w:t xml:space="preserve">Is variety the spice of life? The role of variability in early word learning</w:t>
+      </w:r>
+      <w:r>
+        <w:t xml:space="preserve">.</w:t>
+      </w:r>
+    </w:p>
+    <w:bookmarkEnd w:id="122"/>
+    <w:bookmarkStart w:id="123" w:name="ref-tormene2009matching"/>
+    <w:p>
+      <w:pPr>
+        <w:pStyle w:val="Bibliography"/>
+      </w:pPr>
+      <w:r>
+        <w:t xml:space="preserve">Tormene, P., Giorgino, T., Quaglini, S., &amp; Stefanelli, M. (2009). Matching incomplete time series with dynamic time warping: An algorithm and an application to post-stroke rehabilitation.</w:t>
+      </w:r>
+      <w:r>
+        <w:t xml:space="preserve"> </w:t>
+      </w:r>
+      <w:r>
+        <w:rPr>
+          <w:i/>
+          <w:iCs/>
+        </w:rPr>
+        <w:t xml:space="preserve">Artificial Intelligence in Medicine</w:t>
+      </w:r>
+      <w:r>
+        <w:t xml:space="preserve">,</w:t>
+      </w:r>
+      <w:r>
+        <w:t xml:space="preserve"> </w:t>
+      </w:r>
+      <w:r>
+        <w:rPr>
+          <w:i/>
+          <w:iCs/>
+        </w:rPr>
         <w:t xml:space="preserve">45</w:t>
       </w:r>
       <w:r>
+        <w:t xml:space="preserve">(1), 11–34.</w:t>
+      </w:r>
+    </w:p>
+    <w:bookmarkEnd w:id="123"/>
+    <w:bookmarkStart w:id="124" w:name="ref-vlach2019learning"/>
+    <w:p>
+      <w:pPr>
+        <w:pStyle w:val="Bibliography"/>
+      </w:pPr>
+      <w:r>
+        <w:t xml:space="preserve">Vlach, H. A. (2019). Learning to remember words: Memory constraints as double-edged sword mechanisms of language development.</w:t>
+      </w:r>
+      <w:r>
+        <w:t xml:space="preserve"> </w:t>
+      </w:r>
+      <w:r>
+        <w:rPr>
+          <w:i/>
+          <w:iCs/>
+        </w:rPr>
+        <w:t xml:space="preserve">Child Development Perspectives</w:t>
+      </w:r>
+      <w:r>
+        <w:t xml:space="preserve">,</w:t>
+      </w:r>
+      <w:r>
+        <w:t xml:space="preserve"> </w:t>
+      </w:r>
+      <w:r>
+        <w:rPr>
+          <w:i/>
+          <w:iCs/>
+        </w:rPr>
+        <w:t xml:space="preserve">13</w:t>
+      </w:r>
+      <w:r>
+        <w:t xml:space="preserve">(3), 159–165.</w:t>
+      </w:r>
+    </w:p>
+    <w:bookmarkEnd w:id="124"/>
+    <w:bookmarkStart w:id="125" w:name="ref-wojcik2022map"/>
+    <w:p>
+      <w:pPr>
+        <w:pStyle w:val="Bibliography"/>
+      </w:pPr>
+      <w:r>
+        <w:t xml:space="preserve">Wojcik, E. H., Zettersten, M., &amp; Benitez, V. L. (2022). The map trap: Why and how word learning research should move beyond mapping.</w:t>
+      </w:r>
+      <w:r>
+        <w:t xml:space="preserve"> </w:t>
+      </w:r>
+      <w:r>
+        <w:rPr>
+          <w:i/>
+          <w:iCs/>
+        </w:rPr>
+        <w:t xml:space="preserve">Wiley Interdisciplinary Reviews: Cognitive Science</w:t>
+      </w:r>
+      <w:r>
+        <w:t xml:space="preserve">,</w:t>
+      </w:r>
+      <w:r>
+        <w:t xml:space="preserve"> </w:t>
+      </w:r>
+      <w:r>
+        <w:rPr>
+          <w:i/>
+          <w:iCs/>
+        </w:rPr>
+        <w:t xml:space="preserve">13</w:t>
+      </w:r>
+      <w:r>
+        <w:t xml:space="preserve">(4), e1596.</w:t>
+      </w:r>
+    </w:p>
+    <w:bookmarkEnd w:id="125"/>
+    <w:bookmarkStart w:id="127" w:name="ref-loo"/>
+    <w:p>
+      <w:pPr>
+        <w:pStyle w:val="Bibliography"/>
+      </w:pPr>
+      <w:r>
+        <w:t xml:space="preserve">Yao, Y., Vehtari, A., Simpson, D., &amp; Gelman, A. (2017). Using stacking to average bayesian predictive distributions.</w:t>
+      </w:r>
+      <w:r>
+        <w:t xml:space="preserve"> </w:t>
+      </w:r>
+      <w:r>
+        <w:rPr>
+          <w:i/>
+          <w:iCs/>
+        </w:rPr>
+        <w:t xml:space="preserve">Bayesian Analysis</w:t>
+      </w:r>
+      <w:r>
         <w:t xml:space="preserve">.</w:t>
       </w:r>
-    </w:p>
-    <w:bookmarkEnd w:id="78"/>
-    <w:bookmarkStart w:id="79" w:name="ref-stinepack"/>
+      <w:r>
+        <w:t xml:space="preserve"> </w:t>
+      </w:r>
+      <w:hyperlink r:id="rId126">
+        <w:r>
+          <w:rPr>
+            <w:rStyle w:val="Hyperlink"/>
+          </w:rPr>
+          <w:t xml:space="preserve">https://doi.org/10.1214/17-BA1091</w:t>
+        </w:r>
+      </w:hyperlink>
+    </w:p>
+    <w:bookmarkEnd w:id="127"/>
+    <w:bookmarkStart w:id="128" w:name="ref-yurovsky2012statistical"/>
     <w:p>
       <w:pPr>
         <w:pStyle w:val="Bibliography"/>
       </w:pPr>
       <w:r>
-        <w:t xml:space="preserve">Johannesson, T., Bjornsson, H., Grothendieck, G., &amp; Johannesson, M. T. (2009). Package</w:t>
-      </w:r>
-      <w:r>
-        <w:t xml:space="preserve"> </w:t>
-      </w:r>
-      <w:r>
-        <w:t xml:space="preserve">“stinepack.”</w:t>
-      </w:r>
-      <w:r>
-        <w:t xml:space="preserve"> </w:t>
-      </w:r>
-      <w:r>
-        <w:rPr>
-          <w:i/>
-          <w:iCs/>
-        </w:rPr>
-        <w:t xml:space="preserve">Icelandic Meteorological Office</w:t>
-      </w:r>
-      <w:r>
-        <w:t xml:space="preserve">.</w:t>
-      </w:r>
-    </w:p>
-    <w:bookmarkEnd w:id="79"/>
-    <w:bookmarkStart w:id="80" w:name="ref-kempe2007diminutives"/>
-    <w:p>
-      <w:pPr>
-        <w:pStyle w:val="Bibliography"/>
-      </w:pPr>
-      <w:r>
-        <w:t xml:space="preserve">Kempe, V., Brooks, P. J., Gillis, S., &amp; Samson, G. (2007). Diminutives facilitate word segmentation in natural speech: Cross-linguistic evidence.</w:t>
-      </w:r>
-      <w:r>
-        <w:t xml:space="preserve"> </w:t>
-      </w:r>
-      <w:r>
-        <w:rPr>
-          <w:i/>
-          <w:iCs/>
-        </w:rPr>
-        <w:t xml:space="preserve">Memory &amp; Cognition</w:t>
+        <w:t xml:space="preserve">Yurovsky, D., Yu, C., &amp; Smith, L. B. (2012). Statistical speech segmentation and word learning in parallel: Scaffolding from child-directed speech.</w:t>
+      </w:r>
+      <w:r>
+        <w:t xml:space="preserve"> </w:t>
+      </w:r>
+      <w:r>
+        <w:rPr>
+          <w:i/>
+          <w:iCs/>
+        </w:rPr>
+        <w:t xml:space="preserve">Frontiers in Psychology</w:t>
       </w:r>
       <w:r>
         <w:t xml:space="preserve">,</w:t>
@@ -5744,1660 +7340,15 @@
           <w:i/>
           <w:iCs/>
         </w:rPr>
-        <w:t xml:space="preserve">35</w:t>
-      </w:r>
-      <w:r>
-        <w:t xml:space="preserve">(4), 762–773.</w:t>
-      </w:r>
-    </w:p>
-    <w:bookmarkEnd w:id="80"/>
-    <w:bookmarkStart w:id="81" w:name="ref-kempe2001can"/>
-    <w:p>
-      <w:pPr>
-        <w:pStyle w:val="Bibliography"/>
-      </w:pPr>
-      <w:r>
-        <w:t xml:space="preserve">Kempe, V., Brooks, P. J., &amp; Pirott, L. (2001). How can child-directed speech facilitate the acquisition of morphology.</w:t>
-      </w:r>
-      <w:r>
-        <w:t xml:space="preserve"> </w:t>
-      </w:r>
-      <w:r>
-        <w:rPr>
-          <w:i/>
-          <w:iCs/>
-        </w:rPr>
-        <w:t xml:space="preserve">Research on Child Language Acquisition: Proceedings of the 8th Conference of the International Association for the Study of Child Language</w:t>
-      </w:r>
-      <w:r>
-        <w:t xml:space="preserve">, 1237–1247.</w:t>
-      </w:r>
-    </w:p>
-    <w:bookmarkEnd w:id="81"/>
-    <w:bookmarkStart w:id="82" w:name="ref-kidd2012goldilocks"/>
-    <w:p>
-      <w:pPr>
-        <w:pStyle w:val="Bibliography"/>
-      </w:pPr>
-      <w:r>
-        <w:t xml:space="preserve">Kidd, C., Piantadosi, S. T., &amp; Aslin, R. N. (2012). The goldilocks effect: Human infants allocate attention to visual sequences that are neither too simple nor too complex.</w:t>
-      </w:r>
-      <w:r>
-        <w:t xml:space="preserve"> </w:t>
-      </w:r>
-      <w:r>
-        <w:rPr>
-          <w:i/>
-          <w:iCs/>
-        </w:rPr>
-        <w:t xml:space="preserve">PloS One</w:t>
-      </w:r>
-      <w:r>
-        <w:t xml:space="preserve">,</w:t>
-      </w:r>
-      <w:r>
-        <w:t xml:space="preserve"> </w:t>
-      </w:r>
-      <w:r>
-        <w:rPr>
-          <w:i/>
-          <w:iCs/>
-        </w:rPr>
-        <w:t xml:space="preserve">7</w:t>
-      </w:r>
-      <w:r>
-        <w:t xml:space="preserve">(5), e36399.</w:t>
-      </w:r>
-    </w:p>
-    <w:bookmarkEnd w:id="82"/>
-    <w:bookmarkStart w:id="83" w:name="ref-kidd2014goldilocks"/>
-    <w:p>
-      <w:pPr>
-        <w:pStyle w:val="Bibliography"/>
-      </w:pPr>
-      <w:r>
-        <w:t xml:space="preserve">Kidd, C., Piantadosi, S. T., &amp; Aslin, R. N. (2014). The goldilocks effect in infant auditory attention.</w:t>
-      </w:r>
-      <w:r>
-        <w:t xml:space="preserve"> </w:t>
-      </w:r>
-      <w:r>
-        <w:rPr>
-          <w:i/>
-          <w:iCs/>
-        </w:rPr>
-        <w:t xml:space="preserve">Child Development</w:t>
-      </w:r>
-      <w:r>
-        <w:t xml:space="preserve">,</w:t>
-      </w:r>
-      <w:r>
-        <w:t xml:space="preserve"> </w:t>
-      </w:r>
-      <w:r>
-        <w:rPr>
-          <w:i/>
-          <w:iCs/>
-        </w:rPr>
-        <w:t xml:space="preserve">85</w:t>
-      </w:r>
-      <w:r>
-        <w:t xml:space="preserve">(5), 1795–1804.</w:t>
-      </w:r>
-    </w:p>
-    <w:bookmarkEnd w:id="83"/>
-    <w:bookmarkStart w:id="84" w:name="ref-laing2019role"/>
-    <w:p>
-      <w:pPr>
-        <w:pStyle w:val="Bibliography"/>
-      </w:pPr>
-      <w:r>
-        <w:t xml:space="preserve">Laing, C. (2019). A role for onomatopoeia in early language: Evidence from phonological development.</w:t>
-      </w:r>
-      <w:r>
-        <w:t xml:space="preserve"> </w:t>
-      </w:r>
-      <w:r>
-        <w:rPr>
-          <w:i/>
-          <w:iCs/>
-        </w:rPr>
-        <w:t xml:space="preserve">Language and Cognition</w:t>
-      </w:r>
-      <w:r>
-        <w:t xml:space="preserve">,</w:t>
-      </w:r>
-      <w:r>
-        <w:t xml:space="preserve"> </w:t>
-      </w:r>
-      <w:r>
-        <w:rPr>
-          <w:i/>
-          <w:iCs/>
-        </w:rPr>
-        <w:t xml:space="preserve">11</w:t>
-      </w:r>
-      <w:r>
-        <w:t xml:space="preserve">(2), 173–187.</w:t>
-      </w:r>
-    </w:p>
-    <w:bookmarkEnd w:id="84"/>
-    <w:bookmarkStart w:id="85" w:name="ref-laing2017perceptual"/>
-    <w:p>
-      <w:pPr>
-        <w:pStyle w:val="Bibliography"/>
-      </w:pPr>
-      <w:r>
-        <w:t xml:space="preserve">Laing, C. E. (2017). A perceptual advantage for onomatopoeia in early word learning: Evidence from eye-tracking.</w:t>
-      </w:r>
-      <w:r>
-        <w:t xml:space="preserve"> </w:t>
-      </w:r>
-      <w:r>
-        <w:rPr>
-          <w:i/>
-          <w:iCs/>
-        </w:rPr>
-        <w:t xml:space="preserve">Journal of Experimental Child Psychology</w:t>
-      </w:r>
-      <w:r>
-        <w:t xml:space="preserve">,</w:t>
-      </w:r>
-      <w:r>
-        <w:t xml:space="preserve"> </w:t>
-      </w:r>
-      <w:r>
-        <w:rPr>
-          <w:i/>
-          <w:iCs/>
-        </w:rPr>
-        <w:t xml:space="preserve">161</w:t>
-      </w:r>
-      <w:r>
-        <w:t xml:space="preserve">, 32–45.</w:t>
-      </w:r>
-    </w:p>
-    <w:bookmarkEnd w:id="85"/>
-    <w:bookmarkStart w:id="86" w:name="ref-liu2018review"/>
-    <w:p>
-      <w:pPr>
-        <w:pStyle w:val="Bibliography"/>
-      </w:pPr>
-      <w:r>
-        <w:t xml:space="preserve">Liu, F., &amp; Eugenio, E. C. (2018). A review and comparison of bayesian and likelihood-based inferences in beta regression and zero-or-one-inflated beta regression.</w:t>
-      </w:r>
-      <w:r>
-        <w:t xml:space="preserve"> </w:t>
-      </w:r>
-      <w:r>
-        <w:rPr>
-          <w:i/>
-          <w:iCs/>
-        </w:rPr>
-        <w:t xml:space="preserve">Statistical Methods in Medical Research</w:t>
-      </w:r>
-      <w:r>
-        <w:t xml:space="preserve">,</w:t>
-      </w:r>
-      <w:r>
-        <w:t xml:space="preserve"> </w:t>
-      </w:r>
-      <w:r>
-        <w:rPr>
-          <w:i/>
-          <w:iCs/>
-        </w:rPr>
-        <w:t xml:space="preserve">27</w:t>
-      </w:r>
-      <w:r>
-        <w:t xml:space="preserve">(4), 1024–1044.</w:t>
-      </w:r>
-    </w:p>
-    <w:bookmarkEnd w:id="86"/>
-    <w:bookmarkStart w:id="87" w:name="ref-manybabies2020quantifying"/>
-    <w:p>
-      <w:pPr>
-        <w:pStyle w:val="Bibliography"/>
-      </w:pPr>
-      <w:r>
-        <w:t xml:space="preserve">ManyBabiesConsortium. (2020). Quantifying sources of variability in infancy research using the infant-directed-speech preference.</w:t>
-      </w:r>
-      <w:r>
-        <w:t xml:space="preserve"> </w:t>
-      </w:r>
-      <w:r>
-        <w:rPr>
-          <w:i/>
-          <w:iCs/>
-        </w:rPr>
-        <w:t xml:space="preserve">Advances in Methods and Practices in Psychological Science</w:t>
-      </w:r>
-      <w:r>
-        <w:t xml:space="preserve">,</w:t>
-      </w:r>
-      <w:r>
-        <w:t xml:space="preserve"> </w:t>
-      </w:r>
-      <w:r>
-        <w:rPr>
-          <w:i/>
-          <w:iCs/>
-        </w:rPr>
         <w:t xml:space="preserve">3</w:t>
       </w:r>
       <w:r>
-        <w:t xml:space="preserve">(1), 24–52.</w:t>
-      </w:r>
-    </w:p>
-    <w:bookmarkEnd w:id="87"/>
-    <w:bookmarkStart w:id="88" w:name="ref-markman1988children"/>
-    <w:p>
-      <w:pPr>
-        <w:pStyle w:val="Bibliography"/>
-      </w:pPr>
-      <w:r>
-        <w:t xml:space="preserve">Markman, E. M., &amp; Wachtel, G. F. (1988). Children’s use of mutual exclusivity to constrain the meanings of words.</w:t>
-      </w:r>
-      <w:r>
-        <w:t xml:space="preserve"> </w:t>
-      </w:r>
-      <w:r>
-        <w:rPr>
-          <w:i/>
-          <w:iCs/>
-        </w:rPr>
-        <w:t xml:space="preserve">Cognitive Psychology</w:t>
-      </w:r>
-      <w:r>
-        <w:t xml:space="preserve">,</w:t>
-      </w:r>
-      <w:r>
-        <w:t xml:space="preserve"> </w:t>
-      </w:r>
-      <w:r>
-        <w:rPr>
-          <w:i/>
-          <w:iCs/>
-        </w:rPr>
-        <w:t xml:space="preserve">20</w:t>
-      </w:r>
-      <w:r>
-        <w:t xml:space="preserve">(2), 121–157.</w:t>
-      </w:r>
-    </w:p>
-    <w:bookmarkEnd w:id="88"/>
-    <w:bookmarkStart w:id="89" w:name="ref-markman2003use"/>
-    <w:p>
-      <w:pPr>
-        <w:pStyle w:val="Bibliography"/>
-      </w:pPr>
-      <w:r>
-        <w:t xml:space="preserve">Markman, E. M., Wasow, J. L., &amp; Hansen, M. B. (2003). Use of the mutual exclusivity assumption by young word learners.</w:t>
-      </w:r>
-      <w:r>
-        <w:t xml:space="preserve"> </w:t>
-      </w:r>
-      <w:r>
-        <w:rPr>
-          <w:i/>
-          <w:iCs/>
-        </w:rPr>
-        <w:t xml:space="preserve">Cognitive Psychology</w:t>
-      </w:r>
-      <w:r>
-        <w:t xml:space="preserve">,</w:t>
-      </w:r>
-      <w:r>
-        <w:t xml:space="preserve"> </w:t>
-      </w:r>
-      <w:r>
-        <w:rPr>
-          <w:i/>
-          <w:iCs/>
-        </w:rPr>
-        <w:t xml:space="preserve">47</w:t>
-      </w:r>
-      <w:r>
-        <w:t xml:space="preserve">(3), 241–275.</w:t>
-      </w:r>
-    </w:p>
-    <w:bookmarkEnd w:id="89"/>
-    <w:bookmarkStart w:id="90" w:name="ref-mazuka2008japanese"/>
-    <w:p>
-      <w:pPr>
-        <w:pStyle w:val="Bibliography"/>
-      </w:pPr>
-      <w:r>
-        <w:t xml:space="preserve">Mazuka, R., Kondo, T., &amp; Hayashi, A. (2008). Japanese mothers’ use of specialized vocabulary in infant-directed speech: Infant-directed vocabulary in japanese. In</w:t>
-      </w:r>
-      <w:r>
-        <w:t xml:space="preserve"> </w:t>
-      </w:r>
-      <w:r>
-        <w:rPr>
-          <w:i/>
-          <w:iCs/>
-        </w:rPr>
-        <w:t xml:space="preserve">The origins of language: Unraveling evolutionary forces</w:t>
-      </w:r>
-      <w:r>
-        <w:t xml:space="preserve"> </w:t>
-      </w:r>
-      <w:r>
-        <w:t xml:space="preserve">(pp. 39–58). Springer.</w:t>
-      </w:r>
-    </w:p>
-    <w:bookmarkEnd w:id="90"/>
-    <w:bookmarkStart w:id="91" w:name="ref-merriman1989mutual"/>
-    <w:p>
-      <w:pPr>
-        <w:pStyle w:val="Bibliography"/>
-      </w:pPr>
-      <w:r>
-        <w:t xml:space="preserve">Merriman, W. E., Bowman, L. L., &amp; MacWhinney, B. (1989). The mutual exclusivity bias in children’s word learning.</w:t>
-      </w:r>
-      <w:r>
-        <w:t xml:space="preserve"> </w:t>
-      </w:r>
-      <w:r>
-        <w:rPr>
-          <w:i/>
-          <w:iCs/>
-        </w:rPr>
-        <w:t xml:space="preserve">Monographs of the Society for Research in Child Development</w:t>
-      </w:r>
-      <w:r>
-        <w:t xml:space="preserve">, i–129.</w:t>
-      </w:r>
-    </w:p>
-    <w:bookmarkEnd w:id="91"/>
-    <w:bookmarkStart w:id="92" w:name="ref-merritt1994artifact"/>
-    <w:p>
-      <w:pPr>
-        <w:pStyle w:val="Bibliography"/>
-      </w:pPr>
-      <w:r>
-        <w:t xml:space="preserve">Merritt, S. L., Keegan, A. P., &amp; Mercer, P. W. (1994). Artifact management in pupillometry.</w:t>
-      </w:r>
-      <w:r>
-        <w:t xml:space="preserve"> </w:t>
-      </w:r>
-      <w:r>
-        <w:rPr>
-          <w:i/>
-          <w:iCs/>
-        </w:rPr>
-        <w:t xml:space="preserve">Nursing Research</w:t>
-      </w:r>
-      <w:r>
-        <w:t xml:space="preserve">,</w:t>
-      </w:r>
-      <w:r>
-        <w:t xml:space="preserve"> </w:t>
-      </w:r>
-      <w:r>
-        <w:rPr>
-          <w:i/>
-          <w:iCs/>
-        </w:rPr>
-        <w:t xml:space="preserve">43</w:t>
-      </w:r>
-      <w:r>
-        <w:t xml:space="preserve">(1), 56–59.</w:t>
-      </w:r>
-    </w:p>
-    <w:bookmarkEnd w:id="92"/>
-    <w:bookmarkStart w:id="93" w:name="ref-mervis1994two"/>
-    <w:p>
-      <w:pPr>
-        <w:pStyle w:val="Bibliography"/>
-      </w:pPr>
-      <w:r>
-        <w:t xml:space="preserve">Mervis, C. B., Golinkoff, R. M., &amp; Bertrand, J. (1994). Two-year-olds readily learn multiple labels for the same basic-level category.</w:t>
-      </w:r>
-      <w:r>
-        <w:t xml:space="preserve"> </w:t>
-      </w:r>
-      <w:r>
-        <w:rPr>
-          <w:i/>
-          <w:iCs/>
-        </w:rPr>
-        <w:t xml:space="preserve">Child Development</w:t>
-      </w:r>
-      <w:r>
-        <w:t xml:space="preserve">,</w:t>
-      </w:r>
-      <w:r>
-        <w:t xml:space="preserve"> </w:t>
-      </w:r>
-      <w:r>
-        <w:rPr>
-          <w:i/>
-          <w:iCs/>
-        </w:rPr>
-        <w:t xml:space="preserve">65</w:t>
-      </w:r>
-      <w:r>
-        <w:t xml:space="preserve">(4), 1163–1177.</w:t>
-      </w:r>
-    </w:p>
-    <w:bookmarkEnd w:id="93"/>
-    <w:bookmarkStart w:id="94" w:name="ref-miyazawa2017vowels"/>
-    <w:p>
-      <w:pPr>
-        <w:pStyle w:val="Bibliography"/>
-      </w:pPr>
-      <w:r>
-        <w:t xml:space="preserve">Miyazawa, K., Shinya, T., Martin, A., Kikuchi, H., &amp; Mazuka, R. (2017). Vowels in infant-directed speech: More breathy and more variable, but not clearer.</w:t>
-      </w:r>
-      <w:r>
-        <w:t xml:space="preserve"> </w:t>
-      </w:r>
-      <w:r>
-        <w:rPr>
-          <w:i/>
-          <w:iCs/>
-        </w:rPr>
-        <w:t xml:space="preserve">Cognition</w:t>
-      </w:r>
-      <w:r>
-        <w:t xml:space="preserve">,</w:t>
-      </w:r>
-      <w:r>
-        <w:t xml:space="preserve"> </w:t>
-      </w:r>
-      <w:r>
-        <w:rPr>
-          <w:i/>
-          <w:iCs/>
-        </w:rPr>
-        <w:t xml:space="preserve">166</w:t>
-      </w:r>
-      <w:r>
-        <w:t xml:space="preserve">, 84–93.</w:t>
-      </w:r>
-    </w:p>
-    <w:bookmarkEnd w:id="94"/>
-    <w:bookmarkStart w:id="95" w:name="ref-moore2024wordform"/>
-    <w:p>
-      <w:pPr>
-        <w:pStyle w:val="Bibliography"/>
-      </w:pPr>
-      <w:r>
-        <w:t xml:space="preserve">Moore, C., &amp; Bergelson, E. (2024). Wordform variability in infants’ language environment and its effects on early word learning.</w:t>
-      </w:r>
-      <w:r>
-        <w:t xml:space="preserve"> </w:t>
-      </w:r>
-      <w:r>
-        <w:rPr>
-          <w:i/>
-          <w:iCs/>
-        </w:rPr>
-        <w:t xml:space="preserve">Cognition</w:t>
-      </w:r>
-      <w:r>
-        <w:t xml:space="preserve">,</w:t>
-      </w:r>
-      <w:r>
-        <w:t xml:space="preserve"> </w:t>
-      </w:r>
-      <w:r>
-        <w:rPr>
-          <w:i/>
-          <w:iCs/>
-        </w:rPr>
-        <w:t xml:space="preserve">245</w:t>
-      </w:r>
-      <w:r>
-        <w:t xml:space="preserve">, 105694.</w:t>
-      </w:r>
-    </w:p>
-    <w:bookmarkEnd w:id="95"/>
-    <w:bookmarkStart w:id="96" w:name="ref-nencheva2021moment"/>
-    <w:p>
-      <w:pPr>
-        <w:pStyle w:val="Bibliography"/>
-      </w:pPr>
-      <w:r>
-        <w:t xml:space="preserve">Nencheva, M. L., Piazza, E. A., &amp; Lew-Williams, C. (2021). The moment-to-moment pitch dynamics of child-directed speech shape toddlers’ attention and learning.</w:t>
-      </w:r>
-      <w:r>
-        <w:t xml:space="preserve"> </w:t>
-      </w:r>
-      <w:r>
-        <w:rPr>
-          <w:i/>
-          <w:iCs/>
-        </w:rPr>
-        <w:t xml:space="preserve">Developmental Science</w:t>
-      </w:r>
-      <w:r>
-        <w:t xml:space="preserve">,</w:t>
-      </w:r>
-      <w:r>
-        <w:t xml:space="preserve"> </w:t>
-      </w:r>
-      <w:r>
-        <w:rPr>
-          <w:i/>
-          <w:iCs/>
-        </w:rPr>
-        <w:t xml:space="preserve">24</w:t>
-      </w:r>
-      <w:r>
-        <w:t xml:space="preserve">(1), e12997.</w:t>
-      </w:r>
-    </w:p>
-    <w:bookmarkEnd w:id="96"/>
-    <w:bookmarkStart w:id="97" w:name="ref-ota2018choo"/>
-    <w:p>
-      <w:pPr>
-        <w:pStyle w:val="Bibliography"/>
-      </w:pPr>
-      <w:r>
-        <w:t xml:space="preserve">Ota, M., Davies-Jenkins, N., &amp; Skarabela, B. (2018). Why choo-choo is better than train: The role of register-specific words in early vocabulary growth.</w:t>
-      </w:r>
-      <w:r>
-        <w:t xml:space="preserve"> </w:t>
-      </w:r>
-      <w:r>
-        <w:rPr>
-          <w:i/>
-          <w:iCs/>
-        </w:rPr>
-        <w:t xml:space="preserve">Cognitive Science</w:t>
-      </w:r>
-      <w:r>
-        <w:t xml:space="preserve">,</w:t>
-      </w:r>
-      <w:r>
-        <w:t xml:space="preserve"> </w:t>
-      </w:r>
-      <w:r>
-        <w:rPr>
-          <w:i/>
-          <w:iCs/>
-        </w:rPr>
-        <w:t xml:space="preserve">42</w:t>
-      </w:r>
-      <w:r>
-        <w:t xml:space="preserve">(6), 1974–1999.</w:t>
-      </w:r>
-    </w:p>
-    <w:bookmarkEnd w:id="97"/>
-    <w:bookmarkStart w:id="98" w:name="ref-ota2016reduplicated"/>
-    <w:p>
-      <w:pPr>
-        <w:pStyle w:val="Bibliography"/>
-      </w:pPr>
-      <w:r>
-        <w:t xml:space="preserve">Ota, M., &amp; Skarabela, B. (2016). Reduplicated words are easier to learn.</w:t>
-      </w:r>
-      <w:r>
-        <w:t xml:space="preserve"> </w:t>
-      </w:r>
-      <w:r>
-        <w:rPr>
-          <w:i/>
-          <w:iCs/>
-        </w:rPr>
-        <w:t xml:space="preserve">Language Learning and Development</w:t>
-      </w:r>
-      <w:r>
-        <w:t xml:space="preserve">,</w:t>
-      </w:r>
-      <w:r>
-        <w:t xml:space="preserve"> </w:t>
-      </w:r>
-      <w:r>
-        <w:rPr>
-          <w:i/>
-          <w:iCs/>
-        </w:rPr>
-        <w:t xml:space="preserve">12</w:t>
-      </w:r>
-      <w:r>
-        <w:t xml:space="preserve">(4), 380–397.</w:t>
-      </w:r>
-    </w:p>
-    <w:bookmarkEnd w:id="98"/>
-    <w:bookmarkStart w:id="99" w:name="ref-ota2018reduplication"/>
-    <w:p>
-      <w:pPr>
-        <w:pStyle w:val="Bibliography"/>
-      </w:pPr>
-      <w:r>
-        <w:t xml:space="preserve">Ota, M., &amp; Skarabela, B. (2018). Reduplication facilitates early word segmentation.</w:t>
-      </w:r>
-      <w:r>
-        <w:t xml:space="preserve"> </w:t>
-      </w:r>
-      <w:r>
-        <w:rPr>
-          <w:i/>
-          <w:iCs/>
-        </w:rPr>
-        <w:t xml:space="preserve">Journal of Child Language</w:t>
-      </w:r>
-      <w:r>
-        <w:t xml:space="preserve">,</w:t>
-      </w:r>
-      <w:r>
-        <w:t xml:space="preserve"> </w:t>
-      </w:r>
-      <w:r>
-        <w:rPr>
-          <w:i/>
-          <w:iCs/>
-        </w:rPr>
-        <w:t xml:space="preserve">45</w:t>
-      </w:r>
-      <w:r>
-        <w:t xml:space="preserve">(1), 204–218.</w:t>
-      </w:r>
-    </w:p>
-    <w:bookmarkEnd w:id="99"/>
-    <w:bookmarkStart w:id="100" w:name="ref-potter2019infants"/>
-    <w:p>
-      <w:pPr>
-        <w:pStyle w:val="Bibliography"/>
-      </w:pPr>
-      <w:r>
-        <w:t xml:space="preserve">Potter, C. E., &amp; Lew-Williams, C. (2019). Infants’ selective use of reliable cues in multidimensional language input.</w:t>
-      </w:r>
-      <w:r>
-        <w:t xml:space="preserve"> </w:t>
-      </w:r>
-      <w:r>
-        <w:rPr>
-          <w:i/>
-          <w:iCs/>
-        </w:rPr>
-        <w:t xml:space="preserve">Developmental Psychology</w:t>
-      </w:r>
-      <w:r>
-        <w:t xml:space="preserve">,</w:t>
-      </w:r>
-      <w:r>
-        <w:t xml:space="preserve"> </w:t>
-      </w:r>
-      <w:r>
-        <w:rPr>
-          <w:i/>
-          <w:iCs/>
-        </w:rPr>
-        <w:t xml:space="preserve">55</w:t>
-      </w:r>
-      <w:r>
-        <w:t xml:space="preserve">(1), 1.</w:t>
-      </w:r>
-    </w:p>
-    <w:bookmarkEnd w:id="100"/>
-    <w:bookmarkStart w:id="101" w:name="ref-potter2024frequent"/>
-    <w:p>
-      <w:pPr>
-        <w:pStyle w:val="Bibliography"/>
-      </w:pPr>
-      <w:r>
-        <w:t xml:space="preserve">Potter, C. E., &amp; Lew-Williams, C. (2024). Frequent vs. Infrequent words shape toddlers’ real-time sentence comprehension.</w:t>
-      </w:r>
-      <w:r>
-        <w:t xml:space="preserve"> </w:t>
-      </w:r>
-      <w:r>
-        <w:rPr>
-          <w:i/>
-          <w:iCs/>
-        </w:rPr>
-        <w:t xml:space="preserve">Journal of Child Language</w:t>
-      </w:r>
-      <w:r>
-        <w:t xml:space="preserve">,</w:t>
-      </w:r>
-      <w:r>
-        <w:t xml:space="preserve"> </w:t>
-      </w:r>
-      <w:r>
-        <w:rPr>
-          <w:i/>
-          <w:iCs/>
-        </w:rPr>
-        <w:t xml:space="preserve">51</w:t>
-      </w:r>
-      <w:r>
-        <w:t xml:space="preserve">(6), 1478–1488.</w:t>
-      </w:r>
-    </w:p>
-    <w:bookmarkEnd w:id="101"/>
-    <w:bookmarkStart w:id="102" w:name="ref-pye1986quiche"/>
-    <w:p>
-      <w:pPr>
-        <w:pStyle w:val="Bibliography"/>
-      </w:pPr>
-      <w:r>
-        <w:t xml:space="preserve">Pye, C. (1986). Quich</w:t>
-      </w:r>
-      <w:r>
-        <w:t xml:space="preserve">é</w:t>
-      </w:r>
-      <w:r>
-        <w:t xml:space="preserve"> </w:t>
-      </w:r>
-      <w:r>
-        <w:t xml:space="preserve">mayan speech to children.</w:t>
-      </w:r>
-      <w:r>
-        <w:t xml:space="preserve"> </w:t>
-      </w:r>
-      <w:r>
-        <w:rPr>
-          <w:i/>
-          <w:iCs/>
-        </w:rPr>
-        <w:t xml:space="preserve">Journal of Child Language</w:t>
-      </w:r>
-      <w:r>
-        <w:t xml:space="preserve">,</w:t>
-      </w:r>
-      <w:r>
-        <w:t xml:space="preserve"> </w:t>
-      </w:r>
-      <w:r>
-        <w:rPr>
-          <w:i/>
-          <w:iCs/>
-        </w:rPr>
-        <w:t xml:space="preserve">13</w:t>
-      </w:r>
-      <w:r>
-        <w:t xml:space="preserve">(1), 85–100.</w:t>
-      </w:r>
-    </w:p>
-    <w:bookmarkEnd w:id="102"/>
-    <w:bookmarkStart w:id="103" w:name="ref-quam2023protracted"/>
-    <w:p>
-      <w:pPr>
-        <w:pStyle w:val="Bibliography"/>
-      </w:pPr>
-      <w:r>
-        <w:t xml:space="preserve">Quam, C., &amp; Swingley, D. (2023). A protracted developmental trajectory for english-learning children’s detection of consonant mispronunciations in newly learned words.</w:t>
-      </w:r>
-      <w:r>
-        <w:t xml:space="preserve"> </w:t>
-      </w:r>
-      <w:r>
-        <w:rPr>
-          <w:i/>
-          <w:iCs/>
-        </w:rPr>
-        <w:t xml:space="preserve">Language Acquisition</w:t>
-      </w:r>
-      <w:r>
-        <w:t xml:space="preserve">,</w:t>
-      </w:r>
-      <w:r>
-        <w:t xml:space="preserve"> </w:t>
-      </w:r>
-      <w:r>
-        <w:rPr>
-          <w:i/>
-          <w:iCs/>
-        </w:rPr>
-        <w:t xml:space="preserve">30</w:t>
-      </w:r>
-      <w:r>
-        <w:t xml:space="preserve">(3-4), 256–276.</w:t>
-      </w:r>
-    </w:p>
-    <w:bookmarkEnd w:id="103"/>
-    <w:bookmarkStart w:id="104" w:name="ref-rasanen2018infant"/>
-    <w:p>
-      <w:pPr>
-        <w:pStyle w:val="Bibliography"/>
-      </w:pPr>
-      <w:r>
-        <w:t xml:space="preserve">Räsänen, O., Kakouros, S., &amp; Soderstrom, M. (2018). Is infant-directed speech interesting because it is surprising?–linking properties of IDS to statistical learning and attention at the prosodic level.</w:t>
-      </w:r>
-      <w:r>
-        <w:t xml:space="preserve"> </w:t>
-      </w:r>
-      <w:r>
-        <w:rPr>
-          <w:i/>
-          <w:iCs/>
-        </w:rPr>
-        <w:t xml:space="preserve">Cognition</w:t>
-      </w:r>
-      <w:r>
-        <w:t xml:space="preserve">,</w:t>
-      </w:r>
-      <w:r>
-        <w:t xml:space="preserve"> </w:t>
-      </w:r>
-      <w:r>
-        <w:rPr>
-          <w:i/>
-          <w:iCs/>
-        </w:rPr>
-        <w:t xml:space="preserve">178</w:t>
-      </w:r>
-      <w:r>
-        <w:t xml:space="preserve">, 193–206.</w:t>
-      </w:r>
-    </w:p>
-    <w:bookmarkEnd w:id="104"/>
-    <w:bookmarkStart w:id="105" w:name="ref-regier2005emergence"/>
-    <w:p>
-      <w:pPr>
-        <w:pStyle w:val="Bibliography"/>
-      </w:pPr>
-      <w:r>
-        <w:t xml:space="preserve">Regier, T. (2005). The emergence of words: Attentional learning in form and meaning.</w:t>
-      </w:r>
-      <w:r>
-        <w:t xml:space="preserve"> </w:t>
-      </w:r>
-      <w:r>
-        <w:rPr>
-          <w:i/>
-          <w:iCs/>
-        </w:rPr>
-        <w:t xml:space="preserve">Cognitive Science</w:t>
-      </w:r>
-      <w:r>
-        <w:t xml:space="preserve">,</w:t>
-      </w:r>
-      <w:r>
-        <w:t xml:space="preserve"> </w:t>
-      </w:r>
-      <w:r>
-        <w:rPr>
-          <w:i/>
-          <w:iCs/>
-        </w:rPr>
-        <w:t xml:space="preserve">29</w:t>
-      </w:r>
-      <w:r>
-        <w:t xml:space="preserve">(6), 819–865.</w:t>
-      </w:r>
-    </w:p>
-    <w:bookmarkEnd w:id="105"/>
-    <w:bookmarkStart w:id="106" w:name="ref-reuter2019predict"/>
-    <w:p>
-      <w:pPr>
-        <w:pStyle w:val="Bibliography"/>
-      </w:pPr>
-      <w:r>
-        <w:t xml:space="preserve">Reuter, T., Borovsky, A., &amp; Lew-Williams, C. (2019). Predict and redirect: Prediction errors support children’s word learning.</w:t>
-      </w:r>
-      <w:r>
-        <w:t xml:space="preserve"> </w:t>
-      </w:r>
-      <w:r>
-        <w:rPr>
-          <w:i/>
-          <w:iCs/>
-        </w:rPr>
-        <w:t xml:space="preserve">Developmental Psychology</w:t>
-      </w:r>
-      <w:r>
-        <w:t xml:space="preserve">,</w:t>
-      </w:r>
-      <w:r>
-        <w:t xml:space="preserve"> </w:t>
-      </w:r>
-      <w:r>
-        <w:rPr>
-          <w:i/>
-          <w:iCs/>
-        </w:rPr>
-        <w:t xml:space="preserve">55</w:t>
-      </w:r>
-      <w:r>
-        <w:t xml:space="preserve">(8), 1656.</w:t>
-      </w:r>
-    </w:p>
-    <w:bookmarkEnd w:id="106"/>
-    <w:bookmarkStart w:id="107" w:name="ref-sarvasy2025child"/>
-    <w:p>
-      <w:pPr>
-        <w:pStyle w:val="Bibliography"/>
-      </w:pPr>
-      <w:r>
-        <w:t xml:space="preserve">Sarvasy, H., Rumsey, A., Dahmen, J., Onga, J., &amp; Yam, S. (2025). Child-directed speech in ku waru and nungon (papua new guinea).</w:t>
-      </w:r>
-      <w:r>
-        <w:t xml:space="preserve"> </w:t>
-      </w:r>
-      <w:r>
-        <w:rPr>
-          <w:i/>
-          <w:iCs/>
-        </w:rPr>
-        <w:t xml:space="preserve">Language Development Research</w:t>
-      </w:r>
-      <w:r>
-        <w:t xml:space="preserve">,</w:t>
-      </w:r>
-      <w:r>
-        <w:t xml:space="preserve"> </w:t>
-      </w:r>
-      <w:r>
-        <w:rPr>
-          <w:i/>
-          <w:iCs/>
-        </w:rPr>
-        <w:t xml:space="preserve">5</w:t>
-      </w:r>
-      <w:r>
-        <w:t xml:space="preserve">(3), 191–244.</w:t>
-      </w:r>
-    </w:p>
-    <w:bookmarkEnd w:id="107"/>
-    <w:bookmarkStart w:id="109" w:name="ref-procreate"/>
-    <w:p>
-      <w:pPr>
-        <w:pStyle w:val="Bibliography"/>
-      </w:pPr>
-      <w:r>
-        <w:t xml:space="preserve">Savage Interactive. (2025).</w:t>
-      </w:r>
-      <w:r>
-        <w:t xml:space="preserve"> </w:t>
-      </w:r>
-      <w:r>
-        <w:rPr>
-          <w:i/>
-          <w:iCs/>
-        </w:rPr>
-        <w:t xml:space="preserve">Procreate</w:t>
-      </w:r>
-      <w:r>
-        <w:t xml:space="preserve"> </w:t>
-      </w:r>
-      <w:r>
-        <w:t xml:space="preserve">(Version 5.3.15) [Computer software].</w:t>
-      </w:r>
-      <w:r>
-        <w:t xml:space="preserve"> </w:t>
-      </w:r>
-      <w:r>
-        <w:t xml:space="preserve">Savage Interactive Pty Ltd</w:t>
-      </w:r>
-      <w:r>
-        <w:t xml:space="preserve">.</w:t>
-      </w:r>
-      <w:r>
-        <w:t xml:space="preserve"> </w:t>
-      </w:r>
-      <w:hyperlink r:id="rId108">
-        <w:r>
-          <w:rPr>
-            <w:rStyle w:val="Hyperlink"/>
-          </w:rPr>
-          <w:t xml:space="preserve">https://procreate.com/</w:t>
-        </w:r>
-      </w:hyperlink>
-    </w:p>
-    <w:bookmarkEnd w:id="109"/>
-    <w:bookmarkStart w:id="110" w:name="ref-savickiene1998acquisition"/>
-    <w:p>
-      <w:pPr>
-        <w:pStyle w:val="Bibliography"/>
-      </w:pPr>
-      <w:r>
-        <w:t xml:space="preserve">Savickiene, I. (1998). The acquisition of diminutives in lithuanian.</w:t>
-      </w:r>
-      <w:r>
-        <w:t xml:space="preserve"> </w:t>
-      </w:r>
-      <w:r>
-        <w:rPr>
-          <w:i/>
-          <w:iCs/>
-        </w:rPr>
-        <w:t xml:space="preserve">Number AND Diminutive Marking</w:t>
-      </w:r>
-      <w:r>
-        <w:t xml:space="preserve">, 129.</w:t>
-      </w:r>
-    </w:p>
-    <w:bookmarkEnd w:id="110"/>
-    <w:bookmarkStart w:id="111" w:name="ref-schwab2016repetition"/>
-    <w:p>
-      <w:pPr>
-        <w:pStyle w:val="Bibliography"/>
-      </w:pPr>
-      <w:r>
-        <w:t xml:space="preserve">Schwab, J. F., &amp; Lew-Williams, C. (2016). Repetition across successive sentences facilitates young children’s word learning.</w:t>
-      </w:r>
-      <w:r>
-        <w:t xml:space="preserve"> </w:t>
-      </w:r>
-      <w:r>
-        <w:rPr>
-          <w:i/>
-          <w:iCs/>
-        </w:rPr>
-        <w:t xml:space="preserve">Developmental Psychology</w:t>
-      </w:r>
-      <w:r>
-        <w:t xml:space="preserve">,</w:t>
-      </w:r>
-      <w:r>
-        <w:t xml:space="preserve"> </w:t>
-      </w:r>
-      <w:r>
-        <w:rPr>
-          <w:i/>
-          <w:iCs/>
-        </w:rPr>
-        <w:t xml:space="preserve">52</w:t>
-      </w:r>
-      <w:r>
-        <w:t xml:space="preserve">(6), 879.</w:t>
-      </w:r>
-    </w:p>
-    <w:bookmarkEnd w:id="111"/>
-    <w:bookmarkStart w:id="112" w:name="ref-segal2015infant"/>
-    <w:p>
-      <w:pPr>
-        <w:pStyle w:val="Bibliography"/>
-      </w:pPr>
-      <w:r>
-        <w:t xml:space="preserve">Segal, J., &amp; Newman, R. S. (2015). Infant preferences for structural and prosodic properties of infant-directed speech in the second year of life.</w:t>
-      </w:r>
-      <w:r>
-        <w:t xml:space="preserve"> </w:t>
-      </w:r>
-      <w:r>
-        <w:rPr>
-          <w:i/>
-          <w:iCs/>
-        </w:rPr>
-        <w:t xml:space="preserve">Infancy</w:t>
-      </w:r>
-      <w:r>
-        <w:t xml:space="preserve">,</w:t>
-      </w:r>
-      <w:r>
-        <w:t xml:space="preserve"> </w:t>
-      </w:r>
-      <w:r>
-        <w:rPr>
-          <w:i/>
-          <w:iCs/>
-        </w:rPr>
-        <w:t xml:space="preserve">20</w:t>
-      </w:r>
-      <w:r>
-        <w:t xml:space="preserve">(3), 339–351.</w:t>
-      </w:r>
-    </w:p>
-    <w:bookmarkEnd w:id="112"/>
-    <w:bookmarkStart w:id="113" w:name="ref-smith2008infants"/>
-    <w:p>
-      <w:pPr>
-        <w:pStyle w:val="Bibliography"/>
-      </w:pPr>
-      <w:r>
-        <w:t xml:space="preserve">Smith, L., &amp; Yu, C. (2008). Infants rapidly learn word-referent mappings via cross-situational statistics.</w:t>
-      </w:r>
-      <w:r>
-        <w:t xml:space="preserve"> </w:t>
-      </w:r>
-      <w:r>
-        <w:rPr>
-          <w:i/>
-          <w:iCs/>
-        </w:rPr>
-        <w:t xml:space="preserve">Cognition</w:t>
-      </w:r>
-      <w:r>
-        <w:t xml:space="preserve">,</w:t>
-      </w:r>
-      <w:r>
-        <w:t xml:space="preserve"> </w:t>
-      </w:r>
-      <w:r>
-        <w:rPr>
-          <w:i/>
-          <w:iCs/>
-        </w:rPr>
-        <w:t xml:space="preserve">106</w:t>
-      </w:r>
-      <w:r>
-        <w:t xml:space="preserve">(3), 1558–1568.</w:t>
-      </w:r>
-    </w:p>
-    <w:bookmarkEnd w:id="113"/>
-    <w:bookmarkStart w:id="114" w:name="ref-soderstrom2007beyond"/>
-    <w:p>
-      <w:pPr>
-        <w:pStyle w:val="Bibliography"/>
-      </w:pPr>
-      <w:r>
-        <w:t xml:space="preserve">Soderstrom, M. (2007). Beyond babytalk: Re-evaluating the nature and content of speech input to preverbal infants.</w:t>
-      </w:r>
-      <w:r>
-        <w:t xml:space="preserve"> </w:t>
-      </w:r>
-      <w:r>
-        <w:rPr>
-          <w:i/>
-          <w:iCs/>
-        </w:rPr>
-        <w:t xml:space="preserve">Developmental Review</w:t>
-      </w:r>
-      <w:r>
-        <w:t xml:space="preserve">,</w:t>
-      </w:r>
-      <w:r>
-        <w:t xml:space="preserve"> </w:t>
-      </w:r>
-      <w:r>
-        <w:rPr>
-          <w:i/>
-          <w:iCs/>
-        </w:rPr>
-        <w:t xml:space="preserve">27</w:t>
-      </w:r>
-      <w:r>
-        <w:t xml:space="preserve">(4), 501–532.</w:t>
-      </w:r>
-    </w:p>
-    <w:bookmarkEnd w:id="114"/>
-    <w:bookmarkStart w:id="116" w:name="ref-rstan"/>
-    <w:p>
-      <w:pPr>
-        <w:pStyle w:val="Bibliography"/>
-      </w:pPr>
-      <w:r>
-        <w:t xml:space="preserve">Stan Development Team. (2025).</w:t>
-      </w:r>
-      <w:r>
-        <w:t xml:space="preserve"> </w:t>
-      </w:r>
-      <w:r>
-        <w:rPr>
-          <w:i/>
-          <w:iCs/>
-        </w:rPr>
-        <w:t xml:space="preserve">RStan</w:t>
-      </w:r>
-      <w:r>
-        <w:rPr>
-          <w:i/>
-          <w:iCs/>
-        </w:rPr>
-        <w:t xml:space="preserve">: The</w:t>
-      </w:r>
-      <w:r>
-        <w:rPr>
-          <w:i/>
-          <w:iCs/>
-        </w:rPr>
-        <w:t xml:space="preserve"> </w:t>
-      </w:r>
-      <w:r>
-        <w:rPr>
-          <w:i/>
-          <w:iCs/>
-        </w:rPr>
-        <w:t xml:space="preserve">R</w:t>
-      </w:r>
-      <w:r>
-        <w:rPr>
-          <w:i/>
-          <w:iCs/>
-        </w:rPr>
-        <w:t xml:space="preserve"> </w:t>
-      </w:r>
-      <w:r>
-        <w:rPr>
-          <w:i/>
-          <w:iCs/>
-        </w:rPr>
-        <w:t xml:space="preserve">interface to</w:t>
-      </w:r>
-      <w:r>
-        <w:rPr>
-          <w:i/>
-          <w:iCs/>
-        </w:rPr>
-        <w:t xml:space="preserve"> </w:t>
-      </w:r>
-      <w:r>
-        <w:rPr>
-          <w:i/>
-          <w:iCs/>
-        </w:rPr>
-        <w:t xml:space="preserve">Stan</w:t>
-      </w:r>
-      <w:r>
-        <w:t xml:space="preserve">.</w:t>
-      </w:r>
-      <w:r>
-        <w:t xml:space="preserve"> </w:t>
-      </w:r>
-      <w:hyperlink r:id="rId115">
-        <w:r>
-          <w:rPr>
-            <w:rStyle w:val="Hyperlink"/>
-          </w:rPr>
-          <w:t xml:space="preserve">https://mc-stan.org/</w:t>
-        </w:r>
-      </w:hyperlink>
-    </w:p>
-    <w:bookmarkEnd w:id="116"/>
-    <w:bookmarkStart w:id="117" w:name="ref-stevens2017pursuit"/>
-    <w:p>
-      <w:pPr>
-        <w:pStyle w:val="Bibliography"/>
-      </w:pPr>
-      <w:r>
-        <w:t xml:space="preserve">Stevens, J. S., Gleitman, L. R., Trueswell, J. C., &amp; Yang, C. (2017). The pursuit of word meanings.</w:t>
-      </w:r>
-      <w:r>
-        <w:t xml:space="preserve"> </w:t>
-      </w:r>
-      <w:r>
-        <w:rPr>
-          <w:i/>
-          <w:iCs/>
-        </w:rPr>
-        <w:t xml:space="preserve">Cognitive Science</w:t>
-      </w:r>
-      <w:r>
-        <w:t xml:space="preserve">,</w:t>
-      </w:r>
-      <w:r>
-        <w:t xml:space="preserve"> </w:t>
-      </w:r>
-      <w:r>
-        <w:rPr>
-          <w:i/>
-          <w:iCs/>
-        </w:rPr>
-        <w:t xml:space="preserve">41</w:t>
-      </w:r>
-      <w:r>
-        <w:t xml:space="preserve">, 638–676.</w:t>
-      </w:r>
-    </w:p>
-    <w:bookmarkEnd w:id="117"/>
-    <w:bookmarkStart w:id="118" w:name="ref-swingley2011looking"/>
-    <w:p>
-      <w:pPr>
-        <w:pStyle w:val="Bibliography"/>
-      </w:pPr>
-      <w:r>
-        <w:t xml:space="preserve">Swingley, D. (2011). The looking-while-listening procedure.</w:t>
-      </w:r>
-      <w:r>
-        <w:t xml:space="preserve"> </w:t>
-      </w:r>
-      <w:r>
-        <w:rPr>
-          <w:i/>
-          <w:iCs/>
-        </w:rPr>
-        <w:t xml:space="preserve">Research Methods in Child Language: A Practical Guide</w:t>
-      </w:r>
-      <w:r>
-        <w:t xml:space="preserve">, 29–42.</w:t>
-      </w:r>
-    </w:p>
-    <w:bookmarkEnd w:id="118"/>
-    <w:bookmarkStart w:id="119" w:name="ref-swingley2016two"/>
-    <w:p>
-      <w:pPr>
-        <w:pStyle w:val="Bibliography"/>
-      </w:pPr>
-      <w:r>
-        <w:t xml:space="preserve">Swingley, D. (2016). Two-year-olds interpret novel phonological neighbors as familiar words.</w:t>
-      </w:r>
-      <w:r>
-        <w:t xml:space="preserve"> </w:t>
-      </w:r>
-      <w:r>
-        <w:rPr>
-          <w:i/>
-          <w:iCs/>
-        </w:rPr>
-        <w:t xml:space="preserve">Developmental Psychology</w:t>
-      </w:r>
-      <w:r>
-        <w:t xml:space="preserve">,</w:t>
-      </w:r>
-      <w:r>
-        <w:t xml:space="preserve"> </w:t>
-      </w:r>
-      <w:r>
-        <w:rPr>
-          <w:i/>
-          <w:iCs/>
-        </w:rPr>
-        <w:t xml:space="preserve">52</w:t>
-      </w:r>
-      <w:r>
-        <w:t xml:space="preserve">(7), 1011.</w:t>
-      </w:r>
-    </w:p>
-    <w:bookmarkEnd w:id="119"/>
-    <w:bookmarkStart w:id="120" w:name="ref-swingley2000spoken"/>
-    <w:p>
-      <w:pPr>
-        <w:pStyle w:val="Bibliography"/>
-      </w:pPr>
-      <w:r>
-        <w:t xml:space="preserve">Swingley, D., &amp; Aslin, R. N. (2000). Spoken word recognition and lexical representation in very young children.</w:t>
-      </w:r>
-      <w:r>
-        <w:t xml:space="preserve"> </w:t>
-      </w:r>
-      <w:r>
-        <w:rPr>
-          <w:i/>
-          <w:iCs/>
-        </w:rPr>
-        <w:t xml:space="preserve">Cognition</w:t>
-      </w:r>
-      <w:r>
-        <w:t xml:space="preserve">,</w:t>
-      </w:r>
-      <w:r>
-        <w:t xml:space="preserve"> </w:t>
-      </w:r>
-      <w:r>
-        <w:rPr>
-          <w:i/>
-          <w:iCs/>
-        </w:rPr>
-        <w:t xml:space="preserve">76</w:t>
-      </w:r>
-      <w:r>
-        <w:t xml:space="preserve">(2), 147–166.</w:t>
-      </w:r>
-    </w:p>
-    <w:bookmarkEnd w:id="120"/>
-    <w:bookmarkStart w:id="121" w:name="ref-swingley2007lexical"/>
-    <w:p>
-      <w:pPr>
-        <w:pStyle w:val="Bibliography"/>
-      </w:pPr>
-      <w:r>
-        <w:t xml:space="preserve">Swingley, D., &amp; Aslin, R. N. (2007). Lexical competition in young children’s word learning.</w:t>
-      </w:r>
-      <w:r>
-        <w:t xml:space="preserve"> </w:t>
-      </w:r>
-      <w:r>
-        <w:rPr>
-          <w:i/>
-          <w:iCs/>
-        </w:rPr>
-        <w:t xml:space="preserve">Cognitive Psychology</w:t>
-      </w:r>
-      <w:r>
-        <w:t xml:space="preserve">,</w:t>
-      </w:r>
-      <w:r>
-        <w:t xml:space="preserve"> </w:t>
-      </w:r>
-      <w:r>
-        <w:rPr>
-          <w:i/>
-          <w:iCs/>
-        </w:rPr>
-        <w:t xml:space="preserve">54</w:t>
-      </w:r>
-      <w:r>
-        <w:t xml:space="preserve">(2), 99–132.</w:t>
-      </w:r>
-    </w:p>
-    <w:bookmarkEnd w:id="121"/>
-    <w:bookmarkStart w:id="122" w:name="ref-tardif2008baby"/>
-    <w:p>
-      <w:pPr>
-        <w:pStyle w:val="Bibliography"/>
-      </w:pPr>
-      <w:r>
-        <w:t xml:space="preserve">Tardif, T., Fletcher, P., Liang, W., Zhang, Z., Kaciroti, N., &amp; Marchman, V. A. (2008). Baby’s first 10 words.</w:t>
-      </w:r>
-      <w:r>
-        <w:t xml:space="preserve"> </w:t>
-      </w:r>
-      <w:r>
-        <w:rPr>
-          <w:i/>
-          <w:iCs/>
-        </w:rPr>
-        <w:t xml:space="preserve">Developmental Psychology</w:t>
-      </w:r>
-      <w:r>
-        <w:t xml:space="preserve">,</w:t>
-      </w:r>
-      <w:r>
-        <w:t xml:space="preserve"> </w:t>
-      </w:r>
-      <w:r>
-        <w:rPr>
-          <w:i/>
-          <w:iCs/>
-        </w:rPr>
-        <w:t xml:space="preserve">44</w:t>
-      </w:r>
-      <w:r>
-        <w:t xml:space="preserve">(4), 929.</w:t>
-      </w:r>
-    </w:p>
-    <w:bookmarkEnd w:id="122"/>
-    <w:bookmarkStart w:id="123" w:name="ref-tippenhauerURvariety"/>
-    <w:p>
-      <w:pPr>
-        <w:pStyle w:val="Bibliography"/>
-      </w:pPr>
-      <w:r>
-        <w:t xml:space="preserve">Tippenhauer, N. (under review).</w:t>
-      </w:r>
-      <w:r>
-        <w:t xml:space="preserve"> </w:t>
-      </w:r>
-      <w:r>
-        <w:rPr>
-          <w:i/>
-          <w:iCs/>
-        </w:rPr>
-        <w:t xml:space="preserve">Is variety the spice of life? The role of variability in early word learning</w:t>
-      </w:r>
-      <w:r>
-        <w:t xml:space="preserve">.</w:t>
-      </w:r>
-    </w:p>
-    <w:bookmarkEnd w:id="123"/>
-    <w:bookmarkStart w:id="124" w:name="ref-tormene2009matching"/>
-    <w:p>
-      <w:pPr>
-        <w:pStyle w:val="Bibliography"/>
-      </w:pPr>
-      <w:r>
-        <w:t xml:space="preserve">Tormene, P., Giorgino, T., Quaglini, S., &amp; Stefanelli, M. (2009). Matching incomplete time series with dynamic time warping: An algorithm and an application to post-stroke rehabilitation.</w:t>
-      </w:r>
-      <w:r>
-        <w:t xml:space="preserve"> </w:t>
-      </w:r>
-      <w:r>
-        <w:rPr>
-          <w:i/>
-          <w:iCs/>
-        </w:rPr>
-        <w:t xml:space="preserve">Artificial Intelligence in Medicine</w:t>
-      </w:r>
-      <w:r>
-        <w:t xml:space="preserve">,</w:t>
-      </w:r>
-      <w:r>
-        <w:t xml:space="preserve"> </w:t>
-      </w:r>
-      <w:r>
-        <w:rPr>
-          <w:i/>
-          <w:iCs/>
-        </w:rPr>
-        <w:t xml:space="preserve">45</w:t>
-      </w:r>
-      <w:r>
-        <w:t xml:space="preserve">(1), 11–34.</w:t>
-      </w:r>
-    </w:p>
-    <w:bookmarkEnd w:id="124"/>
-    <w:bookmarkStart w:id="125" w:name="ref-vlach2019learning"/>
-    <w:p>
-      <w:pPr>
-        <w:pStyle w:val="Bibliography"/>
-      </w:pPr>
-      <w:r>
-        <w:t xml:space="preserve">Vlach, H. A. (2019). Learning to remember words: Memory constraints as double-edged sword mechanisms of language development.</w:t>
-      </w:r>
-      <w:r>
-        <w:t xml:space="preserve"> </w:t>
-      </w:r>
-      <w:r>
-        <w:rPr>
-          <w:i/>
-          <w:iCs/>
-        </w:rPr>
-        <w:t xml:space="preserve">Child Development Perspectives</w:t>
-      </w:r>
-      <w:r>
-        <w:t xml:space="preserve">,</w:t>
-      </w:r>
-      <w:r>
-        <w:t xml:space="preserve"> </w:t>
-      </w:r>
-      <w:r>
-        <w:rPr>
-          <w:i/>
-          <w:iCs/>
-        </w:rPr>
-        <w:t xml:space="preserve">13</w:t>
-      </w:r>
-      <w:r>
-        <w:t xml:space="preserve">(3), 159–165.</w:t>
-      </w:r>
-    </w:p>
-    <w:bookmarkEnd w:id="125"/>
-    <w:bookmarkStart w:id="126" w:name="ref-wojcik2022map"/>
-    <w:p>
-      <w:pPr>
-        <w:pStyle w:val="Bibliography"/>
-      </w:pPr>
-      <w:r>
-        <w:t xml:space="preserve">Wojcik, E. H., Zettersten, M., &amp; Benitez, V. L. (2022). The map trap: Why and how word learning research should move beyond mapping.</w:t>
-      </w:r>
-      <w:r>
-        <w:t xml:space="preserve"> </w:t>
-      </w:r>
-      <w:r>
-        <w:rPr>
-          <w:i/>
-          <w:iCs/>
-        </w:rPr>
-        <w:t xml:space="preserve">Wiley Interdisciplinary Reviews: Cognitive Science</w:t>
-      </w:r>
-      <w:r>
-        <w:t xml:space="preserve">,</w:t>
-      </w:r>
-      <w:r>
-        <w:t xml:space="preserve"> </w:t>
-      </w:r>
-      <w:r>
-        <w:rPr>
-          <w:i/>
-          <w:iCs/>
-        </w:rPr>
-        <w:t xml:space="preserve">13</w:t>
-      </w:r>
-      <w:r>
-        <w:t xml:space="preserve">(4), e1596.</w:t>
-      </w:r>
-    </w:p>
-    <w:bookmarkEnd w:id="126"/>
-    <w:bookmarkStart w:id="128" w:name="ref-loo"/>
-    <w:p>
-      <w:pPr>
-        <w:pStyle w:val="Bibliography"/>
-      </w:pPr>
-      <w:r>
-        <w:t xml:space="preserve">Yao, Y., Vehtari, A., Simpson, D., &amp; Gelman, A. (2017). Using stacking to average bayesian predictive distributions.</w:t>
-      </w:r>
-      <w:r>
-        <w:t xml:space="preserve"> </w:t>
-      </w:r>
-      <w:r>
-        <w:rPr>
-          <w:i/>
-          <w:iCs/>
-        </w:rPr>
-        <w:t xml:space="preserve">Bayesian Analysis</w:t>
-      </w:r>
-      <w:r>
-        <w:t xml:space="preserve">.</w:t>
-      </w:r>
-      <w:r>
-        <w:t xml:space="preserve"> </w:t>
-      </w:r>
-      <w:hyperlink r:id="rId127">
-        <w:r>
-          <w:rPr>
-            <w:rStyle w:val="Hyperlink"/>
-          </w:rPr>
-          <w:t xml:space="preserve">https://doi.org/10.1214/17-BA1091</w:t>
-        </w:r>
-      </w:hyperlink>
+        <w:t xml:space="preserve">, 374.</w:t>
+      </w:r>
     </w:p>
     <w:bookmarkEnd w:id="128"/>
-    <w:bookmarkStart w:id="129" w:name="ref-yurovsky2012statistical"/>
-    <w:p>
-      <w:pPr>
-        <w:pStyle w:val="Bibliography"/>
-      </w:pPr>
-      <w:r>
-        <w:t xml:space="preserve">Yurovsky, D., Yu, C., &amp; Smith, L. B. (2012). Statistical speech segmentation and word learning in parallel: Scaffolding from child-directed speech.</w:t>
-      </w:r>
-      <w:r>
-        <w:t xml:space="preserve"> </w:t>
-      </w:r>
-      <w:r>
-        <w:rPr>
-          <w:i/>
-          <w:iCs/>
-        </w:rPr>
-        <w:t xml:space="preserve">Frontiers in Psychology</w:t>
-      </w:r>
-      <w:r>
-        <w:t xml:space="preserve">,</w:t>
-      </w:r>
-      <w:r>
-        <w:t xml:space="preserve"> </w:t>
-      </w:r>
-      <w:r>
-        <w:rPr>
-          <w:i/>
-          <w:iCs/>
-        </w:rPr>
-        <w:t xml:space="preserve">3</w:t>
-      </w:r>
-      <w:r>
-        <w:t xml:space="preserve">, 374.</w:t>
-      </w:r>
-    </w:p>
     <w:bookmarkEnd w:id="129"/>
     <w:bookmarkEnd w:id="130"/>
-    <w:bookmarkEnd w:id="131"/>
     <w:sectPr>
       <w:headerReference r:id="rId9" w:type="even"/>
       <w:headerReference r:id="rId11" w:type="default"/>

--- a/LexVar.docx
+++ b/LexVar.docx
@@ -1722,7 +1722,7 @@
         <w:t xml:space="preserve">)</w:t>
       </w:r>
       <w:r>
-        <w:t xml:space="preserve">, English-hearing toddlers learned novel word-object mappings across three within-subjects conditions. In the</w:t>
+        <w:t xml:space="preserve">, English-hearing toddlers learned novel word–object mappings across three within-subjects conditions. In the</w:t>
       </w:r>
       <w:r>
         <w:t xml:space="preserve"> </w:t>
@@ -2868,7 +2868,7 @@
         <w:pStyle w:val="BodyText"/>
       </w:pPr>
       <w:r>
-        <w:t xml:space="preserve">The experiment consisted of three blocks (one per condition). Each block consisted of two phases: an exposure phase, during which participants learned novel word-object pairings, and a test phase, during which toddlers were immediately tested on their recognition of the word-object mappings. An isoluminant, non-linguistic, attention-getting video was shown after every block.</w:t>
+        <w:t xml:space="preserve">The experiment consisted of three blocks (one per condition). Each block consisted of two phases: an exposure phase, during which participants learned novel word–object pairings, and a test phase, during which toddlers were immediately tested on their recognition of the word–object mappings. An isoluminant, non-linguistic, attention-getting video was shown after every block.</w:t>
       </w:r>
     </w:p>
     <w:p>
@@ -2876,7 +2876,7 @@
         <w:pStyle w:val="BodyText"/>
       </w:pPr>
       <w:r>
-        <w:t xml:space="preserve">During the exposure phase (four trials per block), children learned two novel word-object mappings. Each exposure trial started after a short, variable-length ITI (mean=500ms, range=250–750ms) or when the participant looked at the screen. During each exposure trial, a single target object appeared silently on the screen for 1,500ms or until the participant looked at the screen. Then, the exposure audio played. After the offset of the audio, the target object remained on the screen for an additional 1,500ms.</w:t>
+        <w:t xml:space="preserve">During the exposure phase (four trials per block), children learned two novel word–object mappings. Each exposure trial started after a short, variable-length ITI (mean=500ms, range=250–750ms) or when the participant looked at the screen. During each exposure trial, a single target object appeared silently on the screen for 1,500ms or until the participant looked at the screen. Then, the exposure audio played. After the offset of the audio, the target object remained on the screen for an additional 1,500ms.</w:t>
       </w:r>
     </w:p>
     <w:p>
@@ -3213,7 +3213,7 @@
         <w:pStyle w:val="FirstParagraph"/>
       </w:pPr>
       <w:r>
-        <w:t xml:space="preserve">Gaze behavior was used to determine toddlers’ recognition of novel word-object pairings during two critical windows of analysis</w:t>
+        <w:t xml:space="preserve">Gaze behavior was used to determine toddlers’ recognition of novel word–object pairings during two critical windows of analysis</w:t>
       </w:r>
       <w:r>
         <w:t xml:space="preserve"> </w:t>
@@ -3250,7 +3250,7 @@
         <w:t xml:space="preserve">)</w:t>
       </w:r>
       <w:r>
-        <w:t xml:space="preserve">. We included two instances of the target word during test trials to ensure that children had sufficient opportunity to demonstrate their recognition of novel word-object mappings</w:t>
+        <w:t xml:space="preserve">. We included two instances of the target word during test trials to ensure that children had sufficient opportunity to demonstrate their recognition of novel word–object mappings</w:t>
       </w:r>
       <w:r>
         <w:t xml:space="preserve"> </w:t>
@@ -3346,7 +3346,7 @@
     </w:p>
     <w:bookmarkEnd w:id="45"/>
     <w:bookmarkEnd w:id="46"/>
-    <w:bookmarkStart w:id="57" w:name="results-881-words"/>
+    <w:bookmarkStart w:id="56" w:name="results-881-words"/>
     <w:p>
       <w:pPr>
         <w:pStyle w:val="Heading1"/>
@@ -3355,7 +3355,7 @@
         <w:t xml:space="preserve">3. Results (881 words)</w:t>
       </w:r>
     </w:p>
-    <w:bookmarkStart w:id="52" w:name="X81d3246c4b93329a5d0d8f2a794f9a185512a61"/>
+    <w:bookmarkStart w:id="51" w:name="X81d3246c4b93329a5d0d8f2a794f9a185512a61"/>
     <w:p>
       <w:pPr>
         <w:pStyle w:val="Heading2"/>
@@ -3369,7 +3369,7 @@
         <w:pStyle w:val="FirstParagraph"/>
       </w:pPr>
       <w:r>
-        <w:t xml:space="preserve">Our primary analysis examined whether children successfully learned novel-word object mappings across conditions. Using the</w:t>
+        <w:t xml:space="preserve">Our primary analysis examined whether toddlers successfully learned novel word–object mappings across conditions. Using the</w:t>
       </w:r>
       <w:r>
         <w:t xml:space="preserve"> </w:t>
@@ -3378,7 +3378,7 @@
         <w:rPr>
           <w:rStyle w:val="VerbatimChar"/>
         </w:rPr>
-        <w:t xml:space="preserve">brms</w:t>
+        <w:t xml:space="preserve">lme4</w:t>
       </w:r>
       <w:r>
         <w:t xml:space="preserve"> </w:t>
@@ -3392,19 +3392,19 @@
       <w:r>
         <w:t xml:space="preserve">(</w:t>
       </w:r>
-      <w:hyperlink w:anchor="ref-brms">
-        <w:r>
-          <w:rPr>
-            <w:rStyle w:val="Hyperlink"/>
-          </w:rPr>
-          <w:t xml:space="preserve">Bürkner, 2017</w:t>
+      <w:hyperlink w:anchor="ref-lme4">
+        <w:r>
+          <w:rPr>
+            <w:rStyle w:val="Hyperlink"/>
+          </w:rPr>
+          <w:t xml:space="preserve">Bates et al., 2015</w:t>
         </w:r>
       </w:hyperlink>
       <w:r>
         <w:t xml:space="preserve">)</w:t>
       </w:r>
       <w:r>
-        <w:t xml:space="preserve">, we fit mixed-effects zero-one inflated beta regression models</w:t>
+        <w:t xml:space="preserve">, we fit a mixed-effects logistic regression model to test the effects of condition and age on children’s novel word-recognition accuracy (i.e., proportion looking to the target object). The model included fixed effects for condition (atypical variation vs. consistent vs. typical variation) and mean-centered age</w:t>
       </w:r>
       <w:r>
         <w:rPr>
@@ -3413,60 +3413,7 @@
         <w:footnoteReference w:id="47"/>
       </w:r>
       <w:r>
-        <w:t xml:space="preserve"> </w:t>
-      </w:r>
-      <w:r>
-        <w:t xml:space="preserve">to examine the effects of condition and age on children’s novel word-recognition accuracy (i.e., proportion looking to the target object). Models included fixed effects for condition (atypical variation vs. consistent vs. typical variation) and mean-centered age</w:t>
-      </w:r>
-      <w:r>
-        <w:rPr>
-          <w:rStyle w:val="FootnoteReference"/>
-        </w:rPr>
-        <w:footnoteReference w:id="48"/>
-      </w:r>
-      <w:r>
-        <w:t xml:space="preserve">, along with the maximal random effects structure (by-participant and by-item random slopes and intercepts). We used weakly informative priors (standard normal distributions) and fitted the model using Hamiltonian Monte Carlo sampling (four chains, four cores) implemented in Stan</w:t>
-      </w:r>
-      <w:r>
-        <w:t xml:space="preserve"> </w:t>
-      </w:r>
-      <w:r>
-        <w:t xml:space="preserve">(</w:t>
-      </w:r>
-      <w:hyperlink w:anchor="ref-rstan">
-        <w:r>
-          <w:rPr>
-            <w:rStyle w:val="Hyperlink"/>
-          </w:rPr>
-          <w:t xml:space="preserve">Stan Development Team, 2025</w:t>
-        </w:r>
-      </w:hyperlink>
-      <w:r>
-        <w:t xml:space="preserve">)</w:t>
-      </w:r>
-      <w:r>
-        <w:t xml:space="preserve">. All</w:t>
-      </w:r>
-      <w:r>
-        <w:t xml:space="preserve"> </w:t>
-      </w:r>
-      <m:oMath>
-        <m:acc>
-          <m:accPr>
-            <m:chr m:val="̂"/>
-          </m:accPr>
-          <m:e>
-            <m:r>
-              <m:t>R</m:t>
-            </m:r>
-          </m:e>
-        </m:acc>
-      </m:oMath>
-      <w:r>
-        <w:t xml:space="preserve"> </w:t>
-      </w:r>
-      <w:r>
-        <w:t xml:space="preserve">values were 1.00, indicating good convergence. Effective sample sizes (Bulk ESS: 614–6,520; Tail ESS: 999–3,586) were sufficiently large, indicating stable and reliable posterior estimates.</w:t>
+        <w:t xml:space="preserve">, along with the maximal random effects structure that allowed for model convergence (by-participant and by-item random intercepts).</w:t>
       </w:r>
     </w:p>
     <w:p>
@@ -3474,70 +3421,55 @@
         <w:pStyle w:val="BodyText"/>
       </w:pPr>
       <w:r>
-        <w:t xml:space="preserve">Children’s performance was reliably above chance overall as well as in both critical windows across all conditions, except for the first critical window—the primary target of analysis in the vast majority of LWL studies</w:t>
-      </w:r>
-      <w:r>
-        <w:t xml:space="preserve"> </w:t>
-      </w:r>
-      <w:r>
-        <w:t xml:space="preserve">(e.g.,</w:t>
-      </w:r>
-      <w:r>
-        <w:t xml:space="preserve"> </w:t>
-      </w:r>
-      <w:hyperlink w:anchor="ref-fernald2008looking">
-        <w:r>
-          <w:rPr>
-            <w:rStyle w:val="Hyperlink"/>
-          </w:rPr>
-          <w:t xml:space="preserve">Fernald et al., 2008</w:t>
-        </w:r>
-      </w:hyperlink>
-      <w:r>
-        <w:t xml:space="preserve">)</w:t>
-      </w:r>
-      <w:r>
-        <w:t xml:space="preserve">—for the atypical variation condition, where children’s looking behavior was at chance level (</w:t>
-      </w:r>
-      <w:r>
-        <w:rPr>
-          <w:i/>
-          <w:iCs/>
-        </w:rPr>
-        <w:t xml:space="preserve">M</w:t>
-      </w:r>
-      <w:r>
-        <w:t xml:space="preserve">=0.54, 89% CrI [0.48, 0.60]). Across both critical windows, model-predicted accuracy was highest in the typical variation condition (</w:t>
-      </w:r>
-      <w:r>
-        <w:rPr>
-          <w:i/>
-          <w:iCs/>
-        </w:rPr>
-        <w:t xml:space="preserve">M</w:t>
-      </w:r>
-      <w:r>
-        <w:t xml:space="preserve">=0.62, 89% CrI [0.57, 0.67]), followed by the consistent condition (</w:t>
-      </w:r>
-      <w:r>
-        <w:rPr>
-          <w:i/>
-          <w:iCs/>
-        </w:rPr>
-        <w:t xml:space="preserve">M</w:t>
-      </w:r>
-      <w:r>
-        <w:t xml:space="preserve">=0.57, 89% CrI [0.52, 0.63]), and lowest in the atypical variation condition (</w:t>
-      </w:r>
-      <w:r>
-        <w:rPr>
-          <w:i/>
-          <w:iCs/>
-        </w:rPr>
-        <w:t xml:space="preserve">M</w:t>
-      </w:r>
-      <w:r>
-        <w:t xml:space="preserve">=0.56, 89% CrI [0.51, 0.61]).</w:t>
+        <w:t xml:space="preserve">As predicted, toddlers’ performance was reliably above chance in the consistent condition (estimated marginal mean (EMM) = 0.65,</w:t>
+      </w:r>
+      <w:r>
+        <w:t xml:space="preserve"> </w:t>
+      </w:r>
+      <w:r>
+        <w:rPr>
+          <w:i/>
+          <w:iCs/>
+        </w:rPr>
+        <w:t xml:space="preserve">SE</w:t>
+      </w:r>
+      <w:r>
+        <w:t xml:space="preserve"> </w:t>
+      </w:r>
+      <w:r>
+        <w:t xml:space="preserve">= 0.04, 95% CI [0.56, 0.73]). In addition, as predicted, toddlers’ performance was at chance in the atypical variation condition (EMM = 0.54,</w:t>
+      </w:r>
+      <w:r>
+        <w:t xml:space="preserve"> </w:t>
+      </w:r>
+      <w:r>
+        <w:rPr>
+          <w:i/>
+          <w:iCs/>
+        </w:rPr>
+        <w:t xml:space="preserve">SE</w:t>
+      </w:r>
+      <w:r>
+        <w:t xml:space="preserve"> </w:t>
+      </w:r>
+      <w:r>
+        <w:t xml:space="preserve">= 0.04, 95% CI [0.45, 0.62]). The main condition of theoretical interest was the typical variation condition, in which we found that toddlers performed reliably above chance (EMM = 0.60,</w:t>
+      </w:r>
+      <w:r>
+        <w:t xml:space="preserve"> </w:t>
+      </w:r>
+      <w:r>
+        <w:rPr>
+          <w:i/>
+          <w:iCs/>
+        </w:rPr>
+        <w:t xml:space="preserve">SE</w:t>
+      </w:r>
+      <w:r>
+        <w:t xml:space="preserve"> </w:t>
+      </w:r>
+      <w:r>
+        <w:t xml:space="preserve">= 0.04, 95% CI [0.51, 0.68]).</w:t>
       </w:r>
       <w:r>
         <w:t xml:space="preserve"> </w:t>
@@ -3553,23 +3485,184 @@
         <w:t xml:space="preserve"> </w:t>
       </w:r>
       <w:r>
-        <w:t xml:space="preserve">shows model-predicted accuracy across conditions for the two critical windows.</w:t>
-      </w:r>
-      <w:r>
-        <w:t xml:space="preserve"> </w:t>
-      </w:r>
-      <w:r>
-        <w:rPr>
-          <w:b/>
-          <w:bCs/>
-        </w:rPr>
-        <w:t xml:space="preserve">Table 2</w:t>
-      </w:r>
-      <w:r>
-        <w:t xml:space="preserve"> </w:t>
-      </w:r>
-      <w:r>
-        <w:t xml:space="preserve">shows all model parameter estimates for fixed effects, and below, we break down the key results that are of theoretical interest.</w:t>
+        <w:t xml:space="preserve">shows model-predicted accuracy across conditions.</w:t>
+      </w:r>
+    </w:p>
+    <w:p>
+      <w:pPr>
+        <w:pStyle w:val="BodyText"/>
+      </w:pPr>
+      <w:r>
+        <w:t xml:space="preserve">Model parameter estimates revealed a significant positive effect of the consistent condition (vs. the atypical variation condition,</w:t>
+      </w:r>
+      <w:r>
+        <w:t xml:space="preserve"> </w:t>
+      </w:r>
+      <w:r>
+        <w:rPr>
+          <w:i/>
+          <w:iCs/>
+        </w:rPr>
+        <w:t xml:space="preserve">OR</w:t>
+      </w:r>
+      <w:r>
+        <w:t xml:space="preserve"> </w:t>
+      </w:r>
+      <w:r>
+        <w:t xml:space="preserve">= 0.47,</w:t>
+      </w:r>
+      <w:r>
+        <w:t xml:space="preserve"> </w:t>
+      </w:r>
+      <w:r>
+        <w:rPr>
+          <w:i/>
+          <w:iCs/>
+        </w:rPr>
+        <w:t xml:space="preserve">SE</w:t>
+      </w:r>
+      <w:r>
+        <w:t xml:space="preserve"> </w:t>
+      </w:r>
+      <w:r>
+        <w:t xml:space="preserve">= 0.22,</w:t>
+      </w:r>
+      <w:r>
+        <w:t xml:space="preserve"> </w:t>
+      </w:r>
+      <w:r>
+        <w:rPr>
+          <w:i/>
+          <w:iCs/>
+        </w:rPr>
+        <w:t xml:space="preserve">p</w:t>
+      </w:r>
+      <w:r>
+        <w:t xml:space="preserve"> </w:t>
+      </w:r>
+      <w:r>
+        <w:t xml:space="preserve">= 0.030), and a positive but non-significant effect of the typical variation condition (vs. the atypical variation condition,</w:t>
+      </w:r>
+      <w:r>
+        <w:t xml:space="preserve"> </w:t>
+      </w:r>
+      <w:r>
+        <w:rPr>
+          <w:i/>
+          <w:iCs/>
+        </w:rPr>
+        <w:t xml:space="preserve">OR</w:t>
+      </w:r>
+      <w:r>
+        <w:t xml:space="preserve"> </w:t>
+      </w:r>
+      <w:r>
+        <w:t xml:space="preserve">= 0.26,</w:t>
+      </w:r>
+      <w:r>
+        <w:t xml:space="preserve"> </w:t>
+      </w:r>
+      <w:r>
+        <w:rPr>
+          <w:i/>
+          <w:iCs/>
+        </w:rPr>
+        <w:t xml:space="preserve">SE</w:t>
+      </w:r>
+      <w:r>
+        <w:t xml:space="preserve"> </w:t>
+      </w:r>
+      <w:r>
+        <w:t xml:space="preserve">= 0.21,</w:t>
+      </w:r>
+      <w:r>
+        <w:t xml:space="preserve"> </w:t>
+      </w:r>
+      <w:r>
+        <w:rPr>
+          <w:i/>
+          <w:iCs/>
+        </w:rPr>
+        <w:t xml:space="preserve">p</w:t>
+      </w:r>
+      <w:r>
+        <w:t xml:space="preserve"> </w:t>
+      </w:r>
+      <w:r>
+        <w:t xml:space="preserve">= 0.231) on overall accuracy. Toddlers’ proportion looking to target also increased significantly with age, as hypothesized (</w:t>
+      </w:r>
+      <w:r>
+        <w:rPr>
+          <w:i/>
+          <w:iCs/>
+        </w:rPr>
+        <w:t xml:space="preserve">OR</w:t>
+      </w:r>
+      <w:r>
+        <w:t xml:space="preserve"> </w:t>
+      </w:r>
+      <w:r>
+        <w:t xml:space="preserve">= 0.26,</w:t>
+      </w:r>
+      <w:r>
+        <w:t xml:space="preserve"> </w:t>
+      </w:r>
+      <w:r>
+        <w:rPr>
+          <w:i/>
+          <w:iCs/>
+        </w:rPr>
+        <w:t xml:space="preserve">SE</w:t>
+      </w:r>
+      <w:r>
+        <w:t xml:space="preserve"> </w:t>
+      </w:r>
+      <w:r>
+        <w:t xml:space="preserve">= 0.10,</w:t>
+      </w:r>
+      <w:r>
+        <w:t xml:space="preserve"> </w:t>
+      </w:r>
+      <w:r>
+        <w:rPr>
+          <w:i/>
+          <w:iCs/>
+        </w:rPr>
+        <w:t xml:space="preserve">p</w:t>
+      </w:r>
+      <w:r>
+        <w:t xml:space="preserve"> </w:t>
+      </w:r>
+      <w:r>
+        <w:t xml:space="preserve">= 0.010). See Supplemental Materials for parallel results from analyses using zero-one-inflated beta regression under a Bayesian framework</w:t>
+      </w:r>
+      <w:r>
+        <w:t xml:space="preserve"> </w:t>
+      </w:r>
+      <w:r>
+        <w:t xml:space="preserve">(</w:t>
+      </w:r>
+      <w:hyperlink w:anchor="ref-liu2018review">
+        <w:r>
+          <w:rPr>
+            <w:rStyle w:val="Hyperlink"/>
+          </w:rPr>
+          <w:t xml:space="preserve">Liu &amp; Eugenio, 2018</w:t>
+        </w:r>
+      </w:hyperlink>
+      <w:r>
+        <w:t xml:space="preserve">)</w:t>
+      </w:r>
+      <w:r>
+        <w:t xml:space="preserve">.</w:t>
+      </w:r>
+    </w:p>
+    <w:p>
+      <w:pPr>
+        <w:pStyle w:val="BodyText"/>
+      </w:pPr>
+      <w:r>
+        <w:t xml:space="preserve">Exploratory effects of the two different naming windows revealed…</w:t>
       </w:r>
     </w:p>
     <w:p>
@@ -3581,18 +3674,18 @@
           <wp:inline>
             <wp:extent cx="5943600" cy="3714749"/>
             <wp:effectExtent b="0" l="0" r="0" t="0"/>
-            <wp:docPr descr="Figure 1. Posterior predicted accuracy by condition across both post-labeling time windows. Point ranges reflect posterior means with 89% credible intervals. Jittered dots show raw means for individual participants. Dotted line at 0.5 indicates chance looking." title="" id="50" name="Picture"/>
+            <wp:docPr descr="Figure 1. Model-predicted accuracy by condition across both post-labeling time windows. Point ranges reflect estimated marginal means with 95% confidence intervals. Jittered dots show raw means for individual participants. Dotted line at 0.5 indicates chance looking." title="" id="49" name="Picture"/>
             <a:graphic>
               <a:graphicData uri="http://schemas.openxmlformats.org/drawingml/2006/picture">
                 <pic:pic>
                   <pic:nvPicPr>
-                    <pic:cNvPr descr="Figure1.png" id="51" name="Picture"/>
+                    <pic:cNvPr descr="Figure1.png" id="50" name="Picture"/>
                     <pic:cNvPicPr>
                       <a:picLocks noChangeArrowheads="1" noChangeAspect="1"/>
                     </pic:cNvPicPr>
                   </pic:nvPicPr>
                   <pic:blipFill>
-                    <a:blip r:embed="rId49"/>
+                    <a:blip r:embed="rId48"/>
                     <a:stretch>
                       <a:fillRect/>
                     </a:stretch>
@@ -3624,660 +3717,11 @@
         <w:pStyle w:val="ImageCaption"/>
       </w:pPr>
       <w:r>
-        <w:t xml:space="preserve">Figure 1. Posterior predicted accuracy by condition across both post-labeling time windows. Point ranges reflect posterior means with 89% credible intervals. Jittered dots show raw means for individual participants. Dotted line at 0.5 indicates chance looking.</w:t>
-      </w:r>
-    </w:p>
-    <w:p>
-      <w:pPr>
-        <w:pStyle w:val="BodyText"/>
-      </w:pPr>
-      <w:r>
-        <w:t xml:space="preserve">The beta (</w:t>
-      </w:r>
-      <m:oMath>
-        <m:r>
-          <m:t>μ</m:t>
-        </m:r>
-      </m:oMath>
-      <w:r>
-        <w:t xml:space="preserve">) component of the model, which estimates effects on the mean outcome for non-boundary values (i.e., proportions between but not including 0 or 1), showed positive effects for both the typical variation condition (</w:t>
-      </w:r>
-      <w:r>
-        <w:rPr>
-          <w:i/>
-          <w:iCs/>
-        </w:rPr>
-        <w:t xml:space="preserve">β</w:t>
-      </w:r>
-      <w:r>
-        <w:t xml:space="preserve">=0.07, 89% CrI: [-0.19, 0.32]) and the consistent condition (</w:t>
-      </w:r>
-      <w:r>
-        <w:rPr>
-          <w:i/>
-          <w:iCs/>
-        </w:rPr>
-        <w:t xml:space="preserve">β</w:t>
-      </w:r>
-      <w:r>
-        <w:t xml:space="preserve">=0.18, 89% CrI: [-0.04, 0.40]), relative to the atypical variation condition. Although the credible intervals include zero, the direction and magnitude of these effects suggest a possible learning advantage for both typical variation and consistency over atypical variation. The effect of mean-centered age was negligible (</w:t>
-      </w:r>
-      <w:r>
-        <w:rPr>
-          <w:i/>
-          <w:iCs/>
-        </w:rPr>
-        <w:t xml:space="preserve">β</w:t>
-      </w:r>
-      <w:r>
-        <w:t xml:space="preserve">=0.08, 89% CrI: [-0.03, 0.19]).</w:t>
-      </w:r>
-    </w:p>
-    <w:p>
-      <w:pPr>
-        <w:pStyle w:val="BodyText"/>
-      </w:pPr>
-      <w:r>
-        <w:t xml:space="preserve">The conditional one-inflation (coi) component, which estimates, among boundary values, the probability of being 1 (vs. 0), also showed similar trends for the effect of condition. Participants were more likely to respond at ceiling for both the typical variation condition (</w:t>
-      </w:r>
-      <w:r>
-        <w:rPr>
-          <w:i/>
-          <w:iCs/>
-        </w:rPr>
-        <w:t xml:space="preserve">β</w:t>
-      </w:r>
-      <w:r>
-        <w:t xml:space="preserve">=0.06, 89% CrI: [-0.36, 0.48]) and consistent condition (</w:t>
-      </w:r>
-      <w:r>
-        <w:rPr>
-          <w:i/>
-          <w:iCs/>
-        </w:rPr>
-        <w:t xml:space="preserve">β</w:t>
-      </w:r>
-      <w:r>
-        <w:t xml:space="preserve">=0.33, 89% CrI: [-0.11, 0.78]), relative to the atypical variation condition. While these condition effects remain uncertain given the credible interval overlap with zero, their alignment with estimates from the</w:t>
-      </w:r>
-      <w:r>
-        <w:t xml:space="preserve"> </w:t>
-      </w:r>
-      <m:oMath>
-        <m:r>
-          <m:t>μ</m:t>
-        </m:r>
-      </m:oMath>
-      <w:r>
-        <w:t xml:space="preserve"> </w:t>
-      </w:r>
-      <w:r>
-        <w:t xml:space="preserve">component suggests additional evidence for an advantage of both typical variation and consistency over atypical variation. The effect of age was clearly positive (</w:t>
-      </w:r>
-      <w:r>
-        <w:rPr>
-          <w:i/>
-          <w:iCs/>
-        </w:rPr>
-        <w:t xml:space="preserve">β</w:t>
-      </w:r>
-      <w:r>
-        <w:t xml:space="preserve">=0.34, 89% CrI: [0.15, 0.53]), indicating that older children were more likely to demonstrate 100% looking to the target object during the critical analysis windows.</w:t>
-      </w:r>
-    </w:p>
-    <w:p>
-      <w:pPr>
-        <w:pStyle w:val="TableCaption"/>
-      </w:pPr>
-      <w:r>
-        <w:t xml:space="preserve">Table 2. Posterior means and 89% credible intervals for each effect across models.</w:t>
-      </w:r>
-    </w:p>
-    <w:tbl>
-      <w:tblPr>
-        <w:tblStyle w:val="Table"/>
-        <w:tblW w:type="auto" w:w="0"/>
-        <w:tblLook w:firstRow="1" w:lastRow="0" w:firstColumn="0" w:lastColumn="0" w:noHBand="0" w:noVBand="0" w:val="0020"/>
-        <w:tblCaption w:val="Table 2. Posterior means and 89% credible intervals for each effect across models."/>
-      </w:tblPr>
-      <w:tblGrid>
-        <w:gridCol w:w="1980"/>
-        <w:gridCol w:w="1980"/>
-        <w:gridCol w:w="1980"/>
-        <w:gridCol w:w="1980"/>
-      </w:tblGrid>
-      <w:tr>
-        <w:trPr>
-          <w:tblHeader w:val="on"/>
-        </w:trPr>
-        <w:tc>
-          <w:tcPr/>
-          <w:p>
-            <w:pPr>
-              <w:pStyle w:val="Compact"/>
-              <w:jc w:val="left"/>
-            </w:pPr>
-            <w:r>
-              <w:t xml:space="preserve">Effect</w:t>
-            </w:r>
-          </w:p>
-        </w:tc>
-        <w:tc>
-          <w:tcPr/>
-          <w:p>
-            <w:pPr>
-              <w:pStyle w:val="Compact"/>
-              <w:jc w:val="left"/>
-            </w:pPr>
-            <w:r>
-              <w:t xml:space="preserve">Overall</w:t>
-            </w:r>
-          </w:p>
-        </w:tc>
-        <w:tc>
-          <w:tcPr/>
-          <w:p>
-            <w:pPr>
-              <w:pStyle w:val="Compact"/>
-              <w:jc w:val="left"/>
-            </w:pPr>
-            <w:r>
-              <w:t xml:space="preserve">Window 1</w:t>
-            </w:r>
-          </w:p>
-        </w:tc>
-        <w:tc>
-          <w:tcPr/>
-          <w:p>
-            <w:pPr>
-              <w:pStyle w:val="Compact"/>
-              <w:jc w:val="left"/>
-            </w:pPr>
-            <w:r>
-              <w:t xml:space="preserve">Window 2</w:t>
-            </w:r>
-          </w:p>
-        </w:tc>
-      </w:tr>
-      <w:tr>
-        <w:tc>
-          <w:tcPr/>
-          <w:p>
-            <w:pPr>
-              <w:pStyle w:val="Compact"/>
-              <w:jc w:val="left"/>
-            </w:pPr>
-            <w:r>
-              <w:t xml:space="preserve">μ: condition (typical variation)</w:t>
-            </w:r>
-          </w:p>
-        </w:tc>
-        <w:tc>
-          <w:tcPr/>
-          <w:p>
-            <w:pPr>
-              <w:pStyle w:val="Compact"/>
-              <w:jc w:val="left"/>
-            </w:pPr>
-            <w:r>
-              <w:t xml:space="preserve">0.07 [-0.19, 0.32]</w:t>
-            </w:r>
-          </w:p>
-        </w:tc>
-        <w:tc>
-          <w:tcPr/>
-          <w:p>
-            <w:pPr>
-              <w:pStyle w:val="Compact"/>
-              <w:jc w:val="left"/>
-            </w:pPr>
-            <w:r>
-              <w:t xml:space="preserve">0.11 [-0.10, 0.31]</w:t>
-            </w:r>
-          </w:p>
-        </w:tc>
-        <w:tc>
-          <w:tcPr/>
-          <w:p>
-            <w:pPr>
-              <w:pStyle w:val="Compact"/>
-              <w:jc w:val="left"/>
-            </w:pPr>
-            <w:r>
-              <w:t xml:space="preserve">-0.13 [-0.39, 0.17]</w:t>
-            </w:r>
-          </w:p>
-        </w:tc>
-      </w:tr>
-      <w:tr>
-        <w:tc>
-          <w:tcPr/>
-          <w:p>
-            <w:pPr>
-              <w:pStyle w:val="Compact"/>
-              <w:jc w:val="left"/>
-            </w:pPr>
-            <w:r>
-              <w:t xml:space="preserve">μ: condition (consistent)</w:t>
-            </w:r>
-          </w:p>
-        </w:tc>
-        <w:tc>
-          <w:tcPr/>
-          <w:p>
-            <w:pPr>
-              <w:pStyle w:val="Compact"/>
-              <w:jc w:val="left"/>
-            </w:pPr>
-            <w:r>
-              <w:t xml:space="preserve">0.18 [-0.04, 0.40]</w:t>
-            </w:r>
-          </w:p>
-        </w:tc>
-        <w:tc>
-          <w:tcPr/>
-          <w:p>
-            <w:pPr>
-              <w:pStyle w:val="Compact"/>
-              <w:jc w:val="left"/>
-            </w:pPr>
-            <w:r>
-              <w:t xml:space="preserve">0.12 [-0.07, 0.29]</w:t>
-            </w:r>
-          </w:p>
-        </w:tc>
-        <w:tc>
-          <w:tcPr/>
-          <w:p>
-            <w:pPr>
-              <w:pStyle w:val="Compact"/>
-              <w:jc w:val="left"/>
-            </w:pPr>
-            <w:r>
-              <w:t xml:space="preserve">0.15 [-0.10, 0.35]</w:t>
-            </w:r>
-          </w:p>
-        </w:tc>
-      </w:tr>
-      <w:tr>
-        <w:tc>
-          <w:tcPr/>
-          <w:p>
-            <w:pPr>
-              <w:pStyle w:val="Compact"/>
-              <w:jc w:val="left"/>
-            </w:pPr>
-            <w:r>
-              <w:t xml:space="preserve">μ: age</w:t>
-            </w:r>
-          </w:p>
-        </w:tc>
-        <w:tc>
-          <w:tcPr/>
-          <w:p>
-            <w:pPr>
-              <w:pStyle w:val="Compact"/>
-              <w:jc w:val="left"/>
-            </w:pPr>
-            <w:r>
-              <w:t xml:space="preserve">0.08 [-0.03, 0.19]</w:t>
-            </w:r>
-          </w:p>
-        </w:tc>
-        <w:tc>
-          <w:tcPr/>
-          <w:p>
-            <w:pPr>
-              <w:pStyle w:val="Compact"/>
-              <w:jc w:val="left"/>
-            </w:pPr>
-            <w:r>
-              <w:t xml:space="preserve">0.01 [-0.09, 0.12]</w:t>
-            </w:r>
-          </w:p>
-        </w:tc>
-        <w:tc>
-          <w:tcPr/>
-          <w:p>
-            <w:pPr>
-              <w:pStyle w:val="Compact"/>
-              <w:jc w:val="left"/>
-            </w:pPr>
-            <w:r>
-              <w:t xml:space="preserve">0.13 [0.01, 0.33]</w:t>
-            </w:r>
-          </w:p>
-        </w:tc>
-      </w:tr>
-      <w:tr>
-        <w:tc>
-          <w:tcPr/>
-          <w:p>
-            <w:pPr>
-              <w:pStyle w:val="Compact"/>
-              <w:jc w:val="left"/>
-            </w:pPr>
-            <w:r>
-              <w:t xml:space="preserve">zoi: condition (typical variation)</w:t>
-            </w:r>
-          </w:p>
-        </w:tc>
-        <w:tc>
-          <w:tcPr/>
-          <w:p>
-            <w:pPr>
-              <w:pStyle w:val="Compact"/>
-              <w:jc w:val="left"/>
-            </w:pPr>
-            <w:r>
-              <w:t xml:space="preserve">-0.21 [-0.56, 0.14]</w:t>
-            </w:r>
-          </w:p>
-        </w:tc>
-        <w:tc>
-          <w:tcPr/>
-          <w:p>
-            <w:pPr>
-              <w:pStyle w:val="Compact"/>
-              <w:jc w:val="left"/>
-            </w:pPr>
-            <w:r>
-              <w:t xml:space="preserve">0.22 [-0.27, 0.71]</w:t>
-            </w:r>
-          </w:p>
-        </w:tc>
-        <w:tc>
-          <w:tcPr/>
-          <w:p>
-            <w:pPr>
-              <w:pStyle w:val="Compact"/>
-              <w:jc w:val="left"/>
-            </w:pPr>
-            <w:r>
-              <w:t xml:space="preserve">0.17 [-0.56, 0.93]</w:t>
-            </w:r>
-          </w:p>
-        </w:tc>
-      </w:tr>
-      <w:tr>
-        <w:tc>
-          <w:tcPr/>
-          <w:p>
-            <w:pPr>
-              <w:pStyle w:val="Compact"/>
-              <w:jc w:val="left"/>
-            </w:pPr>
-            <w:r>
-              <w:t xml:space="preserve">zoi: condition (consistent)</w:t>
-            </w:r>
-          </w:p>
-        </w:tc>
-        <w:tc>
-          <w:tcPr/>
-          <w:p>
-            <w:pPr>
-              <w:pStyle w:val="Compact"/>
-              <w:jc w:val="left"/>
-            </w:pPr>
-            <w:r>
-              <w:t xml:space="preserve">-0.31 [-0.65, 0.03]</w:t>
-            </w:r>
-          </w:p>
-        </w:tc>
-        <w:tc>
-          <w:tcPr/>
-          <w:p>
-            <w:pPr>
-              <w:pStyle w:val="Compact"/>
-              <w:jc w:val="left"/>
-            </w:pPr>
-            <w:r>
-              <w:t xml:space="preserve">-0.33 [-0.78, 0.13]</w:t>
-            </w:r>
-          </w:p>
-        </w:tc>
-        <w:tc>
-          <w:tcPr/>
-          <w:p>
-            <w:pPr>
-              <w:pStyle w:val="Compact"/>
-              <w:jc w:val="left"/>
-            </w:pPr>
-            <w:r>
-              <w:t xml:space="preserve">-0.67 [-1.19, -0.11]</w:t>
-            </w:r>
-          </w:p>
-        </w:tc>
-      </w:tr>
-      <w:tr>
-        <w:tc>
-          <w:tcPr/>
-          <w:p>
-            <w:pPr>
-              <w:pStyle w:val="Compact"/>
-              <w:jc w:val="left"/>
-            </w:pPr>
-            <w:r>
-              <w:t xml:space="preserve">zoi: age</w:t>
-            </w:r>
-          </w:p>
-        </w:tc>
-        <w:tc>
-          <w:tcPr/>
-          <w:p>
-            <w:pPr>
-              <w:pStyle w:val="Compact"/>
-              <w:jc w:val="left"/>
-            </w:pPr>
-            <w:r>
-              <w:t xml:space="preserve">-0.33 [-0.48, -0.18]</w:t>
-            </w:r>
-          </w:p>
-        </w:tc>
-        <w:tc>
-          <w:tcPr/>
-          <w:p>
-            <w:pPr>
-              <w:pStyle w:val="Compact"/>
-              <w:jc w:val="left"/>
-            </w:pPr>
-            <w:r>
-              <w:t xml:space="preserve">-0.06 [-0.26, 0.13]</w:t>
-            </w:r>
-          </w:p>
-        </w:tc>
-        <w:tc>
-          <w:tcPr/>
-          <w:p>
-            <w:pPr>
-              <w:pStyle w:val="Compact"/>
-              <w:jc w:val="left"/>
-            </w:pPr>
-            <w:r>
-              <w:t xml:space="preserve">-0.28 [-0.48, -0.11]</w:t>
-            </w:r>
-          </w:p>
-        </w:tc>
-      </w:tr>
-      <w:tr>
-        <w:tc>
-          <w:tcPr/>
-          <w:p>
-            <w:pPr>
-              <w:pStyle w:val="Compact"/>
-              <w:jc w:val="left"/>
-            </w:pPr>
-            <w:r>
-              <w:t xml:space="preserve">coi: condition (typical variation)</w:t>
-            </w:r>
-          </w:p>
-        </w:tc>
-        <w:tc>
-          <w:tcPr/>
-          <w:p>
-            <w:pPr>
-              <w:pStyle w:val="Compact"/>
-              <w:jc w:val="left"/>
-            </w:pPr>
-            <w:r>
-              <w:t xml:space="preserve">0.06 [-0.36, 0.48]</w:t>
-            </w:r>
-          </w:p>
-        </w:tc>
-        <w:tc>
-          <w:tcPr/>
-          <w:p>
-            <w:pPr>
-              <w:pStyle w:val="Compact"/>
-              <w:jc w:val="left"/>
-            </w:pPr>
-            <w:r>
-              <w:t xml:space="preserve">0.09 [-0.32, 0.50]</w:t>
-            </w:r>
-          </w:p>
-        </w:tc>
-        <w:tc>
-          <w:tcPr/>
-          <w:p>
-            <w:pPr>
-              <w:pStyle w:val="Compact"/>
-              <w:jc w:val="left"/>
-            </w:pPr>
-            <w:r>
-              <w:t xml:space="preserve">-0.02 [-0.35, 0.33]</w:t>
-            </w:r>
-          </w:p>
-        </w:tc>
-      </w:tr>
-      <w:tr>
-        <w:tc>
-          <w:tcPr/>
-          <w:p>
-            <w:pPr>
-              <w:pStyle w:val="Compact"/>
-              <w:jc w:val="left"/>
-            </w:pPr>
-            <w:r>
-              <w:t xml:space="preserve">coi: condition (consistent)</w:t>
-            </w:r>
-          </w:p>
-        </w:tc>
-        <w:tc>
-          <w:tcPr/>
-          <w:p>
-            <w:pPr>
-              <w:pStyle w:val="Compact"/>
-              <w:jc w:val="left"/>
-            </w:pPr>
-            <w:r>
-              <w:t xml:space="preserve">0.33 [-0.11, 0.78]</w:t>
-            </w:r>
-          </w:p>
-        </w:tc>
-        <w:tc>
-          <w:tcPr/>
-          <w:p>
-            <w:pPr>
-              <w:pStyle w:val="Compact"/>
-              <w:jc w:val="left"/>
-            </w:pPr>
-            <w:r>
-              <w:t xml:space="preserve">0.40 [-0.02, 0.81]</w:t>
-            </w:r>
-          </w:p>
-        </w:tc>
-        <w:tc>
-          <w:tcPr/>
-          <w:p>
-            <w:pPr>
-              <w:pStyle w:val="Compact"/>
-              <w:jc w:val="left"/>
-            </w:pPr>
-            <w:r>
-              <w:t xml:space="preserve">0.15 [-0.29, 0.53]</w:t>
-            </w:r>
-          </w:p>
-        </w:tc>
-      </w:tr>
-      <w:tr>
-        <w:tc>
-          <w:tcPr/>
-          <w:p>
-            <w:pPr>
-              <w:pStyle w:val="Compact"/>
-              <w:jc w:val="left"/>
-            </w:pPr>
-            <w:r>
-              <w:t xml:space="preserve">coi: age</w:t>
-            </w:r>
-          </w:p>
-        </w:tc>
-        <w:tc>
-          <w:tcPr/>
-          <w:p>
-            <w:pPr>
-              <w:pStyle w:val="Compact"/>
-              <w:jc w:val="left"/>
-            </w:pPr>
-            <w:r>
-              <w:t xml:space="preserve">0.34 [0.15, 0.53]</w:t>
-            </w:r>
-          </w:p>
-        </w:tc>
-        <w:tc>
-          <w:tcPr/>
-          <w:p>
-            <w:pPr>
-              <w:pStyle w:val="Compact"/>
-              <w:jc w:val="left"/>
-            </w:pPr>
-            <w:r>
-              <w:t xml:space="preserve">0.40 [0.23, 0.57]</w:t>
-            </w:r>
-          </w:p>
-        </w:tc>
-        <w:tc>
-          <w:tcPr/>
-          <w:p>
-            <w:pPr>
-              <w:pStyle w:val="Compact"/>
-              <w:jc w:val="left"/>
-            </w:pPr>
-            <w:r>
-              <w:t xml:space="preserve">0.12 [-0.07, 0.25]</w:t>
-            </w:r>
-          </w:p>
-        </w:tc>
-      </w:tr>
-    </w:tbl>
-    <w:p>
-      <w:pPr>
-        <w:pStyle w:val="table-note"/>
-      </w:pPr>
-      <w:r>
-        <w:rPr>
-          <w:i/>
-          <w:iCs/>
-        </w:rPr>
-        <w:t xml:space="preserve">Note.</w:t>
-      </w:r>
-      <w:r>
-        <w:t xml:space="preserve"> </w:t>
-      </w:r>
-      <w:r>
-        <w:t xml:space="preserve">The overall model includes both post-labeling windows (averaged accuracy) and the window-specific models include proportion estimates for 300–2,000ms following each target word onset. The μ component models the predicted accuracy (i.e., proportion looking to the target object) for non-boundary values (values between but not including 0 or 1). The zoi (zero-one inflation) component models the likelihood of accuracy being a boundary value—floor (0) or ceiling (1). The coi (conditional-one inflation) component models the probability of ceiling responses (1s) among boundary values.</w:t>
-      </w:r>
-    </w:p>
-    <w:p>
-      <w:pPr>
-        <w:pStyle w:val="BodyText"/>
-      </w:pPr>
-      <w:r>
-        <w:t xml:space="preserve"> </w:t>
-      </w:r>
-    </w:p>
-    <w:bookmarkEnd w:id="52"/>
-    <w:bookmarkStart w:id="56" w:name="X766ac349de9df7b6c7c4b96c9a4fd67a2087b79"/>
+        <w:t xml:space="preserve">Figure 1. Model-predicted accuracy by condition across both post-labeling time windows. Point ranges reflect estimated marginal means with 95% confidence intervals. Jittered dots show raw means for individual participants. Dotted line at 0.5 indicates chance looking.</w:t>
+      </w:r>
+    </w:p>
+    <w:bookmarkEnd w:id="51"/>
+    <w:bookmarkStart w:id="55" w:name="X766ac349de9df7b6c7c4b96c9a4fd67a2087b79"/>
     <w:p>
       <w:pPr>
         <w:pStyle w:val="Heading2"/>
@@ -4481,18 +3925,18 @@
           <wp:inline>
             <wp:extent cx="5504749" cy="3669832"/>
             <wp:effectExtent b="0" l="0" r="0" t="0"/>
-            <wp:docPr descr="Figure 2. Model-predicted pupil size synchrony (z-scored) across conditions with 95% confidence intervals. Jittered points represent participant means." title="" id="54" name="Picture"/>
+            <wp:docPr descr="Figure 2. Model-predicted pupil size synchrony (z-scored) across conditions with 95% confidence intervals. Jittered points represent participant means." title="" id="53" name="Picture"/>
             <a:graphic>
               <a:graphicData uri="http://schemas.openxmlformats.org/drawingml/2006/picture">
                 <pic:pic>
                   <pic:nvPicPr>
-                    <pic:cNvPr descr="Figure2.png" id="55" name="Picture"/>
+                    <pic:cNvPr descr="Figure2.png" id="54" name="Picture"/>
                     <pic:cNvPicPr>
                       <a:picLocks noChangeArrowheads="1" noChangeAspect="1"/>
                     </pic:cNvPicPr>
                   </pic:nvPicPr>
                   <pic:blipFill>
-                    <a:blip r:embed="rId53"/>
+                    <a:blip r:embed="rId52"/>
                     <a:stretch>
                       <a:fillRect/>
                     </a:stretch>
@@ -4607,431 +4051,501 @@
         <w:t xml:space="preserve">=0.29, 89% CrI [-0.12, 0.74]).</w:t>
       </w:r>
     </w:p>
+    <w:bookmarkEnd w:id="55"/>
     <w:bookmarkEnd w:id="56"/>
+    <w:bookmarkStart w:id="57" w:name="discussion-711-words"/>
+    <w:p>
+      <w:pPr>
+        <w:pStyle w:val="Heading1"/>
+      </w:pPr>
+      <w:r>
+        <w:t xml:space="preserve">4. Discussion (711 words)</w:t>
+      </w:r>
+    </w:p>
+    <w:p>
+      <w:pPr>
+        <w:pStyle w:val="FirstParagraph"/>
+      </w:pPr>
+      <w:r>
+        <w:t xml:space="preserve">We tested how consistent versus variable labels impact English-hearing toddlers’ learning of novel-word object mappings. Specifically, we examined whether 18- to 36-month-olds showed better novel word-recognition accuracy when they were exposed to consistent labels versus typical label variants (reduplicated/diminutivized word forms attested in English CDS) versus atypical label variants (word forms unattested in English CDS). This is, to our knowledge, the first experiment to directly manipulate children’s exposure to label variation during a word learning task. Building on prior naturalistic corpus analyses of CDS variant use</w:t>
+      </w:r>
+      <w:r>
+        <w:t xml:space="preserve"> </w:t>
+      </w:r>
+      <w:r>
+        <w:t xml:space="preserve">(e.g.,</w:t>
+      </w:r>
+      <w:r>
+        <w:t xml:space="preserve"> </w:t>
+      </w:r>
+      <w:hyperlink w:anchor="ref-casey2022doggy">
+        <w:r>
+          <w:rPr>
+            <w:rStyle w:val="Hyperlink"/>
+          </w:rPr>
+          <w:t xml:space="preserve">Casey &amp; Casillas, 2022</w:t>
+        </w:r>
+      </w:hyperlink>
+      <w:r>
+        <w:t xml:space="preserve">;</w:t>
+      </w:r>
+      <w:r>
+        <w:t xml:space="preserve"> </w:t>
+      </w:r>
+      <w:hyperlink w:anchor="ref-moore2024wordform">
+        <w:r>
+          <w:rPr>
+            <w:rStyle w:val="Hyperlink"/>
+          </w:rPr>
+          <w:t xml:space="preserve">Moore &amp; Bergelson, 2024</w:t>
+        </w:r>
+      </w:hyperlink>
+      <w:r>
+        <w:t xml:space="preserve">;</w:t>
+      </w:r>
+      <w:r>
+        <w:t xml:space="preserve"> </w:t>
+      </w:r>
+      <w:hyperlink w:anchor="ref-ota2018choo">
+        <w:r>
+          <w:rPr>
+            <w:rStyle w:val="Hyperlink"/>
+          </w:rPr>
+          <w:t xml:space="preserve">Ota et al., 2018</w:t>
+        </w:r>
+      </w:hyperlink>
+      <w:r>
+        <w:t xml:space="preserve">)</w:t>
+      </w:r>
+      <w:r>
+        <w:t xml:space="preserve">, this study provides a next step toward understanding the</w:t>
+      </w:r>
+      <w:r>
+        <w:t xml:space="preserve"> </w:t>
+      </w:r>
+      <w:r>
+        <w:rPr>
+          <w:i/>
+          <w:iCs/>
+        </w:rPr>
+        <w:t xml:space="preserve">causal</w:t>
+      </w:r>
+      <w:r>
+        <w:t xml:space="preserve"> </w:t>
+      </w:r>
+      <w:r>
+        <w:t xml:space="preserve">impact of hearing multiple label variants on children’s learning of new words.</w:t>
+      </w:r>
+    </w:p>
+    <w:p>
+      <w:pPr>
+        <w:pStyle w:val="BodyText"/>
+      </w:pPr>
+      <w:r>
+        <w:t xml:space="preserve">As expected, children performed above chance in the consistent condition, replicating decades of findings that children can learn novel one-to-one mappings from a brief exposure phase. The primary goal of this study was to determine how children contend with two different types of label variation. In the atypical variation condition, word-recognition accuracy was weakest, with chance-level performance in the first critical window as hypothesized, and above-chance performance following the second label. In the typical variation condition, word-recognition accuracy was numerically highest. Although our models indicated some uncertainty around the magnitude of this advantage, this pattern suggests that toddlers were not only able to contend with but may have benefited from hearing familiar types of label variation.</w:t>
+      </w:r>
+    </w:p>
+    <w:p>
+      <w:pPr>
+        <w:pStyle w:val="BodyText"/>
+      </w:pPr>
+      <w:r>
+        <w:t xml:space="preserve">By the second instance of hearing the target label</w:t>
+      </w:r>
+      <w:r>
+        <w:t xml:space="preserve"> </w:t>
+      </w:r>
+      <w:r>
+        <w:t xml:space="preserve">(cf.</w:t>
+      </w:r>
+      <w:r>
+        <w:t xml:space="preserve"> </w:t>
+      </w:r>
+      <w:hyperlink w:anchor="ref-ota2016reduplicated">
+        <w:r>
+          <w:rPr>
+            <w:rStyle w:val="Hyperlink"/>
+          </w:rPr>
+          <w:t xml:space="preserve">Ota &amp; Skarabela, 2016</w:t>
+        </w:r>
+      </w:hyperlink>
+      <w:r>
+        <w:t xml:space="preserve">)</w:t>
+      </w:r>
+      <w:r>
+        <w:t xml:space="preserve">, children reliably recognized the novel word–object mappings in all conditions, suggesting that toddlers succeeded in learning words from both consistent and variable labels. It is important to acknowledge, however, that our current findings cannot fully tease apart different explanations for why children successfully learned from both types of input. It is possible that exposure to four repetitions of the standard word form was sufficient for children to learn label-object mappings, regardless of the surrounding variants. Children may have</w:t>
+      </w:r>
+      <w:r>
+        <w:t xml:space="preserve"> </w:t>
+      </w:r>
+      <w:r>
+        <w:t xml:space="preserve">“</w:t>
+      </w:r>
+      <w:r>
+        <w:t xml:space="preserve">filtered out</w:t>
+      </w:r>
+      <w:r>
+        <w:t xml:space="preserve">”</w:t>
+      </w:r>
+      <w:r>
+        <w:t xml:space="preserve"> </w:t>
+      </w:r>
+      <w:r>
+        <w:t xml:space="preserve">(cf.</w:t>
+      </w:r>
+      <w:r>
+        <w:t xml:space="preserve"> </w:t>
+      </w:r>
+      <w:hyperlink w:anchor="ref-potter2019infants">
+        <w:r>
+          <w:rPr>
+            <w:rStyle w:val="Hyperlink"/>
+          </w:rPr>
+          <w:t xml:space="preserve">Potter &amp; Lew-Williams, 2019</w:t>
+        </w:r>
+      </w:hyperlink>
+      <w:r>
+        <w:t xml:space="preserve">)</w:t>
+      </w:r>
+      <w:r>
+        <w:t xml:space="preserve"> </w:t>
+      </w:r>
+      <w:r>
+        <w:t xml:space="preserve">atypical or unfamiliar forms, focusing on the consistent standard repetitions. This explanation is plausible in the context of this short in-lab experiment but contrasts with naturalistic evidence that CDS variants are common in children’s early productive vocabularies</w:t>
+      </w:r>
+      <w:r>
+        <w:t xml:space="preserve"> </w:t>
+      </w:r>
+      <w:r>
+        <w:t xml:space="preserve">(e.g.,</w:t>
+      </w:r>
+      <w:r>
+        <w:t xml:space="preserve"> </w:t>
+      </w:r>
+      <w:hyperlink w:anchor="ref-frank2021variability">
+        <w:r>
+          <w:rPr>
+            <w:rStyle w:val="Hyperlink"/>
+          </w:rPr>
+          <w:t xml:space="preserve">Frank et al., 2021</w:t>
+        </w:r>
+      </w:hyperlink>
+      <w:r>
+        <w:t xml:space="preserve">;</w:t>
+      </w:r>
+      <w:r>
+        <w:t xml:space="preserve"> </w:t>
+      </w:r>
+      <w:hyperlink w:anchor="ref-laing2019role">
+        <w:r>
+          <w:rPr>
+            <w:rStyle w:val="Hyperlink"/>
+          </w:rPr>
+          <w:t xml:space="preserve">C. Laing, 2019</w:t>
+        </w:r>
+      </w:hyperlink>
+      <w:r>
+        <w:t xml:space="preserve">;</w:t>
+      </w:r>
+      <w:r>
+        <w:t xml:space="preserve"> </w:t>
+      </w:r>
+      <w:hyperlink w:anchor="ref-tardif2008baby">
+        <w:r>
+          <w:rPr>
+            <w:rStyle w:val="Hyperlink"/>
+          </w:rPr>
+          <w:t xml:space="preserve">Tardif et al., 2008</w:t>
+        </w:r>
+      </w:hyperlink>
+      <w:r>
+        <w:t xml:space="preserve">)</w:t>
+      </w:r>
+      <w:r>
+        <w:t xml:space="preserve"> </w:t>
+      </w:r>
+      <w:r>
+        <w:t xml:space="preserve">and are used more often than standard adult word forms in the first years of life</w:t>
+      </w:r>
+      <w:r>
+        <w:t xml:space="preserve"> </w:t>
+      </w:r>
+      <w:r>
+        <w:t xml:space="preserve">(</w:t>
+      </w:r>
+      <w:hyperlink w:anchor="ref-casey2022doggy">
+        <w:r>
+          <w:rPr>
+            <w:rStyle w:val="Hyperlink"/>
+          </w:rPr>
+          <w:t xml:space="preserve">Casey &amp; Casillas, 2022</w:t>
+        </w:r>
+      </w:hyperlink>
+      <w:r>
+        <w:t xml:space="preserve">)</w:t>
+      </w:r>
+      <w:r>
+        <w:t xml:space="preserve">. Because it was not feasible to also evaluate children’s recognition of typical and atypical variants (in addition to standard word forms) in the test phase given the length of the task, we cannot determine what children encoded about the specific label variants. Future work might further examine causal effects of exposure to label variants, such as improved long-term retention of word–object mappings</w:t>
+      </w:r>
+      <w:r>
+        <w:t xml:space="preserve"> </w:t>
+      </w:r>
+      <w:r>
+        <w:t xml:space="preserve">(cf.</w:t>
+      </w:r>
+      <w:r>
+        <w:t xml:space="preserve"> </w:t>
+      </w:r>
+      <w:hyperlink w:anchor="ref-vlach2019learning">
+        <w:r>
+          <w:rPr>
+            <w:rStyle w:val="Hyperlink"/>
+          </w:rPr>
+          <w:t xml:space="preserve">Vlach, 2019</w:t>
+        </w:r>
+      </w:hyperlink>
+      <w:r>
+        <w:t xml:space="preserve">)</w:t>
+      </w:r>
+      <w:r>
+        <w:t xml:space="preserve"> </w:t>
+      </w:r>
+      <w:r>
+        <w:t xml:space="preserve">or better generalization to new label variants</w:t>
+      </w:r>
+      <w:r>
+        <w:t xml:space="preserve"> </w:t>
+      </w:r>
+      <w:r>
+        <w:t xml:space="preserve">(cf.</w:t>
+      </w:r>
+      <w:r>
+        <w:t xml:space="preserve"> </w:t>
+      </w:r>
+      <w:hyperlink w:anchor="ref-regier2005emergence">
+        <w:r>
+          <w:rPr>
+            <w:rStyle w:val="Hyperlink"/>
+          </w:rPr>
+          <w:t xml:space="preserve">Regier, 2005</w:t>
+        </w:r>
+      </w:hyperlink>
+      <w:r>
+        <w:t xml:space="preserve">;</w:t>
+      </w:r>
+      <w:r>
+        <w:t xml:space="preserve"> </w:t>
+      </w:r>
+      <w:hyperlink w:anchor="ref-swingley2016two">
+        <w:r>
+          <w:rPr>
+            <w:rStyle w:val="Hyperlink"/>
+          </w:rPr>
+          <w:t xml:space="preserve">Swingley, 2016</w:t>
+        </w:r>
+      </w:hyperlink>
+      <w:r>
+        <w:t xml:space="preserve">)</w:t>
+      </w:r>
+      <w:r>
+        <w:t xml:space="preserve">.</w:t>
+      </w:r>
+    </w:p>
+    <w:p>
+      <w:pPr>
+        <w:pStyle w:val="BodyText"/>
+      </w:pPr>
+      <w:r>
+        <w:t xml:space="preserve">Moment-to-moment attention, indexed by pupil size synchrony, was higher in both variation conditions relative to the consistent condition, and was highest in the typical variation condition. These results suggest reliable differences in children’s engagement with the labeling sentences across conditions. Although pupil size synchrony during exposure did not reliably predict word-recognition accuracy during test, the trend toward a positive association in the typical variation condition is consistent with prior findings linking synchrony to learning</w:t>
+      </w:r>
+      <w:r>
+        <w:t xml:space="preserve"> </w:t>
+      </w:r>
+      <w:r>
+        <w:t xml:space="preserve">(</w:t>
+      </w:r>
+      <w:hyperlink w:anchor="ref-nencheva2021moment">
+        <w:r>
+          <w:rPr>
+            <w:rStyle w:val="Hyperlink"/>
+          </w:rPr>
+          <w:t xml:space="preserve">Nencheva et al., 2021</w:t>
+        </w:r>
+      </w:hyperlink>
+      <w:r>
+        <w:t xml:space="preserve">)</w:t>
+      </w:r>
+      <w:r>
+        <w:t xml:space="preserve">. These findings also fit with prior accounts of a</w:t>
+      </w:r>
+      <w:r>
+        <w:t xml:space="preserve"> </w:t>
+      </w:r>
+      <w:r>
+        <w:t xml:space="preserve">“</w:t>
+      </w:r>
+      <w:r>
+        <w:t xml:space="preserve">goldilocks</w:t>
+      </w:r>
+      <w:r>
+        <w:t xml:space="preserve">”</w:t>
+      </w:r>
+      <w:r>
+        <w:t xml:space="preserve"> </w:t>
+      </w:r>
+      <w:r>
+        <w:t xml:space="preserve">effect in children’s attention</w:t>
+      </w:r>
+      <w:r>
+        <w:t xml:space="preserve"> </w:t>
+      </w:r>
+      <w:r>
+        <w:t xml:space="preserve">(</w:t>
+      </w:r>
+      <w:hyperlink w:anchor="ref-kidd2012goldilocks">
+        <w:r>
+          <w:rPr>
+            <w:rStyle w:val="Hyperlink"/>
+          </w:rPr>
+          <w:t xml:space="preserve">Kidd et al., 2012</w:t>
+        </w:r>
+      </w:hyperlink>
+      <w:r>
+        <w:t xml:space="preserve">,</w:t>
+      </w:r>
+      <w:r>
+        <w:t xml:space="preserve"> </w:t>
+      </w:r>
+      <w:hyperlink w:anchor="ref-kidd2014goldilocks">
+        <w:r>
+          <w:rPr>
+            <w:rStyle w:val="Hyperlink"/>
+          </w:rPr>
+          <w:t xml:space="preserve">2014</w:t>
+        </w:r>
+      </w:hyperlink>
+      <w:r>
+        <w:t xml:space="preserve">)</w:t>
+      </w:r>
+      <w:r>
+        <w:t xml:space="preserve">, where a moderate amount of variability—here, variation of the type common in children’s everyday language input—is associated with the highest engagement. Overall, our pupillometry findings point to attentional engagement as a plausible, though not yet definitively established, mechanism by which label variation, particularly of the type that children encounter naturalistically, could facilitate novel word learning over short timescales.</w:t>
+      </w:r>
+    </w:p>
+    <w:p>
+      <w:pPr>
+        <w:pStyle w:val="BodyText"/>
+      </w:pPr>
+      <w:r>
+        <w:t xml:space="preserve">In sum, this study provides the first experimental evidence that English-hearing toddlers can successfully contend with label variants when learning new words. Typical CDS variants were associated with both greater attentional engagement during learning and numerically higher word-recogniton accuracy, relative to atypical variation and consistent labels. These findings suggest that naturalistic label variation in children’s input is not simply noise and may play a facilitative role in early word learning.</w:t>
+      </w:r>
+    </w:p>
     <w:bookmarkEnd w:id="57"/>
-    <w:bookmarkStart w:id="58" w:name="discussion-711-words"/>
+    <w:bookmarkStart w:id="123" w:name="references"/>
     <w:p>
       <w:pPr>
         <w:pStyle w:val="Heading1"/>
       </w:pPr>
       <w:r>
-        <w:t xml:space="preserve">4. Discussion (711 words)</w:t>
-      </w:r>
-    </w:p>
-    <w:p>
-      <w:pPr>
-        <w:pStyle w:val="FirstParagraph"/>
-      </w:pPr>
-      <w:r>
-        <w:t xml:space="preserve">We tested how consistent versus variable labels impact English-hearing toddlers’ learning of novel-word object mappings. Specifically, we examined whether 18- to 36-month-olds showed better novel word-recognition accuracy when they were exposed to consistent labels versus typical label variants (reduplicated/diminutivized word forms attested in English CDS) versus atypical label variants (word forms unattested in English CDS). This is, to our knowledge, the first experiment to directly manipulate children’s exposure to label variation during a word learning task. Building on prior naturalistic corpus analyses of CDS variant use</w:t>
-      </w:r>
-      <w:r>
-        <w:t xml:space="preserve"> </w:t>
-      </w:r>
-      <w:r>
-        <w:t xml:space="preserve">(e.g.,</w:t>
-      </w:r>
-      <w:r>
-        <w:t xml:space="preserve"> </w:t>
-      </w:r>
-      <w:hyperlink w:anchor="ref-casey2022doggy">
-        <w:r>
-          <w:rPr>
-            <w:rStyle w:val="Hyperlink"/>
-          </w:rPr>
-          <w:t xml:space="preserve">Casey &amp; Casillas, 2022</w:t>
-        </w:r>
-      </w:hyperlink>
-      <w:r>
-        <w:t xml:space="preserve">;</w:t>
-      </w:r>
-      <w:r>
-        <w:t xml:space="preserve"> </w:t>
-      </w:r>
-      <w:hyperlink w:anchor="ref-moore2024wordform">
-        <w:r>
-          <w:rPr>
-            <w:rStyle w:val="Hyperlink"/>
-          </w:rPr>
-          <w:t xml:space="preserve">Moore &amp; Bergelson, 2024</w:t>
-        </w:r>
-      </w:hyperlink>
-      <w:r>
-        <w:t xml:space="preserve">;</w:t>
-      </w:r>
-      <w:r>
-        <w:t xml:space="preserve"> </w:t>
-      </w:r>
-      <w:hyperlink w:anchor="ref-ota2018choo">
-        <w:r>
-          <w:rPr>
-            <w:rStyle w:val="Hyperlink"/>
-          </w:rPr>
-          <w:t xml:space="preserve">Ota et al., 2018</w:t>
-        </w:r>
-      </w:hyperlink>
-      <w:r>
-        <w:t xml:space="preserve">)</w:t>
-      </w:r>
-      <w:r>
-        <w:t xml:space="preserve">, this study provides a next step toward understanding the</w:t>
-      </w:r>
-      <w:r>
-        <w:t xml:space="preserve"> </w:t>
-      </w:r>
-      <w:r>
-        <w:rPr>
-          <w:i/>
-          <w:iCs/>
-        </w:rPr>
-        <w:t xml:space="preserve">causal</w:t>
-      </w:r>
-      <w:r>
-        <w:t xml:space="preserve"> </w:t>
-      </w:r>
-      <w:r>
-        <w:t xml:space="preserve">impact of hearing multiple label variants on children’s learning of new words.</w:t>
-      </w:r>
-    </w:p>
-    <w:p>
-      <w:pPr>
-        <w:pStyle w:val="BodyText"/>
-      </w:pPr>
-      <w:r>
-        <w:t xml:space="preserve">As expected, children performed above chance in the consistent condition, replicating decades of findings that children can learn novel one-to-one mappings from a brief exposure phase. The primary goal of this study was to determine how children contend with two different types of label variation. In the atypical variation condition, word-recognition accuracy was weakest, with chance-level performance in the first critical window as hypothesized, and above-chance performance following the second label. In the typical variation condition, word-recognition accuracy was numerically highest. Although our models indicated some uncertainty around the magnitude of this advantage, this pattern suggests that toddlers were not only able to contend with but may have benefited from hearing familiar types of label variation.</w:t>
-      </w:r>
-    </w:p>
-    <w:p>
-      <w:pPr>
-        <w:pStyle w:val="BodyText"/>
-      </w:pPr>
-      <w:r>
-        <w:t xml:space="preserve">By the second instance of hearing the target label</w:t>
-      </w:r>
-      <w:r>
-        <w:t xml:space="preserve"> </w:t>
-      </w:r>
-      <w:r>
-        <w:t xml:space="preserve">(cf.</w:t>
-      </w:r>
-      <w:r>
-        <w:t xml:space="preserve"> </w:t>
-      </w:r>
-      <w:hyperlink w:anchor="ref-ota2016reduplicated">
-        <w:r>
-          <w:rPr>
-            <w:rStyle w:val="Hyperlink"/>
-          </w:rPr>
-          <w:t xml:space="preserve">Ota &amp; Skarabela, 2016</w:t>
-        </w:r>
-      </w:hyperlink>
-      <w:r>
-        <w:t xml:space="preserve">)</w:t>
-      </w:r>
-      <w:r>
-        <w:t xml:space="preserve">, children reliably recognized the novel word-object mappings in all conditions, suggesting that toddlers succeeded in learning words from both consistent and variable labels. It is important to acknowledge, however, that our current findings cannot fully tease apart different explanations for why children successfully learned from both types of input. It is possible that exposure to four repetitions of the standard word form was sufficient for children to learn label-object mappings, regardless of the surrounding variants. Children may have</w:t>
-      </w:r>
-      <w:r>
-        <w:t xml:space="preserve"> </w:t>
-      </w:r>
-      <w:r>
-        <w:t xml:space="preserve">“</w:t>
-      </w:r>
-      <w:r>
-        <w:t xml:space="preserve">filtered out</w:t>
-      </w:r>
-      <w:r>
-        <w:t xml:space="preserve">”</w:t>
-      </w:r>
-      <w:r>
-        <w:t xml:space="preserve"> </w:t>
-      </w:r>
-      <w:r>
-        <w:t xml:space="preserve">(cf.</w:t>
-      </w:r>
-      <w:r>
-        <w:t xml:space="preserve"> </w:t>
-      </w:r>
-      <w:hyperlink w:anchor="ref-potter2019infants">
-        <w:r>
-          <w:rPr>
-            <w:rStyle w:val="Hyperlink"/>
-          </w:rPr>
-          <w:t xml:space="preserve">Potter &amp; Lew-Williams, 2019</w:t>
-        </w:r>
-      </w:hyperlink>
-      <w:r>
-        <w:t xml:space="preserve">)</w:t>
-      </w:r>
-      <w:r>
-        <w:t xml:space="preserve"> </w:t>
-      </w:r>
-      <w:r>
-        <w:t xml:space="preserve">atypical or unfamiliar forms, focusing on the consistent standard repetitions. This explanation is plausible in the context of this short in-lab experiment but contrasts with naturalistic evidence that CDS variants are common in children’s early productive vocabularies</w:t>
-      </w:r>
-      <w:r>
-        <w:t xml:space="preserve"> </w:t>
-      </w:r>
-      <w:r>
-        <w:t xml:space="preserve">(e.g.,</w:t>
-      </w:r>
-      <w:r>
-        <w:t xml:space="preserve"> </w:t>
-      </w:r>
-      <w:hyperlink w:anchor="ref-frank2021variability">
-        <w:r>
-          <w:rPr>
-            <w:rStyle w:val="Hyperlink"/>
-          </w:rPr>
-          <w:t xml:space="preserve">Frank et al., 2021</w:t>
-        </w:r>
-      </w:hyperlink>
-      <w:r>
-        <w:t xml:space="preserve">;</w:t>
-      </w:r>
-      <w:r>
-        <w:t xml:space="preserve"> </w:t>
-      </w:r>
-      <w:hyperlink w:anchor="ref-laing2019role">
-        <w:r>
-          <w:rPr>
-            <w:rStyle w:val="Hyperlink"/>
-          </w:rPr>
-          <w:t xml:space="preserve">C. Laing, 2019</w:t>
-        </w:r>
-      </w:hyperlink>
-      <w:r>
-        <w:t xml:space="preserve">;</w:t>
-      </w:r>
-      <w:r>
-        <w:t xml:space="preserve"> </w:t>
-      </w:r>
-      <w:hyperlink w:anchor="ref-tardif2008baby">
-        <w:r>
-          <w:rPr>
-            <w:rStyle w:val="Hyperlink"/>
-          </w:rPr>
-          <w:t xml:space="preserve">Tardif et al., 2008</w:t>
-        </w:r>
-      </w:hyperlink>
-      <w:r>
-        <w:t xml:space="preserve">)</w:t>
-      </w:r>
-      <w:r>
-        <w:t xml:space="preserve"> </w:t>
-      </w:r>
-      <w:r>
-        <w:t xml:space="preserve">and are used more often than standard adult word forms in the first years of life</w:t>
-      </w:r>
-      <w:r>
-        <w:t xml:space="preserve"> </w:t>
-      </w:r>
-      <w:r>
-        <w:t xml:space="preserve">(</w:t>
-      </w:r>
-      <w:hyperlink w:anchor="ref-casey2022doggy">
-        <w:r>
-          <w:rPr>
-            <w:rStyle w:val="Hyperlink"/>
-          </w:rPr>
-          <w:t xml:space="preserve">Casey &amp; Casillas, 2022</w:t>
-        </w:r>
-      </w:hyperlink>
-      <w:r>
-        <w:t xml:space="preserve">)</w:t>
-      </w:r>
-      <w:r>
-        <w:t xml:space="preserve">. Because it was not feasible to also evaluate children’s recognition of typical and atypical variants (in addition to standard word forms) in the test phase given the length of the task, we cannot determine what children encoded about the specific label variants. Future work might further examine causal effects of exposure to label variants, such as improved long-term retention of word-object mappings</w:t>
-      </w:r>
-      <w:r>
-        <w:t xml:space="preserve"> </w:t>
-      </w:r>
-      <w:r>
-        <w:t xml:space="preserve">(cf.</w:t>
-      </w:r>
-      <w:r>
-        <w:t xml:space="preserve"> </w:t>
-      </w:r>
-      <w:hyperlink w:anchor="ref-vlach2019learning">
-        <w:r>
-          <w:rPr>
-            <w:rStyle w:val="Hyperlink"/>
-          </w:rPr>
-          <w:t xml:space="preserve">Vlach, 2019</w:t>
-        </w:r>
-      </w:hyperlink>
-      <w:r>
-        <w:t xml:space="preserve">)</w:t>
-      </w:r>
-      <w:r>
-        <w:t xml:space="preserve"> </w:t>
-      </w:r>
-      <w:r>
-        <w:t xml:space="preserve">or better generalization to new label variants</w:t>
-      </w:r>
-      <w:r>
-        <w:t xml:space="preserve"> </w:t>
-      </w:r>
-      <w:r>
-        <w:t xml:space="preserve">(cf.</w:t>
-      </w:r>
-      <w:r>
-        <w:t xml:space="preserve"> </w:t>
-      </w:r>
-      <w:hyperlink w:anchor="ref-regier2005emergence">
-        <w:r>
-          <w:rPr>
-            <w:rStyle w:val="Hyperlink"/>
-          </w:rPr>
-          <w:t xml:space="preserve">Regier, 2005</w:t>
-        </w:r>
-      </w:hyperlink>
-      <w:r>
-        <w:t xml:space="preserve">;</w:t>
-      </w:r>
-      <w:r>
-        <w:t xml:space="preserve"> </w:t>
-      </w:r>
-      <w:hyperlink w:anchor="ref-swingley2016two">
-        <w:r>
-          <w:rPr>
-            <w:rStyle w:val="Hyperlink"/>
-          </w:rPr>
-          <w:t xml:space="preserve">Swingley, 2016</w:t>
-        </w:r>
-      </w:hyperlink>
-      <w:r>
-        <w:t xml:space="preserve">)</w:t>
+        <w:t xml:space="preserve">5. References</w:t>
+      </w:r>
+    </w:p>
+    <w:bookmarkStart w:id="122" w:name="refs"/>
+    <w:bookmarkStart w:id="59" w:name="ref-lme4"/>
+    <w:p>
+      <w:pPr>
+        <w:pStyle w:val="Bibliography"/>
+      </w:pPr>
+      <w:r>
+        <w:t xml:space="preserve">Bates, D., Mächler, M., Bolker, B., &amp; Walker, S. (2015). Fitting linear mixed-effects models using</w:t>
+      </w:r>
+      <w:r>
+        <w:t xml:space="preserve"> </w:t>
+      </w:r>
+      <w:r>
+        <w:t xml:space="preserve">lme4</w:t>
       </w:r>
       <w:r>
         <w:t xml:space="preserve">.</w:t>
       </w:r>
-    </w:p>
-    <w:p>
-      <w:pPr>
-        <w:pStyle w:val="BodyText"/>
-      </w:pPr>
-      <w:r>
-        <w:t xml:space="preserve">Moment-to-moment attention, indexed by pupil size synchrony, was higher in both variation conditions relative to the consistent condition, and was highest in the typical variation condition. These results suggest reliable differences in children’s engagement with the labeling sentences across conditions. Although pupil size synchrony during exposure did not reliably predict word-recognition accuracy during test, the trend toward a positive association in the typical variation condition is consistent with prior findings linking synchrony to learning</w:t>
-      </w:r>
-      <w:r>
-        <w:t xml:space="preserve"> </w:t>
-      </w:r>
-      <w:r>
-        <w:t xml:space="preserve">(</w:t>
-      </w:r>
-      <w:hyperlink w:anchor="ref-nencheva2021moment">
-        <w:r>
-          <w:rPr>
-            <w:rStyle w:val="Hyperlink"/>
-          </w:rPr>
-          <w:t xml:space="preserve">Nencheva et al., 2021</w:t>
-        </w:r>
-      </w:hyperlink>
-      <w:r>
-        <w:t xml:space="preserve">)</w:t>
-      </w:r>
-      <w:r>
-        <w:t xml:space="preserve">. These findings also fit with prior accounts of a</w:t>
-      </w:r>
-      <w:r>
-        <w:t xml:space="preserve"> </w:t>
-      </w:r>
-      <w:r>
-        <w:t xml:space="preserve">“</w:t>
-      </w:r>
-      <w:r>
-        <w:t xml:space="preserve">goldilocks</w:t>
-      </w:r>
-      <w:r>
-        <w:t xml:space="preserve">”</w:t>
-      </w:r>
-      <w:r>
-        <w:t xml:space="preserve"> </w:t>
-      </w:r>
-      <w:r>
-        <w:t xml:space="preserve">effect in children’s attention</w:t>
-      </w:r>
-      <w:r>
-        <w:t xml:space="preserve"> </w:t>
-      </w:r>
-      <w:r>
-        <w:t xml:space="preserve">(</w:t>
-      </w:r>
-      <w:hyperlink w:anchor="ref-kidd2012goldilocks">
-        <w:r>
-          <w:rPr>
-            <w:rStyle w:val="Hyperlink"/>
-          </w:rPr>
-          <w:t xml:space="preserve">Kidd et al., 2012</w:t>
-        </w:r>
-      </w:hyperlink>
+      <w:r>
+        <w:t xml:space="preserve"> </w:t>
+      </w:r>
+      <w:r>
+        <w:rPr>
+          <w:i/>
+          <w:iCs/>
+        </w:rPr>
+        <w:t xml:space="preserve">Journal of Statistical Software</w:t>
+      </w:r>
       <w:r>
         <w:t xml:space="preserve">,</w:t>
       </w:r>
       <w:r>
         <w:t xml:space="preserve"> </w:t>
       </w:r>
-      <w:hyperlink w:anchor="ref-kidd2014goldilocks">
-        <w:r>
-          <w:rPr>
-            <w:rStyle w:val="Hyperlink"/>
-          </w:rPr>
-          <w:t xml:space="preserve">2014</w:t>
-        </w:r>
-      </w:hyperlink>
-      <w:r>
-        <w:t xml:space="preserve">)</w:t>
-      </w:r>
-      <w:r>
-        <w:t xml:space="preserve">, where a moderate amount of variability—here, variation of the type common in children’s everyday language input—is associated with the highest engagement. Overall, our pupillometry findings point to attentional engagement as a plausible, though not yet definitively established, mechanism by which label variation, particularly of the type that children encounter naturalistically, could facilitate novel word learning over short timescales.</w:t>
-      </w:r>
-    </w:p>
-    <w:p>
-      <w:pPr>
-        <w:pStyle w:val="BodyText"/>
-      </w:pPr>
-      <w:r>
-        <w:t xml:space="preserve">In sum, this study provides the first experimental evidence that English-hearing toddlers can successfully contend with label variants when learning new words. Typical CDS variants were associated with both greater attentional engagement during learning and numerically higher word-recogniton accuracy, relative to atypical variation and consistent labels. These findings suggest that naturalistic label variation in children’s input is not simply noise and may play a facilitative role in early word learning.</w:t>
-      </w:r>
-    </w:p>
-    <w:bookmarkEnd w:id="58"/>
-    <w:bookmarkStart w:id="130" w:name="references"/>
-    <w:p>
-      <w:pPr>
-        <w:pStyle w:val="Heading1"/>
-      </w:pPr>
-      <w:r>
-        <w:t xml:space="preserve">5. References</w:t>
-      </w:r>
-    </w:p>
-    <w:bookmarkStart w:id="129" w:name="refs"/>
-    <w:bookmarkStart w:id="60" w:name="ref-lme4"/>
+      <w:r>
+        <w:rPr>
+          <w:i/>
+          <w:iCs/>
+        </w:rPr>
+        <w:t xml:space="preserve">67</w:t>
+      </w:r>
+      <w:r>
+        <w:t xml:space="preserve">(1), 1–48.</w:t>
+      </w:r>
+      <w:r>
+        <w:t xml:space="preserve"> </w:t>
+      </w:r>
+      <w:hyperlink r:id="rId58">
+        <w:r>
+          <w:rPr>
+            <w:rStyle w:val="Hyperlink"/>
+          </w:rPr>
+          <w:t xml:space="preserve">https://doi.org/10.18637/jss.v067.i01</w:t>
+        </w:r>
+      </w:hyperlink>
+    </w:p>
+    <w:bookmarkEnd w:id="59"/>
+    <w:bookmarkStart w:id="60" w:name="ref-praat"/>
     <w:p>
       <w:pPr>
         <w:pStyle w:val="Bibliography"/>
       </w:pPr>
       <w:r>
-        <w:t xml:space="preserve">Bates, D., Mächler, M., Bolker, B., &amp; Walker, S. (2015). Fitting linear mixed-effects models using</w:t>
-      </w:r>
-      <w:r>
-        <w:t xml:space="preserve"> </w:t>
-      </w:r>
-      <w:r>
-        <w:t xml:space="preserve">lme4</w:t>
+        <w:t xml:space="preserve">Boersma, P., &amp; Weenink, D. (2025).</w:t>
+      </w:r>
+      <w:r>
+        <w:t xml:space="preserve"> </w:t>
+      </w:r>
+      <w:r>
+        <w:rPr>
+          <w:i/>
+          <w:iCs/>
+        </w:rPr>
+        <w:t xml:space="preserve">Praat: Doing phonetics by computer [computer program]</w:t>
       </w:r>
       <w:r>
         <w:t xml:space="preserve">.</w:t>
       </w:r>
-      <w:r>
-        <w:t xml:space="preserve"> </w:t>
-      </w:r>
-      <w:r>
-        <w:rPr>
-          <w:i/>
-          <w:iCs/>
-        </w:rPr>
-        <w:t xml:space="preserve">Journal of Statistical Software</w:t>
+    </w:p>
+    <w:bookmarkEnd w:id="60"/>
+    <w:bookmarkStart w:id="61" w:name="ref-braginsky2019consistency"/>
+    <w:p>
+      <w:pPr>
+        <w:pStyle w:val="Bibliography"/>
+      </w:pPr>
+      <w:r>
+        <w:t xml:space="preserve">Braginsky, M., Yurovsky, D., Marchman, V. A., &amp; Frank, M. C. (2019). Consistency and variability in children’s word learning across languages.</w:t>
+      </w:r>
+      <w:r>
+        <w:t xml:space="preserve"> </w:t>
+      </w:r>
+      <w:r>
+        <w:rPr>
+          <w:i/>
+          <w:iCs/>
+        </w:rPr>
+        <w:t xml:space="preserve">Open Mind</w:t>
       </w:r>
       <w:r>
         <w:t xml:space="preserve">,</w:t>
@@ -5044,64 +4558,174 @@
           <w:i/>
           <w:iCs/>
         </w:rPr>
+        <w:t xml:space="preserve">3</w:t>
+      </w:r>
+      <w:r>
+        <w:t xml:space="preserve">, 52–67.</w:t>
+      </w:r>
+    </w:p>
+    <w:bookmarkEnd w:id="61"/>
+    <w:bookmarkStart w:id="62" w:name="ref-bynon1968berber"/>
+    <w:p>
+      <w:pPr>
+        <w:pStyle w:val="Bibliography"/>
+      </w:pPr>
+      <w:r>
+        <w:t xml:space="preserve">Bynon, J. (1968). Berber nursery language.</w:t>
+      </w:r>
+      <w:r>
+        <w:t xml:space="preserve"> </w:t>
+      </w:r>
+      <w:r>
+        <w:rPr>
+          <w:i/>
+          <w:iCs/>
+        </w:rPr>
+        <w:t xml:space="preserve">Transactions of the Philological Society</w:t>
+      </w:r>
+      <w:r>
+        <w:t xml:space="preserve">,</w:t>
+      </w:r>
+      <w:r>
+        <w:t xml:space="preserve"> </w:t>
+      </w:r>
+      <w:r>
+        <w:rPr>
+          <w:i/>
+          <w:iCs/>
+        </w:rPr>
         <w:t xml:space="preserve">67</w:t>
       </w:r>
       <w:r>
-        <w:t xml:space="preserve">(1), 1–48.</w:t>
-      </w:r>
-      <w:r>
-        <w:t xml:space="preserve"> </w:t>
-      </w:r>
-      <w:hyperlink r:id="rId59">
-        <w:r>
-          <w:rPr>
-            <w:rStyle w:val="Hyperlink"/>
-          </w:rPr>
-          <w:t xml:space="preserve">https://doi.org/10.18637/jss.v067.i01</w:t>
-        </w:r>
-      </w:hyperlink>
-    </w:p>
-    <w:bookmarkEnd w:id="60"/>
-    <w:bookmarkStart w:id="61" w:name="ref-praat"/>
+        <w:t xml:space="preserve">(1), 107–161.</w:t>
+      </w:r>
+    </w:p>
+    <w:bookmarkEnd w:id="62"/>
+    <w:bookmarkStart w:id="63" w:name="ref-callanan2004multiple"/>
     <w:p>
       <w:pPr>
         <w:pStyle w:val="Bibliography"/>
       </w:pPr>
       <w:r>
-        <w:t xml:space="preserve">Boersma, P., &amp; Weenink, D. (2025).</w:t>
-      </w:r>
-      <w:r>
-        <w:t xml:space="preserve"> </w:t>
-      </w:r>
-      <w:r>
-        <w:rPr>
-          <w:i/>
-          <w:iCs/>
-        </w:rPr>
-        <w:t xml:space="preserve">Praat: Doing phonetics by computer [computer program]</w:t>
+        <w:t xml:space="preserve">Callanan, M. A., &amp; Sabbagh, M. A. (2004). Multiple labels for objects in conversations with young children: Parents’ language and children’s developing expectations about word meanings.</w:t>
+      </w:r>
+      <w:r>
+        <w:t xml:space="preserve"> </w:t>
+      </w:r>
+      <w:r>
+        <w:rPr>
+          <w:i/>
+          <w:iCs/>
+        </w:rPr>
+        <w:t xml:space="preserve">Developmental Psychology</w:t>
+      </w:r>
+      <w:r>
+        <w:t xml:space="preserve">,</w:t>
+      </w:r>
+      <w:r>
+        <w:t xml:space="preserve"> </w:t>
+      </w:r>
+      <w:r>
+        <w:rPr>
+          <w:i/>
+          <w:iCs/>
+        </w:rPr>
+        <w:t xml:space="preserve">40</w:t>
+      </w:r>
+      <w:r>
+        <w:t xml:space="preserve">(5), 746.</w:t>
+      </w:r>
+    </w:p>
+    <w:bookmarkEnd w:id="63"/>
+    <w:bookmarkStart w:id="64" w:name="ref-casagrande1948comanche"/>
+    <w:p>
+      <w:pPr>
+        <w:pStyle w:val="Bibliography"/>
+      </w:pPr>
+      <w:r>
+        <w:t xml:space="preserve">Casagrande, J. B. (1948). Comanche baby language.</w:t>
+      </w:r>
+      <w:r>
+        <w:t xml:space="preserve"> </w:t>
+      </w:r>
+      <w:r>
+        <w:rPr>
+          <w:i/>
+          <w:iCs/>
+        </w:rPr>
+        <w:t xml:space="preserve">International Journal of American Linguistics</w:t>
+      </w:r>
+      <w:r>
+        <w:t xml:space="preserve">,</w:t>
+      </w:r>
+      <w:r>
+        <w:t xml:space="preserve"> </w:t>
+      </w:r>
+      <w:r>
+        <w:rPr>
+          <w:i/>
+          <w:iCs/>
+        </w:rPr>
+        <w:t xml:space="preserve">14</w:t>
+      </w:r>
+      <w:r>
+        <w:t xml:space="preserve">(1), 11–14.</w:t>
+      </w:r>
+    </w:p>
+    <w:bookmarkEnd w:id="64"/>
+    <w:bookmarkStart w:id="65" w:name="ref-casey2022doggy"/>
+    <w:p>
+      <w:pPr>
+        <w:pStyle w:val="Bibliography"/>
+      </w:pPr>
+      <w:r>
+        <w:t xml:space="preserve">Casey, K., &amp; Casillas, M. (2022). From doggy to dog: Developmental shifts in children’s use of register-specific words.</w:t>
+      </w:r>
+      <w:r>
+        <w:t xml:space="preserve"> </w:t>
+      </w:r>
+      <w:r>
+        <w:rPr>
+          <w:i/>
+          <w:iCs/>
+        </w:rPr>
+        <w:t xml:space="preserve">Proceedings of the Annual Meeting of the Cognitive Science Society</w:t>
+      </w:r>
+      <w:r>
+        <w:t xml:space="preserve">,</w:t>
+      </w:r>
+      <w:r>
+        <w:t xml:space="preserve"> </w:t>
+      </w:r>
+      <w:r>
+        <w:rPr>
+          <w:i/>
+          <w:iCs/>
+        </w:rPr>
+        <w:t xml:space="preserve">44</w:t>
       </w:r>
       <w:r>
         <w:t xml:space="preserve">.</w:t>
       </w:r>
     </w:p>
-    <w:bookmarkEnd w:id="61"/>
-    <w:bookmarkStart w:id="62" w:name="ref-braginsky2019consistency"/>
+    <w:bookmarkEnd w:id="65"/>
+    <w:bookmarkStart w:id="66" w:name="ref-clark1988logic"/>
     <w:p>
       <w:pPr>
         <w:pStyle w:val="Bibliography"/>
       </w:pPr>
       <w:r>
-        <w:t xml:space="preserve">Braginsky, M., Yurovsky, D., Marchman, V. A., &amp; Frank, M. C. (2019). Consistency and variability in children’s word learning across languages.</w:t>
-      </w:r>
-      <w:r>
-        <w:t xml:space="preserve"> </w:t>
-      </w:r>
-      <w:r>
-        <w:rPr>
-          <w:i/>
-          <w:iCs/>
-        </w:rPr>
-        <w:t xml:space="preserve">Open Mind</w:t>
+        <w:t xml:space="preserve">Clark, E. V. (1988). On the logic of contrast.</w:t>
+      </w:r>
+      <w:r>
+        <w:t xml:space="preserve"> </w:t>
+      </w:r>
+      <w:r>
+        <w:rPr>
+          <w:i/>
+          <w:iCs/>
+        </w:rPr>
+        <w:t xml:space="preserve">Journal of Child Language</w:t>
       </w:r>
       <w:r>
         <w:t xml:space="preserve">,</w:t>
@@ -5114,42 +4738,539 @@
           <w:i/>
           <w:iCs/>
         </w:rPr>
+        <w:t xml:space="preserve">15</w:t>
+      </w:r>
+      <w:r>
+        <w:t xml:space="preserve">(2), 317–335.</w:t>
+      </w:r>
+    </w:p>
+    <w:bookmarkEnd w:id="66"/>
+    <w:bookmarkStart w:id="67" w:name="ref-deak2001any"/>
+    <w:p>
+      <w:pPr>
+        <w:pStyle w:val="Bibliography"/>
+      </w:pPr>
+      <w:r>
+        <w:t xml:space="preserve">Deak, G. O., Yen, L., &amp; Pettit, J. (2001). By any other name: When will preschoolers produce several labels for a referent?</w:t>
+      </w:r>
+      <w:r>
+        <w:t xml:space="preserve"> </w:t>
+      </w:r>
+      <w:r>
+        <w:rPr>
+          <w:i/>
+          <w:iCs/>
+        </w:rPr>
+        <w:t xml:space="preserve">Journal of Child Language</w:t>
+      </w:r>
+      <w:r>
+        <w:t xml:space="preserve">,</w:t>
+      </w:r>
+      <w:r>
+        <w:t xml:space="preserve"> </w:t>
+      </w:r>
+      <w:r>
+        <w:rPr>
+          <w:i/>
+          <w:iCs/>
+        </w:rPr>
+        <w:t xml:space="preserve">28</w:t>
+      </w:r>
+      <w:r>
+        <w:t xml:space="preserve">(3), 787–804.</w:t>
+      </w:r>
+    </w:p>
+    <w:bookmarkEnd w:id="67"/>
+    <w:bookmarkStart w:id="68" w:name="ref-faul2009statistical"/>
+    <w:p>
+      <w:pPr>
+        <w:pStyle w:val="Bibliography"/>
+      </w:pPr>
+      <w:r>
+        <w:t xml:space="preserve">Faul, F., Erdfelder, E., Buchner, A., &amp; Lang, A.-G. (2009). Statistical power analyses using g* power 3.1: Tests for correlation and regression analyses.</w:t>
+      </w:r>
+      <w:r>
+        <w:t xml:space="preserve"> </w:t>
+      </w:r>
+      <w:r>
+        <w:rPr>
+          <w:i/>
+          <w:iCs/>
+        </w:rPr>
+        <w:t xml:space="preserve">Behavior Research Methods</w:t>
+      </w:r>
+      <w:r>
+        <w:t xml:space="preserve">,</w:t>
+      </w:r>
+      <w:r>
+        <w:t xml:space="preserve"> </w:t>
+      </w:r>
+      <w:r>
+        <w:rPr>
+          <w:i/>
+          <w:iCs/>
+        </w:rPr>
+        <w:t xml:space="preserve">41</w:t>
+      </w:r>
+      <w:r>
+        <w:t xml:space="preserve">(4), 1149–1160.</w:t>
+      </w:r>
+    </w:p>
+    <w:bookmarkEnd w:id="68"/>
+    <w:bookmarkStart w:id="69" w:name="ref-ferguson1964baby"/>
+    <w:p>
+      <w:pPr>
+        <w:pStyle w:val="Bibliography"/>
+      </w:pPr>
+      <w:r>
+        <w:t xml:space="preserve">Ferguson, C. A. (1964). Baby talk in six languages.</w:t>
+      </w:r>
+      <w:r>
+        <w:t xml:space="preserve"> </w:t>
+      </w:r>
+      <w:r>
+        <w:rPr>
+          <w:i/>
+          <w:iCs/>
+        </w:rPr>
+        <w:t xml:space="preserve">American Anthropologist</w:t>
+      </w:r>
+      <w:r>
+        <w:t xml:space="preserve">,</w:t>
+      </w:r>
+      <w:r>
+        <w:t xml:space="preserve"> </w:t>
+      </w:r>
+      <w:r>
+        <w:rPr>
+          <w:i/>
+          <w:iCs/>
+        </w:rPr>
+        <w:t xml:space="preserve">66</w:t>
+      </w:r>
+      <w:r>
+        <w:t xml:space="preserve">(6), 103–114.</w:t>
+      </w:r>
+    </w:p>
+    <w:bookmarkEnd w:id="69"/>
+    <w:bookmarkStart w:id="70" w:name="ref-fernald2008looking"/>
+    <w:p>
+      <w:pPr>
+        <w:pStyle w:val="Bibliography"/>
+      </w:pPr>
+      <w:r>
+        <w:t xml:space="preserve">Fernald, A. E., Zangl, R., Portillo, A. L., &amp; Marchman, V. A. (2008). Looking while listening: Using eye movements to monitor spoken language comprehension by infants and young children. In</w:t>
+      </w:r>
+      <w:r>
+        <w:t xml:space="preserve"> </w:t>
+      </w:r>
+      <w:r>
+        <w:rPr>
+          <w:i/>
+          <w:iCs/>
+        </w:rPr>
+        <w:t xml:space="preserve">Developmental psycholinguistics: On-line methods in children’s language processing</w:t>
+      </w:r>
+      <w:r>
+        <w:t xml:space="preserve"> </w:t>
+      </w:r>
+      <w:r>
+        <w:t xml:space="preserve">(pp. 97–135). John Benjamins Publishing Company.</w:t>
+      </w:r>
+    </w:p>
+    <w:bookmarkEnd w:id="70"/>
+    <w:bookmarkStart w:id="71" w:name="ref-frank2021variability"/>
+    <w:p>
+      <w:pPr>
+        <w:pStyle w:val="Bibliography"/>
+      </w:pPr>
+      <w:r>
+        <w:t xml:space="preserve">Frank, M. C., Braginsky, M., Yurovsky, D., &amp; Marchman, V. A. (2021).</w:t>
+      </w:r>
+      <w:r>
+        <w:t xml:space="preserve"> </w:t>
+      </w:r>
+      <w:r>
+        <w:rPr>
+          <w:i/>
+          <w:iCs/>
+        </w:rPr>
+        <w:t xml:space="preserve">Variability and consistency in early language learning: The wordbank project</w:t>
+      </w:r>
+      <w:r>
+        <w:t xml:space="preserve">. MIT Press.</w:t>
+      </w:r>
+    </w:p>
+    <w:bookmarkEnd w:id="71"/>
+    <w:bookmarkStart w:id="72" w:name="ref-han2023che"/>
+    <w:p>
+      <w:pPr>
+        <w:pStyle w:val="Bibliography"/>
+      </w:pPr>
+      <w:r>
+        <w:t xml:space="preserve">Han, M., &amp; Gu, Y. (2023). Che-che (</w:t>
+      </w:r>
+      <w:r>
+        <w:t xml:space="preserve">“car-car”</w:t>
+      </w:r>
+      <w:r>
+        <w:t xml:space="preserve">) and chi-chi (</w:t>
+      </w:r>
+      <w:r>
+        <w:t xml:space="preserve">“eat-eat”</w:t>
+      </w:r>
+      <w:r>
+        <w:t xml:space="preserve">): Reduplication in mandarin chinese child-directed speech.</w:t>
+      </w:r>
+      <w:r>
+        <w:t xml:space="preserve"> </w:t>
+      </w:r>
+      <w:r>
+        <w:rPr>
+          <w:i/>
+          <w:iCs/>
+        </w:rPr>
+        <w:t xml:space="preserve">Proceedings of the Annual Meeting of the Cognitive Science Society</w:t>
+      </w:r>
+      <w:r>
+        <w:t xml:space="preserve">,</w:t>
+      </w:r>
+      <w:r>
+        <w:t xml:space="preserve"> </w:t>
+      </w:r>
+      <w:r>
+        <w:rPr>
+          <w:i/>
+          <w:iCs/>
+        </w:rPr>
+        <w:t xml:space="preserve">45</w:t>
+      </w:r>
+      <w:r>
+        <w:t xml:space="preserve">.</w:t>
+      </w:r>
+    </w:p>
+    <w:bookmarkEnd w:id="72"/>
+    <w:bookmarkStart w:id="73" w:name="ref-stinepack"/>
+    <w:p>
+      <w:pPr>
+        <w:pStyle w:val="Bibliography"/>
+      </w:pPr>
+      <w:r>
+        <w:t xml:space="preserve">Johannesson, T., Bjornsson, H., Grothendieck, G., &amp; Johannesson, M. T. (2009). Package</w:t>
+      </w:r>
+      <w:r>
+        <w:t xml:space="preserve"> </w:t>
+      </w:r>
+      <w:r>
+        <w:t xml:space="preserve">“stinepack.”</w:t>
+      </w:r>
+      <w:r>
+        <w:t xml:space="preserve"> </w:t>
+      </w:r>
+      <w:r>
+        <w:rPr>
+          <w:i/>
+          <w:iCs/>
+        </w:rPr>
+        <w:t xml:space="preserve">Icelandic Meteorological Office</w:t>
+      </w:r>
+      <w:r>
+        <w:t xml:space="preserve">.</w:t>
+      </w:r>
+    </w:p>
+    <w:bookmarkEnd w:id="73"/>
+    <w:bookmarkStart w:id="74" w:name="ref-kempe2007diminutives"/>
+    <w:p>
+      <w:pPr>
+        <w:pStyle w:val="Bibliography"/>
+      </w:pPr>
+      <w:r>
+        <w:t xml:space="preserve">Kempe, V., Brooks, P. J., Gillis, S., &amp; Samson, G. (2007). Diminutives facilitate word segmentation in natural speech: Cross-linguistic evidence.</w:t>
+      </w:r>
+      <w:r>
+        <w:t xml:space="preserve"> </w:t>
+      </w:r>
+      <w:r>
+        <w:rPr>
+          <w:i/>
+          <w:iCs/>
+        </w:rPr>
+        <w:t xml:space="preserve">Memory &amp; Cognition</w:t>
+      </w:r>
+      <w:r>
+        <w:t xml:space="preserve">,</w:t>
+      </w:r>
+      <w:r>
+        <w:t xml:space="preserve"> </w:t>
+      </w:r>
+      <w:r>
+        <w:rPr>
+          <w:i/>
+          <w:iCs/>
+        </w:rPr>
+        <w:t xml:space="preserve">35</w:t>
+      </w:r>
+      <w:r>
+        <w:t xml:space="preserve">(4), 762–773.</w:t>
+      </w:r>
+    </w:p>
+    <w:bookmarkEnd w:id="74"/>
+    <w:bookmarkStart w:id="75" w:name="ref-kempe2001can"/>
+    <w:p>
+      <w:pPr>
+        <w:pStyle w:val="Bibliography"/>
+      </w:pPr>
+      <w:r>
+        <w:t xml:space="preserve">Kempe, V., Brooks, P. J., &amp; Pirott, L. (2001). How can child-directed speech facilitate the acquisition of morphology.</w:t>
+      </w:r>
+      <w:r>
+        <w:t xml:space="preserve"> </w:t>
+      </w:r>
+      <w:r>
+        <w:rPr>
+          <w:i/>
+          <w:iCs/>
+        </w:rPr>
+        <w:t xml:space="preserve">Research on Child Language Acquisition: Proceedings of the 8th Conference of the International Association for the Study of Child Language</w:t>
+      </w:r>
+      <w:r>
+        <w:t xml:space="preserve">, 1237–1247.</w:t>
+      </w:r>
+    </w:p>
+    <w:bookmarkEnd w:id="75"/>
+    <w:bookmarkStart w:id="76" w:name="ref-kidd2012goldilocks"/>
+    <w:p>
+      <w:pPr>
+        <w:pStyle w:val="Bibliography"/>
+      </w:pPr>
+      <w:r>
+        <w:t xml:space="preserve">Kidd, C., Piantadosi, S. T., &amp; Aslin, R. N. (2012). The goldilocks effect: Human infants allocate attention to visual sequences that are neither too simple nor too complex.</w:t>
+      </w:r>
+      <w:r>
+        <w:t xml:space="preserve"> </w:t>
+      </w:r>
+      <w:r>
+        <w:rPr>
+          <w:i/>
+          <w:iCs/>
+        </w:rPr>
+        <w:t xml:space="preserve">PloS One</w:t>
+      </w:r>
+      <w:r>
+        <w:t xml:space="preserve">,</w:t>
+      </w:r>
+      <w:r>
+        <w:t xml:space="preserve"> </w:t>
+      </w:r>
+      <w:r>
+        <w:rPr>
+          <w:i/>
+          <w:iCs/>
+        </w:rPr>
+        <w:t xml:space="preserve">7</w:t>
+      </w:r>
+      <w:r>
+        <w:t xml:space="preserve">(5), e36399.</w:t>
+      </w:r>
+    </w:p>
+    <w:bookmarkEnd w:id="76"/>
+    <w:bookmarkStart w:id="77" w:name="ref-kidd2014goldilocks"/>
+    <w:p>
+      <w:pPr>
+        <w:pStyle w:val="Bibliography"/>
+      </w:pPr>
+      <w:r>
+        <w:t xml:space="preserve">Kidd, C., Piantadosi, S. T., &amp; Aslin, R. N. (2014). The goldilocks effect in infant auditory attention.</w:t>
+      </w:r>
+      <w:r>
+        <w:t xml:space="preserve"> </w:t>
+      </w:r>
+      <w:r>
+        <w:rPr>
+          <w:i/>
+          <w:iCs/>
+        </w:rPr>
+        <w:t xml:space="preserve">Child Development</w:t>
+      </w:r>
+      <w:r>
+        <w:t xml:space="preserve">,</w:t>
+      </w:r>
+      <w:r>
+        <w:t xml:space="preserve"> </w:t>
+      </w:r>
+      <w:r>
+        <w:rPr>
+          <w:i/>
+          <w:iCs/>
+        </w:rPr>
+        <w:t xml:space="preserve">85</w:t>
+      </w:r>
+      <w:r>
+        <w:t xml:space="preserve">(5), 1795–1804.</w:t>
+      </w:r>
+    </w:p>
+    <w:bookmarkEnd w:id="77"/>
+    <w:bookmarkStart w:id="78" w:name="ref-laing2019role"/>
+    <w:p>
+      <w:pPr>
+        <w:pStyle w:val="Bibliography"/>
+      </w:pPr>
+      <w:r>
+        <w:t xml:space="preserve">Laing, C. (2019). A role for onomatopoeia in early language: Evidence from phonological development.</w:t>
+      </w:r>
+      <w:r>
+        <w:t xml:space="preserve"> </w:t>
+      </w:r>
+      <w:r>
+        <w:rPr>
+          <w:i/>
+          <w:iCs/>
+        </w:rPr>
+        <w:t xml:space="preserve">Language and Cognition</w:t>
+      </w:r>
+      <w:r>
+        <w:t xml:space="preserve">,</w:t>
+      </w:r>
+      <w:r>
+        <w:t xml:space="preserve"> </w:t>
+      </w:r>
+      <w:r>
+        <w:rPr>
+          <w:i/>
+          <w:iCs/>
+        </w:rPr>
+        <w:t xml:space="preserve">11</w:t>
+      </w:r>
+      <w:r>
+        <w:t xml:space="preserve">(2), 173–187.</w:t>
+      </w:r>
+    </w:p>
+    <w:bookmarkEnd w:id="78"/>
+    <w:bookmarkStart w:id="79" w:name="ref-laing2017perceptual"/>
+    <w:p>
+      <w:pPr>
+        <w:pStyle w:val="Bibliography"/>
+      </w:pPr>
+      <w:r>
+        <w:t xml:space="preserve">Laing, C. E. (2017). A perceptual advantage for onomatopoeia in early word learning: Evidence from eye-tracking.</w:t>
+      </w:r>
+      <w:r>
+        <w:t xml:space="preserve"> </w:t>
+      </w:r>
+      <w:r>
+        <w:rPr>
+          <w:i/>
+          <w:iCs/>
+        </w:rPr>
+        <w:t xml:space="preserve">Journal of Experimental Child Psychology</w:t>
+      </w:r>
+      <w:r>
+        <w:t xml:space="preserve">,</w:t>
+      </w:r>
+      <w:r>
+        <w:t xml:space="preserve"> </w:t>
+      </w:r>
+      <w:r>
+        <w:rPr>
+          <w:i/>
+          <w:iCs/>
+        </w:rPr>
+        <w:t xml:space="preserve">161</w:t>
+      </w:r>
+      <w:r>
+        <w:t xml:space="preserve">, 32–45.</w:t>
+      </w:r>
+    </w:p>
+    <w:bookmarkEnd w:id="79"/>
+    <w:bookmarkStart w:id="80" w:name="ref-liu2018review"/>
+    <w:p>
+      <w:pPr>
+        <w:pStyle w:val="Bibliography"/>
+      </w:pPr>
+      <w:r>
+        <w:t xml:space="preserve">Liu, F., &amp; Eugenio, E. C. (2018). A review and comparison of bayesian and likelihood-based inferences in beta regression and zero-or-one-inflated beta regression.</w:t>
+      </w:r>
+      <w:r>
+        <w:t xml:space="preserve"> </w:t>
+      </w:r>
+      <w:r>
+        <w:rPr>
+          <w:i/>
+          <w:iCs/>
+        </w:rPr>
+        <w:t xml:space="preserve">Statistical Methods in Medical Research</w:t>
+      </w:r>
+      <w:r>
+        <w:t xml:space="preserve">,</w:t>
+      </w:r>
+      <w:r>
+        <w:t xml:space="preserve"> </w:t>
+      </w:r>
+      <w:r>
+        <w:rPr>
+          <w:i/>
+          <w:iCs/>
+        </w:rPr>
+        <w:t xml:space="preserve">27</w:t>
+      </w:r>
+      <w:r>
+        <w:t xml:space="preserve">(4), 1024–1044.</w:t>
+      </w:r>
+    </w:p>
+    <w:bookmarkEnd w:id="80"/>
+    <w:bookmarkStart w:id="81" w:name="ref-manybabies2020quantifying"/>
+    <w:p>
+      <w:pPr>
+        <w:pStyle w:val="Bibliography"/>
+      </w:pPr>
+      <w:r>
+        <w:t xml:space="preserve">ManyBabiesConsortium. (2020). Quantifying sources of variability in infancy research using the infant-directed-speech preference.</w:t>
+      </w:r>
+      <w:r>
+        <w:t xml:space="preserve"> </w:t>
+      </w:r>
+      <w:r>
+        <w:rPr>
+          <w:i/>
+          <w:iCs/>
+        </w:rPr>
+        <w:t xml:space="preserve">Advances in Methods and Practices in Psychological Science</w:t>
+      </w:r>
+      <w:r>
+        <w:t xml:space="preserve">,</w:t>
+      </w:r>
+      <w:r>
+        <w:t xml:space="preserve"> </w:t>
+      </w:r>
+      <w:r>
+        <w:rPr>
+          <w:i/>
+          <w:iCs/>
+        </w:rPr>
         <w:t xml:space="preserve">3</w:t>
       </w:r>
       <w:r>
-        <w:t xml:space="preserve">, 52–67.</w:t>
-      </w:r>
-    </w:p>
-    <w:bookmarkEnd w:id="62"/>
-    <w:bookmarkStart w:id="64" w:name="ref-glmmTMB"/>
+        <w:t xml:space="preserve">(1), 24–52.</w:t>
+      </w:r>
+    </w:p>
+    <w:bookmarkEnd w:id="81"/>
+    <w:bookmarkStart w:id="82" w:name="ref-markman1988children"/>
     <w:p>
       <w:pPr>
         <w:pStyle w:val="Bibliography"/>
       </w:pPr>
       <w:r>
-        <w:t xml:space="preserve">Brooks, M. E., Kristensen, K., van Benthem, K. J., Magnusson, A., Berg, C. W., Nielsen, A., Skaug, H. J., Maechler, M., &amp; Bolker, B. M. (2017).</w:t>
-      </w:r>
-      <w:r>
-        <w:t xml:space="preserve"> </w:t>
-      </w:r>
-      <w:r>
-        <w:t xml:space="preserve">glmmTMB</w:t>
-      </w:r>
-      <w:r>
-        <w:t xml:space="preserve"> </w:t>
-      </w:r>
-      <w:r>
-        <w:t xml:space="preserve">balances speed and flexibility among packages for zero-inflated generalized linear mixed modeling.</w:t>
-      </w:r>
-      <w:r>
-        <w:t xml:space="preserve"> </w:t>
-      </w:r>
-      <w:r>
-        <w:rPr>
-          <w:i/>
-          <w:iCs/>
-        </w:rPr>
-        <w:t xml:space="preserve">The R Journal</w:t>
+        <w:t xml:space="preserve">Markman, E. M., &amp; Wachtel, G. F. (1988). Children’s use of mutual exclusivity to constrain the meanings of words.</w:t>
+      </w:r>
+      <w:r>
+        <w:t xml:space="preserve"> </w:t>
+      </w:r>
+      <w:r>
+        <w:rPr>
+          <w:i/>
+          <w:iCs/>
+        </w:rPr>
+        <w:t xml:space="preserve">Cognitive Psychology</w:t>
       </w:r>
       <w:r>
         <w:t xml:space="preserve">,</w:t>
@@ -5162,41 +5283,30 @@
           <w:i/>
           <w:iCs/>
         </w:rPr>
-        <w:t xml:space="preserve">9</w:t>
-      </w:r>
-      <w:r>
-        <w:t xml:space="preserve">(2), 378–400.</w:t>
-      </w:r>
-      <w:r>
-        <w:t xml:space="preserve"> </w:t>
-      </w:r>
-      <w:hyperlink r:id="rId63">
-        <w:r>
-          <w:rPr>
-            <w:rStyle w:val="Hyperlink"/>
-          </w:rPr>
-          <w:t xml:space="preserve">https://doi.org/10.32614/RJ-2017-066</w:t>
-        </w:r>
-      </w:hyperlink>
-    </w:p>
-    <w:bookmarkEnd w:id="64"/>
-    <w:bookmarkStart w:id="65" w:name="ref-brms"/>
+        <w:t xml:space="preserve">20</w:t>
+      </w:r>
+      <w:r>
+        <w:t xml:space="preserve">(2), 121–157.</w:t>
+      </w:r>
+    </w:p>
+    <w:bookmarkEnd w:id="82"/>
+    <w:bookmarkStart w:id="83" w:name="ref-markman2003use"/>
     <w:p>
       <w:pPr>
         <w:pStyle w:val="Bibliography"/>
       </w:pPr>
       <w:r>
-        <w:t xml:space="preserve">Bürkner, P.-C. (2017). Brms: An r package for bayesian multilevel models using stan.</w:t>
-      </w:r>
-      <w:r>
-        <w:t xml:space="preserve"> </w:t>
-      </w:r>
-      <w:r>
-        <w:rPr>
-          <w:i/>
-          <w:iCs/>
-        </w:rPr>
-        <w:t xml:space="preserve">Journal of Statistical Software</w:t>
+        <w:t xml:space="preserve">Markman, E. M., Wasow, J. L., &amp; Hansen, M. B. (2003). Use of the mutual exclusivity assumption by young word learners.</w:t>
+      </w:r>
+      <w:r>
+        <w:t xml:space="preserve"> </w:t>
+      </w:r>
+      <w:r>
+        <w:rPr>
+          <w:i/>
+          <w:iCs/>
+        </w:rPr>
+        <w:t xml:space="preserve">Cognitive Psychology</w:t>
       </w:r>
       <w:r>
         <w:t xml:space="preserve">,</w:t>
@@ -5209,30 +5319,79 @@
           <w:i/>
           <w:iCs/>
         </w:rPr>
-        <w:t xml:space="preserve">80</w:t>
-      </w:r>
-      <w:r>
-        <w:t xml:space="preserve">, 1–28.</w:t>
-      </w:r>
-    </w:p>
-    <w:bookmarkEnd w:id="65"/>
-    <w:bookmarkStart w:id="66" w:name="ref-bynon1968berber"/>
+        <w:t xml:space="preserve">47</w:t>
+      </w:r>
+      <w:r>
+        <w:t xml:space="preserve">(3), 241–275.</w:t>
+      </w:r>
+    </w:p>
+    <w:bookmarkEnd w:id="83"/>
+    <w:bookmarkStart w:id="84" w:name="ref-mazuka2008japanese"/>
     <w:p>
       <w:pPr>
         <w:pStyle w:val="Bibliography"/>
       </w:pPr>
       <w:r>
-        <w:t xml:space="preserve">Bynon, J. (1968). Berber nursery language.</w:t>
-      </w:r>
-      <w:r>
-        <w:t xml:space="preserve"> </w:t>
-      </w:r>
-      <w:r>
-        <w:rPr>
-          <w:i/>
-          <w:iCs/>
-        </w:rPr>
-        <w:t xml:space="preserve">Transactions of the Philological Society</w:t>
+        <w:t xml:space="preserve">Mazuka, R., Kondo, T., &amp; Hayashi, A. (2008). Japanese mothers’ use of specialized vocabulary in infant-directed speech: Infant-directed vocabulary in japanese. In</w:t>
+      </w:r>
+      <w:r>
+        <w:t xml:space="preserve"> </w:t>
+      </w:r>
+      <w:r>
+        <w:rPr>
+          <w:i/>
+          <w:iCs/>
+        </w:rPr>
+        <w:t xml:space="preserve">The origins of language: Unraveling evolutionary forces</w:t>
+      </w:r>
+      <w:r>
+        <w:t xml:space="preserve"> </w:t>
+      </w:r>
+      <w:r>
+        <w:t xml:space="preserve">(pp. 39–58). Springer.</w:t>
+      </w:r>
+    </w:p>
+    <w:bookmarkEnd w:id="84"/>
+    <w:bookmarkStart w:id="85" w:name="ref-merriman1989mutual"/>
+    <w:p>
+      <w:pPr>
+        <w:pStyle w:val="Bibliography"/>
+      </w:pPr>
+      <w:r>
+        <w:t xml:space="preserve">Merriman, W. E., Bowman, L. L., &amp; MacWhinney, B. (1989). The mutual exclusivity bias in children’s word learning.</w:t>
+      </w:r>
+      <w:r>
+        <w:t xml:space="preserve"> </w:t>
+      </w:r>
+      <w:r>
+        <w:rPr>
+          <w:i/>
+          <w:iCs/>
+        </w:rPr>
+        <w:t xml:space="preserve">Monographs of the Society for Research in Child Development</w:t>
+      </w:r>
+      <w:r>
+        <w:t xml:space="preserve">, i–129.</w:t>
+      </w:r>
+    </w:p>
+    <w:bookmarkEnd w:id="85"/>
+    <w:bookmarkStart w:id="86" w:name="ref-merritt1994artifact"/>
+    <w:p>
+      <w:pPr>
+        <w:pStyle w:val="Bibliography"/>
+      </w:pPr>
+      <w:r>
+        <w:t xml:space="preserve">Merritt, S. L., Keegan, A. P., &amp; Mercer, P. W. (1994). Artifact management in pupillometry.</w:t>
+      </w:r>
+      <w:r>
+        <w:t xml:space="preserve"> </w:t>
+      </w:r>
+      <w:r>
+        <w:rPr>
+          <w:i/>
+          <w:iCs/>
+        </w:rPr>
+        <w:t xml:space="preserve">Nursing Research</w:t>
       </w:r>
       <w:r>
         <w:t xml:space="preserve">,</w:t>
@@ -5245,20 +5404,272 @@
           <w:i/>
           <w:iCs/>
         </w:rPr>
-        <w:t xml:space="preserve">67</w:t>
-      </w:r>
-      <w:r>
-        <w:t xml:space="preserve">(1), 107–161.</w:t>
-      </w:r>
-    </w:p>
-    <w:bookmarkEnd w:id="66"/>
-    <w:bookmarkStart w:id="67" w:name="ref-callanan2004multiple"/>
+        <w:t xml:space="preserve">43</w:t>
+      </w:r>
+      <w:r>
+        <w:t xml:space="preserve">(1), 56–59.</w:t>
+      </w:r>
+    </w:p>
+    <w:bookmarkEnd w:id="86"/>
+    <w:bookmarkStart w:id="87" w:name="ref-mervis1994two"/>
     <w:p>
       <w:pPr>
         <w:pStyle w:val="Bibliography"/>
       </w:pPr>
       <w:r>
-        <w:t xml:space="preserve">Callanan, M. A., &amp; Sabbagh, M. A. (2004). Multiple labels for objects in conversations with young children: Parents’ language and children’s developing expectations about word meanings.</w:t>
+        <w:t xml:space="preserve">Mervis, C. B., Golinkoff, R. M., &amp; Bertrand, J. (1994). Two-year-olds readily learn multiple labels for the same basic-level category.</w:t>
+      </w:r>
+      <w:r>
+        <w:t xml:space="preserve"> </w:t>
+      </w:r>
+      <w:r>
+        <w:rPr>
+          <w:i/>
+          <w:iCs/>
+        </w:rPr>
+        <w:t xml:space="preserve">Child Development</w:t>
+      </w:r>
+      <w:r>
+        <w:t xml:space="preserve">,</w:t>
+      </w:r>
+      <w:r>
+        <w:t xml:space="preserve"> </w:t>
+      </w:r>
+      <w:r>
+        <w:rPr>
+          <w:i/>
+          <w:iCs/>
+        </w:rPr>
+        <w:t xml:space="preserve">65</w:t>
+      </w:r>
+      <w:r>
+        <w:t xml:space="preserve">(4), 1163–1177.</w:t>
+      </w:r>
+    </w:p>
+    <w:bookmarkEnd w:id="87"/>
+    <w:bookmarkStart w:id="88" w:name="ref-miyazawa2017vowels"/>
+    <w:p>
+      <w:pPr>
+        <w:pStyle w:val="Bibliography"/>
+      </w:pPr>
+      <w:r>
+        <w:t xml:space="preserve">Miyazawa, K., Shinya, T., Martin, A., Kikuchi, H., &amp; Mazuka, R. (2017). Vowels in infant-directed speech: More breathy and more variable, but not clearer.</w:t>
+      </w:r>
+      <w:r>
+        <w:t xml:space="preserve"> </w:t>
+      </w:r>
+      <w:r>
+        <w:rPr>
+          <w:i/>
+          <w:iCs/>
+        </w:rPr>
+        <w:t xml:space="preserve">Cognition</w:t>
+      </w:r>
+      <w:r>
+        <w:t xml:space="preserve">,</w:t>
+      </w:r>
+      <w:r>
+        <w:t xml:space="preserve"> </w:t>
+      </w:r>
+      <w:r>
+        <w:rPr>
+          <w:i/>
+          <w:iCs/>
+        </w:rPr>
+        <w:t xml:space="preserve">166</w:t>
+      </w:r>
+      <w:r>
+        <w:t xml:space="preserve">, 84–93.</w:t>
+      </w:r>
+    </w:p>
+    <w:bookmarkEnd w:id="88"/>
+    <w:bookmarkStart w:id="89" w:name="ref-moore2024wordform"/>
+    <w:p>
+      <w:pPr>
+        <w:pStyle w:val="Bibliography"/>
+      </w:pPr>
+      <w:r>
+        <w:t xml:space="preserve">Moore, C., &amp; Bergelson, E. (2024). Wordform variability in infants’ language environment and its effects on early word learning.</w:t>
+      </w:r>
+      <w:r>
+        <w:t xml:space="preserve"> </w:t>
+      </w:r>
+      <w:r>
+        <w:rPr>
+          <w:i/>
+          <w:iCs/>
+        </w:rPr>
+        <w:t xml:space="preserve">Cognition</w:t>
+      </w:r>
+      <w:r>
+        <w:t xml:space="preserve">,</w:t>
+      </w:r>
+      <w:r>
+        <w:t xml:space="preserve"> </w:t>
+      </w:r>
+      <w:r>
+        <w:rPr>
+          <w:i/>
+          <w:iCs/>
+        </w:rPr>
+        <w:t xml:space="preserve">245</w:t>
+      </w:r>
+      <w:r>
+        <w:t xml:space="preserve">, 105694.</w:t>
+      </w:r>
+    </w:p>
+    <w:bookmarkEnd w:id="89"/>
+    <w:bookmarkStart w:id="90" w:name="ref-nencheva2021moment"/>
+    <w:p>
+      <w:pPr>
+        <w:pStyle w:val="Bibliography"/>
+      </w:pPr>
+      <w:r>
+        <w:t xml:space="preserve">Nencheva, M. L., Piazza, E. A., &amp; Lew-Williams, C. (2021). The moment-to-moment pitch dynamics of child-directed speech shape toddlers’ attention and learning.</w:t>
+      </w:r>
+      <w:r>
+        <w:t xml:space="preserve"> </w:t>
+      </w:r>
+      <w:r>
+        <w:rPr>
+          <w:i/>
+          <w:iCs/>
+        </w:rPr>
+        <w:t xml:space="preserve">Developmental Science</w:t>
+      </w:r>
+      <w:r>
+        <w:t xml:space="preserve">,</w:t>
+      </w:r>
+      <w:r>
+        <w:t xml:space="preserve"> </w:t>
+      </w:r>
+      <w:r>
+        <w:rPr>
+          <w:i/>
+          <w:iCs/>
+        </w:rPr>
+        <w:t xml:space="preserve">24</w:t>
+      </w:r>
+      <w:r>
+        <w:t xml:space="preserve">(1), e12997.</w:t>
+      </w:r>
+    </w:p>
+    <w:bookmarkEnd w:id="90"/>
+    <w:bookmarkStart w:id="91" w:name="ref-ota2018choo"/>
+    <w:p>
+      <w:pPr>
+        <w:pStyle w:val="Bibliography"/>
+      </w:pPr>
+      <w:r>
+        <w:t xml:space="preserve">Ota, M., Davies-Jenkins, N., &amp; Skarabela, B. (2018). Why choo-choo is better than train: The role of register-specific words in early vocabulary growth.</w:t>
+      </w:r>
+      <w:r>
+        <w:t xml:space="preserve"> </w:t>
+      </w:r>
+      <w:r>
+        <w:rPr>
+          <w:i/>
+          <w:iCs/>
+        </w:rPr>
+        <w:t xml:space="preserve">Cognitive Science</w:t>
+      </w:r>
+      <w:r>
+        <w:t xml:space="preserve">,</w:t>
+      </w:r>
+      <w:r>
+        <w:t xml:space="preserve"> </w:t>
+      </w:r>
+      <w:r>
+        <w:rPr>
+          <w:i/>
+          <w:iCs/>
+        </w:rPr>
+        <w:t xml:space="preserve">42</w:t>
+      </w:r>
+      <w:r>
+        <w:t xml:space="preserve">(6), 1974–1999.</w:t>
+      </w:r>
+    </w:p>
+    <w:bookmarkEnd w:id="91"/>
+    <w:bookmarkStart w:id="92" w:name="ref-ota2016reduplicated"/>
+    <w:p>
+      <w:pPr>
+        <w:pStyle w:val="Bibliography"/>
+      </w:pPr>
+      <w:r>
+        <w:t xml:space="preserve">Ota, M., &amp; Skarabela, B. (2016). Reduplicated words are easier to learn.</w:t>
+      </w:r>
+      <w:r>
+        <w:t xml:space="preserve"> </w:t>
+      </w:r>
+      <w:r>
+        <w:rPr>
+          <w:i/>
+          <w:iCs/>
+        </w:rPr>
+        <w:t xml:space="preserve">Language Learning and Development</w:t>
+      </w:r>
+      <w:r>
+        <w:t xml:space="preserve">,</w:t>
+      </w:r>
+      <w:r>
+        <w:t xml:space="preserve"> </w:t>
+      </w:r>
+      <w:r>
+        <w:rPr>
+          <w:i/>
+          <w:iCs/>
+        </w:rPr>
+        <w:t xml:space="preserve">12</w:t>
+      </w:r>
+      <w:r>
+        <w:t xml:space="preserve">(4), 380–397.</w:t>
+      </w:r>
+    </w:p>
+    <w:bookmarkEnd w:id="92"/>
+    <w:bookmarkStart w:id="93" w:name="ref-ota2018reduplication"/>
+    <w:p>
+      <w:pPr>
+        <w:pStyle w:val="Bibliography"/>
+      </w:pPr>
+      <w:r>
+        <w:t xml:space="preserve">Ota, M., &amp; Skarabela, B. (2018). Reduplication facilitates early word segmentation.</w:t>
+      </w:r>
+      <w:r>
+        <w:t xml:space="preserve"> </w:t>
+      </w:r>
+      <w:r>
+        <w:rPr>
+          <w:i/>
+          <w:iCs/>
+        </w:rPr>
+        <w:t xml:space="preserve">Journal of Child Language</w:t>
+      </w:r>
+      <w:r>
+        <w:t xml:space="preserve">,</w:t>
+      </w:r>
+      <w:r>
+        <w:t xml:space="preserve"> </w:t>
+      </w:r>
+      <w:r>
+        <w:rPr>
+          <w:i/>
+          <w:iCs/>
+        </w:rPr>
+        <w:t xml:space="preserve">45</w:t>
+      </w:r>
+      <w:r>
+        <w:t xml:space="preserve">(1), 204–218.</w:t>
+      </w:r>
+    </w:p>
+    <w:bookmarkEnd w:id="93"/>
+    <w:bookmarkStart w:id="94" w:name="ref-potter2019infants"/>
+    <w:p>
+      <w:pPr>
+        <w:pStyle w:val="Bibliography"/>
+      </w:pPr>
+      <w:r>
+        <w:t xml:space="preserve">Potter, C. E., &amp; Lew-Williams, C. (2019). Infants’ selective use of reliable cues in multidimensional language input.</w:t>
       </w:r>
       <w:r>
         <w:t xml:space="preserve"> </w:t>
@@ -5281,30 +5692,30 @@
           <w:i/>
           <w:iCs/>
         </w:rPr>
-        <w:t xml:space="preserve">40</w:t>
-      </w:r>
-      <w:r>
-        <w:t xml:space="preserve">(5), 746.</w:t>
-      </w:r>
-    </w:p>
-    <w:bookmarkEnd w:id="67"/>
-    <w:bookmarkStart w:id="68" w:name="ref-casagrande1948comanche"/>
+        <w:t xml:space="preserve">55</w:t>
+      </w:r>
+      <w:r>
+        <w:t xml:space="preserve">(1), 1.</w:t>
+      </w:r>
+    </w:p>
+    <w:bookmarkEnd w:id="94"/>
+    <w:bookmarkStart w:id="95" w:name="ref-potter2024frequent"/>
     <w:p>
       <w:pPr>
         <w:pStyle w:val="Bibliography"/>
       </w:pPr>
       <w:r>
-        <w:t xml:space="preserve">Casagrande, J. B. (1948). Comanche baby language.</w:t>
-      </w:r>
-      <w:r>
-        <w:t xml:space="preserve"> </w:t>
-      </w:r>
-      <w:r>
-        <w:rPr>
-          <w:i/>
-          <w:iCs/>
-        </w:rPr>
-        <w:t xml:space="preserve">International Journal of American Linguistics</w:t>
+        <w:t xml:space="preserve">Potter, C. E., &amp; Lew-Williams, C. (2024). Frequent vs. Infrequent words shape toddlers’ real-time sentence comprehension.</w:t>
+      </w:r>
+      <w:r>
+        <w:t xml:space="preserve"> </w:t>
+      </w:r>
+      <w:r>
+        <w:rPr>
+          <w:i/>
+          <w:iCs/>
+        </w:rPr>
+        <w:t xml:space="preserve">Journal of Child Language</w:t>
       </w:r>
       <w:r>
         <w:t xml:space="preserve">,</w:t>
@@ -5317,30 +5728,39 @@
           <w:i/>
           <w:iCs/>
         </w:rPr>
-        <w:t xml:space="preserve">14</w:t>
-      </w:r>
-      <w:r>
-        <w:t xml:space="preserve">(1), 11–14.</w:t>
-      </w:r>
-    </w:p>
-    <w:bookmarkEnd w:id="68"/>
-    <w:bookmarkStart w:id="69" w:name="ref-casey2022doggy"/>
+        <w:t xml:space="preserve">51</w:t>
+      </w:r>
+      <w:r>
+        <w:t xml:space="preserve">(6), 1478–1488.</w:t>
+      </w:r>
+    </w:p>
+    <w:bookmarkEnd w:id="95"/>
+    <w:bookmarkStart w:id="96" w:name="ref-pye1986quiche"/>
     <w:p>
       <w:pPr>
         <w:pStyle w:val="Bibliography"/>
       </w:pPr>
       <w:r>
-        <w:t xml:space="preserve">Casey, K., &amp; Casillas, M. (2022). From doggy to dog: Developmental shifts in children’s use of register-specific words.</w:t>
-      </w:r>
-      <w:r>
-        <w:t xml:space="preserve"> </w:t>
-      </w:r>
-      <w:r>
-        <w:rPr>
-          <w:i/>
-          <w:iCs/>
-        </w:rPr>
-        <w:t xml:space="preserve">Proceedings of the Annual Meeting of the Cognitive Science Society</w:t>
+        <w:t xml:space="preserve">Pye, C. (1986). Quich</w:t>
+      </w:r>
+      <w:r>
+        <w:t xml:space="preserve">é</w:t>
+      </w:r>
+      <w:r>
+        <w:t xml:space="preserve"> </w:t>
+      </w:r>
+      <w:r>
+        <w:t xml:space="preserve">mayan speech to children.</w:t>
+      </w:r>
+      <w:r>
+        <w:t xml:space="preserve"> </w:t>
+      </w:r>
+      <w:r>
+        <w:rPr>
+          <w:i/>
+          <w:iCs/>
+        </w:rPr>
+        <w:t xml:space="preserve">Journal of Child Language</w:t>
       </w:r>
       <w:r>
         <w:t xml:space="preserve">,</w:t>
@@ -5353,30 +5773,649 @@
           <w:i/>
           <w:iCs/>
         </w:rPr>
+        <w:t xml:space="preserve">13</w:t>
+      </w:r>
+      <w:r>
+        <w:t xml:space="preserve">(1), 85–100.</w:t>
+      </w:r>
+    </w:p>
+    <w:bookmarkEnd w:id="96"/>
+    <w:bookmarkStart w:id="97" w:name="ref-quam2023protracted"/>
+    <w:p>
+      <w:pPr>
+        <w:pStyle w:val="Bibliography"/>
+      </w:pPr>
+      <w:r>
+        <w:t xml:space="preserve">Quam, C., &amp; Swingley, D. (2023). A protracted developmental trajectory for english-learning children’s detection of consonant mispronunciations in newly learned words.</w:t>
+      </w:r>
+      <w:r>
+        <w:t xml:space="preserve"> </w:t>
+      </w:r>
+      <w:r>
+        <w:rPr>
+          <w:i/>
+          <w:iCs/>
+        </w:rPr>
+        <w:t xml:space="preserve">Language Acquisition</w:t>
+      </w:r>
+      <w:r>
+        <w:t xml:space="preserve">,</w:t>
+      </w:r>
+      <w:r>
+        <w:t xml:space="preserve"> </w:t>
+      </w:r>
+      <w:r>
+        <w:rPr>
+          <w:i/>
+          <w:iCs/>
+        </w:rPr>
+        <w:t xml:space="preserve">30</w:t>
+      </w:r>
+      <w:r>
+        <w:t xml:space="preserve">(3-4), 256–276.</w:t>
+      </w:r>
+    </w:p>
+    <w:bookmarkEnd w:id="97"/>
+    <w:bookmarkStart w:id="98" w:name="ref-rasanen2018infant"/>
+    <w:p>
+      <w:pPr>
+        <w:pStyle w:val="Bibliography"/>
+      </w:pPr>
+      <w:r>
+        <w:t xml:space="preserve">Räsänen, O., Kakouros, S., &amp; Soderstrom, M. (2018). Is infant-directed speech interesting because it is surprising?–linking properties of IDS to statistical learning and attention at the prosodic level.</w:t>
+      </w:r>
+      <w:r>
+        <w:t xml:space="preserve"> </w:t>
+      </w:r>
+      <w:r>
+        <w:rPr>
+          <w:i/>
+          <w:iCs/>
+        </w:rPr>
+        <w:t xml:space="preserve">Cognition</w:t>
+      </w:r>
+      <w:r>
+        <w:t xml:space="preserve">,</w:t>
+      </w:r>
+      <w:r>
+        <w:t xml:space="preserve"> </w:t>
+      </w:r>
+      <w:r>
+        <w:rPr>
+          <w:i/>
+          <w:iCs/>
+        </w:rPr>
+        <w:t xml:space="preserve">178</w:t>
+      </w:r>
+      <w:r>
+        <w:t xml:space="preserve">, 193–206.</w:t>
+      </w:r>
+    </w:p>
+    <w:bookmarkEnd w:id="98"/>
+    <w:bookmarkStart w:id="99" w:name="ref-regier2005emergence"/>
+    <w:p>
+      <w:pPr>
+        <w:pStyle w:val="Bibliography"/>
+      </w:pPr>
+      <w:r>
+        <w:t xml:space="preserve">Regier, T. (2005). The emergence of words: Attentional learning in form and meaning.</w:t>
+      </w:r>
+      <w:r>
+        <w:t xml:space="preserve"> </w:t>
+      </w:r>
+      <w:r>
+        <w:rPr>
+          <w:i/>
+          <w:iCs/>
+        </w:rPr>
+        <w:t xml:space="preserve">Cognitive Science</w:t>
+      </w:r>
+      <w:r>
+        <w:t xml:space="preserve">,</w:t>
+      </w:r>
+      <w:r>
+        <w:t xml:space="preserve"> </w:t>
+      </w:r>
+      <w:r>
+        <w:rPr>
+          <w:i/>
+          <w:iCs/>
+        </w:rPr>
+        <w:t xml:space="preserve">29</w:t>
+      </w:r>
+      <w:r>
+        <w:t xml:space="preserve">(6), 819–865.</w:t>
+      </w:r>
+    </w:p>
+    <w:bookmarkEnd w:id="99"/>
+    <w:bookmarkStart w:id="100" w:name="ref-reuter2019predict"/>
+    <w:p>
+      <w:pPr>
+        <w:pStyle w:val="Bibliography"/>
+      </w:pPr>
+      <w:r>
+        <w:t xml:space="preserve">Reuter, T., Borovsky, A., &amp; Lew-Williams, C. (2019). Predict and redirect: Prediction errors support children’s word learning.</w:t>
+      </w:r>
+      <w:r>
+        <w:t xml:space="preserve"> </w:t>
+      </w:r>
+      <w:r>
+        <w:rPr>
+          <w:i/>
+          <w:iCs/>
+        </w:rPr>
+        <w:t xml:space="preserve">Developmental Psychology</w:t>
+      </w:r>
+      <w:r>
+        <w:t xml:space="preserve">,</w:t>
+      </w:r>
+      <w:r>
+        <w:t xml:space="preserve"> </w:t>
+      </w:r>
+      <w:r>
+        <w:rPr>
+          <w:i/>
+          <w:iCs/>
+        </w:rPr>
+        <w:t xml:space="preserve">55</w:t>
+      </w:r>
+      <w:r>
+        <w:t xml:space="preserve">(8), 1656.</w:t>
+      </w:r>
+    </w:p>
+    <w:bookmarkEnd w:id="100"/>
+    <w:bookmarkStart w:id="101" w:name="ref-sarvasy2025child"/>
+    <w:p>
+      <w:pPr>
+        <w:pStyle w:val="Bibliography"/>
+      </w:pPr>
+      <w:r>
+        <w:t xml:space="preserve">Sarvasy, H., Rumsey, A., Dahmen, J., Onga, J., &amp; Yam, S. (2025). Child-directed speech in ku waru and nungon (papua new guinea).</w:t>
+      </w:r>
+      <w:r>
+        <w:t xml:space="preserve"> </w:t>
+      </w:r>
+      <w:r>
+        <w:rPr>
+          <w:i/>
+          <w:iCs/>
+        </w:rPr>
+        <w:t xml:space="preserve">Language Development Research</w:t>
+      </w:r>
+      <w:r>
+        <w:t xml:space="preserve">,</w:t>
+      </w:r>
+      <w:r>
+        <w:t xml:space="preserve"> </w:t>
+      </w:r>
+      <w:r>
+        <w:rPr>
+          <w:i/>
+          <w:iCs/>
+        </w:rPr>
+        <w:t xml:space="preserve">5</w:t>
+      </w:r>
+      <w:r>
+        <w:t xml:space="preserve">(3), 191–244.</w:t>
+      </w:r>
+    </w:p>
+    <w:bookmarkEnd w:id="101"/>
+    <w:bookmarkStart w:id="103" w:name="ref-procreate"/>
+    <w:p>
+      <w:pPr>
+        <w:pStyle w:val="Bibliography"/>
+      </w:pPr>
+      <w:r>
+        <w:t xml:space="preserve">Savage Interactive. (2025).</w:t>
+      </w:r>
+      <w:r>
+        <w:t xml:space="preserve"> </w:t>
+      </w:r>
+      <w:r>
+        <w:rPr>
+          <w:i/>
+          <w:iCs/>
+        </w:rPr>
+        <w:t xml:space="preserve">Procreate</w:t>
+      </w:r>
+      <w:r>
+        <w:t xml:space="preserve"> </w:t>
+      </w:r>
+      <w:r>
+        <w:t xml:space="preserve">(Version 5.3.15) [Computer software].</w:t>
+      </w:r>
+      <w:r>
+        <w:t xml:space="preserve"> </w:t>
+      </w:r>
+      <w:r>
+        <w:t xml:space="preserve">Savage Interactive Pty Ltd</w:t>
+      </w:r>
+      <w:r>
+        <w:t xml:space="preserve">.</w:t>
+      </w:r>
+      <w:r>
+        <w:t xml:space="preserve"> </w:t>
+      </w:r>
+      <w:hyperlink r:id="rId102">
+        <w:r>
+          <w:rPr>
+            <w:rStyle w:val="Hyperlink"/>
+          </w:rPr>
+          <w:t xml:space="preserve">https://procreate.com/</w:t>
+        </w:r>
+      </w:hyperlink>
+    </w:p>
+    <w:bookmarkEnd w:id="103"/>
+    <w:bookmarkStart w:id="104" w:name="ref-savickiene1998acquisition"/>
+    <w:p>
+      <w:pPr>
+        <w:pStyle w:val="Bibliography"/>
+      </w:pPr>
+      <w:r>
+        <w:t xml:space="preserve">Savickiene, I. (1998). The acquisition of diminutives in lithuanian.</w:t>
+      </w:r>
+      <w:r>
+        <w:t xml:space="preserve"> </w:t>
+      </w:r>
+      <w:r>
+        <w:rPr>
+          <w:i/>
+          <w:iCs/>
+        </w:rPr>
+        <w:t xml:space="preserve">Number AND Diminutive Marking</w:t>
+      </w:r>
+      <w:r>
+        <w:t xml:space="preserve">, 129.</w:t>
+      </w:r>
+    </w:p>
+    <w:bookmarkEnd w:id="104"/>
+    <w:bookmarkStart w:id="105" w:name="ref-schwab2016repetition"/>
+    <w:p>
+      <w:pPr>
+        <w:pStyle w:val="Bibliography"/>
+      </w:pPr>
+      <w:r>
+        <w:t xml:space="preserve">Schwab, J. F., &amp; Lew-Williams, C. (2016). Repetition across successive sentences facilitates young children’s word learning.</w:t>
+      </w:r>
+      <w:r>
+        <w:t xml:space="preserve"> </w:t>
+      </w:r>
+      <w:r>
+        <w:rPr>
+          <w:i/>
+          <w:iCs/>
+        </w:rPr>
+        <w:t xml:space="preserve">Developmental Psychology</w:t>
+      </w:r>
+      <w:r>
+        <w:t xml:space="preserve">,</w:t>
+      </w:r>
+      <w:r>
+        <w:t xml:space="preserve"> </w:t>
+      </w:r>
+      <w:r>
+        <w:rPr>
+          <w:i/>
+          <w:iCs/>
+        </w:rPr>
+        <w:t xml:space="preserve">52</w:t>
+      </w:r>
+      <w:r>
+        <w:t xml:space="preserve">(6), 879.</w:t>
+      </w:r>
+    </w:p>
+    <w:bookmarkEnd w:id="105"/>
+    <w:bookmarkStart w:id="106" w:name="ref-segal2015infant"/>
+    <w:p>
+      <w:pPr>
+        <w:pStyle w:val="Bibliography"/>
+      </w:pPr>
+      <w:r>
+        <w:t xml:space="preserve">Segal, J., &amp; Newman, R. S. (2015). Infant preferences for structural and prosodic properties of infant-directed speech in the second year of life.</w:t>
+      </w:r>
+      <w:r>
+        <w:t xml:space="preserve"> </w:t>
+      </w:r>
+      <w:r>
+        <w:rPr>
+          <w:i/>
+          <w:iCs/>
+        </w:rPr>
+        <w:t xml:space="preserve">Infancy</w:t>
+      </w:r>
+      <w:r>
+        <w:t xml:space="preserve">,</w:t>
+      </w:r>
+      <w:r>
+        <w:t xml:space="preserve"> </w:t>
+      </w:r>
+      <w:r>
+        <w:rPr>
+          <w:i/>
+          <w:iCs/>
+        </w:rPr>
+        <w:t xml:space="preserve">20</w:t>
+      </w:r>
+      <w:r>
+        <w:t xml:space="preserve">(3), 339–351.</w:t>
+      </w:r>
+    </w:p>
+    <w:bookmarkEnd w:id="106"/>
+    <w:bookmarkStart w:id="107" w:name="ref-smith2008infants"/>
+    <w:p>
+      <w:pPr>
+        <w:pStyle w:val="Bibliography"/>
+      </w:pPr>
+      <w:r>
+        <w:t xml:space="preserve">Smith, L., &amp; Yu, C. (2008). Infants rapidly learn word-referent mappings via cross-situational statistics.</w:t>
+      </w:r>
+      <w:r>
+        <w:t xml:space="preserve"> </w:t>
+      </w:r>
+      <w:r>
+        <w:rPr>
+          <w:i/>
+          <w:iCs/>
+        </w:rPr>
+        <w:t xml:space="preserve">Cognition</w:t>
+      </w:r>
+      <w:r>
+        <w:t xml:space="preserve">,</w:t>
+      </w:r>
+      <w:r>
+        <w:t xml:space="preserve"> </w:t>
+      </w:r>
+      <w:r>
+        <w:rPr>
+          <w:i/>
+          <w:iCs/>
+        </w:rPr>
+        <w:t xml:space="preserve">106</w:t>
+      </w:r>
+      <w:r>
+        <w:t xml:space="preserve">(3), 1558–1568.</w:t>
+      </w:r>
+    </w:p>
+    <w:bookmarkEnd w:id="107"/>
+    <w:bookmarkStart w:id="108" w:name="ref-soderstrom2007beyond"/>
+    <w:p>
+      <w:pPr>
+        <w:pStyle w:val="Bibliography"/>
+      </w:pPr>
+      <w:r>
+        <w:t xml:space="preserve">Soderstrom, M. (2007). Beyond babytalk: Re-evaluating the nature and content of speech input to preverbal infants.</w:t>
+      </w:r>
+      <w:r>
+        <w:t xml:space="preserve"> </w:t>
+      </w:r>
+      <w:r>
+        <w:rPr>
+          <w:i/>
+          <w:iCs/>
+        </w:rPr>
+        <w:t xml:space="preserve">Developmental Review</w:t>
+      </w:r>
+      <w:r>
+        <w:t xml:space="preserve">,</w:t>
+      </w:r>
+      <w:r>
+        <w:t xml:space="preserve"> </w:t>
+      </w:r>
+      <w:r>
+        <w:rPr>
+          <w:i/>
+          <w:iCs/>
+        </w:rPr>
+        <w:t xml:space="preserve">27</w:t>
+      </w:r>
+      <w:r>
+        <w:t xml:space="preserve">(4), 501–532.</w:t>
+      </w:r>
+    </w:p>
+    <w:bookmarkEnd w:id="108"/>
+    <w:bookmarkStart w:id="109" w:name="ref-stevens2017pursuit"/>
+    <w:p>
+      <w:pPr>
+        <w:pStyle w:val="Bibliography"/>
+      </w:pPr>
+      <w:r>
+        <w:t xml:space="preserve">Stevens, J. S., Gleitman, L. R., Trueswell, J. C., &amp; Yang, C. (2017). The pursuit of word meanings.</w:t>
+      </w:r>
+      <w:r>
+        <w:t xml:space="preserve"> </w:t>
+      </w:r>
+      <w:r>
+        <w:rPr>
+          <w:i/>
+          <w:iCs/>
+        </w:rPr>
+        <w:t xml:space="preserve">Cognitive Science</w:t>
+      </w:r>
+      <w:r>
+        <w:t xml:space="preserve">,</w:t>
+      </w:r>
+      <w:r>
+        <w:t xml:space="preserve"> </w:t>
+      </w:r>
+      <w:r>
+        <w:rPr>
+          <w:i/>
+          <w:iCs/>
+        </w:rPr>
+        <w:t xml:space="preserve">41</w:t>
+      </w:r>
+      <w:r>
+        <w:t xml:space="preserve">, 638–676.</w:t>
+      </w:r>
+    </w:p>
+    <w:bookmarkEnd w:id="109"/>
+    <w:bookmarkStart w:id="110" w:name="ref-swingley2011looking"/>
+    <w:p>
+      <w:pPr>
+        <w:pStyle w:val="Bibliography"/>
+      </w:pPr>
+      <w:r>
+        <w:t xml:space="preserve">Swingley, D. (2011). The looking-while-listening procedure.</w:t>
+      </w:r>
+      <w:r>
+        <w:t xml:space="preserve"> </w:t>
+      </w:r>
+      <w:r>
+        <w:rPr>
+          <w:i/>
+          <w:iCs/>
+        </w:rPr>
+        <w:t xml:space="preserve">Research Methods in Child Language: A Practical Guide</w:t>
+      </w:r>
+      <w:r>
+        <w:t xml:space="preserve">, 29–42.</w:t>
+      </w:r>
+    </w:p>
+    <w:bookmarkEnd w:id="110"/>
+    <w:bookmarkStart w:id="111" w:name="ref-swingley2016two"/>
+    <w:p>
+      <w:pPr>
+        <w:pStyle w:val="Bibliography"/>
+      </w:pPr>
+      <w:r>
+        <w:t xml:space="preserve">Swingley, D. (2016). Two-year-olds interpret novel phonological neighbors as familiar words.</w:t>
+      </w:r>
+      <w:r>
+        <w:t xml:space="preserve"> </w:t>
+      </w:r>
+      <w:r>
+        <w:rPr>
+          <w:i/>
+          <w:iCs/>
+        </w:rPr>
+        <w:t xml:space="preserve">Developmental Psychology</w:t>
+      </w:r>
+      <w:r>
+        <w:t xml:space="preserve">,</w:t>
+      </w:r>
+      <w:r>
+        <w:t xml:space="preserve"> </w:t>
+      </w:r>
+      <w:r>
+        <w:rPr>
+          <w:i/>
+          <w:iCs/>
+        </w:rPr>
+        <w:t xml:space="preserve">52</w:t>
+      </w:r>
+      <w:r>
+        <w:t xml:space="preserve">(7), 1011.</w:t>
+      </w:r>
+    </w:p>
+    <w:bookmarkEnd w:id="111"/>
+    <w:bookmarkStart w:id="112" w:name="ref-swingley2000spoken"/>
+    <w:p>
+      <w:pPr>
+        <w:pStyle w:val="Bibliography"/>
+      </w:pPr>
+      <w:r>
+        <w:t xml:space="preserve">Swingley, D., &amp; Aslin, R. N. (2000). Spoken word recognition and lexical representation in very young children.</w:t>
+      </w:r>
+      <w:r>
+        <w:t xml:space="preserve"> </w:t>
+      </w:r>
+      <w:r>
+        <w:rPr>
+          <w:i/>
+          <w:iCs/>
+        </w:rPr>
+        <w:t xml:space="preserve">Cognition</w:t>
+      </w:r>
+      <w:r>
+        <w:t xml:space="preserve">,</w:t>
+      </w:r>
+      <w:r>
+        <w:t xml:space="preserve"> </w:t>
+      </w:r>
+      <w:r>
+        <w:rPr>
+          <w:i/>
+          <w:iCs/>
+        </w:rPr>
+        <w:t xml:space="preserve">76</w:t>
+      </w:r>
+      <w:r>
+        <w:t xml:space="preserve">(2), 147–166.</w:t>
+      </w:r>
+    </w:p>
+    <w:bookmarkEnd w:id="112"/>
+    <w:bookmarkStart w:id="113" w:name="ref-swingley2007lexical"/>
+    <w:p>
+      <w:pPr>
+        <w:pStyle w:val="Bibliography"/>
+      </w:pPr>
+      <w:r>
+        <w:t xml:space="preserve">Swingley, D., &amp; Aslin, R. N. (2007). Lexical competition in young children’s word learning.</w:t>
+      </w:r>
+      <w:r>
+        <w:t xml:space="preserve"> </w:t>
+      </w:r>
+      <w:r>
+        <w:rPr>
+          <w:i/>
+          <w:iCs/>
+        </w:rPr>
+        <w:t xml:space="preserve">Cognitive Psychology</w:t>
+      </w:r>
+      <w:r>
+        <w:t xml:space="preserve">,</w:t>
+      </w:r>
+      <w:r>
+        <w:t xml:space="preserve"> </w:t>
+      </w:r>
+      <w:r>
+        <w:rPr>
+          <w:i/>
+          <w:iCs/>
+        </w:rPr>
+        <w:t xml:space="preserve">54</w:t>
+      </w:r>
+      <w:r>
+        <w:t xml:space="preserve">(2), 99–132.</w:t>
+      </w:r>
+    </w:p>
+    <w:bookmarkEnd w:id="113"/>
+    <w:bookmarkStart w:id="114" w:name="ref-tardif2008baby"/>
+    <w:p>
+      <w:pPr>
+        <w:pStyle w:val="Bibliography"/>
+      </w:pPr>
+      <w:r>
+        <w:t xml:space="preserve">Tardif, T., Fletcher, P., Liang, W., Zhang, Z., Kaciroti, N., &amp; Marchman, V. A. (2008). Baby’s first 10 words.</w:t>
+      </w:r>
+      <w:r>
+        <w:t xml:space="preserve"> </w:t>
+      </w:r>
+      <w:r>
+        <w:rPr>
+          <w:i/>
+          <w:iCs/>
+        </w:rPr>
+        <w:t xml:space="preserve">Developmental Psychology</w:t>
+      </w:r>
+      <w:r>
+        <w:t xml:space="preserve">,</w:t>
+      </w:r>
+      <w:r>
+        <w:t xml:space="preserve"> </w:t>
+      </w:r>
+      <w:r>
+        <w:rPr>
+          <w:i/>
+          <w:iCs/>
+        </w:rPr>
         <w:t xml:space="preserve">44</w:t>
       </w:r>
       <w:r>
+        <w:t xml:space="preserve">(4), 929.</w:t>
+      </w:r>
+    </w:p>
+    <w:bookmarkEnd w:id="114"/>
+    <w:bookmarkStart w:id="115" w:name="ref-tippenhauerURvariety"/>
+    <w:p>
+      <w:pPr>
+        <w:pStyle w:val="Bibliography"/>
+      </w:pPr>
+      <w:r>
+        <w:t xml:space="preserve">Tippenhauer, N. (under review).</w:t>
+      </w:r>
+      <w:r>
+        <w:t xml:space="preserve"> </w:t>
+      </w:r>
+      <w:r>
+        <w:rPr>
+          <w:i/>
+          <w:iCs/>
+        </w:rPr>
+        <w:t xml:space="preserve">Is variety the spice of life? The role of variability in early word learning</w:t>
+      </w:r>
+      <w:r>
         <w:t xml:space="preserve">.</w:t>
       </w:r>
     </w:p>
-    <w:bookmarkEnd w:id="69"/>
-    <w:bookmarkStart w:id="70" w:name="ref-clark1988logic"/>
+    <w:bookmarkEnd w:id="115"/>
+    <w:bookmarkStart w:id="116" w:name="ref-tormene2009matching"/>
     <w:p>
       <w:pPr>
         <w:pStyle w:val="Bibliography"/>
       </w:pPr>
       <w:r>
-        <w:t xml:space="preserve">Clark, E. V. (1988). On the logic of contrast.</w:t>
-      </w:r>
-      <w:r>
-        <w:t xml:space="preserve"> </w:t>
-      </w:r>
-      <w:r>
-        <w:rPr>
-          <w:i/>
-          <w:iCs/>
-        </w:rPr>
-        <w:t xml:space="preserve">Journal of Child Language</w:t>
+        <w:t xml:space="preserve">Tormene, P., Giorgino, T., Quaglini, S., &amp; Stefanelli, M. (2009). Matching incomplete time series with dynamic time warping: An algorithm and an application to post-stroke rehabilitation.</w:t>
+      </w:r>
+      <w:r>
+        <w:t xml:space="preserve"> </w:t>
+      </w:r>
+      <w:r>
+        <w:rPr>
+          <w:i/>
+          <w:iCs/>
+        </w:rPr>
+        <w:t xml:space="preserve">Artificial Intelligence in Medicine</w:t>
       </w:r>
       <w:r>
         <w:t xml:space="preserve">,</w:t>
@@ -5389,30 +6428,30 @@
           <w:i/>
           <w:iCs/>
         </w:rPr>
-        <w:t xml:space="preserve">15</w:t>
-      </w:r>
-      <w:r>
-        <w:t xml:space="preserve">(2), 317–335.</w:t>
-      </w:r>
-    </w:p>
-    <w:bookmarkEnd w:id="70"/>
-    <w:bookmarkStart w:id="71" w:name="ref-cribari2010beta"/>
+        <w:t xml:space="preserve">45</w:t>
+      </w:r>
+      <w:r>
+        <w:t xml:space="preserve">(1), 11–34.</w:t>
+      </w:r>
+    </w:p>
+    <w:bookmarkEnd w:id="116"/>
+    <w:bookmarkStart w:id="117" w:name="ref-vlach2019learning"/>
     <w:p>
       <w:pPr>
         <w:pStyle w:val="Bibliography"/>
       </w:pPr>
       <w:r>
-        <w:t xml:space="preserve">Cribari-Neto, F., &amp; Zeileis, A. (2010). Beta regression in r.</w:t>
-      </w:r>
-      <w:r>
-        <w:t xml:space="preserve"> </w:t>
-      </w:r>
-      <w:r>
-        <w:rPr>
-          <w:i/>
-          <w:iCs/>
-        </w:rPr>
-        <w:t xml:space="preserve">Journal of Statistical Software</w:t>
+        <w:t xml:space="preserve">Vlach, H. A. (2019). Learning to remember words: Memory constraints as double-edged sword mechanisms of language development.</w:t>
+      </w:r>
+      <w:r>
+        <w:t xml:space="preserve"> </w:t>
+      </w:r>
+      <w:r>
+        <w:rPr>
+          <w:i/>
+          <w:iCs/>
+        </w:rPr>
+        <w:t xml:space="preserve">Child Development Perspectives</w:t>
       </w:r>
       <w:r>
         <w:t xml:space="preserve">,</w:t>
@@ -5425,30 +6464,30 @@
           <w:i/>
           <w:iCs/>
         </w:rPr>
-        <w:t xml:space="preserve">34</w:t>
-      </w:r>
-      <w:r>
-        <w:t xml:space="preserve">(1), 1–24.</w:t>
-      </w:r>
-    </w:p>
-    <w:bookmarkEnd w:id="71"/>
-    <w:bookmarkStart w:id="72" w:name="ref-deak2001any"/>
+        <w:t xml:space="preserve">13</w:t>
+      </w:r>
+      <w:r>
+        <w:t xml:space="preserve">(3), 159–165.</w:t>
+      </w:r>
+    </w:p>
+    <w:bookmarkEnd w:id="117"/>
+    <w:bookmarkStart w:id="118" w:name="ref-wojcik2022map"/>
     <w:p>
       <w:pPr>
         <w:pStyle w:val="Bibliography"/>
       </w:pPr>
       <w:r>
-        <w:t xml:space="preserve">Deak, G. O., Yen, L., &amp; Pettit, J. (2001). By any other name: When will preschoolers produce several labels for a referent?</w:t>
-      </w:r>
-      <w:r>
-        <w:t xml:space="preserve"> </w:t>
-      </w:r>
-      <w:r>
-        <w:rPr>
-          <w:i/>
-          <w:iCs/>
-        </w:rPr>
-        <w:t xml:space="preserve">Journal of Child Language</w:t>
+        <w:t xml:space="preserve">Wojcik, E. H., Zettersten, M., &amp; Benitez, V. L. (2022). The map trap: Why and how word learning research should move beyond mapping.</w:t>
+      </w:r>
+      <w:r>
+        <w:t xml:space="preserve"> </w:t>
+      </w:r>
+      <w:r>
+        <w:rPr>
+          <w:i/>
+          <w:iCs/>
+        </w:rPr>
+        <w:t xml:space="preserve">Wiley Interdisciplinary Reviews: Cognitive Science</w:t>
       </w:r>
       <w:r>
         <w:t xml:space="preserve">,</w:t>
@@ -5461,30 +6500,64 @@
           <w:i/>
           <w:iCs/>
         </w:rPr>
-        <w:t xml:space="preserve">28</w:t>
-      </w:r>
-      <w:r>
-        <w:t xml:space="preserve">(3), 787–804.</w:t>
-      </w:r>
-    </w:p>
-    <w:bookmarkEnd w:id="72"/>
-    <w:bookmarkStart w:id="73" w:name="ref-faul2009statistical"/>
+        <w:t xml:space="preserve">13</w:t>
+      </w:r>
+      <w:r>
+        <w:t xml:space="preserve">(4), e1596.</w:t>
+      </w:r>
+    </w:p>
+    <w:bookmarkEnd w:id="118"/>
+    <w:bookmarkStart w:id="120" w:name="ref-loo"/>
     <w:p>
       <w:pPr>
         <w:pStyle w:val="Bibliography"/>
       </w:pPr>
       <w:r>
-        <w:t xml:space="preserve">Faul, F., Erdfelder, E., Buchner, A., &amp; Lang, A.-G. (2009). Statistical power analyses using g* power 3.1: Tests for correlation and regression analyses.</w:t>
-      </w:r>
-      <w:r>
-        <w:t xml:space="preserve"> </w:t>
-      </w:r>
-      <w:r>
-        <w:rPr>
-          <w:i/>
-          <w:iCs/>
-        </w:rPr>
-        <w:t xml:space="preserve">Behavior Research Methods</w:t>
+        <w:t xml:space="preserve">Yao, Y., Vehtari, A., Simpson, D., &amp; Gelman, A. (2017). Using stacking to average bayesian predictive distributions.</w:t>
+      </w:r>
+      <w:r>
+        <w:t xml:space="preserve"> </w:t>
+      </w:r>
+      <w:r>
+        <w:rPr>
+          <w:i/>
+          <w:iCs/>
+        </w:rPr>
+        <w:t xml:space="preserve">Bayesian Analysis</w:t>
+      </w:r>
+      <w:r>
+        <w:t xml:space="preserve">.</w:t>
+      </w:r>
+      <w:r>
+        <w:t xml:space="preserve"> </w:t>
+      </w:r>
+      <w:hyperlink r:id="rId119">
+        <w:r>
+          <w:rPr>
+            <w:rStyle w:val="Hyperlink"/>
+          </w:rPr>
+          <w:t xml:space="preserve">https://doi.org/10.1214/17-BA1091</w:t>
+        </w:r>
+      </w:hyperlink>
+    </w:p>
+    <w:bookmarkEnd w:id="120"/>
+    <w:bookmarkStart w:id="121" w:name="ref-yurovsky2012statistical"/>
+    <w:p>
+      <w:pPr>
+        <w:pStyle w:val="Bibliography"/>
+      </w:pPr>
+      <w:r>
+        <w:t xml:space="preserve">Yurovsky, D., Yu, C., &amp; Smith, L. B. (2012). Statistical speech segmentation and word learning in parallel: Scaffolding from child-directed speech.</w:t>
+      </w:r>
+      <w:r>
+        <w:t xml:space="preserve"> </w:t>
+      </w:r>
+      <w:r>
+        <w:rPr>
+          <w:i/>
+          <w:iCs/>
+        </w:rPr>
+        <w:t xml:space="preserve">Frontiers in Psychology</w:t>
       </w:r>
       <w:r>
         <w:t xml:space="preserve">,</w:t>
@@ -5497,1858 +6570,15 @@
           <w:i/>
           <w:iCs/>
         </w:rPr>
-        <w:t xml:space="preserve">41</w:t>
-      </w:r>
-      <w:r>
-        <w:t xml:space="preserve">(4), 1149–1160.</w:t>
-      </w:r>
-    </w:p>
-    <w:bookmarkEnd w:id="73"/>
-    <w:bookmarkStart w:id="74" w:name="ref-ferguson1964baby"/>
-    <w:p>
-      <w:pPr>
-        <w:pStyle w:val="Bibliography"/>
-      </w:pPr>
-      <w:r>
-        <w:t xml:space="preserve">Ferguson, C. A. (1964). Baby talk in six languages.</w:t>
-      </w:r>
-      <w:r>
-        <w:t xml:space="preserve"> </w:t>
-      </w:r>
-      <w:r>
-        <w:rPr>
-          <w:i/>
-          <w:iCs/>
-        </w:rPr>
-        <w:t xml:space="preserve">American Anthropologist</w:t>
-      </w:r>
-      <w:r>
-        <w:t xml:space="preserve">,</w:t>
-      </w:r>
-      <w:r>
-        <w:t xml:space="preserve"> </w:t>
-      </w:r>
-      <w:r>
-        <w:rPr>
-          <w:i/>
-          <w:iCs/>
-        </w:rPr>
-        <w:t xml:space="preserve">66</w:t>
-      </w:r>
-      <w:r>
-        <w:t xml:space="preserve">(6), 103–114.</w:t>
-      </w:r>
-    </w:p>
-    <w:bookmarkEnd w:id="74"/>
-    <w:bookmarkStart w:id="75" w:name="ref-fernald2008looking"/>
-    <w:p>
-      <w:pPr>
-        <w:pStyle w:val="Bibliography"/>
-      </w:pPr>
-      <w:r>
-        <w:t xml:space="preserve">Fernald, A. E., Zangl, R., Portillo, A. L., &amp; Marchman, V. A. (2008). Looking while listening: Using eye movements to monitor spoken language comprehension by infants and young children. In</w:t>
-      </w:r>
-      <w:r>
-        <w:t xml:space="preserve"> </w:t>
-      </w:r>
-      <w:r>
-        <w:rPr>
-          <w:i/>
-          <w:iCs/>
-        </w:rPr>
-        <w:t xml:space="preserve">Developmental psycholinguistics: On-line methods in children’s language processing</w:t>
-      </w:r>
-      <w:r>
-        <w:t xml:space="preserve"> </w:t>
-      </w:r>
-      <w:r>
-        <w:t xml:space="preserve">(pp. 97–135). John Benjamins Publishing Company.</w:t>
-      </w:r>
-    </w:p>
-    <w:bookmarkEnd w:id="75"/>
-    <w:bookmarkStart w:id="76" w:name="ref-frank2021variability"/>
-    <w:p>
-      <w:pPr>
-        <w:pStyle w:val="Bibliography"/>
-      </w:pPr>
-      <w:r>
-        <w:t xml:space="preserve">Frank, M. C., Braginsky, M., Yurovsky, D., &amp; Marchman, V. A. (2021).</w:t>
-      </w:r>
-      <w:r>
-        <w:t xml:space="preserve"> </w:t>
-      </w:r>
-      <w:r>
-        <w:rPr>
-          <w:i/>
-          <w:iCs/>
-        </w:rPr>
-        <w:t xml:space="preserve">Variability and consistency in early language learning: The wordbank project</w:t>
-      </w:r>
-      <w:r>
-        <w:t xml:space="preserve">. MIT Press.</w:t>
-      </w:r>
-    </w:p>
-    <w:bookmarkEnd w:id="76"/>
-    <w:bookmarkStart w:id="77" w:name="ref-han2023che"/>
-    <w:p>
-      <w:pPr>
-        <w:pStyle w:val="Bibliography"/>
-      </w:pPr>
-      <w:r>
-        <w:t xml:space="preserve">Han, M., &amp; Gu, Y. (2023). Che-che (</w:t>
-      </w:r>
-      <w:r>
-        <w:t xml:space="preserve">“car-car”</w:t>
-      </w:r>
-      <w:r>
-        <w:t xml:space="preserve">) and chi-chi (</w:t>
-      </w:r>
-      <w:r>
-        <w:t xml:space="preserve">“eat-eat”</w:t>
-      </w:r>
-      <w:r>
-        <w:t xml:space="preserve">): Reduplication in mandarin chinese child-directed speech.</w:t>
-      </w:r>
-      <w:r>
-        <w:t xml:space="preserve"> </w:t>
-      </w:r>
-      <w:r>
-        <w:rPr>
-          <w:i/>
-          <w:iCs/>
-        </w:rPr>
-        <w:t xml:space="preserve">Proceedings of the Annual Meeting of the Cognitive Science Society</w:t>
-      </w:r>
-      <w:r>
-        <w:t xml:space="preserve">,</w:t>
-      </w:r>
-      <w:r>
-        <w:t xml:space="preserve"> </w:t>
-      </w:r>
-      <w:r>
-        <w:rPr>
-          <w:i/>
-          <w:iCs/>
-        </w:rPr>
-        <w:t xml:space="preserve">45</w:t>
-      </w:r>
-      <w:r>
-        <w:t xml:space="preserve">.</w:t>
-      </w:r>
-    </w:p>
-    <w:bookmarkEnd w:id="77"/>
-    <w:bookmarkStart w:id="78" w:name="ref-stinepack"/>
-    <w:p>
-      <w:pPr>
-        <w:pStyle w:val="Bibliography"/>
-      </w:pPr>
-      <w:r>
-        <w:t xml:space="preserve">Johannesson, T., Bjornsson, H., Grothendieck, G., &amp; Johannesson, M. T. (2009). Package</w:t>
-      </w:r>
-      <w:r>
-        <w:t xml:space="preserve"> </w:t>
-      </w:r>
-      <w:r>
-        <w:t xml:space="preserve">“stinepack.”</w:t>
-      </w:r>
-      <w:r>
-        <w:t xml:space="preserve"> </w:t>
-      </w:r>
-      <w:r>
-        <w:rPr>
-          <w:i/>
-          <w:iCs/>
-        </w:rPr>
-        <w:t xml:space="preserve">Icelandic Meteorological Office</w:t>
-      </w:r>
-      <w:r>
-        <w:t xml:space="preserve">.</w:t>
-      </w:r>
-    </w:p>
-    <w:bookmarkEnd w:id="78"/>
-    <w:bookmarkStart w:id="79" w:name="ref-kempe2007diminutives"/>
-    <w:p>
-      <w:pPr>
-        <w:pStyle w:val="Bibliography"/>
-      </w:pPr>
-      <w:r>
-        <w:t xml:space="preserve">Kempe, V., Brooks, P. J., Gillis, S., &amp; Samson, G. (2007). Diminutives facilitate word segmentation in natural speech: Cross-linguistic evidence.</w:t>
-      </w:r>
-      <w:r>
-        <w:t xml:space="preserve"> </w:t>
-      </w:r>
-      <w:r>
-        <w:rPr>
-          <w:i/>
-          <w:iCs/>
-        </w:rPr>
-        <w:t xml:space="preserve">Memory &amp; Cognition</w:t>
-      </w:r>
-      <w:r>
-        <w:t xml:space="preserve">,</w:t>
-      </w:r>
-      <w:r>
-        <w:t xml:space="preserve"> </w:t>
-      </w:r>
-      <w:r>
-        <w:rPr>
-          <w:i/>
-          <w:iCs/>
-        </w:rPr>
-        <w:t xml:space="preserve">35</w:t>
-      </w:r>
-      <w:r>
-        <w:t xml:space="preserve">(4), 762–773.</w:t>
-      </w:r>
-    </w:p>
-    <w:bookmarkEnd w:id="79"/>
-    <w:bookmarkStart w:id="80" w:name="ref-kempe2001can"/>
-    <w:p>
-      <w:pPr>
-        <w:pStyle w:val="Bibliography"/>
-      </w:pPr>
-      <w:r>
-        <w:t xml:space="preserve">Kempe, V., Brooks, P. J., &amp; Pirott, L. (2001). How can child-directed speech facilitate the acquisition of morphology.</w:t>
-      </w:r>
-      <w:r>
-        <w:t xml:space="preserve"> </w:t>
-      </w:r>
-      <w:r>
-        <w:rPr>
-          <w:i/>
-          <w:iCs/>
-        </w:rPr>
-        <w:t xml:space="preserve">Research on Child Language Acquisition: Proceedings of the 8th Conference of the International Association for the Study of Child Language</w:t>
-      </w:r>
-      <w:r>
-        <w:t xml:space="preserve">, 1237–1247.</w:t>
-      </w:r>
-    </w:p>
-    <w:bookmarkEnd w:id="80"/>
-    <w:bookmarkStart w:id="81" w:name="ref-kidd2012goldilocks"/>
-    <w:p>
-      <w:pPr>
-        <w:pStyle w:val="Bibliography"/>
-      </w:pPr>
-      <w:r>
-        <w:t xml:space="preserve">Kidd, C., Piantadosi, S. T., &amp; Aslin, R. N. (2012). The goldilocks effect: Human infants allocate attention to visual sequences that are neither too simple nor too complex.</w:t>
-      </w:r>
-      <w:r>
-        <w:t xml:space="preserve"> </w:t>
-      </w:r>
-      <w:r>
-        <w:rPr>
-          <w:i/>
-          <w:iCs/>
-        </w:rPr>
-        <w:t xml:space="preserve">PloS One</w:t>
-      </w:r>
-      <w:r>
-        <w:t xml:space="preserve">,</w:t>
-      </w:r>
-      <w:r>
-        <w:t xml:space="preserve"> </w:t>
-      </w:r>
-      <w:r>
-        <w:rPr>
-          <w:i/>
-          <w:iCs/>
-        </w:rPr>
-        <w:t xml:space="preserve">7</w:t>
-      </w:r>
-      <w:r>
-        <w:t xml:space="preserve">(5), e36399.</w:t>
-      </w:r>
-    </w:p>
-    <w:bookmarkEnd w:id="81"/>
-    <w:bookmarkStart w:id="82" w:name="ref-kidd2014goldilocks"/>
-    <w:p>
-      <w:pPr>
-        <w:pStyle w:val="Bibliography"/>
-      </w:pPr>
-      <w:r>
-        <w:t xml:space="preserve">Kidd, C., Piantadosi, S. T., &amp; Aslin, R. N. (2014). The goldilocks effect in infant auditory attention.</w:t>
-      </w:r>
-      <w:r>
-        <w:t xml:space="preserve"> </w:t>
-      </w:r>
-      <w:r>
-        <w:rPr>
-          <w:i/>
-          <w:iCs/>
-        </w:rPr>
-        <w:t xml:space="preserve">Child Development</w:t>
-      </w:r>
-      <w:r>
-        <w:t xml:space="preserve">,</w:t>
-      </w:r>
-      <w:r>
-        <w:t xml:space="preserve"> </w:t>
-      </w:r>
-      <w:r>
-        <w:rPr>
-          <w:i/>
-          <w:iCs/>
-        </w:rPr>
-        <w:t xml:space="preserve">85</w:t>
-      </w:r>
-      <w:r>
-        <w:t xml:space="preserve">(5), 1795–1804.</w:t>
-      </w:r>
-    </w:p>
-    <w:bookmarkEnd w:id="82"/>
-    <w:bookmarkStart w:id="83" w:name="ref-laing2019role"/>
-    <w:p>
-      <w:pPr>
-        <w:pStyle w:val="Bibliography"/>
-      </w:pPr>
-      <w:r>
-        <w:t xml:space="preserve">Laing, C. (2019). A role for onomatopoeia in early language: Evidence from phonological development.</w:t>
-      </w:r>
-      <w:r>
-        <w:t xml:space="preserve"> </w:t>
-      </w:r>
-      <w:r>
-        <w:rPr>
-          <w:i/>
-          <w:iCs/>
-        </w:rPr>
-        <w:t xml:space="preserve">Language and Cognition</w:t>
-      </w:r>
-      <w:r>
-        <w:t xml:space="preserve">,</w:t>
-      </w:r>
-      <w:r>
-        <w:t xml:space="preserve"> </w:t>
-      </w:r>
-      <w:r>
-        <w:rPr>
-          <w:i/>
-          <w:iCs/>
-        </w:rPr>
-        <w:t xml:space="preserve">11</w:t>
-      </w:r>
-      <w:r>
-        <w:t xml:space="preserve">(2), 173–187.</w:t>
-      </w:r>
-    </w:p>
-    <w:bookmarkEnd w:id="83"/>
-    <w:bookmarkStart w:id="84" w:name="ref-laing2017perceptual"/>
-    <w:p>
-      <w:pPr>
-        <w:pStyle w:val="Bibliography"/>
-      </w:pPr>
-      <w:r>
-        <w:t xml:space="preserve">Laing, C. E. (2017). A perceptual advantage for onomatopoeia in early word learning: Evidence from eye-tracking.</w:t>
-      </w:r>
-      <w:r>
-        <w:t xml:space="preserve"> </w:t>
-      </w:r>
-      <w:r>
-        <w:rPr>
-          <w:i/>
-          <w:iCs/>
-        </w:rPr>
-        <w:t xml:space="preserve">Journal of Experimental Child Psychology</w:t>
-      </w:r>
-      <w:r>
-        <w:t xml:space="preserve">,</w:t>
-      </w:r>
-      <w:r>
-        <w:t xml:space="preserve"> </w:t>
-      </w:r>
-      <w:r>
-        <w:rPr>
-          <w:i/>
-          <w:iCs/>
-        </w:rPr>
-        <w:t xml:space="preserve">161</w:t>
-      </w:r>
-      <w:r>
-        <w:t xml:space="preserve">, 32–45.</w:t>
-      </w:r>
-    </w:p>
-    <w:bookmarkEnd w:id="84"/>
-    <w:bookmarkStart w:id="85" w:name="ref-liu2018review"/>
-    <w:p>
-      <w:pPr>
-        <w:pStyle w:val="Bibliography"/>
-      </w:pPr>
-      <w:r>
-        <w:t xml:space="preserve">Liu, F., &amp; Eugenio, E. C. (2018). A review and comparison of bayesian and likelihood-based inferences in beta regression and zero-or-one-inflated beta regression.</w:t>
-      </w:r>
-      <w:r>
-        <w:t xml:space="preserve"> </w:t>
-      </w:r>
-      <w:r>
-        <w:rPr>
-          <w:i/>
-          <w:iCs/>
-        </w:rPr>
-        <w:t xml:space="preserve">Statistical Methods in Medical Research</w:t>
-      </w:r>
-      <w:r>
-        <w:t xml:space="preserve">,</w:t>
-      </w:r>
-      <w:r>
-        <w:t xml:space="preserve"> </w:t>
-      </w:r>
-      <w:r>
-        <w:rPr>
-          <w:i/>
-          <w:iCs/>
-        </w:rPr>
-        <w:t xml:space="preserve">27</w:t>
-      </w:r>
-      <w:r>
-        <w:t xml:space="preserve">(4), 1024–1044.</w:t>
-      </w:r>
-    </w:p>
-    <w:bookmarkEnd w:id="85"/>
-    <w:bookmarkStart w:id="86" w:name="ref-manybabies2020quantifying"/>
-    <w:p>
-      <w:pPr>
-        <w:pStyle w:val="Bibliography"/>
-      </w:pPr>
-      <w:r>
-        <w:t xml:space="preserve">ManyBabiesConsortium. (2020). Quantifying sources of variability in infancy research using the infant-directed-speech preference.</w:t>
-      </w:r>
-      <w:r>
-        <w:t xml:space="preserve"> </w:t>
-      </w:r>
-      <w:r>
-        <w:rPr>
-          <w:i/>
-          <w:iCs/>
-        </w:rPr>
-        <w:t xml:space="preserve">Advances in Methods and Practices in Psychological Science</w:t>
-      </w:r>
-      <w:r>
-        <w:t xml:space="preserve">,</w:t>
-      </w:r>
-      <w:r>
-        <w:t xml:space="preserve"> </w:t>
-      </w:r>
-      <w:r>
-        <w:rPr>
-          <w:i/>
-          <w:iCs/>
-        </w:rPr>
         <w:t xml:space="preserve">3</w:t>
       </w:r>
       <w:r>
-        <w:t xml:space="preserve">(1), 24–52.</w:t>
-      </w:r>
-    </w:p>
-    <w:bookmarkEnd w:id="86"/>
-    <w:bookmarkStart w:id="87" w:name="ref-markman1988children"/>
-    <w:p>
-      <w:pPr>
-        <w:pStyle w:val="Bibliography"/>
-      </w:pPr>
-      <w:r>
-        <w:t xml:space="preserve">Markman, E. M., &amp; Wachtel, G. F. (1988). Children’s use of mutual exclusivity to constrain the meanings of words.</w:t>
-      </w:r>
-      <w:r>
-        <w:t xml:space="preserve"> </w:t>
-      </w:r>
-      <w:r>
-        <w:rPr>
-          <w:i/>
-          <w:iCs/>
-        </w:rPr>
-        <w:t xml:space="preserve">Cognitive Psychology</w:t>
-      </w:r>
-      <w:r>
-        <w:t xml:space="preserve">,</w:t>
-      </w:r>
-      <w:r>
-        <w:t xml:space="preserve"> </w:t>
-      </w:r>
-      <w:r>
-        <w:rPr>
-          <w:i/>
-          <w:iCs/>
-        </w:rPr>
-        <w:t xml:space="preserve">20</w:t>
-      </w:r>
-      <w:r>
-        <w:t xml:space="preserve">(2), 121–157.</w:t>
-      </w:r>
-    </w:p>
-    <w:bookmarkEnd w:id="87"/>
-    <w:bookmarkStart w:id="88" w:name="ref-markman2003use"/>
-    <w:p>
-      <w:pPr>
-        <w:pStyle w:val="Bibliography"/>
-      </w:pPr>
-      <w:r>
-        <w:t xml:space="preserve">Markman, E. M., Wasow, J. L., &amp; Hansen, M. B. (2003). Use of the mutual exclusivity assumption by young word learners.</w:t>
-      </w:r>
-      <w:r>
-        <w:t xml:space="preserve"> </w:t>
-      </w:r>
-      <w:r>
-        <w:rPr>
-          <w:i/>
-          <w:iCs/>
-        </w:rPr>
-        <w:t xml:space="preserve">Cognitive Psychology</w:t>
-      </w:r>
-      <w:r>
-        <w:t xml:space="preserve">,</w:t>
-      </w:r>
-      <w:r>
-        <w:t xml:space="preserve"> </w:t>
-      </w:r>
-      <w:r>
-        <w:rPr>
-          <w:i/>
-          <w:iCs/>
-        </w:rPr>
-        <w:t xml:space="preserve">47</w:t>
-      </w:r>
-      <w:r>
-        <w:t xml:space="preserve">(3), 241–275.</w:t>
-      </w:r>
-    </w:p>
-    <w:bookmarkEnd w:id="88"/>
-    <w:bookmarkStart w:id="89" w:name="ref-mazuka2008japanese"/>
-    <w:p>
-      <w:pPr>
-        <w:pStyle w:val="Bibliography"/>
-      </w:pPr>
-      <w:r>
-        <w:t xml:space="preserve">Mazuka, R., Kondo, T., &amp; Hayashi, A. (2008). Japanese mothers’ use of specialized vocabulary in infant-directed speech: Infant-directed vocabulary in japanese. In</w:t>
-      </w:r>
-      <w:r>
-        <w:t xml:space="preserve"> </w:t>
-      </w:r>
-      <w:r>
-        <w:rPr>
-          <w:i/>
-          <w:iCs/>
-        </w:rPr>
-        <w:t xml:space="preserve">The origins of language: Unraveling evolutionary forces</w:t>
-      </w:r>
-      <w:r>
-        <w:t xml:space="preserve"> </w:t>
-      </w:r>
-      <w:r>
-        <w:t xml:space="preserve">(pp. 39–58). Springer.</w:t>
-      </w:r>
-    </w:p>
-    <w:bookmarkEnd w:id="89"/>
-    <w:bookmarkStart w:id="90" w:name="ref-merriman1989mutual"/>
-    <w:p>
-      <w:pPr>
-        <w:pStyle w:val="Bibliography"/>
-      </w:pPr>
-      <w:r>
-        <w:t xml:space="preserve">Merriman, W. E., Bowman, L. L., &amp; MacWhinney, B. (1989). The mutual exclusivity bias in children’s word learning.</w:t>
-      </w:r>
-      <w:r>
-        <w:t xml:space="preserve"> </w:t>
-      </w:r>
-      <w:r>
-        <w:rPr>
-          <w:i/>
-          <w:iCs/>
-        </w:rPr>
-        <w:t xml:space="preserve">Monographs of the Society for Research in Child Development</w:t>
-      </w:r>
-      <w:r>
-        <w:t xml:space="preserve">, i–129.</w:t>
-      </w:r>
-    </w:p>
-    <w:bookmarkEnd w:id="90"/>
-    <w:bookmarkStart w:id="91" w:name="ref-merritt1994artifact"/>
-    <w:p>
-      <w:pPr>
-        <w:pStyle w:val="Bibliography"/>
-      </w:pPr>
-      <w:r>
-        <w:t xml:space="preserve">Merritt, S. L., Keegan, A. P., &amp; Mercer, P. W. (1994). Artifact management in pupillometry.</w:t>
-      </w:r>
-      <w:r>
-        <w:t xml:space="preserve"> </w:t>
-      </w:r>
-      <w:r>
-        <w:rPr>
-          <w:i/>
-          <w:iCs/>
-        </w:rPr>
-        <w:t xml:space="preserve">Nursing Research</w:t>
-      </w:r>
-      <w:r>
-        <w:t xml:space="preserve">,</w:t>
-      </w:r>
-      <w:r>
-        <w:t xml:space="preserve"> </w:t>
-      </w:r>
-      <w:r>
-        <w:rPr>
-          <w:i/>
-          <w:iCs/>
-        </w:rPr>
-        <w:t xml:space="preserve">43</w:t>
-      </w:r>
-      <w:r>
-        <w:t xml:space="preserve">(1), 56–59.</w:t>
-      </w:r>
-    </w:p>
-    <w:bookmarkEnd w:id="91"/>
-    <w:bookmarkStart w:id="92" w:name="ref-mervis1994two"/>
-    <w:p>
-      <w:pPr>
-        <w:pStyle w:val="Bibliography"/>
-      </w:pPr>
-      <w:r>
-        <w:t xml:space="preserve">Mervis, C. B., Golinkoff, R. M., &amp; Bertrand, J. (1994). Two-year-olds readily learn multiple labels for the same basic-level category.</w:t>
-      </w:r>
-      <w:r>
-        <w:t xml:space="preserve"> </w:t>
-      </w:r>
-      <w:r>
-        <w:rPr>
-          <w:i/>
-          <w:iCs/>
-        </w:rPr>
-        <w:t xml:space="preserve">Child Development</w:t>
-      </w:r>
-      <w:r>
-        <w:t xml:space="preserve">,</w:t>
-      </w:r>
-      <w:r>
-        <w:t xml:space="preserve"> </w:t>
-      </w:r>
-      <w:r>
-        <w:rPr>
-          <w:i/>
-          <w:iCs/>
-        </w:rPr>
-        <w:t xml:space="preserve">65</w:t>
-      </w:r>
-      <w:r>
-        <w:t xml:space="preserve">(4), 1163–1177.</w:t>
-      </w:r>
-    </w:p>
-    <w:bookmarkEnd w:id="92"/>
-    <w:bookmarkStart w:id="93" w:name="ref-miyazawa2017vowels"/>
-    <w:p>
-      <w:pPr>
-        <w:pStyle w:val="Bibliography"/>
-      </w:pPr>
-      <w:r>
-        <w:t xml:space="preserve">Miyazawa, K., Shinya, T., Martin, A., Kikuchi, H., &amp; Mazuka, R. (2017). Vowels in infant-directed speech: More breathy and more variable, but not clearer.</w:t>
-      </w:r>
-      <w:r>
-        <w:t xml:space="preserve"> </w:t>
-      </w:r>
-      <w:r>
-        <w:rPr>
-          <w:i/>
-          <w:iCs/>
-        </w:rPr>
-        <w:t xml:space="preserve">Cognition</w:t>
-      </w:r>
-      <w:r>
-        <w:t xml:space="preserve">,</w:t>
-      </w:r>
-      <w:r>
-        <w:t xml:space="preserve"> </w:t>
-      </w:r>
-      <w:r>
-        <w:rPr>
-          <w:i/>
-          <w:iCs/>
-        </w:rPr>
-        <w:t xml:space="preserve">166</w:t>
-      </w:r>
-      <w:r>
-        <w:t xml:space="preserve">, 84–93.</w:t>
-      </w:r>
-    </w:p>
-    <w:bookmarkEnd w:id="93"/>
-    <w:bookmarkStart w:id="94" w:name="ref-moore2024wordform"/>
-    <w:p>
-      <w:pPr>
-        <w:pStyle w:val="Bibliography"/>
-      </w:pPr>
-      <w:r>
-        <w:t xml:space="preserve">Moore, C., &amp; Bergelson, E. (2024). Wordform variability in infants’ language environment and its effects on early word learning.</w:t>
-      </w:r>
-      <w:r>
-        <w:t xml:space="preserve"> </w:t>
-      </w:r>
-      <w:r>
-        <w:rPr>
-          <w:i/>
-          <w:iCs/>
-        </w:rPr>
-        <w:t xml:space="preserve">Cognition</w:t>
-      </w:r>
-      <w:r>
-        <w:t xml:space="preserve">,</w:t>
-      </w:r>
-      <w:r>
-        <w:t xml:space="preserve"> </w:t>
-      </w:r>
-      <w:r>
-        <w:rPr>
-          <w:i/>
-          <w:iCs/>
-        </w:rPr>
-        <w:t xml:space="preserve">245</w:t>
-      </w:r>
-      <w:r>
-        <w:t xml:space="preserve">, 105694.</w:t>
-      </w:r>
-    </w:p>
-    <w:bookmarkEnd w:id="94"/>
-    <w:bookmarkStart w:id="95" w:name="ref-nencheva2021moment"/>
-    <w:p>
-      <w:pPr>
-        <w:pStyle w:val="Bibliography"/>
-      </w:pPr>
-      <w:r>
-        <w:t xml:space="preserve">Nencheva, M. L., Piazza, E. A., &amp; Lew-Williams, C. (2021). The moment-to-moment pitch dynamics of child-directed speech shape toddlers’ attention and learning.</w:t>
-      </w:r>
-      <w:r>
-        <w:t xml:space="preserve"> </w:t>
-      </w:r>
-      <w:r>
-        <w:rPr>
-          <w:i/>
-          <w:iCs/>
-        </w:rPr>
-        <w:t xml:space="preserve">Developmental Science</w:t>
-      </w:r>
-      <w:r>
-        <w:t xml:space="preserve">,</w:t>
-      </w:r>
-      <w:r>
-        <w:t xml:space="preserve"> </w:t>
-      </w:r>
-      <w:r>
-        <w:rPr>
-          <w:i/>
-          <w:iCs/>
-        </w:rPr>
-        <w:t xml:space="preserve">24</w:t>
-      </w:r>
-      <w:r>
-        <w:t xml:space="preserve">(1), e12997.</w:t>
-      </w:r>
-    </w:p>
-    <w:bookmarkEnd w:id="95"/>
-    <w:bookmarkStart w:id="96" w:name="ref-ota2018choo"/>
-    <w:p>
-      <w:pPr>
-        <w:pStyle w:val="Bibliography"/>
-      </w:pPr>
-      <w:r>
-        <w:t xml:space="preserve">Ota, M., Davies-Jenkins, N., &amp; Skarabela, B. (2018). Why choo-choo is better than train: The role of register-specific words in early vocabulary growth.</w:t>
-      </w:r>
-      <w:r>
-        <w:t xml:space="preserve"> </w:t>
-      </w:r>
-      <w:r>
-        <w:rPr>
-          <w:i/>
-          <w:iCs/>
-        </w:rPr>
-        <w:t xml:space="preserve">Cognitive Science</w:t>
-      </w:r>
-      <w:r>
-        <w:t xml:space="preserve">,</w:t>
-      </w:r>
-      <w:r>
-        <w:t xml:space="preserve"> </w:t>
-      </w:r>
-      <w:r>
-        <w:rPr>
-          <w:i/>
-          <w:iCs/>
-        </w:rPr>
-        <w:t xml:space="preserve">42</w:t>
-      </w:r>
-      <w:r>
-        <w:t xml:space="preserve">(6), 1974–1999.</w:t>
-      </w:r>
-    </w:p>
-    <w:bookmarkEnd w:id="96"/>
-    <w:bookmarkStart w:id="97" w:name="ref-ota2016reduplicated"/>
-    <w:p>
-      <w:pPr>
-        <w:pStyle w:val="Bibliography"/>
-      </w:pPr>
-      <w:r>
-        <w:t xml:space="preserve">Ota, M., &amp; Skarabela, B. (2016). Reduplicated words are easier to learn.</w:t>
-      </w:r>
-      <w:r>
-        <w:t xml:space="preserve"> </w:t>
-      </w:r>
-      <w:r>
-        <w:rPr>
-          <w:i/>
-          <w:iCs/>
-        </w:rPr>
-        <w:t xml:space="preserve">Language Learning and Development</w:t>
-      </w:r>
-      <w:r>
-        <w:t xml:space="preserve">,</w:t>
-      </w:r>
-      <w:r>
-        <w:t xml:space="preserve"> </w:t>
-      </w:r>
-      <w:r>
-        <w:rPr>
-          <w:i/>
-          <w:iCs/>
-        </w:rPr>
-        <w:t xml:space="preserve">12</w:t>
-      </w:r>
-      <w:r>
-        <w:t xml:space="preserve">(4), 380–397.</w:t>
-      </w:r>
-    </w:p>
-    <w:bookmarkEnd w:id="97"/>
-    <w:bookmarkStart w:id="98" w:name="ref-ota2018reduplication"/>
-    <w:p>
-      <w:pPr>
-        <w:pStyle w:val="Bibliography"/>
-      </w:pPr>
-      <w:r>
-        <w:t xml:space="preserve">Ota, M., &amp; Skarabela, B. (2018). Reduplication facilitates early word segmentation.</w:t>
-      </w:r>
-      <w:r>
-        <w:t xml:space="preserve"> </w:t>
-      </w:r>
-      <w:r>
-        <w:rPr>
-          <w:i/>
-          <w:iCs/>
-        </w:rPr>
-        <w:t xml:space="preserve">Journal of Child Language</w:t>
-      </w:r>
-      <w:r>
-        <w:t xml:space="preserve">,</w:t>
-      </w:r>
-      <w:r>
-        <w:t xml:space="preserve"> </w:t>
-      </w:r>
-      <w:r>
-        <w:rPr>
-          <w:i/>
-          <w:iCs/>
-        </w:rPr>
-        <w:t xml:space="preserve">45</w:t>
-      </w:r>
-      <w:r>
-        <w:t xml:space="preserve">(1), 204–218.</w:t>
-      </w:r>
-    </w:p>
-    <w:bookmarkEnd w:id="98"/>
-    <w:bookmarkStart w:id="99" w:name="ref-potter2019infants"/>
-    <w:p>
-      <w:pPr>
-        <w:pStyle w:val="Bibliography"/>
-      </w:pPr>
-      <w:r>
-        <w:t xml:space="preserve">Potter, C. E., &amp; Lew-Williams, C. (2019). Infants’ selective use of reliable cues in multidimensional language input.</w:t>
-      </w:r>
-      <w:r>
-        <w:t xml:space="preserve"> </w:t>
-      </w:r>
-      <w:r>
-        <w:rPr>
-          <w:i/>
-          <w:iCs/>
-        </w:rPr>
-        <w:t xml:space="preserve">Developmental Psychology</w:t>
-      </w:r>
-      <w:r>
-        <w:t xml:space="preserve">,</w:t>
-      </w:r>
-      <w:r>
-        <w:t xml:space="preserve"> </w:t>
-      </w:r>
-      <w:r>
-        <w:rPr>
-          <w:i/>
-          <w:iCs/>
-        </w:rPr>
-        <w:t xml:space="preserve">55</w:t>
-      </w:r>
-      <w:r>
-        <w:t xml:space="preserve">(1), 1.</w:t>
-      </w:r>
-    </w:p>
-    <w:bookmarkEnd w:id="99"/>
-    <w:bookmarkStart w:id="100" w:name="ref-potter2024frequent"/>
-    <w:p>
-      <w:pPr>
-        <w:pStyle w:val="Bibliography"/>
-      </w:pPr>
-      <w:r>
-        <w:t xml:space="preserve">Potter, C. E., &amp; Lew-Williams, C. (2024). Frequent vs. Infrequent words shape toddlers’ real-time sentence comprehension.</w:t>
-      </w:r>
-      <w:r>
-        <w:t xml:space="preserve"> </w:t>
-      </w:r>
-      <w:r>
-        <w:rPr>
-          <w:i/>
-          <w:iCs/>
-        </w:rPr>
-        <w:t xml:space="preserve">Journal of Child Language</w:t>
-      </w:r>
-      <w:r>
-        <w:t xml:space="preserve">,</w:t>
-      </w:r>
-      <w:r>
-        <w:t xml:space="preserve"> </w:t>
-      </w:r>
-      <w:r>
-        <w:rPr>
-          <w:i/>
-          <w:iCs/>
-        </w:rPr>
-        <w:t xml:space="preserve">51</w:t>
-      </w:r>
-      <w:r>
-        <w:t xml:space="preserve">(6), 1478–1488.</w:t>
-      </w:r>
-    </w:p>
-    <w:bookmarkEnd w:id="100"/>
-    <w:bookmarkStart w:id="101" w:name="ref-pye1986quiche"/>
-    <w:p>
-      <w:pPr>
-        <w:pStyle w:val="Bibliography"/>
-      </w:pPr>
-      <w:r>
-        <w:t xml:space="preserve">Pye, C. (1986). Quich</w:t>
-      </w:r>
-      <w:r>
-        <w:t xml:space="preserve">é</w:t>
-      </w:r>
-      <w:r>
-        <w:t xml:space="preserve"> </w:t>
-      </w:r>
-      <w:r>
-        <w:t xml:space="preserve">mayan speech to children.</w:t>
-      </w:r>
-      <w:r>
-        <w:t xml:space="preserve"> </w:t>
-      </w:r>
-      <w:r>
-        <w:rPr>
-          <w:i/>
-          <w:iCs/>
-        </w:rPr>
-        <w:t xml:space="preserve">Journal of Child Language</w:t>
-      </w:r>
-      <w:r>
-        <w:t xml:space="preserve">,</w:t>
-      </w:r>
-      <w:r>
-        <w:t xml:space="preserve"> </w:t>
-      </w:r>
-      <w:r>
-        <w:rPr>
-          <w:i/>
-          <w:iCs/>
-        </w:rPr>
-        <w:t xml:space="preserve">13</w:t>
-      </w:r>
-      <w:r>
-        <w:t xml:space="preserve">(1), 85–100.</w:t>
-      </w:r>
-    </w:p>
-    <w:bookmarkEnd w:id="101"/>
-    <w:bookmarkStart w:id="102" w:name="ref-quam2023protracted"/>
-    <w:p>
-      <w:pPr>
-        <w:pStyle w:val="Bibliography"/>
-      </w:pPr>
-      <w:r>
-        <w:t xml:space="preserve">Quam, C., &amp; Swingley, D. (2023). A protracted developmental trajectory for english-learning children’s detection of consonant mispronunciations in newly learned words.</w:t>
-      </w:r>
-      <w:r>
-        <w:t xml:space="preserve"> </w:t>
-      </w:r>
-      <w:r>
-        <w:rPr>
-          <w:i/>
-          <w:iCs/>
-        </w:rPr>
-        <w:t xml:space="preserve">Language Acquisition</w:t>
-      </w:r>
-      <w:r>
-        <w:t xml:space="preserve">,</w:t>
-      </w:r>
-      <w:r>
-        <w:t xml:space="preserve"> </w:t>
-      </w:r>
-      <w:r>
-        <w:rPr>
-          <w:i/>
-          <w:iCs/>
-        </w:rPr>
-        <w:t xml:space="preserve">30</w:t>
-      </w:r>
-      <w:r>
-        <w:t xml:space="preserve">(3-4), 256–276.</w:t>
-      </w:r>
-    </w:p>
-    <w:bookmarkEnd w:id="102"/>
-    <w:bookmarkStart w:id="103" w:name="ref-rasanen2018infant"/>
-    <w:p>
-      <w:pPr>
-        <w:pStyle w:val="Bibliography"/>
-      </w:pPr>
-      <w:r>
-        <w:t xml:space="preserve">Räsänen, O., Kakouros, S., &amp; Soderstrom, M. (2018). Is infant-directed speech interesting because it is surprising?–linking properties of IDS to statistical learning and attention at the prosodic level.</w:t>
-      </w:r>
-      <w:r>
-        <w:t xml:space="preserve"> </w:t>
-      </w:r>
-      <w:r>
-        <w:rPr>
-          <w:i/>
-          <w:iCs/>
-        </w:rPr>
-        <w:t xml:space="preserve">Cognition</w:t>
-      </w:r>
-      <w:r>
-        <w:t xml:space="preserve">,</w:t>
-      </w:r>
-      <w:r>
-        <w:t xml:space="preserve"> </w:t>
-      </w:r>
-      <w:r>
-        <w:rPr>
-          <w:i/>
-          <w:iCs/>
-        </w:rPr>
-        <w:t xml:space="preserve">178</w:t>
-      </w:r>
-      <w:r>
-        <w:t xml:space="preserve">, 193–206.</w:t>
-      </w:r>
-    </w:p>
-    <w:bookmarkEnd w:id="103"/>
-    <w:bookmarkStart w:id="104" w:name="ref-regier2005emergence"/>
-    <w:p>
-      <w:pPr>
-        <w:pStyle w:val="Bibliography"/>
-      </w:pPr>
-      <w:r>
-        <w:t xml:space="preserve">Regier, T. (2005). The emergence of words: Attentional learning in form and meaning.</w:t>
-      </w:r>
-      <w:r>
-        <w:t xml:space="preserve"> </w:t>
-      </w:r>
-      <w:r>
-        <w:rPr>
-          <w:i/>
-          <w:iCs/>
-        </w:rPr>
-        <w:t xml:space="preserve">Cognitive Science</w:t>
-      </w:r>
-      <w:r>
-        <w:t xml:space="preserve">,</w:t>
-      </w:r>
-      <w:r>
-        <w:t xml:space="preserve"> </w:t>
-      </w:r>
-      <w:r>
-        <w:rPr>
-          <w:i/>
-          <w:iCs/>
-        </w:rPr>
-        <w:t xml:space="preserve">29</w:t>
-      </w:r>
-      <w:r>
-        <w:t xml:space="preserve">(6), 819–865.</w:t>
-      </w:r>
-    </w:p>
-    <w:bookmarkEnd w:id="104"/>
-    <w:bookmarkStart w:id="105" w:name="ref-reuter2019predict"/>
-    <w:p>
-      <w:pPr>
-        <w:pStyle w:val="Bibliography"/>
-      </w:pPr>
-      <w:r>
-        <w:t xml:space="preserve">Reuter, T., Borovsky, A., &amp; Lew-Williams, C. (2019). Predict and redirect: Prediction errors support children’s word learning.</w:t>
-      </w:r>
-      <w:r>
-        <w:t xml:space="preserve"> </w:t>
-      </w:r>
-      <w:r>
-        <w:rPr>
-          <w:i/>
-          <w:iCs/>
-        </w:rPr>
-        <w:t xml:space="preserve">Developmental Psychology</w:t>
-      </w:r>
-      <w:r>
-        <w:t xml:space="preserve">,</w:t>
-      </w:r>
-      <w:r>
-        <w:t xml:space="preserve"> </w:t>
-      </w:r>
-      <w:r>
-        <w:rPr>
-          <w:i/>
-          <w:iCs/>
-        </w:rPr>
-        <w:t xml:space="preserve">55</w:t>
-      </w:r>
-      <w:r>
-        <w:t xml:space="preserve">(8), 1656.</w:t>
-      </w:r>
-    </w:p>
-    <w:bookmarkEnd w:id="105"/>
-    <w:bookmarkStart w:id="106" w:name="ref-sarvasy2025child"/>
-    <w:p>
-      <w:pPr>
-        <w:pStyle w:val="Bibliography"/>
-      </w:pPr>
-      <w:r>
-        <w:t xml:space="preserve">Sarvasy, H., Rumsey, A., Dahmen, J., Onga, J., &amp; Yam, S. (2025). Child-directed speech in ku waru and nungon (papua new guinea).</w:t>
-      </w:r>
-      <w:r>
-        <w:t xml:space="preserve"> </w:t>
-      </w:r>
-      <w:r>
-        <w:rPr>
-          <w:i/>
-          <w:iCs/>
-        </w:rPr>
-        <w:t xml:space="preserve">Language Development Research</w:t>
-      </w:r>
-      <w:r>
-        <w:t xml:space="preserve">,</w:t>
-      </w:r>
-      <w:r>
-        <w:t xml:space="preserve"> </w:t>
-      </w:r>
-      <w:r>
-        <w:rPr>
-          <w:i/>
-          <w:iCs/>
-        </w:rPr>
-        <w:t xml:space="preserve">5</w:t>
-      </w:r>
-      <w:r>
-        <w:t xml:space="preserve">(3), 191–244.</w:t>
-      </w:r>
-    </w:p>
-    <w:bookmarkEnd w:id="106"/>
-    <w:bookmarkStart w:id="108" w:name="ref-procreate"/>
-    <w:p>
-      <w:pPr>
-        <w:pStyle w:val="Bibliography"/>
-      </w:pPr>
-      <w:r>
-        <w:t xml:space="preserve">Savage Interactive. (2025).</w:t>
-      </w:r>
-      <w:r>
-        <w:t xml:space="preserve"> </w:t>
-      </w:r>
-      <w:r>
-        <w:rPr>
-          <w:i/>
-          <w:iCs/>
-        </w:rPr>
-        <w:t xml:space="preserve">Procreate</w:t>
-      </w:r>
-      <w:r>
-        <w:t xml:space="preserve"> </w:t>
-      </w:r>
-      <w:r>
-        <w:t xml:space="preserve">(Version 5.3.15) [Computer software].</w:t>
-      </w:r>
-      <w:r>
-        <w:t xml:space="preserve"> </w:t>
-      </w:r>
-      <w:r>
-        <w:t xml:space="preserve">Savage Interactive Pty Ltd</w:t>
-      </w:r>
-      <w:r>
-        <w:t xml:space="preserve">.</w:t>
-      </w:r>
-      <w:r>
-        <w:t xml:space="preserve"> </w:t>
-      </w:r>
-      <w:hyperlink r:id="rId107">
-        <w:r>
-          <w:rPr>
-            <w:rStyle w:val="Hyperlink"/>
-          </w:rPr>
-          <w:t xml:space="preserve">https://procreate.com/</w:t>
-        </w:r>
-      </w:hyperlink>
-    </w:p>
-    <w:bookmarkEnd w:id="108"/>
-    <w:bookmarkStart w:id="109" w:name="ref-savickiene1998acquisition"/>
-    <w:p>
-      <w:pPr>
-        <w:pStyle w:val="Bibliography"/>
-      </w:pPr>
-      <w:r>
-        <w:t xml:space="preserve">Savickiene, I. (1998). The acquisition of diminutives in lithuanian.</w:t>
-      </w:r>
-      <w:r>
-        <w:t xml:space="preserve"> </w:t>
-      </w:r>
-      <w:r>
-        <w:rPr>
-          <w:i/>
-          <w:iCs/>
-        </w:rPr>
-        <w:t xml:space="preserve">Number AND Diminutive Marking</w:t>
-      </w:r>
-      <w:r>
-        <w:t xml:space="preserve">, 129.</w:t>
-      </w:r>
-    </w:p>
-    <w:bookmarkEnd w:id="109"/>
-    <w:bookmarkStart w:id="110" w:name="ref-schwab2016repetition"/>
-    <w:p>
-      <w:pPr>
-        <w:pStyle w:val="Bibliography"/>
-      </w:pPr>
-      <w:r>
-        <w:t xml:space="preserve">Schwab, J. F., &amp; Lew-Williams, C. (2016). Repetition across successive sentences facilitates young children’s word learning.</w:t>
-      </w:r>
-      <w:r>
-        <w:t xml:space="preserve"> </w:t>
-      </w:r>
-      <w:r>
-        <w:rPr>
-          <w:i/>
-          <w:iCs/>
-        </w:rPr>
-        <w:t xml:space="preserve">Developmental Psychology</w:t>
-      </w:r>
-      <w:r>
-        <w:t xml:space="preserve">,</w:t>
-      </w:r>
-      <w:r>
-        <w:t xml:space="preserve"> </w:t>
-      </w:r>
-      <w:r>
-        <w:rPr>
-          <w:i/>
-          <w:iCs/>
-        </w:rPr>
-        <w:t xml:space="preserve">52</w:t>
-      </w:r>
-      <w:r>
-        <w:t xml:space="preserve">(6), 879.</w:t>
-      </w:r>
-    </w:p>
-    <w:bookmarkEnd w:id="110"/>
-    <w:bookmarkStart w:id="111" w:name="ref-segal2015infant"/>
-    <w:p>
-      <w:pPr>
-        <w:pStyle w:val="Bibliography"/>
-      </w:pPr>
-      <w:r>
-        <w:t xml:space="preserve">Segal, J., &amp; Newman, R. S. (2015). Infant preferences for structural and prosodic properties of infant-directed speech in the second year of life.</w:t>
-      </w:r>
-      <w:r>
-        <w:t xml:space="preserve"> </w:t>
-      </w:r>
-      <w:r>
-        <w:rPr>
-          <w:i/>
-          <w:iCs/>
-        </w:rPr>
-        <w:t xml:space="preserve">Infancy</w:t>
-      </w:r>
-      <w:r>
-        <w:t xml:space="preserve">,</w:t>
-      </w:r>
-      <w:r>
-        <w:t xml:space="preserve"> </w:t>
-      </w:r>
-      <w:r>
-        <w:rPr>
-          <w:i/>
-          <w:iCs/>
-        </w:rPr>
-        <w:t xml:space="preserve">20</w:t>
-      </w:r>
-      <w:r>
-        <w:t xml:space="preserve">(3), 339–351.</w:t>
-      </w:r>
-    </w:p>
-    <w:bookmarkEnd w:id="111"/>
-    <w:bookmarkStart w:id="112" w:name="ref-smith2008infants"/>
-    <w:p>
-      <w:pPr>
-        <w:pStyle w:val="Bibliography"/>
-      </w:pPr>
-      <w:r>
-        <w:t xml:space="preserve">Smith, L., &amp; Yu, C. (2008). Infants rapidly learn word-referent mappings via cross-situational statistics.</w:t>
-      </w:r>
-      <w:r>
-        <w:t xml:space="preserve"> </w:t>
-      </w:r>
-      <w:r>
-        <w:rPr>
-          <w:i/>
-          <w:iCs/>
-        </w:rPr>
-        <w:t xml:space="preserve">Cognition</w:t>
-      </w:r>
-      <w:r>
-        <w:t xml:space="preserve">,</w:t>
-      </w:r>
-      <w:r>
-        <w:t xml:space="preserve"> </w:t>
-      </w:r>
-      <w:r>
-        <w:rPr>
-          <w:i/>
-          <w:iCs/>
-        </w:rPr>
-        <w:t xml:space="preserve">106</w:t>
-      </w:r>
-      <w:r>
-        <w:t xml:space="preserve">(3), 1558–1568.</w:t>
-      </w:r>
-    </w:p>
-    <w:bookmarkEnd w:id="112"/>
-    <w:bookmarkStart w:id="113" w:name="ref-soderstrom2007beyond"/>
-    <w:p>
-      <w:pPr>
-        <w:pStyle w:val="Bibliography"/>
-      </w:pPr>
-      <w:r>
-        <w:t xml:space="preserve">Soderstrom, M. (2007). Beyond babytalk: Re-evaluating the nature and content of speech input to preverbal infants.</w:t>
-      </w:r>
-      <w:r>
-        <w:t xml:space="preserve"> </w:t>
-      </w:r>
-      <w:r>
-        <w:rPr>
-          <w:i/>
-          <w:iCs/>
-        </w:rPr>
-        <w:t xml:space="preserve">Developmental Review</w:t>
-      </w:r>
-      <w:r>
-        <w:t xml:space="preserve">,</w:t>
-      </w:r>
-      <w:r>
-        <w:t xml:space="preserve"> </w:t>
-      </w:r>
-      <w:r>
-        <w:rPr>
-          <w:i/>
-          <w:iCs/>
-        </w:rPr>
-        <w:t xml:space="preserve">27</w:t>
-      </w:r>
-      <w:r>
-        <w:t xml:space="preserve">(4), 501–532.</w:t>
-      </w:r>
-    </w:p>
-    <w:bookmarkEnd w:id="113"/>
-    <w:bookmarkStart w:id="115" w:name="ref-rstan"/>
-    <w:p>
-      <w:pPr>
-        <w:pStyle w:val="Bibliography"/>
-      </w:pPr>
-      <w:r>
-        <w:t xml:space="preserve">Stan Development Team. (2025).</w:t>
-      </w:r>
-      <w:r>
-        <w:t xml:space="preserve"> </w:t>
-      </w:r>
-      <w:r>
-        <w:rPr>
-          <w:i/>
-          <w:iCs/>
-        </w:rPr>
-        <w:t xml:space="preserve">RStan</w:t>
-      </w:r>
-      <w:r>
-        <w:rPr>
-          <w:i/>
-          <w:iCs/>
-        </w:rPr>
-        <w:t xml:space="preserve">: The</w:t>
-      </w:r>
-      <w:r>
-        <w:rPr>
-          <w:i/>
-          <w:iCs/>
-        </w:rPr>
-        <w:t xml:space="preserve"> </w:t>
-      </w:r>
-      <w:r>
-        <w:rPr>
-          <w:i/>
-          <w:iCs/>
-        </w:rPr>
-        <w:t xml:space="preserve">R</w:t>
-      </w:r>
-      <w:r>
-        <w:rPr>
-          <w:i/>
-          <w:iCs/>
-        </w:rPr>
-        <w:t xml:space="preserve"> </w:t>
-      </w:r>
-      <w:r>
-        <w:rPr>
-          <w:i/>
-          <w:iCs/>
-        </w:rPr>
-        <w:t xml:space="preserve">interface to</w:t>
-      </w:r>
-      <w:r>
-        <w:rPr>
-          <w:i/>
-          <w:iCs/>
-        </w:rPr>
-        <w:t xml:space="preserve"> </w:t>
-      </w:r>
-      <w:r>
-        <w:rPr>
-          <w:i/>
-          <w:iCs/>
-        </w:rPr>
-        <w:t xml:space="preserve">Stan</w:t>
-      </w:r>
-      <w:r>
-        <w:t xml:space="preserve">.</w:t>
-      </w:r>
-      <w:r>
-        <w:t xml:space="preserve"> </w:t>
-      </w:r>
-      <w:hyperlink r:id="rId114">
-        <w:r>
-          <w:rPr>
-            <w:rStyle w:val="Hyperlink"/>
-          </w:rPr>
-          <w:t xml:space="preserve">https://mc-stan.org/</w:t>
-        </w:r>
-      </w:hyperlink>
-    </w:p>
-    <w:bookmarkEnd w:id="115"/>
-    <w:bookmarkStart w:id="116" w:name="ref-stevens2017pursuit"/>
-    <w:p>
-      <w:pPr>
-        <w:pStyle w:val="Bibliography"/>
-      </w:pPr>
-      <w:r>
-        <w:t xml:space="preserve">Stevens, J. S., Gleitman, L. R., Trueswell, J. C., &amp; Yang, C. (2017). The pursuit of word meanings.</w:t>
-      </w:r>
-      <w:r>
-        <w:t xml:space="preserve"> </w:t>
-      </w:r>
-      <w:r>
-        <w:rPr>
-          <w:i/>
-          <w:iCs/>
-        </w:rPr>
-        <w:t xml:space="preserve">Cognitive Science</w:t>
-      </w:r>
-      <w:r>
-        <w:t xml:space="preserve">,</w:t>
-      </w:r>
-      <w:r>
-        <w:t xml:space="preserve"> </w:t>
-      </w:r>
-      <w:r>
-        <w:rPr>
-          <w:i/>
-          <w:iCs/>
-        </w:rPr>
-        <w:t xml:space="preserve">41</w:t>
-      </w:r>
-      <w:r>
-        <w:t xml:space="preserve">, 638–676.</w:t>
-      </w:r>
-    </w:p>
-    <w:bookmarkEnd w:id="116"/>
-    <w:bookmarkStart w:id="117" w:name="ref-swingley2011looking"/>
-    <w:p>
-      <w:pPr>
-        <w:pStyle w:val="Bibliography"/>
-      </w:pPr>
-      <w:r>
-        <w:t xml:space="preserve">Swingley, D. (2011). The looking-while-listening procedure.</w:t>
-      </w:r>
-      <w:r>
-        <w:t xml:space="preserve"> </w:t>
-      </w:r>
-      <w:r>
-        <w:rPr>
-          <w:i/>
-          <w:iCs/>
-        </w:rPr>
-        <w:t xml:space="preserve">Research Methods in Child Language: A Practical Guide</w:t>
-      </w:r>
-      <w:r>
-        <w:t xml:space="preserve">, 29–42.</w:t>
-      </w:r>
-    </w:p>
-    <w:bookmarkEnd w:id="117"/>
-    <w:bookmarkStart w:id="118" w:name="ref-swingley2016two"/>
-    <w:p>
-      <w:pPr>
-        <w:pStyle w:val="Bibliography"/>
-      </w:pPr>
-      <w:r>
-        <w:t xml:space="preserve">Swingley, D. (2016). Two-year-olds interpret novel phonological neighbors as familiar words.</w:t>
-      </w:r>
-      <w:r>
-        <w:t xml:space="preserve"> </w:t>
-      </w:r>
-      <w:r>
-        <w:rPr>
-          <w:i/>
-          <w:iCs/>
-        </w:rPr>
-        <w:t xml:space="preserve">Developmental Psychology</w:t>
-      </w:r>
-      <w:r>
-        <w:t xml:space="preserve">,</w:t>
-      </w:r>
-      <w:r>
-        <w:t xml:space="preserve"> </w:t>
-      </w:r>
-      <w:r>
-        <w:rPr>
-          <w:i/>
-          <w:iCs/>
-        </w:rPr>
-        <w:t xml:space="preserve">52</w:t>
-      </w:r>
-      <w:r>
-        <w:t xml:space="preserve">(7), 1011.</w:t>
-      </w:r>
-    </w:p>
-    <w:bookmarkEnd w:id="118"/>
-    <w:bookmarkStart w:id="119" w:name="ref-swingley2000spoken"/>
-    <w:p>
-      <w:pPr>
-        <w:pStyle w:val="Bibliography"/>
-      </w:pPr>
-      <w:r>
-        <w:t xml:space="preserve">Swingley, D., &amp; Aslin, R. N. (2000). Spoken word recognition and lexical representation in very young children.</w:t>
-      </w:r>
-      <w:r>
-        <w:t xml:space="preserve"> </w:t>
-      </w:r>
-      <w:r>
-        <w:rPr>
-          <w:i/>
-          <w:iCs/>
-        </w:rPr>
-        <w:t xml:space="preserve">Cognition</w:t>
-      </w:r>
-      <w:r>
-        <w:t xml:space="preserve">,</w:t>
-      </w:r>
-      <w:r>
-        <w:t xml:space="preserve"> </w:t>
-      </w:r>
-      <w:r>
-        <w:rPr>
-          <w:i/>
-          <w:iCs/>
-        </w:rPr>
-        <w:t xml:space="preserve">76</w:t>
-      </w:r>
-      <w:r>
-        <w:t xml:space="preserve">(2), 147–166.</w:t>
-      </w:r>
-    </w:p>
-    <w:bookmarkEnd w:id="119"/>
-    <w:bookmarkStart w:id="120" w:name="ref-swingley2007lexical"/>
-    <w:p>
-      <w:pPr>
-        <w:pStyle w:val="Bibliography"/>
-      </w:pPr>
-      <w:r>
-        <w:t xml:space="preserve">Swingley, D., &amp; Aslin, R. N. (2007). Lexical competition in young children’s word learning.</w:t>
-      </w:r>
-      <w:r>
-        <w:t xml:space="preserve"> </w:t>
-      </w:r>
-      <w:r>
-        <w:rPr>
-          <w:i/>
-          <w:iCs/>
-        </w:rPr>
-        <w:t xml:space="preserve">Cognitive Psychology</w:t>
-      </w:r>
-      <w:r>
-        <w:t xml:space="preserve">,</w:t>
-      </w:r>
-      <w:r>
-        <w:t xml:space="preserve"> </w:t>
-      </w:r>
-      <w:r>
-        <w:rPr>
-          <w:i/>
-          <w:iCs/>
-        </w:rPr>
-        <w:t xml:space="preserve">54</w:t>
-      </w:r>
-      <w:r>
-        <w:t xml:space="preserve">(2), 99–132.</w:t>
-      </w:r>
-    </w:p>
-    <w:bookmarkEnd w:id="120"/>
-    <w:bookmarkStart w:id="121" w:name="ref-tardif2008baby"/>
-    <w:p>
-      <w:pPr>
-        <w:pStyle w:val="Bibliography"/>
-      </w:pPr>
-      <w:r>
-        <w:t xml:space="preserve">Tardif, T., Fletcher, P., Liang, W., Zhang, Z., Kaciroti, N., &amp; Marchman, V. A. (2008). Baby’s first 10 words.</w:t>
-      </w:r>
-      <w:r>
-        <w:t xml:space="preserve"> </w:t>
-      </w:r>
-      <w:r>
-        <w:rPr>
-          <w:i/>
-          <w:iCs/>
-        </w:rPr>
-        <w:t xml:space="preserve">Developmental Psychology</w:t>
-      </w:r>
-      <w:r>
-        <w:t xml:space="preserve">,</w:t>
-      </w:r>
-      <w:r>
-        <w:t xml:space="preserve"> </w:t>
-      </w:r>
-      <w:r>
-        <w:rPr>
-          <w:i/>
-          <w:iCs/>
-        </w:rPr>
-        <w:t xml:space="preserve">44</w:t>
-      </w:r>
-      <w:r>
-        <w:t xml:space="preserve">(4), 929.</w:t>
+        <w:t xml:space="preserve">, 374.</w:t>
       </w:r>
     </w:p>
     <w:bookmarkEnd w:id="121"/>
-    <w:bookmarkStart w:id="122" w:name="ref-tippenhauerURvariety"/>
-    <w:p>
-      <w:pPr>
-        <w:pStyle w:val="Bibliography"/>
-      </w:pPr>
-      <w:r>
-        <w:t xml:space="preserve">Tippenhauer, N. (under review).</w:t>
-      </w:r>
-      <w:r>
-        <w:t xml:space="preserve"> </w:t>
-      </w:r>
-      <w:r>
-        <w:rPr>
-          <w:i/>
-          <w:iCs/>
-        </w:rPr>
-        <w:t xml:space="preserve">Is variety the spice of life? The role of variability in early word learning</w:t>
-      </w:r>
-      <w:r>
-        <w:t xml:space="preserve">.</w:t>
-      </w:r>
-    </w:p>
     <w:bookmarkEnd w:id="122"/>
-    <w:bookmarkStart w:id="123" w:name="ref-tormene2009matching"/>
-    <w:p>
-      <w:pPr>
-        <w:pStyle w:val="Bibliography"/>
-      </w:pPr>
-      <w:r>
-        <w:t xml:space="preserve">Tormene, P., Giorgino, T., Quaglini, S., &amp; Stefanelli, M. (2009). Matching incomplete time series with dynamic time warping: An algorithm and an application to post-stroke rehabilitation.</w:t>
-      </w:r>
-      <w:r>
-        <w:t xml:space="preserve"> </w:t>
-      </w:r>
-      <w:r>
-        <w:rPr>
-          <w:i/>
-          <w:iCs/>
-        </w:rPr>
-        <w:t xml:space="preserve">Artificial Intelligence in Medicine</w:t>
-      </w:r>
-      <w:r>
-        <w:t xml:space="preserve">,</w:t>
-      </w:r>
-      <w:r>
-        <w:t xml:space="preserve"> </w:t>
-      </w:r>
-      <w:r>
-        <w:rPr>
-          <w:i/>
-          <w:iCs/>
-        </w:rPr>
-        <w:t xml:space="preserve">45</w:t>
-      </w:r>
-      <w:r>
-        <w:t xml:space="preserve">(1), 11–34.</w:t>
-      </w:r>
-    </w:p>
     <w:bookmarkEnd w:id="123"/>
-    <w:bookmarkStart w:id="124" w:name="ref-vlach2019learning"/>
-    <w:p>
-      <w:pPr>
-        <w:pStyle w:val="Bibliography"/>
-      </w:pPr>
-      <w:r>
-        <w:t xml:space="preserve">Vlach, H. A. (2019). Learning to remember words: Memory constraints as double-edged sword mechanisms of language development.</w:t>
-      </w:r>
-      <w:r>
-        <w:t xml:space="preserve"> </w:t>
-      </w:r>
-      <w:r>
-        <w:rPr>
-          <w:i/>
-          <w:iCs/>
-        </w:rPr>
-        <w:t xml:space="preserve">Child Development Perspectives</w:t>
-      </w:r>
-      <w:r>
-        <w:t xml:space="preserve">,</w:t>
-      </w:r>
-      <w:r>
-        <w:t xml:space="preserve"> </w:t>
-      </w:r>
-      <w:r>
-        <w:rPr>
-          <w:i/>
-          <w:iCs/>
-        </w:rPr>
-        <w:t xml:space="preserve">13</w:t>
-      </w:r>
-      <w:r>
-        <w:t xml:space="preserve">(3), 159–165.</w:t>
-      </w:r>
-    </w:p>
-    <w:bookmarkEnd w:id="124"/>
-    <w:bookmarkStart w:id="125" w:name="ref-wojcik2022map"/>
-    <w:p>
-      <w:pPr>
-        <w:pStyle w:val="Bibliography"/>
-      </w:pPr>
-      <w:r>
-        <w:t xml:space="preserve">Wojcik, E. H., Zettersten, M., &amp; Benitez, V. L. (2022). The map trap: Why and how word learning research should move beyond mapping.</w:t>
-      </w:r>
-      <w:r>
-        <w:t xml:space="preserve"> </w:t>
-      </w:r>
-      <w:r>
-        <w:rPr>
-          <w:i/>
-          <w:iCs/>
-        </w:rPr>
-        <w:t xml:space="preserve">Wiley Interdisciplinary Reviews: Cognitive Science</w:t>
-      </w:r>
-      <w:r>
-        <w:t xml:space="preserve">,</w:t>
-      </w:r>
-      <w:r>
-        <w:t xml:space="preserve"> </w:t>
-      </w:r>
-      <w:r>
-        <w:rPr>
-          <w:i/>
-          <w:iCs/>
-        </w:rPr>
-        <w:t xml:space="preserve">13</w:t>
-      </w:r>
-      <w:r>
-        <w:t xml:space="preserve">(4), e1596.</w:t>
-      </w:r>
-    </w:p>
-    <w:bookmarkEnd w:id="125"/>
-    <w:bookmarkStart w:id="127" w:name="ref-loo"/>
-    <w:p>
-      <w:pPr>
-        <w:pStyle w:val="Bibliography"/>
-      </w:pPr>
-      <w:r>
-        <w:t xml:space="preserve">Yao, Y., Vehtari, A., Simpson, D., &amp; Gelman, A. (2017). Using stacking to average bayesian predictive distributions.</w:t>
-      </w:r>
-      <w:r>
-        <w:t xml:space="preserve"> </w:t>
-      </w:r>
-      <w:r>
-        <w:rPr>
-          <w:i/>
-          <w:iCs/>
-        </w:rPr>
-        <w:t xml:space="preserve">Bayesian Analysis</w:t>
-      </w:r>
-      <w:r>
-        <w:t xml:space="preserve">.</w:t>
-      </w:r>
-      <w:r>
-        <w:t xml:space="preserve"> </w:t>
-      </w:r>
-      <w:hyperlink r:id="rId126">
-        <w:r>
-          <w:rPr>
-            <w:rStyle w:val="Hyperlink"/>
-          </w:rPr>
-          <w:t xml:space="preserve">https://doi.org/10.1214/17-BA1091</w:t>
-        </w:r>
-      </w:hyperlink>
-    </w:p>
-    <w:bookmarkEnd w:id="127"/>
-    <w:bookmarkStart w:id="128" w:name="ref-yurovsky2012statistical"/>
-    <w:p>
-      <w:pPr>
-        <w:pStyle w:val="Bibliography"/>
-      </w:pPr>
-      <w:r>
-        <w:t xml:space="preserve">Yurovsky, D., Yu, C., &amp; Smith, L. B. (2012). Statistical speech segmentation and word learning in parallel: Scaffolding from child-directed speech.</w:t>
-      </w:r>
-      <w:r>
-        <w:t xml:space="preserve"> </w:t>
-      </w:r>
-      <w:r>
-        <w:rPr>
-          <w:i/>
-          <w:iCs/>
-        </w:rPr>
-        <w:t xml:space="preserve">Frontiers in Psychology</w:t>
-      </w:r>
-      <w:r>
-        <w:t xml:space="preserve">,</w:t>
-      </w:r>
-      <w:r>
-        <w:t xml:space="preserve"> </w:t>
-      </w:r>
-      <w:r>
-        <w:rPr>
-          <w:i/>
-          <w:iCs/>
-        </w:rPr>
-        <w:t xml:space="preserve">3</w:t>
-      </w:r>
-      <w:r>
-        <w:t xml:space="preserve">, 374.</w:t>
-      </w:r>
-    </w:p>
-    <w:bookmarkEnd w:id="128"/>
-    <w:bookmarkEnd w:id="129"/>
-    <w:bookmarkEnd w:id="130"/>
     <w:sectPr>
       <w:headerReference r:id="rId9" w:type="even"/>
       <w:headerReference r:id="rId11" w:type="default"/>
@@ -7471,153 +6701,40 @@
         <w:t xml:space="preserve"> </w:t>
       </w:r>
       <w:r>
-        <w:t xml:space="preserve">Beta regression was chosen to model the proportional dependent variable</w:t>
-      </w:r>
-      <w:r>
-        <w:t xml:space="preserve"> </w:t>
-      </w:r>
-      <w:r>
-        <w:t xml:space="preserve">(</w:t>
-      </w:r>
-      <w:hyperlink w:anchor="ref-cribari2010beta">
-        <w:r>
-          <w:rPr>
-            <w:rStyle w:val="Hyperlink"/>
-          </w:rPr>
-          <w:t xml:space="preserve">Cribari-Neto &amp; Zeileis, 2010</w:t>
-        </w:r>
-      </w:hyperlink>
-      <w:r>
-        <w:t xml:space="preserve">)</w:t>
-      </w:r>
-      <w:r>
-        <w:t xml:space="preserve">. Specifically, we used zero-one-inflated models since 0s and 1s were common values in our data</w:t>
-      </w:r>
-      <w:r>
-        <w:t xml:space="preserve"> </w:t>
-      </w:r>
-      <w:r>
-        <w:t xml:space="preserve">(</w:t>
-      </w:r>
-      <w:hyperlink w:anchor="ref-liu2018review">
-        <w:r>
-          <w:rPr>
-            <w:rStyle w:val="Hyperlink"/>
-          </w:rPr>
-          <w:t xml:space="preserve">Liu &amp; Eugenio, 2018</w:t>
-        </w:r>
-      </w:hyperlink>
-      <w:r>
-        <w:t xml:space="preserve">)</w:t>
-      </w:r>
-      <w:r>
-        <w:t xml:space="preserve">. Note that this particular modeling approach requires a Bayesian framework to interpret. Importantly, this analytic approach allows us to quantify evidence in support of the null hypothesis, not simply against it. A frequentist beta regression using the</w:t>
-      </w:r>
-      <w:r>
-        <w:t xml:space="preserve"> </w:t>
-      </w:r>
-      <w:r>
-        <w:rPr>
-          <w:rStyle w:val="VerbatimChar"/>
-        </w:rPr>
-        <w:t xml:space="preserve">glmmTMB</w:t>
-      </w:r>
-      <w:r>
-        <w:t xml:space="preserve"> </w:t>
-      </w:r>
-      <w:r>
-        <w:t xml:space="preserve">package</w:t>
-      </w:r>
-      <w:r>
-        <w:t xml:space="preserve"> </w:t>
-      </w:r>
-      <w:r>
-        <w:t xml:space="preserve">(</w:t>
-      </w:r>
-      <w:hyperlink w:anchor="ref-glmmTMB">
-        <w:r>
-          <w:rPr>
-            <w:rStyle w:val="Hyperlink"/>
-          </w:rPr>
-          <w:t xml:space="preserve">Brooks et al., 2017</w:t>
-        </w:r>
-      </w:hyperlink>
-      <w:r>
-        <w:t xml:space="preserve">)</w:t>
-      </w:r>
-      <w:r>
-        <w:t xml:space="preserve"> </w:t>
-      </w:r>
-      <w:r>
-        <w:t xml:space="preserve">roughly approximated the same trend, but this approach is limited in two key ways: (1) this model cannot accurately capture boundary values</w:t>
-      </w:r>
-      <w:r>
-        <w:t xml:space="preserve"> </w:t>
-      </w:r>
-      <w:r>
-        <w:t xml:space="preserve">(see</w:t>
-      </w:r>
-      <w:r>
-        <w:t xml:space="preserve"> </w:t>
-      </w:r>
-      <w:hyperlink w:anchor="ref-liu2018review">
-        <w:r>
-          <w:rPr>
-            <w:rStyle w:val="Hyperlink"/>
-          </w:rPr>
-          <w:t xml:space="preserve">Liu &amp; Eugenio, 2018</w:t>
-        </w:r>
-      </w:hyperlink>
-      <w:r>
-        <w:t xml:space="preserve"> </w:t>
-      </w:r>
-      <w:r>
-        <w:t xml:space="preserve">for relevant discussion)</w:t>
-      </w:r>
-      <w:r>
-        <w:t xml:space="preserve">, and (2) the model fails to converge with the maximal random effects structure, which forced us to remove the random slope for condition and thus reduced our ability to detect within-subject effects of condition.</w:t>
-      </w:r>
-    </w:p>
-  </w:footnote>
-  <w:footnote w:id="48">
-    <w:p>
-      <w:pPr>
-        <w:pStyle w:val="FootnoteText"/>
-      </w:pPr>
-      <w:r>
-        <w:rPr>
-          <w:rStyle w:val="FootnoteReference"/>
-        </w:rPr>
-        <w:footnoteRef/>
-      </w:r>
-      <w:r>
-        <w:t xml:space="preserve"> </w:t>
-      </w:r>
-      <w:r>
-        <w:t xml:space="preserve">Following our pre-registered analysis plan, we tested whether including an interaction between condition and age improved model fit—we compared the model with the interaction term to the simpler additive model using approximate leave-one-out cross-validation</w:t>
-      </w:r>
-      <w:r>
-        <w:t xml:space="preserve"> </w:t>
-      </w:r>
-      <w:r>
-        <w:t xml:space="preserve">(LOO,</w:t>
-      </w:r>
-      <w:r>
-        <w:t xml:space="preserve"> </w:t>
-      </w:r>
-      <w:hyperlink w:anchor="ref-loo">
-        <w:r>
-          <w:rPr>
-            <w:rStyle w:val="Hyperlink"/>
-          </w:rPr>
-          <w:t xml:space="preserve">Yao et al., 2017</w:t>
-        </w:r>
-      </w:hyperlink>
-      <w:r>
-        <w:t xml:space="preserve">)</w:t>
-      </w:r>
-      <w:r>
-        <w:t xml:space="preserve">. This analysis suggested no reliable difference in predictive accuracy, providing no strong evidence that the interaction term improved model fit (ΔELPD=-1.35, ΔSE=3.53).</w:t>
+        <w:t xml:space="preserve">Following our pre-registered analysis plan, we tested whether including an interaction between condition and age improved model fit—we compared the model with the interaction term to the simpler additive model using a likelihood ratio test. This analysis suggested no reliable difference in predictive accuracy, indicating that the interaction term did not improve model fit (</w:t>
+      </w:r>
+      <m:oMath>
+        <m:sSup>
+          <m:e>
+            <m:r>
+              <m:t>χ</m:t>
+            </m:r>
+          </m:e>
+          <m:sup>
+            <m:r>
+              <m:t>2</m:t>
+            </m:r>
+          </m:sup>
+        </m:sSup>
+      </m:oMath>
+      <w:r>
+        <w:t xml:space="preserve">(2) = 1.01,</w:t>
+      </w:r>
+      <w:r>
+        <w:t xml:space="preserve"> </w:t>
+      </w:r>
+      <w:r>
+        <w:rPr>
+          <w:i/>
+          <w:iCs/>
+        </w:rPr>
+        <w:t xml:space="preserve">p</w:t>
+      </w:r>
+      <w:r>
+        <w:t xml:space="preserve"> </w:t>
+      </w:r>
+      <w:r>
+        <w:t xml:space="preserve">= 0.602).</w:t>
       </w:r>
     </w:p>
   </w:footnote>
@@ -9691,11 +8808,6 @@
       <w:szCs w:val="20"/>
     </w:rPr>
   </w:style>
-  <w:style w:type="paragraph" w:customStyle="1" w:styleId="table-note">
-    <w:name w:val="table-note"/>
-    <w:basedOn w:val="BodyText"/>
-    <w:qFormat/>
-  </w:style>
 </w:styles>
 </file>
 

--- a/LexVar.docx
+++ b/LexVar.docx
@@ -614,7 +614,7 @@
           <w:rPr>
             <w:rStyle w:val="Hyperlink"/>
           </w:rPr>
-          <w:t xml:space="preserve">C. E. Laing, 2017</w:t>
+          <w:t xml:space="preserve">Laing, 2017</w:t>
         </w:r>
       </w:hyperlink>
       <w:r>
@@ -861,7 +861,7 @@
         </w:r>
       </w:hyperlink>
       <w:r>
-        <w:t xml:space="preserve">; but see also</w:t>
+        <w:t xml:space="preserve">; see also</w:t>
       </w:r>
       <w:r>
         <w:t xml:space="preserve"> </w:t>
@@ -921,7 +921,7 @@
         <w:t xml:space="preserve"> </w:t>
       </w:r>
       <w:r>
-        <w:t xml:space="preserve">(one of the best predictors of earlier word learning,</w:t>
+        <w:t xml:space="preserve">(one of the best predictors of earlier word learning:</w:t>
       </w:r>
       <w:r>
         <w:t xml:space="preserve"> </w:t>
@@ -947,7 +947,7 @@
         <w:t xml:space="preserve"> </w:t>
       </w:r>
       <w:r>
-        <w:t xml:space="preserve">(and thus potentially harder to learn new words from, e.g.,</w:t>
+        <w:t xml:space="preserve">(and thus potentially harder to learn new words from: e.g.,</w:t>
       </w:r>
       <w:r>
         <w:t xml:space="preserve"> </w:t>
@@ -1672,23 +1672,7 @@
         <w:pStyle w:val="FirstParagraph"/>
       </w:pPr>
       <w:r>
-        <w:t xml:space="preserve">Despite competing possibilities for the effect of label variation on children’s word learning, no studies to date have directly tested how</w:t>
-      </w:r>
-      <w:r>
-        <w:t xml:space="preserve"> </w:t>
-      </w:r>
-      <w:r>
-        <w:rPr>
-          <w:i/>
-          <w:iCs/>
-        </w:rPr>
-        <w:t xml:space="preserve">consistent versus variable labels</w:t>
-      </w:r>
-      <w:r>
-        <w:t xml:space="preserve"> </w:t>
-      </w:r>
-      <w:r>
-        <w:t xml:space="preserve">impact children’s ability to learn new words. The present study addresses this gap by manipulating the presence and type of label variation in a controlled, lab-based novel word learning task. In an eye-tracking study using a looking-while-listening (LWL) design</w:t>
+        <w:t xml:space="preserve">Despite competing possibilities for the effect of label variation on children’s word learning, no studies to date have directly tested how consistent versus variable labels impact children’s ability to learn new words. The present study addresses this gap by manipulating the presence and type of label variation in a controlled, lab-based novel word learning task. In an eye-tracking study using a looking-while-listening (LWL) design</w:t>
       </w:r>
       <w:r>
         <w:t xml:space="preserve"> </w:t>
@@ -1770,7 +1754,41 @@
         <w:t xml:space="preserve"> </w:t>
       </w:r>
       <w:r>
-        <w:t xml:space="preserve">condition featured phonologically altered word forms that are unattested in English CDS. Looking-time measures were used to assess children’s word-recognition accuracy, and pupil size synchrony measures</w:t>
+        <w:t xml:space="preserve">condition featured phonologically altered word forms that are unattested in English CDS. Looking-time measures were used to assess children’s word-recognition accuracy</w:t>
+      </w:r>
+      <w:r>
+        <w:t xml:space="preserve"> </w:t>
+      </w:r>
+      <w:r>
+        <w:t xml:space="preserve">(</w:t>
+      </w:r>
+      <w:hyperlink w:anchor="ref-fernald2008looking">
+        <w:r>
+          <w:rPr>
+            <w:rStyle w:val="Hyperlink"/>
+          </w:rPr>
+          <w:t xml:space="preserve">Fernald et al., 2008</w:t>
+        </w:r>
+      </w:hyperlink>
+      <w:r>
+        <w:t xml:space="preserve">;</w:t>
+      </w:r>
+      <w:r>
+        <w:t xml:space="preserve"> </w:t>
+      </w:r>
+      <w:hyperlink w:anchor="ref-swingley2011looking">
+        <w:r>
+          <w:rPr>
+            <w:rStyle w:val="Hyperlink"/>
+          </w:rPr>
+          <w:t xml:space="preserve">Swingley, 2011</w:t>
+        </w:r>
+      </w:hyperlink>
+      <w:r>
+        <w:t xml:space="preserve">)</w:t>
+      </w:r>
+      <w:r>
+        <w:t xml:space="preserve">, and pupil size synchrony measures</w:t>
       </w:r>
       <w:r>
         <w:t xml:space="preserve"> </w:t>
@@ -1828,8 +1846,8 @@
       </w:r>
       <w:r>
         <w:rPr>
-          <w:i/>
-          <w:iCs/>
+          <w:b/>
+          <w:bCs/>
         </w:rPr>
         <w:t xml:space="preserve">consistent</w:t>
       </w:r>
@@ -1855,8 +1873,8 @@
       </w:r>
       <w:r>
         <w:rPr>
-          <w:i/>
-          <w:iCs/>
+          <w:b/>
+          <w:bCs/>
         </w:rPr>
         <w:t xml:space="preserve">typical variation</w:t>
       </w:r>
@@ -1905,8 +1923,8 @@
       </w:r>
       <w:r>
         <w:rPr>
-          <w:i/>
-          <w:iCs/>
+          <w:b/>
+          <w:bCs/>
         </w:rPr>
         <w:t xml:space="preserve">atypical variation</w:t>
       </w:r>
@@ -2033,7 +2051,7 @@
         <w:t xml:space="preserve">age</w:t>
       </w:r>
       <w:r>
-        <w:t xml:space="preserve">=28.08 months), were full-term, monolingual English-hearing children (&gt;80% exposure) with no known hearing, vision, language, and/or developmental delays and were recruited from a volunteer database of local families. Caregivers reported race/ethnicity information for their children in an open-ended format. Participants were primarily Non-Latine white (</w:t>
+        <w:t xml:space="preserve">=28.08 months), were full-term, monolingual English-hearing children (&gt;80% exposure) with no known hearing, vision, language, and/or developmental delays and were recruited from a volunteer database of local families. Caregivers reported race/ethnicity information for their children in an open-ended format at the time of database sign-up. Participants were primarily Non-Latine white (</w:t>
       </w:r>
       <w:r>
         <w:rPr>
@@ -2093,7 +2111,47 @@
         <w:t xml:space="preserve">N</w:t>
       </w:r>
       <w:r>
-        <w:t xml:space="preserve">=11, 18.97%).</w:t>
+        <w:t xml:space="preserve">=11, 18.97%). Caregivers also reported maternal education, though more sparsely: High school (</w:t>
+      </w:r>
+      <w:r>
+        <w:rPr>
+          <w:i/>
+          <w:iCs/>
+        </w:rPr>
+        <w:t xml:space="preserve">N</w:t>
+      </w:r>
+      <w:r>
+        <w:t xml:space="preserve">=1, 1.72%), Bachelor’s (</w:t>
+      </w:r>
+      <w:r>
+        <w:rPr>
+          <w:i/>
+          <w:iCs/>
+        </w:rPr>
+        <w:t xml:space="preserve">N</w:t>
+      </w:r>
+      <w:r>
+        <w:t xml:space="preserve">=12, 20.69%), Master’s or higher (</w:t>
+      </w:r>
+      <w:r>
+        <w:rPr>
+          <w:i/>
+          <w:iCs/>
+        </w:rPr>
+        <w:t xml:space="preserve">N</w:t>
+      </w:r>
+      <w:r>
+        <w:t xml:space="preserve">=11, 18.97%), Not reported (</w:t>
+      </w:r>
+      <w:r>
+        <w:rPr>
+          <w:i/>
+          <w:iCs/>
+        </w:rPr>
+        <w:t xml:space="preserve">N</w:t>
+      </w:r>
+      <w:r>
+        <w:t xml:space="preserve">=34, 58.62%).</w:t>
       </w:r>
     </w:p>
     <w:p>
@@ -4241,7 +4299,7 @@
           <w:rPr>
             <w:rStyle w:val="Hyperlink"/>
           </w:rPr>
-          <w:t xml:space="preserve">C. Laing, 2019</w:t>
+          <w:t xml:space="preserve">Laing, 2019</w:t>
         </w:r>
       </w:hyperlink>
       <w:r>
@@ -5110,13 +5168,49 @@
       </w:r>
     </w:p>
     <w:bookmarkEnd w:id="77"/>
-    <w:bookmarkStart w:id="78" w:name="ref-laing2019role"/>
+    <w:bookmarkStart w:id="78" w:name="ref-laing2017perceptual"/>
     <w:p>
       <w:pPr>
         <w:pStyle w:val="Bibliography"/>
       </w:pPr>
       <w:r>
-        <w:t xml:space="preserve">Laing, C. (2019). A role for onomatopoeia in early language: Evidence from phonological development.</w:t>
+        <w:t xml:space="preserve">Laing, C. E. (2017). A perceptual advantage for onomatopoeia in early word learning: Evidence from eye-tracking.</w:t>
+      </w:r>
+      <w:r>
+        <w:t xml:space="preserve"> </w:t>
+      </w:r>
+      <w:r>
+        <w:rPr>
+          <w:i/>
+          <w:iCs/>
+        </w:rPr>
+        <w:t xml:space="preserve">Journal of Experimental Child Psychology</w:t>
+      </w:r>
+      <w:r>
+        <w:t xml:space="preserve">,</w:t>
+      </w:r>
+      <w:r>
+        <w:t xml:space="preserve"> </w:t>
+      </w:r>
+      <w:r>
+        <w:rPr>
+          <w:i/>
+          <w:iCs/>
+        </w:rPr>
+        <w:t xml:space="preserve">161</w:t>
+      </w:r>
+      <w:r>
+        <w:t xml:space="preserve">, 32–45.</w:t>
+      </w:r>
+    </w:p>
+    <w:bookmarkEnd w:id="78"/>
+    <w:bookmarkStart w:id="79" w:name="ref-laing2019role"/>
+    <w:p>
+      <w:pPr>
+        <w:pStyle w:val="Bibliography"/>
+      </w:pPr>
+      <w:r>
+        <w:t xml:space="preserve">Laing, C. E. (2019). A role for onomatopoeia in early language: Evidence from phonological development.</w:t>
       </w:r>
       <w:r>
         <w:t xml:space="preserve"> </w:t>
@@ -5143,42 +5237,6 @@
       </w:r>
       <w:r>
         <w:t xml:space="preserve">(2), 173–187.</w:t>
-      </w:r>
-    </w:p>
-    <w:bookmarkEnd w:id="78"/>
-    <w:bookmarkStart w:id="79" w:name="ref-laing2017perceptual"/>
-    <w:p>
-      <w:pPr>
-        <w:pStyle w:val="Bibliography"/>
-      </w:pPr>
-      <w:r>
-        <w:t xml:space="preserve">Laing, C. E. (2017). A perceptual advantage for onomatopoeia in early word learning: Evidence from eye-tracking.</w:t>
-      </w:r>
-      <w:r>
-        <w:t xml:space="preserve"> </w:t>
-      </w:r>
-      <w:r>
-        <w:rPr>
-          <w:i/>
-          <w:iCs/>
-        </w:rPr>
-        <w:t xml:space="preserve">Journal of Experimental Child Psychology</w:t>
-      </w:r>
-      <w:r>
-        <w:t xml:space="preserve">,</w:t>
-      </w:r>
-      <w:r>
-        <w:t xml:space="preserve"> </w:t>
-      </w:r>
-      <w:r>
-        <w:rPr>
-          <w:i/>
-          <w:iCs/>
-        </w:rPr>
-        <w:t xml:space="preserve">161</w:t>
-      </w:r>
-      <w:r>
-        <w:t xml:space="preserve">, 32–45.</w:t>
       </w:r>
     </w:p>
     <w:bookmarkEnd w:id="79"/>

--- a/LexVar.docx
+++ b/LexVar.docx
@@ -89,7 +89,7 @@
           <w:noProof/>
         </w:rPr>
         <w:drawing>
-          <wp:inline distT="0" distB="0" distL="0" distR="0" wp14:anchorId="6FE9BC8C" wp14:editId="74F33A79">
+          <wp:inline distT="0" distB="0" distL="0" distR="0" wp14:anchorId="22DFAC0A" wp14:editId="79D7BA0B">
             <wp:extent cx="152279" cy="152279"/>
             <wp:effectExtent l="0" t="0" r="0" b="0"/>
             <wp:docPr id="22" name="Picture" descr="Orcid ID Logo: A green circle with white letters ID"/>
@@ -164,7 +164,7 @@
           <w:noProof/>
         </w:rPr>
         <w:drawing>
-          <wp:inline distT="0" distB="0" distL="0" distR="0" wp14:anchorId="3217184A" wp14:editId="3B0B8AC0">
+          <wp:inline distT="0" distB="0" distL="0" distR="0" wp14:anchorId="640943F6" wp14:editId="528119E5">
             <wp:extent cx="152279" cy="152279"/>
             <wp:effectExtent l="0" t="0" r="0" b="0"/>
             <wp:docPr id="26" name="Picture" descr="Orcid ID Logo: A green circle with white letters ID"/>
@@ -243,7 +243,42 @@
         </w:r>
       </w:hyperlink>
       <w:r>
-        <w:t>). Anonymized data and fully reproducible manuscript code are available at LINK. The authors declare no conflicts of interest. This research was supported by the Eunice Kennedy Shriver National Institute of Child Health and Human Development (R01R01HD095912-05 awarded to CLW) and the National Science Foundation (Graduate Research Fellowship awarded to KC). We are grateful to the participating families as well as the members of the Princeton Baby Lab and Psychology of Language Lab for their feedback on this work.</w:t>
+        <w:t xml:space="preserve">). Anonymized data and fully reproducible manuscript code are available at </w:t>
+      </w:r>
+      <w:hyperlink r:id="rId12">
+        <w:r>
+          <w:rPr>
+            <w:rStyle w:val="Hyperlink"/>
+          </w:rPr>
+          <w:t>https://o</w:t>
+        </w:r>
+        <w:r>
+          <w:rPr>
+            <w:rStyle w:val="Hyperlink"/>
+          </w:rPr>
+          <w:t>s</w:t>
+        </w:r>
+        <w:r>
+          <w:rPr>
+            <w:rStyle w:val="Hyperlink"/>
+          </w:rPr>
+          <w:t>f.</w:t>
+        </w:r>
+        <w:r>
+          <w:rPr>
+            <w:rStyle w:val="Hyperlink"/>
+          </w:rPr>
+          <w:t>i</w:t>
+        </w:r>
+        <w:r>
+          <w:rPr>
+            <w:rStyle w:val="Hyperlink"/>
+          </w:rPr>
+          <w:t>o/xmkna</w:t>
+        </w:r>
+      </w:hyperlink>
+      <w:r>
+        <w:t>. The authors declare no conflicts of interest. This research was supported by the Eunice Kennedy Shriver National Institute of Child Health and Human Development (R01R01HD095912-05 awarded to CLW) and the National Science Foundation (Graduate Research Fellowship awarded to KC). We are grateful to the participating families as well as the members of the Princeton Baby Lab and Psychology of Language Lab for their feedback on this work.</w:t>
       </w:r>
     </w:p>
     <w:p>
@@ -253,7 +288,7 @@
       <w:r>
         <w:t xml:space="preserve">Correspondence concerning this article should be addressed to Kennedy Casey, Department of Psychology, Princeton University, 40 Woodlands Way, Princeton, NJ 08544, Email: </w:t>
       </w:r>
-      <w:hyperlink r:id="rId12">
+      <w:hyperlink r:id="rId13">
         <w:r>
           <w:rPr>
             <w:rStyle w:val="Hyperlink"/>
@@ -640,10 +675,7 @@
         </w:r>
       </w:hyperlink>
       <w:r>
-        <w:t>;</w:t>
-      </w:r>
-      <w:r>
-        <w:t xml:space="preserve"> </w:t>
+        <w:t xml:space="preserve">; </w:t>
       </w:r>
       <w:hyperlink w:anchor="ref-markman1988children">
         <w:r>
@@ -1399,7 +1431,7 @@
       <w:r>
         <w:t>Our study design and analysis plan were pre-registered (</w:t>
       </w:r>
-      <w:hyperlink r:id="rId13">
+      <w:hyperlink r:id="rId14">
         <w:r>
           <w:rPr>
             <w:rStyle w:val="Hyperlink"/>
@@ -2725,356 +2757,16 @@
         </w:rPr>
         <w:lastRenderedPageBreak/>
         <w:drawing>
-          <wp:inline distT="0" distB="0" distL="0" distR="0" wp14:anchorId="44D6C69C" wp14:editId="7E8E26DC">
+          <wp:inline distT="0" distB="0" distL="0" distR="0" wp14:anchorId="3DCB44C0" wp14:editId="3A195C6E">
             <wp:extent cx="5943600" cy="3714749"/>
             <wp:effectExtent l="0" t="0" r="0" b="0"/>
-            <wp:docPr id="49" name="Picture" descr="Figure 1. Model-predicted overall accuracy (i.e., proportion looking to target object) across conditions. Point ranges reflect estimated marginal means with 95% confidence intervals. Jittered dots show raw means for individual participants. The dotted line at 0.50 indicates chance looking."/>
+            <wp:docPr id="50" name="Picture" descr="Figure 1. Model-predicted overall accuracy (i.e., proportion looking to target object) across conditions. Point ranges reflect estimated marginal means with 95% confidence intervals. Jittered dots show raw means for individual participants. The dotted line at 0.50 indicates chance looking."/>
             <wp:cNvGraphicFramePr/>
             <a:graphic xmlns:a="http://schemas.openxmlformats.org/drawingml/2006/main">
               <a:graphicData uri="http://schemas.openxmlformats.org/drawingml/2006/picture">
                 <pic:pic xmlns:pic="http://schemas.openxmlformats.org/drawingml/2006/picture">
                   <pic:nvPicPr>
-                    <pic:cNvPr id="50" name="Picture" descr="Figure1.png"/>
-                    <pic:cNvPicPr>
-                      <a:picLocks noChangeAspect="1" noChangeArrowheads="1"/>
-                    </pic:cNvPicPr>
-                  </pic:nvPicPr>
-                  <pic:blipFill>
-                    <a:blip r:embed="rId14"/>
-                    <a:stretch>
-                      <a:fillRect/>
-                    </a:stretch>
-                  </pic:blipFill>
-                  <pic:spPr bwMode="auto">
-                    <a:xfrm>
-                      <a:off x="0" y="0"/>
-                      <a:ext cx="5943600" cy="3714749"/>
-                    </a:xfrm>
-                    <a:prstGeom prst="rect">
-                      <a:avLst/>
-                    </a:prstGeom>
-                    <a:noFill/>
-                    <a:ln w="9525">
-                      <a:noFill/>
-                      <a:headEnd/>
-                      <a:tailEnd/>
-                    </a:ln>
-                  </pic:spPr>
-                </pic:pic>
-              </a:graphicData>
-            </a:graphic>
-          </wp:inline>
-        </w:drawing>
-      </w:r>
-    </w:p>
-    <w:p>
-      <w:pPr>
-        <w:pStyle w:val="ImageCaption"/>
-      </w:pPr>
-      <w:r>
-        <w:t>Figure 1. Model-predicted overall accuracy (i.e., proportion looking to target object) across conditions. Point ranges reflect estimated marginal means with 95% confidence intervals. Jittered dots show raw means for individual participants. The dotted line at 0.50 indicates chance looking.</w:t>
-      </w:r>
-    </w:p>
-    <w:p>
-      <w:pPr>
-        <w:pStyle w:val="BodyText"/>
-      </w:pPr>
-      <w:r>
-        <w:t>Model parameter estimates revealed a significant positive effect of the consistent condition (</w:t>
-      </w:r>
-      <w:r>
-        <w:rPr>
-          <w:i/>
-          <w:iCs/>
-        </w:rPr>
-        <w:t>β</w:t>
-      </w:r>
-      <w:r>
-        <w:t xml:space="preserve">=0.47, </w:t>
-      </w:r>
-      <w:r>
-        <w:rPr>
-          <w:i/>
-          <w:iCs/>
-        </w:rPr>
-        <w:t>SE</w:t>
-      </w:r>
-      <w:r>
-        <w:t xml:space="preserve">=0.22, </w:t>
-      </w:r>
-      <w:r>
-        <w:rPr>
-          <w:i/>
-          <w:iCs/>
-        </w:rPr>
-        <w:t>p</w:t>
-      </w:r>
-      <w:r>
-        <w:t>=0.030), and a positive but non-significant effect of the typical variation condition (</w:t>
-      </w:r>
-      <w:r>
-        <w:rPr>
-          <w:i/>
-          <w:iCs/>
-        </w:rPr>
-        <w:t>β</w:t>
-      </w:r>
-      <w:r>
-        <w:t xml:space="preserve">=0.26, </w:t>
-      </w:r>
-      <w:r>
-        <w:rPr>
-          <w:i/>
-          <w:iCs/>
-        </w:rPr>
-        <w:t>SE</w:t>
-      </w:r>
-      <w:r>
-        <w:t xml:space="preserve">=0.21, </w:t>
-      </w:r>
-      <w:r>
-        <w:rPr>
-          <w:i/>
-          <w:iCs/>
-        </w:rPr>
-        <w:t>p</w:t>
-      </w:r>
-      <w:r>
-        <w:t>=0.231), relative to the atypical variation condition, on overall accuracy. Toddlers’ proportion looking to target also increased significantly with age, as hypothesized (</w:t>
-      </w:r>
-      <w:r>
-        <w:rPr>
-          <w:i/>
-          <w:iCs/>
-        </w:rPr>
-        <w:t>β</w:t>
-      </w:r>
-      <w:r>
-        <w:t xml:space="preserve">=0.26, </w:t>
-      </w:r>
-      <w:r>
-        <w:rPr>
-          <w:i/>
-          <w:iCs/>
-        </w:rPr>
-        <w:t>SE</w:t>
-      </w:r>
-      <w:r>
-        <w:t xml:space="preserve">=0.10, </w:t>
-      </w:r>
-      <w:r>
-        <w:rPr>
-          <w:i/>
-          <w:iCs/>
-        </w:rPr>
-        <w:t>p</w:t>
-      </w:r>
-      <w:r>
-        <w:t>=0.010).</w:t>
-      </w:r>
-    </w:p>
-    <w:p>
-      <w:pPr>
-        <w:pStyle w:val="BodyText"/>
-      </w:pPr>
-      <w:r>
-        <w:t>Exploratory analyses suggested descriptively stronger condition differences in the first post-labeling window, which is the typical window of analysis used in LWL studies to examine word recognition (</w:t>
-      </w:r>
-      <w:hyperlink w:anchor="ref-fernald2008looking">
-        <w:r>
-          <w:rPr>
-            <w:rStyle w:val="Hyperlink"/>
-          </w:rPr>
-          <w:t>Fernald et al., 2008</w:t>
-        </w:r>
-      </w:hyperlink>
-      <w:r>
-        <w:t xml:space="preserve">). In the second post-labeling window, which is less </w:t>
-      </w:r>
-      <w:r>
-        <w:lastRenderedPageBreak/>
-        <w:t xml:space="preserve">frequently implemented in LWL studies, children’s performance was reliably above chance in all conditions (all </w:t>
-      </w:r>
-      <w:r>
-        <w:rPr>
-          <w:i/>
-          <w:iCs/>
-        </w:rPr>
-        <w:t>p</w:t>
-      </w:r>
-      <w:r>
-        <w:t>s &lt; 0.05), indicating some evidence of learning across all types of exposure (see Supplemental Materials for further details).</w:t>
-      </w:r>
-    </w:p>
-    <w:p>
-      <w:pPr>
-        <w:pStyle w:val="Heading2"/>
-      </w:pPr>
-      <w:bookmarkStart w:id="18" w:name="X766ac349de9df7b6c7c4b96c9a4fd67a2087b79"/>
-      <w:bookmarkEnd w:id="17"/>
-      <w:r>
-        <w:t>3.2 Moment-by-moment attention measured by pupil size synchrony</w:t>
-      </w:r>
-    </w:p>
-    <w:p>
-      <w:pPr>
-        <w:pStyle w:val="FirstParagraph"/>
-      </w:pPr>
-      <w:r>
-        <w:t>Following Nencheva et al. (</w:t>
-      </w:r>
-      <w:hyperlink w:anchor="ref-nencheva2021moment">
-        <w:r>
-          <w:rPr>
-            <w:rStyle w:val="Hyperlink"/>
-          </w:rPr>
-          <w:t>2021</w:t>
-        </w:r>
-      </w:hyperlink>
-      <w:r>
-        <w:t xml:space="preserve">), we used dynamic time-warping distance (DTW, </w:t>
-      </w:r>
-      <w:hyperlink w:anchor="ref-tormene2009matching">
-        <w:r>
-          <w:rPr>
-            <w:rStyle w:val="Hyperlink"/>
-          </w:rPr>
-          <w:t>Tormene et al., 2009</w:t>
-        </w:r>
-      </w:hyperlink>
-      <w:r>
-        <w:t>) to quantify the temporal alignment of participants’ pupil responses when hearing individual exposure sentences (normalized for duration). This DTW measure quantifies the dissimilarity between two time series of pupil fluctuations. To transform these values into synchrony scores, we subtracted DTW distance scores from the maximum distance between two participants on each trial. This transformation rescales DTW distances such that higher values reflect greater synchrony. To compare synchrony across conditions, we computed pairwise synchrony scores for all possible pairs of participants (for each exposure sentence per condition).</w:t>
-      </w:r>
-    </w:p>
-    <w:p>
-      <w:pPr>
-        <w:pStyle w:val="BodyText"/>
-      </w:pPr>
-      <w:r>
-        <w:t>We examined synchrony during the two types of critical exposure sentences that differed between conditions (see also Supplementary Materials for word-level effects and analyses for all exposure sentences). A linear mixed-effects model (</w:t>
-      </w:r>
-      <w:hyperlink w:anchor="ref-lme4">
-        <w:r>
-          <w:rPr>
-            <w:rStyle w:val="Hyperlink"/>
-          </w:rPr>
-          <w:t>Bates et al., 2015</w:t>
-        </w:r>
-      </w:hyperlink>
-      <w:r>
-        <w:t>) predicting average pupil size synchrony (</w:t>
-      </w:r>
-      <w:r>
-        <w:rPr>
-          <w:i/>
-          <w:iCs/>
-        </w:rPr>
-        <w:t>z</w:t>
-      </w:r>
-      <w:r>
-        <w:t>-scored) from condition, with a by-participant random intercept, revealed a significant main effect of condition on pupil size synchrony [</w:t>
-      </w:r>
-      <w:r>
-        <w:rPr>
-          <w:i/>
-          <w:iCs/>
-        </w:rPr>
-        <w:t>F</w:t>
-      </w:r>
-      <w:r>
-        <w:t xml:space="preserve">(2, 246)=26.66, </w:t>
-      </w:r>
-      <w:r>
-        <w:rPr>
-          <w:i/>
-          <w:iCs/>
-        </w:rPr>
-        <w:t>p</w:t>
-      </w:r>
-      <w:r>
-        <w:t xml:space="preserve">&lt;0.001]. Follow-up pairwise comparisons using Tukey’s HSD correction indicated that there were statistically significant differences between all condition pairs. Pupil size synchrony was higher in the atypical variation condition (ΔM=0.20, </w:t>
-      </w:r>
-      <w:r>
-        <w:rPr>
-          <w:i/>
-          <w:iCs/>
-        </w:rPr>
-        <w:t>p</w:t>
-      </w:r>
-      <w:r>
-        <w:t xml:space="preserve">=0.006, Cohen’s </w:t>
-      </w:r>
-      <w:r>
-        <w:rPr>
-          <w:i/>
-          <w:iCs/>
-        </w:rPr>
-        <w:t>d</w:t>
-      </w:r>
-      <w:r>
-        <w:t xml:space="preserve">=0.45) and the typical variation condition (ΔM=0.47, </w:t>
-      </w:r>
-      <w:r>
-        <w:rPr>
-          <w:i/>
-          <w:iCs/>
-        </w:rPr>
-        <w:t>p</w:t>
-      </w:r>
-      <w:r>
-        <w:t xml:space="preserve">&lt;0.001, Cohen’s </w:t>
-      </w:r>
-      <w:r>
-        <w:rPr>
-          <w:i/>
-          <w:iCs/>
-        </w:rPr>
-        <w:t>d</w:t>
-      </w:r>
-      <w:r>
-        <w:t xml:space="preserve">=1.07) relative to the consistent condition. Pupil size synchrony was also higher in the typical variation condition relative to the atypical variation condition (ΔM=0.27, </w:t>
-      </w:r>
-      <w:r>
-        <w:rPr>
-          <w:i/>
-          <w:iCs/>
-        </w:rPr>
-        <w:t>p</w:t>
-      </w:r>
-      <w:r>
-        <w:t xml:space="preserve">&lt;0.001, Cohen’s </w:t>
-      </w:r>
-      <w:r>
-        <w:rPr>
-          <w:i/>
-          <w:iCs/>
-        </w:rPr>
-        <w:t>d</w:t>
-      </w:r>
-      <w:r>
-        <w:t>=0.62).</w:t>
-      </w:r>
-    </w:p>
-    <w:p>
-      <w:pPr>
-        <w:pStyle w:val="CaptionedFigure"/>
-      </w:pPr>
-      <w:r>
-        <w:rPr>
-          <w:noProof/>
-        </w:rPr>
-        <w:lastRenderedPageBreak/>
-        <w:drawing>
-          <wp:inline distT="0" distB="0" distL="0" distR="0" wp14:anchorId="2E75BE1C" wp14:editId="760AF922">
-            <wp:extent cx="5943600" cy="3714749"/>
-            <wp:effectExtent l="0" t="0" r="0" b="0"/>
-            <wp:docPr id="53" name="Picture" descr="Figure 2. Model-predicted mean pupil size synchrony (z-scored) across conditions with 95% confidence intervals. Jittered points represent participant means."/>
-            <wp:cNvGraphicFramePr/>
-            <a:graphic xmlns:a="http://schemas.openxmlformats.org/drawingml/2006/main">
-              <a:graphicData uri="http://schemas.openxmlformats.org/drawingml/2006/picture">
-                <pic:pic xmlns:pic="http://schemas.openxmlformats.org/drawingml/2006/picture">
-                  <pic:nvPicPr>
-                    <pic:cNvPr id="54" name="Picture" descr="Figure2.png"/>
+                    <pic:cNvPr id="51" name="Picture" descr="Figure1.png"/>
                     <pic:cNvPicPr>
                       <a:picLocks noChangeAspect="1" noChangeArrowheads="1"/>
                     </pic:cNvPicPr>
@@ -3112,6 +2804,346 @@
         <w:pStyle w:val="ImageCaption"/>
       </w:pPr>
       <w:r>
+        <w:t>Figure 1. Model-predicted overall accuracy (i.e., proportion looking to target object) across conditions. Point ranges reflect estimated marginal means with 95% confidence intervals. Jittered dots show raw means for individual participants. The dotted line at 0.50 indicates chance looking.</w:t>
+      </w:r>
+    </w:p>
+    <w:p>
+      <w:pPr>
+        <w:pStyle w:val="BodyText"/>
+      </w:pPr>
+      <w:r>
+        <w:t>Model parameter estimates revealed a significant positive effect of the consistent condition (</w:t>
+      </w:r>
+      <w:r>
+        <w:rPr>
+          <w:i/>
+          <w:iCs/>
+        </w:rPr>
+        <w:t>β</w:t>
+      </w:r>
+      <w:r>
+        <w:t xml:space="preserve">=0.47, </w:t>
+      </w:r>
+      <w:r>
+        <w:rPr>
+          <w:i/>
+          <w:iCs/>
+        </w:rPr>
+        <w:t>SE</w:t>
+      </w:r>
+      <w:r>
+        <w:t xml:space="preserve">=0.22, </w:t>
+      </w:r>
+      <w:r>
+        <w:rPr>
+          <w:i/>
+          <w:iCs/>
+        </w:rPr>
+        <w:t>p</w:t>
+      </w:r>
+      <w:r>
+        <w:t>=0.030), and a positive but non-significant effect of the typical variation condition (</w:t>
+      </w:r>
+      <w:r>
+        <w:rPr>
+          <w:i/>
+          <w:iCs/>
+        </w:rPr>
+        <w:t>β</w:t>
+      </w:r>
+      <w:r>
+        <w:t xml:space="preserve">=0.26, </w:t>
+      </w:r>
+      <w:r>
+        <w:rPr>
+          <w:i/>
+          <w:iCs/>
+        </w:rPr>
+        <w:t>SE</w:t>
+      </w:r>
+      <w:r>
+        <w:t xml:space="preserve">=0.21, </w:t>
+      </w:r>
+      <w:r>
+        <w:rPr>
+          <w:i/>
+          <w:iCs/>
+        </w:rPr>
+        <w:t>p</w:t>
+      </w:r>
+      <w:r>
+        <w:t>=0.231), relative to the atypical variation condition, on overall accuracy. Toddlers’ proportion looking to target also increased significantly with age, as hypothesized (</w:t>
+      </w:r>
+      <w:r>
+        <w:rPr>
+          <w:i/>
+          <w:iCs/>
+        </w:rPr>
+        <w:t>β</w:t>
+      </w:r>
+      <w:r>
+        <w:t xml:space="preserve">=0.26, </w:t>
+      </w:r>
+      <w:r>
+        <w:rPr>
+          <w:i/>
+          <w:iCs/>
+        </w:rPr>
+        <w:t>SE</w:t>
+      </w:r>
+      <w:r>
+        <w:t xml:space="preserve">=0.10, </w:t>
+      </w:r>
+      <w:r>
+        <w:rPr>
+          <w:i/>
+          <w:iCs/>
+        </w:rPr>
+        <w:t>p</w:t>
+      </w:r>
+      <w:r>
+        <w:t>=0.010).</w:t>
+      </w:r>
+    </w:p>
+    <w:p>
+      <w:pPr>
+        <w:pStyle w:val="BodyText"/>
+      </w:pPr>
+      <w:r>
+        <w:t>Exploratory analyses suggested descriptively stronger condition differences in the first post-labeling window, which is the typical window of analysis used in LWL studies to examine word recognition (</w:t>
+      </w:r>
+      <w:hyperlink w:anchor="ref-fernald2008looking">
+        <w:r>
+          <w:rPr>
+            <w:rStyle w:val="Hyperlink"/>
+          </w:rPr>
+          <w:t>Fernald et al., 2008</w:t>
+        </w:r>
+      </w:hyperlink>
+      <w:r>
+        <w:t xml:space="preserve">). In the second post-labeling window, which is less </w:t>
+      </w:r>
+      <w:r>
+        <w:lastRenderedPageBreak/>
+        <w:t xml:space="preserve">frequently implemented in LWL studies, children’s performance was reliably above chance in all conditions (all </w:t>
+      </w:r>
+      <w:r>
+        <w:rPr>
+          <w:i/>
+          <w:iCs/>
+        </w:rPr>
+        <w:t>p</w:t>
+      </w:r>
+      <w:r>
+        <w:t>s &lt; 0.05), indicating some evidence of learning across all types of exposure (see Supplemental Materials for further details).</w:t>
+      </w:r>
+    </w:p>
+    <w:p>
+      <w:pPr>
+        <w:pStyle w:val="Heading2"/>
+      </w:pPr>
+      <w:bookmarkStart w:id="18" w:name="X766ac349de9df7b6c7c4b96c9a4fd67a2087b79"/>
+      <w:bookmarkEnd w:id="17"/>
+      <w:r>
+        <w:t>3.2 Moment-by-moment attention measured by pupil size synchrony</w:t>
+      </w:r>
+    </w:p>
+    <w:p>
+      <w:pPr>
+        <w:pStyle w:val="FirstParagraph"/>
+      </w:pPr>
+      <w:r>
+        <w:t>Following Nencheva et al. (</w:t>
+      </w:r>
+      <w:hyperlink w:anchor="ref-nencheva2021moment">
+        <w:r>
+          <w:rPr>
+            <w:rStyle w:val="Hyperlink"/>
+          </w:rPr>
+          <w:t>2021</w:t>
+        </w:r>
+      </w:hyperlink>
+      <w:r>
+        <w:t xml:space="preserve">), we used dynamic time-warping distance (DTW, </w:t>
+      </w:r>
+      <w:hyperlink w:anchor="ref-tormene2009matching">
+        <w:r>
+          <w:rPr>
+            <w:rStyle w:val="Hyperlink"/>
+          </w:rPr>
+          <w:t>Tormene et al., 2009</w:t>
+        </w:r>
+      </w:hyperlink>
+      <w:r>
+        <w:t>) to quantify the temporal alignment of participants’ pupil responses when hearing individual exposure sentences (normalized for duration). This DTW measure quantifies the dissimilarity between two time series of pupil fluctuations. To transform these values into synchrony scores, we subtracted DTW distance scores from the maximum distance between two participants on each trial. This transformation rescales DTW distances such that higher values reflect greater synchrony. To compare synchrony across conditions, we computed pairwise synchrony scores for all possible pairs of participants (for each exposure sentence per condition).</w:t>
+      </w:r>
+    </w:p>
+    <w:p>
+      <w:pPr>
+        <w:pStyle w:val="BodyText"/>
+      </w:pPr>
+      <w:r>
+        <w:t>We examined synchrony during the two types of critical exposure sentences that differed between conditions (see also Supplementary Materials for word-level effects and analyses for all exposure sentences). A linear mixed-effects model (</w:t>
+      </w:r>
+      <w:hyperlink w:anchor="ref-lme4">
+        <w:r>
+          <w:rPr>
+            <w:rStyle w:val="Hyperlink"/>
+          </w:rPr>
+          <w:t>Bates et al., 2015</w:t>
+        </w:r>
+      </w:hyperlink>
+      <w:r>
+        <w:t>) predicting average pupil size synchrony (</w:t>
+      </w:r>
+      <w:r>
+        <w:rPr>
+          <w:i/>
+          <w:iCs/>
+        </w:rPr>
+        <w:t>z</w:t>
+      </w:r>
+      <w:r>
+        <w:t>-scored) from condition, with a by-participant random intercept, revealed a significant main effect of condition on pupil size synchrony [</w:t>
+      </w:r>
+      <w:r>
+        <w:rPr>
+          <w:i/>
+          <w:iCs/>
+        </w:rPr>
+        <w:t>F</w:t>
+      </w:r>
+      <w:r>
+        <w:t xml:space="preserve">(2, 246)=26.66, </w:t>
+      </w:r>
+      <w:r>
+        <w:rPr>
+          <w:i/>
+          <w:iCs/>
+        </w:rPr>
+        <w:t>p</w:t>
+      </w:r>
+      <w:r>
+        <w:t xml:space="preserve">&lt;0.001]. Follow-up pairwise comparisons using Tukey’s HSD correction indicated that there were statistically significant differences between all condition pairs. Pupil size synchrony was higher in the atypical variation condition (ΔM=0.20, </w:t>
+      </w:r>
+      <w:r>
+        <w:rPr>
+          <w:i/>
+          <w:iCs/>
+        </w:rPr>
+        <w:t>p</w:t>
+      </w:r>
+      <w:r>
+        <w:t xml:space="preserve">=0.006, Cohen’s </w:t>
+      </w:r>
+      <w:r>
+        <w:rPr>
+          <w:i/>
+          <w:iCs/>
+        </w:rPr>
+        <w:t>d</w:t>
+      </w:r>
+      <w:r>
+        <w:t xml:space="preserve">=0.45) and the typical variation condition (ΔM=0.47, </w:t>
+      </w:r>
+      <w:r>
+        <w:rPr>
+          <w:i/>
+          <w:iCs/>
+        </w:rPr>
+        <w:t>p</w:t>
+      </w:r>
+      <w:r>
+        <w:t xml:space="preserve">&lt;0.001, Cohen’s </w:t>
+      </w:r>
+      <w:r>
+        <w:rPr>
+          <w:i/>
+          <w:iCs/>
+        </w:rPr>
+        <w:t>d</w:t>
+      </w:r>
+      <w:r>
+        <w:t xml:space="preserve">=1.07) relative to the consistent condition. Pupil size synchrony was also higher in the typical variation condition relative to the atypical variation condition (ΔM=0.27, </w:t>
+      </w:r>
+      <w:r>
+        <w:rPr>
+          <w:i/>
+          <w:iCs/>
+        </w:rPr>
+        <w:t>p</w:t>
+      </w:r>
+      <w:r>
+        <w:t xml:space="preserve">&lt;0.001, Cohen’s </w:t>
+      </w:r>
+      <w:r>
+        <w:rPr>
+          <w:i/>
+          <w:iCs/>
+        </w:rPr>
+        <w:t>d</w:t>
+      </w:r>
+      <w:r>
+        <w:t>=0.62).</w:t>
+      </w:r>
+    </w:p>
+    <w:p>
+      <w:pPr>
+        <w:pStyle w:val="CaptionedFigure"/>
+      </w:pPr>
+      <w:r>
+        <w:rPr>
+          <w:noProof/>
+        </w:rPr>
+        <w:lastRenderedPageBreak/>
+        <w:drawing>
+          <wp:inline distT="0" distB="0" distL="0" distR="0" wp14:anchorId="79FBCA43" wp14:editId="4B8B7888">
+            <wp:extent cx="5943600" cy="3714749"/>
+            <wp:effectExtent l="0" t="0" r="0" b="0"/>
+            <wp:docPr id="54" name="Picture" descr="Figure 2. Model-predicted mean pupil size synchrony (z-scored) across conditions with 95% confidence intervals. Jittered points represent participant means."/>
+            <wp:cNvGraphicFramePr/>
+            <a:graphic xmlns:a="http://schemas.openxmlformats.org/drawingml/2006/main">
+              <a:graphicData uri="http://schemas.openxmlformats.org/drawingml/2006/picture">
+                <pic:pic xmlns:pic="http://schemas.openxmlformats.org/drawingml/2006/picture">
+                  <pic:nvPicPr>
+                    <pic:cNvPr id="55" name="Picture" descr="Figure2.png"/>
+                    <pic:cNvPicPr>
+                      <a:picLocks noChangeAspect="1" noChangeArrowheads="1"/>
+                    </pic:cNvPicPr>
+                  </pic:nvPicPr>
+                  <pic:blipFill>
+                    <a:blip r:embed="rId16"/>
+                    <a:stretch>
+                      <a:fillRect/>
+                    </a:stretch>
+                  </pic:blipFill>
+                  <pic:spPr bwMode="auto">
+                    <a:xfrm>
+                      <a:off x="0" y="0"/>
+                      <a:ext cx="5943600" cy="3714749"/>
+                    </a:xfrm>
+                    <a:prstGeom prst="rect">
+                      <a:avLst/>
+                    </a:prstGeom>
+                    <a:noFill/>
+                    <a:ln w="9525">
+                      <a:noFill/>
+                      <a:headEnd/>
+                      <a:tailEnd/>
+                    </a:ln>
+                  </pic:spPr>
+                </pic:pic>
+              </a:graphicData>
+            </a:graphic>
+          </wp:inline>
+        </w:drawing>
+      </w:r>
+    </w:p>
+    <w:p>
+      <w:pPr>
+        <w:pStyle w:val="ImageCaption"/>
+      </w:pPr>
+      <w:r>
         <w:t>Figure 2. Model-predicted mean pupil size synchrony (z-scored) across conditions with 95% confidence intervals. Jittered points represent participant means.</w:t>
       </w:r>
     </w:p>
@@ -3485,7 +3517,7 @@
       <w:r>
         <w:t xml:space="preserve">(1), 1–48. </w:t>
       </w:r>
-      <w:hyperlink r:id="rId16">
+      <w:hyperlink r:id="rId17">
         <w:r>
           <w:rPr>
             <w:rStyle w:val="Hyperlink"/>
@@ -3513,7 +3545,7 @@
       <w:r>
         <w:t xml:space="preserve"> [Computer software]. </w:t>
       </w:r>
-      <w:hyperlink r:id="rId17">
+      <w:hyperlink r:id="rId18">
         <w:r>
           <w:rPr>
             <w:rStyle w:val="Hyperlink"/>
@@ -3551,7 +3583,7 @@
       <w:r>
         <w:t xml:space="preserve">, 52–67. </w:t>
       </w:r>
-      <w:hyperlink r:id="rId18">
+      <w:hyperlink r:id="rId19">
         <w:r>
           <w:rPr>
             <w:rStyle w:val="Hyperlink"/>
@@ -3589,7 +3621,7 @@
       <w:r>
         <w:t xml:space="preserve">(1), 107–161. </w:t>
       </w:r>
-      <w:hyperlink r:id="rId19">
+      <w:hyperlink r:id="rId20">
         <w:r>
           <w:rPr>
             <w:rStyle w:val="Hyperlink"/>
@@ -3627,7 +3659,7 @@
       <w:r>
         <w:t xml:space="preserve">(5), 746. </w:t>
       </w:r>
-      <w:hyperlink r:id="rId20">
+      <w:hyperlink r:id="rId21">
         <w:r>
           <w:rPr>
             <w:rStyle w:val="Hyperlink"/>
@@ -3665,7 +3697,7 @@
       <w:r>
         <w:t xml:space="preserve">(1), 11–14. </w:t>
       </w:r>
-      <w:hyperlink r:id="rId21">
+      <w:hyperlink r:id="rId22">
         <w:r>
           <w:rPr>
             <w:rStyle w:val="Hyperlink"/>
@@ -3703,7 +3735,7 @@
       <w:r>
         <w:t xml:space="preserve">. </w:t>
       </w:r>
-      <w:hyperlink r:id="rId22">
+      <w:hyperlink r:id="rId23">
         <w:r>
           <w:rPr>
             <w:rStyle w:val="Hyperlink"/>
@@ -3741,7 +3773,7 @@
       <w:r>
         <w:t xml:space="preserve">(2), 317–335. </w:t>
       </w:r>
-      <w:hyperlink r:id="rId23">
+      <w:hyperlink r:id="rId24">
         <w:r>
           <w:rPr>
             <w:rStyle w:val="Hyperlink"/>
@@ -3780,7 +3812,7 @@
       <w:r>
         <w:t xml:space="preserve">(3), 787–804. </w:t>
       </w:r>
-      <w:hyperlink r:id="rId24">
+      <w:hyperlink r:id="rId25">
         <w:r>
           <w:rPr>
             <w:rStyle w:val="Hyperlink"/>
@@ -3818,7 +3850,7 @@
       <w:r>
         <w:t xml:space="preserve">(4), 1149–1160. </w:t>
       </w:r>
-      <w:hyperlink r:id="rId25">
+      <w:hyperlink r:id="rId26">
         <w:r>
           <w:rPr>
             <w:rStyle w:val="Hyperlink"/>
@@ -3856,7 +3888,7 @@
       <w:r>
         <w:t xml:space="preserve">(6), 103–114. </w:t>
       </w:r>
-      <w:hyperlink r:id="rId26">
+      <w:hyperlink r:id="rId27">
         <w:r>
           <w:rPr>
             <w:rStyle w:val="Hyperlink"/>
@@ -3884,7 +3916,7 @@
       <w:r>
         <w:t xml:space="preserve"> (pp. 97–135). John Benjamins Publishing Company. </w:t>
       </w:r>
-      <w:hyperlink r:id="rId27">
+      <w:hyperlink r:id="rId28">
         <w:r>
           <w:rPr>
             <w:rStyle w:val="Hyperlink"/>
@@ -3912,7 +3944,7 @@
       <w:r>
         <w:t xml:space="preserve">. MIT Press. </w:t>
       </w:r>
-      <w:hyperlink r:id="rId28">
+      <w:hyperlink r:id="rId29">
         <w:r>
           <w:rPr>
             <w:rStyle w:val="Hyperlink"/>
@@ -3950,7 +3982,7 @@
       <w:r>
         <w:t xml:space="preserve">. </w:t>
       </w:r>
-      <w:hyperlink r:id="rId29">
+      <w:hyperlink r:id="rId30">
         <w:r>
           <w:rPr>
             <w:rStyle w:val="Hyperlink"/>
@@ -3978,7 +4010,7 @@
       <w:r>
         <w:t xml:space="preserve">. </w:t>
       </w:r>
-      <w:hyperlink r:id="rId30">
+      <w:hyperlink r:id="rId31">
         <w:r>
           <w:rPr>
             <w:rStyle w:val="Hyperlink"/>
@@ -4017,7 +4049,7 @@
       <w:r>
         <w:t xml:space="preserve">(4), 762–773. </w:t>
       </w:r>
-      <w:hyperlink r:id="rId31">
+      <w:hyperlink r:id="rId32">
         <w:r>
           <w:rPr>
             <w:rStyle w:val="Hyperlink"/>
@@ -4075,7 +4107,7 @@
       <w:r>
         <w:t xml:space="preserve">(5), e36399. </w:t>
       </w:r>
-      <w:hyperlink r:id="rId32">
+      <w:hyperlink r:id="rId33">
         <w:r>
           <w:rPr>
             <w:rStyle w:val="Hyperlink"/>
@@ -4113,7 +4145,7 @@
       <w:r>
         <w:t xml:space="preserve">(5), 1795–1804. </w:t>
       </w:r>
-      <w:hyperlink r:id="rId33">
+      <w:hyperlink r:id="rId34">
         <w:r>
           <w:rPr>
             <w:rStyle w:val="Hyperlink"/>
@@ -4151,7 +4183,7 @@
       <w:r>
         <w:t xml:space="preserve">, 32–45. </w:t>
       </w:r>
-      <w:hyperlink r:id="rId34">
+      <w:hyperlink r:id="rId35">
         <w:r>
           <w:rPr>
             <w:rStyle w:val="Hyperlink"/>
@@ -4189,7 +4221,7 @@
       <w:r>
         <w:t xml:space="preserve">(2), 173–187. </w:t>
       </w:r>
-      <w:hyperlink r:id="rId35">
+      <w:hyperlink r:id="rId36">
         <w:r>
           <w:rPr>
             <w:rStyle w:val="Hyperlink"/>
@@ -4227,7 +4259,7 @@
       <w:r>
         <w:t xml:space="preserve">(4), 1024–1044. </w:t>
       </w:r>
-      <w:hyperlink r:id="rId36">
+      <w:hyperlink r:id="rId37">
         <w:r>
           <w:rPr>
             <w:rStyle w:val="Hyperlink"/>
@@ -4266,7 +4298,7 @@
       <w:r>
         <w:t xml:space="preserve">(1), 24–52. </w:t>
       </w:r>
-      <w:hyperlink r:id="rId37">
+      <w:hyperlink r:id="rId38">
         <w:r>
           <w:rPr>
             <w:rStyle w:val="Hyperlink"/>
@@ -4304,7 +4336,7 @@
       <w:r>
         <w:t xml:space="preserve">(2), 121–157. </w:t>
       </w:r>
-      <w:hyperlink r:id="rId38">
+      <w:hyperlink r:id="rId39">
         <w:r>
           <w:rPr>
             <w:rStyle w:val="Hyperlink"/>
@@ -4342,7 +4374,7 @@
       <w:r>
         <w:t xml:space="preserve">(3), 241–275. </w:t>
       </w:r>
-      <w:hyperlink r:id="rId39">
+      <w:hyperlink r:id="rId40">
         <w:r>
           <w:rPr>
             <w:rStyle w:val="Hyperlink"/>
@@ -4370,7 +4402,7 @@
       <w:r>
         <w:t xml:space="preserve"> (pp. 39–58). Springer. </w:t>
       </w:r>
-      <w:hyperlink r:id="rId40">
+      <w:hyperlink r:id="rId41">
         <w:r>
           <w:rPr>
             <w:rStyle w:val="Hyperlink"/>
@@ -4408,7 +4440,7 @@
       <w:r>
         <w:t xml:space="preserve">. </w:t>
       </w:r>
-      <w:hyperlink r:id="rId41">
+      <w:hyperlink r:id="rId42">
         <w:r>
           <w:rPr>
             <w:rStyle w:val="Hyperlink"/>
@@ -4446,7 +4478,7 @@
       <w:r>
         <w:t xml:space="preserve">(1), 56–59. </w:t>
       </w:r>
-      <w:hyperlink r:id="rId42">
+      <w:hyperlink r:id="rId43">
         <w:r>
           <w:rPr>
             <w:rStyle w:val="Hyperlink"/>
@@ -4484,7 +4516,7 @@
       <w:r>
         <w:t xml:space="preserve">(4), 1163–1177. </w:t>
       </w:r>
-      <w:hyperlink r:id="rId43">
+      <w:hyperlink r:id="rId44">
         <w:r>
           <w:rPr>
             <w:rStyle w:val="Hyperlink"/>
@@ -4523,7 +4555,7 @@
       <w:r>
         <w:t xml:space="preserve">, 84–93. </w:t>
       </w:r>
-      <w:hyperlink r:id="rId44">
+      <w:hyperlink r:id="rId45">
         <w:r>
           <w:rPr>
             <w:rStyle w:val="Hyperlink"/>
@@ -4561,7 +4593,7 @@
       <w:r>
         <w:t xml:space="preserve">, 105694. </w:t>
       </w:r>
-      <w:hyperlink r:id="rId45">
+      <w:hyperlink r:id="rId46">
         <w:r>
           <w:rPr>
             <w:rStyle w:val="Hyperlink"/>
@@ -4599,7 +4631,7 @@
       <w:r>
         <w:t xml:space="preserve">(1), e12997. </w:t>
       </w:r>
-      <w:hyperlink r:id="rId46">
+      <w:hyperlink r:id="rId47">
         <w:r>
           <w:rPr>
             <w:rStyle w:val="Hyperlink"/>
@@ -4637,7 +4669,7 @@
       <w:r>
         <w:t xml:space="preserve">(6), 1974–1999. </w:t>
       </w:r>
-      <w:hyperlink r:id="rId47">
+      <w:hyperlink r:id="rId48">
         <w:r>
           <w:rPr>
             <w:rStyle w:val="Hyperlink"/>
@@ -4675,7 +4707,7 @@
       <w:r>
         <w:t xml:space="preserve">(4), 380–397. </w:t>
       </w:r>
-      <w:hyperlink r:id="rId48">
+      <w:hyperlink r:id="rId49">
         <w:r>
           <w:rPr>
             <w:rStyle w:val="Hyperlink"/>
@@ -4713,7 +4745,7 @@
       <w:r>
         <w:t xml:space="preserve">(1), 204–218. </w:t>
       </w:r>
-      <w:hyperlink r:id="rId49">
+      <w:hyperlink r:id="rId50">
         <w:r>
           <w:rPr>
             <w:rStyle w:val="Hyperlink"/>
@@ -4751,7 +4783,7 @@
       <w:r>
         <w:t xml:space="preserve">(1), 1. </w:t>
       </w:r>
-      <w:hyperlink r:id="rId50">
+      <w:hyperlink r:id="rId51">
         <w:r>
           <w:rPr>
             <w:rStyle w:val="Hyperlink"/>
@@ -4789,7 +4821,7 @@
       <w:r>
         <w:t xml:space="preserve">(6), 1478–1488. </w:t>
       </w:r>
-      <w:hyperlink r:id="rId51">
+      <w:hyperlink r:id="rId52">
         <w:r>
           <w:rPr>
             <w:rStyle w:val="Hyperlink"/>
@@ -4828,7 +4860,7 @@
       <w:r>
         <w:t xml:space="preserve">(1), 85–100. </w:t>
       </w:r>
-      <w:hyperlink r:id="rId52">
+      <w:hyperlink r:id="rId53">
         <w:r>
           <w:rPr>
             <w:rStyle w:val="Hyperlink"/>
@@ -4866,7 +4898,7 @@
       <w:r>
         <w:t xml:space="preserve">(3-4), 256–276. </w:t>
       </w:r>
-      <w:hyperlink r:id="rId53">
+      <w:hyperlink r:id="rId54">
         <w:r>
           <w:rPr>
             <w:rStyle w:val="Hyperlink"/>
@@ -4904,7 +4936,7 @@
       <w:r>
         <w:t xml:space="preserve">, 193–206. </w:t>
       </w:r>
-      <w:hyperlink r:id="rId54">
+      <w:hyperlink r:id="rId55">
         <w:r>
           <w:rPr>
             <w:rStyle w:val="Hyperlink"/>
@@ -4942,7 +4974,7 @@
       <w:r>
         <w:t xml:space="preserve">(6), 819–865. </w:t>
       </w:r>
-      <w:hyperlink r:id="rId55">
+      <w:hyperlink r:id="rId56">
         <w:r>
           <w:rPr>
             <w:rStyle w:val="Hyperlink"/>
@@ -4980,7 +5012,7 @@
       <w:r>
         <w:t xml:space="preserve">(8), 1656. </w:t>
       </w:r>
-      <w:hyperlink r:id="rId56">
+      <w:hyperlink r:id="rId57">
         <w:r>
           <w:rPr>
             <w:rStyle w:val="Hyperlink"/>
@@ -5018,7 +5050,7 @@
       <w:r>
         <w:t xml:space="preserve">(3), 191–244. </w:t>
       </w:r>
-      <w:hyperlink r:id="rId57">
+      <w:hyperlink r:id="rId58">
         <w:r>
           <w:rPr>
             <w:rStyle w:val="Hyperlink"/>
@@ -5046,7 +5078,7 @@
       <w:r>
         <w:t xml:space="preserve"> (Version 5.3.15) [Computer software]. Savage Interactive Pty Ltd. </w:t>
       </w:r>
-      <w:hyperlink r:id="rId58">
+      <w:hyperlink r:id="rId59">
         <w:r>
           <w:rPr>
             <w:rStyle w:val="Hyperlink"/>
@@ -5105,7 +5137,7 @@
       <w:r>
         <w:t xml:space="preserve">(6), 879. </w:t>
       </w:r>
-      <w:hyperlink r:id="rId59">
+      <w:hyperlink r:id="rId60">
         <w:r>
           <w:rPr>
             <w:rStyle w:val="Hyperlink"/>
@@ -5143,7 +5175,7 @@
       <w:r>
         <w:t xml:space="preserve">(3), 339–351. </w:t>
       </w:r>
-      <w:hyperlink r:id="rId60">
+      <w:hyperlink r:id="rId61">
         <w:r>
           <w:rPr>
             <w:rStyle w:val="Hyperlink"/>
@@ -5181,7 +5213,7 @@
       <w:r>
         <w:t xml:space="preserve">(3), 1558–1568. </w:t>
       </w:r>
-      <w:hyperlink r:id="rId61">
+      <w:hyperlink r:id="rId62">
         <w:r>
           <w:rPr>
             <w:rStyle w:val="Hyperlink"/>
@@ -5219,7 +5251,7 @@
       <w:r>
         <w:t xml:space="preserve">(4), 501–532. </w:t>
       </w:r>
-      <w:hyperlink r:id="rId62">
+      <w:hyperlink r:id="rId63">
         <w:r>
           <w:rPr>
             <w:rStyle w:val="Hyperlink"/>
@@ -5257,7 +5289,7 @@
       <w:r>
         <w:t xml:space="preserve">, 638–676. </w:t>
       </w:r>
-      <w:hyperlink r:id="rId63">
+      <w:hyperlink r:id="rId64">
         <w:r>
           <w:rPr>
             <w:rStyle w:val="Hyperlink"/>
@@ -5285,7 +5317,7 @@
       <w:r>
         <w:t xml:space="preserve">, 29–42. </w:t>
       </w:r>
-      <w:hyperlink r:id="rId64">
+      <w:hyperlink r:id="rId65">
         <w:r>
           <w:rPr>
             <w:rStyle w:val="Hyperlink"/>
@@ -5323,7 +5355,7 @@
       <w:r>
         <w:t xml:space="preserve">(7), 1011. </w:t>
       </w:r>
-      <w:hyperlink r:id="rId65">
+      <w:hyperlink r:id="rId66">
         <w:r>
           <w:rPr>
             <w:rStyle w:val="Hyperlink"/>
@@ -5361,7 +5393,7 @@
       <w:r>
         <w:t xml:space="preserve">(2), 147–166. </w:t>
       </w:r>
-      <w:hyperlink r:id="rId66">
+      <w:hyperlink r:id="rId67">
         <w:r>
           <w:rPr>
             <w:rStyle w:val="Hyperlink"/>
@@ -5399,7 +5431,7 @@
       <w:r>
         <w:t xml:space="preserve">(2), 99–132. </w:t>
       </w:r>
-      <w:hyperlink r:id="rId67">
+      <w:hyperlink r:id="rId68">
         <w:r>
           <w:rPr>
             <w:rStyle w:val="Hyperlink"/>
@@ -5438,7 +5470,7 @@
       <w:r>
         <w:t xml:space="preserve">(4), 929. </w:t>
       </w:r>
-      <w:hyperlink r:id="rId68">
+      <w:hyperlink r:id="rId69">
         <w:r>
           <w:rPr>
             <w:rStyle w:val="Hyperlink"/>
@@ -5496,7 +5528,7 @@
       <w:r>
         <w:t xml:space="preserve">(1), 11–34. </w:t>
       </w:r>
-      <w:hyperlink r:id="rId69">
+      <w:hyperlink r:id="rId70">
         <w:r>
           <w:rPr>
             <w:rStyle w:val="Hyperlink"/>
@@ -5534,7 +5566,7 @@
       <w:r>
         <w:t xml:space="preserve">(3), 159–165. </w:t>
       </w:r>
-      <w:hyperlink r:id="rId70">
+      <w:hyperlink r:id="rId71">
         <w:r>
           <w:rPr>
             <w:rStyle w:val="Hyperlink"/>
@@ -5572,7 +5604,7 @@
       <w:r>
         <w:t xml:space="preserve">(4), e1596. </w:t>
       </w:r>
-      <w:hyperlink r:id="rId71">
+      <w:hyperlink r:id="rId72">
         <w:r>
           <w:rPr>
             <w:rStyle w:val="Hyperlink"/>
@@ -5610,7 +5642,7 @@
       <w:r>
         <w:t xml:space="preserve">, 374. </w:t>
       </w:r>
-      <w:hyperlink r:id="rId72">
+      <w:hyperlink r:id="rId73">
         <w:r>
           <w:rPr>
             <w:rStyle w:val="Hyperlink"/>
@@ -5623,12 +5655,12 @@
       <w:bookmarkEnd w:id="81"/>
     </w:p>
     <w:sectPr>
-      <w:headerReference w:type="even" r:id="rId73"/>
-      <w:headerReference w:type="default" r:id="rId74"/>
-      <w:footerReference w:type="even" r:id="rId75"/>
-      <w:footerReference w:type="default" r:id="rId76"/>
-      <w:headerReference w:type="first" r:id="rId77"/>
-      <w:footerReference w:type="first" r:id="rId78"/>
+      <w:headerReference w:type="even" r:id="rId74"/>
+      <w:headerReference w:type="default" r:id="rId75"/>
+      <w:footerReference w:type="even" r:id="rId76"/>
+      <w:footerReference w:type="default" r:id="rId77"/>
+      <w:headerReference w:type="first" r:id="rId78"/>
+      <w:footerReference w:type="first" r:id="rId79"/>
       <w:pgSz w:w="12240" w:h="15840"/>
       <w:pgMar w:top="1440" w:right="1440" w:bottom="1440" w:left="1440" w:header="720" w:footer="720" w:gutter="0"/>
       <w:cols w:space="720"/>
@@ -6065,7 +6097,7 @@
   <w:abstractNum w:abstractNumId="10" w15:restartNumberingAfterBreak="0">
     <w:nsid w:val="0000A990"/>
     <w:multiLevelType w:val="multilevel"/>
-    <w:tmpl w:val="7916CFC8"/>
+    <w:tmpl w:val="77346E4E"/>
     <w:lvl w:ilvl="0">
       <w:numFmt w:val="bullet"/>
       <w:lvlText w:val=" "/>
@@ -6142,7 +6174,7 @@
   <w:abstractNum w:abstractNumId="11" w15:restartNumberingAfterBreak="0">
     <w:nsid w:val="0000A991"/>
     <w:multiLevelType w:val="multilevel"/>
-    <w:tmpl w:val="8F24CA8C"/>
+    <w:tmpl w:val="065C62E2"/>
     <w:lvl w:ilvl="0">
       <w:numFmt w:val="bullet"/>
       <w:lvlText w:val="•"/>
@@ -6369,10 +6401,10 @@
   <w:num w:numId="21" w16cid:durableId="2107966237">
     <w:abstractNumId w:val="0"/>
   </w:num>
-  <w:num w:numId="22" w16cid:durableId="793596661">
+  <w:num w:numId="22" w16cid:durableId="533227031">
     <w:abstractNumId w:val="10"/>
   </w:num>
-  <w:num w:numId="23" w16cid:durableId="1057705879">
+  <w:num w:numId="23" w16cid:durableId="1632205360">
     <w:abstractNumId w:val="11"/>
   </w:num>
 </w:numbering>
@@ -7862,6 +7894,17 @@
       <w:szCs w:val="20"/>
     </w:rPr>
   </w:style>
+  <w:style w:type="character" w:styleId="FollowedHyperlink">
+    <w:name w:val="FollowedHyperlink"/>
+    <w:basedOn w:val="DefaultParagraphFont"/>
+    <w:semiHidden/>
+    <w:unhideWhenUsed/>
+    <w:rsid w:val="00F04F2C"/>
+    <w:rPr>
+      <w:color w:val="954F72" w:themeColor="followedHyperlink"/>
+      <w:u w:val="single"/>
+    </w:rPr>
+  </w:style>
 </w:styles>
 </file>
 

--- a/LexVar.docx
+++ b/LexVar.docx
@@ -89,7 +89,7 @@
           <w:noProof/>
         </w:rPr>
         <w:drawing>
-          <wp:inline distT="0" distB="0" distL="0" distR="0" wp14:anchorId="22DFAC0A" wp14:editId="79D7BA0B">
+          <wp:inline distT="0" distB="0" distL="0" distR="0" wp14:anchorId="73E10A85" wp14:editId="1B5D801D">
             <wp:extent cx="152279" cy="152279"/>
             <wp:effectExtent l="0" t="0" r="0" b="0"/>
             <wp:docPr id="22" name="Picture" descr="Orcid ID Logo: A green circle with white letters ID"/>
@@ -164,7 +164,7 @@
           <w:noProof/>
         </w:rPr>
         <w:drawing>
-          <wp:inline distT="0" distB="0" distL="0" distR="0" wp14:anchorId="640943F6" wp14:editId="528119E5">
+          <wp:inline distT="0" distB="0" distL="0" distR="0" wp14:anchorId="6D088C4F" wp14:editId="7BFBA03E">
             <wp:extent cx="152279" cy="152279"/>
             <wp:effectExtent l="0" t="0" r="0" b="0"/>
             <wp:docPr id="26" name="Picture" descr="Orcid ID Logo: A green circle with white letters ID"/>
@@ -250,31 +250,7 @@
           <w:rPr>
             <w:rStyle w:val="Hyperlink"/>
           </w:rPr>
-          <w:t>https://o</w:t>
-        </w:r>
-        <w:r>
-          <w:rPr>
-            <w:rStyle w:val="Hyperlink"/>
-          </w:rPr>
-          <w:t>s</w:t>
-        </w:r>
-        <w:r>
-          <w:rPr>
-            <w:rStyle w:val="Hyperlink"/>
-          </w:rPr>
-          <w:t>f.</w:t>
-        </w:r>
-        <w:r>
-          <w:rPr>
-            <w:rStyle w:val="Hyperlink"/>
-          </w:rPr>
-          <w:t>i</w:t>
-        </w:r>
-        <w:r>
-          <w:rPr>
-            <w:rStyle w:val="Hyperlink"/>
-          </w:rPr>
-          <w:t>o/xmkna</w:t>
+          <w:t>https://osf.io/xmkna</w:t>
         </w:r>
       </w:hyperlink>
       <w:r>
@@ -298,7 +274,23 @@
       </w:hyperlink>
     </w:p>
     <w:p>
-      <w:r>
+      <w:pPr>
+        <w:pStyle w:val="BodyText"/>
+        <w:ind w:firstLine="0"/>
+      </w:pPr>
+    </w:p>
+    <w:p>
+      <w:pPr>
+        <w:pStyle w:val="BodyText"/>
+        <w:ind w:firstLine="0"/>
+      </w:pPr>
+      <w:r>
+        <w:t>Word count: 4,082</w:t>
+      </w:r>
+    </w:p>
+    <w:p>
+      <w:r>
+        <w:lastRenderedPageBreak/>
         <w:br w:type="page"/>
       </w:r>
     </w:p>
@@ -348,7 +340,7 @@
         <w:t>dog</w:t>
       </w:r>
       <w:r>
-        <w:t>). We examined how consistent versus variable labels impact children’s novel word learning. In a within-subjects eye-tracking experiment, we exposed 18- to 36-month-old English-hearing children to novel objects that were labeled either consistently, with typical CDS variants, or with unattested CDS variants that are atypical in English. Using looking-time measures of word-recognition accuracy, we found that children reliably learned words in the consistent and typical variation conditions, with weaker performance in the atypical variation condition. Using pupil size synchrony measures of moment-by-moment attention, we found that engagement was higher in both variation conditions compared to the consistent condition, and was highest in the typical variation condition. Our findings suggest (1) that children can successfully contend with multiple types of label variation when learning new words, and (2) that increased attention is a plausible mechanism by which label variation could support—rather than hinder—children’s early word learning.</w:t>
+        <w:t>). We examined how consistent versus variable labels impact children’s novel word learning. In a within-subjects eye-tracking experiment, we exposed 18- to 36-month-old English-hearing children to novel objects that were named with consistent labels, with typical CDS variants, or with atypical CDS variants. Using looking-time measures of word-recognition accuracy, we found that children reliably learned words in the consistent and typical variation conditions, with weaker performance in the atypical variation condition. Using pupil size synchrony measures of moment-by-moment attention, we found that engagement was higher in both variation conditions compared to the consistent condition, and was highest in the typical variation condition. Our findings suggest (1) that children can successfully contend with multiple types of label variation when learning new words, and (2) that increased attention is a plausible mechanism by which label variation could support—rather than hinder—children’s early word learning.</w:t>
       </w:r>
     </w:p>
     <w:p>
@@ -365,6 +357,12 @@
       <w:r>
         <w:t>: word learning, child-directed speech, wordplay, eye-tracking</w:t>
       </w:r>
+    </w:p>
+    <w:p>
+      <w:pPr>
+        <w:pStyle w:val="BodyText"/>
+        <w:ind w:firstLine="0"/>
+      </w:pPr>
     </w:p>
     <w:p>
       <w:r>
@@ -485,7 +483,7 @@
         </w:r>
       </w:hyperlink>
       <w:r>
-        <w:t xml:space="preserve">). Child-directed words are often variants of existing adult word forms, involving phonological and/or morphological changes (e.g., </w:t>
+        <w:t xml:space="preserve">). Child-directed words are often variants of existing adult word forms, involving phonological and/or morphological changes (e.g., in English: </w:t>
       </w:r>
       <w:r>
         <w:rPr>
@@ -589,6 +587,46 @@
         </w:r>
       </w:hyperlink>
       <w:r>
+        <w:t xml:space="preserve">). For some words, there are a surprising number of common variants (e.g., </w:t>
+      </w:r>
+      <w:r>
+        <w:rPr>
+          <w:i/>
+          <w:iCs/>
+        </w:rPr>
+        <w:t>pup</w:t>
+      </w:r>
+      <w:r>
+        <w:t xml:space="preserve">, </w:t>
+      </w:r>
+      <w:r>
+        <w:rPr>
+          <w:i/>
+          <w:iCs/>
+        </w:rPr>
+        <w:t>pooch</w:t>
+      </w:r>
+      <w:r>
+        <w:t xml:space="preserve">, or </w:t>
+      </w:r>
+      <w:r>
+        <w:rPr>
+          <w:i/>
+          <w:iCs/>
+        </w:rPr>
+        <w:t>bow-wow</w:t>
+      </w:r>
+      <w:r>
+        <w:t xml:space="preserve"> for </w:t>
+      </w:r>
+      <w:r>
+        <w:rPr>
+          <w:i/>
+          <w:iCs/>
+        </w:rPr>
+        <w:t>dog</w:t>
+      </w:r>
+      <w:r>
         <w:t>). While child-directed variants are typically replaced by adult forms later in development (</w:t>
       </w:r>
       <w:hyperlink w:anchor="ref-casey2022doggy">
@@ -719,7 +757,11 @@
         </w:r>
       </w:hyperlink>
       <w:r>
-        <w:t xml:space="preserve">). Using multiple variants to label the exact same referent also violates the pragmatic assumption that unique word forms must have unique meanings (i.e., the principle of contrast: </w:t>
+        <w:t xml:space="preserve">). Using multiple variants to label the exact same referent also violates the pragmatic assumption that unique word </w:t>
+      </w:r>
+      <w:r>
+        <w:lastRenderedPageBreak/>
+        <w:t xml:space="preserve">forms must have unique meanings (i.e., the principle of contrast: </w:t>
       </w:r>
       <w:hyperlink w:anchor="ref-clark1988logic">
         <w:r>
@@ -730,11 +772,7 @@
         </w:r>
       </w:hyperlink>
       <w:r>
-        <w:t xml:space="preserve">). Introducing </w:t>
-      </w:r>
-      <w:r>
-        <w:lastRenderedPageBreak/>
-        <w:t xml:space="preserve">multiple interchangeable labels also effectively decreases the frequency of the standard label (one of the best predictors of earlier word learning: </w:t>
+        <w:t xml:space="preserve">). Introducing multiple interchangeable labels also effectively decreases the frequency of the standard label (one of the best predictors of earlier word learning: </w:t>
       </w:r>
       <w:hyperlink w:anchor="ref-braginsky2019consistency">
         <w:r>
@@ -918,10 +956,10 @@
         <w:t>), are relatively common in CDS (though estimated rates vary substantially across languages</w:t>
       </w:r>
       <w:r>
-        <w:t>:</w:t>
-      </w:r>
-      <w:r>
-        <w:t xml:space="preserve"> e.g., </w:t>
+        <w:t xml:space="preserve">: </w:t>
+      </w:r>
+      <w:r>
+        <w:t xml:space="preserve">e.g., </w:t>
       </w:r>
       <w:hyperlink w:anchor="ref-han2023che">
         <w:r>
@@ -965,7 +1003,11 @@
         </w:r>
       </w:hyperlink>
       <w:r>
-        <w:t xml:space="preserve">) found that (Scottish) English-learning 17- to 19-month-olds learned reduplicated labels for novel objects better than non-reduplicated labels. Diminutivized variants, which include /i/ epenthesis in English (e.g., </w:t>
+        <w:t xml:space="preserve">) found that (Scottish) English-learning 17- to 19-month-olds learned reduplicated labels for novel objects better than non-reduplicated labels. Diminutivized variants, </w:t>
+      </w:r>
+      <w:r>
+        <w:lastRenderedPageBreak/>
+        <w:t xml:space="preserve">which include /i/ epenthesis in English (e.g., </w:t>
       </w:r>
       <w:r>
         <w:rPr>
@@ -975,11 +1017,7 @@
         <w:t>doggy</w:t>
       </w:r>
       <w:r>
-        <w:t xml:space="preserve">), are also common in CDS (though again </w:t>
-      </w:r>
-      <w:r>
-        <w:lastRenderedPageBreak/>
-        <w:t>with cross-linguistic variation in rates</w:t>
+        <w:t>), are also common in CDS (though again with cross-linguistic variation in rates</w:t>
       </w:r>
       <w:r>
         <w:t xml:space="preserve">: </w:t>
@@ -1199,7 +1237,18 @@
         <w:pStyle w:val="FirstParagraph"/>
       </w:pPr>
       <w:r>
-        <w:t>Despite competing possibilities for the effect of label variation on children’s word learning, no studies to date have directly tested how consistent versus variable labels impact children’s ability to learn new words. The present study addresses this gap by manipulating the presence and type of label variation in a controlled, lab-based novel word learning task. In an eye-tracking study using a looking-while-listening (LWL) design (</w:t>
+        <w:t xml:space="preserve">Despite competing possibilities for the effect of label variation on children’s word learning, no studies to date have directly tested how consistent versus variable labels impact children’s ability to learn new words in a single language (but see also </w:t>
+      </w:r>
+      <w:hyperlink w:anchor="ref-tsui2023patterns">
+        <w:r>
+          <w:rPr>
+            <w:rStyle w:val="Hyperlink"/>
+          </w:rPr>
+          <w:t>Tsui et al., 2023</w:t>
+        </w:r>
+      </w:hyperlink>
+      <w:r>
+        <w:t>). Prior studies on monolingual children’s novel word learning, to our knowledge, used one label for each referent. The present study addresses this gap by manipulating the presence and type of label variation in a controlled, lab-based novel word learning task. In an eye-tracking study using a looking-while-listening (LWL) design (</w:t>
       </w:r>
       <w:hyperlink w:anchor="ref-fernald2008looking">
         <w:r>
@@ -1274,6 +1323,17 @@
       </w:hyperlink>
       <w:r>
         <w:t>), and pupil size synchrony measures (</w:t>
+      </w:r>
+      <w:hyperlink w:anchor="ref-kang2017pupil">
+        <w:r>
+          <w:rPr>
+            <w:rStyle w:val="Hyperlink"/>
+          </w:rPr>
+          <w:t>Kang &amp; Wheatley, 2017</w:t>
+        </w:r>
+      </w:hyperlink>
+      <w:r>
+        <w:t xml:space="preserve">; </w:t>
       </w:r>
       <w:hyperlink w:anchor="ref-nencheva2021moment">
         <w:r>
@@ -1312,7 +1372,11 @@
         </w:numPr>
       </w:pPr>
       <w:r>
-        <w:t xml:space="preserve">In line with the vast majority of prior word learning studies conducted to date, which overwhelmingly test children’s recognition of one-to-one mappings, we hypothesized that children would demonstrate above-chance word-recognition accuracy in the </w:t>
+        <w:t xml:space="preserve">In line with the vast majority of prior word learning experiments conducted to date, which overwhelmingly test children’s recognition of one-to-one mappings, we </w:t>
+      </w:r>
+      <w:r>
+        <w:lastRenderedPageBreak/>
+        <w:t xml:space="preserve">hypothesized that children would demonstrate above-chance word-recognition accuracy in the </w:t>
       </w:r>
       <w:r>
         <w:rPr>
@@ -1333,7 +1397,6 @@
         </w:numPr>
       </w:pPr>
       <w:r>
-        <w:lastRenderedPageBreak/>
         <w:t xml:space="preserve">The key condition of interest was the </w:t>
       </w:r>
       <w:r>
@@ -1344,7 +1407,13 @@
         <w:t>typical variation</w:t>
       </w:r>
       <w:r>
-        <w:t xml:space="preserve"> condition. We did not pre-register a specific directional hypothesis for this condition given competing theoretical predictions and uncertainty around how label variation impacts learning over short timescales. If children can successfully contend with variation attested in English CDS during a short lab task (as they do over longer developmental timescales, e.g., </w:t>
+        <w:t xml:space="preserve"> condition. We did not pre-register a specific directional hypothesis for this condition given competing theoretical predictions and uncertainty around how label variation impacts learning over short timescales. If children can successfully contend with variation attested in English CDS during a short lab task (as they do over longer developmental timescales</w:t>
+      </w:r>
+      <w:r>
+        <w:t>:</w:t>
+      </w:r>
+      <w:r>
+        <w:t xml:space="preserve"> e.g., </w:t>
       </w:r>
       <w:hyperlink w:anchor="ref-moore2024wordform">
         <w:r>
@@ -1411,15 +1480,20 @@
       <w:r>
         <w:t>).</w:t>
       </w:r>
-    </w:p>
-    <w:p>
-      <w:pPr>
-        <w:pStyle w:val="Heading1"/>
-      </w:pPr>
       <w:bookmarkStart w:id="10" w:name="method"/>
       <w:bookmarkEnd w:id="5"/>
       <w:bookmarkEnd w:id="8"/>
       <w:bookmarkEnd w:id="9"/>
+    </w:p>
+    <w:p>
+      <w:pPr>
+        <w:pStyle w:val="Heading1"/>
+      </w:pPr>
+    </w:p>
+    <w:p>
+      <w:pPr>
+        <w:pStyle w:val="Heading1"/>
+      </w:pPr>
       <w:r>
         <w:t>2. Method</w:t>
       </w:r>
@@ -1440,7 +1514,18 @@
         </w:r>
       </w:hyperlink>
       <w:r>
-        <w:t>). All stimuli, anonymized data, and analysis scripts are publicly available at LINK.</w:t>
+        <w:t xml:space="preserve">). All stimuli, anonymized data, and analysis scripts are publicly available at </w:t>
+      </w:r>
+      <w:hyperlink r:id="rId15">
+        <w:r>
+          <w:rPr>
+            <w:rStyle w:val="Hyperlink"/>
+          </w:rPr>
+          <w:t>https://osf.io/xmkna</w:t>
+        </w:r>
+      </w:hyperlink>
+      <w:r>
+        <w:t>.</w:t>
       </w:r>
     </w:p>
     <w:p>
@@ -1449,6 +1534,7 @@
       </w:pPr>
       <w:bookmarkStart w:id="11" w:name="participants"/>
       <w:r>
+        <w:lastRenderedPageBreak/>
         <w:t>2.1 Participants</w:t>
       </w:r>
     </w:p>
@@ -1483,11 +1569,7 @@
         <w:t>age</w:t>
       </w:r>
       <w:r>
-        <w:t xml:space="preserve">=28.08 months), were full-term, monolingual English-hearing children (&gt;80% exposure) with no known </w:t>
-      </w:r>
-      <w:r>
-        <w:lastRenderedPageBreak/>
-        <w:t>hearing, vision, language, and/or developmental delays and were recruited from a volunteer database of local families. Caregivers reported race/ethnicity information for their children in an open-ended format at the time of database sign-up. Participants were primarily Non-Latine white (</w:t>
+        <w:t>=28.08 months), were full-term, monolingual English-hearing children (&gt;80% exposure) with no known hearing, vision, language, and/or developmental delays and were recruited from a volunteer database of local families. Caregivers reported race/ethnicity information for their children in an open-ended format at the time of database sign-up. Participants were primarily Non-Latine white (</w:t>
       </w:r>
       <w:r>
         <w:rPr>
@@ -1686,6 +1768,7 @@
       <w:bookmarkStart w:id="12" w:name="stimuli"/>
       <w:bookmarkEnd w:id="11"/>
       <w:r>
+        <w:lastRenderedPageBreak/>
         <w:t>2.2 Stimuli</w:t>
       </w:r>
     </w:p>
@@ -1704,62 +1787,79 @@
         <w:t>Table 1</w:t>
       </w:r>
       <w:r>
-        <w:t xml:space="preserve">) appeared in four sentence frames for exposure trials (“Look, _____! That’s a _____. Do you see the ______? Yes, that’s a ______.”) </w:t>
-      </w:r>
+        <w:t xml:space="preserve">) appeared in four sentence frames for exposure trials (“Look, _____! That’s a _____. Do you see the ______? Yes, that’s a ______.”) and in two sentence frames for test trials (“Can you find the _____? See the _____?” following the test trial structure of </w:t>
+      </w:r>
+      <w:hyperlink w:anchor="ref-ota2016reduplicated">
+        <w:r>
+          <w:rPr>
+            <w:rStyle w:val="Hyperlink"/>
+          </w:rPr>
+          <w:t>Ota &amp; Skarabela, 2016</w:t>
+        </w:r>
+      </w:hyperlink>
+      <w:r>
+        <w:t>)</w:t>
+      </w:r>
+      <w:r>
+        <w:rPr>
+          <w:rStyle w:val="FootnoteReference"/>
+        </w:rPr>
+        <w:footnoteReference w:id="1"/>
+      </w:r>
+      <w:r>
+        <w:t>. Exposure trials were 14,131ms long, on average (range=14,094–14,150ms), including 2,000ms silent periods between sentences. Test trials were all 4,966ms long, with target word durations ranging from 613 to 634ms (</w:t>
+      </w:r>
+      <w:r>
+        <w:rPr>
+          <w:i/>
+          <w:iCs/>
+        </w:rPr>
+        <w:t>M</w:t>
+      </w:r>
+      <w:r>
+        <w:t>=624ms), and including 2,000ms of silence between sentences. All auditory stimuli were normed to a standard mean intensity of 65dB (</w:t>
+      </w:r>
+      <w:hyperlink w:anchor="ref-praat">
+        <w:r>
+          <w:rPr>
+            <w:rStyle w:val="Hyperlink"/>
+          </w:rPr>
+          <w:t>Boersma &amp; Weenink, 2025</w:t>
+        </w:r>
+      </w:hyperlink>
+      <w:r>
+        <w:t>).</w:t>
+      </w:r>
+      <w:r>
+        <w:br/>
+      </w:r>
+    </w:p>
+    <w:p>
+      <w:pPr>
+        <w:pStyle w:val="BodyText"/>
+      </w:pPr>
+    </w:p>
+    <w:p>
+      <w:pPr>
+        <w:pStyle w:val="BodyText"/>
+      </w:pPr>
+    </w:p>
+    <w:p>
+      <w:pPr>
+        <w:pStyle w:val="BodyText"/>
+      </w:pPr>
+    </w:p>
+    <w:p>
+      <w:pPr>
+        <w:pStyle w:val="BodyText"/>
+      </w:pPr>
+    </w:p>
+    <w:p>
+      <w:pPr>
+        <w:pStyle w:val="TableCaption"/>
+      </w:pPr>
       <w:r>
         <w:lastRenderedPageBreak/>
-        <w:t xml:space="preserve">and in two sentence frames for test trials (“Can you find the _____? See the _____?” following the test trial structure of </w:t>
-      </w:r>
-      <w:hyperlink w:anchor="ref-ota2016reduplicated">
-        <w:r>
-          <w:rPr>
-            <w:rStyle w:val="Hyperlink"/>
-          </w:rPr>
-          <w:t>Ota &amp; Skarabela, 2016</w:t>
-        </w:r>
-      </w:hyperlink>
-      <w:r>
-        <w:t>)</w:t>
-      </w:r>
-      <w:r>
-        <w:rPr>
-          <w:rStyle w:val="FootnoteReference"/>
-        </w:rPr>
-        <w:footnoteReference w:id="1"/>
-      </w:r>
-      <w:r>
-        <w:t>. Exposure trials were 14,131ms long, on average (range=14,094–14,150ms), including 2,000ms silent periods between sentences. Test trials were all 4,966ms long, with target word durations ranging from 613 to 634ms (</w:t>
-      </w:r>
-      <w:r>
-        <w:rPr>
-          <w:i/>
-          <w:iCs/>
-        </w:rPr>
-        <w:t>M</w:t>
-      </w:r>
-      <w:r>
-        <w:t>=624ms), and including 2,000ms of silence between sentences. All auditory stimuli were normed to a standard mean intensity of 65dB (</w:t>
-      </w:r>
-      <w:hyperlink w:anchor="ref-praat">
-        <w:r>
-          <w:rPr>
-            <w:rStyle w:val="Hyperlink"/>
-          </w:rPr>
-          <w:t>Boersma &amp; Weenink, 2025</w:t>
-        </w:r>
-      </w:hyperlink>
-      <w:r>
-        <w:t>).</w:t>
-      </w:r>
-      <w:r>
-        <w:br/>
-      </w:r>
-    </w:p>
-    <w:p>
-      <w:pPr>
-        <w:pStyle w:val="TableCaption"/>
-      </w:pPr>
-      <w:r>
         <w:t>Table 1. Target word forms by variant type.</w:t>
       </w:r>
     </w:p>
@@ -2256,7 +2356,14 @@
         <w:pStyle w:val="BodyText"/>
       </w:pPr>
       <w:r>
-        <w:lastRenderedPageBreak/>
+        <w:br/>
+      </w:r>
+    </w:p>
+    <w:p>
+      <w:pPr>
+        <w:pStyle w:val="BodyText"/>
+      </w:pPr>
+      <w:r>
         <w:t>The visual stimuli consisted of six isoluminant objects with 12 unique colors (two per object) that were modeled after Nencheva et al. (</w:t>
       </w:r>
       <w:hyperlink w:anchor="ref-nencheva2021moment">
@@ -2281,6 +2388,11 @@
       <w:r>
         <w:t>).</w:t>
       </w:r>
+    </w:p>
+    <w:p>
+      <w:pPr>
+        <w:pStyle w:val="BodyText"/>
+      </w:pPr>
     </w:p>
     <w:p>
       <w:pPr>
@@ -2305,7 +2417,11 @@
         <w:pStyle w:val="BodyText"/>
       </w:pPr>
       <w:r>
-        <w:t>The experiment consisted of three blocks (one per condition). Each block consisted of two phases: an exposure phase, during which participants learned novel word–object pairings, and a test phase, during which toddlers were immediately tested on their recognition of the word–object mappings. An isoluminant, non-linguistic, attention-getting video was shown after every block.</w:t>
+        <w:t xml:space="preserve">The experiment consisted of three blocks (one per condition). Each block consisted of two phases: an exposure phase, during which participants learned novel word–object pairings, and a test phase, during which toddlers were immediately tested on their recognition of the </w:t>
+      </w:r>
+      <w:r>
+        <w:lastRenderedPageBreak/>
+        <w:t>word–object mappings. An isoluminant, non-linguistic, attention-getting video was shown after every block.</w:t>
       </w:r>
     </w:p>
     <w:p>
@@ -2331,7 +2447,6 @@
       <w:bookmarkStart w:id="14" w:name="conditions"/>
       <w:bookmarkEnd w:id="13"/>
       <w:r>
-        <w:lastRenderedPageBreak/>
         <w:t>2.4 Conditions</w:t>
       </w:r>
     </w:p>
@@ -2470,7 +2585,11 @@
         <w:t>atypical variation</w:t>
       </w:r>
       <w:r>
-        <w:t xml:space="preserve"> condition, participants heard the standard form of the target word repeated 2x per trial in addition to 1x exposure each of reversed versions of the typical reduplicated and diminutivized forms (e.g., “Look, </w:t>
+        <w:t xml:space="preserve"> condition, </w:t>
+      </w:r>
+      <w:r>
+        <w:lastRenderedPageBreak/>
+        <w:t xml:space="preserve">participants heard the standard form of the target word repeated 2x per trial in addition to 1x exposure each of reversed versions of the typical reduplicated and diminutivized forms (e.g., “Look, </w:t>
       </w:r>
       <w:r>
         <w:rPr>
@@ -2568,29 +2687,26 @@
         </w:r>
       </w:hyperlink>
       <w:r>
-        <w:t xml:space="preserve">). We included two instances of the target word during test trials to ensure that children had sufficient opportunity to demonstrate their recognition of novel </w:t>
-      </w:r>
+        <w:t xml:space="preserve">). We included two instances of the target word during test trials to ensure that children had sufficient opportunity to demonstrate their recognition of novel word–object mappings (consistent with </w:t>
+      </w:r>
+      <w:hyperlink w:anchor="ref-ota2016reduplicated">
+        <w:r>
+          <w:rPr>
+            <w:rStyle w:val="Hyperlink"/>
+          </w:rPr>
+          <w:t>Ota &amp; Skarabela, 2016</w:t>
+        </w:r>
+      </w:hyperlink>
+      <w:r>
+        <w:t>). We calculated participants’ proportion of looking to target objects during test trials (relative to their total time looking at either the target object or distractor object) as the measure of word-recognition accuracy. For any given test trial to be included in analyses, children must have looked to the target and/or distractor object at least once prior to the onset of the first label and for at least 1/3 of each critical post-labeling window. In order for a block to be included, children must have contributed usable data for at least two of four test trials. Finally, in order for a participant to be included, they must have contributed at least two of three blocks. On average, participants contributed 9.98 trials (median=10.50, range=4–12) across 2.81 conditions (median=3).</w:t>
+      </w:r>
+    </w:p>
+    <w:p>
+      <w:pPr>
+        <w:pStyle w:val="BodyText"/>
+      </w:pPr>
       <w:r>
         <w:lastRenderedPageBreak/>
-        <w:t xml:space="preserve">word–object mappings (consistent with </w:t>
-      </w:r>
-      <w:hyperlink w:anchor="ref-ota2016reduplicated">
-        <w:r>
-          <w:rPr>
-            <w:rStyle w:val="Hyperlink"/>
-          </w:rPr>
-          <w:t>Ota &amp; Skarabela, 2016</w:t>
-        </w:r>
-      </w:hyperlink>
-      <w:r>
-        <w:t>). We calculated participants’ proportion of looking to target objects during test trials (relative to their total time looking at either the target object or distractor object) as the measure of word-recognition accuracy. For any given test trial to be included in analyses, children must have looked to the target and/or distractor object at least once prior to the onset of the first label and for at least 1/3 of each critical post-labeling window. In order for a block to be included, children must have contributed usable data for at least two of four test trials. Finally, in order for a participant to be included, they must have contributed at least two of three blocks. On average, participants contributed 9.98 trials (median=10.50, range=4–12) across 2.81 conditions (median=3).</w:t>
-      </w:r>
-    </w:p>
-    <w:p>
-      <w:pPr>
-        <w:pStyle w:val="BodyText"/>
-      </w:pPr>
-      <w:r>
         <w:t>For pupillometry analyses, following Nencheva et al. (</w:t>
       </w:r>
       <w:hyperlink w:anchor="ref-nencheva2021moment">
@@ -2672,20 +2788,20 @@
         </w:r>
       </w:hyperlink>
       <w:r>
-        <w:t xml:space="preserve">), we fit a mixed-effects logistic regression model to test the effects of condition and age on children’s novel word-recognition accuracy (i.e., proportion looking to the target object). The model included fixed effects for condition (atypical variation vs. consistent vs. typical variation) and </w:t>
+        <w:t>), we fit a mixed-effects logistic regression model to test the effects of condition and age on children’s novel word-recognition accuracy (i.e., proportion looking to the target object). The model included fixed effects for condition (atypical variation vs. consistent vs. typical variation) and mean-centered age</w:t>
+      </w:r>
+      <w:r>
+        <w:rPr>
+          <w:rStyle w:val="FootnoteReference"/>
+        </w:rPr>
+        <w:footnoteReference w:id="2"/>
+      </w:r>
+      <w:r>
+        <w:t xml:space="preserve">, along with the maximal random effects structure that allowed for model convergence (by-participant and by-item random intercepts). We also replicated this analysis </w:t>
       </w:r>
       <w:r>
         <w:lastRenderedPageBreak/>
-        <w:t>mean-centered age</w:t>
-      </w:r>
-      <w:r>
-        <w:rPr>
-          <w:rStyle w:val="FootnoteReference"/>
-        </w:rPr>
-        <w:footnoteReference w:id="2"/>
-      </w:r>
-      <w:r>
-        <w:t>, along with the maximal random effects structure that allowed for model convergence (by-participant and by-item random intercepts). We also replicated this analysis using zero-one-inflated beta regression under a Bayesian framework (</w:t>
+        <w:t>using zero-one-inflated beta regression under a Bayesian framework (</w:t>
       </w:r>
       <w:hyperlink w:anchor="ref-liu2018review">
         <w:r>
@@ -2755,9 +2871,8 @@
         <w:rPr>
           <w:noProof/>
         </w:rPr>
-        <w:lastRenderedPageBreak/>
         <w:drawing>
-          <wp:inline distT="0" distB="0" distL="0" distR="0" wp14:anchorId="3DCB44C0" wp14:editId="3A195C6E">
+          <wp:inline distT="0" distB="0" distL="0" distR="0" wp14:anchorId="7F3F59CA" wp14:editId="3C64908C">
             <wp:extent cx="5943600" cy="3714749"/>
             <wp:effectExtent l="0" t="0" r="0" b="0"/>
             <wp:docPr id="50" name="Picture" descr="Figure 1. Model-predicted overall accuracy (i.e., proportion looking to target object) across conditions. Point ranges reflect estimated marginal means with 95% confidence intervals. Jittered dots show raw means for individual participants. The dotted line at 0.50 indicates chance looking."/>
@@ -2767,346 +2882,6 @@
                 <pic:pic xmlns:pic="http://schemas.openxmlformats.org/drawingml/2006/picture">
                   <pic:nvPicPr>
                     <pic:cNvPr id="51" name="Picture" descr="Figure1.png"/>
-                    <pic:cNvPicPr>
-                      <a:picLocks noChangeAspect="1" noChangeArrowheads="1"/>
-                    </pic:cNvPicPr>
-                  </pic:nvPicPr>
-                  <pic:blipFill>
-                    <a:blip r:embed="rId15"/>
-                    <a:stretch>
-                      <a:fillRect/>
-                    </a:stretch>
-                  </pic:blipFill>
-                  <pic:spPr bwMode="auto">
-                    <a:xfrm>
-                      <a:off x="0" y="0"/>
-                      <a:ext cx="5943600" cy="3714749"/>
-                    </a:xfrm>
-                    <a:prstGeom prst="rect">
-                      <a:avLst/>
-                    </a:prstGeom>
-                    <a:noFill/>
-                    <a:ln w="9525">
-                      <a:noFill/>
-                      <a:headEnd/>
-                      <a:tailEnd/>
-                    </a:ln>
-                  </pic:spPr>
-                </pic:pic>
-              </a:graphicData>
-            </a:graphic>
-          </wp:inline>
-        </w:drawing>
-      </w:r>
-    </w:p>
-    <w:p>
-      <w:pPr>
-        <w:pStyle w:val="ImageCaption"/>
-      </w:pPr>
-      <w:r>
-        <w:t>Figure 1. Model-predicted overall accuracy (i.e., proportion looking to target object) across conditions. Point ranges reflect estimated marginal means with 95% confidence intervals. Jittered dots show raw means for individual participants. The dotted line at 0.50 indicates chance looking.</w:t>
-      </w:r>
-    </w:p>
-    <w:p>
-      <w:pPr>
-        <w:pStyle w:val="BodyText"/>
-      </w:pPr>
-      <w:r>
-        <w:t>Model parameter estimates revealed a significant positive effect of the consistent condition (</w:t>
-      </w:r>
-      <w:r>
-        <w:rPr>
-          <w:i/>
-          <w:iCs/>
-        </w:rPr>
-        <w:t>β</w:t>
-      </w:r>
-      <w:r>
-        <w:t xml:space="preserve">=0.47, </w:t>
-      </w:r>
-      <w:r>
-        <w:rPr>
-          <w:i/>
-          <w:iCs/>
-        </w:rPr>
-        <w:t>SE</w:t>
-      </w:r>
-      <w:r>
-        <w:t xml:space="preserve">=0.22, </w:t>
-      </w:r>
-      <w:r>
-        <w:rPr>
-          <w:i/>
-          <w:iCs/>
-        </w:rPr>
-        <w:t>p</w:t>
-      </w:r>
-      <w:r>
-        <w:t>=0.030), and a positive but non-significant effect of the typical variation condition (</w:t>
-      </w:r>
-      <w:r>
-        <w:rPr>
-          <w:i/>
-          <w:iCs/>
-        </w:rPr>
-        <w:t>β</w:t>
-      </w:r>
-      <w:r>
-        <w:t xml:space="preserve">=0.26, </w:t>
-      </w:r>
-      <w:r>
-        <w:rPr>
-          <w:i/>
-          <w:iCs/>
-        </w:rPr>
-        <w:t>SE</w:t>
-      </w:r>
-      <w:r>
-        <w:t xml:space="preserve">=0.21, </w:t>
-      </w:r>
-      <w:r>
-        <w:rPr>
-          <w:i/>
-          <w:iCs/>
-        </w:rPr>
-        <w:t>p</w:t>
-      </w:r>
-      <w:r>
-        <w:t>=0.231), relative to the atypical variation condition, on overall accuracy. Toddlers’ proportion looking to target also increased significantly with age, as hypothesized (</w:t>
-      </w:r>
-      <w:r>
-        <w:rPr>
-          <w:i/>
-          <w:iCs/>
-        </w:rPr>
-        <w:t>β</w:t>
-      </w:r>
-      <w:r>
-        <w:t xml:space="preserve">=0.26, </w:t>
-      </w:r>
-      <w:r>
-        <w:rPr>
-          <w:i/>
-          <w:iCs/>
-        </w:rPr>
-        <w:t>SE</w:t>
-      </w:r>
-      <w:r>
-        <w:t xml:space="preserve">=0.10, </w:t>
-      </w:r>
-      <w:r>
-        <w:rPr>
-          <w:i/>
-          <w:iCs/>
-        </w:rPr>
-        <w:t>p</w:t>
-      </w:r>
-      <w:r>
-        <w:t>=0.010).</w:t>
-      </w:r>
-    </w:p>
-    <w:p>
-      <w:pPr>
-        <w:pStyle w:val="BodyText"/>
-      </w:pPr>
-      <w:r>
-        <w:t>Exploratory analyses suggested descriptively stronger condition differences in the first post-labeling window, which is the typical window of analysis used in LWL studies to examine word recognition (</w:t>
-      </w:r>
-      <w:hyperlink w:anchor="ref-fernald2008looking">
-        <w:r>
-          <w:rPr>
-            <w:rStyle w:val="Hyperlink"/>
-          </w:rPr>
-          <w:t>Fernald et al., 2008</w:t>
-        </w:r>
-      </w:hyperlink>
-      <w:r>
-        <w:t xml:space="preserve">). In the second post-labeling window, which is less </w:t>
-      </w:r>
-      <w:r>
-        <w:lastRenderedPageBreak/>
-        <w:t xml:space="preserve">frequently implemented in LWL studies, children’s performance was reliably above chance in all conditions (all </w:t>
-      </w:r>
-      <w:r>
-        <w:rPr>
-          <w:i/>
-          <w:iCs/>
-        </w:rPr>
-        <w:t>p</w:t>
-      </w:r>
-      <w:r>
-        <w:t>s &lt; 0.05), indicating some evidence of learning across all types of exposure (see Supplemental Materials for further details).</w:t>
-      </w:r>
-    </w:p>
-    <w:p>
-      <w:pPr>
-        <w:pStyle w:val="Heading2"/>
-      </w:pPr>
-      <w:bookmarkStart w:id="18" w:name="X766ac349de9df7b6c7c4b96c9a4fd67a2087b79"/>
-      <w:bookmarkEnd w:id="17"/>
-      <w:r>
-        <w:t>3.2 Moment-by-moment attention measured by pupil size synchrony</w:t>
-      </w:r>
-    </w:p>
-    <w:p>
-      <w:pPr>
-        <w:pStyle w:val="FirstParagraph"/>
-      </w:pPr>
-      <w:r>
-        <w:t>Following Nencheva et al. (</w:t>
-      </w:r>
-      <w:hyperlink w:anchor="ref-nencheva2021moment">
-        <w:r>
-          <w:rPr>
-            <w:rStyle w:val="Hyperlink"/>
-          </w:rPr>
-          <w:t>2021</w:t>
-        </w:r>
-      </w:hyperlink>
-      <w:r>
-        <w:t xml:space="preserve">), we used dynamic time-warping distance (DTW, </w:t>
-      </w:r>
-      <w:hyperlink w:anchor="ref-tormene2009matching">
-        <w:r>
-          <w:rPr>
-            <w:rStyle w:val="Hyperlink"/>
-          </w:rPr>
-          <w:t>Tormene et al., 2009</w:t>
-        </w:r>
-      </w:hyperlink>
-      <w:r>
-        <w:t>) to quantify the temporal alignment of participants’ pupil responses when hearing individual exposure sentences (normalized for duration). This DTW measure quantifies the dissimilarity between two time series of pupil fluctuations. To transform these values into synchrony scores, we subtracted DTW distance scores from the maximum distance between two participants on each trial. This transformation rescales DTW distances such that higher values reflect greater synchrony. To compare synchrony across conditions, we computed pairwise synchrony scores for all possible pairs of participants (for each exposure sentence per condition).</w:t>
-      </w:r>
-    </w:p>
-    <w:p>
-      <w:pPr>
-        <w:pStyle w:val="BodyText"/>
-      </w:pPr>
-      <w:r>
-        <w:t>We examined synchrony during the two types of critical exposure sentences that differed between conditions (see also Supplementary Materials for word-level effects and analyses for all exposure sentences). A linear mixed-effects model (</w:t>
-      </w:r>
-      <w:hyperlink w:anchor="ref-lme4">
-        <w:r>
-          <w:rPr>
-            <w:rStyle w:val="Hyperlink"/>
-          </w:rPr>
-          <w:t>Bates et al., 2015</w:t>
-        </w:r>
-      </w:hyperlink>
-      <w:r>
-        <w:t>) predicting average pupil size synchrony (</w:t>
-      </w:r>
-      <w:r>
-        <w:rPr>
-          <w:i/>
-          <w:iCs/>
-        </w:rPr>
-        <w:t>z</w:t>
-      </w:r>
-      <w:r>
-        <w:t>-scored) from condition, with a by-participant random intercept, revealed a significant main effect of condition on pupil size synchrony [</w:t>
-      </w:r>
-      <w:r>
-        <w:rPr>
-          <w:i/>
-          <w:iCs/>
-        </w:rPr>
-        <w:t>F</w:t>
-      </w:r>
-      <w:r>
-        <w:t xml:space="preserve">(2, 246)=26.66, </w:t>
-      </w:r>
-      <w:r>
-        <w:rPr>
-          <w:i/>
-          <w:iCs/>
-        </w:rPr>
-        <w:t>p</w:t>
-      </w:r>
-      <w:r>
-        <w:t xml:space="preserve">&lt;0.001]. Follow-up pairwise comparisons using Tukey’s HSD correction indicated that there were statistically significant differences between all condition pairs. Pupil size synchrony was higher in the atypical variation condition (ΔM=0.20, </w:t>
-      </w:r>
-      <w:r>
-        <w:rPr>
-          <w:i/>
-          <w:iCs/>
-        </w:rPr>
-        <w:t>p</w:t>
-      </w:r>
-      <w:r>
-        <w:t xml:space="preserve">=0.006, Cohen’s </w:t>
-      </w:r>
-      <w:r>
-        <w:rPr>
-          <w:i/>
-          <w:iCs/>
-        </w:rPr>
-        <w:t>d</w:t>
-      </w:r>
-      <w:r>
-        <w:t xml:space="preserve">=0.45) and the typical variation condition (ΔM=0.47, </w:t>
-      </w:r>
-      <w:r>
-        <w:rPr>
-          <w:i/>
-          <w:iCs/>
-        </w:rPr>
-        <w:t>p</w:t>
-      </w:r>
-      <w:r>
-        <w:t xml:space="preserve">&lt;0.001, Cohen’s </w:t>
-      </w:r>
-      <w:r>
-        <w:rPr>
-          <w:i/>
-          <w:iCs/>
-        </w:rPr>
-        <w:t>d</w:t>
-      </w:r>
-      <w:r>
-        <w:t xml:space="preserve">=1.07) relative to the consistent condition. Pupil size synchrony was also higher in the typical variation condition relative to the atypical variation condition (ΔM=0.27, </w:t>
-      </w:r>
-      <w:r>
-        <w:rPr>
-          <w:i/>
-          <w:iCs/>
-        </w:rPr>
-        <w:t>p</w:t>
-      </w:r>
-      <w:r>
-        <w:t xml:space="preserve">&lt;0.001, Cohen’s </w:t>
-      </w:r>
-      <w:r>
-        <w:rPr>
-          <w:i/>
-          <w:iCs/>
-        </w:rPr>
-        <w:t>d</w:t>
-      </w:r>
-      <w:r>
-        <w:t>=0.62).</w:t>
-      </w:r>
-    </w:p>
-    <w:p>
-      <w:pPr>
-        <w:pStyle w:val="CaptionedFigure"/>
-      </w:pPr>
-      <w:r>
-        <w:rPr>
-          <w:noProof/>
-        </w:rPr>
-        <w:lastRenderedPageBreak/>
-        <w:drawing>
-          <wp:inline distT="0" distB="0" distL="0" distR="0" wp14:anchorId="79FBCA43" wp14:editId="4B8B7888">
-            <wp:extent cx="5943600" cy="3714749"/>
-            <wp:effectExtent l="0" t="0" r="0" b="0"/>
-            <wp:docPr id="54" name="Picture" descr="Figure 2. Model-predicted mean pupil size synchrony (z-scored) across conditions with 95% confidence intervals. Jittered points represent participant means."/>
-            <wp:cNvGraphicFramePr/>
-            <a:graphic xmlns:a="http://schemas.openxmlformats.org/drawingml/2006/main">
-              <a:graphicData uri="http://schemas.openxmlformats.org/drawingml/2006/picture">
-                <pic:pic xmlns:pic="http://schemas.openxmlformats.org/drawingml/2006/picture">
-                  <pic:nvPicPr>
-                    <pic:cNvPr id="55" name="Picture" descr="Figure2.png"/>
                     <pic:cNvPicPr>
                       <a:picLocks noChangeAspect="1" noChangeArrowheads="1"/>
                     </pic:cNvPicPr>
@@ -3144,6 +2919,347 @@
         <w:pStyle w:val="ImageCaption"/>
       </w:pPr>
       <w:r>
+        <w:lastRenderedPageBreak/>
+        <w:t>Figure 1. Model-predicted overall accuracy (i.e., proportion looking to target object) across conditions. Point ranges reflect estimated marginal means with 95% confidence intervals. Jittered dots show raw means for individual participants. The dotted line at 0.50 indicates chance looking.</w:t>
+      </w:r>
+    </w:p>
+    <w:p>
+      <w:pPr>
+        <w:pStyle w:val="BodyText"/>
+      </w:pPr>
+      <w:r>
+        <w:t>Model parameter estimates revealed a significant positive effect of the consistent condition (</w:t>
+      </w:r>
+      <w:r>
+        <w:rPr>
+          <w:i/>
+          <w:iCs/>
+        </w:rPr>
+        <w:t>β</w:t>
+      </w:r>
+      <w:r>
+        <w:t xml:space="preserve">=0.47, </w:t>
+      </w:r>
+      <w:r>
+        <w:rPr>
+          <w:i/>
+          <w:iCs/>
+        </w:rPr>
+        <w:t>SE</w:t>
+      </w:r>
+      <w:r>
+        <w:t xml:space="preserve">=0.22, </w:t>
+      </w:r>
+      <w:r>
+        <w:rPr>
+          <w:i/>
+          <w:iCs/>
+        </w:rPr>
+        <w:t>p</w:t>
+      </w:r>
+      <w:r>
+        <w:t>=0.030), and a positive but non-significant effect of the typical variation condition (</w:t>
+      </w:r>
+      <w:r>
+        <w:rPr>
+          <w:i/>
+          <w:iCs/>
+        </w:rPr>
+        <w:t>β</w:t>
+      </w:r>
+      <w:r>
+        <w:t xml:space="preserve">=0.26, </w:t>
+      </w:r>
+      <w:r>
+        <w:rPr>
+          <w:i/>
+          <w:iCs/>
+        </w:rPr>
+        <w:t>SE</w:t>
+      </w:r>
+      <w:r>
+        <w:t xml:space="preserve">=0.21, </w:t>
+      </w:r>
+      <w:r>
+        <w:rPr>
+          <w:i/>
+          <w:iCs/>
+        </w:rPr>
+        <w:t>p</w:t>
+      </w:r>
+      <w:r>
+        <w:t>=0.231), relative to the atypical variation condition, on overall accuracy. Toddlers’ proportion looking to target also increased significantly with age, as hypothesized (</w:t>
+      </w:r>
+      <w:r>
+        <w:rPr>
+          <w:i/>
+          <w:iCs/>
+        </w:rPr>
+        <w:t>β</w:t>
+      </w:r>
+      <w:r>
+        <w:t xml:space="preserve">=0.26, </w:t>
+      </w:r>
+      <w:r>
+        <w:rPr>
+          <w:i/>
+          <w:iCs/>
+        </w:rPr>
+        <w:t>SE</w:t>
+      </w:r>
+      <w:r>
+        <w:t xml:space="preserve">=0.10, </w:t>
+      </w:r>
+      <w:r>
+        <w:rPr>
+          <w:i/>
+          <w:iCs/>
+        </w:rPr>
+        <w:t>p</w:t>
+      </w:r>
+      <w:r>
+        <w:t>=0.010).</w:t>
+      </w:r>
+    </w:p>
+    <w:p>
+      <w:pPr>
+        <w:pStyle w:val="BodyText"/>
+      </w:pPr>
+      <w:r>
+        <w:t>Exploratory analyses suggested descriptively stronger condition differences in the first post-labeling window, which is the typical window of analysis used in LWL studies to examine word recognition (</w:t>
+      </w:r>
+      <w:hyperlink w:anchor="ref-fernald2008looking">
+        <w:r>
+          <w:rPr>
+            <w:rStyle w:val="Hyperlink"/>
+          </w:rPr>
+          <w:t>Fernald et al., 2008</w:t>
+        </w:r>
+      </w:hyperlink>
+      <w:r>
+        <w:t xml:space="preserve">). In the second post-labeling window, which is less frequently implemented in LWL studies, children’s performance was reliably above chance in all conditions (all </w:t>
+      </w:r>
+      <w:r>
+        <w:rPr>
+          <w:i/>
+          <w:iCs/>
+        </w:rPr>
+        <w:t>p</w:t>
+      </w:r>
+      <w:r>
+        <w:t>s &lt; 0.05), indicating some evidence of learning across all types of exposure (see Supplementary Materials for further details).</w:t>
+      </w:r>
+    </w:p>
+    <w:p>
+      <w:pPr>
+        <w:pStyle w:val="Heading2"/>
+      </w:pPr>
+      <w:bookmarkStart w:id="18" w:name="X766ac349de9df7b6c7c4b96c9a4fd67a2087b79"/>
+      <w:bookmarkEnd w:id="17"/>
+      <w:r>
+        <w:t>3.2 Moment-by-moment attention measured by pupil size synchrony</w:t>
+      </w:r>
+    </w:p>
+    <w:p>
+      <w:pPr>
+        <w:pStyle w:val="FirstParagraph"/>
+      </w:pPr>
+      <w:r>
+        <w:t>Following Nencheva et al. (</w:t>
+      </w:r>
+      <w:hyperlink w:anchor="ref-nencheva2021moment">
+        <w:r>
+          <w:rPr>
+            <w:rStyle w:val="Hyperlink"/>
+          </w:rPr>
+          <w:t>2021</w:t>
+        </w:r>
+      </w:hyperlink>
+      <w:r>
+        <w:t xml:space="preserve">), we used dynamic time-warping distance (DTW, </w:t>
+      </w:r>
+      <w:hyperlink w:anchor="ref-tormene2009matching">
+        <w:r>
+          <w:rPr>
+            <w:rStyle w:val="Hyperlink"/>
+          </w:rPr>
+          <w:t>Tormene et al., 2009</w:t>
+        </w:r>
+      </w:hyperlink>
+      <w:r>
+        <w:t xml:space="preserve">) to quantify the temporal alignment of participants’ pupil responses when hearing individual exposure sentences (normalized for duration). This DTW measure quantifies the dissimilarity between two time series of pupil fluctuations. To transform these values into synchrony scores, we subtracted DTW distance scores from the maximum distance between two participants on each trial. This transformation rescales DTW distances such that higher values </w:t>
+      </w:r>
+      <w:r>
+        <w:lastRenderedPageBreak/>
+        <w:t>reflect greater synchrony. To compare synchrony across conditions, we computed pairwise synchrony scores for all possible pairs of participants (for each exposure sentence per condition).</w:t>
+      </w:r>
+    </w:p>
+    <w:p>
+      <w:pPr>
+        <w:pStyle w:val="BodyText"/>
+      </w:pPr>
+      <w:r>
+        <w:t>We examined synchrony during the two types of critical exposure sentences that differed between conditions (see also Supplementary Materials for word-level effects and analyses for all exposure sentences). A linear mixed-effects model (</w:t>
+      </w:r>
+      <w:hyperlink w:anchor="ref-lme4">
+        <w:r>
+          <w:rPr>
+            <w:rStyle w:val="Hyperlink"/>
+          </w:rPr>
+          <w:t>Bates et al., 2015</w:t>
+        </w:r>
+      </w:hyperlink>
+      <w:r>
+        <w:t>) predicting average pupil size synchrony (</w:t>
+      </w:r>
+      <w:r>
+        <w:rPr>
+          <w:i/>
+          <w:iCs/>
+        </w:rPr>
+        <w:t>z</w:t>
+      </w:r>
+      <w:r>
+        <w:t>-scored) from condition, with a by-participant random intercept, revealed a significant main effect of condition on pupil size synchrony [</w:t>
+      </w:r>
+      <w:r>
+        <w:rPr>
+          <w:i/>
+          <w:iCs/>
+        </w:rPr>
+        <w:t>F</w:t>
+      </w:r>
+      <w:r>
+        <w:t xml:space="preserve">(2, 246)=26.66, </w:t>
+      </w:r>
+      <w:r>
+        <w:rPr>
+          <w:i/>
+          <w:iCs/>
+        </w:rPr>
+        <w:t>p</w:t>
+      </w:r>
+      <w:r>
+        <w:t xml:space="preserve">&lt;0.001]. Follow-up pairwise comparisons using Tukey’s HSD correction indicated that there were statistically significant differences between all condition pairs. Pupil size synchrony was higher in the atypical variation condition (ΔM=0.20, </w:t>
+      </w:r>
+      <w:r>
+        <w:rPr>
+          <w:i/>
+          <w:iCs/>
+        </w:rPr>
+        <w:t>p</w:t>
+      </w:r>
+      <w:r>
+        <w:t xml:space="preserve">=0.006, Cohen’s </w:t>
+      </w:r>
+      <w:r>
+        <w:rPr>
+          <w:i/>
+          <w:iCs/>
+        </w:rPr>
+        <w:t>d</w:t>
+      </w:r>
+      <w:r>
+        <w:t xml:space="preserve">=0.45) and the typical variation condition (ΔM=0.47, </w:t>
+      </w:r>
+      <w:r>
+        <w:rPr>
+          <w:i/>
+          <w:iCs/>
+        </w:rPr>
+        <w:t>p</w:t>
+      </w:r>
+      <w:r>
+        <w:t xml:space="preserve">&lt;0.001, Cohen’s </w:t>
+      </w:r>
+      <w:r>
+        <w:rPr>
+          <w:i/>
+          <w:iCs/>
+        </w:rPr>
+        <w:t>d</w:t>
+      </w:r>
+      <w:r>
+        <w:t xml:space="preserve">=1.07) relative to the consistent condition. Pupil size synchrony was also higher in the typical variation condition relative to the atypical variation condition (ΔM=0.27, </w:t>
+      </w:r>
+      <w:r>
+        <w:rPr>
+          <w:i/>
+          <w:iCs/>
+        </w:rPr>
+        <w:t>p</w:t>
+      </w:r>
+      <w:r>
+        <w:t xml:space="preserve">&lt;0.001, Cohen’s </w:t>
+      </w:r>
+      <w:r>
+        <w:rPr>
+          <w:i/>
+          <w:iCs/>
+        </w:rPr>
+        <w:t>d</w:t>
+      </w:r>
+      <w:r>
+        <w:t>=0.62).</w:t>
+      </w:r>
+    </w:p>
+    <w:p>
+      <w:pPr>
+        <w:pStyle w:val="CaptionedFigure"/>
+      </w:pPr>
+      <w:r>
+        <w:rPr>
+          <w:noProof/>
+        </w:rPr>
+        <w:lastRenderedPageBreak/>
+        <w:drawing>
+          <wp:inline distT="0" distB="0" distL="0" distR="0" wp14:anchorId="790A0F91" wp14:editId="12041D2C">
+            <wp:extent cx="5943600" cy="3714749"/>
+            <wp:effectExtent l="0" t="0" r="0" b="0"/>
+            <wp:docPr id="54" name="Picture" descr="Figure 2. Model-predicted mean pupil size synchrony (z-scored) across conditions with 95% confidence intervals. Jittered points represent participant means."/>
+            <wp:cNvGraphicFramePr/>
+            <a:graphic xmlns:a="http://schemas.openxmlformats.org/drawingml/2006/main">
+              <a:graphicData uri="http://schemas.openxmlformats.org/drawingml/2006/picture">
+                <pic:pic xmlns:pic="http://schemas.openxmlformats.org/drawingml/2006/picture">
+                  <pic:nvPicPr>
+                    <pic:cNvPr id="55" name="Picture" descr="Figure2.png"/>
+                    <pic:cNvPicPr>
+                      <a:picLocks noChangeAspect="1" noChangeArrowheads="1"/>
+                    </pic:cNvPicPr>
+                  </pic:nvPicPr>
+                  <pic:blipFill>
+                    <a:blip r:embed="rId17"/>
+                    <a:stretch>
+                      <a:fillRect/>
+                    </a:stretch>
+                  </pic:blipFill>
+                  <pic:spPr bwMode="auto">
+                    <a:xfrm>
+                      <a:off x="0" y="0"/>
+                      <a:ext cx="5943600" cy="3714749"/>
+                    </a:xfrm>
+                    <a:prstGeom prst="rect">
+                      <a:avLst/>
+                    </a:prstGeom>
+                    <a:noFill/>
+                    <a:ln w="9525">
+                      <a:noFill/>
+                      <a:headEnd/>
+                      <a:tailEnd/>
+                    </a:ln>
+                  </pic:spPr>
+                </pic:pic>
+              </a:graphicData>
+            </a:graphic>
+          </wp:inline>
+        </w:drawing>
+      </w:r>
+    </w:p>
+    <w:p>
+      <w:pPr>
+        <w:pStyle w:val="ImageCaption"/>
+      </w:pPr>
+      <w:r>
         <w:t>Figure 2. Model-predicted mean pupil size synchrony (z-scored) across conditions with 95% confidence intervals. Jittered points represent participant means.</w:t>
       </w:r>
     </w:p>
@@ -3299,15 +3415,7 @@
         </w:r>
       </w:hyperlink>
       <w:r>
-        <w:t>). Accordingly, these results warrant caution when interpreting the magnitude of differences between hearing consistent versus variable labels, particularly over short timescales.</w:t>
-      </w:r>
-    </w:p>
-    <w:p>
-      <w:pPr>
-        <w:pStyle w:val="BodyText"/>
-      </w:pPr>
-      <w:r>
-        <w:t xml:space="preserve">Exploratory analyses across the two post-labeling windows suggested that condition differences were most apparent in toddlers’ looking behavior following the first instance of the </w:t>
+        <w:t xml:space="preserve">). Accordingly, these results warrant caution when interpreting the magnitude of differences between hearing consistent versus variable labels, particularly over short timescales. Additionally, exploratory analyses of the two post-labeling windows suggested that condition differences were most apparent in toddlers’ looking behavior following the first instance of the </w:t>
       </w:r>
       <w:r>
         <w:lastRenderedPageBreak/>
@@ -3333,7 +3441,15 @@
         </w:r>
       </w:hyperlink>
       <w:r>
-        <w:t xml:space="preserve">), children reliably recognized the novel word–object mappings in all conditions, suggesting that toddlers eventually demonstrated recognition of words learned during consistent and variable labeling conditions. It is important to acknowledge, however, that our current findings cannot fully tease apart different explanations for why children successfully learned from both types of inpu—specifically, whether learning was driven primarily by exposure to standard word forms or by experience with label variants. It is possible that exposure to four repetitions of the standard word form was sufficient for children to learn label–object mappings, regardless of the surrounding variants. Children may have “filtered out” (cf. </w:t>
+        <w:t>), children reliably recognized the novel word–object mappings in all conditions, suggesting that toddlers eventually demonstrated some recognition of words learned during consistent and variable labeling conditions.</w:t>
+      </w:r>
+    </w:p>
+    <w:p>
+      <w:pPr>
+        <w:pStyle w:val="BodyText"/>
+      </w:pPr>
+      <w:r>
+        <w:t xml:space="preserve">Our current findings cannot fully tease apart different explanations for why children successfully learned from both consistent and (typically) variable word labels. That is, we do not know if learning was driven primarily by exposure to standard word forms or by experience with label variants. It is possible that exposure to four repetitions of the standard word form was sufficient for children to learn label–object mappings, regardless of the surrounding variants. Children may have “filtered out” (cf. </w:t>
       </w:r>
       <w:hyperlink w:anchor="ref-potter2019infants">
         <w:r>
@@ -3388,7 +3504,7 @@
         </w:r>
       </w:hyperlink>
       <w:r>
-        <w:t xml:space="preserve">). Because it was not feasible to also evaluate children’s recognition of typical and atypical variants (in addition to standard word forms) in the test phase given the length of the task, we cannot determine exactly what children encoded about the specific label variants. Future work could further test the effects of exposure to label variants, for instance, by probing whether toddlers show improved long-term retention of word–object mappings (cf. </w:t>
+        <w:t xml:space="preserve">). Given the length of the experiment, it was not feasible to also test children’s recognition of typical and atypical variants themselves (in addition to standard word forms), thus we cannot determine exactly what children encoded about the specific label variants. Future work could further test the effects of exposure to label variants, for instance, by probing whether toddlers show improved long-term retention of word–object mappings (cf. </w:t>
       </w:r>
       <w:hyperlink w:anchor="ref-vlach2019learning">
         <w:r>
@@ -3429,11 +3545,19 @@
         <w:pStyle w:val="BodyText"/>
       </w:pPr>
       <w:r>
-        <w:t xml:space="preserve">Our pupillometry analyses provide complementary insight into children’s moment-to-moment engagement during learning. Attention, indexed by pupil size synchrony, was higher in </w:t>
-      </w:r>
-      <w:r>
         <w:lastRenderedPageBreak/>
-        <w:t>both variation conditions relative to the consistent condition, and was highest in the typical variation condition. These results suggest reliable differences in children’s engagement with the labeling sentences across conditions. Although pupil size synchrony during exposure did not reliably predict word-recognition accuracy during test, prior findings suggest a link between synchrony and learning (</w:t>
+        <w:t>Our pupillometry analyses provide complementary insight into children’s moment-to-moment engagement during learning. Attention, indexed by pupil size synchrony across participants (</w:t>
+      </w:r>
+      <w:hyperlink w:anchor="ref-kang2017pupil">
+        <w:r>
+          <w:rPr>
+            <w:rStyle w:val="Hyperlink"/>
+          </w:rPr>
+          <w:t>Kang &amp; Wheatley, 2017</w:t>
+        </w:r>
+      </w:hyperlink>
+      <w:r>
+        <w:t xml:space="preserve">; </w:t>
       </w:r>
       <w:hyperlink w:anchor="ref-nencheva2021moment">
         <w:r>
@@ -3444,6 +3568,17 @@
         </w:r>
       </w:hyperlink>
       <w:r>
+        <w:t>), was higher in both variation conditions relative to the consistent condition, and was highest in the typical variation condition. These results suggest reliable differences in children’s engagement with the labeling sentences across conditions. Although pupil size synchrony during exposure did not reliably predict word-recognition accuracy during test, prior findings suggest a link between synchrony and learning (</w:t>
+      </w:r>
+      <w:hyperlink w:anchor="ref-nencheva2021moment">
+        <w:r>
+          <w:rPr>
+            <w:rStyle w:val="Hyperlink"/>
+          </w:rPr>
+          <w:t>Nencheva et al., 2021</w:t>
+        </w:r>
+      </w:hyperlink>
+      <w:r>
         <w:t>), which might have been observed if children were also tested on their recognition of variant labels. Our findings also fit with prior accounts of a “goldilocks” effect in children’s attention (</w:t>
       </w:r>
       <w:hyperlink w:anchor="ref-kidd2012goldilocks">
@@ -3476,13 +3611,13 @@
       <w:r>
         <w:t>In sum, this study provides the first experimental evidence that English-hearing toddlers can successfully contend with label variants when learning new words. Typical CDS variants were associated with both greater attentional engagement during learning and above-chance word-recognition at test. These findings suggest that naturalistic label variation in children’s input is not merely noise and may play a facilitative role in early word learning. Future work that directly tests children’s learning of label variants, tracks longer-term retention of multiple labels, or examines generalization across novel variants will be critical for understanding how variability may support vocabulary growth across early development.</w:t>
       </w:r>
-    </w:p>
-    <w:p>
-      <w:pPr>
-        <w:pStyle w:val="Heading1"/>
-      </w:pPr>
       <w:bookmarkStart w:id="20" w:name="references"/>
       <w:bookmarkEnd w:id="19"/>
+    </w:p>
+    <w:p>
+      <w:pPr>
+        <w:pStyle w:val="Heading1"/>
+      </w:pPr>
       <w:r>
         <w:lastRenderedPageBreak/>
         <w:t>5. References</w:t>
@@ -3517,7 +3652,7 @@
       <w:r>
         <w:t xml:space="preserve">(1), 1–48. </w:t>
       </w:r>
-      <w:hyperlink r:id="rId17">
+      <w:hyperlink r:id="rId18">
         <w:r>
           <w:rPr>
             <w:rStyle w:val="Hyperlink"/>
@@ -3545,7 +3680,7 @@
       <w:r>
         <w:t xml:space="preserve"> [Computer software]. </w:t>
       </w:r>
-      <w:hyperlink r:id="rId18">
+      <w:hyperlink r:id="rId19">
         <w:r>
           <w:rPr>
             <w:rStyle w:val="Hyperlink"/>
@@ -3583,7 +3718,7 @@
       <w:r>
         <w:t xml:space="preserve">, 52–67. </w:t>
       </w:r>
-      <w:hyperlink r:id="rId19">
+      <w:hyperlink r:id="rId20">
         <w:r>
           <w:rPr>
             <w:rStyle w:val="Hyperlink"/>
@@ -3621,7 +3756,7 @@
       <w:r>
         <w:t xml:space="preserve">(1), 107–161. </w:t>
       </w:r>
-      <w:hyperlink r:id="rId20">
+      <w:hyperlink r:id="rId21">
         <w:r>
           <w:rPr>
             <w:rStyle w:val="Hyperlink"/>
@@ -3659,7 +3794,7 @@
       <w:r>
         <w:t xml:space="preserve">(5), 746. </w:t>
       </w:r>
-      <w:hyperlink r:id="rId21">
+      <w:hyperlink r:id="rId22">
         <w:r>
           <w:rPr>
             <w:rStyle w:val="Hyperlink"/>
@@ -3697,7 +3832,7 @@
       <w:r>
         <w:t xml:space="preserve">(1), 11–14. </w:t>
       </w:r>
-      <w:hyperlink r:id="rId22">
+      <w:hyperlink r:id="rId23">
         <w:r>
           <w:rPr>
             <w:rStyle w:val="Hyperlink"/>
@@ -3735,7 +3870,7 @@
       <w:r>
         <w:t xml:space="preserve">. </w:t>
       </w:r>
-      <w:hyperlink r:id="rId23">
+      <w:hyperlink r:id="rId24">
         <w:r>
           <w:rPr>
             <w:rStyle w:val="Hyperlink"/>
@@ -3773,7 +3908,7 @@
       <w:r>
         <w:t xml:space="preserve">(2), 317–335. </w:t>
       </w:r>
-      <w:hyperlink r:id="rId24">
+      <w:hyperlink r:id="rId25">
         <w:r>
           <w:rPr>
             <w:rStyle w:val="Hyperlink"/>
@@ -3812,7 +3947,7 @@
       <w:r>
         <w:t xml:space="preserve">(3), 787–804. </w:t>
       </w:r>
-      <w:hyperlink r:id="rId25">
+      <w:hyperlink r:id="rId26">
         <w:r>
           <w:rPr>
             <w:rStyle w:val="Hyperlink"/>
@@ -3850,7 +3985,7 @@
       <w:r>
         <w:t xml:space="preserve">(4), 1149–1160. </w:t>
       </w:r>
-      <w:hyperlink r:id="rId26">
+      <w:hyperlink r:id="rId27">
         <w:r>
           <w:rPr>
             <w:rStyle w:val="Hyperlink"/>
@@ -3888,7 +4023,7 @@
       <w:r>
         <w:t xml:space="preserve">(6), 103–114. </w:t>
       </w:r>
-      <w:hyperlink r:id="rId27">
+      <w:hyperlink r:id="rId28">
         <w:r>
           <w:rPr>
             <w:rStyle w:val="Hyperlink"/>
@@ -3916,7 +4051,7 @@
       <w:r>
         <w:t xml:space="preserve"> (pp. 97–135). John Benjamins Publishing Company. </w:t>
       </w:r>
-      <w:hyperlink r:id="rId28">
+      <w:hyperlink r:id="rId29">
         <w:r>
           <w:rPr>
             <w:rStyle w:val="Hyperlink"/>
@@ -3944,7 +4079,7 @@
       <w:r>
         <w:t xml:space="preserve">. MIT Press. </w:t>
       </w:r>
-      <w:hyperlink r:id="rId29">
+      <w:hyperlink r:id="rId30">
         <w:r>
           <w:rPr>
             <w:rStyle w:val="Hyperlink"/>
@@ -3982,7 +4117,7 @@
       <w:r>
         <w:t xml:space="preserve">. </w:t>
       </w:r>
-      <w:hyperlink r:id="rId30">
+      <w:hyperlink r:id="rId31">
         <w:r>
           <w:rPr>
             <w:rStyle w:val="Hyperlink"/>
@@ -4010,7 +4145,7 @@
       <w:r>
         <w:t xml:space="preserve">. </w:t>
       </w:r>
-      <w:hyperlink r:id="rId31">
+      <w:hyperlink r:id="rId32">
         <w:r>
           <w:rPr>
             <w:rStyle w:val="Hyperlink"/>
@@ -4023,10 +4158,48 @@
       <w:pPr>
         <w:pStyle w:val="Bibliography"/>
       </w:pPr>
-      <w:bookmarkStart w:id="37" w:name="ref-kempe2007diminutives"/>
+      <w:bookmarkStart w:id="37" w:name="ref-kang2017pupil"/>
       <w:bookmarkEnd w:id="36"/>
       <w:r>
         <w:lastRenderedPageBreak/>
+        <w:t xml:space="preserve">Kang, O., &amp; Wheatley, T. (2017). Pupil dilation patterns spontaneously synchronize across individuals during shared attention. </w:t>
+      </w:r>
+      <w:r>
+        <w:rPr>
+          <w:i/>
+          <w:iCs/>
+        </w:rPr>
+        <w:t>Journal of Experimental Psychology: General</w:t>
+      </w:r>
+      <w:r>
+        <w:t xml:space="preserve">, </w:t>
+      </w:r>
+      <w:r>
+        <w:rPr>
+          <w:i/>
+          <w:iCs/>
+        </w:rPr>
+        <w:t>146</w:t>
+      </w:r>
+      <w:r>
+        <w:t xml:space="preserve">(4), 569. </w:t>
+      </w:r>
+      <w:hyperlink r:id="rId33">
+        <w:r>
+          <w:rPr>
+            <w:rStyle w:val="Hyperlink"/>
+          </w:rPr>
+          <w:t>https://doi.org/10.1037/xge0000271</w:t>
+        </w:r>
+      </w:hyperlink>
+    </w:p>
+    <w:p>
+      <w:pPr>
+        <w:pStyle w:val="Bibliography"/>
+      </w:pPr>
+      <w:bookmarkStart w:id="38" w:name="ref-kempe2007diminutives"/>
+      <w:bookmarkEnd w:id="37"/>
+      <w:r>
         <w:t xml:space="preserve">Kempe, V., Brooks, P. J., Gillis, S., &amp; Samson, G. (2007). Diminutives facilitate word segmentation in natural speech: Cross-linguistic evidence. </w:t>
       </w:r>
       <w:r>
@@ -4049,7 +4222,7 @@
       <w:r>
         <w:t xml:space="preserve">(4), 762–773. </w:t>
       </w:r>
-      <w:hyperlink r:id="rId32">
+      <w:hyperlink r:id="rId34">
         <w:r>
           <w:rPr>
             <w:rStyle w:val="Hyperlink"/>
@@ -4062,8 +4235,8 @@
       <w:pPr>
         <w:pStyle w:val="Bibliography"/>
       </w:pPr>
-      <w:bookmarkStart w:id="38" w:name="ref-kempe2001can"/>
-      <w:bookmarkEnd w:id="37"/>
+      <w:bookmarkStart w:id="39" w:name="ref-kempe2001can"/>
+      <w:bookmarkEnd w:id="38"/>
       <w:r>
         <w:t xml:space="preserve">Kempe, V., Brooks, P. J., &amp; Pirott, L. (2001). How can child-directed speech facilitate the acquisition of morphology? </w:t>
       </w:r>
@@ -4082,8 +4255,8 @@
       <w:pPr>
         <w:pStyle w:val="Bibliography"/>
       </w:pPr>
-      <w:bookmarkStart w:id="39" w:name="ref-kidd2012goldilocks"/>
-      <w:bookmarkEnd w:id="38"/>
+      <w:bookmarkStart w:id="40" w:name="ref-kidd2012goldilocks"/>
+      <w:bookmarkEnd w:id="39"/>
       <w:r>
         <w:t xml:space="preserve">Kidd, C., Piantadosi, S. T., &amp; Aslin, R. N. (2012). The Goldilocks effect: Human infants allocate attention to visual sequences that are neither too simple nor too complex. </w:t>
       </w:r>
@@ -4107,7 +4280,7 @@
       <w:r>
         <w:t xml:space="preserve">(5), e36399. </w:t>
       </w:r>
-      <w:hyperlink r:id="rId33">
+      <w:hyperlink r:id="rId35">
         <w:r>
           <w:rPr>
             <w:rStyle w:val="Hyperlink"/>
@@ -4120,8 +4293,8 @@
       <w:pPr>
         <w:pStyle w:val="Bibliography"/>
       </w:pPr>
-      <w:bookmarkStart w:id="40" w:name="ref-kidd2014goldilocks"/>
-      <w:bookmarkEnd w:id="39"/>
+      <w:bookmarkStart w:id="41" w:name="ref-kidd2014goldilocks"/>
+      <w:bookmarkEnd w:id="40"/>
       <w:r>
         <w:t xml:space="preserve">Kidd, C., Piantadosi, S. T., &amp; Aslin, R. N. (2014). The Goldilocks effect in infant auditory attention. </w:t>
       </w:r>
@@ -4145,7 +4318,7 @@
       <w:r>
         <w:t xml:space="preserve">(5), 1795–1804. </w:t>
       </w:r>
-      <w:hyperlink r:id="rId34">
+      <w:hyperlink r:id="rId36">
         <w:r>
           <w:rPr>
             <w:rStyle w:val="Hyperlink"/>
@@ -4158,8 +4331,8 @@
       <w:pPr>
         <w:pStyle w:val="Bibliography"/>
       </w:pPr>
-      <w:bookmarkStart w:id="41" w:name="ref-laing2017perceptual"/>
-      <w:bookmarkEnd w:id="40"/>
+      <w:bookmarkStart w:id="42" w:name="ref-laing2017perceptual"/>
+      <w:bookmarkEnd w:id="41"/>
       <w:r>
         <w:t xml:space="preserve">Laing, C. E. (2017). A perceptual advantage for onomatopoeia in early word learning: Evidence from eye-tracking. </w:t>
       </w:r>
@@ -4183,7 +4356,7 @@
       <w:r>
         <w:t xml:space="preserve">, 32–45. </w:t>
       </w:r>
-      <w:hyperlink r:id="rId35">
+      <w:hyperlink r:id="rId37">
         <w:r>
           <w:rPr>
             <w:rStyle w:val="Hyperlink"/>
@@ -4196,8 +4369,8 @@
       <w:pPr>
         <w:pStyle w:val="Bibliography"/>
       </w:pPr>
-      <w:bookmarkStart w:id="42" w:name="ref-laing2019role"/>
-      <w:bookmarkEnd w:id="41"/>
+      <w:bookmarkStart w:id="43" w:name="ref-laing2019role"/>
+      <w:bookmarkEnd w:id="42"/>
       <w:r>
         <w:t xml:space="preserve">Laing, C. E. (2019). A role for onomatopoeia in early language: Evidence from phonological development. </w:t>
       </w:r>
@@ -4221,7 +4394,7 @@
       <w:r>
         <w:t xml:space="preserve">(2), 173–187. </w:t>
       </w:r>
-      <w:hyperlink r:id="rId36">
+      <w:hyperlink r:id="rId38">
         <w:r>
           <w:rPr>
             <w:rStyle w:val="Hyperlink"/>
@@ -4234,9 +4407,10 @@
       <w:pPr>
         <w:pStyle w:val="Bibliography"/>
       </w:pPr>
-      <w:bookmarkStart w:id="43" w:name="ref-liu2018review"/>
-      <w:bookmarkEnd w:id="42"/>
-      <w:r>
+      <w:bookmarkStart w:id="44" w:name="ref-liu2018review"/>
+      <w:bookmarkEnd w:id="43"/>
+      <w:r>
+        <w:lastRenderedPageBreak/>
         <w:t xml:space="preserve">Liu, F., &amp; Eugenio, E. C. (2018). A review and comparison of Bayesian and likelihood-based inferences in beta regression and zero-or-one-inflated beta regression. </w:t>
       </w:r>
       <w:r>
@@ -4259,7 +4433,7 @@
       <w:r>
         <w:t xml:space="preserve">(4), 1024–1044. </w:t>
       </w:r>
-      <w:hyperlink r:id="rId37">
+      <w:hyperlink r:id="rId39">
         <w:r>
           <w:rPr>
             <w:rStyle w:val="Hyperlink"/>
@@ -4272,18 +4446,236 @@
       <w:pPr>
         <w:pStyle w:val="Bibliography"/>
       </w:pPr>
-      <w:bookmarkStart w:id="44" w:name="ref-manybabies2020quantifying"/>
-      <w:bookmarkEnd w:id="43"/>
+      <w:bookmarkStart w:id="45" w:name="ref-manybabies2020quantifying"/>
+      <w:bookmarkEnd w:id="44"/>
+      <w:r>
+        <w:t xml:space="preserve">ManyBabiesConsortium. (2020). Quantifying sources of variability in infancy research using the infant-directed-speech preference. </w:t>
+      </w:r>
+      <w:r>
+        <w:rPr>
+          <w:i/>
+          <w:iCs/>
+        </w:rPr>
+        <w:t>Advances in Methods and Practices in Psychological Science</w:t>
+      </w:r>
+      <w:r>
+        <w:t xml:space="preserve">, </w:t>
+      </w:r>
+      <w:r>
+        <w:rPr>
+          <w:i/>
+          <w:iCs/>
+        </w:rPr>
+        <w:t>3</w:t>
+      </w:r>
+      <w:r>
+        <w:t xml:space="preserve">(1), 24–52. </w:t>
+      </w:r>
+      <w:hyperlink r:id="rId40">
+        <w:r>
+          <w:rPr>
+            <w:rStyle w:val="Hyperlink"/>
+          </w:rPr>
+          <w:t>https://doi.org/10.1177/2515245919900809</w:t>
+        </w:r>
+      </w:hyperlink>
+    </w:p>
+    <w:p>
+      <w:pPr>
+        <w:pStyle w:val="Bibliography"/>
+      </w:pPr>
+      <w:bookmarkStart w:id="46" w:name="ref-markman1988children"/>
+      <w:bookmarkEnd w:id="45"/>
+      <w:r>
+        <w:t xml:space="preserve">Markman, E. M., &amp; Wachtel, G. F. (1988). Children’s use of mutual exclusivity to constrain the meanings of words. </w:t>
+      </w:r>
+      <w:r>
+        <w:rPr>
+          <w:i/>
+          <w:iCs/>
+        </w:rPr>
+        <w:t>Cognitive Psychology</w:t>
+      </w:r>
+      <w:r>
+        <w:t xml:space="preserve">, </w:t>
+      </w:r>
+      <w:r>
+        <w:rPr>
+          <w:i/>
+          <w:iCs/>
+        </w:rPr>
+        <w:t>20</w:t>
+      </w:r>
+      <w:r>
+        <w:t xml:space="preserve">(2), 121–157. </w:t>
+      </w:r>
+      <w:hyperlink r:id="rId41">
+        <w:r>
+          <w:rPr>
+            <w:rStyle w:val="Hyperlink"/>
+          </w:rPr>
+          <w:t>https://doi.org/10.1016/0010-0285(88)90017-5</w:t>
+        </w:r>
+      </w:hyperlink>
+    </w:p>
+    <w:p>
+      <w:pPr>
+        <w:pStyle w:val="Bibliography"/>
+      </w:pPr>
+      <w:bookmarkStart w:id="47" w:name="ref-markman2003use"/>
+      <w:bookmarkEnd w:id="46"/>
+      <w:r>
+        <w:t xml:space="preserve">Markman, E. M., Wasow, J. L., &amp; Hansen, M. B. (2003). Use of the mutual exclusivity assumption by young word learners. </w:t>
+      </w:r>
+      <w:r>
+        <w:rPr>
+          <w:i/>
+          <w:iCs/>
+        </w:rPr>
+        <w:t>Cognitive Psychology</w:t>
+      </w:r>
+      <w:r>
+        <w:t xml:space="preserve">, </w:t>
+      </w:r>
+      <w:r>
+        <w:rPr>
+          <w:i/>
+          <w:iCs/>
+        </w:rPr>
+        <w:t>47</w:t>
+      </w:r>
+      <w:r>
+        <w:t xml:space="preserve">(3), 241–275. </w:t>
+      </w:r>
+      <w:hyperlink r:id="rId42">
+        <w:r>
+          <w:rPr>
+            <w:rStyle w:val="Hyperlink"/>
+          </w:rPr>
+          <w:t>https://doi.org/10.1016/s0010-0285(03)00034-3</w:t>
+        </w:r>
+      </w:hyperlink>
+    </w:p>
+    <w:p>
+      <w:pPr>
+        <w:pStyle w:val="Bibliography"/>
+      </w:pPr>
+      <w:bookmarkStart w:id="48" w:name="ref-mazuka2008japanese"/>
+      <w:bookmarkEnd w:id="47"/>
+      <w:r>
+        <w:t xml:space="preserve">Mazuka, R., Kondo, T., &amp; Hayashi, A. (2008). Japanese mothers’ use of specialized vocabulary in infant-directed speech: Infant-directed vocabulary in Japanese. In </w:t>
+      </w:r>
+      <w:r>
+        <w:rPr>
+          <w:i/>
+          <w:iCs/>
+        </w:rPr>
+        <w:t>The origins of language: Unraveling evolutionary forces</w:t>
+      </w:r>
+      <w:r>
+        <w:t xml:space="preserve"> (pp. 39–58). Springer. </w:t>
+      </w:r>
+      <w:hyperlink r:id="rId43">
+        <w:r>
+          <w:rPr>
+            <w:rStyle w:val="Hyperlink"/>
+          </w:rPr>
+          <w:t>https://doi.org/10.1007/978-4-431-79102-7_4</w:t>
+        </w:r>
+      </w:hyperlink>
+    </w:p>
+    <w:p>
+      <w:pPr>
+        <w:pStyle w:val="Bibliography"/>
+      </w:pPr>
+      <w:bookmarkStart w:id="49" w:name="ref-merriman1989mutual"/>
+      <w:bookmarkEnd w:id="48"/>
+      <w:r>
+        <w:t xml:space="preserve">Merriman, W. E., &amp; Bowman, L. L. (1989). The mutual exclusivity bias in children’s word learning. </w:t>
+      </w:r>
+      <w:r>
+        <w:rPr>
+          <w:i/>
+          <w:iCs/>
+        </w:rPr>
+        <w:t>Monographs of the Society for Research in Child Development</w:t>
+      </w:r>
+      <w:r>
+        <w:t xml:space="preserve">, </w:t>
+      </w:r>
+      <w:r>
+        <w:rPr>
+          <w:i/>
+          <w:iCs/>
+        </w:rPr>
+        <w:t>54</w:t>
+      </w:r>
+      <w:r>
+        <w:t xml:space="preserve">. </w:t>
+      </w:r>
+      <w:hyperlink r:id="rId44">
+        <w:r>
+          <w:rPr>
+            <w:rStyle w:val="Hyperlink"/>
+          </w:rPr>
+          <w:t>https://doi.org/10.2307/1166130</w:t>
+        </w:r>
+      </w:hyperlink>
+    </w:p>
+    <w:p>
+      <w:pPr>
+        <w:pStyle w:val="Bibliography"/>
+      </w:pPr>
+      <w:bookmarkStart w:id="50" w:name="ref-merritt1994artifact"/>
+      <w:bookmarkEnd w:id="49"/>
+      <w:r>
+        <w:t xml:space="preserve">Merritt, S. L., Keegan, A. P., &amp; Mercer, P. W. (1994). Artifact management in pupillometry. </w:t>
+      </w:r>
+      <w:r>
+        <w:rPr>
+          <w:i/>
+          <w:iCs/>
+        </w:rPr>
+        <w:t>Nursing Research</w:t>
+      </w:r>
+      <w:r>
+        <w:t xml:space="preserve">, </w:t>
+      </w:r>
+      <w:r>
+        <w:rPr>
+          <w:i/>
+          <w:iCs/>
+        </w:rPr>
+        <w:t>43</w:t>
+      </w:r>
+      <w:r>
+        <w:t xml:space="preserve">(1), 56–59. </w:t>
+      </w:r>
+      <w:hyperlink r:id="rId45">
+        <w:r>
+          <w:rPr>
+            <w:rStyle w:val="Hyperlink"/>
+          </w:rPr>
+          <w:t>https://doi.org/10.1097/00006199-199401000-00012</w:t>
+        </w:r>
+      </w:hyperlink>
+    </w:p>
+    <w:p>
+      <w:pPr>
+        <w:pStyle w:val="Bibliography"/>
+      </w:pPr>
+      <w:bookmarkStart w:id="51" w:name="ref-mervis1994two"/>
+      <w:bookmarkEnd w:id="50"/>
       <w:r>
         <w:lastRenderedPageBreak/>
-        <w:t xml:space="preserve">ManyBabiesConsortium. (2020). Quantifying sources of variability in infancy research using the infant-directed-speech preference. </w:t>
-      </w:r>
-      <w:r>
-        <w:rPr>
-          <w:i/>
-          <w:iCs/>
-        </w:rPr>
-        <w:t>Advances in Methods and Practices in Psychological Science</w:t>
+        <w:t xml:space="preserve">Mervis, C. B., Golinkoff, R. M., &amp; Bertrand, J. (1994). Two-year-olds readily learn multiple labels for the same basic-level category. </w:t>
+      </w:r>
+      <w:r>
+        <w:rPr>
+          <w:i/>
+          <w:iCs/>
+        </w:rPr>
+        <w:t>Child Development</w:t>
       </w:r>
       <w:r>
         <w:t xml:space="preserve">, </w:t>
@@ -4293,1356 +4685,1176 @@
           <w:i/>
           <w:iCs/>
         </w:rPr>
+        <w:t>65</w:t>
+      </w:r>
+      <w:r>
+        <w:t xml:space="preserve">(4), 1163–1177. </w:t>
+      </w:r>
+      <w:hyperlink r:id="rId46">
+        <w:r>
+          <w:rPr>
+            <w:rStyle w:val="Hyperlink"/>
+          </w:rPr>
+          <w:t>https://doi.org/10.2307/1131312</w:t>
+        </w:r>
+      </w:hyperlink>
+    </w:p>
+    <w:p>
+      <w:pPr>
+        <w:pStyle w:val="Bibliography"/>
+      </w:pPr>
+      <w:bookmarkStart w:id="52" w:name="ref-miyazawa2017vowels"/>
+      <w:bookmarkEnd w:id="51"/>
+      <w:r>
+        <w:t xml:space="preserve">Miyazawa, K., Shinya, T., Martin, A., Kikuchi, H., &amp; Mazuka, R. (2017). Vowels in infant-directed speech: More breathy and more variable, but not clearer. </w:t>
+      </w:r>
+      <w:r>
+        <w:rPr>
+          <w:i/>
+          <w:iCs/>
+        </w:rPr>
+        <w:t>Cognition</w:t>
+      </w:r>
+      <w:r>
+        <w:t xml:space="preserve">, </w:t>
+      </w:r>
+      <w:r>
+        <w:rPr>
+          <w:i/>
+          <w:iCs/>
+        </w:rPr>
+        <w:t>166</w:t>
+      </w:r>
+      <w:r>
+        <w:t xml:space="preserve">, 84–93. </w:t>
+      </w:r>
+      <w:hyperlink r:id="rId47">
+        <w:r>
+          <w:rPr>
+            <w:rStyle w:val="Hyperlink"/>
+          </w:rPr>
+          <w:t>https://doi.org/10.1016/j.cognition.2017.05.003</w:t>
+        </w:r>
+      </w:hyperlink>
+    </w:p>
+    <w:p>
+      <w:pPr>
+        <w:pStyle w:val="Bibliography"/>
+      </w:pPr>
+      <w:bookmarkStart w:id="53" w:name="ref-moore2024wordform"/>
+      <w:bookmarkEnd w:id="52"/>
+      <w:r>
+        <w:t xml:space="preserve">Moore, C., &amp; Bergelson, E. (2024). Wordform variability in infants’ language environment and its effects on early word learning. </w:t>
+      </w:r>
+      <w:r>
+        <w:rPr>
+          <w:i/>
+          <w:iCs/>
+        </w:rPr>
+        <w:t>Cognition</w:t>
+      </w:r>
+      <w:r>
+        <w:t xml:space="preserve">, </w:t>
+      </w:r>
+      <w:r>
+        <w:rPr>
+          <w:i/>
+          <w:iCs/>
+        </w:rPr>
+        <w:t>245</w:t>
+      </w:r>
+      <w:r>
+        <w:t xml:space="preserve">, 105694. </w:t>
+      </w:r>
+      <w:hyperlink r:id="rId48">
+        <w:r>
+          <w:rPr>
+            <w:rStyle w:val="Hyperlink"/>
+          </w:rPr>
+          <w:t>https://doi.org/10.1016/j.cognition.2023.105694</w:t>
+        </w:r>
+      </w:hyperlink>
+    </w:p>
+    <w:p>
+      <w:pPr>
+        <w:pStyle w:val="Bibliography"/>
+      </w:pPr>
+      <w:bookmarkStart w:id="54" w:name="ref-nencheva2021moment"/>
+      <w:bookmarkEnd w:id="53"/>
+      <w:r>
+        <w:t xml:space="preserve">Nencheva, M. L., Piazza, E. A., &amp; Lew-Williams, C. (2021). The moment-to-moment pitch dynamics of child-directed speech shape toddlers’ attention and learning. </w:t>
+      </w:r>
+      <w:r>
+        <w:rPr>
+          <w:i/>
+          <w:iCs/>
+        </w:rPr>
+        <w:t>Developmental Science</w:t>
+      </w:r>
+      <w:r>
+        <w:t xml:space="preserve">, </w:t>
+      </w:r>
+      <w:r>
+        <w:rPr>
+          <w:i/>
+          <w:iCs/>
+        </w:rPr>
+        <w:t>24</w:t>
+      </w:r>
+      <w:r>
+        <w:t xml:space="preserve">(1), e12997. </w:t>
+      </w:r>
+      <w:hyperlink r:id="rId49">
+        <w:r>
+          <w:rPr>
+            <w:rStyle w:val="Hyperlink"/>
+          </w:rPr>
+          <w:t>https://doi.org/10.1111/desc.12997</w:t>
+        </w:r>
+      </w:hyperlink>
+    </w:p>
+    <w:p>
+      <w:pPr>
+        <w:pStyle w:val="Bibliography"/>
+      </w:pPr>
+      <w:bookmarkStart w:id="55" w:name="ref-ota2018choo"/>
+      <w:bookmarkEnd w:id="54"/>
+      <w:r>
+        <w:t xml:space="preserve">Ota, M., Davies-Jenkins, N., &amp; Skarabela, B. (2018). Why choo-choo is better than train: The role of register-specific words in early vocabulary growth. </w:t>
+      </w:r>
+      <w:r>
+        <w:rPr>
+          <w:i/>
+          <w:iCs/>
+        </w:rPr>
+        <w:t>Cognitive Science</w:t>
+      </w:r>
+      <w:r>
+        <w:t xml:space="preserve">, </w:t>
+      </w:r>
+      <w:r>
+        <w:rPr>
+          <w:i/>
+          <w:iCs/>
+        </w:rPr>
+        <w:t>42</w:t>
+      </w:r>
+      <w:r>
+        <w:t xml:space="preserve">(6), 1974–1999. </w:t>
+      </w:r>
+      <w:hyperlink r:id="rId50">
+        <w:r>
+          <w:rPr>
+            <w:rStyle w:val="Hyperlink"/>
+          </w:rPr>
+          <w:t>https://doi.org/10.1111/cogs.12628</w:t>
+        </w:r>
+      </w:hyperlink>
+    </w:p>
+    <w:p>
+      <w:pPr>
+        <w:pStyle w:val="Bibliography"/>
+      </w:pPr>
+      <w:bookmarkStart w:id="56" w:name="ref-ota2016reduplicated"/>
+      <w:bookmarkEnd w:id="55"/>
+      <w:r>
+        <w:t xml:space="preserve">Ota, M., &amp; Skarabela, B. (2016). Reduplicated words are easier to learn. </w:t>
+      </w:r>
+      <w:r>
+        <w:rPr>
+          <w:i/>
+          <w:iCs/>
+        </w:rPr>
+        <w:t>Language Learning and Development</w:t>
+      </w:r>
+      <w:r>
+        <w:t xml:space="preserve">, </w:t>
+      </w:r>
+      <w:r>
+        <w:rPr>
+          <w:i/>
+          <w:iCs/>
+        </w:rPr>
+        <w:t>12</w:t>
+      </w:r>
+      <w:r>
+        <w:t xml:space="preserve">(4), 380–397. </w:t>
+      </w:r>
+      <w:hyperlink r:id="rId51">
+        <w:r>
+          <w:rPr>
+            <w:rStyle w:val="Hyperlink"/>
+          </w:rPr>
+          <w:t>https://doi.org/10.1080/15475441.2016.1165100</w:t>
+        </w:r>
+      </w:hyperlink>
+    </w:p>
+    <w:p>
+      <w:pPr>
+        <w:pStyle w:val="Bibliography"/>
+      </w:pPr>
+      <w:bookmarkStart w:id="57" w:name="ref-ota2018reduplication"/>
+      <w:bookmarkEnd w:id="56"/>
+      <w:r>
+        <w:t xml:space="preserve">Ota, M., &amp; Skarabela, B. (2018). Reduplication facilitates early word segmentation. </w:t>
+      </w:r>
+      <w:r>
+        <w:rPr>
+          <w:i/>
+          <w:iCs/>
+        </w:rPr>
+        <w:t>Journal of Child Language</w:t>
+      </w:r>
+      <w:r>
+        <w:t xml:space="preserve">, </w:t>
+      </w:r>
+      <w:r>
+        <w:rPr>
+          <w:i/>
+          <w:iCs/>
+        </w:rPr>
+        <w:t>45</w:t>
+      </w:r>
+      <w:r>
+        <w:t xml:space="preserve">(1), 204–218. </w:t>
+      </w:r>
+      <w:hyperlink r:id="rId52">
+        <w:r>
+          <w:rPr>
+            <w:rStyle w:val="Hyperlink"/>
+          </w:rPr>
+          <w:t>https://doi.org/10.1017/S0305000916000660</w:t>
+        </w:r>
+      </w:hyperlink>
+    </w:p>
+    <w:p>
+      <w:pPr>
+        <w:pStyle w:val="Bibliography"/>
+      </w:pPr>
+      <w:bookmarkStart w:id="58" w:name="ref-potter2019infants"/>
+      <w:bookmarkEnd w:id="57"/>
+      <w:r>
+        <w:t xml:space="preserve">Potter, C. E., &amp; Lew-Williams, C. (2019). Infants’ selective use of reliable cues in multidimensional language input. </w:t>
+      </w:r>
+      <w:r>
+        <w:rPr>
+          <w:i/>
+          <w:iCs/>
+        </w:rPr>
+        <w:t>Developmental Psychology</w:t>
+      </w:r>
+      <w:r>
+        <w:t xml:space="preserve">, </w:t>
+      </w:r>
+      <w:r>
+        <w:rPr>
+          <w:i/>
+          <w:iCs/>
+        </w:rPr>
+        <w:t>55</w:t>
+      </w:r>
+      <w:r>
+        <w:t xml:space="preserve">(1), 1. </w:t>
+      </w:r>
+      <w:hyperlink r:id="rId53">
+        <w:r>
+          <w:rPr>
+            <w:rStyle w:val="Hyperlink"/>
+          </w:rPr>
+          <w:t>https://doi.org/10.1037/dev0000610</w:t>
+        </w:r>
+      </w:hyperlink>
+    </w:p>
+    <w:p>
+      <w:pPr>
+        <w:pStyle w:val="Bibliography"/>
+      </w:pPr>
+      <w:bookmarkStart w:id="59" w:name="ref-potter2024frequent"/>
+      <w:bookmarkEnd w:id="58"/>
+      <w:r>
+        <w:lastRenderedPageBreak/>
+        <w:t xml:space="preserve">Potter, C. E., &amp; Lew-Williams, C. (2024). Frequent vs. infrequent words shape toddlers’ real-time sentence comprehension. </w:t>
+      </w:r>
+      <w:r>
+        <w:rPr>
+          <w:i/>
+          <w:iCs/>
+        </w:rPr>
+        <w:t>Journal of Child Language</w:t>
+      </w:r>
+      <w:r>
+        <w:t xml:space="preserve">, </w:t>
+      </w:r>
+      <w:r>
+        <w:rPr>
+          <w:i/>
+          <w:iCs/>
+        </w:rPr>
+        <w:t>51</w:t>
+      </w:r>
+      <w:r>
+        <w:t xml:space="preserve">(6), 1478–1488. </w:t>
+      </w:r>
+      <w:hyperlink r:id="rId54">
+        <w:r>
+          <w:rPr>
+            <w:rStyle w:val="Hyperlink"/>
+          </w:rPr>
+          <w:t>https://doi.org/10.1017/S0305000923000387</w:t>
+        </w:r>
+      </w:hyperlink>
+    </w:p>
+    <w:p>
+      <w:pPr>
+        <w:pStyle w:val="Bibliography"/>
+      </w:pPr>
+      <w:bookmarkStart w:id="60" w:name="ref-pye1986quiche"/>
+      <w:bookmarkEnd w:id="59"/>
+      <w:r>
+        <w:t xml:space="preserve">Pye, C. (1986). Quiché Mayan speech to children. </w:t>
+      </w:r>
+      <w:r>
+        <w:rPr>
+          <w:i/>
+          <w:iCs/>
+        </w:rPr>
+        <w:t>Journal of Child Language</w:t>
+      </w:r>
+      <w:r>
+        <w:t xml:space="preserve">, </w:t>
+      </w:r>
+      <w:r>
+        <w:rPr>
+          <w:i/>
+          <w:iCs/>
+        </w:rPr>
+        <w:t>13</w:t>
+      </w:r>
+      <w:r>
+        <w:t xml:space="preserve">(1), 85–100. </w:t>
+      </w:r>
+      <w:hyperlink r:id="rId55">
+        <w:r>
+          <w:rPr>
+            <w:rStyle w:val="Hyperlink"/>
+          </w:rPr>
+          <w:t>https://doi.org/10.1017/S0305000900000313</w:t>
+        </w:r>
+      </w:hyperlink>
+    </w:p>
+    <w:p>
+      <w:pPr>
+        <w:pStyle w:val="Bibliography"/>
+      </w:pPr>
+      <w:bookmarkStart w:id="61" w:name="ref-quam2023protracted"/>
+      <w:bookmarkEnd w:id="60"/>
+      <w:r>
+        <w:t xml:space="preserve">Quam, C., &amp; Swingley, D. (2023). A protracted developmental trajectory for English-learning children’s detection of consonant mispronunciations in newly learned words. </w:t>
+      </w:r>
+      <w:r>
+        <w:rPr>
+          <w:i/>
+          <w:iCs/>
+        </w:rPr>
+        <w:t>Language Acquisition</w:t>
+      </w:r>
+      <w:r>
+        <w:t xml:space="preserve">, </w:t>
+      </w:r>
+      <w:r>
+        <w:rPr>
+          <w:i/>
+          <w:iCs/>
+        </w:rPr>
+        <w:t>30</w:t>
+      </w:r>
+      <w:r>
+        <w:t xml:space="preserve">(3-4), 256–276. </w:t>
+      </w:r>
+      <w:hyperlink r:id="rId56">
+        <w:r>
+          <w:rPr>
+            <w:rStyle w:val="Hyperlink"/>
+          </w:rPr>
+          <w:t>https://doi.org/10.1080/10489223.2022.2069026</w:t>
+        </w:r>
+      </w:hyperlink>
+    </w:p>
+    <w:p>
+      <w:pPr>
+        <w:pStyle w:val="Bibliography"/>
+      </w:pPr>
+      <w:bookmarkStart w:id="62" w:name="ref-rasanen2018infant"/>
+      <w:bookmarkEnd w:id="61"/>
+      <w:r>
+        <w:t xml:space="preserve">Räsänen, O., Kakouros, S., &amp; Soderstrom, M. (2018). Is infant-directed speech interesting because it is surprising?–Linking properties of IDS to statistical learning and attention at the prosodic level. </w:t>
+      </w:r>
+      <w:r>
+        <w:rPr>
+          <w:i/>
+          <w:iCs/>
+        </w:rPr>
+        <w:t>Cognition</w:t>
+      </w:r>
+      <w:r>
+        <w:t xml:space="preserve">, </w:t>
+      </w:r>
+      <w:r>
+        <w:rPr>
+          <w:i/>
+          <w:iCs/>
+        </w:rPr>
+        <w:t>178</w:t>
+      </w:r>
+      <w:r>
+        <w:t xml:space="preserve">, 193–206. </w:t>
+      </w:r>
+      <w:hyperlink r:id="rId57">
+        <w:r>
+          <w:rPr>
+            <w:rStyle w:val="Hyperlink"/>
+          </w:rPr>
+          <w:t>https://doi.org/10.1016/j.cognition.2018.05.015</w:t>
+        </w:r>
+      </w:hyperlink>
+    </w:p>
+    <w:p>
+      <w:pPr>
+        <w:pStyle w:val="Bibliography"/>
+      </w:pPr>
+      <w:bookmarkStart w:id="63" w:name="ref-regier2005emergence"/>
+      <w:bookmarkEnd w:id="62"/>
+      <w:r>
+        <w:t xml:space="preserve">Regier, T. (2005). The emergence of words: Attentional learning in form and meaning. </w:t>
+      </w:r>
+      <w:r>
+        <w:rPr>
+          <w:i/>
+          <w:iCs/>
+        </w:rPr>
+        <w:t>Cognitive Science</w:t>
+      </w:r>
+      <w:r>
+        <w:t xml:space="preserve">, </w:t>
+      </w:r>
+      <w:r>
+        <w:rPr>
+          <w:i/>
+          <w:iCs/>
+        </w:rPr>
+        <w:t>29</w:t>
+      </w:r>
+      <w:r>
+        <w:t xml:space="preserve">(6), 819–865. </w:t>
+      </w:r>
+      <w:hyperlink r:id="rId58">
+        <w:r>
+          <w:rPr>
+            <w:rStyle w:val="Hyperlink"/>
+          </w:rPr>
+          <w:t>https://doi.org/10.1207/s15516709cog0000_31</w:t>
+        </w:r>
+      </w:hyperlink>
+    </w:p>
+    <w:p>
+      <w:pPr>
+        <w:pStyle w:val="Bibliography"/>
+      </w:pPr>
+      <w:bookmarkStart w:id="64" w:name="ref-reuter2019predict"/>
+      <w:bookmarkEnd w:id="63"/>
+      <w:r>
+        <w:t xml:space="preserve">Reuter, T., Borovsky, A., &amp; Lew-Williams, C. (2019). Predict and redirect: Prediction errors support children’s word learning. </w:t>
+      </w:r>
+      <w:r>
+        <w:rPr>
+          <w:i/>
+          <w:iCs/>
+        </w:rPr>
+        <w:t>Developmental Psychology</w:t>
+      </w:r>
+      <w:r>
+        <w:t xml:space="preserve">, </w:t>
+      </w:r>
+      <w:r>
+        <w:rPr>
+          <w:i/>
+          <w:iCs/>
+        </w:rPr>
+        <w:t>55</w:t>
+      </w:r>
+      <w:r>
+        <w:t xml:space="preserve">(8), 1656. </w:t>
+      </w:r>
+      <w:hyperlink r:id="rId59">
+        <w:r>
+          <w:rPr>
+            <w:rStyle w:val="Hyperlink"/>
+          </w:rPr>
+          <w:t>https://doi.org/10.1037/dev0000754</w:t>
+        </w:r>
+      </w:hyperlink>
+    </w:p>
+    <w:p>
+      <w:pPr>
+        <w:pStyle w:val="Bibliography"/>
+      </w:pPr>
+      <w:bookmarkStart w:id="65" w:name="ref-sarvasy2025child"/>
+      <w:bookmarkEnd w:id="64"/>
+      <w:r>
+        <w:t xml:space="preserve">Sarvasy, H., Rumsey, A., Dahmen, J., Onga, J., &amp; Yam, S. (2025). Child-directed speech in Ku Waru and Nungon (Papua New Guinea). </w:t>
+      </w:r>
+      <w:r>
+        <w:rPr>
+          <w:i/>
+          <w:iCs/>
+        </w:rPr>
+        <w:t>Language Development Research</w:t>
+      </w:r>
+      <w:r>
+        <w:t xml:space="preserve">, </w:t>
+      </w:r>
+      <w:r>
+        <w:rPr>
+          <w:i/>
+          <w:iCs/>
+        </w:rPr>
+        <w:t>5</w:t>
+      </w:r>
+      <w:r>
+        <w:t xml:space="preserve">(3), 191–244. </w:t>
+      </w:r>
+      <w:hyperlink r:id="rId60">
+        <w:r>
+          <w:rPr>
+            <w:rStyle w:val="Hyperlink"/>
+          </w:rPr>
+          <w:t>https://doi.org/10.34842/ldr2025-857</w:t>
+        </w:r>
+      </w:hyperlink>
+    </w:p>
+    <w:p>
+      <w:pPr>
+        <w:pStyle w:val="Bibliography"/>
+      </w:pPr>
+      <w:bookmarkStart w:id="66" w:name="ref-procreate"/>
+      <w:bookmarkEnd w:id="65"/>
+      <w:r>
+        <w:t xml:space="preserve">Savage Interactive. (2025). </w:t>
+      </w:r>
+      <w:r>
+        <w:rPr>
+          <w:i/>
+          <w:iCs/>
+        </w:rPr>
+        <w:t>Procreate</w:t>
+      </w:r>
+      <w:r>
+        <w:t xml:space="preserve"> (Version 5.3.15) [Computer software]. Savage Interactive Pty Ltd. </w:t>
+      </w:r>
+      <w:hyperlink r:id="rId61">
+        <w:r>
+          <w:rPr>
+            <w:rStyle w:val="Hyperlink"/>
+          </w:rPr>
+          <w:t>https://procreate.com/</w:t>
+        </w:r>
+      </w:hyperlink>
+    </w:p>
+    <w:p>
+      <w:pPr>
+        <w:pStyle w:val="Bibliography"/>
+      </w:pPr>
+      <w:bookmarkStart w:id="67" w:name="ref-savickiene1998acquisition"/>
+      <w:bookmarkEnd w:id="66"/>
+      <w:r>
+        <w:lastRenderedPageBreak/>
+        <w:t xml:space="preserve">Savickiene, I. (1998). The acquisition of diminutives in Lithuanian. In </w:t>
+      </w:r>
+      <w:r>
+        <w:rPr>
+          <w:i/>
+          <w:iCs/>
+        </w:rPr>
+        <w:t>Antwerp papers in linguistics: Studies in the acquisition of number and diminutive marking</w:t>
+      </w:r>
+      <w:r>
+        <w:t xml:space="preserve"> (Vol. 95, pp. 129–153). Antwerpen: Universiteit Antwerpen.</w:t>
+      </w:r>
+    </w:p>
+    <w:p>
+      <w:pPr>
+        <w:pStyle w:val="Bibliography"/>
+      </w:pPr>
+      <w:bookmarkStart w:id="68" w:name="ref-schwab2016repetition"/>
+      <w:bookmarkEnd w:id="67"/>
+      <w:r>
+        <w:t xml:space="preserve">Schwab, J. F., &amp; Lew-Williams, C. (2016). Repetition across successive sentences facilitates young children’s word learning. </w:t>
+      </w:r>
+      <w:r>
+        <w:rPr>
+          <w:i/>
+          <w:iCs/>
+        </w:rPr>
+        <w:t>Developmental Psychology</w:t>
+      </w:r>
+      <w:r>
+        <w:t xml:space="preserve">, </w:t>
+      </w:r>
+      <w:r>
+        <w:rPr>
+          <w:i/>
+          <w:iCs/>
+        </w:rPr>
+        <w:t>52</w:t>
+      </w:r>
+      <w:r>
+        <w:t xml:space="preserve">(6), 879. </w:t>
+      </w:r>
+      <w:hyperlink r:id="rId62">
+        <w:r>
+          <w:rPr>
+            <w:rStyle w:val="Hyperlink"/>
+          </w:rPr>
+          <w:t>https://doi.org/10.1037/dev0000125</w:t>
+        </w:r>
+      </w:hyperlink>
+    </w:p>
+    <w:p>
+      <w:pPr>
+        <w:pStyle w:val="Bibliography"/>
+      </w:pPr>
+      <w:bookmarkStart w:id="69" w:name="ref-segal2015infant"/>
+      <w:bookmarkEnd w:id="68"/>
+      <w:r>
+        <w:t xml:space="preserve">Segal, J., &amp; Newman, R. S. (2015). Infant preferences for structural and prosodic properties of infant-directed speech in the second year of life. </w:t>
+      </w:r>
+      <w:r>
+        <w:rPr>
+          <w:i/>
+          <w:iCs/>
+        </w:rPr>
+        <w:t>Infancy</w:t>
+      </w:r>
+      <w:r>
+        <w:t xml:space="preserve">, </w:t>
+      </w:r>
+      <w:r>
+        <w:rPr>
+          <w:i/>
+          <w:iCs/>
+        </w:rPr>
+        <w:t>20</w:t>
+      </w:r>
+      <w:r>
+        <w:t xml:space="preserve">(3), 339–351. </w:t>
+      </w:r>
+      <w:hyperlink r:id="rId63">
+        <w:r>
+          <w:rPr>
+            <w:rStyle w:val="Hyperlink"/>
+          </w:rPr>
+          <w:t>https://doi.org/10.1111/infa.12077</w:t>
+        </w:r>
+      </w:hyperlink>
+    </w:p>
+    <w:p>
+      <w:pPr>
+        <w:pStyle w:val="Bibliography"/>
+      </w:pPr>
+      <w:bookmarkStart w:id="70" w:name="ref-smith2008infants"/>
+      <w:bookmarkEnd w:id="69"/>
+      <w:r>
+        <w:t xml:space="preserve">Smith, L., &amp; Yu, C. (2008). Infants rapidly learn word-referent mappings via cross-situational statistics. </w:t>
+      </w:r>
+      <w:r>
+        <w:rPr>
+          <w:i/>
+          <w:iCs/>
+        </w:rPr>
+        <w:t>Cognition</w:t>
+      </w:r>
+      <w:r>
+        <w:t xml:space="preserve">, </w:t>
+      </w:r>
+      <w:r>
+        <w:rPr>
+          <w:i/>
+          <w:iCs/>
+        </w:rPr>
+        <w:t>106</w:t>
+      </w:r>
+      <w:r>
+        <w:t xml:space="preserve">(3), 1558–1568. </w:t>
+      </w:r>
+      <w:hyperlink r:id="rId64">
+        <w:r>
+          <w:rPr>
+            <w:rStyle w:val="Hyperlink"/>
+          </w:rPr>
+          <w:t>https://doi.org/10.1016/j.cognition.2007.06.010</w:t>
+        </w:r>
+      </w:hyperlink>
+    </w:p>
+    <w:p>
+      <w:pPr>
+        <w:pStyle w:val="Bibliography"/>
+      </w:pPr>
+      <w:bookmarkStart w:id="71" w:name="ref-soderstrom2007beyond"/>
+      <w:bookmarkEnd w:id="70"/>
+      <w:r>
+        <w:t xml:space="preserve">Soderstrom, M. (2007). Beyond babytalk: Re-evaluating the nature and content of speech input to preverbal infants. </w:t>
+      </w:r>
+      <w:r>
+        <w:rPr>
+          <w:i/>
+          <w:iCs/>
+        </w:rPr>
+        <w:t>Developmental Review</w:t>
+      </w:r>
+      <w:r>
+        <w:t xml:space="preserve">, </w:t>
+      </w:r>
+      <w:r>
+        <w:rPr>
+          <w:i/>
+          <w:iCs/>
+        </w:rPr>
+        <w:t>27</w:t>
+      </w:r>
+      <w:r>
+        <w:t xml:space="preserve">(4), 501–532. </w:t>
+      </w:r>
+      <w:hyperlink r:id="rId65">
+        <w:r>
+          <w:rPr>
+            <w:rStyle w:val="Hyperlink"/>
+          </w:rPr>
+          <w:t>https://doi.org/10.1016/j.dr.2007.06.002</w:t>
+        </w:r>
+      </w:hyperlink>
+    </w:p>
+    <w:p>
+      <w:pPr>
+        <w:pStyle w:val="Bibliography"/>
+      </w:pPr>
+      <w:bookmarkStart w:id="72" w:name="ref-stevens2017pursuit"/>
+      <w:bookmarkEnd w:id="71"/>
+      <w:r>
+        <w:t xml:space="preserve">Stevens, J. S., Gleitman, L. R., Trueswell, J. C., &amp; Yang, C. (2017). The pursuit of word meanings. </w:t>
+      </w:r>
+      <w:r>
+        <w:rPr>
+          <w:i/>
+          <w:iCs/>
+        </w:rPr>
+        <w:t>Cognitive Science</w:t>
+      </w:r>
+      <w:r>
+        <w:t xml:space="preserve">, </w:t>
+      </w:r>
+      <w:r>
+        <w:rPr>
+          <w:i/>
+          <w:iCs/>
+        </w:rPr>
+        <w:t>41</w:t>
+      </w:r>
+      <w:r>
+        <w:t xml:space="preserve">, 638–676. </w:t>
+      </w:r>
+      <w:hyperlink r:id="rId66">
+        <w:r>
+          <w:rPr>
+            <w:rStyle w:val="Hyperlink"/>
+          </w:rPr>
+          <w:t>https://doi.org/10.1111/cogs.12416</w:t>
+        </w:r>
+      </w:hyperlink>
+    </w:p>
+    <w:p>
+      <w:pPr>
+        <w:pStyle w:val="Bibliography"/>
+      </w:pPr>
+      <w:bookmarkStart w:id="73" w:name="ref-swingley2011looking"/>
+      <w:bookmarkEnd w:id="72"/>
+      <w:r>
+        <w:t xml:space="preserve">Swingley, D. (2011). The looking-while-listening procedure. </w:t>
+      </w:r>
+      <w:r>
+        <w:rPr>
+          <w:i/>
+          <w:iCs/>
+        </w:rPr>
+        <w:t>Research Methods in Child Language: A Practical Guide</w:t>
+      </w:r>
+      <w:r>
+        <w:t xml:space="preserve">, 29–42. </w:t>
+      </w:r>
+      <w:hyperlink r:id="rId67">
+        <w:r>
+          <w:rPr>
+            <w:rStyle w:val="Hyperlink"/>
+          </w:rPr>
+          <w:t>https://doi.org/10.1002/9781444344035.ch3</w:t>
+        </w:r>
+      </w:hyperlink>
+    </w:p>
+    <w:p>
+      <w:pPr>
+        <w:pStyle w:val="Bibliography"/>
+      </w:pPr>
+      <w:bookmarkStart w:id="74" w:name="ref-swingley2016two"/>
+      <w:bookmarkEnd w:id="73"/>
+      <w:r>
+        <w:t xml:space="preserve">Swingley, D. (2016). Two-year-olds interpret novel phonological neighbors as familiar words. </w:t>
+      </w:r>
+      <w:r>
+        <w:rPr>
+          <w:i/>
+          <w:iCs/>
+        </w:rPr>
+        <w:t>Developmental Psychology</w:t>
+      </w:r>
+      <w:r>
+        <w:t xml:space="preserve">, </w:t>
+      </w:r>
+      <w:r>
+        <w:rPr>
+          <w:i/>
+          <w:iCs/>
+        </w:rPr>
+        <w:t>52</w:t>
+      </w:r>
+      <w:r>
+        <w:t xml:space="preserve">(7), 1011. </w:t>
+      </w:r>
+      <w:hyperlink r:id="rId68">
+        <w:r>
+          <w:rPr>
+            <w:rStyle w:val="Hyperlink"/>
+          </w:rPr>
+          <w:t>https://doi.org/10.1037/dev0000114</w:t>
+        </w:r>
+      </w:hyperlink>
+    </w:p>
+    <w:p>
+      <w:pPr>
+        <w:pStyle w:val="Bibliography"/>
+      </w:pPr>
+      <w:bookmarkStart w:id="75" w:name="ref-swingley2000spoken"/>
+      <w:bookmarkEnd w:id="74"/>
+      <w:r>
+        <w:t xml:space="preserve">Swingley, D., &amp; Aslin, R. N. (2000). Spoken word recognition and lexical representation in very young children. </w:t>
+      </w:r>
+      <w:r>
+        <w:rPr>
+          <w:i/>
+          <w:iCs/>
+        </w:rPr>
+        <w:t>Cognition</w:t>
+      </w:r>
+      <w:r>
+        <w:t xml:space="preserve">, </w:t>
+      </w:r>
+      <w:r>
+        <w:rPr>
+          <w:i/>
+          <w:iCs/>
+        </w:rPr>
+        <w:t>76</w:t>
+      </w:r>
+      <w:r>
+        <w:t xml:space="preserve">(2), 147–166. </w:t>
+      </w:r>
+      <w:hyperlink r:id="rId69">
+        <w:r>
+          <w:rPr>
+            <w:rStyle w:val="Hyperlink"/>
+          </w:rPr>
+          <w:t>https://doi.org/10.1016/s0010-0277(00)00081-0</w:t>
+        </w:r>
+      </w:hyperlink>
+    </w:p>
+    <w:p>
+      <w:pPr>
+        <w:pStyle w:val="Bibliography"/>
+      </w:pPr>
+      <w:bookmarkStart w:id="76" w:name="ref-swingley2007lexical"/>
+      <w:bookmarkEnd w:id="75"/>
+      <w:r>
+        <w:lastRenderedPageBreak/>
+        <w:t xml:space="preserve">Swingley, D., &amp; Aslin, R. N. (2007). Lexical competition in young children’s word learning. </w:t>
+      </w:r>
+      <w:r>
+        <w:rPr>
+          <w:i/>
+          <w:iCs/>
+        </w:rPr>
+        <w:t>Cognitive Psychology</w:t>
+      </w:r>
+      <w:r>
+        <w:t xml:space="preserve">, </w:t>
+      </w:r>
+      <w:r>
+        <w:rPr>
+          <w:i/>
+          <w:iCs/>
+        </w:rPr>
+        <w:t>54</w:t>
+      </w:r>
+      <w:r>
+        <w:t xml:space="preserve">(2), 99–132. </w:t>
+      </w:r>
+      <w:hyperlink r:id="rId70">
+        <w:r>
+          <w:rPr>
+            <w:rStyle w:val="Hyperlink"/>
+          </w:rPr>
+          <w:t>https://doi.org/10.1016/j.cogpsych.2006.05.001</w:t>
+        </w:r>
+      </w:hyperlink>
+    </w:p>
+    <w:p>
+      <w:pPr>
+        <w:pStyle w:val="Bibliography"/>
+      </w:pPr>
+      <w:bookmarkStart w:id="77" w:name="ref-tardif2008baby"/>
+      <w:bookmarkEnd w:id="76"/>
+      <w:r>
+        <w:t xml:space="preserve">Tardif, T., Fletcher, P., Liang, W., Zhang, Z., Kaciroti, N., &amp; Marchman, V. A. (2008). Baby’s first 10 words. </w:t>
+      </w:r>
+      <w:r>
+        <w:rPr>
+          <w:i/>
+          <w:iCs/>
+        </w:rPr>
+        <w:t>Developmental Psychology</w:t>
+      </w:r>
+      <w:r>
+        <w:t xml:space="preserve">, </w:t>
+      </w:r>
+      <w:r>
+        <w:rPr>
+          <w:i/>
+          <w:iCs/>
+        </w:rPr>
+        <w:t>44</w:t>
+      </w:r>
+      <w:r>
+        <w:t xml:space="preserve">(4), 929. </w:t>
+      </w:r>
+      <w:hyperlink r:id="rId71">
+        <w:r>
+          <w:rPr>
+            <w:rStyle w:val="Hyperlink"/>
+          </w:rPr>
+          <w:t>https://doi.org/10.1037/0012-1649.44.4.929</w:t>
+        </w:r>
+      </w:hyperlink>
+    </w:p>
+    <w:p>
+      <w:pPr>
+        <w:pStyle w:val="Bibliography"/>
+      </w:pPr>
+      <w:bookmarkStart w:id="78" w:name="ref-tippenhauerURvariety"/>
+      <w:bookmarkEnd w:id="77"/>
+      <w:r>
+        <w:t xml:space="preserve">Tippenhauer, N. (under review). </w:t>
+      </w:r>
+      <w:r>
+        <w:rPr>
+          <w:i/>
+          <w:iCs/>
+        </w:rPr>
+        <w:t>Is variety the spice of life? The role of variability in early word learning</w:t>
+      </w:r>
+      <w:r>
+        <w:t>.</w:t>
+      </w:r>
+    </w:p>
+    <w:p>
+      <w:pPr>
+        <w:pStyle w:val="Bibliography"/>
+      </w:pPr>
+      <w:bookmarkStart w:id="79" w:name="ref-tormene2009matching"/>
+      <w:bookmarkEnd w:id="78"/>
+      <w:r>
+        <w:t xml:space="preserve">Tormene, P., Giorgino, T., Quaglini, S., &amp; Stefanelli, M. (2009). Matching incomplete time series with dynamic time warping: An algorithm and an application to post-stroke rehabilitation. </w:t>
+      </w:r>
+      <w:r>
+        <w:rPr>
+          <w:i/>
+          <w:iCs/>
+        </w:rPr>
+        <w:t>Artificial Intelligence in Medicine</w:t>
+      </w:r>
+      <w:r>
+        <w:t xml:space="preserve">, </w:t>
+      </w:r>
+      <w:r>
+        <w:rPr>
+          <w:i/>
+          <w:iCs/>
+        </w:rPr>
+        <w:t>45</w:t>
+      </w:r>
+      <w:r>
+        <w:t xml:space="preserve">(1), 11–34. </w:t>
+      </w:r>
+      <w:hyperlink r:id="rId72">
+        <w:r>
+          <w:rPr>
+            <w:rStyle w:val="Hyperlink"/>
+          </w:rPr>
+          <w:t>https://doi.org/10.1016/j.artmed.2008.11.007</w:t>
+        </w:r>
+      </w:hyperlink>
+    </w:p>
+    <w:p>
+      <w:pPr>
+        <w:pStyle w:val="Bibliography"/>
+      </w:pPr>
+      <w:bookmarkStart w:id="80" w:name="ref-tsui2023patterns"/>
+      <w:bookmarkEnd w:id="79"/>
+      <w:r>
+        <w:t xml:space="preserve">Tsui, R. K.-Y., Kosie, J. E., Fibla, L., Lew-Williams, C., &amp; Byers-Heinlein, K. (2023). Patterns of language switching and bilingual children’s word learning: An experiment across two communities. </w:t>
+      </w:r>
+      <w:r>
+        <w:rPr>
+          <w:i/>
+          <w:iCs/>
+        </w:rPr>
+        <w:t>Translational Issues in Psychological Science</w:t>
+      </w:r>
+      <w:r>
+        <w:t xml:space="preserve">, </w:t>
+      </w:r>
+      <w:r>
+        <w:rPr>
+          <w:i/>
+          <w:iCs/>
+        </w:rPr>
+        <w:t>9</w:t>
+      </w:r>
+      <w:r>
+        <w:t xml:space="preserve">(4), 323. </w:t>
+      </w:r>
+      <w:hyperlink r:id="rId73">
+        <w:r>
+          <w:rPr>
+            <w:rStyle w:val="Hyperlink"/>
+          </w:rPr>
+          <w:t>https://doi.org/10.1037/tps0000353</w:t>
+        </w:r>
+      </w:hyperlink>
+    </w:p>
+    <w:p>
+      <w:pPr>
+        <w:pStyle w:val="Bibliography"/>
+      </w:pPr>
+      <w:bookmarkStart w:id="81" w:name="ref-vlach2019learning"/>
+      <w:bookmarkEnd w:id="80"/>
+      <w:r>
+        <w:t xml:space="preserve">Vlach, H. A. (2019). Learning to remember words: Memory constraints as double-edged sword mechanisms of language development. </w:t>
+      </w:r>
+      <w:r>
+        <w:rPr>
+          <w:i/>
+          <w:iCs/>
+        </w:rPr>
+        <w:t>Child Development Perspectives</w:t>
+      </w:r>
+      <w:r>
+        <w:t xml:space="preserve">, </w:t>
+      </w:r>
+      <w:r>
+        <w:rPr>
+          <w:i/>
+          <w:iCs/>
+        </w:rPr>
+        <w:t>13</w:t>
+      </w:r>
+      <w:r>
+        <w:t xml:space="preserve">(3), 159–165. </w:t>
+      </w:r>
+      <w:hyperlink r:id="rId74">
+        <w:r>
+          <w:rPr>
+            <w:rStyle w:val="Hyperlink"/>
+          </w:rPr>
+          <w:t>https://doi.org/10.1111/cdep.12337</w:t>
+        </w:r>
+      </w:hyperlink>
+    </w:p>
+    <w:p>
+      <w:pPr>
+        <w:pStyle w:val="Bibliography"/>
+      </w:pPr>
+      <w:bookmarkStart w:id="82" w:name="ref-wojcik2022map"/>
+      <w:bookmarkEnd w:id="81"/>
+      <w:r>
+        <w:t xml:space="preserve">Wojcik, E. H., Zettersten, M., &amp; Benitez, V. L. (2022). The map trap: Why and how word learning research should move beyond mapping. </w:t>
+      </w:r>
+      <w:r>
+        <w:rPr>
+          <w:i/>
+          <w:iCs/>
+        </w:rPr>
+        <w:t>Wiley Interdisciplinary Reviews: Cognitive Science</w:t>
+      </w:r>
+      <w:r>
+        <w:t xml:space="preserve">, </w:t>
+      </w:r>
+      <w:r>
+        <w:rPr>
+          <w:i/>
+          <w:iCs/>
+        </w:rPr>
+        <w:t>13</w:t>
+      </w:r>
+      <w:r>
+        <w:t xml:space="preserve">(4), e1596. </w:t>
+      </w:r>
+      <w:hyperlink r:id="rId75">
+        <w:r>
+          <w:rPr>
+            <w:rStyle w:val="Hyperlink"/>
+          </w:rPr>
+          <w:t>https://doi.org/10.1002/wcs.1596</w:t>
+        </w:r>
+      </w:hyperlink>
+    </w:p>
+    <w:p>
+      <w:pPr>
+        <w:pStyle w:val="Bibliography"/>
+      </w:pPr>
+      <w:bookmarkStart w:id="83" w:name="ref-yurovsky2012statistical"/>
+      <w:bookmarkEnd w:id="82"/>
+      <w:r>
+        <w:lastRenderedPageBreak/>
+        <w:t xml:space="preserve">Yurovsky, D., Yu, C., &amp; Smith, L. B. (2012). Statistical speech segmentation and word learning in parallel: Scaffolding from child-directed speech. </w:t>
+      </w:r>
+      <w:r>
+        <w:rPr>
+          <w:i/>
+          <w:iCs/>
+        </w:rPr>
+        <w:t>Frontiers in Psychology</w:t>
+      </w:r>
+      <w:r>
+        <w:t xml:space="preserve">, </w:t>
+      </w:r>
+      <w:r>
+        <w:rPr>
+          <w:i/>
+          <w:iCs/>
+        </w:rPr>
         <w:t>3</w:t>
       </w:r>
       <w:r>
-        <w:t xml:space="preserve">(1), 24–52. </w:t>
-      </w:r>
-      <w:hyperlink r:id="rId38">
-        <w:r>
-          <w:rPr>
-            <w:rStyle w:val="Hyperlink"/>
-          </w:rPr>
-          <w:t>https://doi.org/10.1177/2515245919900809</w:t>
-        </w:r>
-      </w:hyperlink>
-    </w:p>
-    <w:p>
-      <w:pPr>
-        <w:pStyle w:val="Bibliography"/>
-      </w:pPr>
-      <w:bookmarkStart w:id="45" w:name="ref-markman1988children"/>
-      <w:bookmarkEnd w:id="44"/>
-      <w:r>
-        <w:t xml:space="preserve">Markman, E. M., &amp; Wachtel, G. F. (1988). Children’s use of mutual exclusivity to constrain the meanings of words. </w:t>
-      </w:r>
-      <w:r>
-        <w:rPr>
-          <w:i/>
-          <w:iCs/>
-        </w:rPr>
-        <w:t>Cognitive Psychology</w:t>
-      </w:r>
-      <w:r>
-        <w:t xml:space="preserve">, </w:t>
-      </w:r>
-      <w:r>
-        <w:rPr>
-          <w:i/>
-          <w:iCs/>
-        </w:rPr>
-        <w:t>20</w:t>
-      </w:r>
-      <w:r>
-        <w:t xml:space="preserve">(2), 121–157. </w:t>
-      </w:r>
-      <w:hyperlink r:id="rId39">
-        <w:r>
-          <w:rPr>
-            <w:rStyle w:val="Hyperlink"/>
-          </w:rPr>
-          <w:t>https://doi.org/10.1016/0010-0285(88)90017-5</w:t>
-        </w:r>
-      </w:hyperlink>
-    </w:p>
-    <w:p>
-      <w:pPr>
-        <w:pStyle w:val="Bibliography"/>
-      </w:pPr>
-      <w:bookmarkStart w:id="46" w:name="ref-markman2003use"/>
-      <w:bookmarkEnd w:id="45"/>
-      <w:r>
-        <w:t xml:space="preserve">Markman, E. M., Wasow, J. L., &amp; Hansen, M. B. (2003). Use of the mutual exclusivity assumption by young word learners. </w:t>
-      </w:r>
-      <w:r>
-        <w:rPr>
-          <w:i/>
-          <w:iCs/>
-        </w:rPr>
-        <w:t>Cognitive Psychology</w:t>
-      </w:r>
-      <w:r>
-        <w:t xml:space="preserve">, </w:t>
-      </w:r>
-      <w:r>
-        <w:rPr>
-          <w:i/>
-          <w:iCs/>
-        </w:rPr>
-        <w:t>47</w:t>
-      </w:r>
-      <w:r>
-        <w:t xml:space="preserve">(3), 241–275. </w:t>
-      </w:r>
-      <w:hyperlink r:id="rId40">
-        <w:r>
-          <w:rPr>
-            <w:rStyle w:val="Hyperlink"/>
-          </w:rPr>
-          <w:t>https://doi.org/10.1016/s0010-0285(03)00034-3</w:t>
-        </w:r>
-      </w:hyperlink>
-    </w:p>
-    <w:p>
-      <w:pPr>
-        <w:pStyle w:val="Bibliography"/>
-      </w:pPr>
-      <w:bookmarkStart w:id="47" w:name="ref-mazuka2008japanese"/>
-      <w:bookmarkEnd w:id="46"/>
-      <w:r>
-        <w:t xml:space="preserve">Mazuka, R., Kondo, T., &amp; Hayashi, A. (2008). Japanese mothers’ use of specialized vocabulary in infant-directed speech: Infant-directed vocabulary in Japanese. In </w:t>
-      </w:r>
-      <w:r>
-        <w:rPr>
-          <w:i/>
-          <w:iCs/>
-        </w:rPr>
-        <w:t>The origins of language: Unraveling evolutionary forces</w:t>
-      </w:r>
-      <w:r>
-        <w:t xml:space="preserve"> (pp. 39–58). Springer. </w:t>
-      </w:r>
-      <w:hyperlink r:id="rId41">
-        <w:r>
-          <w:rPr>
-            <w:rStyle w:val="Hyperlink"/>
-          </w:rPr>
-          <w:t>https://doi.org/10.1007/978-4-431-79102-7_4</w:t>
-        </w:r>
-      </w:hyperlink>
-    </w:p>
-    <w:p>
-      <w:pPr>
-        <w:pStyle w:val="Bibliography"/>
-      </w:pPr>
-      <w:bookmarkStart w:id="48" w:name="ref-merriman1989mutual"/>
-      <w:bookmarkEnd w:id="47"/>
-      <w:r>
-        <w:t xml:space="preserve">Merriman, W. E., &amp; Bowman, L. L. (1989). The mutual exclusivity bias in children’s word learning. </w:t>
-      </w:r>
-      <w:r>
-        <w:rPr>
-          <w:i/>
-          <w:iCs/>
-        </w:rPr>
-        <w:t>Monographs of the Society for Research in Child Development</w:t>
-      </w:r>
-      <w:r>
-        <w:t xml:space="preserve">, </w:t>
-      </w:r>
-      <w:r>
-        <w:rPr>
-          <w:i/>
-          <w:iCs/>
-        </w:rPr>
-        <w:t>54</w:t>
-      </w:r>
-      <w:r>
-        <w:t xml:space="preserve">. </w:t>
-      </w:r>
-      <w:hyperlink r:id="rId42">
-        <w:r>
-          <w:rPr>
-            <w:rStyle w:val="Hyperlink"/>
-          </w:rPr>
-          <w:t>https://doi.org/10.2307/1166130</w:t>
-        </w:r>
-      </w:hyperlink>
-    </w:p>
-    <w:p>
-      <w:pPr>
-        <w:pStyle w:val="Bibliography"/>
-      </w:pPr>
-      <w:bookmarkStart w:id="49" w:name="ref-merritt1994artifact"/>
-      <w:bookmarkEnd w:id="48"/>
-      <w:r>
-        <w:t xml:space="preserve">Merritt, S. L., Keegan, A. P., &amp; Mercer, P. W. (1994). Artifact management in pupillometry. </w:t>
-      </w:r>
-      <w:r>
-        <w:rPr>
-          <w:i/>
-          <w:iCs/>
-        </w:rPr>
-        <w:t>Nursing Research</w:t>
-      </w:r>
-      <w:r>
-        <w:t xml:space="preserve">, </w:t>
-      </w:r>
-      <w:r>
-        <w:rPr>
-          <w:i/>
-          <w:iCs/>
-        </w:rPr>
-        <w:t>43</w:t>
-      </w:r>
-      <w:r>
-        <w:t xml:space="preserve">(1), 56–59. </w:t>
-      </w:r>
-      <w:hyperlink r:id="rId43">
-        <w:r>
-          <w:rPr>
-            <w:rStyle w:val="Hyperlink"/>
-          </w:rPr>
-          <w:t>https://doi.org/10.1097/00006199-199401000-00012</w:t>
-        </w:r>
-      </w:hyperlink>
-    </w:p>
-    <w:p>
-      <w:pPr>
-        <w:pStyle w:val="Bibliography"/>
-      </w:pPr>
-      <w:bookmarkStart w:id="50" w:name="ref-mervis1994two"/>
-      <w:bookmarkEnd w:id="49"/>
-      <w:r>
-        <w:t xml:space="preserve">Mervis, C. B., Golinkoff, R. M., &amp; Bertrand, J. (1994). Two-year-olds readily learn multiple labels for the same basic-level category. </w:t>
-      </w:r>
-      <w:r>
-        <w:rPr>
-          <w:i/>
-          <w:iCs/>
-        </w:rPr>
-        <w:t>Child Development</w:t>
-      </w:r>
-      <w:r>
-        <w:t xml:space="preserve">, </w:t>
-      </w:r>
-      <w:r>
-        <w:rPr>
-          <w:i/>
-          <w:iCs/>
-        </w:rPr>
-        <w:t>65</w:t>
-      </w:r>
-      <w:r>
-        <w:t xml:space="preserve">(4), 1163–1177. </w:t>
-      </w:r>
-      <w:hyperlink r:id="rId44">
-        <w:r>
-          <w:rPr>
-            <w:rStyle w:val="Hyperlink"/>
-          </w:rPr>
-          <w:t>https://doi.org/10.2307/1131312</w:t>
-        </w:r>
-      </w:hyperlink>
-    </w:p>
-    <w:p>
-      <w:pPr>
-        <w:pStyle w:val="Bibliography"/>
-      </w:pPr>
-      <w:bookmarkStart w:id="51" w:name="ref-miyazawa2017vowels"/>
-      <w:bookmarkEnd w:id="50"/>
-      <w:r>
-        <w:lastRenderedPageBreak/>
-        <w:t xml:space="preserve">Miyazawa, K., Shinya, T., Martin, A., Kikuchi, H., &amp; Mazuka, R. (2017). Vowels in infant-directed speech: More breathy and more variable, but not clearer. </w:t>
-      </w:r>
-      <w:r>
-        <w:rPr>
-          <w:i/>
-          <w:iCs/>
-        </w:rPr>
-        <w:t>Cognition</w:t>
-      </w:r>
-      <w:r>
-        <w:t xml:space="preserve">, </w:t>
-      </w:r>
-      <w:r>
-        <w:rPr>
-          <w:i/>
-          <w:iCs/>
-        </w:rPr>
-        <w:t>166</w:t>
-      </w:r>
-      <w:r>
-        <w:t xml:space="preserve">, 84–93. </w:t>
-      </w:r>
-      <w:hyperlink r:id="rId45">
-        <w:r>
-          <w:rPr>
-            <w:rStyle w:val="Hyperlink"/>
-          </w:rPr>
-          <w:t>https://doi.org/10.1016/j.cognition.2017.05.003</w:t>
-        </w:r>
-      </w:hyperlink>
-    </w:p>
-    <w:p>
-      <w:pPr>
-        <w:pStyle w:val="Bibliography"/>
-      </w:pPr>
-      <w:bookmarkStart w:id="52" w:name="ref-moore2024wordform"/>
-      <w:bookmarkEnd w:id="51"/>
-      <w:r>
-        <w:t xml:space="preserve">Moore, C., &amp; Bergelson, E. (2024). Wordform variability in infants’ language environment and its effects on early word learning. </w:t>
-      </w:r>
-      <w:r>
-        <w:rPr>
-          <w:i/>
-          <w:iCs/>
-        </w:rPr>
-        <w:t>Cognition</w:t>
-      </w:r>
-      <w:r>
-        <w:t xml:space="preserve">, </w:t>
-      </w:r>
-      <w:r>
-        <w:rPr>
-          <w:i/>
-          <w:iCs/>
-        </w:rPr>
-        <w:t>245</w:t>
-      </w:r>
-      <w:r>
-        <w:t xml:space="preserve">, 105694. </w:t>
-      </w:r>
-      <w:hyperlink r:id="rId46">
-        <w:r>
-          <w:rPr>
-            <w:rStyle w:val="Hyperlink"/>
-          </w:rPr>
-          <w:t>https://doi.org/10.1016/j.cognition.2023.105694</w:t>
-        </w:r>
-      </w:hyperlink>
-    </w:p>
-    <w:p>
-      <w:pPr>
-        <w:pStyle w:val="Bibliography"/>
-      </w:pPr>
-      <w:bookmarkStart w:id="53" w:name="ref-nencheva2021moment"/>
-      <w:bookmarkEnd w:id="52"/>
-      <w:r>
-        <w:t xml:space="preserve">Nencheva, M. L., Piazza, E. A., &amp; Lew-Williams, C. (2021). The moment-to-moment pitch dynamics of child-directed speech shape toddlers’ attention and learning. </w:t>
-      </w:r>
-      <w:r>
-        <w:rPr>
-          <w:i/>
-          <w:iCs/>
-        </w:rPr>
-        <w:t>Developmental Science</w:t>
-      </w:r>
-      <w:r>
-        <w:t xml:space="preserve">, </w:t>
-      </w:r>
-      <w:r>
-        <w:rPr>
-          <w:i/>
-          <w:iCs/>
-        </w:rPr>
-        <w:t>24</w:t>
-      </w:r>
-      <w:r>
-        <w:t xml:space="preserve">(1), e12997. </w:t>
-      </w:r>
-      <w:hyperlink r:id="rId47">
-        <w:r>
-          <w:rPr>
-            <w:rStyle w:val="Hyperlink"/>
-          </w:rPr>
-          <w:t>https://doi.org/10.1111/desc.12997</w:t>
-        </w:r>
-      </w:hyperlink>
-    </w:p>
-    <w:p>
-      <w:pPr>
-        <w:pStyle w:val="Bibliography"/>
-      </w:pPr>
-      <w:bookmarkStart w:id="54" w:name="ref-ota2018choo"/>
-      <w:bookmarkEnd w:id="53"/>
-      <w:r>
-        <w:t xml:space="preserve">Ota, M., Davies-Jenkins, N., &amp; Skarabela, B. (2018). Why choo-choo is better than train: The role of register-specific words in early vocabulary growth. </w:t>
-      </w:r>
-      <w:r>
-        <w:rPr>
-          <w:i/>
-          <w:iCs/>
-        </w:rPr>
-        <w:t>Cognitive Science</w:t>
-      </w:r>
-      <w:r>
-        <w:t xml:space="preserve">, </w:t>
-      </w:r>
-      <w:r>
-        <w:rPr>
-          <w:i/>
-          <w:iCs/>
-        </w:rPr>
-        <w:t>42</w:t>
-      </w:r>
-      <w:r>
-        <w:t xml:space="preserve">(6), 1974–1999. </w:t>
-      </w:r>
-      <w:hyperlink r:id="rId48">
-        <w:r>
-          <w:rPr>
-            <w:rStyle w:val="Hyperlink"/>
-          </w:rPr>
-          <w:t>https://doi.org/10.1111/cogs.12628</w:t>
-        </w:r>
-      </w:hyperlink>
-    </w:p>
-    <w:p>
-      <w:pPr>
-        <w:pStyle w:val="Bibliography"/>
-      </w:pPr>
-      <w:bookmarkStart w:id="55" w:name="ref-ota2016reduplicated"/>
-      <w:bookmarkEnd w:id="54"/>
-      <w:r>
-        <w:t xml:space="preserve">Ota, M., &amp; Skarabela, B. (2016). Reduplicated words are easier to learn. </w:t>
-      </w:r>
-      <w:r>
-        <w:rPr>
-          <w:i/>
-          <w:iCs/>
-        </w:rPr>
-        <w:t>Language Learning and Development</w:t>
-      </w:r>
-      <w:r>
-        <w:t xml:space="preserve">, </w:t>
-      </w:r>
-      <w:r>
-        <w:rPr>
-          <w:i/>
-          <w:iCs/>
-        </w:rPr>
-        <w:t>12</w:t>
-      </w:r>
-      <w:r>
-        <w:t xml:space="preserve">(4), 380–397. </w:t>
-      </w:r>
-      <w:hyperlink r:id="rId49">
-        <w:r>
-          <w:rPr>
-            <w:rStyle w:val="Hyperlink"/>
-          </w:rPr>
-          <w:t>https://doi.org/10.1080/15475441.2016.1165100</w:t>
-        </w:r>
-      </w:hyperlink>
-    </w:p>
-    <w:p>
-      <w:pPr>
-        <w:pStyle w:val="Bibliography"/>
-      </w:pPr>
-      <w:bookmarkStart w:id="56" w:name="ref-ota2018reduplication"/>
-      <w:bookmarkEnd w:id="55"/>
-      <w:r>
-        <w:t xml:space="preserve">Ota, M., &amp; Skarabela, B. (2018). Reduplication facilitates early word segmentation. </w:t>
-      </w:r>
-      <w:r>
-        <w:rPr>
-          <w:i/>
-          <w:iCs/>
-        </w:rPr>
-        <w:t>Journal of Child Language</w:t>
-      </w:r>
-      <w:r>
-        <w:t xml:space="preserve">, </w:t>
-      </w:r>
-      <w:r>
-        <w:rPr>
-          <w:i/>
-          <w:iCs/>
-        </w:rPr>
-        <w:t>45</w:t>
-      </w:r>
-      <w:r>
-        <w:t xml:space="preserve">(1), 204–218. </w:t>
-      </w:r>
-      <w:hyperlink r:id="rId50">
-        <w:r>
-          <w:rPr>
-            <w:rStyle w:val="Hyperlink"/>
-          </w:rPr>
-          <w:t>https://doi.org/10.1017/S0305000916000660</w:t>
-        </w:r>
-      </w:hyperlink>
-    </w:p>
-    <w:p>
-      <w:pPr>
-        <w:pStyle w:val="Bibliography"/>
-      </w:pPr>
-      <w:bookmarkStart w:id="57" w:name="ref-potter2019infants"/>
-      <w:bookmarkEnd w:id="56"/>
-      <w:r>
-        <w:t xml:space="preserve">Potter, C. E., &amp; Lew-Williams, C. (2019). Infants’ selective use of reliable cues in multidimensional language input. </w:t>
-      </w:r>
-      <w:r>
-        <w:rPr>
-          <w:i/>
-          <w:iCs/>
-        </w:rPr>
-        <w:t>Developmental Psychology</w:t>
-      </w:r>
-      <w:r>
-        <w:t xml:space="preserve">, </w:t>
-      </w:r>
-      <w:r>
-        <w:rPr>
-          <w:i/>
-          <w:iCs/>
-        </w:rPr>
-        <w:t>55</w:t>
-      </w:r>
-      <w:r>
-        <w:t xml:space="preserve">(1), 1. </w:t>
-      </w:r>
-      <w:hyperlink r:id="rId51">
-        <w:r>
-          <w:rPr>
-            <w:rStyle w:val="Hyperlink"/>
-          </w:rPr>
-          <w:t>https://doi.org/10.1037/dev0000610</w:t>
-        </w:r>
-      </w:hyperlink>
-    </w:p>
-    <w:p>
-      <w:pPr>
-        <w:pStyle w:val="Bibliography"/>
-      </w:pPr>
-      <w:bookmarkStart w:id="58" w:name="ref-potter2024frequent"/>
-      <w:bookmarkEnd w:id="57"/>
-      <w:r>
-        <w:t xml:space="preserve">Potter, C. E., &amp; Lew-Williams, C. (2024). Frequent vs. infrequent words shape toddlers’ real-time sentence comprehension. </w:t>
-      </w:r>
-      <w:r>
-        <w:rPr>
-          <w:i/>
-          <w:iCs/>
-        </w:rPr>
-        <w:t>Journal of Child Language</w:t>
-      </w:r>
-      <w:r>
-        <w:t xml:space="preserve">, </w:t>
-      </w:r>
-      <w:r>
-        <w:rPr>
-          <w:i/>
-          <w:iCs/>
-        </w:rPr>
-        <w:t>51</w:t>
-      </w:r>
-      <w:r>
-        <w:t xml:space="preserve">(6), 1478–1488. </w:t>
-      </w:r>
-      <w:hyperlink r:id="rId52">
-        <w:r>
-          <w:rPr>
-            <w:rStyle w:val="Hyperlink"/>
-          </w:rPr>
-          <w:t>https://doi.org/10.1017/S0305000923000387</w:t>
-        </w:r>
-      </w:hyperlink>
-    </w:p>
-    <w:p>
-      <w:pPr>
-        <w:pStyle w:val="Bibliography"/>
-      </w:pPr>
-      <w:bookmarkStart w:id="59" w:name="ref-pye1986quiche"/>
-      <w:bookmarkEnd w:id="58"/>
-      <w:r>
-        <w:lastRenderedPageBreak/>
-        <w:t xml:space="preserve">Pye, C. (1986). Quiché Mayan speech to children. </w:t>
-      </w:r>
-      <w:r>
-        <w:rPr>
-          <w:i/>
-          <w:iCs/>
-        </w:rPr>
-        <w:t>Journal of Child Language</w:t>
-      </w:r>
-      <w:r>
-        <w:t xml:space="preserve">, </w:t>
-      </w:r>
-      <w:r>
-        <w:rPr>
-          <w:i/>
-          <w:iCs/>
-        </w:rPr>
-        <w:t>13</w:t>
-      </w:r>
-      <w:r>
-        <w:t xml:space="preserve">(1), 85–100. </w:t>
-      </w:r>
-      <w:hyperlink r:id="rId53">
-        <w:r>
-          <w:rPr>
-            <w:rStyle w:val="Hyperlink"/>
-          </w:rPr>
-          <w:t>https://doi.org/10.1017/S0305000900000313</w:t>
-        </w:r>
-      </w:hyperlink>
-    </w:p>
-    <w:p>
-      <w:pPr>
-        <w:pStyle w:val="Bibliography"/>
-      </w:pPr>
-      <w:bookmarkStart w:id="60" w:name="ref-quam2023protracted"/>
-      <w:bookmarkEnd w:id="59"/>
-      <w:r>
-        <w:t xml:space="preserve">Quam, C., &amp; Swingley, D. (2023). A protracted developmental trajectory for English-learning children’s detection of consonant mispronunciations in newly learned words. </w:t>
-      </w:r>
-      <w:r>
-        <w:rPr>
-          <w:i/>
-          <w:iCs/>
-        </w:rPr>
-        <w:t>Language Acquisition</w:t>
-      </w:r>
-      <w:r>
-        <w:t xml:space="preserve">, </w:t>
-      </w:r>
-      <w:r>
-        <w:rPr>
-          <w:i/>
-          <w:iCs/>
-        </w:rPr>
-        <w:t>30</w:t>
-      </w:r>
-      <w:r>
-        <w:t xml:space="preserve">(3-4), 256–276. </w:t>
-      </w:r>
-      <w:hyperlink r:id="rId54">
-        <w:r>
-          <w:rPr>
-            <w:rStyle w:val="Hyperlink"/>
-          </w:rPr>
-          <w:t>https://doi.org/10.1080/10489223.2022.2069026</w:t>
-        </w:r>
-      </w:hyperlink>
-    </w:p>
-    <w:p>
-      <w:pPr>
-        <w:pStyle w:val="Bibliography"/>
-      </w:pPr>
-      <w:bookmarkStart w:id="61" w:name="ref-rasanen2018infant"/>
-      <w:bookmarkEnd w:id="60"/>
-      <w:r>
-        <w:t xml:space="preserve">Räsänen, O., Kakouros, S., &amp; Soderstrom, M. (2018). Is infant-directed speech interesting because it is surprising?–Linking properties of IDS to statistical learning and attention at the prosodic level. </w:t>
-      </w:r>
-      <w:r>
-        <w:rPr>
-          <w:i/>
-          <w:iCs/>
-        </w:rPr>
-        <w:t>Cognition</w:t>
-      </w:r>
-      <w:r>
-        <w:t xml:space="preserve">, </w:t>
-      </w:r>
-      <w:r>
-        <w:rPr>
-          <w:i/>
-          <w:iCs/>
-        </w:rPr>
-        <w:t>178</w:t>
-      </w:r>
-      <w:r>
-        <w:t xml:space="preserve">, 193–206. </w:t>
-      </w:r>
-      <w:hyperlink r:id="rId55">
-        <w:r>
-          <w:rPr>
-            <w:rStyle w:val="Hyperlink"/>
-          </w:rPr>
-          <w:t>https://doi.org/10.1016/j.cognition.2018.05.015</w:t>
-        </w:r>
-      </w:hyperlink>
-    </w:p>
-    <w:p>
-      <w:pPr>
-        <w:pStyle w:val="Bibliography"/>
-      </w:pPr>
-      <w:bookmarkStart w:id="62" w:name="ref-regier2005emergence"/>
-      <w:bookmarkEnd w:id="61"/>
-      <w:r>
-        <w:t xml:space="preserve">Regier, T. (2005). The emergence of words: Attentional learning in form and meaning. </w:t>
-      </w:r>
-      <w:r>
-        <w:rPr>
-          <w:i/>
-          <w:iCs/>
-        </w:rPr>
-        <w:t>Cognitive Science</w:t>
-      </w:r>
-      <w:r>
-        <w:t xml:space="preserve">, </w:t>
-      </w:r>
-      <w:r>
-        <w:rPr>
-          <w:i/>
-          <w:iCs/>
-        </w:rPr>
-        <w:t>29</w:t>
-      </w:r>
-      <w:r>
-        <w:t xml:space="preserve">(6), 819–865. </w:t>
-      </w:r>
-      <w:hyperlink r:id="rId56">
-        <w:r>
-          <w:rPr>
-            <w:rStyle w:val="Hyperlink"/>
-          </w:rPr>
-          <w:t>https://doi.org/10.1207/s15516709cog0000_31</w:t>
-        </w:r>
-      </w:hyperlink>
-    </w:p>
-    <w:p>
-      <w:pPr>
-        <w:pStyle w:val="Bibliography"/>
-      </w:pPr>
-      <w:bookmarkStart w:id="63" w:name="ref-reuter2019predict"/>
-      <w:bookmarkEnd w:id="62"/>
-      <w:r>
-        <w:t xml:space="preserve">Reuter, T., Borovsky, A., &amp; Lew-Williams, C. (2019). Predict and redirect: Prediction errors support children’s word learning. </w:t>
-      </w:r>
-      <w:r>
-        <w:rPr>
-          <w:i/>
-          <w:iCs/>
-        </w:rPr>
-        <w:t>Developmental Psychology</w:t>
-      </w:r>
-      <w:r>
-        <w:t xml:space="preserve">, </w:t>
-      </w:r>
-      <w:r>
-        <w:rPr>
-          <w:i/>
-          <w:iCs/>
-        </w:rPr>
-        <w:t>55</w:t>
-      </w:r>
-      <w:r>
-        <w:t xml:space="preserve">(8), 1656. </w:t>
-      </w:r>
-      <w:hyperlink r:id="rId57">
-        <w:r>
-          <w:rPr>
-            <w:rStyle w:val="Hyperlink"/>
-          </w:rPr>
-          <w:t>https://doi.org/10.1037/dev0000754</w:t>
-        </w:r>
-      </w:hyperlink>
-    </w:p>
-    <w:p>
-      <w:pPr>
-        <w:pStyle w:val="Bibliography"/>
-      </w:pPr>
-      <w:bookmarkStart w:id="64" w:name="ref-sarvasy2025child"/>
-      <w:bookmarkEnd w:id="63"/>
-      <w:r>
-        <w:t xml:space="preserve">Sarvasy, H., Rumsey, A., Dahmen, J., Onga, J., &amp; Yam, S. (2025). Child-directed speech in Ku Waru and Nungon (Papua New Guinea). </w:t>
-      </w:r>
-      <w:r>
-        <w:rPr>
-          <w:i/>
-          <w:iCs/>
-        </w:rPr>
-        <w:t>Language Development Research</w:t>
-      </w:r>
-      <w:r>
-        <w:t xml:space="preserve">, </w:t>
-      </w:r>
-      <w:r>
-        <w:rPr>
-          <w:i/>
-          <w:iCs/>
-        </w:rPr>
-        <w:t>5</w:t>
-      </w:r>
-      <w:r>
-        <w:t xml:space="preserve">(3), 191–244. </w:t>
-      </w:r>
-      <w:hyperlink r:id="rId58">
-        <w:r>
-          <w:rPr>
-            <w:rStyle w:val="Hyperlink"/>
-          </w:rPr>
-          <w:t>https://doi.org/10.34842/ldr2025-857</w:t>
-        </w:r>
-      </w:hyperlink>
-    </w:p>
-    <w:p>
-      <w:pPr>
-        <w:pStyle w:val="Bibliography"/>
-      </w:pPr>
-      <w:bookmarkStart w:id="65" w:name="ref-procreate"/>
-      <w:bookmarkEnd w:id="64"/>
-      <w:r>
-        <w:t xml:space="preserve">Savage Interactive. (2025). </w:t>
-      </w:r>
-      <w:r>
-        <w:rPr>
-          <w:i/>
-          <w:iCs/>
-        </w:rPr>
-        <w:t>Procreate</w:t>
-      </w:r>
-      <w:r>
-        <w:t xml:space="preserve"> (Version 5.3.15) [Computer software]. Savage Interactive Pty Ltd. </w:t>
-      </w:r>
-      <w:hyperlink r:id="rId59">
-        <w:r>
-          <w:rPr>
-            <w:rStyle w:val="Hyperlink"/>
-          </w:rPr>
-          <w:t>https://procreate.com/</w:t>
-        </w:r>
-      </w:hyperlink>
-    </w:p>
-    <w:p>
-      <w:pPr>
-        <w:pStyle w:val="Bibliography"/>
-      </w:pPr>
-      <w:bookmarkStart w:id="66" w:name="ref-savickiene1998acquisition"/>
-      <w:bookmarkEnd w:id="65"/>
-      <w:r>
-        <w:t xml:space="preserve">Savickiene, I. (1998). The acquisition of diminutives in Lithuanian. In </w:t>
-      </w:r>
-      <w:r>
-        <w:rPr>
-          <w:i/>
-          <w:iCs/>
-        </w:rPr>
-        <w:t>Antwerp papers in linguistics: Studies in the acquisition of number and diminutive marking</w:t>
-      </w:r>
-      <w:r>
-        <w:t xml:space="preserve"> (Vol. 95, pp. 129–153). Antwerpen: Universiteit Antwerpen.</w:t>
-      </w:r>
-    </w:p>
-    <w:p>
-      <w:pPr>
-        <w:pStyle w:val="Bibliography"/>
-      </w:pPr>
-      <w:bookmarkStart w:id="67" w:name="ref-schwab2016repetition"/>
-      <w:bookmarkEnd w:id="66"/>
-      <w:r>
-        <w:lastRenderedPageBreak/>
-        <w:t xml:space="preserve">Schwab, J. F., &amp; Lew-Williams, C. (2016). Repetition across successive sentences facilitates young children’s word learning. </w:t>
-      </w:r>
-      <w:r>
-        <w:rPr>
-          <w:i/>
-          <w:iCs/>
-        </w:rPr>
-        <w:t>Developmental Psychology</w:t>
-      </w:r>
-      <w:r>
-        <w:t xml:space="preserve">, </w:t>
-      </w:r>
-      <w:r>
-        <w:rPr>
-          <w:i/>
-          <w:iCs/>
-        </w:rPr>
-        <w:t>52</w:t>
-      </w:r>
-      <w:r>
-        <w:t xml:space="preserve">(6), 879. </w:t>
-      </w:r>
-      <w:hyperlink r:id="rId60">
-        <w:r>
-          <w:rPr>
-            <w:rStyle w:val="Hyperlink"/>
-          </w:rPr>
-          <w:t>https://doi.org/10.1037/dev0000125</w:t>
-        </w:r>
-      </w:hyperlink>
-    </w:p>
-    <w:p>
-      <w:pPr>
-        <w:pStyle w:val="Bibliography"/>
-      </w:pPr>
-      <w:bookmarkStart w:id="68" w:name="ref-segal2015infant"/>
-      <w:bookmarkEnd w:id="67"/>
-      <w:r>
-        <w:t xml:space="preserve">Segal, J., &amp; Newman, R. S. (2015). Infant preferences for structural and prosodic properties of infant-directed speech in the second year of life. </w:t>
-      </w:r>
-      <w:r>
-        <w:rPr>
-          <w:i/>
-          <w:iCs/>
-        </w:rPr>
-        <w:t>Infancy</w:t>
-      </w:r>
-      <w:r>
-        <w:t xml:space="preserve">, </w:t>
-      </w:r>
-      <w:r>
-        <w:rPr>
-          <w:i/>
-          <w:iCs/>
-        </w:rPr>
-        <w:t>20</w:t>
-      </w:r>
-      <w:r>
-        <w:t xml:space="preserve">(3), 339–351. </w:t>
-      </w:r>
-      <w:hyperlink r:id="rId61">
-        <w:r>
-          <w:rPr>
-            <w:rStyle w:val="Hyperlink"/>
-          </w:rPr>
-          <w:t>https://doi.org/10.1111/infa.12077</w:t>
-        </w:r>
-      </w:hyperlink>
-    </w:p>
-    <w:p>
-      <w:pPr>
-        <w:pStyle w:val="Bibliography"/>
-      </w:pPr>
-      <w:bookmarkStart w:id="69" w:name="ref-smith2008infants"/>
-      <w:bookmarkEnd w:id="68"/>
-      <w:r>
-        <w:t xml:space="preserve">Smith, L., &amp; Yu, C. (2008). Infants rapidly learn word-referent mappings via cross-situational statistics. </w:t>
-      </w:r>
-      <w:r>
-        <w:rPr>
-          <w:i/>
-          <w:iCs/>
-        </w:rPr>
-        <w:t>Cognition</w:t>
-      </w:r>
-      <w:r>
-        <w:t xml:space="preserve">, </w:t>
-      </w:r>
-      <w:r>
-        <w:rPr>
-          <w:i/>
-          <w:iCs/>
-        </w:rPr>
-        <w:t>106</w:t>
-      </w:r>
-      <w:r>
-        <w:t xml:space="preserve">(3), 1558–1568. </w:t>
-      </w:r>
-      <w:hyperlink r:id="rId62">
-        <w:r>
-          <w:rPr>
-            <w:rStyle w:val="Hyperlink"/>
-          </w:rPr>
-          <w:t>https://doi.org/10.1016/j.cognition.2007.06.010</w:t>
-        </w:r>
-      </w:hyperlink>
-    </w:p>
-    <w:p>
-      <w:pPr>
-        <w:pStyle w:val="Bibliography"/>
-      </w:pPr>
-      <w:bookmarkStart w:id="70" w:name="ref-soderstrom2007beyond"/>
-      <w:bookmarkEnd w:id="69"/>
-      <w:r>
-        <w:t xml:space="preserve">Soderstrom, M. (2007). Beyond babytalk: Re-evaluating the nature and content of speech input to preverbal infants. </w:t>
-      </w:r>
-      <w:r>
-        <w:rPr>
-          <w:i/>
-          <w:iCs/>
-        </w:rPr>
-        <w:t>Developmental Review</w:t>
-      </w:r>
-      <w:r>
-        <w:t xml:space="preserve">, </w:t>
-      </w:r>
-      <w:r>
-        <w:rPr>
-          <w:i/>
-          <w:iCs/>
-        </w:rPr>
-        <w:t>27</w:t>
-      </w:r>
-      <w:r>
-        <w:t xml:space="preserve">(4), 501–532. </w:t>
-      </w:r>
-      <w:hyperlink r:id="rId63">
-        <w:r>
-          <w:rPr>
-            <w:rStyle w:val="Hyperlink"/>
-          </w:rPr>
-          <w:t>https://doi.org/10.1016/j.dr.2007.06.002</w:t>
-        </w:r>
-      </w:hyperlink>
-    </w:p>
-    <w:p>
-      <w:pPr>
-        <w:pStyle w:val="Bibliography"/>
-      </w:pPr>
-      <w:bookmarkStart w:id="71" w:name="ref-stevens2017pursuit"/>
-      <w:bookmarkEnd w:id="70"/>
-      <w:r>
-        <w:t xml:space="preserve">Stevens, J. S., Gleitman, L. R., Trueswell, J. C., &amp; Yang, C. (2017). The pursuit of word meanings. </w:t>
-      </w:r>
-      <w:r>
-        <w:rPr>
-          <w:i/>
-          <w:iCs/>
-        </w:rPr>
-        <w:t>Cognitive Science</w:t>
-      </w:r>
-      <w:r>
-        <w:t xml:space="preserve">, </w:t>
-      </w:r>
-      <w:r>
-        <w:rPr>
-          <w:i/>
-          <w:iCs/>
-        </w:rPr>
-        <w:t>41</w:t>
-      </w:r>
-      <w:r>
-        <w:t xml:space="preserve">, 638–676. </w:t>
-      </w:r>
-      <w:hyperlink r:id="rId64">
-        <w:r>
-          <w:rPr>
-            <w:rStyle w:val="Hyperlink"/>
-          </w:rPr>
-          <w:t>https://doi.org/10.1111/cogs.12416</w:t>
-        </w:r>
-      </w:hyperlink>
-    </w:p>
-    <w:p>
-      <w:pPr>
-        <w:pStyle w:val="Bibliography"/>
-      </w:pPr>
-      <w:bookmarkStart w:id="72" w:name="ref-swingley2011looking"/>
-      <w:bookmarkEnd w:id="71"/>
-      <w:r>
-        <w:t xml:space="preserve">Swingley, D. (2011). The looking-while-listening procedure. </w:t>
-      </w:r>
-      <w:r>
-        <w:rPr>
-          <w:i/>
-          <w:iCs/>
-        </w:rPr>
-        <w:t>Research Methods in Child Language: A Practical Guide</w:t>
-      </w:r>
-      <w:r>
-        <w:t xml:space="preserve">, 29–42. </w:t>
-      </w:r>
-      <w:hyperlink r:id="rId65">
-        <w:r>
-          <w:rPr>
-            <w:rStyle w:val="Hyperlink"/>
-          </w:rPr>
-          <w:t>https://doi.org/10.1002/9781444344035.ch3</w:t>
-        </w:r>
-      </w:hyperlink>
-    </w:p>
-    <w:p>
-      <w:pPr>
-        <w:pStyle w:val="Bibliography"/>
-      </w:pPr>
-      <w:bookmarkStart w:id="73" w:name="ref-swingley2016two"/>
-      <w:bookmarkEnd w:id="72"/>
-      <w:r>
-        <w:t xml:space="preserve">Swingley, D. (2016). Two-year-olds interpret novel phonological neighbors as familiar words. </w:t>
-      </w:r>
-      <w:r>
-        <w:rPr>
-          <w:i/>
-          <w:iCs/>
-        </w:rPr>
-        <w:t>Developmental Psychology</w:t>
-      </w:r>
-      <w:r>
-        <w:t xml:space="preserve">, </w:t>
-      </w:r>
-      <w:r>
-        <w:rPr>
-          <w:i/>
-          <w:iCs/>
-        </w:rPr>
-        <w:t>52</w:t>
-      </w:r>
-      <w:r>
-        <w:t xml:space="preserve">(7), 1011. </w:t>
-      </w:r>
-      <w:hyperlink r:id="rId66">
-        <w:r>
-          <w:rPr>
-            <w:rStyle w:val="Hyperlink"/>
-          </w:rPr>
-          <w:t>https://doi.org/10.1037/dev0000114</w:t>
-        </w:r>
-      </w:hyperlink>
-    </w:p>
-    <w:p>
-      <w:pPr>
-        <w:pStyle w:val="Bibliography"/>
-      </w:pPr>
-      <w:bookmarkStart w:id="74" w:name="ref-swingley2000spoken"/>
-      <w:bookmarkEnd w:id="73"/>
-      <w:r>
-        <w:t xml:space="preserve">Swingley, D., &amp; Aslin, R. N. (2000). Spoken word recognition and lexical representation in very young children. </w:t>
-      </w:r>
-      <w:r>
-        <w:rPr>
-          <w:i/>
-          <w:iCs/>
-        </w:rPr>
-        <w:t>Cognition</w:t>
-      </w:r>
-      <w:r>
-        <w:t xml:space="preserve">, </w:t>
-      </w:r>
-      <w:r>
-        <w:rPr>
-          <w:i/>
-          <w:iCs/>
-        </w:rPr>
-        <w:t>76</w:t>
-      </w:r>
-      <w:r>
-        <w:t xml:space="preserve">(2), 147–166. </w:t>
-      </w:r>
-      <w:hyperlink r:id="rId67">
-        <w:r>
-          <w:rPr>
-            <w:rStyle w:val="Hyperlink"/>
-          </w:rPr>
-          <w:t>https://doi.org/10.1016/s0010-0277(00)00081-0</w:t>
-        </w:r>
-      </w:hyperlink>
-    </w:p>
-    <w:p>
-      <w:pPr>
-        <w:pStyle w:val="Bibliography"/>
-      </w:pPr>
-      <w:bookmarkStart w:id="75" w:name="ref-swingley2007lexical"/>
-      <w:bookmarkEnd w:id="74"/>
-      <w:r>
-        <w:t xml:space="preserve">Swingley, D., &amp; Aslin, R. N. (2007). Lexical competition in young children’s word learning. </w:t>
-      </w:r>
-      <w:r>
-        <w:rPr>
-          <w:i/>
-          <w:iCs/>
-        </w:rPr>
-        <w:t>Cognitive Psychology</w:t>
-      </w:r>
-      <w:r>
-        <w:t xml:space="preserve">, </w:t>
-      </w:r>
-      <w:r>
-        <w:rPr>
-          <w:i/>
-          <w:iCs/>
-        </w:rPr>
-        <w:t>54</w:t>
-      </w:r>
-      <w:r>
-        <w:t xml:space="preserve">(2), 99–132. </w:t>
-      </w:r>
-      <w:hyperlink r:id="rId68">
-        <w:r>
-          <w:rPr>
-            <w:rStyle w:val="Hyperlink"/>
-          </w:rPr>
-          <w:t>https://doi.org/10.1016/j.cogpsych.2006.05.001</w:t>
-        </w:r>
-      </w:hyperlink>
-    </w:p>
-    <w:p>
-      <w:pPr>
-        <w:pStyle w:val="Bibliography"/>
-      </w:pPr>
-      <w:bookmarkStart w:id="76" w:name="ref-tardif2008baby"/>
-      <w:bookmarkEnd w:id="75"/>
-      <w:r>
-        <w:lastRenderedPageBreak/>
-        <w:t xml:space="preserve">Tardif, T., Fletcher, P., Liang, W., Zhang, Z., Kaciroti, N., &amp; Marchman, V. A. (2008). Baby’s first 10 words. </w:t>
-      </w:r>
-      <w:r>
-        <w:rPr>
-          <w:i/>
-          <w:iCs/>
-        </w:rPr>
-        <w:t>Developmental Psychology</w:t>
-      </w:r>
-      <w:r>
-        <w:t xml:space="preserve">, </w:t>
-      </w:r>
-      <w:r>
-        <w:rPr>
-          <w:i/>
-          <w:iCs/>
-        </w:rPr>
-        <w:t>44</w:t>
-      </w:r>
-      <w:r>
-        <w:t xml:space="preserve">(4), 929. </w:t>
-      </w:r>
-      <w:hyperlink r:id="rId69">
-        <w:r>
-          <w:rPr>
-            <w:rStyle w:val="Hyperlink"/>
-          </w:rPr>
-          <w:t>https://doi.org/10.1037/0012-1649.44.4.929</w:t>
-        </w:r>
-      </w:hyperlink>
-    </w:p>
-    <w:p>
-      <w:pPr>
-        <w:pStyle w:val="Bibliography"/>
-      </w:pPr>
-      <w:bookmarkStart w:id="77" w:name="ref-tippenhauerURvariety"/>
-      <w:bookmarkEnd w:id="76"/>
-      <w:r>
-        <w:t xml:space="preserve">Tippenhauer, N. (under review). </w:t>
-      </w:r>
-      <w:r>
-        <w:rPr>
-          <w:i/>
-          <w:iCs/>
-        </w:rPr>
-        <w:t>Is variety the spice of life? The role of variability in early word learning</w:t>
-      </w:r>
-      <w:r>
-        <w:t>.</w:t>
-      </w:r>
-    </w:p>
-    <w:p>
-      <w:pPr>
-        <w:pStyle w:val="Bibliography"/>
-      </w:pPr>
-      <w:bookmarkStart w:id="78" w:name="ref-tormene2009matching"/>
-      <w:bookmarkEnd w:id="77"/>
-      <w:r>
-        <w:t xml:space="preserve">Tormene, P., Giorgino, T., Quaglini, S., &amp; Stefanelli, M. (2009). Matching incomplete time series with dynamic time warping: An algorithm and an application to post-stroke rehabilitation. </w:t>
-      </w:r>
-      <w:r>
-        <w:rPr>
-          <w:i/>
-          <w:iCs/>
-        </w:rPr>
-        <w:t>Artificial Intelligence in Medicine</w:t>
-      </w:r>
-      <w:r>
-        <w:t xml:space="preserve">, </w:t>
-      </w:r>
-      <w:r>
-        <w:rPr>
-          <w:i/>
-          <w:iCs/>
-        </w:rPr>
-        <w:t>45</w:t>
-      </w:r>
-      <w:r>
-        <w:t xml:space="preserve">(1), 11–34. </w:t>
-      </w:r>
-      <w:hyperlink r:id="rId70">
-        <w:r>
-          <w:rPr>
-            <w:rStyle w:val="Hyperlink"/>
-          </w:rPr>
-          <w:t>https://doi.org/10.1016/j.artmed.2008.11.007</w:t>
-        </w:r>
-      </w:hyperlink>
-    </w:p>
-    <w:p>
-      <w:pPr>
-        <w:pStyle w:val="Bibliography"/>
-      </w:pPr>
-      <w:bookmarkStart w:id="79" w:name="ref-vlach2019learning"/>
-      <w:bookmarkEnd w:id="78"/>
-      <w:r>
-        <w:t xml:space="preserve">Vlach, H. A. (2019). Learning to remember words: Memory constraints as double-edged sword mechanisms of language development. </w:t>
-      </w:r>
-      <w:r>
-        <w:rPr>
-          <w:i/>
-          <w:iCs/>
-        </w:rPr>
-        <w:t>Child Development Perspectives</w:t>
-      </w:r>
-      <w:r>
-        <w:t xml:space="preserve">, </w:t>
-      </w:r>
-      <w:r>
-        <w:rPr>
-          <w:i/>
-          <w:iCs/>
-        </w:rPr>
-        <w:t>13</w:t>
-      </w:r>
-      <w:r>
-        <w:t xml:space="preserve">(3), 159–165. </w:t>
-      </w:r>
-      <w:hyperlink r:id="rId71">
-        <w:r>
-          <w:rPr>
-            <w:rStyle w:val="Hyperlink"/>
-          </w:rPr>
-          <w:t>https://doi.org/10.1111/cdep.12337</w:t>
-        </w:r>
-      </w:hyperlink>
-    </w:p>
-    <w:p>
-      <w:pPr>
-        <w:pStyle w:val="Bibliography"/>
-      </w:pPr>
-      <w:bookmarkStart w:id="80" w:name="ref-wojcik2022map"/>
-      <w:bookmarkEnd w:id="79"/>
-      <w:r>
-        <w:t xml:space="preserve">Wojcik, E. H., Zettersten, M., &amp; Benitez, V. L. (2022). The map trap: Why and how word learning research should move beyond mapping. </w:t>
-      </w:r>
-      <w:r>
-        <w:rPr>
-          <w:i/>
-          <w:iCs/>
-        </w:rPr>
-        <w:t>Wiley Interdisciplinary Reviews: Cognitive Science</w:t>
-      </w:r>
-      <w:r>
-        <w:t xml:space="preserve">, </w:t>
-      </w:r>
-      <w:r>
-        <w:rPr>
-          <w:i/>
-          <w:iCs/>
-        </w:rPr>
-        <w:t>13</w:t>
-      </w:r>
-      <w:r>
-        <w:t xml:space="preserve">(4), e1596. </w:t>
-      </w:r>
-      <w:hyperlink r:id="rId72">
-        <w:r>
-          <w:rPr>
-            <w:rStyle w:val="Hyperlink"/>
-          </w:rPr>
-          <w:t>https://doi.org/10.1002/wcs.1596</w:t>
-        </w:r>
-      </w:hyperlink>
-    </w:p>
-    <w:p>
-      <w:pPr>
-        <w:pStyle w:val="Bibliography"/>
-      </w:pPr>
-      <w:bookmarkStart w:id="81" w:name="ref-yurovsky2012statistical"/>
-      <w:bookmarkEnd w:id="80"/>
-      <w:r>
-        <w:t xml:space="preserve">Yurovsky, D., Yu, C., &amp; Smith, L. B. (2012). Statistical speech segmentation and word learning in parallel: Scaffolding from child-directed speech. </w:t>
-      </w:r>
-      <w:r>
-        <w:rPr>
-          <w:i/>
-          <w:iCs/>
-        </w:rPr>
-        <w:t>Frontiers in Psychology</w:t>
-      </w:r>
-      <w:r>
-        <w:t xml:space="preserve">, </w:t>
-      </w:r>
-      <w:r>
-        <w:rPr>
-          <w:i/>
-          <w:iCs/>
-        </w:rPr>
-        <w:t>3</w:t>
-      </w:r>
-      <w:r>
         <w:t xml:space="preserve">, 374. </w:t>
       </w:r>
-      <w:hyperlink r:id="rId73">
+      <w:hyperlink r:id="rId76">
         <w:r>
           <w:rPr>
             <w:rStyle w:val="Hyperlink"/>
@@ -5652,15 +5864,15 @@
       </w:hyperlink>
       <w:bookmarkEnd w:id="20"/>
       <w:bookmarkEnd w:id="22"/>
-      <w:bookmarkEnd w:id="81"/>
+      <w:bookmarkEnd w:id="83"/>
     </w:p>
     <w:sectPr>
-      <w:headerReference w:type="even" r:id="rId74"/>
-      <w:headerReference w:type="default" r:id="rId75"/>
-      <w:footerReference w:type="even" r:id="rId76"/>
-      <w:footerReference w:type="default" r:id="rId77"/>
-      <w:headerReference w:type="first" r:id="rId78"/>
-      <w:footerReference w:type="first" r:id="rId79"/>
+      <w:headerReference w:type="even" r:id="rId77"/>
+      <w:headerReference w:type="default" r:id="rId78"/>
+      <w:footerReference w:type="even" r:id="rId79"/>
+      <w:footerReference w:type="default" r:id="rId80"/>
+      <w:headerReference w:type="first" r:id="rId81"/>
+      <w:footerReference w:type="first" r:id="rId82"/>
       <w:pgSz w:w="12240" w:h="15840"/>
       <w:pgMar w:top="1440" w:right="1440" w:bottom="1440" w:left="1440" w:header="720" w:footer="720" w:gutter="0"/>
       <w:cols w:space="720"/>
@@ -6097,7 +6309,7 @@
   <w:abstractNum w:abstractNumId="10" w15:restartNumberingAfterBreak="0">
     <w:nsid w:val="0000A990"/>
     <w:multiLevelType w:val="multilevel"/>
-    <w:tmpl w:val="77346E4E"/>
+    <w:tmpl w:val="1A5A2D72"/>
     <w:lvl w:ilvl="0">
       <w:numFmt w:val="bullet"/>
       <w:lvlText w:val=" "/>
@@ -6174,7 +6386,7 @@
   <w:abstractNum w:abstractNumId="11" w15:restartNumberingAfterBreak="0">
     <w:nsid w:val="0000A991"/>
     <w:multiLevelType w:val="multilevel"/>
-    <w:tmpl w:val="065C62E2"/>
+    <w:tmpl w:val="588A04DC"/>
     <w:lvl w:ilvl="0">
       <w:numFmt w:val="bullet"/>
       <w:lvlText w:val="•"/>
@@ -6401,10 +6613,10 @@
   <w:num w:numId="21" w16cid:durableId="2107966237">
     <w:abstractNumId w:val="0"/>
   </w:num>
-  <w:num w:numId="22" w16cid:durableId="533227031">
+  <w:num w:numId="22" w16cid:durableId="605620973">
     <w:abstractNumId w:val="10"/>
   </w:num>
-  <w:num w:numId="23" w16cid:durableId="1632205360">
+  <w:num w:numId="23" w16cid:durableId="644117820">
     <w:abstractNumId w:val="11"/>
   </w:num>
 </w:numbering>
@@ -7899,7 +8111,7 @@
     <w:basedOn w:val="DefaultParagraphFont"/>
     <w:semiHidden/>
     <w:unhideWhenUsed/>
-    <w:rsid w:val="00F04F2C"/>
+    <w:rsid w:val="00E10661"/>
     <w:rPr>
       <w:color w:val="954F72" w:themeColor="followedHyperlink"/>
       <w:u w:val="single"/>
